--- a/nl/docx/document-d.docx
+++ b/nl/docx/document-d.docx
@@ -7,7 +7,7 @@
         <w:spacing w:after="480"/>
         <w:jc w:val="center"/>
         <w:outlineLvl w:val="1"/>
-        <w:divId w:val="942112343"/>
+        <w:divId w:val="432825815"/>
         <w:rPr>
           <w:rFonts w:ascii="Aptos Display" w:eastAsia="Times New Roman" w:hAnsi="Aptos Display"/>
           <w:b/>
@@ -36,7 +36,7 @@
     <w:p>
       <w:pPr>
         <w:pStyle w:val="ondertitel2"/>
-        <w:divId w:val="942112343"/>
+        <w:divId w:val="432825815"/>
         <w:rPr>
           <w:lang w:val="nl-NL"/>
         </w:rPr>
@@ -51,7 +51,7 @@
     <w:p>
       <w:pPr>
         <w:pStyle w:val="documentaanduiding2"/>
-        <w:divId w:val="942112343"/>
+        <w:divId w:val="432825815"/>
         <w:rPr>
           <w:lang w:val="nl-NL"/>
         </w:rPr>
@@ -66,7 +66,7 @@
     <w:p>
       <w:pPr>
         <w:pStyle w:val="auteur2"/>
-        <w:divId w:val="942112343"/>
+        <w:divId w:val="432825815"/>
         <w:rPr>
           <w:lang w:val="nl-NL"/>
         </w:rPr>
@@ -81,23 +81,23 @@
     <w:p>
       <w:pPr>
         <w:pStyle w:val="meta-lijn2"/>
-        <w:divId w:val="942112343"/>
-        <w:rPr>
-          <w:lang w:val="nl-NL"/>
-        </w:rPr>
-      </w:pPr>
-      <w:r>
-        <w:rPr>
-          <w:lang w:val="nl-NL"/>
-        </w:rPr>
-        <w:t>Versie bijgewerkt: 1 oktober 2026, 13:02</w:t>
+        <w:divId w:val="432825815"/>
+        <w:rPr>
+          <w:lang w:val="nl-NL"/>
+        </w:rPr>
+      </w:pPr>
+      <w:r>
+        <w:rPr>
+          <w:lang w:val="nl-NL"/>
+        </w:rPr>
+        <w:t>Versie bijgewerkt: 5 oktober 2026, 15:27</w:t>
       </w:r>
     </w:p>
     <w:p>
       <w:pPr>
         <w:pStyle w:val="marker"/>
         <w:ind w:left="800" w:right="800"/>
-        <w:divId w:val="1453743595"/>
+        <w:divId w:val="68817055"/>
         <w:rPr>
           <w:lang w:val="nl-NL"/>
         </w:rPr>
@@ -110,13 +110,13 @@
       <w:pPr>
         <w:pStyle w:val="Kop2"/>
         <w:pageBreakBefore/>
-        <w:divId w:val="1975600893"/>
+        <w:divId w:val="495459498"/>
         <w:rPr>
           <w:rFonts w:eastAsia="Times New Roman"/>
           <w:lang w:val="nl-NL"/>
         </w:rPr>
       </w:pPr>
-      <w:bookmarkStart w:id="0" w:name="_Toc241752576"/>
+      <w:bookmarkStart w:id="0" w:name="_Toc242106985"/>
       <w:r>
         <w:rPr>
           <w:rFonts w:eastAsia="Times New Roman"/>
@@ -133,7 +133,7 @@
         <w:tabs>
           <w:tab w:val="right" w:leader="dot" w:pos="9062"/>
         </w:tabs>
-        <w:divId w:val="1975600893"/>
+        <w:divId w:val="495459498"/>
         <w:rPr>
           <w:rFonts w:asciiTheme="minorHAnsi" w:hAnsiTheme="minorHAnsi" w:cstheme="minorBidi"/>
           <w:noProof/>
@@ -184,7 +184,7 @@
         <w:rPr>
           <w:noProof/>
         </w:rPr>
-        <w:instrText xml:space="preserve"> PAGEREF _Toc241752576 \h </w:instrText>
+        <w:instrText xml:space="preserve"> PAGEREF _Toc242106985 \h </w:instrText>
       </w:r>
       <w:r>
         <w:rPr>
@@ -216,7 +216,7 @@
         <w:tabs>
           <w:tab w:val="right" w:leader="dot" w:pos="9062"/>
         </w:tabs>
-        <w:divId w:val="1975600893"/>
+        <w:divId w:val="495459498"/>
         <w:rPr>
           <w:rFonts w:asciiTheme="minorHAnsi" w:hAnsiTheme="minorHAnsi" w:cstheme="minorBidi"/>
           <w:noProof/>
@@ -249,7 +249,7 @@
         <w:rPr>
           <w:noProof/>
         </w:rPr>
-        <w:instrText xml:space="preserve"> PAGEREF _Toc241752577 \h </w:instrText>
+        <w:instrText xml:space="preserve"> PAGEREF _Toc242106986 \h </w:instrText>
       </w:r>
       <w:r>
         <w:rPr>
@@ -281,7 +281,7 @@
         <w:tabs>
           <w:tab w:val="right" w:leader="dot" w:pos="9062"/>
         </w:tabs>
-        <w:divId w:val="1975600893"/>
+        <w:divId w:val="495459498"/>
         <w:rPr>
           <w:rFonts w:asciiTheme="minorHAnsi" w:hAnsiTheme="minorHAnsi" w:cstheme="minorBidi"/>
           <w:noProof/>
@@ -314,7 +314,7 @@
         <w:rPr>
           <w:noProof/>
         </w:rPr>
-        <w:instrText xml:space="preserve"> PAGEREF _Toc241752578 \h </w:instrText>
+        <w:instrText xml:space="preserve"> PAGEREF _Toc242106987 \h </w:instrText>
       </w:r>
       <w:r>
         <w:rPr>
@@ -346,7 +346,7 @@
         <w:tabs>
           <w:tab w:val="right" w:leader="dot" w:pos="9062"/>
         </w:tabs>
-        <w:divId w:val="1975600893"/>
+        <w:divId w:val="495459498"/>
         <w:rPr>
           <w:rFonts w:asciiTheme="minorHAnsi" w:hAnsiTheme="minorHAnsi" w:cstheme="minorBidi"/>
           <w:noProof/>
@@ -379,7 +379,7 @@
         <w:rPr>
           <w:noProof/>
         </w:rPr>
-        <w:instrText xml:space="preserve"> PAGEREF _Toc241752579 \h </w:instrText>
+        <w:instrText xml:space="preserve"> PAGEREF _Toc242106988 \h </w:instrText>
       </w:r>
       <w:r>
         <w:rPr>
@@ -411,7 +411,7 @@
         <w:tabs>
           <w:tab w:val="right" w:leader="dot" w:pos="9062"/>
         </w:tabs>
-        <w:divId w:val="1975600893"/>
+        <w:divId w:val="495459498"/>
         <w:rPr>
           <w:rFonts w:asciiTheme="minorHAnsi" w:hAnsiTheme="minorHAnsi" w:cstheme="minorBidi"/>
           <w:noProof/>
@@ -444,7 +444,7 @@
         <w:rPr>
           <w:noProof/>
         </w:rPr>
-        <w:instrText xml:space="preserve"> PAGEREF _Toc241752580 \h </w:instrText>
+        <w:instrText xml:space="preserve"> PAGEREF _Toc242106989 \h </w:instrText>
       </w:r>
       <w:r>
         <w:rPr>
@@ -476,7 +476,7 @@
         <w:tabs>
           <w:tab w:val="right" w:leader="dot" w:pos="9062"/>
         </w:tabs>
-        <w:divId w:val="1975600893"/>
+        <w:divId w:val="495459498"/>
         <w:rPr>
           <w:rFonts w:asciiTheme="minorHAnsi" w:hAnsiTheme="minorHAnsi" w:cstheme="minorBidi"/>
           <w:noProof/>
@@ -509,7 +509,7 @@
         <w:rPr>
           <w:noProof/>
         </w:rPr>
-        <w:instrText xml:space="preserve"> PAGEREF _Toc241752581 \h </w:instrText>
+        <w:instrText xml:space="preserve"> PAGEREF _Toc242106990 \h </w:instrText>
       </w:r>
       <w:r>
         <w:rPr>
@@ -541,7 +541,7 @@
         <w:tabs>
           <w:tab w:val="right" w:leader="dot" w:pos="9062"/>
         </w:tabs>
-        <w:divId w:val="1975600893"/>
+        <w:divId w:val="495459498"/>
         <w:rPr>
           <w:rFonts w:asciiTheme="minorHAnsi" w:hAnsiTheme="minorHAnsi" w:cstheme="minorBidi"/>
           <w:noProof/>
@@ -574,7 +574,7 @@
         <w:rPr>
           <w:noProof/>
         </w:rPr>
-        <w:instrText xml:space="preserve"> PAGEREF _Toc241752582 \h </w:instrText>
+        <w:instrText xml:space="preserve"> PAGEREF _Toc242106991 \h </w:instrText>
       </w:r>
       <w:r>
         <w:rPr>
@@ -606,7 +606,7 @@
         <w:tabs>
           <w:tab w:val="right" w:leader="dot" w:pos="9062"/>
         </w:tabs>
-        <w:divId w:val="1975600893"/>
+        <w:divId w:val="495459498"/>
         <w:rPr>
           <w:rFonts w:asciiTheme="minorHAnsi" w:hAnsiTheme="minorHAnsi" w:cstheme="minorBidi"/>
           <w:noProof/>
@@ -639,7 +639,7 @@
         <w:rPr>
           <w:noProof/>
         </w:rPr>
-        <w:instrText xml:space="preserve"> PAGEREF _Toc241752583 \h </w:instrText>
+        <w:instrText xml:space="preserve"> PAGEREF _Toc242106992 \h </w:instrText>
       </w:r>
       <w:r>
         <w:rPr>
@@ -671,7 +671,7 @@
         <w:tabs>
           <w:tab w:val="right" w:leader="dot" w:pos="9062"/>
         </w:tabs>
-        <w:divId w:val="1975600893"/>
+        <w:divId w:val="495459498"/>
         <w:rPr>
           <w:rFonts w:asciiTheme="minorHAnsi" w:hAnsiTheme="minorHAnsi" w:cstheme="minorBidi"/>
           <w:noProof/>
@@ -704,7 +704,7 @@
         <w:rPr>
           <w:noProof/>
         </w:rPr>
-        <w:instrText xml:space="preserve"> PAGEREF _Toc241752584 \h </w:instrText>
+        <w:instrText xml:space="preserve"> PAGEREF _Toc242106993 \h </w:instrText>
       </w:r>
       <w:r>
         <w:rPr>
@@ -736,7 +736,7 @@
         <w:tabs>
           <w:tab w:val="right" w:leader="dot" w:pos="9062"/>
         </w:tabs>
-        <w:divId w:val="1975600893"/>
+        <w:divId w:val="495459498"/>
         <w:rPr>
           <w:rFonts w:asciiTheme="minorHAnsi" w:hAnsiTheme="minorHAnsi" w:cstheme="minorBidi"/>
           <w:noProof/>
@@ -769,7 +769,7 @@
         <w:rPr>
           <w:noProof/>
         </w:rPr>
-        <w:instrText xml:space="preserve"> PAGEREF _Toc241752585 \h </w:instrText>
+        <w:instrText xml:space="preserve"> PAGEREF _Toc242106994 \h </w:instrText>
       </w:r>
       <w:r>
         <w:rPr>
@@ -801,7 +801,7 @@
         <w:tabs>
           <w:tab w:val="right" w:leader="dot" w:pos="9062"/>
         </w:tabs>
-        <w:divId w:val="1975600893"/>
+        <w:divId w:val="495459498"/>
         <w:rPr>
           <w:rFonts w:asciiTheme="minorHAnsi" w:hAnsiTheme="minorHAnsi" w:cstheme="minorBidi"/>
           <w:noProof/>
@@ -834,7 +834,7 @@
         <w:rPr>
           <w:noProof/>
         </w:rPr>
-        <w:instrText xml:space="preserve"> PAGEREF _Toc241752586 \h </w:instrText>
+        <w:instrText xml:space="preserve"> PAGEREF _Toc242106995 \h </w:instrText>
       </w:r>
       <w:r>
         <w:rPr>
@@ -866,7 +866,7 @@
         <w:tabs>
           <w:tab w:val="right" w:leader="dot" w:pos="9062"/>
         </w:tabs>
-        <w:divId w:val="1975600893"/>
+        <w:divId w:val="495459498"/>
         <w:rPr>
           <w:rFonts w:asciiTheme="minorHAnsi" w:hAnsiTheme="minorHAnsi" w:cstheme="minorBidi"/>
           <w:noProof/>
@@ -899,7 +899,7 @@
         <w:rPr>
           <w:noProof/>
         </w:rPr>
-        <w:instrText xml:space="preserve"> PAGEREF _Toc241752587 \h </w:instrText>
+        <w:instrText xml:space="preserve"> PAGEREF _Toc242106996 \h </w:instrText>
       </w:r>
       <w:r>
         <w:rPr>
@@ -931,7 +931,7 @@
         <w:tabs>
           <w:tab w:val="right" w:leader="dot" w:pos="9062"/>
         </w:tabs>
-        <w:divId w:val="1975600893"/>
+        <w:divId w:val="495459498"/>
         <w:rPr>
           <w:rFonts w:asciiTheme="minorHAnsi" w:hAnsiTheme="minorHAnsi" w:cstheme="minorBidi"/>
           <w:noProof/>
@@ -964,7 +964,7 @@
         <w:rPr>
           <w:noProof/>
         </w:rPr>
-        <w:instrText xml:space="preserve"> PAGEREF _Toc241752588 \h </w:instrText>
+        <w:instrText xml:space="preserve"> PAGEREF _Toc242106997 \h </w:instrText>
       </w:r>
       <w:r>
         <w:rPr>
@@ -993,7 +993,7 @@
     <w:p>
       <w:pPr>
         <w:pStyle w:val="marker"/>
-        <w:divId w:val="1975600893"/>
+        <w:divId w:val="495459498"/>
         <w:rPr>
           <w:lang w:val="nl-NL"/>
         </w:rPr>
@@ -1009,7 +1009,7 @@
       <w:pPr>
         <w:pStyle w:val="marker"/>
         <w:ind w:left="800" w:right="800"/>
-        <w:divId w:val="1453743595"/>
+        <w:divId w:val="68817055"/>
         <w:rPr>
           <w:lang w:val="nl-NL"/>
         </w:rPr>
@@ -1021,7 +1021,7 @@
     <w:p>
       <w:pPr>
         <w:jc w:val="both"/>
-        <w:divId w:val="1918324784"/>
+        <w:divId w:val="1089346639"/>
         <w:rPr>
           <w:i/>
           <w:iCs/>
@@ -1051,7 +1051,7 @@
     <w:p>
       <w:pPr>
         <w:jc w:val="both"/>
-        <w:divId w:val="1918324784"/>
+        <w:divId w:val="1089346639"/>
         <w:rPr>
           <w:i/>
           <w:iCs/>
@@ -1073,7 +1073,7 @@
       <w:pPr>
         <w:pStyle w:val="marker"/>
         <w:ind w:left="800" w:right="800"/>
-        <w:divId w:val="1453743595"/>
+        <w:divId w:val="68817055"/>
         <w:rPr>
           <w:lang w:val="nl-NL"/>
         </w:rPr>
@@ -1085,13 +1085,13 @@
     <w:p>
       <w:pPr>
         <w:pStyle w:val="Kop2"/>
-        <w:divId w:val="1453743595"/>
+        <w:divId w:val="68817055"/>
         <w:rPr>
           <w:rFonts w:eastAsia="Times New Roman"/>
           <w:lang w:val="nl-NL"/>
         </w:rPr>
       </w:pPr>
-      <w:bookmarkStart w:id="1" w:name="_Toc241752577"/>
+      <w:bookmarkStart w:id="1" w:name="_Toc242106986"/>
       <w:r>
         <w:rPr>
           <w:rFonts w:eastAsia="Times New Roman"/>
@@ -1104,7 +1104,7 @@
     <w:p>
       <w:pPr>
         <w:pStyle w:val="Normaalweb"/>
-        <w:divId w:val="1453743595"/>
+        <w:divId w:val="68817055"/>
         <w:rPr>
           <w:lang w:val="nl-NL"/>
         </w:rPr>
@@ -1119,7 +1119,7 @@
     <w:p>
       <w:pPr>
         <w:pStyle w:val="Normaalweb"/>
-        <w:divId w:val="1453743595"/>
+        <w:divId w:val="68817055"/>
         <w:rPr>
           <w:lang w:val="nl-NL"/>
         </w:rPr>
@@ -1134,7 +1134,7 @@
     <w:p>
       <w:pPr>
         <w:pStyle w:val="Normaalweb"/>
-        <w:divId w:val="1453743595"/>
+        <w:divId w:val="68817055"/>
         <w:rPr>
           <w:lang w:val="nl-NL"/>
         </w:rPr>
@@ -1156,7 +1156,7 @@
     <w:p>
       <w:pPr>
         <w:pStyle w:val="Normaalweb"/>
-        <w:divId w:val="1453743595"/>
+        <w:divId w:val="68817055"/>
         <w:rPr>
           <w:lang w:val="nl-NL"/>
         </w:rPr>
@@ -1178,7 +1178,7 @@
     <w:p>
       <w:pPr>
         <w:pStyle w:val="Normaalweb"/>
-        <w:divId w:val="1453743595"/>
+        <w:divId w:val="68817055"/>
         <w:rPr>
           <w:lang w:val="nl-NL"/>
         </w:rPr>
@@ -1200,7 +1200,7 @@
     <w:p>
       <w:pPr>
         <w:pStyle w:val="Normaalweb"/>
-        <w:divId w:val="1453743595"/>
+        <w:divId w:val="68817055"/>
         <w:rPr>
           <w:lang w:val="nl-NL"/>
         </w:rPr>
@@ -1222,7 +1222,7 @@
     <w:p>
       <w:pPr>
         <w:pStyle w:val="Normaalweb"/>
-        <w:divId w:val="1453743595"/>
+        <w:divId w:val="68817055"/>
         <w:rPr>
           <w:lang w:val="nl-NL"/>
         </w:rPr>
@@ -1244,7 +1244,7 @@
     <w:p>
       <w:pPr>
         <w:pStyle w:val="Normaalweb"/>
-        <w:divId w:val="1453743595"/>
+        <w:divId w:val="68817055"/>
         <w:rPr>
           <w:lang w:val="nl-NL"/>
         </w:rPr>
@@ -1266,7 +1266,7 @@
     <w:p>
       <w:pPr>
         <w:pStyle w:val="Normaalweb"/>
-        <w:divId w:val="1453743595"/>
+        <w:divId w:val="68817055"/>
         <w:rPr>
           <w:lang w:val="nl-NL"/>
         </w:rPr>
@@ -1282,7 +1282,7 @@
       <w:pPr>
         <w:pStyle w:val="marker"/>
         <w:ind w:left="800" w:right="800"/>
-        <w:divId w:val="1453743595"/>
+        <w:divId w:val="68817055"/>
         <w:rPr>
           <w:lang w:val="nl-NL"/>
         </w:rPr>
@@ -1294,13 +1294,13 @@
     <w:p>
       <w:pPr>
         <w:pStyle w:val="Kop2"/>
-        <w:divId w:val="1453743595"/>
+        <w:divId w:val="68817055"/>
         <w:rPr>
           <w:rFonts w:eastAsia="Times New Roman"/>
           <w:lang w:val="nl-NL"/>
         </w:rPr>
       </w:pPr>
-      <w:bookmarkStart w:id="2" w:name="_Toc241752578"/>
+      <w:bookmarkStart w:id="2" w:name="_Toc242106987"/>
       <w:r>
         <w:rPr>
           <w:rFonts w:eastAsia="Times New Roman"/>
@@ -1313,7 +1313,7 @@
     <w:p>
       <w:pPr>
         <w:pStyle w:val="Normaalweb"/>
-        <w:divId w:val="1453743595"/>
+        <w:divId w:val="68817055"/>
         <w:rPr>
           <w:lang w:val="nl-NL"/>
         </w:rPr>
@@ -1328,7 +1328,7 @@
     <w:p>
       <w:pPr>
         <w:pStyle w:val="Normaalweb"/>
-        <w:divId w:val="1453743595"/>
+        <w:divId w:val="68817055"/>
         <w:rPr>
           <w:lang w:val="nl-NL"/>
         </w:rPr>
@@ -1343,7 +1343,7 @@
     <w:p>
       <w:pPr>
         <w:pStyle w:val="Normaalweb"/>
-        <w:divId w:val="1453743595"/>
+        <w:divId w:val="68817055"/>
         <w:rPr>
           <w:lang w:val="nl-NL"/>
         </w:rPr>
@@ -1358,7 +1358,7 @@
     <w:p>
       <w:pPr>
         <w:pStyle w:val="Normaalweb"/>
-        <w:divId w:val="1453743595"/>
+        <w:divId w:val="68817055"/>
         <w:rPr>
           <w:lang w:val="nl-NL"/>
         </w:rPr>
@@ -1373,7 +1373,7 @@
     <w:p>
       <w:pPr>
         <w:pStyle w:val="Normaalweb"/>
-        <w:divId w:val="1453743595"/>
+        <w:divId w:val="68817055"/>
         <w:rPr>
           <w:lang w:val="nl-NL"/>
         </w:rPr>
@@ -1388,7 +1388,7 @@
     <w:p>
       <w:pPr>
         <w:pStyle w:val="Normaalweb"/>
-        <w:divId w:val="1453743595"/>
+        <w:divId w:val="68817055"/>
         <w:rPr>
           <w:lang w:val="nl-NL"/>
         </w:rPr>
@@ -1410,7 +1410,7 @@
     <w:p>
       <w:pPr>
         <w:pStyle w:val="Normaalweb"/>
-        <w:divId w:val="1453743595"/>
+        <w:divId w:val="68817055"/>
         <w:rPr>
           <w:lang w:val="nl-NL"/>
         </w:rPr>
@@ -1432,7 +1432,7 @@
     <w:p>
       <w:pPr>
         <w:pStyle w:val="Normaalweb"/>
-        <w:divId w:val="1453743595"/>
+        <w:divId w:val="68817055"/>
         <w:rPr>
           <w:lang w:val="nl-NL"/>
         </w:rPr>
@@ -1454,7 +1454,7 @@
     <w:p>
       <w:pPr>
         <w:pStyle w:val="Normaalweb"/>
-        <w:divId w:val="1453743595"/>
+        <w:divId w:val="68817055"/>
         <w:rPr>
           <w:lang w:val="nl-NL"/>
         </w:rPr>
@@ -1483,7 +1483,7 @@
     <w:p>
       <w:pPr>
         <w:pStyle w:val="Normaalweb"/>
-        <w:divId w:val="1453743595"/>
+        <w:divId w:val="68817055"/>
         <w:rPr>
           <w:lang w:val="nl-NL"/>
         </w:rPr>
@@ -1511,7 +1511,7 @@
     <w:p>
       <w:pPr>
         <w:pStyle w:val="Normaalweb"/>
-        <w:divId w:val="1453743595"/>
+        <w:divId w:val="68817055"/>
         <w:rPr>
           <w:lang w:val="nl-NL"/>
         </w:rPr>
@@ -1533,7 +1533,7 @@
     <w:p>
       <w:pPr>
         <w:pStyle w:val="Normaalweb"/>
-        <w:divId w:val="1453743595"/>
+        <w:divId w:val="68817055"/>
         <w:rPr>
           <w:lang w:val="nl-NL"/>
         </w:rPr>
@@ -1548,7 +1548,7 @@
     <w:p>
       <w:pPr>
         <w:pStyle w:val="Normaalweb"/>
-        <w:divId w:val="1453743595"/>
+        <w:divId w:val="68817055"/>
         <w:rPr>
           <w:lang w:val="nl-NL"/>
         </w:rPr>
@@ -1577,7 +1577,7 @@
       <w:pPr>
         <w:pStyle w:val="marker"/>
         <w:ind w:left="800" w:right="800"/>
-        <w:divId w:val="1453743595"/>
+        <w:divId w:val="68817055"/>
         <w:rPr>
           <w:lang w:val="nl-NL"/>
         </w:rPr>
@@ -1589,13 +1589,13 @@
     <w:p>
       <w:pPr>
         <w:pStyle w:val="Kop2"/>
-        <w:divId w:val="1453743595"/>
+        <w:divId w:val="68817055"/>
         <w:rPr>
           <w:rFonts w:eastAsia="Times New Roman"/>
           <w:lang w:val="nl-NL"/>
         </w:rPr>
       </w:pPr>
-      <w:bookmarkStart w:id="3" w:name="_Toc241752579"/>
+      <w:bookmarkStart w:id="3" w:name="_Toc242106988"/>
       <w:r>
         <w:rPr>
           <w:rFonts w:eastAsia="Times New Roman"/>
@@ -1608,7 +1608,7 @@
     <w:p>
       <w:pPr>
         <w:pStyle w:val="Normaalweb"/>
-        <w:divId w:val="1453743595"/>
+        <w:divId w:val="68817055"/>
         <w:rPr>
           <w:lang w:val="nl-NL"/>
         </w:rPr>
@@ -1623,7 +1623,7 @@
     <w:p>
       <w:pPr>
         <w:pStyle w:val="Normaalweb"/>
-        <w:divId w:val="1453743595"/>
+        <w:divId w:val="68817055"/>
         <w:rPr>
           <w:lang w:val="nl-NL"/>
         </w:rPr>
@@ -1651,7 +1651,7 @@
     <w:p>
       <w:pPr>
         <w:pStyle w:val="Normaalweb"/>
-        <w:divId w:val="1453743595"/>
+        <w:divId w:val="68817055"/>
         <w:rPr>
           <w:lang w:val="nl-NL"/>
         </w:rPr>
@@ -1673,7 +1673,7 @@
     <w:p>
       <w:pPr>
         <w:pStyle w:val="Normaalweb"/>
-        <w:divId w:val="1453743595"/>
+        <w:divId w:val="68817055"/>
         <w:rPr>
           <w:lang w:val="nl-NL"/>
         </w:rPr>
@@ -1701,7 +1701,7 @@
     <w:p>
       <w:pPr>
         <w:pStyle w:val="Normaalweb"/>
-        <w:divId w:val="1453743595"/>
+        <w:divId w:val="68817055"/>
         <w:rPr>
           <w:lang w:val="nl-NL"/>
         </w:rPr>
@@ -1723,7 +1723,7 @@
     <w:p>
       <w:pPr>
         <w:pStyle w:val="Normaalweb"/>
-        <w:divId w:val="1453743595"/>
+        <w:divId w:val="68817055"/>
         <w:rPr>
           <w:lang w:val="nl-NL"/>
         </w:rPr>
@@ -1751,7 +1751,7 @@
     <w:p>
       <w:pPr>
         <w:pStyle w:val="Normaalweb"/>
-        <w:divId w:val="1453743595"/>
+        <w:divId w:val="68817055"/>
         <w:rPr>
           <w:lang w:val="nl-NL"/>
         </w:rPr>
@@ -1766,7 +1766,7 @@
     <w:p>
       <w:pPr>
         <w:pStyle w:val="Normaalweb"/>
-        <w:divId w:val="1453743595"/>
+        <w:divId w:val="68817055"/>
         <w:rPr>
           <w:lang w:val="nl-NL"/>
         </w:rPr>
@@ -1782,13 +1782,20 @@
         <w:rPr>
           <w:lang w:val="nl-NL"/>
         </w:rPr>
-        <w:t xml:space="preserve"> In elke laag gebeurt hetzelfde. Een instantie ziet een probleem. De instantie stelt vast dat het probleem niet binnen haar bevoegdheid valt. De instantie verwijst naar een andere instantie. De andere instantie doet hetzelfde. En de burger wordt geacht de verbinding te zijn tussen al die instanties. De burger is de enige actor in het systeem die geen bevoegdheid heeft om iets te beslissen, maar die wel de enige actor is die het hele systeem moet laten werken.</w:t>
-      </w:r>
-    </w:p>
-    <w:p>
-      <w:pPr>
-        <w:pStyle w:val="Normaalweb"/>
-        <w:divId w:val="1453743595"/>
+        <w:t xml:space="preserve"> In elke laag gebeurt hetzelfde. Een instantie ziet een probleem. De instantie stelt vast dat het probleem niet binnen haar bevoegdheid valt. De instantie verwijst naar een andere instantie. De andere </w:t>
+      </w:r>
+      <w:r>
+        <w:rPr>
+          <w:lang w:val="nl-NL"/>
+        </w:rPr>
+        <w:lastRenderedPageBreak/>
+        <w:t>instantie doet hetzelfde. En de burger wordt geacht de verbinding te zijn tussen al die instanties. De burger is de enige actor in het systeem die geen bevoegdheid heeft om iets te beslissen, maar die wel de enige actor is die het hele systeem moet laten werken.</w:t>
+      </w:r>
+    </w:p>
+    <w:p>
+      <w:pPr>
+        <w:pStyle w:val="Normaalweb"/>
+        <w:divId w:val="68817055"/>
         <w:rPr>
           <w:lang w:val="nl-NL"/>
         </w:rPr>
@@ -1804,7 +1811,7 @@
       <w:pPr>
         <w:pStyle w:val="marker"/>
         <w:ind w:left="800" w:right="800"/>
-        <w:divId w:val="1453743595"/>
+        <w:divId w:val="68817055"/>
         <w:rPr>
           <w:lang w:val="nl-NL"/>
         </w:rPr>
@@ -1816,13 +1823,13 @@
     <w:p>
       <w:pPr>
         <w:pStyle w:val="Kop2"/>
-        <w:divId w:val="1453743595"/>
+        <w:divId w:val="68817055"/>
         <w:rPr>
           <w:rFonts w:eastAsia="Times New Roman"/>
           <w:lang w:val="nl-NL"/>
         </w:rPr>
       </w:pPr>
-      <w:bookmarkStart w:id="4" w:name="_Toc241752580"/>
+      <w:bookmarkStart w:id="4" w:name="_Toc242106989"/>
       <w:r>
         <w:rPr>
           <w:rFonts w:eastAsia="Times New Roman"/>
@@ -1835,7 +1842,7 @@
     <w:p>
       <w:pPr>
         <w:pStyle w:val="Normaalweb"/>
-        <w:divId w:val="1453743595"/>
+        <w:divId w:val="68817055"/>
         <w:rPr>
           <w:lang w:val="nl-NL"/>
         </w:rPr>
@@ -1850,7 +1857,7 @@
     <w:p>
       <w:pPr>
         <w:pStyle w:val="Normaalweb"/>
-        <w:divId w:val="1453743595"/>
+        <w:divId w:val="68817055"/>
         <w:rPr>
           <w:lang w:val="nl-NL"/>
         </w:rPr>
@@ -1865,7 +1872,7 @@
     <w:p>
       <w:pPr>
         <w:pStyle w:val="Normaalweb"/>
-        <w:divId w:val="1453743595"/>
+        <w:divId w:val="68817055"/>
         <w:rPr>
           <w:lang w:val="nl-NL"/>
         </w:rPr>
@@ -1880,7 +1887,7 @@
     <w:p>
       <w:pPr>
         <w:pStyle w:val="Normaalweb"/>
-        <w:divId w:val="1453743595"/>
+        <w:divId w:val="68817055"/>
         <w:rPr>
           <w:lang w:val="nl-NL"/>
         </w:rPr>
@@ -1895,7 +1902,7 @@
     <w:p>
       <w:pPr>
         <w:pStyle w:val="Normaalweb"/>
-        <w:divId w:val="1453743595"/>
+        <w:divId w:val="68817055"/>
         <w:rPr>
           <w:lang w:val="nl-NL"/>
         </w:rPr>
@@ -1916,7 +1923,7 @@
     <w:p>
       <w:pPr>
         <w:pStyle w:val="Normaalweb"/>
-        <w:divId w:val="1453743595"/>
+        <w:divId w:val="68817055"/>
         <w:rPr>
           <w:lang w:val="nl-NL"/>
         </w:rPr>
@@ -1931,7 +1938,7 @@
     <w:p>
       <w:pPr>
         <w:pStyle w:val="Normaalweb"/>
-        <w:divId w:val="1453743595"/>
+        <w:divId w:val="68817055"/>
         <w:rPr>
           <w:lang w:val="nl-NL"/>
         </w:rPr>
@@ -1952,28 +1959,35 @@
     <w:p>
       <w:pPr>
         <w:pStyle w:val="Normaalweb"/>
-        <w:divId w:val="1453743595"/>
-        <w:rPr>
-          <w:lang w:val="nl-NL"/>
-        </w:rPr>
-      </w:pPr>
-      <w:r>
-        <w:rPr>
-          <w:lang w:val="nl-NL"/>
-        </w:rPr>
-        <w:t>De macro-economische projecties van de Europese Commissie voorspellen tegen 2040 zes miljard euro aan besparingen en fraudepreventie. Deze berekening negeert de micro-economische realiteit van de tussenliggende veertien jaar. Gedurende deze latentietijd worden de kosten van het systeemfalen volledig afgewenteld op de burger: de private bank die schulden parkeert tegen zware sancties, de energieleverancier die incassobureaus inschakelt en onuitvoerbare medische keuringen eist, en de private keuringsmarkt die</w:t>
-      </w:r>
-      <w:r>
-        <w:rPr>
-          <w:lang w:val="nl-NL"/>
-        </w:rPr>
-        <w:t xml:space="preserve"> onhaalbare tarieven hanteert voor consulten op afstand. Al deze kosten slaan neer bij het individu, terwijl de oorzaak van de systeemstilstand bij de overheid ligt.</w:t>
-      </w:r>
-    </w:p>
-    <w:p>
-      <w:pPr>
-        <w:pStyle w:val="Normaalweb"/>
-        <w:divId w:val="1453743595"/>
+        <w:divId w:val="68817055"/>
+        <w:rPr>
+          <w:lang w:val="nl-NL"/>
+        </w:rPr>
+      </w:pPr>
+      <w:r>
+        <w:rPr>
+          <w:lang w:val="nl-NL"/>
+        </w:rPr>
+        <w:t xml:space="preserve">De macro-economische projecties van de Europese Commissie voorspellen tegen 2040 zes miljard euro aan besparingen en fraudepreventie. Deze </w:t>
+      </w:r>
+      <w:r>
+        <w:rPr>
+          <w:lang w:val="nl-NL"/>
+        </w:rPr>
+        <w:lastRenderedPageBreak/>
+        <w:t>berekening negeert de micro-economische realiteit van de tussenliggende veertien jaar. Gedurende deze latentietijd worden de kosten van het systeemfalen volledig afgewenteld op de burger: de private bank die schulden parkeert tegen zware sancties, de energieleverancier die incassobureaus inschakelt en onuitvoerbare medische keuringen eist, en de private keuringsmarkt die onhaalbare tarieven hanteert voor consulten op afstand. Al deze kosten slaan neer bij het individu, terwijl de oorzaak van de systeemstils</w:t>
+      </w:r>
+      <w:r>
+        <w:rPr>
+          <w:lang w:val="nl-NL"/>
+        </w:rPr>
+        <w:t>tand bij de overheid ligt.</w:t>
+      </w:r>
+    </w:p>
+    <w:p>
+      <w:pPr>
+        <w:pStyle w:val="Normaalweb"/>
+        <w:divId w:val="68817055"/>
         <w:rPr>
           <w:lang w:val="nl-NL"/>
         </w:rPr>
@@ -1988,7 +2002,7 @@
     <w:p>
       <w:pPr>
         <w:pStyle w:val="Normaalweb"/>
-        <w:divId w:val="1453743595"/>
+        <w:divId w:val="68817055"/>
         <w:rPr>
           <w:lang w:val="nl-NL"/>
         </w:rPr>
@@ -2004,7 +2018,7 @@
       <w:pPr>
         <w:pStyle w:val="marker"/>
         <w:ind w:left="800" w:right="800"/>
-        <w:divId w:val="1453743595"/>
+        <w:divId w:val="68817055"/>
         <w:rPr>
           <w:lang w:val="nl-NL"/>
         </w:rPr>
@@ -2016,13 +2030,13 @@
     <w:p>
       <w:pPr>
         <w:pStyle w:val="Kop2"/>
-        <w:divId w:val="1453743595"/>
+        <w:divId w:val="68817055"/>
         <w:rPr>
           <w:rFonts w:eastAsia="Times New Roman"/>
           <w:lang w:val="nl-NL"/>
         </w:rPr>
       </w:pPr>
-      <w:bookmarkStart w:id="5" w:name="_Toc241752581"/>
+      <w:bookmarkStart w:id="5" w:name="_Toc242106990"/>
       <w:r>
         <w:rPr>
           <w:rFonts w:eastAsia="Times New Roman"/>
@@ -2035,7 +2049,7 @@
     <w:p>
       <w:pPr>
         <w:pStyle w:val="Normaalweb"/>
-        <w:divId w:val="1453743595"/>
+        <w:divId w:val="68817055"/>
         <w:rPr>
           <w:lang w:val="nl-NL"/>
         </w:rPr>
@@ -2050,7 +2064,7 @@
     <w:p>
       <w:pPr>
         <w:pStyle w:val="Normaalweb"/>
-        <w:divId w:val="1453743595"/>
+        <w:divId w:val="68817055"/>
         <w:rPr>
           <w:lang w:val="nl-NL"/>
         </w:rPr>
@@ -2065,7 +2079,7 @@
     <w:p>
       <w:pPr>
         <w:pStyle w:val="Normaalweb"/>
-        <w:divId w:val="1453743595"/>
+        <w:divId w:val="68817055"/>
         <w:rPr>
           <w:lang w:val="nl-NL"/>
         </w:rPr>
@@ -2081,7 +2095,7 @@
       <w:pPr>
         <w:pStyle w:val="marker"/>
         <w:ind w:left="800" w:right="800"/>
-        <w:divId w:val="1453743595"/>
+        <w:divId w:val="68817055"/>
         <w:rPr>
           <w:lang w:val="nl-NL"/>
         </w:rPr>
@@ -2093,13 +2107,13 @@
     <w:p>
       <w:pPr>
         <w:pStyle w:val="Kop2"/>
-        <w:divId w:val="1453743595"/>
+        <w:divId w:val="68817055"/>
         <w:rPr>
           <w:rFonts w:eastAsia="Times New Roman"/>
           <w:lang w:val="nl-NL"/>
         </w:rPr>
       </w:pPr>
-      <w:bookmarkStart w:id="6" w:name="_Toc241752582"/>
+      <w:bookmarkStart w:id="6" w:name="_Toc242106991"/>
       <w:r>
         <w:rPr>
           <w:rFonts w:eastAsia="Times New Roman"/>
@@ -2112,7 +2126,7 @@
     <w:p>
       <w:pPr>
         <w:pStyle w:val="Normaalweb"/>
-        <w:divId w:val="1453743595"/>
+        <w:divId w:val="68817055"/>
         <w:rPr>
           <w:lang w:val="nl-NL"/>
         </w:rPr>
@@ -2127,7 +2141,7 @@
     <w:p>
       <w:pPr>
         <w:pStyle w:val="Normaalweb"/>
-        <w:divId w:val="1453743595"/>
+        <w:divId w:val="68817055"/>
         <w:rPr>
           <w:lang w:val="nl-NL"/>
         </w:rPr>
@@ -2155,7 +2169,7 @@
     <w:p>
       <w:pPr>
         <w:pStyle w:val="Normaalweb"/>
-        <w:divId w:val="1453743595"/>
+        <w:divId w:val="68817055"/>
         <w:rPr>
           <w:lang w:val="nl-NL"/>
         </w:rPr>
@@ -2183,7 +2197,7 @@
     <w:p>
       <w:pPr>
         <w:pStyle w:val="Normaalweb"/>
-        <w:divId w:val="1453743595"/>
+        <w:divId w:val="68817055"/>
         <w:rPr>
           <w:lang w:val="nl-NL"/>
         </w:rPr>
@@ -2211,7 +2225,7 @@
     <w:p>
       <w:pPr>
         <w:pStyle w:val="Normaalweb"/>
-        <w:divId w:val="1453743595"/>
+        <w:divId w:val="68817055"/>
         <w:rPr>
           <w:lang w:val="nl-NL"/>
         </w:rPr>
@@ -2233,13 +2247,20 @@
         <w:rPr>
           <w:lang w:val="nl-NL"/>
         </w:rPr>
-        <w:t>de ontvangende lidstaat zijn eigen wetgeving niet unilateraal mag toepassen voordat hij een dialoog heeft gevoerd met de afgevende lidstaat. Dit dialoogvereiste, bedoeld als bescherming van de werknemer, wordt in de praktijk door frauduleuze werkgevers gebruikt om de toepassing van de ontvangende wetgeving maandenlang te vertragen terwijl de werknemer formeel onbeschermd is.</w:t>
-      </w:r>
-    </w:p>
-    <w:p>
-      <w:pPr>
-        <w:pStyle w:val="Normaalweb"/>
-        <w:divId w:val="1453743595"/>
+        <w:t xml:space="preserve">de ontvangende lidstaat zijn eigen wetgeving niet unilateraal mag toepassen voordat hij een dialoog heeft gevoerd met de </w:t>
+      </w:r>
+      <w:r>
+        <w:rPr>
+          <w:lang w:val="nl-NL"/>
+        </w:rPr>
+        <w:lastRenderedPageBreak/>
+        <w:t>afgevende lidstaat. Dit dialoogvereiste, bedoeld als bescherming van de werknemer, wordt in de praktijk door frauduleuze werkgevers gebruikt om de toepassing van de ontvangende wetgeving maandenlang te vertragen terwijl de werknemer formeel onbeschermd is.</w:t>
+      </w:r>
+    </w:p>
+    <w:p>
+      <w:pPr>
+        <w:pStyle w:val="Normaalweb"/>
+        <w:divId w:val="68817055"/>
         <w:rPr>
           <w:lang w:val="nl-NL"/>
         </w:rPr>
@@ -2255,7 +2276,7 @@
       <w:pPr>
         <w:pStyle w:val="marker"/>
         <w:ind w:left="800" w:right="800"/>
-        <w:divId w:val="1453743595"/>
+        <w:divId w:val="68817055"/>
         <w:rPr>
           <w:lang w:val="nl-NL"/>
         </w:rPr>
@@ -2267,13 +2288,13 @@
     <w:p>
       <w:pPr>
         <w:pStyle w:val="Kop2"/>
-        <w:divId w:val="1453743595"/>
+        <w:divId w:val="68817055"/>
         <w:rPr>
           <w:rFonts w:eastAsia="Times New Roman"/>
           <w:lang w:val="nl-NL"/>
         </w:rPr>
       </w:pPr>
-      <w:bookmarkStart w:id="7" w:name="_Toc241752583"/>
+      <w:bookmarkStart w:id="7" w:name="_Toc242106992"/>
       <w:r>
         <w:rPr>
           <w:rFonts w:eastAsia="Times New Roman"/>
@@ -2286,7 +2307,7 @@
     <w:p>
       <w:pPr>
         <w:pStyle w:val="Normaalweb"/>
-        <w:divId w:val="1453743595"/>
+        <w:divId w:val="68817055"/>
         <w:rPr>
           <w:lang w:val="nl-NL"/>
         </w:rPr>
@@ -2301,7 +2322,7 @@
     <w:p>
       <w:pPr>
         <w:pStyle w:val="Normaalweb"/>
-        <w:divId w:val="1453743595"/>
+        <w:divId w:val="68817055"/>
         <w:rPr>
           <w:lang w:val="nl-NL"/>
         </w:rPr>
@@ -2316,7 +2337,7 @@
     <w:p>
       <w:pPr>
         <w:pStyle w:val="Normaalweb"/>
-        <w:divId w:val="1453743595"/>
+        <w:divId w:val="68817055"/>
         <w:rPr>
           <w:lang w:val="nl-NL"/>
         </w:rPr>
@@ -2337,7 +2358,7 @@
     <w:p>
       <w:pPr>
         <w:pStyle w:val="Normaalweb"/>
-        <w:divId w:val="1453743595"/>
+        <w:divId w:val="68817055"/>
         <w:rPr>
           <w:lang w:val="nl-NL"/>
         </w:rPr>
@@ -2353,7 +2374,7 @@
       <w:pPr>
         <w:pStyle w:val="marker"/>
         <w:ind w:left="800" w:right="800"/>
-        <w:divId w:val="1453743595"/>
+        <w:divId w:val="68817055"/>
         <w:rPr>
           <w:lang w:val="nl-NL"/>
         </w:rPr>
@@ -2365,13 +2386,13 @@
     <w:p>
       <w:pPr>
         <w:pStyle w:val="Kop2"/>
-        <w:divId w:val="1453743595"/>
+        <w:divId w:val="68817055"/>
         <w:rPr>
           <w:rFonts w:eastAsia="Times New Roman"/>
           <w:lang w:val="nl-NL"/>
         </w:rPr>
       </w:pPr>
-      <w:bookmarkStart w:id="8" w:name="_Toc241752584"/>
+      <w:bookmarkStart w:id="8" w:name="_Toc242106993"/>
       <w:r>
         <w:rPr>
           <w:rFonts w:eastAsia="Times New Roman"/>
@@ -2384,7 +2405,7 @@
     <w:p>
       <w:pPr>
         <w:pStyle w:val="Normaalweb"/>
-        <w:divId w:val="1453743595"/>
+        <w:divId w:val="68817055"/>
         <w:rPr>
           <w:lang w:val="nl-NL"/>
         </w:rPr>
@@ -2399,7 +2420,7 @@
     <w:p>
       <w:pPr>
         <w:pStyle w:val="Normaalweb"/>
-        <w:divId w:val="1453743595"/>
+        <w:divId w:val="68817055"/>
         <w:rPr>
           <w:lang w:val="nl-NL"/>
         </w:rPr>
@@ -2427,7 +2448,7 @@
     <w:p>
       <w:pPr>
         <w:pStyle w:val="Normaalweb"/>
-        <w:divId w:val="1453743595"/>
+        <w:divId w:val="68817055"/>
         <w:rPr>
           <w:lang w:val="nl-NL"/>
         </w:rPr>
@@ -2449,7 +2470,7 @@
     <w:p>
       <w:pPr>
         <w:pStyle w:val="Normaalweb"/>
-        <w:divId w:val="1453743595"/>
+        <w:divId w:val="68817055"/>
         <w:rPr>
           <w:lang w:val="nl-NL"/>
         </w:rPr>
@@ -2464,7 +2485,7 @@
     <w:p>
       <w:pPr>
         <w:pStyle w:val="Normaalweb"/>
-        <w:divId w:val="1453743595"/>
+        <w:divId w:val="68817055"/>
         <w:rPr>
           <w:lang w:val="nl-NL"/>
         </w:rPr>
@@ -2485,7 +2506,7 @@
     <w:p>
       <w:pPr>
         <w:pStyle w:val="Normaalweb"/>
-        <w:divId w:val="1453743595"/>
+        <w:divId w:val="68817055"/>
         <w:rPr>
           <w:lang w:val="nl-NL"/>
         </w:rPr>
@@ -2506,7 +2527,7 @@
     <w:p>
       <w:pPr>
         <w:pStyle w:val="Normaalweb"/>
-        <w:divId w:val="1453743595"/>
+        <w:divId w:val="68817055"/>
         <w:rPr>
           <w:lang w:val="nl-NL"/>
         </w:rPr>
@@ -2521,7 +2542,7 @@
     <w:p>
       <w:pPr>
         <w:pStyle w:val="Normaalweb"/>
-        <w:divId w:val="1453743595"/>
+        <w:divId w:val="68817055"/>
         <w:rPr>
           <w:lang w:val="nl-NL"/>
         </w:rPr>
@@ -2536,7 +2557,7 @@
     <w:p>
       <w:pPr>
         <w:pStyle w:val="Normaalweb"/>
-        <w:divId w:val="1453743595"/>
+        <w:divId w:val="68817055"/>
         <w:rPr>
           <w:lang w:val="nl-NL"/>
         </w:rPr>
@@ -2552,7 +2573,7 @@
       <w:pPr>
         <w:pStyle w:val="marker"/>
         <w:ind w:left="800" w:right="800"/>
-        <w:divId w:val="1453743595"/>
+        <w:divId w:val="68817055"/>
         <w:rPr>
           <w:lang w:val="nl-NL"/>
         </w:rPr>
@@ -2564,13 +2585,13 @@
     <w:p>
       <w:pPr>
         <w:pStyle w:val="Kop2"/>
-        <w:divId w:val="1453743595"/>
+        <w:divId w:val="68817055"/>
         <w:rPr>
           <w:rFonts w:eastAsia="Times New Roman"/>
           <w:lang w:val="nl-NL"/>
         </w:rPr>
       </w:pPr>
-      <w:bookmarkStart w:id="9" w:name="_Toc241752585"/>
+      <w:bookmarkStart w:id="9" w:name="_Toc242106994"/>
       <w:r>
         <w:rPr>
           <w:rFonts w:eastAsia="Times New Roman"/>
@@ -2583,7 +2604,7 @@
     <w:p>
       <w:pPr>
         <w:pStyle w:val="Normaalweb"/>
-        <w:divId w:val="1453743595"/>
+        <w:divId w:val="68817055"/>
         <w:rPr>
           <w:lang w:val="nl-NL"/>
         </w:rPr>
@@ -2598,7 +2619,7 @@
     <w:p>
       <w:pPr>
         <w:pStyle w:val="Normaalweb"/>
-        <w:divId w:val="1453743595"/>
+        <w:divId w:val="68817055"/>
         <w:rPr>
           <w:lang w:val="nl-NL"/>
         </w:rPr>
@@ -2626,7 +2647,7 @@
     <w:p>
       <w:pPr>
         <w:pStyle w:val="Normaalweb"/>
-        <w:divId w:val="1453743595"/>
+        <w:divId w:val="68817055"/>
         <w:rPr>
           <w:lang w:val="nl-NL"/>
         </w:rPr>
@@ -2660,7 +2681,7 @@
     <w:p>
       <w:pPr>
         <w:pStyle w:val="Normaalweb"/>
-        <w:divId w:val="1453743595"/>
+        <w:divId w:val="68817055"/>
         <w:rPr>
           <w:lang w:val="nl-NL"/>
         </w:rPr>
@@ -2695,7 +2716,7 @@
       <w:pPr>
         <w:pStyle w:val="marker"/>
         <w:ind w:left="800" w:right="800"/>
-        <w:divId w:val="1453743595"/>
+        <w:divId w:val="68817055"/>
         <w:rPr>
           <w:lang w:val="nl-NL"/>
         </w:rPr>
@@ -2707,13 +2728,13 @@
     <w:p>
       <w:pPr>
         <w:pStyle w:val="Kop2"/>
-        <w:divId w:val="1453743595"/>
+        <w:divId w:val="68817055"/>
         <w:rPr>
           <w:rFonts w:eastAsia="Times New Roman"/>
           <w:lang w:val="nl-NL"/>
         </w:rPr>
       </w:pPr>
-      <w:bookmarkStart w:id="10" w:name="_Toc241752586"/>
+      <w:bookmarkStart w:id="10" w:name="_Toc242106995"/>
       <w:r>
         <w:rPr>
           <w:rFonts w:eastAsia="Times New Roman"/>
@@ -2726,7 +2747,7 @@
     <w:p>
       <w:pPr>
         <w:pStyle w:val="Normaalweb"/>
-        <w:divId w:val="1453743595"/>
+        <w:divId w:val="68817055"/>
         <w:rPr>
           <w:lang w:val="nl-NL"/>
         </w:rPr>
@@ -2747,7 +2768,7 @@
     <w:p>
       <w:pPr>
         <w:pStyle w:val="Normaalweb"/>
-        <w:divId w:val="1453743595"/>
+        <w:divId w:val="68817055"/>
         <w:rPr>
           <w:lang w:val="nl-NL"/>
         </w:rPr>
@@ -2762,7 +2783,7 @@
     <w:p>
       <w:pPr>
         <w:pStyle w:val="Normaalweb"/>
-        <w:divId w:val="1453743595"/>
+        <w:divId w:val="68817055"/>
         <w:rPr>
           <w:lang w:val="nl-NL"/>
         </w:rPr>
@@ -2777,7 +2798,7 @@
     <w:p>
       <w:pPr>
         <w:pStyle w:val="Normaalweb"/>
-        <w:divId w:val="1453743595"/>
+        <w:divId w:val="68817055"/>
         <w:rPr>
           <w:lang w:val="nl-NL"/>
         </w:rPr>
@@ -2792,7 +2813,7 @@
     <w:p>
       <w:pPr>
         <w:pStyle w:val="Normaalweb"/>
-        <w:divId w:val="1453743595"/>
+        <w:divId w:val="68817055"/>
         <w:rPr>
           <w:lang w:val="nl-NL"/>
         </w:rPr>
@@ -2808,7 +2829,7 @@
       <w:pPr>
         <w:pStyle w:val="marker"/>
         <w:ind w:left="800" w:right="800"/>
-        <w:divId w:val="1453743595"/>
+        <w:divId w:val="68817055"/>
         <w:rPr>
           <w:lang w:val="nl-NL"/>
         </w:rPr>
@@ -2820,13 +2841,13 @@
     <w:p>
       <w:pPr>
         <w:pStyle w:val="Kop2"/>
-        <w:divId w:val="1453743595"/>
+        <w:divId w:val="68817055"/>
         <w:rPr>
           <w:rFonts w:eastAsia="Times New Roman"/>
           <w:lang w:val="nl-NL"/>
         </w:rPr>
       </w:pPr>
-      <w:bookmarkStart w:id="11" w:name="_Toc241752587"/>
+      <w:bookmarkStart w:id="11" w:name="_Toc242106996"/>
       <w:r>
         <w:rPr>
           <w:rFonts w:eastAsia="Times New Roman"/>
@@ -2839,7 +2860,7 @@
     <w:p>
       <w:pPr>
         <w:pStyle w:val="Normaalweb"/>
-        <w:divId w:val="1453743595"/>
+        <w:divId w:val="68817055"/>
         <w:rPr>
           <w:lang w:val="nl-NL"/>
         </w:rPr>
@@ -2854,7 +2875,7 @@
     <w:p>
       <w:pPr>
         <w:pStyle w:val="Normaalweb"/>
-        <w:divId w:val="1453743595"/>
+        <w:divId w:val="68817055"/>
         <w:rPr>
           <w:lang w:val="nl-NL"/>
         </w:rPr>
@@ -2876,7 +2897,7 @@
     <w:p>
       <w:pPr>
         <w:pStyle w:val="Normaalweb"/>
-        <w:divId w:val="1453743595"/>
+        <w:divId w:val="68817055"/>
         <w:rPr>
           <w:lang w:val="nl-NL"/>
         </w:rPr>
@@ -2904,7 +2925,7 @@
     <w:p>
       <w:pPr>
         <w:pStyle w:val="Normaalweb"/>
-        <w:divId w:val="1453743595"/>
+        <w:divId w:val="68817055"/>
         <w:rPr>
           <w:lang w:val="nl-NL"/>
         </w:rPr>
@@ -2919,7 +2940,7 @@
     <w:p>
       <w:pPr>
         <w:pStyle w:val="Normaalweb"/>
-        <w:divId w:val="1453743595"/>
+        <w:divId w:val="68817055"/>
         <w:rPr>
           <w:lang w:val="nl-NL"/>
         </w:rPr>
@@ -2935,7 +2956,7 @@
       <w:pPr>
         <w:pStyle w:val="marker"/>
         <w:ind w:left="800" w:right="800"/>
-        <w:divId w:val="1453743595"/>
+        <w:divId w:val="68817055"/>
         <w:rPr>
           <w:lang w:val="nl-NL"/>
         </w:rPr>
@@ -2947,13 +2968,13 @@
     <w:p>
       <w:pPr>
         <w:pStyle w:val="Kop2"/>
-        <w:divId w:val="1453743595"/>
+        <w:divId w:val="68817055"/>
         <w:rPr>
           <w:rFonts w:eastAsia="Times New Roman"/>
           <w:lang w:val="nl-NL"/>
         </w:rPr>
       </w:pPr>
-      <w:bookmarkStart w:id="12" w:name="_Toc241752588"/>
+      <w:bookmarkStart w:id="12" w:name="_Toc242106997"/>
       <w:r>
         <w:rPr>
           <w:rFonts w:eastAsia="Times New Roman"/>
@@ -2966,7 +2987,7 @@
     <w:p>
       <w:pPr>
         <w:pStyle w:val="Normaalweb"/>
-        <w:divId w:val="1453743595"/>
+        <w:divId w:val="68817055"/>
         <w:rPr>
           <w:lang w:val="nl-NL"/>
         </w:rPr>
@@ -2981,7 +3002,7 @@
     <w:p>
       <w:pPr>
         <w:pStyle w:val="Normaalweb"/>
-        <w:divId w:val="1453743595"/>
+        <w:divId w:val="68817055"/>
         <w:rPr>
           <w:lang w:val="nl-NL"/>
         </w:rPr>
@@ -2996,7 +3017,7 @@
     <w:p>
       <w:pPr>
         <w:pStyle w:val="Normaalweb"/>
-        <w:divId w:val="1453743595"/>
+        <w:divId w:val="68817055"/>
         <w:rPr>
           <w:lang w:val="nl-NL"/>
         </w:rPr>
@@ -3011,7 +3032,7 @@
     <w:p>
       <w:pPr>
         <w:pStyle w:val="Normaalweb"/>
-        <w:divId w:val="1453743595"/>
+        <w:divId w:val="68817055"/>
         <w:rPr>
           <w:lang w:val="nl-NL"/>
         </w:rPr>
@@ -3026,7 +3047,7 @@
     <w:p>
       <w:pPr>
         <w:pStyle w:val="Normaalweb"/>
-        <w:divId w:val="1453743595"/>
+        <w:divId w:val="68817055"/>
         <w:rPr>
           <w:lang w:val="nl-NL"/>
         </w:rPr>
@@ -3041,7 +3062,7 @@
     <w:p>
       <w:pPr>
         <w:pStyle w:val="Normaalweb"/>
-        <w:divId w:val="1453743595"/>
+        <w:divId w:val="68817055"/>
         <w:rPr>
           <w:lang w:val="nl-NL"/>
         </w:rPr>
@@ -3196,7 +3217,7 @@
         <w:color w:val="808080"/>
         <w:sz w:val="18"/>
       </w:rPr>
-      <w:t>3</w:t>
+      <w:t>2</w:t>
     </w:r>
     <w:r>
       <w:rPr>
@@ -3288,7 +3309,7 @@
         <w:sz w:val="18"/>
       </w:rPr>
       <w:tab/>
-      <w:t>Laatst gewijzigd: 1 oktober 2026, 13:02</w:t>
+      <w:t>Laatst gewijzigd: 5 oktober 2026, 15:27</w:t>
     </w:r>
   </w:p>
 </w:hdr>
@@ -4540,7 +4561,7 @@
     <w:link w:val="KoptekstChar"/>
     <w:uiPriority w:val="99"/>
     <w:unhideWhenUsed/>
-    <w:rsid w:val="00EF4B3E"/>
+    <w:rsid w:val="006256D3"/>
     <w:pPr>
       <w:tabs>
         <w:tab w:val="center" w:pos="4536"/>
@@ -4553,7 +4574,7 @@
     <w:basedOn w:val="Standaardalinea-lettertype"/>
     <w:link w:val="Koptekst"/>
     <w:uiPriority w:val="99"/>
-    <w:rsid w:val="00EF4B3E"/>
+    <w:rsid w:val="006256D3"/>
     <w:rPr>
       <w:rFonts w:eastAsiaTheme="minorEastAsia"/>
       <w:sz w:val="24"/>
@@ -4566,7 +4587,7 @@
     <w:link w:val="VoettekstChar"/>
     <w:uiPriority w:val="99"/>
     <w:unhideWhenUsed/>
-    <w:rsid w:val="00EF4B3E"/>
+    <w:rsid w:val="006256D3"/>
     <w:pPr>
       <w:tabs>
         <w:tab w:val="center" w:pos="4536"/>
@@ -4579,7 +4600,7 @@
     <w:basedOn w:val="Standaardalinea-lettertype"/>
     <w:link w:val="Voettekst"/>
     <w:uiPriority w:val="99"/>
-    <w:rsid w:val="00EF4B3E"/>
+    <w:rsid w:val="006256D3"/>
     <w:rPr>
       <w:rFonts w:eastAsiaTheme="minorEastAsia"/>
       <w:sz w:val="24"/>
@@ -4593,7 +4614,7 @@
     <w:autoRedefine/>
     <w:uiPriority w:val="39"/>
     <w:unhideWhenUsed/>
-    <w:rsid w:val="00EF4B3E"/>
+    <w:rsid w:val="006256D3"/>
     <w:pPr>
       <w:spacing w:after="100"/>
       <w:ind w:left="220"/>

--- a/nl/docx/document-d.docx
+++ b/nl/docx/document-d.docx
@@ -7,7 +7,7 @@
         <w:spacing w:after="480"/>
         <w:jc w:val="center"/>
         <w:outlineLvl w:val="1"/>
-        <w:divId w:val="432825815"/>
+        <w:divId w:val="272516425"/>
         <w:rPr>
           <w:rFonts w:ascii="Aptos Display" w:eastAsia="Times New Roman" w:hAnsi="Aptos Display"/>
           <w:b/>
@@ -36,7 +36,7 @@
     <w:p>
       <w:pPr>
         <w:pStyle w:val="ondertitel2"/>
-        <w:divId w:val="432825815"/>
+        <w:divId w:val="272516425"/>
         <w:rPr>
           <w:lang w:val="nl-NL"/>
         </w:rPr>
@@ -51,7 +51,7 @@
     <w:p>
       <w:pPr>
         <w:pStyle w:val="documentaanduiding2"/>
-        <w:divId w:val="432825815"/>
+        <w:divId w:val="272516425"/>
         <w:rPr>
           <w:lang w:val="nl-NL"/>
         </w:rPr>
@@ -66,7 +66,7 @@
     <w:p>
       <w:pPr>
         <w:pStyle w:val="auteur2"/>
-        <w:divId w:val="432825815"/>
+        <w:divId w:val="272516425"/>
         <w:rPr>
           <w:lang w:val="nl-NL"/>
         </w:rPr>
@@ -81,23 +81,23 @@
     <w:p>
       <w:pPr>
         <w:pStyle w:val="meta-lijn2"/>
-        <w:divId w:val="432825815"/>
-        <w:rPr>
-          <w:lang w:val="nl-NL"/>
-        </w:rPr>
-      </w:pPr>
-      <w:r>
-        <w:rPr>
-          <w:lang w:val="nl-NL"/>
-        </w:rPr>
-        <w:t>Versie bijgewerkt: 5 oktober 2026, 15:27</w:t>
+        <w:divId w:val="272516425"/>
+        <w:rPr>
+          <w:lang w:val="nl-NL"/>
+        </w:rPr>
+      </w:pPr>
+      <w:r>
+        <w:rPr>
+          <w:lang w:val="nl-NL"/>
+        </w:rPr>
+        <w:t>Versie bijgewerkt: 5 oktober 2026, 15:55</w:t>
       </w:r>
     </w:p>
     <w:p>
       <w:pPr>
         <w:pStyle w:val="marker"/>
         <w:ind w:left="800" w:right="800"/>
-        <w:divId w:val="68817055"/>
+        <w:divId w:val="688873647"/>
         <w:rPr>
           <w:lang w:val="nl-NL"/>
         </w:rPr>
@@ -110,13 +110,13 @@
       <w:pPr>
         <w:pStyle w:val="Kop2"/>
         <w:pageBreakBefore/>
-        <w:divId w:val="495459498"/>
+        <w:divId w:val="411315436"/>
         <w:rPr>
           <w:rFonts w:eastAsia="Times New Roman"/>
           <w:lang w:val="nl-NL"/>
         </w:rPr>
       </w:pPr>
-      <w:bookmarkStart w:id="0" w:name="_Toc242106985"/>
+      <w:bookmarkStart w:id="0" w:name="_Toc242110765"/>
       <w:r>
         <w:rPr>
           <w:rFonts w:eastAsia="Times New Roman"/>
@@ -133,7 +133,7 @@
         <w:tabs>
           <w:tab w:val="right" w:leader="dot" w:pos="9062"/>
         </w:tabs>
-        <w:divId w:val="495459498"/>
+        <w:divId w:val="411315436"/>
         <w:rPr>
           <w:rFonts w:asciiTheme="minorHAnsi" w:hAnsiTheme="minorHAnsi" w:cstheme="minorBidi"/>
           <w:noProof/>
@@ -184,7 +184,7 @@
         <w:rPr>
           <w:noProof/>
         </w:rPr>
-        <w:instrText xml:space="preserve"> PAGEREF _Toc242106985 \h </w:instrText>
+        <w:instrText xml:space="preserve"> PAGEREF _Toc242110765 \h </w:instrText>
       </w:r>
       <w:r>
         <w:rPr>
@@ -216,7 +216,7 @@
         <w:tabs>
           <w:tab w:val="right" w:leader="dot" w:pos="9062"/>
         </w:tabs>
-        <w:divId w:val="495459498"/>
+        <w:divId w:val="411315436"/>
         <w:rPr>
           <w:rFonts w:asciiTheme="minorHAnsi" w:hAnsiTheme="minorHAnsi" w:cstheme="minorBidi"/>
           <w:noProof/>
@@ -249,7 +249,7 @@
         <w:rPr>
           <w:noProof/>
         </w:rPr>
-        <w:instrText xml:space="preserve"> PAGEREF _Toc242106986 \h </w:instrText>
+        <w:instrText xml:space="preserve"> PAGEREF _Toc242110766 \h </w:instrText>
       </w:r>
       <w:r>
         <w:rPr>
@@ -281,7 +281,7 @@
         <w:tabs>
           <w:tab w:val="right" w:leader="dot" w:pos="9062"/>
         </w:tabs>
-        <w:divId w:val="495459498"/>
+        <w:divId w:val="411315436"/>
         <w:rPr>
           <w:rFonts w:asciiTheme="minorHAnsi" w:hAnsiTheme="minorHAnsi" w:cstheme="minorBidi"/>
           <w:noProof/>
@@ -314,7 +314,7 @@
         <w:rPr>
           <w:noProof/>
         </w:rPr>
-        <w:instrText xml:space="preserve"> PAGEREF _Toc242106987 \h </w:instrText>
+        <w:instrText xml:space="preserve"> PAGEREF _Toc242110767 \h </w:instrText>
       </w:r>
       <w:r>
         <w:rPr>
@@ -346,7 +346,7 @@
         <w:tabs>
           <w:tab w:val="right" w:leader="dot" w:pos="9062"/>
         </w:tabs>
-        <w:divId w:val="495459498"/>
+        <w:divId w:val="411315436"/>
         <w:rPr>
           <w:rFonts w:asciiTheme="minorHAnsi" w:hAnsiTheme="minorHAnsi" w:cstheme="minorBidi"/>
           <w:noProof/>
@@ -379,7 +379,7 @@
         <w:rPr>
           <w:noProof/>
         </w:rPr>
-        <w:instrText xml:space="preserve"> PAGEREF _Toc242106988 \h </w:instrText>
+        <w:instrText xml:space="preserve"> PAGEREF _Toc242110768 \h </w:instrText>
       </w:r>
       <w:r>
         <w:rPr>
@@ -411,7 +411,7 @@
         <w:tabs>
           <w:tab w:val="right" w:leader="dot" w:pos="9062"/>
         </w:tabs>
-        <w:divId w:val="495459498"/>
+        <w:divId w:val="411315436"/>
         <w:rPr>
           <w:rFonts w:asciiTheme="minorHAnsi" w:hAnsiTheme="minorHAnsi" w:cstheme="minorBidi"/>
           <w:noProof/>
@@ -444,7 +444,7 @@
         <w:rPr>
           <w:noProof/>
         </w:rPr>
-        <w:instrText xml:space="preserve"> PAGEREF _Toc242106989 \h </w:instrText>
+        <w:instrText xml:space="preserve"> PAGEREF _Toc242110769 \h </w:instrText>
       </w:r>
       <w:r>
         <w:rPr>
@@ -476,7 +476,7 @@
         <w:tabs>
           <w:tab w:val="right" w:leader="dot" w:pos="9062"/>
         </w:tabs>
-        <w:divId w:val="495459498"/>
+        <w:divId w:val="411315436"/>
         <w:rPr>
           <w:rFonts w:asciiTheme="minorHAnsi" w:hAnsiTheme="minorHAnsi" w:cstheme="minorBidi"/>
           <w:noProof/>
@@ -509,7 +509,7 @@
         <w:rPr>
           <w:noProof/>
         </w:rPr>
-        <w:instrText xml:space="preserve"> PAGEREF _Toc242106990 \h </w:instrText>
+        <w:instrText xml:space="preserve"> PAGEREF _Toc242110770 \h </w:instrText>
       </w:r>
       <w:r>
         <w:rPr>
@@ -541,7 +541,7 @@
         <w:tabs>
           <w:tab w:val="right" w:leader="dot" w:pos="9062"/>
         </w:tabs>
-        <w:divId w:val="495459498"/>
+        <w:divId w:val="411315436"/>
         <w:rPr>
           <w:rFonts w:asciiTheme="minorHAnsi" w:hAnsiTheme="minorHAnsi" w:cstheme="minorBidi"/>
           <w:noProof/>
@@ -574,7 +574,7 @@
         <w:rPr>
           <w:noProof/>
         </w:rPr>
-        <w:instrText xml:space="preserve"> PAGEREF _Toc242106991 \h </w:instrText>
+        <w:instrText xml:space="preserve"> PAGEREF _Toc242110771 \h </w:instrText>
       </w:r>
       <w:r>
         <w:rPr>
@@ -606,7 +606,7 @@
         <w:tabs>
           <w:tab w:val="right" w:leader="dot" w:pos="9062"/>
         </w:tabs>
-        <w:divId w:val="495459498"/>
+        <w:divId w:val="411315436"/>
         <w:rPr>
           <w:rFonts w:asciiTheme="minorHAnsi" w:hAnsiTheme="minorHAnsi" w:cstheme="minorBidi"/>
           <w:noProof/>
@@ -639,7 +639,7 @@
         <w:rPr>
           <w:noProof/>
         </w:rPr>
-        <w:instrText xml:space="preserve"> PAGEREF _Toc242106992 \h </w:instrText>
+        <w:instrText xml:space="preserve"> PAGEREF _Toc242110772 \h </w:instrText>
       </w:r>
       <w:r>
         <w:rPr>
@@ -671,7 +671,7 @@
         <w:tabs>
           <w:tab w:val="right" w:leader="dot" w:pos="9062"/>
         </w:tabs>
-        <w:divId w:val="495459498"/>
+        <w:divId w:val="411315436"/>
         <w:rPr>
           <w:rFonts w:asciiTheme="minorHAnsi" w:hAnsiTheme="minorHAnsi" w:cstheme="minorBidi"/>
           <w:noProof/>
@@ -704,7 +704,7 @@
         <w:rPr>
           <w:noProof/>
         </w:rPr>
-        <w:instrText xml:space="preserve"> PAGEREF _Toc242106993 \h </w:instrText>
+        <w:instrText xml:space="preserve"> PAGEREF _Toc242110773 \h </w:instrText>
       </w:r>
       <w:r>
         <w:rPr>
@@ -736,7 +736,7 @@
         <w:tabs>
           <w:tab w:val="right" w:leader="dot" w:pos="9062"/>
         </w:tabs>
-        <w:divId w:val="495459498"/>
+        <w:divId w:val="411315436"/>
         <w:rPr>
           <w:rFonts w:asciiTheme="minorHAnsi" w:hAnsiTheme="minorHAnsi" w:cstheme="minorBidi"/>
           <w:noProof/>
@@ -769,7 +769,7 @@
         <w:rPr>
           <w:noProof/>
         </w:rPr>
-        <w:instrText xml:space="preserve"> PAGEREF _Toc242106994 \h </w:instrText>
+        <w:instrText xml:space="preserve"> PAGEREF _Toc242110774 \h </w:instrText>
       </w:r>
       <w:r>
         <w:rPr>
@@ -801,7 +801,7 @@
         <w:tabs>
           <w:tab w:val="right" w:leader="dot" w:pos="9062"/>
         </w:tabs>
-        <w:divId w:val="495459498"/>
+        <w:divId w:val="411315436"/>
         <w:rPr>
           <w:rFonts w:asciiTheme="minorHAnsi" w:hAnsiTheme="minorHAnsi" w:cstheme="minorBidi"/>
           <w:noProof/>
@@ -834,7 +834,7 @@
         <w:rPr>
           <w:noProof/>
         </w:rPr>
-        <w:instrText xml:space="preserve"> PAGEREF _Toc242106995 \h </w:instrText>
+        <w:instrText xml:space="preserve"> PAGEREF _Toc242110775 \h </w:instrText>
       </w:r>
       <w:r>
         <w:rPr>
@@ -866,7 +866,7 @@
         <w:tabs>
           <w:tab w:val="right" w:leader="dot" w:pos="9062"/>
         </w:tabs>
-        <w:divId w:val="495459498"/>
+        <w:divId w:val="411315436"/>
         <w:rPr>
           <w:rFonts w:asciiTheme="minorHAnsi" w:hAnsiTheme="minorHAnsi" w:cstheme="minorBidi"/>
           <w:noProof/>
@@ -899,7 +899,7 @@
         <w:rPr>
           <w:noProof/>
         </w:rPr>
-        <w:instrText xml:space="preserve"> PAGEREF _Toc242106996 \h </w:instrText>
+        <w:instrText xml:space="preserve"> PAGEREF _Toc242110776 \h </w:instrText>
       </w:r>
       <w:r>
         <w:rPr>
@@ -931,7 +931,7 @@
         <w:tabs>
           <w:tab w:val="right" w:leader="dot" w:pos="9062"/>
         </w:tabs>
-        <w:divId w:val="495459498"/>
+        <w:divId w:val="411315436"/>
         <w:rPr>
           <w:rFonts w:asciiTheme="minorHAnsi" w:hAnsiTheme="minorHAnsi" w:cstheme="minorBidi"/>
           <w:noProof/>
@@ -964,7 +964,7 @@
         <w:rPr>
           <w:noProof/>
         </w:rPr>
-        <w:instrText xml:space="preserve"> PAGEREF _Toc242106997 \h </w:instrText>
+        <w:instrText xml:space="preserve"> PAGEREF _Toc242110777 \h </w:instrText>
       </w:r>
       <w:r>
         <w:rPr>
@@ -993,7 +993,7 @@
     <w:p>
       <w:pPr>
         <w:pStyle w:val="marker"/>
-        <w:divId w:val="495459498"/>
+        <w:divId w:val="411315436"/>
         <w:rPr>
           <w:lang w:val="nl-NL"/>
         </w:rPr>
@@ -1009,7 +1009,7 @@
       <w:pPr>
         <w:pStyle w:val="marker"/>
         <w:ind w:left="800" w:right="800"/>
-        <w:divId w:val="68817055"/>
+        <w:divId w:val="688873647"/>
         <w:rPr>
           <w:lang w:val="nl-NL"/>
         </w:rPr>
@@ -1021,7 +1021,7 @@
     <w:p>
       <w:pPr>
         <w:jc w:val="both"/>
-        <w:divId w:val="1089346639"/>
+        <w:divId w:val="2049259034"/>
         <w:rPr>
           <w:i/>
           <w:iCs/>
@@ -1051,7 +1051,7 @@
     <w:p>
       <w:pPr>
         <w:jc w:val="both"/>
-        <w:divId w:val="1089346639"/>
+        <w:divId w:val="2049259034"/>
         <w:rPr>
           <w:i/>
           <w:iCs/>
@@ -1073,7 +1073,7 @@
       <w:pPr>
         <w:pStyle w:val="marker"/>
         <w:ind w:left="800" w:right="800"/>
-        <w:divId w:val="68817055"/>
+        <w:divId w:val="688873647"/>
         <w:rPr>
           <w:lang w:val="nl-NL"/>
         </w:rPr>
@@ -1085,13 +1085,13 @@
     <w:p>
       <w:pPr>
         <w:pStyle w:val="Kop2"/>
-        <w:divId w:val="68817055"/>
+        <w:divId w:val="688873647"/>
         <w:rPr>
           <w:rFonts w:eastAsia="Times New Roman"/>
           <w:lang w:val="nl-NL"/>
         </w:rPr>
       </w:pPr>
-      <w:bookmarkStart w:id="1" w:name="_Toc242106986"/>
+      <w:bookmarkStart w:id="1" w:name="_Toc242110766"/>
       <w:r>
         <w:rPr>
           <w:rFonts w:eastAsia="Times New Roman"/>
@@ -1104,7 +1104,7 @@
     <w:p>
       <w:pPr>
         <w:pStyle w:val="Normaalweb"/>
-        <w:divId w:val="68817055"/>
+        <w:divId w:val="688873647"/>
         <w:rPr>
           <w:lang w:val="nl-NL"/>
         </w:rPr>
@@ -1119,7 +1119,7 @@
     <w:p>
       <w:pPr>
         <w:pStyle w:val="Normaalweb"/>
-        <w:divId w:val="68817055"/>
+        <w:divId w:val="688873647"/>
         <w:rPr>
           <w:lang w:val="nl-NL"/>
         </w:rPr>
@@ -1134,7 +1134,7 @@
     <w:p>
       <w:pPr>
         <w:pStyle w:val="Normaalweb"/>
-        <w:divId w:val="68817055"/>
+        <w:divId w:val="688873647"/>
         <w:rPr>
           <w:lang w:val="nl-NL"/>
         </w:rPr>
@@ -1156,7 +1156,7 @@
     <w:p>
       <w:pPr>
         <w:pStyle w:val="Normaalweb"/>
-        <w:divId w:val="68817055"/>
+        <w:divId w:val="688873647"/>
         <w:rPr>
           <w:lang w:val="nl-NL"/>
         </w:rPr>
@@ -1178,7 +1178,7 @@
     <w:p>
       <w:pPr>
         <w:pStyle w:val="Normaalweb"/>
-        <w:divId w:val="68817055"/>
+        <w:divId w:val="688873647"/>
         <w:rPr>
           <w:lang w:val="nl-NL"/>
         </w:rPr>
@@ -1200,7 +1200,7 @@
     <w:p>
       <w:pPr>
         <w:pStyle w:val="Normaalweb"/>
-        <w:divId w:val="68817055"/>
+        <w:divId w:val="688873647"/>
         <w:rPr>
           <w:lang w:val="nl-NL"/>
         </w:rPr>
@@ -1222,7 +1222,7 @@
     <w:p>
       <w:pPr>
         <w:pStyle w:val="Normaalweb"/>
-        <w:divId w:val="68817055"/>
+        <w:divId w:val="688873647"/>
         <w:rPr>
           <w:lang w:val="nl-NL"/>
         </w:rPr>
@@ -1244,7 +1244,7 @@
     <w:p>
       <w:pPr>
         <w:pStyle w:val="Normaalweb"/>
-        <w:divId w:val="68817055"/>
+        <w:divId w:val="688873647"/>
         <w:rPr>
           <w:lang w:val="nl-NL"/>
         </w:rPr>
@@ -1266,7 +1266,7 @@
     <w:p>
       <w:pPr>
         <w:pStyle w:val="Normaalweb"/>
-        <w:divId w:val="68817055"/>
+        <w:divId w:val="688873647"/>
         <w:rPr>
           <w:lang w:val="nl-NL"/>
         </w:rPr>
@@ -1282,7 +1282,7 @@
       <w:pPr>
         <w:pStyle w:val="marker"/>
         <w:ind w:left="800" w:right="800"/>
-        <w:divId w:val="68817055"/>
+        <w:divId w:val="688873647"/>
         <w:rPr>
           <w:lang w:val="nl-NL"/>
         </w:rPr>
@@ -1294,13 +1294,13 @@
     <w:p>
       <w:pPr>
         <w:pStyle w:val="Kop2"/>
-        <w:divId w:val="68817055"/>
+        <w:divId w:val="688873647"/>
         <w:rPr>
           <w:rFonts w:eastAsia="Times New Roman"/>
           <w:lang w:val="nl-NL"/>
         </w:rPr>
       </w:pPr>
-      <w:bookmarkStart w:id="2" w:name="_Toc242106987"/>
+      <w:bookmarkStart w:id="2" w:name="_Toc242110767"/>
       <w:r>
         <w:rPr>
           <w:rFonts w:eastAsia="Times New Roman"/>
@@ -1313,7 +1313,7 @@
     <w:p>
       <w:pPr>
         <w:pStyle w:val="Normaalweb"/>
-        <w:divId w:val="68817055"/>
+        <w:divId w:val="688873647"/>
         <w:rPr>
           <w:lang w:val="nl-NL"/>
         </w:rPr>
@@ -1328,7 +1328,7 @@
     <w:p>
       <w:pPr>
         <w:pStyle w:val="Normaalweb"/>
-        <w:divId w:val="68817055"/>
+        <w:divId w:val="688873647"/>
         <w:rPr>
           <w:lang w:val="nl-NL"/>
         </w:rPr>
@@ -1343,7 +1343,7 @@
     <w:p>
       <w:pPr>
         <w:pStyle w:val="Normaalweb"/>
-        <w:divId w:val="68817055"/>
+        <w:divId w:val="688873647"/>
         <w:rPr>
           <w:lang w:val="nl-NL"/>
         </w:rPr>
@@ -1358,7 +1358,7 @@
     <w:p>
       <w:pPr>
         <w:pStyle w:val="Normaalweb"/>
-        <w:divId w:val="68817055"/>
+        <w:divId w:val="688873647"/>
         <w:rPr>
           <w:lang w:val="nl-NL"/>
         </w:rPr>
@@ -1373,7 +1373,7 @@
     <w:p>
       <w:pPr>
         <w:pStyle w:val="Normaalweb"/>
-        <w:divId w:val="68817055"/>
+        <w:divId w:val="688873647"/>
         <w:rPr>
           <w:lang w:val="nl-NL"/>
         </w:rPr>
@@ -1388,7 +1388,7 @@
     <w:p>
       <w:pPr>
         <w:pStyle w:val="Normaalweb"/>
-        <w:divId w:val="68817055"/>
+        <w:divId w:val="688873647"/>
         <w:rPr>
           <w:lang w:val="nl-NL"/>
         </w:rPr>
@@ -1410,7 +1410,7 @@
     <w:p>
       <w:pPr>
         <w:pStyle w:val="Normaalweb"/>
-        <w:divId w:val="68817055"/>
+        <w:divId w:val="688873647"/>
         <w:rPr>
           <w:lang w:val="nl-NL"/>
         </w:rPr>
@@ -1432,7 +1432,7 @@
     <w:p>
       <w:pPr>
         <w:pStyle w:val="Normaalweb"/>
-        <w:divId w:val="68817055"/>
+        <w:divId w:val="688873647"/>
         <w:rPr>
           <w:lang w:val="nl-NL"/>
         </w:rPr>
@@ -1454,7 +1454,7 @@
     <w:p>
       <w:pPr>
         <w:pStyle w:val="Normaalweb"/>
-        <w:divId w:val="68817055"/>
+        <w:divId w:val="688873647"/>
         <w:rPr>
           <w:lang w:val="nl-NL"/>
         </w:rPr>
@@ -1483,7 +1483,7 @@
     <w:p>
       <w:pPr>
         <w:pStyle w:val="Normaalweb"/>
-        <w:divId w:val="68817055"/>
+        <w:divId w:val="688873647"/>
         <w:rPr>
           <w:lang w:val="nl-NL"/>
         </w:rPr>
@@ -1511,7 +1511,7 @@
     <w:p>
       <w:pPr>
         <w:pStyle w:val="Normaalweb"/>
-        <w:divId w:val="68817055"/>
+        <w:divId w:val="688873647"/>
         <w:rPr>
           <w:lang w:val="nl-NL"/>
         </w:rPr>
@@ -1533,7 +1533,7 @@
     <w:p>
       <w:pPr>
         <w:pStyle w:val="Normaalweb"/>
-        <w:divId w:val="68817055"/>
+        <w:divId w:val="688873647"/>
         <w:rPr>
           <w:lang w:val="nl-NL"/>
         </w:rPr>
@@ -1548,7 +1548,7 @@
     <w:p>
       <w:pPr>
         <w:pStyle w:val="Normaalweb"/>
-        <w:divId w:val="68817055"/>
+        <w:divId w:val="688873647"/>
         <w:rPr>
           <w:lang w:val="nl-NL"/>
         </w:rPr>
@@ -1577,7 +1577,7 @@
       <w:pPr>
         <w:pStyle w:val="marker"/>
         <w:ind w:left="800" w:right="800"/>
-        <w:divId w:val="68817055"/>
+        <w:divId w:val="688873647"/>
         <w:rPr>
           <w:lang w:val="nl-NL"/>
         </w:rPr>
@@ -1589,13 +1589,13 @@
     <w:p>
       <w:pPr>
         <w:pStyle w:val="Kop2"/>
-        <w:divId w:val="68817055"/>
+        <w:divId w:val="688873647"/>
         <w:rPr>
           <w:rFonts w:eastAsia="Times New Roman"/>
           <w:lang w:val="nl-NL"/>
         </w:rPr>
       </w:pPr>
-      <w:bookmarkStart w:id="3" w:name="_Toc242106988"/>
+      <w:bookmarkStart w:id="3" w:name="_Toc242110768"/>
       <w:r>
         <w:rPr>
           <w:rFonts w:eastAsia="Times New Roman"/>
@@ -1608,7 +1608,7 @@
     <w:p>
       <w:pPr>
         <w:pStyle w:val="Normaalweb"/>
-        <w:divId w:val="68817055"/>
+        <w:divId w:val="688873647"/>
         <w:rPr>
           <w:lang w:val="nl-NL"/>
         </w:rPr>
@@ -1623,7 +1623,7 @@
     <w:p>
       <w:pPr>
         <w:pStyle w:val="Normaalweb"/>
-        <w:divId w:val="68817055"/>
+        <w:divId w:val="688873647"/>
         <w:rPr>
           <w:lang w:val="nl-NL"/>
         </w:rPr>
@@ -1651,7 +1651,7 @@
     <w:p>
       <w:pPr>
         <w:pStyle w:val="Normaalweb"/>
-        <w:divId w:val="68817055"/>
+        <w:divId w:val="688873647"/>
         <w:rPr>
           <w:lang w:val="nl-NL"/>
         </w:rPr>
@@ -1673,7 +1673,7 @@
     <w:p>
       <w:pPr>
         <w:pStyle w:val="Normaalweb"/>
-        <w:divId w:val="68817055"/>
+        <w:divId w:val="688873647"/>
         <w:rPr>
           <w:lang w:val="nl-NL"/>
         </w:rPr>
@@ -1701,7 +1701,7 @@
     <w:p>
       <w:pPr>
         <w:pStyle w:val="Normaalweb"/>
-        <w:divId w:val="68817055"/>
+        <w:divId w:val="688873647"/>
         <w:rPr>
           <w:lang w:val="nl-NL"/>
         </w:rPr>
@@ -1723,7 +1723,7 @@
     <w:p>
       <w:pPr>
         <w:pStyle w:val="Normaalweb"/>
-        <w:divId w:val="68817055"/>
+        <w:divId w:val="688873647"/>
         <w:rPr>
           <w:lang w:val="nl-NL"/>
         </w:rPr>
@@ -1751,7 +1751,7 @@
     <w:p>
       <w:pPr>
         <w:pStyle w:val="Normaalweb"/>
-        <w:divId w:val="68817055"/>
+        <w:divId w:val="688873647"/>
         <w:rPr>
           <w:lang w:val="nl-NL"/>
         </w:rPr>
@@ -1766,7 +1766,7 @@
     <w:p>
       <w:pPr>
         <w:pStyle w:val="Normaalweb"/>
-        <w:divId w:val="68817055"/>
+        <w:divId w:val="688873647"/>
         <w:rPr>
           <w:lang w:val="nl-NL"/>
         </w:rPr>
@@ -1795,7 +1795,7 @@
     <w:p>
       <w:pPr>
         <w:pStyle w:val="Normaalweb"/>
-        <w:divId w:val="68817055"/>
+        <w:divId w:val="688873647"/>
         <w:rPr>
           <w:lang w:val="nl-NL"/>
         </w:rPr>
@@ -1811,7 +1811,7 @@
       <w:pPr>
         <w:pStyle w:val="marker"/>
         <w:ind w:left="800" w:right="800"/>
-        <w:divId w:val="68817055"/>
+        <w:divId w:val="688873647"/>
         <w:rPr>
           <w:lang w:val="nl-NL"/>
         </w:rPr>
@@ -1823,13 +1823,13 @@
     <w:p>
       <w:pPr>
         <w:pStyle w:val="Kop2"/>
-        <w:divId w:val="68817055"/>
+        <w:divId w:val="688873647"/>
         <w:rPr>
           <w:rFonts w:eastAsia="Times New Roman"/>
           <w:lang w:val="nl-NL"/>
         </w:rPr>
       </w:pPr>
-      <w:bookmarkStart w:id="4" w:name="_Toc242106989"/>
+      <w:bookmarkStart w:id="4" w:name="_Toc242110769"/>
       <w:r>
         <w:rPr>
           <w:rFonts w:eastAsia="Times New Roman"/>
@@ -1842,7 +1842,7 @@
     <w:p>
       <w:pPr>
         <w:pStyle w:val="Normaalweb"/>
-        <w:divId w:val="68817055"/>
+        <w:divId w:val="688873647"/>
         <w:rPr>
           <w:lang w:val="nl-NL"/>
         </w:rPr>
@@ -1857,7 +1857,7 @@
     <w:p>
       <w:pPr>
         <w:pStyle w:val="Normaalweb"/>
-        <w:divId w:val="68817055"/>
+        <w:divId w:val="688873647"/>
         <w:rPr>
           <w:lang w:val="nl-NL"/>
         </w:rPr>
@@ -1872,7 +1872,7 @@
     <w:p>
       <w:pPr>
         <w:pStyle w:val="Normaalweb"/>
-        <w:divId w:val="68817055"/>
+        <w:divId w:val="688873647"/>
         <w:rPr>
           <w:lang w:val="nl-NL"/>
         </w:rPr>
@@ -1887,7 +1887,7 @@
     <w:p>
       <w:pPr>
         <w:pStyle w:val="Normaalweb"/>
-        <w:divId w:val="68817055"/>
+        <w:divId w:val="688873647"/>
         <w:rPr>
           <w:lang w:val="nl-NL"/>
         </w:rPr>
@@ -1902,7 +1902,7 @@
     <w:p>
       <w:pPr>
         <w:pStyle w:val="Normaalweb"/>
-        <w:divId w:val="68817055"/>
+        <w:divId w:val="688873647"/>
         <w:rPr>
           <w:lang w:val="nl-NL"/>
         </w:rPr>
@@ -1923,7 +1923,7 @@
     <w:p>
       <w:pPr>
         <w:pStyle w:val="Normaalweb"/>
-        <w:divId w:val="68817055"/>
+        <w:divId w:val="688873647"/>
         <w:rPr>
           <w:lang w:val="nl-NL"/>
         </w:rPr>
@@ -1938,7 +1938,7 @@
     <w:p>
       <w:pPr>
         <w:pStyle w:val="Normaalweb"/>
-        <w:divId w:val="68817055"/>
+        <w:divId w:val="688873647"/>
         <w:rPr>
           <w:lang w:val="nl-NL"/>
         </w:rPr>
@@ -1959,7 +1959,7 @@
     <w:p>
       <w:pPr>
         <w:pStyle w:val="Normaalweb"/>
-        <w:divId w:val="68817055"/>
+        <w:divId w:val="688873647"/>
         <w:rPr>
           <w:lang w:val="nl-NL"/>
         </w:rPr>
@@ -1987,7 +1987,7 @@
     <w:p>
       <w:pPr>
         <w:pStyle w:val="Normaalweb"/>
-        <w:divId w:val="68817055"/>
+        <w:divId w:val="688873647"/>
         <w:rPr>
           <w:lang w:val="nl-NL"/>
         </w:rPr>
@@ -2002,7 +2002,7 @@
     <w:p>
       <w:pPr>
         <w:pStyle w:val="Normaalweb"/>
-        <w:divId w:val="68817055"/>
+        <w:divId w:val="688873647"/>
         <w:rPr>
           <w:lang w:val="nl-NL"/>
         </w:rPr>
@@ -2018,7 +2018,7 @@
       <w:pPr>
         <w:pStyle w:val="marker"/>
         <w:ind w:left="800" w:right="800"/>
-        <w:divId w:val="68817055"/>
+        <w:divId w:val="688873647"/>
         <w:rPr>
           <w:lang w:val="nl-NL"/>
         </w:rPr>
@@ -2030,13 +2030,13 @@
     <w:p>
       <w:pPr>
         <w:pStyle w:val="Kop2"/>
-        <w:divId w:val="68817055"/>
+        <w:divId w:val="688873647"/>
         <w:rPr>
           <w:rFonts w:eastAsia="Times New Roman"/>
           <w:lang w:val="nl-NL"/>
         </w:rPr>
       </w:pPr>
-      <w:bookmarkStart w:id="5" w:name="_Toc242106990"/>
+      <w:bookmarkStart w:id="5" w:name="_Toc242110770"/>
       <w:r>
         <w:rPr>
           <w:rFonts w:eastAsia="Times New Roman"/>
@@ -2049,7 +2049,7 @@
     <w:p>
       <w:pPr>
         <w:pStyle w:val="Normaalweb"/>
-        <w:divId w:val="68817055"/>
+        <w:divId w:val="688873647"/>
         <w:rPr>
           <w:lang w:val="nl-NL"/>
         </w:rPr>
@@ -2064,7 +2064,7 @@
     <w:p>
       <w:pPr>
         <w:pStyle w:val="Normaalweb"/>
-        <w:divId w:val="68817055"/>
+        <w:divId w:val="688873647"/>
         <w:rPr>
           <w:lang w:val="nl-NL"/>
         </w:rPr>
@@ -2079,7 +2079,7 @@
     <w:p>
       <w:pPr>
         <w:pStyle w:val="Normaalweb"/>
-        <w:divId w:val="68817055"/>
+        <w:divId w:val="688873647"/>
         <w:rPr>
           <w:lang w:val="nl-NL"/>
         </w:rPr>
@@ -2095,7 +2095,7 @@
       <w:pPr>
         <w:pStyle w:val="marker"/>
         <w:ind w:left="800" w:right="800"/>
-        <w:divId w:val="68817055"/>
+        <w:divId w:val="688873647"/>
         <w:rPr>
           <w:lang w:val="nl-NL"/>
         </w:rPr>
@@ -2107,13 +2107,13 @@
     <w:p>
       <w:pPr>
         <w:pStyle w:val="Kop2"/>
-        <w:divId w:val="68817055"/>
+        <w:divId w:val="688873647"/>
         <w:rPr>
           <w:rFonts w:eastAsia="Times New Roman"/>
           <w:lang w:val="nl-NL"/>
         </w:rPr>
       </w:pPr>
-      <w:bookmarkStart w:id="6" w:name="_Toc242106991"/>
+      <w:bookmarkStart w:id="6" w:name="_Toc242110771"/>
       <w:r>
         <w:rPr>
           <w:rFonts w:eastAsia="Times New Roman"/>
@@ -2126,7 +2126,7 @@
     <w:p>
       <w:pPr>
         <w:pStyle w:val="Normaalweb"/>
-        <w:divId w:val="68817055"/>
+        <w:divId w:val="688873647"/>
         <w:rPr>
           <w:lang w:val="nl-NL"/>
         </w:rPr>
@@ -2141,7 +2141,7 @@
     <w:p>
       <w:pPr>
         <w:pStyle w:val="Normaalweb"/>
-        <w:divId w:val="68817055"/>
+        <w:divId w:val="688873647"/>
         <w:rPr>
           <w:lang w:val="nl-NL"/>
         </w:rPr>
@@ -2169,7 +2169,7 @@
     <w:p>
       <w:pPr>
         <w:pStyle w:val="Normaalweb"/>
-        <w:divId w:val="68817055"/>
+        <w:divId w:val="688873647"/>
         <w:rPr>
           <w:lang w:val="nl-NL"/>
         </w:rPr>
@@ -2197,7 +2197,7 @@
     <w:p>
       <w:pPr>
         <w:pStyle w:val="Normaalweb"/>
-        <w:divId w:val="68817055"/>
+        <w:divId w:val="688873647"/>
         <w:rPr>
           <w:lang w:val="nl-NL"/>
         </w:rPr>
@@ -2225,7 +2225,7 @@
     <w:p>
       <w:pPr>
         <w:pStyle w:val="Normaalweb"/>
-        <w:divId w:val="68817055"/>
+        <w:divId w:val="688873647"/>
         <w:rPr>
           <w:lang w:val="nl-NL"/>
         </w:rPr>
@@ -2247,20 +2247,13 @@
         <w:rPr>
           <w:lang w:val="nl-NL"/>
         </w:rPr>
-        <w:t xml:space="preserve">de ontvangende lidstaat zijn eigen wetgeving niet unilateraal mag toepassen voordat hij een dialoog heeft gevoerd met de </w:t>
-      </w:r>
-      <w:r>
-        <w:rPr>
-          <w:lang w:val="nl-NL"/>
-        </w:rPr>
-        <w:lastRenderedPageBreak/>
-        <w:t>afgevende lidstaat. Dit dialoogvereiste, bedoeld als bescherming van de werknemer, wordt in de praktijk door frauduleuze werkgevers gebruikt om de toepassing van de ontvangende wetgeving maandenlang te vertragen terwijl de werknemer formeel onbeschermd is.</w:t>
-      </w:r>
-    </w:p>
-    <w:p>
-      <w:pPr>
-        <w:pStyle w:val="Normaalweb"/>
-        <w:divId w:val="68817055"/>
+        <w:t>de ontvangende lidstaat zijn eigen wetgeving niet unilateraal mag toepassen voordat hij een dialoog heeft gevoerd met de afgevende lidstaat. Dit dialoogvereiste, bedoeld als bescherming van de werknemer, wordt in de praktijk door frauduleuze werkgevers gebruikt om de toepassing van de ontvangende wetgeving maandenlang te vertragen terwijl de werknemer formeel onbeschermd is.</w:t>
+      </w:r>
+    </w:p>
+    <w:p>
+      <w:pPr>
+        <w:pStyle w:val="Normaalweb"/>
+        <w:divId w:val="688873647"/>
         <w:rPr>
           <w:lang w:val="nl-NL"/>
         </w:rPr>
@@ -2276,7 +2269,7 @@
       <w:pPr>
         <w:pStyle w:val="marker"/>
         <w:ind w:left="800" w:right="800"/>
-        <w:divId w:val="68817055"/>
+        <w:divId w:val="688873647"/>
         <w:rPr>
           <w:lang w:val="nl-NL"/>
         </w:rPr>
@@ -2288,13 +2281,13 @@
     <w:p>
       <w:pPr>
         <w:pStyle w:val="Kop2"/>
-        <w:divId w:val="68817055"/>
+        <w:divId w:val="688873647"/>
         <w:rPr>
           <w:rFonts w:eastAsia="Times New Roman"/>
           <w:lang w:val="nl-NL"/>
         </w:rPr>
       </w:pPr>
-      <w:bookmarkStart w:id="7" w:name="_Toc242106992"/>
+      <w:bookmarkStart w:id="7" w:name="_Toc242110772"/>
       <w:r>
         <w:rPr>
           <w:rFonts w:eastAsia="Times New Roman"/>
@@ -2307,7 +2300,7 @@
     <w:p>
       <w:pPr>
         <w:pStyle w:val="Normaalweb"/>
-        <w:divId w:val="68817055"/>
+        <w:divId w:val="688873647"/>
         <w:rPr>
           <w:lang w:val="nl-NL"/>
         </w:rPr>
@@ -2322,7 +2315,7 @@
     <w:p>
       <w:pPr>
         <w:pStyle w:val="Normaalweb"/>
-        <w:divId w:val="68817055"/>
+        <w:divId w:val="688873647"/>
         <w:rPr>
           <w:lang w:val="nl-NL"/>
         </w:rPr>
@@ -2337,7 +2330,7 @@
     <w:p>
       <w:pPr>
         <w:pStyle w:val="Normaalweb"/>
-        <w:divId w:val="68817055"/>
+        <w:divId w:val="688873647"/>
         <w:rPr>
           <w:lang w:val="nl-NL"/>
         </w:rPr>
@@ -2358,7 +2351,7 @@
     <w:p>
       <w:pPr>
         <w:pStyle w:val="Normaalweb"/>
-        <w:divId w:val="68817055"/>
+        <w:divId w:val="688873647"/>
         <w:rPr>
           <w:lang w:val="nl-NL"/>
         </w:rPr>
@@ -2374,7 +2367,7 @@
       <w:pPr>
         <w:pStyle w:val="marker"/>
         <w:ind w:left="800" w:right="800"/>
-        <w:divId w:val="68817055"/>
+        <w:divId w:val="688873647"/>
         <w:rPr>
           <w:lang w:val="nl-NL"/>
         </w:rPr>
@@ -2386,13 +2379,13 @@
     <w:p>
       <w:pPr>
         <w:pStyle w:val="Kop2"/>
-        <w:divId w:val="68817055"/>
+        <w:divId w:val="688873647"/>
         <w:rPr>
           <w:rFonts w:eastAsia="Times New Roman"/>
           <w:lang w:val="nl-NL"/>
         </w:rPr>
       </w:pPr>
-      <w:bookmarkStart w:id="8" w:name="_Toc242106993"/>
+      <w:bookmarkStart w:id="8" w:name="_Toc242110773"/>
       <w:r>
         <w:rPr>
           <w:rFonts w:eastAsia="Times New Roman"/>
@@ -2405,7 +2398,7 @@
     <w:p>
       <w:pPr>
         <w:pStyle w:val="Normaalweb"/>
-        <w:divId w:val="68817055"/>
+        <w:divId w:val="688873647"/>
         <w:rPr>
           <w:lang w:val="nl-NL"/>
         </w:rPr>
@@ -2420,7 +2413,7 @@
     <w:p>
       <w:pPr>
         <w:pStyle w:val="Normaalweb"/>
-        <w:divId w:val="68817055"/>
+        <w:divId w:val="688873647"/>
         <w:rPr>
           <w:lang w:val="nl-NL"/>
         </w:rPr>
@@ -2448,7 +2441,7 @@
     <w:p>
       <w:pPr>
         <w:pStyle w:val="Normaalweb"/>
-        <w:divId w:val="68817055"/>
+        <w:divId w:val="688873647"/>
         <w:rPr>
           <w:lang w:val="nl-NL"/>
         </w:rPr>
@@ -2470,7 +2463,7 @@
     <w:p>
       <w:pPr>
         <w:pStyle w:val="Normaalweb"/>
-        <w:divId w:val="68817055"/>
+        <w:divId w:val="688873647"/>
         <w:rPr>
           <w:lang w:val="nl-NL"/>
         </w:rPr>
@@ -2485,7 +2478,7 @@
     <w:p>
       <w:pPr>
         <w:pStyle w:val="Normaalweb"/>
-        <w:divId w:val="68817055"/>
+        <w:divId w:val="688873647"/>
         <w:rPr>
           <w:lang w:val="nl-NL"/>
         </w:rPr>
@@ -2506,7 +2499,7 @@
     <w:p>
       <w:pPr>
         <w:pStyle w:val="Normaalweb"/>
-        <w:divId w:val="68817055"/>
+        <w:divId w:val="688873647"/>
         <w:rPr>
           <w:lang w:val="nl-NL"/>
         </w:rPr>
@@ -2527,7 +2520,7 @@
     <w:p>
       <w:pPr>
         <w:pStyle w:val="Normaalweb"/>
-        <w:divId w:val="68817055"/>
+        <w:divId w:val="688873647"/>
         <w:rPr>
           <w:lang w:val="nl-NL"/>
         </w:rPr>
@@ -2542,7 +2535,7 @@
     <w:p>
       <w:pPr>
         <w:pStyle w:val="Normaalweb"/>
-        <w:divId w:val="68817055"/>
+        <w:divId w:val="688873647"/>
         <w:rPr>
           <w:lang w:val="nl-NL"/>
         </w:rPr>
@@ -2557,7 +2550,7 @@
     <w:p>
       <w:pPr>
         <w:pStyle w:val="Normaalweb"/>
-        <w:divId w:val="68817055"/>
+        <w:divId w:val="688873647"/>
         <w:rPr>
           <w:lang w:val="nl-NL"/>
         </w:rPr>
@@ -2573,7 +2566,7 @@
       <w:pPr>
         <w:pStyle w:val="marker"/>
         <w:ind w:left="800" w:right="800"/>
-        <w:divId w:val="68817055"/>
+        <w:divId w:val="688873647"/>
         <w:rPr>
           <w:lang w:val="nl-NL"/>
         </w:rPr>
@@ -2585,13 +2578,13 @@
     <w:p>
       <w:pPr>
         <w:pStyle w:val="Kop2"/>
-        <w:divId w:val="68817055"/>
+        <w:divId w:val="688873647"/>
         <w:rPr>
           <w:rFonts w:eastAsia="Times New Roman"/>
           <w:lang w:val="nl-NL"/>
         </w:rPr>
       </w:pPr>
-      <w:bookmarkStart w:id="9" w:name="_Toc242106994"/>
+      <w:bookmarkStart w:id="9" w:name="_Toc242110774"/>
       <w:r>
         <w:rPr>
           <w:rFonts w:eastAsia="Times New Roman"/>
@@ -2604,7 +2597,7 @@
     <w:p>
       <w:pPr>
         <w:pStyle w:val="Normaalweb"/>
-        <w:divId w:val="68817055"/>
+        <w:divId w:val="688873647"/>
         <w:rPr>
           <w:lang w:val="nl-NL"/>
         </w:rPr>
@@ -2619,7 +2612,7 @@
     <w:p>
       <w:pPr>
         <w:pStyle w:val="Normaalweb"/>
-        <w:divId w:val="68817055"/>
+        <w:divId w:val="688873647"/>
         <w:rPr>
           <w:lang w:val="nl-NL"/>
         </w:rPr>
@@ -2647,7 +2640,7 @@
     <w:p>
       <w:pPr>
         <w:pStyle w:val="Normaalweb"/>
-        <w:divId w:val="68817055"/>
+        <w:divId w:val="688873647"/>
         <w:rPr>
           <w:lang w:val="nl-NL"/>
         </w:rPr>
@@ -2681,7 +2674,7 @@
     <w:p>
       <w:pPr>
         <w:pStyle w:val="Normaalweb"/>
-        <w:divId w:val="68817055"/>
+        <w:divId w:val="688873647"/>
         <w:rPr>
           <w:lang w:val="nl-NL"/>
         </w:rPr>
@@ -2716,7 +2709,7 @@
       <w:pPr>
         <w:pStyle w:val="marker"/>
         <w:ind w:left="800" w:right="800"/>
-        <w:divId w:val="68817055"/>
+        <w:divId w:val="688873647"/>
         <w:rPr>
           <w:lang w:val="nl-NL"/>
         </w:rPr>
@@ -2728,13 +2721,13 @@
     <w:p>
       <w:pPr>
         <w:pStyle w:val="Kop2"/>
-        <w:divId w:val="68817055"/>
+        <w:divId w:val="688873647"/>
         <w:rPr>
           <w:rFonts w:eastAsia="Times New Roman"/>
           <w:lang w:val="nl-NL"/>
         </w:rPr>
       </w:pPr>
-      <w:bookmarkStart w:id="10" w:name="_Toc242106995"/>
+      <w:bookmarkStart w:id="10" w:name="_Toc242110775"/>
       <w:r>
         <w:rPr>
           <w:rFonts w:eastAsia="Times New Roman"/>
@@ -2747,7 +2740,7 @@
     <w:p>
       <w:pPr>
         <w:pStyle w:val="Normaalweb"/>
-        <w:divId w:val="68817055"/>
+        <w:divId w:val="688873647"/>
         <w:rPr>
           <w:lang w:val="nl-NL"/>
         </w:rPr>
@@ -2768,7 +2761,7 @@
     <w:p>
       <w:pPr>
         <w:pStyle w:val="Normaalweb"/>
-        <w:divId w:val="68817055"/>
+        <w:divId w:val="688873647"/>
         <w:rPr>
           <w:lang w:val="nl-NL"/>
         </w:rPr>
@@ -2783,7 +2776,7 @@
     <w:p>
       <w:pPr>
         <w:pStyle w:val="Normaalweb"/>
-        <w:divId w:val="68817055"/>
+        <w:divId w:val="688873647"/>
         <w:rPr>
           <w:lang w:val="nl-NL"/>
         </w:rPr>
@@ -2798,7 +2791,7 @@
     <w:p>
       <w:pPr>
         <w:pStyle w:val="Normaalweb"/>
-        <w:divId w:val="68817055"/>
+        <w:divId w:val="688873647"/>
         <w:rPr>
           <w:lang w:val="nl-NL"/>
         </w:rPr>
@@ -2813,7 +2806,7 @@
     <w:p>
       <w:pPr>
         <w:pStyle w:val="Normaalweb"/>
-        <w:divId w:val="68817055"/>
+        <w:divId w:val="688873647"/>
         <w:rPr>
           <w:lang w:val="nl-NL"/>
         </w:rPr>
@@ -2829,7 +2822,7 @@
       <w:pPr>
         <w:pStyle w:val="marker"/>
         <w:ind w:left="800" w:right="800"/>
-        <w:divId w:val="68817055"/>
+        <w:divId w:val="688873647"/>
         <w:rPr>
           <w:lang w:val="nl-NL"/>
         </w:rPr>
@@ -2841,13 +2834,13 @@
     <w:p>
       <w:pPr>
         <w:pStyle w:val="Kop2"/>
-        <w:divId w:val="68817055"/>
+        <w:divId w:val="688873647"/>
         <w:rPr>
           <w:rFonts w:eastAsia="Times New Roman"/>
           <w:lang w:val="nl-NL"/>
         </w:rPr>
       </w:pPr>
-      <w:bookmarkStart w:id="11" w:name="_Toc242106996"/>
+      <w:bookmarkStart w:id="11" w:name="_Toc242110776"/>
       <w:r>
         <w:rPr>
           <w:rFonts w:eastAsia="Times New Roman"/>
@@ -2860,7 +2853,7 @@
     <w:p>
       <w:pPr>
         <w:pStyle w:val="Normaalweb"/>
-        <w:divId w:val="68817055"/>
+        <w:divId w:val="688873647"/>
         <w:rPr>
           <w:lang w:val="nl-NL"/>
         </w:rPr>
@@ -2875,7 +2868,7 @@
     <w:p>
       <w:pPr>
         <w:pStyle w:val="Normaalweb"/>
-        <w:divId w:val="68817055"/>
+        <w:divId w:val="688873647"/>
         <w:rPr>
           <w:lang w:val="nl-NL"/>
         </w:rPr>
@@ -2897,7 +2890,7 @@
     <w:p>
       <w:pPr>
         <w:pStyle w:val="Normaalweb"/>
-        <w:divId w:val="68817055"/>
+        <w:divId w:val="688873647"/>
         <w:rPr>
           <w:lang w:val="nl-NL"/>
         </w:rPr>
@@ -2925,7 +2918,7 @@
     <w:p>
       <w:pPr>
         <w:pStyle w:val="Normaalweb"/>
-        <w:divId w:val="68817055"/>
+        <w:divId w:val="688873647"/>
         <w:rPr>
           <w:lang w:val="nl-NL"/>
         </w:rPr>
@@ -2940,7 +2933,7 @@
     <w:p>
       <w:pPr>
         <w:pStyle w:val="Normaalweb"/>
-        <w:divId w:val="68817055"/>
+        <w:divId w:val="688873647"/>
         <w:rPr>
           <w:lang w:val="nl-NL"/>
         </w:rPr>
@@ -2956,7 +2949,7 @@
       <w:pPr>
         <w:pStyle w:val="marker"/>
         <w:ind w:left="800" w:right="800"/>
-        <w:divId w:val="68817055"/>
+        <w:divId w:val="688873647"/>
         <w:rPr>
           <w:lang w:val="nl-NL"/>
         </w:rPr>
@@ -2968,13 +2961,13 @@
     <w:p>
       <w:pPr>
         <w:pStyle w:val="Kop2"/>
-        <w:divId w:val="68817055"/>
+        <w:divId w:val="688873647"/>
         <w:rPr>
           <w:rFonts w:eastAsia="Times New Roman"/>
           <w:lang w:val="nl-NL"/>
         </w:rPr>
       </w:pPr>
-      <w:bookmarkStart w:id="12" w:name="_Toc242106997"/>
+      <w:bookmarkStart w:id="12" w:name="_Toc242110777"/>
       <w:r>
         <w:rPr>
           <w:rFonts w:eastAsia="Times New Roman"/>
@@ -2987,7 +2980,7 @@
     <w:p>
       <w:pPr>
         <w:pStyle w:val="Normaalweb"/>
-        <w:divId w:val="68817055"/>
+        <w:divId w:val="688873647"/>
         <w:rPr>
           <w:lang w:val="nl-NL"/>
         </w:rPr>
@@ -3002,7 +2995,7 @@
     <w:p>
       <w:pPr>
         <w:pStyle w:val="Normaalweb"/>
-        <w:divId w:val="68817055"/>
+        <w:divId w:val="688873647"/>
         <w:rPr>
           <w:lang w:val="nl-NL"/>
         </w:rPr>
@@ -3017,7 +3010,7 @@
     <w:p>
       <w:pPr>
         <w:pStyle w:val="Normaalweb"/>
-        <w:divId w:val="68817055"/>
+        <w:divId w:val="688873647"/>
         <w:rPr>
           <w:lang w:val="nl-NL"/>
         </w:rPr>
@@ -3032,7 +3025,7 @@
     <w:p>
       <w:pPr>
         <w:pStyle w:val="Normaalweb"/>
-        <w:divId w:val="68817055"/>
+        <w:divId w:val="688873647"/>
         <w:rPr>
           <w:lang w:val="nl-NL"/>
         </w:rPr>
@@ -3047,7 +3040,7 @@
     <w:p>
       <w:pPr>
         <w:pStyle w:val="Normaalweb"/>
-        <w:divId w:val="68817055"/>
+        <w:divId w:val="688873647"/>
         <w:rPr>
           <w:lang w:val="nl-NL"/>
         </w:rPr>
@@ -3062,7 +3055,7 @@
     <w:p>
       <w:pPr>
         <w:pStyle w:val="Normaalweb"/>
-        <w:divId w:val="68817055"/>
+        <w:divId w:val="688873647"/>
         <w:rPr>
           <w:lang w:val="nl-NL"/>
         </w:rPr>
@@ -3309,7 +3302,7 @@
         <w:sz w:val="18"/>
       </w:rPr>
       <w:tab/>
-      <w:t>Laatst gewijzigd: 5 oktober 2026, 15:27</w:t>
+      <w:t>Laatst gewijzigd: 5 oktober 2026, 15:55</w:t>
     </w:r>
   </w:p>
 </w:hdr>
@@ -4561,7 +4554,7 @@
     <w:link w:val="KoptekstChar"/>
     <w:uiPriority w:val="99"/>
     <w:unhideWhenUsed/>
-    <w:rsid w:val="006256D3"/>
+    <w:rsid w:val="00B80FD2"/>
     <w:pPr>
       <w:tabs>
         <w:tab w:val="center" w:pos="4536"/>
@@ -4574,7 +4567,7 @@
     <w:basedOn w:val="Standaardalinea-lettertype"/>
     <w:link w:val="Koptekst"/>
     <w:uiPriority w:val="99"/>
-    <w:rsid w:val="006256D3"/>
+    <w:rsid w:val="00B80FD2"/>
     <w:rPr>
       <w:rFonts w:eastAsiaTheme="minorEastAsia"/>
       <w:sz w:val="24"/>
@@ -4587,7 +4580,7 @@
     <w:link w:val="VoettekstChar"/>
     <w:uiPriority w:val="99"/>
     <w:unhideWhenUsed/>
-    <w:rsid w:val="006256D3"/>
+    <w:rsid w:val="00B80FD2"/>
     <w:pPr>
       <w:tabs>
         <w:tab w:val="center" w:pos="4536"/>
@@ -4600,7 +4593,7 @@
     <w:basedOn w:val="Standaardalinea-lettertype"/>
     <w:link w:val="Voettekst"/>
     <w:uiPriority w:val="99"/>
-    <w:rsid w:val="006256D3"/>
+    <w:rsid w:val="00B80FD2"/>
     <w:rPr>
       <w:rFonts w:eastAsiaTheme="minorEastAsia"/>
       <w:sz w:val="24"/>
@@ -4614,7 +4607,7 @@
     <w:autoRedefine/>
     <w:uiPriority w:val="39"/>
     <w:unhideWhenUsed/>
-    <w:rsid w:val="006256D3"/>
+    <w:rsid w:val="00B80FD2"/>
     <w:pPr>
       <w:spacing w:after="100"/>
       <w:ind w:left="220"/>

--- a/nl/docx/document-d.docx
+++ b/nl/docx/document-d.docx
@@ -7,7 +7,7 @@
         <w:spacing w:after="480"/>
         <w:jc w:val="center"/>
         <w:outlineLvl w:val="1"/>
-        <w:divId w:val="272516425"/>
+        <w:divId w:val="1371539980"/>
         <w:rPr>
           <w:rFonts w:ascii="Aptos Display" w:eastAsia="Times New Roman" w:hAnsi="Aptos Display"/>
           <w:b/>
@@ -36,7 +36,7 @@
     <w:p>
       <w:pPr>
         <w:pStyle w:val="ondertitel2"/>
-        <w:divId w:val="272516425"/>
+        <w:divId w:val="1371539980"/>
         <w:rPr>
           <w:lang w:val="nl-NL"/>
         </w:rPr>
@@ -51,7 +51,7 @@
     <w:p>
       <w:pPr>
         <w:pStyle w:val="documentaanduiding2"/>
-        <w:divId w:val="272516425"/>
+        <w:divId w:val="1371539980"/>
         <w:rPr>
           <w:lang w:val="nl-NL"/>
         </w:rPr>
@@ -66,7 +66,7 @@
     <w:p>
       <w:pPr>
         <w:pStyle w:val="auteur2"/>
-        <w:divId w:val="272516425"/>
+        <w:divId w:val="1371539980"/>
         <w:rPr>
           <w:lang w:val="nl-NL"/>
         </w:rPr>
@@ -81,23 +81,23 @@
     <w:p>
       <w:pPr>
         <w:pStyle w:val="meta-lijn2"/>
-        <w:divId w:val="272516425"/>
-        <w:rPr>
-          <w:lang w:val="nl-NL"/>
-        </w:rPr>
-      </w:pPr>
-      <w:r>
-        <w:rPr>
-          <w:lang w:val="nl-NL"/>
-        </w:rPr>
-        <w:t>Versie bijgewerkt: 5 oktober 2026, 15:55</w:t>
+        <w:divId w:val="1371539980"/>
+        <w:rPr>
+          <w:lang w:val="nl-NL"/>
+        </w:rPr>
+      </w:pPr>
+      <w:r>
+        <w:rPr>
+          <w:lang w:val="nl-NL"/>
+        </w:rPr>
+        <w:t>Versie bijgewerkt: 6 oktober 2026, 10:24</w:t>
       </w:r>
     </w:p>
     <w:p>
       <w:pPr>
         <w:pStyle w:val="marker"/>
         <w:ind w:left="800" w:right="800"/>
-        <w:divId w:val="688873647"/>
+        <w:divId w:val="1500583430"/>
         <w:rPr>
           <w:lang w:val="nl-NL"/>
         </w:rPr>
@@ -110,13 +110,13 @@
       <w:pPr>
         <w:pStyle w:val="Kop2"/>
         <w:pageBreakBefore/>
-        <w:divId w:val="411315436"/>
+        <w:divId w:val="155339885"/>
         <w:rPr>
           <w:rFonts w:eastAsia="Times New Roman"/>
           <w:lang w:val="nl-NL"/>
         </w:rPr>
       </w:pPr>
-      <w:bookmarkStart w:id="0" w:name="_Toc242110765"/>
+      <w:bookmarkStart w:id="0" w:name="_Toc242177181"/>
       <w:r>
         <w:rPr>
           <w:rFonts w:eastAsia="Times New Roman"/>
@@ -133,7 +133,7 @@
         <w:tabs>
           <w:tab w:val="right" w:leader="dot" w:pos="9062"/>
         </w:tabs>
-        <w:divId w:val="411315436"/>
+        <w:divId w:val="155339885"/>
         <w:rPr>
           <w:rFonts w:asciiTheme="minorHAnsi" w:hAnsiTheme="minorHAnsi" w:cstheme="minorBidi"/>
           <w:noProof/>
@@ -184,7 +184,7 @@
         <w:rPr>
           <w:noProof/>
         </w:rPr>
-        <w:instrText xml:space="preserve"> PAGEREF _Toc242110765 \h </w:instrText>
+        <w:instrText xml:space="preserve"> PAGEREF _Toc242177181 \h </w:instrText>
       </w:r>
       <w:r>
         <w:rPr>
@@ -216,7 +216,7 @@
         <w:tabs>
           <w:tab w:val="right" w:leader="dot" w:pos="9062"/>
         </w:tabs>
-        <w:divId w:val="411315436"/>
+        <w:divId w:val="155339885"/>
         <w:rPr>
           <w:rFonts w:asciiTheme="minorHAnsi" w:hAnsiTheme="minorHAnsi" w:cstheme="minorBidi"/>
           <w:noProof/>
@@ -249,7 +249,7 @@
         <w:rPr>
           <w:noProof/>
         </w:rPr>
-        <w:instrText xml:space="preserve"> PAGEREF _Toc242110766 \h </w:instrText>
+        <w:instrText xml:space="preserve"> PAGEREF _Toc242177182 \h </w:instrText>
       </w:r>
       <w:r>
         <w:rPr>
@@ -281,7 +281,7 @@
         <w:tabs>
           <w:tab w:val="right" w:leader="dot" w:pos="9062"/>
         </w:tabs>
-        <w:divId w:val="411315436"/>
+        <w:divId w:val="155339885"/>
         <w:rPr>
           <w:rFonts w:asciiTheme="minorHAnsi" w:hAnsiTheme="minorHAnsi" w:cstheme="minorBidi"/>
           <w:noProof/>
@@ -314,7 +314,7 @@
         <w:rPr>
           <w:noProof/>
         </w:rPr>
-        <w:instrText xml:space="preserve"> PAGEREF _Toc242110767 \h </w:instrText>
+        <w:instrText xml:space="preserve"> PAGEREF _Toc242177183 \h </w:instrText>
       </w:r>
       <w:r>
         <w:rPr>
@@ -346,7 +346,7 @@
         <w:tabs>
           <w:tab w:val="right" w:leader="dot" w:pos="9062"/>
         </w:tabs>
-        <w:divId w:val="411315436"/>
+        <w:divId w:val="155339885"/>
         <w:rPr>
           <w:rFonts w:asciiTheme="minorHAnsi" w:hAnsiTheme="minorHAnsi" w:cstheme="minorBidi"/>
           <w:noProof/>
@@ -379,7 +379,7 @@
         <w:rPr>
           <w:noProof/>
         </w:rPr>
-        <w:instrText xml:space="preserve"> PAGEREF _Toc242110768 \h </w:instrText>
+        <w:instrText xml:space="preserve"> PAGEREF _Toc242177184 \h </w:instrText>
       </w:r>
       <w:r>
         <w:rPr>
@@ -411,7 +411,7 @@
         <w:tabs>
           <w:tab w:val="right" w:leader="dot" w:pos="9062"/>
         </w:tabs>
-        <w:divId w:val="411315436"/>
+        <w:divId w:val="155339885"/>
         <w:rPr>
           <w:rFonts w:asciiTheme="minorHAnsi" w:hAnsiTheme="minorHAnsi" w:cstheme="minorBidi"/>
           <w:noProof/>
@@ -444,7 +444,7 @@
         <w:rPr>
           <w:noProof/>
         </w:rPr>
-        <w:instrText xml:space="preserve"> PAGEREF _Toc242110769 \h </w:instrText>
+        <w:instrText xml:space="preserve"> PAGEREF _Toc242177185 \h </w:instrText>
       </w:r>
       <w:r>
         <w:rPr>
@@ -476,7 +476,7 @@
         <w:tabs>
           <w:tab w:val="right" w:leader="dot" w:pos="9062"/>
         </w:tabs>
-        <w:divId w:val="411315436"/>
+        <w:divId w:val="155339885"/>
         <w:rPr>
           <w:rFonts w:asciiTheme="minorHAnsi" w:hAnsiTheme="minorHAnsi" w:cstheme="minorBidi"/>
           <w:noProof/>
@@ -509,7 +509,7 @@
         <w:rPr>
           <w:noProof/>
         </w:rPr>
-        <w:instrText xml:space="preserve"> PAGEREF _Toc242110770 \h </w:instrText>
+        <w:instrText xml:space="preserve"> PAGEREF _Toc242177186 \h </w:instrText>
       </w:r>
       <w:r>
         <w:rPr>
@@ -541,7 +541,7 @@
         <w:tabs>
           <w:tab w:val="right" w:leader="dot" w:pos="9062"/>
         </w:tabs>
-        <w:divId w:val="411315436"/>
+        <w:divId w:val="155339885"/>
         <w:rPr>
           <w:rFonts w:asciiTheme="minorHAnsi" w:hAnsiTheme="minorHAnsi" w:cstheme="minorBidi"/>
           <w:noProof/>
@@ -574,7 +574,7 @@
         <w:rPr>
           <w:noProof/>
         </w:rPr>
-        <w:instrText xml:space="preserve"> PAGEREF _Toc242110771 \h </w:instrText>
+        <w:instrText xml:space="preserve"> PAGEREF _Toc242177187 \h </w:instrText>
       </w:r>
       <w:r>
         <w:rPr>
@@ -606,7 +606,7 @@
         <w:tabs>
           <w:tab w:val="right" w:leader="dot" w:pos="9062"/>
         </w:tabs>
-        <w:divId w:val="411315436"/>
+        <w:divId w:val="155339885"/>
         <w:rPr>
           <w:rFonts w:asciiTheme="minorHAnsi" w:hAnsiTheme="minorHAnsi" w:cstheme="minorBidi"/>
           <w:noProof/>
@@ -639,7 +639,7 @@
         <w:rPr>
           <w:noProof/>
         </w:rPr>
-        <w:instrText xml:space="preserve"> PAGEREF _Toc242110772 \h </w:instrText>
+        <w:instrText xml:space="preserve"> PAGEREF _Toc242177188 \h </w:instrText>
       </w:r>
       <w:r>
         <w:rPr>
@@ -671,7 +671,7 @@
         <w:tabs>
           <w:tab w:val="right" w:leader="dot" w:pos="9062"/>
         </w:tabs>
-        <w:divId w:val="411315436"/>
+        <w:divId w:val="155339885"/>
         <w:rPr>
           <w:rFonts w:asciiTheme="minorHAnsi" w:hAnsiTheme="minorHAnsi" w:cstheme="minorBidi"/>
           <w:noProof/>
@@ -704,7 +704,7 @@
         <w:rPr>
           <w:noProof/>
         </w:rPr>
-        <w:instrText xml:space="preserve"> PAGEREF _Toc242110773 \h </w:instrText>
+        <w:instrText xml:space="preserve"> PAGEREF _Toc242177189 \h </w:instrText>
       </w:r>
       <w:r>
         <w:rPr>
@@ -736,7 +736,7 @@
         <w:tabs>
           <w:tab w:val="right" w:leader="dot" w:pos="9062"/>
         </w:tabs>
-        <w:divId w:val="411315436"/>
+        <w:divId w:val="155339885"/>
         <w:rPr>
           <w:rFonts w:asciiTheme="minorHAnsi" w:hAnsiTheme="minorHAnsi" w:cstheme="minorBidi"/>
           <w:noProof/>
@@ -769,7 +769,7 @@
         <w:rPr>
           <w:noProof/>
         </w:rPr>
-        <w:instrText xml:space="preserve"> PAGEREF _Toc242110774 \h </w:instrText>
+        <w:instrText xml:space="preserve"> PAGEREF _Toc242177190 \h </w:instrText>
       </w:r>
       <w:r>
         <w:rPr>
@@ -801,7 +801,7 @@
         <w:tabs>
           <w:tab w:val="right" w:leader="dot" w:pos="9062"/>
         </w:tabs>
-        <w:divId w:val="411315436"/>
+        <w:divId w:val="155339885"/>
         <w:rPr>
           <w:rFonts w:asciiTheme="minorHAnsi" w:hAnsiTheme="minorHAnsi" w:cstheme="minorBidi"/>
           <w:noProof/>
@@ -834,7 +834,7 @@
         <w:rPr>
           <w:noProof/>
         </w:rPr>
-        <w:instrText xml:space="preserve"> PAGEREF _Toc242110775 \h </w:instrText>
+        <w:instrText xml:space="preserve"> PAGEREF _Toc242177191 \h </w:instrText>
       </w:r>
       <w:r>
         <w:rPr>
@@ -866,7 +866,7 @@
         <w:tabs>
           <w:tab w:val="right" w:leader="dot" w:pos="9062"/>
         </w:tabs>
-        <w:divId w:val="411315436"/>
+        <w:divId w:val="155339885"/>
         <w:rPr>
           <w:rFonts w:asciiTheme="minorHAnsi" w:hAnsiTheme="minorHAnsi" w:cstheme="minorBidi"/>
           <w:noProof/>
@@ -899,7 +899,7 @@
         <w:rPr>
           <w:noProof/>
         </w:rPr>
-        <w:instrText xml:space="preserve"> PAGEREF _Toc242110776 \h </w:instrText>
+        <w:instrText xml:space="preserve"> PAGEREF _Toc242177192 \h </w:instrText>
       </w:r>
       <w:r>
         <w:rPr>
@@ -931,7 +931,7 @@
         <w:tabs>
           <w:tab w:val="right" w:leader="dot" w:pos="9062"/>
         </w:tabs>
-        <w:divId w:val="411315436"/>
+        <w:divId w:val="155339885"/>
         <w:rPr>
           <w:rFonts w:asciiTheme="minorHAnsi" w:hAnsiTheme="minorHAnsi" w:cstheme="minorBidi"/>
           <w:noProof/>
@@ -964,7 +964,7 @@
         <w:rPr>
           <w:noProof/>
         </w:rPr>
-        <w:instrText xml:space="preserve"> PAGEREF _Toc242110777 \h </w:instrText>
+        <w:instrText xml:space="preserve"> PAGEREF _Toc242177193 \h </w:instrText>
       </w:r>
       <w:r>
         <w:rPr>
@@ -993,7 +993,7 @@
     <w:p>
       <w:pPr>
         <w:pStyle w:val="marker"/>
-        <w:divId w:val="411315436"/>
+        <w:divId w:val="155339885"/>
         <w:rPr>
           <w:lang w:val="nl-NL"/>
         </w:rPr>
@@ -1009,7 +1009,7 @@
       <w:pPr>
         <w:pStyle w:val="marker"/>
         <w:ind w:left="800" w:right="800"/>
-        <w:divId w:val="688873647"/>
+        <w:divId w:val="1500583430"/>
         <w:rPr>
           <w:lang w:val="nl-NL"/>
         </w:rPr>
@@ -1020,8 +1020,7 @@
     </w:p>
     <w:p>
       <w:pPr>
-        <w:jc w:val="both"/>
-        <w:divId w:val="2049259034"/>
+        <w:divId w:val="404495247"/>
         <w:rPr>
           <w:i/>
           <w:iCs/>
@@ -1050,8 +1049,7 @@
     </w:p>
     <w:p>
       <w:pPr>
-        <w:jc w:val="both"/>
-        <w:divId w:val="2049259034"/>
+        <w:divId w:val="404495247"/>
         <w:rPr>
           <w:i/>
           <w:iCs/>
@@ -1073,7 +1071,7 @@
       <w:pPr>
         <w:pStyle w:val="marker"/>
         <w:ind w:left="800" w:right="800"/>
-        <w:divId w:val="688873647"/>
+        <w:divId w:val="1500583430"/>
         <w:rPr>
           <w:lang w:val="nl-NL"/>
         </w:rPr>
@@ -1085,13 +1083,13 @@
     <w:p>
       <w:pPr>
         <w:pStyle w:val="Kop2"/>
-        <w:divId w:val="688873647"/>
+        <w:divId w:val="1500583430"/>
         <w:rPr>
           <w:rFonts w:eastAsia="Times New Roman"/>
           <w:lang w:val="nl-NL"/>
         </w:rPr>
       </w:pPr>
-      <w:bookmarkStart w:id="1" w:name="_Toc242110766"/>
+      <w:bookmarkStart w:id="1" w:name="_Toc242177182"/>
       <w:r>
         <w:rPr>
           <w:rFonts w:eastAsia="Times New Roman"/>
@@ -1104,7 +1102,7 @@
     <w:p>
       <w:pPr>
         <w:pStyle w:val="Normaalweb"/>
-        <w:divId w:val="688873647"/>
+        <w:divId w:val="1500583430"/>
         <w:rPr>
           <w:lang w:val="nl-NL"/>
         </w:rPr>
@@ -1119,7 +1117,7 @@
     <w:p>
       <w:pPr>
         <w:pStyle w:val="Normaalweb"/>
-        <w:divId w:val="688873647"/>
+        <w:divId w:val="1500583430"/>
         <w:rPr>
           <w:lang w:val="nl-NL"/>
         </w:rPr>
@@ -1134,7 +1132,7 @@
     <w:p>
       <w:pPr>
         <w:pStyle w:val="Normaalweb"/>
-        <w:divId w:val="688873647"/>
+        <w:divId w:val="1500583430"/>
         <w:rPr>
           <w:lang w:val="nl-NL"/>
         </w:rPr>
@@ -1156,7 +1154,7 @@
     <w:p>
       <w:pPr>
         <w:pStyle w:val="Normaalweb"/>
-        <w:divId w:val="688873647"/>
+        <w:divId w:val="1500583430"/>
         <w:rPr>
           <w:lang w:val="nl-NL"/>
         </w:rPr>
@@ -1178,7 +1176,7 @@
     <w:p>
       <w:pPr>
         <w:pStyle w:val="Normaalweb"/>
-        <w:divId w:val="688873647"/>
+        <w:divId w:val="1500583430"/>
         <w:rPr>
           <w:lang w:val="nl-NL"/>
         </w:rPr>
@@ -1200,7 +1198,7 @@
     <w:p>
       <w:pPr>
         <w:pStyle w:val="Normaalweb"/>
-        <w:divId w:val="688873647"/>
+        <w:divId w:val="1500583430"/>
         <w:rPr>
           <w:lang w:val="nl-NL"/>
         </w:rPr>
@@ -1222,7 +1220,7 @@
     <w:p>
       <w:pPr>
         <w:pStyle w:val="Normaalweb"/>
-        <w:divId w:val="688873647"/>
+        <w:divId w:val="1500583430"/>
         <w:rPr>
           <w:lang w:val="nl-NL"/>
         </w:rPr>
@@ -1244,7 +1242,7 @@
     <w:p>
       <w:pPr>
         <w:pStyle w:val="Normaalweb"/>
-        <w:divId w:val="688873647"/>
+        <w:divId w:val="1500583430"/>
         <w:rPr>
           <w:lang w:val="nl-NL"/>
         </w:rPr>
@@ -1266,7 +1264,7 @@
     <w:p>
       <w:pPr>
         <w:pStyle w:val="Normaalweb"/>
-        <w:divId w:val="688873647"/>
+        <w:divId w:val="1500583430"/>
         <w:rPr>
           <w:lang w:val="nl-NL"/>
         </w:rPr>
@@ -1282,7 +1280,7 @@
       <w:pPr>
         <w:pStyle w:val="marker"/>
         <w:ind w:left="800" w:right="800"/>
-        <w:divId w:val="688873647"/>
+        <w:divId w:val="1500583430"/>
         <w:rPr>
           <w:lang w:val="nl-NL"/>
         </w:rPr>
@@ -1294,13 +1292,13 @@
     <w:p>
       <w:pPr>
         <w:pStyle w:val="Kop2"/>
-        <w:divId w:val="688873647"/>
+        <w:divId w:val="1500583430"/>
         <w:rPr>
           <w:rFonts w:eastAsia="Times New Roman"/>
           <w:lang w:val="nl-NL"/>
         </w:rPr>
       </w:pPr>
-      <w:bookmarkStart w:id="2" w:name="_Toc242110767"/>
+      <w:bookmarkStart w:id="2" w:name="_Toc242177183"/>
       <w:r>
         <w:rPr>
           <w:rFonts w:eastAsia="Times New Roman"/>
@@ -1313,7 +1311,7 @@
     <w:p>
       <w:pPr>
         <w:pStyle w:val="Normaalweb"/>
-        <w:divId w:val="688873647"/>
+        <w:divId w:val="1500583430"/>
         <w:rPr>
           <w:lang w:val="nl-NL"/>
         </w:rPr>
@@ -1328,7 +1326,7 @@
     <w:p>
       <w:pPr>
         <w:pStyle w:val="Normaalweb"/>
-        <w:divId w:val="688873647"/>
+        <w:divId w:val="1500583430"/>
         <w:rPr>
           <w:lang w:val="nl-NL"/>
         </w:rPr>
@@ -1343,7 +1341,7 @@
     <w:p>
       <w:pPr>
         <w:pStyle w:val="Normaalweb"/>
-        <w:divId w:val="688873647"/>
+        <w:divId w:val="1500583430"/>
         <w:rPr>
           <w:lang w:val="nl-NL"/>
         </w:rPr>
@@ -1358,7 +1356,7 @@
     <w:p>
       <w:pPr>
         <w:pStyle w:val="Normaalweb"/>
-        <w:divId w:val="688873647"/>
+        <w:divId w:val="1500583430"/>
         <w:rPr>
           <w:lang w:val="nl-NL"/>
         </w:rPr>
@@ -1373,7 +1371,7 @@
     <w:p>
       <w:pPr>
         <w:pStyle w:val="Normaalweb"/>
-        <w:divId w:val="688873647"/>
+        <w:divId w:val="1500583430"/>
         <w:rPr>
           <w:lang w:val="nl-NL"/>
         </w:rPr>
@@ -1388,7 +1386,7 @@
     <w:p>
       <w:pPr>
         <w:pStyle w:val="Normaalweb"/>
-        <w:divId w:val="688873647"/>
+        <w:divId w:val="1500583430"/>
         <w:rPr>
           <w:lang w:val="nl-NL"/>
         </w:rPr>
@@ -1410,7 +1408,7 @@
     <w:p>
       <w:pPr>
         <w:pStyle w:val="Normaalweb"/>
-        <w:divId w:val="688873647"/>
+        <w:divId w:val="1500583430"/>
         <w:rPr>
           <w:lang w:val="nl-NL"/>
         </w:rPr>
@@ -1432,7 +1430,7 @@
     <w:p>
       <w:pPr>
         <w:pStyle w:val="Normaalweb"/>
-        <w:divId w:val="688873647"/>
+        <w:divId w:val="1500583430"/>
         <w:rPr>
           <w:lang w:val="nl-NL"/>
         </w:rPr>
@@ -1454,7 +1452,7 @@
     <w:p>
       <w:pPr>
         <w:pStyle w:val="Normaalweb"/>
-        <w:divId w:val="688873647"/>
+        <w:divId w:val="1500583430"/>
         <w:rPr>
           <w:lang w:val="nl-NL"/>
         </w:rPr>
@@ -1470,20 +1468,20 @@
         <w:rPr>
           <w:lang w:val="nl-NL"/>
         </w:rPr>
-        <w:t xml:space="preserve"> De instantie die de fout moet corrigeren, is dezelfde instantie die de fout heeft gemaakt. En die instantie heeft geen interne procedure om haar eigen fouten te corrigeren. Als je vraagt om correctie, vraagt de instantie om het formulier dat de instantie zelf moet afleveren. En de instantie weigert het formulier af te leveren, omdat er nog geen </w:t>
+        <w:t xml:space="preserve"> De instantie die de fout moet corrigeren, is dezelfde instantie die de fout heeft gemaakt. En die instantie heeft geen interne procedure om haar eigen fouten te corrigeren. Als je vraagt om correctie, vraagt de instantie om het formulier dat de instantie zelf moet afleveren. En de instantie weigert het formulier af te leveren, omdat er </w:t>
       </w:r>
       <w:r>
         <w:rPr>
           <w:lang w:val="nl-NL"/>
         </w:rPr>
         <w:lastRenderedPageBreak/>
-        <w:t>beslissing is over het recht. De cirkel is gesloten. De instantie is de poort en de portier tegelijk.</w:t>
-      </w:r>
-    </w:p>
-    <w:p>
-      <w:pPr>
-        <w:pStyle w:val="Normaalweb"/>
-        <w:divId w:val="688873647"/>
+        <w:t>nog geen beslissing is over het recht. De cirkel is gesloten. De instantie is de poort en de portier tegelijk.</w:t>
+      </w:r>
+    </w:p>
+    <w:p>
+      <w:pPr>
+        <w:pStyle w:val="Normaalweb"/>
+        <w:divId w:val="1500583430"/>
         <w:rPr>
           <w:lang w:val="nl-NL"/>
         </w:rPr>
@@ -1511,7 +1509,7 @@
     <w:p>
       <w:pPr>
         <w:pStyle w:val="Normaalweb"/>
-        <w:divId w:val="688873647"/>
+        <w:divId w:val="1500583430"/>
         <w:rPr>
           <w:lang w:val="nl-NL"/>
         </w:rPr>
@@ -1533,7 +1531,7 @@
     <w:p>
       <w:pPr>
         <w:pStyle w:val="Normaalweb"/>
-        <w:divId w:val="688873647"/>
+        <w:divId w:val="1500583430"/>
         <w:rPr>
           <w:lang w:val="nl-NL"/>
         </w:rPr>
@@ -1548,7 +1546,7 @@
     <w:p>
       <w:pPr>
         <w:pStyle w:val="Normaalweb"/>
-        <w:divId w:val="688873647"/>
+        <w:divId w:val="1500583430"/>
         <w:rPr>
           <w:lang w:val="nl-NL"/>
         </w:rPr>
@@ -1577,7 +1575,7 @@
       <w:pPr>
         <w:pStyle w:val="marker"/>
         <w:ind w:left="800" w:right="800"/>
-        <w:divId w:val="688873647"/>
+        <w:divId w:val="1500583430"/>
         <w:rPr>
           <w:lang w:val="nl-NL"/>
         </w:rPr>
@@ -1589,13 +1587,13 @@
     <w:p>
       <w:pPr>
         <w:pStyle w:val="Kop2"/>
-        <w:divId w:val="688873647"/>
+        <w:divId w:val="1500583430"/>
         <w:rPr>
           <w:rFonts w:eastAsia="Times New Roman"/>
           <w:lang w:val="nl-NL"/>
         </w:rPr>
       </w:pPr>
-      <w:bookmarkStart w:id="3" w:name="_Toc242110768"/>
+      <w:bookmarkStart w:id="3" w:name="_Toc242177184"/>
       <w:r>
         <w:rPr>
           <w:rFonts w:eastAsia="Times New Roman"/>
@@ -1608,7 +1606,7 @@
     <w:p>
       <w:pPr>
         <w:pStyle w:val="Normaalweb"/>
-        <w:divId w:val="688873647"/>
+        <w:divId w:val="1500583430"/>
         <w:rPr>
           <w:lang w:val="nl-NL"/>
         </w:rPr>
@@ -1623,7 +1621,7 @@
     <w:p>
       <w:pPr>
         <w:pStyle w:val="Normaalweb"/>
-        <w:divId w:val="688873647"/>
+        <w:divId w:val="1500583430"/>
         <w:rPr>
           <w:lang w:val="nl-NL"/>
         </w:rPr>
@@ -1651,7 +1649,7 @@
     <w:p>
       <w:pPr>
         <w:pStyle w:val="Normaalweb"/>
-        <w:divId w:val="688873647"/>
+        <w:divId w:val="1500583430"/>
         <w:rPr>
           <w:lang w:val="nl-NL"/>
         </w:rPr>
@@ -1673,7 +1671,7 @@
     <w:p>
       <w:pPr>
         <w:pStyle w:val="Normaalweb"/>
-        <w:divId w:val="688873647"/>
+        <w:divId w:val="1500583430"/>
         <w:rPr>
           <w:lang w:val="nl-NL"/>
         </w:rPr>
@@ -1701,7 +1699,7 @@
     <w:p>
       <w:pPr>
         <w:pStyle w:val="Normaalweb"/>
-        <w:divId w:val="688873647"/>
+        <w:divId w:val="1500583430"/>
         <w:rPr>
           <w:lang w:val="nl-NL"/>
         </w:rPr>
@@ -1723,7 +1721,7 @@
     <w:p>
       <w:pPr>
         <w:pStyle w:val="Normaalweb"/>
-        <w:divId w:val="688873647"/>
+        <w:divId w:val="1500583430"/>
         <w:rPr>
           <w:lang w:val="nl-NL"/>
         </w:rPr>
@@ -1751,7 +1749,7 @@
     <w:p>
       <w:pPr>
         <w:pStyle w:val="Normaalweb"/>
-        <w:divId w:val="688873647"/>
+        <w:divId w:val="1500583430"/>
         <w:rPr>
           <w:lang w:val="nl-NL"/>
         </w:rPr>
@@ -1766,7 +1764,7 @@
     <w:p>
       <w:pPr>
         <w:pStyle w:val="Normaalweb"/>
-        <w:divId w:val="688873647"/>
+        <w:divId w:val="1500583430"/>
         <w:rPr>
           <w:lang w:val="nl-NL"/>
         </w:rPr>
@@ -1782,20 +1780,13 @@
         <w:rPr>
           <w:lang w:val="nl-NL"/>
         </w:rPr>
-        <w:t xml:space="preserve"> In elke laag gebeurt hetzelfde. Een instantie ziet een probleem. De instantie stelt vast dat het probleem niet binnen haar bevoegdheid valt. De instantie verwijst naar een andere instantie. De andere </w:t>
-      </w:r>
-      <w:r>
-        <w:rPr>
-          <w:lang w:val="nl-NL"/>
-        </w:rPr>
-        <w:lastRenderedPageBreak/>
-        <w:t>instantie doet hetzelfde. En de burger wordt geacht de verbinding te zijn tussen al die instanties. De burger is de enige actor in het systeem die geen bevoegdheid heeft om iets te beslissen, maar die wel de enige actor is die het hele systeem moet laten werken.</w:t>
-      </w:r>
-    </w:p>
-    <w:p>
-      <w:pPr>
-        <w:pStyle w:val="Normaalweb"/>
-        <w:divId w:val="688873647"/>
+        <w:t xml:space="preserve"> In elke laag gebeurt hetzelfde. Een instantie ziet een probleem. De instantie stelt vast dat het probleem niet binnen haar bevoegdheid valt. De instantie verwijst naar een andere instantie. De andere instantie doet hetzelfde. En de burger wordt geacht de verbinding te zijn tussen al die instanties. De burger is de enige actor in het systeem die geen bevoegdheid heeft om iets te beslissen, maar die wel de enige actor is die het hele systeem moet laten werken.</w:t>
+      </w:r>
+    </w:p>
+    <w:p>
+      <w:pPr>
+        <w:pStyle w:val="Normaalweb"/>
+        <w:divId w:val="1500583430"/>
         <w:rPr>
           <w:lang w:val="nl-NL"/>
         </w:rPr>
@@ -1811,7 +1802,7 @@
       <w:pPr>
         <w:pStyle w:val="marker"/>
         <w:ind w:left="800" w:right="800"/>
-        <w:divId w:val="688873647"/>
+        <w:divId w:val="1500583430"/>
         <w:rPr>
           <w:lang w:val="nl-NL"/>
         </w:rPr>
@@ -1823,13 +1814,13 @@
     <w:p>
       <w:pPr>
         <w:pStyle w:val="Kop2"/>
-        <w:divId w:val="688873647"/>
+        <w:divId w:val="1500583430"/>
         <w:rPr>
           <w:rFonts w:eastAsia="Times New Roman"/>
           <w:lang w:val="nl-NL"/>
         </w:rPr>
       </w:pPr>
-      <w:bookmarkStart w:id="4" w:name="_Toc242110769"/>
+      <w:bookmarkStart w:id="4" w:name="_Toc242177185"/>
       <w:r>
         <w:rPr>
           <w:rFonts w:eastAsia="Times New Roman"/>
@@ -1842,7 +1833,7 @@
     <w:p>
       <w:pPr>
         <w:pStyle w:val="Normaalweb"/>
-        <w:divId w:val="688873647"/>
+        <w:divId w:val="1500583430"/>
         <w:rPr>
           <w:lang w:val="nl-NL"/>
         </w:rPr>
@@ -1857,7 +1848,7 @@
     <w:p>
       <w:pPr>
         <w:pStyle w:val="Normaalweb"/>
-        <w:divId w:val="688873647"/>
+        <w:divId w:val="1500583430"/>
         <w:rPr>
           <w:lang w:val="nl-NL"/>
         </w:rPr>
@@ -1872,7 +1863,7 @@
     <w:p>
       <w:pPr>
         <w:pStyle w:val="Normaalweb"/>
-        <w:divId w:val="688873647"/>
+        <w:divId w:val="1500583430"/>
         <w:rPr>
           <w:lang w:val="nl-NL"/>
         </w:rPr>
@@ -1887,7 +1878,7 @@
     <w:p>
       <w:pPr>
         <w:pStyle w:val="Normaalweb"/>
-        <w:divId w:val="688873647"/>
+        <w:divId w:val="1500583430"/>
         <w:rPr>
           <w:lang w:val="nl-NL"/>
         </w:rPr>
@@ -1902,7 +1893,7 @@
     <w:p>
       <w:pPr>
         <w:pStyle w:val="Normaalweb"/>
-        <w:divId w:val="688873647"/>
+        <w:divId w:val="1500583430"/>
         <w:rPr>
           <w:lang w:val="nl-NL"/>
         </w:rPr>
@@ -1923,7 +1914,7 @@
     <w:p>
       <w:pPr>
         <w:pStyle w:val="Normaalweb"/>
-        <w:divId w:val="688873647"/>
+        <w:divId w:val="1500583430"/>
         <w:rPr>
           <w:lang w:val="nl-NL"/>
         </w:rPr>
@@ -1938,7 +1929,7 @@
     <w:p>
       <w:pPr>
         <w:pStyle w:val="Normaalweb"/>
-        <w:divId w:val="688873647"/>
+        <w:divId w:val="1500583430"/>
         <w:rPr>
           <w:lang w:val="nl-NL"/>
         </w:rPr>
@@ -1959,35 +1950,28 @@
     <w:p>
       <w:pPr>
         <w:pStyle w:val="Normaalweb"/>
-        <w:divId w:val="688873647"/>
-        <w:rPr>
-          <w:lang w:val="nl-NL"/>
-        </w:rPr>
-      </w:pPr>
-      <w:r>
-        <w:rPr>
-          <w:lang w:val="nl-NL"/>
-        </w:rPr>
-        <w:t xml:space="preserve">De macro-economische projecties van de Europese Commissie voorspellen tegen 2040 zes miljard euro aan besparingen en fraudepreventie. Deze </w:t>
-      </w:r>
-      <w:r>
-        <w:rPr>
-          <w:lang w:val="nl-NL"/>
-        </w:rPr>
-        <w:lastRenderedPageBreak/>
-        <w:t>berekening negeert de micro-economische realiteit van de tussenliggende veertien jaar. Gedurende deze latentietijd worden de kosten van het systeemfalen volledig afgewenteld op de burger: de private bank die schulden parkeert tegen zware sancties, de energieleverancier die incassobureaus inschakelt en onuitvoerbare medische keuringen eist, en de private keuringsmarkt die onhaalbare tarieven hanteert voor consulten op afstand. Al deze kosten slaan neer bij het individu, terwijl de oorzaak van de systeemstils</w:t>
-      </w:r>
-      <w:r>
-        <w:rPr>
-          <w:lang w:val="nl-NL"/>
-        </w:rPr>
-        <w:t>tand bij de overheid ligt.</w:t>
-      </w:r>
-    </w:p>
-    <w:p>
-      <w:pPr>
-        <w:pStyle w:val="Normaalweb"/>
-        <w:divId w:val="688873647"/>
+        <w:divId w:val="1500583430"/>
+        <w:rPr>
+          <w:lang w:val="nl-NL"/>
+        </w:rPr>
+      </w:pPr>
+      <w:r>
+        <w:rPr>
+          <w:lang w:val="nl-NL"/>
+        </w:rPr>
+        <w:t>De macro-economische projecties van de Europese Commissie voorspellen tegen 2040 zes miljard euro aan besparingen en fraudepreventie. Deze berekening negeert de micro-economische realiteit van de tussenliggende veertien jaar. Gedurende deze latentietijd worden de kosten van het systeemfalen volledig afgewenteld op de burger: de private bank die schulden parkeert tegen zware sancties, de energieleverancier die incassobureaus inschakelt en onuitvoerbare medische keuringen eist, en de private keuringsmarkt die</w:t>
+      </w:r>
+      <w:r>
+        <w:rPr>
+          <w:lang w:val="nl-NL"/>
+        </w:rPr>
+        <w:t xml:space="preserve"> onhaalbare tarieven hanteert voor consulten op afstand. Al deze kosten slaan neer bij het individu, terwijl de oorzaak van de systeemstilstand bij de overheid ligt.</w:t>
+      </w:r>
+    </w:p>
+    <w:p>
+      <w:pPr>
+        <w:pStyle w:val="Normaalweb"/>
+        <w:divId w:val="1500583430"/>
         <w:rPr>
           <w:lang w:val="nl-NL"/>
         </w:rPr>
@@ -2002,7 +1986,7 @@
     <w:p>
       <w:pPr>
         <w:pStyle w:val="Normaalweb"/>
-        <w:divId w:val="688873647"/>
+        <w:divId w:val="1500583430"/>
         <w:rPr>
           <w:lang w:val="nl-NL"/>
         </w:rPr>
@@ -2018,7 +2002,7 @@
       <w:pPr>
         <w:pStyle w:val="marker"/>
         <w:ind w:left="800" w:right="800"/>
-        <w:divId w:val="688873647"/>
+        <w:divId w:val="1500583430"/>
         <w:rPr>
           <w:lang w:val="nl-NL"/>
         </w:rPr>
@@ -2030,13 +2014,13 @@
     <w:p>
       <w:pPr>
         <w:pStyle w:val="Kop2"/>
-        <w:divId w:val="688873647"/>
+        <w:divId w:val="1500583430"/>
         <w:rPr>
           <w:rFonts w:eastAsia="Times New Roman"/>
           <w:lang w:val="nl-NL"/>
         </w:rPr>
       </w:pPr>
-      <w:bookmarkStart w:id="5" w:name="_Toc242110770"/>
+      <w:bookmarkStart w:id="5" w:name="_Toc242177186"/>
       <w:r>
         <w:rPr>
           <w:rFonts w:eastAsia="Times New Roman"/>
@@ -2049,7 +2033,7 @@
     <w:p>
       <w:pPr>
         <w:pStyle w:val="Normaalweb"/>
-        <w:divId w:val="688873647"/>
+        <w:divId w:val="1500583430"/>
         <w:rPr>
           <w:lang w:val="nl-NL"/>
         </w:rPr>
@@ -2064,7 +2048,7 @@
     <w:p>
       <w:pPr>
         <w:pStyle w:val="Normaalweb"/>
-        <w:divId w:val="688873647"/>
+        <w:divId w:val="1500583430"/>
         <w:rPr>
           <w:lang w:val="nl-NL"/>
         </w:rPr>
@@ -2079,7 +2063,7 @@
     <w:p>
       <w:pPr>
         <w:pStyle w:val="Normaalweb"/>
-        <w:divId w:val="688873647"/>
+        <w:divId w:val="1500583430"/>
         <w:rPr>
           <w:lang w:val="nl-NL"/>
         </w:rPr>
@@ -2095,7 +2079,7 @@
       <w:pPr>
         <w:pStyle w:val="marker"/>
         <w:ind w:left="800" w:right="800"/>
-        <w:divId w:val="688873647"/>
+        <w:divId w:val="1500583430"/>
         <w:rPr>
           <w:lang w:val="nl-NL"/>
         </w:rPr>
@@ -2107,13 +2091,13 @@
     <w:p>
       <w:pPr>
         <w:pStyle w:val="Kop2"/>
-        <w:divId w:val="688873647"/>
+        <w:divId w:val="1500583430"/>
         <w:rPr>
           <w:rFonts w:eastAsia="Times New Roman"/>
           <w:lang w:val="nl-NL"/>
         </w:rPr>
       </w:pPr>
-      <w:bookmarkStart w:id="6" w:name="_Toc242110771"/>
+      <w:bookmarkStart w:id="6" w:name="_Toc242177187"/>
       <w:r>
         <w:rPr>
           <w:rFonts w:eastAsia="Times New Roman"/>
@@ -2126,7 +2110,7 @@
     <w:p>
       <w:pPr>
         <w:pStyle w:val="Normaalweb"/>
-        <w:divId w:val="688873647"/>
+        <w:divId w:val="1500583430"/>
         <w:rPr>
           <w:lang w:val="nl-NL"/>
         </w:rPr>
@@ -2141,7 +2125,7 @@
     <w:p>
       <w:pPr>
         <w:pStyle w:val="Normaalweb"/>
-        <w:divId w:val="688873647"/>
+        <w:divId w:val="1500583430"/>
         <w:rPr>
           <w:lang w:val="nl-NL"/>
         </w:rPr>
@@ -2169,7 +2153,7 @@
     <w:p>
       <w:pPr>
         <w:pStyle w:val="Normaalweb"/>
-        <w:divId w:val="688873647"/>
+        <w:divId w:val="1500583430"/>
         <w:rPr>
           <w:lang w:val="nl-NL"/>
         </w:rPr>
@@ -2197,7 +2181,7 @@
     <w:p>
       <w:pPr>
         <w:pStyle w:val="Normaalweb"/>
-        <w:divId w:val="688873647"/>
+        <w:divId w:val="1500583430"/>
         <w:rPr>
           <w:lang w:val="nl-NL"/>
         </w:rPr>
@@ -2225,7 +2209,7 @@
     <w:p>
       <w:pPr>
         <w:pStyle w:val="Normaalweb"/>
-        <w:divId w:val="688873647"/>
+        <w:divId w:val="1500583430"/>
         <w:rPr>
           <w:lang w:val="nl-NL"/>
         </w:rPr>
@@ -2253,7 +2237,7 @@
     <w:p>
       <w:pPr>
         <w:pStyle w:val="Normaalweb"/>
-        <w:divId w:val="688873647"/>
+        <w:divId w:val="1500583430"/>
         <w:rPr>
           <w:lang w:val="nl-NL"/>
         </w:rPr>
@@ -2269,7 +2253,7 @@
       <w:pPr>
         <w:pStyle w:val="marker"/>
         <w:ind w:left="800" w:right="800"/>
-        <w:divId w:val="688873647"/>
+        <w:divId w:val="1500583430"/>
         <w:rPr>
           <w:lang w:val="nl-NL"/>
         </w:rPr>
@@ -2281,13 +2265,13 @@
     <w:p>
       <w:pPr>
         <w:pStyle w:val="Kop2"/>
-        <w:divId w:val="688873647"/>
+        <w:divId w:val="1500583430"/>
         <w:rPr>
           <w:rFonts w:eastAsia="Times New Roman"/>
           <w:lang w:val="nl-NL"/>
         </w:rPr>
       </w:pPr>
-      <w:bookmarkStart w:id="7" w:name="_Toc242110772"/>
+      <w:bookmarkStart w:id="7" w:name="_Toc242177188"/>
       <w:r>
         <w:rPr>
           <w:rFonts w:eastAsia="Times New Roman"/>
@@ -2300,7 +2284,7 @@
     <w:p>
       <w:pPr>
         <w:pStyle w:val="Normaalweb"/>
-        <w:divId w:val="688873647"/>
+        <w:divId w:val="1500583430"/>
         <w:rPr>
           <w:lang w:val="nl-NL"/>
         </w:rPr>
@@ -2315,7 +2299,7 @@
     <w:p>
       <w:pPr>
         <w:pStyle w:val="Normaalweb"/>
-        <w:divId w:val="688873647"/>
+        <w:divId w:val="1500583430"/>
         <w:rPr>
           <w:lang w:val="nl-NL"/>
         </w:rPr>
@@ -2330,7 +2314,7 @@
     <w:p>
       <w:pPr>
         <w:pStyle w:val="Normaalweb"/>
-        <w:divId w:val="688873647"/>
+        <w:divId w:val="1500583430"/>
         <w:rPr>
           <w:lang w:val="nl-NL"/>
         </w:rPr>
@@ -2351,7 +2335,7 @@
     <w:p>
       <w:pPr>
         <w:pStyle w:val="Normaalweb"/>
-        <w:divId w:val="688873647"/>
+        <w:divId w:val="1500583430"/>
         <w:rPr>
           <w:lang w:val="nl-NL"/>
         </w:rPr>
@@ -2367,7 +2351,7 @@
       <w:pPr>
         <w:pStyle w:val="marker"/>
         <w:ind w:left="800" w:right="800"/>
-        <w:divId w:val="688873647"/>
+        <w:divId w:val="1500583430"/>
         <w:rPr>
           <w:lang w:val="nl-NL"/>
         </w:rPr>
@@ -2379,13 +2363,13 @@
     <w:p>
       <w:pPr>
         <w:pStyle w:val="Kop2"/>
-        <w:divId w:val="688873647"/>
+        <w:divId w:val="1500583430"/>
         <w:rPr>
           <w:rFonts w:eastAsia="Times New Roman"/>
           <w:lang w:val="nl-NL"/>
         </w:rPr>
       </w:pPr>
-      <w:bookmarkStart w:id="8" w:name="_Toc242110773"/>
+      <w:bookmarkStart w:id="8" w:name="_Toc242177189"/>
       <w:r>
         <w:rPr>
           <w:rFonts w:eastAsia="Times New Roman"/>
@@ -2398,7 +2382,7 @@
     <w:p>
       <w:pPr>
         <w:pStyle w:val="Normaalweb"/>
-        <w:divId w:val="688873647"/>
+        <w:divId w:val="1500583430"/>
         <w:rPr>
           <w:lang w:val="nl-NL"/>
         </w:rPr>
@@ -2413,7 +2397,7 @@
     <w:p>
       <w:pPr>
         <w:pStyle w:val="Normaalweb"/>
-        <w:divId w:val="688873647"/>
+        <w:divId w:val="1500583430"/>
         <w:rPr>
           <w:lang w:val="nl-NL"/>
         </w:rPr>
@@ -2441,7 +2425,7 @@
     <w:p>
       <w:pPr>
         <w:pStyle w:val="Normaalweb"/>
-        <w:divId w:val="688873647"/>
+        <w:divId w:val="1500583430"/>
         <w:rPr>
           <w:lang w:val="nl-NL"/>
         </w:rPr>
@@ -2463,7 +2447,7 @@
     <w:p>
       <w:pPr>
         <w:pStyle w:val="Normaalweb"/>
-        <w:divId w:val="688873647"/>
+        <w:divId w:val="1500583430"/>
         <w:rPr>
           <w:lang w:val="nl-NL"/>
         </w:rPr>
@@ -2478,7 +2462,7 @@
     <w:p>
       <w:pPr>
         <w:pStyle w:val="Normaalweb"/>
-        <w:divId w:val="688873647"/>
+        <w:divId w:val="1500583430"/>
         <w:rPr>
           <w:lang w:val="nl-NL"/>
         </w:rPr>
@@ -2499,7 +2483,7 @@
     <w:p>
       <w:pPr>
         <w:pStyle w:val="Normaalweb"/>
-        <w:divId w:val="688873647"/>
+        <w:divId w:val="1500583430"/>
         <w:rPr>
           <w:lang w:val="nl-NL"/>
         </w:rPr>
@@ -2520,7 +2504,7 @@
     <w:p>
       <w:pPr>
         <w:pStyle w:val="Normaalweb"/>
-        <w:divId w:val="688873647"/>
+        <w:divId w:val="1500583430"/>
         <w:rPr>
           <w:lang w:val="nl-NL"/>
         </w:rPr>
@@ -2535,7 +2519,7 @@
     <w:p>
       <w:pPr>
         <w:pStyle w:val="Normaalweb"/>
-        <w:divId w:val="688873647"/>
+        <w:divId w:val="1500583430"/>
         <w:rPr>
           <w:lang w:val="nl-NL"/>
         </w:rPr>
@@ -2550,7 +2534,7 @@
     <w:p>
       <w:pPr>
         <w:pStyle w:val="Normaalweb"/>
-        <w:divId w:val="688873647"/>
+        <w:divId w:val="1500583430"/>
         <w:rPr>
           <w:lang w:val="nl-NL"/>
         </w:rPr>
@@ -2566,7 +2550,7 @@
       <w:pPr>
         <w:pStyle w:val="marker"/>
         <w:ind w:left="800" w:right="800"/>
-        <w:divId w:val="688873647"/>
+        <w:divId w:val="1500583430"/>
         <w:rPr>
           <w:lang w:val="nl-NL"/>
         </w:rPr>
@@ -2578,13 +2562,13 @@
     <w:p>
       <w:pPr>
         <w:pStyle w:val="Kop2"/>
-        <w:divId w:val="688873647"/>
+        <w:divId w:val="1500583430"/>
         <w:rPr>
           <w:rFonts w:eastAsia="Times New Roman"/>
           <w:lang w:val="nl-NL"/>
         </w:rPr>
       </w:pPr>
-      <w:bookmarkStart w:id="9" w:name="_Toc242110774"/>
+      <w:bookmarkStart w:id="9" w:name="_Toc242177190"/>
       <w:r>
         <w:rPr>
           <w:rFonts w:eastAsia="Times New Roman"/>
@@ -2597,7 +2581,7 @@
     <w:p>
       <w:pPr>
         <w:pStyle w:val="Normaalweb"/>
-        <w:divId w:val="688873647"/>
+        <w:divId w:val="1500583430"/>
         <w:rPr>
           <w:lang w:val="nl-NL"/>
         </w:rPr>
@@ -2612,7 +2596,7 @@
     <w:p>
       <w:pPr>
         <w:pStyle w:val="Normaalweb"/>
-        <w:divId w:val="688873647"/>
+        <w:divId w:val="1500583430"/>
         <w:rPr>
           <w:lang w:val="nl-NL"/>
         </w:rPr>
@@ -2640,7 +2624,7 @@
     <w:p>
       <w:pPr>
         <w:pStyle w:val="Normaalweb"/>
-        <w:divId w:val="688873647"/>
+        <w:divId w:val="1500583430"/>
         <w:rPr>
           <w:lang w:val="nl-NL"/>
         </w:rPr>
@@ -2674,7 +2658,7 @@
     <w:p>
       <w:pPr>
         <w:pStyle w:val="Normaalweb"/>
-        <w:divId w:val="688873647"/>
+        <w:divId w:val="1500583430"/>
         <w:rPr>
           <w:lang w:val="nl-NL"/>
         </w:rPr>
@@ -2709,7 +2693,7 @@
       <w:pPr>
         <w:pStyle w:val="marker"/>
         <w:ind w:left="800" w:right="800"/>
-        <w:divId w:val="688873647"/>
+        <w:divId w:val="1500583430"/>
         <w:rPr>
           <w:lang w:val="nl-NL"/>
         </w:rPr>
@@ -2721,13 +2705,13 @@
     <w:p>
       <w:pPr>
         <w:pStyle w:val="Kop2"/>
-        <w:divId w:val="688873647"/>
+        <w:divId w:val="1500583430"/>
         <w:rPr>
           <w:rFonts w:eastAsia="Times New Roman"/>
           <w:lang w:val="nl-NL"/>
         </w:rPr>
       </w:pPr>
-      <w:bookmarkStart w:id="10" w:name="_Toc242110775"/>
+      <w:bookmarkStart w:id="10" w:name="_Toc242177191"/>
       <w:r>
         <w:rPr>
           <w:rFonts w:eastAsia="Times New Roman"/>
@@ -2740,7 +2724,7 @@
     <w:p>
       <w:pPr>
         <w:pStyle w:val="Normaalweb"/>
-        <w:divId w:val="688873647"/>
+        <w:divId w:val="1500583430"/>
         <w:rPr>
           <w:lang w:val="nl-NL"/>
         </w:rPr>
@@ -2761,7 +2745,7 @@
     <w:p>
       <w:pPr>
         <w:pStyle w:val="Normaalweb"/>
-        <w:divId w:val="688873647"/>
+        <w:divId w:val="1500583430"/>
         <w:rPr>
           <w:lang w:val="nl-NL"/>
         </w:rPr>
@@ -2776,7 +2760,7 @@
     <w:p>
       <w:pPr>
         <w:pStyle w:val="Normaalweb"/>
-        <w:divId w:val="688873647"/>
+        <w:divId w:val="1500583430"/>
         <w:rPr>
           <w:lang w:val="nl-NL"/>
         </w:rPr>
@@ -2791,7 +2775,7 @@
     <w:p>
       <w:pPr>
         <w:pStyle w:val="Normaalweb"/>
-        <w:divId w:val="688873647"/>
+        <w:divId w:val="1500583430"/>
         <w:rPr>
           <w:lang w:val="nl-NL"/>
         </w:rPr>
@@ -2806,7 +2790,7 @@
     <w:p>
       <w:pPr>
         <w:pStyle w:val="Normaalweb"/>
-        <w:divId w:val="688873647"/>
+        <w:divId w:val="1500583430"/>
         <w:rPr>
           <w:lang w:val="nl-NL"/>
         </w:rPr>
@@ -2822,7 +2806,7 @@
       <w:pPr>
         <w:pStyle w:val="marker"/>
         <w:ind w:left="800" w:right="800"/>
-        <w:divId w:val="688873647"/>
+        <w:divId w:val="1500583430"/>
         <w:rPr>
           <w:lang w:val="nl-NL"/>
         </w:rPr>
@@ -2834,13 +2818,13 @@
     <w:p>
       <w:pPr>
         <w:pStyle w:val="Kop2"/>
-        <w:divId w:val="688873647"/>
+        <w:divId w:val="1500583430"/>
         <w:rPr>
           <w:rFonts w:eastAsia="Times New Roman"/>
           <w:lang w:val="nl-NL"/>
         </w:rPr>
       </w:pPr>
-      <w:bookmarkStart w:id="11" w:name="_Toc242110776"/>
+      <w:bookmarkStart w:id="11" w:name="_Toc242177192"/>
       <w:r>
         <w:rPr>
           <w:rFonts w:eastAsia="Times New Roman"/>
@@ -2853,7 +2837,7 @@
     <w:p>
       <w:pPr>
         <w:pStyle w:val="Normaalweb"/>
-        <w:divId w:val="688873647"/>
+        <w:divId w:val="1500583430"/>
         <w:rPr>
           <w:lang w:val="nl-NL"/>
         </w:rPr>
@@ -2868,7 +2852,7 @@
     <w:p>
       <w:pPr>
         <w:pStyle w:val="Normaalweb"/>
-        <w:divId w:val="688873647"/>
+        <w:divId w:val="1500583430"/>
         <w:rPr>
           <w:lang w:val="nl-NL"/>
         </w:rPr>
@@ -2890,7 +2874,7 @@
     <w:p>
       <w:pPr>
         <w:pStyle w:val="Normaalweb"/>
-        <w:divId w:val="688873647"/>
+        <w:divId w:val="1500583430"/>
         <w:rPr>
           <w:lang w:val="nl-NL"/>
         </w:rPr>
@@ -2918,7 +2902,7 @@
     <w:p>
       <w:pPr>
         <w:pStyle w:val="Normaalweb"/>
-        <w:divId w:val="688873647"/>
+        <w:divId w:val="1500583430"/>
         <w:rPr>
           <w:lang w:val="nl-NL"/>
         </w:rPr>
@@ -2933,7 +2917,7 @@
     <w:p>
       <w:pPr>
         <w:pStyle w:val="Normaalweb"/>
-        <w:divId w:val="688873647"/>
+        <w:divId w:val="1500583430"/>
         <w:rPr>
           <w:lang w:val="nl-NL"/>
         </w:rPr>
@@ -2949,7 +2933,7 @@
       <w:pPr>
         <w:pStyle w:val="marker"/>
         <w:ind w:left="800" w:right="800"/>
-        <w:divId w:val="688873647"/>
+        <w:divId w:val="1500583430"/>
         <w:rPr>
           <w:lang w:val="nl-NL"/>
         </w:rPr>
@@ -2961,13 +2945,13 @@
     <w:p>
       <w:pPr>
         <w:pStyle w:val="Kop2"/>
-        <w:divId w:val="688873647"/>
+        <w:divId w:val="1500583430"/>
         <w:rPr>
           <w:rFonts w:eastAsia="Times New Roman"/>
           <w:lang w:val="nl-NL"/>
         </w:rPr>
       </w:pPr>
-      <w:bookmarkStart w:id="12" w:name="_Toc242110777"/>
+      <w:bookmarkStart w:id="12" w:name="_Toc242177193"/>
       <w:r>
         <w:rPr>
           <w:rFonts w:eastAsia="Times New Roman"/>
@@ -2980,7 +2964,7 @@
     <w:p>
       <w:pPr>
         <w:pStyle w:val="Normaalweb"/>
-        <w:divId w:val="688873647"/>
+        <w:divId w:val="1500583430"/>
         <w:rPr>
           <w:lang w:val="nl-NL"/>
         </w:rPr>
@@ -2995,7 +2979,7 @@
     <w:p>
       <w:pPr>
         <w:pStyle w:val="Normaalweb"/>
-        <w:divId w:val="688873647"/>
+        <w:divId w:val="1500583430"/>
         <w:rPr>
           <w:lang w:val="nl-NL"/>
         </w:rPr>
@@ -3010,7 +2994,7 @@
     <w:p>
       <w:pPr>
         <w:pStyle w:val="Normaalweb"/>
-        <w:divId w:val="688873647"/>
+        <w:divId w:val="1500583430"/>
         <w:rPr>
           <w:lang w:val="nl-NL"/>
         </w:rPr>
@@ -3025,7 +3009,7 @@
     <w:p>
       <w:pPr>
         <w:pStyle w:val="Normaalweb"/>
-        <w:divId w:val="688873647"/>
+        <w:divId w:val="1500583430"/>
         <w:rPr>
           <w:lang w:val="nl-NL"/>
         </w:rPr>
@@ -3040,7 +3024,7 @@
     <w:p>
       <w:pPr>
         <w:pStyle w:val="Normaalweb"/>
-        <w:divId w:val="688873647"/>
+        <w:divId w:val="1500583430"/>
         <w:rPr>
           <w:lang w:val="nl-NL"/>
         </w:rPr>
@@ -3055,7 +3039,7 @@
     <w:p>
       <w:pPr>
         <w:pStyle w:val="Normaalweb"/>
-        <w:divId w:val="688873647"/>
+        <w:divId w:val="1500583430"/>
         <w:rPr>
           <w:lang w:val="nl-NL"/>
         </w:rPr>
@@ -3302,7 +3286,7 @@
         <w:sz w:val="18"/>
       </w:rPr>
       <w:tab/>
-      <w:t>Laatst gewijzigd: 5 oktober 2026, 15:55</w:t>
+      <w:t>Laatst gewijzigd: 6 oktober 2026, 10:24</w:t>
     </w:r>
   </w:p>
 </w:hdr>
@@ -3950,7 +3934,6 @@
     <w:basedOn w:val="Standaard"/>
     <w:pPr>
       <w:spacing w:after="160"/>
-      <w:jc w:val="both"/>
     </w:pPr>
   </w:style>
   <w:style w:type="paragraph" w:styleId="Normaalweb">
@@ -3961,7 +3944,6 @@
     <w:unhideWhenUsed/>
     <w:pPr>
       <w:spacing w:after="160"/>
-      <w:jc w:val="both"/>
     </w:pPr>
   </w:style>
   <w:style w:type="paragraph" w:customStyle="1" w:styleId="subtitel">
@@ -3969,7 +3951,6 @@
     <w:basedOn w:val="Standaard"/>
     <w:pPr>
       <w:spacing w:after="200"/>
-      <w:jc w:val="both"/>
     </w:pPr>
     <w:rPr>
       <w:i/>
@@ -3983,7 +3964,6 @@
     <w:basedOn w:val="Standaard"/>
     <w:pPr>
       <w:spacing w:after="240"/>
-      <w:jc w:val="both"/>
     </w:pPr>
     <w:rPr>
       <w:i/>
@@ -3996,7 +3976,6 @@
     <w:basedOn w:val="Standaard"/>
     <w:pPr>
       <w:spacing w:after="80"/>
-      <w:jc w:val="both"/>
     </w:pPr>
     <w:rPr>
       <w:i/>
@@ -4404,6 +4383,86 @@
       <w:spacing w:before="600" w:after="100" w:afterAutospacing="1"/>
     </w:pPr>
   </w:style>
+  <w:style w:type="paragraph" w:customStyle="1" w:styleId="recht-kop">
+    <w:name w:val="recht-kop"/>
+    <w:basedOn w:val="Standaard"/>
+    <w:pPr>
+      <w:spacing w:before="100" w:beforeAutospacing="1" w:after="80"/>
+    </w:pPr>
+  </w:style>
+  <w:style w:type="paragraph" w:customStyle="1" w:styleId="recht-status">
+    <w:name w:val="recht-status"/>
+    <w:basedOn w:val="Standaard"/>
+    <w:pPr>
+      <w:spacing w:before="100" w:beforeAutospacing="1" w:after="100" w:afterAutospacing="1"/>
+    </w:pPr>
+    <w:rPr>
+      <w:b/>
+      <w:bCs/>
+      <w:caps/>
+      <w:color w:val="FFFFFF"/>
+      <w:spacing w:val="8"/>
+      <w:sz w:val="18"/>
+      <w:szCs w:val="18"/>
+    </w:rPr>
+  </w:style>
+  <w:style w:type="paragraph" w:customStyle="1" w:styleId="recht-kop-wrapper">
+    <w:name w:val="recht-kop-wrapper"/>
+    <w:basedOn w:val="Standaard"/>
+    <w:pPr>
+      <w:pBdr>
+        <w:bottom w:val="single" w:sz="12" w:space="6" w:color="2E7D32"/>
+      </w:pBdr>
+      <w:spacing w:before="100" w:beforeAutospacing="1" w:after="240"/>
+    </w:pPr>
+  </w:style>
+  <w:style w:type="paragraph" w:customStyle="1" w:styleId="categorie-titel">
+    <w:name w:val="categorie-titel"/>
+    <w:basedOn w:val="Standaard"/>
+    <w:pPr>
+      <w:pBdr>
+        <w:bottom w:val="single" w:sz="6" w:space="4" w:color="CCCCCC"/>
+      </w:pBdr>
+      <w:spacing w:before="480" w:after="200"/>
+    </w:pPr>
+    <w:rPr>
+      <w:rFonts w:ascii="Aptos Display" w:hAnsi="Aptos Display"/>
+      <w:caps/>
+      <w:color w:val="555555"/>
+      <w:spacing w:val="20"/>
+      <w:sz w:val="28"/>
+      <w:szCs w:val="28"/>
+    </w:rPr>
+  </w:style>
+  <w:style w:type="paragraph" w:customStyle="1" w:styleId="sector-titel">
+    <w:name w:val="sector-titel"/>
+    <w:basedOn w:val="Standaard"/>
+    <w:pPr>
+      <w:spacing w:before="400" w:after="160"/>
+    </w:pPr>
+    <w:rPr>
+      <w:rFonts w:ascii="Aptos Display" w:hAnsi="Aptos Display"/>
+      <w:color w:val="2E7D32"/>
+      <w:sz w:val="32"/>
+      <w:szCs w:val="32"/>
+    </w:rPr>
+  </w:style>
+  <w:style w:type="paragraph" w:customStyle="1" w:styleId="intro-rechten">
+    <w:name w:val="intro-rechten"/>
+    <w:basedOn w:val="Standaard"/>
+    <w:pPr>
+      <w:pBdr>
+        <w:left w:val="single" w:sz="24" w:space="14" w:color="2E7D32"/>
+      </w:pBdr>
+      <w:shd w:val="clear" w:color="auto" w:fill="F7F5F1"/>
+      <w:spacing w:before="100" w:beforeAutospacing="1" w:after="480"/>
+    </w:pPr>
+    <w:rPr>
+      <w:i/>
+      <w:iCs/>
+      <w:color w:val="444444"/>
+    </w:rPr>
+  </w:style>
   <w:style w:type="paragraph" w:customStyle="1" w:styleId="ondertitel">
     <w:name w:val="ondertitel"/>
     <w:basedOn w:val="Standaard"/>
@@ -4437,7 +4496,6 @@
     <w:basedOn w:val="Standaard"/>
     <w:pPr>
       <w:spacing w:after="1200"/>
-      <w:jc w:val="both"/>
     </w:pPr>
     <w:rPr>
       <w:rFonts w:ascii="Aptos Display" w:hAnsi="Aptos Display"/>
@@ -4451,7 +4509,6 @@
     <w:basedOn w:val="Standaard"/>
     <w:pPr>
       <w:spacing w:after="1600"/>
-      <w:jc w:val="both"/>
     </w:pPr>
     <w:rPr>
       <w:rFonts w:ascii="Aptos Display" w:hAnsi="Aptos Display"/>
@@ -4467,7 +4524,6 @@
     <w:basedOn w:val="Standaard"/>
     <w:pPr>
       <w:spacing w:after="80"/>
-      <w:jc w:val="both"/>
     </w:pPr>
     <w:rPr>
       <w:color w:val="333333"/>
@@ -4480,7 +4536,6 @@
     <w:basedOn w:val="Standaard"/>
     <w:pPr>
       <w:spacing w:after="80"/>
-      <w:jc w:val="both"/>
     </w:pPr>
     <w:rPr>
       <w:color w:val="555555"/>
@@ -4491,7 +4546,6 @@
     <w:basedOn w:val="Standaard"/>
     <w:pPr>
       <w:spacing w:after="1200"/>
-      <w:jc w:val="both"/>
     </w:pPr>
     <w:rPr>
       <w:rFonts w:ascii="Aptos Display" w:hAnsi="Aptos Display"/>
@@ -4505,7 +4559,6 @@
     <w:basedOn w:val="Standaard"/>
     <w:pPr>
       <w:spacing w:after="1600"/>
-      <w:jc w:val="both"/>
     </w:pPr>
     <w:rPr>
       <w:rFonts w:ascii="Aptos Display" w:hAnsi="Aptos Display"/>
@@ -4521,7 +4574,6 @@
     <w:basedOn w:val="Standaard"/>
     <w:pPr>
       <w:spacing w:after="80"/>
-      <w:jc w:val="both"/>
     </w:pPr>
     <w:rPr>
       <w:color w:val="333333"/>
@@ -4534,7 +4586,6 @@
     <w:basedOn w:val="Standaard"/>
     <w:pPr>
       <w:spacing w:after="80"/>
-      <w:jc w:val="both"/>
     </w:pPr>
     <w:rPr>
       <w:color w:val="555555"/>
@@ -4545,7 +4596,6 @@
     <w:basedOn w:val="Standaard"/>
     <w:pPr>
       <w:spacing w:after="160"/>
-      <w:jc w:val="both"/>
     </w:pPr>
   </w:style>
   <w:style w:type="paragraph" w:styleId="Koptekst">
@@ -4554,7 +4604,7 @@
     <w:link w:val="KoptekstChar"/>
     <w:uiPriority w:val="99"/>
     <w:unhideWhenUsed/>
-    <w:rsid w:val="00B80FD2"/>
+    <w:rsid w:val="00095134"/>
     <w:pPr>
       <w:tabs>
         <w:tab w:val="center" w:pos="4536"/>
@@ -4567,7 +4617,7 @@
     <w:basedOn w:val="Standaardalinea-lettertype"/>
     <w:link w:val="Koptekst"/>
     <w:uiPriority w:val="99"/>
-    <w:rsid w:val="00B80FD2"/>
+    <w:rsid w:val="00095134"/>
     <w:rPr>
       <w:rFonts w:eastAsiaTheme="minorEastAsia"/>
       <w:sz w:val="24"/>
@@ -4580,7 +4630,7 @@
     <w:link w:val="VoettekstChar"/>
     <w:uiPriority w:val="99"/>
     <w:unhideWhenUsed/>
-    <w:rsid w:val="00B80FD2"/>
+    <w:rsid w:val="00095134"/>
     <w:pPr>
       <w:tabs>
         <w:tab w:val="center" w:pos="4536"/>
@@ -4593,7 +4643,7 @@
     <w:basedOn w:val="Standaardalinea-lettertype"/>
     <w:link w:val="Voettekst"/>
     <w:uiPriority w:val="99"/>
-    <w:rsid w:val="00B80FD2"/>
+    <w:rsid w:val="00095134"/>
     <w:rPr>
       <w:rFonts w:eastAsiaTheme="minorEastAsia"/>
       <w:sz w:val="24"/>
@@ -4607,7 +4657,7 @@
     <w:autoRedefine/>
     <w:uiPriority w:val="39"/>
     <w:unhideWhenUsed/>
-    <w:rsid w:val="00B80FD2"/>
+    <w:rsid w:val="00095134"/>
     <w:pPr>
       <w:spacing w:after="100"/>
       <w:ind w:left="220"/>

--- a/nl/docx/document-d.docx
+++ b/nl/docx/document-d.docx
@@ -7,7 +7,7 @@
         <w:spacing w:after="480"/>
         <w:jc w:val="center"/>
         <w:outlineLvl w:val="1"/>
-        <w:divId w:val="1371539980"/>
+        <w:divId w:val="9719424"/>
         <w:rPr>
           <w:rFonts w:ascii="Aptos Display" w:eastAsia="Times New Roman" w:hAnsi="Aptos Display"/>
           <w:b/>
@@ -36,7 +36,7 @@
     <w:p>
       <w:pPr>
         <w:pStyle w:val="ondertitel2"/>
-        <w:divId w:val="1371539980"/>
+        <w:divId w:val="9719424"/>
         <w:rPr>
           <w:lang w:val="nl-NL"/>
         </w:rPr>
@@ -51,7 +51,7 @@
     <w:p>
       <w:pPr>
         <w:pStyle w:val="documentaanduiding2"/>
-        <w:divId w:val="1371539980"/>
+        <w:divId w:val="9719424"/>
         <w:rPr>
           <w:lang w:val="nl-NL"/>
         </w:rPr>
@@ -66,7 +66,7 @@
     <w:p>
       <w:pPr>
         <w:pStyle w:val="auteur2"/>
-        <w:divId w:val="1371539980"/>
+        <w:divId w:val="9719424"/>
         <w:rPr>
           <w:lang w:val="nl-NL"/>
         </w:rPr>
@@ -81,23 +81,23 @@
     <w:p>
       <w:pPr>
         <w:pStyle w:val="meta-lijn2"/>
-        <w:divId w:val="1371539980"/>
-        <w:rPr>
-          <w:lang w:val="nl-NL"/>
-        </w:rPr>
-      </w:pPr>
-      <w:r>
-        <w:rPr>
-          <w:lang w:val="nl-NL"/>
-        </w:rPr>
-        <w:t>Versie bijgewerkt: 6 oktober 2026, 10:24</w:t>
+        <w:divId w:val="9719424"/>
+        <w:rPr>
+          <w:lang w:val="nl-NL"/>
+        </w:rPr>
+      </w:pPr>
+      <w:r>
+        <w:rPr>
+          <w:lang w:val="nl-NL"/>
+        </w:rPr>
+        <w:t>Versie bijgewerkt: 6 oktober 2026, 11:20</w:t>
       </w:r>
     </w:p>
     <w:p>
       <w:pPr>
         <w:pStyle w:val="marker"/>
         <w:ind w:left="800" w:right="800"/>
-        <w:divId w:val="1500583430"/>
+        <w:divId w:val="285543858"/>
         <w:rPr>
           <w:lang w:val="nl-NL"/>
         </w:rPr>
@@ -110,13 +110,13 @@
       <w:pPr>
         <w:pStyle w:val="Kop2"/>
         <w:pageBreakBefore/>
-        <w:divId w:val="155339885"/>
+        <w:divId w:val="811362543"/>
         <w:rPr>
           <w:rFonts w:eastAsia="Times New Roman"/>
           <w:lang w:val="nl-NL"/>
         </w:rPr>
       </w:pPr>
-      <w:bookmarkStart w:id="0" w:name="_Toc242177181"/>
+      <w:bookmarkStart w:id="0" w:name="_Toc242180537"/>
       <w:r>
         <w:rPr>
           <w:rFonts w:eastAsia="Times New Roman"/>
@@ -133,7 +133,7 @@
         <w:tabs>
           <w:tab w:val="right" w:leader="dot" w:pos="9062"/>
         </w:tabs>
-        <w:divId w:val="155339885"/>
+        <w:divId w:val="811362543"/>
         <w:rPr>
           <w:rFonts w:asciiTheme="minorHAnsi" w:hAnsiTheme="minorHAnsi" w:cstheme="minorBidi"/>
           <w:noProof/>
@@ -184,7 +184,7 @@
         <w:rPr>
           <w:noProof/>
         </w:rPr>
-        <w:instrText xml:space="preserve"> PAGEREF _Toc242177181 \h </w:instrText>
+        <w:instrText xml:space="preserve"> PAGEREF _Toc242180537 \h </w:instrText>
       </w:r>
       <w:r>
         <w:rPr>
@@ -216,7 +216,7 @@
         <w:tabs>
           <w:tab w:val="right" w:leader="dot" w:pos="9062"/>
         </w:tabs>
-        <w:divId w:val="155339885"/>
+        <w:divId w:val="811362543"/>
         <w:rPr>
           <w:rFonts w:asciiTheme="minorHAnsi" w:hAnsiTheme="minorHAnsi" w:cstheme="minorBidi"/>
           <w:noProof/>
@@ -249,7 +249,7 @@
         <w:rPr>
           <w:noProof/>
         </w:rPr>
-        <w:instrText xml:space="preserve"> PAGEREF _Toc242177182 \h </w:instrText>
+        <w:instrText xml:space="preserve"> PAGEREF _Toc242180538 \h </w:instrText>
       </w:r>
       <w:r>
         <w:rPr>
@@ -281,7 +281,7 @@
         <w:tabs>
           <w:tab w:val="right" w:leader="dot" w:pos="9062"/>
         </w:tabs>
-        <w:divId w:val="155339885"/>
+        <w:divId w:val="811362543"/>
         <w:rPr>
           <w:rFonts w:asciiTheme="minorHAnsi" w:hAnsiTheme="minorHAnsi" w:cstheme="minorBidi"/>
           <w:noProof/>
@@ -314,7 +314,7 @@
         <w:rPr>
           <w:noProof/>
         </w:rPr>
-        <w:instrText xml:space="preserve"> PAGEREF _Toc242177183 \h </w:instrText>
+        <w:instrText xml:space="preserve"> PAGEREF _Toc242180539 \h </w:instrText>
       </w:r>
       <w:r>
         <w:rPr>
@@ -346,7 +346,7 @@
         <w:tabs>
           <w:tab w:val="right" w:leader="dot" w:pos="9062"/>
         </w:tabs>
-        <w:divId w:val="155339885"/>
+        <w:divId w:val="811362543"/>
         <w:rPr>
           <w:rFonts w:asciiTheme="minorHAnsi" w:hAnsiTheme="minorHAnsi" w:cstheme="minorBidi"/>
           <w:noProof/>
@@ -379,7 +379,7 @@
         <w:rPr>
           <w:noProof/>
         </w:rPr>
-        <w:instrText xml:space="preserve"> PAGEREF _Toc242177184 \h </w:instrText>
+        <w:instrText xml:space="preserve"> PAGEREF _Toc242180540 \h </w:instrText>
       </w:r>
       <w:r>
         <w:rPr>
@@ -411,7 +411,7 @@
         <w:tabs>
           <w:tab w:val="right" w:leader="dot" w:pos="9062"/>
         </w:tabs>
-        <w:divId w:val="155339885"/>
+        <w:divId w:val="811362543"/>
         <w:rPr>
           <w:rFonts w:asciiTheme="minorHAnsi" w:hAnsiTheme="minorHAnsi" w:cstheme="minorBidi"/>
           <w:noProof/>
@@ -444,7 +444,7 @@
         <w:rPr>
           <w:noProof/>
         </w:rPr>
-        <w:instrText xml:space="preserve"> PAGEREF _Toc242177185 \h </w:instrText>
+        <w:instrText xml:space="preserve"> PAGEREF _Toc242180541 \h </w:instrText>
       </w:r>
       <w:r>
         <w:rPr>
@@ -476,7 +476,7 @@
         <w:tabs>
           <w:tab w:val="right" w:leader="dot" w:pos="9062"/>
         </w:tabs>
-        <w:divId w:val="155339885"/>
+        <w:divId w:val="811362543"/>
         <w:rPr>
           <w:rFonts w:asciiTheme="minorHAnsi" w:hAnsiTheme="minorHAnsi" w:cstheme="minorBidi"/>
           <w:noProof/>
@@ -509,7 +509,7 @@
         <w:rPr>
           <w:noProof/>
         </w:rPr>
-        <w:instrText xml:space="preserve"> PAGEREF _Toc242177186 \h </w:instrText>
+        <w:instrText xml:space="preserve"> PAGEREF _Toc242180542 \h </w:instrText>
       </w:r>
       <w:r>
         <w:rPr>
@@ -541,7 +541,7 @@
         <w:tabs>
           <w:tab w:val="right" w:leader="dot" w:pos="9062"/>
         </w:tabs>
-        <w:divId w:val="155339885"/>
+        <w:divId w:val="811362543"/>
         <w:rPr>
           <w:rFonts w:asciiTheme="minorHAnsi" w:hAnsiTheme="minorHAnsi" w:cstheme="minorBidi"/>
           <w:noProof/>
@@ -574,7 +574,7 @@
         <w:rPr>
           <w:noProof/>
         </w:rPr>
-        <w:instrText xml:space="preserve"> PAGEREF _Toc242177187 \h </w:instrText>
+        <w:instrText xml:space="preserve"> PAGEREF _Toc242180543 \h </w:instrText>
       </w:r>
       <w:r>
         <w:rPr>
@@ -606,7 +606,7 @@
         <w:tabs>
           <w:tab w:val="right" w:leader="dot" w:pos="9062"/>
         </w:tabs>
-        <w:divId w:val="155339885"/>
+        <w:divId w:val="811362543"/>
         <w:rPr>
           <w:rFonts w:asciiTheme="minorHAnsi" w:hAnsiTheme="minorHAnsi" w:cstheme="minorBidi"/>
           <w:noProof/>
@@ -639,7 +639,7 @@
         <w:rPr>
           <w:noProof/>
         </w:rPr>
-        <w:instrText xml:space="preserve"> PAGEREF _Toc242177188 \h </w:instrText>
+        <w:instrText xml:space="preserve"> PAGEREF _Toc242180544 \h </w:instrText>
       </w:r>
       <w:r>
         <w:rPr>
@@ -671,7 +671,7 @@
         <w:tabs>
           <w:tab w:val="right" w:leader="dot" w:pos="9062"/>
         </w:tabs>
-        <w:divId w:val="155339885"/>
+        <w:divId w:val="811362543"/>
         <w:rPr>
           <w:rFonts w:asciiTheme="minorHAnsi" w:hAnsiTheme="minorHAnsi" w:cstheme="minorBidi"/>
           <w:noProof/>
@@ -704,7 +704,7 @@
         <w:rPr>
           <w:noProof/>
         </w:rPr>
-        <w:instrText xml:space="preserve"> PAGEREF _Toc242177189 \h </w:instrText>
+        <w:instrText xml:space="preserve"> PAGEREF _Toc242180545 \h </w:instrText>
       </w:r>
       <w:r>
         <w:rPr>
@@ -736,7 +736,7 @@
         <w:tabs>
           <w:tab w:val="right" w:leader="dot" w:pos="9062"/>
         </w:tabs>
-        <w:divId w:val="155339885"/>
+        <w:divId w:val="811362543"/>
         <w:rPr>
           <w:rFonts w:asciiTheme="minorHAnsi" w:hAnsiTheme="minorHAnsi" w:cstheme="minorBidi"/>
           <w:noProof/>
@@ -769,7 +769,7 @@
         <w:rPr>
           <w:noProof/>
         </w:rPr>
-        <w:instrText xml:space="preserve"> PAGEREF _Toc242177190 \h </w:instrText>
+        <w:instrText xml:space="preserve"> PAGEREF _Toc242180546 \h </w:instrText>
       </w:r>
       <w:r>
         <w:rPr>
@@ -801,7 +801,7 @@
         <w:tabs>
           <w:tab w:val="right" w:leader="dot" w:pos="9062"/>
         </w:tabs>
-        <w:divId w:val="155339885"/>
+        <w:divId w:val="811362543"/>
         <w:rPr>
           <w:rFonts w:asciiTheme="minorHAnsi" w:hAnsiTheme="minorHAnsi" w:cstheme="minorBidi"/>
           <w:noProof/>
@@ -834,7 +834,7 @@
         <w:rPr>
           <w:noProof/>
         </w:rPr>
-        <w:instrText xml:space="preserve"> PAGEREF _Toc242177191 \h </w:instrText>
+        <w:instrText xml:space="preserve"> PAGEREF _Toc242180547 \h </w:instrText>
       </w:r>
       <w:r>
         <w:rPr>
@@ -866,7 +866,7 @@
         <w:tabs>
           <w:tab w:val="right" w:leader="dot" w:pos="9062"/>
         </w:tabs>
-        <w:divId w:val="155339885"/>
+        <w:divId w:val="811362543"/>
         <w:rPr>
           <w:rFonts w:asciiTheme="minorHAnsi" w:hAnsiTheme="minorHAnsi" w:cstheme="minorBidi"/>
           <w:noProof/>
@@ -899,7 +899,7 @@
         <w:rPr>
           <w:noProof/>
         </w:rPr>
-        <w:instrText xml:space="preserve"> PAGEREF _Toc242177192 \h </w:instrText>
+        <w:instrText xml:space="preserve"> PAGEREF _Toc242180548 \h </w:instrText>
       </w:r>
       <w:r>
         <w:rPr>
@@ -931,7 +931,7 @@
         <w:tabs>
           <w:tab w:val="right" w:leader="dot" w:pos="9062"/>
         </w:tabs>
-        <w:divId w:val="155339885"/>
+        <w:divId w:val="811362543"/>
         <w:rPr>
           <w:rFonts w:asciiTheme="minorHAnsi" w:hAnsiTheme="minorHAnsi" w:cstheme="minorBidi"/>
           <w:noProof/>
@@ -964,7 +964,7 @@
         <w:rPr>
           <w:noProof/>
         </w:rPr>
-        <w:instrText xml:space="preserve"> PAGEREF _Toc242177193 \h </w:instrText>
+        <w:instrText xml:space="preserve"> PAGEREF _Toc242180549 \h </w:instrText>
       </w:r>
       <w:r>
         <w:rPr>
@@ -993,7 +993,7 @@
     <w:p>
       <w:pPr>
         <w:pStyle w:val="marker"/>
-        <w:divId w:val="155339885"/>
+        <w:divId w:val="811362543"/>
         <w:rPr>
           <w:lang w:val="nl-NL"/>
         </w:rPr>
@@ -1009,7 +1009,7 @@
       <w:pPr>
         <w:pStyle w:val="marker"/>
         <w:ind w:left="800" w:right="800"/>
-        <w:divId w:val="1500583430"/>
+        <w:divId w:val="285543858"/>
         <w:rPr>
           <w:lang w:val="nl-NL"/>
         </w:rPr>
@@ -1020,7 +1020,7 @@
     </w:p>
     <w:p>
       <w:pPr>
-        <w:divId w:val="404495247"/>
+        <w:divId w:val="1130436887"/>
         <w:rPr>
           <w:i/>
           <w:iCs/>
@@ -1049,7 +1049,7 @@
     </w:p>
     <w:p>
       <w:pPr>
-        <w:divId w:val="404495247"/>
+        <w:divId w:val="1130436887"/>
         <w:rPr>
           <w:i/>
           <w:iCs/>
@@ -1071,7 +1071,7 @@
       <w:pPr>
         <w:pStyle w:val="marker"/>
         <w:ind w:left="800" w:right="800"/>
-        <w:divId w:val="1500583430"/>
+        <w:divId w:val="285543858"/>
         <w:rPr>
           <w:lang w:val="nl-NL"/>
         </w:rPr>
@@ -1083,13 +1083,13 @@
     <w:p>
       <w:pPr>
         <w:pStyle w:val="Kop2"/>
-        <w:divId w:val="1500583430"/>
+        <w:divId w:val="285543858"/>
         <w:rPr>
           <w:rFonts w:eastAsia="Times New Roman"/>
           <w:lang w:val="nl-NL"/>
         </w:rPr>
       </w:pPr>
-      <w:bookmarkStart w:id="1" w:name="_Toc242177182"/>
+      <w:bookmarkStart w:id="1" w:name="_Toc242180538"/>
       <w:r>
         <w:rPr>
           <w:rFonts w:eastAsia="Times New Roman"/>
@@ -1102,7 +1102,7 @@
     <w:p>
       <w:pPr>
         <w:pStyle w:val="Normaalweb"/>
-        <w:divId w:val="1500583430"/>
+        <w:divId w:val="285543858"/>
         <w:rPr>
           <w:lang w:val="nl-NL"/>
         </w:rPr>
@@ -1117,7 +1117,7 @@
     <w:p>
       <w:pPr>
         <w:pStyle w:val="Normaalweb"/>
-        <w:divId w:val="1500583430"/>
+        <w:divId w:val="285543858"/>
         <w:rPr>
           <w:lang w:val="nl-NL"/>
         </w:rPr>
@@ -1132,7 +1132,7 @@
     <w:p>
       <w:pPr>
         <w:pStyle w:val="Normaalweb"/>
-        <w:divId w:val="1500583430"/>
+        <w:divId w:val="285543858"/>
         <w:rPr>
           <w:lang w:val="nl-NL"/>
         </w:rPr>
@@ -1154,7 +1154,7 @@
     <w:p>
       <w:pPr>
         <w:pStyle w:val="Normaalweb"/>
-        <w:divId w:val="1500583430"/>
+        <w:divId w:val="285543858"/>
         <w:rPr>
           <w:lang w:val="nl-NL"/>
         </w:rPr>
@@ -1176,7 +1176,7 @@
     <w:p>
       <w:pPr>
         <w:pStyle w:val="Normaalweb"/>
-        <w:divId w:val="1500583430"/>
+        <w:divId w:val="285543858"/>
         <w:rPr>
           <w:lang w:val="nl-NL"/>
         </w:rPr>
@@ -1198,7 +1198,7 @@
     <w:p>
       <w:pPr>
         <w:pStyle w:val="Normaalweb"/>
-        <w:divId w:val="1500583430"/>
+        <w:divId w:val="285543858"/>
         <w:rPr>
           <w:lang w:val="nl-NL"/>
         </w:rPr>
@@ -1220,7 +1220,7 @@
     <w:p>
       <w:pPr>
         <w:pStyle w:val="Normaalweb"/>
-        <w:divId w:val="1500583430"/>
+        <w:divId w:val="285543858"/>
         <w:rPr>
           <w:lang w:val="nl-NL"/>
         </w:rPr>
@@ -1242,7 +1242,7 @@
     <w:p>
       <w:pPr>
         <w:pStyle w:val="Normaalweb"/>
-        <w:divId w:val="1500583430"/>
+        <w:divId w:val="285543858"/>
         <w:rPr>
           <w:lang w:val="nl-NL"/>
         </w:rPr>
@@ -1264,7 +1264,7 @@
     <w:p>
       <w:pPr>
         <w:pStyle w:val="Normaalweb"/>
-        <w:divId w:val="1500583430"/>
+        <w:divId w:val="285543858"/>
         <w:rPr>
           <w:lang w:val="nl-NL"/>
         </w:rPr>
@@ -1280,7 +1280,7 @@
       <w:pPr>
         <w:pStyle w:val="marker"/>
         <w:ind w:left="800" w:right="800"/>
-        <w:divId w:val="1500583430"/>
+        <w:divId w:val="285543858"/>
         <w:rPr>
           <w:lang w:val="nl-NL"/>
         </w:rPr>
@@ -1292,13 +1292,13 @@
     <w:p>
       <w:pPr>
         <w:pStyle w:val="Kop2"/>
-        <w:divId w:val="1500583430"/>
+        <w:divId w:val="285543858"/>
         <w:rPr>
           <w:rFonts w:eastAsia="Times New Roman"/>
           <w:lang w:val="nl-NL"/>
         </w:rPr>
       </w:pPr>
-      <w:bookmarkStart w:id="2" w:name="_Toc242177183"/>
+      <w:bookmarkStart w:id="2" w:name="_Toc242180539"/>
       <w:r>
         <w:rPr>
           <w:rFonts w:eastAsia="Times New Roman"/>
@@ -1311,7 +1311,7 @@
     <w:p>
       <w:pPr>
         <w:pStyle w:val="Normaalweb"/>
-        <w:divId w:val="1500583430"/>
+        <w:divId w:val="285543858"/>
         <w:rPr>
           <w:lang w:val="nl-NL"/>
         </w:rPr>
@@ -1326,7 +1326,7 @@
     <w:p>
       <w:pPr>
         <w:pStyle w:val="Normaalweb"/>
-        <w:divId w:val="1500583430"/>
+        <w:divId w:val="285543858"/>
         <w:rPr>
           <w:lang w:val="nl-NL"/>
         </w:rPr>
@@ -1341,7 +1341,7 @@
     <w:p>
       <w:pPr>
         <w:pStyle w:val="Normaalweb"/>
-        <w:divId w:val="1500583430"/>
+        <w:divId w:val="285543858"/>
         <w:rPr>
           <w:lang w:val="nl-NL"/>
         </w:rPr>
@@ -1356,7 +1356,7 @@
     <w:p>
       <w:pPr>
         <w:pStyle w:val="Normaalweb"/>
-        <w:divId w:val="1500583430"/>
+        <w:divId w:val="285543858"/>
         <w:rPr>
           <w:lang w:val="nl-NL"/>
         </w:rPr>
@@ -1371,7 +1371,7 @@
     <w:p>
       <w:pPr>
         <w:pStyle w:val="Normaalweb"/>
-        <w:divId w:val="1500583430"/>
+        <w:divId w:val="285543858"/>
         <w:rPr>
           <w:lang w:val="nl-NL"/>
         </w:rPr>
@@ -1386,7 +1386,7 @@
     <w:p>
       <w:pPr>
         <w:pStyle w:val="Normaalweb"/>
-        <w:divId w:val="1500583430"/>
+        <w:divId w:val="285543858"/>
         <w:rPr>
           <w:lang w:val="nl-NL"/>
         </w:rPr>
@@ -1408,7 +1408,7 @@
     <w:p>
       <w:pPr>
         <w:pStyle w:val="Normaalweb"/>
-        <w:divId w:val="1500583430"/>
+        <w:divId w:val="285543858"/>
         <w:rPr>
           <w:lang w:val="nl-NL"/>
         </w:rPr>
@@ -1430,7 +1430,7 @@
     <w:p>
       <w:pPr>
         <w:pStyle w:val="Normaalweb"/>
-        <w:divId w:val="1500583430"/>
+        <w:divId w:val="285543858"/>
         <w:rPr>
           <w:lang w:val="nl-NL"/>
         </w:rPr>
@@ -1452,7 +1452,7 @@
     <w:p>
       <w:pPr>
         <w:pStyle w:val="Normaalweb"/>
-        <w:divId w:val="1500583430"/>
+        <w:divId w:val="285543858"/>
         <w:rPr>
           <w:lang w:val="nl-NL"/>
         </w:rPr>
@@ -1481,7 +1481,7 @@
     <w:p>
       <w:pPr>
         <w:pStyle w:val="Normaalweb"/>
-        <w:divId w:val="1500583430"/>
+        <w:divId w:val="285543858"/>
         <w:rPr>
           <w:lang w:val="nl-NL"/>
         </w:rPr>
@@ -1509,7 +1509,7 @@
     <w:p>
       <w:pPr>
         <w:pStyle w:val="Normaalweb"/>
-        <w:divId w:val="1500583430"/>
+        <w:divId w:val="285543858"/>
         <w:rPr>
           <w:lang w:val="nl-NL"/>
         </w:rPr>
@@ -1531,7 +1531,7 @@
     <w:p>
       <w:pPr>
         <w:pStyle w:val="Normaalweb"/>
-        <w:divId w:val="1500583430"/>
+        <w:divId w:val="285543858"/>
         <w:rPr>
           <w:lang w:val="nl-NL"/>
         </w:rPr>
@@ -1546,7 +1546,7 @@
     <w:p>
       <w:pPr>
         <w:pStyle w:val="Normaalweb"/>
-        <w:divId w:val="1500583430"/>
+        <w:divId w:val="285543858"/>
         <w:rPr>
           <w:lang w:val="nl-NL"/>
         </w:rPr>
@@ -1575,7 +1575,7 @@
       <w:pPr>
         <w:pStyle w:val="marker"/>
         <w:ind w:left="800" w:right="800"/>
-        <w:divId w:val="1500583430"/>
+        <w:divId w:val="285543858"/>
         <w:rPr>
           <w:lang w:val="nl-NL"/>
         </w:rPr>
@@ -1587,13 +1587,13 @@
     <w:p>
       <w:pPr>
         <w:pStyle w:val="Kop2"/>
-        <w:divId w:val="1500583430"/>
+        <w:divId w:val="285543858"/>
         <w:rPr>
           <w:rFonts w:eastAsia="Times New Roman"/>
           <w:lang w:val="nl-NL"/>
         </w:rPr>
       </w:pPr>
-      <w:bookmarkStart w:id="3" w:name="_Toc242177184"/>
+      <w:bookmarkStart w:id="3" w:name="_Toc242180540"/>
       <w:r>
         <w:rPr>
           <w:rFonts w:eastAsia="Times New Roman"/>
@@ -1606,7 +1606,7 @@
     <w:p>
       <w:pPr>
         <w:pStyle w:val="Normaalweb"/>
-        <w:divId w:val="1500583430"/>
+        <w:divId w:val="285543858"/>
         <w:rPr>
           <w:lang w:val="nl-NL"/>
         </w:rPr>
@@ -1621,7 +1621,7 @@
     <w:p>
       <w:pPr>
         <w:pStyle w:val="Normaalweb"/>
-        <w:divId w:val="1500583430"/>
+        <w:divId w:val="285543858"/>
         <w:rPr>
           <w:lang w:val="nl-NL"/>
         </w:rPr>
@@ -1649,7 +1649,7 @@
     <w:p>
       <w:pPr>
         <w:pStyle w:val="Normaalweb"/>
-        <w:divId w:val="1500583430"/>
+        <w:divId w:val="285543858"/>
         <w:rPr>
           <w:lang w:val="nl-NL"/>
         </w:rPr>
@@ -1671,7 +1671,7 @@
     <w:p>
       <w:pPr>
         <w:pStyle w:val="Normaalweb"/>
-        <w:divId w:val="1500583430"/>
+        <w:divId w:val="285543858"/>
         <w:rPr>
           <w:lang w:val="nl-NL"/>
         </w:rPr>
@@ -1699,7 +1699,7 @@
     <w:p>
       <w:pPr>
         <w:pStyle w:val="Normaalweb"/>
-        <w:divId w:val="1500583430"/>
+        <w:divId w:val="285543858"/>
         <w:rPr>
           <w:lang w:val="nl-NL"/>
         </w:rPr>
@@ -1721,7 +1721,7 @@
     <w:p>
       <w:pPr>
         <w:pStyle w:val="Normaalweb"/>
-        <w:divId w:val="1500583430"/>
+        <w:divId w:val="285543858"/>
         <w:rPr>
           <w:lang w:val="nl-NL"/>
         </w:rPr>
@@ -1749,7 +1749,7 @@
     <w:p>
       <w:pPr>
         <w:pStyle w:val="Normaalweb"/>
-        <w:divId w:val="1500583430"/>
+        <w:divId w:val="285543858"/>
         <w:rPr>
           <w:lang w:val="nl-NL"/>
         </w:rPr>
@@ -1764,7 +1764,7 @@
     <w:p>
       <w:pPr>
         <w:pStyle w:val="Normaalweb"/>
-        <w:divId w:val="1500583430"/>
+        <w:divId w:val="285543858"/>
         <w:rPr>
           <w:lang w:val="nl-NL"/>
         </w:rPr>
@@ -1780,13 +1780,20 @@
         <w:rPr>
           <w:lang w:val="nl-NL"/>
         </w:rPr>
-        <w:t xml:space="preserve"> In elke laag gebeurt hetzelfde. Een instantie ziet een probleem. De instantie stelt vast dat het probleem niet binnen haar bevoegdheid valt. De instantie verwijst naar een andere instantie. De andere instantie doet hetzelfde. En de burger wordt geacht de verbinding te zijn tussen al die instanties. De burger is de enige actor in het systeem die geen bevoegdheid heeft om iets te beslissen, maar die wel de enige actor is die het hele systeem moet laten werken.</w:t>
-      </w:r>
-    </w:p>
-    <w:p>
-      <w:pPr>
-        <w:pStyle w:val="Normaalweb"/>
-        <w:divId w:val="1500583430"/>
+        <w:t xml:space="preserve"> In elke laag gebeurt hetzelfde. Een instantie ziet een probleem. De instantie stelt vast dat het probleem niet binnen haar bevoegdheid valt. De instantie verwijst naar een andere instantie. De andere </w:t>
+      </w:r>
+      <w:r>
+        <w:rPr>
+          <w:lang w:val="nl-NL"/>
+        </w:rPr>
+        <w:lastRenderedPageBreak/>
+        <w:t>instantie doet hetzelfde. En de burger wordt geacht de verbinding te zijn tussen al die instanties. De burger is de enige actor in het systeem die geen bevoegdheid heeft om iets te beslissen, maar die wel de enige actor is die het hele systeem moet laten werken.</w:t>
+      </w:r>
+    </w:p>
+    <w:p>
+      <w:pPr>
+        <w:pStyle w:val="Normaalweb"/>
+        <w:divId w:val="285543858"/>
         <w:rPr>
           <w:lang w:val="nl-NL"/>
         </w:rPr>
@@ -1802,7 +1809,7 @@
       <w:pPr>
         <w:pStyle w:val="marker"/>
         <w:ind w:left="800" w:right="800"/>
-        <w:divId w:val="1500583430"/>
+        <w:divId w:val="285543858"/>
         <w:rPr>
           <w:lang w:val="nl-NL"/>
         </w:rPr>
@@ -1814,13 +1821,13 @@
     <w:p>
       <w:pPr>
         <w:pStyle w:val="Kop2"/>
-        <w:divId w:val="1500583430"/>
+        <w:divId w:val="285543858"/>
         <w:rPr>
           <w:rFonts w:eastAsia="Times New Roman"/>
           <w:lang w:val="nl-NL"/>
         </w:rPr>
       </w:pPr>
-      <w:bookmarkStart w:id="4" w:name="_Toc242177185"/>
+      <w:bookmarkStart w:id="4" w:name="_Toc242180541"/>
       <w:r>
         <w:rPr>
           <w:rFonts w:eastAsia="Times New Roman"/>
@@ -1833,7 +1840,7 @@
     <w:p>
       <w:pPr>
         <w:pStyle w:val="Normaalweb"/>
-        <w:divId w:val="1500583430"/>
+        <w:divId w:val="285543858"/>
         <w:rPr>
           <w:lang w:val="nl-NL"/>
         </w:rPr>
@@ -1848,7 +1855,7 @@
     <w:p>
       <w:pPr>
         <w:pStyle w:val="Normaalweb"/>
-        <w:divId w:val="1500583430"/>
+        <w:divId w:val="285543858"/>
         <w:rPr>
           <w:lang w:val="nl-NL"/>
         </w:rPr>
@@ -1863,7 +1870,7 @@
     <w:p>
       <w:pPr>
         <w:pStyle w:val="Normaalweb"/>
-        <w:divId w:val="1500583430"/>
+        <w:divId w:val="285543858"/>
         <w:rPr>
           <w:lang w:val="nl-NL"/>
         </w:rPr>
@@ -1878,7 +1885,7 @@
     <w:p>
       <w:pPr>
         <w:pStyle w:val="Normaalweb"/>
-        <w:divId w:val="1500583430"/>
+        <w:divId w:val="285543858"/>
         <w:rPr>
           <w:lang w:val="nl-NL"/>
         </w:rPr>
@@ -1893,7 +1900,7 @@
     <w:p>
       <w:pPr>
         <w:pStyle w:val="Normaalweb"/>
-        <w:divId w:val="1500583430"/>
+        <w:divId w:val="285543858"/>
         <w:rPr>
           <w:lang w:val="nl-NL"/>
         </w:rPr>
@@ -1914,7 +1921,7 @@
     <w:p>
       <w:pPr>
         <w:pStyle w:val="Normaalweb"/>
-        <w:divId w:val="1500583430"/>
+        <w:divId w:val="285543858"/>
         <w:rPr>
           <w:lang w:val="nl-NL"/>
         </w:rPr>
@@ -1929,7 +1936,7 @@
     <w:p>
       <w:pPr>
         <w:pStyle w:val="Normaalweb"/>
-        <w:divId w:val="1500583430"/>
+        <w:divId w:val="285543858"/>
         <w:rPr>
           <w:lang w:val="nl-NL"/>
         </w:rPr>
@@ -1950,15 +1957,16 @@
     <w:p>
       <w:pPr>
         <w:pStyle w:val="Normaalweb"/>
-        <w:divId w:val="1500583430"/>
-        <w:rPr>
-          <w:lang w:val="nl-NL"/>
-        </w:rPr>
-      </w:pPr>
-      <w:r>
-        <w:rPr>
-          <w:lang w:val="nl-NL"/>
-        </w:rPr>
+        <w:divId w:val="285543858"/>
+        <w:rPr>
+          <w:lang w:val="nl-NL"/>
+        </w:rPr>
+      </w:pPr>
+      <w:r>
+        <w:rPr>
+          <w:lang w:val="nl-NL"/>
+        </w:rPr>
+        <w:lastRenderedPageBreak/>
         <w:t>De macro-economische projecties van de Europese Commissie voorspellen tegen 2040 zes miljard euro aan besparingen en fraudepreventie. Deze berekening negeert de micro-economische realiteit van de tussenliggende veertien jaar. Gedurende deze latentietijd worden de kosten van het systeemfalen volledig afgewenteld op de burger: de private bank die schulden parkeert tegen zware sancties, de energieleverancier die incassobureaus inschakelt en onuitvoerbare medische keuringen eist, en de private keuringsmarkt die</w:t>
       </w:r>
       <w:r>
@@ -1971,7 +1979,7 @@
     <w:p>
       <w:pPr>
         <w:pStyle w:val="Normaalweb"/>
-        <w:divId w:val="1500583430"/>
+        <w:divId w:val="285543858"/>
         <w:rPr>
           <w:lang w:val="nl-NL"/>
         </w:rPr>
@@ -1986,7 +1994,7 @@
     <w:p>
       <w:pPr>
         <w:pStyle w:val="Normaalweb"/>
-        <w:divId w:val="1500583430"/>
+        <w:divId w:val="285543858"/>
         <w:rPr>
           <w:lang w:val="nl-NL"/>
         </w:rPr>
@@ -2002,7 +2010,7 @@
       <w:pPr>
         <w:pStyle w:val="marker"/>
         <w:ind w:left="800" w:right="800"/>
-        <w:divId w:val="1500583430"/>
+        <w:divId w:val="285543858"/>
         <w:rPr>
           <w:lang w:val="nl-NL"/>
         </w:rPr>
@@ -2014,13 +2022,13 @@
     <w:p>
       <w:pPr>
         <w:pStyle w:val="Kop2"/>
-        <w:divId w:val="1500583430"/>
+        <w:divId w:val="285543858"/>
         <w:rPr>
           <w:rFonts w:eastAsia="Times New Roman"/>
           <w:lang w:val="nl-NL"/>
         </w:rPr>
       </w:pPr>
-      <w:bookmarkStart w:id="5" w:name="_Toc242177186"/>
+      <w:bookmarkStart w:id="5" w:name="_Toc242180542"/>
       <w:r>
         <w:rPr>
           <w:rFonts w:eastAsia="Times New Roman"/>
@@ -2033,7 +2041,7 @@
     <w:p>
       <w:pPr>
         <w:pStyle w:val="Normaalweb"/>
-        <w:divId w:val="1500583430"/>
+        <w:divId w:val="285543858"/>
         <w:rPr>
           <w:lang w:val="nl-NL"/>
         </w:rPr>
@@ -2048,7 +2056,7 @@
     <w:p>
       <w:pPr>
         <w:pStyle w:val="Normaalweb"/>
-        <w:divId w:val="1500583430"/>
+        <w:divId w:val="285543858"/>
         <w:rPr>
           <w:lang w:val="nl-NL"/>
         </w:rPr>
@@ -2063,7 +2071,7 @@
     <w:p>
       <w:pPr>
         <w:pStyle w:val="Normaalweb"/>
-        <w:divId w:val="1500583430"/>
+        <w:divId w:val="285543858"/>
         <w:rPr>
           <w:lang w:val="nl-NL"/>
         </w:rPr>
@@ -2079,7 +2087,7 @@
       <w:pPr>
         <w:pStyle w:val="marker"/>
         <w:ind w:left="800" w:right="800"/>
-        <w:divId w:val="1500583430"/>
+        <w:divId w:val="285543858"/>
         <w:rPr>
           <w:lang w:val="nl-NL"/>
         </w:rPr>
@@ -2091,13 +2099,13 @@
     <w:p>
       <w:pPr>
         <w:pStyle w:val="Kop2"/>
-        <w:divId w:val="1500583430"/>
+        <w:divId w:val="285543858"/>
         <w:rPr>
           <w:rFonts w:eastAsia="Times New Roman"/>
           <w:lang w:val="nl-NL"/>
         </w:rPr>
       </w:pPr>
-      <w:bookmarkStart w:id="6" w:name="_Toc242177187"/>
+      <w:bookmarkStart w:id="6" w:name="_Toc242180543"/>
       <w:r>
         <w:rPr>
           <w:rFonts w:eastAsia="Times New Roman"/>
@@ -2110,7 +2118,7 @@
     <w:p>
       <w:pPr>
         <w:pStyle w:val="Normaalweb"/>
-        <w:divId w:val="1500583430"/>
+        <w:divId w:val="285543858"/>
         <w:rPr>
           <w:lang w:val="nl-NL"/>
         </w:rPr>
@@ -2125,7 +2133,7 @@
     <w:p>
       <w:pPr>
         <w:pStyle w:val="Normaalweb"/>
-        <w:divId w:val="1500583430"/>
+        <w:divId w:val="285543858"/>
         <w:rPr>
           <w:lang w:val="nl-NL"/>
         </w:rPr>
@@ -2153,7 +2161,7 @@
     <w:p>
       <w:pPr>
         <w:pStyle w:val="Normaalweb"/>
-        <w:divId w:val="1500583430"/>
+        <w:divId w:val="285543858"/>
         <w:rPr>
           <w:lang w:val="nl-NL"/>
         </w:rPr>
@@ -2181,7 +2189,7 @@
     <w:p>
       <w:pPr>
         <w:pStyle w:val="Normaalweb"/>
-        <w:divId w:val="1500583430"/>
+        <w:divId w:val="285543858"/>
         <w:rPr>
           <w:lang w:val="nl-NL"/>
         </w:rPr>
@@ -2209,7 +2217,7 @@
     <w:p>
       <w:pPr>
         <w:pStyle w:val="Normaalweb"/>
-        <w:divId w:val="1500583430"/>
+        <w:divId w:val="285543858"/>
         <w:rPr>
           <w:lang w:val="nl-NL"/>
         </w:rPr>
@@ -2237,7 +2245,7 @@
     <w:p>
       <w:pPr>
         <w:pStyle w:val="Normaalweb"/>
-        <w:divId w:val="1500583430"/>
+        <w:divId w:val="285543858"/>
         <w:rPr>
           <w:lang w:val="nl-NL"/>
         </w:rPr>
@@ -2253,7 +2261,7 @@
       <w:pPr>
         <w:pStyle w:val="marker"/>
         <w:ind w:left="800" w:right="800"/>
-        <w:divId w:val="1500583430"/>
+        <w:divId w:val="285543858"/>
         <w:rPr>
           <w:lang w:val="nl-NL"/>
         </w:rPr>
@@ -2265,13 +2273,13 @@
     <w:p>
       <w:pPr>
         <w:pStyle w:val="Kop2"/>
-        <w:divId w:val="1500583430"/>
+        <w:divId w:val="285543858"/>
         <w:rPr>
           <w:rFonts w:eastAsia="Times New Roman"/>
           <w:lang w:val="nl-NL"/>
         </w:rPr>
       </w:pPr>
-      <w:bookmarkStart w:id="7" w:name="_Toc242177188"/>
+      <w:bookmarkStart w:id="7" w:name="_Toc242180544"/>
       <w:r>
         <w:rPr>
           <w:rFonts w:eastAsia="Times New Roman"/>
@@ -2284,7 +2292,7 @@
     <w:p>
       <w:pPr>
         <w:pStyle w:val="Normaalweb"/>
-        <w:divId w:val="1500583430"/>
+        <w:divId w:val="285543858"/>
         <w:rPr>
           <w:lang w:val="nl-NL"/>
         </w:rPr>
@@ -2299,7 +2307,7 @@
     <w:p>
       <w:pPr>
         <w:pStyle w:val="Normaalweb"/>
-        <w:divId w:val="1500583430"/>
+        <w:divId w:val="285543858"/>
         <w:rPr>
           <w:lang w:val="nl-NL"/>
         </w:rPr>
@@ -2314,7 +2322,7 @@
     <w:p>
       <w:pPr>
         <w:pStyle w:val="Normaalweb"/>
-        <w:divId w:val="1500583430"/>
+        <w:divId w:val="285543858"/>
         <w:rPr>
           <w:lang w:val="nl-NL"/>
         </w:rPr>
@@ -2335,7 +2343,7 @@
     <w:p>
       <w:pPr>
         <w:pStyle w:val="Normaalweb"/>
-        <w:divId w:val="1500583430"/>
+        <w:divId w:val="285543858"/>
         <w:rPr>
           <w:lang w:val="nl-NL"/>
         </w:rPr>
@@ -2351,7 +2359,7 @@
       <w:pPr>
         <w:pStyle w:val="marker"/>
         <w:ind w:left="800" w:right="800"/>
-        <w:divId w:val="1500583430"/>
+        <w:divId w:val="285543858"/>
         <w:rPr>
           <w:lang w:val="nl-NL"/>
         </w:rPr>
@@ -2363,13 +2371,13 @@
     <w:p>
       <w:pPr>
         <w:pStyle w:val="Kop2"/>
-        <w:divId w:val="1500583430"/>
+        <w:divId w:val="285543858"/>
         <w:rPr>
           <w:rFonts w:eastAsia="Times New Roman"/>
           <w:lang w:val="nl-NL"/>
         </w:rPr>
       </w:pPr>
-      <w:bookmarkStart w:id="8" w:name="_Toc242177189"/>
+      <w:bookmarkStart w:id="8" w:name="_Toc242180545"/>
       <w:r>
         <w:rPr>
           <w:rFonts w:eastAsia="Times New Roman"/>
@@ -2382,7 +2390,7 @@
     <w:p>
       <w:pPr>
         <w:pStyle w:val="Normaalweb"/>
-        <w:divId w:val="1500583430"/>
+        <w:divId w:val="285543858"/>
         <w:rPr>
           <w:lang w:val="nl-NL"/>
         </w:rPr>
@@ -2397,7 +2405,7 @@
     <w:p>
       <w:pPr>
         <w:pStyle w:val="Normaalweb"/>
-        <w:divId w:val="1500583430"/>
+        <w:divId w:val="285543858"/>
         <w:rPr>
           <w:lang w:val="nl-NL"/>
         </w:rPr>
@@ -2425,7 +2433,7 @@
     <w:p>
       <w:pPr>
         <w:pStyle w:val="Normaalweb"/>
-        <w:divId w:val="1500583430"/>
+        <w:divId w:val="285543858"/>
         <w:rPr>
           <w:lang w:val="nl-NL"/>
         </w:rPr>
@@ -2447,7 +2455,7 @@
     <w:p>
       <w:pPr>
         <w:pStyle w:val="Normaalweb"/>
-        <w:divId w:val="1500583430"/>
+        <w:divId w:val="285543858"/>
         <w:rPr>
           <w:lang w:val="nl-NL"/>
         </w:rPr>
@@ -2462,7 +2470,7 @@
     <w:p>
       <w:pPr>
         <w:pStyle w:val="Normaalweb"/>
-        <w:divId w:val="1500583430"/>
+        <w:divId w:val="285543858"/>
         <w:rPr>
           <w:lang w:val="nl-NL"/>
         </w:rPr>
@@ -2483,7 +2491,7 @@
     <w:p>
       <w:pPr>
         <w:pStyle w:val="Normaalweb"/>
-        <w:divId w:val="1500583430"/>
+        <w:divId w:val="285543858"/>
         <w:rPr>
           <w:lang w:val="nl-NL"/>
         </w:rPr>
@@ -2504,7 +2512,7 @@
     <w:p>
       <w:pPr>
         <w:pStyle w:val="Normaalweb"/>
-        <w:divId w:val="1500583430"/>
+        <w:divId w:val="285543858"/>
         <w:rPr>
           <w:lang w:val="nl-NL"/>
         </w:rPr>
@@ -2519,7 +2527,7 @@
     <w:p>
       <w:pPr>
         <w:pStyle w:val="Normaalweb"/>
-        <w:divId w:val="1500583430"/>
+        <w:divId w:val="285543858"/>
         <w:rPr>
           <w:lang w:val="nl-NL"/>
         </w:rPr>
@@ -2534,7 +2542,7 @@
     <w:p>
       <w:pPr>
         <w:pStyle w:val="Normaalweb"/>
-        <w:divId w:val="1500583430"/>
+        <w:divId w:val="285543858"/>
         <w:rPr>
           <w:lang w:val="nl-NL"/>
         </w:rPr>
@@ -2550,7 +2558,7 @@
       <w:pPr>
         <w:pStyle w:val="marker"/>
         <w:ind w:left="800" w:right="800"/>
-        <w:divId w:val="1500583430"/>
+        <w:divId w:val="285543858"/>
         <w:rPr>
           <w:lang w:val="nl-NL"/>
         </w:rPr>
@@ -2562,13 +2570,13 @@
     <w:p>
       <w:pPr>
         <w:pStyle w:val="Kop2"/>
-        <w:divId w:val="1500583430"/>
+        <w:divId w:val="285543858"/>
         <w:rPr>
           <w:rFonts w:eastAsia="Times New Roman"/>
           <w:lang w:val="nl-NL"/>
         </w:rPr>
       </w:pPr>
-      <w:bookmarkStart w:id="9" w:name="_Toc242177190"/>
+      <w:bookmarkStart w:id="9" w:name="_Toc242180546"/>
       <w:r>
         <w:rPr>
           <w:rFonts w:eastAsia="Times New Roman"/>
@@ -2581,7 +2589,7 @@
     <w:p>
       <w:pPr>
         <w:pStyle w:val="Normaalweb"/>
-        <w:divId w:val="1500583430"/>
+        <w:divId w:val="285543858"/>
         <w:rPr>
           <w:lang w:val="nl-NL"/>
         </w:rPr>
@@ -2596,7 +2604,7 @@
     <w:p>
       <w:pPr>
         <w:pStyle w:val="Normaalweb"/>
-        <w:divId w:val="1500583430"/>
+        <w:divId w:val="285543858"/>
         <w:rPr>
           <w:lang w:val="nl-NL"/>
         </w:rPr>
@@ -2624,7 +2632,7 @@
     <w:p>
       <w:pPr>
         <w:pStyle w:val="Normaalweb"/>
-        <w:divId w:val="1500583430"/>
+        <w:divId w:val="285543858"/>
         <w:rPr>
           <w:lang w:val="nl-NL"/>
         </w:rPr>
@@ -2658,7 +2666,7 @@
     <w:p>
       <w:pPr>
         <w:pStyle w:val="Normaalweb"/>
-        <w:divId w:val="1500583430"/>
+        <w:divId w:val="285543858"/>
         <w:rPr>
           <w:lang w:val="nl-NL"/>
         </w:rPr>
@@ -2693,7 +2701,7 @@
       <w:pPr>
         <w:pStyle w:val="marker"/>
         <w:ind w:left="800" w:right="800"/>
-        <w:divId w:val="1500583430"/>
+        <w:divId w:val="285543858"/>
         <w:rPr>
           <w:lang w:val="nl-NL"/>
         </w:rPr>
@@ -2705,13 +2713,13 @@
     <w:p>
       <w:pPr>
         <w:pStyle w:val="Kop2"/>
-        <w:divId w:val="1500583430"/>
+        <w:divId w:val="285543858"/>
         <w:rPr>
           <w:rFonts w:eastAsia="Times New Roman"/>
           <w:lang w:val="nl-NL"/>
         </w:rPr>
       </w:pPr>
-      <w:bookmarkStart w:id="10" w:name="_Toc242177191"/>
+      <w:bookmarkStart w:id="10" w:name="_Toc242180547"/>
       <w:r>
         <w:rPr>
           <w:rFonts w:eastAsia="Times New Roman"/>
@@ -2724,7 +2732,7 @@
     <w:p>
       <w:pPr>
         <w:pStyle w:val="Normaalweb"/>
-        <w:divId w:val="1500583430"/>
+        <w:divId w:val="285543858"/>
         <w:rPr>
           <w:lang w:val="nl-NL"/>
         </w:rPr>
@@ -2745,7 +2753,7 @@
     <w:p>
       <w:pPr>
         <w:pStyle w:val="Normaalweb"/>
-        <w:divId w:val="1500583430"/>
+        <w:divId w:val="285543858"/>
         <w:rPr>
           <w:lang w:val="nl-NL"/>
         </w:rPr>
@@ -2760,7 +2768,7 @@
     <w:p>
       <w:pPr>
         <w:pStyle w:val="Normaalweb"/>
-        <w:divId w:val="1500583430"/>
+        <w:divId w:val="285543858"/>
         <w:rPr>
           <w:lang w:val="nl-NL"/>
         </w:rPr>
@@ -2775,7 +2783,7 @@
     <w:p>
       <w:pPr>
         <w:pStyle w:val="Normaalweb"/>
-        <w:divId w:val="1500583430"/>
+        <w:divId w:val="285543858"/>
         <w:rPr>
           <w:lang w:val="nl-NL"/>
         </w:rPr>
@@ -2790,7 +2798,7 @@
     <w:p>
       <w:pPr>
         <w:pStyle w:val="Normaalweb"/>
-        <w:divId w:val="1500583430"/>
+        <w:divId w:val="285543858"/>
         <w:rPr>
           <w:lang w:val="nl-NL"/>
         </w:rPr>
@@ -2806,7 +2814,7 @@
       <w:pPr>
         <w:pStyle w:val="marker"/>
         <w:ind w:left="800" w:right="800"/>
-        <w:divId w:val="1500583430"/>
+        <w:divId w:val="285543858"/>
         <w:rPr>
           <w:lang w:val="nl-NL"/>
         </w:rPr>
@@ -2818,13 +2826,13 @@
     <w:p>
       <w:pPr>
         <w:pStyle w:val="Kop2"/>
-        <w:divId w:val="1500583430"/>
+        <w:divId w:val="285543858"/>
         <w:rPr>
           <w:rFonts w:eastAsia="Times New Roman"/>
           <w:lang w:val="nl-NL"/>
         </w:rPr>
       </w:pPr>
-      <w:bookmarkStart w:id="11" w:name="_Toc242177192"/>
+      <w:bookmarkStart w:id="11" w:name="_Toc242180548"/>
       <w:r>
         <w:rPr>
           <w:rFonts w:eastAsia="Times New Roman"/>
@@ -2837,7 +2845,7 @@
     <w:p>
       <w:pPr>
         <w:pStyle w:val="Normaalweb"/>
-        <w:divId w:val="1500583430"/>
+        <w:divId w:val="285543858"/>
         <w:rPr>
           <w:lang w:val="nl-NL"/>
         </w:rPr>
@@ -2852,7 +2860,7 @@
     <w:p>
       <w:pPr>
         <w:pStyle w:val="Normaalweb"/>
-        <w:divId w:val="1500583430"/>
+        <w:divId w:val="285543858"/>
         <w:rPr>
           <w:lang w:val="nl-NL"/>
         </w:rPr>
@@ -2874,7 +2882,7 @@
     <w:p>
       <w:pPr>
         <w:pStyle w:val="Normaalweb"/>
-        <w:divId w:val="1500583430"/>
+        <w:divId w:val="285543858"/>
         <w:rPr>
           <w:lang w:val="nl-NL"/>
         </w:rPr>
@@ -2902,7 +2910,7 @@
     <w:p>
       <w:pPr>
         <w:pStyle w:val="Normaalweb"/>
-        <w:divId w:val="1500583430"/>
+        <w:divId w:val="285543858"/>
         <w:rPr>
           <w:lang w:val="nl-NL"/>
         </w:rPr>
@@ -2917,7 +2925,7 @@
     <w:p>
       <w:pPr>
         <w:pStyle w:val="Normaalweb"/>
-        <w:divId w:val="1500583430"/>
+        <w:divId w:val="285543858"/>
         <w:rPr>
           <w:lang w:val="nl-NL"/>
         </w:rPr>
@@ -2933,7 +2941,7 @@
       <w:pPr>
         <w:pStyle w:val="marker"/>
         <w:ind w:left="800" w:right="800"/>
-        <w:divId w:val="1500583430"/>
+        <w:divId w:val="285543858"/>
         <w:rPr>
           <w:lang w:val="nl-NL"/>
         </w:rPr>
@@ -2945,13 +2953,13 @@
     <w:p>
       <w:pPr>
         <w:pStyle w:val="Kop2"/>
-        <w:divId w:val="1500583430"/>
+        <w:divId w:val="285543858"/>
         <w:rPr>
           <w:rFonts w:eastAsia="Times New Roman"/>
           <w:lang w:val="nl-NL"/>
         </w:rPr>
       </w:pPr>
-      <w:bookmarkStart w:id="12" w:name="_Toc242177193"/>
+      <w:bookmarkStart w:id="12" w:name="_Toc242180549"/>
       <w:r>
         <w:rPr>
           <w:rFonts w:eastAsia="Times New Roman"/>
@@ -2964,7 +2972,7 @@
     <w:p>
       <w:pPr>
         <w:pStyle w:val="Normaalweb"/>
-        <w:divId w:val="1500583430"/>
+        <w:divId w:val="285543858"/>
         <w:rPr>
           <w:lang w:val="nl-NL"/>
         </w:rPr>
@@ -2979,7 +2987,7 @@
     <w:p>
       <w:pPr>
         <w:pStyle w:val="Normaalweb"/>
-        <w:divId w:val="1500583430"/>
+        <w:divId w:val="285543858"/>
         <w:rPr>
           <w:lang w:val="nl-NL"/>
         </w:rPr>
@@ -2994,7 +3002,7 @@
     <w:p>
       <w:pPr>
         <w:pStyle w:val="Normaalweb"/>
-        <w:divId w:val="1500583430"/>
+        <w:divId w:val="285543858"/>
         <w:rPr>
           <w:lang w:val="nl-NL"/>
         </w:rPr>
@@ -3009,7 +3017,7 @@
     <w:p>
       <w:pPr>
         <w:pStyle w:val="Normaalweb"/>
-        <w:divId w:val="1500583430"/>
+        <w:divId w:val="285543858"/>
         <w:rPr>
           <w:lang w:val="nl-NL"/>
         </w:rPr>
@@ -3024,7 +3032,7 @@
     <w:p>
       <w:pPr>
         <w:pStyle w:val="Normaalweb"/>
-        <w:divId w:val="1500583430"/>
+        <w:divId w:val="285543858"/>
         <w:rPr>
           <w:lang w:val="nl-NL"/>
         </w:rPr>
@@ -3039,7 +3047,7 @@
     <w:p>
       <w:pPr>
         <w:pStyle w:val="Normaalweb"/>
-        <w:divId w:val="1500583430"/>
+        <w:divId w:val="285543858"/>
         <w:rPr>
           <w:lang w:val="nl-NL"/>
         </w:rPr>
@@ -3194,7 +3202,7 @@
         <w:color w:val="808080"/>
         <w:sz w:val="18"/>
       </w:rPr>
-      <w:t>2</w:t>
+      <w:t>3</w:t>
     </w:r>
     <w:r>
       <w:rPr>
@@ -3286,7 +3294,7 @@
         <w:sz w:val="18"/>
       </w:rPr>
       <w:tab/>
-      <w:t>Laatst gewijzigd: 6 oktober 2026, 10:24</w:t>
+      <w:t>Laatst gewijzigd: 6 oktober 2026, 11:20</w:t>
     </w:r>
   </w:p>
 </w:hdr>
@@ -4416,24 +4424,6 @@
       <w:spacing w:before="100" w:beforeAutospacing="1" w:after="240"/>
     </w:pPr>
   </w:style>
-  <w:style w:type="paragraph" w:customStyle="1" w:styleId="categorie-titel">
-    <w:name w:val="categorie-titel"/>
-    <w:basedOn w:val="Standaard"/>
-    <w:pPr>
-      <w:pBdr>
-        <w:bottom w:val="single" w:sz="6" w:space="4" w:color="CCCCCC"/>
-      </w:pBdr>
-      <w:spacing w:before="480" w:after="200"/>
-    </w:pPr>
-    <w:rPr>
-      <w:rFonts w:ascii="Aptos Display" w:hAnsi="Aptos Display"/>
-      <w:caps/>
-      <w:color w:val="555555"/>
-      <w:spacing w:val="20"/>
-      <w:sz w:val="28"/>
-      <w:szCs w:val="28"/>
-    </w:rPr>
-  </w:style>
   <w:style w:type="paragraph" w:customStyle="1" w:styleId="sector-titel">
     <w:name w:val="sector-titel"/>
     <w:basedOn w:val="Standaard"/>
@@ -4604,7 +4594,7 @@
     <w:link w:val="KoptekstChar"/>
     <w:uiPriority w:val="99"/>
     <w:unhideWhenUsed/>
-    <w:rsid w:val="00095134"/>
+    <w:rsid w:val="002B00C8"/>
     <w:pPr>
       <w:tabs>
         <w:tab w:val="center" w:pos="4536"/>
@@ -4617,7 +4607,7 @@
     <w:basedOn w:val="Standaardalinea-lettertype"/>
     <w:link w:val="Koptekst"/>
     <w:uiPriority w:val="99"/>
-    <w:rsid w:val="00095134"/>
+    <w:rsid w:val="002B00C8"/>
     <w:rPr>
       <w:rFonts w:eastAsiaTheme="minorEastAsia"/>
       <w:sz w:val="24"/>
@@ -4630,7 +4620,7 @@
     <w:link w:val="VoettekstChar"/>
     <w:uiPriority w:val="99"/>
     <w:unhideWhenUsed/>
-    <w:rsid w:val="00095134"/>
+    <w:rsid w:val="002B00C8"/>
     <w:pPr>
       <w:tabs>
         <w:tab w:val="center" w:pos="4536"/>
@@ -4643,7 +4633,7 @@
     <w:basedOn w:val="Standaardalinea-lettertype"/>
     <w:link w:val="Voettekst"/>
     <w:uiPriority w:val="99"/>
-    <w:rsid w:val="00095134"/>
+    <w:rsid w:val="002B00C8"/>
     <w:rPr>
       <w:rFonts w:eastAsiaTheme="minorEastAsia"/>
       <w:sz w:val="24"/>
@@ -4657,7 +4647,7 @@
     <w:autoRedefine/>
     <w:uiPriority w:val="39"/>
     <w:unhideWhenUsed/>
-    <w:rsid w:val="00095134"/>
+    <w:rsid w:val="002B00C8"/>
     <w:pPr>
       <w:spacing w:after="100"/>
       <w:ind w:left="220"/>

--- a/nl/docx/document-d.docx
+++ b/nl/docx/document-d.docx
@@ -7,7 +7,7 @@
         <w:spacing w:after="480"/>
         <w:jc w:val="center"/>
         <w:outlineLvl w:val="1"/>
-        <w:divId w:val="9719424"/>
+        <w:divId w:val="1439792352"/>
         <w:rPr>
           <w:rFonts w:ascii="Aptos Display" w:eastAsia="Times New Roman" w:hAnsi="Aptos Display"/>
           <w:b/>
@@ -36,7 +36,7 @@
     <w:p>
       <w:pPr>
         <w:pStyle w:val="ondertitel2"/>
-        <w:divId w:val="9719424"/>
+        <w:divId w:val="1439792352"/>
         <w:rPr>
           <w:lang w:val="nl-NL"/>
         </w:rPr>
@@ -51,7 +51,7 @@
     <w:p>
       <w:pPr>
         <w:pStyle w:val="documentaanduiding2"/>
-        <w:divId w:val="9719424"/>
+        <w:divId w:val="1439792352"/>
         <w:rPr>
           <w:lang w:val="nl-NL"/>
         </w:rPr>
@@ -66,7 +66,7 @@
     <w:p>
       <w:pPr>
         <w:pStyle w:val="auteur2"/>
-        <w:divId w:val="9719424"/>
+        <w:divId w:val="1439792352"/>
         <w:rPr>
           <w:lang w:val="nl-NL"/>
         </w:rPr>
@@ -81,23 +81,23 @@
     <w:p>
       <w:pPr>
         <w:pStyle w:val="meta-lijn2"/>
-        <w:divId w:val="9719424"/>
-        <w:rPr>
-          <w:lang w:val="nl-NL"/>
-        </w:rPr>
-      </w:pPr>
-      <w:r>
-        <w:rPr>
-          <w:lang w:val="nl-NL"/>
-        </w:rPr>
-        <w:t>Versie bijgewerkt: 6 oktober 2026, 11:20</w:t>
+        <w:divId w:val="1439792352"/>
+        <w:rPr>
+          <w:lang w:val="nl-NL"/>
+        </w:rPr>
+      </w:pPr>
+      <w:r>
+        <w:rPr>
+          <w:lang w:val="nl-NL"/>
+        </w:rPr>
+        <w:t>Versie bijgewerkt: 6 oktober 2026, 13:42</w:t>
       </w:r>
     </w:p>
     <w:p>
       <w:pPr>
         <w:pStyle w:val="marker"/>
         <w:ind w:left="800" w:right="800"/>
-        <w:divId w:val="285543858"/>
+        <w:divId w:val="2048753530"/>
         <w:rPr>
           <w:lang w:val="nl-NL"/>
         </w:rPr>
@@ -110,13 +110,13 @@
       <w:pPr>
         <w:pStyle w:val="Kop2"/>
         <w:pageBreakBefore/>
-        <w:divId w:val="811362543"/>
+        <w:divId w:val="1284380636"/>
         <w:rPr>
           <w:rFonts w:eastAsia="Times New Roman"/>
           <w:lang w:val="nl-NL"/>
         </w:rPr>
       </w:pPr>
-      <w:bookmarkStart w:id="0" w:name="_Toc242180537"/>
+      <w:bookmarkStart w:id="0" w:name="_Toc242189185"/>
       <w:r>
         <w:rPr>
           <w:rFonts w:eastAsia="Times New Roman"/>
@@ -133,7 +133,7 @@
         <w:tabs>
           <w:tab w:val="right" w:leader="dot" w:pos="9062"/>
         </w:tabs>
-        <w:divId w:val="811362543"/>
+        <w:divId w:val="1284380636"/>
         <w:rPr>
           <w:rFonts w:asciiTheme="minorHAnsi" w:hAnsiTheme="minorHAnsi" w:cstheme="minorBidi"/>
           <w:noProof/>
@@ -184,7 +184,7 @@
         <w:rPr>
           <w:noProof/>
         </w:rPr>
-        <w:instrText xml:space="preserve"> PAGEREF _Toc242180537 \h </w:instrText>
+        <w:instrText xml:space="preserve"> PAGEREF _Toc242189185 \h </w:instrText>
       </w:r>
       <w:r>
         <w:rPr>
@@ -216,7 +216,7 @@
         <w:tabs>
           <w:tab w:val="right" w:leader="dot" w:pos="9062"/>
         </w:tabs>
-        <w:divId w:val="811362543"/>
+        <w:divId w:val="1284380636"/>
         <w:rPr>
           <w:rFonts w:asciiTheme="minorHAnsi" w:hAnsiTheme="minorHAnsi" w:cstheme="minorBidi"/>
           <w:noProof/>
@@ -249,7 +249,7 @@
         <w:rPr>
           <w:noProof/>
         </w:rPr>
-        <w:instrText xml:space="preserve"> PAGEREF _Toc242180538 \h </w:instrText>
+        <w:instrText xml:space="preserve"> PAGEREF _Toc242189186 \h </w:instrText>
       </w:r>
       <w:r>
         <w:rPr>
@@ -281,7 +281,7 @@
         <w:tabs>
           <w:tab w:val="right" w:leader="dot" w:pos="9062"/>
         </w:tabs>
-        <w:divId w:val="811362543"/>
+        <w:divId w:val="1284380636"/>
         <w:rPr>
           <w:rFonts w:asciiTheme="minorHAnsi" w:hAnsiTheme="minorHAnsi" w:cstheme="minorBidi"/>
           <w:noProof/>
@@ -314,7 +314,7 @@
         <w:rPr>
           <w:noProof/>
         </w:rPr>
-        <w:instrText xml:space="preserve"> PAGEREF _Toc242180539 \h </w:instrText>
+        <w:instrText xml:space="preserve"> PAGEREF _Toc242189187 \h </w:instrText>
       </w:r>
       <w:r>
         <w:rPr>
@@ -346,7 +346,7 @@
         <w:tabs>
           <w:tab w:val="right" w:leader="dot" w:pos="9062"/>
         </w:tabs>
-        <w:divId w:val="811362543"/>
+        <w:divId w:val="1284380636"/>
         <w:rPr>
           <w:rFonts w:asciiTheme="minorHAnsi" w:hAnsiTheme="minorHAnsi" w:cstheme="minorBidi"/>
           <w:noProof/>
@@ -379,7 +379,7 @@
         <w:rPr>
           <w:noProof/>
         </w:rPr>
-        <w:instrText xml:space="preserve"> PAGEREF _Toc242180540 \h </w:instrText>
+        <w:instrText xml:space="preserve"> PAGEREF _Toc242189188 \h </w:instrText>
       </w:r>
       <w:r>
         <w:rPr>
@@ -411,7 +411,7 @@
         <w:tabs>
           <w:tab w:val="right" w:leader="dot" w:pos="9062"/>
         </w:tabs>
-        <w:divId w:val="811362543"/>
+        <w:divId w:val="1284380636"/>
         <w:rPr>
           <w:rFonts w:asciiTheme="minorHAnsi" w:hAnsiTheme="minorHAnsi" w:cstheme="minorBidi"/>
           <w:noProof/>
@@ -444,7 +444,7 @@
         <w:rPr>
           <w:noProof/>
         </w:rPr>
-        <w:instrText xml:space="preserve"> PAGEREF _Toc242180541 \h </w:instrText>
+        <w:instrText xml:space="preserve"> PAGEREF _Toc242189189 \h </w:instrText>
       </w:r>
       <w:r>
         <w:rPr>
@@ -476,7 +476,7 @@
         <w:tabs>
           <w:tab w:val="right" w:leader="dot" w:pos="9062"/>
         </w:tabs>
-        <w:divId w:val="811362543"/>
+        <w:divId w:val="1284380636"/>
         <w:rPr>
           <w:rFonts w:asciiTheme="minorHAnsi" w:hAnsiTheme="minorHAnsi" w:cstheme="minorBidi"/>
           <w:noProof/>
@@ -509,7 +509,7 @@
         <w:rPr>
           <w:noProof/>
         </w:rPr>
-        <w:instrText xml:space="preserve"> PAGEREF _Toc242180542 \h </w:instrText>
+        <w:instrText xml:space="preserve"> PAGEREF _Toc242189190 \h </w:instrText>
       </w:r>
       <w:r>
         <w:rPr>
@@ -541,7 +541,7 @@
         <w:tabs>
           <w:tab w:val="right" w:leader="dot" w:pos="9062"/>
         </w:tabs>
-        <w:divId w:val="811362543"/>
+        <w:divId w:val="1284380636"/>
         <w:rPr>
           <w:rFonts w:asciiTheme="minorHAnsi" w:hAnsiTheme="minorHAnsi" w:cstheme="minorBidi"/>
           <w:noProof/>
@@ -574,7 +574,7 @@
         <w:rPr>
           <w:noProof/>
         </w:rPr>
-        <w:instrText xml:space="preserve"> PAGEREF _Toc242180543 \h </w:instrText>
+        <w:instrText xml:space="preserve"> PAGEREF _Toc242189191 \h </w:instrText>
       </w:r>
       <w:r>
         <w:rPr>
@@ -606,7 +606,7 @@
         <w:tabs>
           <w:tab w:val="right" w:leader="dot" w:pos="9062"/>
         </w:tabs>
-        <w:divId w:val="811362543"/>
+        <w:divId w:val="1284380636"/>
         <w:rPr>
           <w:rFonts w:asciiTheme="minorHAnsi" w:hAnsiTheme="minorHAnsi" w:cstheme="minorBidi"/>
           <w:noProof/>
@@ -639,7 +639,7 @@
         <w:rPr>
           <w:noProof/>
         </w:rPr>
-        <w:instrText xml:space="preserve"> PAGEREF _Toc242180544 \h </w:instrText>
+        <w:instrText xml:space="preserve"> PAGEREF _Toc242189192 \h </w:instrText>
       </w:r>
       <w:r>
         <w:rPr>
@@ -671,7 +671,7 @@
         <w:tabs>
           <w:tab w:val="right" w:leader="dot" w:pos="9062"/>
         </w:tabs>
-        <w:divId w:val="811362543"/>
+        <w:divId w:val="1284380636"/>
         <w:rPr>
           <w:rFonts w:asciiTheme="minorHAnsi" w:hAnsiTheme="minorHAnsi" w:cstheme="minorBidi"/>
           <w:noProof/>
@@ -704,7 +704,7 @@
         <w:rPr>
           <w:noProof/>
         </w:rPr>
-        <w:instrText xml:space="preserve"> PAGEREF _Toc242180545 \h </w:instrText>
+        <w:instrText xml:space="preserve"> PAGEREF _Toc242189193 \h </w:instrText>
       </w:r>
       <w:r>
         <w:rPr>
@@ -736,7 +736,7 @@
         <w:tabs>
           <w:tab w:val="right" w:leader="dot" w:pos="9062"/>
         </w:tabs>
-        <w:divId w:val="811362543"/>
+        <w:divId w:val="1284380636"/>
         <w:rPr>
           <w:rFonts w:asciiTheme="minorHAnsi" w:hAnsiTheme="minorHAnsi" w:cstheme="minorBidi"/>
           <w:noProof/>
@@ -769,7 +769,7 @@
         <w:rPr>
           <w:noProof/>
         </w:rPr>
-        <w:instrText xml:space="preserve"> PAGEREF _Toc242180546 \h </w:instrText>
+        <w:instrText xml:space="preserve"> PAGEREF _Toc242189194 \h </w:instrText>
       </w:r>
       <w:r>
         <w:rPr>
@@ -801,7 +801,7 @@
         <w:tabs>
           <w:tab w:val="right" w:leader="dot" w:pos="9062"/>
         </w:tabs>
-        <w:divId w:val="811362543"/>
+        <w:divId w:val="1284380636"/>
         <w:rPr>
           <w:rFonts w:asciiTheme="minorHAnsi" w:hAnsiTheme="minorHAnsi" w:cstheme="minorBidi"/>
           <w:noProof/>
@@ -834,7 +834,7 @@
         <w:rPr>
           <w:noProof/>
         </w:rPr>
-        <w:instrText xml:space="preserve"> PAGEREF _Toc242180547 \h </w:instrText>
+        <w:instrText xml:space="preserve"> PAGEREF _Toc242189195 \h </w:instrText>
       </w:r>
       <w:r>
         <w:rPr>
@@ -866,7 +866,7 @@
         <w:tabs>
           <w:tab w:val="right" w:leader="dot" w:pos="9062"/>
         </w:tabs>
-        <w:divId w:val="811362543"/>
+        <w:divId w:val="1284380636"/>
         <w:rPr>
           <w:rFonts w:asciiTheme="minorHAnsi" w:hAnsiTheme="minorHAnsi" w:cstheme="minorBidi"/>
           <w:noProof/>
@@ -899,7 +899,7 @@
         <w:rPr>
           <w:noProof/>
         </w:rPr>
-        <w:instrText xml:space="preserve"> PAGEREF _Toc242180548 \h </w:instrText>
+        <w:instrText xml:space="preserve"> PAGEREF _Toc242189196 \h </w:instrText>
       </w:r>
       <w:r>
         <w:rPr>
@@ -931,7 +931,7 @@
         <w:tabs>
           <w:tab w:val="right" w:leader="dot" w:pos="9062"/>
         </w:tabs>
-        <w:divId w:val="811362543"/>
+        <w:divId w:val="1284380636"/>
         <w:rPr>
           <w:rFonts w:asciiTheme="minorHAnsi" w:hAnsiTheme="minorHAnsi" w:cstheme="minorBidi"/>
           <w:noProof/>
@@ -964,7 +964,7 @@
         <w:rPr>
           <w:noProof/>
         </w:rPr>
-        <w:instrText xml:space="preserve"> PAGEREF _Toc242180549 \h </w:instrText>
+        <w:instrText xml:space="preserve"> PAGEREF _Toc242189197 \h </w:instrText>
       </w:r>
       <w:r>
         <w:rPr>
@@ -993,7 +993,7 @@
     <w:p>
       <w:pPr>
         <w:pStyle w:val="marker"/>
-        <w:divId w:val="811362543"/>
+        <w:divId w:val="1284380636"/>
         <w:rPr>
           <w:lang w:val="nl-NL"/>
         </w:rPr>
@@ -1009,7 +1009,7 @@
       <w:pPr>
         <w:pStyle w:val="marker"/>
         <w:ind w:left="800" w:right="800"/>
-        <w:divId w:val="285543858"/>
+        <w:divId w:val="2048753530"/>
         <w:rPr>
           <w:lang w:val="nl-NL"/>
         </w:rPr>
@@ -1020,7 +1020,7 @@
     </w:p>
     <w:p>
       <w:pPr>
-        <w:divId w:val="1130436887"/>
+        <w:divId w:val="1394040184"/>
         <w:rPr>
           <w:i/>
           <w:iCs/>
@@ -1049,7 +1049,7 @@
     </w:p>
     <w:p>
       <w:pPr>
-        <w:divId w:val="1130436887"/>
+        <w:divId w:val="1394040184"/>
         <w:rPr>
           <w:i/>
           <w:iCs/>
@@ -1071,7 +1071,7 @@
       <w:pPr>
         <w:pStyle w:val="marker"/>
         <w:ind w:left="800" w:right="800"/>
-        <w:divId w:val="285543858"/>
+        <w:divId w:val="2048753530"/>
         <w:rPr>
           <w:lang w:val="nl-NL"/>
         </w:rPr>
@@ -1083,13 +1083,13 @@
     <w:p>
       <w:pPr>
         <w:pStyle w:val="Kop2"/>
-        <w:divId w:val="285543858"/>
+        <w:divId w:val="2048753530"/>
         <w:rPr>
           <w:rFonts w:eastAsia="Times New Roman"/>
           <w:lang w:val="nl-NL"/>
         </w:rPr>
       </w:pPr>
-      <w:bookmarkStart w:id="1" w:name="_Toc242180538"/>
+      <w:bookmarkStart w:id="1" w:name="_Toc242189186"/>
       <w:r>
         <w:rPr>
           <w:rFonts w:eastAsia="Times New Roman"/>
@@ -1102,7 +1102,7 @@
     <w:p>
       <w:pPr>
         <w:pStyle w:val="Normaalweb"/>
-        <w:divId w:val="285543858"/>
+        <w:divId w:val="2048753530"/>
         <w:rPr>
           <w:lang w:val="nl-NL"/>
         </w:rPr>
@@ -1117,7 +1117,7 @@
     <w:p>
       <w:pPr>
         <w:pStyle w:val="Normaalweb"/>
-        <w:divId w:val="285543858"/>
+        <w:divId w:val="2048753530"/>
         <w:rPr>
           <w:lang w:val="nl-NL"/>
         </w:rPr>
@@ -1132,7 +1132,7 @@
     <w:p>
       <w:pPr>
         <w:pStyle w:val="Normaalweb"/>
-        <w:divId w:val="285543858"/>
+        <w:divId w:val="2048753530"/>
         <w:rPr>
           <w:lang w:val="nl-NL"/>
         </w:rPr>
@@ -1154,7 +1154,7 @@
     <w:p>
       <w:pPr>
         <w:pStyle w:val="Normaalweb"/>
-        <w:divId w:val="285543858"/>
+        <w:divId w:val="2048753530"/>
         <w:rPr>
           <w:lang w:val="nl-NL"/>
         </w:rPr>
@@ -1176,7 +1176,7 @@
     <w:p>
       <w:pPr>
         <w:pStyle w:val="Normaalweb"/>
-        <w:divId w:val="285543858"/>
+        <w:divId w:val="2048753530"/>
         <w:rPr>
           <w:lang w:val="nl-NL"/>
         </w:rPr>
@@ -1198,7 +1198,7 @@
     <w:p>
       <w:pPr>
         <w:pStyle w:val="Normaalweb"/>
-        <w:divId w:val="285543858"/>
+        <w:divId w:val="2048753530"/>
         <w:rPr>
           <w:lang w:val="nl-NL"/>
         </w:rPr>
@@ -1220,7 +1220,7 @@
     <w:p>
       <w:pPr>
         <w:pStyle w:val="Normaalweb"/>
-        <w:divId w:val="285543858"/>
+        <w:divId w:val="2048753530"/>
         <w:rPr>
           <w:lang w:val="nl-NL"/>
         </w:rPr>
@@ -1242,7 +1242,7 @@
     <w:p>
       <w:pPr>
         <w:pStyle w:val="Normaalweb"/>
-        <w:divId w:val="285543858"/>
+        <w:divId w:val="2048753530"/>
         <w:rPr>
           <w:lang w:val="nl-NL"/>
         </w:rPr>
@@ -1264,7 +1264,7 @@
     <w:p>
       <w:pPr>
         <w:pStyle w:val="Normaalweb"/>
-        <w:divId w:val="285543858"/>
+        <w:divId w:val="2048753530"/>
         <w:rPr>
           <w:lang w:val="nl-NL"/>
         </w:rPr>
@@ -1280,7 +1280,7 @@
       <w:pPr>
         <w:pStyle w:val="marker"/>
         <w:ind w:left="800" w:right="800"/>
-        <w:divId w:val="285543858"/>
+        <w:divId w:val="2048753530"/>
         <w:rPr>
           <w:lang w:val="nl-NL"/>
         </w:rPr>
@@ -1292,13 +1292,13 @@
     <w:p>
       <w:pPr>
         <w:pStyle w:val="Kop2"/>
-        <w:divId w:val="285543858"/>
+        <w:divId w:val="2048753530"/>
         <w:rPr>
           <w:rFonts w:eastAsia="Times New Roman"/>
           <w:lang w:val="nl-NL"/>
         </w:rPr>
       </w:pPr>
-      <w:bookmarkStart w:id="2" w:name="_Toc242180539"/>
+      <w:bookmarkStart w:id="2" w:name="_Toc242189187"/>
       <w:r>
         <w:rPr>
           <w:rFonts w:eastAsia="Times New Roman"/>
@@ -1311,7 +1311,7 @@
     <w:p>
       <w:pPr>
         <w:pStyle w:val="Normaalweb"/>
-        <w:divId w:val="285543858"/>
+        <w:divId w:val="2048753530"/>
         <w:rPr>
           <w:lang w:val="nl-NL"/>
         </w:rPr>
@@ -1326,7 +1326,7 @@
     <w:p>
       <w:pPr>
         <w:pStyle w:val="Normaalweb"/>
-        <w:divId w:val="285543858"/>
+        <w:divId w:val="2048753530"/>
         <w:rPr>
           <w:lang w:val="nl-NL"/>
         </w:rPr>
@@ -1341,7 +1341,7 @@
     <w:p>
       <w:pPr>
         <w:pStyle w:val="Normaalweb"/>
-        <w:divId w:val="285543858"/>
+        <w:divId w:val="2048753530"/>
         <w:rPr>
           <w:lang w:val="nl-NL"/>
         </w:rPr>
@@ -1356,7 +1356,7 @@
     <w:p>
       <w:pPr>
         <w:pStyle w:val="Normaalweb"/>
-        <w:divId w:val="285543858"/>
+        <w:divId w:val="2048753530"/>
         <w:rPr>
           <w:lang w:val="nl-NL"/>
         </w:rPr>
@@ -1371,7 +1371,7 @@
     <w:p>
       <w:pPr>
         <w:pStyle w:val="Normaalweb"/>
-        <w:divId w:val="285543858"/>
+        <w:divId w:val="2048753530"/>
         <w:rPr>
           <w:lang w:val="nl-NL"/>
         </w:rPr>
@@ -1386,7 +1386,7 @@
     <w:p>
       <w:pPr>
         <w:pStyle w:val="Normaalweb"/>
-        <w:divId w:val="285543858"/>
+        <w:divId w:val="2048753530"/>
         <w:rPr>
           <w:lang w:val="nl-NL"/>
         </w:rPr>
@@ -1408,7 +1408,7 @@
     <w:p>
       <w:pPr>
         <w:pStyle w:val="Normaalweb"/>
-        <w:divId w:val="285543858"/>
+        <w:divId w:val="2048753530"/>
         <w:rPr>
           <w:lang w:val="nl-NL"/>
         </w:rPr>
@@ -1430,7 +1430,7 @@
     <w:p>
       <w:pPr>
         <w:pStyle w:val="Normaalweb"/>
-        <w:divId w:val="285543858"/>
+        <w:divId w:val="2048753530"/>
         <w:rPr>
           <w:lang w:val="nl-NL"/>
         </w:rPr>
@@ -1452,7 +1452,7 @@
     <w:p>
       <w:pPr>
         <w:pStyle w:val="Normaalweb"/>
-        <w:divId w:val="285543858"/>
+        <w:divId w:val="2048753530"/>
         <w:rPr>
           <w:lang w:val="nl-NL"/>
         </w:rPr>
@@ -1481,7 +1481,7 @@
     <w:p>
       <w:pPr>
         <w:pStyle w:val="Normaalweb"/>
-        <w:divId w:val="285543858"/>
+        <w:divId w:val="2048753530"/>
         <w:rPr>
           <w:lang w:val="nl-NL"/>
         </w:rPr>
@@ -1509,7 +1509,7 @@
     <w:p>
       <w:pPr>
         <w:pStyle w:val="Normaalweb"/>
-        <w:divId w:val="285543858"/>
+        <w:divId w:val="2048753530"/>
         <w:rPr>
           <w:lang w:val="nl-NL"/>
         </w:rPr>
@@ -1531,7 +1531,7 @@
     <w:p>
       <w:pPr>
         <w:pStyle w:val="Normaalweb"/>
-        <w:divId w:val="285543858"/>
+        <w:divId w:val="2048753530"/>
         <w:rPr>
           <w:lang w:val="nl-NL"/>
         </w:rPr>
@@ -1546,7 +1546,7 @@
     <w:p>
       <w:pPr>
         <w:pStyle w:val="Normaalweb"/>
-        <w:divId w:val="285543858"/>
+        <w:divId w:val="2048753530"/>
         <w:rPr>
           <w:lang w:val="nl-NL"/>
         </w:rPr>
@@ -1575,7 +1575,7 @@
       <w:pPr>
         <w:pStyle w:val="marker"/>
         <w:ind w:left="800" w:right="800"/>
-        <w:divId w:val="285543858"/>
+        <w:divId w:val="2048753530"/>
         <w:rPr>
           <w:lang w:val="nl-NL"/>
         </w:rPr>
@@ -1587,13 +1587,13 @@
     <w:p>
       <w:pPr>
         <w:pStyle w:val="Kop2"/>
-        <w:divId w:val="285543858"/>
+        <w:divId w:val="2048753530"/>
         <w:rPr>
           <w:rFonts w:eastAsia="Times New Roman"/>
           <w:lang w:val="nl-NL"/>
         </w:rPr>
       </w:pPr>
-      <w:bookmarkStart w:id="3" w:name="_Toc242180540"/>
+      <w:bookmarkStart w:id="3" w:name="_Toc242189188"/>
       <w:r>
         <w:rPr>
           <w:rFonts w:eastAsia="Times New Roman"/>
@@ -1606,7 +1606,7 @@
     <w:p>
       <w:pPr>
         <w:pStyle w:val="Normaalweb"/>
-        <w:divId w:val="285543858"/>
+        <w:divId w:val="2048753530"/>
         <w:rPr>
           <w:lang w:val="nl-NL"/>
         </w:rPr>
@@ -1621,7 +1621,7 @@
     <w:p>
       <w:pPr>
         <w:pStyle w:val="Normaalweb"/>
-        <w:divId w:val="285543858"/>
+        <w:divId w:val="2048753530"/>
         <w:rPr>
           <w:lang w:val="nl-NL"/>
         </w:rPr>
@@ -1649,7 +1649,7 @@
     <w:p>
       <w:pPr>
         <w:pStyle w:val="Normaalweb"/>
-        <w:divId w:val="285543858"/>
+        <w:divId w:val="2048753530"/>
         <w:rPr>
           <w:lang w:val="nl-NL"/>
         </w:rPr>
@@ -1671,7 +1671,7 @@
     <w:p>
       <w:pPr>
         <w:pStyle w:val="Normaalweb"/>
-        <w:divId w:val="285543858"/>
+        <w:divId w:val="2048753530"/>
         <w:rPr>
           <w:lang w:val="nl-NL"/>
         </w:rPr>
@@ -1699,7 +1699,7 @@
     <w:p>
       <w:pPr>
         <w:pStyle w:val="Normaalweb"/>
-        <w:divId w:val="285543858"/>
+        <w:divId w:val="2048753530"/>
         <w:rPr>
           <w:lang w:val="nl-NL"/>
         </w:rPr>
@@ -1721,7 +1721,7 @@
     <w:p>
       <w:pPr>
         <w:pStyle w:val="Normaalweb"/>
-        <w:divId w:val="285543858"/>
+        <w:divId w:val="2048753530"/>
         <w:rPr>
           <w:lang w:val="nl-NL"/>
         </w:rPr>
@@ -1749,7 +1749,7 @@
     <w:p>
       <w:pPr>
         <w:pStyle w:val="Normaalweb"/>
-        <w:divId w:val="285543858"/>
+        <w:divId w:val="2048753530"/>
         <w:rPr>
           <w:lang w:val="nl-NL"/>
         </w:rPr>
@@ -1764,7 +1764,7 @@
     <w:p>
       <w:pPr>
         <w:pStyle w:val="Normaalweb"/>
-        <w:divId w:val="285543858"/>
+        <w:divId w:val="2048753530"/>
         <w:rPr>
           <w:lang w:val="nl-NL"/>
         </w:rPr>
@@ -1793,7 +1793,7 @@
     <w:p>
       <w:pPr>
         <w:pStyle w:val="Normaalweb"/>
-        <w:divId w:val="285543858"/>
+        <w:divId w:val="2048753530"/>
         <w:rPr>
           <w:lang w:val="nl-NL"/>
         </w:rPr>
@@ -1809,7 +1809,7 @@
       <w:pPr>
         <w:pStyle w:val="marker"/>
         <w:ind w:left="800" w:right="800"/>
-        <w:divId w:val="285543858"/>
+        <w:divId w:val="2048753530"/>
         <w:rPr>
           <w:lang w:val="nl-NL"/>
         </w:rPr>
@@ -1821,13 +1821,13 @@
     <w:p>
       <w:pPr>
         <w:pStyle w:val="Kop2"/>
-        <w:divId w:val="285543858"/>
+        <w:divId w:val="2048753530"/>
         <w:rPr>
           <w:rFonts w:eastAsia="Times New Roman"/>
           <w:lang w:val="nl-NL"/>
         </w:rPr>
       </w:pPr>
-      <w:bookmarkStart w:id="4" w:name="_Toc242180541"/>
+      <w:bookmarkStart w:id="4" w:name="_Toc242189189"/>
       <w:r>
         <w:rPr>
           <w:rFonts w:eastAsia="Times New Roman"/>
@@ -1840,7 +1840,7 @@
     <w:p>
       <w:pPr>
         <w:pStyle w:val="Normaalweb"/>
-        <w:divId w:val="285543858"/>
+        <w:divId w:val="2048753530"/>
         <w:rPr>
           <w:lang w:val="nl-NL"/>
         </w:rPr>
@@ -1855,7 +1855,7 @@
     <w:p>
       <w:pPr>
         <w:pStyle w:val="Normaalweb"/>
-        <w:divId w:val="285543858"/>
+        <w:divId w:val="2048753530"/>
         <w:rPr>
           <w:lang w:val="nl-NL"/>
         </w:rPr>
@@ -1870,7 +1870,7 @@
     <w:p>
       <w:pPr>
         <w:pStyle w:val="Normaalweb"/>
-        <w:divId w:val="285543858"/>
+        <w:divId w:val="2048753530"/>
         <w:rPr>
           <w:lang w:val="nl-NL"/>
         </w:rPr>
@@ -1885,7 +1885,7 @@
     <w:p>
       <w:pPr>
         <w:pStyle w:val="Normaalweb"/>
-        <w:divId w:val="285543858"/>
+        <w:divId w:val="2048753530"/>
         <w:rPr>
           <w:lang w:val="nl-NL"/>
         </w:rPr>
@@ -1900,7 +1900,7 @@
     <w:p>
       <w:pPr>
         <w:pStyle w:val="Normaalweb"/>
-        <w:divId w:val="285543858"/>
+        <w:divId w:val="2048753530"/>
         <w:rPr>
           <w:lang w:val="nl-NL"/>
         </w:rPr>
@@ -1921,7 +1921,7 @@
     <w:p>
       <w:pPr>
         <w:pStyle w:val="Normaalweb"/>
-        <w:divId w:val="285543858"/>
+        <w:divId w:val="2048753530"/>
         <w:rPr>
           <w:lang w:val="nl-NL"/>
         </w:rPr>
@@ -1936,7 +1936,7 @@
     <w:p>
       <w:pPr>
         <w:pStyle w:val="Normaalweb"/>
-        <w:divId w:val="285543858"/>
+        <w:divId w:val="2048753530"/>
         <w:rPr>
           <w:lang w:val="nl-NL"/>
         </w:rPr>
@@ -1957,7 +1957,7 @@
     <w:p>
       <w:pPr>
         <w:pStyle w:val="Normaalweb"/>
-        <w:divId w:val="285543858"/>
+        <w:divId w:val="2048753530"/>
         <w:rPr>
           <w:lang w:val="nl-NL"/>
         </w:rPr>
@@ -1979,7 +1979,7 @@
     <w:p>
       <w:pPr>
         <w:pStyle w:val="Normaalweb"/>
-        <w:divId w:val="285543858"/>
+        <w:divId w:val="2048753530"/>
         <w:rPr>
           <w:lang w:val="nl-NL"/>
         </w:rPr>
@@ -1994,7 +1994,7 @@
     <w:p>
       <w:pPr>
         <w:pStyle w:val="Normaalweb"/>
-        <w:divId w:val="285543858"/>
+        <w:divId w:val="2048753530"/>
         <w:rPr>
           <w:lang w:val="nl-NL"/>
         </w:rPr>
@@ -2010,7 +2010,7 @@
       <w:pPr>
         <w:pStyle w:val="marker"/>
         <w:ind w:left="800" w:right="800"/>
-        <w:divId w:val="285543858"/>
+        <w:divId w:val="2048753530"/>
         <w:rPr>
           <w:lang w:val="nl-NL"/>
         </w:rPr>
@@ -2022,13 +2022,13 @@
     <w:p>
       <w:pPr>
         <w:pStyle w:val="Kop2"/>
-        <w:divId w:val="285543858"/>
+        <w:divId w:val="2048753530"/>
         <w:rPr>
           <w:rFonts w:eastAsia="Times New Roman"/>
           <w:lang w:val="nl-NL"/>
         </w:rPr>
       </w:pPr>
-      <w:bookmarkStart w:id="5" w:name="_Toc242180542"/>
+      <w:bookmarkStart w:id="5" w:name="_Toc242189190"/>
       <w:r>
         <w:rPr>
           <w:rFonts w:eastAsia="Times New Roman"/>
@@ -2041,7 +2041,7 @@
     <w:p>
       <w:pPr>
         <w:pStyle w:val="Normaalweb"/>
-        <w:divId w:val="285543858"/>
+        <w:divId w:val="2048753530"/>
         <w:rPr>
           <w:lang w:val="nl-NL"/>
         </w:rPr>
@@ -2056,7 +2056,7 @@
     <w:p>
       <w:pPr>
         <w:pStyle w:val="Normaalweb"/>
-        <w:divId w:val="285543858"/>
+        <w:divId w:val="2048753530"/>
         <w:rPr>
           <w:lang w:val="nl-NL"/>
         </w:rPr>
@@ -2071,7 +2071,7 @@
     <w:p>
       <w:pPr>
         <w:pStyle w:val="Normaalweb"/>
-        <w:divId w:val="285543858"/>
+        <w:divId w:val="2048753530"/>
         <w:rPr>
           <w:lang w:val="nl-NL"/>
         </w:rPr>
@@ -2087,7 +2087,7 @@
       <w:pPr>
         <w:pStyle w:val="marker"/>
         <w:ind w:left="800" w:right="800"/>
-        <w:divId w:val="285543858"/>
+        <w:divId w:val="2048753530"/>
         <w:rPr>
           <w:lang w:val="nl-NL"/>
         </w:rPr>
@@ -2099,13 +2099,13 @@
     <w:p>
       <w:pPr>
         <w:pStyle w:val="Kop2"/>
-        <w:divId w:val="285543858"/>
+        <w:divId w:val="2048753530"/>
         <w:rPr>
           <w:rFonts w:eastAsia="Times New Roman"/>
           <w:lang w:val="nl-NL"/>
         </w:rPr>
       </w:pPr>
-      <w:bookmarkStart w:id="6" w:name="_Toc242180543"/>
+      <w:bookmarkStart w:id="6" w:name="_Toc242189191"/>
       <w:r>
         <w:rPr>
           <w:rFonts w:eastAsia="Times New Roman"/>
@@ -2118,7 +2118,7 @@
     <w:p>
       <w:pPr>
         <w:pStyle w:val="Normaalweb"/>
-        <w:divId w:val="285543858"/>
+        <w:divId w:val="2048753530"/>
         <w:rPr>
           <w:lang w:val="nl-NL"/>
         </w:rPr>
@@ -2133,7 +2133,7 @@
     <w:p>
       <w:pPr>
         <w:pStyle w:val="Normaalweb"/>
-        <w:divId w:val="285543858"/>
+        <w:divId w:val="2048753530"/>
         <w:rPr>
           <w:lang w:val="nl-NL"/>
         </w:rPr>
@@ -2161,7 +2161,7 @@
     <w:p>
       <w:pPr>
         <w:pStyle w:val="Normaalweb"/>
-        <w:divId w:val="285543858"/>
+        <w:divId w:val="2048753530"/>
         <w:rPr>
           <w:lang w:val="nl-NL"/>
         </w:rPr>
@@ -2189,7 +2189,7 @@
     <w:p>
       <w:pPr>
         <w:pStyle w:val="Normaalweb"/>
-        <w:divId w:val="285543858"/>
+        <w:divId w:val="2048753530"/>
         <w:rPr>
           <w:lang w:val="nl-NL"/>
         </w:rPr>
@@ -2217,7 +2217,7 @@
     <w:p>
       <w:pPr>
         <w:pStyle w:val="Normaalweb"/>
-        <w:divId w:val="285543858"/>
+        <w:divId w:val="2048753530"/>
         <w:rPr>
           <w:lang w:val="nl-NL"/>
         </w:rPr>
@@ -2245,7 +2245,7 @@
     <w:p>
       <w:pPr>
         <w:pStyle w:val="Normaalweb"/>
-        <w:divId w:val="285543858"/>
+        <w:divId w:val="2048753530"/>
         <w:rPr>
           <w:lang w:val="nl-NL"/>
         </w:rPr>
@@ -2261,7 +2261,7 @@
       <w:pPr>
         <w:pStyle w:val="marker"/>
         <w:ind w:left="800" w:right="800"/>
-        <w:divId w:val="285543858"/>
+        <w:divId w:val="2048753530"/>
         <w:rPr>
           <w:lang w:val="nl-NL"/>
         </w:rPr>
@@ -2273,13 +2273,13 @@
     <w:p>
       <w:pPr>
         <w:pStyle w:val="Kop2"/>
-        <w:divId w:val="285543858"/>
+        <w:divId w:val="2048753530"/>
         <w:rPr>
           <w:rFonts w:eastAsia="Times New Roman"/>
           <w:lang w:val="nl-NL"/>
         </w:rPr>
       </w:pPr>
-      <w:bookmarkStart w:id="7" w:name="_Toc242180544"/>
+      <w:bookmarkStart w:id="7" w:name="_Toc242189192"/>
       <w:r>
         <w:rPr>
           <w:rFonts w:eastAsia="Times New Roman"/>
@@ -2292,7 +2292,7 @@
     <w:p>
       <w:pPr>
         <w:pStyle w:val="Normaalweb"/>
-        <w:divId w:val="285543858"/>
+        <w:divId w:val="2048753530"/>
         <w:rPr>
           <w:lang w:val="nl-NL"/>
         </w:rPr>
@@ -2307,7 +2307,7 @@
     <w:p>
       <w:pPr>
         <w:pStyle w:val="Normaalweb"/>
-        <w:divId w:val="285543858"/>
+        <w:divId w:val="2048753530"/>
         <w:rPr>
           <w:lang w:val="nl-NL"/>
         </w:rPr>
@@ -2322,7 +2322,7 @@
     <w:p>
       <w:pPr>
         <w:pStyle w:val="Normaalweb"/>
-        <w:divId w:val="285543858"/>
+        <w:divId w:val="2048753530"/>
         <w:rPr>
           <w:lang w:val="nl-NL"/>
         </w:rPr>
@@ -2343,7 +2343,7 @@
     <w:p>
       <w:pPr>
         <w:pStyle w:val="Normaalweb"/>
-        <w:divId w:val="285543858"/>
+        <w:divId w:val="2048753530"/>
         <w:rPr>
           <w:lang w:val="nl-NL"/>
         </w:rPr>
@@ -2359,7 +2359,7 @@
       <w:pPr>
         <w:pStyle w:val="marker"/>
         <w:ind w:left="800" w:right="800"/>
-        <w:divId w:val="285543858"/>
+        <w:divId w:val="2048753530"/>
         <w:rPr>
           <w:lang w:val="nl-NL"/>
         </w:rPr>
@@ -2371,13 +2371,13 @@
     <w:p>
       <w:pPr>
         <w:pStyle w:val="Kop2"/>
-        <w:divId w:val="285543858"/>
+        <w:divId w:val="2048753530"/>
         <w:rPr>
           <w:rFonts w:eastAsia="Times New Roman"/>
           <w:lang w:val="nl-NL"/>
         </w:rPr>
       </w:pPr>
-      <w:bookmarkStart w:id="8" w:name="_Toc242180545"/>
+      <w:bookmarkStart w:id="8" w:name="_Toc242189193"/>
       <w:r>
         <w:rPr>
           <w:rFonts w:eastAsia="Times New Roman"/>
@@ -2390,7 +2390,7 @@
     <w:p>
       <w:pPr>
         <w:pStyle w:val="Normaalweb"/>
-        <w:divId w:val="285543858"/>
+        <w:divId w:val="2048753530"/>
         <w:rPr>
           <w:lang w:val="nl-NL"/>
         </w:rPr>
@@ -2405,7 +2405,7 @@
     <w:p>
       <w:pPr>
         <w:pStyle w:val="Normaalweb"/>
-        <w:divId w:val="285543858"/>
+        <w:divId w:val="2048753530"/>
         <w:rPr>
           <w:lang w:val="nl-NL"/>
         </w:rPr>
@@ -2433,7 +2433,7 @@
     <w:p>
       <w:pPr>
         <w:pStyle w:val="Normaalweb"/>
-        <w:divId w:val="285543858"/>
+        <w:divId w:val="2048753530"/>
         <w:rPr>
           <w:lang w:val="nl-NL"/>
         </w:rPr>
@@ -2455,7 +2455,7 @@
     <w:p>
       <w:pPr>
         <w:pStyle w:val="Normaalweb"/>
-        <w:divId w:val="285543858"/>
+        <w:divId w:val="2048753530"/>
         <w:rPr>
           <w:lang w:val="nl-NL"/>
         </w:rPr>
@@ -2470,7 +2470,7 @@
     <w:p>
       <w:pPr>
         <w:pStyle w:val="Normaalweb"/>
-        <w:divId w:val="285543858"/>
+        <w:divId w:val="2048753530"/>
         <w:rPr>
           <w:lang w:val="nl-NL"/>
         </w:rPr>
@@ -2491,7 +2491,7 @@
     <w:p>
       <w:pPr>
         <w:pStyle w:val="Normaalweb"/>
-        <w:divId w:val="285543858"/>
+        <w:divId w:val="2048753530"/>
         <w:rPr>
           <w:lang w:val="nl-NL"/>
         </w:rPr>
@@ -2512,7 +2512,7 @@
     <w:p>
       <w:pPr>
         <w:pStyle w:val="Normaalweb"/>
-        <w:divId w:val="285543858"/>
+        <w:divId w:val="2048753530"/>
         <w:rPr>
           <w:lang w:val="nl-NL"/>
         </w:rPr>
@@ -2527,7 +2527,7 @@
     <w:p>
       <w:pPr>
         <w:pStyle w:val="Normaalweb"/>
-        <w:divId w:val="285543858"/>
+        <w:divId w:val="2048753530"/>
         <w:rPr>
           <w:lang w:val="nl-NL"/>
         </w:rPr>
@@ -2542,7 +2542,7 @@
     <w:p>
       <w:pPr>
         <w:pStyle w:val="Normaalweb"/>
-        <w:divId w:val="285543858"/>
+        <w:divId w:val="2048753530"/>
         <w:rPr>
           <w:lang w:val="nl-NL"/>
         </w:rPr>
@@ -2558,7 +2558,7 @@
       <w:pPr>
         <w:pStyle w:val="marker"/>
         <w:ind w:left="800" w:right="800"/>
-        <w:divId w:val="285543858"/>
+        <w:divId w:val="2048753530"/>
         <w:rPr>
           <w:lang w:val="nl-NL"/>
         </w:rPr>
@@ -2570,13 +2570,13 @@
     <w:p>
       <w:pPr>
         <w:pStyle w:val="Kop2"/>
-        <w:divId w:val="285543858"/>
+        <w:divId w:val="2048753530"/>
         <w:rPr>
           <w:rFonts w:eastAsia="Times New Roman"/>
           <w:lang w:val="nl-NL"/>
         </w:rPr>
       </w:pPr>
-      <w:bookmarkStart w:id="9" w:name="_Toc242180546"/>
+      <w:bookmarkStart w:id="9" w:name="_Toc242189194"/>
       <w:r>
         <w:rPr>
           <w:rFonts w:eastAsia="Times New Roman"/>
@@ -2589,7 +2589,7 @@
     <w:p>
       <w:pPr>
         <w:pStyle w:val="Normaalweb"/>
-        <w:divId w:val="285543858"/>
+        <w:divId w:val="2048753530"/>
         <w:rPr>
           <w:lang w:val="nl-NL"/>
         </w:rPr>
@@ -2604,7 +2604,7 @@
     <w:p>
       <w:pPr>
         <w:pStyle w:val="Normaalweb"/>
-        <w:divId w:val="285543858"/>
+        <w:divId w:val="2048753530"/>
         <w:rPr>
           <w:lang w:val="nl-NL"/>
         </w:rPr>
@@ -2632,7 +2632,7 @@
     <w:p>
       <w:pPr>
         <w:pStyle w:val="Normaalweb"/>
-        <w:divId w:val="285543858"/>
+        <w:divId w:val="2048753530"/>
         <w:rPr>
           <w:lang w:val="nl-NL"/>
         </w:rPr>
@@ -2666,7 +2666,7 @@
     <w:p>
       <w:pPr>
         <w:pStyle w:val="Normaalweb"/>
-        <w:divId w:val="285543858"/>
+        <w:divId w:val="2048753530"/>
         <w:rPr>
           <w:lang w:val="nl-NL"/>
         </w:rPr>
@@ -2701,7 +2701,7 @@
       <w:pPr>
         <w:pStyle w:val="marker"/>
         <w:ind w:left="800" w:right="800"/>
-        <w:divId w:val="285543858"/>
+        <w:divId w:val="2048753530"/>
         <w:rPr>
           <w:lang w:val="nl-NL"/>
         </w:rPr>
@@ -2713,13 +2713,13 @@
     <w:p>
       <w:pPr>
         <w:pStyle w:val="Kop2"/>
-        <w:divId w:val="285543858"/>
+        <w:divId w:val="2048753530"/>
         <w:rPr>
           <w:rFonts w:eastAsia="Times New Roman"/>
           <w:lang w:val="nl-NL"/>
         </w:rPr>
       </w:pPr>
-      <w:bookmarkStart w:id="10" w:name="_Toc242180547"/>
+      <w:bookmarkStart w:id="10" w:name="_Toc242189195"/>
       <w:r>
         <w:rPr>
           <w:rFonts w:eastAsia="Times New Roman"/>
@@ -2732,7 +2732,7 @@
     <w:p>
       <w:pPr>
         <w:pStyle w:val="Normaalweb"/>
-        <w:divId w:val="285543858"/>
+        <w:divId w:val="2048753530"/>
         <w:rPr>
           <w:lang w:val="nl-NL"/>
         </w:rPr>
@@ -2753,7 +2753,7 @@
     <w:p>
       <w:pPr>
         <w:pStyle w:val="Normaalweb"/>
-        <w:divId w:val="285543858"/>
+        <w:divId w:val="2048753530"/>
         <w:rPr>
           <w:lang w:val="nl-NL"/>
         </w:rPr>
@@ -2768,7 +2768,7 @@
     <w:p>
       <w:pPr>
         <w:pStyle w:val="Normaalweb"/>
-        <w:divId w:val="285543858"/>
+        <w:divId w:val="2048753530"/>
         <w:rPr>
           <w:lang w:val="nl-NL"/>
         </w:rPr>
@@ -2783,7 +2783,7 @@
     <w:p>
       <w:pPr>
         <w:pStyle w:val="Normaalweb"/>
-        <w:divId w:val="285543858"/>
+        <w:divId w:val="2048753530"/>
         <w:rPr>
           <w:lang w:val="nl-NL"/>
         </w:rPr>
@@ -2798,7 +2798,7 @@
     <w:p>
       <w:pPr>
         <w:pStyle w:val="Normaalweb"/>
-        <w:divId w:val="285543858"/>
+        <w:divId w:val="2048753530"/>
         <w:rPr>
           <w:lang w:val="nl-NL"/>
         </w:rPr>
@@ -2814,7 +2814,7 @@
       <w:pPr>
         <w:pStyle w:val="marker"/>
         <w:ind w:left="800" w:right="800"/>
-        <w:divId w:val="285543858"/>
+        <w:divId w:val="2048753530"/>
         <w:rPr>
           <w:lang w:val="nl-NL"/>
         </w:rPr>
@@ -2826,13 +2826,13 @@
     <w:p>
       <w:pPr>
         <w:pStyle w:val="Kop2"/>
-        <w:divId w:val="285543858"/>
+        <w:divId w:val="2048753530"/>
         <w:rPr>
           <w:rFonts w:eastAsia="Times New Roman"/>
           <w:lang w:val="nl-NL"/>
         </w:rPr>
       </w:pPr>
-      <w:bookmarkStart w:id="11" w:name="_Toc242180548"/>
+      <w:bookmarkStart w:id="11" w:name="_Toc242189196"/>
       <w:r>
         <w:rPr>
           <w:rFonts w:eastAsia="Times New Roman"/>
@@ -2845,7 +2845,7 @@
     <w:p>
       <w:pPr>
         <w:pStyle w:val="Normaalweb"/>
-        <w:divId w:val="285543858"/>
+        <w:divId w:val="2048753530"/>
         <w:rPr>
           <w:lang w:val="nl-NL"/>
         </w:rPr>
@@ -2860,7 +2860,7 @@
     <w:p>
       <w:pPr>
         <w:pStyle w:val="Normaalweb"/>
-        <w:divId w:val="285543858"/>
+        <w:divId w:val="2048753530"/>
         <w:rPr>
           <w:lang w:val="nl-NL"/>
         </w:rPr>
@@ -2882,7 +2882,7 @@
     <w:p>
       <w:pPr>
         <w:pStyle w:val="Normaalweb"/>
-        <w:divId w:val="285543858"/>
+        <w:divId w:val="2048753530"/>
         <w:rPr>
           <w:lang w:val="nl-NL"/>
         </w:rPr>
@@ -2910,7 +2910,7 @@
     <w:p>
       <w:pPr>
         <w:pStyle w:val="Normaalweb"/>
-        <w:divId w:val="285543858"/>
+        <w:divId w:val="2048753530"/>
         <w:rPr>
           <w:lang w:val="nl-NL"/>
         </w:rPr>
@@ -2925,7 +2925,7 @@
     <w:p>
       <w:pPr>
         <w:pStyle w:val="Normaalweb"/>
-        <w:divId w:val="285543858"/>
+        <w:divId w:val="2048753530"/>
         <w:rPr>
           <w:lang w:val="nl-NL"/>
         </w:rPr>
@@ -2941,7 +2941,7 @@
       <w:pPr>
         <w:pStyle w:val="marker"/>
         <w:ind w:left="800" w:right="800"/>
-        <w:divId w:val="285543858"/>
+        <w:divId w:val="2048753530"/>
         <w:rPr>
           <w:lang w:val="nl-NL"/>
         </w:rPr>
@@ -2953,13 +2953,13 @@
     <w:p>
       <w:pPr>
         <w:pStyle w:val="Kop2"/>
-        <w:divId w:val="285543858"/>
+        <w:divId w:val="2048753530"/>
         <w:rPr>
           <w:rFonts w:eastAsia="Times New Roman"/>
           <w:lang w:val="nl-NL"/>
         </w:rPr>
       </w:pPr>
-      <w:bookmarkStart w:id="12" w:name="_Toc242180549"/>
+      <w:bookmarkStart w:id="12" w:name="_Toc242189197"/>
       <w:r>
         <w:rPr>
           <w:rFonts w:eastAsia="Times New Roman"/>
@@ -2972,7 +2972,7 @@
     <w:p>
       <w:pPr>
         <w:pStyle w:val="Normaalweb"/>
-        <w:divId w:val="285543858"/>
+        <w:divId w:val="2048753530"/>
         <w:rPr>
           <w:lang w:val="nl-NL"/>
         </w:rPr>
@@ -2987,7 +2987,7 @@
     <w:p>
       <w:pPr>
         <w:pStyle w:val="Normaalweb"/>
-        <w:divId w:val="285543858"/>
+        <w:divId w:val="2048753530"/>
         <w:rPr>
           <w:lang w:val="nl-NL"/>
         </w:rPr>
@@ -3002,7 +3002,7 @@
     <w:p>
       <w:pPr>
         <w:pStyle w:val="Normaalweb"/>
-        <w:divId w:val="285543858"/>
+        <w:divId w:val="2048753530"/>
         <w:rPr>
           <w:lang w:val="nl-NL"/>
         </w:rPr>
@@ -3017,7 +3017,7 @@
     <w:p>
       <w:pPr>
         <w:pStyle w:val="Normaalweb"/>
-        <w:divId w:val="285543858"/>
+        <w:divId w:val="2048753530"/>
         <w:rPr>
           <w:lang w:val="nl-NL"/>
         </w:rPr>
@@ -3032,7 +3032,7 @@
     <w:p>
       <w:pPr>
         <w:pStyle w:val="Normaalweb"/>
-        <w:divId w:val="285543858"/>
+        <w:divId w:val="2048753530"/>
         <w:rPr>
           <w:lang w:val="nl-NL"/>
         </w:rPr>
@@ -3047,7 +3047,7 @@
     <w:p>
       <w:pPr>
         <w:pStyle w:val="Normaalweb"/>
-        <w:divId w:val="285543858"/>
+        <w:divId w:val="2048753530"/>
         <w:rPr>
           <w:lang w:val="nl-NL"/>
         </w:rPr>
@@ -3202,7 +3202,7 @@
         <w:color w:val="808080"/>
         <w:sz w:val="18"/>
       </w:rPr>
-      <w:t>3</w:t>
+      <w:t>2</w:t>
     </w:r>
     <w:r>
       <w:rPr>
@@ -3294,7 +3294,7 @@
         <w:sz w:val="18"/>
       </w:rPr>
       <w:tab/>
-      <w:t>Laatst gewijzigd: 6 oktober 2026, 11:20</w:t>
+      <w:t>Laatst gewijzigd: 6 oktober 2026, 13:42</w:t>
     </w:r>
   </w:p>
 </w:hdr>
@@ -4594,7 +4594,7 @@
     <w:link w:val="KoptekstChar"/>
     <w:uiPriority w:val="99"/>
     <w:unhideWhenUsed/>
-    <w:rsid w:val="002B00C8"/>
+    <w:rsid w:val="00DE0934"/>
     <w:pPr>
       <w:tabs>
         <w:tab w:val="center" w:pos="4536"/>
@@ -4607,7 +4607,7 @@
     <w:basedOn w:val="Standaardalinea-lettertype"/>
     <w:link w:val="Koptekst"/>
     <w:uiPriority w:val="99"/>
-    <w:rsid w:val="002B00C8"/>
+    <w:rsid w:val="00DE0934"/>
     <w:rPr>
       <w:rFonts w:eastAsiaTheme="minorEastAsia"/>
       <w:sz w:val="24"/>
@@ -4620,7 +4620,7 @@
     <w:link w:val="VoettekstChar"/>
     <w:uiPriority w:val="99"/>
     <w:unhideWhenUsed/>
-    <w:rsid w:val="002B00C8"/>
+    <w:rsid w:val="00DE0934"/>
     <w:pPr>
       <w:tabs>
         <w:tab w:val="center" w:pos="4536"/>
@@ -4633,7 +4633,7 @@
     <w:basedOn w:val="Standaardalinea-lettertype"/>
     <w:link w:val="Voettekst"/>
     <w:uiPriority w:val="99"/>
-    <w:rsid w:val="002B00C8"/>
+    <w:rsid w:val="00DE0934"/>
     <w:rPr>
       <w:rFonts w:eastAsiaTheme="minorEastAsia"/>
       <w:sz w:val="24"/>
@@ -4647,7 +4647,7 @@
     <w:autoRedefine/>
     <w:uiPriority w:val="39"/>
     <w:unhideWhenUsed/>
-    <w:rsid w:val="002B00C8"/>
+    <w:rsid w:val="00DE0934"/>
     <w:pPr>
       <w:spacing w:after="100"/>
       <w:ind w:left="220"/>

--- a/nl/docx/document-d.docx
+++ b/nl/docx/document-d.docx
@@ -7,7 +7,7 @@
         <w:spacing w:after="480"/>
         <w:jc w:val="center"/>
         <w:outlineLvl w:val="1"/>
-        <w:divId w:val="1439792352"/>
+        <w:divId w:val="1069617944"/>
         <w:rPr>
           <w:rFonts w:ascii="Aptos Display" w:eastAsia="Times New Roman" w:hAnsi="Aptos Display"/>
           <w:b/>
@@ -36,7 +36,7 @@
     <w:p>
       <w:pPr>
         <w:pStyle w:val="ondertitel2"/>
-        <w:divId w:val="1439792352"/>
+        <w:divId w:val="1069617944"/>
         <w:rPr>
           <w:lang w:val="nl-NL"/>
         </w:rPr>
@@ -51,7 +51,7 @@
     <w:p>
       <w:pPr>
         <w:pStyle w:val="documentaanduiding2"/>
-        <w:divId w:val="1439792352"/>
+        <w:divId w:val="1069617944"/>
         <w:rPr>
           <w:lang w:val="nl-NL"/>
         </w:rPr>
@@ -66,7 +66,7 @@
     <w:p>
       <w:pPr>
         <w:pStyle w:val="auteur2"/>
-        <w:divId w:val="1439792352"/>
+        <w:divId w:val="1069617944"/>
         <w:rPr>
           <w:lang w:val="nl-NL"/>
         </w:rPr>
@@ -81,23 +81,23 @@
     <w:p>
       <w:pPr>
         <w:pStyle w:val="meta-lijn2"/>
-        <w:divId w:val="1439792352"/>
-        <w:rPr>
-          <w:lang w:val="nl-NL"/>
-        </w:rPr>
-      </w:pPr>
-      <w:r>
-        <w:rPr>
-          <w:lang w:val="nl-NL"/>
-        </w:rPr>
-        <w:t>Versie bijgewerkt: 6 oktober 2026, 13:42</w:t>
+        <w:divId w:val="1069617944"/>
+        <w:rPr>
+          <w:lang w:val="nl-NL"/>
+        </w:rPr>
+      </w:pPr>
+      <w:r>
+        <w:rPr>
+          <w:lang w:val="nl-NL"/>
+        </w:rPr>
+        <w:t>Versie bijgewerkt: 6 oktober 2026, 13:54</w:t>
       </w:r>
     </w:p>
     <w:p>
       <w:pPr>
         <w:pStyle w:val="marker"/>
         <w:ind w:left="800" w:right="800"/>
-        <w:divId w:val="2048753530"/>
+        <w:divId w:val="1941449202"/>
         <w:rPr>
           <w:lang w:val="nl-NL"/>
         </w:rPr>
@@ -110,13 +110,13 @@
       <w:pPr>
         <w:pStyle w:val="Kop2"/>
         <w:pageBreakBefore/>
-        <w:divId w:val="1284380636"/>
+        <w:divId w:val="171841039"/>
         <w:rPr>
           <w:rFonts w:eastAsia="Times New Roman"/>
           <w:lang w:val="nl-NL"/>
         </w:rPr>
       </w:pPr>
-      <w:bookmarkStart w:id="0" w:name="_Toc242189185"/>
+      <w:bookmarkStart w:id="0" w:name="_Toc242189893"/>
       <w:r>
         <w:rPr>
           <w:rFonts w:eastAsia="Times New Roman"/>
@@ -133,7 +133,7 @@
         <w:tabs>
           <w:tab w:val="right" w:leader="dot" w:pos="9062"/>
         </w:tabs>
-        <w:divId w:val="1284380636"/>
+        <w:divId w:val="171841039"/>
         <w:rPr>
           <w:rFonts w:asciiTheme="minorHAnsi" w:hAnsiTheme="minorHAnsi" w:cstheme="minorBidi"/>
           <w:noProof/>
@@ -184,7 +184,7 @@
         <w:rPr>
           <w:noProof/>
         </w:rPr>
-        <w:instrText xml:space="preserve"> PAGEREF _Toc242189185 \h </w:instrText>
+        <w:instrText xml:space="preserve"> PAGEREF _Toc242189893 \h </w:instrText>
       </w:r>
       <w:r>
         <w:rPr>
@@ -216,7 +216,7 @@
         <w:tabs>
           <w:tab w:val="right" w:leader="dot" w:pos="9062"/>
         </w:tabs>
-        <w:divId w:val="1284380636"/>
+        <w:divId w:val="171841039"/>
         <w:rPr>
           <w:rFonts w:asciiTheme="minorHAnsi" w:hAnsiTheme="minorHAnsi" w:cstheme="minorBidi"/>
           <w:noProof/>
@@ -249,7 +249,7 @@
         <w:rPr>
           <w:noProof/>
         </w:rPr>
-        <w:instrText xml:space="preserve"> PAGEREF _Toc242189186 \h </w:instrText>
+        <w:instrText xml:space="preserve"> PAGEREF _Toc242189894 \h </w:instrText>
       </w:r>
       <w:r>
         <w:rPr>
@@ -281,7 +281,7 @@
         <w:tabs>
           <w:tab w:val="right" w:leader="dot" w:pos="9062"/>
         </w:tabs>
-        <w:divId w:val="1284380636"/>
+        <w:divId w:val="171841039"/>
         <w:rPr>
           <w:rFonts w:asciiTheme="minorHAnsi" w:hAnsiTheme="minorHAnsi" w:cstheme="minorBidi"/>
           <w:noProof/>
@@ -314,7 +314,7 @@
         <w:rPr>
           <w:noProof/>
         </w:rPr>
-        <w:instrText xml:space="preserve"> PAGEREF _Toc242189187 \h </w:instrText>
+        <w:instrText xml:space="preserve"> PAGEREF _Toc242189895 \h </w:instrText>
       </w:r>
       <w:r>
         <w:rPr>
@@ -346,7 +346,7 @@
         <w:tabs>
           <w:tab w:val="right" w:leader="dot" w:pos="9062"/>
         </w:tabs>
-        <w:divId w:val="1284380636"/>
+        <w:divId w:val="171841039"/>
         <w:rPr>
           <w:rFonts w:asciiTheme="minorHAnsi" w:hAnsiTheme="minorHAnsi" w:cstheme="minorBidi"/>
           <w:noProof/>
@@ -379,7 +379,7 @@
         <w:rPr>
           <w:noProof/>
         </w:rPr>
-        <w:instrText xml:space="preserve"> PAGEREF _Toc242189188 \h </w:instrText>
+        <w:instrText xml:space="preserve"> PAGEREF _Toc242189896 \h </w:instrText>
       </w:r>
       <w:r>
         <w:rPr>
@@ -411,7 +411,7 @@
         <w:tabs>
           <w:tab w:val="right" w:leader="dot" w:pos="9062"/>
         </w:tabs>
-        <w:divId w:val="1284380636"/>
+        <w:divId w:val="171841039"/>
         <w:rPr>
           <w:rFonts w:asciiTheme="minorHAnsi" w:hAnsiTheme="minorHAnsi" w:cstheme="minorBidi"/>
           <w:noProof/>
@@ -444,7 +444,7 @@
         <w:rPr>
           <w:noProof/>
         </w:rPr>
-        <w:instrText xml:space="preserve"> PAGEREF _Toc242189189 \h </w:instrText>
+        <w:instrText xml:space="preserve"> PAGEREF _Toc242189897 \h </w:instrText>
       </w:r>
       <w:r>
         <w:rPr>
@@ -476,7 +476,7 @@
         <w:tabs>
           <w:tab w:val="right" w:leader="dot" w:pos="9062"/>
         </w:tabs>
-        <w:divId w:val="1284380636"/>
+        <w:divId w:val="171841039"/>
         <w:rPr>
           <w:rFonts w:asciiTheme="minorHAnsi" w:hAnsiTheme="minorHAnsi" w:cstheme="minorBidi"/>
           <w:noProof/>
@@ -509,7 +509,7 @@
         <w:rPr>
           <w:noProof/>
         </w:rPr>
-        <w:instrText xml:space="preserve"> PAGEREF _Toc242189190 \h </w:instrText>
+        <w:instrText xml:space="preserve"> PAGEREF _Toc242189898 \h </w:instrText>
       </w:r>
       <w:r>
         <w:rPr>
@@ -541,7 +541,7 @@
         <w:tabs>
           <w:tab w:val="right" w:leader="dot" w:pos="9062"/>
         </w:tabs>
-        <w:divId w:val="1284380636"/>
+        <w:divId w:val="171841039"/>
         <w:rPr>
           <w:rFonts w:asciiTheme="minorHAnsi" w:hAnsiTheme="minorHAnsi" w:cstheme="minorBidi"/>
           <w:noProof/>
@@ -574,7 +574,7 @@
         <w:rPr>
           <w:noProof/>
         </w:rPr>
-        <w:instrText xml:space="preserve"> PAGEREF _Toc242189191 \h </w:instrText>
+        <w:instrText xml:space="preserve"> PAGEREF _Toc242189899 \h </w:instrText>
       </w:r>
       <w:r>
         <w:rPr>
@@ -606,7 +606,7 @@
         <w:tabs>
           <w:tab w:val="right" w:leader="dot" w:pos="9062"/>
         </w:tabs>
-        <w:divId w:val="1284380636"/>
+        <w:divId w:val="171841039"/>
         <w:rPr>
           <w:rFonts w:asciiTheme="minorHAnsi" w:hAnsiTheme="minorHAnsi" w:cstheme="minorBidi"/>
           <w:noProof/>
@@ -639,7 +639,7 @@
         <w:rPr>
           <w:noProof/>
         </w:rPr>
-        <w:instrText xml:space="preserve"> PAGEREF _Toc242189192 \h </w:instrText>
+        <w:instrText xml:space="preserve"> PAGEREF _Toc242189900 \h </w:instrText>
       </w:r>
       <w:r>
         <w:rPr>
@@ -671,7 +671,7 @@
         <w:tabs>
           <w:tab w:val="right" w:leader="dot" w:pos="9062"/>
         </w:tabs>
-        <w:divId w:val="1284380636"/>
+        <w:divId w:val="171841039"/>
         <w:rPr>
           <w:rFonts w:asciiTheme="minorHAnsi" w:hAnsiTheme="minorHAnsi" w:cstheme="minorBidi"/>
           <w:noProof/>
@@ -704,7 +704,7 @@
         <w:rPr>
           <w:noProof/>
         </w:rPr>
-        <w:instrText xml:space="preserve"> PAGEREF _Toc242189193 \h </w:instrText>
+        <w:instrText xml:space="preserve"> PAGEREF _Toc242189901 \h </w:instrText>
       </w:r>
       <w:r>
         <w:rPr>
@@ -736,7 +736,7 @@
         <w:tabs>
           <w:tab w:val="right" w:leader="dot" w:pos="9062"/>
         </w:tabs>
-        <w:divId w:val="1284380636"/>
+        <w:divId w:val="171841039"/>
         <w:rPr>
           <w:rFonts w:asciiTheme="minorHAnsi" w:hAnsiTheme="minorHAnsi" w:cstheme="minorBidi"/>
           <w:noProof/>
@@ -769,7 +769,7 @@
         <w:rPr>
           <w:noProof/>
         </w:rPr>
-        <w:instrText xml:space="preserve"> PAGEREF _Toc242189194 \h </w:instrText>
+        <w:instrText xml:space="preserve"> PAGEREF _Toc242189902 \h </w:instrText>
       </w:r>
       <w:r>
         <w:rPr>
@@ -801,7 +801,7 @@
         <w:tabs>
           <w:tab w:val="right" w:leader="dot" w:pos="9062"/>
         </w:tabs>
-        <w:divId w:val="1284380636"/>
+        <w:divId w:val="171841039"/>
         <w:rPr>
           <w:rFonts w:asciiTheme="minorHAnsi" w:hAnsiTheme="minorHAnsi" w:cstheme="minorBidi"/>
           <w:noProof/>
@@ -834,7 +834,7 @@
         <w:rPr>
           <w:noProof/>
         </w:rPr>
-        <w:instrText xml:space="preserve"> PAGEREF _Toc242189195 \h </w:instrText>
+        <w:instrText xml:space="preserve"> PAGEREF _Toc242189903 \h </w:instrText>
       </w:r>
       <w:r>
         <w:rPr>
@@ -866,7 +866,7 @@
         <w:tabs>
           <w:tab w:val="right" w:leader="dot" w:pos="9062"/>
         </w:tabs>
-        <w:divId w:val="1284380636"/>
+        <w:divId w:val="171841039"/>
         <w:rPr>
           <w:rFonts w:asciiTheme="minorHAnsi" w:hAnsiTheme="minorHAnsi" w:cstheme="minorBidi"/>
           <w:noProof/>
@@ -899,7 +899,7 @@
         <w:rPr>
           <w:noProof/>
         </w:rPr>
-        <w:instrText xml:space="preserve"> PAGEREF _Toc242189196 \h </w:instrText>
+        <w:instrText xml:space="preserve"> PAGEREF _Toc242189904 \h </w:instrText>
       </w:r>
       <w:r>
         <w:rPr>
@@ -931,7 +931,7 @@
         <w:tabs>
           <w:tab w:val="right" w:leader="dot" w:pos="9062"/>
         </w:tabs>
-        <w:divId w:val="1284380636"/>
+        <w:divId w:val="171841039"/>
         <w:rPr>
           <w:rFonts w:asciiTheme="minorHAnsi" w:hAnsiTheme="minorHAnsi" w:cstheme="minorBidi"/>
           <w:noProof/>
@@ -964,7 +964,7 @@
         <w:rPr>
           <w:noProof/>
         </w:rPr>
-        <w:instrText xml:space="preserve"> PAGEREF _Toc242189197 \h </w:instrText>
+        <w:instrText xml:space="preserve"> PAGEREF _Toc242189905 \h </w:instrText>
       </w:r>
       <w:r>
         <w:rPr>
@@ -993,7 +993,7 @@
     <w:p>
       <w:pPr>
         <w:pStyle w:val="marker"/>
-        <w:divId w:val="1284380636"/>
+        <w:divId w:val="171841039"/>
         <w:rPr>
           <w:lang w:val="nl-NL"/>
         </w:rPr>
@@ -1009,7 +1009,7 @@
       <w:pPr>
         <w:pStyle w:val="marker"/>
         <w:ind w:left="800" w:right="800"/>
-        <w:divId w:val="2048753530"/>
+        <w:divId w:val="1941449202"/>
         <w:rPr>
           <w:lang w:val="nl-NL"/>
         </w:rPr>
@@ -1020,7 +1020,7 @@
     </w:p>
     <w:p>
       <w:pPr>
-        <w:divId w:val="1394040184"/>
+        <w:divId w:val="1016537086"/>
         <w:rPr>
           <w:i/>
           <w:iCs/>
@@ -1049,7 +1049,7 @@
     </w:p>
     <w:p>
       <w:pPr>
-        <w:divId w:val="1394040184"/>
+        <w:divId w:val="1016537086"/>
         <w:rPr>
           <w:i/>
           <w:iCs/>
@@ -1071,7 +1071,7 @@
       <w:pPr>
         <w:pStyle w:val="marker"/>
         <w:ind w:left="800" w:right="800"/>
-        <w:divId w:val="2048753530"/>
+        <w:divId w:val="1941449202"/>
         <w:rPr>
           <w:lang w:val="nl-NL"/>
         </w:rPr>
@@ -1083,13 +1083,13 @@
     <w:p>
       <w:pPr>
         <w:pStyle w:val="Kop2"/>
-        <w:divId w:val="2048753530"/>
+        <w:divId w:val="1941449202"/>
         <w:rPr>
           <w:rFonts w:eastAsia="Times New Roman"/>
           <w:lang w:val="nl-NL"/>
         </w:rPr>
       </w:pPr>
-      <w:bookmarkStart w:id="1" w:name="_Toc242189186"/>
+      <w:bookmarkStart w:id="1" w:name="_Toc242189894"/>
       <w:r>
         <w:rPr>
           <w:rFonts w:eastAsia="Times New Roman"/>
@@ -1102,7 +1102,7 @@
     <w:p>
       <w:pPr>
         <w:pStyle w:val="Normaalweb"/>
-        <w:divId w:val="2048753530"/>
+        <w:divId w:val="1941449202"/>
         <w:rPr>
           <w:lang w:val="nl-NL"/>
         </w:rPr>
@@ -1117,7 +1117,7 @@
     <w:p>
       <w:pPr>
         <w:pStyle w:val="Normaalweb"/>
-        <w:divId w:val="2048753530"/>
+        <w:divId w:val="1941449202"/>
         <w:rPr>
           <w:lang w:val="nl-NL"/>
         </w:rPr>
@@ -1132,7 +1132,7 @@
     <w:p>
       <w:pPr>
         <w:pStyle w:val="Normaalweb"/>
-        <w:divId w:val="2048753530"/>
+        <w:divId w:val="1941449202"/>
         <w:rPr>
           <w:lang w:val="nl-NL"/>
         </w:rPr>
@@ -1154,7 +1154,7 @@
     <w:p>
       <w:pPr>
         <w:pStyle w:val="Normaalweb"/>
-        <w:divId w:val="2048753530"/>
+        <w:divId w:val="1941449202"/>
         <w:rPr>
           <w:lang w:val="nl-NL"/>
         </w:rPr>
@@ -1176,7 +1176,7 @@
     <w:p>
       <w:pPr>
         <w:pStyle w:val="Normaalweb"/>
-        <w:divId w:val="2048753530"/>
+        <w:divId w:val="1941449202"/>
         <w:rPr>
           <w:lang w:val="nl-NL"/>
         </w:rPr>
@@ -1198,7 +1198,7 @@
     <w:p>
       <w:pPr>
         <w:pStyle w:val="Normaalweb"/>
-        <w:divId w:val="2048753530"/>
+        <w:divId w:val="1941449202"/>
         <w:rPr>
           <w:lang w:val="nl-NL"/>
         </w:rPr>
@@ -1220,7 +1220,7 @@
     <w:p>
       <w:pPr>
         <w:pStyle w:val="Normaalweb"/>
-        <w:divId w:val="2048753530"/>
+        <w:divId w:val="1941449202"/>
         <w:rPr>
           <w:lang w:val="nl-NL"/>
         </w:rPr>
@@ -1242,7 +1242,7 @@
     <w:p>
       <w:pPr>
         <w:pStyle w:val="Normaalweb"/>
-        <w:divId w:val="2048753530"/>
+        <w:divId w:val="1941449202"/>
         <w:rPr>
           <w:lang w:val="nl-NL"/>
         </w:rPr>
@@ -1264,7 +1264,7 @@
     <w:p>
       <w:pPr>
         <w:pStyle w:val="Normaalweb"/>
-        <w:divId w:val="2048753530"/>
+        <w:divId w:val="1941449202"/>
         <w:rPr>
           <w:lang w:val="nl-NL"/>
         </w:rPr>
@@ -1280,7 +1280,7 @@
       <w:pPr>
         <w:pStyle w:val="marker"/>
         <w:ind w:left="800" w:right="800"/>
-        <w:divId w:val="2048753530"/>
+        <w:divId w:val="1941449202"/>
         <w:rPr>
           <w:lang w:val="nl-NL"/>
         </w:rPr>
@@ -1292,13 +1292,13 @@
     <w:p>
       <w:pPr>
         <w:pStyle w:val="Kop2"/>
-        <w:divId w:val="2048753530"/>
+        <w:divId w:val="1941449202"/>
         <w:rPr>
           <w:rFonts w:eastAsia="Times New Roman"/>
           <w:lang w:val="nl-NL"/>
         </w:rPr>
       </w:pPr>
-      <w:bookmarkStart w:id="2" w:name="_Toc242189187"/>
+      <w:bookmarkStart w:id="2" w:name="_Toc242189895"/>
       <w:r>
         <w:rPr>
           <w:rFonts w:eastAsia="Times New Roman"/>
@@ -1311,7 +1311,7 @@
     <w:p>
       <w:pPr>
         <w:pStyle w:val="Normaalweb"/>
-        <w:divId w:val="2048753530"/>
+        <w:divId w:val="1941449202"/>
         <w:rPr>
           <w:lang w:val="nl-NL"/>
         </w:rPr>
@@ -1326,7 +1326,7 @@
     <w:p>
       <w:pPr>
         <w:pStyle w:val="Normaalweb"/>
-        <w:divId w:val="2048753530"/>
+        <w:divId w:val="1941449202"/>
         <w:rPr>
           <w:lang w:val="nl-NL"/>
         </w:rPr>
@@ -1341,7 +1341,7 @@
     <w:p>
       <w:pPr>
         <w:pStyle w:val="Normaalweb"/>
-        <w:divId w:val="2048753530"/>
+        <w:divId w:val="1941449202"/>
         <w:rPr>
           <w:lang w:val="nl-NL"/>
         </w:rPr>
@@ -1356,7 +1356,7 @@
     <w:p>
       <w:pPr>
         <w:pStyle w:val="Normaalweb"/>
-        <w:divId w:val="2048753530"/>
+        <w:divId w:val="1941449202"/>
         <w:rPr>
           <w:lang w:val="nl-NL"/>
         </w:rPr>
@@ -1371,7 +1371,7 @@
     <w:p>
       <w:pPr>
         <w:pStyle w:val="Normaalweb"/>
-        <w:divId w:val="2048753530"/>
+        <w:divId w:val="1941449202"/>
         <w:rPr>
           <w:lang w:val="nl-NL"/>
         </w:rPr>
@@ -1386,7 +1386,7 @@
     <w:p>
       <w:pPr>
         <w:pStyle w:val="Normaalweb"/>
-        <w:divId w:val="2048753530"/>
+        <w:divId w:val="1941449202"/>
         <w:rPr>
           <w:lang w:val="nl-NL"/>
         </w:rPr>
@@ -1408,7 +1408,7 @@
     <w:p>
       <w:pPr>
         <w:pStyle w:val="Normaalweb"/>
-        <w:divId w:val="2048753530"/>
+        <w:divId w:val="1941449202"/>
         <w:rPr>
           <w:lang w:val="nl-NL"/>
         </w:rPr>
@@ -1430,7 +1430,7 @@
     <w:p>
       <w:pPr>
         <w:pStyle w:val="Normaalweb"/>
-        <w:divId w:val="2048753530"/>
+        <w:divId w:val="1941449202"/>
         <w:rPr>
           <w:lang w:val="nl-NL"/>
         </w:rPr>
@@ -1452,7 +1452,7 @@
     <w:p>
       <w:pPr>
         <w:pStyle w:val="Normaalweb"/>
-        <w:divId w:val="2048753530"/>
+        <w:divId w:val="1941449202"/>
         <w:rPr>
           <w:lang w:val="nl-NL"/>
         </w:rPr>
@@ -1481,7 +1481,7 @@
     <w:p>
       <w:pPr>
         <w:pStyle w:val="Normaalweb"/>
-        <w:divId w:val="2048753530"/>
+        <w:divId w:val="1941449202"/>
         <w:rPr>
           <w:lang w:val="nl-NL"/>
         </w:rPr>
@@ -1509,7 +1509,7 @@
     <w:p>
       <w:pPr>
         <w:pStyle w:val="Normaalweb"/>
-        <w:divId w:val="2048753530"/>
+        <w:divId w:val="1941449202"/>
         <w:rPr>
           <w:lang w:val="nl-NL"/>
         </w:rPr>
@@ -1531,7 +1531,7 @@
     <w:p>
       <w:pPr>
         <w:pStyle w:val="Normaalweb"/>
-        <w:divId w:val="2048753530"/>
+        <w:divId w:val="1941449202"/>
         <w:rPr>
           <w:lang w:val="nl-NL"/>
         </w:rPr>
@@ -1546,7 +1546,7 @@
     <w:p>
       <w:pPr>
         <w:pStyle w:val="Normaalweb"/>
-        <w:divId w:val="2048753530"/>
+        <w:divId w:val="1941449202"/>
         <w:rPr>
           <w:lang w:val="nl-NL"/>
         </w:rPr>
@@ -1575,7 +1575,7 @@
       <w:pPr>
         <w:pStyle w:val="marker"/>
         <w:ind w:left="800" w:right="800"/>
-        <w:divId w:val="2048753530"/>
+        <w:divId w:val="1941449202"/>
         <w:rPr>
           <w:lang w:val="nl-NL"/>
         </w:rPr>
@@ -1587,13 +1587,13 @@
     <w:p>
       <w:pPr>
         <w:pStyle w:val="Kop2"/>
-        <w:divId w:val="2048753530"/>
+        <w:divId w:val="1941449202"/>
         <w:rPr>
           <w:rFonts w:eastAsia="Times New Roman"/>
           <w:lang w:val="nl-NL"/>
         </w:rPr>
       </w:pPr>
-      <w:bookmarkStart w:id="3" w:name="_Toc242189188"/>
+      <w:bookmarkStart w:id="3" w:name="_Toc242189896"/>
       <w:r>
         <w:rPr>
           <w:rFonts w:eastAsia="Times New Roman"/>
@@ -1606,7 +1606,7 @@
     <w:p>
       <w:pPr>
         <w:pStyle w:val="Normaalweb"/>
-        <w:divId w:val="2048753530"/>
+        <w:divId w:val="1941449202"/>
         <w:rPr>
           <w:lang w:val="nl-NL"/>
         </w:rPr>
@@ -1621,7 +1621,7 @@
     <w:p>
       <w:pPr>
         <w:pStyle w:val="Normaalweb"/>
-        <w:divId w:val="2048753530"/>
+        <w:divId w:val="1941449202"/>
         <w:rPr>
           <w:lang w:val="nl-NL"/>
         </w:rPr>
@@ -1649,7 +1649,7 @@
     <w:p>
       <w:pPr>
         <w:pStyle w:val="Normaalweb"/>
-        <w:divId w:val="2048753530"/>
+        <w:divId w:val="1941449202"/>
         <w:rPr>
           <w:lang w:val="nl-NL"/>
         </w:rPr>
@@ -1671,7 +1671,7 @@
     <w:p>
       <w:pPr>
         <w:pStyle w:val="Normaalweb"/>
-        <w:divId w:val="2048753530"/>
+        <w:divId w:val="1941449202"/>
         <w:rPr>
           <w:lang w:val="nl-NL"/>
         </w:rPr>
@@ -1699,7 +1699,7 @@
     <w:p>
       <w:pPr>
         <w:pStyle w:val="Normaalweb"/>
-        <w:divId w:val="2048753530"/>
+        <w:divId w:val="1941449202"/>
         <w:rPr>
           <w:lang w:val="nl-NL"/>
         </w:rPr>
@@ -1721,7 +1721,7 @@
     <w:p>
       <w:pPr>
         <w:pStyle w:val="Normaalweb"/>
-        <w:divId w:val="2048753530"/>
+        <w:divId w:val="1941449202"/>
         <w:rPr>
           <w:lang w:val="nl-NL"/>
         </w:rPr>
@@ -1749,7 +1749,7 @@
     <w:p>
       <w:pPr>
         <w:pStyle w:val="Normaalweb"/>
-        <w:divId w:val="2048753530"/>
+        <w:divId w:val="1941449202"/>
         <w:rPr>
           <w:lang w:val="nl-NL"/>
         </w:rPr>
@@ -1764,7 +1764,7 @@
     <w:p>
       <w:pPr>
         <w:pStyle w:val="Normaalweb"/>
-        <w:divId w:val="2048753530"/>
+        <w:divId w:val="1941449202"/>
         <w:rPr>
           <w:lang w:val="nl-NL"/>
         </w:rPr>
@@ -1793,7 +1793,7 @@
     <w:p>
       <w:pPr>
         <w:pStyle w:val="Normaalweb"/>
-        <w:divId w:val="2048753530"/>
+        <w:divId w:val="1941449202"/>
         <w:rPr>
           <w:lang w:val="nl-NL"/>
         </w:rPr>
@@ -1809,7 +1809,7 @@
       <w:pPr>
         <w:pStyle w:val="marker"/>
         <w:ind w:left="800" w:right="800"/>
-        <w:divId w:val="2048753530"/>
+        <w:divId w:val="1941449202"/>
         <w:rPr>
           <w:lang w:val="nl-NL"/>
         </w:rPr>
@@ -1821,13 +1821,13 @@
     <w:p>
       <w:pPr>
         <w:pStyle w:val="Kop2"/>
-        <w:divId w:val="2048753530"/>
+        <w:divId w:val="1941449202"/>
         <w:rPr>
           <w:rFonts w:eastAsia="Times New Roman"/>
           <w:lang w:val="nl-NL"/>
         </w:rPr>
       </w:pPr>
-      <w:bookmarkStart w:id="4" w:name="_Toc242189189"/>
+      <w:bookmarkStart w:id="4" w:name="_Toc242189897"/>
       <w:r>
         <w:rPr>
           <w:rFonts w:eastAsia="Times New Roman"/>
@@ -1840,7 +1840,7 @@
     <w:p>
       <w:pPr>
         <w:pStyle w:val="Normaalweb"/>
-        <w:divId w:val="2048753530"/>
+        <w:divId w:val="1941449202"/>
         <w:rPr>
           <w:lang w:val="nl-NL"/>
         </w:rPr>
@@ -1855,7 +1855,7 @@
     <w:p>
       <w:pPr>
         <w:pStyle w:val="Normaalweb"/>
-        <w:divId w:val="2048753530"/>
+        <w:divId w:val="1941449202"/>
         <w:rPr>
           <w:lang w:val="nl-NL"/>
         </w:rPr>
@@ -1870,7 +1870,7 @@
     <w:p>
       <w:pPr>
         <w:pStyle w:val="Normaalweb"/>
-        <w:divId w:val="2048753530"/>
+        <w:divId w:val="1941449202"/>
         <w:rPr>
           <w:lang w:val="nl-NL"/>
         </w:rPr>
@@ -1885,7 +1885,7 @@
     <w:p>
       <w:pPr>
         <w:pStyle w:val="Normaalweb"/>
-        <w:divId w:val="2048753530"/>
+        <w:divId w:val="1941449202"/>
         <w:rPr>
           <w:lang w:val="nl-NL"/>
         </w:rPr>
@@ -1900,7 +1900,7 @@
     <w:p>
       <w:pPr>
         <w:pStyle w:val="Normaalweb"/>
-        <w:divId w:val="2048753530"/>
+        <w:divId w:val="1941449202"/>
         <w:rPr>
           <w:lang w:val="nl-NL"/>
         </w:rPr>
@@ -1921,7 +1921,7 @@
     <w:p>
       <w:pPr>
         <w:pStyle w:val="Normaalweb"/>
-        <w:divId w:val="2048753530"/>
+        <w:divId w:val="1941449202"/>
         <w:rPr>
           <w:lang w:val="nl-NL"/>
         </w:rPr>
@@ -1936,7 +1936,7 @@
     <w:p>
       <w:pPr>
         <w:pStyle w:val="Normaalweb"/>
-        <w:divId w:val="2048753530"/>
+        <w:divId w:val="1941449202"/>
         <w:rPr>
           <w:lang w:val="nl-NL"/>
         </w:rPr>
@@ -1957,7 +1957,7 @@
     <w:p>
       <w:pPr>
         <w:pStyle w:val="Normaalweb"/>
-        <w:divId w:val="2048753530"/>
+        <w:divId w:val="1941449202"/>
         <w:rPr>
           <w:lang w:val="nl-NL"/>
         </w:rPr>
@@ -1979,7 +1979,7 @@
     <w:p>
       <w:pPr>
         <w:pStyle w:val="Normaalweb"/>
-        <w:divId w:val="2048753530"/>
+        <w:divId w:val="1941449202"/>
         <w:rPr>
           <w:lang w:val="nl-NL"/>
         </w:rPr>
@@ -1994,7 +1994,7 @@
     <w:p>
       <w:pPr>
         <w:pStyle w:val="Normaalweb"/>
-        <w:divId w:val="2048753530"/>
+        <w:divId w:val="1941449202"/>
         <w:rPr>
           <w:lang w:val="nl-NL"/>
         </w:rPr>
@@ -2010,7 +2010,7 @@
       <w:pPr>
         <w:pStyle w:val="marker"/>
         <w:ind w:left="800" w:right="800"/>
-        <w:divId w:val="2048753530"/>
+        <w:divId w:val="1941449202"/>
         <w:rPr>
           <w:lang w:val="nl-NL"/>
         </w:rPr>
@@ -2022,13 +2022,13 @@
     <w:p>
       <w:pPr>
         <w:pStyle w:val="Kop2"/>
-        <w:divId w:val="2048753530"/>
+        <w:divId w:val="1941449202"/>
         <w:rPr>
           <w:rFonts w:eastAsia="Times New Roman"/>
           <w:lang w:val="nl-NL"/>
         </w:rPr>
       </w:pPr>
-      <w:bookmarkStart w:id="5" w:name="_Toc242189190"/>
+      <w:bookmarkStart w:id="5" w:name="_Toc242189898"/>
       <w:r>
         <w:rPr>
           <w:rFonts w:eastAsia="Times New Roman"/>
@@ -2041,7 +2041,7 @@
     <w:p>
       <w:pPr>
         <w:pStyle w:val="Normaalweb"/>
-        <w:divId w:val="2048753530"/>
+        <w:divId w:val="1941449202"/>
         <w:rPr>
           <w:lang w:val="nl-NL"/>
         </w:rPr>
@@ -2056,7 +2056,7 @@
     <w:p>
       <w:pPr>
         <w:pStyle w:val="Normaalweb"/>
-        <w:divId w:val="2048753530"/>
+        <w:divId w:val="1941449202"/>
         <w:rPr>
           <w:lang w:val="nl-NL"/>
         </w:rPr>
@@ -2071,7 +2071,7 @@
     <w:p>
       <w:pPr>
         <w:pStyle w:val="Normaalweb"/>
-        <w:divId w:val="2048753530"/>
+        <w:divId w:val="1941449202"/>
         <w:rPr>
           <w:lang w:val="nl-NL"/>
         </w:rPr>
@@ -2087,7 +2087,7 @@
       <w:pPr>
         <w:pStyle w:val="marker"/>
         <w:ind w:left="800" w:right="800"/>
-        <w:divId w:val="2048753530"/>
+        <w:divId w:val="1941449202"/>
         <w:rPr>
           <w:lang w:val="nl-NL"/>
         </w:rPr>
@@ -2099,13 +2099,13 @@
     <w:p>
       <w:pPr>
         <w:pStyle w:val="Kop2"/>
-        <w:divId w:val="2048753530"/>
+        <w:divId w:val="1941449202"/>
         <w:rPr>
           <w:rFonts w:eastAsia="Times New Roman"/>
           <w:lang w:val="nl-NL"/>
         </w:rPr>
       </w:pPr>
-      <w:bookmarkStart w:id="6" w:name="_Toc242189191"/>
+      <w:bookmarkStart w:id="6" w:name="_Toc242189899"/>
       <w:r>
         <w:rPr>
           <w:rFonts w:eastAsia="Times New Roman"/>
@@ -2118,7 +2118,7 @@
     <w:p>
       <w:pPr>
         <w:pStyle w:val="Normaalweb"/>
-        <w:divId w:val="2048753530"/>
+        <w:divId w:val="1941449202"/>
         <w:rPr>
           <w:lang w:val="nl-NL"/>
         </w:rPr>
@@ -2133,7 +2133,7 @@
     <w:p>
       <w:pPr>
         <w:pStyle w:val="Normaalweb"/>
-        <w:divId w:val="2048753530"/>
+        <w:divId w:val="1941449202"/>
         <w:rPr>
           <w:lang w:val="nl-NL"/>
         </w:rPr>
@@ -2161,7 +2161,7 @@
     <w:p>
       <w:pPr>
         <w:pStyle w:val="Normaalweb"/>
-        <w:divId w:val="2048753530"/>
+        <w:divId w:val="1941449202"/>
         <w:rPr>
           <w:lang w:val="nl-NL"/>
         </w:rPr>
@@ -2189,7 +2189,7 @@
     <w:p>
       <w:pPr>
         <w:pStyle w:val="Normaalweb"/>
-        <w:divId w:val="2048753530"/>
+        <w:divId w:val="1941449202"/>
         <w:rPr>
           <w:lang w:val="nl-NL"/>
         </w:rPr>
@@ -2217,7 +2217,7 @@
     <w:p>
       <w:pPr>
         <w:pStyle w:val="Normaalweb"/>
-        <w:divId w:val="2048753530"/>
+        <w:divId w:val="1941449202"/>
         <w:rPr>
           <w:lang w:val="nl-NL"/>
         </w:rPr>
@@ -2239,13 +2239,20 @@
         <w:rPr>
           <w:lang w:val="nl-NL"/>
         </w:rPr>
-        <w:t>de ontvangende lidstaat zijn eigen wetgeving niet unilateraal mag toepassen voordat hij een dialoog heeft gevoerd met de afgevende lidstaat. Dit dialoogvereiste, bedoeld als bescherming van de werknemer, wordt in de praktijk door frauduleuze werkgevers gebruikt om de toepassing van de ontvangende wetgeving maandenlang te vertragen terwijl de werknemer formeel onbeschermd is.</w:t>
-      </w:r>
-    </w:p>
-    <w:p>
-      <w:pPr>
-        <w:pStyle w:val="Normaalweb"/>
-        <w:divId w:val="2048753530"/>
+        <w:t xml:space="preserve">de ontvangende lidstaat zijn eigen wetgeving niet unilateraal mag toepassen voordat hij een dialoog heeft gevoerd met de </w:t>
+      </w:r>
+      <w:r>
+        <w:rPr>
+          <w:lang w:val="nl-NL"/>
+        </w:rPr>
+        <w:lastRenderedPageBreak/>
+        <w:t>afgevende lidstaat. Dit dialoogvereiste, bedoeld als bescherming van de werknemer, wordt in de praktijk door frauduleuze werkgevers gebruikt om de toepassing van de ontvangende wetgeving maandenlang te vertragen terwijl de werknemer formeel onbeschermd is.</w:t>
+      </w:r>
+    </w:p>
+    <w:p>
+      <w:pPr>
+        <w:pStyle w:val="Normaalweb"/>
+        <w:divId w:val="1941449202"/>
         <w:rPr>
           <w:lang w:val="nl-NL"/>
         </w:rPr>
@@ -2261,7 +2268,7 @@
       <w:pPr>
         <w:pStyle w:val="marker"/>
         <w:ind w:left="800" w:right="800"/>
-        <w:divId w:val="2048753530"/>
+        <w:divId w:val="1941449202"/>
         <w:rPr>
           <w:lang w:val="nl-NL"/>
         </w:rPr>
@@ -2273,13 +2280,13 @@
     <w:p>
       <w:pPr>
         <w:pStyle w:val="Kop2"/>
-        <w:divId w:val="2048753530"/>
+        <w:divId w:val="1941449202"/>
         <w:rPr>
           <w:rFonts w:eastAsia="Times New Roman"/>
           <w:lang w:val="nl-NL"/>
         </w:rPr>
       </w:pPr>
-      <w:bookmarkStart w:id="7" w:name="_Toc242189192"/>
+      <w:bookmarkStart w:id="7" w:name="_Toc242189900"/>
       <w:r>
         <w:rPr>
           <w:rFonts w:eastAsia="Times New Roman"/>
@@ -2292,7 +2299,7 @@
     <w:p>
       <w:pPr>
         <w:pStyle w:val="Normaalweb"/>
-        <w:divId w:val="2048753530"/>
+        <w:divId w:val="1941449202"/>
         <w:rPr>
           <w:lang w:val="nl-NL"/>
         </w:rPr>
@@ -2307,7 +2314,7 @@
     <w:p>
       <w:pPr>
         <w:pStyle w:val="Normaalweb"/>
-        <w:divId w:val="2048753530"/>
+        <w:divId w:val="1941449202"/>
         <w:rPr>
           <w:lang w:val="nl-NL"/>
         </w:rPr>
@@ -2322,7 +2329,7 @@
     <w:p>
       <w:pPr>
         <w:pStyle w:val="Normaalweb"/>
-        <w:divId w:val="2048753530"/>
+        <w:divId w:val="1941449202"/>
         <w:rPr>
           <w:lang w:val="nl-NL"/>
         </w:rPr>
@@ -2343,7 +2350,7 @@
     <w:p>
       <w:pPr>
         <w:pStyle w:val="Normaalweb"/>
-        <w:divId w:val="2048753530"/>
+        <w:divId w:val="1941449202"/>
         <w:rPr>
           <w:lang w:val="nl-NL"/>
         </w:rPr>
@@ -2359,7 +2366,7 @@
       <w:pPr>
         <w:pStyle w:val="marker"/>
         <w:ind w:left="800" w:right="800"/>
-        <w:divId w:val="2048753530"/>
+        <w:divId w:val="1941449202"/>
         <w:rPr>
           <w:lang w:val="nl-NL"/>
         </w:rPr>
@@ -2371,13 +2378,13 @@
     <w:p>
       <w:pPr>
         <w:pStyle w:val="Kop2"/>
-        <w:divId w:val="2048753530"/>
+        <w:divId w:val="1941449202"/>
         <w:rPr>
           <w:rFonts w:eastAsia="Times New Roman"/>
           <w:lang w:val="nl-NL"/>
         </w:rPr>
       </w:pPr>
-      <w:bookmarkStart w:id="8" w:name="_Toc242189193"/>
+      <w:bookmarkStart w:id="8" w:name="_Toc242189901"/>
       <w:r>
         <w:rPr>
           <w:rFonts w:eastAsia="Times New Roman"/>
@@ -2390,7 +2397,7 @@
     <w:p>
       <w:pPr>
         <w:pStyle w:val="Normaalweb"/>
-        <w:divId w:val="2048753530"/>
+        <w:divId w:val="1941449202"/>
         <w:rPr>
           <w:lang w:val="nl-NL"/>
         </w:rPr>
@@ -2405,7 +2412,7 @@
     <w:p>
       <w:pPr>
         <w:pStyle w:val="Normaalweb"/>
-        <w:divId w:val="2048753530"/>
+        <w:divId w:val="1941449202"/>
         <w:rPr>
           <w:lang w:val="nl-NL"/>
         </w:rPr>
@@ -2433,7 +2440,7 @@
     <w:p>
       <w:pPr>
         <w:pStyle w:val="Normaalweb"/>
-        <w:divId w:val="2048753530"/>
+        <w:divId w:val="1941449202"/>
         <w:rPr>
           <w:lang w:val="nl-NL"/>
         </w:rPr>
@@ -2455,7 +2462,7 @@
     <w:p>
       <w:pPr>
         <w:pStyle w:val="Normaalweb"/>
-        <w:divId w:val="2048753530"/>
+        <w:divId w:val="1941449202"/>
         <w:rPr>
           <w:lang w:val="nl-NL"/>
         </w:rPr>
@@ -2470,7 +2477,7 @@
     <w:p>
       <w:pPr>
         <w:pStyle w:val="Normaalweb"/>
-        <w:divId w:val="2048753530"/>
+        <w:divId w:val="1941449202"/>
         <w:rPr>
           <w:lang w:val="nl-NL"/>
         </w:rPr>
@@ -2491,7 +2498,7 @@
     <w:p>
       <w:pPr>
         <w:pStyle w:val="Normaalweb"/>
-        <w:divId w:val="2048753530"/>
+        <w:divId w:val="1941449202"/>
         <w:rPr>
           <w:lang w:val="nl-NL"/>
         </w:rPr>
@@ -2512,7 +2519,7 @@
     <w:p>
       <w:pPr>
         <w:pStyle w:val="Normaalweb"/>
-        <w:divId w:val="2048753530"/>
+        <w:divId w:val="1941449202"/>
         <w:rPr>
           <w:lang w:val="nl-NL"/>
         </w:rPr>
@@ -2527,7 +2534,7 @@
     <w:p>
       <w:pPr>
         <w:pStyle w:val="Normaalweb"/>
-        <w:divId w:val="2048753530"/>
+        <w:divId w:val="1941449202"/>
         <w:rPr>
           <w:lang w:val="nl-NL"/>
         </w:rPr>
@@ -2542,7 +2549,7 @@
     <w:p>
       <w:pPr>
         <w:pStyle w:val="Normaalweb"/>
-        <w:divId w:val="2048753530"/>
+        <w:divId w:val="1941449202"/>
         <w:rPr>
           <w:lang w:val="nl-NL"/>
         </w:rPr>
@@ -2558,7 +2565,7 @@
       <w:pPr>
         <w:pStyle w:val="marker"/>
         <w:ind w:left="800" w:right="800"/>
-        <w:divId w:val="2048753530"/>
+        <w:divId w:val="1941449202"/>
         <w:rPr>
           <w:lang w:val="nl-NL"/>
         </w:rPr>
@@ -2570,13 +2577,13 @@
     <w:p>
       <w:pPr>
         <w:pStyle w:val="Kop2"/>
-        <w:divId w:val="2048753530"/>
+        <w:divId w:val="1941449202"/>
         <w:rPr>
           <w:rFonts w:eastAsia="Times New Roman"/>
           <w:lang w:val="nl-NL"/>
         </w:rPr>
       </w:pPr>
-      <w:bookmarkStart w:id="9" w:name="_Toc242189194"/>
+      <w:bookmarkStart w:id="9" w:name="_Toc242189902"/>
       <w:r>
         <w:rPr>
           <w:rFonts w:eastAsia="Times New Roman"/>
@@ -2589,7 +2596,7 @@
     <w:p>
       <w:pPr>
         <w:pStyle w:val="Normaalweb"/>
-        <w:divId w:val="2048753530"/>
+        <w:divId w:val="1941449202"/>
         <w:rPr>
           <w:lang w:val="nl-NL"/>
         </w:rPr>
@@ -2604,7 +2611,7 @@
     <w:p>
       <w:pPr>
         <w:pStyle w:val="Normaalweb"/>
-        <w:divId w:val="2048753530"/>
+        <w:divId w:val="1941449202"/>
         <w:rPr>
           <w:lang w:val="nl-NL"/>
         </w:rPr>
@@ -2632,7 +2639,7 @@
     <w:p>
       <w:pPr>
         <w:pStyle w:val="Normaalweb"/>
-        <w:divId w:val="2048753530"/>
+        <w:divId w:val="1941449202"/>
         <w:rPr>
           <w:lang w:val="nl-NL"/>
         </w:rPr>
@@ -2666,7 +2673,7 @@
     <w:p>
       <w:pPr>
         <w:pStyle w:val="Normaalweb"/>
-        <w:divId w:val="2048753530"/>
+        <w:divId w:val="1941449202"/>
         <w:rPr>
           <w:lang w:val="nl-NL"/>
         </w:rPr>
@@ -2701,7 +2708,7 @@
       <w:pPr>
         <w:pStyle w:val="marker"/>
         <w:ind w:left="800" w:right="800"/>
-        <w:divId w:val="2048753530"/>
+        <w:divId w:val="1941449202"/>
         <w:rPr>
           <w:lang w:val="nl-NL"/>
         </w:rPr>
@@ -2713,13 +2720,13 @@
     <w:p>
       <w:pPr>
         <w:pStyle w:val="Kop2"/>
-        <w:divId w:val="2048753530"/>
+        <w:divId w:val="1941449202"/>
         <w:rPr>
           <w:rFonts w:eastAsia="Times New Roman"/>
           <w:lang w:val="nl-NL"/>
         </w:rPr>
       </w:pPr>
-      <w:bookmarkStart w:id="10" w:name="_Toc242189195"/>
+      <w:bookmarkStart w:id="10" w:name="_Toc242189903"/>
       <w:r>
         <w:rPr>
           <w:rFonts w:eastAsia="Times New Roman"/>
@@ -2732,7 +2739,7 @@
     <w:p>
       <w:pPr>
         <w:pStyle w:val="Normaalweb"/>
-        <w:divId w:val="2048753530"/>
+        <w:divId w:val="1941449202"/>
         <w:rPr>
           <w:lang w:val="nl-NL"/>
         </w:rPr>
@@ -2753,7 +2760,7 @@
     <w:p>
       <w:pPr>
         <w:pStyle w:val="Normaalweb"/>
-        <w:divId w:val="2048753530"/>
+        <w:divId w:val="1941449202"/>
         <w:rPr>
           <w:lang w:val="nl-NL"/>
         </w:rPr>
@@ -2768,7 +2775,7 @@
     <w:p>
       <w:pPr>
         <w:pStyle w:val="Normaalweb"/>
-        <w:divId w:val="2048753530"/>
+        <w:divId w:val="1941449202"/>
         <w:rPr>
           <w:lang w:val="nl-NL"/>
         </w:rPr>
@@ -2783,7 +2790,7 @@
     <w:p>
       <w:pPr>
         <w:pStyle w:val="Normaalweb"/>
-        <w:divId w:val="2048753530"/>
+        <w:divId w:val="1941449202"/>
         <w:rPr>
           <w:lang w:val="nl-NL"/>
         </w:rPr>
@@ -2798,7 +2805,7 @@
     <w:p>
       <w:pPr>
         <w:pStyle w:val="Normaalweb"/>
-        <w:divId w:val="2048753530"/>
+        <w:divId w:val="1941449202"/>
         <w:rPr>
           <w:lang w:val="nl-NL"/>
         </w:rPr>
@@ -2814,7 +2821,7 @@
       <w:pPr>
         <w:pStyle w:val="marker"/>
         <w:ind w:left="800" w:right="800"/>
-        <w:divId w:val="2048753530"/>
+        <w:divId w:val="1941449202"/>
         <w:rPr>
           <w:lang w:val="nl-NL"/>
         </w:rPr>
@@ -2826,13 +2833,13 @@
     <w:p>
       <w:pPr>
         <w:pStyle w:val="Kop2"/>
-        <w:divId w:val="2048753530"/>
+        <w:divId w:val="1941449202"/>
         <w:rPr>
           <w:rFonts w:eastAsia="Times New Roman"/>
           <w:lang w:val="nl-NL"/>
         </w:rPr>
       </w:pPr>
-      <w:bookmarkStart w:id="11" w:name="_Toc242189196"/>
+      <w:bookmarkStart w:id="11" w:name="_Toc242189904"/>
       <w:r>
         <w:rPr>
           <w:rFonts w:eastAsia="Times New Roman"/>
@@ -2845,7 +2852,7 @@
     <w:p>
       <w:pPr>
         <w:pStyle w:val="Normaalweb"/>
-        <w:divId w:val="2048753530"/>
+        <w:divId w:val="1941449202"/>
         <w:rPr>
           <w:lang w:val="nl-NL"/>
         </w:rPr>
@@ -2860,7 +2867,7 @@
     <w:p>
       <w:pPr>
         <w:pStyle w:val="Normaalweb"/>
-        <w:divId w:val="2048753530"/>
+        <w:divId w:val="1941449202"/>
         <w:rPr>
           <w:lang w:val="nl-NL"/>
         </w:rPr>
@@ -2882,7 +2889,7 @@
     <w:p>
       <w:pPr>
         <w:pStyle w:val="Normaalweb"/>
-        <w:divId w:val="2048753530"/>
+        <w:divId w:val="1941449202"/>
         <w:rPr>
           <w:lang w:val="nl-NL"/>
         </w:rPr>
@@ -2910,7 +2917,7 @@
     <w:p>
       <w:pPr>
         <w:pStyle w:val="Normaalweb"/>
-        <w:divId w:val="2048753530"/>
+        <w:divId w:val="1941449202"/>
         <w:rPr>
           <w:lang w:val="nl-NL"/>
         </w:rPr>
@@ -2925,7 +2932,7 @@
     <w:p>
       <w:pPr>
         <w:pStyle w:val="Normaalweb"/>
-        <w:divId w:val="2048753530"/>
+        <w:divId w:val="1941449202"/>
         <w:rPr>
           <w:lang w:val="nl-NL"/>
         </w:rPr>
@@ -2941,7 +2948,7 @@
       <w:pPr>
         <w:pStyle w:val="marker"/>
         <w:ind w:left="800" w:right="800"/>
-        <w:divId w:val="2048753530"/>
+        <w:divId w:val="1941449202"/>
         <w:rPr>
           <w:lang w:val="nl-NL"/>
         </w:rPr>
@@ -2953,13 +2960,13 @@
     <w:p>
       <w:pPr>
         <w:pStyle w:val="Kop2"/>
-        <w:divId w:val="2048753530"/>
+        <w:divId w:val="1941449202"/>
         <w:rPr>
           <w:rFonts w:eastAsia="Times New Roman"/>
           <w:lang w:val="nl-NL"/>
         </w:rPr>
       </w:pPr>
-      <w:bookmarkStart w:id="12" w:name="_Toc242189197"/>
+      <w:bookmarkStart w:id="12" w:name="_Toc242189905"/>
       <w:r>
         <w:rPr>
           <w:rFonts w:eastAsia="Times New Roman"/>
@@ -2972,7 +2979,7 @@
     <w:p>
       <w:pPr>
         <w:pStyle w:val="Normaalweb"/>
-        <w:divId w:val="2048753530"/>
+        <w:divId w:val="1941449202"/>
         <w:rPr>
           <w:lang w:val="nl-NL"/>
         </w:rPr>
@@ -2987,7 +2994,7 @@
     <w:p>
       <w:pPr>
         <w:pStyle w:val="Normaalweb"/>
-        <w:divId w:val="2048753530"/>
+        <w:divId w:val="1941449202"/>
         <w:rPr>
           <w:lang w:val="nl-NL"/>
         </w:rPr>
@@ -3002,7 +3009,7 @@
     <w:p>
       <w:pPr>
         <w:pStyle w:val="Normaalweb"/>
-        <w:divId w:val="2048753530"/>
+        <w:divId w:val="1941449202"/>
         <w:rPr>
           <w:lang w:val="nl-NL"/>
         </w:rPr>
@@ -3017,7 +3024,7 @@
     <w:p>
       <w:pPr>
         <w:pStyle w:val="Normaalweb"/>
-        <w:divId w:val="2048753530"/>
+        <w:divId w:val="1941449202"/>
         <w:rPr>
           <w:lang w:val="nl-NL"/>
         </w:rPr>
@@ -3032,7 +3039,7 @@
     <w:p>
       <w:pPr>
         <w:pStyle w:val="Normaalweb"/>
-        <w:divId w:val="2048753530"/>
+        <w:divId w:val="1941449202"/>
         <w:rPr>
           <w:lang w:val="nl-NL"/>
         </w:rPr>
@@ -3047,7 +3054,7 @@
     <w:p>
       <w:pPr>
         <w:pStyle w:val="Normaalweb"/>
-        <w:divId w:val="2048753530"/>
+        <w:divId w:val="1941449202"/>
         <w:rPr>
           <w:lang w:val="nl-NL"/>
         </w:rPr>
@@ -3202,7 +3209,7 @@
         <w:color w:val="808080"/>
         <w:sz w:val="18"/>
       </w:rPr>
-      <w:t>2</w:t>
+      <w:t>3</w:t>
     </w:r>
     <w:r>
       <w:rPr>
@@ -3294,7 +3301,7 @@
         <w:sz w:val="18"/>
       </w:rPr>
       <w:tab/>
-      <w:t>Laatst gewijzigd: 6 oktober 2026, 13:42</w:t>
+      <w:t>Laatst gewijzigd: 6 oktober 2026, 13:54</w:t>
     </w:r>
   </w:p>
 </w:hdr>
@@ -4594,7 +4601,7 @@
     <w:link w:val="KoptekstChar"/>
     <w:uiPriority w:val="99"/>
     <w:unhideWhenUsed/>
-    <w:rsid w:val="00DE0934"/>
+    <w:rsid w:val="006F6474"/>
     <w:pPr>
       <w:tabs>
         <w:tab w:val="center" w:pos="4536"/>
@@ -4607,7 +4614,7 @@
     <w:basedOn w:val="Standaardalinea-lettertype"/>
     <w:link w:val="Koptekst"/>
     <w:uiPriority w:val="99"/>
-    <w:rsid w:val="00DE0934"/>
+    <w:rsid w:val="006F6474"/>
     <w:rPr>
       <w:rFonts w:eastAsiaTheme="minorEastAsia"/>
       <w:sz w:val="24"/>
@@ -4620,7 +4627,7 @@
     <w:link w:val="VoettekstChar"/>
     <w:uiPriority w:val="99"/>
     <w:unhideWhenUsed/>
-    <w:rsid w:val="00DE0934"/>
+    <w:rsid w:val="006F6474"/>
     <w:pPr>
       <w:tabs>
         <w:tab w:val="center" w:pos="4536"/>
@@ -4633,7 +4640,7 @@
     <w:basedOn w:val="Standaardalinea-lettertype"/>
     <w:link w:val="Voettekst"/>
     <w:uiPriority w:val="99"/>
-    <w:rsid w:val="00DE0934"/>
+    <w:rsid w:val="006F6474"/>
     <w:rPr>
       <w:rFonts w:eastAsiaTheme="minorEastAsia"/>
       <w:sz w:val="24"/>
@@ -4647,7 +4654,7 @@
     <w:autoRedefine/>
     <w:uiPriority w:val="39"/>
     <w:unhideWhenUsed/>
-    <w:rsid w:val="00DE0934"/>
+    <w:rsid w:val="006F6474"/>
     <w:pPr>
       <w:spacing w:after="100"/>
       <w:ind w:left="220"/>

--- a/nl/docx/document-d.docx
+++ b/nl/docx/document-d.docx
@@ -7,7 +7,7 @@
         <w:spacing w:after="480"/>
         <w:jc w:val="center"/>
         <w:outlineLvl w:val="1"/>
-        <w:divId w:val="1069617944"/>
+        <w:divId w:val="1973057123"/>
         <w:rPr>
           <w:rFonts w:ascii="Aptos Display" w:eastAsia="Times New Roman" w:hAnsi="Aptos Display"/>
           <w:b/>
@@ -36,7 +36,7 @@
     <w:p>
       <w:pPr>
         <w:pStyle w:val="ondertitel2"/>
-        <w:divId w:val="1069617944"/>
+        <w:divId w:val="1973057123"/>
         <w:rPr>
           <w:lang w:val="nl-NL"/>
         </w:rPr>
@@ -51,7 +51,7 @@
     <w:p>
       <w:pPr>
         <w:pStyle w:val="documentaanduiding2"/>
-        <w:divId w:val="1069617944"/>
+        <w:divId w:val="1973057123"/>
         <w:rPr>
           <w:lang w:val="nl-NL"/>
         </w:rPr>
@@ -66,7 +66,7 @@
     <w:p>
       <w:pPr>
         <w:pStyle w:val="auteur2"/>
-        <w:divId w:val="1069617944"/>
+        <w:divId w:val="1973057123"/>
         <w:rPr>
           <w:lang w:val="nl-NL"/>
         </w:rPr>
@@ -81,23 +81,23 @@
     <w:p>
       <w:pPr>
         <w:pStyle w:val="meta-lijn2"/>
-        <w:divId w:val="1069617944"/>
-        <w:rPr>
-          <w:lang w:val="nl-NL"/>
-        </w:rPr>
-      </w:pPr>
-      <w:r>
-        <w:rPr>
-          <w:lang w:val="nl-NL"/>
-        </w:rPr>
-        <w:t>Versie bijgewerkt: 6 oktober 2026, 13:54</w:t>
+        <w:divId w:val="1973057123"/>
+        <w:rPr>
+          <w:lang w:val="nl-NL"/>
+        </w:rPr>
+      </w:pPr>
+      <w:r>
+        <w:rPr>
+          <w:lang w:val="nl-NL"/>
+        </w:rPr>
+        <w:t>Versie bijgewerkt: 6 oktober 2026, 14:20</w:t>
       </w:r>
     </w:p>
     <w:p>
       <w:pPr>
         <w:pStyle w:val="marker"/>
         <w:ind w:left="800" w:right="800"/>
-        <w:divId w:val="1941449202"/>
+        <w:divId w:val="273101710"/>
         <w:rPr>
           <w:lang w:val="nl-NL"/>
         </w:rPr>
@@ -110,13 +110,13 @@
       <w:pPr>
         <w:pStyle w:val="Kop2"/>
         <w:pageBreakBefore/>
-        <w:divId w:val="171841039"/>
+        <w:divId w:val="1570991818"/>
         <w:rPr>
           <w:rFonts w:eastAsia="Times New Roman"/>
           <w:lang w:val="nl-NL"/>
         </w:rPr>
       </w:pPr>
-      <w:bookmarkStart w:id="0" w:name="_Toc242189893"/>
+      <w:bookmarkStart w:id="0" w:name="_Toc242191428"/>
       <w:r>
         <w:rPr>
           <w:rFonts w:eastAsia="Times New Roman"/>
@@ -133,7 +133,7 @@
         <w:tabs>
           <w:tab w:val="right" w:leader="dot" w:pos="9062"/>
         </w:tabs>
-        <w:divId w:val="171841039"/>
+        <w:divId w:val="1570991818"/>
         <w:rPr>
           <w:rFonts w:asciiTheme="minorHAnsi" w:hAnsiTheme="minorHAnsi" w:cstheme="minorBidi"/>
           <w:noProof/>
@@ -184,7 +184,7 @@
         <w:rPr>
           <w:noProof/>
         </w:rPr>
-        <w:instrText xml:space="preserve"> PAGEREF _Toc242189893 \h </w:instrText>
+        <w:instrText xml:space="preserve"> PAGEREF _Toc242191428 \h </w:instrText>
       </w:r>
       <w:r>
         <w:rPr>
@@ -216,7 +216,7 @@
         <w:tabs>
           <w:tab w:val="right" w:leader="dot" w:pos="9062"/>
         </w:tabs>
-        <w:divId w:val="171841039"/>
+        <w:divId w:val="1570991818"/>
         <w:rPr>
           <w:rFonts w:asciiTheme="minorHAnsi" w:hAnsiTheme="minorHAnsi" w:cstheme="minorBidi"/>
           <w:noProof/>
@@ -249,7 +249,7 @@
         <w:rPr>
           <w:noProof/>
         </w:rPr>
-        <w:instrText xml:space="preserve"> PAGEREF _Toc242189894 \h </w:instrText>
+        <w:instrText xml:space="preserve"> PAGEREF _Toc242191429 \h </w:instrText>
       </w:r>
       <w:r>
         <w:rPr>
@@ -281,7 +281,7 @@
         <w:tabs>
           <w:tab w:val="right" w:leader="dot" w:pos="9062"/>
         </w:tabs>
-        <w:divId w:val="171841039"/>
+        <w:divId w:val="1570991818"/>
         <w:rPr>
           <w:rFonts w:asciiTheme="minorHAnsi" w:hAnsiTheme="minorHAnsi" w:cstheme="minorBidi"/>
           <w:noProof/>
@@ -314,7 +314,7 @@
         <w:rPr>
           <w:noProof/>
         </w:rPr>
-        <w:instrText xml:space="preserve"> PAGEREF _Toc242189895 \h </w:instrText>
+        <w:instrText xml:space="preserve"> PAGEREF _Toc242191430 \h </w:instrText>
       </w:r>
       <w:r>
         <w:rPr>
@@ -346,7 +346,7 @@
         <w:tabs>
           <w:tab w:val="right" w:leader="dot" w:pos="9062"/>
         </w:tabs>
-        <w:divId w:val="171841039"/>
+        <w:divId w:val="1570991818"/>
         <w:rPr>
           <w:rFonts w:asciiTheme="minorHAnsi" w:hAnsiTheme="minorHAnsi" w:cstheme="minorBidi"/>
           <w:noProof/>
@@ -379,7 +379,7 @@
         <w:rPr>
           <w:noProof/>
         </w:rPr>
-        <w:instrText xml:space="preserve"> PAGEREF _Toc242189896 \h </w:instrText>
+        <w:instrText xml:space="preserve"> PAGEREF _Toc242191431 \h </w:instrText>
       </w:r>
       <w:r>
         <w:rPr>
@@ -411,7 +411,7 @@
         <w:tabs>
           <w:tab w:val="right" w:leader="dot" w:pos="9062"/>
         </w:tabs>
-        <w:divId w:val="171841039"/>
+        <w:divId w:val="1570991818"/>
         <w:rPr>
           <w:rFonts w:asciiTheme="minorHAnsi" w:hAnsiTheme="minorHAnsi" w:cstheme="minorBidi"/>
           <w:noProof/>
@@ -444,7 +444,7 @@
         <w:rPr>
           <w:noProof/>
         </w:rPr>
-        <w:instrText xml:space="preserve"> PAGEREF _Toc242189897 \h </w:instrText>
+        <w:instrText xml:space="preserve"> PAGEREF _Toc242191432 \h </w:instrText>
       </w:r>
       <w:r>
         <w:rPr>
@@ -476,7 +476,7 @@
         <w:tabs>
           <w:tab w:val="right" w:leader="dot" w:pos="9062"/>
         </w:tabs>
-        <w:divId w:val="171841039"/>
+        <w:divId w:val="1570991818"/>
         <w:rPr>
           <w:rFonts w:asciiTheme="minorHAnsi" w:hAnsiTheme="minorHAnsi" w:cstheme="minorBidi"/>
           <w:noProof/>
@@ -509,7 +509,7 @@
         <w:rPr>
           <w:noProof/>
         </w:rPr>
-        <w:instrText xml:space="preserve"> PAGEREF _Toc242189898 \h </w:instrText>
+        <w:instrText xml:space="preserve"> PAGEREF _Toc242191433 \h </w:instrText>
       </w:r>
       <w:r>
         <w:rPr>
@@ -541,7 +541,7 @@
         <w:tabs>
           <w:tab w:val="right" w:leader="dot" w:pos="9062"/>
         </w:tabs>
-        <w:divId w:val="171841039"/>
+        <w:divId w:val="1570991818"/>
         <w:rPr>
           <w:rFonts w:asciiTheme="minorHAnsi" w:hAnsiTheme="minorHAnsi" w:cstheme="minorBidi"/>
           <w:noProof/>
@@ -574,7 +574,7 @@
         <w:rPr>
           <w:noProof/>
         </w:rPr>
-        <w:instrText xml:space="preserve"> PAGEREF _Toc242189899 \h </w:instrText>
+        <w:instrText xml:space="preserve"> PAGEREF _Toc242191434 \h </w:instrText>
       </w:r>
       <w:r>
         <w:rPr>
@@ -606,7 +606,7 @@
         <w:tabs>
           <w:tab w:val="right" w:leader="dot" w:pos="9062"/>
         </w:tabs>
-        <w:divId w:val="171841039"/>
+        <w:divId w:val="1570991818"/>
         <w:rPr>
           <w:rFonts w:asciiTheme="minorHAnsi" w:hAnsiTheme="minorHAnsi" w:cstheme="minorBidi"/>
           <w:noProof/>
@@ -639,7 +639,7 @@
         <w:rPr>
           <w:noProof/>
         </w:rPr>
-        <w:instrText xml:space="preserve"> PAGEREF _Toc242189900 \h </w:instrText>
+        <w:instrText xml:space="preserve"> PAGEREF _Toc242191435 \h </w:instrText>
       </w:r>
       <w:r>
         <w:rPr>
@@ -671,7 +671,7 @@
         <w:tabs>
           <w:tab w:val="right" w:leader="dot" w:pos="9062"/>
         </w:tabs>
-        <w:divId w:val="171841039"/>
+        <w:divId w:val="1570991818"/>
         <w:rPr>
           <w:rFonts w:asciiTheme="minorHAnsi" w:hAnsiTheme="minorHAnsi" w:cstheme="minorBidi"/>
           <w:noProof/>
@@ -704,7 +704,7 @@
         <w:rPr>
           <w:noProof/>
         </w:rPr>
-        <w:instrText xml:space="preserve"> PAGEREF _Toc242189901 \h </w:instrText>
+        <w:instrText xml:space="preserve"> PAGEREF _Toc242191436 \h </w:instrText>
       </w:r>
       <w:r>
         <w:rPr>
@@ -736,7 +736,7 @@
         <w:tabs>
           <w:tab w:val="right" w:leader="dot" w:pos="9062"/>
         </w:tabs>
-        <w:divId w:val="171841039"/>
+        <w:divId w:val="1570991818"/>
         <w:rPr>
           <w:rFonts w:asciiTheme="minorHAnsi" w:hAnsiTheme="minorHAnsi" w:cstheme="minorBidi"/>
           <w:noProof/>
@@ -769,7 +769,7 @@
         <w:rPr>
           <w:noProof/>
         </w:rPr>
-        <w:instrText xml:space="preserve"> PAGEREF _Toc242189902 \h </w:instrText>
+        <w:instrText xml:space="preserve"> PAGEREF _Toc242191437 \h </w:instrText>
       </w:r>
       <w:r>
         <w:rPr>
@@ -801,7 +801,7 @@
         <w:tabs>
           <w:tab w:val="right" w:leader="dot" w:pos="9062"/>
         </w:tabs>
-        <w:divId w:val="171841039"/>
+        <w:divId w:val="1570991818"/>
         <w:rPr>
           <w:rFonts w:asciiTheme="minorHAnsi" w:hAnsiTheme="minorHAnsi" w:cstheme="minorBidi"/>
           <w:noProof/>
@@ -834,7 +834,7 @@
         <w:rPr>
           <w:noProof/>
         </w:rPr>
-        <w:instrText xml:space="preserve"> PAGEREF _Toc242189903 \h </w:instrText>
+        <w:instrText xml:space="preserve"> PAGEREF _Toc242191438 \h </w:instrText>
       </w:r>
       <w:r>
         <w:rPr>
@@ -866,7 +866,7 @@
         <w:tabs>
           <w:tab w:val="right" w:leader="dot" w:pos="9062"/>
         </w:tabs>
-        <w:divId w:val="171841039"/>
+        <w:divId w:val="1570991818"/>
         <w:rPr>
           <w:rFonts w:asciiTheme="minorHAnsi" w:hAnsiTheme="minorHAnsi" w:cstheme="minorBidi"/>
           <w:noProof/>
@@ -899,7 +899,7 @@
         <w:rPr>
           <w:noProof/>
         </w:rPr>
-        <w:instrText xml:space="preserve"> PAGEREF _Toc242189904 \h </w:instrText>
+        <w:instrText xml:space="preserve"> PAGEREF _Toc242191439 \h </w:instrText>
       </w:r>
       <w:r>
         <w:rPr>
@@ -931,7 +931,7 @@
         <w:tabs>
           <w:tab w:val="right" w:leader="dot" w:pos="9062"/>
         </w:tabs>
-        <w:divId w:val="171841039"/>
+        <w:divId w:val="1570991818"/>
         <w:rPr>
           <w:rFonts w:asciiTheme="minorHAnsi" w:hAnsiTheme="minorHAnsi" w:cstheme="minorBidi"/>
           <w:noProof/>
@@ -964,7 +964,7 @@
         <w:rPr>
           <w:noProof/>
         </w:rPr>
-        <w:instrText xml:space="preserve"> PAGEREF _Toc242189905 \h </w:instrText>
+        <w:instrText xml:space="preserve"> PAGEREF _Toc242191440 \h </w:instrText>
       </w:r>
       <w:r>
         <w:rPr>
@@ -993,7 +993,7 @@
     <w:p>
       <w:pPr>
         <w:pStyle w:val="marker"/>
-        <w:divId w:val="171841039"/>
+        <w:divId w:val="1570991818"/>
         <w:rPr>
           <w:lang w:val="nl-NL"/>
         </w:rPr>
@@ -1009,7 +1009,7 @@
       <w:pPr>
         <w:pStyle w:val="marker"/>
         <w:ind w:left="800" w:right="800"/>
-        <w:divId w:val="1941449202"/>
+        <w:divId w:val="273101710"/>
         <w:rPr>
           <w:lang w:val="nl-NL"/>
         </w:rPr>
@@ -1020,7 +1020,7 @@
     </w:p>
     <w:p>
       <w:pPr>
-        <w:divId w:val="1016537086"/>
+        <w:divId w:val="1858276079"/>
         <w:rPr>
           <w:i/>
           <w:iCs/>
@@ -1049,7 +1049,7 @@
     </w:p>
     <w:p>
       <w:pPr>
-        <w:divId w:val="1016537086"/>
+        <w:divId w:val="1858276079"/>
         <w:rPr>
           <w:i/>
           <w:iCs/>
@@ -1071,7 +1071,7 @@
       <w:pPr>
         <w:pStyle w:val="marker"/>
         <w:ind w:left="800" w:right="800"/>
-        <w:divId w:val="1941449202"/>
+        <w:divId w:val="273101710"/>
         <w:rPr>
           <w:lang w:val="nl-NL"/>
         </w:rPr>
@@ -1083,13 +1083,13 @@
     <w:p>
       <w:pPr>
         <w:pStyle w:val="Kop2"/>
-        <w:divId w:val="1941449202"/>
+        <w:divId w:val="273101710"/>
         <w:rPr>
           <w:rFonts w:eastAsia="Times New Roman"/>
           <w:lang w:val="nl-NL"/>
         </w:rPr>
       </w:pPr>
-      <w:bookmarkStart w:id="1" w:name="_Toc242189894"/>
+      <w:bookmarkStart w:id="1" w:name="_Toc242191429"/>
       <w:r>
         <w:rPr>
           <w:rFonts w:eastAsia="Times New Roman"/>
@@ -1102,7 +1102,7 @@
     <w:p>
       <w:pPr>
         <w:pStyle w:val="Normaalweb"/>
-        <w:divId w:val="1941449202"/>
+        <w:divId w:val="273101710"/>
         <w:rPr>
           <w:lang w:val="nl-NL"/>
         </w:rPr>
@@ -1117,7 +1117,7 @@
     <w:p>
       <w:pPr>
         <w:pStyle w:val="Normaalweb"/>
-        <w:divId w:val="1941449202"/>
+        <w:divId w:val="273101710"/>
         <w:rPr>
           <w:lang w:val="nl-NL"/>
         </w:rPr>
@@ -1132,7 +1132,7 @@
     <w:p>
       <w:pPr>
         <w:pStyle w:val="Normaalweb"/>
-        <w:divId w:val="1941449202"/>
+        <w:divId w:val="273101710"/>
         <w:rPr>
           <w:lang w:val="nl-NL"/>
         </w:rPr>
@@ -1154,7 +1154,7 @@
     <w:p>
       <w:pPr>
         <w:pStyle w:val="Normaalweb"/>
-        <w:divId w:val="1941449202"/>
+        <w:divId w:val="273101710"/>
         <w:rPr>
           <w:lang w:val="nl-NL"/>
         </w:rPr>
@@ -1176,7 +1176,7 @@
     <w:p>
       <w:pPr>
         <w:pStyle w:val="Normaalweb"/>
-        <w:divId w:val="1941449202"/>
+        <w:divId w:val="273101710"/>
         <w:rPr>
           <w:lang w:val="nl-NL"/>
         </w:rPr>
@@ -1198,7 +1198,7 @@
     <w:p>
       <w:pPr>
         <w:pStyle w:val="Normaalweb"/>
-        <w:divId w:val="1941449202"/>
+        <w:divId w:val="273101710"/>
         <w:rPr>
           <w:lang w:val="nl-NL"/>
         </w:rPr>
@@ -1220,7 +1220,7 @@
     <w:p>
       <w:pPr>
         <w:pStyle w:val="Normaalweb"/>
-        <w:divId w:val="1941449202"/>
+        <w:divId w:val="273101710"/>
         <w:rPr>
           <w:lang w:val="nl-NL"/>
         </w:rPr>
@@ -1242,7 +1242,7 @@
     <w:p>
       <w:pPr>
         <w:pStyle w:val="Normaalweb"/>
-        <w:divId w:val="1941449202"/>
+        <w:divId w:val="273101710"/>
         <w:rPr>
           <w:lang w:val="nl-NL"/>
         </w:rPr>
@@ -1264,7 +1264,7 @@
     <w:p>
       <w:pPr>
         <w:pStyle w:val="Normaalweb"/>
-        <w:divId w:val="1941449202"/>
+        <w:divId w:val="273101710"/>
         <w:rPr>
           <w:lang w:val="nl-NL"/>
         </w:rPr>
@@ -1280,7 +1280,7 @@
       <w:pPr>
         <w:pStyle w:val="marker"/>
         <w:ind w:left="800" w:right="800"/>
-        <w:divId w:val="1941449202"/>
+        <w:divId w:val="273101710"/>
         <w:rPr>
           <w:lang w:val="nl-NL"/>
         </w:rPr>
@@ -1292,13 +1292,13 @@
     <w:p>
       <w:pPr>
         <w:pStyle w:val="Kop2"/>
-        <w:divId w:val="1941449202"/>
+        <w:divId w:val="273101710"/>
         <w:rPr>
           <w:rFonts w:eastAsia="Times New Roman"/>
           <w:lang w:val="nl-NL"/>
         </w:rPr>
       </w:pPr>
-      <w:bookmarkStart w:id="2" w:name="_Toc242189895"/>
+      <w:bookmarkStart w:id="2" w:name="_Toc242191430"/>
       <w:r>
         <w:rPr>
           <w:rFonts w:eastAsia="Times New Roman"/>
@@ -1311,7 +1311,7 @@
     <w:p>
       <w:pPr>
         <w:pStyle w:val="Normaalweb"/>
-        <w:divId w:val="1941449202"/>
+        <w:divId w:val="273101710"/>
         <w:rPr>
           <w:lang w:val="nl-NL"/>
         </w:rPr>
@@ -1326,7 +1326,7 @@
     <w:p>
       <w:pPr>
         <w:pStyle w:val="Normaalweb"/>
-        <w:divId w:val="1941449202"/>
+        <w:divId w:val="273101710"/>
         <w:rPr>
           <w:lang w:val="nl-NL"/>
         </w:rPr>
@@ -1341,7 +1341,7 @@
     <w:p>
       <w:pPr>
         <w:pStyle w:val="Normaalweb"/>
-        <w:divId w:val="1941449202"/>
+        <w:divId w:val="273101710"/>
         <w:rPr>
           <w:lang w:val="nl-NL"/>
         </w:rPr>
@@ -1356,7 +1356,7 @@
     <w:p>
       <w:pPr>
         <w:pStyle w:val="Normaalweb"/>
-        <w:divId w:val="1941449202"/>
+        <w:divId w:val="273101710"/>
         <w:rPr>
           <w:lang w:val="nl-NL"/>
         </w:rPr>
@@ -1371,7 +1371,7 @@
     <w:p>
       <w:pPr>
         <w:pStyle w:val="Normaalweb"/>
-        <w:divId w:val="1941449202"/>
+        <w:divId w:val="273101710"/>
         <w:rPr>
           <w:lang w:val="nl-NL"/>
         </w:rPr>
@@ -1386,7 +1386,7 @@
     <w:p>
       <w:pPr>
         <w:pStyle w:val="Normaalweb"/>
-        <w:divId w:val="1941449202"/>
+        <w:divId w:val="273101710"/>
         <w:rPr>
           <w:lang w:val="nl-NL"/>
         </w:rPr>
@@ -1408,7 +1408,7 @@
     <w:p>
       <w:pPr>
         <w:pStyle w:val="Normaalweb"/>
-        <w:divId w:val="1941449202"/>
+        <w:divId w:val="273101710"/>
         <w:rPr>
           <w:lang w:val="nl-NL"/>
         </w:rPr>
@@ -1430,7 +1430,7 @@
     <w:p>
       <w:pPr>
         <w:pStyle w:val="Normaalweb"/>
-        <w:divId w:val="1941449202"/>
+        <w:divId w:val="273101710"/>
         <w:rPr>
           <w:lang w:val="nl-NL"/>
         </w:rPr>
@@ -1452,7 +1452,7 @@
     <w:p>
       <w:pPr>
         <w:pStyle w:val="Normaalweb"/>
-        <w:divId w:val="1941449202"/>
+        <w:divId w:val="273101710"/>
         <w:rPr>
           <w:lang w:val="nl-NL"/>
         </w:rPr>
@@ -1481,7 +1481,7 @@
     <w:p>
       <w:pPr>
         <w:pStyle w:val="Normaalweb"/>
-        <w:divId w:val="1941449202"/>
+        <w:divId w:val="273101710"/>
         <w:rPr>
           <w:lang w:val="nl-NL"/>
         </w:rPr>
@@ -1509,7 +1509,7 @@
     <w:p>
       <w:pPr>
         <w:pStyle w:val="Normaalweb"/>
-        <w:divId w:val="1941449202"/>
+        <w:divId w:val="273101710"/>
         <w:rPr>
           <w:lang w:val="nl-NL"/>
         </w:rPr>
@@ -1531,7 +1531,7 @@
     <w:p>
       <w:pPr>
         <w:pStyle w:val="Normaalweb"/>
-        <w:divId w:val="1941449202"/>
+        <w:divId w:val="273101710"/>
         <w:rPr>
           <w:lang w:val="nl-NL"/>
         </w:rPr>
@@ -1546,7 +1546,7 @@
     <w:p>
       <w:pPr>
         <w:pStyle w:val="Normaalweb"/>
-        <w:divId w:val="1941449202"/>
+        <w:divId w:val="273101710"/>
         <w:rPr>
           <w:lang w:val="nl-NL"/>
         </w:rPr>
@@ -1575,7 +1575,7 @@
       <w:pPr>
         <w:pStyle w:val="marker"/>
         <w:ind w:left="800" w:right="800"/>
-        <w:divId w:val="1941449202"/>
+        <w:divId w:val="273101710"/>
         <w:rPr>
           <w:lang w:val="nl-NL"/>
         </w:rPr>
@@ -1587,13 +1587,13 @@
     <w:p>
       <w:pPr>
         <w:pStyle w:val="Kop2"/>
-        <w:divId w:val="1941449202"/>
+        <w:divId w:val="273101710"/>
         <w:rPr>
           <w:rFonts w:eastAsia="Times New Roman"/>
           <w:lang w:val="nl-NL"/>
         </w:rPr>
       </w:pPr>
-      <w:bookmarkStart w:id="3" w:name="_Toc242189896"/>
+      <w:bookmarkStart w:id="3" w:name="_Toc242191431"/>
       <w:r>
         <w:rPr>
           <w:rFonts w:eastAsia="Times New Roman"/>
@@ -1606,7 +1606,7 @@
     <w:p>
       <w:pPr>
         <w:pStyle w:val="Normaalweb"/>
-        <w:divId w:val="1941449202"/>
+        <w:divId w:val="273101710"/>
         <w:rPr>
           <w:lang w:val="nl-NL"/>
         </w:rPr>
@@ -1621,7 +1621,7 @@
     <w:p>
       <w:pPr>
         <w:pStyle w:val="Normaalweb"/>
-        <w:divId w:val="1941449202"/>
+        <w:divId w:val="273101710"/>
         <w:rPr>
           <w:lang w:val="nl-NL"/>
         </w:rPr>
@@ -1649,7 +1649,7 @@
     <w:p>
       <w:pPr>
         <w:pStyle w:val="Normaalweb"/>
-        <w:divId w:val="1941449202"/>
+        <w:divId w:val="273101710"/>
         <w:rPr>
           <w:lang w:val="nl-NL"/>
         </w:rPr>
@@ -1671,7 +1671,7 @@
     <w:p>
       <w:pPr>
         <w:pStyle w:val="Normaalweb"/>
-        <w:divId w:val="1941449202"/>
+        <w:divId w:val="273101710"/>
         <w:rPr>
           <w:lang w:val="nl-NL"/>
         </w:rPr>
@@ -1699,7 +1699,7 @@
     <w:p>
       <w:pPr>
         <w:pStyle w:val="Normaalweb"/>
-        <w:divId w:val="1941449202"/>
+        <w:divId w:val="273101710"/>
         <w:rPr>
           <w:lang w:val="nl-NL"/>
         </w:rPr>
@@ -1721,7 +1721,7 @@
     <w:p>
       <w:pPr>
         <w:pStyle w:val="Normaalweb"/>
-        <w:divId w:val="1941449202"/>
+        <w:divId w:val="273101710"/>
         <w:rPr>
           <w:lang w:val="nl-NL"/>
         </w:rPr>
@@ -1749,7 +1749,7 @@
     <w:p>
       <w:pPr>
         <w:pStyle w:val="Normaalweb"/>
-        <w:divId w:val="1941449202"/>
+        <w:divId w:val="273101710"/>
         <w:rPr>
           <w:lang w:val="nl-NL"/>
         </w:rPr>
@@ -1764,7 +1764,7 @@
     <w:p>
       <w:pPr>
         <w:pStyle w:val="Normaalweb"/>
-        <w:divId w:val="1941449202"/>
+        <w:divId w:val="273101710"/>
         <w:rPr>
           <w:lang w:val="nl-NL"/>
         </w:rPr>
@@ -1793,7 +1793,7 @@
     <w:p>
       <w:pPr>
         <w:pStyle w:val="Normaalweb"/>
-        <w:divId w:val="1941449202"/>
+        <w:divId w:val="273101710"/>
         <w:rPr>
           <w:lang w:val="nl-NL"/>
         </w:rPr>
@@ -1809,7 +1809,7 @@
       <w:pPr>
         <w:pStyle w:val="marker"/>
         <w:ind w:left="800" w:right="800"/>
-        <w:divId w:val="1941449202"/>
+        <w:divId w:val="273101710"/>
         <w:rPr>
           <w:lang w:val="nl-NL"/>
         </w:rPr>
@@ -1821,13 +1821,13 @@
     <w:p>
       <w:pPr>
         <w:pStyle w:val="Kop2"/>
-        <w:divId w:val="1941449202"/>
+        <w:divId w:val="273101710"/>
         <w:rPr>
           <w:rFonts w:eastAsia="Times New Roman"/>
           <w:lang w:val="nl-NL"/>
         </w:rPr>
       </w:pPr>
-      <w:bookmarkStart w:id="4" w:name="_Toc242189897"/>
+      <w:bookmarkStart w:id="4" w:name="_Toc242191432"/>
       <w:r>
         <w:rPr>
           <w:rFonts w:eastAsia="Times New Roman"/>
@@ -1840,7 +1840,7 @@
     <w:p>
       <w:pPr>
         <w:pStyle w:val="Normaalweb"/>
-        <w:divId w:val="1941449202"/>
+        <w:divId w:val="273101710"/>
         <w:rPr>
           <w:lang w:val="nl-NL"/>
         </w:rPr>
@@ -1855,7 +1855,7 @@
     <w:p>
       <w:pPr>
         <w:pStyle w:val="Normaalweb"/>
-        <w:divId w:val="1941449202"/>
+        <w:divId w:val="273101710"/>
         <w:rPr>
           <w:lang w:val="nl-NL"/>
         </w:rPr>
@@ -1870,7 +1870,7 @@
     <w:p>
       <w:pPr>
         <w:pStyle w:val="Normaalweb"/>
-        <w:divId w:val="1941449202"/>
+        <w:divId w:val="273101710"/>
         <w:rPr>
           <w:lang w:val="nl-NL"/>
         </w:rPr>
@@ -1885,7 +1885,7 @@
     <w:p>
       <w:pPr>
         <w:pStyle w:val="Normaalweb"/>
-        <w:divId w:val="1941449202"/>
+        <w:divId w:val="273101710"/>
         <w:rPr>
           <w:lang w:val="nl-NL"/>
         </w:rPr>
@@ -1900,7 +1900,7 @@
     <w:p>
       <w:pPr>
         <w:pStyle w:val="Normaalweb"/>
-        <w:divId w:val="1941449202"/>
+        <w:divId w:val="273101710"/>
         <w:rPr>
           <w:lang w:val="nl-NL"/>
         </w:rPr>
@@ -1921,7 +1921,7 @@
     <w:p>
       <w:pPr>
         <w:pStyle w:val="Normaalweb"/>
-        <w:divId w:val="1941449202"/>
+        <w:divId w:val="273101710"/>
         <w:rPr>
           <w:lang w:val="nl-NL"/>
         </w:rPr>
@@ -1936,7 +1936,7 @@
     <w:p>
       <w:pPr>
         <w:pStyle w:val="Normaalweb"/>
-        <w:divId w:val="1941449202"/>
+        <w:divId w:val="273101710"/>
         <w:rPr>
           <w:lang w:val="nl-NL"/>
         </w:rPr>
@@ -1957,7 +1957,7 @@
     <w:p>
       <w:pPr>
         <w:pStyle w:val="Normaalweb"/>
-        <w:divId w:val="1941449202"/>
+        <w:divId w:val="273101710"/>
         <w:rPr>
           <w:lang w:val="nl-NL"/>
         </w:rPr>
@@ -1979,7 +1979,7 @@
     <w:p>
       <w:pPr>
         <w:pStyle w:val="Normaalweb"/>
-        <w:divId w:val="1941449202"/>
+        <w:divId w:val="273101710"/>
         <w:rPr>
           <w:lang w:val="nl-NL"/>
         </w:rPr>
@@ -1994,7 +1994,7 @@
     <w:p>
       <w:pPr>
         <w:pStyle w:val="Normaalweb"/>
-        <w:divId w:val="1941449202"/>
+        <w:divId w:val="273101710"/>
         <w:rPr>
           <w:lang w:val="nl-NL"/>
         </w:rPr>
@@ -2010,7 +2010,7 @@
       <w:pPr>
         <w:pStyle w:val="marker"/>
         <w:ind w:left="800" w:right="800"/>
-        <w:divId w:val="1941449202"/>
+        <w:divId w:val="273101710"/>
         <w:rPr>
           <w:lang w:val="nl-NL"/>
         </w:rPr>
@@ -2022,13 +2022,13 @@
     <w:p>
       <w:pPr>
         <w:pStyle w:val="Kop2"/>
-        <w:divId w:val="1941449202"/>
+        <w:divId w:val="273101710"/>
         <w:rPr>
           <w:rFonts w:eastAsia="Times New Roman"/>
           <w:lang w:val="nl-NL"/>
         </w:rPr>
       </w:pPr>
-      <w:bookmarkStart w:id="5" w:name="_Toc242189898"/>
+      <w:bookmarkStart w:id="5" w:name="_Toc242191433"/>
       <w:r>
         <w:rPr>
           <w:rFonts w:eastAsia="Times New Roman"/>
@@ -2041,7 +2041,7 @@
     <w:p>
       <w:pPr>
         <w:pStyle w:val="Normaalweb"/>
-        <w:divId w:val="1941449202"/>
+        <w:divId w:val="273101710"/>
         <w:rPr>
           <w:lang w:val="nl-NL"/>
         </w:rPr>
@@ -2056,7 +2056,7 @@
     <w:p>
       <w:pPr>
         <w:pStyle w:val="Normaalweb"/>
-        <w:divId w:val="1941449202"/>
+        <w:divId w:val="273101710"/>
         <w:rPr>
           <w:lang w:val="nl-NL"/>
         </w:rPr>
@@ -2071,7 +2071,7 @@
     <w:p>
       <w:pPr>
         <w:pStyle w:val="Normaalweb"/>
-        <w:divId w:val="1941449202"/>
+        <w:divId w:val="273101710"/>
         <w:rPr>
           <w:lang w:val="nl-NL"/>
         </w:rPr>
@@ -2087,7 +2087,7 @@
       <w:pPr>
         <w:pStyle w:val="marker"/>
         <w:ind w:left="800" w:right="800"/>
-        <w:divId w:val="1941449202"/>
+        <w:divId w:val="273101710"/>
         <w:rPr>
           <w:lang w:val="nl-NL"/>
         </w:rPr>
@@ -2099,13 +2099,13 @@
     <w:p>
       <w:pPr>
         <w:pStyle w:val="Kop2"/>
-        <w:divId w:val="1941449202"/>
+        <w:divId w:val="273101710"/>
         <w:rPr>
           <w:rFonts w:eastAsia="Times New Roman"/>
           <w:lang w:val="nl-NL"/>
         </w:rPr>
       </w:pPr>
-      <w:bookmarkStart w:id="6" w:name="_Toc242189899"/>
+      <w:bookmarkStart w:id="6" w:name="_Toc242191434"/>
       <w:r>
         <w:rPr>
           <w:rFonts w:eastAsia="Times New Roman"/>
@@ -2118,7 +2118,7 @@
     <w:p>
       <w:pPr>
         <w:pStyle w:val="Normaalweb"/>
-        <w:divId w:val="1941449202"/>
+        <w:divId w:val="273101710"/>
         <w:rPr>
           <w:lang w:val="nl-NL"/>
         </w:rPr>
@@ -2133,7 +2133,7 @@
     <w:p>
       <w:pPr>
         <w:pStyle w:val="Normaalweb"/>
-        <w:divId w:val="1941449202"/>
+        <w:divId w:val="273101710"/>
         <w:rPr>
           <w:lang w:val="nl-NL"/>
         </w:rPr>
@@ -2161,7 +2161,7 @@
     <w:p>
       <w:pPr>
         <w:pStyle w:val="Normaalweb"/>
-        <w:divId w:val="1941449202"/>
+        <w:divId w:val="273101710"/>
         <w:rPr>
           <w:lang w:val="nl-NL"/>
         </w:rPr>
@@ -2189,7 +2189,7 @@
     <w:p>
       <w:pPr>
         <w:pStyle w:val="Normaalweb"/>
-        <w:divId w:val="1941449202"/>
+        <w:divId w:val="273101710"/>
         <w:rPr>
           <w:lang w:val="nl-NL"/>
         </w:rPr>
@@ -2217,7 +2217,7 @@
     <w:p>
       <w:pPr>
         <w:pStyle w:val="Normaalweb"/>
-        <w:divId w:val="1941449202"/>
+        <w:divId w:val="273101710"/>
         <w:rPr>
           <w:lang w:val="nl-NL"/>
         </w:rPr>
@@ -2239,20 +2239,13 @@
         <w:rPr>
           <w:lang w:val="nl-NL"/>
         </w:rPr>
-        <w:t xml:space="preserve">de ontvangende lidstaat zijn eigen wetgeving niet unilateraal mag toepassen voordat hij een dialoog heeft gevoerd met de </w:t>
-      </w:r>
-      <w:r>
-        <w:rPr>
-          <w:lang w:val="nl-NL"/>
-        </w:rPr>
-        <w:lastRenderedPageBreak/>
-        <w:t>afgevende lidstaat. Dit dialoogvereiste, bedoeld als bescherming van de werknemer, wordt in de praktijk door frauduleuze werkgevers gebruikt om de toepassing van de ontvangende wetgeving maandenlang te vertragen terwijl de werknemer formeel onbeschermd is.</w:t>
-      </w:r>
-    </w:p>
-    <w:p>
-      <w:pPr>
-        <w:pStyle w:val="Normaalweb"/>
-        <w:divId w:val="1941449202"/>
+        <w:t>de ontvangende lidstaat zijn eigen wetgeving niet unilateraal mag toepassen voordat hij een dialoog heeft gevoerd met de afgevende lidstaat. Dit dialoogvereiste, bedoeld als bescherming van de werknemer, wordt in de praktijk door frauduleuze werkgevers gebruikt om de toepassing van de ontvangende wetgeving maandenlang te vertragen terwijl de werknemer formeel onbeschermd is.</w:t>
+      </w:r>
+    </w:p>
+    <w:p>
+      <w:pPr>
+        <w:pStyle w:val="Normaalweb"/>
+        <w:divId w:val="273101710"/>
         <w:rPr>
           <w:lang w:val="nl-NL"/>
         </w:rPr>
@@ -2268,7 +2261,7 @@
       <w:pPr>
         <w:pStyle w:val="marker"/>
         <w:ind w:left="800" w:right="800"/>
-        <w:divId w:val="1941449202"/>
+        <w:divId w:val="273101710"/>
         <w:rPr>
           <w:lang w:val="nl-NL"/>
         </w:rPr>
@@ -2280,13 +2273,13 @@
     <w:p>
       <w:pPr>
         <w:pStyle w:val="Kop2"/>
-        <w:divId w:val="1941449202"/>
+        <w:divId w:val="273101710"/>
         <w:rPr>
           <w:rFonts w:eastAsia="Times New Roman"/>
           <w:lang w:val="nl-NL"/>
         </w:rPr>
       </w:pPr>
-      <w:bookmarkStart w:id="7" w:name="_Toc242189900"/>
+      <w:bookmarkStart w:id="7" w:name="_Toc242191435"/>
       <w:r>
         <w:rPr>
           <w:rFonts w:eastAsia="Times New Roman"/>
@@ -2299,7 +2292,7 @@
     <w:p>
       <w:pPr>
         <w:pStyle w:val="Normaalweb"/>
-        <w:divId w:val="1941449202"/>
+        <w:divId w:val="273101710"/>
         <w:rPr>
           <w:lang w:val="nl-NL"/>
         </w:rPr>
@@ -2314,7 +2307,7 @@
     <w:p>
       <w:pPr>
         <w:pStyle w:val="Normaalweb"/>
-        <w:divId w:val="1941449202"/>
+        <w:divId w:val="273101710"/>
         <w:rPr>
           <w:lang w:val="nl-NL"/>
         </w:rPr>
@@ -2329,7 +2322,7 @@
     <w:p>
       <w:pPr>
         <w:pStyle w:val="Normaalweb"/>
-        <w:divId w:val="1941449202"/>
+        <w:divId w:val="273101710"/>
         <w:rPr>
           <w:lang w:val="nl-NL"/>
         </w:rPr>
@@ -2350,7 +2343,7 @@
     <w:p>
       <w:pPr>
         <w:pStyle w:val="Normaalweb"/>
-        <w:divId w:val="1941449202"/>
+        <w:divId w:val="273101710"/>
         <w:rPr>
           <w:lang w:val="nl-NL"/>
         </w:rPr>
@@ -2366,7 +2359,7 @@
       <w:pPr>
         <w:pStyle w:val="marker"/>
         <w:ind w:left="800" w:right="800"/>
-        <w:divId w:val="1941449202"/>
+        <w:divId w:val="273101710"/>
         <w:rPr>
           <w:lang w:val="nl-NL"/>
         </w:rPr>
@@ -2378,13 +2371,13 @@
     <w:p>
       <w:pPr>
         <w:pStyle w:val="Kop2"/>
-        <w:divId w:val="1941449202"/>
+        <w:divId w:val="273101710"/>
         <w:rPr>
           <w:rFonts w:eastAsia="Times New Roman"/>
           <w:lang w:val="nl-NL"/>
         </w:rPr>
       </w:pPr>
-      <w:bookmarkStart w:id="8" w:name="_Toc242189901"/>
+      <w:bookmarkStart w:id="8" w:name="_Toc242191436"/>
       <w:r>
         <w:rPr>
           <w:rFonts w:eastAsia="Times New Roman"/>
@@ -2397,7 +2390,7 @@
     <w:p>
       <w:pPr>
         <w:pStyle w:val="Normaalweb"/>
-        <w:divId w:val="1941449202"/>
+        <w:divId w:val="273101710"/>
         <w:rPr>
           <w:lang w:val="nl-NL"/>
         </w:rPr>
@@ -2412,7 +2405,7 @@
     <w:p>
       <w:pPr>
         <w:pStyle w:val="Normaalweb"/>
-        <w:divId w:val="1941449202"/>
+        <w:divId w:val="273101710"/>
         <w:rPr>
           <w:lang w:val="nl-NL"/>
         </w:rPr>
@@ -2440,7 +2433,7 @@
     <w:p>
       <w:pPr>
         <w:pStyle w:val="Normaalweb"/>
-        <w:divId w:val="1941449202"/>
+        <w:divId w:val="273101710"/>
         <w:rPr>
           <w:lang w:val="nl-NL"/>
         </w:rPr>
@@ -2462,7 +2455,7 @@
     <w:p>
       <w:pPr>
         <w:pStyle w:val="Normaalweb"/>
-        <w:divId w:val="1941449202"/>
+        <w:divId w:val="273101710"/>
         <w:rPr>
           <w:lang w:val="nl-NL"/>
         </w:rPr>
@@ -2477,7 +2470,7 @@
     <w:p>
       <w:pPr>
         <w:pStyle w:val="Normaalweb"/>
-        <w:divId w:val="1941449202"/>
+        <w:divId w:val="273101710"/>
         <w:rPr>
           <w:lang w:val="nl-NL"/>
         </w:rPr>
@@ -2498,7 +2491,7 @@
     <w:p>
       <w:pPr>
         <w:pStyle w:val="Normaalweb"/>
-        <w:divId w:val="1941449202"/>
+        <w:divId w:val="273101710"/>
         <w:rPr>
           <w:lang w:val="nl-NL"/>
         </w:rPr>
@@ -2519,7 +2512,7 @@
     <w:p>
       <w:pPr>
         <w:pStyle w:val="Normaalweb"/>
-        <w:divId w:val="1941449202"/>
+        <w:divId w:val="273101710"/>
         <w:rPr>
           <w:lang w:val="nl-NL"/>
         </w:rPr>
@@ -2534,7 +2527,7 @@
     <w:p>
       <w:pPr>
         <w:pStyle w:val="Normaalweb"/>
-        <w:divId w:val="1941449202"/>
+        <w:divId w:val="273101710"/>
         <w:rPr>
           <w:lang w:val="nl-NL"/>
         </w:rPr>
@@ -2549,7 +2542,7 @@
     <w:p>
       <w:pPr>
         <w:pStyle w:val="Normaalweb"/>
-        <w:divId w:val="1941449202"/>
+        <w:divId w:val="273101710"/>
         <w:rPr>
           <w:lang w:val="nl-NL"/>
         </w:rPr>
@@ -2565,7 +2558,7 @@
       <w:pPr>
         <w:pStyle w:val="marker"/>
         <w:ind w:left="800" w:right="800"/>
-        <w:divId w:val="1941449202"/>
+        <w:divId w:val="273101710"/>
         <w:rPr>
           <w:lang w:val="nl-NL"/>
         </w:rPr>
@@ -2577,13 +2570,13 @@
     <w:p>
       <w:pPr>
         <w:pStyle w:val="Kop2"/>
-        <w:divId w:val="1941449202"/>
+        <w:divId w:val="273101710"/>
         <w:rPr>
           <w:rFonts w:eastAsia="Times New Roman"/>
           <w:lang w:val="nl-NL"/>
         </w:rPr>
       </w:pPr>
-      <w:bookmarkStart w:id="9" w:name="_Toc242189902"/>
+      <w:bookmarkStart w:id="9" w:name="_Toc242191437"/>
       <w:r>
         <w:rPr>
           <w:rFonts w:eastAsia="Times New Roman"/>
@@ -2596,7 +2589,7 @@
     <w:p>
       <w:pPr>
         <w:pStyle w:val="Normaalweb"/>
-        <w:divId w:val="1941449202"/>
+        <w:divId w:val="273101710"/>
         <w:rPr>
           <w:lang w:val="nl-NL"/>
         </w:rPr>
@@ -2611,7 +2604,7 @@
     <w:p>
       <w:pPr>
         <w:pStyle w:val="Normaalweb"/>
-        <w:divId w:val="1941449202"/>
+        <w:divId w:val="273101710"/>
         <w:rPr>
           <w:lang w:val="nl-NL"/>
         </w:rPr>
@@ -2639,7 +2632,7 @@
     <w:p>
       <w:pPr>
         <w:pStyle w:val="Normaalweb"/>
-        <w:divId w:val="1941449202"/>
+        <w:divId w:val="273101710"/>
         <w:rPr>
           <w:lang w:val="nl-NL"/>
         </w:rPr>
@@ -2673,7 +2666,7 @@
     <w:p>
       <w:pPr>
         <w:pStyle w:val="Normaalweb"/>
-        <w:divId w:val="1941449202"/>
+        <w:divId w:val="273101710"/>
         <w:rPr>
           <w:lang w:val="nl-NL"/>
         </w:rPr>
@@ -2708,7 +2701,7 @@
       <w:pPr>
         <w:pStyle w:val="marker"/>
         <w:ind w:left="800" w:right="800"/>
-        <w:divId w:val="1941449202"/>
+        <w:divId w:val="273101710"/>
         <w:rPr>
           <w:lang w:val="nl-NL"/>
         </w:rPr>
@@ -2720,13 +2713,13 @@
     <w:p>
       <w:pPr>
         <w:pStyle w:val="Kop2"/>
-        <w:divId w:val="1941449202"/>
+        <w:divId w:val="273101710"/>
         <w:rPr>
           <w:rFonts w:eastAsia="Times New Roman"/>
           <w:lang w:val="nl-NL"/>
         </w:rPr>
       </w:pPr>
-      <w:bookmarkStart w:id="10" w:name="_Toc242189903"/>
+      <w:bookmarkStart w:id="10" w:name="_Toc242191438"/>
       <w:r>
         <w:rPr>
           <w:rFonts w:eastAsia="Times New Roman"/>
@@ -2739,7 +2732,7 @@
     <w:p>
       <w:pPr>
         <w:pStyle w:val="Normaalweb"/>
-        <w:divId w:val="1941449202"/>
+        <w:divId w:val="273101710"/>
         <w:rPr>
           <w:lang w:val="nl-NL"/>
         </w:rPr>
@@ -2760,7 +2753,7 @@
     <w:p>
       <w:pPr>
         <w:pStyle w:val="Normaalweb"/>
-        <w:divId w:val="1941449202"/>
+        <w:divId w:val="273101710"/>
         <w:rPr>
           <w:lang w:val="nl-NL"/>
         </w:rPr>
@@ -2775,7 +2768,7 @@
     <w:p>
       <w:pPr>
         <w:pStyle w:val="Normaalweb"/>
-        <w:divId w:val="1941449202"/>
+        <w:divId w:val="273101710"/>
         <w:rPr>
           <w:lang w:val="nl-NL"/>
         </w:rPr>
@@ -2790,7 +2783,7 @@
     <w:p>
       <w:pPr>
         <w:pStyle w:val="Normaalweb"/>
-        <w:divId w:val="1941449202"/>
+        <w:divId w:val="273101710"/>
         <w:rPr>
           <w:lang w:val="nl-NL"/>
         </w:rPr>
@@ -2805,7 +2798,7 @@
     <w:p>
       <w:pPr>
         <w:pStyle w:val="Normaalweb"/>
-        <w:divId w:val="1941449202"/>
+        <w:divId w:val="273101710"/>
         <w:rPr>
           <w:lang w:val="nl-NL"/>
         </w:rPr>
@@ -2821,7 +2814,7 @@
       <w:pPr>
         <w:pStyle w:val="marker"/>
         <w:ind w:left="800" w:right="800"/>
-        <w:divId w:val="1941449202"/>
+        <w:divId w:val="273101710"/>
         <w:rPr>
           <w:lang w:val="nl-NL"/>
         </w:rPr>
@@ -2833,13 +2826,13 @@
     <w:p>
       <w:pPr>
         <w:pStyle w:val="Kop2"/>
-        <w:divId w:val="1941449202"/>
+        <w:divId w:val="273101710"/>
         <w:rPr>
           <w:rFonts w:eastAsia="Times New Roman"/>
           <w:lang w:val="nl-NL"/>
         </w:rPr>
       </w:pPr>
-      <w:bookmarkStart w:id="11" w:name="_Toc242189904"/>
+      <w:bookmarkStart w:id="11" w:name="_Toc242191439"/>
       <w:r>
         <w:rPr>
           <w:rFonts w:eastAsia="Times New Roman"/>
@@ -2852,7 +2845,7 @@
     <w:p>
       <w:pPr>
         <w:pStyle w:val="Normaalweb"/>
-        <w:divId w:val="1941449202"/>
+        <w:divId w:val="273101710"/>
         <w:rPr>
           <w:lang w:val="nl-NL"/>
         </w:rPr>
@@ -2867,7 +2860,7 @@
     <w:p>
       <w:pPr>
         <w:pStyle w:val="Normaalweb"/>
-        <w:divId w:val="1941449202"/>
+        <w:divId w:val="273101710"/>
         <w:rPr>
           <w:lang w:val="nl-NL"/>
         </w:rPr>
@@ -2889,7 +2882,7 @@
     <w:p>
       <w:pPr>
         <w:pStyle w:val="Normaalweb"/>
-        <w:divId w:val="1941449202"/>
+        <w:divId w:val="273101710"/>
         <w:rPr>
           <w:lang w:val="nl-NL"/>
         </w:rPr>
@@ -2917,7 +2910,7 @@
     <w:p>
       <w:pPr>
         <w:pStyle w:val="Normaalweb"/>
-        <w:divId w:val="1941449202"/>
+        <w:divId w:val="273101710"/>
         <w:rPr>
           <w:lang w:val="nl-NL"/>
         </w:rPr>
@@ -2932,7 +2925,7 @@
     <w:p>
       <w:pPr>
         <w:pStyle w:val="Normaalweb"/>
-        <w:divId w:val="1941449202"/>
+        <w:divId w:val="273101710"/>
         <w:rPr>
           <w:lang w:val="nl-NL"/>
         </w:rPr>
@@ -2948,7 +2941,7 @@
       <w:pPr>
         <w:pStyle w:val="marker"/>
         <w:ind w:left="800" w:right="800"/>
-        <w:divId w:val="1941449202"/>
+        <w:divId w:val="273101710"/>
         <w:rPr>
           <w:lang w:val="nl-NL"/>
         </w:rPr>
@@ -2960,13 +2953,13 @@
     <w:p>
       <w:pPr>
         <w:pStyle w:val="Kop2"/>
-        <w:divId w:val="1941449202"/>
+        <w:divId w:val="273101710"/>
         <w:rPr>
           <w:rFonts w:eastAsia="Times New Roman"/>
           <w:lang w:val="nl-NL"/>
         </w:rPr>
       </w:pPr>
-      <w:bookmarkStart w:id="12" w:name="_Toc242189905"/>
+      <w:bookmarkStart w:id="12" w:name="_Toc242191440"/>
       <w:r>
         <w:rPr>
           <w:rFonts w:eastAsia="Times New Roman"/>
@@ -2979,7 +2972,7 @@
     <w:p>
       <w:pPr>
         <w:pStyle w:val="Normaalweb"/>
-        <w:divId w:val="1941449202"/>
+        <w:divId w:val="273101710"/>
         <w:rPr>
           <w:lang w:val="nl-NL"/>
         </w:rPr>
@@ -2994,7 +2987,7 @@
     <w:p>
       <w:pPr>
         <w:pStyle w:val="Normaalweb"/>
-        <w:divId w:val="1941449202"/>
+        <w:divId w:val="273101710"/>
         <w:rPr>
           <w:lang w:val="nl-NL"/>
         </w:rPr>
@@ -3009,7 +3002,7 @@
     <w:p>
       <w:pPr>
         <w:pStyle w:val="Normaalweb"/>
-        <w:divId w:val="1941449202"/>
+        <w:divId w:val="273101710"/>
         <w:rPr>
           <w:lang w:val="nl-NL"/>
         </w:rPr>
@@ -3024,7 +3017,7 @@
     <w:p>
       <w:pPr>
         <w:pStyle w:val="Normaalweb"/>
-        <w:divId w:val="1941449202"/>
+        <w:divId w:val="273101710"/>
         <w:rPr>
           <w:lang w:val="nl-NL"/>
         </w:rPr>
@@ -3039,7 +3032,7 @@
     <w:p>
       <w:pPr>
         <w:pStyle w:val="Normaalweb"/>
-        <w:divId w:val="1941449202"/>
+        <w:divId w:val="273101710"/>
         <w:rPr>
           <w:lang w:val="nl-NL"/>
         </w:rPr>
@@ -3054,7 +3047,7 @@
     <w:p>
       <w:pPr>
         <w:pStyle w:val="Normaalweb"/>
-        <w:divId w:val="1941449202"/>
+        <w:divId w:val="273101710"/>
         <w:rPr>
           <w:lang w:val="nl-NL"/>
         </w:rPr>
@@ -3301,7 +3294,7 @@
         <w:sz w:val="18"/>
       </w:rPr>
       <w:tab/>
-      <w:t>Laatst gewijzigd: 6 oktober 2026, 13:54</w:t>
+      <w:t>Laatst gewijzigd: 6 oktober 2026, 14:20</w:t>
     </w:r>
   </w:p>
 </w:hdr>
@@ -4601,7 +4594,7 @@
     <w:link w:val="KoptekstChar"/>
     <w:uiPriority w:val="99"/>
     <w:unhideWhenUsed/>
-    <w:rsid w:val="006F6474"/>
+    <w:rsid w:val="00A41855"/>
     <w:pPr>
       <w:tabs>
         <w:tab w:val="center" w:pos="4536"/>
@@ -4614,7 +4607,7 @@
     <w:basedOn w:val="Standaardalinea-lettertype"/>
     <w:link w:val="Koptekst"/>
     <w:uiPriority w:val="99"/>
-    <w:rsid w:val="006F6474"/>
+    <w:rsid w:val="00A41855"/>
     <w:rPr>
       <w:rFonts w:eastAsiaTheme="minorEastAsia"/>
       <w:sz w:val="24"/>
@@ -4627,7 +4620,7 @@
     <w:link w:val="VoettekstChar"/>
     <w:uiPriority w:val="99"/>
     <w:unhideWhenUsed/>
-    <w:rsid w:val="006F6474"/>
+    <w:rsid w:val="00A41855"/>
     <w:pPr>
       <w:tabs>
         <w:tab w:val="center" w:pos="4536"/>
@@ -4640,7 +4633,7 @@
     <w:basedOn w:val="Standaardalinea-lettertype"/>
     <w:link w:val="Voettekst"/>
     <w:uiPriority w:val="99"/>
-    <w:rsid w:val="006F6474"/>
+    <w:rsid w:val="00A41855"/>
     <w:rPr>
       <w:rFonts w:eastAsiaTheme="minorEastAsia"/>
       <w:sz w:val="24"/>
@@ -4654,7 +4647,7 @@
     <w:autoRedefine/>
     <w:uiPriority w:val="39"/>
     <w:unhideWhenUsed/>
-    <w:rsid w:val="006F6474"/>
+    <w:rsid w:val="00A41855"/>
     <w:pPr>
       <w:spacing w:after="100"/>
       <w:ind w:left="220"/>

--- a/nl/docx/document-d.docx
+++ b/nl/docx/document-d.docx
@@ -7,7 +7,7 @@
         <w:spacing w:after="480"/>
         <w:jc w:val="center"/>
         <w:outlineLvl w:val="1"/>
-        <w:divId w:val="1973057123"/>
+        <w:divId w:val="1710375062"/>
         <w:rPr>
           <w:rFonts w:ascii="Aptos Display" w:eastAsia="Times New Roman" w:hAnsi="Aptos Display"/>
           <w:b/>
@@ -36,7 +36,7 @@
     <w:p>
       <w:pPr>
         <w:pStyle w:val="ondertitel2"/>
-        <w:divId w:val="1973057123"/>
+        <w:divId w:val="1710375062"/>
         <w:rPr>
           <w:lang w:val="nl-NL"/>
         </w:rPr>
@@ -51,7 +51,7 @@
     <w:p>
       <w:pPr>
         <w:pStyle w:val="documentaanduiding2"/>
-        <w:divId w:val="1973057123"/>
+        <w:divId w:val="1710375062"/>
         <w:rPr>
           <w:lang w:val="nl-NL"/>
         </w:rPr>
@@ -66,7 +66,7 @@
     <w:p>
       <w:pPr>
         <w:pStyle w:val="auteur2"/>
-        <w:divId w:val="1973057123"/>
+        <w:divId w:val="1710375062"/>
         <w:rPr>
           <w:lang w:val="nl-NL"/>
         </w:rPr>
@@ -81,23 +81,23 @@
     <w:p>
       <w:pPr>
         <w:pStyle w:val="meta-lijn2"/>
-        <w:divId w:val="1973057123"/>
-        <w:rPr>
-          <w:lang w:val="nl-NL"/>
-        </w:rPr>
-      </w:pPr>
-      <w:r>
-        <w:rPr>
-          <w:lang w:val="nl-NL"/>
-        </w:rPr>
-        <w:t>Versie bijgewerkt: 6 oktober 2026, 14:20</w:t>
+        <w:divId w:val="1710375062"/>
+        <w:rPr>
+          <w:lang w:val="nl-NL"/>
+        </w:rPr>
+      </w:pPr>
+      <w:r>
+        <w:rPr>
+          <w:lang w:val="nl-NL"/>
+        </w:rPr>
+        <w:t>Versie bijgewerkt: 13 oktober 2026, 19:35</w:t>
       </w:r>
     </w:p>
     <w:p>
       <w:pPr>
         <w:pStyle w:val="marker"/>
         <w:ind w:left="800" w:right="800"/>
-        <w:divId w:val="273101710"/>
+        <w:divId w:val="747652030"/>
         <w:rPr>
           <w:lang w:val="nl-NL"/>
         </w:rPr>
@@ -110,13 +110,13 @@
       <w:pPr>
         <w:pStyle w:val="Kop2"/>
         <w:pageBreakBefore/>
-        <w:divId w:val="1570991818"/>
+        <w:divId w:val="1617709155"/>
         <w:rPr>
           <w:rFonts w:eastAsia="Times New Roman"/>
           <w:lang w:val="nl-NL"/>
         </w:rPr>
       </w:pPr>
-      <w:bookmarkStart w:id="0" w:name="_Toc242191428"/>
+      <w:bookmarkStart w:id="0" w:name="_Toc242815183"/>
       <w:r>
         <w:rPr>
           <w:rFonts w:eastAsia="Times New Roman"/>
@@ -133,7 +133,7 @@
         <w:tabs>
           <w:tab w:val="right" w:leader="dot" w:pos="9062"/>
         </w:tabs>
-        <w:divId w:val="1570991818"/>
+        <w:divId w:val="1617709155"/>
         <w:rPr>
           <w:rFonts w:asciiTheme="minorHAnsi" w:hAnsiTheme="minorHAnsi" w:cstheme="minorBidi"/>
           <w:noProof/>
@@ -184,7 +184,7 @@
         <w:rPr>
           <w:noProof/>
         </w:rPr>
-        <w:instrText xml:space="preserve"> PAGEREF _Toc242191428 \h </w:instrText>
+        <w:instrText xml:space="preserve"> PAGEREF _Toc242815183 \h </w:instrText>
       </w:r>
       <w:r>
         <w:rPr>
@@ -216,7 +216,7 @@
         <w:tabs>
           <w:tab w:val="right" w:leader="dot" w:pos="9062"/>
         </w:tabs>
-        <w:divId w:val="1570991818"/>
+        <w:divId w:val="1617709155"/>
         <w:rPr>
           <w:rFonts w:asciiTheme="minorHAnsi" w:hAnsiTheme="minorHAnsi" w:cstheme="minorBidi"/>
           <w:noProof/>
@@ -249,7 +249,7 @@
         <w:rPr>
           <w:noProof/>
         </w:rPr>
-        <w:instrText xml:space="preserve"> PAGEREF _Toc242191429 \h </w:instrText>
+        <w:instrText xml:space="preserve"> PAGEREF _Toc242815184 \h </w:instrText>
       </w:r>
       <w:r>
         <w:rPr>
@@ -281,7 +281,7 @@
         <w:tabs>
           <w:tab w:val="right" w:leader="dot" w:pos="9062"/>
         </w:tabs>
-        <w:divId w:val="1570991818"/>
+        <w:divId w:val="1617709155"/>
         <w:rPr>
           <w:rFonts w:asciiTheme="minorHAnsi" w:hAnsiTheme="minorHAnsi" w:cstheme="minorBidi"/>
           <w:noProof/>
@@ -314,7 +314,7 @@
         <w:rPr>
           <w:noProof/>
         </w:rPr>
-        <w:instrText xml:space="preserve"> PAGEREF _Toc242191430 \h </w:instrText>
+        <w:instrText xml:space="preserve"> PAGEREF _Toc242815185 \h </w:instrText>
       </w:r>
       <w:r>
         <w:rPr>
@@ -346,7 +346,7 @@
         <w:tabs>
           <w:tab w:val="right" w:leader="dot" w:pos="9062"/>
         </w:tabs>
-        <w:divId w:val="1570991818"/>
+        <w:divId w:val="1617709155"/>
         <w:rPr>
           <w:rFonts w:asciiTheme="minorHAnsi" w:hAnsiTheme="minorHAnsi" w:cstheme="minorBidi"/>
           <w:noProof/>
@@ -379,7 +379,7 @@
         <w:rPr>
           <w:noProof/>
         </w:rPr>
-        <w:instrText xml:space="preserve"> PAGEREF _Toc242191431 \h </w:instrText>
+        <w:instrText xml:space="preserve"> PAGEREF _Toc242815186 \h </w:instrText>
       </w:r>
       <w:r>
         <w:rPr>
@@ -411,7 +411,7 @@
         <w:tabs>
           <w:tab w:val="right" w:leader="dot" w:pos="9062"/>
         </w:tabs>
-        <w:divId w:val="1570991818"/>
+        <w:divId w:val="1617709155"/>
         <w:rPr>
           <w:rFonts w:asciiTheme="minorHAnsi" w:hAnsiTheme="minorHAnsi" w:cstheme="minorBidi"/>
           <w:noProof/>
@@ -444,7 +444,7 @@
         <w:rPr>
           <w:noProof/>
         </w:rPr>
-        <w:instrText xml:space="preserve"> PAGEREF _Toc242191432 \h </w:instrText>
+        <w:instrText xml:space="preserve"> PAGEREF _Toc242815187 \h </w:instrText>
       </w:r>
       <w:r>
         <w:rPr>
@@ -476,7 +476,7 @@
         <w:tabs>
           <w:tab w:val="right" w:leader="dot" w:pos="9062"/>
         </w:tabs>
-        <w:divId w:val="1570991818"/>
+        <w:divId w:val="1617709155"/>
         <w:rPr>
           <w:rFonts w:asciiTheme="minorHAnsi" w:hAnsiTheme="minorHAnsi" w:cstheme="minorBidi"/>
           <w:noProof/>
@@ -509,7 +509,7 @@
         <w:rPr>
           <w:noProof/>
         </w:rPr>
-        <w:instrText xml:space="preserve"> PAGEREF _Toc242191433 \h </w:instrText>
+        <w:instrText xml:space="preserve"> PAGEREF _Toc242815188 \h </w:instrText>
       </w:r>
       <w:r>
         <w:rPr>
@@ -541,7 +541,7 @@
         <w:tabs>
           <w:tab w:val="right" w:leader="dot" w:pos="9062"/>
         </w:tabs>
-        <w:divId w:val="1570991818"/>
+        <w:divId w:val="1617709155"/>
         <w:rPr>
           <w:rFonts w:asciiTheme="minorHAnsi" w:hAnsiTheme="minorHAnsi" w:cstheme="minorBidi"/>
           <w:noProof/>
@@ -574,7 +574,7 @@
         <w:rPr>
           <w:noProof/>
         </w:rPr>
-        <w:instrText xml:space="preserve"> PAGEREF _Toc242191434 \h </w:instrText>
+        <w:instrText xml:space="preserve"> PAGEREF _Toc242815189 \h </w:instrText>
       </w:r>
       <w:r>
         <w:rPr>
@@ -606,7 +606,7 @@
         <w:tabs>
           <w:tab w:val="right" w:leader="dot" w:pos="9062"/>
         </w:tabs>
-        <w:divId w:val="1570991818"/>
+        <w:divId w:val="1617709155"/>
         <w:rPr>
           <w:rFonts w:asciiTheme="minorHAnsi" w:hAnsiTheme="minorHAnsi" w:cstheme="minorBidi"/>
           <w:noProof/>
@@ -639,7 +639,7 @@
         <w:rPr>
           <w:noProof/>
         </w:rPr>
-        <w:instrText xml:space="preserve"> PAGEREF _Toc242191435 \h </w:instrText>
+        <w:instrText xml:space="preserve"> PAGEREF _Toc242815190 \h </w:instrText>
       </w:r>
       <w:r>
         <w:rPr>
@@ -671,7 +671,7 @@
         <w:tabs>
           <w:tab w:val="right" w:leader="dot" w:pos="9062"/>
         </w:tabs>
-        <w:divId w:val="1570991818"/>
+        <w:divId w:val="1617709155"/>
         <w:rPr>
           <w:rFonts w:asciiTheme="minorHAnsi" w:hAnsiTheme="minorHAnsi" w:cstheme="minorBidi"/>
           <w:noProof/>
@@ -704,7 +704,7 @@
         <w:rPr>
           <w:noProof/>
         </w:rPr>
-        <w:instrText xml:space="preserve"> PAGEREF _Toc242191436 \h </w:instrText>
+        <w:instrText xml:space="preserve"> PAGEREF _Toc242815191 \h </w:instrText>
       </w:r>
       <w:r>
         <w:rPr>
@@ -736,7 +736,7 @@
         <w:tabs>
           <w:tab w:val="right" w:leader="dot" w:pos="9062"/>
         </w:tabs>
-        <w:divId w:val="1570991818"/>
+        <w:divId w:val="1617709155"/>
         <w:rPr>
           <w:rFonts w:asciiTheme="minorHAnsi" w:hAnsiTheme="minorHAnsi" w:cstheme="minorBidi"/>
           <w:noProof/>
@@ -769,7 +769,7 @@
         <w:rPr>
           <w:noProof/>
         </w:rPr>
-        <w:instrText xml:space="preserve"> PAGEREF _Toc242191437 \h </w:instrText>
+        <w:instrText xml:space="preserve"> PAGEREF _Toc242815192 \h </w:instrText>
       </w:r>
       <w:r>
         <w:rPr>
@@ -801,7 +801,7 @@
         <w:tabs>
           <w:tab w:val="right" w:leader="dot" w:pos="9062"/>
         </w:tabs>
-        <w:divId w:val="1570991818"/>
+        <w:divId w:val="1617709155"/>
         <w:rPr>
           <w:rFonts w:asciiTheme="minorHAnsi" w:hAnsiTheme="minorHAnsi" w:cstheme="minorBidi"/>
           <w:noProof/>
@@ -834,7 +834,7 @@
         <w:rPr>
           <w:noProof/>
         </w:rPr>
-        <w:instrText xml:space="preserve"> PAGEREF _Toc242191438 \h </w:instrText>
+        <w:instrText xml:space="preserve"> PAGEREF _Toc242815193 \h </w:instrText>
       </w:r>
       <w:r>
         <w:rPr>
@@ -866,7 +866,7 @@
         <w:tabs>
           <w:tab w:val="right" w:leader="dot" w:pos="9062"/>
         </w:tabs>
-        <w:divId w:val="1570991818"/>
+        <w:divId w:val="1617709155"/>
         <w:rPr>
           <w:rFonts w:asciiTheme="minorHAnsi" w:hAnsiTheme="minorHAnsi" w:cstheme="minorBidi"/>
           <w:noProof/>
@@ -899,7 +899,7 @@
         <w:rPr>
           <w:noProof/>
         </w:rPr>
-        <w:instrText xml:space="preserve"> PAGEREF _Toc242191439 \h </w:instrText>
+        <w:instrText xml:space="preserve"> PAGEREF _Toc242815194 \h </w:instrText>
       </w:r>
       <w:r>
         <w:rPr>
@@ -931,7 +931,7 @@
         <w:tabs>
           <w:tab w:val="right" w:leader="dot" w:pos="9062"/>
         </w:tabs>
-        <w:divId w:val="1570991818"/>
+        <w:divId w:val="1617709155"/>
         <w:rPr>
           <w:rFonts w:asciiTheme="minorHAnsi" w:hAnsiTheme="minorHAnsi" w:cstheme="minorBidi"/>
           <w:noProof/>
@@ -964,7 +964,7 @@
         <w:rPr>
           <w:noProof/>
         </w:rPr>
-        <w:instrText xml:space="preserve"> PAGEREF _Toc242191440 \h </w:instrText>
+        <w:instrText xml:space="preserve"> PAGEREF _Toc242815195 \h </w:instrText>
       </w:r>
       <w:r>
         <w:rPr>
@@ -993,7 +993,7 @@
     <w:p>
       <w:pPr>
         <w:pStyle w:val="marker"/>
-        <w:divId w:val="1570991818"/>
+        <w:divId w:val="1617709155"/>
         <w:rPr>
           <w:lang w:val="nl-NL"/>
         </w:rPr>
@@ -1009,7 +1009,7 @@
       <w:pPr>
         <w:pStyle w:val="marker"/>
         <w:ind w:left="800" w:right="800"/>
-        <w:divId w:val="273101710"/>
+        <w:divId w:val="747652030"/>
         <w:rPr>
           <w:lang w:val="nl-NL"/>
         </w:rPr>
@@ -1020,7 +1020,7 @@
     </w:p>
     <w:p>
       <w:pPr>
-        <w:divId w:val="1858276079"/>
+        <w:divId w:val="169759854"/>
         <w:rPr>
           <w:i/>
           <w:iCs/>
@@ -1049,7 +1049,7 @@
     </w:p>
     <w:p>
       <w:pPr>
-        <w:divId w:val="1858276079"/>
+        <w:divId w:val="169759854"/>
         <w:rPr>
           <w:i/>
           <w:iCs/>
@@ -1071,7 +1071,7 @@
       <w:pPr>
         <w:pStyle w:val="marker"/>
         <w:ind w:left="800" w:right="800"/>
-        <w:divId w:val="273101710"/>
+        <w:divId w:val="747652030"/>
         <w:rPr>
           <w:lang w:val="nl-NL"/>
         </w:rPr>
@@ -1083,13 +1083,13 @@
     <w:p>
       <w:pPr>
         <w:pStyle w:val="Kop2"/>
-        <w:divId w:val="273101710"/>
+        <w:divId w:val="747652030"/>
         <w:rPr>
           <w:rFonts w:eastAsia="Times New Roman"/>
           <w:lang w:val="nl-NL"/>
         </w:rPr>
       </w:pPr>
-      <w:bookmarkStart w:id="1" w:name="_Toc242191429"/>
+      <w:bookmarkStart w:id="1" w:name="_Toc242815184"/>
       <w:r>
         <w:rPr>
           <w:rFonts w:eastAsia="Times New Roman"/>
@@ -1102,7 +1102,7 @@
     <w:p>
       <w:pPr>
         <w:pStyle w:val="Normaalweb"/>
-        <w:divId w:val="273101710"/>
+        <w:divId w:val="747652030"/>
         <w:rPr>
           <w:lang w:val="nl-NL"/>
         </w:rPr>
@@ -1117,7 +1117,7 @@
     <w:p>
       <w:pPr>
         <w:pStyle w:val="Normaalweb"/>
-        <w:divId w:val="273101710"/>
+        <w:divId w:val="747652030"/>
         <w:rPr>
           <w:lang w:val="nl-NL"/>
         </w:rPr>
@@ -1132,7 +1132,7 @@
     <w:p>
       <w:pPr>
         <w:pStyle w:val="Normaalweb"/>
-        <w:divId w:val="273101710"/>
+        <w:divId w:val="747652030"/>
         <w:rPr>
           <w:lang w:val="nl-NL"/>
         </w:rPr>
@@ -1154,7 +1154,7 @@
     <w:p>
       <w:pPr>
         <w:pStyle w:val="Normaalweb"/>
-        <w:divId w:val="273101710"/>
+        <w:divId w:val="747652030"/>
         <w:rPr>
           <w:lang w:val="nl-NL"/>
         </w:rPr>
@@ -1176,7 +1176,7 @@
     <w:p>
       <w:pPr>
         <w:pStyle w:val="Normaalweb"/>
-        <w:divId w:val="273101710"/>
+        <w:divId w:val="747652030"/>
         <w:rPr>
           <w:lang w:val="nl-NL"/>
         </w:rPr>
@@ -1198,7 +1198,7 @@
     <w:p>
       <w:pPr>
         <w:pStyle w:val="Normaalweb"/>
-        <w:divId w:val="273101710"/>
+        <w:divId w:val="747652030"/>
         <w:rPr>
           <w:lang w:val="nl-NL"/>
         </w:rPr>
@@ -1220,7 +1220,7 @@
     <w:p>
       <w:pPr>
         <w:pStyle w:val="Normaalweb"/>
-        <w:divId w:val="273101710"/>
+        <w:divId w:val="747652030"/>
         <w:rPr>
           <w:lang w:val="nl-NL"/>
         </w:rPr>
@@ -1242,7 +1242,7 @@
     <w:p>
       <w:pPr>
         <w:pStyle w:val="Normaalweb"/>
-        <w:divId w:val="273101710"/>
+        <w:divId w:val="747652030"/>
         <w:rPr>
           <w:lang w:val="nl-NL"/>
         </w:rPr>
@@ -1264,7 +1264,7 @@
     <w:p>
       <w:pPr>
         <w:pStyle w:val="Normaalweb"/>
-        <w:divId w:val="273101710"/>
+        <w:divId w:val="747652030"/>
         <w:rPr>
           <w:lang w:val="nl-NL"/>
         </w:rPr>
@@ -1280,7 +1280,7 @@
       <w:pPr>
         <w:pStyle w:val="marker"/>
         <w:ind w:left="800" w:right="800"/>
-        <w:divId w:val="273101710"/>
+        <w:divId w:val="747652030"/>
         <w:rPr>
           <w:lang w:val="nl-NL"/>
         </w:rPr>
@@ -1292,13 +1292,13 @@
     <w:p>
       <w:pPr>
         <w:pStyle w:val="Kop2"/>
-        <w:divId w:val="273101710"/>
+        <w:divId w:val="747652030"/>
         <w:rPr>
           <w:rFonts w:eastAsia="Times New Roman"/>
           <w:lang w:val="nl-NL"/>
         </w:rPr>
       </w:pPr>
-      <w:bookmarkStart w:id="2" w:name="_Toc242191430"/>
+      <w:bookmarkStart w:id="2" w:name="_Toc242815185"/>
       <w:r>
         <w:rPr>
           <w:rFonts w:eastAsia="Times New Roman"/>
@@ -1311,7 +1311,7 @@
     <w:p>
       <w:pPr>
         <w:pStyle w:val="Normaalweb"/>
-        <w:divId w:val="273101710"/>
+        <w:divId w:val="747652030"/>
         <w:rPr>
           <w:lang w:val="nl-NL"/>
         </w:rPr>
@@ -1326,7 +1326,7 @@
     <w:p>
       <w:pPr>
         <w:pStyle w:val="Normaalweb"/>
-        <w:divId w:val="273101710"/>
+        <w:divId w:val="747652030"/>
         <w:rPr>
           <w:lang w:val="nl-NL"/>
         </w:rPr>
@@ -1341,7 +1341,7 @@
     <w:p>
       <w:pPr>
         <w:pStyle w:val="Normaalweb"/>
-        <w:divId w:val="273101710"/>
+        <w:divId w:val="747652030"/>
         <w:rPr>
           <w:lang w:val="nl-NL"/>
         </w:rPr>
@@ -1356,7 +1356,7 @@
     <w:p>
       <w:pPr>
         <w:pStyle w:val="Normaalweb"/>
-        <w:divId w:val="273101710"/>
+        <w:divId w:val="747652030"/>
         <w:rPr>
           <w:lang w:val="nl-NL"/>
         </w:rPr>
@@ -1371,7 +1371,7 @@
     <w:p>
       <w:pPr>
         <w:pStyle w:val="Normaalweb"/>
-        <w:divId w:val="273101710"/>
+        <w:divId w:val="747652030"/>
         <w:rPr>
           <w:lang w:val="nl-NL"/>
         </w:rPr>
@@ -1386,7 +1386,7 @@
     <w:p>
       <w:pPr>
         <w:pStyle w:val="Normaalweb"/>
-        <w:divId w:val="273101710"/>
+        <w:divId w:val="747652030"/>
         <w:rPr>
           <w:lang w:val="nl-NL"/>
         </w:rPr>
@@ -1408,7 +1408,7 @@
     <w:p>
       <w:pPr>
         <w:pStyle w:val="Normaalweb"/>
-        <w:divId w:val="273101710"/>
+        <w:divId w:val="747652030"/>
         <w:rPr>
           <w:lang w:val="nl-NL"/>
         </w:rPr>
@@ -1430,7 +1430,7 @@
     <w:p>
       <w:pPr>
         <w:pStyle w:val="Normaalweb"/>
-        <w:divId w:val="273101710"/>
+        <w:divId w:val="747652030"/>
         <w:rPr>
           <w:lang w:val="nl-NL"/>
         </w:rPr>
@@ -1452,7 +1452,7 @@
     <w:p>
       <w:pPr>
         <w:pStyle w:val="Normaalweb"/>
-        <w:divId w:val="273101710"/>
+        <w:divId w:val="747652030"/>
         <w:rPr>
           <w:lang w:val="nl-NL"/>
         </w:rPr>
@@ -1481,7 +1481,7 @@
     <w:p>
       <w:pPr>
         <w:pStyle w:val="Normaalweb"/>
-        <w:divId w:val="273101710"/>
+        <w:divId w:val="747652030"/>
         <w:rPr>
           <w:lang w:val="nl-NL"/>
         </w:rPr>
@@ -1509,7 +1509,7 @@
     <w:p>
       <w:pPr>
         <w:pStyle w:val="Normaalweb"/>
-        <w:divId w:val="273101710"/>
+        <w:divId w:val="747652030"/>
         <w:rPr>
           <w:lang w:val="nl-NL"/>
         </w:rPr>
@@ -1531,7 +1531,7 @@
     <w:p>
       <w:pPr>
         <w:pStyle w:val="Normaalweb"/>
-        <w:divId w:val="273101710"/>
+        <w:divId w:val="747652030"/>
         <w:rPr>
           <w:lang w:val="nl-NL"/>
         </w:rPr>
@@ -1546,7 +1546,7 @@
     <w:p>
       <w:pPr>
         <w:pStyle w:val="Normaalweb"/>
-        <w:divId w:val="273101710"/>
+        <w:divId w:val="747652030"/>
         <w:rPr>
           <w:lang w:val="nl-NL"/>
         </w:rPr>
@@ -1575,7 +1575,7 @@
       <w:pPr>
         <w:pStyle w:val="marker"/>
         <w:ind w:left="800" w:right="800"/>
-        <w:divId w:val="273101710"/>
+        <w:divId w:val="747652030"/>
         <w:rPr>
           <w:lang w:val="nl-NL"/>
         </w:rPr>
@@ -1587,13 +1587,13 @@
     <w:p>
       <w:pPr>
         <w:pStyle w:val="Kop2"/>
-        <w:divId w:val="273101710"/>
+        <w:divId w:val="747652030"/>
         <w:rPr>
           <w:rFonts w:eastAsia="Times New Roman"/>
           <w:lang w:val="nl-NL"/>
         </w:rPr>
       </w:pPr>
-      <w:bookmarkStart w:id="3" w:name="_Toc242191431"/>
+      <w:bookmarkStart w:id="3" w:name="_Toc242815186"/>
       <w:r>
         <w:rPr>
           <w:rFonts w:eastAsia="Times New Roman"/>
@@ -1606,7 +1606,7 @@
     <w:p>
       <w:pPr>
         <w:pStyle w:val="Normaalweb"/>
-        <w:divId w:val="273101710"/>
+        <w:divId w:val="747652030"/>
         <w:rPr>
           <w:lang w:val="nl-NL"/>
         </w:rPr>
@@ -1621,7 +1621,7 @@
     <w:p>
       <w:pPr>
         <w:pStyle w:val="Normaalweb"/>
-        <w:divId w:val="273101710"/>
+        <w:divId w:val="747652030"/>
         <w:rPr>
           <w:lang w:val="nl-NL"/>
         </w:rPr>
@@ -1649,7 +1649,7 @@
     <w:p>
       <w:pPr>
         <w:pStyle w:val="Normaalweb"/>
-        <w:divId w:val="273101710"/>
+        <w:divId w:val="747652030"/>
         <w:rPr>
           <w:lang w:val="nl-NL"/>
         </w:rPr>
@@ -1671,7 +1671,7 @@
     <w:p>
       <w:pPr>
         <w:pStyle w:val="Normaalweb"/>
-        <w:divId w:val="273101710"/>
+        <w:divId w:val="747652030"/>
         <w:rPr>
           <w:lang w:val="nl-NL"/>
         </w:rPr>
@@ -1699,7 +1699,7 @@
     <w:p>
       <w:pPr>
         <w:pStyle w:val="Normaalweb"/>
-        <w:divId w:val="273101710"/>
+        <w:divId w:val="747652030"/>
         <w:rPr>
           <w:lang w:val="nl-NL"/>
         </w:rPr>
@@ -1721,7 +1721,7 @@
     <w:p>
       <w:pPr>
         <w:pStyle w:val="Normaalweb"/>
-        <w:divId w:val="273101710"/>
+        <w:divId w:val="747652030"/>
         <w:rPr>
           <w:lang w:val="nl-NL"/>
         </w:rPr>
@@ -1749,7 +1749,7 @@
     <w:p>
       <w:pPr>
         <w:pStyle w:val="Normaalweb"/>
-        <w:divId w:val="273101710"/>
+        <w:divId w:val="747652030"/>
         <w:rPr>
           <w:lang w:val="nl-NL"/>
         </w:rPr>
@@ -1764,7 +1764,7 @@
     <w:p>
       <w:pPr>
         <w:pStyle w:val="Normaalweb"/>
-        <w:divId w:val="273101710"/>
+        <w:divId w:val="747652030"/>
         <w:rPr>
           <w:lang w:val="nl-NL"/>
         </w:rPr>
@@ -1793,7 +1793,7 @@
     <w:p>
       <w:pPr>
         <w:pStyle w:val="Normaalweb"/>
-        <w:divId w:val="273101710"/>
+        <w:divId w:val="747652030"/>
         <w:rPr>
           <w:lang w:val="nl-NL"/>
         </w:rPr>
@@ -1809,7 +1809,7 @@
       <w:pPr>
         <w:pStyle w:val="marker"/>
         <w:ind w:left="800" w:right="800"/>
-        <w:divId w:val="273101710"/>
+        <w:divId w:val="747652030"/>
         <w:rPr>
           <w:lang w:val="nl-NL"/>
         </w:rPr>
@@ -1821,13 +1821,13 @@
     <w:p>
       <w:pPr>
         <w:pStyle w:val="Kop2"/>
-        <w:divId w:val="273101710"/>
+        <w:divId w:val="747652030"/>
         <w:rPr>
           <w:rFonts w:eastAsia="Times New Roman"/>
           <w:lang w:val="nl-NL"/>
         </w:rPr>
       </w:pPr>
-      <w:bookmarkStart w:id="4" w:name="_Toc242191432"/>
+      <w:bookmarkStart w:id="4" w:name="_Toc242815187"/>
       <w:r>
         <w:rPr>
           <w:rFonts w:eastAsia="Times New Roman"/>
@@ -1840,7 +1840,7 @@
     <w:p>
       <w:pPr>
         <w:pStyle w:val="Normaalweb"/>
-        <w:divId w:val="273101710"/>
+        <w:divId w:val="747652030"/>
         <w:rPr>
           <w:lang w:val="nl-NL"/>
         </w:rPr>
@@ -1855,7 +1855,7 @@
     <w:p>
       <w:pPr>
         <w:pStyle w:val="Normaalweb"/>
-        <w:divId w:val="273101710"/>
+        <w:divId w:val="747652030"/>
         <w:rPr>
           <w:lang w:val="nl-NL"/>
         </w:rPr>
@@ -1870,7 +1870,7 @@
     <w:p>
       <w:pPr>
         <w:pStyle w:val="Normaalweb"/>
-        <w:divId w:val="273101710"/>
+        <w:divId w:val="747652030"/>
         <w:rPr>
           <w:lang w:val="nl-NL"/>
         </w:rPr>
@@ -1885,7 +1885,7 @@
     <w:p>
       <w:pPr>
         <w:pStyle w:val="Normaalweb"/>
-        <w:divId w:val="273101710"/>
+        <w:divId w:val="747652030"/>
         <w:rPr>
           <w:lang w:val="nl-NL"/>
         </w:rPr>
@@ -1900,7 +1900,7 @@
     <w:p>
       <w:pPr>
         <w:pStyle w:val="Normaalweb"/>
-        <w:divId w:val="273101710"/>
+        <w:divId w:val="747652030"/>
         <w:rPr>
           <w:lang w:val="nl-NL"/>
         </w:rPr>
@@ -1921,7 +1921,7 @@
     <w:p>
       <w:pPr>
         <w:pStyle w:val="Normaalweb"/>
-        <w:divId w:val="273101710"/>
+        <w:divId w:val="747652030"/>
         <w:rPr>
           <w:lang w:val="nl-NL"/>
         </w:rPr>
@@ -1936,7 +1936,7 @@
     <w:p>
       <w:pPr>
         <w:pStyle w:val="Normaalweb"/>
-        <w:divId w:val="273101710"/>
+        <w:divId w:val="747652030"/>
         <w:rPr>
           <w:lang w:val="nl-NL"/>
         </w:rPr>
@@ -1957,7 +1957,7 @@
     <w:p>
       <w:pPr>
         <w:pStyle w:val="Normaalweb"/>
-        <w:divId w:val="273101710"/>
+        <w:divId w:val="747652030"/>
         <w:rPr>
           <w:lang w:val="nl-NL"/>
         </w:rPr>
@@ -1979,7 +1979,7 @@
     <w:p>
       <w:pPr>
         <w:pStyle w:val="Normaalweb"/>
-        <w:divId w:val="273101710"/>
+        <w:divId w:val="747652030"/>
         <w:rPr>
           <w:lang w:val="nl-NL"/>
         </w:rPr>
@@ -1994,7 +1994,7 @@
     <w:p>
       <w:pPr>
         <w:pStyle w:val="Normaalweb"/>
-        <w:divId w:val="273101710"/>
+        <w:divId w:val="747652030"/>
         <w:rPr>
           <w:lang w:val="nl-NL"/>
         </w:rPr>
@@ -2010,7 +2010,7 @@
       <w:pPr>
         <w:pStyle w:val="marker"/>
         <w:ind w:left="800" w:right="800"/>
-        <w:divId w:val="273101710"/>
+        <w:divId w:val="747652030"/>
         <w:rPr>
           <w:lang w:val="nl-NL"/>
         </w:rPr>
@@ -2022,13 +2022,13 @@
     <w:p>
       <w:pPr>
         <w:pStyle w:val="Kop2"/>
-        <w:divId w:val="273101710"/>
+        <w:divId w:val="747652030"/>
         <w:rPr>
           <w:rFonts w:eastAsia="Times New Roman"/>
           <w:lang w:val="nl-NL"/>
         </w:rPr>
       </w:pPr>
-      <w:bookmarkStart w:id="5" w:name="_Toc242191433"/>
+      <w:bookmarkStart w:id="5" w:name="_Toc242815188"/>
       <w:r>
         <w:rPr>
           <w:rFonts w:eastAsia="Times New Roman"/>
@@ -2041,7 +2041,7 @@
     <w:p>
       <w:pPr>
         <w:pStyle w:val="Normaalweb"/>
-        <w:divId w:val="273101710"/>
+        <w:divId w:val="747652030"/>
         <w:rPr>
           <w:lang w:val="nl-NL"/>
         </w:rPr>
@@ -2056,7 +2056,7 @@
     <w:p>
       <w:pPr>
         <w:pStyle w:val="Normaalweb"/>
-        <w:divId w:val="273101710"/>
+        <w:divId w:val="747652030"/>
         <w:rPr>
           <w:lang w:val="nl-NL"/>
         </w:rPr>
@@ -2071,7 +2071,7 @@
     <w:p>
       <w:pPr>
         <w:pStyle w:val="Normaalweb"/>
-        <w:divId w:val="273101710"/>
+        <w:divId w:val="747652030"/>
         <w:rPr>
           <w:lang w:val="nl-NL"/>
         </w:rPr>
@@ -2087,7 +2087,7 @@
       <w:pPr>
         <w:pStyle w:val="marker"/>
         <w:ind w:left="800" w:right="800"/>
-        <w:divId w:val="273101710"/>
+        <w:divId w:val="747652030"/>
         <w:rPr>
           <w:lang w:val="nl-NL"/>
         </w:rPr>
@@ -2099,13 +2099,13 @@
     <w:p>
       <w:pPr>
         <w:pStyle w:val="Kop2"/>
-        <w:divId w:val="273101710"/>
+        <w:divId w:val="747652030"/>
         <w:rPr>
           <w:rFonts w:eastAsia="Times New Roman"/>
           <w:lang w:val="nl-NL"/>
         </w:rPr>
       </w:pPr>
-      <w:bookmarkStart w:id="6" w:name="_Toc242191434"/>
+      <w:bookmarkStart w:id="6" w:name="_Toc242815189"/>
       <w:r>
         <w:rPr>
           <w:rFonts w:eastAsia="Times New Roman"/>
@@ -2118,7 +2118,7 @@
     <w:p>
       <w:pPr>
         <w:pStyle w:val="Normaalweb"/>
-        <w:divId w:val="273101710"/>
+        <w:divId w:val="747652030"/>
         <w:rPr>
           <w:lang w:val="nl-NL"/>
         </w:rPr>
@@ -2133,7 +2133,7 @@
     <w:p>
       <w:pPr>
         <w:pStyle w:val="Normaalweb"/>
-        <w:divId w:val="273101710"/>
+        <w:divId w:val="747652030"/>
         <w:rPr>
           <w:lang w:val="nl-NL"/>
         </w:rPr>
@@ -2161,7 +2161,7 @@
     <w:p>
       <w:pPr>
         <w:pStyle w:val="Normaalweb"/>
-        <w:divId w:val="273101710"/>
+        <w:divId w:val="747652030"/>
         <w:rPr>
           <w:lang w:val="nl-NL"/>
         </w:rPr>
@@ -2189,7 +2189,7 @@
     <w:p>
       <w:pPr>
         <w:pStyle w:val="Normaalweb"/>
-        <w:divId w:val="273101710"/>
+        <w:divId w:val="747652030"/>
         <w:rPr>
           <w:lang w:val="nl-NL"/>
         </w:rPr>
@@ -2217,7 +2217,7 @@
     <w:p>
       <w:pPr>
         <w:pStyle w:val="Normaalweb"/>
-        <w:divId w:val="273101710"/>
+        <w:divId w:val="747652030"/>
         <w:rPr>
           <w:lang w:val="nl-NL"/>
         </w:rPr>
@@ -2245,7 +2245,7 @@
     <w:p>
       <w:pPr>
         <w:pStyle w:val="Normaalweb"/>
-        <w:divId w:val="273101710"/>
+        <w:divId w:val="747652030"/>
         <w:rPr>
           <w:lang w:val="nl-NL"/>
         </w:rPr>
@@ -2261,7 +2261,7 @@
       <w:pPr>
         <w:pStyle w:val="marker"/>
         <w:ind w:left="800" w:right="800"/>
-        <w:divId w:val="273101710"/>
+        <w:divId w:val="747652030"/>
         <w:rPr>
           <w:lang w:val="nl-NL"/>
         </w:rPr>
@@ -2273,13 +2273,13 @@
     <w:p>
       <w:pPr>
         <w:pStyle w:val="Kop2"/>
-        <w:divId w:val="273101710"/>
+        <w:divId w:val="747652030"/>
         <w:rPr>
           <w:rFonts w:eastAsia="Times New Roman"/>
           <w:lang w:val="nl-NL"/>
         </w:rPr>
       </w:pPr>
-      <w:bookmarkStart w:id="7" w:name="_Toc242191435"/>
+      <w:bookmarkStart w:id="7" w:name="_Toc242815190"/>
       <w:r>
         <w:rPr>
           <w:rFonts w:eastAsia="Times New Roman"/>
@@ -2292,7 +2292,7 @@
     <w:p>
       <w:pPr>
         <w:pStyle w:val="Normaalweb"/>
-        <w:divId w:val="273101710"/>
+        <w:divId w:val="747652030"/>
         <w:rPr>
           <w:lang w:val="nl-NL"/>
         </w:rPr>
@@ -2307,7 +2307,7 @@
     <w:p>
       <w:pPr>
         <w:pStyle w:val="Normaalweb"/>
-        <w:divId w:val="273101710"/>
+        <w:divId w:val="747652030"/>
         <w:rPr>
           <w:lang w:val="nl-NL"/>
         </w:rPr>
@@ -2322,7 +2322,7 @@
     <w:p>
       <w:pPr>
         <w:pStyle w:val="Normaalweb"/>
-        <w:divId w:val="273101710"/>
+        <w:divId w:val="747652030"/>
         <w:rPr>
           <w:lang w:val="nl-NL"/>
         </w:rPr>
@@ -2343,7 +2343,7 @@
     <w:p>
       <w:pPr>
         <w:pStyle w:val="Normaalweb"/>
-        <w:divId w:val="273101710"/>
+        <w:divId w:val="747652030"/>
         <w:rPr>
           <w:lang w:val="nl-NL"/>
         </w:rPr>
@@ -2359,7 +2359,7 @@
       <w:pPr>
         <w:pStyle w:val="marker"/>
         <w:ind w:left="800" w:right="800"/>
-        <w:divId w:val="273101710"/>
+        <w:divId w:val="747652030"/>
         <w:rPr>
           <w:lang w:val="nl-NL"/>
         </w:rPr>
@@ -2371,13 +2371,13 @@
     <w:p>
       <w:pPr>
         <w:pStyle w:val="Kop2"/>
-        <w:divId w:val="273101710"/>
+        <w:divId w:val="747652030"/>
         <w:rPr>
           <w:rFonts w:eastAsia="Times New Roman"/>
           <w:lang w:val="nl-NL"/>
         </w:rPr>
       </w:pPr>
-      <w:bookmarkStart w:id="8" w:name="_Toc242191436"/>
+      <w:bookmarkStart w:id="8" w:name="_Toc242815191"/>
       <w:r>
         <w:rPr>
           <w:rFonts w:eastAsia="Times New Roman"/>
@@ -2390,7 +2390,7 @@
     <w:p>
       <w:pPr>
         <w:pStyle w:val="Normaalweb"/>
-        <w:divId w:val="273101710"/>
+        <w:divId w:val="747652030"/>
         <w:rPr>
           <w:lang w:val="nl-NL"/>
         </w:rPr>
@@ -2405,7 +2405,7 @@
     <w:p>
       <w:pPr>
         <w:pStyle w:val="Normaalweb"/>
-        <w:divId w:val="273101710"/>
+        <w:divId w:val="747652030"/>
         <w:rPr>
           <w:lang w:val="nl-NL"/>
         </w:rPr>
@@ -2433,7 +2433,7 @@
     <w:p>
       <w:pPr>
         <w:pStyle w:val="Normaalweb"/>
-        <w:divId w:val="273101710"/>
+        <w:divId w:val="747652030"/>
         <w:rPr>
           <w:lang w:val="nl-NL"/>
         </w:rPr>
@@ -2455,7 +2455,7 @@
     <w:p>
       <w:pPr>
         <w:pStyle w:val="Normaalweb"/>
-        <w:divId w:val="273101710"/>
+        <w:divId w:val="747652030"/>
         <w:rPr>
           <w:lang w:val="nl-NL"/>
         </w:rPr>
@@ -2470,7 +2470,7 @@
     <w:p>
       <w:pPr>
         <w:pStyle w:val="Normaalweb"/>
-        <w:divId w:val="273101710"/>
+        <w:divId w:val="747652030"/>
         <w:rPr>
           <w:lang w:val="nl-NL"/>
         </w:rPr>
@@ -2491,7 +2491,7 @@
     <w:p>
       <w:pPr>
         <w:pStyle w:val="Normaalweb"/>
-        <w:divId w:val="273101710"/>
+        <w:divId w:val="747652030"/>
         <w:rPr>
           <w:lang w:val="nl-NL"/>
         </w:rPr>
@@ -2512,7 +2512,7 @@
     <w:p>
       <w:pPr>
         <w:pStyle w:val="Normaalweb"/>
-        <w:divId w:val="273101710"/>
+        <w:divId w:val="747652030"/>
         <w:rPr>
           <w:lang w:val="nl-NL"/>
         </w:rPr>
@@ -2527,7 +2527,7 @@
     <w:p>
       <w:pPr>
         <w:pStyle w:val="Normaalweb"/>
-        <w:divId w:val="273101710"/>
+        <w:divId w:val="747652030"/>
         <w:rPr>
           <w:lang w:val="nl-NL"/>
         </w:rPr>
@@ -2542,7 +2542,7 @@
     <w:p>
       <w:pPr>
         <w:pStyle w:val="Normaalweb"/>
-        <w:divId w:val="273101710"/>
+        <w:divId w:val="747652030"/>
         <w:rPr>
           <w:lang w:val="nl-NL"/>
         </w:rPr>
@@ -2558,7 +2558,7 @@
       <w:pPr>
         <w:pStyle w:val="marker"/>
         <w:ind w:left="800" w:right="800"/>
-        <w:divId w:val="273101710"/>
+        <w:divId w:val="747652030"/>
         <w:rPr>
           <w:lang w:val="nl-NL"/>
         </w:rPr>
@@ -2570,13 +2570,13 @@
     <w:p>
       <w:pPr>
         <w:pStyle w:val="Kop2"/>
-        <w:divId w:val="273101710"/>
+        <w:divId w:val="747652030"/>
         <w:rPr>
           <w:rFonts w:eastAsia="Times New Roman"/>
           <w:lang w:val="nl-NL"/>
         </w:rPr>
       </w:pPr>
-      <w:bookmarkStart w:id="9" w:name="_Toc242191437"/>
+      <w:bookmarkStart w:id="9" w:name="_Toc242815192"/>
       <w:r>
         <w:rPr>
           <w:rFonts w:eastAsia="Times New Roman"/>
@@ -2589,7 +2589,7 @@
     <w:p>
       <w:pPr>
         <w:pStyle w:val="Normaalweb"/>
-        <w:divId w:val="273101710"/>
+        <w:divId w:val="747652030"/>
         <w:rPr>
           <w:lang w:val="nl-NL"/>
         </w:rPr>
@@ -2604,7 +2604,7 @@
     <w:p>
       <w:pPr>
         <w:pStyle w:val="Normaalweb"/>
-        <w:divId w:val="273101710"/>
+        <w:divId w:val="747652030"/>
         <w:rPr>
           <w:lang w:val="nl-NL"/>
         </w:rPr>
@@ -2632,7 +2632,7 @@
     <w:p>
       <w:pPr>
         <w:pStyle w:val="Normaalweb"/>
-        <w:divId w:val="273101710"/>
+        <w:divId w:val="747652030"/>
         <w:rPr>
           <w:lang w:val="nl-NL"/>
         </w:rPr>
@@ -2666,7 +2666,7 @@
     <w:p>
       <w:pPr>
         <w:pStyle w:val="Normaalweb"/>
-        <w:divId w:val="273101710"/>
+        <w:divId w:val="747652030"/>
         <w:rPr>
           <w:lang w:val="nl-NL"/>
         </w:rPr>
@@ -2701,7 +2701,7 @@
       <w:pPr>
         <w:pStyle w:val="marker"/>
         <w:ind w:left="800" w:right="800"/>
-        <w:divId w:val="273101710"/>
+        <w:divId w:val="747652030"/>
         <w:rPr>
           <w:lang w:val="nl-NL"/>
         </w:rPr>
@@ -2713,13 +2713,13 @@
     <w:p>
       <w:pPr>
         <w:pStyle w:val="Kop2"/>
-        <w:divId w:val="273101710"/>
+        <w:divId w:val="747652030"/>
         <w:rPr>
           <w:rFonts w:eastAsia="Times New Roman"/>
           <w:lang w:val="nl-NL"/>
         </w:rPr>
       </w:pPr>
-      <w:bookmarkStart w:id="10" w:name="_Toc242191438"/>
+      <w:bookmarkStart w:id="10" w:name="_Toc242815193"/>
       <w:r>
         <w:rPr>
           <w:rFonts w:eastAsia="Times New Roman"/>
@@ -2732,7 +2732,7 @@
     <w:p>
       <w:pPr>
         <w:pStyle w:val="Normaalweb"/>
-        <w:divId w:val="273101710"/>
+        <w:divId w:val="747652030"/>
         <w:rPr>
           <w:lang w:val="nl-NL"/>
         </w:rPr>
@@ -2753,7 +2753,7 @@
     <w:p>
       <w:pPr>
         <w:pStyle w:val="Normaalweb"/>
-        <w:divId w:val="273101710"/>
+        <w:divId w:val="747652030"/>
         <w:rPr>
           <w:lang w:val="nl-NL"/>
         </w:rPr>
@@ -2768,7 +2768,7 @@
     <w:p>
       <w:pPr>
         <w:pStyle w:val="Normaalweb"/>
-        <w:divId w:val="273101710"/>
+        <w:divId w:val="747652030"/>
         <w:rPr>
           <w:lang w:val="nl-NL"/>
         </w:rPr>
@@ -2783,7 +2783,7 @@
     <w:p>
       <w:pPr>
         <w:pStyle w:val="Normaalweb"/>
-        <w:divId w:val="273101710"/>
+        <w:divId w:val="747652030"/>
         <w:rPr>
           <w:lang w:val="nl-NL"/>
         </w:rPr>
@@ -2798,7 +2798,7 @@
     <w:p>
       <w:pPr>
         <w:pStyle w:val="Normaalweb"/>
-        <w:divId w:val="273101710"/>
+        <w:divId w:val="747652030"/>
         <w:rPr>
           <w:lang w:val="nl-NL"/>
         </w:rPr>
@@ -2814,7 +2814,7 @@
       <w:pPr>
         <w:pStyle w:val="marker"/>
         <w:ind w:left="800" w:right="800"/>
-        <w:divId w:val="273101710"/>
+        <w:divId w:val="747652030"/>
         <w:rPr>
           <w:lang w:val="nl-NL"/>
         </w:rPr>
@@ -2826,13 +2826,13 @@
     <w:p>
       <w:pPr>
         <w:pStyle w:val="Kop2"/>
-        <w:divId w:val="273101710"/>
+        <w:divId w:val="747652030"/>
         <w:rPr>
           <w:rFonts w:eastAsia="Times New Roman"/>
           <w:lang w:val="nl-NL"/>
         </w:rPr>
       </w:pPr>
-      <w:bookmarkStart w:id="11" w:name="_Toc242191439"/>
+      <w:bookmarkStart w:id="11" w:name="_Toc242815194"/>
       <w:r>
         <w:rPr>
           <w:rFonts w:eastAsia="Times New Roman"/>
@@ -2845,7 +2845,7 @@
     <w:p>
       <w:pPr>
         <w:pStyle w:val="Normaalweb"/>
-        <w:divId w:val="273101710"/>
+        <w:divId w:val="747652030"/>
         <w:rPr>
           <w:lang w:val="nl-NL"/>
         </w:rPr>
@@ -2860,7 +2860,7 @@
     <w:p>
       <w:pPr>
         <w:pStyle w:val="Normaalweb"/>
-        <w:divId w:val="273101710"/>
+        <w:divId w:val="747652030"/>
         <w:rPr>
           <w:lang w:val="nl-NL"/>
         </w:rPr>
@@ -2882,7 +2882,7 @@
     <w:p>
       <w:pPr>
         <w:pStyle w:val="Normaalweb"/>
-        <w:divId w:val="273101710"/>
+        <w:divId w:val="747652030"/>
         <w:rPr>
           <w:lang w:val="nl-NL"/>
         </w:rPr>
@@ -2910,7 +2910,7 @@
     <w:p>
       <w:pPr>
         <w:pStyle w:val="Normaalweb"/>
-        <w:divId w:val="273101710"/>
+        <w:divId w:val="747652030"/>
         <w:rPr>
           <w:lang w:val="nl-NL"/>
         </w:rPr>
@@ -2925,7 +2925,7 @@
     <w:p>
       <w:pPr>
         <w:pStyle w:val="Normaalweb"/>
-        <w:divId w:val="273101710"/>
+        <w:divId w:val="747652030"/>
         <w:rPr>
           <w:lang w:val="nl-NL"/>
         </w:rPr>
@@ -2941,7 +2941,7 @@
       <w:pPr>
         <w:pStyle w:val="marker"/>
         <w:ind w:left="800" w:right="800"/>
-        <w:divId w:val="273101710"/>
+        <w:divId w:val="747652030"/>
         <w:rPr>
           <w:lang w:val="nl-NL"/>
         </w:rPr>
@@ -2953,13 +2953,13 @@
     <w:p>
       <w:pPr>
         <w:pStyle w:val="Kop2"/>
-        <w:divId w:val="273101710"/>
+        <w:divId w:val="747652030"/>
         <w:rPr>
           <w:rFonts w:eastAsia="Times New Roman"/>
           <w:lang w:val="nl-NL"/>
         </w:rPr>
       </w:pPr>
-      <w:bookmarkStart w:id="12" w:name="_Toc242191440"/>
+      <w:bookmarkStart w:id="12" w:name="_Toc242815195"/>
       <w:r>
         <w:rPr>
           <w:rFonts w:eastAsia="Times New Roman"/>
@@ -2972,7 +2972,7 @@
     <w:p>
       <w:pPr>
         <w:pStyle w:val="Normaalweb"/>
-        <w:divId w:val="273101710"/>
+        <w:divId w:val="747652030"/>
         <w:rPr>
           <w:lang w:val="nl-NL"/>
         </w:rPr>
@@ -2987,7 +2987,7 @@
     <w:p>
       <w:pPr>
         <w:pStyle w:val="Normaalweb"/>
-        <w:divId w:val="273101710"/>
+        <w:divId w:val="747652030"/>
         <w:rPr>
           <w:lang w:val="nl-NL"/>
         </w:rPr>
@@ -3002,7 +3002,7 @@
     <w:p>
       <w:pPr>
         <w:pStyle w:val="Normaalweb"/>
-        <w:divId w:val="273101710"/>
+        <w:divId w:val="747652030"/>
         <w:rPr>
           <w:lang w:val="nl-NL"/>
         </w:rPr>
@@ -3017,7 +3017,7 @@
     <w:p>
       <w:pPr>
         <w:pStyle w:val="Normaalweb"/>
-        <w:divId w:val="273101710"/>
+        <w:divId w:val="747652030"/>
         <w:rPr>
           <w:lang w:val="nl-NL"/>
         </w:rPr>
@@ -3032,7 +3032,7 @@
     <w:p>
       <w:pPr>
         <w:pStyle w:val="Normaalweb"/>
-        <w:divId w:val="273101710"/>
+        <w:divId w:val="747652030"/>
         <w:rPr>
           <w:lang w:val="nl-NL"/>
         </w:rPr>
@@ -3047,7 +3047,7 @@
     <w:p>
       <w:pPr>
         <w:pStyle w:val="Normaalweb"/>
-        <w:divId w:val="273101710"/>
+        <w:divId w:val="747652030"/>
         <w:rPr>
           <w:lang w:val="nl-NL"/>
         </w:rPr>
@@ -3294,7 +3294,7 @@
         <w:sz w:val="18"/>
       </w:rPr>
       <w:tab/>
-      <w:t>Laatst gewijzigd: 6 oktober 2026, 14:20</w:t>
+      <w:t>Laatst gewijzigd: 13 oktober 2026, 19:35</w:t>
     </w:r>
   </w:p>
 </w:hdr>
@@ -4098,6 +4098,73 @@
       <w:color w:val="555555"/>
     </w:rPr>
   </w:style>
+  <w:style w:type="paragraph" w:customStyle="1" w:styleId="richting">
+    <w:name w:val="richting"/>
+    <w:basedOn w:val="Standaard"/>
+    <w:pPr>
+      <w:spacing w:before="100" w:beforeAutospacing="1" w:after="100" w:afterAutospacing="1"/>
+      <w:ind w:right="60"/>
+    </w:pPr>
+    <w:rPr>
+      <w:b/>
+      <w:bCs/>
+      <w:spacing w:val="8"/>
+      <w:sz w:val="20"/>
+      <w:szCs w:val="20"/>
+    </w:rPr>
+  </w:style>
+  <w:style w:type="paragraph" w:customStyle="1" w:styleId="richting-ontvangen">
+    <w:name w:val="richting-ontvangen"/>
+    <w:basedOn w:val="Standaard"/>
+    <w:pPr>
+      <w:spacing w:before="100" w:beforeAutospacing="1" w:after="100" w:afterAutospacing="1"/>
+    </w:pPr>
+    <w:rPr>
+      <w:color w:val="1A3C6E"/>
+    </w:rPr>
+  </w:style>
+  <w:style w:type="paragraph" w:customStyle="1" w:styleId="richting-verzonden">
+    <w:name w:val="richting-verzonden"/>
+    <w:basedOn w:val="Standaard"/>
+    <w:pPr>
+      <w:spacing w:before="100" w:beforeAutospacing="1" w:after="100" w:afterAutospacing="1"/>
+    </w:pPr>
+    <w:rPr>
+      <w:color w:val="8B1E1E"/>
+    </w:rPr>
+  </w:style>
+  <w:style w:type="paragraph" w:customStyle="1" w:styleId="oorsprong">
+    <w:name w:val="oorsprong"/>
+    <w:basedOn w:val="Standaard"/>
+    <w:pPr>
+      <w:spacing w:before="100" w:beforeAutospacing="1" w:after="100" w:afterAutospacing="1"/>
+    </w:pPr>
+    <w:rPr>
+      <w:i/>
+      <w:iCs/>
+      <w:color w:val="555555"/>
+      <w:sz w:val="21"/>
+      <w:szCs w:val="21"/>
+    </w:rPr>
+  </w:style>
+  <w:style w:type="paragraph" w:customStyle="1" w:styleId="technisch-notice">
+    <w:name w:val="technisch-notice"/>
+    <w:basedOn w:val="Standaard"/>
+    <w:pPr>
+      <w:pBdr>
+        <w:left w:val="single" w:sz="36" w:space="14" w:color="D5D0C5"/>
+      </w:pBdr>
+      <w:shd w:val="clear" w:color="auto" w:fill="F7F5F1"/>
+      <w:spacing w:before="240" w:after="400"/>
+    </w:pPr>
+    <w:rPr>
+      <w:i/>
+      <w:iCs/>
+      <w:color w:val="555555"/>
+      <w:sz w:val="21"/>
+      <w:szCs w:val="21"/>
+    </w:rPr>
+  </w:style>
   <w:style w:type="paragraph" w:customStyle="1" w:styleId="figure">
     <w:name w:val="figure"/>
     <w:basedOn w:val="Standaard"/>
@@ -4594,7 +4661,7 @@
     <w:link w:val="KoptekstChar"/>
     <w:uiPriority w:val="99"/>
     <w:unhideWhenUsed/>
-    <w:rsid w:val="00A41855"/>
+    <w:rsid w:val="003A775E"/>
     <w:pPr>
       <w:tabs>
         <w:tab w:val="center" w:pos="4536"/>
@@ -4607,7 +4674,7 @@
     <w:basedOn w:val="Standaardalinea-lettertype"/>
     <w:link w:val="Koptekst"/>
     <w:uiPriority w:val="99"/>
-    <w:rsid w:val="00A41855"/>
+    <w:rsid w:val="003A775E"/>
     <w:rPr>
       <w:rFonts w:eastAsiaTheme="minorEastAsia"/>
       <w:sz w:val="24"/>
@@ -4620,7 +4687,7 @@
     <w:link w:val="VoettekstChar"/>
     <w:uiPriority w:val="99"/>
     <w:unhideWhenUsed/>
-    <w:rsid w:val="00A41855"/>
+    <w:rsid w:val="003A775E"/>
     <w:pPr>
       <w:tabs>
         <w:tab w:val="center" w:pos="4536"/>
@@ -4633,7 +4700,7 @@
     <w:basedOn w:val="Standaardalinea-lettertype"/>
     <w:link w:val="Voettekst"/>
     <w:uiPriority w:val="99"/>
-    <w:rsid w:val="00A41855"/>
+    <w:rsid w:val="003A775E"/>
     <w:rPr>
       <w:rFonts w:eastAsiaTheme="minorEastAsia"/>
       <w:sz w:val="24"/>
@@ -4647,7 +4714,7 @@
     <w:autoRedefine/>
     <w:uiPriority w:val="39"/>
     <w:unhideWhenUsed/>
-    <w:rsid w:val="00A41855"/>
+    <w:rsid w:val="003A775E"/>
     <w:pPr>
       <w:spacing w:after="100"/>
       <w:ind w:left="220"/>

--- a/nl/docx/document-d.docx
+++ b/nl/docx/document-d.docx
@@ -7,7 +7,7 @@
         <w:spacing w:after="480"/>
         <w:jc w:val="center"/>
         <w:outlineLvl w:val="1"/>
-        <w:divId w:val="1710375062"/>
+        <w:divId w:val="318581825"/>
         <w:rPr>
           <w:rFonts w:ascii="Aptos Display" w:eastAsia="Times New Roman" w:hAnsi="Aptos Display"/>
           <w:b/>
@@ -36,7 +36,7 @@
     <w:p>
       <w:pPr>
         <w:pStyle w:val="ondertitel2"/>
-        <w:divId w:val="1710375062"/>
+        <w:divId w:val="318581825"/>
         <w:rPr>
           <w:lang w:val="nl-NL"/>
         </w:rPr>
@@ -51,7 +51,7 @@
     <w:p>
       <w:pPr>
         <w:pStyle w:val="documentaanduiding2"/>
-        <w:divId w:val="1710375062"/>
+        <w:divId w:val="318581825"/>
         <w:rPr>
           <w:lang w:val="nl-NL"/>
         </w:rPr>
@@ -66,7 +66,7 @@
     <w:p>
       <w:pPr>
         <w:pStyle w:val="auteur2"/>
-        <w:divId w:val="1710375062"/>
+        <w:divId w:val="318581825"/>
         <w:rPr>
           <w:lang w:val="nl-NL"/>
         </w:rPr>
@@ -81,23 +81,23 @@
     <w:p>
       <w:pPr>
         <w:pStyle w:val="meta-lijn2"/>
-        <w:divId w:val="1710375062"/>
-        <w:rPr>
-          <w:lang w:val="nl-NL"/>
-        </w:rPr>
-      </w:pPr>
-      <w:r>
-        <w:rPr>
-          <w:lang w:val="nl-NL"/>
-        </w:rPr>
-        <w:t>Versie bijgewerkt: 13 oktober 2026, 19:35</w:t>
+        <w:divId w:val="318581825"/>
+        <w:rPr>
+          <w:lang w:val="nl-NL"/>
+        </w:rPr>
+      </w:pPr>
+      <w:r>
+        <w:rPr>
+          <w:lang w:val="nl-NL"/>
+        </w:rPr>
+        <w:t>Versie bijgewerkt: 13 oktober 2026, 19:50</w:t>
       </w:r>
     </w:p>
     <w:p>
       <w:pPr>
         <w:pStyle w:val="marker"/>
         <w:ind w:left="800" w:right="800"/>
-        <w:divId w:val="747652030"/>
+        <w:divId w:val="834997801"/>
         <w:rPr>
           <w:lang w:val="nl-NL"/>
         </w:rPr>
@@ -110,13 +110,13 @@
       <w:pPr>
         <w:pStyle w:val="Kop2"/>
         <w:pageBreakBefore/>
-        <w:divId w:val="1617709155"/>
+        <w:divId w:val="1396775433"/>
         <w:rPr>
           <w:rFonts w:eastAsia="Times New Roman"/>
           <w:lang w:val="nl-NL"/>
         </w:rPr>
       </w:pPr>
-      <w:bookmarkStart w:id="0" w:name="_Toc242815183"/>
+      <w:bookmarkStart w:id="0" w:name="_Toc242816082"/>
       <w:r>
         <w:rPr>
           <w:rFonts w:eastAsia="Times New Roman"/>
@@ -133,7 +133,7 @@
         <w:tabs>
           <w:tab w:val="right" w:leader="dot" w:pos="9062"/>
         </w:tabs>
-        <w:divId w:val="1617709155"/>
+        <w:divId w:val="1396775433"/>
         <w:rPr>
           <w:rFonts w:asciiTheme="minorHAnsi" w:hAnsiTheme="minorHAnsi" w:cstheme="minorBidi"/>
           <w:noProof/>
@@ -184,7 +184,7 @@
         <w:rPr>
           <w:noProof/>
         </w:rPr>
-        <w:instrText xml:space="preserve"> PAGEREF _Toc242815183 \h </w:instrText>
+        <w:instrText xml:space="preserve"> PAGEREF _Toc242816082 \h </w:instrText>
       </w:r>
       <w:r>
         <w:rPr>
@@ -216,7 +216,7 @@
         <w:tabs>
           <w:tab w:val="right" w:leader="dot" w:pos="9062"/>
         </w:tabs>
-        <w:divId w:val="1617709155"/>
+        <w:divId w:val="1396775433"/>
         <w:rPr>
           <w:rFonts w:asciiTheme="minorHAnsi" w:hAnsiTheme="minorHAnsi" w:cstheme="minorBidi"/>
           <w:noProof/>
@@ -249,7 +249,7 @@
         <w:rPr>
           <w:noProof/>
         </w:rPr>
-        <w:instrText xml:space="preserve"> PAGEREF _Toc242815184 \h </w:instrText>
+        <w:instrText xml:space="preserve"> PAGEREF _Toc242816083 \h </w:instrText>
       </w:r>
       <w:r>
         <w:rPr>
@@ -281,7 +281,7 @@
         <w:tabs>
           <w:tab w:val="right" w:leader="dot" w:pos="9062"/>
         </w:tabs>
-        <w:divId w:val="1617709155"/>
+        <w:divId w:val="1396775433"/>
         <w:rPr>
           <w:rFonts w:asciiTheme="minorHAnsi" w:hAnsiTheme="minorHAnsi" w:cstheme="minorBidi"/>
           <w:noProof/>
@@ -314,7 +314,7 @@
         <w:rPr>
           <w:noProof/>
         </w:rPr>
-        <w:instrText xml:space="preserve"> PAGEREF _Toc242815185 \h </w:instrText>
+        <w:instrText xml:space="preserve"> PAGEREF _Toc242816084 \h </w:instrText>
       </w:r>
       <w:r>
         <w:rPr>
@@ -346,7 +346,7 @@
         <w:tabs>
           <w:tab w:val="right" w:leader="dot" w:pos="9062"/>
         </w:tabs>
-        <w:divId w:val="1617709155"/>
+        <w:divId w:val="1396775433"/>
         <w:rPr>
           <w:rFonts w:asciiTheme="minorHAnsi" w:hAnsiTheme="minorHAnsi" w:cstheme="minorBidi"/>
           <w:noProof/>
@@ -379,7 +379,7 @@
         <w:rPr>
           <w:noProof/>
         </w:rPr>
-        <w:instrText xml:space="preserve"> PAGEREF _Toc242815186 \h </w:instrText>
+        <w:instrText xml:space="preserve"> PAGEREF _Toc242816085 \h </w:instrText>
       </w:r>
       <w:r>
         <w:rPr>
@@ -411,7 +411,7 @@
         <w:tabs>
           <w:tab w:val="right" w:leader="dot" w:pos="9062"/>
         </w:tabs>
-        <w:divId w:val="1617709155"/>
+        <w:divId w:val="1396775433"/>
         <w:rPr>
           <w:rFonts w:asciiTheme="minorHAnsi" w:hAnsiTheme="minorHAnsi" w:cstheme="minorBidi"/>
           <w:noProof/>
@@ -444,7 +444,7 @@
         <w:rPr>
           <w:noProof/>
         </w:rPr>
-        <w:instrText xml:space="preserve"> PAGEREF _Toc242815187 \h </w:instrText>
+        <w:instrText xml:space="preserve"> PAGEREF _Toc242816086 \h </w:instrText>
       </w:r>
       <w:r>
         <w:rPr>
@@ -476,7 +476,7 @@
         <w:tabs>
           <w:tab w:val="right" w:leader="dot" w:pos="9062"/>
         </w:tabs>
-        <w:divId w:val="1617709155"/>
+        <w:divId w:val="1396775433"/>
         <w:rPr>
           <w:rFonts w:asciiTheme="minorHAnsi" w:hAnsiTheme="minorHAnsi" w:cstheme="minorBidi"/>
           <w:noProof/>
@@ -509,7 +509,7 @@
         <w:rPr>
           <w:noProof/>
         </w:rPr>
-        <w:instrText xml:space="preserve"> PAGEREF _Toc242815188 \h </w:instrText>
+        <w:instrText xml:space="preserve"> PAGEREF _Toc242816087 \h </w:instrText>
       </w:r>
       <w:r>
         <w:rPr>
@@ -541,7 +541,7 @@
         <w:tabs>
           <w:tab w:val="right" w:leader="dot" w:pos="9062"/>
         </w:tabs>
-        <w:divId w:val="1617709155"/>
+        <w:divId w:val="1396775433"/>
         <w:rPr>
           <w:rFonts w:asciiTheme="minorHAnsi" w:hAnsiTheme="minorHAnsi" w:cstheme="minorBidi"/>
           <w:noProof/>
@@ -574,7 +574,7 @@
         <w:rPr>
           <w:noProof/>
         </w:rPr>
-        <w:instrText xml:space="preserve"> PAGEREF _Toc242815189 \h </w:instrText>
+        <w:instrText xml:space="preserve"> PAGEREF _Toc242816088 \h </w:instrText>
       </w:r>
       <w:r>
         <w:rPr>
@@ -606,7 +606,7 @@
         <w:tabs>
           <w:tab w:val="right" w:leader="dot" w:pos="9062"/>
         </w:tabs>
-        <w:divId w:val="1617709155"/>
+        <w:divId w:val="1396775433"/>
         <w:rPr>
           <w:rFonts w:asciiTheme="minorHAnsi" w:hAnsiTheme="minorHAnsi" w:cstheme="minorBidi"/>
           <w:noProof/>
@@ -639,7 +639,7 @@
         <w:rPr>
           <w:noProof/>
         </w:rPr>
-        <w:instrText xml:space="preserve"> PAGEREF _Toc242815190 \h </w:instrText>
+        <w:instrText xml:space="preserve"> PAGEREF _Toc242816089 \h </w:instrText>
       </w:r>
       <w:r>
         <w:rPr>
@@ -671,7 +671,7 @@
         <w:tabs>
           <w:tab w:val="right" w:leader="dot" w:pos="9062"/>
         </w:tabs>
-        <w:divId w:val="1617709155"/>
+        <w:divId w:val="1396775433"/>
         <w:rPr>
           <w:rFonts w:asciiTheme="minorHAnsi" w:hAnsiTheme="minorHAnsi" w:cstheme="minorBidi"/>
           <w:noProof/>
@@ -704,7 +704,7 @@
         <w:rPr>
           <w:noProof/>
         </w:rPr>
-        <w:instrText xml:space="preserve"> PAGEREF _Toc242815191 \h </w:instrText>
+        <w:instrText xml:space="preserve"> PAGEREF _Toc242816090 \h </w:instrText>
       </w:r>
       <w:r>
         <w:rPr>
@@ -736,7 +736,7 @@
         <w:tabs>
           <w:tab w:val="right" w:leader="dot" w:pos="9062"/>
         </w:tabs>
-        <w:divId w:val="1617709155"/>
+        <w:divId w:val="1396775433"/>
         <w:rPr>
           <w:rFonts w:asciiTheme="minorHAnsi" w:hAnsiTheme="minorHAnsi" w:cstheme="minorBidi"/>
           <w:noProof/>
@@ -769,7 +769,7 @@
         <w:rPr>
           <w:noProof/>
         </w:rPr>
-        <w:instrText xml:space="preserve"> PAGEREF _Toc242815192 \h </w:instrText>
+        <w:instrText xml:space="preserve"> PAGEREF _Toc242816091 \h </w:instrText>
       </w:r>
       <w:r>
         <w:rPr>
@@ -801,7 +801,7 @@
         <w:tabs>
           <w:tab w:val="right" w:leader="dot" w:pos="9062"/>
         </w:tabs>
-        <w:divId w:val="1617709155"/>
+        <w:divId w:val="1396775433"/>
         <w:rPr>
           <w:rFonts w:asciiTheme="minorHAnsi" w:hAnsiTheme="minorHAnsi" w:cstheme="minorBidi"/>
           <w:noProof/>
@@ -834,7 +834,7 @@
         <w:rPr>
           <w:noProof/>
         </w:rPr>
-        <w:instrText xml:space="preserve"> PAGEREF _Toc242815193 \h </w:instrText>
+        <w:instrText xml:space="preserve"> PAGEREF _Toc242816092 \h </w:instrText>
       </w:r>
       <w:r>
         <w:rPr>
@@ -866,7 +866,7 @@
         <w:tabs>
           <w:tab w:val="right" w:leader="dot" w:pos="9062"/>
         </w:tabs>
-        <w:divId w:val="1617709155"/>
+        <w:divId w:val="1396775433"/>
         <w:rPr>
           <w:rFonts w:asciiTheme="minorHAnsi" w:hAnsiTheme="minorHAnsi" w:cstheme="minorBidi"/>
           <w:noProof/>
@@ -899,7 +899,7 @@
         <w:rPr>
           <w:noProof/>
         </w:rPr>
-        <w:instrText xml:space="preserve"> PAGEREF _Toc242815194 \h </w:instrText>
+        <w:instrText xml:space="preserve"> PAGEREF _Toc242816093 \h </w:instrText>
       </w:r>
       <w:r>
         <w:rPr>
@@ -931,7 +931,7 @@
         <w:tabs>
           <w:tab w:val="right" w:leader="dot" w:pos="9062"/>
         </w:tabs>
-        <w:divId w:val="1617709155"/>
+        <w:divId w:val="1396775433"/>
         <w:rPr>
           <w:rFonts w:asciiTheme="minorHAnsi" w:hAnsiTheme="minorHAnsi" w:cstheme="minorBidi"/>
           <w:noProof/>
@@ -964,7 +964,7 @@
         <w:rPr>
           <w:noProof/>
         </w:rPr>
-        <w:instrText xml:space="preserve"> PAGEREF _Toc242815195 \h </w:instrText>
+        <w:instrText xml:space="preserve"> PAGEREF _Toc242816094 \h </w:instrText>
       </w:r>
       <w:r>
         <w:rPr>
@@ -993,7 +993,7 @@
     <w:p>
       <w:pPr>
         <w:pStyle w:val="marker"/>
-        <w:divId w:val="1617709155"/>
+        <w:divId w:val="1396775433"/>
         <w:rPr>
           <w:lang w:val="nl-NL"/>
         </w:rPr>
@@ -1009,7 +1009,7 @@
       <w:pPr>
         <w:pStyle w:val="marker"/>
         <w:ind w:left="800" w:right="800"/>
-        <w:divId w:val="747652030"/>
+        <w:divId w:val="834997801"/>
         <w:rPr>
           <w:lang w:val="nl-NL"/>
         </w:rPr>
@@ -1020,7 +1020,7 @@
     </w:p>
     <w:p>
       <w:pPr>
-        <w:divId w:val="169759854"/>
+        <w:divId w:val="1321276899"/>
         <w:rPr>
           <w:i/>
           <w:iCs/>
@@ -1049,7 +1049,7 @@
     </w:p>
     <w:p>
       <w:pPr>
-        <w:divId w:val="169759854"/>
+        <w:divId w:val="1321276899"/>
         <w:rPr>
           <w:i/>
           <w:iCs/>
@@ -1071,7 +1071,7 @@
       <w:pPr>
         <w:pStyle w:val="marker"/>
         <w:ind w:left="800" w:right="800"/>
-        <w:divId w:val="747652030"/>
+        <w:divId w:val="834997801"/>
         <w:rPr>
           <w:lang w:val="nl-NL"/>
         </w:rPr>
@@ -1083,13 +1083,13 @@
     <w:p>
       <w:pPr>
         <w:pStyle w:val="Kop2"/>
-        <w:divId w:val="747652030"/>
+        <w:divId w:val="834997801"/>
         <w:rPr>
           <w:rFonts w:eastAsia="Times New Roman"/>
           <w:lang w:val="nl-NL"/>
         </w:rPr>
       </w:pPr>
-      <w:bookmarkStart w:id="1" w:name="_Toc242815184"/>
+      <w:bookmarkStart w:id="1" w:name="_Toc242816083"/>
       <w:r>
         <w:rPr>
           <w:rFonts w:eastAsia="Times New Roman"/>
@@ -1102,7 +1102,7 @@
     <w:p>
       <w:pPr>
         <w:pStyle w:val="Normaalweb"/>
-        <w:divId w:val="747652030"/>
+        <w:divId w:val="834997801"/>
         <w:rPr>
           <w:lang w:val="nl-NL"/>
         </w:rPr>
@@ -1117,7 +1117,7 @@
     <w:p>
       <w:pPr>
         <w:pStyle w:val="Normaalweb"/>
-        <w:divId w:val="747652030"/>
+        <w:divId w:val="834997801"/>
         <w:rPr>
           <w:lang w:val="nl-NL"/>
         </w:rPr>
@@ -1132,7 +1132,7 @@
     <w:p>
       <w:pPr>
         <w:pStyle w:val="Normaalweb"/>
-        <w:divId w:val="747652030"/>
+        <w:divId w:val="834997801"/>
         <w:rPr>
           <w:lang w:val="nl-NL"/>
         </w:rPr>
@@ -1154,7 +1154,7 @@
     <w:p>
       <w:pPr>
         <w:pStyle w:val="Normaalweb"/>
-        <w:divId w:val="747652030"/>
+        <w:divId w:val="834997801"/>
         <w:rPr>
           <w:lang w:val="nl-NL"/>
         </w:rPr>
@@ -1176,7 +1176,7 @@
     <w:p>
       <w:pPr>
         <w:pStyle w:val="Normaalweb"/>
-        <w:divId w:val="747652030"/>
+        <w:divId w:val="834997801"/>
         <w:rPr>
           <w:lang w:val="nl-NL"/>
         </w:rPr>
@@ -1198,7 +1198,7 @@
     <w:p>
       <w:pPr>
         <w:pStyle w:val="Normaalweb"/>
-        <w:divId w:val="747652030"/>
+        <w:divId w:val="834997801"/>
         <w:rPr>
           <w:lang w:val="nl-NL"/>
         </w:rPr>
@@ -1220,7 +1220,7 @@
     <w:p>
       <w:pPr>
         <w:pStyle w:val="Normaalweb"/>
-        <w:divId w:val="747652030"/>
+        <w:divId w:val="834997801"/>
         <w:rPr>
           <w:lang w:val="nl-NL"/>
         </w:rPr>
@@ -1242,7 +1242,7 @@
     <w:p>
       <w:pPr>
         <w:pStyle w:val="Normaalweb"/>
-        <w:divId w:val="747652030"/>
+        <w:divId w:val="834997801"/>
         <w:rPr>
           <w:lang w:val="nl-NL"/>
         </w:rPr>
@@ -1264,7 +1264,7 @@
     <w:p>
       <w:pPr>
         <w:pStyle w:val="Normaalweb"/>
-        <w:divId w:val="747652030"/>
+        <w:divId w:val="834997801"/>
         <w:rPr>
           <w:lang w:val="nl-NL"/>
         </w:rPr>
@@ -1280,7 +1280,7 @@
       <w:pPr>
         <w:pStyle w:val="marker"/>
         <w:ind w:left="800" w:right="800"/>
-        <w:divId w:val="747652030"/>
+        <w:divId w:val="834997801"/>
         <w:rPr>
           <w:lang w:val="nl-NL"/>
         </w:rPr>
@@ -1292,13 +1292,13 @@
     <w:p>
       <w:pPr>
         <w:pStyle w:val="Kop2"/>
-        <w:divId w:val="747652030"/>
+        <w:divId w:val="834997801"/>
         <w:rPr>
           <w:rFonts w:eastAsia="Times New Roman"/>
           <w:lang w:val="nl-NL"/>
         </w:rPr>
       </w:pPr>
-      <w:bookmarkStart w:id="2" w:name="_Toc242815185"/>
+      <w:bookmarkStart w:id="2" w:name="_Toc242816084"/>
       <w:r>
         <w:rPr>
           <w:rFonts w:eastAsia="Times New Roman"/>
@@ -1311,7 +1311,7 @@
     <w:p>
       <w:pPr>
         <w:pStyle w:val="Normaalweb"/>
-        <w:divId w:val="747652030"/>
+        <w:divId w:val="834997801"/>
         <w:rPr>
           <w:lang w:val="nl-NL"/>
         </w:rPr>
@@ -1326,7 +1326,7 @@
     <w:p>
       <w:pPr>
         <w:pStyle w:val="Normaalweb"/>
-        <w:divId w:val="747652030"/>
+        <w:divId w:val="834997801"/>
         <w:rPr>
           <w:lang w:val="nl-NL"/>
         </w:rPr>
@@ -1341,7 +1341,7 @@
     <w:p>
       <w:pPr>
         <w:pStyle w:val="Normaalweb"/>
-        <w:divId w:val="747652030"/>
+        <w:divId w:val="834997801"/>
         <w:rPr>
           <w:lang w:val="nl-NL"/>
         </w:rPr>
@@ -1356,7 +1356,7 @@
     <w:p>
       <w:pPr>
         <w:pStyle w:val="Normaalweb"/>
-        <w:divId w:val="747652030"/>
+        <w:divId w:val="834997801"/>
         <w:rPr>
           <w:lang w:val="nl-NL"/>
         </w:rPr>
@@ -1371,7 +1371,7 @@
     <w:p>
       <w:pPr>
         <w:pStyle w:val="Normaalweb"/>
-        <w:divId w:val="747652030"/>
+        <w:divId w:val="834997801"/>
         <w:rPr>
           <w:lang w:val="nl-NL"/>
         </w:rPr>
@@ -1386,7 +1386,7 @@
     <w:p>
       <w:pPr>
         <w:pStyle w:val="Normaalweb"/>
-        <w:divId w:val="747652030"/>
+        <w:divId w:val="834997801"/>
         <w:rPr>
           <w:lang w:val="nl-NL"/>
         </w:rPr>
@@ -1408,7 +1408,7 @@
     <w:p>
       <w:pPr>
         <w:pStyle w:val="Normaalweb"/>
-        <w:divId w:val="747652030"/>
+        <w:divId w:val="834997801"/>
         <w:rPr>
           <w:lang w:val="nl-NL"/>
         </w:rPr>
@@ -1430,7 +1430,7 @@
     <w:p>
       <w:pPr>
         <w:pStyle w:val="Normaalweb"/>
-        <w:divId w:val="747652030"/>
+        <w:divId w:val="834997801"/>
         <w:rPr>
           <w:lang w:val="nl-NL"/>
         </w:rPr>
@@ -1452,7 +1452,7 @@
     <w:p>
       <w:pPr>
         <w:pStyle w:val="Normaalweb"/>
-        <w:divId w:val="747652030"/>
+        <w:divId w:val="834997801"/>
         <w:rPr>
           <w:lang w:val="nl-NL"/>
         </w:rPr>
@@ -1481,7 +1481,7 @@
     <w:p>
       <w:pPr>
         <w:pStyle w:val="Normaalweb"/>
-        <w:divId w:val="747652030"/>
+        <w:divId w:val="834997801"/>
         <w:rPr>
           <w:lang w:val="nl-NL"/>
         </w:rPr>
@@ -1509,7 +1509,7 @@
     <w:p>
       <w:pPr>
         <w:pStyle w:val="Normaalweb"/>
-        <w:divId w:val="747652030"/>
+        <w:divId w:val="834997801"/>
         <w:rPr>
           <w:lang w:val="nl-NL"/>
         </w:rPr>
@@ -1531,7 +1531,7 @@
     <w:p>
       <w:pPr>
         <w:pStyle w:val="Normaalweb"/>
-        <w:divId w:val="747652030"/>
+        <w:divId w:val="834997801"/>
         <w:rPr>
           <w:lang w:val="nl-NL"/>
         </w:rPr>
@@ -1546,7 +1546,7 @@
     <w:p>
       <w:pPr>
         <w:pStyle w:val="Normaalweb"/>
-        <w:divId w:val="747652030"/>
+        <w:divId w:val="834997801"/>
         <w:rPr>
           <w:lang w:val="nl-NL"/>
         </w:rPr>
@@ -1575,7 +1575,7 @@
       <w:pPr>
         <w:pStyle w:val="marker"/>
         <w:ind w:left="800" w:right="800"/>
-        <w:divId w:val="747652030"/>
+        <w:divId w:val="834997801"/>
         <w:rPr>
           <w:lang w:val="nl-NL"/>
         </w:rPr>
@@ -1587,13 +1587,13 @@
     <w:p>
       <w:pPr>
         <w:pStyle w:val="Kop2"/>
-        <w:divId w:val="747652030"/>
+        <w:divId w:val="834997801"/>
         <w:rPr>
           <w:rFonts w:eastAsia="Times New Roman"/>
           <w:lang w:val="nl-NL"/>
         </w:rPr>
       </w:pPr>
-      <w:bookmarkStart w:id="3" w:name="_Toc242815186"/>
+      <w:bookmarkStart w:id="3" w:name="_Toc242816085"/>
       <w:r>
         <w:rPr>
           <w:rFonts w:eastAsia="Times New Roman"/>
@@ -1606,7 +1606,7 @@
     <w:p>
       <w:pPr>
         <w:pStyle w:val="Normaalweb"/>
-        <w:divId w:val="747652030"/>
+        <w:divId w:val="834997801"/>
         <w:rPr>
           <w:lang w:val="nl-NL"/>
         </w:rPr>
@@ -1621,7 +1621,7 @@
     <w:p>
       <w:pPr>
         <w:pStyle w:val="Normaalweb"/>
-        <w:divId w:val="747652030"/>
+        <w:divId w:val="834997801"/>
         <w:rPr>
           <w:lang w:val="nl-NL"/>
         </w:rPr>
@@ -1649,7 +1649,7 @@
     <w:p>
       <w:pPr>
         <w:pStyle w:val="Normaalweb"/>
-        <w:divId w:val="747652030"/>
+        <w:divId w:val="834997801"/>
         <w:rPr>
           <w:lang w:val="nl-NL"/>
         </w:rPr>
@@ -1671,7 +1671,7 @@
     <w:p>
       <w:pPr>
         <w:pStyle w:val="Normaalweb"/>
-        <w:divId w:val="747652030"/>
+        <w:divId w:val="834997801"/>
         <w:rPr>
           <w:lang w:val="nl-NL"/>
         </w:rPr>
@@ -1699,7 +1699,7 @@
     <w:p>
       <w:pPr>
         <w:pStyle w:val="Normaalweb"/>
-        <w:divId w:val="747652030"/>
+        <w:divId w:val="834997801"/>
         <w:rPr>
           <w:lang w:val="nl-NL"/>
         </w:rPr>
@@ -1721,7 +1721,7 @@
     <w:p>
       <w:pPr>
         <w:pStyle w:val="Normaalweb"/>
-        <w:divId w:val="747652030"/>
+        <w:divId w:val="834997801"/>
         <w:rPr>
           <w:lang w:val="nl-NL"/>
         </w:rPr>
@@ -1749,7 +1749,7 @@
     <w:p>
       <w:pPr>
         <w:pStyle w:val="Normaalweb"/>
-        <w:divId w:val="747652030"/>
+        <w:divId w:val="834997801"/>
         <w:rPr>
           <w:lang w:val="nl-NL"/>
         </w:rPr>
@@ -1764,7 +1764,7 @@
     <w:p>
       <w:pPr>
         <w:pStyle w:val="Normaalweb"/>
-        <w:divId w:val="747652030"/>
+        <w:divId w:val="834997801"/>
         <w:rPr>
           <w:lang w:val="nl-NL"/>
         </w:rPr>
@@ -1793,7 +1793,7 @@
     <w:p>
       <w:pPr>
         <w:pStyle w:val="Normaalweb"/>
-        <w:divId w:val="747652030"/>
+        <w:divId w:val="834997801"/>
         <w:rPr>
           <w:lang w:val="nl-NL"/>
         </w:rPr>
@@ -1809,7 +1809,7 @@
       <w:pPr>
         <w:pStyle w:val="marker"/>
         <w:ind w:left="800" w:right="800"/>
-        <w:divId w:val="747652030"/>
+        <w:divId w:val="834997801"/>
         <w:rPr>
           <w:lang w:val="nl-NL"/>
         </w:rPr>
@@ -1821,13 +1821,13 @@
     <w:p>
       <w:pPr>
         <w:pStyle w:val="Kop2"/>
-        <w:divId w:val="747652030"/>
+        <w:divId w:val="834997801"/>
         <w:rPr>
           <w:rFonts w:eastAsia="Times New Roman"/>
           <w:lang w:val="nl-NL"/>
         </w:rPr>
       </w:pPr>
-      <w:bookmarkStart w:id="4" w:name="_Toc242815187"/>
+      <w:bookmarkStart w:id="4" w:name="_Toc242816086"/>
       <w:r>
         <w:rPr>
           <w:rFonts w:eastAsia="Times New Roman"/>
@@ -1840,7 +1840,7 @@
     <w:p>
       <w:pPr>
         <w:pStyle w:val="Normaalweb"/>
-        <w:divId w:val="747652030"/>
+        <w:divId w:val="834997801"/>
         <w:rPr>
           <w:lang w:val="nl-NL"/>
         </w:rPr>
@@ -1855,7 +1855,7 @@
     <w:p>
       <w:pPr>
         <w:pStyle w:val="Normaalweb"/>
-        <w:divId w:val="747652030"/>
+        <w:divId w:val="834997801"/>
         <w:rPr>
           <w:lang w:val="nl-NL"/>
         </w:rPr>
@@ -1870,7 +1870,7 @@
     <w:p>
       <w:pPr>
         <w:pStyle w:val="Normaalweb"/>
-        <w:divId w:val="747652030"/>
+        <w:divId w:val="834997801"/>
         <w:rPr>
           <w:lang w:val="nl-NL"/>
         </w:rPr>
@@ -1885,7 +1885,7 @@
     <w:p>
       <w:pPr>
         <w:pStyle w:val="Normaalweb"/>
-        <w:divId w:val="747652030"/>
+        <w:divId w:val="834997801"/>
         <w:rPr>
           <w:lang w:val="nl-NL"/>
         </w:rPr>
@@ -1900,7 +1900,7 @@
     <w:p>
       <w:pPr>
         <w:pStyle w:val="Normaalweb"/>
-        <w:divId w:val="747652030"/>
+        <w:divId w:val="834997801"/>
         <w:rPr>
           <w:lang w:val="nl-NL"/>
         </w:rPr>
@@ -1921,7 +1921,7 @@
     <w:p>
       <w:pPr>
         <w:pStyle w:val="Normaalweb"/>
-        <w:divId w:val="747652030"/>
+        <w:divId w:val="834997801"/>
         <w:rPr>
           <w:lang w:val="nl-NL"/>
         </w:rPr>
@@ -1936,7 +1936,7 @@
     <w:p>
       <w:pPr>
         <w:pStyle w:val="Normaalweb"/>
-        <w:divId w:val="747652030"/>
+        <w:divId w:val="834997801"/>
         <w:rPr>
           <w:lang w:val="nl-NL"/>
         </w:rPr>
@@ -1957,7 +1957,7 @@
     <w:p>
       <w:pPr>
         <w:pStyle w:val="Normaalweb"/>
-        <w:divId w:val="747652030"/>
+        <w:divId w:val="834997801"/>
         <w:rPr>
           <w:lang w:val="nl-NL"/>
         </w:rPr>
@@ -1979,7 +1979,7 @@
     <w:p>
       <w:pPr>
         <w:pStyle w:val="Normaalweb"/>
-        <w:divId w:val="747652030"/>
+        <w:divId w:val="834997801"/>
         <w:rPr>
           <w:lang w:val="nl-NL"/>
         </w:rPr>
@@ -1994,7 +1994,7 @@
     <w:p>
       <w:pPr>
         <w:pStyle w:val="Normaalweb"/>
-        <w:divId w:val="747652030"/>
+        <w:divId w:val="834997801"/>
         <w:rPr>
           <w:lang w:val="nl-NL"/>
         </w:rPr>
@@ -2010,7 +2010,7 @@
       <w:pPr>
         <w:pStyle w:val="marker"/>
         <w:ind w:left="800" w:right="800"/>
-        <w:divId w:val="747652030"/>
+        <w:divId w:val="834997801"/>
         <w:rPr>
           <w:lang w:val="nl-NL"/>
         </w:rPr>
@@ -2022,13 +2022,13 @@
     <w:p>
       <w:pPr>
         <w:pStyle w:val="Kop2"/>
-        <w:divId w:val="747652030"/>
+        <w:divId w:val="834997801"/>
         <w:rPr>
           <w:rFonts w:eastAsia="Times New Roman"/>
           <w:lang w:val="nl-NL"/>
         </w:rPr>
       </w:pPr>
-      <w:bookmarkStart w:id="5" w:name="_Toc242815188"/>
+      <w:bookmarkStart w:id="5" w:name="_Toc242816087"/>
       <w:r>
         <w:rPr>
           <w:rFonts w:eastAsia="Times New Roman"/>
@@ -2041,7 +2041,7 @@
     <w:p>
       <w:pPr>
         <w:pStyle w:val="Normaalweb"/>
-        <w:divId w:val="747652030"/>
+        <w:divId w:val="834997801"/>
         <w:rPr>
           <w:lang w:val="nl-NL"/>
         </w:rPr>
@@ -2056,7 +2056,7 @@
     <w:p>
       <w:pPr>
         <w:pStyle w:val="Normaalweb"/>
-        <w:divId w:val="747652030"/>
+        <w:divId w:val="834997801"/>
         <w:rPr>
           <w:lang w:val="nl-NL"/>
         </w:rPr>
@@ -2071,7 +2071,7 @@
     <w:p>
       <w:pPr>
         <w:pStyle w:val="Normaalweb"/>
-        <w:divId w:val="747652030"/>
+        <w:divId w:val="834997801"/>
         <w:rPr>
           <w:lang w:val="nl-NL"/>
         </w:rPr>
@@ -2087,7 +2087,7 @@
       <w:pPr>
         <w:pStyle w:val="marker"/>
         <w:ind w:left="800" w:right="800"/>
-        <w:divId w:val="747652030"/>
+        <w:divId w:val="834997801"/>
         <w:rPr>
           <w:lang w:val="nl-NL"/>
         </w:rPr>
@@ -2099,13 +2099,13 @@
     <w:p>
       <w:pPr>
         <w:pStyle w:val="Kop2"/>
-        <w:divId w:val="747652030"/>
+        <w:divId w:val="834997801"/>
         <w:rPr>
           <w:rFonts w:eastAsia="Times New Roman"/>
           <w:lang w:val="nl-NL"/>
         </w:rPr>
       </w:pPr>
-      <w:bookmarkStart w:id="6" w:name="_Toc242815189"/>
+      <w:bookmarkStart w:id="6" w:name="_Toc242816088"/>
       <w:r>
         <w:rPr>
           <w:rFonts w:eastAsia="Times New Roman"/>
@@ -2118,7 +2118,7 @@
     <w:p>
       <w:pPr>
         <w:pStyle w:val="Normaalweb"/>
-        <w:divId w:val="747652030"/>
+        <w:divId w:val="834997801"/>
         <w:rPr>
           <w:lang w:val="nl-NL"/>
         </w:rPr>
@@ -2133,7 +2133,7 @@
     <w:p>
       <w:pPr>
         <w:pStyle w:val="Normaalweb"/>
-        <w:divId w:val="747652030"/>
+        <w:divId w:val="834997801"/>
         <w:rPr>
           <w:lang w:val="nl-NL"/>
         </w:rPr>
@@ -2161,7 +2161,7 @@
     <w:p>
       <w:pPr>
         <w:pStyle w:val="Normaalweb"/>
-        <w:divId w:val="747652030"/>
+        <w:divId w:val="834997801"/>
         <w:rPr>
           <w:lang w:val="nl-NL"/>
         </w:rPr>
@@ -2189,7 +2189,7 @@
     <w:p>
       <w:pPr>
         <w:pStyle w:val="Normaalweb"/>
-        <w:divId w:val="747652030"/>
+        <w:divId w:val="834997801"/>
         <w:rPr>
           <w:lang w:val="nl-NL"/>
         </w:rPr>
@@ -2217,7 +2217,7 @@
     <w:p>
       <w:pPr>
         <w:pStyle w:val="Normaalweb"/>
-        <w:divId w:val="747652030"/>
+        <w:divId w:val="834997801"/>
         <w:rPr>
           <w:lang w:val="nl-NL"/>
         </w:rPr>
@@ -2245,7 +2245,7 @@
     <w:p>
       <w:pPr>
         <w:pStyle w:val="Normaalweb"/>
-        <w:divId w:val="747652030"/>
+        <w:divId w:val="834997801"/>
         <w:rPr>
           <w:lang w:val="nl-NL"/>
         </w:rPr>
@@ -2261,7 +2261,7 @@
       <w:pPr>
         <w:pStyle w:val="marker"/>
         <w:ind w:left="800" w:right="800"/>
-        <w:divId w:val="747652030"/>
+        <w:divId w:val="834997801"/>
         <w:rPr>
           <w:lang w:val="nl-NL"/>
         </w:rPr>
@@ -2273,13 +2273,13 @@
     <w:p>
       <w:pPr>
         <w:pStyle w:val="Kop2"/>
-        <w:divId w:val="747652030"/>
+        <w:divId w:val="834997801"/>
         <w:rPr>
           <w:rFonts w:eastAsia="Times New Roman"/>
           <w:lang w:val="nl-NL"/>
         </w:rPr>
       </w:pPr>
-      <w:bookmarkStart w:id="7" w:name="_Toc242815190"/>
+      <w:bookmarkStart w:id="7" w:name="_Toc242816089"/>
       <w:r>
         <w:rPr>
           <w:rFonts w:eastAsia="Times New Roman"/>
@@ -2292,7 +2292,7 @@
     <w:p>
       <w:pPr>
         <w:pStyle w:val="Normaalweb"/>
-        <w:divId w:val="747652030"/>
+        <w:divId w:val="834997801"/>
         <w:rPr>
           <w:lang w:val="nl-NL"/>
         </w:rPr>
@@ -2307,7 +2307,7 @@
     <w:p>
       <w:pPr>
         <w:pStyle w:val="Normaalweb"/>
-        <w:divId w:val="747652030"/>
+        <w:divId w:val="834997801"/>
         <w:rPr>
           <w:lang w:val="nl-NL"/>
         </w:rPr>
@@ -2322,7 +2322,7 @@
     <w:p>
       <w:pPr>
         <w:pStyle w:val="Normaalweb"/>
-        <w:divId w:val="747652030"/>
+        <w:divId w:val="834997801"/>
         <w:rPr>
           <w:lang w:val="nl-NL"/>
         </w:rPr>
@@ -2343,7 +2343,7 @@
     <w:p>
       <w:pPr>
         <w:pStyle w:val="Normaalweb"/>
-        <w:divId w:val="747652030"/>
+        <w:divId w:val="834997801"/>
         <w:rPr>
           <w:lang w:val="nl-NL"/>
         </w:rPr>
@@ -2359,7 +2359,7 @@
       <w:pPr>
         <w:pStyle w:val="marker"/>
         <w:ind w:left="800" w:right="800"/>
-        <w:divId w:val="747652030"/>
+        <w:divId w:val="834997801"/>
         <w:rPr>
           <w:lang w:val="nl-NL"/>
         </w:rPr>
@@ -2371,13 +2371,13 @@
     <w:p>
       <w:pPr>
         <w:pStyle w:val="Kop2"/>
-        <w:divId w:val="747652030"/>
+        <w:divId w:val="834997801"/>
         <w:rPr>
           <w:rFonts w:eastAsia="Times New Roman"/>
           <w:lang w:val="nl-NL"/>
         </w:rPr>
       </w:pPr>
-      <w:bookmarkStart w:id="8" w:name="_Toc242815191"/>
+      <w:bookmarkStart w:id="8" w:name="_Toc242816090"/>
       <w:r>
         <w:rPr>
           <w:rFonts w:eastAsia="Times New Roman"/>
@@ -2390,7 +2390,7 @@
     <w:p>
       <w:pPr>
         <w:pStyle w:val="Normaalweb"/>
-        <w:divId w:val="747652030"/>
+        <w:divId w:val="834997801"/>
         <w:rPr>
           <w:lang w:val="nl-NL"/>
         </w:rPr>
@@ -2405,7 +2405,7 @@
     <w:p>
       <w:pPr>
         <w:pStyle w:val="Normaalweb"/>
-        <w:divId w:val="747652030"/>
+        <w:divId w:val="834997801"/>
         <w:rPr>
           <w:lang w:val="nl-NL"/>
         </w:rPr>
@@ -2433,7 +2433,7 @@
     <w:p>
       <w:pPr>
         <w:pStyle w:val="Normaalweb"/>
-        <w:divId w:val="747652030"/>
+        <w:divId w:val="834997801"/>
         <w:rPr>
           <w:lang w:val="nl-NL"/>
         </w:rPr>
@@ -2455,7 +2455,7 @@
     <w:p>
       <w:pPr>
         <w:pStyle w:val="Normaalweb"/>
-        <w:divId w:val="747652030"/>
+        <w:divId w:val="834997801"/>
         <w:rPr>
           <w:lang w:val="nl-NL"/>
         </w:rPr>
@@ -2470,7 +2470,7 @@
     <w:p>
       <w:pPr>
         <w:pStyle w:val="Normaalweb"/>
-        <w:divId w:val="747652030"/>
+        <w:divId w:val="834997801"/>
         <w:rPr>
           <w:lang w:val="nl-NL"/>
         </w:rPr>
@@ -2491,7 +2491,7 @@
     <w:p>
       <w:pPr>
         <w:pStyle w:val="Normaalweb"/>
-        <w:divId w:val="747652030"/>
+        <w:divId w:val="834997801"/>
         <w:rPr>
           <w:lang w:val="nl-NL"/>
         </w:rPr>
@@ -2512,7 +2512,7 @@
     <w:p>
       <w:pPr>
         <w:pStyle w:val="Normaalweb"/>
-        <w:divId w:val="747652030"/>
+        <w:divId w:val="834997801"/>
         <w:rPr>
           <w:lang w:val="nl-NL"/>
         </w:rPr>
@@ -2527,7 +2527,7 @@
     <w:p>
       <w:pPr>
         <w:pStyle w:val="Normaalweb"/>
-        <w:divId w:val="747652030"/>
+        <w:divId w:val="834997801"/>
         <w:rPr>
           <w:lang w:val="nl-NL"/>
         </w:rPr>
@@ -2542,7 +2542,7 @@
     <w:p>
       <w:pPr>
         <w:pStyle w:val="Normaalweb"/>
-        <w:divId w:val="747652030"/>
+        <w:divId w:val="834997801"/>
         <w:rPr>
           <w:lang w:val="nl-NL"/>
         </w:rPr>
@@ -2558,7 +2558,7 @@
       <w:pPr>
         <w:pStyle w:val="marker"/>
         <w:ind w:left="800" w:right="800"/>
-        <w:divId w:val="747652030"/>
+        <w:divId w:val="834997801"/>
         <w:rPr>
           <w:lang w:val="nl-NL"/>
         </w:rPr>
@@ -2570,13 +2570,13 @@
     <w:p>
       <w:pPr>
         <w:pStyle w:val="Kop2"/>
-        <w:divId w:val="747652030"/>
+        <w:divId w:val="834997801"/>
         <w:rPr>
           <w:rFonts w:eastAsia="Times New Roman"/>
           <w:lang w:val="nl-NL"/>
         </w:rPr>
       </w:pPr>
-      <w:bookmarkStart w:id="9" w:name="_Toc242815192"/>
+      <w:bookmarkStart w:id="9" w:name="_Toc242816091"/>
       <w:r>
         <w:rPr>
           <w:rFonts w:eastAsia="Times New Roman"/>
@@ -2589,7 +2589,7 @@
     <w:p>
       <w:pPr>
         <w:pStyle w:val="Normaalweb"/>
-        <w:divId w:val="747652030"/>
+        <w:divId w:val="834997801"/>
         <w:rPr>
           <w:lang w:val="nl-NL"/>
         </w:rPr>
@@ -2604,7 +2604,7 @@
     <w:p>
       <w:pPr>
         <w:pStyle w:val="Normaalweb"/>
-        <w:divId w:val="747652030"/>
+        <w:divId w:val="834997801"/>
         <w:rPr>
           <w:lang w:val="nl-NL"/>
         </w:rPr>
@@ -2632,7 +2632,7 @@
     <w:p>
       <w:pPr>
         <w:pStyle w:val="Normaalweb"/>
-        <w:divId w:val="747652030"/>
+        <w:divId w:val="834997801"/>
         <w:rPr>
           <w:lang w:val="nl-NL"/>
         </w:rPr>
@@ -2666,7 +2666,7 @@
     <w:p>
       <w:pPr>
         <w:pStyle w:val="Normaalweb"/>
-        <w:divId w:val="747652030"/>
+        <w:divId w:val="834997801"/>
         <w:rPr>
           <w:lang w:val="nl-NL"/>
         </w:rPr>
@@ -2701,7 +2701,7 @@
       <w:pPr>
         <w:pStyle w:val="marker"/>
         <w:ind w:left="800" w:right="800"/>
-        <w:divId w:val="747652030"/>
+        <w:divId w:val="834997801"/>
         <w:rPr>
           <w:lang w:val="nl-NL"/>
         </w:rPr>
@@ -2713,13 +2713,13 @@
     <w:p>
       <w:pPr>
         <w:pStyle w:val="Kop2"/>
-        <w:divId w:val="747652030"/>
+        <w:divId w:val="834997801"/>
         <w:rPr>
           <w:rFonts w:eastAsia="Times New Roman"/>
           <w:lang w:val="nl-NL"/>
         </w:rPr>
       </w:pPr>
-      <w:bookmarkStart w:id="10" w:name="_Toc242815193"/>
+      <w:bookmarkStart w:id="10" w:name="_Toc242816092"/>
       <w:r>
         <w:rPr>
           <w:rFonts w:eastAsia="Times New Roman"/>
@@ -2732,7 +2732,7 @@
     <w:p>
       <w:pPr>
         <w:pStyle w:val="Normaalweb"/>
-        <w:divId w:val="747652030"/>
+        <w:divId w:val="834997801"/>
         <w:rPr>
           <w:lang w:val="nl-NL"/>
         </w:rPr>
@@ -2753,7 +2753,7 @@
     <w:p>
       <w:pPr>
         <w:pStyle w:val="Normaalweb"/>
-        <w:divId w:val="747652030"/>
+        <w:divId w:val="834997801"/>
         <w:rPr>
           <w:lang w:val="nl-NL"/>
         </w:rPr>
@@ -2768,7 +2768,7 @@
     <w:p>
       <w:pPr>
         <w:pStyle w:val="Normaalweb"/>
-        <w:divId w:val="747652030"/>
+        <w:divId w:val="834997801"/>
         <w:rPr>
           <w:lang w:val="nl-NL"/>
         </w:rPr>
@@ -2783,7 +2783,7 @@
     <w:p>
       <w:pPr>
         <w:pStyle w:val="Normaalweb"/>
-        <w:divId w:val="747652030"/>
+        <w:divId w:val="834997801"/>
         <w:rPr>
           <w:lang w:val="nl-NL"/>
         </w:rPr>
@@ -2798,7 +2798,7 @@
     <w:p>
       <w:pPr>
         <w:pStyle w:val="Normaalweb"/>
-        <w:divId w:val="747652030"/>
+        <w:divId w:val="834997801"/>
         <w:rPr>
           <w:lang w:val="nl-NL"/>
         </w:rPr>
@@ -2814,7 +2814,7 @@
       <w:pPr>
         <w:pStyle w:val="marker"/>
         <w:ind w:left="800" w:right="800"/>
-        <w:divId w:val="747652030"/>
+        <w:divId w:val="834997801"/>
         <w:rPr>
           <w:lang w:val="nl-NL"/>
         </w:rPr>
@@ -2826,13 +2826,13 @@
     <w:p>
       <w:pPr>
         <w:pStyle w:val="Kop2"/>
-        <w:divId w:val="747652030"/>
+        <w:divId w:val="834997801"/>
         <w:rPr>
           <w:rFonts w:eastAsia="Times New Roman"/>
           <w:lang w:val="nl-NL"/>
         </w:rPr>
       </w:pPr>
-      <w:bookmarkStart w:id="11" w:name="_Toc242815194"/>
+      <w:bookmarkStart w:id="11" w:name="_Toc242816093"/>
       <w:r>
         <w:rPr>
           <w:rFonts w:eastAsia="Times New Roman"/>
@@ -2845,7 +2845,7 @@
     <w:p>
       <w:pPr>
         <w:pStyle w:val="Normaalweb"/>
-        <w:divId w:val="747652030"/>
+        <w:divId w:val="834997801"/>
         <w:rPr>
           <w:lang w:val="nl-NL"/>
         </w:rPr>
@@ -2860,7 +2860,7 @@
     <w:p>
       <w:pPr>
         <w:pStyle w:val="Normaalweb"/>
-        <w:divId w:val="747652030"/>
+        <w:divId w:val="834997801"/>
         <w:rPr>
           <w:lang w:val="nl-NL"/>
         </w:rPr>
@@ -2882,7 +2882,7 @@
     <w:p>
       <w:pPr>
         <w:pStyle w:val="Normaalweb"/>
-        <w:divId w:val="747652030"/>
+        <w:divId w:val="834997801"/>
         <w:rPr>
           <w:lang w:val="nl-NL"/>
         </w:rPr>
@@ -2910,7 +2910,7 @@
     <w:p>
       <w:pPr>
         <w:pStyle w:val="Normaalweb"/>
-        <w:divId w:val="747652030"/>
+        <w:divId w:val="834997801"/>
         <w:rPr>
           <w:lang w:val="nl-NL"/>
         </w:rPr>
@@ -2925,7 +2925,7 @@
     <w:p>
       <w:pPr>
         <w:pStyle w:val="Normaalweb"/>
-        <w:divId w:val="747652030"/>
+        <w:divId w:val="834997801"/>
         <w:rPr>
           <w:lang w:val="nl-NL"/>
         </w:rPr>
@@ -2941,7 +2941,7 @@
       <w:pPr>
         <w:pStyle w:val="marker"/>
         <w:ind w:left="800" w:right="800"/>
-        <w:divId w:val="747652030"/>
+        <w:divId w:val="834997801"/>
         <w:rPr>
           <w:lang w:val="nl-NL"/>
         </w:rPr>
@@ -2953,13 +2953,13 @@
     <w:p>
       <w:pPr>
         <w:pStyle w:val="Kop2"/>
-        <w:divId w:val="747652030"/>
+        <w:divId w:val="834997801"/>
         <w:rPr>
           <w:rFonts w:eastAsia="Times New Roman"/>
           <w:lang w:val="nl-NL"/>
         </w:rPr>
       </w:pPr>
-      <w:bookmarkStart w:id="12" w:name="_Toc242815195"/>
+      <w:bookmarkStart w:id="12" w:name="_Toc242816094"/>
       <w:r>
         <w:rPr>
           <w:rFonts w:eastAsia="Times New Roman"/>
@@ -2972,7 +2972,7 @@
     <w:p>
       <w:pPr>
         <w:pStyle w:val="Normaalweb"/>
-        <w:divId w:val="747652030"/>
+        <w:divId w:val="834997801"/>
         <w:rPr>
           <w:lang w:val="nl-NL"/>
         </w:rPr>
@@ -2987,7 +2987,7 @@
     <w:p>
       <w:pPr>
         <w:pStyle w:val="Normaalweb"/>
-        <w:divId w:val="747652030"/>
+        <w:divId w:val="834997801"/>
         <w:rPr>
           <w:lang w:val="nl-NL"/>
         </w:rPr>
@@ -3002,7 +3002,7 @@
     <w:p>
       <w:pPr>
         <w:pStyle w:val="Normaalweb"/>
-        <w:divId w:val="747652030"/>
+        <w:divId w:val="834997801"/>
         <w:rPr>
           <w:lang w:val="nl-NL"/>
         </w:rPr>
@@ -3017,7 +3017,7 @@
     <w:p>
       <w:pPr>
         <w:pStyle w:val="Normaalweb"/>
-        <w:divId w:val="747652030"/>
+        <w:divId w:val="834997801"/>
         <w:rPr>
           <w:lang w:val="nl-NL"/>
         </w:rPr>
@@ -3032,7 +3032,7 @@
     <w:p>
       <w:pPr>
         <w:pStyle w:val="Normaalweb"/>
-        <w:divId w:val="747652030"/>
+        <w:divId w:val="834997801"/>
         <w:rPr>
           <w:lang w:val="nl-NL"/>
         </w:rPr>
@@ -3047,7 +3047,7 @@
     <w:p>
       <w:pPr>
         <w:pStyle w:val="Normaalweb"/>
-        <w:divId w:val="747652030"/>
+        <w:divId w:val="834997801"/>
         <w:rPr>
           <w:lang w:val="nl-NL"/>
         </w:rPr>
@@ -3294,7 +3294,7 @@
         <w:sz w:val="18"/>
       </w:rPr>
       <w:tab/>
-      <w:t>Laatst gewijzigd: 13 oktober 2026, 19:35</w:t>
+      <w:t>Laatst gewijzigd: 13 oktober 2026, 19:50</w:t>
     </w:r>
   </w:p>
 </w:hdr>
@@ -4661,7 +4661,7 @@
     <w:link w:val="KoptekstChar"/>
     <w:uiPriority w:val="99"/>
     <w:unhideWhenUsed/>
-    <w:rsid w:val="003A775E"/>
+    <w:rsid w:val="00926F0B"/>
     <w:pPr>
       <w:tabs>
         <w:tab w:val="center" w:pos="4536"/>
@@ -4674,7 +4674,7 @@
     <w:basedOn w:val="Standaardalinea-lettertype"/>
     <w:link w:val="Koptekst"/>
     <w:uiPriority w:val="99"/>
-    <w:rsid w:val="003A775E"/>
+    <w:rsid w:val="00926F0B"/>
     <w:rPr>
       <w:rFonts w:eastAsiaTheme="minorEastAsia"/>
       <w:sz w:val="24"/>
@@ -4687,7 +4687,7 @@
     <w:link w:val="VoettekstChar"/>
     <w:uiPriority w:val="99"/>
     <w:unhideWhenUsed/>
-    <w:rsid w:val="003A775E"/>
+    <w:rsid w:val="00926F0B"/>
     <w:pPr>
       <w:tabs>
         <w:tab w:val="center" w:pos="4536"/>
@@ -4700,7 +4700,7 @@
     <w:basedOn w:val="Standaardalinea-lettertype"/>
     <w:link w:val="Voettekst"/>
     <w:uiPriority w:val="99"/>
-    <w:rsid w:val="003A775E"/>
+    <w:rsid w:val="00926F0B"/>
     <w:rPr>
       <w:rFonts w:eastAsiaTheme="minorEastAsia"/>
       <w:sz w:val="24"/>
@@ -4714,7 +4714,7 @@
     <w:autoRedefine/>
     <w:uiPriority w:val="39"/>
     <w:unhideWhenUsed/>
-    <w:rsid w:val="003A775E"/>
+    <w:rsid w:val="00926F0B"/>
     <w:pPr>
       <w:spacing w:after="100"/>
       <w:ind w:left="220"/>

--- a/nl/docx/document-d.docx
+++ b/nl/docx/document-d.docx
@@ -7,7 +7,7 @@
         <w:spacing w:after="480"/>
         <w:jc w:val="center"/>
         <w:outlineLvl w:val="1"/>
-        <w:divId w:val="318581825"/>
+        <w:divId w:val="408038901"/>
         <w:rPr>
           <w:rFonts w:ascii="Aptos Display" w:eastAsia="Times New Roman" w:hAnsi="Aptos Display"/>
           <w:b/>
@@ -36,7 +36,7 @@
     <w:p>
       <w:pPr>
         <w:pStyle w:val="ondertitel2"/>
-        <w:divId w:val="318581825"/>
+        <w:divId w:val="408038901"/>
         <w:rPr>
           <w:lang w:val="nl-NL"/>
         </w:rPr>
@@ -51,7 +51,7 @@
     <w:p>
       <w:pPr>
         <w:pStyle w:val="documentaanduiding2"/>
-        <w:divId w:val="318581825"/>
+        <w:divId w:val="408038901"/>
         <w:rPr>
           <w:lang w:val="nl-NL"/>
         </w:rPr>
@@ -66,7 +66,7 @@
     <w:p>
       <w:pPr>
         <w:pStyle w:val="auteur2"/>
-        <w:divId w:val="318581825"/>
+        <w:divId w:val="408038901"/>
         <w:rPr>
           <w:lang w:val="nl-NL"/>
         </w:rPr>
@@ -81,23 +81,23 @@
     <w:p>
       <w:pPr>
         <w:pStyle w:val="meta-lijn2"/>
-        <w:divId w:val="318581825"/>
-        <w:rPr>
-          <w:lang w:val="nl-NL"/>
-        </w:rPr>
-      </w:pPr>
-      <w:r>
-        <w:rPr>
-          <w:lang w:val="nl-NL"/>
-        </w:rPr>
-        <w:t>Versie bijgewerkt: 13 oktober 2026, 19:50</w:t>
+        <w:divId w:val="408038901"/>
+        <w:rPr>
+          <w:lang w:val="nl-NL"/>
+        </w:rPr>
+      </w:pPr>
+      <w:r>
+        <w:rPr>
+          <w:lang w:val="nl-NL"/>
+        </w:rPr>
+        <w:t>Versie bijgewerkt: 13 oktober 2026, 20:03</w:t>
       </w:r>
     </w:p>
     <w:p>
       <w:pPr>
         <w:pStyle w:val="marker"/>
         <w:ind w:left="800" w:right="800"/>
-        <w:divId w:val="834997801"/>
+        <w:divId w:val="1753426760"/>
         <w:rPr>
           <w:lang w:val="nl-NL"/>
         </w:rPr>
@@ -110,13 +110,13 @@
       <w:pPr>
         <w:pStyle w:val="Kop2"/>
         <w:pageBreakBefore/>
-        <w:divId w:val="1396775433"/>
+        <w:divId w:val="639770380"/>
         <w:rPr>
           <w:rFonts w:eastAsia="Times New Roman"/>
           <w:lang w:val="nl-NL"/>
         </w:rPr>
       </w:pPr>
-      <w:bookmarkStart w:id="0" w:name="_Toc242816082"/>
+      <w:bookmarkStart w:id="0" w:name="_Toc242816907"/>
       <w:r>
         <w:rPr>
           <w:rFonts w:eastAsia="Times New Roman"/>
@@ -133,7 +133,7 @@
         <w:tabs>
           <w:tab w:val="right" w:leader="dot" w:pos="9062"/>
         </w:tabs>
-        <w:divId w:val="1396775433"/>
+        <w:divId w:val="639770380"/>
         <w:rPr>
           <w:rFonts w:asciiTheme="minorHAnsi" w:hAnsiTheme="minorHAnsi" w:cstheme="minorBidi"/>
           <w:noProof/>
@@ -184,7 +184,7 @@
         <w:rPr>
           <w:noProof/>
         </w:rPr>
-        <w:instrText xml:space="preserve"> PAGEREF _Toc242816082 \h </w:instrText>
+        <w:instrText xml:space="preserve"> PAGEREF _Toc242816907 \h </w:instrText>
       </w:r>
       <w:r>
         <w:rPr>
@@ -216,7 +216,7 @@
         <w:tabs>
           <w:tab w:val="right" w:leader="dot" w:pos="9062"/>
         </w:tabs>
-        <w:divId w:val="1396775433"/>
+        <w:divId w:val="639770380"/>
         <w:rPr>
           <w:rFonts w:asciiTheme="minorHAnsi" w:hAnsiTheme="minorHAnsi" w:cstheme="minorBidi"/>
           <w:noProof/>
@@ -249,7 +249,7 @@
         <w:rPr>
           <w:noProof/>
         </w:rPr>
-        <w:instrText xml:space="preserve"> PAGEREF _Toc242816083 \h </w:instrText>
+        <w:instrText xml:space="preserve"> PAGEREF _Toc242816908 \h </w:instrText>
       </w:r>
       <w:r>
         <w:rPr>
@@ -281,7 +281,7 @@
         <w:tabs>
           <w:tab w:val="right" w:leader="dot" w:pos="9062"/>
         </w:tabs>
-        <w:divId w:val="1396775433"/>
+        <w:divId w:val="639770380"/>
         <w:rPr>
           <w:rFonts w:asciiTheme="minorHAnsi" w:hAnsiTheme="minorHAnsi" w:cstheme="minorBidi"/>
           <w:noProof/>
@@ -314,7 +314,7 @@
         <w:rPr>
           <w:noProof/>
         </w:rPr>
-        <w:instrText xml:space="preserve"> PAGEREF _Toc242816084 \h </w:instrText>
+        <w:instrText xml:space="preserve"> PAGEREF _Toc242816909 \h </w:instrText>
       </w:r>
       <w:r>
         <w:rPr>
@@ -346,7 +346,7 @@
         <w:tabs>
           <w:tab w:val="right" w:leader="dot" w:pos="9062"/>
         </w:tabs>
-        <w:divId w:val="1396775433"/>
+        <w:divId w:val="639770380"/>
         <w:rPr>
           <w:rFonts w:asciiTheme="minorHAnsi" w:hAnsiTheme="minorHAnsi" w:cstheme="minorBidi"/>
           <w:noProof/>
@@ -379,7 +379,7 @@
         <w:rPr>
           <w:noProof/>
         </w:rPr>
-        <w:instrText xml:space="preserve"> PAGEREF _Toc242816085 \h </w:instrText>
+        <w:instrText xml:space="preserve"> PAGEREF _Toc242816910 \h </w:instrText>
       </w:r>
       <w:r>
         <w:rPr>
@@ -411,7 +411,7 @@
         <w:tabs>
           <w:tab w:val="right" w:leader="dot" w:pos="9062"/>
         </w:tabs>
-        <w:divId w:val="1396775433"/>
+        <w:divId w:val="639770380"/>
         <w:rPr>
           <w:rFonts w:asciiTheme="minorHAnsi" w:hAnsiTheme="minorHAnsi" w:cstheme="minorBidi"/>
           <w:noProof/>
@@ -444,7 +444,7 @@
         <w:rPr>
           <w:noProof/>
         </w:rPr>
-        <w:instrText xml:space="preserve"> PAGEREF _Toc242816086 \h </w:instrText>
+        <w:instrText xml:space="preserve"> PAGEREF _Toc242816911 \h </w:instrText>
       </w:r>
       <w:r>
         <w:rPr>
@@ -476,7 +476,7 @@
         <w:tabs>
           <w:tab w:val="right" w:leader="dot" w:pos="9062"/>
         </w:tabs>
-        <w:divId w:val="1396775433"/>
+        <w:divId w:val="639770380"/>
         <w:rPr>
           <w:rFonts w:asciiTheme="minorHAnsi" w:hAnsiTheme="minorHAnsi" w:cstheme="minorBidi"/>
           <w:noProof/>
@@ -509,7 +509,7 @@
         <w:rPr>
           <w:noProof/>
         </w:rPr>
-        <w:instrText xml:space="preserve"> PAGEREF _Toc242816087 \h </w:instrText>
+        <w:instrText xml:space="preserve"> PAGEREF _Toc242816912 \h </w:instrText>
       </w:r>
       <w:r>
         <w:rPr>
@@ -541,7 +541,7 @@
         <w:tabs>
           <w:tab w:val="right" w:leader="dot" w:pos="9062"/>
         </w:tabs>
-        <w:divId w:val="1396775433"/>
+        <w:divId w:val="639770380"/>
         <w:rPr>
           <w:rFonts w:asciiTheme="minorHAnsi" w:hAnsiTheme="minorHAnsi" w:cstheme="minorBidi"/>
           <w:noProof/>
@@ -574,7 +574,7 @@
         <w:rPr>
           <w:noProof/>
         </w:rPr>
-        <w:instrText xml:space="preserve"> PAGEREF _Toc242816088 \h </w:instrText>
+        <w:instrText xml:space="preserve"> PAGEREF _Toc242816913 \h </w:instrText>
       </w:r>
       <w:r>
         <w:rPr>
@@ -606,7 +606,7 @@
         <w:tabs>
           <w:tab w:val="right" w:leader="dot" w:pos="9062"/>
         </w:tabs>
-        <w:divId w:val="1396775433"/>
+        <w:divId w:val="639770380"/>
         <w:rPr>
           <w:rFonts w:asciiTheme="minorHAnsi" w:hAnsiTheme="minorHAnsi" w:cstheme="minorBidi"/>
           <w:noProof/>
@@ -639,7 +639,7 @@
         <w:rPr>
           <w:noProof/>
         </w:rPr>
-        <w:instrText xml:space="preserve"> PAGEREF _Toc242816089 \h </w:instrText>
+        <w:instrText xml:space="preserve"> PAGEREF _Toc242816914 \h </w:instrText>
       </w:r>
       <w:r>
         <w:rPr>
@@ -671,7 +671,7 @@
         <w:tabs>
           <w:tab w:val="right" w:leader="dot" w:pos="9062"/>
         </w:tabs>
-        <w:divId w:val="1396775433"/>
+        <w:divId w:val="639770380"/>
         <w:rPr>
           <w:rFonts w:asciiTheme="minorHAnsi" w:hAnsiTheme="minorHAnsi" w:cstheme="minorBidi"/>
           <w:noProof/>
@@ -704,7 +704,7 @@
         <w:rPr>
           <w:noProof/>
         </w:rPr>
-        <w:instrText xml:space="preserve"> PAGEREF _Toc242816090 \h </w:instrText>
+        <w:instrText xml:space="preserve"> PAGEREF _Toc242816915 \h </w:instrText>
       </w:r>
       <w:r>
         <w:rPr>
@@ -736,7 +736,7 @@
         <w:tabs>
           <w:tab w:val="right" w:leader="dot" w:pos="9062"/>
         </w:tabs>
-        <w:divId w:val="1396775433"/>
+        <w:divId w:val="639770380"/>
         <w:rPr>
           <w:rFonts w:asciiTheme="minorHAnsi" w:hAnsiTheme="minorHAnsi" w:cstheme="minorBidi"/>
           <w:noProof/>
@@ -769,7 +769,7 @@
         <w:rPr>
           <w:noProof/>
         </w:rPr>
-        <w:instrText xml:space="preserve"> PAGEREF _Toc242816091 \h </w:instrText>
+        <w:instrText xml:space="preserve"> PAGEREF _Toc242816916 \h </w:instrText>
       </w:r>
       <w:r>
         <w:rPr>
@@ -801,7 +801,7 @@
         <w:tabs>
           <w:tab w:val="right" w:leader="dot" w:pos="9062"/>
         </w:tabs>
-        <w:divId w:val="1396775433"/>
+        <w:divId w:val="639770380"/>
         <w:rPr>
           <w:rFonts w:asciiTheme="minorHAnsi" w:hAnsiTheme="minorHAnsi" w:cstheme="minorBidi"/>
           <w:noProof/>
@@ -834,7 +834,7 @@
         <w:rPr>
           <w:noProof/>
         </w:rPr>
-        <w:instrText xml:space="preserve"> PAGEREF _Toc242816092 \h </w:instrText>
+        <w:instrText xml:space="preserve"> PAGEREF _Toc242816917 \h </w:instrText>
       </w:r>
       <w:r>
         <w:rPr>
@@ -866,7 +866,7 @@
         <w:tabs>
           <w:tab w:val="right" w:leader="dot" w:pos="9062"/>
         </w:tabs>
-        <w:divId w:val="1396775433"/>
+        <w:divId w:val="639770380"/>
         <w:rPr>
           <w:rFonts w:asciiTheme="minorHAnsi" w:hAnsiTheme="minorHAnsi" w:cstheme="minorBidi"/>
           <w:noProof/>
@@ -899,7 +899,7 @@
         <w:rPr>
           <w:noProof/>
         </w:rPr>
-        <w:instrText xml:space="preserve"> PAGEREF _Toc242816093 \h </w:instrText>
+        <w:instrText xml:space="preserve"> PAGEREF _Toc242816918 \h </w:instrText>
       </w:r>
       <w:r>
         <w:rPr>
@@ -931,7 +931,7 @@
         <w:tabs>
           <w:tab w:val="right" w:leader="dot" w:pos="9062"/>
         </w:tabs>
-        <w:divId w:val="1396775433"/>
+        <w:divId w:val="639770380"/>
         <w:rPr>
           <w:rFonts w:asciiTheme="minorHAnsi" w:hAnsiTheme="minorHAnsi" w:cstheme="minorBidi"/>
           <w:noProof/>
@@ -964,7 +964,7 @@
         <w:rPr>
           <w:noProof/>
         </w:rPr>
-        <w:instrText xml:space="preserve"> PAGEREF _Toc242816094 \h </w:instrText>
+        <w:instrText xml:space="preserve"> PAGEREF _Toc242816919 \h </w:instrText>
       </w:r>
       <w:r>
         <w:rPr>
@@ -993,7 +993,7 @@
     <w:p>
       <w:pPr>
         <w:pStyle w:val="marker"/>
-        <w:divId w:val="1396775433"/>
+        <w:divId w:val="639770380"/>
         <w:rPr>
           <w:lang w:val="nl-NL"/>
         </w:rPr>
@@ -1009,7 +1009,7 @@
       <w:pPr>
         <w:pStyle w:val="marker"/>
         <w:ind w:left="800" w:right="800"/>
-        <w:divId w:val="834997801"/>
+        <w:divId w:val="1753426760"/>
         <w:rPr>
           <w:lang w:val="nl-NL"/>
         </w:rPr>
@@ -1020,7 +1020,7 @@
     </w:p>
     <w:p>
       <w:pPr>
-        <w:divId w:val="1321276899"/>
+        <w:divId w:val="652417862"/>
         <w:rPr>
           <w:i/>
           <w:iCs/>
@@ -1049,7 +1049,7 @@
     </w:p>
     <w:p>
       <w:pPr>
-        <w:divId w:val="1321276899"/>
+        <w:divId w:val="652417862"/>
         <w:rPr>
           <w:i/>
           <w:iCs/>
@@ -1071,7 +1071,7 @@
       <w:pPr>
         <w:pStyle w:val="marker"/>
         <w:ind w:left="800" w:right="800"/>
-        <w:divId w:val="834997801"/>
+        <w:divId w:val="1753426760"/>
         <w:rPr>
           <w:lang w:val="nl-NL"/>
         </w:rPr>
@@ -1083,13 +1083,13 @@
     <w:p>
       <w:pPr>
         <w:pStyle w:val="Kop2"/>
-        <w:divId w:val="834997801"/>
+        <w:divId w:val="1753426760"/>
         <w:rPr>
           <w:rFonts w:eastAsia="Times New Roman"/>
           <w:lang w:val="nl-NL"/>
         </w:rPr>
       </w:pPr>
-      <w:bookmarkStart w:id="1" w:name="_Toc242816083"/>
+      <w:bookmarkStart w:id="1" w:name="_Toc242816908"/>
       <w:r>
         <w:rPr>
           <w:rFonts w:eastAsia="Times New Roman"/>
@@ -1102,7 +1102,7 @@
     <w:p>
       <w:pPr>
         <w:pStyle w:val="Normaalweb"/>
-        <w:divId w:val="834997801"/>
+        <w:divId w:val="1753426760"/>
         <w:rPr>
           <w:lang w:val="nl-NL"/>
         </w:rPr>
@@ -1117,7 +1117,7 @@
     <w:p>
       <w:pPr>
         <w:pStyle w:val="Normaalweb"/>
-        <w:divId w:val="834997801"/>
+        <w:divId w:val="1753426760"/>
         <w:rPr>
           <w:lang w:val="nl-NL"/>
         </w:rPr>
@@ -1132,7 +1132,7 @@
     <w:p>
       <w:pPr>
         <w:pStyle w:val="Normaalweb"/>
-        <w:divId w:val="834997801"/>
+        <w:divId w:val="1753426760"/>
         <w:rPr>
           <w:lang w:val="nl-NL"/>
         </w:rPr>
@@ -1154,7 +1154,7 @@
     <w:p>
       <w:pPr>
         <w:pStyle w:val="Normaalweb"/>
-        <w:divId w:val="834997801"/>
+        <w:divId w:val="1753426760"/>
         <w:rPr>
           <w:lang w:val="nl-NL"/>
         </w:rPr>
@@ -1176,7 +1176,7 @@
     <w:p>
       <w:pPr>
         <w:pStyle w:val="Normaalweb"/>
-        <w:divId w:val="834997801"/>
+        <w:divId w:val="1753426760"/>
         <w:rPr>
           <w:lang w:val="nl-NL"/>
         </w:rPr>
@@ -1198,7 +1198,7 @@
     <w:p>
       <w:pPr>
         <w:pStyle w:val="Normaalweb"/>
-        <w:divId w:val="834997801"/>
+        <w:divId w:val="1753426760"/>
         <w:rPr>
           <w:lang w:val="nl-NL"/>
         </w:rPr>
@@ -1220,7 +1220,7 @@
     <w:p>
       <w:pPr>
         <w:pStyle w:val="Normaalweb"/>
-        <w:divId w:val="834997801"/>
+        <w:divId w:val="1753426760"/>
         <w:rPr>
           <w:lang w:val="nl-NL"/>
         </w:rPr>
@@ -1242,7 +1242,7 @@
     <w:p>
       <w:pPr>
         <w:pStyle w:val="Normaalweb"/>
-        <w:divId w:val="834997801"/>
+        <w:divId w:val="1753426760"/>
         <w:rPr>
           <w:lang w:val="nl-NL"/>
         </w:rPr>
@@ -1264,7 +1264,7 @@
     <w:p>
       <w:pPr>
         <w:pStyle w:val="Normaalweb"/>
-        <w:divId w:val="834997801"/>
+        <w:divId w:val="1753426760"/>
         <w:rPr>
           <w:lang w:val="nl-NL"/>
         </w:rPr>
@@ -1280,7 +1280,7 @@
       <w:pPr>
         <w:pStyle w:val="marker"/>
         <w:ind w:left="800" w:right="800"/>
-        <w:divId w:val="834997801"/>
+        <w:divId w:val="1753426760"/>
         <w:rPr>
           <w:lang w:val="nl-NL"/>
         </w:rPr>
@@ -1292,13 +1292,13 @@
     <w:p>
       <w:pPr>
         <w:pStyle w:val="Kop2"/>
-        <w:divId w:val="834997801"/>
+        <w:divId w:val="1753426760"/>
         <w:rPr>
           <w:rFonts w:eastAsia="Times New Roman"/>
           <w:lang w:val="nl-NL"/>
         </w:rPr>
       </w:pPr>
-      <w:bookmarkStart w:id="2" w:name="_Toc242816084"/>
+      <w:bookmarkStart w:id="2" w:name="_Toc242816909"/>
       <w:r>
         <w:rPr>
           <w:rFonts w:eastAsia="Times New Roman"/>
@@ -1311,7 +1311,7 @@
     <w:p>
       <w:pPr>
         <w:pStyle w:val="Normaalweb"/>
-        <w:divId w:val="834997801"/>
+        <w:divId w:val="1753426760"/>
         <w:rPr>
           <w:lang w:val="nl-NL"/>
         </w:rPr>
@@ -1326,7 +1326,7 @@
     <w:p>
       <w:pPr>
         <w:pStyle w:val="Normaalweb"/>
-        <w:divId w:val="834997801"/>
+        <w:divId w:val="1753426760"/>
         <w:rPr>
           <w:lang w:val="nl-NL"/>
         </w:rPr>
@@ -1341,7 +1341,7 @@
     <w:p>
       <w:pPr>
         <w:pStyle w:val="Normaalweb"/>
-        <w:divId w:val="834997801"/>
+        <w:divId w:val="1753426760"/>
         <w:rPr>
           <w:lang w:val="nl-NL"/>
         </w:rPr>
@@ -1356,7 +1356,7 @@
     <w:p>
       <w:pPr>
         <w:pStyle w:val="Normaalweb"/>
-        <w:divId w:val="834997801"/>
+        <w:divId w:val="1753426760"/>
         <w:rPr>
           <w:lang w:val="nl-NL"/>
         </w:rPr>
@@ -1371,7 +1371,7 @@
     <w:p>
       <w:pPr>
         <w:pStyle w:val="Normaalweb"/>
-        <w:divId w:val="834997801"/>
+        <w:divId w:val="1753426760"/>
         <w:rPr>
           <w:lang w:val="nl-NL"/>
         </w:rPr>
@@ -1386,7 +1386,7 @@
     <w:p>
       <w:pPr>
         <w:pStyle w:val="Normaalweb"/>
-        <w:divId w:val="834997801"/>
+        <w:divId w:val="1753426760"/>
         <w:rPr>
           <w:lang w:val="nl-NL"/>
         </w:rPr>
@@ -1408,7 +1408,7 @@
     <w:p>
       <w:pPr>
         <w:pStyle w:val="Normaalweb"/>
-        <w:divId w:val="834997801"/>
+        <w:divId w:val="1753426760"/>
         <w:rPr>
           <w:lang w:val="nl-NL"/>
         </w:rPr>
@@ -1430,7 +1430,7 @@
     <w:p>
       <w:pPr>
         <w:pStyle w:val="Normaalweb"/>
-        <w:divId w:val="834997801"/>
+        <w:divId w:val="1753426760"/>
         <w:rPr>
           <w:lang w:val="nl-NL"/>
         </w:rPr>
@@ -1452,7 +1452,7 @@
     <w:p>
       <w:pPr>
         <w:pStyle w:val="Normaalweb"/>
-        <w:divId w:val="834997801"/>
+        <w:divId w:val="1753426760"/>
         <w:rPr>
           <w:lang w:val="nl-NL"/>
         </w:rPr>
@@ -1481,7 +1481,7 @@
     <w:p>
       <w:pPr>
         <w:pStyle w:val="Normaalweb"/>
-        <w:divId w:val="834997801"/>
+        <w:divId w:val="1753426760"/>
         <w:rPr>
           <w:lang w:val="nl-NL"/>
         </w:rPr>
@@ -1509,7 +1509,7 @@
     <w:p>
       <w:pPr>
         <w:pStyle w:val="Normaalweb"/>
-        <w:divId w:val="834997801"/>
+        <w:divId w:val="1753426760"/>
         <w:rPr>
           <w:lang w:val="nl-NL"/>
         </w:rPr>
@@ -1531,7 +1531,7 @@
     <w:p>
       <w:pPr>
         <w:pStyle w:val="Normaalweb"/>
-        <w:divId w:val="834997801"/>
+        <w:divId w:val="1753426760"/>
         <w:rPr>
           <w:lang w:val="nl-NL"/>
         </w:rPr>
@@ -1546,7 +1546,7 @@
     <w:p>
       <w:pPr>
         <w:pStyle w:val="Normaalweb"/>
-        <w:divId w:val="834997801"/>
+        <w:divId w:val="1753426760"/>
         <w:rPr>
           <w:lang w:val="nl-NL"/>
         </w:rPr>
@@ -1575,7 +1575,7 @@
       <w:pPr>
         <w:pStyle w:val="marker"/>
         <w:ind w:left="800" w:right="800"/>
-        <w:divId w:val="834997801"/>
+        <w:divId w:val="1753426760"/>
         <w:rPr>
           <w:lang w:val="nl-NL"/>
         </w:rPr>
@@ -1587,13 +1587,13 @@
     <w:p>
       <w:pPr>
         <w:pStyle w:val="Kop2"/>
-        <w:divId w:val="834997801"/>
+        <w:divId w:val="1753426760"/>
         <w:rPr>
           <w:rFonts w:eastAsia="Times New Roman"/>
           <w:lang w:val="nl-NL"/>
         </w:rPr>
       </w:pPr>
-      <w:bookmarkStart w:id="3" w:name="_Toc242816085"/>
+      <w:bookmarkStart w:id="3" w:name="_Toc242816910"/>
       <w:r>
         <w:rPr>
           <w:rFonts w:eastAsia="Times New Roman"/>
@@ -1606,7 +1606,7 @@
     <w:p>
       <w:pPr>
         <w:pStyle w:val="Normaalweb"/>
-        <w:divId w:val="834997801"/>
+        <w:divId w:val="1753426760"/>
         <w:rPr>
           <w:lang w:val="nl-NL"/>
         </w:rPr>
@@ -1621,7 +1621,7 @@
     <w:p>
       <w:pPr>
         <w:pStyle w:val="Normaalweb"/>
-        <w:divId w:val="834997801"/>
+        <w:divId w:val="1753426760"/>
         <w:rPr>
           <w:lang w:val="nl-NL"/>
         </w:rPr>
@@ -1649,7 +1649,7 @@
     <w:p>
       <w:pPr>
         <w:pStyle w:val="Normaalweb"/>
-        <w:divId w:val="834997801"/>
+        <w:divId w:val="1753426760"/>
         <w:rPr>
           <w:lang w:val="nl-NL"/>
         </w:rPr>
@@ -1671,7 +1671,7 @@
     <w:p>
       <w:pPr>
         <w:pStyle w:val="Normaalweb"/>
-        <w:divId w:val="834997801"/>
+        <w:divId w:val="1753426760"/>
         <w:rPr>
           <w:lang w:val="nl-NL"/>
         </w:rPr>
@@ -1699,7 +1699,7 @@
     <w:p>
       <w:pPr>
         <w:pStyle w:val="Normaalweb"/>
-        <w:divId w:val="834997801"/>
+        <w:divId w:val="1753426760"/>
         <w:rPr>
           <w:lang w:val="nl-NL"/>
         </w:rPr>
@@ -1721,7 +1721,7 @@
     <w:p>
       <w:pPr>
         <w:pStyle w:val="Normaalweb"/>
-        <w:divId w:val="834997801"/>
+        <w:divId w:val="1753426760"/>
         <w:rPr>
           <w:lang w:val="nl-NL"/>
         </w:rPr>
@@ -1749,7 +1749,7 @@
     <w:p>
       <w:pPr>
         <w:pStyle w:val="Normaalweb"/>
-        <w:divId w:val="834997801"/>
+        <w:divId w:val="1753426760"/>
         <w:rPr>
           <w:lang w:val="nl-NL"/>
         </w:rPr>
@@ -1764,7 +1764,7 @@
     <w:p>
       <w:pPr>
         <w:pStyle w:val="Normaalweb"/>
-        <w:divId w:val="834997801"/>
+        <w:divId w:val="1753426760"/>
         <w:rPr>
           <w:lang w:val="nl-NL"/>
         </w:rPr>
@@ -1793,7 +1793,7 @@
     <w:p>
       <w:pPr>
         <w:pStyle w:val="Normaalweb"/>
-        <w:divId w:val="834997801"/>
+        <w:divId w:val="1753426760"/>
         <w:rPr>
           <w:lang w:val="nl-NL"/>
         </w:rPr>
@@ -1809,7 +1809,7 @@
       <w:pPr>
         <w:pStyle w:val="marker"/>
         <w:ind w:left="800" w:right="800"/>
-        <w:divId w:val="834997801"/>
+        <w:divId w:val="1753426760"/>
         <w:rPr>
           <w:lang w:val="nl-NL"/>
         </w:rPr>
@@ -1821,13 +1821,13 @@
     <w:p>
       <w:pPr>
         <w:pStyle w:val="Kop2"/>
-        <w:divId w:val="834997801"/>
+        <w:divId w:val="1753426760"/>
         <w:rPr>
           <w:rFonts w:eastAsia="Times New Roman"/>
           <w:lang w:val="nl-NL"/>
         </w:rPr>
       </w:pPr>
-      <w:bookmarkStart w:id="4" w:name="_Toc242816086"/>
+      <w:bookmarkStart w:id="4" w:name="_Toc242816911"/>
       <w:r>
         <w:rPr>
           <w:rFonts w:eastAsia="Times New Roman"/>
@@ -1840,7 +1840,7 @@
     <w:p>
       <w:pPr>
         <w:pStyle w:val="Normaalweb"/>
-        <w:divId w:val="834997801"/>
+        <w:divId w:val="1753426760"/>
         <w:rPr>
           <w:lang w:val="nl-NL"/>
         </w:rPr>
@@ -1855,7 +1855,7 @@
     <w:p>
       <w:pPr>
         <w:pStyle w:val="Normaalweb"/>
-        <w:divId w:val="834997801"/>
+        <w:divId w:val="1753426760"/>
         <w:rPr>
           <w:lang w:val="nl-NL"/>
         </w:rPr>
@@ -1870,7 +1870,7 @@
     <w:p>
       <w:pPr>
         <w:pStyle w:val="Normaalweb"/>
-        <w:divId w:val="834997801"/>
+        <w:divId w:val="1753426760"/>
         <w:rPr>
           <w:lang w:val="nl-NL"/>
         </w:rPr>
@@ -1885,7 +1885,7 @@
     <w:p>
       <w:pPr>
         <w:pStyle w:val="Normaalweb"/>
-        <w:divId w:val="834997801"/>
+        <w:divId w:val="1753426760"/>
         <w:rPr>
           <w:lang w:val="nl-NL"/>
         </w:rPr>
@@ -1900,7 +1900,7 @@
     <w:p>
       <w:pPr>
         <w:pStyle w:val="Normaalweb"/>
-        <w:divId w:val="834997801"/>
+        <w:divId w:val="1753426760"/>
         <w:rPr>
           <w:lang w:val="nl-NL"/>
         </w:rPr>
@@ -1921,7 +1921,7 @@
     <w:p>
       <w:pPr>
         <w:pStyle w:val="Normaalweb"/>
-        <w:divId w:val="834997801"/>
+        <w:divId w:val="1753426760"/>
         <w:rPr>
           <w:lang w:val="nl-NL"/>
         </w:rPr>
@@ -1936,7 +1936,7 @@
     <w:p>
       <w:pPr>
         <w:pStyle w:val="Normaalweb"/>
-        <w:divId w:val="834997801"/>
+        <w:divId w:val="1753426760"/>
         <w:rPr>
           <w:lang w:val="nl-NL"/>
         </w:rPr>
@@ -1957,16 +1957,15 @@
     <w:p>
       <w:pPr>
         <w:pStyle w:val="Normaalweb"/>
-        <w:divId w:val="834997801"/>
-        <w:rPr>
-          <w:lang w:val="nl-NL"/>
-        </w:rPr>
-      </w:pPr>
-      <w:r>
-        <w:rPr>
-          <w:lang w:val="nl-NL"/>
-        </w:rPr>
-        <w:lastRenderedPageBreak/>
+        <w:divId w:val="1753426760"/>
+        <w:rPr>
+          <w:lang w:val="nl-NL"/>
+        </w:rPr>
+      </w:pPr>
+      <w:r>
+        <w:rPr>
+          <w:lang w:val="nl-NL"/>
+        </w:rPr>
         <w:t>De macro-economische projecties van de Europese Commissie voorspellen tegen 2040 zes miljard euro aan besparingen en fraudepreventie. Deze berekening negeert de micro-economische realiteit van de tussenliggende veertien jaar. Gedurende deze latentietijd worden de kosten van het systeemfalen volledig afgewenteld op de burger: de private bank die schulden parkeert tegen zware sancties, de energieleverancier die incassobureaus inschakelt en onuitvoerbare medische keuringen eist, en de private keuringsmarkt die</w:t>
       </w:r>
       <w:r>
@@ -1979,7 +1978,7 @@
     <w:p>
       <w:pPr>
         <w:pStyle w:val="Normaalweb"/>
-        <w:divId w:val="834997801"/>
+        <w:divId w:val="1753426760"/>
         <w:rPr>
           <w:lang w:val="nl-NL"/>
         </w:rPr>
@@ -1994,7 +1993,7 @@
     <w:p>
       <w:pPr>
         <w:pStyle w:val="Normaalweb"/>
-        <w:divId w:val="834997801"/>
+        <w:divId w:val="1753426760"/>
         <w:rPr>
           <w:lang w:val="nl-NL"/>
         </w:rPr>
@@ -2010,7 +2009,7 @@
       <w:pPr>
         <w:pStyle w:val="marker"/>
         <w:ind w:left="800" w:right="800"/>
-        <w:divId w:val="834997801"/>
+        <w:divId w:val="1753426760"/>
         <w:rPr>
           <w:lang w:val="nl-NL"/>
         </w:rPr>
@@ -2022,13 +2021,13 @@
     <w:p>
       <w:pPr>
         <w:pStyle w:val="Kop2"/>
-        <w:divId w:val="834997801"/>
+        <w:divId w:val="1753426760"/>
         <w:rPr>
           <w:rFonts w:eastAsia="Times New Roman"/>
           <w:lang w:val="nl-NL"/>
         </w:rPr>
       </w:pPr>
-      <w:bookmarkStart w:id="5" w:name="_Toc242816087"/>
+      <w:bookmarkStart w:id="5" w:name="_Toc242816912"/>
       <w:r>
         <w:rPr>
           <w:rFonts w:eastAsia="Times New Roman"/>
@@ -2041,7 +2040,7 @@
     <w:p>
       <w:pPr>
         <w:pStyle w:val="Normaalweb"/>
-        <w:divId w:val="834997801"/>
+        <w:divId w:val="1753426760"/>
         <w:rPr>
           <w:lang w:val="nl-NL"/>
         </w:rPr>
@@ -2056,7 +2055,7 @@
     <w:p>
       <w:pPr>
         <w:pStyle w:val="Normaalweb"/>
-        <w:divId w:val="834997801"/>
+        <w:divId w:val="1753426760"/>
         <w:rPr>
           <w:lang w:val="nl-NL"/>
         </w:rPr>
@@ -2071,7 +2070,7 @@
     <w:p>
       <w:pPr>
         <w:pStyle w:val="Normaalweb"/>
-        <w:divId w:val="834997801"/>
+        <w:divId w:val="1753426760"/>
         <w:rPr>
           <w:lang w:val="nl-NL"/>
         </w:rPr>
@@ -2087,7 +2086,7 @@
       <w:pPr>
         <w:pStyle w:val="marker"/>
         <w:ind w:left="800" w:right="800"/>
-        <w:divId w:val="834997801"/>
+        <w:divId w:val="1753426760"/>
         <w:rPr>
           <w:lang w:val="nl-NL"/>
         </w:rPr>
@@ -2099,13 +2098,13 @@
     <w:p>
       <w:pPr>
         <w:pStyle w:val="Kop2"/>
-        <w:divId w:val="834997801"/>
+        <w:divId w:val="1753426760"/>
         <w:rPr>
           <w:rFonts w:eastAsia="Times New Roman"/>
           <w:lang w:val="nl-NL"/>
         </w:rPr>
       </w:pPr>
-      <w:bookmarkStart w:id="6" w:name="_Toc242816088"/>
+      <w:bookmarkStart w:id="6" w:name="_Toc242816913"/>
       <w:r>
         <w:rPr>
           <w:rFonts w:eastAsia="Times New Roman"/>
@@ -2118,7 +2117,7 @@
     <w:p>
       <w:pPr>
         <w:pStyle w:val="Normaalweb"/>
-        <w:divId w:val="834997801"/>
+        <w:divId w:val="1753426760"/>
         <w:rPr>
           <w:lang w:val="nl-NL"/>
         </w:rPr>
@@ -2133,7 +2132,7 @@
     <w:p>
       <w:pPr>
         <w:pStyle w:val="Normaalweb"/>
-        <w:divId w:val="834997801"/>
+        <w:divId w:val="1753426760"/>
         <w:rPr>
           <w:lang w:val="nl-NL"/>
         </w:rPr>
@@ -2161,7 +2160,7 @@
     <w:p>
       <w:pPr>
         <w:pStyle w:val="Normaalweb"/>
-        <w:divId w:val="834997801"/>
+        <w:divId w:val="1753426760"/>
         <w:rPr>
           <w:lang w:val="nl-NL"/>
         </w:rPr>
@@ -2189,7 +2188,7 @@
     <w:p>
       <w:pPr>
         <w:pStyle w:val="Normaalweb"/>
-        <w:divId w:val="834997801"/>
+        <w:divId w:val="1753426760"/>
         <w:rPr>
           <w:lang w:val="nl-NL"/>
         </w:rPr>
@@ -2217,7 +2216,7 @@
     <w:p>
       <w:pPr>
         <w:pStyle w:val="Normaalweb"/>
-        <w:divId w:val="834997801"/>
+        <w:divId w:val="1753426760"/>
         <w:rPr>
           <w:lang w:val="nl-NL"/>
         </w:rPr>
@@ -2245,7 +2244,7 @@
     <w:p>
       <w:pPr>
         <w:pStyle w:val="Normaalweb"/>
-        <w:divId w:val="834997801"/>
+        <w:divId w:val="1753426760"/>
         <w:rPr>
           <w:lang w:val="nl-NL"/>
         </w:rPr>
@@ -2261,7 +2260,7 @@
       <w:pPr>
         <w:pStyle w:val="marker"/>
         <w:ind w:left="800" w:right="800"/>
-        <w:divId w:val="834997801"/>
+        <w:divId w:val="1753426760"/>
         <w:rPr>
           <w:lang w:val="nl-NL"/>
         </w:rPr>
@@ -2273,13 +2272,13 @@
     <w:p>
       <w:pPr>
         <w:pStyle w:val="Kop2"/>
-        <w:divId w:val="834997801"/>
+        <w:divId w:val="1753426760"/>
         <w:rPr>
           <w:rFonts w:eastAsia="Times New Roman"/>
           <w:lang w:val="nl-NL"/>
         </w:rPr>
       </w:pPr>
-      <w:bookmarkStart w:id="7" w:name="_Toc242816089"/>
+      <w:bookmarkStart w:id="7" w:name="_Toc242816914"/>
       <w:r>
         <w:rPr>
           <w:rFonts w:eastAsia="Times New Roman"/>
@@ -2292,7 +2291,7 @@
     <w:p>
       <w:pPr>
         <w:pStyle w:val="Normaalweb"/>
-        <w:divId w:val="834997801"/>
+        <w:divId w:val="1753426760"/>
         <w:rPr>
           <w:lang w:val="nl-NL"/>
         </w:rPr>
@@ -2307,7 +2306,7 @@
     <w:p>
       <w:pPr>
         <w:pStyle w:val="Normaalweb"/>
-        <w:divId w:val="834997801"/>
+        <w:divId w:val="1753426760"/>
         <w:rPr>
           <w:lang w:val="nl-NL"/>
         </w:rPr>
@@ -2322,7 +2321,7 @@
     <w:p>
       <w:pPr>
         <w:pStyle w:val="Normaalweb"/>
-        <w:divId w:val="834997801"/>
+        <w:divId w:val="1753426760"/>
         <w:rPr>
           <w:lang w:val="nl-NL"/>
         </w:rPr>
@@ -2343,7 +2342,7 @@
     <w:p>
       <w:pPr>
         <w:pStyle w:val="Normaalweb"/>
-        <w:divId w:val="834997801"/>
+        <w:divId w:val="1753426760"/>
         <w:rPr>
           <w:lang w:val="nl-NL"/>
         </w:rPr>
@@ -2359,7 +2358,7 @@
       <w:pPr>
         <w:pStyle w:val="marker"/>
         <w:ind w:left="800" w:right="800"/>
-        <w:divId w:val="834997801"/>
+        <w:divId w:val="1753426760"/>
         <w:rPr>
           <w:lang w:val="nl-NL"/>
         </w:rPr>
@@ -2371,13 +2370,13 @@
     <w:p>
       <w:pPr>
         <w:pStyle w:val="Kop2"/>
-        <w:divId w:val="834997801"/>
+        <w:divId w:val="1753426760"/>
         <w:rPr>
           <w:rFonts w:eastAsia="Times New Roman"/>
           <w:lang w:val="nl-NL"/>
         </w:rPr>
       </w:pPr>
-      <w:bookmarkStart w:id="8" w:name="_Toc242816090"/>
+      <w:bookmarkStart w:id="8" w:name="_Toc242816915"/>
       <w:r>
         <w:rPr>
           <w:rFonts w:eastAsia="Times New Roman"/>
@@ -2390,7 +2389,7 @@
     <w:p>
       <w:pPr>
         <w:pStyle w:val="Normaalweb"/>
-        <w:divId w:val="834997801"/>
+        <w:divId w:val="1753426760"/>
         <w:rPr>
           <w:lang w:val="nl-NL"/>
         </w:rPr>
@@ -2405,7 +2404,7 @@
     <w:p>
       <w:pPr>
         <w:pStyle w:val="Normaalweb"/>
-        <w:divId w:val="834997801"/>
+        <w:divId w:val="1753426760"/>
         <w:rPr>
           <w:lang w:val="nl-NL"/>
         </w:rPr>
@@ -2433,7 +2432,7 @@
     <w:p>
       <w:pPr>
         <w:pStyle w:val="Normaalweb"/>
-        <w:divId w:val="834997801"/>
+        <w:divId w:val="1753426760"/>
         <w:rPr>
           <w:lang w:val="nl-NL"/>
         </w:rPr>
@@ -2455,7 +2454,7 @@
     <w:p>
       <w:pPr>
         <w:pStyle w:val="Normaalweb"/>
-        <w:divId w:val="834997801"/>
+        <w:divId w:val="1753426760"/>
         <w:rPr>
           <w:lang w:val="nl-NL"/>
         </w:rPr>
@@ -2470,7 +2469,7 @@
     <w:p>
       <w:pPr>
         <w:pStyle w:val="Normaalweb"/>
-        <w:divId w:val="834997801"/>
+        <w:divId w:val="1753426760"/>
         <w:rPr>
           <w:lang w:val="nl-NL"/>
         </w:rPr>
@@ -2491,7 +2490,7 @@
     <w:p>
       <w:pPr>
         <w:pStyle w:val="Normaalweb"/>
-        <w:divId w:val="834997801"/>
+        <w:divId w:val="1753426760"/>
         <w:rPr>
           <w:lang w:val="nl-NL"/>
         </w:rPr>
@@ -2512,7 +2511,7 @@
     <w:p>
       <w:pPr>
         <w:pStyle w:val="Normaalweb"/>
-        <w:divId w:val="834997801"/>
+        <w:divId w:val="1753426760"/>
         <w:rPr>
           <w:lang w:val="nl-NL"/>
         </w:rPr>
@@ -2527,7 +2526,7 @@
     <w:p>
       <w:pPr>
         <w:pStyle w:val="Normaalweb"/>
-        <w:divId w:val="834997801"/>
+        <w:divId w:val="1753426760"/>
         <w:rPr>
           <w:lang w:val="nl-NL"/>
         </w:rPr>
@@ -2542,7 +2541,7 @@
     <w:p>
       <w:pPr>
         <w:pStyle w:val="Normaalweb"/>
-        <w:divId w:val="834997801"/>
+        <w:divId w:val="1753426760"/>
         <w:rPr>
           <w:lang w:val="nl-NL"/>
         </w:rPr>
@@ -2558,7 +2557,7 @@
       <w:pPr>
         <w:pStyle w:val="marker"/>
         <w:ind w:left="800" w:right="800"/>
-        <w:divId w:val="834997801"/>
+        <w:divId w:val="1753426760"/>
         <w:rPr>
           <w:lang w:val="nl-NL"/>
         </w:rPr>
@@ -2570,13 +2569,13 @@
     <w:p>
       <w:pPr>
         <w:pStyle w:val="Kop2"/>
-        <w:divId w:val="834997801"/>
+        <w:divId w:val="1753426760"/>
         <w:rPr>
           <w:rFonts w:eastAsia="Times New Roman"/>
           <w:lang w:val="nl-NL"/>
         </w:rPr>
       </w:pPr>
-      <w:bookmarkStart w:id="9" w:name="_Toc242816091"/>
+      <w:bookmarkStart w:id="9" w:name="_Toc242816916"/>
       <w:r>
         <w:rPr>
           <w:rFonts w:eastAsia="Times New Roman"/>
@@ -2589,7 +2588,7 @@
     <w:p>
       <w:pPr>
         <w:pStyle w:val="Normaalweb"/>
-        <w:divId w:val="834997801"/>
+        <w:divId w:val="1753426760"/>
         <w:rPr>
           <w:lang w:val="nl-NL"/>
         </w:rPr>
@@ -2604,7 +2603,7 @@
     <w:p>
       <w:pPr>
         <w:pStyle w:val="Normaalweb"/>
-        <w:divId w:val="834997801"/>
+        <w:divId w:val="1753426760"/>
         <w:rPr>
           <w:lang w:val="nl-NL"/>
         </w:rPr>
@@ -2632,7 +2631,7 @@
     <w:p>
       <w:pPr>
         <w:pStyle w:val="Normaalweb"/>
-        <w:divId w:val="834997801"/>
+        <w:divId w:val="1753426760"/>
         <w:rPr>
           <w:lang w:val="nl-NL"/>
         </w:rPr>
@@ -2666,7 +2665,7 @@
     <w:p>
       <w:pPr>
         <w:pStyle w:val="Normaalweb"/>
-        <w:divId w:val="834997801"/>
+        <w:divId w:val="1753426760"/>
         <w:rPr>
           <w:lang w:val="nl-NL"/>
         </w:rPr>
@@ -2701,7 +2700,7 @@
       <w:pPr>
         <w:pStyle w:val="marker"/>
         <w:ind w:left="800" w:right="800"/>
-        <w:divId w:val="834997801"/>
+        <w:divId w:val="1753426760"/>
         <w:rPr>
           <w:lang w:val="nl-NL"/>
         </w:rPr>
@@ -2713,13 +2712,13 @@
     <w:p>
       <w:pPr>
         <w:pStyle w:val="Kop2"/>
-        <w:divId w:val="834997801"/>
+        <w:divId w:val="1753426760"/>
         <w:rPr>
           <w:rFonts w:eastAsia="Times New Roman"/>
           <w:lang w:val="nl-NL"/>
         </w:rPr>
       </w:pPr>
-      <w:bookmarkStart w:id="10" w:name="_Toc242816092"/>
+      <w:bookmarkStart w:id="10" w:name="_Toc242816917"/>
       <w:r>
         <w:rPr>
           <w:rFonts w:eastAsia="Times New Roman"/>
@@ -2732,7 +2731,7 @@
     <w:p>
       <w:pPr>
         <w:pStyle w:val="Normaalweb"/>
-        <w:divId w:val="834997801"/>
+        <w:divId w:val="1753426760"/>
         <w:rPr>
           <w:lang w:val="nl-NL"/>
         </w:rPr>
@@ -2753,7 +2752,7 @@
     <w:p>
       <w:pPr>
         <w:pStyle w:val="Normaalweb"/>
-        <w:divId w:val="834997801"/>
+        <w:divId w:val="1753426760"/>
         <w:rPr>
           <w:lang w:val="nl-NL"/>
         </w:rPr>
@@ -2768,7 +2767,7 @@
     <w:p>
       <w:pPr>
         <w:pStyle w:val="Normaalweb"/>
-        <w:divId w:val="834997801"/>
+        <w:divId w:val="1753426760"/>
         <w:rPr>
           <w:lang w:val="nl-NL"/>
         </w:rPr>
@@ -2783,7 +2782,7 @@
     <w:p>
       <w:pPr>
         <w:pStyle w:val="Normaalweb"/>
-        <w:divId w:val="834997801"/>
+        <w:divId w:val="1753426760"/>
         <w:rPr>
           <w:lang w:val="nl-NL"/>
         </w:rPr>
@@ -2798,7 +2797,7 @@
     <w:p>
       <w:pPr>
         <w:pStyle w:val="Normaalweb"/>
-        <w:divId w:val="834997801"/>
+        <w:divId w:val="1753426760"/>
         <w:rPr>
           <w:lang w:val="nl-NL"/>
         </w:rPr>
@@ -2814,7 +2813,7 @@
       <w:pPr>
         <w:pStyle w:val="marker"/>
         <w:ind w:left="800" w:right="800"/>
-        <w:divId w:val="834997801"/>
+        <w:divId w:val="1753426760"/>
         <w:rPr>
           <w:lang w:val="nl-NL"/>
         </w:rPr>
@@ -2826,13 +2825,13 @@
     <w:p>
       <w:pPr>
         <w:pStyle w:val="Kop2"/>
-        <w:divId w:val="834997801"/>
+        <w:divId w:val="1753426760"/>
         <w:rPr>
           <w:rFonts w:eastAsia="Times New Roman"/>
           <w:lang w:val="nl-NL"/>
         </w:rPr>
       </w:pPr>
-      <w:bookmarkStart w:id="11" w:name="_Toc242816093"/>
+      <w:bookmarkStart w:id="11" w:name="_Toc242816918"/>
       <w:r>
         <w:rPr>
           <w:rFonts w:eastAsia="Times New Roman"/>
@@ -2845,7 +2844,7 @@
     <w:p>
       <w:pPr>
         <w:pStyle w:val="Normaalweb"/>
-        <w:divId w:val="834997801"/>
+        <w:divId w:val="1753426760"/>
         <w:rPr>
           <w:lang w:val="nl-NL"/>
         </w:rPr>
@@ -2860,7 +2859,7 @@
     <w:p>
       <w:pPr>
         <w:pStyle w:val="Normaalweb"/>
-        <w:divId w:val="834997801"/>
+        <w:divId w:val="1753426760"/>
         <w:rPr>
           <w:lang w:val="nl-NL"/>
         </w:rPr>
@@ -2882,7 +2881,7 @@
     <w:p>
       <w:pPr>
         <w:pStyle w:val="Normaalweb"/>
-        <w:divId w:val="834997801"/>
+        <w:divId w:val="1753426760"/>
         <w:rPr>
           <w:lang w:val="nl-NL"/>
         </w:rPr>
@@ -2910,7 +2909,7 @@
     <w:p>
       <w:pPr>
         <w:pStyle w:val="Normaalweb"/>
-        <w:divId w:val="834997801"/>
+        <w:divId w:val="1753426760"/>
         <w:rPr>
           <w:lang w:val="nl-NL"/>
         </w:rPr>
@@ -2925,7 +2924,7 @@
     <w:p>
       <w:pPr>
         <w:pStyle w:val="Normaalweb"/>
-        <w:divId w:val="834997801"/>
+        <w:divId w:val="1753426760"/>
         <w:rPr>
           <w:lang w:val="nl-NL"/>
         </w:rPr>
@@ -2941,7 +2940,7 @@
       <w:pPr>
         <w:pStyle w:val="marker"/>
         <w:ind w:left="800" w:right="800"/>
-        <w:divId w:val="834997801"/>
+        <w:divId w:val="1753426760"/>
         <w:rPr>
           <w:lang w:val="nl-NL"/>
         </w:rPr>
@@ -2953,13 +2952,13 @@
     <w:p>
       <w:pPr>
         <w:pStyle w:val="Kop2"/>
-        <w:divId w:val="834997801"/>
+        <w:divId w:val="1753426760"/>
         <w:rPr>
           <w:rFonts w:eastAsia="Times New Roman"/>
           <w:lang w:val="nl-NL"/>
         </w:rPr>
       </w:pPr>
-      <w:bookmarkStart w:id="12" w:name="_Toc242816094"/>
+      <w:bookmarkStart w:id="12" w:name="_Toc242816919"/>
       <w:r>
         <w:rPr>
           <w:rFonts w:eastAsia="Times New Roman"/>
@@ -2972,7 +2971,7 @@
     <w:p>
       <w:pPr>
         <w:pStyle w:val="Normaalweb"/>
-        <w:divId w:val="834997801"/>
+        <w:divId w:val="1753426760"/>
         <w:rPr>
           <w:lang w:val="nl-NL"/>
         </w:rPr>
@@ -2987,7 +2986,7 @@
     <w:p>
       <w:pPr>
         <w:pStyle w:val="Normaalweb"/>
-        <w:divId w:val="834997801"/>
+        <w:divId w:val="1753426760"/>
         <w:rPr>
           <w:lang w:val="nl-NL"/>
         </w:rPr>
@@ -3002,7 +3001,7 @@
     <w:p>
       <w:pPr>
         <w:pStyle w:val="Normaalweb"/>
-        <w:divId w:val="834997801"/>
+        <w:divId w:val="1753426760"/>
         <w:rPr>
           <w:lang w:val="nl-NL"/>
         </w:rPr>
@@ -3017,7 +3016,7 @@
     <w:p>
       <w:pPr>
         <w:pStyle w:val="Normaalweb"/>
-        <w:divId w:val="834997801"/>
+        <w:divId w:val="1753426760"/>
         <w:rPr>
           <w:lang w:val="nl-NL"/>
         </w:rPr>
@@ -3032,7 +3031,7 @@
     <w:p>
       <w:pPr>
         <w:pStyle w:val="Normaalweb"/>
-        <w:divId w:val="834997801"/>
+        <w:divId w:val="1753426760"/>
         <w:rPr>
           <w:lang w:val="nl-NL"/>
         </w:rPr>
@@ -3047,7 +3046,7 @@
     <w:p>
       <w:pPr>
         <w:pStyle w:val="Normaalweb"/>
-        <w:divId w:val="834997801"/>
+        <w:divId w:val="1753426760"/>
         <w:rPr>
           <w:lang w:val="nl-NL"/>
         </w:rPr>
@@ -3294,7 +3293,7 @@
         <w:sz w:val="18"/>
       </w:rPr>
       <w:tab/>
-      <w:t>Laatst gewijzigd: 13 oktober 2026, 19:50</w:t>
+      <w:t>Laatst gewijzigd: 13 oktober 2026, 20:03</w:t>
     </w:r>
   </w:p>
 </w:hdr>
@@ -4661,7 +4660,7 @@
     <w:link w:val="KoptekstChar"/>
     <w:uiPriority w:val="99"/>
     <w:unhideWhenUsed/>
-    <w:rsid w:val="00926F0B"/>
+    <w:rsid w:val="00594681"/>
     <w:pPr>
       <w:tabs>
         <w:tab w:val="center" w:pos="4536"/>
@@ -4674,7 +4673,7 @@
     <w:basedOn w:val="Standaardalinea-lettertype"/>
     <w:link w:val="Koptekst"/>
     <w:uiPriority w:val="99"/>
-    <w:rsid w:val="00926F0B"/>
+    <w:rsid w:val="00594681"/>
     <w:rPr>
       <w:rFonts w:eastAsiaTheme="minorEastAsia"/>
       <w:sz w:val="24"/>
@@ -4687,7 +4686,7 @@
     <w:link w:val="VoettekstChar"/>
     <w:uiPriority w:val="99"/>
     <w:unhideWhenUsed/>
-    <w:rsid w:val="00926F0B"/>
+    <w:rsid w:val="00594681"/>
     <w:pPr>
       <w:tabs>
         <w:tab w:val="center" w:pos="4536"/>
@@ -4700,7 +4699,7 @@
     <w:basedOn w:val="Standaardalinea-lettertype"/>
     <w:link w:val="Voettekst"/>
     <w:uiPriority w:val="99"/>
-    <w:rsid w:val="00926F0B"/>
+    <w:rsid w:val="00594681"/>
     <w:rPr>
       <w:rFonts w:eastAsiaTheme="minorEastAsia"/>
       <w:sz w:val="24"/>
@@ -4714,7 +4713,7 @@
     <w:autoRedefine/>
     <w:uiPriority w:val="39"/>
     <w:unhideWhenUsed/>
-    <w:rsid w:val="00926F0B"/>
+    <w:rsid w:val="00594681"/>
     <w:pPr>
       <w:spacing w:after="100"/>
       <w:ind w:left="220"/>

--- a/nl/docx/document-d.docx
+++ b/nl/docx/document-d.docx
@@ -7,7 +7,7 @@
         <w:spacing w:after="480"/>
         <w:jc w:val="center"/>
         <w:outlineLvl w:val="1"/>
-        <w:divId w:val="408038901"/>
+        <w:divId w:val="939140284"/>
         <w:rPr>
           <w:rFonts w:ascii="Aptos Display" w:eastAsia="Times New Roman" w:hAnsi="Aptos Display"/>
           <w:b/>
@@ -36,7 +36,7 @@
     <w:p>
       <w:pPr>
         <w:pStyle w:val="ondertitel2"/>
-        <w:divId w:val="408038901"/>
+        <w:divId w:val="939140284"/>
         <w:rPr>
           <w:lang w:val="nl-NL"/>
         </w:rPr>
@@ -51,7 +51,7 @@
     <w:p>
       <w:pPr>
         <w:pStyle w:val="documentaanduiding2"/>
-        <w:divId w:val="408038901"/>
+        <w:divId w:val="939140284"/>
         <w:rPr>
           <w:lang w:val="nl-NL"/>
         </w:rPr>
@@ -66,7 +66,7 @@
     <w:p>
       <w:pPr>
         <w:pStyle w:val="auteur2"/>
-        <w:divId w:val="408038901"/>
+        <w:divId w:val="939140284"/>
         <w:rPr>
           <w:lang w:val="nl-NL"/>
         </w:rPr>
@@ -81,23 +81,23 @@
     <w:p>
       <w:pPr>
         <w:pStyle w:val="meta-lijn2"/>
-        <w:divId w:val="408038901"/>
-        <w:rPr>
-          <w:lang w:val="nl-NL"/>
-        </w:rPr>
-      </w:pPr>
-      <w:r>
-        <w:rPr>
-          <w:lang w:val="nl-NL"/>
-        </w:rPr>
-        <w:t>Versie bijgewerkt: 13 oktober 2026, 20:03</w:t>
+        <w:divId w:val="939140284"/>
+        <w:rPr>
+          <w:lang w:val="nl-NL"/>
+        </w:rPr>
+      </w:pPr>
+      <w:r>
+        <w:rPr>
+          <w:lang w:val="nl-NL"/>
+        </w:rPr>
+        <w:t>Versie bijgewerkt: 13 oktober 2026, 20:12</w:t>
       </w:r>
     </w:p>
     <w:p>
       <w:pPr>
         <w:pStyle w:val="marker"/>
         <w:ind w:left="800" w:right="800"/>
-        <w:divId w:val="1753426760"/>
+        <w:divId w:val="1557857213"/>
         <w:rPr>
           <w:lang w:val="nl-NL"/>
         </w:rPr>
@@ -110,13 +110,13 @@
       <w:pPr>
         <w:pStyle w:val="Kop2"/>
         <w:pageBreakBefore/>
-        <w:divId w:val="639770380"/>
+        <w:divId w:val="1531602862"/>
         <w:rPr>
           <w:rFonts w:eastAsia="Times New Roman"/>
           <w:lang w:val="nl-NL"/>
         </w:rPr>
       </w:pPr>
-      <w:bookmarkStart w:id="0" w:name="_Toc242816907"/>
+      <w:bookmarkStart w:id="0" w:name="_Toc242817437"/>
       <w:r>
         <w:rPr>
           <w:rFonts w:eastAsia="Times New Roman"/>
@@ -133,7 +133,7 @@
         <w:tabs>
           <w:tab w:val="right" w:leader="dot" w:pos="9062"/>
         </w:tabs>
-        <w:divId w:val="639770380"/>
+        <w:divId w:val="1531602862"/>
         <w:rPr>
           <w:rFonts w:asciiTheme="minorHAnsi" w:hAnsiTheme="minorHAnsi" w:cstheme="minorBidi"/>
           <w:noProof/>
@@ -184,7 +184,7 @@
         <w:rPr>
           <w:noProof/>
         </w:rPr>
-        <w:instrText xml:space="preserve"> PAGEREF _Toc242816907 \h </w:instrText>
+        <w:instrText xml:space="preserve"> PAGEREF _Toc242817437 \h </w:instrText>
       </w:r>
       <w:r>
         <w:rPr>
@@ -216,7 +216,7 @@
         <w:tabs>
           <w:tab w:val="right" w:leader="dot" w:pos="9062"/>
         </w:tabs>
-        <w:divId w:val="639770380"/>
+        <w:divId w:val="1531602862"/>
         <w:rPr>
           <w:rFonts w:asciiTheme="minorHAnsi" w:hAnsiTheme="minorHAnsi" w:cstheme="minorBidi"/>
           <w:noProof/>
@@ -249,7 +249,7 @@
         <w:rPr>
           <w:noProof/>
         </w:rPr>
-        <w:instrText xml:space="preserve"> PAGEREF _Toc242816908 \h </w:instrText>
+        <w:instrText xml:space="preserve"> PAGEREF _Toc242817438 \h </w:instrText>
       </w:r>
       <w:r>
         <w:rPr>
@@ -281,7 +281,7 @@
         <w:tabs>
           <w:tab w:val="right" w:leader="dot" w:pos="9062"/>
         </w:tabs>
-        <w:divId w:val="639770380"/>
+        <w:divId w:val="1531602862"/>
         <w:rPr>
           <w:rFonts w:asciiTheme="minorHAnsi" w:hAnsiTheme="minorHAnsi" w:cstheme="minorBidi"/>
           <w:noProof/>
@@ -314,7 +314,7 @@
         <w:rPr>
           <w:noProof/>
         </w:rPr>
-        <w:instrText xml:space="preserve"> PAGEREF _Toc242816909 \h </w:instrText>
+        <w:instrText xml:space="preserve"> PAGEREF _Toc242817439 \h </w:instrText>
       </w:r>
       <w:r>
         <w:rPr>
@@ -346,7 +346,7 @@
         <w:tabs>
           <w:tab w:val="right" w:leader="dot" w:pos="9062"/>
         </w:tabs>
-        <w:divId w:val="639770380"/>
+        <w:divId w:val="1531602862"/>
         <w:rPr>
           <w:rFonts w:asciiTheme="minorHAnsi" w:hAnsiTheme="minorHAnsi" w:cstheme="minorBidi"/>
           <w:noProof/>
@@ -379,7 +379,7 @@
         <w:rPr>
           <w:noProof/>
         </w:rPr>
-        <w:instrText xml:space="preserve"> PAGEREF _Toc242816910 \h </w:instrText>
+        <w:instrText xml:space="preserve"> PAGEREF _Toc242817440 \h </w:instrText>
       </w:r>
       <w:r>
         <w:rPr>
@@ -411,7 +411,7 @@
         <w:tabs>
           <w:tab w:val="right" w:leader="dot" w:pos="9062"/>
         </w:tabs>
-        <w:divId w:val="639770380"/>
+        <w:divId w:val="1531602862"/>
         <w:rPr>
           <w:rFonts w:asciiTheme="minorHAnsi" w:hAnsiTheme="minorHAnsi" w:cstheme="minorBidi"/>
           <w:noProof/>
@@ -444,7 +444,7 @@
         <w:rPr>
           <w:noProof/>
         </w:rPr>
-        <w:instrText xml:space="preserve"> PAGEREF _Toc242816911 \h </w:instrText>
+        <w:instrText xml:space="preserve"> PAGEREF _Toc242817441 \h </w:instrText>
       </w:r>
       <w:r>
         <w:rPr>
@@ -476,7 +476,7 @@
         <w:tabs>
           <w:tab w:val="right" w:leader="dot" w:pos="9062"/>
         </w:tabs>
-        <w:divId w:val="639770380"/>
+        <w:divId w:val="1531602862"/>
         <w:rPr>
           <w:rFonts w:asciiTheme="minorHAnsi" w:hAnsiTheme="minorHAnsi" w:cstheme="minorBidi"/>
           <w:noProof/>
@@ -509,7 +509,7 @@
         <w:rPr>
           <w:noProof/>
         </w:rPr>
-        <w:instrText xml:space="preserve"> PAGEREF _Toc242816912 \h </w:instrText>
+        <w:instrText xml:space="preserve"> PAGEREF _Toc242817442 \h </w:instrText>
       </w:r>
       <w:r>
         <w:rPr>
@@ -541,7 +541,7 @@
         <w:tabs>
           <w:tab w:val="right" w:leader="dot" w:pos="9062"/>
         </w:tabs>
-        <w:divId w:val="639770380"/>
+        <w:divId w:val="1531602862"/>
         <w:rPr>
           <w:rFonts w:asciiTheme="minorHAnsi" w:hAnsiTheme="minorHAnsi" w:cstheme="minorBidi"/>
           <w:noProof/>
@@ -574,7 +574,7 @@
         <w:rPr>
           <w:noProof/>
         </w:rPr>
-        <w:instrText xml:space="preserve"> PAGEREF _Toc242816913 \h </w:instrText>
+        <w:instrText xml:space="preserve"> PAGEREF _Toc242817443 \h </w:instrText>
       </w:r>
       <w:r>
         <w:rPr>
@@ -606,7 +606,7 @@
         <w:tabs>
           <w:tab w:val="right" w:leader="dot" w:pos="9062"/>
         </w:tabs>
-        <w:divId w:val="639770380"/>
+        <w:divId w:val="1531602862"/>
         <w:rPr>
           <w:rFonts w:asciiTheme="minorHAnsi" w:hAnsiTheme="minorHAnsi" w:cstheme="minorBidi"/>
           <w:noProof/>
@@ -639,7 +639,7 @@
         <w:rPr>
           <w:noProof/>
         </w:rPr>
-        <w:instrText xml:space="preserve"> PAGEREF _Toc242816914 \h </w:instrText>
+        <w:instrText xml:space="preserve"> PAGEREF _Toc242817444 \h </w:instrText>
       </w:r>
       <w:r>
         <w:rPr>
@@ -671,7 +671,7 @@
         <w:tabs>
           <w:tab w:val="right" w:leader="dot" w:pos="9062"/>
         </w:tabs>
-        <w:divId w:val="639770380"/>
+        <w:divId w:val="1531602862"/>
         <w:rPr>
           <w:rFonts w:asciiTheme="minorHAnsi" w:hAnsiTheme="minorHAnsi" w:cstheme="minorBidi"/>
           <w:noProof/>
@@ -704,7 +704,7 @@
         <w:rPr>
           <w:noProof/>
         </w:rPr>
-        <w:instrText xml:space="preserve"> PAGEREF _Toc242816915 \h </w:instrText>
+        <w:instrText xml:space="preserve"> PAGEREF _Toc242817445 \h </w:instrText>
       </w:r>
       <w:r>
         <w:rPr>
@@ -736,7 +736,7 @@
         <w:tabs>
           <w:tab w:val="right" w:leader="dot" w:pos="9062"/>
         </w:tabs>
-        <w:divId w:val="639770380"/>
+        <w:divId w:val="1531602862"/>
         <w:rPr>
           <w:rFonts w:asciiTheme="minorHAnsi" w:hAnsiTheme="minorHAnsi" w:cstheme="minorBidi"/>
           <w:noProof/>
@@ -769,7 +769,7 @@
         <w:rPr>
           <w:noProof/>
         </w:rPr>
-        <w:instrText xml:space="preserve"> PAGEREF _Toc242816916 \h </w:instrText>
+        <w:instrText xml:space="preserve"> PAGEREF _Toc242817446 \h </w:instrText>
       </w:r>
       <w:r>
         <w:rPr>
@@ -801,7 +801,7 @@
         <w:tabs>
           <w:tab w:val="right" w:leader="dot" w:pos="9062"/>
         </w:tabs>
-        <w:divId w:val="639770380"/>
+        <w:divId w:val="1531602862"/>
         <w:rPr>
           <w:rFonts w:asciiTheme="minorHAnsi" w:hAnsiTheme="minorHAnsi" w:cstheme="minorBidi"/>
           <w:noProof/>
@@ -834,7 +834,7 @@
         <w:rPr>
           <w:noProof/>
         </w:rPr>
-        <w:instrText xml:space="preserve"> PAGEREF _Toc242816917 \h </w:instrText>
+        <w:instrText xml:space="preserve"> PAGEREF _Toc242817447 \h </w:instrText>
       </w:r>
       <w:r>
         <w:rPr>
@@ -866,7 +866,7 @@
         <w:tabs>
           <w:tab w:val="right" w:leader="dot" w:pos="9062"/>
         </w:tabs>
-        <w:divId w:val="639770380"/>
+        <w:divId w:val="1531602862"/>
         <w:rPr>
           <w:rFonts w:asciiTheme="minorHAnsi" w:hAnsiTheme="minorHAnsi" w:cstheme="minorBidi"/>
           <w:noProof/>
@@ -899,7 +899,7 @@
         <w:rPr>
           <w:noProof/>
         </w:rPr>
-        <w:instrText xml:space="preserve"> PAGEREF _Toc242816918 \h </w:instrText>
+        <w:instrText xml:space="preserve"> PAGEREF _Toc242817448 \h </w:instrText>
       </w:r>
       <w:r>
         <w:rPr>
@@ -931,7 +931,7 @@
         <w:tabs>
           <w:tab w:val="right" w:leader="dot" w:pos="9062"/>
         </w:tabs>
-        <w:divId w:val="639770380"/>
+        <w:divId w:val="1531602862"/>
         <w:rPr>
           <w:rFonts w:asciiTheme="minorHAnsi" w:hAnsiTheme="minorHAnsi" w:cstheme="minorBidi"/>
           <w:noProof/>
@@ -964,7 +964,7 @@
         <w:rPr>
           <w:noProof/>
         </w:rPr>
-        <w:instrText xml:space="preserve"> PAGEREF _Toc242816919 \h </w:instrText>
+        <w:instrText xml:space="preserve"> PAGEREF _Toc242817449 \h </w:instrText>
       </w:r>
       <w:r>
         <w:rPr>
@@ -993,7 +993,7 @@
     <w:p>
       <w:pPr>
         <w:pStyle w:val="marker"/>
-        <w:divId w:val="639770380"/>
+        <w:divId w:val="1531602862"/>
         <w:rPr>
           <w:lang w:val="nl-NL"/>
         </w:rPr>
@@ -1009,7 +1009,7 @@
       <w:pPr>
         <w:pStyle w:val="marker"/>
         <w:ind w:left="800" w:right="800"/>
-        <w:divId w:val="1753426760"/>
+        <w:divId w:val="1557857213"/>
         <w:rPr>
           <w:lang w:val="nl-NL"/>
         </w:rPr>
@@ -1020,7 +1020,7 @@
     </w:p>
     <w:p>
       <w:pPr>
-        <w:divId w:val="652417862"/>
+        <w:divId w:val="349531523"/>
         <w:rPr>
           <w:i/>
           <w:iCs/>
@@ -1049,7 +1049,7 @@
     </w:p>
     <w:p>
       <w:pPr>
-        <w:divId w:val="652417862"/>
+        <w:divId w:val="349531523"/>
         <w:rPr>
           <w:i/>
           <w:iCs/>
@@ -1071,7 +1071,7 @@
       <w:pPr>
         <w:pStyle w:val="marker"/>
         <w:ind w:left="800" w:right="800"/>
-        <w:divId w:val="1753426760"/>
+        <w:divId w:val="1557857213"/>
         <w:rPr>
           <w:lang w:val="nl-NL"/>
         </w:rPr>
@@ -1083,13 +1083,13 @@
     <w:p>
       <w:pPr>
         <w:pStyle w:val="Kop2"/>
-        <w:divId w:val="1753426760"/>
+        <w:divId w:val="1557857213"/>
         <w:rPr>
           <w:rFonts w:eastAsia="Times New Roman"/>
           <w:lang w:val="nl-NL"/>
         </w:rPr>
       </w:pPr>
-      <w:bookmarkStart w:id="1" w:name="_Toc242816908"/>
+      <w:bookmarkStart w:id="1" w:name="_Toc242817438"/>
       <w:r>
         <w:rPr>
           <w:rFonts w:eastAsia="Times New Roman"/>
@@ -1102,7 +1102,7 @@
     <w:p>
       <w:pPr>
         <w:pStyle w:val="Normaalweb"/>
-        <w:divId w:val="1753426760"/>
+        <w:divId w:val="1557857213"/>
         <w:rPr>
           <w:lang w:val="nl-NL"/>
         </w:rPr>
@@ -1117,7 +1117,7 @@
     <w:p>
       <w:pPr>
         <w:pStyle w:val="Normaalweb"/>
-        <w:divId w:val="1753426760"/>
+        <w:divId w:val="1557857213"/>
         <w:rPr>
           <w:lang w:val="nl-NL"/>
         </w:rPr>
@@ -1132,7 +1132,7 @@
     <w:p>
       <w:pPr>
         <w:pStyle w:val="Normaalweb"/>
-        <w:divId w:val="1753426760"/>
+        <w:divId w:val="1557857213"/>
         <w:rPr>
           <w:lang w:val="nl-NL"/>
         </w:rPr>
@@ -1154,7 +1154,7 @@
     <w:p>
       <w:pPr>
         <w:pStyle w:val="Normaalweb"/>
-        <w:divId w:val="1753426760"/>
+        <w:divId w:val="1557857213"/>
         <w:rPr>
           <w:lang w:val="nl-NL"/>
         </w:rPr>
@@ -1176,7 +1176,7 @@
     <w:p>
       <w:pPr>
         <w:pStyle w:val="Normaalweb"/>
-        <w:divId w:val="1753426760"/>
+        <w:divId w:val="1557857213"/>
         <w:rPr>
           <w:lang w:val="nl-NL"/>
         </w:rPr>
@@ -1198,7 +1198,7 @@
     <w:p>
       <w:pPr>
         <w:pStyle w:val="Normaalweb"/>
-        <w:divId w:val="1753426760"/>
+        <w:divId w:val="1557857213"/>
         <w:rPr>
           <w:lang w:val="nl-NL"/>
         </w:rPr>
@@ -1220,7 +1220,7 @@
     <w:p>
       <w:pPr>
         <w:pStyle w:val="Normaalweb"/>
-        <w:divId w:val="1753426760"/>
+        <w:divId w:val="1557857213"/>
         <w:rPr>
           <w:lang w:val="nl-NL"/>
         </w:rPr>
@@ -1242,7 +1242,7 @@
     <w:p>
       <w:pPr>
         <w:pStyle w:val="Normaalweb"/>
-        <w:divId w:val="1753426760"/>
+        <w:divId w:val="1557857213"/>
         <w:rPr>
           <w:lang w:val="nl-NL"/>
         </w:rPr>
@@ -1264,7 +1264,7 @@
     <w:p>
       <w:pPr>
         <w:pStyle w:val="Normaalweb"/>
-        <w:divId w:val="1753426760"/>
+        <w:divId w:val="1557857213"/>
         <w:rPr>
           <w:lang w:val="nl-NL"/>
         </w:rPr>
@@ -1280,7 +1280,7 @@
       <w:pPr>
         <w:pStyle w:val="marker"/>
         <w:ind w:left="800" w:right="800"/>
-        <w:divId w:val="1753426760"/>
+        <w:divId w:val="1557857213"/>
         <w:rPr>
           <w:lang w:val="nl-NL"/>
         </w:rPr>
@@ -1292,13 +1292,13 @@
     <w:p>
       <w:pPr>
         <w:pStyle w:val="Kop2"/>
-        <w:divId w:val="1753426760"/>
+        <w:divId w:val="1557857213"/>
         <w:rPr>
           <w:rFonts w:eastAsia="Times New Roman"/>
           <w:lang w:val="nl-NL"/>
         </w:rPr>
       </w:pPr>
-      <w:bookmarkStart w:id="2" w:name="_Toc242816909"/>
+      <w:bookmarkStart w:id="2" w:name="_Toc242817439"/>
       <w:r>
         <w:rPr>
           <w:rFonts w:eastAsia="Times New Roman"/>
@@ -1311,7 +1311,7 @@
     <w:p>
       <w:pPr>
         <w:pStyle w:val="Normaalweb"/>
-        <w:divId w:val="1753426760"/>
+        <w:divId w:val="1557857213"/>
         <w:rPr>
           <w:lang w:val="nl-NL"/>
         </w:rPr>
@@ -1326,7 +1326,7 @@
     <w:p>
       <w:pPr>
         <w:pStyle w:val="Normaalweb"/>
-        <w:divId w:val="1753426760"/>
+        <w:divId w:val="1557857213"/>
         <w:rPr>
           <w:lang w:val="nl-NL"/>
         </w:rPr>
@@ -1341,7 +1341,7 @@
     <w:p>
       <w:pPr>
         <w:pStyle w:val="Normaalweb"/>
-        <w:divId w:val="1753426760"/>
+        <w:divId w:val="1557857213"/>
         <w:rPr>
           <w:lang w:val="nl-NL"/>
         </w:rPr>
@@ -1356,7 +1356,7 @@
     <w:p>
       <w:pPr>
         <w:pStyle w:val="Normaalweb"/>
-        <w:divId w:val="1753426760"/>
+        <w:divId w:val="1557857213"/>
         <w:rPr>
           <w:lang w:val="nl-NL"/>
         </w:rPr>
@@ -1371,7 +1371,7 @@
     <w:p>
       <w:pPr>
         <w:pStyle w:val="Normaalweb"/>
-        <w:divId w:val="1753426760"/>
+        <w:divId w:val="1557857213"/>
         <w:rPr>
           <w:lang w:val="nl-NL"/>
         </w:rPr>
@@ -1386,7 +1386,7 @@
     <w:p>
       <w:pPr>
         <w:pStyle w:val="Normaalweb"/>
-        <w:divId w:val="1753426760"/>
+        <w:divId w:val="1557857213"/>
         <w:rPr>
           <w:lang w:val="nl-NL"/>
         </w:rPr>
@@ -1408,7 +1408,7 @@
     <w:p>
       <w:pPr>
         <w:pStyle w:val="Normaalweb"/>
-        <w:divId w:val="1753426760"/>
+        <w:divId w:val="1557857213"/>
         <w:rPr>
           <w:lang w:val="nl-NL"/>
         </w:rPr>
@@ -1430,7 +1430,7 @@
     <w:p>
       <w:pPr>
         <w:pStyle w:val="Normaalweb"/>
-        <w:divId w:val="1753426760"/>
+        <w:divId w:val="1557857213"/>
         <w:rPr>
           <w:lang w:val="nl-NL"/>
         </w:rPr>
@@ -1452,7 +1452,7 @@
     <w:p>
       <w:pPr>
         <w:pStyle w:val="Normaalweb"/>
-        <w:divId w:val="1753426760"/>
+        <w:divId w:val="1557857213"/>
         <w:rPr>
           <w:lang w:val="nl-NL"/>
         </w:rPr>
@@ -1481,7 +1481,7 @@
     <w:p>
       <w:pPr>
         <w:pStyle w:val="Normaalweb"/>
-        <w:divId w:val="1753426760"/>
+        <w:divId w:val="1557857213"/>
         <w:rPr>
           <w:lang w:val="nl-NL"/>
         </w:rPr>
@@ -1509,7 +1509,7 @@
     <w:p>
       <w:pPr>
         <w:pStyle w:val="Normaalweb"/>
-        <w:divId w:val="1753426760"/>
+        <w:divId w:val="1557857213"/>
         <w:rPr>
           <w:lang w:val="nl-NL"/>
         </w:rPr>
@@ -1531,7 +1531,7 @@
     <w:p>
       <w:pPr>
         <w:pStyle w:val="Normaalweb"/>
-        <w:divId w:val="1753426760"/>
+        <w:divId w:val="1557857213"/>
         <w:rPr>
           <w:lang w:val="nl-NL"/>
         </w:rPr>
@@ -1546,7 +1546,7 @@
     <w:p>
       <w:pPr>
         <w:pStyle w:val="Normaalweb"/>
-        <w:divId w:val="1753426760"/>
+        <w:divId w:val="1557857213"/>
         <w:rPr>
           <w:lang w:val="nl-NL"/>
         </w:rPr>
@@ -1575,7 +1575,7 @@
       <w:pPr>
         <w:pStyle w:val="marker"/>
         <w:ind w:left="800" w:right="800"/>
-        <w:divId w:val="1753426760"/>
+        <w:divId w:val="1557857213"/>
         <w:rPr>
           <w:lang w:val="nl-NL"/>
         </w:rPr>
@@ -1587,13 +1587,13 @@
     <w:p>
       <w:pPr>
         <w:pStyle w:val="Kop2"/>
-        <w:divId w:val="1753426760"/>
+        <w:divId w:val="1557857213"/>
         <w:rPr>
           <w:rFonts w:eastAsia="Times New Roman"/>
           <w:lang w:val="nl-NL"/>
         </w:rPr>
       </w:pPr>
-      <w:bookmarkStart w:id="3" w:name="_Toc242816910"/>
+      <w:bookmarkStart w:id="3" w:name="_Toc242817440"/>
       <w:r>
         <w:rPr>
           <w:rFonts w:eastAsia="Times New Roman"/>
@@ -1606,7 +1606,7 @@
     <w:p>
       <w:pPr>
         <w:pStyle w:val="Normaalweb"/>
-        <w:divId w:val="1753426760"/>
+        <w:divId w:val="1557857213"/>
         <w:rPr>
           <w:lang w:val="nl-NL"/>
         </w:rPr>
@@ -1621,7 +1621,7 @@
     <w:p>
       <w:pPr>
         <w:pStyle w:val="Normaalweb"/>
-        <w:divId w:val="1753426760"/>
+        <w:divId w:val="1557857213"/>
         <w:rPr>
           <w:lang w:val="nl-NL"/>
         </w:rPr>
@@ -1649,7 +1649,7 @@
     <w:p>
       <w:pPr>
         <w:pStyle w:val="Normaalweb"/>
-        <w:divId w:val="1753426760"/>
+        <w:divId w:val="1557857213"/>
         <w:rPr>
           <w:lang w:val="nl-NL"/>
         </w:rPr>
@@ -1671,7 +1671,7 @@
     <w:p>
       <w:pPr>
         <w:pStyle w:val="Normaalweb"/>
-        <w:divId w:val="1753426760"/>
+        <w:divId w:val="1557857213"/>
         <w:rPr>
           <w:lang w:val="nl-NL"/>
         </w:rPr>
@@ -1699,7 +1699,7 @@
     <w:p>
       <w:pPr>
         <w:pStyle w:val="Normaalweb"/>
-        <w:divId w:val="1753426760"/>
+        <w:divId w:val="1557857213"/>
         <w:rPr>
           <w:lang w:val="nl-NL"/>
         </w:rPr>
@@ -1721,7 +1721,7 @@
     <w:p>
       <w:pPr>
         <w:pStyle w:val="Normaalweb"/>
-        <w:divId w:val="1753426760"/>
+        <w:divId w:val="1557857213"/>
         <w:rPr>
           <w:lang w:val="nl-NL"/>
         </w:rPr>
@@ -1749,7 +1749,7 @@
     <w:p>
       <w:pPr>
         <w:pStyle w:val="Normaalweb"/>
-        <w:divId w:val="1753426760"/>
+        <w:divId w:val="1557857213"/>
         <w:rPr>
           <w:lang w:val="nl-NL"/>
         </w:rPr>
@@ -1764,7 +1764,7 @@
     <w:p>
       <w:pPr>
         <w:pStyle w:val="Normaalweb"/>
-        <w:divId w:val="1753426760"/>
+        <w:divId w:val="1557857213"/>
         <w:rPr>
           <w:lang w:val="nl-NL"/>
         </w:rPr>
@@ -1793,7 +1793,7 @@
     <w:p>
       <w:pPr>
         <w:pStyle w:val="Normaalweb"/>
-        <w:divId w:val="1753426760"/>
+        <w:divId w:val="1557857213"/>
         <w:rPr>
           <w:lang w:val="nl-NL"/>
         </w:rPr>
@@ -1809,7 +1809,7 @@
       <w:pPr>
         <w:pStyle w:val="marker"/>
         <w:ind w:left="800" w:right="800"/>
-        <w:divId w:val="1753426760"/>
+        <w:divId w:val="1557857213"/>
         <w:rPr>
           <w:lang w:val="nl-NL"/>
         </w:rPr>
@@ -1821,13 +1821,13 @@
     <w:p>
       <w:pPr>
         <w:pStyle w:val="Kop2"/>
-        <w:divId w:val="1753426760"/>
+        <w:divId w:val="1557857213"/>
         <w:rPr>
           <w:rFonts w:eastAsia="Times New Roman"/>
           <w:lang w:val="nl-NL"/>
         </w:rPr>
       </w:pPr>
-      <w:bookmarkStart w:id="4" w:name="_Toc242816911"/>
+      <w:bookmarkStart w:id="4" w:name="_Toc242817441"/>
       <w:r>
         <w:rPr>
           <w:rFonts w:eastAsia="Times New Roman"/>
@@ -1840,7 +1840,7 @@
     <w:p>
       <w:pPr>
         <w:pStyle w:val="Normaalweb"/>
-        <w:divId w:val="1753426760"/>
+        <w:divId w:val="1557857213"/>
         <w:rPr>
           <w:lang w:val="nl-NL"/>
         </w:rPr>
@@ -1855,7 +1855,7 @@
     <w:p>
       <w:pPr>
         <w:pStyle w:val="Normaalweb"/>
-        <w:divId w:val="1753426760"/>
+        <w:divId w:val="1557857213"/>
         <w:rPr>
           <w:lang w:val="nl-NL"/>
         </w:rPr>
@@ -1870,7 +1870,7 @@
     <w:p>
       <w:pPr>
         <w:pStyle w:val="Normaalweb"/>
-        <w:divId w:val="1753426760"/>
+        <w:divId w:val="1557857213"/>
         <w:rPr>
           <w:lang w:val="nl-NL"/>
         </w:rPr>
@@ -1885,7 +1885,7 @@
     <w:p>
       <w:pPr>
         <w:pStyle w:val="Normaalweb"/>
-        <w:divId w:val="1753426760"/>
+        <w:divId w:val="1557857213"/>
         <w:rPr>
           <w:lang w:val="nl-NL"/>
         </w:rPr>
@@ -1900,7 +1900,7 @@
     <w:p>
       <w:pPr>
         <w:pStyle w:val="Normaalweb"/>
-        <w:divId w:val="1753426760"/>
+        <w:divId w:val="1557857213"/>
         <w:rPr>
           <w:lang w:val="nl-NL"/>
         </w:rPr>
@@ -1921,7 +1921,7 @@
     <w:p>
       <w:pPr>
         <w:pStyle w:val="Normaalweb"/>
-        <w:divId w:val="1753426760"/>
+        <w:divId w:val="1557857213"/>
         <w:rPr>
           <w:lang w:val="nl-NL"/>
         </w:rPr>
@@ -1936,7 +1936,7 @@
     <w:p>
       <w:pPr>
         <w:pStyle w:val="Normaalweb"/>
-        <w:divId w:val="1753426760"/>
+        <w:divId w:val="1557857213"/>
         <w:rPr>
           <w:lang w:val="nl-NL"/>
         </w:rPr>
@@ -1957,15 +1957,16 @@
     <w:p>
       <w:pPr>
         <w:pStyle w:val="Normaalweb"/>
-        <w:divId w:val="1753426760"/>
-        <w:rPr>
-          <w:lang w:val="nl-NL"/>
-        </w:rPr>
-      </w:pPr>
-      <w:r>
-        <w:rPr>
-          <w:lang w:val="nl-NL"/>
-        </w:rPr>
+        <w:divId w:val="1557857213"/>
+        <w:rPr>
+          <w:lang w:val="nl-NL"/>
+        </w:rPr>
+      </w:pPr>
+      <w:r>
+        <w:rPr>
+          <w:lang w:val="nl-NL"/>
+        </w:rPr>
+        <w:lastRenderedPageBreak/>
         <w:t>De macro-economische projecties van de Europese Commissie voorspellen tegen 2040 zes miljard euro aan besparingen en fraudepreventie. Deze berekening negeert de micro-economische realiteit van de tussenliggende veertien jaar. Gedurende deze latentietijd worden de kosten van het systeemfalen volledig afgewenteld op de burger: de private bank die schulden parkeert tegen zware sancties, de energieleverancier die incassobureaus inschakelt en onuitvoerbare medische keuringen eist, en de private keuringsmarkt die</w:t>
       </w:r>
       <w:r>
@@ -1978,7 +1979,7 @@
     <w:p>
       <w:pPr>
         <w:pStyle w:val="Normaalweb"/>
-        <w:divId w:val="1753426760"/>
+        <w:divId w:val="1557857213"/>
         <w:rPr>
           <w:lang w:val="nl-NL"/>
         </w:rPr>
@@ -1993,7 +1994,7 @@
     <w:p>
       <w:pPr>
         <w:pStyle w:val="Normaalweb"/>
-        <w:divId w:val="1753426760"/>
+        <w:divId w:val="1557857213"/>
         <w:rPr>
           <w:lang w:val="nl-NL"/>
         </w:rPr>
@@ -2009,7 +2010,7 @@
       <w:pPr>
         <w:pStyle w:val="marker"/>
         <w:ind w:left="800" w:right="800"/>
-        <w:divId w:val="1753426760"/>
+        <w:divId w:val="1557857213"/>
         <w:rPr>
           <w:lang w:val="nl-NL"/>
         </w:rPr>
@@ -2021,13 +2022,13 @@
     <w:p>
       <w:pPr>
         <w:pStyle w:val="Kop2"/>
-        <w:divId w:val="1753426760"/>
+        <w:divId w:val="1557857213"/>
         <w:rPr>
           <w:rFonts w:eastAsia="Times New Roman"/>
           <w:lang w:val="nl-NL"/>
         </w:rPr>
       </w:pPr>
-      <w:bookmarkStart w:id="5" w:name="_Toc242816912"/>
+      <w:bookmarkStart w:id="5" w:name="_Toc242817442"/>
       <w:r>
         <w:rPr>
           <w:rFonts w:eastAsia="Times New Roman"/>
@@ -2040,7 +2041,7 @@
     <w:p>
       <w:pPr>
         <w:pStyle w:val="Normaalweb"/>
-        <w:divId w:val="1753426760"/>
+        <w:divId w:val="1557857213"/>
         <w:rPr>
           <w:lang w:val="nl-NL"/>
         </w:rPr>
@@ -2055,7 +2056,7 @@
     <w:p>
       <w:pPr>
         <w:pStyle w:val="Normaalweb"/>
-        <w:divId w:val="1753426760"/>
+        <w:divId w:val="1557857213"/>
         <w:rPr>
           <w:lang w:val="nl-NL"/>
         </w:rPr>
@@ -2070,7 +2071,7 @@
     <w:p>
       <w:pPr>
         <w:pStyle w:val="Normaalweb"/>
-        <w:divId w:val="1753426760"/>
+        <w:divId w:val="1557857213"/>
         <w:rPr>
           <w:lang w:val="nl-NL"/>
         </w:rPr>
@@ -2086,7 +2087,7 @@
       <w:pPr>
         <w:pStyle w:val="marker"/>
         <w:ind w:left="800" w:right="800"/>
-        <w:divId w:val="1753426760"/>
+        <w:divId w:val="1557857213"/>
         <w:rPr>
           <w:lang w:val="nl-NL"/>
         </w:rPr>
@@ -2098,13 +2099,13 @@
     <w:p>
       <w:pPr>
         <w:pStyle w:val="Kop2"/>
-        <w:divId w:val="1753426760"/>
+        <w:divId w:val="1557857213"/>
         <w:rPr>
           <w:rFonts w:eastAsia="Times New Roman"/>
           <w:lang w:val="nl-NL"/>
         </w:rPr>
       </w:pPr>
-      <w:bookmarkStart w:id="6" w:name="_Toc242816913"/>
+      <w:bookmarkStart w:id="6" w:name="_Toc242817443"/>
       <w:r>
         <w:rPr>
           <w:rFonts w:eastAsia="Times New Roman"/>
@@ -2117,7 +2118,7 @@
     <w:p>
       <w:pPr>
         <w:pStyle w:val="Normaalweb"/>
-        <w:divId w:val="1753426760"/>
+        <w:divId w:val="1557857213"/>
         <w:rPr>
           <w:lang w:val="nl-NL"/>
         </w:rPr>
@@ -2132,7 +2133,7 @@
     <w:p>
       <w:pPr>
         <w:pStyle w:val="Normaalweb"/>
-        <w:divId w:val="1753426760"/>
+        <w:divId w:val="1557857213"/>
         <w:rPr>
           <w:lang w:val="nl-NL"/>
         </w:rPr>
@@ -2160,7 +2161,7 @@
     <w:p>
       <w:pPr>
         <w:pStyle w:val="Normaalweb"/>
-        <w:divId w:val="1753426760"/>
+        <w:divId w:val="1557857213"/>
         <w:rPr>
           <w:lang w:val="nl-NL"/>
         </w:rPr>
@@ -2188,7 +2189,7 @@
     <w:p>
       <w:pPr>
         <w:pStyle w:val="Normaalweb"/>
-        <w:divId w:val="1753426760"/>
+        <w:divId w:val="1557857213"/>
         <w:rPr>
           <w:lang w:val="nl-NL"/>
         </w:rPr>
@@ -2216,7 +2217,7 @@
     <w:p>
       <w:pPr>
         <w:pStyle w:val="Normaalweb"/>
-        <w:divId w:val="1753426760"/>
+        <w:divId w:val="1557857213"/>
         <w:rPr>
           <w:lang w:val="nl-NL"/>
         </w:rPr>
@@ -2238,13 +2239,20 @@
         <w:rPr>
           <w:lang w:val="nl-NL"/>
         </w:rPr>
-        <w:t>de ontvangende lidstaat zijn eigen wetgeving niet unilateraal mag toepassen voordat hij een dialoog heeft gevoerd met de afgevende lidstaat. Dit dialoogvereiste, bedoeld als bescherming van de werknemer, wordt in de praktijk door frauduleuze werkgevers gebruikt om de toepassing van de ontvangende wetgeving maandenlang te vertragen terwijl de werknemer formeel onbeschermd is.</w:t>
-      </w:r>
-    </w:p>
-    <w:p>
-      <w:pPr>
-        <w:pStyle w:val="Normaalweb"/>
-        <w:divId w:val="1753426760"/>
+        <w:t xml:space="preserve">de ontvangende lidstaat zijn eigen wetgeving niet unilateraal mag toepassen voordat hij een dialoog heeft gevoerd met de </w:t>
+      </w:r>
+      <w:r>
+        <w:rPr>
+          <w:lang w:val="nl-NL"/>
+        </w:rPr>
+        <w:lastRenderedPageBreak/>
+        <w:t>afgevende lidstaat. Dit dialoogvereiste, bedoeld als bescherming van de werknemer, wordt in de praktijk door frauduleuze werkgevers gebruikt om de toepassing van de ontvangende wetgeving maandenlang te vertragen terwijl de werknemer formeel onbeschermd is.</w:t>
+      </w:r>
+    </w:p>
+    <w:p>
+      <w:pPr>
+        <w:pStyle w:val="Normaalweb"/>
+        <w:divId w:val="1557857213"/>
         <w:rPr>
           <w:lang w:val="nl-NL"/>
         </w:rPr>
@@ -2260,7 +2268,7 @@
       <w:pPr>
         <w:pStyle w:val="marker"/>
         <w:ind w:left="800" w:right="800"/>
-        <w:divId w:val="1753426760"/>
+        <w:divId w:val="1557857213"/>
         <w:rPr>
           <w:lang w:val="nl-NL"/>
         </w:rPr>
@@ -2272,13 +2280,13 @@
     <w:p>
       <w:pPr>
         <w:pStyle w:val="Kop2"/>
-        <w:divId w:val="1753426760"/>
+        <w:divId w:val="1557857213"/>
         <w:rPr>
           <w:rFonts w:eastAsia="Times New Roman"/>
           <w:lang w:val="nl-NL"/>
         </w:rPr>
       </w:pPr>
-      <w:bookmarkStart w:id="7" w:name="_Toc242816914"/>
+      <w:bookmarkStart w:id="7" w:name="_Toc242817444"/>
       <w:r>
         <w:rPr>
           <w:rFonts w:eastAsia="Times New Roman"/>
@@ -2291,7 +2299,7 @@
     <w:p>
       <w:pPr>
         <w:pStyle w:val="Normaalweb"/>
-        <w:divId w:val="1753426760"/>
+        <w:divId w:val="1557857213"/>
         <w:rPr>
           <w:lang w:val="nl-NL"/>
         </w:rPr>
@@ -2306,7 +2314,7 @@
     <w:p>
       <w:pPr>
         <w:pStyle w:val="Normaalweb"/>
-        <w:divId w:val="1753426760"/>
+        <w:divId w:val="1557857213"/>
         <w:rPr>
           <w:lang w:val="nl-NL"/>
         </w:rPr>
@@ -2321,7 +2329,7 @@
     <w:p>
       <w:pPr>
         <w:pStyle w:val="Normaalweb"/>
-        <w:divId w:val="1753426760"/>
+        <w:divId w:val="1557857213"/>
         <w:rPr>
           <w:lang w:val="nl-NL"/>
         </w:rPr>
@@ -2342,7 +2350,7 @@
     <w:p>
       <w:pPr>
         <w:pStyle w:val="Normaalweb"/>
-        <w:divId w:val="1753426760"/>
+        <w:divId w:val="1557857213"/>
         <w:rPr>
           <w:lang w:val="nl-NL"/>
         </w:rPr>
@@ -2358,7 +2366,7 @@
       <w:pPr>
         <w:pStyle w:val="marker"/>
         <w:ind w:left="800" w:right="800"/>
-        <w:divId w:val="1753426760"/>
+        <w:divId w:val="1557857213"/>
         <w:rPr>
           <w:lang w:val="nl-NL"/>
         </w:rPr>
@@ -2370,13 +2378,13 @@
     <w:p>
       <w:pPr>
         <w:pStyle w:val="Kop2"/>
-        <w:divId w:val="1753426760"/>
+        <w:divId w:val="1557857213"/>
         <w:rPr>
           <w:rFonts w:eastAsia="Times New Roman"/>
           <w:lang w:val="nl-NL"/>
         </w:rPr>
       </w:pPr>
-      <w:bookmarkStart w:id="8" w:name="_Toc242816915"/>
+      <w:bookmarkStart w:id="8" w:name="_Toc242817445"/>
       <w:r>
         <w:rPr>
           <w:rFonts w:eastAsia="Times New Roman"/>
@@ -2389,7 +2397,7 @@
     <w:p>
       <w:pPr>
         <w:pStyle w:val="Normaalweb"/>
-        <w:divId w:val="1753426760"/>
+        <w:divId w:val="1557857213"/>
         <w:rPr>
           <w:lang w:val="nl-NL"/>
         </w:rPr>
@@ -2404,7 +2412,7 @@
     <w:p>
       <w:pPr>
         <w:pStyle w:val="Normaalweb"/>
-        <w:divId w:val="1753426760"/>
+        <w:divId w:val="1557857213"/>
         <w:rPr>
           <w:lang w:val="nl-NL"/>
         </w:rPr>
@@ -2432,7 +2440,7 @@
     <w:p>
       <w:pPr>
         <w:pStyle w:val="Normaalweb"/>
-        <w:divId w:val="1753426760"/>
+        <w:divId w:val="1557857213"/>
         <w:rPr>
           <w:lang w:val="nl-NL"/>
         </w:rPr>
@@ -2454,7 +2462,7 @@
     <w:p>
       <w:pPr>
         <w:pStyle w:val="Normaalweb"/>
-        <w:divId w:val="1753426760"/>
+        <w:divId w:val="1557857213"/>
         <w:rPr>
           <w:lang w:val="nl-NL"/>
         </w:rPr>
@@ -2469,7 +2477,7 @@
     <w:p>
       <w:pPr>
         <w:pStyle w:val="Normaalweb"/>
-        <w:divId w:val="1753426760"/>
+        <w:divId w:val="1557857213"/>
         <w:rPr>
           <w:lang w:val="nl-NL"/>
         </w:rPr>
@@ -2490,7 +2498,7 @@
     <w:p>
       <w:pPr>
         <w:pStyle w:val="Normaalweb"/>
-        <w:divId w:val="1753426760"/>
+        <w:divId w:val="1557857213"/>
         <w:rPr>
           <w:lang w:val="nl-NL"/>
         </w:rPr>
@@ -2511,7 +2519,7 @@
     <w:p>
       <w:pPr>
         <w:pStyle w:val="Normaalweb"/>
-        <w:divId w:val="1753426760"/>
+        <w:divId w:val="1557857213"/>
         <w:rPr>
           <w:lang w:val="nl-NL"/>
         </w:rPr>
@@ -2526,7 +2534,7 @@
     <w:p>
       <w:pPr>
         <w:pStyle w:val="Normaalweb"/>
-        <w:divId w:val="1753426760"/>
+        <w:divId w:val="1557857213"/>
         <w:rPr>
           <w:lang w:val="nl-NL"/>
         </w:rPr>
@@ -2541,7 +2549,7 @@
     <w:p>
       <w:pPr>
         <w:pStyle w:val="Normaalweb"/>
-        <w:divId w:val="1753426760"/>
+        <w:divId w:val="1557857213"/>
         <w:rPr>
           <w:lang w:val="nl-NL"/>
         </w:rPr>
@@ -2557,7 +2565,7 @@
       <w:pPr>
         <w:pStyle w:val="marker"/>
         <w:ind w:left="800" w:right="800"/>
-        <w:divId w:val="1753426760"/>
+        <w:divId w:val="1557857213"/>
         <w:rPr>
           <w:lang w:val="nl-NL"/>
         </w:rPr>
@@ -2569,13 +2577,13 @@
     <w:p>
       <w:pPr>
         <w:pStyle w:val="Kop2"/>
-        <w:divId w:val="1753426760"/>
+        <w:divId w:val="1557857213"/>
         <w:rPr>
           <w:rFonts w:eastAsia="Times New Roman"/>
           <w:lang w:val="nl-NL"/>
         </w:rPr>
       </w:pPr>
-      <w:bookmarkStart w:id="9" w:name="_Toc242816916"/>
+      <w:bookmarkStart w:id="9" w:name="_Toc242817446"/>
       <w:r>
         <w:rPr>
           <w:rFonts w:eastAsia="Times New Roman"/>
@@ -2588,7 +2596,7 @@
     <w:p>
       <w:pPr>
         <w:pStyle w:val="Normaalweb"/>
-        <w:divId w:val="1753426760"/>
+        <w:divId w:val="1557857213"/>
         <w:rPr>
           <w:lang w:val="nl-NL"/>
         </w:rPr>
@@ -2603,7 +2611,7 @@
     <w:p>
       <w:pPr>
         <w:pStyle w:val="Normaalweb"/>
-        <w:divId w:val="1753426760"/>
+        <w:divId w:val="1557857213"/>
         <w:rPr>
           <w:lang w:val="nl-NL"/>
         </w:rPr>
@@ -2631,7 +2639,7 @@
     <w:p>
       <w:pPr>
         <w:pStyle w:val="Normaalweb"/>
-        <w:divId w:val="1753426760"/>
+        <w:divId w:val="1557857213"/>
         <w:rPr>
           <w:lang w:val="nl-NL"/>
         </w:rPr>
@@ -2665,7 +2673,7 @@
     <w:p>
       <w:pPr>
         <w:pStyle w:val="Normaalweb"/>
-        <w:divId w:val="1753426760"/>
+        <w:divId w:val="1557857213"/>
         <w:rPr>
           <w:lang w:val="nl-NL"/>
         </w:rPr>
@@ -2700,7 +2708,7 @@
       <w:pPr>
         <w:pStyle w:val="marker"/>
         <w:ind w:left="800" w:right="800"/>
-        <w:divId w:val="1753426760"/>
+        <w:divId w:val="1557857213"/>
         <w:rPr>
           <w:lang w:val="nl-NL"/>
         </w:rPr>
@@ -2712,13 +2720,13 @@
     <w:p>
       <w:pPr>
         <w:pStyle w:val="Kop2"/>
-        <w:divId w:val="1753426760"/>
+        <w:divId w:val="1557857213"/>
         <w:rPr>
           <w:rFonts w:eastAsia="Times New Roman"/>
           <w:lang w:val="nl-NL"/>
         </w:rPr>
       </w:pPr>
-      <w:bookmarkStart w:id="10" w:name="_Toc242816917"/>
+      <w:bookmarkStart w:id="10" w:name="_Toc242817447"/>
       <w:r>
         <w:rPr>
           <w:rFonts w:eastAsia="Times New Roman"/>
@@ -2731,7 +2739,7 @@
     <w:p>
       <w:pPr>
         <w:pStyle w:val="Normaalweb"/>
-        <w:divId w:val="1753426760"/>
+        <w:divId w:val="1557857213"/>
         <w:rPr>
           <w:lang w:val="nl-NL"/>
         </w:rPr>
@@ -2752,7 +2760,7 @@
     <w:p>
       <w:pPr>
         <w:pStyle w:val="Normaalweb"/>
-        <w:divId w:val="1753426760"/>
+        <w:divId w:val="1557857213"/>
         <w:rPr>
           <w:lang w:val="nl-NL"/>
         </w:rPr>
@@ -2767,7 +2775,7 @@
     <w:p>
       <w:pPr>
         <w:pStyle w:val="Normaalweb"/>
-        <w:divId w:val="1753426760"/>
+        <w:divId w:val="1557857213"/>
         <w:rPr>
           <w:lang w:val="nl-NL"/>
         </w:rPr>
@@ -2782,7 +2790,7 @@
     <w:p>
       <w:pPr>
         <w:pStyle w:val="Normaalweb"/>
-        <w:divId w:val="1753426760"/>
+        <w:divId w:val="1557857213"/>
         <w:rPr>
           <w:lang w:val="nl-NL"/>
         </w:rPr>
@@ -2797,7 +2805,7 @@
     <w:p>
       <w:pPr>
         <w:pStyle w:val="Normaalweb"/>
-        <w:divId w:val="1753426760"/>
+        <w:divId w:val="1557857213"/>
         <w:rPr>
           <w:lang w:val="nl-NL"/>
         </w:rPr>
@@ -2813,7 +2821,7 @@
       <w:pPr>
         <w:pStyle w:val="marker"/>
         <w:ind w:left="800" w:right="800"/>
-        <w:divId w:val="1753426760"/>
+        <w:divId w:val="1557857213"/>
         <w:rPr>
           <w:lang w:val="nl-NL"/>
         </w:rPr>
@@ -2825,13 +2833,13 @@
     <w:p>
       <w:pPr>
         <w:pStyle w:val="Kop2"/>
-        <w:divId w:val="1753426760"/>
+        <w:divId w:val="1557857213"/>
         <w:rPr>
           <w:rFonts w:eastAsia="Times New Roman"/>
           <w:lang w:val="nl-NL"/>
         </w:rPr>
       </w:pPr>
-      <w:bookmarkStart w:id="11" w:name="_Toc242816918"/>
+      <w:bookmarkStart w:id="11" w:name="_Toc242817448"/>
       <w:r>
         <w:rPr>
           <w:rFonts w:eastAsia="Times New Roman"/>
@@ -2844,7 +2852,7 @@
     <w:p>
       <w:pPr>
         <w:pStyle w:val="Normaalweb"/>
-        <w:divId w:val="1753426760"/>
+        <w:divId w:val="1557857213"/>
         <w:rPr>
           <w:lang w:val="nl-NL"/>
         </w:rPr>
@@ -2859,7 +2867,7 @@
     <w:p>
       <w:pPr>
         <w:pStyle w:val="Normaalweb"/>
-        <w:divId w:val="1753426760"/>
+        <w:divId w:val="1557857213"/>
         <w:rPr>
           <w:lang w:val="nl-NL"/>
         </w:rPr>
@@ -2881,7 +2889,7 @@
     <w:p>
       <w:pPr>
         <w:pStyle w:val="Normaalweb"/>
-        <w:divId w:val="1753426760"/>
+        <w:divId w:val="1557857213"/>
         <w:rPr>
           <w:lang w:val="nl-NL"/>
         </w:rPr>
@@ -2909,7 +2917,7 @@
     <w:p>
       <w:pPr>
         <w:pStyle w:val="Normaalweb"/>
-        <w:divId w:val="1753426760"/>
+        <w:divId w:val="1557857213"/>
         <w:rPr>
           <w:lang w:val="nl-NL"/>
         </w:rPr>
@@ -2924,7 +2932,7 @@
     <w:p>
       <w:pPr>
         <w:pStyle w:val="Normaalweb"/>
-        <w:divId w:val="1753426760"/>
+        <w:divId w:val="1557857213"/>
         <w:rPr>
           <w:lang w:val="nl-NL"/>
         </w:rPr>
@@ -2940,7 +2948,7 @@
       <w:pPr>
         <w:pStyle w:val="marker"/>
         <w:ind w:left="800" w:right="800"/>
-        <w:divId w:val="1753426760"/>
+        <w:divId w:val="1557857213"/>
         <w:rPr>
           <w:lang w:val="nl-NL"/>
         </w:rPr>
@@ -2952,13 +2960,13 @@
     <w:p>
       <w:pPr>
         <w:pStyle w:val="Kop2"/>
-        <w:divId w:val="1753426760"/>
+        <w:divId w:val="1557857213"/>
         <w:rPr>
           <w:rFonts w:eastAsia="Times New Roman"/>
           <w:lang w:val="nl-NL"/>
         </w:rPr>
       </w:pPr>
-      <w:bookmarkStart w:id="12" w:name="_Toc242816919"/>
+      <w:bookmarkStart w:id="12" w:name="_Toc242817449"/>
       <w:r>
         <w:rPr>
           <w:rFonts w:eastAsia="Times New Roman"/>
@@ -2971,7 +2979,7 @@
     <w:p>
       <w:pPr>
         <w:pStyle w:val="Normaalweb"/>
-        <w:divId w:val="1753426760"/>
+        <w:divId w:val="1557857213"/>
         <w:rPr>
           <w:lang w:val="nl-NL"/>
         </w:rPr>
@@ -2986,7 +2994,7 @@
     <w:p>
       <w:pPr>
         <w:pStyle w:val="Normaalweb"/>
-        <w:divId w:val="1753426760"/>
+        <w:divId w:val="1557857213"/>
         <w:rPr>
           <w:lang w:val="nl-NL"/>
         </w:rPr>
@@ -3001,7 +3009,7 @@
     <w:p>
       <w:pPr>
         <w:pStyle w:val="Normaalweb"/>
-        <w:divId w:val="1753426760"/>
+        <w:divId w:val="1557857213"/>
         <w:rPr>
           <w:lang w:val="nl-NL"/>
         </w:rPr>
@@ -3016,7 +3024,7 @@
     <w:p>
       <w:pPr>
         <w:pStyle w:val="Normaalweb"/>
-        <w:divId w:val="1753426760"/>
+        <w:divId w:val="1557857213"/>
         <w:rPr>
           <w:lang w:val="nl-NL"/>
         </w:rPr>
@@ -3031,7 +3039,7 @@
     <w:p>
       <w:pPr>
         <w:pStyle w:val="Normaalweb"/>
-        <w:divId w:val="1753426760"/>
+        <w:divId w:val="1557857213"/>
         <w:rPr>
           <w:lang w:val="nl-NL"/>
         </w:rPr>
@@ -3046,7 +3054,7 @@
     <w:p>
       <w:pPr>
         <w:pStyle w:val="Normaalweb"/>
-        <w:divId w:val="1753426760"/>
+        <w:divId w:val="1557857213"/>
         <w:rPr>
           <w:lang w:val="nl-NL"/>
         </w:rPr>
@@ -3201,7 +3209,7 @@
         <w:color w:val="808080"/>
         <w:sz w:val="18"/>
       </w:rPr>
-      <w:t>3</w:t>
+      <w:t>5</w:t>
     </w:r>
     <w:r>
       <w:rPr>
@@ -3293,7 +3301,7 @@
         <w:sz w:val="18"/>
       </w:rPr>
       <w:tab/>
-      <w:t>Laatst gewijzigd: 13 oktober 2026, 20:03</w:t>
+      <w:t>Laatst gewijzigd: 13 oktober 2026, 20:12</w:t>
     </w:r>
   </w:p>
 </w:hdr>
@@ -4660,7 +4668,7 @@
     <w:link w:val="KoptekstChar"/>
     <w:uiPriority w:val="99"/>
     <w:unhideWhenUsed/>
-    <w:rsid w:val="00594681"/>
+    <w:rsid w:val="001B77E1"/>
     <w:pPr>
       <w:tabs>
         <w:tab w:val="center" w:pos="4536"/>
@@ -4673,7 +4681,7 @@
     <w:basedOn w:val="Standaardalinea-lettertype"/>
     <w:link w:val="Koptekst"/>
     <w:uiPriority w:val="99"/>
-    <w:rsid w:val="00594681"/>
+    <w:rsid w:val="001B77E1"/>
     <w:rPr>
       <w:rFonts w:eastAsiaTheme="minorEastAsia"/>
       <w:sz w:val="24"/>
@@ -4686,7 +4694,7 @@
     <w:link w:val="VoettekstChar"/>
     <w:uiPriority w:val="99"/>
     <w:unhideWhenUsed/>
-    <w:rsid w:val="00594681"/>
+    <w:rsid w:val="001B77E1"/>
     <w:pPr>
       <w:tabs>
         <w:tab w:val="center" w:pos="4536"/>
@@ -4699,7 +4707,7 @@
     <w:basedOn w:val="Standaardalinea-lettertype"/>
     <w:link w:val="Voettekst"/>
     <w:uiPriority w:val="99"/>
-    <w:rsid w:val="00594681"/>
+    <w:rsid w:val="001B77E1"/>
     <w:rPr>
       <w:rFonts w:eastAsiaTheme="minorEastAsia"/>
       <w:sz w:val="24"/>
@@ -4713,7 +4721,7 @@
     <w:autoRedefine/>
     <w:uiPriority w:val="39"/>
     <w:unhideWhenUsed/>
-    <w:rsid w:val="00594681"/>
+    <w:rsid w:val="001B77E1"/>
     <w:pPr>
       <w:spacing w:after="100"/>
       <w:ind w:left="220"/>

--- a/nl/docx/document-d.docx
+++ b/nl/docx/document-d.docx
@@ -7,7 +7,7 @@
         <w:spacing w:after="480"/>
         <w:jc w:val="center"/>
         <w:outlineLvl w:val="1"/>
-        <w:divId w:val="939140284"/>
+        <w:divId w:val="27800182"/>
         <w:rPr>
           <w:rFonts w:ascii="Aptos Display" w:eastAsia="Times New Roman" w:hAnsi="Aptos Display"/>
           <w:b/>
@@ -36,7 +36,7 @@
     <w:p>
       <w:pPr>
         <w:pStyle w:val="ondertitel2"/>
-        <w:divId w:val="939140284"/>
+        <w:divId w:val="27800182"/>
         <w:rPr>
           <w:lang w:val="nl-NL"/>
         </w:rPr>
@@ -51,7 +51,7 @@
     <w:p>
       <w:pPr>
         <w:pStyle w:val="documentaanduiding2"/>
-        <w:divId w:val="939140284"/>
+        <w:divId w:val="27800182"/>
         <w:rPr>
           <w:lang w:val="nl-NL"/>
         </w:rPr>
@@ -66,7 +66,7 @@
     <w:p>
       <w:pPr>
         <w:pStyle w:val="auteur2"/>
-        <w:divId w:val="939140284"/>
+        <w:divId w:val="27800182"/>
         <w:rPr>
           <w:lang w:val="nl-NL"/>
         </w:rPr>
@@ -81,23 +81,23 @@
     <w:p>
       <w:pPr>
         <w:pStyle w:val="meta-lijn2"/>
-        <w:divId w:val="939140284"/>
-        <w:rPr>
-          <w:lang w:val="nl-NL"/>
-        </w:rPr>
-      </w:pPr>
-      <w:r>
-        <w:rPr>
-          <w:lang w:val="nl-NL"/>
-        </w:rPr>
-        <w:t>Versie bijgewerkt: 13 oktober 2026, 20:12</w:t>
+        <w:divId w:val="27800182"/>
+        <w:rPr>
+          <w:lang w:val="nl-NL"/>
+        </w:rPr>
+      </w:pPr>
+      <w:r>
+        <w:rPr>
+          <w:lang w:val="nl-NL"/>
+        </w:rPr>
+        <w:t>Versie bijgewerkt: 13 oktober 2026, 20:31</w:t>
       </w:r>
     </w:p>
     <w:p>
       <w:pPr>
         <w:pStyle w:val="marker"/>
         <w:ind w:left="800" w:right="800"/>
-        <w:divId w:val="1557857213"/>
+        <w:divId w:val="146896213"/>
         <w:rPr>
           <w:lang w:val="nl-NL"/>
         </w:rPr>
@@ -110,13 +110,13 @@
       <w:pPr>
         <w:pStyle w:val="Kop2"/>
         <w:pageBreakBefore/>
-        <w:divId w:val="1531602862"/>
+        <w:divId w:val="1924993412"/>
         <w:rPr>
           <w:rFonts w:eastAsia="Times New Roman"/>
           <w:lang w:val="nl-NL"/>
         </w:rPr>
       </w:pPr>
-      <w:bookmarkStart w:id="0" w:name="_Toc242817437"/>
+      <w:bookmarkStart w:id="0" w:name="_Toc242818585"/>
       <w:r>
         <w:rPr>
           <w:rFonts w:eastAsia="Times New Roman"/>
@@ -133,7 +133,7 @@
         <w:tabs>
           <w:tab w:val="right" w:leader="dot" w:pos="9062"/>
         </w:tabs>
-        <w:divId w:val="1531602862"/>
+        <w:divId w:val="1924993412"/>
         <w:rPr>
           <w:rFonts w:asciiTheme="minorHAnsi" w:hAnsiTheme="minorHAnsi" w:cstheme="minorBidi"/>
           <w:noProof/>
@@ -184,7 +184,7 @@
         <w:rPr>
           <w:noProof/>
         </w:rPr>
-        <w:instrText xml:space="preserve"> PAGEREF _Toc242817437 \h </w:instrText>
+        <w:instrText xml:space="preserve"> PAGEREF _Toc242818585 \h </w:instrText>
       </w:r>
       <w:r>
         <w:rPr>
@@ -216,7 +216,7 @@
         <w:tabs>
           <w:tab w:val="right" w:leader="dot" w:pos="9062"/>
         </w:tabs>
-        <w:divId w:val="1531602862"/>
+        <w:divId w:val="1924993412"/>
         <w:rPr>
           <w:rFonts w:asciiTheme="minorHAnsi" w:hAnsiTheme="minorHAnsi" w:cstheme="minorBidi"/>
           <w:noProof/>
@@ -249,7 +249,7 @@
         <w:rPr>
           <w:noProof/>
         </w:rPr>
-        <w:instrText xml:space="preserve"> PAGEREF _Toc242817438 \h </w:instrText>
+        <w:instrText xml:space="preserve"> PAGEREF _Toc242818586 \h </w:instrText>
       </w:r>
       <w:r>
         <w:rPr>
@@ -281,7 +281,7 @@
         <w:tabs>
           <w:tab w:val="right" w:leader="dot" w:pos="9062"/>
         </w:tabs>
-        <w:divId w:val="1531602862"/>
+        <w:divId w:val="1924993412"/>
         <w:rPr>
           <w:rFonts w:asciiTheme="minorHAnsi" w:hAnsiTheme="minorHAnsi" w:cstheme="minorBidi"/>
           <w:noProof/>
@@ -314,7 +314,7 @@
         <w:rPr>
           <w:noProof/>
         </w:rPr>
-        <w:instrText xml:space="preserve"> PAGEREF _Toc242817439 \h </w:instrText>
+        <w:instrText xml:space="preserve"> PAGEREF _Toc242818587 \h </w:instrText>
       </w:r>
       <w:r>
         <w:rPr>
@@ -346,7 +346,7 @@
         <w:tabs>
           <w:tab w:val="right" w:leader="dot" w:pos="9062"/>
         </w:tabs>
-        <w:divId w:val="1531602862"/>
+        <w:divId w:val="1924993412"/>
         <w:rPr>
           <w:rFonts w:asciiTheme="minorHAnsi" w:hAnsiTheme="minorHAnsi" w:cstheme="minorBidi"/>
           <w:noProof/>
@@ -379,7 +379,7 @@
         <w:rPr>
           <w:noProof/>
         </w:rPr>
-        <w:instrText xml:space="preserve"> PAGEREF _Toc242817440 \h </w:instrText>
+        <w:instrText xml:space="preserve"> PAGEREF _Toc242818588 \h </w:instrText>
       </w:r>
       <w:r>
         <w:rPr>
@@ -411,7 +411,7 @@
         <w:tabs>
           <w:tab w:val="right" w:leader="dot" w:pos="9062"/>
         </w:tabs>
-        <w:divId w:val="1531602862"/>
+        <w:divId w:val="1924993412"/>
         <w:rPr>
           <w:rFonts w:asciiTheme="minorHAnsi" w:hAnsiTheme="minorHAnsi" w:cstheme="minorBidi"/>
           <w:noProof/>
@@ -444,7 +444,7 @@
         <w:rPr>
           <w:noProof/>
         </w:rPr>
-        <w:instrText xml:space="preserve"> PAGEREF _Toc242817441 \h </w:instrText>
+        <w:instrText xml:space="preserve"> PAGEREF _Toc242818589 \h </w:instrText>
       </w:r>
       <w:r>
         <w:rPr>
@@ -476,7 +476,7 @@
         <w:tabs>
           <w:tab w:val="right" w:leader="dot" w:pos="9062"/>
         </w:tabs>
-        <w:divId w:val="1531602862"/>
+        <w:divId w:val="1924993412"/>
         <w:rPr>
           <w:rFonts w:asciiTheme="minorHAnsi" w:hAnsiTheme="minorHAnsi" w:cstheme="minorBidi"/>
           <w:noProof/>
@@ -509,7 +509,7 @@
         <w:rPr>
           <w:noProof/>
         </w:rPr>
-        <w:instrText xml:space="preserve"> PAGEREF _Toc242817442 \h </w:instrText>
+        <w:instrText xml:space="preserve"> PAGEREF _Toc242818590 \h </w:instrText>
       </w:r>
       <w:r>
         <w:rPr>
@@ -541,7 +541,7 @@
         <w:tabs>
           <w:tab w:val="right" w:leader="dot" w:pos="9062"/>
         </w:tabs>
-        <w:divId w:val="1531602862"/>
+        <w:divId w:val="1924993412"/>
         <w:rPr>
           <w:rFonts w:asciiTheme="minorHAnsi" w:hAnsiTheme="minorHAnsi" w:cstheme="minorBidi"/>
           <w:noProof/>
@@ -574,7 +574,7 @@
         <w:rPr>
           <w:noProof/>
         </w:rPr>
-        <w:instrText xml:space="preserve"> PAGEREF _Toc242817443 \h </w:instrText>
+        <w:instrText xml:space="preserve"> PAGEREF _Toc242818591 \h </w:instrText>
       </w:r>
       <w:r>
         <w:rPr>
@@ -606,7 +606,7 @@
         <w:tabs>
           <w:tab w:val="right" w:leader="dot" w:pos="9062"/>
         </w:tabs>
-        <w:divId w:val="1531602862"/>
+        <w:divId w:val="1924993412"/>
         <w:rPr>
           <w:rFonts w:asciiTheme="minorHAnsi" w:hAnsiTheme="minorHAnsi" w:cstheme="minorBidi"/>
           <w:noProof/>
@@ -639,7 +639,7 @@
         <w:rPr>
           <w:noProof/>
         </w:rPr>
-        <w:instrText xml:space="preserve"> PAGEREF _Toc242817444 \h </w:instrText>
+        <w:instrText xml:space="preserve"> PAGEREF _Toc242818592 \h </w:instrText>
       </w:r>
       <w:r>
         <w:rPr>
@@ -671,7 +671,7 @@
         <w:tabs>
           <w:tab w:val="right" w:leader="dot" w:pos="9062"/>
         </w:tabs>
-        <w:divId w:val="1531602862"/>
+        <w:divId w:val="1924993412"/>
         <w:rPr>
           <w:rFonts w:asciiTheme="minorHAnsi" w:hAnsiTheme="minorHAnsi" w:cstheme="minorBidi"/>
           <w:noProof/>
@@ -704,7 +704,7 @@
         <w:rPr>
           <w:noProof/>
         </w:rPr>
-        <w:instrText xml:space="preserve"> PAGEREF _Toc242817445 \h </w:instrText>
+        <w:instrText xml:space="preserve"> PAGEREF _Toc242818593 \h </w:instrText>
       </w:r>
       <w:r>
         <w:rPr>
@@ -736,7 +736,7 @@
         <w:tabs>
           <w:tab w:val="right" w:leader="dot" w:pos="9062"/>
         </w:tabs>
-        <w:divId w:val="1531602862"/>
+        <w:divId w:val="1924993412"/>
         <w:rPr>
           <w:rFonts w:asciiTheme="minorHAnsi" w:hAnsiTheme="minorHAnsi" w:cstheme="minorBidi"/>
           <w:noProof/>
@@ -769,7 +769,7 @@
         <w:rPr>
           <w:noProof/>
         </w:rPr>
-        <w:instrText xml:space="preserve"> PAGEREF _Toc242817446 \h </w:instrText>
+        <w:instrText xml:space="preserve"> PAGEREF _Toc242818594 \h </w:instrText>
       </w:r>
       <w:r>
         <w:rPr>
@@ -801,7 +801,7 @@
         <w:tabs>
           <w:tab w:val="right" w:leader="dot" w:pos="9062"/>
         </w:tabs>
-        <w:divId w:val="1531602862"/>
+        <w:divId w:val="1924993412"/>
         <w:rPr>
           <w:rFonts w:asciiTheme="minorHAnsi" w:hAnsiTheme="minorHAnsi" w:cstheme="minorBidi"/>
           <w:noProof/>
@@ -834,7 +834,7 @@
         <w:rPr>
           <w:noProof/>
         </w:rPr>
-        <w:instrText xml:space="preserve"> PAGEREF _Toc242817447 \h </w:instrText>
+        <w:instrText xml:space="preserve"> PAGEREF _Toc242818595 \h </w:instrText>
       </w:r>
       <w:r>
         <w:rPr>
@@ -866,7 +866,7 @@
         <w:tabs>
           <w:tab w:val="right" w:leader="dot" w:pos="9062"/>
         </w:tabs>
-        <w:divId w:val="1531602862"/>
+        <w:divId w:val="1924993412"/>
         <w:rPr>
           <w:rFonts w:asciiTheme="minorHAnsi" w:hAnsiTheme="minorHAnsi" w:cstheme="minorBidi"/>
           <w:noProof/>
@@ -899,7 +899,7 @@
         <w:rPr>
           <w:noProof/>
         </w:rPr>
-        <w:instrText xml:space="preserve"> PAGEREF _Toc242817448 \h </w:instrText>
+        <w:instrText xml:space="preserve"> PAGEREF _Toc242818596 \h </w:instrText>
       </w:r>
       <w:r>
         <w:rPr>
@@ -931,7 +931,7 @@
         <w:tabs>
           <w:tab w:val="right" w:leader="dot" w:pos="9062"/>
         </w:tabs>
-        <w:divId w:val="1531602862"/>
+        <w:divId w:val="1924993412"/>
         <w:rPr>
           <w:rFonts w:asciiTheme="minorHAnsi" w:hAnsiTheme="minorHAnsi" w:cstheme="minorBidi"/>
           <w:noProof/>
@@ -964,7 +964,7 @@
         <w:rPr>
           <w:noProof/>
         </w:rPr>
-        <w:instrText xml:space="preserve"> PAGEREF _Toc242817449 \h </w:instrText>
+        <w:instrText xml:space="preserve"> PAGEREF _Toc242818597 \h </w:instrText>
       </w:r>
       <w:r>
         <w:rPr>
@@ -993,7 +993,7 @@
     <w:p>
       <w:pPr>
         <w:pStyle w:val="marker"/>
-        <w:divId w:val="1531602862"/>
+        <w:divId w:val="1924993412"/>
         <w:rPr>
           <w:lang w:val="nl-NL"/>
         </w:rPr>
@@ -1009,7 +1009,7 @@
       <w:pPr>
         <w:pStyle w:val="marker"/>
         <w:ind w:left="800" w:right="800"/>
-        <w:divId w:val="1557857213"/>
+        <w:divId w:val="146896213"/>
         <w:rPr>
           <w:lang w:val="nl-NL"/>
         </w:rPr>
@@ -1020,7 +1020,7 @@
     </w:p>
     <w:p>
       <w:pPr>
-        <w:divId w:val="349531523"/>
+        <w:divId w:val="144779140"/>
         <w:rPr>
           <w:i/>
           <w:iCs/>
@@ -1049,7 +1049,7 @@
     </w:p>
     <w:p>
       <w:pPr>
-        <w:divId w:val="349531523"/>
+        <w:divId w:val="144779140"/>
         <w:rPr>
           <w:i/>
           <w:iCs/>
@@ -1071,7 +1071,7 @@
       <w:pPr>
         <w:pStyle w:val="marker"/>
         <w:ind w:left="800" w:right="800"/>
-        <w:divId w:val="1557857213"/>
+        <w:divId w:val="146896213"/>
         <w:rPr>
           <w:lang w:val="nl-NL"/>
         </w:rPr>
@@ -1083,13 +1083,13 @@
     <w:p>
       <w:pPr>
         <w:pStyle w:val="Kop2"/>
-        <w:divId w:val="1557857213"/>
+        <w:divId w:val="146896213"/>
         <w:rPr>
           <w:rFonts w:eastAsia="Times New Roman"/>
           <w:lang w:val="nl-NL"/>
         </w:rPr>
       </w:pPr>
-      <w:bookmarkStart w:id="1" w:name="_Toc242817438"/>
+      <w:bookmarkStart w:id="1" w:name="_Toc242818586"/>
       <w:r>
         <w:rPr>
           <w:rFonts w:eastAsia="Times New Roman"/>
@@ -1102,7 +1102,7 @@
     <w:p>
       <w:pPr>
         <w:pStyle w:val="Normaalweb"/>
-        <w:divId w:val="1557857213"/>
+        <w:divId w:val="146896213"/>
         <w:rPr>
           <w:lang w:val="nl-NL"/>
         </w:rPr>
@@ -1117,7 +1117,7 @@
     <w:p>
       <w:pPr>
         <w:pStyle w:val="Normaalweb"/>
-        <w:divId w:val="1557857213"/>
+        <w:divId w:val="146896213"/>
         <w:rPr>
           <w:lang w:val="nl-NL"/>
         </w:rPr>
@@ -1132,7 +1132,7 @@
     <w:p>
       <w:pPr>
         <w:pStyle w:val="Normaalweb"/>
-        <w:divId w:val="1557857213"/>
+        <w:divId w:val="146896213"/>
         <w:rPr>
           <w:lang w:val="nl-NL"/>
         </w:rPr>
@@ -1154,7 +1154,7 @@
     <w:p>
       <w:pPr>
         <w:pStyle w:val="Normaalweb"/>
-        <w:divId w:val="1557857213"/>
+        <w:divId w:val="146896213"/>
         <w:rPr>
           <w:lang w:val="nl-NL"/>
         </w:rPr>
@@ -1176,7 +1176,7 @@
     <w:p>
       <w:pPr>
         <w:pStyle w:val="Normaalweb"/>
-        <w:divId w:val="1557857213"/>
+        <w:divId w:val="146896213"/>
         <w:rPr>
           <w:lang w:val="nl-NL"/>
         </w:rPr>
@@ -1198,7 +1198,7 @@
     <w:p>
       <w:pPr>
         <w:pStyle w:val="Normaalweb"/>
-        <w:divId w:val="1557857213"/>
+        <w:divId w:val="146896213"/>
         <w:rPr>
           <w:lang w:val="nl-NL"/>
         </w:rPr>
@@ -1220,7 +1220,7 @@
     <w:p>
       <w:pPr>
         <w:pStyle w:val="Normaalweb"/>
-        <w:divId w:val="1557857213"/>
+        <w:divId w:val="146896213"/>
         <w:rPr>
           <w:lang w:val="nl-NL"/>
         </w:rPr>
@@ -1242,7 +1242,7 @@
     <w:p>
       <w:pPr>
         <w:pStyle w:val="Normaalweb"/>
-        <w:divId w:val="1557857213"/>
+        <w:divId w:val="146896213"/>
         <w:rPr>
           <w:lang w:val="nl-NL"/>
         </w:rPr>
@@ -1264,7 +1264,7 @@
     <w:p>
       <w:pPr>
         <w:pStyle w:val="Normaalweb"/>
-        <w:divId w:val="1557857213"/>
+        <w:divId w:val="146896213"/>
         <w:rPr>
           <w:lang w:val="nl-NL"/>
         </w:rPr>
@@ -1280,7 +1280,7 @@
       <w:pPr>
         <w:pStyle w:val="marker"/>
         <w:ind w:left="800" w:right="800"/>
-        <w:divId w:val="1557857213"/>
+        <w:divId w:val="146896213"/>
         <w:rPr>
           <w:lang w:val="nl-NL"/>
         </w:rPr>
@@ -1292,13 +1292,13 @@
     <w:p>
       <w:pPr>
         <w:pStyle w:val="Kop2"/>
-        <w:divId w:val="1557857213"/>
+        <w:divId w:val="146896213"/>
         <w:rPr>
           <w:rFonts w:eastAsia="Times New Roman"/>
           <w:lang w:val="nl-NL"/>
         </w:rPr>
       </w:pPr>
-      <w:bookmarkStart w:id="2" w:name="_Toc242817439"/>
+      <w:bookmarkStart w:id="2" w:name="_Toc242818587"/>
       <w:r>
         <w:rPr>
           <w:rFonts w:eastAsia="Times New Roman"/>
@@ -1311,7 +1311,7 @@
     <w:p>
       <w:pPr>
         <w:pStyle w:val="Normaalweb"/>
-        <w:divId w:val="1557857213"/>
+        <w:divId w:val="146896213"/>
         <w:rPr>
           <w:lang w:val="nl-NL"/>
         </w:rPr>
@@ -1326,7 +1326,7 @@
     <w:p>
       <w:pPr>
         <w:pStyle w:val="Normaalweb"/>
-        <w:divId w:val="1557857213"/>
+        <w:divId w:val="146896213"/>
         <w:rPr>
           <w:lang w:val="nl-NL"/>
         </w:rPr>
@@ -1341,7 +1341,7 @@
     <w:p>
       <w:pPr>
         <w:pStyle w:val="Normaalweb"/>
-        <w:divId w:val="1557857213"/>
+        <w:divId w:val="146896213"/>
         <w:rPr>
           <w:lang w:val="nl-NL"/>
         </w:rPr>
@@ -1356,7 +1356,7 @@
     <w:p>
       <w:pPr>
         <w:pStyle w:val="Normaalweb"/>
-        <w:divId w:val="1557857213"/>
+        <w:divId w:val="146896213"/>
         <w:rPr>
           <w:lang w:val="nl-NL"/>
         </w:rPr>
@@ -1371,7 +1371,7 @@
     <w:p>
       <w:pPr>
         <w:pStyle w:val="Normaalweb"/>
-        <w:divId w:val="1557857213"/>
+        <w:divId w:val="146896213"/>
         <w:rPr>
           <w:lang w:val="nl-NL"/>
         </w:rPr>
@@ -1386,7 +1386,7 @@
     <w:p>
       <w:pPr>
         <w:pStyle w:val="Normaalweb"/>
-        <w:divId w:val="1557857213"/>
+        <w:divId w:val="146896213"/>
         <w:rPr>
           <w:lang w:val="nl-NL"/>
         </w:rPr>
@@ -1408,7 +1408,7 @@
     <w:p>
       <w:pPr>
         <w:pStyle w:val="Normaalweb"/>
-        <w:divId w:val="1557857213"/>
+        <w:divId w:val="146896213"/>
         <w:rPr>
           <w:lang w:val="nl-NL"/>
         </w:rPr>
@@ -1430,7 +1430,7 @@
     <w:p>
       <w:pPr>
         <w:pStyle w:val="Normaalweb"/>
-        <w:divId w:val="1557857213"/>
+        <w:divId w:val="146896213"/>
         <w:rPr>
           <w:lang w:val="nl-NL"/>
         </w:rPr>
@@ -1452,7 +1452,7 @@
     <w:p>
       <w:pPr>
         <w:pStyle w:val="Normaalweb"/>
-        <w:divId w:val="1557857213"/>
+        <w:divId w:val="146896213"/>
         <w:rPr>
           <w:lang w:val="nl-NL"/>
         </w:rPr>
@@ -1481,7 +1481,7 @@
     <w:p>
       <w:pPr>
         <w:pStyle w:val="Normaalweb"/>
-        <w:divId w:val="1557857213"/>
+        <w:divId w:val="146896213"/>
         <w:rPr>
           <w:lang w:val="nl-NL"/>
         </w:rPr>
@@ -1509,7 +1509,7 @@
     <w:p>
       <w:pPr>
         <w:pStyle w:val="Normaalweb"/>
-        <w:divId w:val="1557857213"/>
+        <w:divId w:val="146896213"/>
         <w:rPr>
           <w:lang w:val="nl-NL"/>
         </w:rPr>
@@ -1531,7 +1531,7 @@
     <w:p>
       <w:pPr>
         <w:pStyle w:val="Normaalweb"/>
-        <w:divId w:val="1557857213"/>
+        <w:divId w:val="146896213"/>
         <w:rPr>
           <w:lang w:val="nl-NL"/>
         </w:rPr>
@@ -1546,7 +1546,7 @@
     <w:p>
       <w:pPr>
         <w:pStyle w:val="Normaalweb"/>
-        <w:divId w:val="1557857213"/>
+        <w:divId w:val="146896213"/>
         <w:rPr>
           <w:lang w:val="nl-NL"/>
         </w:rPr>
@@ -1575,7 +1575,7 @@
       <w:pPr>
         <w:pStyle w:val="marker"/>
         <w:ind w:left="800" w:right="800"/>
-        <w:divId w:val="1557857213"/>
+        <w:divId w:val="146896213"/>
         <w:rPr>
           <w:lang w:val="nl-NL"/>
         </w:rPr>
@@ -1587,13 +1587,13 @@
     <w:p>
       <w:pPr>
         <w:pStyle w:val="Kop2"/>
-        <w:divId w:val="1557857213"/>
+        <w:divId w:val="146896213"/>
         <w:rPr>
           <w:rFonts w:eastAsia="Times New Roman"/>
           <w:lang w:val="nl-NL"/>
         </w:rPr>
       </w:pPr>
-      <w:bookmarkStart w:id="3" w:name="_Toc242817440"/>
+      <w:bookmarkStart w:id="3" w:name="_Toc242818588"/>
       <w:r>
         <w:rPr>
           <w:rFonts w:eastAsia="Times New Roman"/>
@@ -1606,7 +1606,7 @@
     <w:p>
       <w:pPr>
         <w:pStyle w:val="Normaalweb"/>
-        <w:divId w:val="1557857213"/>
+        <w:divId w:val="146896213"/>
         <w:rPr>
           <w:lang w:val="nl-NL"/>
         </w:rPr>
@@ -1621,7 +1621,7 @@
     <w:p>
       <w:pPr>
         <w:pStyle w:val="Normaalweb"/>
-        <w:divId w:val="1557857213"/>
+        <w:divId w:val="146896213"/>
         <w:rPr>
           <w:lang w:val="nl-NL"/>
         </w:rPr>
@@ -1649,7 +1649,7 @@
     <w:p>
       <w:pPr>
         <w:pStyle w:val="Normaalweb"/>
-        <w:divId w:val="1557857213"/>
+        <w:divId w:val="146896213"/>
         <w:rPr>
           <w:lang w:val="nl-NL"/>
         </w:rPr>
@@ -1671,7 +1671,7 @@
     <w:p>
       <w:pPr>
         <w:pStyle w:val="Normaalweb"/>
-        <w:divId w:val="1557857213"/>
+        <w:divId w:val="146896213"/>
         <w:rPr>
           <w:lang w:val="nl-NL"/>
         </w:rPr>
@@ -1699,7 +1699,7 @@
     <w:p>
       <w:pPr>
         <w:pStyle w:val="Normaalweb"/>
-        <w:divId w:val="1557857213"/>
+        <w:divId w:val="146896213"/>
         <w:rPr>
           <w:lang w:val="nl-NL"/>
         </w:rPr>
@@ -1721,7 +1721,7 @@
     <w:p>
       <w:pPr>
         <w:pStyle w:val="Normaalweb"/>
-        <w:divId w:val="1557857213"/>
+        <w:divId w:val="146896213"/>
         <w:rPr>
           <w:lang w:val="nl-NL"/>
         </w:rPr>
@@ -1749,7 +1749,7 @@
     <w:p>
       <w:pPr>
         <w:pStyle w:val="Normaalweb"/>
-        <w:divId w:val="1557857213"/>
+        <w:divId w:val="146896213"/>
         <w:rPr>
           <w:lang w:val="nl-NL"/>
         </w:rPr>
@@ -1764,7 +1764,7 @@
     <w:p>
       <w:pPr>
         <w:pStyle w:val="Normaalweb"/>
-        <w:divId w:val="1557857213"/>
+        <w:divId w:val="146896213"/>
         <w:rPr>
           <w:lang w:val="nl-NL"/>
         </w:rPr>
@@ -1793,7 +1793,7 @@
     <w:p>
       <w:pPr>
         <w:pStyle w:val="Normaalweb"/>
-        <w:divId w:val="1557857213"/>
+        <w:divId w:val="146896213"/>
         <w:rPr>
           <w:lang w:val="nl-NL"/>
         </w:rPr>
@@ -1809,7 +1809,7 @@
       <w:pPr>
         <w:pStyle w:val="marker"/>
         <w:ind w:left="800" w:right="800"/>
-        <w:divId w:val="1557857213"/>
+        <w:divId w:val="146896213"/>
         <w:rPr>
           <w:lang w:val="nl-NL"/>
         </w:rPr>
@@ -1821,13 +1821,13 @@
     <w:p>
       <w:pPr>
         <w:pStyle w:val="Kop2"/>
-        <w:divId w:val="1557857213"/>
+        <w:divId w:val="146896213"/>
         <w:rPr>
           <w:rFonts w:eastAsia="Times New Roman"/>
           <w:lang w:val="nl-NL"/>
         </w:rPr>
       </w:pPr>
-      <w:bookmarkStart w:id="4" w:name="_Toc242817441"/>
+      <w:bookmarkStart w:id="4" w:name="_Toc242818589"/>
       <w:r>
         <w:rPr>
           <w:rFonts w:eastAsia="Times New Roman"/>
@@ -1840,7 +1840,7 @@
     <w:p>
       <w:pPr>
         <w:pStyle w:val="Normaalweb"/>
-        <w:divId w:val="1557857213"/>
+        <w:divId w:val="146896213"/>
         <w:rPr>
           <w:lang w:val="nl-NL"/>
         </w:rPr>
@@ -1855,7 +1855,7 @@
     <w:p>
       <w:pPr>
         <w:pStyle w:val="Normaalweb"/>
-        <w:divId w:val="1557857213"/>
+        <w:divId w:val="146896213"/>
         <w:rPr>
           <w:lang w:val="nl-NL"/>
         </w:rPr>
@@ -1870,7 +1870,7 @@
     <w:p>
       <w:pPr>
         <w:pStyle w:val="Normaalweb"/>
-        <w:divId w:val="1557857213"/>
+        <w:divId w:val="146896213"/>
         <w:rPr>
           <w:lang w:val="nl-NL"/>
         </w:rPr>
@@ -1885,7 +1885,7 @@
     <w:p>
       <w:pPr>
         <w:pStyle w:val="Normaalweb"/>
-        <w:divId w:val="1557857213"/>
+        <w:divId w:val="146896213"/>
         <w:rPr>
           <w:lang w:val="nl-NL"/>
         </w:rPr>
@@ -1900,7 +1900,7 @@
     <w:p>
       <w:pPr>
         <w:pStyle w:val="Normaalweb"/>
-        <w:divId w:val="1557857213"/>
+        <w:divId w:val="146896213"/>
         <w:rPr>
           <w:lang w:val="nl-NL"/>
         </w:rPr>
@@ -1921,7 +1921,7 @@
     <w:p>
       <w:pPr>
         <w:pStyle w:val="Normaalweb"/>
-        <w:divId w:val="1557857213"/>
+        <w:divId w:val="146896213"/>
         <w:rPr>
           <w:lang w:val="nl-NL"/>
         </w:rPr>
@@ -1936,7 +1936,7 @@
     <w:p>
       <w:pPr>
         <w:pStyle w:val="Normaalweb"/>
-        <w:divId w:val="1557857213"/>
+        <w:divId w:val="146896213"/>
         <w:rPr>
           <w:lang w:val="nl-NL"/>
         </w:rPr>
@@ -1957,7 +1957,7 @@
     <w:p>
       <w:pPr>
         <w:pStyle w:val="Normaalweb"/>
-        <w:divId w:val="1557857213"/>
+        <w:divId w:val="146896213"/>
         <w:rPr>
           <w:lang w:val="nl-NL"/>
         </w:rPr>
@@ -1979,7 +1979,7 @@
     <w:p>
       <w:pPr>
         <w:pStyle w:val="Normaalweb"/>
-        <w:divId w:val="1557857213"/>
+        <w:divId w:val="146896213"/>
         <w:rPr>
           <w:lang w:val="nl-NL"/>
         </w:rPr>
@@ -1994,7 +1994,7 @@
     <w:p>
       <w:pPr>
         <w:pStyle w:val="Normaalweb"/>
-        <w:divId w:val="1557857213"/>
+        <w:divId w:val="146896213"/>
         <w:rPr>
           <w:lang w:val="nl-NL"/>
         </w:rPr>
@@ -2010,7 +2010,7 @@
       <w:pPr>
         <w:pStyle w:val="marker"/>
         <w:ind w:left="800" w:right="800"/>
-        <w:divId w:val="1557857213"/>
+        <w:divId w:val="146896213"/>
         <w:rPr>
           <w:lang w:val="nl-NL"/>
         </w:rPr>
@@ -2022,13 +2022,13 @@
     <w:p>
       <w:pPr>
         <w:pStyle w:val="Kop2"/>
-        <w:divId w:val="1557857213"/>
+        <w:divId w:val="146896213"/>
         <w:rPr>
           <w:rFonts w:eastAsia="Times New Roman"/>
           <w:lang w:val="nl-NL"/>
         </w:rPr>
       </w:pPr>
-      <w:bookmarkStart w:id="5" w:name="_Toc242817442"/>
+      <w:bookmarkStart w:id="5" w:name="_Toc242818590"/>
       <w:r>
         <w:rPr>
           <w:rFonts w:eastAsia="Times New Roman"/>
@@ -2041,7 +2041,7 @@
     <w:p>
       <w:pPr>
         <w:pStyle w:val="Normaalweb"/>
-        <w:divId w:val="1557857213"/>
+        <w:divId w:val="146896213"/>
         <w:rPr>
           <w:lang w:val="nl-NL"/>
         </w:rPr>
@@ -2056,7 +2056,7 @@
     <w:p>
       <w:pPr>
         <w:pStyle w:val="Normaalweb"/>
-        <w:divId w:val="1557857213"/>
+        <w:divId w:val="146896213"/>
         <w:rPr>
           <w:lang w:val="nl-NL"/>
         </w:rPr>
@@ -2071,7 +2071,7 @@
     <w:p>
       <w:pPr>
         <w:pStyle w:val="Normaalweb"/>
-        <w:divId w:val="1557857213"/>
+        <w:divId w:val="146896213"/>
         <w:rPr>
           <w:lang w:val="nl-NL"/>
         </w:rPr>
@@ -2087,7 +2087,7 @@
       <w:pPr>
         <w:pStyle w:val="marker"/>
         <w:ind w:left="800" w:right="800"/>
-        <w:divId w:val="1557857213"/>
+        <w:divId w:val="146896213"/>
         <w:rPr>
           <w:lang w:val="nl-NL"/>
         </w:rPr>
@@ -2099,13 +2099,13 @@
     <w:p>
       <w:pPr>
         <w:pStyle w:val="Kop2"/>
-        <w:divId w:val="1557857213"/>
+        <w:divId w:val="146896213"/>
         <w:rPr>
           <w:rFonts w:eastAsia="Times New Roman"/>
           <w:lang w:val="nl-NL"/>
         </w:rPr>
       </w:pPr>
-      <w:bookmarkStart w:id="6" w:name="_Toc242817443"/>
+      <w:bookmarkStart w:id="6" w:name="_Toc242818591"/>
       <w:r>
         <w:rPr>
           <w:rFonts w:eastAsia="Times New Roman"/>
@@ -2118,7 +2118,7 @@
     <w:p>
       <w:pPr>
         <w:pStyle w:val="Normaalweb"/>
-        <w:divId w:val="1557857213"/>
+        <w:divId w:val="146896213"/>
         <w:rPr>
           <w:lang w:val="nl-NL"/>
         </w:rPr>
@@ -2133,7 +2133,7 @@
     <w:p>
       <w:pPr>
         <w:pStyle w:val="Normaalweb"/>
-        <w:divId w:val="1557857213"/>
+        <w:divId w:val="146896213"/>
         <w:rPr>
           <w:lang w:val="nl-NL"/>
         </w:rPr>
@@ -2161,7 +2161,7 @@
     <w:p>
       <w:pPr>
         <w:pStyle w:val="Normaalweb"/>
-        <w:divId w:val="1557857213"/>
+        <w:divId w:val="146896213"/>
         <w:rPr>
           <w:lang w:val="nl-NL"/>
         </w:rPr>
@@ -2189,7 +2189,7 @@
     <w:p>
       <w:pPr>
         <w:pStyle w:val="Normaalweb"/>
-        <w:divId w:val="1557857213"/>
+        <w:divId w:val="146896213"/>
         <w:rPr>
           <w:lang w:val="nl-NL"/>
         </w:rPr>
@@ -2217,7 +2217,7 @@
     <w:p>
       <w:pPr>
         <w:pStyle w:val="Normaalweb"/>
-        <w:divId w:val="1557857213"/>
+        <w:divId w:val="146896213"/>
         <w:rPr>
           <w:lang w:val="nl-NL"/>
         </w:rPr>
@@ -2239,20 +2239,13 @@
         <w:rPr>
           <w:lang w:val="nl-NL"/>
         </w:rPr>
-        <w:t xml:space="preserve">de ontvangende lidstaat zijn eigen wetgeving niet unilateraal mag toepassen voordat hij een dialoog heeft gevoerd met de </w:t>
-      </w:r>
-      <w:r>
-        <w:rPr>
-          <w:lang w:val="nl-NL"/>
-        </w:rPr>
-        <w:lastRenderedPageBreak/>
-        <w:t>afgevende lidstaat. Dit dialoogvereiste, bedoeld als bescherming van de werknemer, wordt in de praktijk door frauduleuze werkgevers gebruikt om de toepassing van de ontvangende wetgeving maandenlang te vertragen terwijl de werknemer formeel onbeschermd is.</w:t>
-      </w:r>
-    </w:p>
-    <w:p>
-      <w:pPr>
-        <w:pStyle w:val="Normaalweb"/>
-        <w:divId w:val="1557857213"/>
+        <w:t>de ontvangende lidstaat zijn eigen wetgeving niet unilateraal mag toepassen voordat hij een dialoog heeft gevoerd met de afgevende lidstaat. Dit dialoogvereiste, bedoeld als bescherming van de werknemer, wordt in de praktijk door frauduleuze werkgevers gebruikt om de toepassing van de ontvangende wetgeving maandenlang te vertragen terwijl de werknemer formeel onbeschermd is.</w:t>
+      </w:r>
+    </w:p>
+    <w:p>
+      <w:pPr>
+        <w:pStyle w:val="Normaalweb"/>
+        <w:divId w:val="146896213"/>
         <w:rPr>
           <w:lang w:val="nl-NL"/>
         </w:rPr>
@@ -2268,7 +2261,7 @@
       <w:pPr>
         <w:pStyle w:val="marker"/>
         <w:ind w:left="800" w:right="800"/>
-        <w:divId w:val="1557857213"/>
+        <w:divId w:val="146896213"/>
         <w:rPr>
           <w:lang w:val="nl-NL"/>
         </w:rPr>
@@ -2280,13 +2273,13 @@
     <w:p>
       <w:pPr>
         <w:pStyle w:val="Kop2"/>
-        <w:divId w:val="1557857213"/>
+        <w:divId w:val="146896213"/>
         <w:rPr>
           <w:rFonts w:eastAsia="Times New Roman"/>
           <w:lang w:val="nl-NL"/>
         </w:rPr>
       </w:pPr>
-      <w:bookmarkStart w:id="7" w:name="_Toc242817444"/>
+      <w:bookmarkStart w:id="7" w:name="_Toc242818592"/>
       <w:r>
         <w:rPr>
           <w:rFonts w:eastAsia="Times New Roman"/>
@@ -2299,7 +2292,7 @@
     <w:p>
       <w:pPr>
         <w:pStyle w:val="Normaalweb"/>
-        <w:divId w:val="1557857213"/>
+        <w:divId w:val="146896213"/>
         <w:rPr>
           <w:lang w:val="nl-NL"/>
         </w:rPr>
@@ -2314,7 +2307,7 @@
     <w:p>
       <w:pPr>
         <w:pStyle w:val="Normaalweb"/>
-        <w:divId w:val="1557857213"/>
+        <w:divId w:val="146896213"/>
         <w:rPr>
           <w:lang w:val="nl-NL"/>
         </w:rPr>
@@ -2329,7 +2322,7 @@
     <w:p>
       <w:pPr>
         <w:pStyle w:val="Normaalweb"/>
-        <w:divId w:val="1557857213"/>
+        <w:divId w:val="146896213"/>
         <w:rPr>
           <w:lang w:val="nl-NL"/>
         </w:rPr>
@@ -2350,7 +2343,7 @@
     <w:p>
       <w:pPr>
         <w:pStyle w:val="Normaalweb"/>
-        <w:divId w:val="1557857213"/>
+        <w:divId w:val="146896213"/>
         <w:rPr>
           <w:lang w:val="nl-NL"/>
         </w:rPr>
@@ -2366,7 +2359,7 @@
       <w:pPr>
         <w:pStyle w:val="marker"/>
         <w:ind w:left="800" w:right="800"/>
-        <w:divId w:val="1557857213"/>
+        <w:divId w:val="146896213"/>
         <w:rPr>
           <w:lang w:val="nl-NL"/>
         </w:rPr>
@@ -2378,13 +2371,13 @@
     <w:p>
       <w:pPr>
         <w:pStyle w:val="Kop2"/>
-        <w:divId w:val="1557857213"/>
+        <w:divId w:val="146896213"/>
         <w:rPr>
           <w:rFonts w:eastAsia="Times New Roman"/>
           <w:lang w:val="nl-NL"/>
         </w:rPr>
       </w:pPr>
-      <w:bookmarkStart w:id="8" w:name="_Toc242817445"/>
+      <w:bookmarkStart w:id="8" w:name="_Toc242818593"/>
       <w:r>
         <w:rPr>
           <w:rFonts w:eastAsia="Times New Roman"/>
@@ -2397,7 +2390,7 @@
     <w:p>
       <w:pPr>
         <w:pStyle w:val="Normaalweb"/>
-        <w:divId w:val="1557857213"/>
+        <w:divId w:val="146896213"/>
         <w:rPr>
           <w:lang w:val="nl-NL"/>
         </w:rPr>
@@ -2412,7 +2405,7 @@
     <w:p>
       <w:pPr>
         <w:pStyle w:val="Normaalweb"/>
-        <w:divId w:val="1557857213"/>
+        <w:divId w:val="146896213"/>
         <w:rPr>
           <w:lang w:val="nl-NL"/>
         </w:rPr>
@@ -2440,7 +2433,7 @@
     <w:p>
       <w:pPr>
         <w:pStyle w:val="Normaalweb"/>
-        <w:divId w:val="1557857213"/>
+        <w:divId w:val="146896213"/>
         <w:rPr>
           <w:lang w:val="nl-NL"/>
         </w:rPr>
@@ -2462,7 +2455,7 @@
     <w:p>
       <w:pPr>
         <w:pStyle w:val="Normaalweb"/>
-        <w:divId w:val="1557857213"/>
+        <w:divId w:val="146896213"/>
         <w:rPr>
           <w:lang w:val="nl-NL"/>
         </w:rPr>
@@ -2477,7 +2470,7 @@
     <w:p>
       <w:pPr>
         <w:pStyle w:val="Normaalweb"/>
-        <w:divId w:val="1557857213"/>
+        <w:divId w:val="146896213"/>
         <w:rPr>
           <w:lang w:val="nl-NL"/>
         </w:rPr>
@@ -2498,7 +2491,7 @@
     <w:p>
       <w:pPr>
         <w:pStyle w:val="Normaalweb"/>
-        <w:divId w:val="1557857213"/>
+        <w:divId w:val="146896213"/>
         <w:rPr>
           <w:lang w:val="nl-NL"/>
         </w:rPr>
@@ -2519,7 +2512,7 @@
     <w:p>
       <w:pPr>
         <w:pStyle w:val="Normaalweb"/>
-        <w:divId w:val="1557857213"/>
+        <w:divId w:val="146896213"/>
         <w:rPr>
           <w:lang w:val="nl-NL"/>
         </w:rPr>
@@ -2534,7 +2527,7 @@
     <w:p>
       <w:pPr>
         <w:pStyle w:val="Normaalweb"/>
-        <w:divId w:val="1557857213"/>
+        <w:divId w:val="146896213"/>
         <w:rPr>
           <w:lang w:val="nl-NL"/>
         </w:rPr>
@@ -2549,7 +2542,7 @@
     <w:p>
       <w:pPr>
         <w:pStyle w:val="Normaalweb"/>
-        <w:divId w:val="1557857213"/>
+        <w:divId w:val="146896213"/>
         <w:rPr>
           <w:lang w:val="nl-NL"/>
         </w:rPr>
@@ -2565,7 +2558,7 @@
       <w:pPr>
         <w:pStyle w:val="marker"/>
         <w:ind w:left="800" w:right="800"/>
-        <w:divId w:val="1557857213"/>
+        <w:divId w:val="146896213"/>
         <w:rPr>
           <w:lang w:val="nl-NL"/>
         </w:rPr>
@@ -2577,13 +2570,13 @@
     <w:p>
       <w:pPr>
         <w:pStyle w:val="Kop2"/>
-        <w:divId w:val="1557857213"/>
+        <w:divId w:val="146896213"/>
         <w:rPr>
           <w:rFonts w:eastAsia="Times New Roman"/>
           <w:lang w:val="nl-NL"/>
         </w:rPr>
       </w:pPr>
-      <w:bookmarkStart w:id="9" w:name="_Toc242817446"/>
+      <w:bookmarkStart w:id="9" w:name="_Toc242818594"/>
       <w:r>
         <w:rPr>
           <w:rFonts w:eastAsia="Times New Roman"/>
@@ -2596,7 +2589,7 @@
     <w:p>
       <w:pPr>
         <w:pStyle w:val="Normaalweb"/>
-        <w:divId w:val="1557857213"/>
+        <w:divId w:val="146896213"/>
         <w:rPr>
           <w:lang w:val="nl-NL"/>
         </w:rPr>
@@ -2611,7 +2604,7 @@
     <w:p>
       <w:pPr>
         <w:pStyle w:val="Normaalweb"/>
-        <w:divId w:val="1557857213"/>
+        <w:divId w:val="146896213"/>
         <w:rPr>
           <w:lang w:val="nl-NL"/>
         </w:rPr>
@@ -2639,7 +2632,7 @@
     <w:p>
       <w:pPr>
         <w:pStyle w:val="Normaalweb"/>
-        <w:divId w:val="1557857213"/>
+        <w:divId w:val="146896213"/>
         <w:rPr>
           <w:lang w:val="nl-NL"/>
         </w:rPr>
@@ -2673,7 +2666,7 @@
     <w:p>
       <w:pPr>
         <w:pStyle w:val="Normaalweb"/>
-        <w:divId w:val="1557857213"/>
+        <w:divId w:val="146896213"/>
         <w:rPr>
           <w:lang w:val="nl-NL"/>
         </w:rPr>
@@ -2708,7 +2701,7 @@
       <w:pPr>
         <w:pStyle w:val="marker"/>
         <w:ind w:left="800" w:right="800"/>
-        <w:divId w:val="1557857213"/>
+        <w:divId w:val="146896213"/>
         <w:rPr>
           <w:lang w:val="nl-NL"/>
         </w:rPr>
@@ -2720,13 +2713,13 @@
     <w:p>
       <w:pPr>
         <w:pStyle w:val="Kop2"/>
-        <w:divId w:val="1557857213"/>
+        <w:divId w:val="146896213"/>
         <w:rPr>
           <w:rFonts w:eastAsia="Times New Roman"/>
           <w:lang w:val="nl-NL"/>
         </w:rPr>
       </w:pPr>
-      <w:bookmarkStart w:id="10" w:name="_Toc242817447"/>
+      <w:bookmarkStart w:id="10" w:name="_Toc242818595"/>
       <w:r>
         <w:rPr>
           <w:rFonts w:eastAsia="Times New Roman"/>
@@ -2739,7 +2732,7 @@
     <w:p>
       <w:pPr>
         <w:pStyle w:val="Normaalweb"/>
-        <w:divId w:val="1557857213"/>
+        <w:divId w:val="146896213"/>
         <w:rPr>
           <w:lang w:val="nl-NL"/>
         </w:rPr>
@@ -2760,7 +2753,7 @@
     <w:p>
       <w:pPr>
         <w:pStyle w:val="Normaalweb"/>
-        <w:divId w:val="1557857213"/>
+        <w:divId w:val="146896213"/>
         <w:rPr>
           <w:lang w:val="nl-NL"/>
         </w:rPr>
@@ -2775,7 +2768,7 @@
     <w:p>
       <w:pPr>
         <w:pStyle w:val="Normaalweb"/>
-        <w:divId w:val="1557857213"/>
+        <w:divId w:val="146896213"/>
         <w:rPr>
           <w:lang w:val="nl-NL"/>
         </w:rPr>
@@ -2790,7 +2783,7 @@
     <w:p>
       <w:pPr>
         <w:pStyle w:val="Normaalweb"/>
-        <w:divId w:val="1557857213"/>
+        <w:divId w:val="146896213"/>
         <w:rPr>
           <w:lang w:val="nl-NL"/>
         </w:rPr>
@@ -2805,7 +2798,7 @@
     <w:p>
       <w:pPr>
         <w:pStyle w:val="Normaalweb"/>
-        <w:divId w:val="1557857213"/>
+        <w:divId w:val="146896213"/>
         <w:rPr>
           <w:lang w:val="nl-NL"/>
         </w:rPr>
@@ -2821,7 +2814,7 @@
       <w:pPr>
         <w:pStyle w:val="marker"/>
         <w:ind w:left="800" w:right="800"/>
-        <w:divId w:val="1557857213"/>
+        <w:divId w:val="146896213"/>
         <w:rPr>
           <w:lang w:val="nl-NL"/>
         </w:rPr>
@@ -2833,13 +2826,13 @@
     <w:p>
       <w:pPr>
         <w:pStyle w:val="Kop2"/>
-        <w:divId w:val="1557857213"/>
+        <w:divId w:val="146896213"/>
         <w:rPr>
           <w:rFonts w:eastAsia="Times New Roman"/>
           <w:lang w:val="nl-NL"/>
         </w:rPr>
       </w:pPr>
-      <w:bookmarkStart w:id="11" w:name="_Toc242817448"/>
+      <w:bookmarkStart w:id="11" w:name="_Toc242818596"/>
       <w:r>
         <w:rPr>
           <w:rFonts w:eastAsia="Times New Roman"/>
@@ -2852,7 +2845,7 @@
     <w:p>
       <w:pPr>
         <w:pStyle w:val="Normaalweb"/>
-        <w:divId w:val="1557857213"/>
+        <w:divId w:val="146896213"/>
         <w:rPr>
           <w:lang w:val="nl-NL"/>
         </w:rPr>
@@ -2867,7 +2860,7 @@
     <w:p>
       <w:pPr>
         <w:pStyle w:val="Normaalweb"/>
-        <w:divId w:val="1557857213"/>
+        <w:divId w:val="146896213"/>
         <w:rPr>
           <w:lang w:val="nl-NL"/>
         </w:rPr>
@@ -2889,7 +2882,7 @@
     <w:p>
       <w:pPr>
         <w:pStyle w:val="Normaalweb"/>
-        <w:divId w:val="1557857213"/>
+        <w:divId w:val="146896213"/>
         <w:rPr>
           <w:lang w:val="nl-NL"/>
         </w:rPr>
@@ -2917,7 +2910,7 @@
     <w:p>
       <w:pPr>
         <w:pStyle w:val="Normaalweb"/>
-        <w:divId w:val="1557857213"/>
+        <w:divId w:val="146896213"/>
         <w:rPr>
           <w:lang w:val="nl-NL"/>
         </w:rPr>
@@ -2932,7 +2925,7 @@
     <w:p>
       <w:pPr>
         <w:pStyle w:val="Normaalweb"/>
-        <w:divId w:val="1557857213"/>
+        <w:divId w:val="146896213"/>
         <w:rPr>
           <w:lang w:val="nl-NL"/>
         </w:rPr>
@@ -2948,7 +2941,7 @@
       <w:pPr>
         <w:pStyle w:val="marker"/>
         <w:ind w:left="800" w:right="800"/>
-        <w:divId w:val="1557857213"/>
+        <w:divId w:val="146896213"/>
         <w:rPr>
           <w:lang w:val="nl-NL"/>
         </w:rPr>
@@ -2960,13 +2953,13 @@
     <w:p>
       <w:pPr>
         <w:pStyle w:val="Kop2"/>
-        <w:divId w:val="1557857213"/>
+        <w:divId w:val="146896213"/>
         <w:rPr>
           <w:rFonts w:eastAsia="Times New Roman"/>
           <w:lang w:val="nl-NL"/>
         </w:rPr>
       </w:pPr>
-      <w:bookmarkStart w:id="12" w:name="_Toc242817449"/>
+      <w:bookmarkStart w:id="12" w:name="_Toc242818597"/>
       <w:r>
         <w:rPr>
           <w:rFonts w:eastAsia="Times New Roman"/>
@@ -2979,7 +2972,7 @@
     <w:p>
       <w:pPr>
         <w:pStyle w:val="Normaalweb"/>
-        <w:divId w:val="1557857213"/>
+        <w:divId w:val="146896213"/>
         <w:rPr>
           <w:lang w:val="nl-NL"/>
         </w:rPr>
@@ -2994,7 +2987,7 @@
     <w:p>
       <w:pPr>
         <w:pStyle w:val="Normaalweb"/>
-        <w:divId w:val="1557857213"/>
+        <w:divId w:val="146896213"/>
         <w:rPr>
           <w:lang w:val="nl-NL"/>
         </w:rPr>
@@ -3009,7 +3002,7 @@
     <w:p>
       <w:pPr>
         <w:pStyle w:val="Normaalweb"/>
-        <w:divId w:val="1557857213"/>
+        <w:divId w:val="146896213"/>
         <w:rPr>
           <w:lang w:val="nl-NL"/>
         </w:rPr>
@@ -3024,7 +3017,7 @@
     <w:p>
       <w:pPr>
         <w:pStyle w:val="Normaalweb"/>
-        <w:divId w:val="1557857213"/>
+        <w:divId w:val="146896213"/>
         <w:rPr>
           <w:lang w:val="nl-NL"/>
         </w:rPr>
@@ -3039,7 +3032,7 @@
     <w:p>
       <w:pPr>
         <w:pStyle w:val="Normaalweb"/>
-        <w:divId w:val="1557857213"/>
+        <w:divId w:val="146896213"/>
         <w:rPr>
           <w:lang w:val="nl-NL"/>
         </w:rPr>
@@ -3054,7 +3047,7 @@
     <w:p>
       <w:pPr>
         <w:pStyle w:val="Normaalweb"/>
-        <w:divId w:val="1557857213"/>
+        <w:divId w:val="146896213"/>
         <w:rPr>
           <w:lang w:val="nl-NL"/>
         </w:rPr>
@@ -3301,7 +3294,7 @@
         <w:sz w:val="18"/>
       </w:rPr>
       <w:tab/>
-      <w:t>Laatst gewijzigd: 13 oktober 2026, 20:12</w:t>
+      <w:t>Laatst gewijzigd: 13 oktober 2026, 20:31</w:t>
     </w:r>
   </w:p>
 </w:hdr>
@@ -4668,7 +4661,7 @@
     <w:link w:val="KoptekstChar"/>
     <w:uiPriority w:val="99"/>
     <w:unhideWhenUsed/>
-    <w:rsid w:val="001B77E1"/>
+    <w:rsid w:val="00E80B20"/>
     <w:pPr>
       <w:tabs>
         <w:tab w:val="center" w:pos="4536"/>
@@ -4681,7 +4674,7 @@
     <w:basedOn w:val="Standaardalinea-lettertype"/>
     <w:link w:val="Koptekst"/>
     <w:uiPriority w:val="99"/>
-    <w:rsid w:val="001B77E1"/>
+    <w:rsid w:val="00E80B20"/>
     <w:rPr>
       <w:rFonts w:eastAsiaTheme="minorEastAsia"/>
       <w:sz w:val="24"/>
@@ -4694,7 +4687,7 @@
     <w:link w:val="VoettekstChar"/>
     <w:uiPriority w:val="99"/>
     <w:unhideWhenUsed/>
-    <w:rsid w:val="001B77E1"/>
+    <w:rsid w:val="00E80B20"/>
     <w:pPr>
       <w:tabs>
         <w:tab w:val="center" w:pos="4536"/>
@@ -4707,7 +4700,7 @@
     <w:basedOn w:val="Standaardalinea-lettertype"/>
     <w:link w:val="Voettekst"/>
     <w:uiPriority w:val="99"/>
-    <w:rsid w:val="001B77E1"/>
+    <w:rsid w:val="00E80B20"/>
     <w:rPr>
       <w:rFonts w:eastAsiaTheme="minorEastAsia"/>
       <w:sz w:val="24"/>
@@ -4721,7 +4714,7 @@
     <w:autoRedefine/>
     <w:uiPriority w:val="39"/>
     <w:unhideWhenUsed/>
-    <w:rsid w:val="001B77E1"/>
+    <w:rsid w:val="00E80B20"/>
     <w:pPr>
       <w:spacing w:after="100"/>
       <w:ind w:left="220"/>

--- a/nl/docx/document-d.docx
+++ b/nl/docx/document-d.docx
@@ -7,7 +7,7 @@
         <w:spacing w:after="480"/>
         <w:jc w:val="center"/>
         <w:outlineLvl w:val="1"/>
-        <w:divId w:val="27800182"/>
+        <w:divId w:val="644552933"/>
         <w:rPr>
           <w:rFonts w:ascii="Aptos Display" w:eastAsia="Times New Roman" w:hAnsi="Aptos Display"/>
           <w:b/>
@@ -36,7 +36,7 @@
     <w:p>
       <w:pPr>
         <w:pStyle w:val="ondertitel2"/>
-        <w:divId w:val="27800182"/>
+        <w:divId w:val="644552933"/>
         <w:rPr>
           <w:lang w:val="nl-NL"/>
         </w:rPr>
@@ -51,7 +51,7 @@
     <w:p>
       <w:pPr>
         <w:pStyle w:val="documentaanduiding2"/>
-        <w:divId w:val="27800182"/>
+        <w:divId w:val="644552933"/>
         <w:rPr>
           <w:lang w:val="nl-NL"/>
         </w:rPr>
@@ -66,7 +66,7 @@
     <w:p>
       <w:pPr>
         <w:pStyle w:val="auteur2"/>
-        <w:divId w:val="27800182"/>
+        <w:divId w:val="644552933"/>
         <w:rPr>
           <w:lang w:val="nl-NL"/>
         </w:rPr>
@@ -81,23 +81,23 @@
     <w:p>
       <w:pPr>
         <w:pStyle w:val="meta-lijn2"/>
-        <w:divId w:val="27800182"/>
-        <w:rPr>
-          <w:lang w:val="nl-NL"/>
-        </w:rPr>
-      </w:pPr>
-      <w:r>
-        <w:rPr>
-          <w:lang w:val="nl-NL"/>
-        </w:rPr>
-        <w:t>Versie bijgewerkt: 13 oktober 2026, 20:31</w:t>
+        <w:divId w:val="644552933"/>
+        <w:rPr>
+          <w:lang w:val="nl-NL"/>
+        </w:rPr>
+      </w:pPr>
+      <w:r>
+        <w:rPr>
+          <w:lang w:val="nl-NL"/>
+        </w:rPr>
+        <w:t>Versie bijgewerkt: 13 oktober 2026, 20:41</w:t>
       </w:r>
     </w:p>
     <w:p>
       <w:pPr>
         <w:pStyle w:val="marker"/>
         <w:ind w:left="800" w:right="800"/>
-        <w:divId w:val="146896213"/>
+        <w:divId w:val="1796606019"/>
         <w:rPr>
           <w:lang w:val="nl-NL"/>
         </w:rPr>
@@ -110,13 +110,13 @@
       <w:pPr>
         <w:pStyle w:val="Kop2"/>
         <w:pageBreakBefore/>
-        <w:divId w:val="1924993412"/>
+        <w:divId w:val="153647482"/>
         <w:rPr>
           <w:rFonts w:eastAsia="Times New Roman"/>
           <w:lang w:val="nl-NL"/>
         </w:rPr>
       </w:pPr>
-      <w:bookmarkStart w:id="0" w:name="_Toc242818585"/>
+      <w:bookmarkStart w:id="0" w:name="_Toc242819127"/>
       <w:r>
         <w:rPr>
           <w:rFonts w:eastAsia="Times New Roman"/>
@@ -133,7 +133,7 @@
         <w:tabs>
           <w:tab w:val="right" w:leader="dot" w:pos="9062"/>
         </w:tabs>
-        <w:divId w:val="1924993412"/>
+        <w:divId w:val="153647482"/>
         <w:rPr>
           <w:rFonts w:asciiTheme="minorHAnsi" w:hAnsiTheme="minorHAnsi" w:cstheme="minorBidi"/>
           <w:noProof/>
@@ -184,7 +184,7 @@
         <w:rPr>
           <w:noProof/>
         </w:rPr>
-        <w:instrText xml:space="preserve"> PAGEREF _Toc242818585 \h </w:instrText>
+        <w:instrText xml:space="preserve"> PAGEREF _Toc242819127 \h </w:instrText>
       </w:r>
       <w:r>
         <w:rPr>
@@ -216,7 +216,7 @@
         <w:tabs>
           <w:tab w:val="right" w:leader="dot" w:pos="9062"/>
         </w:tabs>
-        <w:divId w:val="1924993412"/>
+        <w:divId w:val="153647482"/>
         <w:rPr>
           <w:rFonts w:asciiTheme="minorHAnsi" w:hAnsiTheme="minorHAnsi" w:cstheme="minorBidi"/>
           <w:noProof/>
@@ -249,7 +249,7 @@
         <w:rPr>
           <w:noProof/>
         </w:rPr>
-        <w:instrText xml:space="preserve"> PAGEREF _Toc242818586 \h </w:instrText>
+        <w:instrText xml:space="preserve"> PAGEREF _Toc242819128 \h </w:instrText>
       </w:r>
       <w:r>
         <w:rPr>
@@ -281,7 +281,7 @@
         <w:tabs>
           <w:tab w:val="right" w:leader="dot" w:pos="9062"/>
         </w:tabs>
-        <w:divId w:val="1924993412"/>
+        <w:divId w:val="153647482"/>
         <w:rPr>
           <w:rFonts w:asciiTheme="minorHAnsi" w:hAnsiTheme="minorHAnsi" w:cstheme="minorBidi"/>
           <w:noProof/>
@@ -314,7 +314,7 @@
         <w:rPr>
           <w:noProof/>
         </w:rPr>
-        <w:instrText xml:space="preserve"> PAGEREF _Toc242818587 \h </w:instrText>
+        <w:instrText xml:space="preserve"> PAGEREF _Toc242819129 \h </w:instrText>
       </w:r>
       <w:r>
         <w:rPr>
@@ -346,7 +346,7 @@
         <w:tabs>
           <w:tab w:val="right" w:leader="dot" w:pos="9062"/>
         </w:tabs>
-        <w:divId w:val="1924993412"/>
+        <w:divId w:val="153647482"/>
         <w:rPr>
           <w:rFonts w:asciiTheme="minorHAnsi" w:hAnsiTheme="minorHAnsi" w:cstheme="minorBidi"/>
           <w:noProof/>
@@ -379,7 +379,7 @@
         <w:rPr>
           <w:noProof/>
         </w:rPr>
-        <w:instrText xml:space="preserve"> PAGEREF _Toc242818588 \h </w:instrText>
+        <w:instrText xml:space="preserve"> PAGEREF _Toc242819130 \h </w:instrText>
       </w:r>
       <w:r>
         <w:rPr>
@@ -411,7 +411,7 @@
         <w:tabs>
           <w:tab w:val="right" w:leader="dot" w:pos="9062"/>
         </w:tabs>
-        <w:divId w:val="1924993412"/>
+        <w:divId w:val="153647482"/>
         <w:rPr>
           <w:rFonts w:asciiTheme="minorHAnsi" w:hAnsiTheme="minorHAnsi" w:cstheme="minorBidi"/>
           <w:noProof/>
@@ -444,7 +444,7 @@
         <w:rPr>
           <w:noProof/>
         </w:rPr>
-        <w:instrText xml:space="preserve"> PAGEREF _Toc242818589 \h </w:instrText>
+        <w:instrText xml:space="preserve"> PAGEREF _Toc242819131 \h </w:instrText>
       </w:r>
       <w:r>
         <w:rPr>
@@ -476,7 +476,7 @@
         <w:tabs>
           <w:tab w:val="right" w:leader="dot" w:pos="9062"/>
         </w:tabs>
-        <w:divId w:val="1924993412"/>
+        <w:divId w:val="153647482"/>
         <w:rPr>
           <w:rFonts w:asciiTheme="minorHAnsi" w:hAnsiTheme="minorHAnsi" w:cstheme="minorBidi"/>
           <w:noProof/>
@@ -509,7 +509,7 @@
         <w:rPr>
           <w:noProof/>
         </w:rPr>
-        <w:instrText xml:space="preserve"> PAGEREF _Toc242818590 \h </w:instrText>
+        <w:instrText xml:space="preserve"> PAGEREF _Toc242819132 \h </w:instrText>
       </w:r>
       <w:r>
         <w:rPr>
@@ -541,7 +541,7 @@
         <w:tabs>
           <w:tab w:val="right" w:leader="dot" w:pos="9062"/>
         </w:tabs>
-        <w:divId w:val="1924993412"/>
+        <w:divId w:val="153647482"/>
         <w:rPr>
           <w:rFonts w:asciiTheme="minorHAnsi" w:hAnsiTheme="minorHAnsi" w:cstheme="minorBidi"/>
           <w:noProof/>
@@ -574,7 +574,7 @@
         <w:rPr>
           <w:noProof/>
         </w:rPr>
-        <w:instrText xml:space="preserve"> PAGEREF _Toc242818591 \h </w:instrText>
+        <w:instrText xml:space="preserve"> PAGEREF _Toc242819133 \h </w:instrText>
       </w:r>
       <w:r>
         <w:rPr>
@@ -606,7 +606,7 @@
         <w:tabs>
           <w:tab w:val="right" w:leader="dot" w:pos="9062"/>
         </w:tabs>
-        <w:divId w:val="1924993412"/>
+        <w:divId w:val="153647482"/>
         <w:rPr>
           <w:rFonts w:asciiTheme="minorHAnsi" w:hAnsiTheme="minorHAnsi" w:cstheme="minorBidi"/>
           <w:noProof/>
@@ -639,7 +639,7 @@
         <w:rPr>
           <w:noProof/>
         </w:rPr>
-        <w:instrText xml:space="preserve"> PAGEREF _Toc242818592 \h </w:instrText>
+        <w:instrText xml:space="preserve"> PAGEREF _Toc242819134 \h </w:instrText>
       </w:r>
       <w:r>
         <w:rPr>
@@ -671,7 +671,7 @@
         <w:tabs>
           <w:tab w:val="right" w:leader="dot" w:pos="9062"/>
         </w:tabs>
-        <w:divId w:val="1924993412"/>
+        <w:divId w:val="153647482"/>
         <w:rPr>
           <w:rFonts w:asciiTheme="minorHAnsi" w:hAnsiTheme="minorHAnsi" w:cstheme="minorBidi"/>
           <w:noProof/>
@@ -704,7 +704,7 @@
         <w:rPr>
           <w:noProof/>
         </w:rPr>
-        <w:instrText xml:space="preserve"> PAGEREF _Toc242818593 \h </w:instrText>
+        <w:instrText xml:space="preserve"> PAGEREF _Toc242819135 \h </w:instrText>
       </w:r>
       <w:r>
         <w:rPr>
@@ -736,7 +736,7 @@
         <w:tabs>
           <w:tab w:val="right" w:leader="dot" w:pos="9062"/>
         </w:tabs>
-        <w:divId w:val="1924993412"/>
+        <w:divId w:val="153647482"/>
         <w:rPr>
           <w:rFonts w:asciiTheme="minorHAnsi" w:hAnsiTheme="minorHAnsi" w:cstheme="minorBidi"/>
           <w:noProof/>
@@ -769,7 +769,7 @@
         <w:rPr>
           <w:noProof/>
         </w:rPr>
-        <w:instrText xml:space="preserve"> PAGEREF _Toc242818594 \h </w:instrText>
+        <w:instrText xml:space="preserve"> PAGEREF _Toc242819136 \h </w:instrText>
       </w:r>
       <w:r>
         <w:rPr>
@@ -801,7 +801,7 @@
         <w:tabs>
           <w:tab w:val="right" w:leader="dot" w:pos="9062"/>
         </w:tabs>
-        <w:divId w:val="1924993412"/>
+        <w:divId w:val="153647482"/>
         <w:rPr>
           <w:rFonts w:asciiTheme="minorHAnsi" w:hAnsiTheme="minorHAnsi" w:cstheme="minorBidi"/>
           <w:noProof/>
@@ -834,7 +834,7 @@
         <w:rPr>
           <w:noProof/>
         </w:rPr>
-        <w:instrText xml:space="preserve"> PAGEREF _Toc242818595 \h </w:instrText>
+        <w:instrText xml:space="preserve"> PAGEREF _Toc242819137 \h </w:instrText>
       </w:r>
       <w:r>
         <w:rPr>
@@ -866,7 +866,7 @@
         <w:tabs>
           <w:tab w:val="right" w:leader="dot" w:pos="9062"/>
         </w:tabs>
-        <w:divId w:val="1924993412"/>
+        <w:divId w:val="153647482"/>
         <w:rPr>
           <w:rFonts w:asciiTheme="minorHAnsi" w:hAnsiTheme="minorHAnsi" w:cstheme="minorBidi"/>
           <w:noProof/>
@@ -899,7 +899,7 @@
         <w:rPr>
           <w:noProof/>
         </w:rPr>
-        <w:instrText xml:space="preserve"> PAGEREF _Toc242818596 \h </w:instrText>
+        <w:instrText xml:space="preserve"> PAGEREF _Toc242819138 \h </w:instrText>
       </w:r>
       <w:r>
         <w:rPr>
@@ -931,7 +931,7 @@
         <w:tabs>
           <w:tab w:val="right" w:leader="dot" w:pos="9062"/>
         </w:tabs>
-        <w:divId w:val="1924993412"/>
+        <w:divId w:val="153647482"/>
         <w:rPr>
           <w:rFonts w:asciiTheme="minorHAnsi" w:hAnsiTheme="minorHAnsi" w:cstheme="minorBidi"/>
           <w:noProof/>
@@ -964,7 +964,7 @@
         <w:rPr>
           <w:noProof/>
         </w:rPr>
-        <w:instrText xml:space="preserve"> PAGEREF _Toc242818597 \h </w:instrText>
+        <w:instrText xml:space="preserve"> PAGEREF _Toc242819139 \h </w:instrText>
       </w:r>
       <w:r>
         <w:rPr>
@@ -993,7 +993,7 @@
     <w:p>
       <w:pPr>
         <w:pStyle w:val="marker"/>
-        <w:divId w:val="1924993412"/>
+        <w:divId w:val="153647482"/>
         <w:rPr>
           <w:lang w:val="nl-NL"/>
         </w:rPr>
@@ -1009,7 +1009,7 @@
       <w:pPr>
         <w:pStyle w:val="marker"/>
         <w:ind w:left="800" w:right="800"/>
-        <w:divId w:val="146896213"/>
+        <w:divId w:val="1796606019"/>
         <w:rPr>
           <w:lang w:val="nl-NL"/>
         </w:rPr>
@@ -1020,7 +1020,7 @@
     </w:p>
     <w:p>
       <w:pPr>
-        <w:divId w:val="144779140"/>
+        <w:divId w:val="1935824511"/>
         <w:rPr>
           <w:i/>
           <w:iCs/>
@@ -1049,7 +1049,7 @@
     </w:p>
     <w:p>
       <w:pPr>
-        <w:divId w:val="144779140"/>
+        <w:divId w:val="1935824511"/>
         <w:rPr>
           <w:i/>
           <w:iCs/>
@@ -1071,7 +1071,7 @@
       <w:pPr>
         <w:pStyle w:val="marker"/>
         <w:ind w:left="800" w:right="800"/>
-        <w:divId w:val="146896213"/>
+        <w:divId w:val="1796606019"/>
         <w:rPr>
           <w:lang w:val="nl-NL"/>
         </w:rPr>
@@ -1083,13 +1083,13 @@
     <w:p>
       <w:pPr>
         <w:pStyle w:val="Kop2"/>
-        <w:divId w:val="146896213"/>
+        <w:divId w:val="1796606019"/>
         <w:rPr>
           <w:rFonts w:eastAsia="Times New Roman"/>
           <w:lang w:val="nl-NL"/>
         </w:rPr>
       </w:pPr>
-      <w:bookmarkStart w:id="1" w:name="_Toc242818586"/>
+      <w:bookmarkStart w:id="1" w:name="_Toc242819128"/>
       <w:r>
         <w:rPr>
           <w:rFonts w:eastAsia="Times New Roman"/>
@@ -1102,7 +1102,7 @@
     <w:p>
       <w:pPr>
         <w:pStyle w:val="Normaalweb"/>
-        <w:divId w:val="146896213"/>
+        <w:divId w:val="1796606019"/>
         <w:rPr>
           <w:lang w:val="nl-NL"/>
         </w:rPr>
@@ -1117,7 +1117,7 @@
     <w:p>
       <w:pPr>
         <w:pStyle w:val="Normaalweb"/>
-        <w:divId w:val="146896213"/>
+        <w:divId w:val="1796606019"/>
         <w:rPr>
           <w:lang w:val="nl-NL"/>
         </w:rPr>
@@ -1132,7 +1132,7 @@
     <w:p>
       <w:pPr>
         <w:pStyle w:val="Normaalweb"/>
-        <w:divId w:val="146896213"/>
+        <w:divId w:val="1796606019"/>
         <w:rPr>
           <w:lang w:val="nl-NL"/>
         </w:rPr>
@@ -1154,7 +1154,7 @@
     <w:p>
       <w:pPr>
         <w:pStyle w:val="Normaalweb"/>
-        <w:divId w:val="146896213"/>
+        <w:divId w:val="1796606019"/>
         <w:rPr>
           <w:lang w:val="nl-NL"/>
         </w:rPr>
@@ -1176,7 +1176,7 @@
     <w:p>
       <w:pPr>
         <w:pStyle w:val="Normaalweb"/>
-        <w:divId w:val="146896213"/>
+        <w:divId w:val="1796606019"/>
         <w:rPr>
           <w:lang w:val="nl-NL"/>
         </w:rPr>
@@ -1198,7 +1198,7 @@
     <w:p>
       <w:pPr>
         <w:pStyle w:val="Normaalweb"/>
-        <w:divId w:val="146896213"/>
+        <w:divId w:val="1796606019"/>
         <w:rPr>
           <w:lang w:val="nl-NL"/>
         </w:rPr>
@@ -1220,7 +1220,7 @@
     <w:p>
       <w:pPr>
         <w:pStyle w:val="Normaalweb"/>
-        <w:divId w:val="146896213"/>
+        <w:divId w:val="1796606019"/>
         <w:rPr>
           <w:lang w:val="nl-NL"/>
         </w:rPr>
@@ -1242,7 +1242,7 @@
     <w:p>
       <w:pPr>
         <w:pStyle w:val="Normaalweb"/>
-        <w:divId w:val="146896213"/>
+        <w:divId w:val="1796606019"/>
         <w:rPr>
           <w:lang w:val="nl-NL"/>
         </w:rPr>
@@ -1264,7 +1264,7 @@
     <w:p>
       <w:pPr>
         <w:pStyle w:val="Normaalweb"/>
-        <w:divId w:val="146896213"/>
+        <w:divId w:val="1796606019"/>
         <w:rPr>
           <w:lang w:val="nl-NL"/>
         </w:rPr>
@@ -1280,7 +1280,7 @@
       <w:pPr>
         <w:pStyle w:val="marker"/>
         <w:ind w:left="800" w:right="800"/>
-        <w:divId w:val="146896213"/>
+        <w:divId w:val="1796606019"/>
         <w:rPr>
           <w:lang w:val="nl-NL"/>
         </w:rPr>
@@ -1292,13 +1292,13 @@
     <w:p>
       <w:pPr>
         <w:pStyle w:val="Kop2"/>
-        <w:divId w:val="146896213"/>
+        <w:divId w:val="1796606019"/>
         <w:rPr>
           <w:rFonts w:eastAsia="Times New Roman"/>
           <w:lang w:val="nl-NL"/>
         </w:rPr>
       </w:pPr>
-      <w:bookmarkStart w:id="2" w:name="_Toc242818587"/>
+      <w:bookmarkStart w:id="2" w:name="_Toc242819129"/>
       <w:r>
         <w:rPr>
           <w:rFonts w:eastAsia="Times New Roman"/>
@@ -1311,7 +1311,7 @@
     <w:p>
       <w:pPr>
         <w:pStyle w:val="Normaalweb"/>
-        <w:divId w:val="146896213"/>
+        <w:divId w:val="1796606019"/>
         <w:rPr>
           <w:lang w:val="nl-NL"/>
         </w:rPr>
@@ -1326,7 +1326,7 @@
     <w:p>
       <w:pPr>
         <w:pStyle w:val="Normaalweb"/>
-        <w:divId w:val="146896213"/>
+        <w:divId w:val="1796606019"/>
         <w:rPr>
           <w:lang w:val="nl-NL"/>
         </w:rPr>
@@ -1341,7 +1341,7 @@
     <w:p>
       <w:pPr>
         <w:pStyle w:val="Normaalweb"/>
-        <w:divId w:val="146896213"/>
+        <w:divId w:val="1796606019"/>
         <w:rPr>
           <w:lang w:val="nl-NL"/>
         </w:rPr>
@@ -1356,7 +1356,7 @@
     <w:p>
       <w:pPr>
         <w:pStyle w:val="Normaalweb"/>
-        <w:divId w:val="146896213"/>
+        <w:divId w:val="1796606019"/>
         <w:rPr>
           <w:lang w:val="nl-NL"/>
         </w:rPr>
@@ -1371,7 +1371,7 @@
     <w:p>
       <w:pPr>
         <w:pStyle w:val="Normaalweb"/>
-        <w:divId w:val="146896213"/>
+        <w:divId w:val="1796606019"/>
         <w:rPr>
           <w:lang w:val="nl-NL"/>
         </w:rPr>
@@ -1386,7 +1386,7 @@
     <w:p>
       <w:pPr>
         <w:pStyle w:val="Normaalweb"/>
-        <w:divId w:val="146896213"/>
+        <w:divId w:val="1796606019"/>
         <w:rPr>
           <w:lang w:val="nl-NL"/>
         </w:rPr>
@@ -1408,7 +1408,7 @@
     <w:p>
       <w:pPr>
         <w:pStyle w:val="Normaalweb"/>
-        <w:divId w:val="146896213"/>
+        <w:divId w:val="1796606019"/>
         <w:rPr>
           <w:lang w:val="nl-NL"/>
         </w:rPr>
@@ -1430,7 +1430,7 @@
     <w:p>
       <w:pPr>
         <w:pStyle w:val="Normaalweb"/>
-        <w:divId w:val="146896213"/>
+        <w:divId w:val="1796606019"/>
         <w:rPr>
           <w:lang w:val="nl-NL"/>
         </w:rPr>
@@ -1452,7 +1452,7 @@
     <w:p>
       <w:pPr>
         <w:pStyle w:val="Normaalweb"/>
-        <w:divId w:val="146896213"/>
+        <w:divId w:val="1796606019"/>
         <w:rPr>
           <w:lang w:val="nl-NL"/>
         </w:rPr>
@@ -1481,7 +1481,7 @@
     <w:p>
       <w:pPr>
         <w:pStyle w:val="Normaalweb"/>
-        <w:divId w:val="146896213"/>
+        <w:divId w:val="1796606019"/>
         <w:rPr>
           <w:lang w:val="nl-NL"/>
         </w:rPr>
@@ -1509,7 +1509,7 @@
     <w:p>
       <w:pPr>
         <w:pStyle w:val="Normaalweb"/>
-        <w:divId w:val="146896213"/>
+        <w:divId w:val="1796606019"/>
         <w:rPr>
           <w:lang w:val="nl-NL"/>
         </w:rPr>
@@ -1531,7 +1531,7 @@
     <w:p>
       <w:pPr>
         <w:pStyle w:val="Normaalweb"/>
-        <w:divId w:val="146896213"/>
+        <w:divId w:val="1796606019"/>
         <w:rPr>
           <w:lang w:val="nl-NL"/>
         </w:rPr>
@@ -1546,7 +1546,7 @@
     <w:p>
       <w:pPr>
         <w:pStyle w:val="Normaalweb"/>
-        <w:divId w:val="146896213"/>
+        <w:divId w:val="1796606019"/>
         <w:rPr>
           <w:lang w:val="nl-NL"/>
         </w:rPr>
@@ -1575,7 +1575,7 @@
       <w:pPr>
         <w:pStyle w:val="marker"/>
         <w:ind w:left="800" w:right="800"/>
-        <w:divId w:val="146896213"/>
+        <w:divId w:val="1796606019"/>
         <w:rPr>
           <w:lang w:val="nl-NL"/>
         </w:rPr>
@@ -1587,13 +1587,13 @@
     <w:p>
       <w:pPr>
         <w:pStyle w:val="Kop2"/>
-        <w:divId w:val="146896213"/>
+        <w:divId w:val="1796606019"/>
         <w:rPr>
           <w:rFonts w:eastAsia="Times New Roman"/>
           <w:lang w:val="nl-NL"/>
         </w:rPr>
       </w:pPr>
-      <w:bookmarkStart w:id="3" w:name="_Toc242818588"/>
+      <w:bookmarkStart w:id="3" w:name="_Toc242819130"/>
       <w:r>
         <w:rPr>
           <w:rFonts w:eastAsia="Times New Roman"/>
@@ -1606,7 +1606,7 @@
     <w:p>
       <w:pPr>
         <w:pStyle w:val="Normaalweb"/>
-        <w:divId w:val="146896213"/>
+        <w:divId w:val="1796606019"/>
         <w:rPr>
           <w:lang w:val="nl-NL"/>
         </w:rPr>
@@ -1621,7 +1621,7 @@
     <w:p>
       <w:pPr>
         <w:pStyle w:val="Normaalweb"/>
-        <w:divId w:val="146896213"/>
+        <w:divId w:val="1796606019"/>
         <w:rPr>
           <w:lang w:val="nl-NL"/>
         </w:rPr>
@@ -1649,7 +1649,7 @@
     <w:p>
       <w:pPr>
         <w:pStyle w:val="Normaalweb"/>
-        <w:divId w:val="146896213"/>
+        <w:divId w:val="1796606019"/>
         <w:rPr>
           <w:lang w:val="nl-NL"/>
         </w:rPr>
@@ -1671,7 +1671,7 @@
     <w:p>
       <w:pPr>
         <w:pStyle w:val="Normaalweb"/>
-        <w:divId w:val="146896213"/>
+        <w:divId w:val="1796606019"/>
         <w:rPr>
           <w:lang w:val="nl-NL"/>
         </w:rPr>
@@ -1699,7 +1699,7 @@
     <w:p>
       <w:pPr>
         <w:pStyle w:val="Normaalweb"/>
-        <w:divId w:val="146896213"/>
+        <w:divId w:val="1796606019"/>
         <w:rPr>
           <w:lang w:val="nl-NL"/>
         </w:rPr>
@@ -1721,7 +1721,7 @@
     <w:p>
       <w:pPr>
         <w:pStyle w:val="Normaalweb"/>
-        <w:divId w:val="146896213"/>
+        <w:divId w:val="1796606019"/>
         <w:rPr>
           <w:lang w:val="nl-NL"/>
         </w:rPr>
@@ -1749,7 +1749,7 @@
     <w:p>
       <w:pPr>
         <w:pStyle w:val="Normaalweb"/>
-        <w:divId w:val="146896213"/>
+        <w:divId w:val="1796606019"/>
         <w:rPr>
           <w:lang w:val="nl-NL"/>
         </w:rPr>
@@ -1764,7 +1764,7 @@
     <w:p>
       <w:pPr>
         <w:pStyle w:val="Normaalweb"/>
-        <w:divId w:val="146896213"/>
+        <w:divId w:val="1796606019"/>
         <w:rPr>
           <w:lang w:val="nl-NL"/>
         </w:rPr>
@@ -1793,7 +1793,7 @@
     <w:p>
       <w:pPr>
         <w:pStyle w:val="Normaalweb"/>
-        <w:divId w:val="146896213"/>
+        <w:divId w:val="1796606019"/>
         <w:rPr>
           <w:lang w:val="nl-NL"/>
         </w:rPr>
@@ -1809,7 +1809,7 @@
       <w:pPr>
         <w:pStyle w:val="marker"/>
         <w:ind w:left="800" w:right="800"/>
-        <w:divId w:val="146896213"/>
+        <w:divId w:val="1796606019"/>
         <w:rPr>
           <w:lang w:val="nl-NL"/>
         </w:rPr>
@@ -1821,13 +1821,13 @@
     <w:p>
       <w:pPr>
         <w:pStyle w:val="Kop2"/>
-        <w:divId w:val="146896213"/>
+        <w:divId w:val="1796606019"/>
         <w:rPr>
           <w:rFonts w:eastAsia="Times New Roman"/>
           <w:lang w:val="nl-NL"/>
         </w:rPr>
       </w:pPr>
-      <w:bookmarkStart w:id="4" w:name="_Toc242818589"/>
+      <w:bookmarkStart w:id="4" w:name="_Toc242819131"/>
       <w:r>
         <w:rPr>
           <w:rFonts w:eastAsia="Times New Roman"/>
@@ -1840,7 +1840,7 @@
     <w:p>
       <w:pPr>
         <w:pStyle w:val="Normaalweb"/>
-        <w:divId w:val="146896213"/>
+        <w:divId w:val="1796606019"/>
         <w:rPr>
           <w:lang w:val="nl-NL"/>
         </w:rPr>
@@ -1855,7 +1855,7 @@
     <w:p>
       <w:pPr>
         <w:pStyle w:val="Normaalweb"/>
-        <w:divId w:val="146896213"/>
+        <w:divId w:val="1796606019"/>
         <w:rPr>
           <w:lang w:val="nl-NL"/>
         </w:rPr>
@@ -1870,7 +1870,7 @@
     <w:p>
       <w:pPr>
         <w:pStyle w:val="Normaalweb"/>
-        <w:divId w:val="146896213"/>
+        <w:divId w:val="1796606019"/>
         <w:rPr>
           <w:lang w:val="nl-NL"/>
         </w:rPr>
@@ -1885,7 +1885,7 @@
     <w:p>
       <w:pPr>
         <w:pStyle w:val="Normaalweb"/>
-        <w:divId w:val="146896213"/>
+        <w:divId w:val="1796606019"/>
         <w:rPr>
           <w:lang w:val="nl-NL"/>
         </w:rPr>
@@ -1900,7 +1900,7 @@
     <w:p>
       <w:pPr>
         <w:pStyle w:val="Normaalweb"/>
-        <w:divId w:val="146896213"/>
+        <w:divId w:val="1796606019"/>
         <w:rPr>
           <w:lang w:val="nl-NL"/>
         </w:rPr>
@@ -1921,7 +1921,7 @@
     <w:p>
       <w:pPr>
         <w:pStyle w:val="Normaalweb"/>
-        <w:divId w:val="146896213"/>
+        <w:divId w:val="1796606019"/>
         <w:rPr>
           <w:lang w:val="nl-NL"/>
         </w:rPr>
@@ -1936,7 +1936,7 @@
     <w:p>
       <w:pPr>
         <w:pStyle w:val="Normaalweb"/>
-        <w:divId w:val="146896213"/>
+        <w:divId w:val="1796606019"/>
         <w:rPr>
           <w:lang w:val="nl-NL"/>
         </w:rPr>
@@ -1957,16 +1957,15 @@
     <w:p>
       <w:pPr>
         <w:pStyle w:val="Normaalweb"/>
-        <w:divId w:val="146896213"/>
-        <w:rPr>
-          <w:lang w:val="nl-NL"/>
-        </w:rPr>
-      </w:pPr>
-      <w:r>
-        <w:rPr>
-          <w:lang w:val="nl-NL"/>
-        </w:rPr>
-        <w:lastRenderedPageBreak/>
+        <w:divId w:val="1796606019"/>
+        <w:rPr>
+          <w:lang w:val="nl-NL"/>
+        </w:rPr>
+      </w:pPr>
+      <w:r>
+        <w:rPr>
+          <w:lang w:val="nl-NL"/>
+        </w:rPr>
         <w:t>De macro-economische projecties van de Europese Commissie voorspellen tegen 2040 zes miljard euro aan besparingen en fraudepreventie. Deze berekening negeert de micro-economische realiteit van de tussenliggende veertien jaar. Gedurende deze latentietijd worden de kosten van het systeemfalen volledig afgewenteld op de burger: de private bank die schulden parkeert tegen zware sancties, de energieleverancier die incassobureaus inschakelt en onuitvoerbare medische keuringen eist, en de private keuringsmarkt die</w:t>
       </w:r>
       <w:r>
@@ -1979,7 +1978,7 @@
     <w:p>
       <w:pPr>
         <w:pStyle w:val="Normaalweb"/>
-        <w:divId w:val="146896213"/>
+        <w:divId w:val="1796606019"/>
         <w:rPr>
           <w:lang w:val="nl-NL"/>
         </w:rPr>
@@ -1994,7 +1993,7 @@
     <w:p>
       <w:pPr>
         <w:pStyle w:val="Normaalweb"/>
-        <w:divId w:val="146896213"/>
+        <w:divId w:val="1796606019"/>
         <w:rPr>
           <w:lang w:val="nl-NL"/>
         </w:rPr>
@@ -2010,7 +2009,7 @@
       <w:pPr>
         <w:pStyle w:val="marker"/>
         <w:ind w:left="800" w:right="800"/>
-        <w:divId w:val="146896213"/>
+        <w:divId w:val="1796606019"/>
         <w:rPr>
           <w:lang w:val="nl-NL"/>
         </w:rPr>
@@ -2022,13 +2021,13 @@
     <w:p>
       <w:pPr>
         <w:pStyle w:val="Kop2"/>
-        <w:divId w:val="146896213"/>
+        <w:divId w:val="1796606019"/>
         <w:rPr>
           <w:rFonts w:eastAsia="Times New Roman"/>
           <w:lang w:val="nl-NL"/>
         </w:rPr>
       </w:pPr>
-      <w:bookmarkStart w:id="5" w:name="_Toc242818590"/>
+      <w:bookmarkStart w:id="5" w:name="_Toc242819132"/>
       <w:r>
         <w:rPr>
           <w:rFonts w:eastAsia="Times New Roman"/>
@@ -2041,7 +2040,7 @@
     <w:p>
       <w:pPr>
         <w:pStyle w:val="Normaalweb"/>
-        <w:divId w:val="146896213"/>
+        <w:divId w:val="1796606019"/>
         <w:rPr>
           <w:lang w:val="nl-NL"/>
         </w:rPr>
@@ -2056,7 +2055,7 @@
     <w:p>
       <w:pPr>
         <w:pStyle w:val="Normaalweb"/>
-        <w:divId w:val="146896213"/>
+        <w:divId w:val="1796606019"/>
         <w:rPr>
           <w:lang w:val="nl-NL"/>
         </w:rPr>
@@ -2071,7 +2070,7 @@
     <w:p>
       <w:pPr>
         <w:pStyle w:val="Normaalweb"/>
-        <w:divId w:val="146896213"/>
+        <w:divId w:val="1796606019"/>
         <w:rPr>
           <w:lang w:val="nl-NL"/>
         </w:rPr>
@@ -2087,7 +2086,7 @@
       <w:pPr>
         <w:pStyle w:val="marker"/>
         <w:ind w:left="800" w:right="800"/>
-        <w:divId w:val="146896213"/>
+        <w:divId w:val="1796606019"/>
         <w:rPr>
           <w:lang w:val="nl-NL"/>
         </w:rPr>
@@ -2099,13 +2098,13 @@
     <w:p>
       <w:pPr>
         <w:pStyle w:val="Kop2"/>
-        <w:divId w:val="146896213"/>
+        <w:divId w:val="1796606019"/>
         <w:rPr>
           <w:rFonts w:eastAsia="Times New Roman"/>
           <w:lang w:val="nl-NL"/>
         </w:rPr>
       </w:pPr>
-      <w:bookmarkStart w:id="6" w:name="_Toc242818591"/>
+      <w:bookmarkStart w:id="6" w:name="_Toc242819133"/>
       <w:r>
         <w:rPr>
           <w:rFonts w:eastAsia="Times New Roman"/>
@@ -2118,7 +2117,7 @@
     <w:p>
       <w:pPr>
         <w:pStyle w:val="Normaalweb"/>
-        <w:divId w:val="146896213"/>
+        <w:divId w:val="1796606019"/>
         <w:rPr>
           <w:lang w:val="nl-NL"/>
         </w:rPr>
@@ -2133,7 +2132,7 @@
     <w:p>
       <w:pPr>
         <w:pStyle w:val="Normaalweb"/>
-        <w:divId w:val="146896213"/>
+        <w:divId w:val="1796606019"/>
         <w:rPr>
           <w:lang w:val="nl-NL"/>
         </w:rPr>
@@ -2161,7 +2160,7 @@
     <w:p>
       <w:pPr>
         <w:pStyle w:val="Normaalweb"/>
-        <w:divId w:val="146896213"/>
+        <w:divId w:val="1796606019"/>
         <w:rPr>
           <w:lang w:val="nl-NL"/>
         </w:rPr>
@@ -2189,7 +2188,7 @@
     <w:p>
       <w:pPr>
         <w:pStyle w:val="Normaalweb"/>
-        <w:divId w:val="146896213"/>
+        <w:divId w:val="1796606019"/>
         <w:rPr>
           <w:lang w:val="nl-NL"/>
         </w:rPr>
@@ -2217,7 +2216,7 @@
     <w:p>
       <w:pPr>
         <w:pStyle w:val="Normaalweb"/>
-        <w:divId w:val="146896213"/>
+        <w:divId w:val="1796606019"/>
         <w:rPr>
           <w:lang w:val="nl-NL"/>
         </w:rPr>
@@ -2245,7 +2244,7 @@
     <w:p>
       <w:pPr>
         <w:pStyle w:val="Normaalweb"/>
-        <w:divId w:val="146896213"/>
+        <w:divId w:val="1796606019"/>
         <w:rPr>
           <w:lang w:val="nl-NL"/>
         </w:rPr>
@@ -2261,7 +2260,7 @@
       <w:pPr>
         <w:pStyle w:val="marker"/>
         <w:ind w:left="800" w:right="800"/>
-        <w:divId w:val="146896213"/>
+        <w:divId w:val="1796606019"/>
         <w:rPr>
           <w:lang w:val="nl-NL"/>
         </w:rPr>
@@ -2273,13 +2272,13 @@
     <w:p>
       <w:pPr>
         <w:pStyle w:val="Kop2"/>
-        <w:divId w:val="146896213"/>
+        <w:divId w:val="1796606019"/>
         <w:rPr>
           <w:rFonts w:eastAsia="Times New Roman"/>
           <w:lang w:val="nl-NL"/>
         </w:rPr>
       </w:pPr>
-      <w:bookmarkStart w:id="7" w:name="_Toc242818592"/>
+      <w:bookmarkStart w:id="7" w:name="_Toc242819134"/>
       <w:r>
         <w:rPr>
           <w:rFonts w:eastAsia="Times New Roman"/>
@@ -2292,7 +2291,7 @@
     <w:p>
       <w:pPr>
         <w:pStyle w:val="Normaalweb"/>
-        <w:divId w:val="146896213"/>
+        <w:divId w:val="1796606019"/>
         <w:rPr>
           <w:lang w:val="nl-NL"/>
         </w:rPr>
@@ -2307,7 +2306,7 @@
     <w:p>
       <w:pPr>
         <w:pStyle w:val="Normaalweb"/>
-        <w:divId w:val="146896213"/>
+        <w:divId w:val="1796606019"/>
         <w:rPr>
           <w:lang w:val="nl-NL"/>
         </w:rPr>
@@ -2322,7 +2321,7 @@
     <w:p>
       <w:pPr>
         <w:pStyle w:val="Normaalweb"/>
-        <w:divId w:val="146896213"/>
+        <w:divId w:val="1796606019"/>
         <w:rPr>
           <w:lang w:val="nl-NL"/>
         </w:rPr>
@@ -2343,7 +2342,7 @@
     <w:p>
       <w:pPr>
         <w:pStyle w:val="Normaalweb"/>
-        <w:divId w:val="146896213"/>
+        <w:divId w:val="1796606019"/>
         <w:rPr>
           <w:lang w:val="nl-NL"/>
         </w:rPr>
@@ -2359,7 +2358,7 @@
       <w:pPr>
         <w:pStyle w:val="marker"/>
         <w:ind w:left="800" w:right="800"/>
-        <w:divId w:val="146896213"/>
+        <w:divId w:val="1796606019"/>
         <w:rPr>
           <w:lang w:val="nl-NL"/>
         </w:rPr>
@@ -2371,13 +2370,13 @@
     <w:p>
       <w:pPr>
         <w:pStyle w:val="Kop2"/>
-        <w:divId w:val="146896213"/>
+        <w:divId w:val="1796606019"/>
         <w:rPr>
           <w:rFonts w:eastAsia="Times New Roman"/>
           <w:lang w:val="nl-NL"/>
         </w:rPr>
       </w:pPr>
-      <w:bookmarkStart w:id="8" w:name="_Toc242818593"/>
+      <w:bookmarkStart w:id="8" w:name="_Toc242819135"/>
       <w:r>
         <w:rPr>
           <w:rFonts w:eastAsia="Times New Roman"/>
@@ -2390,7 +2389,7 @@
     <w:p>
       <w:pPr>
         <w:pStyle w:val="Normaalweb"/>
-        <w:divId w:val="146896213"/>
+        <w:divId w:val="1796606019"/>
         <w:rPr>
           <w:lang w:val="nl-NL"/>
         </w:rPr>
@@ -2405,7 +2404,7 @@
     <w:p>
       <w:pPr>
         <w:pStyle w:val="Normaalweb"/>
-        <w:divId w:val="146896213"/>
+        <w:divId w:val="1796606019"/>
         <w:rPr>
           <w:lang w:val="nl-NL"/>
         </w:rPr>
@@ -2433,7 +2432,7 @@
     <w:p>
       <w:pPr>
         <w:pStyle w:val="Normaalweb"/>
-        <w:divId w:val="146896213"/>
+        <w:divId w:val="1796606019"/>
         <w:rPr>
           <w:lang w:val="nl-NL"/>
         </w:rPr>
@@ -2455,7 +2454,7 @@
     <w:p>
       <w:pPr>
         <w:pStyle w:val="Normaalweb"/>
-        <w:divId w:val="146896213"/>
+        <w:divId w:val="1796606019"/>
         <w:rPr>
           <w:lang w:val="nl-NL"/>
         </w:rPr>
@@ -2470,7 +2469,7 @@
     <w:p>
       <w:pPr>
         <w:pStyle w:val="Normaalweb"/>
-        <w:divId w:val="146896213"/>
+        <w:divId w:val="1796606019"/>
         <w:rPr>
           <w:lang w:val="nl-NL"/>
         </w:rPr>
@@ -2491,7 +2490,7 @@
     <w:p>
       <w:pPr>
         <w:pStyle w:val="Normaalweb"/>
-        <w:divId w:val="146896213"/>
+        <w:divId w:val="1796606019"/>
         <w:rPr>
           <w:lang w:val="nl-NL"/>
         </w:rPr>
@@ -2512,7 +2511,7 @@
     <w:p>
       <w:pPr>
         <w:pStyle w:val="Normaalweb"/>
-        <w:divId w:val="146896213"/>
+        <w:divId w:val="1796606019"/>
         <w:rPr>
           <w:lang w:val="nl-NL"/>
         </w:rPr>
@@ -2527,7 +2526,7 @@
     <w:p>
       <w:pPr>
         <w:pStyle w:val="Normaalweb"/>
-        <w:divId w:val="146896213"/>
+        <w:divId w:val="1796606019"/>
         <w:rPr>
           <w:lang w:val="nl-NL"/>
         </w:rPr>
@@ -2542,7 +2541,7 @@
     <w:p>
       <w:pPr>
         <w:pStyle w:val="Normaalweb"/>
-        <w:divId w:val="146896213"/>
+        <w:divId w:val="1796606019"/>
         <w:rPr>
           <w:lang w:val="nl-NL"/>
         </w:rPr>
@@ -2558,7 +2557,7 @@
       <w:pPr>
         <w:pStyle w:val="marker"/>
         <w:ind w:left="800" w:right="800"/>
-        <w:divId w:val="146896213"/>
+        <w:divId w:val="1796606019"/>
         <w:rPr>
           <w:lang w:val="nl-NL"/>
         </w:rPr>
@@ -2570,13 +2569,13 @@
     <w:p>
       <w:pPr>
         <w:pStyle w:val="Kop2"/>
-        <w:divId w:val="146896213"/>
+        <w:divId w:val="1796606019"/>
         <w:rPr>
           <w:rFonts w:eastAsia="Times New Roman"/>
           <w:lang w:val="nl-NL"/>
         </w:rPr>
       </w:pPr>
-      <w:bookmarkStart w:id="9" w:name="_Toc242818594"/>
+      <w:bookmarkStart w:id="9" w:name="_Toc242819136"/>
       <w:r>
         <w:rPr>
           <w:rFonts w:eastAsia="Times New Roman"/>
@@ -2589,7 +2588,7 @@
     <w:p>
       <w:pPr>
         <w:pStyle w:val="Normaalweb"/>
-        <w:divId w:val="146896213"/>
+        <w:divId w:val="1796606019"/>
         <w:rPr>
           <w:lang w:val="nl-NL"/>
         </w:rPr>
@@ -2604,7 +2603,7 @@
     <w:p>
       <w:pPr>
         <w:pStyle w:val="Normaalweb"/>
-        <w:divId w:val="146896213"/>
+        <w:divId w:val="1796606019"/>
         <w:rPr>
           <w:lang w:val="nl-NL"/>
         </w:rPr>
@@ -2632,7 +2631,7 @@
     <w:p>
       <w:pPr>
         <w:pStyle w:val="Normaalweb"/>
-        <w:divId w:val="146896213"/>
+        <w:divId w:val="1796606019"/>
         <w:rPr>
           <w:lang w:val="nl-NL"/>
         </w:rPr>
@@ -2666,7 +2665,7 @@
     <w:p>
       <w:pPr>
         <w:pStyle w:val="Normaalweb"/>
-        <w:divId w:val="146896213"/>
+        <w:divId w:val="1796606019"/>
         <w:rPr>
           <w:lang w:val="nl-NL"/>
         </w:rPr>
@@ -2701,7 +2700,7 @@
       <w:pPr>
         <w:pStyle w:val="marker"/>
         <w:ind w:left="800" w:right="800"/>
-        <w:divId w:val="146896213"/>
+        <w:divId w:val="1796606019"/>
         <w:rPr>
           <w:lang w:val="nl-NL"/>
         </w:rPr>
@@ -2713,13 +2712,13 @@
     <w:p>
       <w:pPr>
         <w:pStyle w:val="Kop2"/>
-        <w:divId w:val="146896213"/>
+        <w:divId w:val="1796606019"/>
         <w:rPr>
           <w:rFonts w:eastAsia="Times New Roman"/>
           <w:lang w:val="nl-NL"/>
         </w:rPr>
       </w:pPr>
-      <w:bookmarkStart w:id="10" w:name="_Toc242818595"/>
+      <w:bookmarkStart w:id="10" w:name="_Toc242819137"/>
       <w:r>
         <w:rPr>
           <w:rFonts w:eastAsia="Times New Roman"/>
@@ -2732,7 +2731,7 @@
     <w:p>
       <w:pPr>
         <w:pStyle w:val="Normaalweb"/>
-        <w:divId w:val="146896213"/>
+        <w:divId w:val="1796606019"/>
         <w:rPr>
           <w:lang w:val="nl-NL"/>
         </w:rPr>
@@ -2753,7 +2752,7 @@
     <w:p>
       <w:pPr>
         <w:pStyle w:val="Normaalweb"/>
-        <w:divId w:val="146896213"/>
+        <w:divId w:val="1796606019"/>
         <w:rPr>
           <w:lang w:val="nl-NL"/>
         </w:rPr>
@@ -2768,7 +2767,7 @@
     <w:p>
       <w:pPr>
         <w:pStyle w:val="Normaalweb"/>
-        <w:divId w:val="146896213"/>
+        <w:divId w:val="1796606019"/>
         <w:rPr>
           <w:lang w:val="nl-NL"/>
         </w:rPr>
@@ -2783,7 +2782,7 @@
     <w:p>
       <w:pPr>
         <w:pStyle w:val="Normaalweb"/>
-        <w:divId w:val="146896213"/>
+        <w:divId w:val="1796606019"/>
         <w:rPr>
           <w:lang w:val="nl-NL"/>
         </w:rPr>
@@ -2798,7 +2797,7 @@
     <w:p>
       <w:pPr>
         <w:pStyle w:val="Normaalweb"/>
-        <w:divId w:val="146896213"/>
+        <w:divId w:val="1796606019"/>
         <w:rPr>
           <w:lang w:val="nl-NL"/>
         </w:rPr>
@@ -2814,7 +2813,7 @@
       <w:pPr>
         <w:pStyle w:val="marker"/>
         <w:ind w:left="800" w:right="800"/>
-        <w:divId w:val="146896213"/>
+        <w:divId w:val="1796606019"/>
         <w:rPr>
           <w:lang w:val="nl-NL"/>
         </w:rPr>
@@ -2826,13 +2825,13 @@
     <w:p>
       <w:pPr>
         <w:pStyle w:val="Kop2"/>
-        <w:divId w:val="146896213"/>
+        <w:divId w:val="1796606019"/>
         <w:rPr>
           <w:rFonts w:eastAsia="Times New Roman"/>
           <w:lang w:val="nl-NL"/>
         </w:rPr>
       </w:pPr>
-      <w:bookmarkStart w:id="11" w:name="_Toc242818596"/>
+      <w:bookmarkStart w:id="11" w:name="_Toc242819138"/>
       <w:r>
         <w:rPr>
           <w:rFonts w:eastAsia="Times New Roman"/>
@@ -2845,7 +2844,7 @@
     <w:p>
       <w:pPr>
         <w:pStyle w:val="Normaalweb"/>
-        <w:divId w:val="146896213"/>
+        <w:divId w:val="1796606019"/>
         <w:rPr>
           <w:lang w:val="nl-NL"/>
         </w:rPr>
@@ -2860,7 +2859,7 @@
     <w:p>
       <w:pPr>
         <w:pStyle w:val="Normaalweb"/>
-        <w:divId w:val="146896213"/>
+        <w:divId w:val="1796606019"/>
         <w:rPr>
           <w:lang w:val="nl-NL"/>
         </w:rPr>
@@ -2882,7 +2881,7 @@
     <w:p>
       <w:pPr>
         <w:pStyle w:val="Normaalweb"/>
-        <w:divId w:val="146896213"/>
+        <w:divId w:val="1796606019"/>
         <w:rPr>
           <w:lang w:val="nl-NL"/>
         </w:rPr>
@@ -2910,7 +2909,7 @@
     <w:p>
       <w:pPr>
         <w:pStyle w:val="Normaalweb"/>
-        <w:divId w:val="146896213"/>
+        <w:divId w:val="1796606019"/>
         <w:rPr>
           <w:lang w:val="nl-NL"/>
         </w:rPr>
@@ -2925,7 +2924,7 @@
     <w:p>
       <w:pPr>
         <w:pStyle w:val="Normaalweb"/>
-        <w:divId w:val="146896213"/>
+        <w:divId w:val="1796606019"/>
         <w:rPr>
           <w:lang w:val="nl-NL"/>
         </w:rPr>
@@ -2941,7 +2940,7 @@
       <w:pPr>
         <w:pStyle w:val="marker"/>
         <w:ind w:left="800" w:right="800"/>
-        <w:divId w:val="146896213"/>
+        <w:divId w:val="1796606019"/>
         <w:rPr>
           <w:lang w:val="nl-NL"/>
         </w:rPr>
@@ -2953,13 +2952,13 @@
     <w:p>
       <w:pPr>
         <w:pStyle w:val="Kop2"/>
-        <w:divId w:val="146896213"/>
+        <w:divId w:val="1796606019"/>
         <w:rPr>
           <w:rFonts w:eastAsia="Times New Roman"/>
           <w:lang w:val="nl-NL"/>
         </w:rPr>
       </w:pPr>
-      <w:bookmarkStart w:id="12" w:name="_Toc242818597"/>
+      <w:bookmarkStart w:id="12" w:name="_Toc242819139"/>
       <w:r>
         <w:rPr>
           <w:rFonts w:eastAsia="Times New Roman"/>
@@ -2972,7 +2971,7 @@
     <w:p>
       <w:pPr>
         <w:pStyle w:val="Normaalweb"/>
-        <w:divId w:val="146896213"/>
+        <w:divId w:val="1796606019"/>
         <w:rPr>
           <w:lang w:val="nl-NL"/>
         </w:rPr>
@@ -2987,7 +2986,7 @@
     <w:p>
       <w:pPr>
         <w:pStyle w:val="Normaalweb"/>
-        <w:divId w:val="146896213"/>
+        <w:divId w:val="1796606019"/>
         <w:rPr>
           <w:lang w:val="nl-NL"/>
         </w:rPr>
@@ -3002,7 +3001,7 @@
     <w:p>
       <w:pPr>
         <w:pStyle w:val="Normaalweb"/>
-        <w:divId w:val="146896213"/>
+        <w:divId w:val="1796606019"/>
         <w:rPr>
           <w:lang w:val="nl-NL"/>
         </w:rPr>
@@ -3017,7 +3016,7 @@
     <w:p>
       <w:pPr>
         <w:pStyle w:val="Normaalweb"/>
-        <w:divId w:val="146896213"/>
+        <w:divId w:val="1796606019"/>
         <w:rPr>
           <w:lang w:val="nl-NL"/>
         </w:rPr>
@@ -3032,7 +3031,7 @@
     <w:p>
       <w:pPr>
         <w:pStyle w:val="Normaalweb"/>
-        <w:divId w:val="146896213"/>
+        <w:divId w:val="1796606019"/>
         <w:rPr>
           <w:lang w:val="nl-NL"/>
         </w:rPr>
@@ -3047,7 +3046,7 @@
     <w:p>
       <w:pPr>
         <w:pStyle w:val="Normaalweb"/>
-        <w:divId w:val="146896213"/>
+        <w:divId w:val="1796606019"/>
         <w:rPr>
           <w:lang w:val="nl-NL"/>
         </w:rPr>
@@ -3294,7 +3293,7 @@
         <w:sz w:val="18"/>
       </w:rPr>
       <w:tab/>
-      <w:t>Laatst gewijzigd: 13 oktober 2026, 20:31</w:t>
+      <w:t>Laatst gewijzigd: 13 oktober 2026, 20:41</w:t>
     </w:r>
   </w:p>
 </w:hdr>
@@ -4661,7 +4660,7 @@
     <w:link w:val="KoptekstChar"/>
     <w:uiPriority w:val="99"/>
     <w:unhideWhenUsed/>
-    <w:rsid w:val="00E80B20"/>
+    <w:rsid w:val="00EA33F7"/>
     <w:pPr>
       <w:tabs>
         <w:tab w:val="center" w:pos="4536"/>
@@ -4674,7 +4673,7 @@
     <w:basedOn w:val="Standaardalinea-lettertype"/>
     <w:link w:val="Koptekst"/>
     <w:uiPriority w:val="99"/>
-    <w:rsid w:val="00E80B20"/>
+    <w:rsid w:val="00EA33F7"/>
     <w:rPr>
       <w:rFonts w:eastAsiaTheme="minorEastAsia"/>
       <w:sz w:val="24"/>
@@ -4687,7 +4686,7 @@
     <w:link w:val="VoettekstChar"/>
     <w:uiPriority w:val="99"/>
     <w:unhideWhenUsed/>
-    <w:rsid w:val="00E80B20"/>
+    <w:rsid w:val="00EA33F7"/>
     <w:pPr>
       <w:tabs>
         <w:tab w:val="center" w:pos="4536"/>
@@ -4700,7 +4699,7 @@
     <w:basedOn w:val="Standaardalinea-lettertype"/>
     <w:link w:val="Voettekst"/>
     <w:uiPriority w:val="99"/>
-    <w:rsid w:val="00E80B20"/>
+    <w:rsid w:val="00EA33F7"/>
     <w:rPr>
       <w:rFonts w:eastAsiaTheme="minorEastAsia"/>
       <w:sz w:val="24"/>
@@ -4714,7 +4713,7 @@
     <w:autoRedefine/>
     <w:uiPriority w:val="39"/>
     <w:unhideWhenUsed/>
-    <w:rsid w:val="00E80B20"/>
+    <w:rsid w:val="00EA33F7"/>
     <w:pPr>
       <w:spacing w:after="100"/>
       <w:ind w:left="220"/>

--- a/nl/docx/document-d.docx
+++ b/nl/docx/document-d.docx
@@ -7,7 +7,7 @@
         <w:spacing w:after="480"/>
         <w:jc w:val="center"/>
         <w:outlineLvl w:val="1"/>
-        <w:divId w:val="644552933"/>
+        <w:divId w:val="858011323"/>
         <w:rPr>
           <w:rFonts w:ascii="Aptos Display" w:eastAsia="Times New Roman" w:hAnsi="Aptos Display"/>
           <w:b/>
@@ -36,7 +36,7 @@
     <w:p>
       <w:pPr>
         <w:pStyle w:val="ondertitel2"/>
-        <w:divId w:val="644552933"/>
+        <w:divId w:val="858011323"/>
         <w:rPr>
           <w:lang w:val="nl-NL"/>
         </w:rPr>
@@ -51,7 +51,7 @@
     <w:p>
       <w:pPr>
         <w:pStyle w:val="documentaanduiding2"/>
-        <w:divId w:val="644552933"/>
+        <w:divId w:val="858011323"/>
         <w:rPr>
           <w:lang w:val="nl-NL"/>
         </w:rPr>
@@ -66,7 +66,7 @@
     <w:p>
       <w:pPr>
         <w:pStyle w:val="auteur2"/>
-        <w:divId w:val="644552933"/>
+        <w:divId w:val="858011323"/>
         <w:rPr>
           <w:lang w:val="nl-NL"/>
         </w:rPr>
@@ -81,23 +81,23 @@
     <w:p>
       <w:pPr>
         <w:pStyle w:val="meta-lijn2"/>
-        <w:divId w:val="644552933"/>
-        <w:rPr>
-          <w:lang w:val="nl-NL"/>
-        </w:rPr>
-      </w:pPr>
-      <w:r>
-        <w:rPr>
-          <w:lang w:val="nl-NL"/>
-        </w:rPr>
-        <w:t>Versie bijgewerkt: 13 oktober 2026, 20:41</w:t>
+        <w:divId w:val="858011323"/>
+        <w:rPr>
+          <w:lang w:val="nl-NL"/>
+        </w:rPr>
+      </w:pPr>
+      <w:r>
+        <w:rPr>
+          <w:lang w:val="nl-NL"/>
+        </w:rPr>
+        <w:t>Versie bijgewerkt: 13 oktober 2026, 20:58</w:t>
       </w:r>
     </w:p>
     <w:p>
       <w:pPr>
         <w:pStyle w:val="marker"/>
         <w:ind w:left="800" w:right="800"/>
-        <w:divId w:val="1796606019"/>
+        <w:divId w:val="1149514343"/>
         <w:rPr>
           <w:lang w:val="nl-NL"/>
         </w:rPr>
@@ -110,13 +110,13 @@
       <w:pPr>
         <w:pStyle w:val="Kop2"/>
         <w:pageBreakBefore/>
-        <w:divId w:val="153647482"/>
+        <w:divId w:val="711150929"/>
         <w:rPr>
           <w:rFonts w:eastAsia="Times New Roman"/>
           <w:lang w:val="nl-NL"/>
         </w:rPr>
       </w:pPr>
-      <w:bookmarkStart w:id="0" w:name="_Toc242819127"/>
+      <w:bookmarkStart w:id="0" w:name="_Toc242820160"/>
       <w:r>
         <w:rPr>
           <w:rFonts w:eastAsia="Times New Roman"/>
@@ -133,7 +133,7 @@
         <w:tabs>
           <w:tab w:val="right" w:leader="dot" w:pos="9062"/>
         </w:tabs>
-        <w:divId w:val="153647482"/>
+        <w:divId w:val="711150929"/>
         <w:rPr>
           <w:rFonts w:asciiTheme="minorHAnsi" w:hAnsiTheme="minorHAnsi" w:cstheme="minorBidi"/>
           <w:noProof/>
@@ -184,7 +184,7 @@
         <w:rPr>
           <w:noProof/>
         </w:rPr>
-        <w:instrText xml:space="preserve"> PAGEREF _Toc242819127 \h </w:instrText>
+        <w:instrText xml:space="preserve"> PAGEREF _Toc242820160 \h </w:instrText>
       </w:r>
       <w:r>
         <w:rPr>
@@ -216,7 +216,7 @@
         <w:tabs>
           <w:tab w:val="right" w:leader="dot" w:pos="9062"/>
         </w:tabs>
-        <w:divId w:val="153647482"/>
+        <w:divId w:val="711150929"/>
         <w:rPr>
           <w:rFonts w:asciiTheme="minorHAnsi" w:hAnsiTheme="minorHAnsi" w:cstheme="minorBidi"/>
           <w:noProof/>
@@ -249,7 +249,7 @@
         <w:rPr>
           <w:noProof/>
         </w:rPr>
-        <w:instrText xml:space="preserve"> PAGEREF _Toc242819128 \h </w:instrText>
+        <w:instrText xml:space="preserve"> PAGEREF _Toc242820161 \h </w:instrText>
       </w:r>
       <w:r>
         <w:rPr>
@@ -281,7 +281,7 @@
         <w:tabs>
           <w:tab w:val="right" w:leader="dot" w:pos="9062"/>
         </w:tabs>
-        <w:divId w:val="153647482"/>
+        <w:divId w:val="711150929"/>
         <w:rPr>
           <w:rFonts w:asciiTheme="minorHAnsi" w:hAnsiTheme="minorHAnsi" w:cstheme="minorBidi"/>
           <w:noProof/>
@@ -314,7 +314,7 @@
         <w:rPr>
           <w:noProof/>
         </w:rPr>
-        <w:instrText xml:space="preserve"> PAGEREF _Toc242819129 \h </w:instrText>
+        <w:instrText xml:space="preserve"> PAGEREF _Toc242820162 \h </w:instrText>
       </w:r>
       <w:r>
         <w:rPr>
@@ -346,7 +346,7 @@
         <w:tabs>
           <w:tab w:val="right" w:leader="dot" w:pos="9062"/>
         </w:tabs>
-        <w:divId w:val="153647482"/>
+        <w:divId w:val="711150929"/>
         <w:rPr>
           <w:rFonts w:asciiTheme="minorHAnsi" w:hAnsiTheme="minorHAnsi" w:cstheme="minorBidi"/>
           <w:noProof/>
@@ -379,7 +379,7 @@
         <w:rPr>
           <w:noProof/>
         </w:rPr>
-        <w:instrText xml:space="preserve"> PAGEREF _Toc242819130 \h </w:instrText>
+        <w:instrText xml:space="preserve"> PAGEREF _Toc242820163 \h </w:instrText>
       </w:r>
       <w:r>
         <w:rPr>
@@ -411,7 +411,7 @@
         <w:tabs>
           <w:tab w:val="right" w:leader="dot" w:pos="9062"/>
         </w:tabs>
-        <w:divId w:val="153647482"/>
+        <w:divId w:val="711150929"/>
         <w:rPr>
           <w:rFonts w:asciiTheme="minorHAnsi" w:hAnsiTheme="minorHAnsi" w:cstheme="minorBidi"/>
           <w:noProof/>
@@ -444,7 +444,7 @@
         <w:rPr>
           <w:noProof/>
         </w:rPr>
-        <w:instrText xml:space="preserve"> PAGEREF _Toc242819131 \h </w:instrText>
+        <w:instrText xml:space="preserve"> PAGEREF _Toc242820164 \h </w:instrText>
       </w:r>
       <w:r>
         <w:rPr>
@@ -476,7 +476,7 @@
         <w:tabs>
           <w:tab w:val="right" w:leader="dot" w:pos="9062"/>
         </w:tabs>
-        <w:divId w:val="153647482"/>
+        <w:divId w:val="711150929"/>
         <w:rPr>
           <w:rFonts w:asciiTheme="minorHAnsi" w:hAnsiTheme="minorHAnsi" w:cstheme="minorBidi"/>
           <w:noProof/>
@@ -509,7 +509,7 @@
         <w:rPr>
           <w:noProof/>
         </w:rPr>
-        <w:instrText xml:space="preserve"> PAGEREF _Toc242819132 \h </w:instrText>
+        <w:instrText xml:space="preserve"> PAGEREF _Toc242820165 \h </w:instrText>
       </w:r>
       <w:r>
         <w:rPr>
@@ -541,7 +541,7 @@
         <w:tabs>
           <w:tab w:val="right" w:leader="dot" w:pos="9062"/>
         </w:tabs>
-        <w:divId w:val="153647482"/>
+        <w:divId w:val="711150929"/>
         <w:rPr>
           <w:rFonts w:asciiTheme="minorHAnsi" w:hAnsiTheme="minorHAnsi" w:cstheme="minorBidi"/>
           <w:noProof/>
@@ -574,7 +574,7 @@
         <w:rPr>
           <w:noProof/>
         </w:rPr>
-        <w:instrText xml:space="preserve"> PAGEREF _Toc242819133 \h </w:instrText>
+        <w:instrText xml:space="preserve"> PAGEREF _Toc242820166 \h </w:instrText>
       </w:r>
       <w:r>
         <w:rPr>
@@ -606,7 +606,7 @@
         <w:tabs>
           <w:tab w:val="right" w:leader="dot" w:pos="9062"/>
         </w:tabs>
-        <w:divId w:val="153647482"/>
+        <w:divId w:val="711150929"/>
         <w:rPr>
           <w:rFonts w:asciiTheme="minorHAnsi" w:hAnsiTheme="minorHAnsi" w:cstheme="minorBidi"/>
           <w:noProof/>
@@ -639,7 +639,7 @@
         <w:rPr>
           <w:noProof/>
         </w:rPr>
-        <w:instrText xml:space="preserve"> PAGEREF _Toc242819134 \h </w:instrText>
+        <w:instrText xml:space="preserve"> PAGEREF _Toc242820167 \h </w:instrText>
       </w:r>
       <w:r>
         <w:rPr>
@@ -671,7 +671,7 @@
         <w:tabs>
           <w:tab w:val="right" w:leader="dot" w:pos="9062"/>
         </w:tabs>
-        <w:divId w:val="153647482"/>
+        <w:divId w:val="711150929"/>
         <w:rPr>
           <w:rFonts w:asciiTheme="minorHAnsi" w:hAnsiTheme="minorHAnsi" w:cstheme="minorBidi"/>
           <w:noProof/>
@@ -704,7 +704,7 @@
         <w:rPr>
           <w:noProof/>
         </w:rPr>
-        <w:instrText xml:space="preserve"> PAGEREF _Toc242819135 \h </w:instrText>
+        <w:instrText xml:space="preserve"> PAGEREF _Toc242820168 \h </w:instrText>
       </w:r>
       <w:r>
         <w:rPr>
@@ -736,7 +736,7 @@
         <w:tabs>
           <w:tab w:val="right" w:leader="dot" w:pos="9062"/>
         </w:tabs>
-        <w:divId w:val="153647482"/>
+        <w:divId w:val="711150929"/>
         <w:rPr>
           <w:rFonts w:asciiTheme="minorHAnsi" w:hAnsiTheme="minorHAnsi" w:cstheme="minorBidi"/>
           <w:noProof/>
@@ -769,7 +769,7 @@
         <w:rPr>
           <w:noProof/>
         </w:rPr>
-        <w:instrText xml:space="preserve"> PAGEREF _Toc242819136 \h </w:instrText>
+        <w:instrText xml:space="preserve"> PAGEREF _Toc242820169 \h </w:instrText>
       </w:r>
       <w:r>
         <w:rPr>
@@ -801,7 +801,7 @@
         <w:tabs>
           <w:tab w:val="right" w:leader="dot" w:pos="9062"/>
         </w:tabs>
-        <w:divId w:val="153647482"/>
+        <w:divId w:val="711150929"/>
         <w:rPr>
           <w:rFonts w:asciiTheme="minorHAnsi" w:hAnsiTheme="minorHAnsi" w:cstheme="minorBidi"/>
           <w:noProof/>
@@ -834,7 +834,7 @@
         <w:rPr>
           <w:noProof/>
         </w:rPr>
-        <w:instrText xml:space="preserve"> PAGEREF _Toc242819137 \h </w:instrText>
+        <w:instrText xml:space="preserve"> PAGEREF _Toc242820170 \h </w:instrText>
       </w:r>
       <w:r>
         <w:rPr>
@@ -866,7 +866,7 @@
         <w:tabs>
           <w:tab w:val="right" w:leader="dot" w:pos="9062"/>
         </w:tabs>
-        <w:divId w:val="153647482"/>
+        <w:divId w:val="711150929"/>
         <w:rPr>
           <w:rFonts w:asciiTheme="minorHAnsi" w:hAnsiTheme="minorHAnsi" w:cstheme="minorBidi"/>
           <w:noProof/>
@@ -899,7 +899,7 @@
         <w:rPr>
           <w:noProof/>
         </w:rPr>
-        <w:instrText xml:space="preserve"> PAGEREF _Toc242819138 \h </w:instrText>
+        <w:instrText xml:space="preserve"> PAGEREF _Toc242820171 \h </w:instrText>
       </w:r>
       <w:r>
         <w:rPr>
@@ -931,7 +931,7 @@
         <w:tabs>
           <w:tab w:val="right" w:leader="dot" w:pos="9062"/>
         </w:tabs>
-        <w:divId w:val="153647482"/>
+        <w:divId w:val="711150929"/>
         <w:rPr>
           <w:rFonts w:asciiTheme="minorHAnsi" w:hAnsiTheme="minorHAnsi" w:cstheme="minorBidi"/>
           <w:noProof/>
@@ -964,7 +964,7 @@
         <w:rPr>
           <w:noProof/>
         </w:rPr>
-        <w:instrText xml:space="preserve"> PAGEREF _Toc242819139 \h </w:instrText>
+        <w:instrText xml:space="preserve"> PAGEREF _Toc242820172 \h </w:instrText>
       </w:r>
       <w:r>
         <w:rPr>
@@ -993,7 +993,7 @@
     <w:p>
       <w:pPr>
         <w:pStyle w:val="marker"/>
-        <w:divId w:val="153647482"/>
+        <w:divId w:val="711150929"/>
         <w:rPr>
           <w:lang w:val="nl-NL"/>
         </w:rPr>
@@ -1009,7 +1009,7 @@
       <w:pPr>
         <w:pStyle w:val="marker"/>
         <w:ind w:left="800" w:right="800"/>
-        <w:divId w:val="1796606019"/>
+        <w:divId w:val="1149514343"/>
         <w:rPr>
           <w:lang w:val="nl-NL"/>
         </w:rPr>
@@ -1020,7 +1020,7 @@
     </w:p>
     <w:p>
       <w:pPr>
-        <w:divId w:val="1935824511"/>
+        <w:divId w:val="836070152"/>
         <w:rPr>
           <w:i/>
           <w:iCs/>
@@ -1049,7 +1049,7 @@
     </w:p>
     <w:p>
       <w:pPr>
-        <w:divId w:val="1935824511"/>
+        <w:divId w:val="836070152"/>
         <w:rPr>
           <w:i/>
           <w:iCs/>
@@ -1071,7 +1071,7 @@
       <w:pPr>
         <w:pStyle w:val="marker"/>
         <w:ind w:left="800" w:right="800"/>
-        <w:divId w:val="1796606019"/>
+        <w:divId w:val="1149514343"/>
         <w:rPr>
           <w:lang w:val="nl-NL"/>
         </w:rPr>
@@ -1083,13 +1083,13 @@
     <w:p>
       <w:pPr>
         <w:pStyle w:val="Kop2"/>
-        <w:divId w:val="1796606019"/>
+        <w:divId w:val="1149514343"/>
         <w:rPr>
           <w:rFonts w:eastAsia="Times New Roman"/>
           <w:lang w:val="nl-NL"/>
         </w:rPr>
       </w:pPr>
-      <w:bookmarkStart w:id="1" w:name="_Toc242819128"/>
+      <w:bookmarkStart w:id="1" w:name="_Toc242820161"/>
       <w:r>
         <w:rPr>
           <w:rFonts w:eastAsia="Times New Roman"/>
@@ -1102,7 +1102,7 @@
     <w:p>
       <w:pPr>
         <w:pStyle w:val="Normaalweb"/>
-        <w:divId w:val="1796606019"/>
+        <w:divId w:val="1149514343"/>
         <w:rPr>
           <w:lang w:val="nl-NL"/>
         </w:rPr>
@@ -1117,7 +1117,7 @@
     <w:p>
       <w:pPr>
         <w:pStyle w:val="Normaalweb"/>
-        <w:divId w:val="1796606019"/>
+        <w:divId w:val="1149514343"/>
         <w:rPr>
           <w:lang w:val="nl-NL"/>
         </w:rPr>
@@ -1132,7 +1132,7 @@
     <w:p>
       <w:pPr>
         <w:pStyle w:val="Normaalweb"/>
-        <w:divId w:val="1796606019"/>
+        <w:divId w:val="1149514343"/>
         <w:rPr>
           <w:lang w:val="nl-NL"/>
         </w:rPr>
@@ -1154,7 +1154,7 @@
     <w:p>
       <w:pPr>
         <w:pStyle w:val="Normaalweb"/>
-        <w:divId w:val="1796606019"/>
+        <w:divId w:val="1149514343"/>
         <w:rPr>
           <w:lang w:val="nl-NL"/>
         </w:rPr>
@@ -1176,7 +1176,7 @@
     <w:p>
       <w:pPr>
         <w:pStyle w:val="Normaalweb"/>
-        <w:divId w:val="1796606019"/>
+        <w:divId w:val="1149514343"/>
         <w:rPr>
           <w:lang w:val="nl-NL"/>
         </w:rPr>
@@ -1198,7 +1198,7 @@
     <w:p>
       <w:pPr>
         <w:pStyle w:val="Normaalweb"/>
-        <w:divId w:val="1796606019"/>
+        <w:divId w:val="1149514343"/>
         <w:rPr>
           <w:lang w:val="nl-NL"/>
         </w:rPr>
@@ -1220,7 +1220,7 @@
     <w:p>
       <w:pPr>
         <w:pStyle w:val="Normaalweb"/>
-        <w:divId w:val="1796606019"/>
+        <w:divId w:val="1149514343"/>
         <w:rPr>
           <w:lang w:val="nl-NL"/>
         </w:rPr>
@@ -1242,7 +1242,7 @@
     <w:p>
       <w:pPr>
         <w:pStyle w:val="Normaalweb"/>
-        <w:divId w:val="1796606019"/>
+        <w:divId w:val="1149514343"/>
         <w:rPr>
           <w:lang w:val="nl-NL"/>
         </w:rPr>
@@ -1264,7 +1264,7 @@
     <w:p>
       <w:pPr>
         <w:pStyle w:val="Normaalweb"/>
-        <w:divId w:val="1796606019"/>
+        <w:divId w:val="1149514343"/>
         <w:rPr>
           <w:lang w:val="nl-NL"/>
         </w:rPr>
@@ -1280,7 +1280,7 @@
       <w:pPr>
         <w:pStyle w:val="marker"/>
         <w:ind w:left="800" w:right="800"/>
-        <w:divId w:val="1796606019"/>
+        <w:divId w:val="1149514343"/>
         <w:rPr>
           <w:lang w:val="nl-NL"/>
         </w:rPr>
@@ -1292,13 +1292,13 @@
     <w:p>
       <w:pPr>
         <w:pStyle w:val="Kop2"/>
-        <w:divId w:val="1796606019"/>
+        <w:divId w:val="1149514343"/>
         <w:rPr>
           <w:rFonts w:eastAsia="Times New Roman"/>
           <w:lang w:val="nl-NL"/>
         </w:rPr>
       </w:pPr>
-      <w:bookmarkStart w:id="2" w:name="_Toc242819129"/>
+      <w:bookmarkStart w:id="2" w:name="_Toc242820162"/>
       <w:r>
         <w:rPr>
           <w:rFonts w:eastAsia="Times New Roman"/>
@@ -1311,7 +1311,7 @@
     <w:p>
       <w:pPr>
         <w:pStyle w:val="Normaalweb"/>
-        <w:divId w:val="1796606019"/>
+        <w:divId w:val="1149514343"/>
         <w:rPr>
           <w:lang w:val="nl-NL"/>
         </w:rPr>
@@ -1326,7 +1326,7 @@
     <w:p>
       <w:pPr>
         <w:pStyle w:val="Normaalweb"/>
-        <w:divId w:val="1796606019"/>
+        <w:divId w:val="1149514343"/>
         <w:rPr>
           <w:lang w:val="nl-NL"/>
         </w:rPr>
@@ -1341,7 +1341,7 @@
     <w:p>
       <w:pPr>
         <w:pStyle w:val="Normaalweb"/>
-        <w:divId w:val="1796606019"/>
+        <w:divId w:val="1149514343"/>
         <w:rPr>
           <w:lang w:val="nl-NL"/>
         </w:rPr>
@@ -1356,7 +1356,7 @@
     <w:p>
       <w:pPr>
         <w:pStyle w:val="Normaalweb"/>
-        <w:divId w:val="1796606019"/>
+        <w:divId w:val="1149514343"/>
         <w:rPr>
           <w:lang w:val="nl-NL"/>
         </w:rPr>
@@ -1371,7 +1371,7 @@
     <w:p>
       <w:pPr>
         <w:pStyle w:val="Normaalweb"/>
-        <w:divId w:val="1796606019"/>
+        <w:divId w:val="1149514343"/>
         <w:rPr>
           <w:lang w:val="nl-NL"/>
         </w:rPr>
@@ -1386,7 +1386,7 @@
     <w:p>
       <w:pPr>
         <w:pStyle w:val="Normaalweb"/>
-        <w:divId w:val="1796606019"/>
+        <w:divId w:val="1149514343"/>
         <w:rPr>
           <w:lang w:val="nl-NL"/>
         </w:rPr>
@@ -1408,7 +1408,7 @@
     <w:p>
       <w:pPr>
         <w:pStyle w:val="Normaalweb"/>
-        <w:divId w:val="1796606019"/>
+        <w:divId w:val="1149514343"/>
         <w:rPr>
           <w:lang w:val="nl-NL"/>
         </w:rPr>
@@ -1430,7 +1430,7 @@
     <w:p>
       <w:pPr>
         <w:pStyle w:val="Normaalweb"/>
-        <w:divId w:val="1796606019"/>
+        <w:divId w:val="1149514343"/>
         <w:rPr>
           <w:lang w:val="nl-NL"/>
         </w:rPr>
@@ -1452,7 +1452,7 @@
     <w:p>
       <w:pPr>
         <w:pStyle w:val="Normaalweb"/>
-        <w:divId w:val="1796606019"/>
+        <w:divId w:val="1149514343"/>
         <w:rPr>
           <w:lang w:val="nl-NL"/>
         </w:rPr>
@@ -1481,7 +1481,7 @@
     <w:p>
       <w:pPr>
         <w:pStyle w:val="Normaalweb"/>
-        <w:divId w:val="1796606019"/>
+        <w:divId w:val="1149514343"/>
         <w:rPr>
           <w:lang w:val="nl-NL"/>
         </w:rPr>
@@ -1509,7 +1509,7 @@
     <w:p>
       <w:pPr>
         <w:pStyle w:val="Normaalweb"/>
-        <w:divId w:val="1796606019"/>
+        <w:divId w:val="1149514343"/>
         <w:rPr>
           <w:lang w:val="nl-NL"/>
         </w:rPr>
@@ -1531,7 +1531,7 @@
     <w:p>
       <w:pPr>
         <w:pStyle w:val="Normaalweb"/>
-        <w:divId w:val="1796606019"/>
+        <w:divId w:val="1149514343"/>
         <w:rPr>
           <w:lang w:val="nl-NL"/>
         </w:rPr>
@@ -1546,7 +1546,7 @@
     <w:p>
       <w:pPr>
         <w:pStyle w:val="Normaalweb"/>
-        <w:divId w:val="1796606019"/>
+        <w:divId w:val="1149514343"/>
         <w:rPr>
           <w:lang w:val="nl-NL"/>
         </w:rPr>
@@ -1575,7 +1575,7 @@
       <w:pPr>
         <w:pStyle w:val="marker"/>
         <w:ind w:left="800" w:right="800"/>
-        <w:divId w:val="1796606019"/>
+        <w:divId w:val="1149514343"/>
         <w:rPr>
           <w:lang w:val="nl-NL"/>
         </w:rPr>
@@ -1587,13 +1587,13 @@
     <w:p>
       <w:pPr>
         <w:pStyle w:val="Kop2"/>
-        <w:divId w:val="1796606019"/>
+        <w:divId w:val="1149514343"/>
         <w:rPr>
           <w:rFonts w:eastAsia="Times New Roman"/>
           <w:lang w:val="nl-NL"/>
         </w:rPr>
       </w:pPr>
-      <w:bookmarkStart w:id="3" w:name="_Toc242819130"/>
+      <w:bookmarkStart w:id="3" w:name="_Toc242820163"/>
       <w:r>
         <w:rPr>
           <w:rFonts w:eastAsia="Times New Roman"/>
@@ -1606,7 +1606,7 @@
     <w:p>
       <w:pPr>
         <w:pStyle w:val="Normaalweb"/>
-        <w:divId w:val="1796606019"/>
+        <w:divId w:val="1149514343"/>
         <w:rPr>
           <w:lang w:val="nl-NL"/>
         </w:rPr>
@@ -1621,7 +1621,7 @@
     <w:p>
       <w:pPr>
         <w:pStyle w:val="Normaalweb"/>
-        <w:divId w:val="1796606019"/>
+        <w:divId w:val="1149514343"/>
         <w:rPr>
           <w:lang w:val="nl-NL"/>
         </w:rPr>
@@ -1649,7 +1649,7 @@
     <w:p>
       <w:pPr>
         <w:pStyle w:val="Normaalweb"/>
-        <w:divId w:val="1796606019"/>
+        <w:divId w:val="1149514343"/>
         <w:rPr>
           <w:lang w:val="nl-NL"/>
         </w:rPr>
@@ -1671,7 +1671,7 @@
     <w:p>
       <w:pPr>
         <w:pStyle w:val="Normaalweb"/>
-        <w:divId w:val="1796606019"/>
+        <w:divId w:val="1149514343"/>
         <w:rPr>
           <w:lang w:val="nl-NL"/>
         </w:rPr>
@@ -1699,7 +1699,7 @@
     <w:p>
       <w:pPr>
         <w:pStyle w:val="Normaalweb"/>
-        <w:divId w:val="1796606019"/>
+        <w:divId w:val="1149514343"/>
         <w:rPr>
           <w:lang w:val="nl-NL"/>
         </w:rPr>
@@ -1721,7 +1721,7 @@
     <w:p>
       <w:pPr>
         <w:pStyle w:val="Normaalweb"/>
-        <w:divId w:val="1796606019"/>
+        <w:divId w:val="1149514343"/>
         <w:rPr>
           <w:lang w:val="nl-NL"/>
         </w:rPr>
@@ -1749,7 +1749,7 @@
     <w:p>
       <w:pPr>
         <w:pStyle w:val="Normaalweb"/>
-        <w:divId w:val="1796606019"/>
+        <w:divId w:val="1149514343"/>
         <w:rPr>
           <w:lang w:val="nl-NL"/>
         </w:rPr>
@@ -1764,7 +1764,7 @@
     <w:p>
       <w:pPr>
         <w:pStyle w:val="Normaalweb"/>
-        <w:divId w:val="1796606019"/>
+        <w:divId w:val="1149514343"/>
         <w:rPr>
           <w:lang w:val="nl-NL"/>
         </w:rPr>
@@ -1793,7 +1793,7 @@
     <w:p>
       <w:pPr>
         <w:pStyle w:val="Normaalweb"/>
-        <w:divId w:val="1796606019"/>
+        <w:divId w:val="1149514343"/>
         <w:rPr>
           <w:lang w:val="nl-NL"/>
         </w:rPr>
@@ -1809,7 +1809,7 @@
       <w:pPr>
         <w:pStyle w:val="marker"/>
         <w:ind w:left="800" w:right="800"/>
-        <w:divId w:val="1796606019"/>
+        <w:divId w:val="1149514343"/>
         <w:rPr>
           <w:lang w:val="nl-NL"/>
         </w:rPr>
@@ -1821,13 +1821,13 @@
     <w:p>
       <w:pPr>
         <w:pStyle w:val="Kop2"/>
-        <w:divId w:val="1796606019"/>
+        <w:divId w:val="1149514343"/>
         <w:rPr>
           <w:rFonts w:eastAsia="Times New Roman"/>
           <w:lang w:val="nl-NL"/>
         </w:rPr>
       </w:pPr>
-      <w:bookmarkStart w:id="4" w:name="_Toc242819131"/>
+      <w:bookmarkStart w:id="4" w:name="_Toc242820164"/>
       <w:r>
         <w:rPr>
           <w:rFonts w:eastAsia="Times New Roman"/>
@@ -1840,7 +1840,7 @@
     <w:p>
       <w:pPr>
         <w:pStyle w:val="Normaalweb"/>
-        <w:divId w:val="1796606019"/>
+        <w:divId w:val="1149514343"/>
         <w:rPr>
           <w:lang w:val="nl-NL"/>
         </w:rPr>
@@ -1855,7 +1855,7 @@
     <w:p>
       <w:pPr>
         <w:pStyle w:val="Normaalweb"/>
-        <w:divId w:val="1796606019"/>
+        <w:divId w:val="1149514343"/>
         <w:rPr>
           <w:lang w:val="nl-NL"/>
         </w:rPr>
@@ -1870,7 +1870,7 @@
     <w:p>
       <w:pPr>
         <w:pStyle w:val="Normaalweb"/>
-        <w:divId w:val="1796606019"/>
+        <w:divId w:val="1149514343"/>
         <w:rPr>
           <w:lang w:val="nl-NL"/>
         </w:rPr>
@@ -1885,7 +1885,7 @@
     <w:p>
       <w:pPr>
         <w:pStyle w:val="Normaalweb"/>
-        <w:divId w:val="1796606019"/>
+        <w:divId w:val="1149514343"/>
         <w:rPr>
           <w:lang w:val="nl-NL"/>
         </w:rPr>
@@ -1900,7 +1900,7 @@
     <w:p>
       <w:pPr>
         <w:pStyle w:val="Normaalweb"/>
-        <w:divId w:val="1796606019"/>
+        <w:divId w:val="1149514343"/>
         <w:rPr>
           <w:lang w:val="nl-NL"/>
         </w:rPr>
@@ -1921,7 +1921,7 @@
     <w:p>
       <w:pPr>
         <w:pStyle w:val="Normaalweb"/>
-        <w:divId w:val="1796606019"/>
+        <w:divId w:val="1149514343"/>
         <w:rPr>
           <w:lang w:val="nl-NL"/>
         </w:rPr>
@@ -1936,7 +1936,7 @@
     <w:p>
       <w:pPr>
         <w:pStyle w:val="Normaalweb"/>
-        <w:divId w:val="1796606019"/>
+        <w:divId w:val="1149514343"/>
         <w:rPr>
           <w:lang w:val="nl-NL"/>
         </w:rPr>
@@ -1957,15 +1957,16 @@
     <w:p>
       <w:pPr>
         <w:pStyle w:val="Normaalweb"/>
-        <w:divId w:val="1796606019"/>
-        <w:rPr>
-          <w:lang w:val="nl-NL"/>
-        </w:rPr>
-      </w:pPr>
-      <w:r>
-        <w:rPr>
-          <w:lang w:val="nl-NL"/>
-        </w:rPr>
+        <w:divId w:val="1149514343"/>
+        <w:rPr>
+          <w:lang w:val="nl-NL"/>
+        </w:rPr>
+      </w:pPr>
+      <w:r>
+        <w:rPr>
+          <w:lang w:val="nl-NL"/>
+        </w:rPr>
+        <w:lastRenderedPageBreak/>
         <w:t>De macro-economische projecties van de Europese Commissie voorspellen tegen 2040 zes miljard euro aan besparingen en fraudepreventie. Deze berekening negeert de micro-economische realiteit van de tussenliggende veertien jaar. Gedurende deze latentietijd worden de kosten van het systeemfalen volledig afgewenteld op de burger: de private bank die schulden parkeert tegen zware sancties, de energieleverancier die incassobureaus inschakelt en onuitvoerbare medische keuringen eist, en de private keuringsmarkt die</w:t>
       </w:r>
       <w:r>
@@ -1978,7 +1979,7 @@
     <w:p>
       <w:pPr>
         <w:pStyle w:val="Normaalweb"/>
-        <w:divId w:val="1796606019"/>
+        <w:divId w:val="1149514343"/>
         <w:rPr>
           <w:lang w:val="nl-NL"/>
         </w:rPr>
@@ -1993,7 +1994,7 @@
     <w:p>
       <w:pPr>
         <w:pStyle w:val="Normaalweb"/>
-        <w:divId w:val="1796606019"/>
+        <w:divId w:val="1149514343"/>
         <w:rPr>
           <w:lang w:val="nl-NL"/>
         </w:rPr>
@@ -2009,7 +2010,7 @@
       <w:pPr>
         <w:pStyle w:val="marker"/>
         <w:ind w:left="800" w:right="800"/>
-        <w:divId w:val="1796606019"/>
+        <w:divId w:val="1149514343"/>
         <w:rPr>
           <w:lang w:val="nl-NL"/>
         </w:rPr>
@@ -2021,13 +2022,13 @@
     <w:p>
       <w:pPr>
         <w:pStyle w:val="Kop2"/>
-        <w:divId w:val="1796606019"/>
+        <w:divId w:val="1149514343"/>
         <w:rPr>
           <w:rFonts w:eastAsia="Times New Roman"/>
           <w:lang w:val="nl-NL"/>
         </w:rPr>
       </w:pPr>
-      <w:bookmarkStart w:id="5" w:name="_Toc242819132"/>
+      <w:bookmarkStart w:id="5" w:name="_Toc242820165"/>
       <w:r>
         <w:rPr>
           <w:rFonts w:eastAsia="Times New Roman"/>
@@ -2040,7 +2041,7 @@
     <w:p>
       <w:pPr>
         <w:pStyle w:val="Normaalweb"/>
-        <w:divId w:val="1796606019"/>
+        <w:divId w:val="1149514343"/>
         <w:rPr>
           <w:lang w:val="nl-NL"/>
         </w:rPr>
@@ -2055,7 +2056,7 @@
     <w:p>
       <w:pPr>
         <w:pStyle w:val="Normaalweb"/>
-        <w:divId w:val="1796606019"/>
+        <w:divId w:val="1149514343"/>
         <w:rPr>
           <w:lang w:val="nl-NL"/>
         </w:rPr>
@@ -2070,7 +2071,7 @@
     <w:p>
       <w:pPr>
         <w:pStyle w:val="Normaalweb"/>
-        <w:divId w:val="1796606019"/>
+        <w:divId w:val="1149514343"/>
         <w:rPr>
           <w:lang w:val="nl-NL"/>
         </w:rPr>
@@ -2086,7 +2087,7 @@
       <w:pPr>
         <w:pStyle w:val="marker"/>
         <w:ind w:left="800" w:right="800"/>
-        <w:divId w:val="1796606019"/>
+        <w:divId w:val="1149514343"/>
         <w:rPr>
           <w:lang w:val="nl-NL"/>
         </w:rPr>
@@ -2098,13 +2099,13 @@
     <w:p>
       <w:pPr>
         <w:pStyle w:val="Kop2"/>
-        <w:divId w:val="1796606019"/>
+        <w:divId w:val="1149514343"/>
         <w:rPr>
           <w:rFonts w:eastAsia="Times New Roman"/>
           <w:lang w:val="nl-NL"/>
         </w:rPr>
       </w:pPr>
-      <w:bookmarkStart w:id="6" w:name="_Toc242819133"/>
+      <w:bookmarkStart w:id="6" w:name="_Toc242820166"/>
       <w:r>
         <w:rPr>
           <w:rFonts w:eastAsia="Times New Roman"/>
@@ -2117,7 +2118,7 @@
     <w:p>
       <w:pPr>
         <w:pStyle w:val="Normaalweb"/>
-        <w:divId w:val="1796606019"/>
+        <w:divId w:val="1149514343"/>
         <w:rPr>
           <w:lang w:val="nl-NL"/>
         </w:rPr>
@@ -2132,7 +2133,7 @@
     <w:p>
       <w:pPr>
         <w:pStyle w:val="Normaalweb"/>
-        <w:divId w:val="1796606019"/>
+        <w:divId w:val="1149514343"/>
         <w:rPr>
           <w:lang w:val="nl-NL"/>
         </w:rPr>
@@ -2160,7 +2161,7 @@
     <w:p>
       <w:pPr>
         <w:pStyle w:val="Normaalweb"/>
-        <w:divId w:val="1796606019"/>
+        <w:divId w:val="1149514343"/>
         <w:rPr>
           <w:lang w:val="nl-NL"/>
         </w:rPr>
@@ -2188,7 +2189,7 @@
     <w:p>
       <w:pPr>
         <w:pStyle w:val="Normaalweb"/>
-        <w:divId w:val="1796606019"/>
+        <w:divId w:val="1149514343"/>
         <w:rPr>
           <w:lang w:val="nl-NL"/>
         </w:rPr>
@@ -2216,7 +2217,7 @@
     <w:p>
       <w:pPr>
         <w:pStyle w:val="Normaalweb"/>
-        <w:divId w:val="1796606019"/>
+        <w:divId w:val="1149514343"/>
         <w:rPr>
           <w:lang w:val="nl-NL"/>
         </w:rPr>
@@ -2244,7 +2245,7 @@
     <w:p>
       <w:pPr>
         <w:pStyle w:val="Normaalweb"/>
-        <w:divId w:val="1796606019"/>
+        <w:divId w:val="1149514343"/>
         <w:rPr>
           <w:lang w:val="nl-NL"/>
         </w:rPr>
@@ -2260,7 +2261,7 @@
       <w:pPr>
         <w:pStyle w:val="marker"/>
         <w:ind w:left="800" w:right="800"/>
-        <w:divId w:val="1796606019"/>
+        <w:divId w:val="1149514343"/>
         <w:rPr>
           <w:lang w:val="nl-NL"/>
         </w:rPr>
@@ -2272,13 +2273,13 @@
     <w:p>
       <w:pPr>
         <w:pStyle w:val="Kop2"/>
-        <w:divId w:val="1796606019"/>
+        <w:divId w:val="1149514343"/>
         <w:rPr>
           <w:rFonts w:eastAsia="Times New Roman"/>
           <w:lang w:val="nl-NL"/>
         </w:rPr>
       </w:pPr>
-      <w:bookmarkStart w:id="7" w:name="_Toc242819134"/>
+      <w:bookmarkStart w:id="7" w:name="_Toc242820167"/>
       <w:r>
         <w:rPr>
           <w:rFonts w:eastAsia="Times New Roman"/>
@@ -2291,7 +2292,7 @@
     <w:p>
       <w:pPr>
         <w:pStyle w:val="Normaalweb"/>
-        <w:divId w:val="1796606019"/>
+        <w:divId w:val="1149514343"/>
         <w:rPr>
           <w:lang w:val="nl-NL"/>
         </w:rPr>
@@ -2306,7 +2307,7 @@
     <w:p>
       <w:pPr>
         <w:pStyle w:val="Normaalweb"/>
-        <w:divId w:val="1796606019"/>
+        <w:divId w:val="1149514343"/>
         <w:rPr>
           <w:lang w:val="nl-NL"/>
         </w:rPr>
@@ -2321,7 +2322,7 @@
     <w:p>
       <w:pPr>
         <w:pStyle w:val="Normaalweb"/>
-        <w:divId w:val="1796606019"/>
+        <w:divId w:val="1149514343"/>
         <w:rPr>
           <w:lang w:val="nl-NL"/>
         </w:rPr>
@@ -2342,7 +2343,7 @@
     <w:p>
       <w:pPr>
         <w:pStyle w:val="Normaalweb"/>
-        <w:divId w:val="1796606019"/>
+        <w:divId w:val="1149514343"/>
         <w:rPr>
           <w:lang w:val="nl-NL"/>
         </w:rPr>
@@ -2358,7 +2359,7 @@
       <w:pPr>
         <w:pStyle w:val="marker"/>
         <w:ind w:left="800" w:right="800"/>
-        <w:divId w:val="1796606019"/>
+        <w:divId w:val="1149514343"/>
         <w:rPr>
           <w:lang w:val="nl-NL"/>
         </w:rPr>
@@ -2370,13 +2371,13 @@
     <w:p>
       <w:pPr>
         <w:pStyle w:val="Kop2"/>
-        <w:divId w:val="1796606019"/>
+        <w:divId w:val="1149514343"/>
         <w:rPr>
           <w:rFonts w:eastAsia="Times New Roman"/>
           <w:lang w:val="nl-NL"/>
         </w:rPr>
       </w:pPr>
-      <w:bookmarkStart w:id="8" w:name="_Toc242819135"/>
+      <w:bookmarkStart w:id="8" w:name="_Toc242820168"/>
       <w:r>
         <w:rPr>
           <w:rFonts w:eastAsia="Times New Roman"/>
@@ -2389,7 +2390,7 @@
     <w:p>
       <w:pPr>
         <w:pStyle w:val="Normaalweb"/>
-        <w:divId w:val="1796606019"/>
+        <w:divId w:val="1149514343"/>
         <w:rPr>
           <w:lang w:val="nl-NL"/>
         </w:rPr>
@@ -2404,7 +2405,7 @@
     <w:p>
       <w:pPr>
         <w:pStyle w:val="Normaalweb"/>
-        <w:divId w:val="1796606019"/>
+        <w:divId w:val="1149514343"/>
         <w:rPr>
           <w:lang w:val="nl-NL"/>
         </w:rPr>
@@ -2432,7 +2433,7 @@
     <w:p>
       <w:pPr>
         <w:pStyle w:val="Normaalweb"/>
-        <w:divId w:val="1796606019"/>
+        <w:divId w:val="1149514343"/>
         <w:rPr>
           <w:lang w:val="nl-NL"/>
         </w:rPr>
@@ -2454,7 +2455,7 @@
     <w:p>
       <w:pPr>
         <w:pStyle w:val="Normaalweb"/>
-        <w:divId w:val="1796606019"/>
+        <w:divId w:val="1149514343"/>
         <w:rPr>
           <w:lang w:val="nl-NL"/>
         </w:rPr>
@@ -2469,7 +2470,7 @@
     <w:p>
       <w:pPr>
         <w:pStyle w:val="Normaalweb"/>
-        <w:divId w:val="1796606019"/>
+        <w:divId w:val="1149514343"/>
         <w:rPr>
           <w:lang w:val="nl-NL"/>
         </w:rPr>
@@ -2490,7 +2491,7 @@
     <w:p>
       <w:pPr>
         <w:pStyle w:val="Normaalweb"/>
-        <w:divId w:val="1796606019"/>
+        <w:divId w:val="1149514343"/>
         <w:rPr>
           <w:lang w:val="nl-NL"/>
         </w:rPr>
@@ -2511,7 +2512,7 @@
     <w:p>
       <w:pPr>
         <w:pStyle w:val="Normaalweb"/>
-        <w:divId w:val="1796606019"/>
+        <w:divId w:val="1149514343"/>
         <w:rPr>
           <w:lang w:val="nl-NL"/>
         </w:rPr>
@@ -2526,7 +2527,7 @@
     <w:p>
       <w:pPr>
         <w:pStyle w:val="Normaalweb"/>
-        <w:divId w:val="1796606019"/>
+        <w:divId w:val="1149514343"/>
         <w:rPr>
           <w:lang w:val="nl-NL"/>
         </w:rPr>
@@ -2541,7 +2542,7 @@
     <w:p>
       <w:pPr>
         <w:pStyle w:val="Normaalweb"/>
-        <w:divId w:val="1796606019"/>
+        <w:divId w:val="1149514343"/>
         <w:rPr>
           <w:lang w:val="nl-NL"/>
         </w:rPr>
@@ -2557,7 +2558,7 @@
       <w:pPr>
         <w:pStyle w:val="marker"/>
         <w:ind w:left="800" w:right="800"/>
-        <w:divId w:val="1796606019"/>
+        <w:divId w:val="1149514343"/>
         <w:rPr>
           <w:lang w:val="nl-NL"/>
         </w:rPr>
@@ -2569,13 +2570,13 @@
     <w:p>
       <w:pPr>
         <w:pStyle w:val="Kop2"/>
-        <w:divId w:val="1796606019"/>
+        <w:divId w:val="1149514343"/>
         <w:rPr>
           <w:rFonts w:eastAsia="Times New Roman"/>
           <w:lang w:val="nl-NL"/>
         </w:rPr>
       </w:pPr>
-      <w:bookmarkStart w:id="9" w:name="_Toc242819136"/>
+      <w:bookmarkStart w:id="9" w:name="_Toc242820169"/>
       <w:r>
         <w:rPr>
           <w:rFonts w:eastAsia="Times New Roman"/>
@@ -2588,7 +2589,7 @@
     <w:p>
       <w:pPr>
         <w:pStyle w:val="Normaalweb"/>
-        <w:divId w:val="1796606019"/>
+        <w:divId w:val="1149514343"/>
         <w:rPr>
           <w:lang w:val="nl-NL"/>
         </w:rPr>
@@ -2603,7 +2604,7 @@
     <w:p>
       <w:pPr>
         <w:pStyle w:val="Normaalweb"/>
-        <w:divId w:val="1796606019"/>
+        <w:divId w:val="1149514343"/>
         <w:rPr>
           <w:lang w:val="nl-NL"/>
         </w:rPr>
@@ -2631,7 +2632,7 @@
     <w:p>
       <w:pPr>
         <w:pStyle w:val="Normaalweb"/>
-        <w:divId w:val="1796606019"/>
+        <w:divId w:val="1149514343"/>
         <w:rPr>
           <w:lang w:val="nl-NL"/>
         </w:rPr>
@@ -2665,7 +2666,7 @@
     <w:p>
       <w:pPr>
         <w:pStyle w:val="Normaalweb"/>
-        <w:divId w:val="1796606019"/>
+        <w:divId w:val="1149514343"/>
         <w:rPr>
           <w:lang w:val="nl-NL"/>
         </w:rPr>
@@ -2700,7 +2701,7 @@
       <w:pPr>
         <w:pStyle w:val="marker"/>
         <w:ind w:left="800" w:right="800"/>
-        <w:divId w:val="1796606019"/>
+        <w:divId w:val="1149514343"/>
         <w:rPr>
           <w:lang w:val="nl-NL"/>
         </w:rPr>
@@ -2712,13 +2713,13 @@
     <w:p>
       <w:pPr>
         <w:pStyle w:val="Kop2"/>
-        <w:divId w:val="1796606019"/>
+        <w:divId w:val="1149514343"/>
         <w:rPr>
           <w:rFonts w:eastAsia="Times New Roman"/>
           <w:lang w:val="nl-NL"/>
         </w:rPr>
       </w:pPr>
-      <w:bookmarkStart w:id="10" w:name="_Toc242819137"/>
+      <w:bookmarkStart w:id="10" w:name="_Toc242820170"/>
       <w:r>
         <w:rPr>
           <w:rFonts w:eastAsia="Times New Roman"/>
@@ -2731,7 +2732,7 @@
     <w:p>
       <w:pPr>
         <w:pStyle w:val="Normaalweb"/>
-        <w:divId w:val="1796606019"/>
+        <w:divId w:val="1149514343"/>
         <w:rPr>
           <w:lang w:val="nl-NL"/>
         </w:rPr>
@@ -2752,7 +2753,7 @@
     <w:p>
       <w:pPr>
         <w:pStyle w:val="Normaalweb"/>
-        <w:divId w:val="1796606019"/>
+        <w:divId w:val="1149514343"/>
         <w:rPr>
           <w:lang w:val="nl-NL"/>
         </w:rPr>
@@ -2767,7 +2768,7 @@
     <w:p>
       <w:pPr>
         <w:pStyle w:val="Normaalweb"/>
-        <w:divId w:val="1796606019"/>
+        <w:divId w:val="1149514343"/>
         <w:rPr>
           <w:lang w:val="nl-NL"/>
         </w:rPr>
@@ -2782,7 +2783,7 @@
     <w:p>
       <w:pPr>
         <w:pStyle w:val="Normaalweb"/>
-        <w:divId w:val="1796606019"/>
+        <w:divId w:val="1149514343"/>
         <w:rPr>
           <w:lang w:val="nl-NL"/>
         </w:rPr>
@@ -2797,7 +2798,7 @@
     <w:p>
       <w:pPr>
         <w:pStyle w:val="Normaalweb"/>
-        <w:divId w:val="1796606019"/>
+        <w:divId w:val="1149514343"/>
         <w:rPr>
           <w:lang w:val="nl-NL"/>
         </w:rPr>
@@ -2813,7 +2814,7 @@
       <w:pPr>
         <w:pStyle w:val="marker"/>
         <w:ind w:left="800" w:right="800"/>
-        <w:divId w:val="1796606019"/>
+        <w:divId w:val="1149514343"/>
         <w:rPr>
           <w:lang w:val="nl-NL"/>
         </w:rPr>
@@ -2825,13 +2826,13 @@
     <w:p>
       <w:pPr>
         <w:pStyle w:val="Kop2"/>
-        <w:divId w:val="1796606019"/>
+        <w:divId w:val="1149514343"/>
         <w:rPr>
           <w:rFonts w:eastAsia="Times New Roman"/>
           <w:lang w:val="nl-NL"/>
         </w:rPr>
       </w:pPr>
-      <w:bookmarkStart w:id="11" w:name="_Toc242819138"/>
+      <w:bookmarkStart w:id="11" w:name="_Toc242820171"/>
       <w:r>
         <w:rPr>
           <w:rFonts w:eastAsia="Times New Roman"/>
@@ -2844,7 +2845,7 @@
     <w:p>
       <w:pPr>
         <w:pStyle w:val="Normaalweb"/>
-        <w:divId w:val="1796606019"/>
+        <w:divId w:val="1149514343"/>
         <w:rPr>
           <w:lang w:val="nl-NL"/>
         </w:rPr>
@@ -2859,7 +2860,7 @@
     <w:p>
       <w:pPr>
         <w:pStyle w:val="Normaalweb"/>
-        <w:divId w:val="1796606019"/>
+        <w:divId w:val="1149514343"/>
         <w:rPr>
           <w:lang w:val="nl-NL"/>
         </w:rPr>
@@ -2881,7 +2882,7 @@
     <w:p>
       <w:pPr>
         <w:pStyle w:val="Normaalweb"/>
-        <w:divId w:val="1796606019"/>
+        <w:divId w:val="1149514343"/>
         <w:rPr>
           <w:lang w:val="nl-NL"/>
         </w:rPr>
@@ -2909,7 +2910,7 @@
     <w:p>
       <w:pPr>
         <w:pStyle w:val="Normaalweb"/>
-        <w:divId w:val="1796606019"/>
+        <w:divId w:val="1149514343"/>
         <w:rPr>
           <w:lang w:val="nl-NL"/>
         </w:rPr>
@@ -2924,7 +2925,7 @@
     <w:p>
       <w:pPr>
         <w:pStyle w:val="Normaalweb"/>
-        <w:divId w:val="1796606019"/>
+        <w:divId w:val="1149514343"/>
         <w:rPr>
           <w:lang w:val="nl-NL"/>
         </w:rPr>
@@ -2940,7 +2941,7 @@
       <w:pPr>
         <w:pStyle w:val="marker"/>
         <w:ind w:left="800" w:right="800"/>
-        <w:divId w:val="1796606019"/>
+        <w:divId w:val="1149514343"/>
         <w:rPr>
           <w:lang w:val="nl-NL"/>
         </w:rPr>
@@ -2952,13 +2953,13 @@
     <w:p>
       <w:pPr>
         <w:pStyle w:val="Kop2"/>
-        <w:divId w:val="1796606019"/>
+        <w:divId w:val="1149514343"/>
         <w:rPr>
           <w:rFonts w:eastAsia="Times New Roman"/>
           <w:lang w:val="nl-NL"/>
         </w:rPr>
       </w:pPr>
-      <w:bookmarkStart w:id="12" w:name="_Toc242819139"/>
+      <w:bookmarkStart w:id="12" w:name="_Toc242820172"/>
       <w:r>
         <w:rPr>
           <w:rFonts w:eastAsia="Times New Roman"/>
@@ -2971,7 +2972,7 @@
     <w:p>
       <w:pPr>
         <w:pStyle w:val="Normaalweb"/>
-        <w:divId w:val="1796606019"/>
+        <w:divId w:val="1149514343"/>
         <w:rPr>
           <w:lang w:val="nl-NL"/>
         </w:rPr>
@@ -2986,7 +2987,7 @@
     <w:p>
       <w:pPr>
         <w:pStyle w:val="Normaalweb"/>
-        <w:divId w:val="1796606019"/>
+        <w:divId w:val="1149514343"/>
         <w:rPr>
           <w:lang w:val="nl-NL"/>
         </w:rPr>
@@ -3001,7 +3002,7 @@
     <w:p>
       <w:pPr>
         <w:pStyle w:val="Normaalweb"/>
-        <w:divId w:val="1796606019"/>
+        <w:divId w:val="1149514343"/>
         <w:rPr>
           <w:lang w:val="nl-NL"/>
         </w:rPr>
@@ -3016,7 +3017,7 @@
     <w:p>
       <w:pPr>
         <w:pStyle w:val="Normaalweb"/>
-        <w:divId w:val="1796606019"/>
+        <w:divId w:val="1149514343"/>
         <w:rPr>
           <w:lang w:val="nl-NL"/>
         </w:rPr>
@@ -3031,7 +3032,7 @@
     <w:p>
       <w:pPr>
         <w:pStyle w:val="Normaalweb"/>
-        <w:divId w:val="1796606019"/>
+        <w:divId w:val="1149514343"/>
         <w:rPr>
           <w:lang w:val="nl-NL"/>
         </w:rPr>
@@ -3046,7 +3047,7 @@
     <w:p>
       <w:pPr>
         <w:pStyle w:val="Normaalweb"/>
-        <w:divId w:val="1796606019"/>
+        <w:divId w:val="1149514343"/>
         <w:rPr>
           <w:lang w:val="nl-NL"/>
         </w:rPr>
@@ -3293,7 +3294,7 @@
         <w:sz w:val="18"/>
       </w:rPr>
       <w:tab/>
-      <w:t>Laatst gewijzigd: 13 oktober 2026, 20:41</w:t>
+      <w:t>Laatst gewijzigd: 13 oktober 2026, 20:58</w:t>
     </w:r>
   </w:p>
 </w:hdr>
@@ -4660,7 +4661,7 @@
     <w:link w:val="KoptekstChar"/>
     <w:uiPriority w:val="99"/>
     <w:unhideWhenUsed/>
-    <w:rsid w:val="00EA33F7"/>
+    <w:rsid w:val="0026048D"/>
     <w:pPr>
       <w:tabs>
         <w:tab w:val="center" w:pos="4536"/>
@@ -4673,7 +4674,7 @@
     <w:basedOn w:val="Standaardalinea-lettertype"/>
     <w:link w:val="Koptekst"/>
     <w:uiPriority w:val="99"/>
-    <w:rsid w:val="00EA33F7"/>
+    <w:rsid w:val="0026048D"/>
     <w:rPr>
       <w:rFonts w:eastAsiaTheme="minorEastAsia"/>
       <w:sz w:val="24"/>
@@ -4686,7 +4687,7 @@
     <w:link w:val="VoettekstChar"/>
     <w:uiPriority w:val="99"/>
     <w:unhideWhenUsed/>
-    <w:rsid w:val="00EA33F7"/>
+    <w:rsid w:val="0026048D"/>
     <w:pPr>
       <w:tabs>
         <w:tab w:val="center" w:pos="4536"/>
@@ -4699,7 +4700,7 @@
     <w:basedOn w:val="Standaardalinea-lettertype"/>
     <w:link w:val="Voettekst"/>
     <w:uiPriority w:val="99"/>
-    <w:rsid w:val="00EA33F7"/>
+    <w:rsid w:val="0026048D"/>
     <w:rPr>
       <w:rFonts w:eastAsiaTheme="minorEastAsia"/>
       <w:sz w:val="24"/>
@@ -4713,7 +4714,7 @@
     <w:autoRedefine/>
     <w:uiPriority w:val="39"/>
     <w:unhideWhenUsed/>
-    <w:rsid w:val="00EA33F7"/>
+    <w:rsid w:val="0026048D"/>
     <w:pPr>
       <w:spacing w:after="100"/>
       <w:ind w:left="220"/>

--- a/nl/docx/document-d.docx
+++ b/nl/docx/document-d.docx
@@ -7,7 +7,7 @@
         <w:spacing w:after="480"/>
         <w:jc w:val="center"/>
         <w:outlineLvl w:val="1"/>
-        <w:divId w:val="858011323"/>
+        <w:divId w:val="866216851"/>
         <w:rPr>
           <w:rFonts w:ascii="Aptos Display" w:eastAsia="Times New Roman" w:hAnsi="Aptos Display"/>
           <w:b/>
@@ -36,7 +36,7 @@
     <w:p>
       <w:pPr>
         <w:pStyle w:val="ondertitel2"/>
-        <w:divId w:val="858011323"/>
+        <w:divId w:val="866216851"/>
         <w:rPr>
           <w:lang w:val="nl-NL"/>
         </w:rPr>
@@ -51,7 +51,7 @@
     <w:p>
       <w:pPr>
         <w:pStyle w:val="documentaanduiding2"/>
-        <w:divId w:val="858011323"/>
+        <w:divId w:val="866216851"/>
         <w:rPr>
           <w:lang w:val="nl-NL"/>
         </w:rPr>
@@ -66,7 +66,7 @@
     <w:p>
       <w:pPr>
         <w:pStyle w:val="auteur2"/>
-        <w:divId w:val="858011323"/>
+        <w:divId w:val="866216851"/>
         <w:rPr>
           <w:lang w:val="nl-NL"/>
         </w:rPr>
@@ -81,23 +81,23 @@
     <w:p>
       <w:pPr>
         <w:pStyle w:val="meta-lijn2"/>
-        <w:divId w:val="858011323"/>
-        <w:rPr>
-          <w:lang w:val="nl-NL"/>
-        </w:rPr>
-      </w:pPr>
-      <w:r>
-        <w:rPr>
-          <w:lang w:val="nl-NL"/>
-        </w:rPr>
-        <w:t>Versie bijgewerkt: 13 oktober 2026, 20:58</w:t>
+        <w:divId w:val="866216851"/>
+        <w:rPr>
+          <w:lang w:val="nl-NL"/>
+        </w:rPr>
+      </w:pPr>
+      <w:r>
+        <w:rPr>
+          <w:lang w:val="nl-NL"/>
+        </w:rPr>
+        <w:t>Versie bijgewerkt: 14 oktober 2026, 07:57</w:t>
       </w:r>
     </w:p>
     <w:p>
       <w:pPr>
         <w:pStyle w:val="marker"/>
         <w:ind w:left="800" w:right="800"/>
-        <w:divId w:val="1149514343"/>
+        <w:divId w:val="1532646633"/>
         <w:rPr>
           <w:lang w:val="nl-NL"/>
         </w:rPr>
@@ -110,13 +110,13 @@
       <w:pPr>
         <w:pStyle w:val="Kop2"/>
         <w:pageBreakBefore/>
-        <w:divId w:val="711150929"/>
+        <w:divId w:val="227232168"/>
         <w:rPr>
           <w:rFonts w:eastAsia="Times New Roman"/>
           <w:lang w:val="nl-NL"/>
         </w:rPr>
       </w:pPr>
-      <w:bookmarkStart w:id="0" w:name="_Toc242820160"/>
+      <w:bookmarkStart w:id="0" w:name="_Toc242859701"/>
       <w:r>
         <w:rPr>
           <w:rFonts w:eastAsia="Times New Roman"/>
@@ -133,7 +133,7 @@
         <w:tabs>
           <w:tab w:val="right" w:leader="dot" w:pos="9062"/>
         </w:tabs>
-        <w:divId w:val="711150929"/>
+        <w:divId w:val="227232168"/>
         <w:rPr>
           <w:rFonts w:asciiTheme="minorHAnsi" w:hAnsiTheme="minorHAnsi" w:cstheme="minorBidi"/>
           <w:noProof/>
@@ -184,7 +184,7 @@
         <w:rPr>
           <w:noProof/>
         </w:rPr>
-        <w:instrText xml:space="preserve"> PAGEREF _Toc242820160 \h </w:instrText>
+        <w:instrText xml:space="preserve"> PAGEREF _Toc242859701 \h </w:instrText>
       </w:r>
       <w:r>
         <w:rPr>
@@ -216,7 +216,7 @@
         <w:tabs>
           <w:tab w:val="right" w:leader="dot" w:pos="9062"/>
         </w:tabs>
-        <w:divId w:val="711150929"/>
+        <w:divId w:val="227232168"/>
         <w:rPr>
           <w:rFonts w:asciiTheme="minorHAnsi" w:hAnsiTheme="minorHAnsi" w:cstheme="minorBidi"/>
           <w:noProof/>
@@ -249,7 +249,7 @@
         <w:rPr>
           <w:noProof/>
         </w:rPr>
-        <w:instrText xml:space="preserve"> PAGEREF _Toc242820161 \h </w:instrText>
+        <w:instrText xml:space="preserve"> PAGEREF _Toc242859702 \h </w:instrText>
       </w:r>
       <w:r>
         <w:rPr>
@@ -281,7 +281,7 @@
         <w:tabs>
           <w:tab w:val="right" w:leader="dot" w:pos="9062"/>
         </w:tabs>
-        <w:divId w:val="711150929"/>
+        <w:divId w:val="227232168"/>
         <w:rPr>
           <w:rFonts w:asciiTheme="minorHAnsi" w:hAnsiTheme="minorHAnsi" w:cstheme="minorBidi"/>
           <w:noProof/>
@@ -314,7 +314,7 @@
         <w:rPr>
           <w:noProof/>
         </w:rPr>
-        <w:instrText xml:space="preserve"> PAGEREF _Toc242820162 \h </w:instrText>
+        <w:instrText xml:space="preserve"> PAGEREF _Toc242859703 \h </w:instrText>
       </w:r>
       <w:r>
         <w:rPr>
@@ -346,7 +346,7 @@
         <w:tabs>
           <w:tab w:val="right" w:leader="dot" w:pos="9062"/>
         </w:tabs>
-        <w:divId w:val="711150929"/>
+        <w:divId w:val="227232168"/>
         <w:rPr>
           <w:rFonts w:asciiTheme="minorHAnsi" w:hAnsiTheme="minorHAnsi" w:cstheme="minorBidi"/>
           <w:noProof/>
@@ -379,7 +379,7 @@
         <w:rPr>
           <w:noProof/>
         </w:rPr>
-        <w:instrText xml:space="preserve"> PAGEREF _Toc242820163 \h </w:instrText>
+        <w:instrText xml:space="preserve"> PAGEREF _Toc242859704 \h </w:instrText>
       </w:r>
       <w:r>
         <w:rPr>
@@ -411,7 +411,7 @@
         <w:tabs>
           <w:tab w:val="right" w:leader="dot" w:pos="9062"/>
         </w:tabs>
-        <w:divId w:val="711150929"/>
+        <w:divId w:val="227232168"/>
         <w:rPr>
           <w:rFonts w:asciiTheme="minorHAnsi" w:hAnsiTheme="minorHAnsi" w:cstheme="minorBidi"/>
           <w:noProof/>
@@ -444,7 +444,7 @@
         <w:rPr>
           <w:noProof/>
         </w:rPr>
-        <w:instrText xml:space="preserve"> PAGEREF _Toc242820164 \h </w:instrText>
+        <w:instrText xml:space="preserve"> PAGEREF _Toc242859705 \h </w:instrText>
       </w:r>
       <w:r>
         <w:rPr>
@@ -476,7 +476,7 @@
         <w:tabs>
           <w:tab w:val="right" w:leader="dot" w:pos="9062"/>
         </w:tabs>
-        <w:divId w:val="711150929"/>
+        <w:divId w:val="227232168"/>
         <w:rPr>
           <w:rFonts w:asciiTheme="minorHAnsi" w:hAnsiTheme="minorHAnsi" w:cstheme="minorBidi"/>
           <w:noProof/>
@@ -509,7 +509,7 @@
         <w:rPr>
           <w:noProof/>
         </w:rPr>
-        <w:instrText xml:space="preserve"> PAGEREF _Toc242820165 \h </w:instrText>
+        <w:instrText xml:space="preserve"> PAGEREF _Toc242859706 \h </w:instrText>
       </w:r>
       <w:r>
         <w:rPr>
@@ -541,7 +541,7 @@
         <w:tabs>
           <w:tab w:val="right" w:leader="dot" w:pos="9062"/>
         </w:tabs>
-        <w:divId w:val="711150929"/>
+        <w:divId w:val="227232168"/>
         <w:rPr>
           <w:rFonts w:asciiTheme="minorHAnsi" w:hAnsiTheme="minorHAnsi" w:cstheme="minorBidi"/>
           <w:noProof/>
@@ -574,7 +574,7 @@
         <w:rPr>
           <w:noProof/>
         </w:rPr>
-        <w:instrText xml:space="preserve"> PAGEREF _Toc242820166 \h </w:instrText>
+        <w:instrText xml:space="preserve"> PAGEREF _Toc242859707 \h </w:instrText>
       </w:r>
       <w:r>
         <w:rPr>
@@ -606,7 +606,7 @@
         <w:tabs>
           <w:tab w:val="right" w:leader="dot" w:pos="9062"/>
         </w:tabs>
-        <w:divId w:val="711150929"/>
+        <w:divId w:val="227232168"/>
         <w:rPr>
           <w:rFonts w:asciiTheme="minorHAnsi" w:hAnsiTheme="minorHAnsi" w:cstheme="minorBidi"/>
           <w:noProof/>
@@ -639,7 +639,7 @@
         <w:rPr>
           <w:noProof/>
         </w:rPr>
-        <w:instrText xml:space="preserve"> PAGEREF _Toc242820167 \h </w:instrText>
+        <w:instrText xml:space="preserve"> PAGEREF _Toc242859708 \h </w:instrText>
       </w:r>
       <w:r>
         <w:rPr>
@@ -671,7 +671,7 @@
         <w:tabs>
           <w:tab w:val="right" w:leader="dot" w:pos="9062"/>
         </w:tabs>
-        <w:divId w:val="711150929"/>
+        <w:divId w:val="227232168"/>
         <w:rPr>
           <w:rFonts w:asciiTheme="minorHAnsi" w:hAnsiTheme="minorHAnsi" w:cstheme="minorBidi"/>
           <w:noProof/>
@@ -704,7 +704,7 @@
         <w:rPr>
           <w:noProof/>
         </w:rPr>
-        <w:instrText xml:space="preserve"> PAGEREF _Toc242820168 \h </w:instrText>
+        <w:instrText xml:space="preserve"> PAGEREF _Toc242859709 \h </w:instrText>
       </w:r>
       <w:r>
         <w:rPr>
@@ -736,7 +736,7 @@
         <w:tabs>
           <w:tab w:val="right" w:leader="dot" w:pos="9062"/>
         </w:tabs>
-        <w:divId w:val="711150929"/>
+        <w:divId w:val="227232168"/>
         <w:rPr>
           <w:rFonts w:asciiTheme="minorHAnsi" w:hAnsiTheme="minorHAnsi" w:cstheme="minorBidi"/>
           <w:noProof/>
@@ -769,7 +769,7 @@
         <w:rPr>
           <w:noProof/>
         </w:rPr>
-        <w:instrText xml:space="preserve"> PAGEREF _Toc242820169 \h </w:instrText>
+        <w:instrText xml:space="preserve"> PAGEREF _Toc242859710 \h </w:instrText>
       </w:r>
       <w:r>
         <w:rPr>
@@ -801,7 +801,7 @@
         <w:tabs>
           <w:tab w:val="right" w:leader="dot" w:pos="9062"/>
         </w:tabs>
-        <w:divId w:val="711150929"/>
+        <w:divId w:val="227232168"/>
         <w:rPr>
           <w:rFonts w:asciiTheme="minorHAnsi" w:hAnsiTheme="minorHAnsi" w:cstheme="minorBidi"/>
           <w:noProof/>
@@ -834,7 +834,7 @@
         <w:rPr>
           <w:noProof/>
         </w:rPr>
-        <w:instrText xml:space="preserve"> PAGEREF _Toc242820170 \h </w:instrText>
+        <w:instrText xml:space="preserve"> PAGEREF _Toc242859711 \h </w:instrText>
       </w:r>
       <w:r>
         <w:rPr>
@@ -866,7 +866,7 @@
         <w:tabs>
           <w:tab w:val="right" w:leader="dot" w:pos="9062"/>
         </w:tabs>
-        <w:divId w:val="711150929"/>
+        <w:divId w:val="227232168"/>
         <w:rPr>
           <w:rFonts w:asciiTheme="minorHAnsi" w:hAnsiTheme="minorHAnsi" w:cstheme="minorBidi"/>
           <w:noProof/>
@@ -899,7 +899,7 @@
         <w:rPr>
           <w:noProof/>
         </w:rPr>
-        <w:instrText xml:space="preserve"> PAGEREF _Toc242820171 \h </w:instrText>
+        <w:instrText xml:space="preserve"> PAGEREF _Toc242859712 \h </w:instrText>
       </w:r>
       <w:r>
         <w:rPr>
@@ -931,7 +931,7 @@
         <w:tabs>
           <w:tab w:val="right" w:leader="dot" w:pos="9062"/>
         </w:tabs>
-        <w:divId w:val="711150929"/>
+        <w:divId w:val="227232168"/>
         <w:rPr>
           <w:rFonts w:asciiTheme="minorHAnsi" w:hAnsiTheme="minorHAnsi" w:cstheme="minorBidi"/>
           <w:noProof/>
@@ -964,7 +964,7 @@
         <w:rPr>
           <w:noProof/>
         </w:rPr>
-        <w:instrText xml:space="preserve"> PAGEREF _Toc242820172 \h </w:instrText>
+        <w:instrText xml:space="preserve"> PAGEREF _Toc242859713 \h </w:instrText>
       </w:r>
       <w:r>
         <w:rPr>
@@ -993,7 +993,7 @@
     <w:p>
       <w:pPr>
         <w:pStyle w:val="marker"/>
-        <w:divId w:val="711150929"/>
+        <w:divId w:val="227232168"/>
         <w:rPr>
           <w:lang w:val="nl-NL"/>
         </w:rPr>
@@ -1009,7 +1009,7 @@
       <w:pPr>
         <w:pStyle w:val="marker"/>
         <w:ind w:left="800" w:right="800"/>
-        <w:divId w:val="1149514343"/>
+        <w:divId w:val="1532646633"/>
         <w:rPr>
           <w:lang w:val="nl-NL"/>
         </w:rPr>
@@ -1020,7 +1020,7 @@
     </w:p>
     <w:p>
       <w:pPr>
-        <w:divId w:val="836070152"/>
+        <w:divId w:val="1079593548"/>
         <w:rPr>
           <w:i/>
           <w:iCs/>
@@ -1049,7 +1049,7 @@
     </w:p>
     <w:p>
       <w:pPr>
-        <w:divId w:val="836070152"/>
+        <w:divId w:val="1079593548"/>
         <w:rPr>
           <w:i/>
           <w:iCs/>
@@ -1071,7 +1071,7 @@
       <w:pPr>
         <w:pStyle w:val="marker"/>
         <w:ind w:left="800" w:right="800"/>
-        <w:divId w:val="1149514343"/>
+        <w:divId w:val="1532646633"/>
         <w:rPr>
           <w:lang w:val="nl-NL"/>
         </w:rPr>
@@ -1083,13 +1083,13 @@
     <w:p>
       <w:pPr>
         <w:pStyle w:val="Kop2"/>
-        <w:divId w:val="1149514343"/>
+        <w:divId w:val="1532646633"/>
         <w:rPr>
           <w:rFonts w:eastAsia="Times New Roman"/>
           <w:lang w:val="nl-NL"/>
         </w:rPr>
       </w:pPr>
-      <w:bookmarkStart w:id="1" w:name="_Toc242820161"/>
+      <w:bookmarkStart w:id="1" w:name="_Toc242859702"/>
       <w:r>
         <w:rPr>
           <w:rFonts w:eastAsia="Times New Roman"/>
@@ -1102,7 +1102,7 @@
     <w:p>
       <w:pPr>
         <w:pStyle w:val="Normaalweb"/>
-        <w:divId w:val="1149514343"/>
+        <w:divId w:val="1532646633"/>
         <w:rPr>
           <w:lang w:val="nl-NL"/>
         </w:rPr>
@@ -1117,7 +1117,7 @@
     <w:p>
       <w:pPr>
         <w:pStyle w:val="Normaalweb"/>
-        <w:divId w:val="1149514343"/>
+        <w:divId w:val="1532646633"/>
         <w:rPr>
           <w:lang w:val="nl-NL"/>
         </w:rPr>
@@ -1132,7 +1132,7 @@
     <w:p>
       <w:pPr>
         <w:pStyle w:val="Normaalweb"/>
-        <w:divId w:val="1149514343"/>
+        <w:divId w:val="1532646633"/>
         <w:rPr>
           <w:lang w:val="nl-NL"/>
         </w:rPr>
@@ -1154,7 +1154,7 @@
     <w:p>
       <w:pPr>
         <w:pStyle w:val="Normaalweb"/>
-        <w:divId w:val="1149514343"/>
+        <w:divId w:val="1532646633"/>
         <w:rPr>
           <w:lang w:val="nl-NL"/>
         </w:rPr>
@@ -1176,7 +1176,7 @@
     <w:p>
       <w:pPr>
         <w:pStyle w:val="Normaalweb"/>
-        <w:divId w:val="1149514343"/>
+        <w:divId w:val="1532646633"/>
         <w:rPr>
           <w:lang w:val="nl-NL"/>
         </w:rPr>
@@ -1198,7 +1198,7 @@
     <w:p>
       <w:pPr>
         <w:pStyle w:val="Normaalweb"/>
-        <w:divId w:val="1149514343"/>
+        <w:divId w:val="1532646633"/>
         <w:rPr>
           <w:lang w:val="nl-NL"/>
         </w:rPr>
@@ -1220,7 +1220,7 @@
     <w:p>
       <w:pPr>
         <w:pStyle w:val="Normaalweb"/>
-        <w:divId w:val="1149514343"/>
+        <w:divId w:val="1532646633"/>
         <w:rPr>
           <w:lang w:val="nl-NL"/>
         </w:rPr>
@@ -1242,7 +1242,7 @@
     <w:p>
       <w:pPr>
         <w:pStyle w:val="Normaalweb"/>
-        <w:divId w:val="1149514343"/>
+        <w:divId w:val="1532646633"/>
         <w:rPr>
           <w:lang w:val="nl-NL"/>
         </w:rPr>
@@ -1264,7 +1264,7 @@
     <w:p>
       <w:pPr>
         <w:pStyle w:val="Normaalweb"/>
-        <w:divId w:val="1149514343"/>
+        <w:divId w:val="1532646633"/>
         <w:rPr>
           <w:lang w:val="nl-NL"/>
         </w:rPr>
@@ -1280,7 +1280,7 @@
       <w:pPr>
         <w:pStyle w:val="marker"/>
         <w:ind w:left="800" w:right="800"/>
-        <w:divId w:val="1149514343"/>
+        <w:divId w:val="1532646633"/>
         <w:rPr>
           <w:lang w:val="nl-NL"/>
         </w:rPr>
@@ -1292,13 +1292,13 @@
     <w:p>
       <w:pPr>
         <w:pStyle w:val="Kop2"/>
-        <w:divId w:val="1149514343"/>
+        <w:divId w:val="1532646633"/>
         <w:rPr>
           <w:rFonts w:eastAsia="Times New Roman"/>
           <w:lang w:val="nl-NL"/>
         </w:rPr>
       </w:pPr>
-      <w:bookmarkStart w:id="2" w:name="_Toc242820162"/>
+      <w:bookmarkStart w:id="2" w:name="_Toc242859703"/>
       <w:r>
         <w:rPr>
           <w:rFonts w:eastAsia="Times New Roman"/>
@@ -1311,7 +1311,7 @@
     <w:p>
       <w:pPr>
         <w:pStyle w:val="Normaalweb"/>
-        <w:divId w:val="1149514343"/>
+        <w:divId w:val="1532646633"/>
         <w:rPr>
           <w:lang w:val="nl-NL"/>
         </w:rPr>
@@ -1326,7 +1326,7 @@
     <w:p>
       <w:pPr>
         <w:pStyle w:val="Normaalweb"/>
-        <w:divId w:val="1149514343"/>
+        <w:divId w:val="1532646633"/>
         <w:rPr>
           <w:lang w:val="nl-NL"/>
         </w:rPr>
@@ -1341,7 +1341,7 @@
     <w:p>
       <w:pPr>
         <w:pStyle w:val="Normaalweb"/>
-        <w:divId w:val="1149514343"/>
+        <w:divId w:val="1532646633"/>
         <w:rPr>
           <w:lang w:val="nl-NL"/>
         </w:rPr>
@@ -1356,7 +1356,7 @@
     <w:p>
       <w:pPr>
         <w:pStyle w:val="Normaalweb"/>
-        <w:divId w:val="1149514343"/>
+        <w:divId w:val="1532646633"/>
         <w:rPr>
           <w:lang w:val="nl-NL"/>
         </w:rPr>
@@ -1371,7 +1371,7 @@
     <w:p>
       <w:pPr>
         <w:pStyle w:val="Normaalweb"/>
-        <w:divId w:val="1149514343"/>
+        <w:divId w:val="1532646633"/>
         <w:rPr>
           <w:lang w:val="nl-NL"/>
         </w:rPr>
@@ -1386,7 +1386,7 @@
     <w:p>
       <w:pPr>
         <w:pStyle w:val="Normaalweb"/>
-        <w:divId w:val="1149514343"/>
+        <w:divId w:val="1532646633"/>
         <w:rPr>
           <w:lang w:val="nl-NL"/>
         </w:rPr>
@@ -1408,7 +1408,7 @@
     <w:p>
       <w:pPr>
         <w:pStyle w:val="Normaalweb"/>
-        <w:divId w:val="1149514343"/>
+        <w:divId w:val="1532646633"/>
         <w:rPr>
           <w:lang w:val="nl-NL"/>
         </w:rPr>
@@ -1430,7 +1430,7 @@
     <w:p>
       <w:pPr>
         <w:pStyle w:val="Normaalweb"/>
-        <w:divId w:val="1149514343"/>
+        <w:divId w:val="1532646633"/>
         <w:rPr>
           <w:lang w:val="nl-NL"/>
         </w:rPr>
@@ -1452,7 +1452,7 @@
     <w:p>
       <w:pPr>
         <w:pStyle w:val="Normaalweb"/>
-        <w:divId w:val="1149514343"/>
+        <w:divId w:val="1532646633"/>
         <w:rPr>
           <w:lang w:val="nl-NL"/>
         </w:rPr>
@@ -1481,7 +1481,7 @@
     <w:p>
       <w:pPr>
         <w:pStyle w:val="Normaalweb"/>
-        <w:divId w:val="1149514343"/>
+        <w:divId w:val="1532646633"/>
         <w:rPr>
           <w:lang w:val="nl-NL"/>
         </w:rPr>
@@ -1509,7 +1509,7 @@
     <w:p>
       <w:pPr>
         <w:pStyle w:val="Normaalweb"/>
-        <w:divId w:val="1149514343"/>
+        <w:divId w:val="1532646633"/>
         <w:rPr>
           <w:lang w:val="nl-NL"/>
         </w:rPr>
@@ -1531,7 +1531,7 @@
     <w:p>
       <w:pPr>
         <w:pStyle w:val="Normaalweb"/>
-        <w:divId w:val="1149514343"/>
+        <w:divId w:val="1532646633"/>
         <w:rPr>
           <w:lang w:val="nl-NL"/>
         </w:rPr>
@@ -1546,7 +1546,7 @@
     <w:p>
       <w:pPr>
         <w:pStyle w:val="Normaalweb"/>
-        <w:divId w:val="1149514343"/>
+        <w:divId w:val="1532646633"/>
         <w:rPr>
           <w:lang w:val="nl-NL"/>
         </w:rPr>
@@ -1575,7 +1575,7 @@
       <w:pPr>
         <w:pStyle w:val="marker"/>
         <w:ind w:left="800" w:right="800"/>
-        <w:divId w:val="1149514343"/>
+        <w:divId w:val="1532646633"/>
         <w:rPr>
           <w:lang w:val="nl-NL"/>
         </w:rPr>
@@ -1587,13 +1587,13 @@
     <w:p>
       <w:pPr>
         <w:pStyle w:val="Kop2"/>
-        <w:divId w:val="1149514343"/>
+        <w:divId w:val="1532646633"/>
         <w:rPr>
           <w:rFonts w:eastAsia="Times New Roman"/>
           <w:lang w:val="nl-NL"/>
         </w:rPr>
       </w:pPr>
-      <w:bookmarkStart w:id="3" w:name="_Toc242820163"/>
+      <w:bookmarkStart w:id="3" w:name="_Toc242859704"/>
       <w:r>
         <w:rPr>
           <w:rFonts w:eastAsia="Times New Roman"/>
@@ -1606,7 +1606,7 @@
     <w:p>
       <w:pPr>
         <w:pStyle w:val="Normaalweb"/>
-        <w:divId w:val="1149514343"/>
+        <w:divId w:val="1532646633"/>
         <w:rPr>
           <w:lang w:val="nl-NL"/>
         </w:rPr>
@@ -1621,7 +1621,7 @@
     <w:p>
       <w:pPr>
         <w:pStyle w:val="Normaalweb"/>
-        <w:divId w:val="1149514343"/>
+        <w:divId w:val="1532646633"/>
         <w:rPr>
           <w:lang w:val="nl-NL"/>
         </w:rPr>
@@ -1649,7 +1649,7 @@
     <w:p>
       <w:pPr>
         <w:pStyle w:val="Normaalweb"/>
-        <w:divId w:val="1149514343"/>
+        <w:divId w:val="1532646633"/>
         <w:rPr>
           <w:lang w:val="nl-NL"/>
         </w:rPr>
@@ -1671,7 +1671,7 @@
     <w:p>
       <w:pPr>
         <w:pStyle w:val="Normaalweb"/>
-        <w:divId w:val="1149514343"/>
+        <w:divId w:val="1532646633"/>
         <w:rPr>
           <w:lang w:val="nl-NL"/>
         </w:rPr>
@@ -1699,7 +1699,7 @@
     <w:p>
       <w:pPr>
         <w:pStyle w:val="Normaalweb"/>
-        <w:divId w:val="1149514343"/>
+        <w:divId w:val="1532646633"/>
         <w:rPr>
           <w:lang w:val="nl-NL"/>
         </w:rPr>
@@ -1721,7 +1721,7 @@
     <w:p>
       <w:pPr>
         <w:pStyle w:val="Normaalweb"/>
-        <w:divId w:val="1149514343"/>
+        <w:divId w:val="1532646633"/>
         <w:rPr>
           <w:lang w:val="nl-NL"/>
         </w:rPr>
@@ -1749,7 +1749,7 @@
     <w:p>
       <w:pPr>
         <w:pStyle w:val="Normaalweb"/>
-        <w:divId w:val="1149514343"/>
+        <w:divId w:val="1532646633"/>
         <w:rPr>
           <w:lang w:val="nl-NL"/>
         </w:rPr>
@@ -1764,7 +1764,7 @@
     <w:p>
       <w:pPr>
         <w:pStyle w:val="Normaalweb"/>
-        <w:divId w:val="1149514343"/>
+        <w:divId w:val="1532646633"/>
         <w:rPr>
           <w:lang w:val="nl-NL"/>
         </w:rPr>
@@ -1793,7 +1793,7 @@
     <w:p>
       <w:pPr>
         <w:pStyle w:val="Normaalweb"/>
-        <w:divId w:val="1149514343"/>
+        <w:divId w:val="1532646633"/>
         <w:rPr>
           <w:lang w:val="nl-NL"/>
         </w:rPr>
@@ -1809,7 +1809,7 @@
       <w:pPr>
         <w:pStyle w:val="marker"/>
         <w:ind w:left="800" w:right="800"/>
-        <w:divId w:val="1149514343"/>
+        <w:divId w:val="1532646633"/>
         <w:rPr>
           <w:lang w:val="nl-NL"/>
         </w:rPr>
@@ -1821,13 +1821,13 @@
     <w:p>
       <w:pPr>
         <w:pStyle w:val="Kop2"/>
-        <w:divId w:val="1149514343"/>
+        <w:divId w:val="1532646633"/>
         <w:rPr>
           <w:rFonts w:eastAsia="Times New Roman"/>
           <w:lang w:val="nl-NL"/>
         </w:rPr>
       </w:pPr>
-      <w:bookmarkStart w:id="4" w:name="_Toc242820164"/>
+      <w:bookmarkStart w:id="4" w:name="_Toc242859705"/>
       <w:r>
         <w:rPr>
           <w:rFonts w:eastAsia="Times New Roman"/>
@@ -1840,7 +1840,7 @@
     <w:p>
       <w:pPr>
         <w:pStyle w:val="Normaalweb"/>
-        <w:divId w:val="1149514343"/>
+        <w:divId w:val="1532646633"/>
         <w:rPr>
           <w:lang w:val="nl-NL"/>
         </w:rPr>
@@ -1855,7 +1855,7 @@
     <w:p>
       <w:pPr>
         <w:pStyle w:val="Normaalweb"/>
-        <w:divId w:val="1149514343"/>
+        <w:divId w:val="1532646633"/>
         <w:rPr>
           <w:lang w:val="nl-NL"/>
         </w:rPr>
@@ -1870,7 +1870,7 @@
     <w:p>
       <w:pPr>
         <w:pStyle w:val="Normaalweb"/>
-        <w:divId w:val="1149514343"/>
+        <w:divId w:val="1532646633"/>
         <w:rPr>
           <w:lang w:val="nl-NL"/>
         </w:rPr>
@@ -1885,7 +1885,7 @@
     <w:p>
       <w:pPr>
         <w:pStyle w:val="Normaalweb"/>
-        <w:divId w:val="1149514343"/>
+        <w:divId w:val="1532646633"/>
         <w:rPr>
           <w:lang w:val="nl-NL"/>
         </w:rPr>
@@ -1900,7 +1900,7 @@
     <w:p>
       <w:pPr>
         <w:pStyle w:val="Normaalweb"/>
-        <w:divId w:val="1149514343"/>
+        <w:divId w:val="1532646633"/>
         <w:rPr>
           <w:lang w:val="nl-NL"/>
         </w:rPr>
@@ -1921,7 +1921,7 @@
     <w:p>
       <w:pPr>
         <w:pStyle w:val="Normaalweb"/>
-        <w:divId w:val="1149514343"/>
+        <w:divId w:val="1532646633"/>
         <w:rPr>
           <w:lang w:val="nl-NL"/>
         </w:rPr>
@@ -1936,7 +1936,7 @@
     <w:p>
       <w:pPr>
         <w:pStyle w:val="Normaalweb"/>
-        <w:divId w:val="1149514343"/>
+        <w:divId w:val="1532646633"/>
         <w:rPr>
           <w:lang w:val="nl-NL"/>
         </w:rPr>
@@ -1957,7 +1957,7 @@
     <w:p>
       <w:pPr>
         <w:pStyle w:val="Normaalweb"/>
-        <w:divId w:val="1149514343"/>
+        <w:divId w:val="1532646633"/>
         <w:rPr>
           <w:lang w:val="nl-NL"/>
         </w:rPr>
@@ -1979,7 +1979,7 @@
     <w:p>
       <w:pPr>
         <w:pStyle w:val="Normaalweb"/>
-        <w:divId w:val="1149514343"/>
+        <w:divId w:val="1532646633"/>
         <w:rPr>
           <w:lang w:val="nl-NL"/>
         </w:rPr>
@@ -1994,7 +1994,7 @@
     <w:p>
       <w:pPr>
         <w:pStyle w:val="Normaalweb"/>
-        <w:divId w:val="1149514343"/>
+        <w:divId w:val="1532646633"/>
         <w:rPr>
           <w:lang w:val="nl-NL"/>
         </w:rPr>
@@ -2010,7 +2010,7 @@
       <w:pPr>
         <w:pStyle w:val="marker"/>
         <w:ind w:left="800" w:right="800"/>
-        <w:divId w:val="1149514343"/>
+        <w:divId w:val="1532646633"/>
         <w:rPr>
           <w:lang w:val="nl-NL"/>
         </w:rPr>
@@ -2022,13 +2022,13 @@
     <w:p>
       <w:pPr>
         <w:pStyle w:val="Kop2"/>
-        <w:divId w:val="1149514343"/>
+        <w:divId w:val="1532646633"/>
         <w:rPr>
           <w:rFonts w:eastAsia="Times New Roman"/>
           <w:lang w:val="nl-NL"/>
         </w:rPr>
       </w:pPr>
-      <w:bookmarkStart w:id="5" w:name="_Toc242820165"/>
+      <w:bookmarkStart w:id="5" w:name="_Toc242859706"/>
       <w:r>
         <w:rPr>
           <w:rFonts w:eastAsia="Times New Roman"/>
@@ -2041,7 +2041,7 @@
     <w:p>
       <w:pPr>
         <w:pStyle w:val="Normaalweb"/>
-        <w:divId w:val="1149514343"/>
+        <w:divId w:val="1532646633"/>
         <w:rPr>
           <w:lang w:val="nl-NL"/>
         </w:rPr>
@@ -2056,7 +2056,7 @@
     <w:p>
       <w:pPr>
         <w:pStyle w:val="Normaalweb"/>
-        <w:divId w:val="1149514343"/>
+        <w:divId w:val="1532646633"/>
         <w:rPr>
           <w:lang w:val="nl-NL"/>
         </w:rPr>
@@ -2071,7 +2071,7 @@
     <w:p>
       <w:pPr>
         <w:pStyle w:val="Normaalweb"/>
-        <w:divId w:val="1149514343"/>
+        <w:divId w:val="1532646633"/>
         <w:rPr>
           <w:lang w:val="nl-NL"/>
         </w:rPr>
@@ -2087,7 +2087,7 @@
       <w:pPr>
         <w:pStyle w:val="marker"/>
         <w:ind w:left="800" w:right="800"/>
-        <w:divId w:val="1149514343"/>
+        <w:divId w:val="1532646633"/>
         <w:rPr>
           <w:lang w:val="nl-NL"/>
         </w:rPr>
@@ -2099,13 +2099,13 @@
     <w:p>
       <w:pPr>
         <w:pStyle w:val="Kop2"/>
-        <w:divId w:val="1149514343"/>
+        <w:divId w:val="1532646633"/>
         <w:rPr>
           <w:rFonts w:eastAsia="Times New Roman"/>
           <w:lang w:val="nl-NL"/>
         </w:rPr>
       </w:pPr>
-      <w:bookmarkStart w:id="6" w:name="_Toc242820166"/>
+      <w:bookmarkStart w:id="6" w:name="_Toc242859707"/>
       <w:r>
         <w:rPr>
           <w:rFonts w:eastAsia="Times New Roman"/>
@@ -2118,7 +2118,7 @@
     <w:p>
       <w:pPr>
         <w:pStyle w:val="Normaalweb"/>
-        <w:divId w:val="1149514343"/>
+        <w:divId w:val="1532646633"/>
         <w:rPr>
           <w:lang w:val="nl-NL"/>
         </w:rPr>
@@ -2133,7 +2133,7 @@
     <w:p>
       <w:pPr>
         <w:pStyle w:val="Normaalweb"/>
-        <w:divId w:val="1149514343"/>
+        <w:divId w:val="1532646633"/>
         <w:rPr>
           <w:lang w:val="nl-NL"/>
         </w:rPr>
@@ -2161,7 +2161,7 @@
     <w:p>
       <w:pPr>
         <w:pStyle w:val="Normaalweb"/>
-        <w:divId w:val="1149514343"/>
+        <w:divId w:val="1532646633"/>
         <w:rPr>
           <w:lang w:val="nl-NL"/>
         </w:rPr>
@@ -2189,7 +2189,7 @@
     <w:p>
       <w:pPr>
         <w:pStyle w:val="Normaalweb"/>
-        <w:divId w:val="1149514343"/>
+        <w:divId w:val="1532646633"/>
         <w:rPr>
           <w:lang w:val="nl-NL"/>
         </w:rPr>
@@ -2217,7 +2217,7 @@
     <w:p>
       <w:pPr>
         <w:pStyle w:val="Normaalweb"/>
-        <w:divId w:val="1149514343"/>
+        <w:divId w:val="1532646633"/>
         <w:rPr>
           <w:lang w:val="nl-NL"/>
         </w:rPr>
@@ -2245,7 +2245,7 @@
     <w:p>
       <w:pPr>
         <w:pStyle w:val="Normaalweb"/>
-        <w:divId w:val="1149514343"/>
+        <w:divId w:val="1532646633"/>
         <w:rPr>
           <w:lang w:val="nl-NL"/>
         </w:rPr>
@@ -2261,7 +2261,7 @@
       <w:pPr>
         <w:pStyle w:val="marker"/>
         <w:ind w:left="800" w:right="800"/>
-        <w:divId w:val="1149514343"/>
+        <w:divId w:val="1532646633"/>
         <w:rPr>
           <w:lang w:val="nl-NL"/>
         </w:rPr>
@@ -2273,13 +2273,13 @@
     <w:p>
       <w:pPr>
         <w:pStyle w:val="Kop2"/>
-        <w:divId w:val="1149514343"/>
+        <w:divId w:val="1532646633"/>
         <w:rPr>
           <w:rFonts w:eastAsia="Times New Roman"/>
           <w:lang w:val="nl-NL"/>
         </w:rPr>
       </w:pPr>
-      <w:bookmarkStart w:id="7" w:name="_Toc242820167"/>
+      <w:bookmarkStart w:id="7" w:name="_Toc242859708"/>
       <w:r>
         <w:rPr>
           <w:rFonts w:eastAsia="Times New Roman"/>
@@ -2292,7 +2292,7 @@
     <w:p>
       <w:pPr>
         <w:pStyle w:val="Normaalweb"/>
-        <w:divId w:val="1149514343"/>
+        <w:divId w:val="1532646633"/>
         <w:rPr>
           <w:lang w:val="nl-NL"/>
         </w:rPr>
@@ -2307,7 +2307,7 @@
     <w:p>
       <w:pPr>
         <w:pStyle w:val="Normaalweb"/>
-        <w:divId w:val="1149514343"/>
+        <w:divId w:val="1532646633"/>
         <w:rPr>
           <w:lang w:val="nl-NL"/>
         </w:rPr>
@@ -2322,7 +2322,7 @@
     <w:p>
       <w:pPr>
         <w:pStyle w:val="Normaalweb"/>
-        <w:divId w:val="1149514343"/>
+        <w:divId w:val="1532646633"/>
         <w:rPr>
           <w:lang w:val="nl-NL"/>
         </w:rPr>
@@ -2343,7 +2343,7 @@
     <w:p>
       <w:pPr>
         <w:pStyle w:val="Normaalweb"/>
-        <w:divId w:val="1149514343"/>
+        <w:divId w:val="1532646633"/>
         <w:rPr>
           <w:lang w:val="nl-NL"/>
         </w:rPr>
@@ -2359,7 +2359,7 @@
       <w:pPr>
         <w:pStyle w:val="marker"/>
         <w:ind w:left="800" w:right="800"/>
-        <w:divId w:val="1149514343"/>
+        <w:divId w:val="1532646633"/>
         <w:rPr>
           <w:lang w:val="nl-NL"/>
         </w:rPr>
@@ -2371,13 +2371,13 @@
     <w:p>
       <w:pPr>
         <w:pStyle w:val="Kop2"/>
-        <w:divId w:val="1149514343"/>
+        <w:divId w:val="1532646633"/>
         <w:rPr>
           <w:rFonts w:eastAsia="Times New Roman"/>
           <w:lang w:val="nl-NL"/>
         </w:rPr>
       </w:pPr>
-      <w:bookmarkStart w:id="8" w:name="_Toc242820168"/>
+      <w:bookmarkStart w:id="8" w:name="_Toc242859709"/>
       <w:r>
         <w:rPr>
           <w:rFonts w:eastAsia="Times New Roman"/>
@@ -2390,7 +2390,7 @@
     <w:p>
       <w:pPr>
         <w:pStyle w:val="Normaalweb"/>
-        <w:divId w:val="1149514343"/>
+        <w:divId w:val="1532646633"/>
         <w:rPr>
           <w:lang w:val="nl-NL"/>
         </w:rPr>
@@ -2405,7 +2405,7 @@
     <w:p>
       <w:pPr>
         <w:pStyle w:val="Normaalweb"/>
-        <w:divId w:val="1149514343"/>
+        <w:divId w:val="1532646633"/>
         <w:rPr>
           <w:lang w:val="nl-NL"/>
         </w:rPr>
@@ -2433,7 +2433,7 @@
     <w:p>
       <w:pPr>
         <w:pStyle w:val="Normaalweb"/>
-        <w:divId w:val="1149514343"/>
+        <w:divId w:val="1532646633"/>
         <w:rPr>
           <w:lang w:val="nl-NL"/>
         </w:rPr>
@@ -2455,7 +2455,7 @@
     <w:p>
       <w:pPr>
         <w:pStyle w:val="Normaalweb"/>
-        <w:divId w:val="1149514343"/>
+        <w:divId w:val="1532646633"/>
         <w:rPr>
           <w:lang w:val="nl-NL"/>
         </w:rPr>
@@ -2470,7 +2470,7 @@
     <w:p>
       <w:pPr>
         <w:pStyle w:val="Normaalweb"/>
-        <w:divId w:val="1149514343"/>
+        <w:divId w:val="1532646633"/>
         <w:rPr>
           <w:lang w:val="nl-NL"/>
         </w:rPr>
@@ -2491,7 +2491,7 @@
     <w:p>
       <w:pPr>
         <w:pStyle w:val="Normaalweb"/>
-        <w:divId w:val="1149514343"/>
+        <w:divId w:val="1532646633"/>
         <w:rPr>
           <w:lang w:val="nl-NL"/>
         </w:rPr>
@@ -2512,7 +2512,7 @@
     <w:p>
       <w:pPr>
         <w:pStyle w:val="Normaalweb"/>
-        <w:divId w:val="1149514343"/>
+        <w:divId w:val="1532646633"/>
         <w:rPr>
           <w:lang w:val="nl-NL"/>
         </w:rPr>
@@ -2527,7 +2527,7 @@
     <w:p>
       <w:pPr>
         <w:pStyle w:val="Normaalweb"/>
-        <w:divId w:val="1149514343"/>
+        <w:divId w:val="1532646633"/>
         <w:rPr>
           <w:lang w:val="nl-NL"/>
         </w:rPr>
@@ -2542,7 +2542,7 @@
     <w:p>
       <w:pPr>
         <w:pStyle w:val="Normaalweb"/>
-        <w:divId w:val="1149514343"/>
+        <w:divId w:val="1532646633"/>
         <w:rPr>
           <w:lang w:val="nl-NL"/>
         </w:rPr>
@@ -2558,7 +2558,7 @@
       <w:pPr>
         <w:pStyle w:val="marker"/>
         <w:ind w:left="800" w:right="800"/>
-        <w:divId w:val="1149514343"/>
+        <w:divId w:val="1532646633"/>
         <w:rPr>
           <w:lang w:val="nl-NL"/>
         </w:rPr>
@@ -2570,13 +2570,13 @@
     <w:p>
       <w:pPr>
         <w:pStyle w:val="Kop2"/>
-        <w:divId w:val="1149514343"/>
+        <w:divId w:val="1532646633"/>
         <w:rPr>
           <w:rFonts w:eastAsia="Times New Roman"/>
           <w:lang w:val="nl-NL"/>
         </w:rPr>
       </w:pPr>
-      <w:bookmarkStart w:id="9" w:name="_Toc242820169"/>
+      <w:bookmarkStart w:id="9" w:name="_Toc242859710"/>
       <w:r>
         <w:rPr>
           <w:rFonts w:eastAsia="Times New Roman"/>
@@ -2589,7 +2589,7 @@
     <w:p>
       <w:pPr>
         <w:pStyle w:val="Normaalweb"/>
-        <w:divId w:val="1149514343"/>
+        <w:divId w:val="1532646633"/>
         <w:rPr>
           <w:lang w:val="nl-NL"/>
         </w:rPr>
@@ -2604,7 +2604,7 @@
     <w:p>
       <w:pPr>
         <w:pStyle w:val="Normaalweb"/>
-        <w:divId w:val="1149514343"/>
+        <w:divId w:val="1532646633"/>
         <w:rPr>
           <w:lang w:val="nl-NL"/>
         </w:rPr>
@@ -2632,7 +2632,7 @@
     <w:p>
       <w:pPr>
         <w:pStyle w:val="Normaalweb"/>
-        <w:divId w:val="1149514343"/>
+        <w:divId w:val="1532646633"/>
         <w:rPr>
           <w:lang w:val="nl-NL"/>
         </w:rPr>
@@ -2666,7 +2666,7 @@
     <w:p>
       <w:pPr>
         <w:pStyle w:val="Normaalweb"/>
-        <w:divId w:val="1149514343"/>
+        <w:divId w:val="1532646633"/>
         <w:rPr>
           <w:lang w:val="nl-NL"/>
         </w:rPr>
@@ -2701,7 +2701,7 @@
       <w:pPr>
         <w:pStyle w:val="marker"/>
         <w:ind w:left="800" w:right="800"/>
-        <w:divId w:val="1149514343"/>
+        <w:divId w:val="1532646633"/>
         <w:rPr>
           <w:lang w:val="nl-NL"/>
         </w:rPr>
@@ -2713,13 +2713,13 @@
     <w:p>
       <w:pPr>
         <w:pStyle w:val="Kop2"/>
-        <w:divId w:val="1149514343"/>
+        <w:divId w:val="1532646633"/>
         <w:rPr>
           <w:rFonts w:eastAsia="Times New Roman"/>
           <w:lang w:val="nl-NL"/>
         </w:rPr>
       </w:pPr>
-      <w:bookmarkStart w:id="10" w:name="_Toc242820170"/>
+      <w:bookmarkStart w:id="10" w:name="_Toc242859711"/>
       <w:r>
         <w:rPr>
           <w:rFonts w:eastAsia="Times New Roman"/>
@@ -2732,7 +2732,7 @@
     <w:p>
       <w:pPr>
         <w:pStyle w:val="Normaalweb"/>
-        <w:divId w:val="1149514343"/>
+        <w:divId w:val="1532646633"/>
         <w:rPr>
           <w:lang w:val="nl-NL"/>
         </w:rPr>
@@ -2753,7 +2753,7 @@
     <w:p>
       <w:pPr>
         <w:pStyle w:val="Normaalweb"/>
-        <w:divId w:val="1149514343"/>
+        <w:divId w:val="1532646633"/>
         <w:rPr>
           <w:lang w:val="nl-NL"/>
         </w:rPr>
@@ -2768,7 +2768,7 @@
     <w:p>
       <w:pPr>
         <w:pStyle w:val="Normaalweb"/>
-        <w:divId w:val="1149514343"/>
+        <w:divId w:val="1532646633"/>
         <w:rPr>
           <w:lang w:val="nl-NL"/>
         </w:rPr>
@@ -2783,7 +2783,7 @@
     <w:p>
       <w:pPr>
         <w:pStyle w:val="Normaalweb"/>
-        <w:divId w:val="1149514343"/>
+        <w:divId w:val="1532646633"/>
         <w:rPr>
           <w:lang w:val="nl-NL"/>
         </w:rPr>
@@ -2798,7 +2798,7 @@
     <w:p>
       <w:pPr>
         <w:pStyle w:val="Normaalweb"/>
-        <w:divId w:val="1149514343"/>
+        <w:divId w:val="1532646633"/>
         <w:rPr>
           <w:lang w:val="nl-NL"/>
         </w:rPr>
@@ -2814,7 +2814,7 @@
       <w:pPr>
         <w:pStyle w:val="marker"/>
         <w:ind w:left="800" w:right="800"/>
-        <w:divId w:val="1149514343"/>
+        <w:divId w:val="1532646633"/>
         <w:rPr>
           <w:lang w:val="nl-NL"/>
         </w:rPr>
@@ -2826,13 +2826,13 @@
     <w:p>
       <w:pPr>
         <w:pStyle w:val="Kop2"/>
-        <w:divId w:val="1149514343"/>
+        <w:divId w:val="1532646633"/>
         <w:rPr>
           <w:rFonts w:eastAsia="Times New Roman"/>
           <w:lang w:val="nl-NL"/>
         </w:rPr>
       </w:pPr>
-      <w:bookmarkStart w:id="11" w:name="_Toc242820171"/>
+      <w:bookmarkStart w:id="11" w:name="_Toc242859712"/>
       <w:r>
         <w:rPr>
           <w:rFonts w:eastAsia="Times New Roman"/>
@@ -2845,7 +2845,7 @@
     <w:p>
       <w:pPr>
         <w:pStyle w:val="Normaalweb"/>
-        <w:divId w:val="1149514343"/>
+        <w:divId w:val="1532646633"/>
         <w:rPr>
           <w:lang w:val="nl-NL"/>
         </w:rPr>
@@ -2860,7 +2860,7 @@
     <w:p>
       <w:pPr>
         <w:pStyle w:val="Normaalweb"/>
-        <w:divId w:val="1149514343"/>
+        <w:divId w:val="1532646633"/>
         <w:rPr>
           <w:lang w:val="nl-NL"/>
         </w:rPr>
@@ -2882,7 +2882,7 @@
     <w:p>
       <w:pPr>
         <w:pStyle w:val="Normaalweb"/>
-        <w:divId w:val="1149514343"/>
+        <w:divId w:val="1532646633"/>
         <w:rPr>
           <w:lang w:val="nl-NL"/>
         </w:rPr>
@@ -2910,7 +2910,7 @@
     <w:p>
       <w:pPr>
         <w:pStyle w:val="Normaalweb"/>
-        <w:divId w:val="1149514343"/>
+        <w:divId w:val="1532646633"/>
         <w:rPr>
           <w:lang w:val="nl-NL"/>
         </w:rPr>
@@ -2925,7 +2925,7 @@
     <w:p>
       <w:pPr>
         <w:pStyle w:val="Normaalweb"/>
-        <w:divId w:val="1149514343"/>
+        <w:divId w:val="1532646633"/>
         <w:rPr>
           <w:lang w:val="nl-NL"/>
         </w:rPr>
@@ -2941,7 +2941,7 @@
       <w:pPr>
         <w:pStyle w:val="marker"/>
         <w:ind w:left="800" w:right="800"/>
-        <w:divId w:val="1149514343"/>
+        <w:divId w:val="1532646633"/>
         <w:rPr>
           <w:lang w:val="nl-NL"/>
         </w:rPr>
@@ -2953,13 +2953,13 @@
     <w:p>
       <w:pPr>
         <w:pStyle w:val="Kop2"/>
-        <w:divId w:val="1149514343"/>
+        <w:divId w:val="1532646633"/>
         <w:rPr>
           <w:rFonts w:eastAsia="Times New Roman"/>
           <w:lang w:val="nl-NL"/>
         </w:rPr>
       </w:pPr>
-      <w:bookmarkStart w:id="12" w:name="_Toc242820172"/>
+      <w:bookmarkStart w:id="12" w:name="_Toc242859713"/>
       <w:r>
         <w:rPr>
           <w:rFonts w:eastAsia="Times New Roman"/>
@@ -2972,7 +2972,7 @@
     <w:p>
       <w:pPr>
         <w:pStyle w:val="Normaalweb"/>
-        <w:divId w:val="1149514343"/>
+        <w:divId w:val="1532646633"/>
         <w:rPr>
           <w:lang w:val="nl-NL"/>
         </w:rPr>
@@ -2987,7 +2987,7 @@
     <w:p>
       <w:pPr>
         <w:pStyle w:val="Normaalweb"/>
-        <w:divId w:val="1149514343"/>
+        <w:divId w:val="1532646633"/>
         <w:rPr>
           <w:lang w:val="nl-NL"/>
         </w:rPr>
@@ -3002,7 +3002,7 @@
     <w:p>
       <w:pPr>
         <w:pStyle w:val="Normaalweb"/>
-        <w:divId w:val="1149514343"/>
+        <w:divId w:val="1532646633"/>
         <w:rPr>
           <w:lang w:val="nl-NL"/>
         </w:rPr>
@@ -3017,7 +3017,7 @@
     <w:p>
       <w:pPr>
         <w:pStyle w:val="Normaalweb"/>
-        <w:divId w:val="1149514343"/>
+        <w:divId w:val="1532646633"/>
         <w:rPr>
           <w:lang w:val="nl-NL"/>
         </w:rPr>
@@ -3032,7 +3032,7 @@
     <w:p>
       <w:pPr>
         <w:pStyle w:val="Normaalweb"/>
-        <w:divId w:val="1149514343"/>
+        <w:divId w:val="1532646633"/>
         <w:rPr>
           <w:lang w:val="nl-NL"/>
         </w:rPr>
@@ -3047,7 +3047,7 @@
     <w:p>
       <w:pPr>
         <w:pStyle w:val="Normaalweb"/>
-        <w:divId w:val="1149514343"/>
+        <w:divId w:val="1532646633"/>
         <w:rPr>
           <w:lang w:val="nl-NL"/>
         </w:rPr>
@@ -3202,7 +3202,7 @@
         <w:color w:val="808080"/>
         <w:sz w:val="18"/>
       </w:rPr>
-      <w:t>5</w:t>
+      <w:t>3</w:t>
     </w:r>
     <w:r>
       <w:rPr>
@@ -3294,7 +3294,7 @@
         <w:sz w:val="18"/>
       </w:rPr>
       <w:tab/>
-      <w:t>Laatst gewijzigd: 13 oktober 2026, 20:58</w:t>
+      <w:t>Laatst gewijzigd: 14 oktober 2026, 07:57</w:t>
     </w:r>
   </w:p>
 </w:hdr>
@@ -4661,7 +4661,7 @@
     <w:link w:val="KoptekstChar"/>
     <w:uiPriority w:val="99"/>
     <w:unhideWhenUsed/>
-    <w:rsid w:val="0026048D"/>
+    <w:rsid w:val="005A0BF8"/>
     <w:pPr>
       <w:tabs>
         <w:tab w:val="center" w:pos="4536"/>
@@ -4674,7 +4674,7 @@
     <w:basedOn w:val="Standaardalinea-lettertype"/>
     <w:link w:val="Koptekst"/>
     <w:uiPriority w:val="99"/>
-    <w:rsid w:val="0026048D"/>
+    <w:rsid w:val="005A0BF8"/>
     <w:rPr>
       <w:rFonts w:eastAsiaTheme="minorEastAsia"/>
       <w:sz w:val="24"/>
@@ -4687,7 +4687,7 @@
     <w:link w:val="VoettekstChar"/>
     <w:uiPriority w:val="99"/>
     <w:unhideWhenUsed/>
-    <w:rsid w:val="0026048D"/>
+    <w:rsid w:val="005A0BF8"/>
     <w:pPr>
       <w:tabs>
         <w:tab w:val="center" w:pos="4536"/>
@@ -4700,7 +4700,7 @@
     <w:basedOn w:val="Standaardalinea-lettertype"/>
     <w:link w:val="Voettekst"/>
     <w:uiPriority w:val="99"/>
-    <w:rsid w:val="0026048D"/>
+    <w:rsid w:val="005A0BF8"/>
     <w:rPr>
       <w:rFonts w:eastAsiaTheme="minorEastAsia"/>
       <w:sz w:val="24"/>
@@ -4714,7 +4714,7 @@
     <w:autoRedefine/>
     <w:uiPriority w:val="39"/>
     <w:unhideWhenUsed/>
-    <w:rsid w:val="0026048D"/>
+    <w:rsid w:val="005A0BF8"/>
     <w:pPr>
       <w:spacing w:after="100"/>
       <w:ind w:left="220"/>

--- a/nl/docx/document-d.docx
+++ b/nl/docx/document-d.docx
@@ -7,7 +7,7 @@
         <w:spacing w:after="480"/>
         <w:jc w:val="center"/>
         <w:outlineLvl w:val="1"/>
-        <w:divId w:val="866216851"/>
+        <w:divId w:val="1887447454"/>
         <w:rPr>
           <w:rFonts w:ascii="Aptos Display" w:eastAsia="Times New Roman" w:hAnsi="Aptos Display"/>
           <w:b/>
@@ -36,7 +36,7 @@
     <w:p>
       <w:pPr>
         <w:pStyle w:val="ondertitel2"/>
-        <w:divId w:val="866216851"/>
+        <w:divId w:val="1887447454"/>
         <w:rPr>
           <w:lang w:val="nl-NL"/>
         </w:rPr>
@@ -51,7 +51,7 @@
     <w:p>
       <w:pPr>
         <w:pStyle w:val="documentaanduiding2"/>
-        <w:divId w:val="866216851"/>
+        <w:divId w:val="1887447454"/>
         <w:rPr>
           <w:lang w:val="nl-NL"/>
         </w:rPr>
@@ -66,7 +66,7 @@
     <w:p>
       <w:pPr>
         <w:pStyle w:val="auteur2"/>
-        <w:divId w:val="866216851"/>
+        <w:divId w:val="1887447454"/>
         <w:rPr>
           <w:lang w:val="nl-NL"/>
         </w:rPr>
@@ -81,23 +81,23 @@
     <w:p>
       <w:pPr>
         <w:pStyle w:val="meta-lijn2"/>
-        <w:divId w:val="866216851"/>
-        <w:rPr>
-          <w:lang w:val="nl-NL"/>
-        </w:rPr>
-      </w:pPr>
-      <w:r>
-        <w:rPr>
-          <w:lang w:val="nl-NL"/>
-        </w:rPr>
-        <w:t>Versie bijgewerkt: 14 oktober 2026, 07:57</w:t>
+        <w:divId w:val="1887447454"/>
+        <w:rPr>
+          <w:lang w:val="nl-NL"/>
+        </w:rPr>
+      </w:pPr>
+      <w:r>
+        <w:rPr>
+          <w:lang w:val="nl-NL"/>
+        </w:rPr>
+        <w:t>Versie bijgewerkt: 14 oktober 2026, 08:14</w:t>
       </w:r>
     </w:p>
     <w:p>
       <w:pPr>
         <w:pStyle w:val="marker"/>
         <w:ind w:left="800" w:right="800"/>
-        <w:divId w:val="1532646633"/>
+        <w:divId w:val="1392538885"/>
         <w:rPr>
           <w:lang w:val="nl-NL"/>
         </w:rPr>
@@ -110,13 +110,13 @@
       <w:pPr>
         <w:pStyle w:val="Kop2"/>
         <w:pageBreakBefore/>
-        <w:divId w:val="227232168"/>
+        <w:divId w:val="948854951"/>
         <w:rPr>
           <w:rFonts w:eastAsia="Times New Roman"/>
           <w:lang w:val="nl-NL"/>
         </w:rPr>
       </w:pPr>
-      <w:bookmarkStart w:id="0" w:name="_Toc242859701"/>
+      <w:bookmarkStart w:id="0" w:name="_Toc242860726"/>
       <w:r>
         <w:rPr>
           <w:rFonts w:eastAsia="Times New Roman"/>
@@ -133,7 +133,7 @@
         <w:tabs>
           <w:tab w:val="right" w:leader="dot" w:pos="9062"/>
         </w:tabs>
-        <w:divId w:val="227232168"/>
+        <w:divId w:val="948854951"/>
         <w:rPr>
           <w:rFonts w:asciiTheme="minorHAnsi" w:hAnsiTheme="minorHAnsi" w:cstheme="minorBidi"/>
           <w:noProof/>
@@ -184,7 +184,7 @@
         <w:rPr>
           <w:noProof/>
         </w:rPr>
-        <w:instrText xml:space="preserve"> PAGEREF _Toc242859701 \h </w:instrText>
+        <w:instrText xml:space="preserve"> PAGEREF _Toc242860726 \h </w:instrText>
       </w:r>
       <w:r>
         <w:rPr>
@@ -216,7 +216,7 @@
         <w:tabs>
           <w:tab w:val="right" w:leader="dot" w:pos="9062"/>
         </w:tabs>
-        <w:divId w:val="227232168"/>
+        <w:divId w:val="948854951"/>
         <w:rPr>
           <w:rFonts w:asciiTheme="minorHAnsi" w:hAnsiTheme="minorHAnsi" w:cstheme="minorBidi"/>
           <w:noProof/>
@@ -249,7 +249,7 @@
         <w:rPr>
           <w:noProof/>
         </w:rPr>
-        <w:instrText xml:space="preserve"> PAGEREF _Toc242859702 \h </w:instrText>
+        <w:instrText xml:space="preserve"> PAGEREF _Toc242860727 \h </w:instrText>
       </w:r>
       <w:r>
         <w:rPr>
@@ -281,7 +281,7 @@
         <w:tabs>
           <w:tab w:val="right" w:leader="dot" w:pos="9062"/>
         </w:tabs>
-        <w:divId w:val="227232168"/>
+        <w:divId w:val="948854951"/>
         <w:rPr>
           <w:rFonts w:asciiTheme="minorHAnsi" w:hAnsiTheme="minorHAnsi" w:cstheme="minorBidi"/>
           <w:noProof/>
@@ -314,7 +314,7 @@
         <w:rPr>
           <w:noProof/>
         </w:rPr>
-        <w:instrText xml:space="preserve"> PAGEREF _Toc242859703 \h </w:instrText>
+        <w:instrText xml:space="preserve"> PAGEREF _Toc242860728 \h </w:instrText>
       </w:r>
       <w:r>
         <w:rPr>
@@ -346,7 +346,7 @@
         <w:tabs>
           <w:tab w:val="right" w:leader="dot" w:pos="9062"/>
         </w:tabs>
-        <w:divId w:val="227232168"/>
+        <w:divId w:val="948854951"/>
         <w:rPr>
           <w:rFonts w:asciiTheme="minorHAnsi" w:hAnsiTheme="minorHAnsi" w:cstheme="minorBidi"/>
           <w:noProof/>
@@ -379,7 +379,7 @@
         <w:rPr>
           <w:noProof/>
         </w:rPr>
-        <w:instrText xml:space="preserve"> PAGEREF _Toc242859704 \h </w:instrText>
+        <w:instrText xml:space="preserve"> PAGEREF _Toc242860729 \h </w:instrText>
       </w:r>
       <w:r>
         <w:rPr>
@@ -411,7 +411,7 @@
         <w:tabs>
           <w:tab w:val="right" w:leader="dot" w:pos="9062"/>
         </w:tabs>
-        <w:divId w:val="227232168"/>
+        <w:divId w:val="948854951"/>
         <w:rPr>
           <w:rFonts w:asciiTheme="minorHAnsi" w:hAnsiTheme="minorHAnsi" w:cstheme="minorBidi"/>
           <w:noProof/>
@@ -444,7 +444,7 @@
         <w:rPr>
           <w:noProof/>
         </w:rPr>
-        <w:instrText xml:space="preserve"> PAGEREF _Toc242859705 \h </w:instrText>
+        <w:instrText xml:space="preserve"> PAGEREF _Toc242860730 \h </w:instrText>
       </w:r>
       <w:r>
         <w:rPr>
@@ -476,7 +476,7 @@
         <w:tabs>
           <w:tab w:val="right" w:leader="dot" w:pos="9062"/>
         </w:tabs>
-        <w:divId w:val="227232168"/>
+        <w:divId w:val="948854951"/>
         <w:rPr>
           <w:rFonts w:asciiTheme="minorHAnsi" w:hAnsiTheme="minorHAnsi" w:cstheme="minorBidi"/>
           <w:noProof/>
@@ -509,7 +509,7 @@
         <w:rPr>
           <w:noProof/>
         </w:rPr>
-        <w:instrText xml:space="preserve"> PAGEREF _Toc242859706 \h </w:instrText>
+        <w:instrText xml:space="preserve"> PAGEREF _Toc242860731 \h </w:instrText>
       </w:r>
       <w:r>
         <w:rPr>
@@ -541,7 +541,7 @@
         <w:tabs>
           <w:tab w:val="right" w:leader="dot" w:pos="9062"/>
         </w:tabs>
-        <w:divId w:val="227232168"/>
+        <w:divId w:val="948854951"/>
         <w:rPr>
           <w:rFonts w:asciiTheme="minorHAnsi" w:hAnsiTheme="minorHAnsi" w:cstheme="minorBidi"/>
           <w:noProof/>
@@ -574,7 +574,7 @@
         <w:rPr>
           <w:noProof/>
         </w:rPr>
-        <w:instrText xml:space="preserve"> PAGEREF _Toc242859707 \h </w:instrText>
+        <w:instrText xml:space="preserve"> PAGEREF _Toc242860732 \h </w:instrText>
       </w:r>
       <w:r>
         <w:rPr>
@@ -606,7 +606,7 @@
         <w:tabs>
           <w:tab w:val="right" w:leader="dot" w:pos="9062"/>
         </w:tabs>
-        <w:divId w:val="227232168"/>
+        <w:divId w:val="948854951"/>
         <w:rPr>
           <w:rFonts w:asciiTheme="minorHAnsi" w:hAnsiTheme="minorHAnsi" w:cstheme="minorBidi"/>
           <w:noProof/>
@@ -639,7 +639,7 @@
         <w:rPr>
           <w:noProof/>
         </w:rPr>
-        <w:instrText xml:space="preserve"> PAGEREF _Toc242859708 \h </w:instrText>
+        <w:instrText xml:space="preserve"> PAGEREF _Toc242860733 \h </w:instrText>
       </w:r>
       <w:r>
         <w:rPr>
@@ -671,7 +671,7 @@
         <w:tabs>
           <w:tab w:val="right" w:leader="dot" w:pos="9062"/>
         </w:tabs>
-        <w:divId w:val="227232168"/>
+        <w:divId w:val="948854951"/>
         <w:rPr>
           <w:rFonts w:asciiTheme="minorHAnsi" w:hAnsiTheme="minorHAnsi" w:cstheme="minorBidi"/>
           <w:noProof/>
@@ -704,7 +704,7 @@
         <w:rPr>
           <w:noProof/>
         </w:rPr>
-        <w:instrText xml:space="preserve"> PAGEREF _Toc242859709 \h </w:instrText>
+        <w:instrText xml:space="preserve"> PAGEREF _Toc242860734 \h </w:instrText>
       </w:r>
       <w:r>
         <w:rPr>
@@ -736,7 +736,7 @@
         <w:tabs>
           <w:tab w:val="right" w:leader="dot" w:pos="9062"/>
         </w:tabs>
-        <w:divId w:val="227232168"/>
+        <w:divId w:val="948854951"/>
         <w:rPr>
           <w:rFonts w:asciiTheme="minorHAnsi" w:hAnsiTheme="minorHAnsi" w:cstheme="minorBidi"/>
           <w:noProof/>
@@ -769,7 +769,7 @@
         <w:rPr>
           <w:noProof/>
         </w:rPr>
-        <w:instrText xml:space="preserve"> PAGEREF _Toc242859710 \h </w:instrText>
+        <w:instrText xml:space="preserve"> PAGEREF _Toc242860735 \h </w:instrText>
       </w:r>
       <w:r>
         <w:rPr>
@@ -801,7 +801,7 @@
         <w:tabs>
           <w:tab w:val="right" w:leader="dot" w:pos="9062"/>
         </w:tabs>
-        <w:divId w:val="227232168"/>
+        <w:divId w:val="948854951"/>
         <w:rPr>
           <w:rFonts w:asciiTheme="minorHAnsi" w:hAnsiTheme="minorHAnsi" w:cstheme="minorBidi"/>
           <w:noProof/>
@@ -834,7 +834,7 @@
         <w:rPr>
           <w:noProof/>
         </w:rPr>
-        <w:instrText xml:space="preserve"> PAGEREF _Toc242859711 \h </w:instrText>
+        <w:instrText xml:space="preserve"> PAGEREF _Toc242860736 \h </w:instrText>
       </w:r>
       <w:r>
         <w:rPr>
@@ -866,7 +866,7 @@
         <w:tabs>
           <w:tab w:val="right" w:leader="dot" w:pos="9062"/>
         </w:tabs>
-        <w:divId w:val="227232168"/>
+        <w:divId w:val="948854951"/>
         <w:rPr>
           <w:rFonts w:asciiTheme="minorHAnsi" w:hAnsiTheme="minorHAnsi" w:cstheme="minorBidi"/>
           <w:noProof/>
@@ -899,7 +899,7 @@
         <w:rPr>
           <w:noProof/>
         </w:rPr>
-        <w:instrText xml:space="preserve"> PAGEREF _Toc242859712 \h </w:instrText>
+        <w:instrText xml:space="preserve"> PAGEREF _Toc242860737 \h </w:instrText>
       </w:r>
       <w:r>
         <w:rPr>
@@ -931,7 +931,7 @@
         <w:tabs>
           <w:tab w:val="right" w:leader="dot" w:pos="9062"/>
         </w:tabs>
-        <w:divId w:val="227232168"/>
+        <w:divId w:val="948854951"/>
         <w:rPr>
           <w:rFonts w:asciiTheme="minorHAnsi" w:hAnsiTheme="minorHAnsi" w:cstheme="minorBidi"/>
           <w:noProof/>
@@ -964,7 +964,7 @@
         <w:rPr>
           <w:noProof/>
         </w:rPr>
-        <w:instrText xml:space="preserve"> PAGEREF _Toc242859713 \h </w:instrText>
+        <w:instrText xml:space="preserve"> PAGEREF _Toc242860738 \h </w:instrText>
       </w:r>
       <w:r>
         <w:rPr>
@@ -993,7 +993,7 @@
     <w:p>
       <w:pPr>
         <w:pStyle w:val="marker"/>
-        <w:divId w:val="227232168"/>
+        <w:divId w:val="948854951"/>
         <w:rPr>
           <w:lang w:val="nl-NL"/>
         </w:rPr>
@@ -1009,7 +1009,7 @@
       <w:pPr>
         <w:pStyle w:val="marker"/>
         <w:ind w:left="800" w:right="800"/>
-        <w:divId w:val="1532646633"/>
+        <w:divId w:val="1392538885"/>
         <w:rPr>
           <w:lang w:val="nl-NL"/>
         </w:rPr>
@@ -1020,7 +1020,7 @@
     </w:p>
     <w:p>
       <w:pPr>
-        <w:divId w:val="1079593548"/>
+        <w:divId w:val="445733446"/>
         <w:rPr>
           <w:i/>
           <w:iCs/>
@@ -1049,7 +1049,7 @@
     </w:p>
     <w:p>
       <w:pPr>
-        <w:divId w:val="1079593548"/>
+        <w:divId w:val="445733446"/>
         <w:rPr>
           <w:i/>
           <w:iCs/>
@@ -1071,7 +1071,7 @@
       <w:pPr>
         <w:pStyle w:val="marker"/>
         <w:ind w:left="800" w:right="800"/>
-        <w:divId w:val="1532646633"/>
+        <w:divId w:val="1392538885"/>
         <w:rPr>
           <w:lang w:val="nl-NL"/>
         </w:rPr>
@@ -1083,13 +1083,13 @@
     <w:p>
       <w:pPr>
         <w:pStyle w:val="Kop2"/>
-        <w:divId w:val="1532646633"/>
+        <w:divId w:val="1392538885"/>
         <w:rPr>
           <w:rFonts w:eastAsia="Times New Roman"/>
           <w:lang w:val="nl-NL"/>
         </w:rPr>
       </w:pPr>
-      <w:bookmarkStart w:id="1" w:name="_Toc242859702"/>
+      <w:bookmarkStart w:id="1" w:name="_Toc242860727"/>
       <w:r>
         <w:rPr>
           <w:rFonts w:eastAsia="Times New Roman"/>
@@ -1102,7 +1102,7 @@
     <w:p>
       <w:pPr>
         <w:pStyle w:val="Normaalweb"/>
-        <w:divId w:val="1532646633"/>
+        <w:divId w:val="1392538885"/>
         <w:rPr>
           <w:lang w:val="nl-NL"/>
         </w:rPr>
@@ -1117,7 +1117,7 @@
     <w:p>
       <w:pPr>
         <w:pStyle w:val="Normaalweb"/>
-        <w:divId w:val="1532646633"/>
+        <w:divId w:val="1392538885"/>
         <w:rPr>
           <w:lang w:val="nl-NL"/>
         </w:rPr>
@@ -1132,7 +1132,7 @@
     <w:p>
       <w:pPr>
         <w:pStyle w:val="Normaalweb"/>
-        <w:divId w:val="1532646633"/>
+        <w:divId w:val="1392538885"/>
         <w:rPr>
           <w:lang w:val="nl-NL"/>
         </w:rPr>
@@ -1154,7 +1154,7 @@
     <w:p>
       <w:pPr>
         <w:pStyle w:val="Normaalweb"/>
-        <w:divId w:val="1532646633"/>
+        <w:divId w:val="1392538885"/>
         <w:rPr>
           <w:lang w:val="nl-NL"/>
         </w:rPr>
@@ -1176,7 +1176,7 @@
     <w:p>
       <w:pPr>
         <w:pStyle w:val="Normaalweb"/>
-        <w:divId w:val="1532646633"/>
+        <w:divId w:val="1392538885"/>
         <w:rPr>
           <w:lang w:val="nl-NL"/>
         </w:rPr>
@@ -1198,7 +1198,7 @@
     <w:p>
       <w:pPr>
         <w:pStyle w:val="Normaalweb"/>
-        <w:divId w:val="1532646633"/>
+        <w:divId w:val="1392538885"/>
         <w:rPr>
           <w:lang w:val="nl-NL"/>
         </w:rPr>
@@ -1220,7 +1220,7 @@
     <w:p>
       <w:pPr>
         <w:pStyle w:val="Normaalweb"/>
-        <w:divId w:val="1532646633"/>
+        <w:divId w:val="1392538885"/>
         <w:rPr>
           <w:lang w:val="nl-NL"/>
         </w:rPr>
@@ -1242,7 +1242,7 @@
     <w:p>
       <w:pPr>
         <w:pStyle w:val="Normaalweb"/>
-        <w:divId w:val="1532646633"/>
+        <w:divId w:val="1392538885"/>
         <w:rPr>
           <w:lang w:val="nl-NL"/>
         </w:rPr>
@@ -1264,7 +1264,7 @@
     <w:p>
       <w:pPr>
         <w:pStyle w:val="Normaalweb"/>
-        <w:divId w:val="1532646633"/>
+        <w:divId w:val="1392538885"/>
         <w:rPr>
           <w:lang w:val="nl-NL"/>
         </w:rPr>
@@ -1280,7 +1280,7 @@
       <w:pPr>
         <w:pStyle w:val="marker"/>
         <w:ind w:left="800" w:right="800"/>
-        <w:divId w:val="1532646633"/>
+        <w:divId w:val="1392538885"/>
         <w:rPr>
           <w:lang w:val="nl-NL"/>
         </w:rPr>
@@ -1292,13 +1292,13 @@
     <w:p>
       <w:pPr>
         <w:pStyle w:val="Kop2"/>
-        <w:divId w:val="1532646633"/>
+        <w:divId w:val="1392538885"/>
         <w:rPr>
           <w:rFonts w:eastAsia="Times New Roman"/>
           <w:lang w:val="nl-NL"/>
         </w:rPr>
       </w:pPr>
-      <w:bookmarkStart w:id="2" w:name="_Toc242859703"/>
+      <w:bookmarkStart w:id="2" w:name="_Toc242860728"/>
       <w:r>
         <w:rPr>
           <w:rFonts w:eastAsia="Times New Roman"/>
@@ -1311,7 +1311,7 @@
     <w:p>
       <w:pPr>
         <w:pStyle w:val="Normaalweb"/>
-        <w:divId w:val="1532646633"/>
+        <w:divId w:val="1392538885"/>
         <w:rPr>
           <w:lang w:val="nl-NL"/>
         </w:rPr>
@@ -1326,7 +1326,7 @@
     <w:p>
       <w:pPr>
         <w:pStyle w:val="Normaalweb"/>
-        <w:divId w:val="1532646633"/>
+        <w:divId w:val="1392538885"/>
         <w:rPr>
           <w:lang w:val="nl-NL"/>
         </w:rPr>
@@ -1341,7 +1341,7 @@
     <w:p>
       <w:pPr>
         <w:pStyle w:val="Normaalweb"/>
-        <w:divId w:val="1532646633"/>
+        <w:divId w:val="1392538885"/>
         <w:rPr>
           <w:lang w:val="nl-NL"/>
         </w:rPr>
@@ -1356,7 +1356,7 @@
     <w:p>
       <w:pPr>
         <w:pStyle w:val="Normaalweb"/>
-        <w:divId w:val="1532646633"/>
+        <w:divId w:val="1392538885"/>
         <w:rPr>
           <w:lang w:val="nl-NL"/>
         </w:rPr>
@@ -1371,7 +1371,7 @@
     <w:p>
       <w:pPr>
         <w:pStyle w:val="Normaalweb"/>
-        <w:divId w:val="1532646633"/>
+        <w:divId w:val="1392538885"/>
         <w:rPr>
           <w:lang w:val="nl-NL"/>
         </w:rPr>
@@ -1386,7 +1386,7 @@
     <w:p>
       <w:pPr>
         <w:pStyle w:val="Normaalweb"/>
-        <w:divId w:val="1532646633"/>
+        <w:divId w:val="1392538885"/>
         <w:rPr>
           <w:lang w:val="nl-NL"/>
         </w:rPr>
@@ -1408,7 +1408,7 @@
     <w:p>
       <w:pPr>
         <w:pStyle w:val="Normaalweb"/>
-        <w:divId w:val="1532646633"/>
+        <w:divId w:val="1392538885"/>
         <w:rPr>
           <w:lang w:val="nl-NL"/>
         </w:rPr>
@@ -1430,7 +1430,7 @@
     <w:p>
       <w:pPr>
         <w:pStyle w:val="Normaalweb"/>
-        <w:divId w:val="1532646633"/>
+        <w:divId w:val="1392538885"/>
         <w:rPr>
           <w:lang w:val="nl-NL"/>
         </w:rPr>
@@ -1452,7 +1452,7 @@
     <w:p>
       <w:pPr>
         <w:pStyle w:val="Normaalweb"/>
-        <w:divId w:val="1532646633"/>
+        <w:divId w:val="1392538885"/>
         <w:rPr>
           <w:lang w:val="nl-NL"/>
         </w:rPr>
@@ -1481,7 +1481,7 @@
     <w:p>
       <w:pPr>
         <w:pStyle w:val="Normaalweb"/>
-        <w:divId w:val="1532646633"/>
+        <w:divId w:val="1392538885"/>
         <w:rPr>
           <w:lang w:val="nl-NL"/>
         </w:rPr>
@@ -1509,7 +1509,7 @@
     <w:p>
       <w:pPr>
         <w:pStyle w:val="Normaalweb"/>
-        <w:divId w:val="1532646633"/>
+        <w:divId w:val="1392538885"/>
         <w:rPr>
           <w:lang w:val="nl-NL"/>
         </w:rPr>
@@ -1531,7 +1531,7 @@
     <w:p>
       <w:pPr>
         <w:pStyle w:val="Normaalweb"/>
-        <w:divId w:val="1532646633"/>
+        <w:divId w:val="1392538885"/>
         <w:rPr>
           <w:lang w:val="nl-NL"/>
         </w:rPr>
@@ -1546,7 +1546,7 @@
     <w:p>
       <w:pPr>
         <w:pStyle w:val="Normaalweb"/>
-        <w:divId w:val="1532646633"/>
+        <w:divId w:val="1392538885"/>
         <w:rPr>
           <w:lang w:val="nl-NL"/>
         </w:rPr>
@@ -1575,7 +1575,7 @@
       <w:pPr>
         <w:pStyle w:val="marker"/>
         <w:ind w:left="800" w:right="800"/>
-        <w:divId w:val="1532646633"/>
+        <w:divId w:val="1392538885"/>
         <w:rPr>
           <w:lang w:val="nl-NL"/>
         </w:rPr>
@@ -1587,13 +1587,13 @@
     <w:p>
       <w:pPr>
         <w:pStyle w:val="Kop2"/>
-        <w:divId w:val="1532646633"/>
+        <w:divId w:val="1392538885"/>
         <w:rPr>
           <w:rFonts w:eastAsia="Times New Roman"/>
           <w:lang w:val="nl-NL"/>
         </w:rPr>
       </w:pPr>
-      <w:bookmarkStart w:id="3" w:name="_Toc242859704"/>
+      <w:bookmarkStart w:id="3" w:name="_Toc242860729"/>
       <w:r>
         <w:rPr>
           <w:rFonts w:eastAsia="Times New Roman"/>
@@ -1606,7 +1606,7 @@
     <w:p>
       <w:pPr>
         <w:pStyle w:val="Normaalweb"/>
-        <w:divId w:val="1532646633"/>
+        <w:divId w:val="1392538885"/>
         <w:rPr>
           <w:lang w:val="nl-NL"/>
         </w:rPr>
@@ -1621,7 +1621,7 @@
     <w:p>
       <w:pPr>
         <w:pStyle w:val="Normaalweb"/>
-        <w:divId w:val="1532646633"/>
+        <w:divId w:val="1392538885"/>
         <w:rPr>
           <w:lang w:val="nl-NL"/>
         </w:rPr>
@@ -1649,7 +1649,7 @@
     <w:p>
       <w:pPr>
         <w:pStyle w:val="Normaalweb"/>
-        <w:divId w:val="1532646633"/>
+        <w:divId w:val="1392538885"/>
         <w:rPr>
           <w:lang w:val="nl-NL"/>
         </w:rPr>
@@ -1671,7 +1671,7 @@
     <w:p>
       <w:pPr>
         <w:pStyle w:val="Normaalweb"/>
-        <w:divId w:val="1532646633"/>
+        <w:divId w:val="1392538885"/>
         <w:rPr>
           <w:lang w:val="nl-NL"/>
         </w:rPr>
@@ -1699,7 +1699,7 @@
     <w:p>
       <w:pPr>
         <w:pStyle w:val="Normaalweb"/>
-        <w:divId w:val="1532646633"/>
+        <w:divId w:val="1392538885"/>
         <w:rPr>
           <w:lang w:val="nl-NL"/>
         </w:rPr>
@@ -1721,7 +1721,7 @@
     <w:p>
       <w:pPr>
         <w:pStyle w:val="Normaalweb"/>
-        <w:divId w:val="1532646633"/>
+        <w:divId w:val="1392538885"/>
         <w:rPr>
           <w:lang w:val="nl-NL"/>
         </w:rPr>
@@ -1749,7 +1749,7 @@
     <w:p>
       <w:pPr>
         <w:pStyle w:val="Normaalweb"/>
-        <w:divId w:val="1532646633"/>
+        <w:divId w:val="1392538885"/>
         <w:rPr>
           <w:lang w:val="nl-NL"/>
         </w:rPr>
@@ -1764,7 +1764,7 @@
     <w:p>
       <w:pPr>
         <w:pStyle w:val="Normaalweb"/>
-        <w:divId w:val="1532646633"/>
+        <w:divId w:val="1392538885"/>
         <w:rPr>
           <w:lang w:val="nl-NL"/>
         </w:rPr>
@@ -1793,7 +1793,7 @@
     <w:p>
       <w:pPr>
         <w:pStyle w:val="Normaalweb"/>
-        <w:divId w:val="1532646633"/>
+        <w:divId w:val="1392538885"/>
         <w:rPr>
           <w:lang w:val="nl-NL"/>
         </w:rPr>
@@ -1809,7 +1809,7 @@
       <w:pPr>
         <w:pStyle w:val="marker"/>
         <w:ind w:left="800" w:right="800"/>
-        <w:divId w:val="1532646633"/>
+        <w:divId w:val="1392538885"/>
         <w:rPr>
           <w:lang w:val="nl-NL"/>
         </w:rPr>
@@ -1821,13 +1821,13 @@
     <w:p>
       <w:pPr>
         <w:pStyle w:val="Kop2"/>
-        <w:divId w:val="1532646633"/>
+        <w:divId w:val="1392538885"/>
         <w:rPr>
           <w:rFonts w:eastAsia="Times New Roman"/>
           <w:lang w:val="nl-NL"/>
         </w:rPr>
       </w:pPr>
-      <w:bookmarkStart w:id="4" w:name="_Toc242859705"/>
+      <w:bookmarkStart w:id="4" w:name="_Toc242860730"/>
       <w:r>
         <w:rPr>
           <w:rFonts w:eastAsia="Times New Roman"/>
@@ -1840,7 +1840,7 @@
     <w:p>
       <w:pPr>
         <w:pStyle w:val="Normaalweb"/>
-        <w:divId w:val="1532646633"/>
+        <w:divId w:val="1392538885"/>
         <w:rPr>
           <w:lang w:val="nl-NL"/>
         </w:rPr>
@@ -1855,7 +1855,7 @@
     <w:p>
       <w:pPr>
         <w:pStyle w:val="Normaalweb"/>
-        <w:divId w:val="1532646633"/>
+        <w:divId w:val="1392538885"/>
         <w:rPr>
           <w:lang w:val="nl-NL"/>
         </w:rPr>
@@ -1870,7 +1870,7 @@
     <w:p>
       <w:pPr>
         <w:pStyle w:val="Normaalweb"/>
-        <w:divId w:val="1532646633"/>
+        <w:divId w:val="1392538885"/>
         <w:rPr>
           <w:lang w:val="nl-NL"/>
         </w:rPr>
@@ -1885,7 +1885,7 @@
     <w:p>
       <w:pPr>
         <w:pStyle w:val="Normaalweb"/>
-        <w:divId w:val="1532646633"/>
+        <w:divId w:val="1392538885"/>
         <w:rPr>
           <w:lang w:val="nl-NL"/>
         </w:rPr>
@@ -1900,7 +1900,7 @@
     <w:p>
       <w:pPr>
         <w:pStyle w:val="Normaalweb"/>
-        <w:divId w:val="1532646633"/>
+        <w:divId w:val="1392538885"/>
         <w:rPr>
           <w:lang w:val="nl-NL"/>
         </w:rPr>
@@ -1921,7 +1921,7 @@
     <w:p>
       <w:pPr>
         <w:pStyle w:val="Normaalweb"/>
-        <w:divId w:val="1532646633"/>
+        <w:divId w:val="1392538885"/>
         <w:rPr>
           <w:lang w:val="nl-NL"/>
         </w:rPr>
@@ -1936,7 +1936,7 @@
     <w:p>
       <w:pPr>
         <w:pStyle w:val="Normaalweb"/>
-        <w:divId w:val="1532646633"/>
+        <w:divId w:val="1392538885"/>
         <w:rPr>
           <w:lang w:val="nl-NL"/>
         </w:rPr>
@@ -1957,7 +1957,7 @@
     <w:p>
       <w:pPr>
         <w:pStyle w:val="Normaalweb"/>
-        <w:divId w:val="1532646633"/>
+        <w:divId w:val="1392538885"/>
         <w:rPr>
           <w:lang w:val="nl-NL"/>
         </w:rPr>
@@ -1979,7 +1979,7 @@
     <w:p>
       <w:pPr>
         <w:pStyle w:val="Normaalweb"/>
-        <w:divId w:val="1532646633"/>
+        <w:divId w:val="1392538885"/>
         <w:rPr>
           <w:lang w:val="nl-NL"/>
         </w:rPr>
@@ -1994,7 +1994,7 @@
     <w:p>
       <w:pPr>
         <w:pStyle w:val="Normaalweb"/>
-        <w:divId w:val="1532646633"/>
+        <w:divId w:val="1392538885"/>
         <w:rPr>
           <w:lang w:val="nl-NL"/>
         </w:rPr>
@@ -2010,7 +2010,7 @@
       <w:pPr>
         <w:pStyle w:val="marker"/>
         <w:ind w:left="800" w:right="800"/>
-        <w:divId w:val="1532646633"/>
+        <w:divId w:val="1392538885"/>
         <w:rPr>
           <w:lang w:val="nl-NL"/>
         </w:rPr>
@@ -2022,13 +2022,13 @@
     <w:p>
       <w:pPr>
         <w:pStyle w:val="Kop2"/>
-        <w:divId w:val="1532646633"/>
+        <w:divId w:val="1392538885"/>
         <w:rPr>
           <w:rFonts w:eastAsia="Times New Roman"/>
           <w:lang w:val="nl-NL"/>
         </w:rPr>
       </w:pPr>
-      <w:bookmarkStart w:id="5" w:name="_Toc242859706"/>
+      <w:bookmarkStart w:id="5" w:name="_Toc242860731"/>
       <w:r>
         <w:rPr>
           <w:rFonts w:eastAsia="Times New Roman"/>
@@ -2041,7 +2041,7 @@
     <w:p>
       <w:pPr>
         <w:pStyle w:val="Normaalweb"/>
-        <w:divId w:val="1532646633"/>
+        <w:divId w:val="1392538885"/>
         <w:rPr>
           <w:lang w:val="nl-NL"/>
         </w:rPr>
@@ -2056,7 +2056,7 @@
     <w:p>
       <w:pPr>
         <w:pStyle w:val="Normaalweb"/>
-        <w:divId w:val="1532646633"/>
+        <w:divId w:val="1392538885"/>
         <w:rPr>
           <w:lang w:val="nl-NL"/>
         </w:rPr>
@@ -2071,7 +2071,7 @@
     <w:p>
       <w:pPr>
         <w:pStyle w:val="Normaalweb"/>
-        <w:divId w:val="1532646633"/>
+        <w:divId w:val="1392538885"/>
         <w:rPr>
           <w:lang w:val="nl-NL"/>
         </w:rPr>
@@ -2087,7 +2087,7 @@
       <w:pPr>
         <w:pStyle w:val="marker"/>
         <w:ind w:left="800" w:right="800"/>
-        <w:divId w:val="1532646633"/>
+        <w:divId w:val="1392538885"/>
         <w:rPr>
           <w:lang w:val="nl-NL"/>
         </w:rPr>
@@ -2099,13 +2099,13 @@
     <w:p>
       <w:pPr>
         <w:pStyle w:val="Kop2"/>
-        <w:divId w:val="1532646633"/>
+        <w:divId w:val="1392538885"/>
         <w:rPr>
           <w:rFonts w:eastAsia="Times New Roman"/>
           <w:lang w:val="nl-NL"/>
         </w:rPr>
       </w:pPr>
-      <w:bookmarkStart w:id="6" w:name="_Toc242859707"/>
+      <w:bookmarkStart w:id="6" w:name="_Toc242860732"/>
       <w:r>
         <w:rPr>
           <w:rFonts w:eastAsia="Times New Roman"/>
@@ -2118,7 +2118,7 @@
     <w:p>
       <w:pPr>
         <w:pStyle w:val="Normaalweb"/>
-        <w:divId w:val="1532646633"/>
+        <w:divId w:val="1392538885"/>
         <w:rPr>
           <w:lang w:val="nl-NL"/>
         </w:rPr>
@@ -2133,7 +2133,7 @@
     <w:p>
       <w:pPr>
         <w:pStyle w:val="Normaalweb"/>
-        <w:divId w:val="1532646633"/>
+        <w:divId w:val="1392538885"/>
         <w:rPr>
           <w:lang w:val="nl-NL"/>
         </w:rPr>
@@ -2161,7 +2161,7 @@
     <w:p>
       <w:pPr>
         <w:pStyle w:val="Normaalweb"/>
-        <w:divId w:val="1532646633"/>
+        <w:divId w:val="1392538885"/>
         <w:rPr>
           <w:lang w:val="nl-NL"/>
         </w:rPr>
@@ -2189,7 +2189,7 @@
     <w:p>
       <w:pPr>
         <w:pStyle w:val="Normaalweb"/>
-        <w:divId w:val="1532646633"/>
+        <w:divId w:val="1392538885"/>
         <w:rPr>
           <w:lang w:val="nl-NL"/>
         </w:rPr>
@@ -2217,7 +2217,7 @@
     <w:p>
       <w:pPr>
         <w:pStyle w:val="Normaalweb"/>
-        <w:divId w:val="1532646633"/>
+        <w:divId w:val="1392538885"/>
         <w:rPr>
           <w:lang w:val="nl-NL"/>
         </w:rPr>
@@ -2245,7 +2245,7 @@
     <w:p>
       <w:pPr>
         <w:pStyle w:val="Normaalweb"/>
-        <w:divId w:val="1532646633"/>
+        <w:divId w:val="1392538885"/>
         <w:rPr>
           <w:lang w:val="nl-NL"/>
         </w:rPr>
@@ -2261,7 +2261,7 @@
       <w:pPr>
         <w:pStyle w:val="marker"/>
         <w:ind w:left="800" w:right="800"/>
-        <w:divId w:val="1532646633"/>
+        <w:divId w:val="1392538885"/>
         <w:rPr>
           <w:lang w:val="nl-NL"/>
         </w:rPr>
@@ -2273,13 +2273,13 @@
     <w:p>
       <w:pPr>
         <w:pStyle w:val="Kop2"/>
-        <w:divId w:val="1532646633"/>
+        <w:divId w:val="1392538885"/>
         <w:rPr>
           <w:rFonts w:eastAsia="Times New Roman"/>
           <w:lang w:val="nl-NL"/>
         </w:rPr>
       </w:pPr>
-      <w:bookmarkStart w:id="7" w:name="_Toc242859708"/>
+      <w:bookmarkStart w:id="7" w:name="_Toc242860733"/>
       <w:r>
         <w:rPr>
           <w:rFonts w:eastAsia="Times New Roman"/>
@@ -2292,7 +2292,7 @@
     <w:p>
       <w:pPr>
         <w:pStyle w:val="Normaalweb"/>
-        <w:divId w:val="1532646633"/>
+        <w:divId w:val="1392538885"/>
         <w:rPr>
           <w:lang w:val="nl-NL"/>
         </w:rPr>
@@ -2307,7 +2307,7 @@
     <w:p>
       <w:pPr>
         <w:pStyle w:val="Normaalweb"/>
-        <w:divId w:val="1532646633"/>
+        <w:divId w:val="1392538885"/>
         <w:rPr>
           <w:lang w:val="nl-NL"/>
         </w:rPr>
@@ -2322,7 +2322,7 @@
     <w:p>
       <w:pPr>
         <w:pStyle w:val="Normaalweb"/>
-        <w:divId w:val="1532646633"/>
+        <w:divId w:val="1392538885"/>
         <w:rPr>
           <w:lang w:val="nl-NL"/>
         </w:rPr>
@@ -2343,7 +2343,7 @@
     <w:p>
       <w:pPr>
         <w:pStyle w:val="Normaalweb"/>
-        <w:divId w:val="1532646633"/>
+        <w:divId w:val="1392538885"/>
         <w:rPr>
           <w:lang w:val="nl-NL"/>
         </w:rPr>
@@ -2359,7 +2359,7 @@
       <w:pPr>
         <w:pStyle w:val="marker"/>
         <w:ind w:left="800" w:right="800"/>
-        <w:divId w:val="1532646633"/>
+        <w:divId w:val="1392538885"/>
         <w:rPr>
           <w:lang w:val="nl-NL"/>
         </w:rPr>
@@ -2371,13 +2371,13 @@
     <w:p>
       <w:pPr>
         <w:pStyle w:val="Kop2"/>
-        <w:divId w:val="1532646633"/>
+        <w:divId w:val="1392538885"/>
         <w:rPr>
           <w:rFonts w:eastAsia="Times New Roman"/>
           <w:lang w:val="nl-NL"/>
         </w:rPr>
       </w:pPr>
-      <w:bookmarkStart w:id="8" w:name="_Toc242859709"/>
+      <w:bookmarkStart w:id="8" w:name="_Toc242860734"/>
       <w:r>
         <w:rPr>
           <w:rFonts w:eastAsia="Times New Roman"/>
@@ -2390,7 +2390,7 @@
     <w:p>
       <w:pPr>
         <w:pStyle w:val="Normaalweb"/>
-        <w:divId w:val="1532646633"/>
+        <w:divId w:val="1392538885"/>
         <w:rPr>
           <w:lang w:val="nl-NL"/>
         </w:rPr>
@@ -2405,7 +2405,7 @@
     <w:p>
       <w:pPr>
         <w:pStyle w:val="Normaalweb"/>
-        <w:divId w:val="1532646633"/>
+        <w:divId w:val="1392538885"/>
         <w:rPr>
           <w:lang w:val="nl-NL"/>
         </w:rPr>
@@ -2433,7 +2433,7 @@
     <w:p>
       <w:pPr>
         <w:pStyle w:val="Normaalweb"/>
-        <w:divId w:val="1532646633"/>
+        <w:divId w:val="1392538885"/>
         <w:rPr>
           <w:lang w:val="nl-NL"/>
         </w:rPr>
@@ -2455,7 +2455,7 @@
     <w:p>
       <w:pPr>
         <w:pStyle w:val="Normaalweb"/>
-        <w:divId w:val="1532646633"/>
+        <w:divId w:val="1392538885"/>
         <w:rPr>
           <w:lang w:val="nl-NL"/>
         </w:rPr>
@@ -2470,7 +2470,7 @@
     <w:p>
       <w:pPr>
         <w:pStyle w:val="Normaalweb"/>
-        <w:divId w:val="1532646633"/>
+        <w:divId w:val="1392538885"/>
         <w:rPr>
           <w:lang w:val="nl-NL"/>
         </w:rPr>
@@ -2491,7 +2491,7 @@
     <w:p>
       <w:pPr>
         <w:pStyle w:val="Normaalweb"/>
-        <w:divId w:val="1532646633"/>
+        <w:divId w:val="1392538885"/>
         <w:rPr>
           <w:lang w:val="nl-NL"/>
         </w:rPr>
@@ -2512,7 +2512,7 @@
     <w:p>
       <w:pPr>
         <w:pStyle w:val="Normaalweb"/>
-        <w:divId w:val="1532646633"/>
+        <w:divId w:val="1392538885"/>
         <w:rPr>
           <w:lang w:val="nl-NL"/>
         </w:rPr>
@@ -2527,7 +2527,7 @@
     <w:p>
       <w:pPr>
         <w:pStyle w:val="Normaalweb"/>
-        <w:divId w:val="1532646633"/>
+        <w:divId w:val="1392538885"/>
         <w:rPr>
           <w:lang w:val="nl-NL"/>
         </w:rPr>
@@ -2542,7 +2542,7 @@
     <w:p>
       <w:pPr>
         <w:pStyle w:val="Normaalweb"/>
-        <w:divId w:val="1532646633"/>
+        <w:divId w:val="1392538885"/>
         <w:rPr>
           <w:lang w:val="nl-NL"/>
         </w:rPr>
@@ -2558,7 +2558,7 @@
       <w:pPr>
         <w:pStyle w:val="marker"/>
         <w:ind w:left="800" w:right="800"/>
-        <w:divId w:val="1532646633"/>
+        <w:divId w:val="1392538885"/>
         <w:rPr>
           <w:lang w:val="nl-NL"/>
         </w:rPr>
@@ -2570,13 +2570,13 @@
     <w:p>
       <w:pPr>
         <w:pStyle w:val="Kop2"/>
-        <w:divId w:val="1532646633"/>
+        <w:divId w:val="1392538885"/>
         <w:rPr>
           <w:rFonts w:eastAsia="Times New Roman"/>
           <w:lang w:val="nl-NL"/>
         </w:rPr>
       </w:pPr>
-      <w:bookmarkStart w:id="9" w:name="_Toc242859710"/>
+      <w:bookmarkStart w:id="9" w:name="_Toc242860735"/>
       <w:r>
         <w:rPr>
           <w:rFonts w:eastAsia="Times New Roman"/>
@@ -2589,7 +2589,7 @@
     <w:p>
       <w:pPr>
         <w:pStyle w:val="Normaalweb"/>
-        <w:divId w:val="1532646633"/>
+        <w:divId w:val="1392538885"/>
         <w:rPr>
           <w:lang w:val="nl-NL"/>
         </w:rPr>
@@ -2604,7 +2604,7 @@
     <w:p>
       <w:pPr>
         <w:pStyle w:val="Normaalweb"/>
-        <w:divId w:val="1532646633"/>
+        <w:divId w:val="1392538885"/>
         <w:rPr>
           <w:lang w:val="nl-NL"/>
         </w:rPr>
@@ -2632,7 +2632,7 @@
     <w:p>
       <w:pPr>
         <w:pStyle w:val="Normaalweb"/>
-        <w:divId w:val="1532646633"/>
+        <w:divId w:val="1392538885"/>
         <w:rPr>
           <w:lang w:val="nl-NL"/>
         </w:rPr>
@@ -2666,7 +2666,7 @@
     <w:p>
       <w:pPr>
         <w:pStyle w:val="Normaalweb"/>
-        <w:divId w:val="1532646633"/>
+        <w:divId w:val="1392538885"/>
         <w:rPr>
           <w:lang w:val="nl-NL"/>
         </w:rPr>
@@ -2701,7 +2701,7 @@
       <w:pPr>
         <w:pStyle w:val="marker"/>
         <w:ind w:left="800" w:right="800"/>
-        <w:divId w:val="1532646633"/>
+        <w:divId w:val="1392538885"/>
         <w:rPr>
           <w:lang w:val="nl-NL"/>
         </w:rPr>
@@ -2713,13 +2713,13 @@
     <w:p>
       <w:pPr>
         <w:pStyle w:val="Kop2"/>
-        <w:divId w:val="1532646633"/>
+        <w:divId w:val="1392538885"/>
         <w:rPr>
           <w:rFonts w:eastAsia="Times New Roman"/>
           <w:lang w:val="nl-NL"/>
         </w:rPr>
       </w:pPr>
-      <w:bookmarkStart w:id="10" w:name="_Toc242859711"/>
+      <w:bookmarkStart w:id="10" w:name="_Toc242860736"/>
       <w:r>
         <w:rPr>
           <w:rFonts w:eastAsia="Times New Roman"/>
@@ -2732,7 +2732,7 @@
     <w:p>
       <w:pPr>
         <w:pStyle w:val="Normaalweb"/>
-        <w:divId w:val="1532646633"/>
+        <w:divId w:val="1392538885"/>
         <w:rPr>
           <w:lang w:val="nl-NL"/>
         </w:rPr>
@@ -2753,7 +2753,7 @@
     <w:p>
       <w:pPr>
         <w:pStyle w:val="Normaalweb"/>
-        <w:divId w:val="1532646633"/>
+        <w:divId w:val="1392538885"/>
         <w:rPr>
           <w:lang w:val="nl-NL"/>
         </w:rPr>
@@ -2768,7 +2768,7 @@
     <w:p>
       <w:pPr>
         <w:pStyle w:val="Normaalweb"/>
-        <w:divId w:val="1532646633"/>
+        <w:divId w:val="1392538885"/>
         <w:rPr>
           <w:lang w:val="nl-NL"/>
         </w:rPr>
@@ -2783,7 +2783,7 @@
     <w:p>
       <w:pPr>
         <w:pStyle w:val="Normaalweb"/>
-        <w:divId w:val="1532646633"/>
+        <w:divId w:val="1392538885"/>
         <w:rPr>
           <w:lang w:val="nl-NL"/>
         </w:rPr>
@@ -2798,7 +2798,7 @@
     <w:p>
       <w:pPr>
         <w:pStyle w:val="Normaalweb"/>
-        <w:divId w:val="1532646633"/>
+        <w:divId w:val="1392538885"/>
         <w:rPr>
           <w:lang w:val="nl-NL"/>
         </w:rPr>
@@ -2814,7 +2814,7 @@
       <w:pPr>
         <w:pStyle w:val="marker"/>
         <w:ind w:left="800" w:right="800"/>
-        <w:divId w:val="1532646633"/>
+        <w:divId w:val="1392538885"/>
         <w:rPr>
           <w:lang w:val="nl-NL"/>
         </w:rPr>
@@ -2826,13 +2826,13 @@
     <w:p>
       <w:pPr>
         <w:pStyle w:val="Kop2"/>
-        <w:divId w:val="1532646633"/>
+        <w:divId w:val="1392538885"/>
         <w:rPr>
           <w:rFonts w:eastAsia="Times New Roman"/>
           <w:lang w:val="nl-NL"/>
         </w:rPr>
       </w:pPr>
-      <w:bookmarkStart w:id="11" w:name="_Toc242859712"/>
+      <w:bookmarkStart w:id="11" w:name="_Toc242860737"/>
       <w:r>
         <w:rPr>
           <w:rFonts w:eastAsia="Times New Roman"/>
@@ -2845,7 +2845,7 @@
     <w:p>
       <w:pPr>
         <w:pStyle w:val="Normaalweb"/>
-        <w:divId w:val="1532646633"/>
+        <w:divId w:val="1392538885"/>
         <w:rPr>
           <w:lang w:val="nl-NL"/>
         </w:rPr>
@@ -2860,7 +2860,7 @@
     <w:p>
       <w:pPr>
         <w:pStyle w:val="Normaalweb"/>
-        <w:divId w:val="1532646633"/>
+        <w:divId w:val="1392538885"/>
         <w:rPr>
           <w:lang w:val="nl-NL"/>
         </w:rPr>
@@ -2882,7 +2882,7 @@
     <w:p>
       <w:pPr>
         <w:pStyle w:val="Normaalweb"/>
-        <w:divId w:val="1532646633"/>
+        <w:divId w:val="1392538885"/>
         <w:rPr>
           <w:lang w:val="nl-NL"/>
         </w:rPr>
@@ -2910,7 +2910,7 @@
     <w:p>
       <w:pPr>
         <w:pStyle w:val="Normaalweb"/>
-        <w:divId w:val="1532646633"/>
+        <w:divId w:val="1392538885"/>
         <w:rPr>
           <w:lang w:val="nl-NL"/>
         </w:rPr>
@@ -2925,7 +2925,7 @@
     <w:p>
       <w:pPr>
         <w:pStyle w:val="Normaalweb"/>
-        <w:divId w:val="1532646633"/>
+        <w:divId w:val="1392538885"/>
         <w:rPr>
           <w:lang w:val="nl-NL"/>
         </w:rPr>
@@ -2941,7 +2941,7 @@
       <w:pPr>
         <w:pStyle w:val="marker"/>
         <w:ind w:left="800" w:right="800"/>
-        <w:divId w:val="1532646633"/>
+        <w:divId w:val="1392538885"/>
         <w:rPr>
           <w:lang w:val="nl-NL"/>
         </w:rPr>
@@ -2953,13 +2953,13 @@
     <w:p>
       <w:pPr>
         <w:pStyle w:val="Kop2"/>
-        <w:divId w:val="1532646633"/>
+        <w:divId w:val="1392538885"/>
         <w:rPr>
           <w:rFonts w:eastAsia="Times New Roman"/>
           <w:lang w:val="nl-NL"/>
         </w:rPr>
       </w:pPr>
-      <w:bookmarkStart w:id="12" w:name="_Toc242859713"/>
+      <w:bookmarkStart w:id="12" w:name="_Toc242860738"/>
       <w:r>
         <w:rPr>
           <w:rFonts w:eastAsia="Times New Roman"/>
@@ -2972,7 +2972,7 @@
     <w:p>
       <w:pPr>
         <w:pStyle w:val="Normaalweb"/>
-        <w:divId w:val="1532646633"/>
+        <w:divId w:val="1392538885"/>
         <w:rPr>
           <w:lang w:val="nl-NL"/>
         </w:rPr>
@@ -2987,7 +2987,7 @@
     <w:p>
       <w:pPr>
         <w:pStyle w:val="Normaalweb"/>
-        <w:divId w:val="1532646633"/>
+        <w:divId w:val="1392538885"/>
         <w:rPr>
           <w:lang w:val="nl-NL"/>
         </w:rPr>
@@ -3002,7 +3002,7 @@
     <w:p>
       <w:pPr>
         <w:pStyle w:val="Normaalweb"/>
-        <w:divId w:val="1532646633"/>
+        <w:divId w:val="1392538885"/>
         <w:rPr>
           <w:lang w:val="nl-NL"/>
         </w:rPr>
@@ -3017,7 +3017,7 @@
     <w:p>
       <w:pPr>
         <w:pStyle w:val="Normaalweb"/>
-        <w:divId w:val="1532646633"/>
+        <w:divId w:val="1392538885"/>
         <w:rPr>
           <w:lang w:val="nl-NL"/>
         </w:rPr>
@@ -3032,7 +3032,7 @@
     <w:p>
       <w:pPr>
         <w:pStyle w:val="Normaalweb"/>
-        <w:divId w:val="1532646633"/>
+        <w:divId w:val="1392538885"/>
         <w:rPr>
           <w:lang w:val="nl-NL"/>
         </w:rPr>
@@ -3047,7 +3047,7 @@
     <w:p>
       <w:pPr>
         <w:pStyle w:val="Normaalweb"/>
-        <w:divId w:val="1532646633"/>
+        <w:divId w:val="1392538885"/>
         <w:rPr>
           <w:lang w:val="nl-NL"/>
         </w:rPr>
@@ -3294,7 +3294,7 @@
         <w:sz w:val="18"/>
       </w:rPr>
       <w:tab/>
-      <w:t>Laatst gewijzigd: 14 oktober 2026, 07:57</w:t>
+      <w:t>Laatst gewijzigd: 14 oktober 2026, 08:14</w:t>
     </w:r>
   </w:p>
 </w:hdr>
@@ -4661,7 +4661,7 @@
     <w:link w:val="KoptekstChar"/>
     <w:uiPriority w:val="99"/>
     <w:unhideWhenUsed/>
-    <w:rsid w:val="005A0BF8"/>
+    <w:rsid w:val="0089728E"/>
     <w:pPr>
       <w:tabs>
         <w:tab w:val="center" w:pos="4536"/>
@@ -4674,7 +4674,7 @@
     <w:basedOn w:val="Standaardalinea-lettertype"/>
     <w:link w:val="Koptekst"/>
     <w:uiPriority w:val="99"/>
-    <w:rsid w:val="005A0BF8"/>
+    <w:rsid w:val="0089728E"/>
     <w:rPr>
       <w:rFonts w:eastAsiaTheme="minorEastAsia"/>
       <w:sz w:val="24"/>
@@ -4687,7 +4687,7 @@
     <w:link w:val="VoettekstChar"/>
     <w:uiPriority w:val="99"/>
     <w:unhideWhenUsed/>
-    <w:rsid w:val="005A0BF8"/>
+    <w:rsid w:val="0089728E"/>
     <w:pPr>
       <w:tabs>
         <w:tab w:val="center" w:pos="4536"/>
@@ -4700,7 +4700,7 @@
     <w:basedOn w:val="Standaardalinea-lettertype"/>
     <w:link w:val="Voettekst"/>
     <w:uiPriority w:val="99"/>
-    <w:rsid w:val="005A0BF8"/>
+    <w:rsid w:val="0089728E"/>
     <w:rPr>
       <w:rFonts w:eastAsiaTheme="minorEastAsia"/>
       <w:sz w:val="24"/>
@@ -4714,7 +4714,7 @@
     <w:autoRedefine/>
     <w:uiPriority w:val="39"/>
     <w:unhideWhenUsed/>
-    <w:rsid w:val="005A0BF8"/>
+    <w:rsid w:val="0089728E"/>
     <w:pPr>
       <w:spacing w:after="100"/>
       <w:ind w:left="220"/>

--- a/nl/docx/document-d.docx
+++ b/nl/docx/document-d.docx
@@ -4,18 +4,18 @@
   <w:body>
     <w:p>
       <w:pPr>
-        <w:spacing w:after="480"/>
+        <w:spacing w:after="400"/>
         <w:jc w:val="center"/>
         <w:outlineLvl w:val="1"/>
-        <w:divId w:val="1887447454"/>
+        <w:divId w:val="1972324531"/>
         <w:rPr>
           <w:rFonts w:ascii="Aptos Display" w:eastAsia="Times New Roman" w:hAnsi="Aptos Display"/>
           <w:b/>
           <w:bCs/>
           <w:color w:val="2E7D32"/>
           <w:kern w:val="36"/>
-          <w:sz w:val="72"/>
-          <w:szCs w:val="72"/>
+          <w:sz w:val="68"/>
+          <w:szCs w:val="68"/>
           <w:lang w:val="nl-NL"/>
         </w:rPr>
       </w:pPr>
@@ -26,8 +26,8 @@
           <w:bCs/>
           <w:color w:val="2E7D32"/>
           <w:kern w:val="36"/>
-          <w:sz w:val="72"/>
-          <w:szCs w:val="72"/>
+          <w:sz w:val="68"/>
+          <w:szCs w:val="68"/>
           <w:lang w:val="nl-NL"/>
         </w:rPr>
         <w:t>Systeem-Audit</w:t>
@@ -36,7 +36,7 @@
     <w:p>
       <w:pPr>
         <w:pStyle w:val="ondertitel2"/>
-        <w:divId w:val="1887447454"/>
+        <w:divId w:val="1972324531"/>
         <w:rPr>
           <w:lang w:val="nl-NL"/>
         </w:rPr>
@@ -51,7 +51,7 @@
     <w:p>
       <w:pPr>
         <w:pStyle w:val="documentaanduiding2"/>
-        <w:divId w:val="1887447454"/>
+        <w:divId w:val="1972324531"/>
         <w:rPr>
           <w:lang w:val="nl-NL"/>
         </w:rPr>
@@ -66,7 +66,7 @@
     <w:p>
       <w:pPr>
         <w:pStyle w:val="auteur2"/>
-        <w:divId w:val="1887447454"/>
+        <w:divId w:val="1972324531"/>
         <w:rPr>
           <w:lang w:val="nl-NL"/>
         </w:rPr>
@@ -81,27 +81,18 @@
     <w:p>
       <w:pPr>
         <w:pStyle w:val="meta-lijn2"/>
-        <w:divId w:val="1887447454"/>
-        <w:rPr>
-          <w:lang w:val="nl-NL"/>
-        </w:rPr>
-      </w:pPr>
-      <w:r>
-        <w:rPr>
-          <w:lang w:val="nl-NL"/>
-        </w:rPr>
-        <w:t>Versie bijgewerkt: 14 oktober 2026, 08:14</w:t>
-      </w:r>
-    </w:p>
-    <w:p>
-      <w:pPr>
-        <w:pStyle w:val="marker"/>
         <w:ind w:left="800" w:right="800"/>
-        <w:divId w:val="1392538885"/>
-        <w:rPr>
-          <w:lang w:val="nl-NL"/>
-        </w:rPr>
-      </w:pPr>
+        <w:divId w:val="1972324531"/>
+        <w:rPr>
+          <w:lang w:val="nl-NL"/>
+        </w:rPr>
+      </w:pPr>
+      <w:r>
+        <w:rPr>
+          <w:lang w:val="nl-NL"/>
+        </w:rPr>
+        <w:t>Versie bijgewerkt: 26 oktober 2026, 15:36</w:t>
+      </w:r>
       <w:r>
         <w:br w:type="page"/>
       </w:r>
@@ -109,20 +100,18 @@
     <w:p>
       <w:pPr>
         <w:pStyle w:val="Kop2"/>
-        <w:pageBreakBefore/>
-        <w:divId w:val="948854951"/>
+        <w:divId w:val="487795670"/>
         <w:rPr>
           <w:rFonts w:eastAsia="Times New Roman"/>
           <w:lang w:val="nl-NL"/>
         </w:rPr>
       </w:pPr>
-      <w:bookmarkStart w:id="0" w:name="_Toc242860726"/>
+      <w:bookmarkStart w:id="0" w:name="_Toc243922952"/>
       <w:r>
         <w:rPr>
           <w:rFonts w:eastAsia="Times New Roman"/>
           <w:lang w:val="nl-NL"/>
         </w:rPr>
-        <w:lastRenderedPageBreak/>
         <w:t>Inhoudsopgave</w:t>
       </w:r>
       <w:bookmarkEnd w:id="0"/>
@@ -133,7 +122,7 @@
         <w:tabs>
           <w:tab w:val="right" w:leader="dot" w:pos="9062"/>
         </w:tabs>
-        <w:divId w:val="948854951"/>
+        <w:divId w:val="487795670"/>
         <w:rPr>
           <w:rFonts w:asciiTheme="minorHAnsi" w:hAnsiTheme="minorHAnsi" w:cstheme="minorBidi"/>
           <w:noProof/>
@@ -184,7 +173,7 @@
         <w:rPr>
           <w:noProof/>
         </w:rPr>
-        <w:instrText xml:space="preserve"> PAGEREF _Toc242860726 \h </w:instrText>
+        <w:instrText xml:space="preserve"> PAGEREF _Toc243922952 \h </w:instrText>
       </w:r>
       <w:r>
         <w:rPr>
@@ -201,7 +190,7 @@
         <w:rPr>
           <w:noProof/>
         </w:rPr>
-        <w:t>3</w:t>
+        <w:t>2</w:t>
       </w:r>
       <w:r>
         <w:rPr>
@@ -216,7 +205,7 @@
         <w:tabs>
           <w:tab w:val="right" w:leader="dot" w:pos="9062"/>
         </w:tabs>
-        <w:divId w:val="948854951"/>
+        <w:divId w:val="487795670"/>
         <w:rPr>
           <w:rFonts w:asciiTheme="minorHAnsi" w:hAnsiTheme="minorHAnsi" w:cstheme="minorBidi"/>
           <w:noProof/>
@@ -249,7 +238,7 @@
         <w:rPr>
           <w:noProof/>
         </w:rPr>
-        <w:instrText xml:space="preserve"> PAGEREF _Toc242860727 \h </w:instrText>
+        <w:instrText xml:space="preserve"> PAGEREF _Toc243922953 \h </w:instrText>
       </w:r>
       <w:r>
         <w:rPr>
@@ -266,7 +255,7 @@
         <w:rPr>
           <w:noProof/>
         </w:rPr>
-        <w:t>5</w:t>
+        <w:t>3</w:t>
       </w:r>
       <w:r>
         <w:rPr>
@@ -281,7 +270,7 @@
         <w:tabs>
           <w:tab w:val="right" w:leader="dot" w:pos="9062"/>
         </w:tabs>
-        <w:divId w:val="948854951"/>
+        <w:divId w:val="487795670"/>
         <w:rPr>
           <w:rFonts w:asciiTheme="minorHAnsi" w:hAnsiTheme="minorHAnsi" w:cstheme="minorBidi"/>
           <w:noProof/>
@@ -314,7 +303,7 @@
         <w:rPr>
           <w:noProof/>
         </w:rPr>
-        <w:instrText xml:space="preserve"> PAGEREF _Toc242860728 \h </w:instrText>
+        <w:instrText xml:space="preserve"> PAGEREF _Toc243922954 \h </w:instrText>
       </w:r>
       <w:r>
         <w:rPr>
@@ -331,7 +320,7 @@
         <w:rPr>
           <w:noProof/>
         </w:rPr>
-        <w:t>6</w:t>
+        <w:t>4</w:t>
       </w:r>
       <w:r>
         <w:rPr>
@@ -346,7 +335,7 @@
         <w:tabs>
           <w:tab w:val="right" w:leader="dot" w:pos="9062"/>
         </w:tabs>
-        <w:divId w:val="948854951"/>
+        <w:divId w:val="487795670"/>
         <w:rPr>
           <w:rFonts w:asciiTheme="minorHAnsi" w:hAnsiTheme="minorHAnsi" w:cstheme="minorBidi"/>
           <w:noProof/>
@@ -379,7 +368,7 @@
         <w:rPr>
           <w:noProof/>
         </w:rPr>
-        <w:instrText xml:space="preserve"> PAGEREF _Toc242860729 \h </w:instrText>
+        <w:instrText xml:space="preserve"> PAGEREF _Toc243922955 \h </w:instrText>
       </w:r>
       <w:r>
         <w:rPr>
@@ -396,7 +385,72 @@
         <w:rPr>
           <w:noProof/>
         </w:rPr>
-        <w:t>8</w:t>
+        <w:t>6</w:t>
+      </w:r>
+      <w:r>
+        <w:rPr>
+          <w:noProof/>
+        </w:rPr>
+        <w:fldChar w:fldCharType="end"/>
+      </w:r>
+    </w:p>
+    <w:p>
+      <w:pPr>
+        <w:pStyle w:val="Inhopg3"/>
+        <w:tabs>
+          <w:tab w:val="right" w:leader="dot" w:pos="9062"/>
+        </w:tabs>
+        <w:divId w:val="487795670"/>
+        <w:rPr>
+          <w:rFonts w:asciiTheme="minorHAnsi" w:hAnsiTheme="minorHAnsi" w:cstheme="minorBidi"/>
+          <w:noProof/>
+          <w:kern w:val="2"/>
+          <w:sz w:val="24"/>
+          <w14:ligatures w14:val="standardContextual"/>
+        </w:rPr>
+      </w:pPr>
+      <w:r>
+        <w:rPr>
+          <w:rFonts w:eastAsia="Times New Roman"/>
+          <w:noProof/>
+          <w:lang w:val="nl-NL"/>
+        </w:rPr>
+        <w:t>De drie systeemwetten achter de blokkade</w:t>
+      </w:r>
+      <w:r>
+        <w:rPr>
+          <w:noProof/>
+        </w:rPr>
+        <w:tab/>
+      </w:r>
+      <w:r>
+        <w:rPr>
+          <w:noProof/>
+        </w:rPr>
+        <w:fldChar w:fldCharType="begin"/>
+      </w:r>
+      <w:r>
+        <w:rPr>
+          <w:noProof/>
+        </w:rPr>
+        <w:instrText xml:space="preserve"> PAGEREF _Toc243922956 \h </w:instrText>
+      </w:r>
+      <w:r>
+        <w:rPr>
+          <w:noProof/>
+        </w:rPr>
+      </w:r>
+      <w:r>
+        <w:rPr>
+          <w:noProof/>
+        </w:rPr>
+        <w:fldChar w:fldCharType="separate"/>
+      </w:r>
+      <w:r>
+        <w:rPr>
+          <w:noProof/>
+        </w:rPr>
+        <w:t>6</w:t>
       </w:r>
       <w:r>
         <w:rPr>
@@ -411,7 +465,7 @@
         <w:tabs>
           <w:tab w:val="right" w:leader="dot" w:pos="9062"/>
         </w:tabs>
-        <w:divId w:val="948854951"/>
+        <w:divId w:val="487795670"/>
         <w:rPr>
           <w:rFonts w:asciiTheme="minorHAnsi" w:hAnsiTheme="minorHAnsi" w:cstheme="minorBidi"/>
           <w:noProof/>
@@ -444,7 +498,7 @@
         <w:rPr>
           <w:noProof/>
         </w:rPr>
-        <w:instrText xml:space="preserve"> PAGEREF _Toc242860730 \h </w:instrText>
+        <w:instrText xml:space="preserve"> PAGEREF _Toc243922957 \h </w:instrText>
       </w:r>
       <w:r>
         <w:rPr>
@@ -461,7 +515,7 @@
         <w:rPr>
           <w:noProof/>
         </w:rPr>
-        <w:t>10</w:t>
+        <w:t>8</w:t>
       </w:r>
       <w:r>
         <w:rPr>
@@ -476,7 +530,7 @@
         <w:tabs>
           <w:tab w:val="right" w:leader="dot" w:pos="9062"/>
         </w:tabs>
-        <w:divId w:val="948854951"/>
+        <w:divId w:val="487795670"/>
         <w:rPr>
           <w:rFonts w:asciiTheme="minorHAnsi" w:hAnsiTheme="minorHAnsi" w:cstheme="minorBidi"/>
           <w:noProof/>
@@ -509,7 +563,7 @@
         <w:rPr>
           <w:noProof/>
         </w:rPr>
-        <w:instrText xml:space="preserve"> PAGEREF _Toc242860731 \h </w:instrText>
+        <w:instrText xml:space="preserve"> PAGEREF _Toc243922958 \h </w:instrText>
       </w:r>
       <w:r>
         <w:rPr>
@@ -526,7 +580,7 @@
         <w:rPr>
           <w:noProof/>
         </w:rPr>
-        <w:t>12</w:t>
+        <w:t>9</w:t>
       </w:r>
       <w:r>
         <w:rPr>
@@ -541,7 +595,7 @@
         <w:tabs>
           <w:tab w:val="right" w:leader="dot" w:pos="9062"/>
         </w:tabs>
-        <w:divId w:val="948854951"/>
+        <w:divId w:val="487795670"/>
         <w:rPr>
           <w:rFonts w:asciiTheme="minorHAnsi" w:hAnsiTheme="minorHAnsi" w:cstheme="minorBidi"/>
           <w:noProof/>
@@ -574,7 +628,7 @@
         <w:rPr>
           <w:noProof/>
         </w:rPr>
-        <w:instrText xml:space="preserve"> PAGEREF _Toc242860732 \h </w:instrText>
+        <w:instrText xml:space="preserve"> PAGEREF _Toc243922959 \h </w:instrText>
       </w:r>
       <w:r>
         <w:rPr>
@@ -591,7 +645,7 @@
         <w:rPr>
           <w:noProof/>
         </w:rPr>
-        <w:t>13</w:t>
+        <w:t>10</w:t>
       </w:r>
       <w:r>
         <w:rPr>
@@ -606,7 +660,7 @@
         <w:tabs>
           <w:tab w:val="right" w:leader="dot" w:pos="9062"/>
         </w:tabs>
-        <w:divId w:val="948854951"/>
+        <w:divId w:val="487795670"/>
         <w:rPr>
           <w:rFonts w:asciiTheme="minorHAnsi" w:hAnsiTheme="minorHAnsi" w:cstheme="minorBidi"/>
           <w:noProof/>
@@ -639,7 +693,7 @@
         <w:rPr>
           <w:noProof/>
         </w:rPr>
-        <w:instrText xml:space="preserve"> PAGEREF _Toc242860733 \h </w:instrText>
+        <w:instrText xml:space="preserve"> PAGEREF _Toc243922960 \h </w:instrText>
       </w:r>
       <w:r>
         <w:rPr>
@@ -656,7 +710,7 @@
         <w:rPr>
           <w:noProof/>
         </w:rPr>
-        <w:t>15</w:t>
+        <w:t>11</w:t>
       </w:r>
       <w:r>
         <w:rPr>
@@ -671,7 +725,7 @@
         <w:tabs>
           <w:tab w:val="right" w:leader="dot" w:pos="9062"/>
         </w:tabs>
-        <w:divId w:val="948854951"/>
+        <w:divId w:val="487795670"/>
         <w:rPr>
           <w:rFonts w:asciiTheme="minorHAnsi" w:hAnsiTheme="minorHAnsi" w:cstheme="minorBidi"/>
           <w:noProof/>
@@ -704,7 +758,7 @@
         <w:rPr>
           <w:noProof/>
         </w:rPr>
-        <w:instrText xml:space="preserve"> PAGEREF _Toc242860734 \h </w:instrText>
+        <w:instrText xml:space="preserve"> PAGEREF _Toc243922961 \h </w:instrText>
       </w:r>
       <w:r>
         <w:rPr>
@@ -721,7 +775,7 @@
         <w:rPr>
           <w:noProof/>
         </w:rPr>
-        <w:t>16</w:t>
+        <w:t>12</w:t>
       </w:r>
       <w:r>
         <w:rPr>
@@ -736,7 +790,7 @@
         <w:tabs>
           <w:tab w:val="right" w:leader="dot" w:pos="9062"/>
         </w:tabs>
-        <w:divId w:val="948854951"/>
+        <w:divId w:val="487795670"/>
         <w:rPr>
           <w:rFonts w:asciiTheme="minorHAnsi" w:hAnsiTheme="minorHAnsi" w:cstheme="minorBidi"/>
           <w:noProof/>
@@ -769,7 +823,7 @@
         <w:rPr>
           <w:noProof/>
         </w:rPr>
-        <w:instrText xml:space="preserve"> PAGEREF _Toc242860735 \h </w:instrText>
+        <w:instrText xml:space="preserve"> PAGEREF _Toc243922962 \h </w:instrText>
       </w:r>
       <w:r>
         <w:rPr>
@@ -786,7 +840,7 @@
         <w:rPr>
           <w:noProof/>
         </w:rPr>
-        <w:t>18</w:t>
+        <w:t>13</w:t>
       </w:r>
       <w:r>
         <w:rPr>
@@ -801,7 +855,7 @@
         <w:tabs>
           <w:tab w:val="right" w:leader="dot" w:pos="9062"/>
         </w:tabs>
-        <w:divId w:val="948854951"/>
+        <w:divId w:val="487795670"/>
         <w:rPr>
           <w:rFonts w:asciiTheme="minorHAnsi" w:hAnsiTheme="minorHAnsi" w:cstheme="minorBidi"/>
           <w:noProof/>
@@ -834,7 +888,7 @@
         <w:rPr>
           <w:noProof/>
         </w:rPr>
-        <w:instrText xml:space="preserve"> PAGEREF _Toc242860736 \h </w:instrText>
+        <w:instrText xml:space="preserve"> PAGEREF _Toc243922963 \h </w:instrText>
       </w:r>
       <w:r>
         <w:rPr>
@@ -851,7 +905,7 @@
         <w:rPr>
           <w:noProof/>
         </w:rPr>
-        <w:t>19</w:t>
+        <w:t>15</w:t>
       </w:r>
       <w:r>
         <w:rPr>
@@ -866,7 +920,7 @@
         <w:tabs>
           <w:tab w:val="right" w:leader="dot" w:pos="9062"/>
         </w:tabs>
-        <w:divId w:val="948854951"/>
+        <w:divId w:val="487795670"/>
         <w:rPr>
           <w:rFonts w:asciiTheme="minorHAnsi" w:hAnsiTheme="minorHAnsi" w:cstheme="minorBidi"/>
           <w:noProof/>
@@ -899,7 +953,7 @@
         <w:rPr>
           <w:noProof/>
         </w:rPr>
-        <w:instrText xml:space="preserve"> PAGEREF _Toc242860737 \h </w:instrText>
+        <w:instrText xml:space="preserve"> PAGEREF _Toc243922964 \h </w:instrText>
       </w:r>
       <w:r>
         <w:rPr>
@@ -916,7 +970,7 @@
         <w:rPr>
           <w:noProof/>
         </w:rPr>
-        <w:t>20</w:t>
+        <w:t>15</w:t>
       </w:r>
       <w:r>
         <w:rPr>
@@ -931,7 +985,7 @@
         <w:tabs>
           <w:tab w:val="right" w:leader="dot" w:pos="9062"/>
         </w:tabs>
-        <w:divId w:val="948854951"/>
+        <w:divId w:val="487795670"/>
         <w:rPr>
           <w:rFonts w:asciiTheme="minorHAnsi" w:hAnsiTheme="minorHAnsi" w:cstheme="minorBidi"/>
           <w:noProof/>
@@ -946,7 +1000,7 @@
           <w:noProof/>
           <w:lang w:val="nl-NL"/>
         </w:rPr>
-        <w:t>Deel XII — De persoonlijke slotverklaring</w:t>
+        <w:t>Deel XII — De AVG-stresstest en het EESSI-spook van 2030</w:t>
       </w:r>
       <w:r>
         <w:rPr>
@@ -964,7 +1018,7 @@
         <w:rPr>
           <w:noProof/>
         </w:rPr>
-        <w:instrText xml:space="preserve"> PAGEREF _Toc242860738 \h </w:instrText>
+        <w:instrText xml:space="preserve"> PAGEREF _Toc243922965 \h </w:instrText>
       </w:r>
       <w:r>
         <w:rPr>
@@ -981,7 +1035,7 @@
         <w:rPr>
           <w:noProof/>
         </w:rPr>
-        <w:t>21</w:t>
+        <w:t>17</w:t>
       </w:r>
       <w:r>
         <w:rPr>
@@ -992,15 +1046,65 @@
     </w:p>
     <w:p>
       <w:pPr>
-        <w:pStyle w:val="marker"/>
-        <w:divId w:val="948854951"/>
-        <w:rPr>
-          <w:lang w:val="nl-NL"/>
-        </w:rPr>
-      </w:pPr>
-      <w:r>
-        <w:rPr>
-          <w:lang w:val="nl-NL"/>
+        <w:pStyle w:val="Inhopg2"/>
+        <w:tabs>
+          <w:tab w:val="right" w:leader="dot" w:pos="9062"/>
+        </w:tabs>
+        <w:divId w:val="487795670"/>
+        <w:rPr>
+          <w:rFonts w:asciiTheme="minorHAnsi" w:hAnsiTheme="minorHAnsi" w:cstheme="minorBidi"/>
+          <w:noProof/>
+          <w:kern w:val="2"/>
+          <w:sz w:val="24"/>
+          <w14:ligatures w14:val="standardContextual"/>
+        </w:rPr>
+      </w:pPr>
+      <w:r>
+        <w:rPr>
+          <w:rFonts w:eastAsia="Times New Roman"/>
+          <w:noProof/>
+          <w:lang w:val="nl-NL"/>
+        </w:rPr>
+        <w:t>Deel XIII — De persoonlijke slotverklaring</w:t>
+      </w:r>
+      <w:r>
+        <w:rPr>
+          <w:noProof/>
+        </w:rPr>
+        <w:tab/>
+      </w:r>
+      <w:r>
+        <w:rPr>
+          <w:noProof/>
+        </w:rPr>
+        <w:fldChar w:fldCharType="begin"/>
+      </w:r>
+      <w:r>
+        <w:rPr>
+          <w:noProof/>
+        </w:rPr>
+        <w:instrText xml:space="preserve"> PAGEREF _Toc243922966 \h </w:instrText>
+      </w:r>
+      <w:r>
+        <w:rPr>
+          <w:noProof/>
+        </w:rPr>
+      </w:r>
+      <w:r>
+        <w:rPr>
+          <w:noProof/>
+        </w:rPr>
+        <w:fldChar w:fldCharType="separate"/>
+      </w:r>
+      <w:r>
+        <w:rPr>
+          <w:noProof/>
+        </w:rPr>
+        <w:t>28</w:t>
+      </w:r>
+      <w:r>
+        <w:rPr>
+          <w:noProof/>
         </w:rPr>
         <w:fldChar w:fldCharType="end"/>
       </w:r>
@@ -1009,18 +1113,24 @@
       <w:pPr>
         <w:pStyle w:val="marker"/>
         <w:ind w:left="800" w:right="800"/>
-        <w:divId w:val="1392538885"/>
-        <w:rPr>
-          <w:lang w:val="nl-NL"/>
-        </w:rPr>
-      </w:pPr>
+        <w:divId w:val="487795670"/>
+        <w:rPr>
+          <w:lang w:val="nl-NL"/>
+        </w:rPr>
+      </w:pPr>
+      <w:r>
+        <w:rPr>
+          <w:lang w:val="nl-NL"/>
+        </w:rPr>
+        <w:fldChar w:fldCharType="end"/>
+      </w:r>
       <w:r>
         <w:br w:type="page"/>
       </w:r>
     </w:p>
     <w:p>
       <w:pPr>
-        <w:divId w:val="445733446"/>
+        <w:divId w:val="1429814564"/>
         <w:rPr>
           <w:i/>
           <w:iCs/>
@@ -1049,7 +1159,7 @@
     </w:p>
     <w:p>
       <w:pPr>
-        <w:divId w:val="445733446"/>
+        <w:divId w:val="1429814564"/>
         <w:rPr>
           <w:i/>
           <w:iCs/>
@@ -1069,13 +1179,200 @@
     </w:p>
     <w:p>
       <w:pPr>
-        <w:pStyle w:val="marker"/>
+        <w:pStyle w:val="Kop2"/>
+        <w:divId w:val="2132824212"/>
+        <w:rPr>
+          <w:rFonts w:eastAsia="Times New Roman"/>
+          <w:lang w:val="nl-NL"/>
+        </w:rPr>
+      </w:pPr>
+      <w:bookmarkStart w:id="1" w:name="_Toc243922953"/>
+      <w:r>
+        <w:rPr>
+          <w:rFonts w:eastAsia="Times New Roman"/>
+          <w:lang w:val="nl-NL"/>
+        </w:rPr>
+        <w:t>Deel I — De kern in één oogopslag</w:t>
+      </w:r>
+      <w:bookmarkEnd w:id="1"/>
+    </w:p>
+    <w:p>
+      <w:pPr>
+        <w:pStyle w:val="Normaalweb"/>
+        <w:divId w:val="2132824212"/>
+        <w:rPr>
+          <w:lang w:val="nl-NL"/>
+        </w:rPr>
+      </w:pPr>
+      <w:r>
+        <w:rPr>
+          <w:lang w:val="nl-NL"/>
+        </w:rPr>
+        <w:t>Het systeem is niet kapot. Het werkt precies zoals het is ontworpen. Het is ontworpen voor mensen die in één vakje passen: wonen, werken en verzekerd zijn in hetzelfde land. Wie in twee landen tegelijk leeft, past in geen van beide. En het systeem heeft geen derde vakje. Het systeem heeft niet eens een derde vakje overwogen.</w:t>
+      </w:r>
+    </w:p>
+    <w:p>
+      <w:pPr>
+        <w:pStyle w:val="Normaalweb"/>
+        <w:divId w:val="2132824212"/>
+        <w:rPr>
+          <w:lang w:val="nl-NL"/>
+        </w:rPr>
+      </w:pPr>
+      <w:r>
+        <w:rPr>
+          <w:lang w:val="nl-NL"/>
+        </w:rPr>
+        <w:t>De kern van dit dossier is niet dat er veel instanties zijn. De kern is dat er één mechanisme is dat zich herhaalt. Dat mechanisme heeft zes vragen, en op elke vraag geeft het systeem hetzelfde antwoord.</w:t>
+      </w:r>
+    </w:p>
+    <w:p>
+      <w:pPr>
+        <w:pStyle w:val="Normaalweb"/>
+        <w:divId w:val="2132824212"/>
+        <w:rPr>
+          <w:lang w:val="nl-NL"/>
+        </w:rPr>
+      </w:pPr>
+      <w:r>
+        <w:rPr>
+          <w:rStyle w:val="Zwaar"/>
+          <w:lang w:val="nl-NL"/>
+        </w:rPr>
+        <w:t>Waar speelt dit?</w:t>
+      </w:r>
+      <w:r>
+        <w:rPr>
+          <w:lang w:val="nl-NL"/>
+        </w:rPr>
+        <w:t xml:space="preserve"> Overal waar een nationale regel op een grensoverschrijdende situatie wordt toegepast. De regel gaat ervan uit dat iemand in één land woont, in één land werkt, en in één land verzekerd is. Wie in twee landen tegelijk bestaat, past niet in die aanname. Het systeem ziet hem niet als een uitzondering die om een oplossing vraagt. Het ziet hem als een fout die om een afwijzing vraagt.</w:t>
+      </w:r>
+    </w:p>
+    <w:p>
+      <w:pPr>
+        <w:pStyle w:val="Normaalweb"/>
+        <w:divId w:val="2132824212"/>
+        <w:rPr>
+          <w:lang w:val="nl-NL"/>
+        </w:rPr>
+      </w:pPr>
+      <w:r>
+        <w:rPr>
+          <w:rStyle w:val="Zwaar"/>
+          <w:lang w:val="nl-NL"/>
+        </w:rPr>
+        <w:t>Wat is het probleem?</w:t>
+      </w:r>
+      <w:r>
+        <w:rPr>
+          <w:lang w:val="nl-NL"/>
+        </w:rPr>
+        <w:t xml:space="preserve"> Het probleem is niet dat de burger niet voldoet aan de voorwaarden. Het probleem is dat de voorwaarden niet zijn gebouwd voor iemand die in twee landen tegelijk voldoet. Elk land eist dat je aan zijn kant voldoet. De burger voldoet aan beide kanten, maar niet in hetzelfde land. En dus voldoet hij aan geen van beide.</w:t>
+      </w:r>
+    </w:p>
+    <w:p>
+      <w:pPr>
+        <w:pStyle w:val="Normaalweb"/>
+        <w:divId w:val="2132824212"/>
+        <w:rPr>
+          <w:lang w:val="nl-NL"/>
+        </w:rPr>
+      </w:pPr>
+      <w:r>
+        <w:rPr>
+          <w:rStyle w:val="Zwaar"/>
+          <w:lang w:val="nl-NL"/>
+        </w:rPr>
+        <w:t>Wie is verantwoordelijk?</w:t>
+      </w:r>
+      <w:r>
+        <w:rPr>
+          <w:lang w:val="nl-NL"/>
+        </w:rPr>
+        <w:t xml:space="preserve"> Niemand, en dus iedereen. Elke instantie is alleen bevoegd voor haar eigen stukje. Elke instantie wijst naar de andere. En geen enkele instantie heeft de bevoegdheid om de andere te dwingen.</w:t>
+      </w:r>
+    </w:p>
+    <w:p>
+      <w:pPr>
+        <w:pStyle w:val="Normaalweb"/>
+        <w:divId w:val="2132824212"/>
+        <w:rPr>
+          <w:lang w:val="nl-NL"/>
+        </w:rPr>
+      </w:pPr>
+      <w:r>
+        <w:rPr>
+          <w:rStyle w:val="Zwaar"/>
+          <w:lang w:val="nl-NL"/>
+        </w:rPr>
+        <w:t>Wanneer lost het zich op?</w:t>
+      </w:r>
+      <w:r>
+        <w:rPr>
+          <w:lang w:val="nl-NL"/>
+        </w:rPr>
+        <w:t xml:space="preserve"> Na de lopende procedure. Maar de lopende procedure loopt juist vast omdat elke instantie wacht op een andere. De cirkel is gesloten, en de burger zit erin.</w:t>
+      </w:r>
+    </w:p>
+    <w:p>
+      <w:pPr>
+        <w:pStyle w:val="Normaalweb"/>
+        <w:divId w:val="2132824212"/>
+        <w:rPr>
+          <w:lang w:val="nl-NL"/>
+        </w:rPr>
+      </w:pPr>
+      <w:r>
+        <w:rPr>
+          <w:rStyle w:val="Zwaar"/>
+          <w:lang w:val="nl-NL"/>
+        </w:rPr>
+        <w:t>Waarom duurt het zo lang?</w:t>
+      </w:r>
+      <w:r>
+        <w:rPr>
+          <w:lang w:val="nl-NL"/>
+        </w:rPr>
+        <w:t xml:space="preserve"> Omdat elke laag in het systeem een goede reden heeft om niet in te grijpen. Geen bevoegdheid, geen tijd, geen capaciteit, geen politieke prioriteit. Elke laag heeft een eigen logica, en die logica's versterken elkaar in plaats van elkaar te corrigeren.</w:t>
+      </w:r>
+    </w:p>
+    <w:p>
+      <w:pPr>
+        <w:pStyle w:val="Normaalweb"/>
+        <w:divId w:val="2132824212"/>
+        <w:rPr>
+          <w:lang w:val="nl-NL"/>
+        </w:rPr>
+      </w:pPr>
+      <w:r>
+        <w:rPr>
+          <w:rStyle w:val="Zwaar"/>
+          <w:lang w:val="nl-NL"/>
+        </w:rPr>
+        <w:t>Hoe komt het goed?</w:t>
+      </w:r>
+      <w:r>
+        <w:rPr>
+          <w:lang w:val="nl-NL"/>
+        </w:rPr>
+        <w:t xml:space="preserve"> Via de rechter. Maar de rechter lost één dossier op, niet het hele systeem. En de rechter is alleen toegankelijk voor wie het zich kan veroorloven.</w:t>
+      </w:r>
+    </w:p>
+    <w:p>
+      <w:pPr>
+        <w:pStyle w:val="Normaalweb"/>
         <w:ind w:left="800" w:right="800"/>
-        <w:divId w:val="1392538885"/>
-        <w:rPr>
-          <w:lang w:val="nl-NL"/>
-        </w:rPr>
-      </w:pPr>
+        <w:divId w:val="2132824212"/>
+        <w:rPr>
+          <w:lang w:val="nl-NL"/>
+        </w:rPr>
+      </w:pPr>
+      <w:r>
+        <w:rPr>
+          <w:lang w:val="nl-NL"/>
+        </w:rPr>
+        <w:t>De feiten die deze zes antwoorden onderbouwen, staan in Document A en Document B. De architectuur die eraan ten grondslag ligt, staat in Document C. Wie de feiten leest, ziet de weigeringen. Wie het mechanisme begrijpt, ziet waarom de weigeringen onvermijdelijk zijn.</w:t>
+      </w:r>
       <w:r>
         <w:br w:type="page"/>
       </w:r>
@@ -1083,56 +1380,101 @@
     <w:p>
       <w:pPr>
         <w:pStyle w:val="Kop2"/>
-        <w:divId w:val="1392538885"/>
+        <w:divId w:val="2132824212"/>
         <w:rPr>
           <w:rFonts w:eastAsia="Times New Roman"/>
           <w:lang w:val="nl-NL"/>
         </w:rPr>
       </w:pPr>
-      <w:bookmarkStart w:id="1" w:name="_Toc242860727"/>
+      <w:bookmarkStart w:id="2" w:name="_Toc243922954"/>
       <w:r>
         <w:rPr>
           <w:rFonts w:eastAsia="Times New Roman"/>
           <w:lang w:val="nl-NL"/>
         </w:rPr>
-        <w:t>Deel I — De kern in één oogopslag</w:t>
-      </w:r>
-      <w:bookmarkEnd w:id="1"/>
-    </w:p>
-    <w:p>
-      <w:pPr>
-        <w:pStyle w:val="Normaalweb"/>
-        <w:divId w:val="1392538885"/>
-        <w:rPr>
-          <w:lang w:val="nl-NL"/>
-        </w:rPr>
-      </w:pPr>
-      <w:r>
-        <w:rPr>
-          <w:lang w:val="nl-NL"/>
-        </w:rPr>
-        <w:t>Het systeem is niet kapot. Het werkt precies zoals het is ontworpen. Het is ontworpen voor mensen die in één vakje passen: wonen, werken en verzekerd zijn in hetzelfde land. Wie in twee landen tegelijk leeft, past in geen van beide. En het systeem heeft geen derde vakje. Het systeem heeft niet eens een derde vakje overwogen.</w:t>
-      </w:r>
-    </w:p>
-    <w:p>
-      <w:pPr>
-        <w:pStyle w:val="Normaalweb"/>
-        <w:divId w:val="1392538885"/>
-        <w:rPr>
-          <w:lang w:val="nl-NL"/>
-        </w:rPr>
-      </w:pPr>
-      <w:r>
-        <w:rPr>
-          <w:lang w:val="nl-NL"/>
-        </w:rPr>
-        <w:t>De kern van dit dossier is niet dat er veel instanties zijn. De kern is dat er één mechanisme is dat zich herhaalt. Dat mechanisme heeft zes vragen, en op elke vraag geeft het systeem hetzelfde antwoord.</w:t>
-      </w:r>
-    </w:p>
-    <w:p>
-      <w:pPr>
-        <w:pStyle w:val="Normaalweb"/>
-        <w:divId w:val="1392538885"/>
+        <w:t>Deel II — De twee werelden en hun knopen</w:t>
+      </w:r>
+      <w:bookmarkEnd w:id="2"/>
+    </w:p>
+    <w:p>
+      <w:pPr>
+        <w:pStyle w:val="Normaalweb"/>
+        <w:divId w:val="2132824212"/>
+        <w:rPr>
+          <w:lang w:val="nl-NL"/>
+        </w:rPr>
+      </w:pPr>
+      <w:r>
+        <w:rPr>
+          <w:lang w:val="nl-NL"/>
+        </w:rPr>
+        <w:t>Er zijn twee werelden die elkaar nooit ontmoeten: de wereld van het lichaam en de wereld van het papier.</w:t>
+      </w:r>
+    </w:p>
+    <w:p>
+      <w:pPr>
+        <w:pStyle w:val="Normaalweb"/>
+        <w:divId w:val="2132824212"/>
+        <w:rPr>
+          <w:lang w:val="nl-NL"/>
+        </w:rPr>
+      </w:pPr>
+      <w:r>
+        <w:rPr>
+          <w:lang w:val="nl-NL"/>
+        </w:rPr>
+        <w:t>De wereld van het lichaam kan niet wachten. Een infectie wacht niet. Een amputatie wacht niet. Een visusverlies wacht niet. Het lichaam heeft geen wachtlijst die door een systeem kan worden verlengd. De wereld van het lichaam kent één maat: vandaag, gisteren, morgen. En de klok stopt nooit.</w:t>
+      </w:r>
+    </w:p>
+    <w:p>
+      <w:pPr>
+        <w:pStyle w:val="Normaalweb"/>
+        <w:divId w:val="2132824212"/>
+        <w:rPr>
+          <w:lang w:val="nl-NL"/>
+        </w:rPr>
+      </w:pPr>
+      <w:r>
+        <w:rPr>
+          <w:lang w:val="nl-NL"/>
+        </w:rPr>
+        <w:t>De wereld van het papier werkt anders. Daar telt een termijn van dertig dagen. Daar telt een periode van twaalf maanden waarover iemand moet kunnen terugkijken. Daar telt een bezwaartermijn van drie maanden. Daar telt een wachttijd van honderdtachtig dagen. Daar telt een wachttijd van honderdvier weken. De wereld van het papier kent één maat: het systeem zelf. En het systeem stopt nooit.</w:t>
+      </w:r>
+    </w:p>
+    <w:p>
+      <w:pPr>
+        <w:pStyle w:val="Normaalweb"/>
+        <w:divId w:val="2132824212"/>
+        <w:rPr>
+          <w:lang w:val="nl-NL"/>
+        </w:rPr>
+      </w:pPr>
+      <w:r>
+        <w:rPr>
+          <w:lang w:val="nl-NL"/>
+        </w:rPr>
+        <w:t>Tussen die twee werelden zit geen brug. Er is een loket. Een loket kan worden gesloten. Een loket kan worden verplaatst. Een loket kan worden bezet door iemand die niet bevoegd is. Een loket heeft geen haast. Een loket heeft geen lichaam.</w:t>
+      </w:r>
+    </w:p>
+    <w:p>
+      <w:pPr>
+        <w:pStyle w:val="Normaalweb"/>
+        <w:divId w:val="2132824212"/>
+        <w:rPr>
+          <w:lang w:val="nl-NL"/>
+        </w:rPr>
+      </w:pPr>
+      <w:r>
+        <w:rPr>
+          <w:lang w:val="nl-NL"/>
+        </w:rPr>
+        <w:t>Uit die botsing ontstaan vijf knopen die niet kunnen worden ontward. De feiten van die knopen staan in Document A en Document B. Hier staan de mechanismen.</w:t>
+      </w:r>
+    </w:p>
+    <w:p>
+      <w:pPr>
+        <w:pStyle w:val="Normaalweb"/>
+        <w:divId w:val="2132824212"/>
         <w:rPr>
           <w:lang w:val="nl-NL"/>
         </w:rPr>
@@ -1142,19 +1484,19 @@
           <w:rStyle w:val="Zwaar"/>
           <w:lang w:val="nl-NL"/>
         </w:rPr>
-        <w:t>Waar speelt dit?</w:t>
-      </w:r>
-      <w:r>
-        <w:rPr>
-          <w:lang w:val="nl-NL"/>
-        </w:rPr>
-        <w:t xml:space="preserve"> Overal waar een nationale regel op een grensoverschrijdende situatie wordt toegepast. De regel gaat ervan uit dat iemand in één land woont, in één land werkt, en in één land verzekerd is. Wie in twee landen tegelijk bestaat, past niet in die aanname. Het systeem ziet hem niet als een uitzondering die om een oplossing vraagt. Het ziet hem als een fout die om een afwijzing vraagt.</w:t>
-      </w:r>
-    </w:p>
-    <w:p>
-      <w:pPr>
-        <w:pStyle w:val="Normaalweb"/>
-        <w:divId w:val="1392538885"/>
+        <w:t>De eerste knoop: de foutieve registratie.</w:t>
+      </w:r>
+      <w:r>
+        <w:rPr>
+          <w:lang w:val="nl-NL"/>
+        </w:rPr>
+        <w:t xml:space="preserve"> De instantie die als eerste een definitie vastlegt — wie de burger is, welk recht hij aanvraagt, welk statuut hij heeft — schrijft die definitie weg in een gedeelde databank. Alle andere instanties lezen die databank. Een foutieve definitie plant zich automatisch voort door het hele systeem. En geen enkele instantie die later in de keten komt, heeft de bevoegdheid om de bron te dwingen zijn fout te corrigeren. De fout begint bij één loket, en hij eindigt nooit.</w:t>
+      </w:r>
+    </w:p>
+    <w:p>
+      <w:pPr>
+        <w:pStyle w:val="Normaalweb"/>
+        <w:divId w:val="2132824212"/>
         <w:rPr>
           <w:lang w:val="nl-NL"/>
         </w:rPr>
@@ -1164,19 +1506,19 @@
           <w:rStyle w:val="Zwaar"/>
           <w:lang w:val="nl-NL"/>
         </w:rPr>
-        <w:t>Wat is het probleem?</w:t>
-      </w:r>
-      <w:r>
-        <w:rPr>
-          <w:lang w:val="nl-NL"/>
-        </w:rPr>
-        <w:t xml:space="preserve"> Het probleem is niet dat de burger niet voldoet aan de voorwaarden. Het probleem is dat de voorwaarden niet zijn gebouwd voor iemand die in twee landen tegelijk voldoet. Elk land eist dat je aan zijn kant voldoet. De burger voldoet aan beide kanten, maar niet in hetzelfde land. En dus voldoet hij aan geen van beide.</w:t>
-      </w:r>
-    </w:p>
-    <w:p>
-      <w:pPr>
-        <w:pStyle w:val="Normaalweb"/>
-        <w:divId w:val="1392538885"/>
+        <w:t>De tweede knoop: het bewijs dat niet kan worden geleverd.</w:t>
+      </w:r>
+      <w:r>
+        <w:rPr>
+          <w:lang w:val="nl-NL"/>
+        </w:rPr>
+        <w:t xml:space="preserve"> Het systeem eist een bewijsstuk. Het bewijsstuk moet worden geleverd door een instantie die niet bevoegd is om het te leveren, of door een instantie die weigert het te leveren, of door een instantie die niet weet dat ze het moet leveren. De burger kan het bewijs niet zelf maken. De instantie die het kan maken, is de instantie die het niet maakt. En de instantie die het nodig heeft, blijft wachten.</w:t>
+      </w:r>
+    </w:p>
+    <w:p>
+      <w:pPr>
+        <w:pStyle w:val="Normaalweb"/>
+        <w:divId w:val="2132824212"/>
         <w:rPr>
           <w:lang w:val="nl-NL"/>
         </w:rPr>
@@ -1186,260 +1528,6 @@
           <w:rStyle w:val="Zwaar"/>
           <w:lang w:val="nl-NL"/>
         </w:rPr>
-        <w:t>Wie is verantwoordelijk?</w:t>
-      </w:r>
-      <w:r>
-        <w:rPr>
-          <w:lang w:val="nl-NL"/>
-        </w:rPr>
-        <w:t xml:space="preserve"> Niemand, en dus iedereen. Elke instantie is alleen bevoegd voor haar eigen stukje. Elke instantie wijst naar de andere. En geen enkele instantie heeft de bevoegdheid om de andere te dwingen.</w:t>
-      </w:r>
-    </w:p>
-    <w:p>
-      <w:pPr>
-        <w:pStyle w:val="Normaalweb"/>
-        <w:divId w:val="1392538885"/>
-        <w:rPr>
-          <w:lang w:val="nl-NL"/>
-        </w:rPr>
-      </w:pPr>
-      <w:r>
-        <w:rPr>
-          <w:rStyle w:val="Zwaar"/>
-          <w:lang w:val="nl-NL"/>
-        </w:rPr>
-        <w:t>Wanneer lost het zich op?</w:t>
-      </w:r>
-      <w:r>
-        <w:rPr>
-          <w:lang w:val="nl-NL"/>
-        </w:rPr>
-        <w:t xml:space="preserve"> Na de lopende procedure. Maar de lopende procedure loopt juist vast omdat elke instantie wacht op een andere. De cirkel is gesloten, en de burger zit erin.</w:t>
-      </w:r>
-    </w:p>
-    <w:p>
-      <w:pPr>
-        <w:pStyle w:val="Normaalweb"/>
-        <w:divId w:val="1392538885"/>
-        <w:rPr>
-          <w:lang w:val="nl-NL"/>
-        </w:rPr>
-      </w:pPr>
-      <w:r>
-        <w:rPr>
-          <w:rStyle w:val="Zwaar"/>
-          <w:lang w:val="nl-NL"/>
-        </w:rPr>
-        <w:t>Waarom duurt het zo lang?</w:t>
-      </w:r>
-      <w:r>
-        <w:rPr>
-          <w:lang w:val="nl-NL"/>
-        </w:rPr>
-        <w:t xml:space="preserve"> Omdat elke laag in het systeem een goede reden heeft om niet in te grijpen. Geen bevoegdheid, geen tijd, geen capaciteit, geen politieke prioriteit. Elke laag heeft een eigen logica, en die logica's versterken elkaar in plaats van elkaar te corrigeren.</w:t>
-      </w:r>
-    </w:p>
-    <w:p>
-      <w:pPr>
-        <w:pStyle w:val="Normaalweb"/>
-        <w:divId w:val="1392538885"/>
-        <w:rPr>
-          <w:lang w:val="nl-NL"/>
-        </w:rPr>
-      </w:pPr>
-      <w:r>
-        <w:rPr>
-          <w:rStyle w:val="Zwaar"/>
-          <w:lang w:val="nl-NL"/>
-        </w:rPr>
-        <w:t>Hoe komt het goed?</w:t>
-      </w:r>
-      <w:r>
-        <w:rPr>
-          <w:lang w:val="nl-NL"/>
-        </w:rPr>
-        <w:t xml:space="preserve"> Via de rechter. Maar de rechter lost één dossier op, niet het hele systeem. En de rechter is alleen toegankelijk voor wie het zich kan veroorloven.</w:t>
-      </w:r>
-    </w:p>
-    <w:p>
-      <w:pPr>
-        <w:pStyle w:val="Normaalweb"/>
-        <w:divId w:val="1392538885"/>
-        <w:rPr>
-          <w:lang w:val="nl-NL"/>
-        </w:rPr>
-      </w:pPr>
-      <w:r>
-        <w:rPr>
-          <w:lang w:val="nl-NL"/>
-        </w:rPr>
-        <w:t>De feiten die deze zes antwoorden onderbouwen, staan in Document A en Document B. De architectuur die eraan ten grondslag ligt, staat in Document C. Wie de feiten leest, ziet de weigeringen. Wie het mechanisme begrijpt, ziet waarom de weigeringen onvermijdelijk zijn.</w:t>
-      </w:r>
-    </w:p>
-    <w:p>
-      <w:pPr>
-        <w:pStyle w:val="marker"/>
-        <w:ind w:left="800" w:right="800"/>
-        <w:divId w:val="1392538885"/>
-        <w:rPr>
-          <w:lang w:val="nl-NL"/>
-        </w:rPr>
-      </w:pPr>
-      <w:r>
-        <w:br w:type="page"/>
-      </w:r>
-    </w:p>
-    <w:p>
-      <w:pPr>
-        <w:pStyle w:val="Kop2"/>
-        <w:divId w:val="1392538885"/>
-        <w:rPr>
-          <w:rFonts w:eastAsia="Times New Roman"/>
-          <w:lang w:val="nl-NL"/>
-        </w:rPr>
-      </w:pPr>
-      <w:bookmarkStart w:id="2" w:name="_Toc242860728"/>
-      <w:r>
-        <w:rPr>
-          <w:rFonts w:eastAsia="Times New Roman"/>
-          <w:lang w:val="nl-NL"/>
-        </w:rPr>
-        <w:t>Deel II — De twee werelden en hun knopen</w:t>
-      </w:r>
-      <w:bookmarkEnd w:id="2"/>
-    </w:p>
-    <w:p>
-      <w:pPr>
-        <w:pStyle w:val="Normaalweb"/>
-        <w:divId w:val="1392538885"/>
-        <w:rPr>
-          <w:lang w:val="nl-NL"/>
-        </w:rPr>
-      </w:pPr>
-      <w:r>
-        <w:rPr>
-          <w:lang w:val="nl-NL"/>
-        </w:rPr>
-        <w:t>Er zijn twee werelden die elkaar nooit ontmoeten: de wereld van het lichaam en de wereld van het papier.</w:t>
-      </w:r>
-    </w:p>
-    <w:p>
-      <w:pPr>
-        <w:pStyle w:val="Normaalweb"/>
-        <w:divId w:val="1392538885"/>
-        <w:rPr>
-          <w:lang w:val="nl-NL"/>
-        </w:rPr>
-      </w:pPr>
-      <w:r>
-        <w:rPr>
-          <w:lang w:val="nl-NL"/>
-        </w:rPr>
-        <w:t>De wereld van het lichaam kan niet wachten. Een infectie wacht niet. Een amputatie wacht niet. Een visusverlies wacht niet. Het lichaam heeft geen wachtlijst die door een systeem kan worden verlengd. De wereld van het lichaam kent één maat: vandaag, gisteren, morgen. En de klok stopt nooit.</w:t>
-      </w:r>
-    </w:p>
-    <w:p>
-      <w:pPr>
-        <w:pStyle w:val="Normaalweb"/>
-        <w:divId w:val="1392538885"/>
-        <w:rPr>
-          <w:lang w:val="nl-NL"/>
-        </w:rPr>
-      </w:pPr>
-      <w:r>
-        <w:rPr>
-          <w:lang w:val="nl-NL"/>
-        </w:rPr>
-        <w:t>De wereld van het papier werkt anders. Daar telt een termijn van dertig dagen. Daar telt een periode van twaalf maanden waarover iemand moet kunnen terugkijken. Daar telt een bezwaartermijn van drie maanden. Daar telt een wachttijd van honderdtachtig dagen. Daar telt een wachttijd van honderdvier weken. De wereld van het papier kent één maat: het systeem zelf. En het systeem stopt nooit.</w:t>
-      </w:r>
-    </w:p>
-    <w:p>
-      <w:pPr>
-        <w:pStyle w:val="Normaalweb"/>
-        <w:divId w:val="1392538885"/>
-        <w:rPr>
-          <w:lang w:val="nl-NL"/>
-        </w:rPr>
-      </w:pPr>
-      <w:r>
-        <w:rPr>
-          <w:lang w:val="nl-NL"/>
-        </w:rPr>
-        <w:t>Tussen die twee werelden zit geen brug. Er is een loket. Een loket kan worden gesloten. Een loket kan worden verplaatst. Een loket kan worden bezet door iemand die niet bevoegd is. Een loket heeft geen haast. Een loket heeft geen lichaam.</w:t>
-      </w:r>
-    </w:p>
-    <w:p>
-      <w:pPr>
-        <w:pStyle w:val="Normaalweb"/>
-        <w:divId w:val="1392538885"/>
-        <w:rPr>
-          <w:lang w:val="nl-NL"/>
-        </w:rPr>
-      </w:pPr>
-      <w:r>
-        <w:rPr>
-          <w:lang w:val="nl-NL"/>
-        </w:rPr>
-        <w:t>Uit die botsing ontstaan vijf knopen die niet kunnen worden ontward. De feiten van die knopen staan in Document A en Document B. Hier staan de mechanismen.</w:t>
-      </w:r>
-    </w:p>
-    <w:p>
-      <w:pPr>
-        <w:pStyle w:val="Normaalweb"/>
-        <w:divId w:val="1392538885"/>
-        <w:rPr>
-          <w:lang w:val="nl-NL"/>
-        </w:rPr>
-      </w:pPr>
-      <w:r>
-        <w:rPr>
-          <w:rStyle w:val="Zwaar"/>
-          <w:lang w:val="nl-NL"/>
-        </w:rPr>
-        <w:t>De eerste knoop: de foutieve registratie.</w:t>
-      </w:r>
-      <w:r>
-        <w:rPr>
-          <w:lang w:val="nl-NL"/>
-        </w:rPr>
-        <w:t xml:space="preserve"> De instantie die als eerste een definitie vastlegt — wie de burger is, welk recht hij aanvraagt, welk statuut hij heeft — schrijft die definitie weg in een gedeelde databank. Alle andere instanties lezen die databank. Een foutieve definitie plant zich automatisch voort door het hele systeem. En geen enkele instantie die later in de keten komt, heeft de bevoegdheid om de bron te dwingen zijn fout te corrigeren. De fout begint bij één loket, en hij eindigt nooit.</w:t>
-      </w:r>
-    </w:p>
-    <w:p>
-      <w:pPr>
-        <w:pStyle w:val="Normaalweb"/>
-        <w:divId w:val="1392538885"/>
-        <w:rPr>
-          <w:lang w:val="nl-NL"/>
-        </w:rPr>
-      </w:pPr>
-      <w:r>
-        <w:rPr>
-          <w:rStyle w:val="Zwaar"/>
-          <w:lang w:val="nl-NL"/>
-        </w:rPr>
-        <w:t>De tweede knoop: het bewijs dat niet kan worden geleverd.</w:t>
-      </w:r>
-      <w:r>
-        <w:rPr>
-          <w:lang w:val="nl-NL"/>
-        </w:rPr>
-        <w:t xml:space="preserve"> Het systeem eist een bewijsstuk. Het bewijsstuk moet worden geleverd door een instantie die niet bevoegd is om het te leveren, of door een instantie die weigert het te leveren, of door een instantie die niet weet dat ze het moet leveren. De burger kan het bewijs niet zelf maken. De instantie die het kan maken, is de instantie die het niet maakt. En de instantie die het nodig heeft, blijft wachten.</w:t>
-      </w:r>
-    </w:p>
-    <w:p>
-      <w:pPr>
-        <w:pStyle w:val="Normaalweb"/>
-        <w:divId w:val="1392538885"/>
-        <w:rPr>
-          <w:lang w:val="nl-NL"/>
-        </w:rPr>
-      </w:pPr>
-      <w:r>
-        <w:rPr>
-          <w:rStyle w:val="Zwaar"/>
-          <w:lang w:val="nl-NL"/>
-        </w:rPr>
         <w:t>De derde knoop: de drempel die verschuift.</w:t>
       </w:r>
       <w:r>
@@ -1452,7 +1540,7 @@
     <w:p>
       <w:pPr>
         <w:pStyle w:val="Normaalweb"/>
-        <w:divId w:val="1392538885"/>
+        <w:divId w:val="2132824212"/>
         <w:rPr>
           <w:lang w:val="nl-NL"/>
         </w:rPr>
@@ -1481,7 +1569,7 @@
     <w:p>
       <w:pPr>
         <w:pStyle w:val="Normaalweb"/>
-        <w:divId w:val="1392538885"/>
+        <w:divId w:val="2132824212"/>
         <w:rPr>
           <w:lang w:val="nl-NL"/>
         </w:rPr>
@@ -1509,7 +1597,7 @@
     <w:p>
       <w:pPr>
         <w:pStyle w:val="Normaalweb"/>
-        <w:divId w:val="1392538885"/>
+        <w:divId w:val="2132824212"/>
         <w:rPr>
           <w:lang w:val="nl-NL"/>
         </w:rPr>
@@ -1531,7 +1619,7 @@
     <w:p>
       <w:pPr>
         <w:pStyle w:val="Normaalweb"/>
-        <w:divId w:val="1392538885"/>
+        <w:divId w:val="2132824212"/>
         <w:rPr>
           <w:lang w:val="nl-NL"/>
         </w:rPr>
@@ -1546,7 +1634,8 @@
     <w:p>
       <w:pPr>
         <w:pStyle w:val="Normaalweb"/>
-        <w:divId w:val="1392538885"/>
+        <w:ind w:left="800" w:right="800"/>
+        <w:divId w:val="2132824212"/>
         <w:rPr>
           <w:lang w:val="nl-NL"/>
         </w:rPr>
@@ -1570,16 +1659,408 @@
         </w:rPr>
         <w:t>vallen niet samen met de geleefde werkelijkheid van iemand die de grens oversteekt.</w:t>
       </w:r>
-    </w:p>
-    <w:p>
-      <w:pPr>
-        <w:pStyle w:val="marker"/>
+      <w:r>
+        <w:br w:type="page"/>
+      </w:r>
+    </w:p>
+    <w:p>
+      <w:pPr>
+        <w:pStyle w:val="Kop2"/>
+        <w:divId w:val="2132824212"/>
+        <w:rPr>
+          <w:rFonts w:eastAsia="Times New Roman"/>
+          <w:lang w:val="nl-NL"/>
+        </w:rPr>
+      </w:pPr>
+      <w:bookmarkStart w:id="3" w:name="_Toc243922955"/>
+      <w:r>
+        <w:rPr>
+          <w:rFonts w:eastAsia="Times New Roman"/>
+          <w:lang w:val="nl-NL"/>
+        </w:rPr>
+        <w:t>Deel III — Het mechanisme van het falen</w:t>
+      </w:r>
+      <w:bookmarkEnd w:id="3"/>
+    </w:p>
+    <w:p>
+      <w:pPr>
+        <w:pStyle w:val="Normaalweb"/>
+        <w:divId w:val="2132824212"/>
+        <w:rPr>
+          <w:lang w:val="nl-NL"/>
+        </w:rPr>
+      </w:pPr>
+      <w:r>
+        <w:rPr>
+          <w:lang w:val="nl-NL"/>
+        </w:rPr>
+        <w:t>Het systeem heeft vier lagen. Elke laag heeft een eigen logica. En die logica's versterken elkaar in plaats van elkaar te corrigeren.</w:t>
+      </w:r>
+    </w:p>
+    <w:p>
+      <w:pPr>
+        <w:pStyle w:val="Normaalweb"/>
+        <w:divId w:val="2132824212"/>
+        <w:rPr>
+          <w:lang w:val="nl-NL"/>
+        </w:rPr>
+      </w:pPr>
+      <w:r>
+        <w:rPr>
+          <w:rStyle w:val="Zwaar"/>
+          <w:lang w:val="nl-NL"/>
+        </w:rPr>
+        <w:t>De uitvoerende laag: de logica van de regel.</w:t>
+      </w:r>
+      <w:r>
+        <w:rPr>
+          <w:lang w:val="nl-NL"/>
+        </w:rPr>
+        <w:t xml:space="preserve"> Dit zijn de loketten, de ziekenfondsen, de uitkeringsinstanties. Zij passen de regels toe. De regels zijn nationaal. De regels gaan ervan uit dat iemand in één land woont, in één land werkt, en in één land verzekerd is. Wie niet in die aanname past, veroorzaakt een fout. De fout wordt niet gezien als een signaal dat de regel moet worden aangepast. De fout wordt gezien als een bewijs dat de burger niet voldoet. De uitvoerende laag heeft geen bevoegdheid om de regel te veranderen. Ze heeft alleen de bevoegdh</w:t>
+      </w:r>
+      <w:r>
+        <w:rPr>
+          <w:lang w:val="nl-NL"/>
+        </w:rPr>
+        <w:t>eid om de regel toe te passen. En de regel is wat hij is.</w:t>
+      </w:r>
+    </w:p>
+    <w:p>
+      <w:pPr>
+        <w:pStyle w:val="Normaalweb"/>
+        <w:divId w:val="2132824212"/>
+        <w:rPr>
+          <w:lang w:val="nl-NL"/>
+        </w:rPr>
+      </w:pPr>
+      <w:r>
+        <w:rPr>
+          <w:rStyle w:val="Zwaar"/>
+          <w:lang w:val="nl-NL"/>
+        </w:rPr>
+        <w:t>De toezichthoudende laag: de logica van de zelfbeperking.</w:t>
+      </w:r>
+      <w:r>
+        <w:rPr>
+          <w:lang w:val="nl-NL"/>
+        </w:rPr>
+        <w:t xml:space="preserve"> Dit zijn de controleurs, de inspecties, de ombudsdiensten. Zij zien de fout. Maar ze hebben een goede reden om niet in te grijpen. Een toezichthouder die zijn bevoegdheid oprekt, riskeert dat zijn beslissing wordt aangevochten. De veiligste positie is altijd de smalste interpretatie van de eigen bevoegdheid. De toezichthouder grijpt dus niet in. Niet omdat hij niet wil. Omdat hij niet durft. En zijn angst is rationeel: het systeem beloont zelfbeperking en bestraft durf.</w:t>
+      </w:r>
+    </w:p>
+    <w:p>
+      <w:pPr>
+        <w:pStyle w:val="Normaalweb"/>
+        <w:divId w:val="2132824212"/>
+        <w:rPr>
+          <w:lang w:val="nl-NL"/>
+        </w:rPr>
+      </w:pPr>
+      <w:r>
+        <w:rPr>
+          <w:rStyle w:val="Zwaar"/>
+          <w:lang w:val="nl-NL"/>
+        </w:rPr>
+        <w:t>De democratische laag: de logica van de tijdschaal.</w:t>
+      </w:r>
+      <w:r>
+        <w:rPr>
+          <w:lang w:val="nl-NL"/>
+        </w:rPr>
+        <w:t xml:space="preserve"> Dit is het parlement, de ombudsman, de commissies. Zij ontvangen de klacht. Maar ze bewegen op een tijdschaal die niet compatibel is met de urgentie van de crisis. Een commissiedebat duurt maanden. Een wetswijziging duurt jaren. Een medische crisis duurt dagen. De democratische laag kan de wet veranderen, maar ze doet het niet zolang er geen politieke druk is. En er is geen politieke druk voor een probleem dat alleen grensarbeiders treft. De tijdschaal van de democratie en de tijdschaal van het lichaam zij</w:t>
+      </w:r>
+      <w:r>
+        <w:rPr>
+          <w:lang w:val="nl-NL"/>
+        </w:rPr>
+        <w:t>n fundamenteel onverenigbaar.</w:t>
+      </w:r>
+    </w:p>
+    <w:p>
+      <w:pPr>
+        <w:pStyle w:val="Normaalweb"/>
+        <w:divId w:val="2132824212"/>
+        <w:rPr>
+          <w:lang w:val="nl-NL"/>
+        </w:rPr>
+      </w:pPr>
+      <w:r>
+        <w:rPr>
+          <w:rStyle w:val="Zwaar"/>
+          <w:lang w:val="nl-NL"/>
+        </w:rPr>
+        <w:t>De symbolische laag: de logica van de onmacht.</w:t>
+      </w:r>
+      <w:r>
+        <w:rPr>
+          <w:lang w:val="nl-NL"/>
+        </w:rPr>
+        <w:t xml:space="preserve"> Dit is het staatshoofd. Hij ontvangt het verzoekschrift. Hij bevestigt de ontvangst. Hij stuurt het door naar de bevoegde minister. Daarmee stopt de interventie. De symbolische laag heeft geen uitvoerende macht. Hij is een eindhalte.</w:t>
+      </w:r>
+    </w:p>
+    <w:p>
+      <w:pPr>
+        <w:pStyle w:val="Normaalweb"/>
+        <w:divId w:val="2132824212"/>
+        <w:rPr>
+          <w:lang w:val="nl-NL"/>
+        </w:rPr>
+      </w:pPr>
+      <w:r>
+        <w:rPr>
+          <w:rStyle w:val="Zwaar"/>
+          <w:lang w:val="nl-NL"/>
+        </w:rPr>
+        <w:t>De cirkel.</w:t>
+      </w:r>
+      <w:r>
+        <w:rPr>
+          <w:lang w:val="nl-NL"/>
+        </w:rPr>
+        <w:t xml:space="preserve"> Elke laag heeft een reden om niet in te grijpen. De uitvoerende laag past de regels toe, maar de regels zijn niet gebouwd voor deze situatie. De toezichthoudende laag ziet de fout, maar mag niet ingrijpen. De democratische laag kan de wet veranderen, maar doet het niet zolang er geen politieke druk is. De symbolische laag heeft geen macht. En de enige die overblijft is de rechter. Maar de rechter lost één dossier op, niet het hele systeem. En de rechter is alleen toegankelijk voor wie het zich kan veroorlo</w:t>
+      </w:r>
+      <w:r>
+        <w:rPr>
+          <w:lang w:val="nl-NL"/>
+        </w:rPr>
+        <w:t>ven.</w:t>
+      </w:r>
+    </w:p>
+    <w:p>
+      <w:pPr>
+        <w:pStyle w:val="Normaalweb"/>
+        <w:divId w:val="2132824212"/>
+        <w:rPr>
+          <w:lang w:val="nl-NL"/>
+        </w:rPr>
+      </w:pPr>
+      <w:r>
+        <w:rPr>
+          <w:lang w:val="nl-NL"/>
+        </w:rPr>
+        <w:t>Het systeem is niet kapot. Het werkt zoals het is ontworpen. Het is ontworpen voor mensen die binnen de lijnen passen. Wie buiten de lijnen valt, valt tussen de lijnen. En tussen de lijnen is geen vangnet. Dat is geen fout. Dat is het ontwerp.</w:t>
+      </w:r>
+    </w:p>
+    <w:p>
+      <w:pPr>
+        <w:pStyle w:val="Kop3"/>
+        <w:divId w:val="2132824212"/>
+        <w:rPr>
+          <w:rFonts w:eastAsia="Times New Roman"/>
+          <w:lang w:val="nl-NL"/>
+        </w:rPr>
+      </w:pPr>
+      <w:bookmarkStart w:id="4" w:name="_Toc243922956"/>
+      <w:r>
+        <w:rPr>
+          <w:rFonts w:eastAsia="Times New Roman"/>
+          <w:lang w:val="nl-NL"/>
+        </w:rPr>
+        <w:t>De drie systeemwetten achter de blokkade</w:t>
+      </w:r>
+      <w:bookmarkEnd w:id="4"/>
+    </w:p>
+    <w:p>
+      <w:pPr>
+        <w:pStyle w:val="Normaalweb"/>
+        <w:divId w:val="2132824212"/>
+        <w:rPr>
+          <w:lang w:val="nl-NL"/>
+        </w:rPr>
+      </w:pPr>
+      <w:r>
+        <w:rPr>
+          <w:lang w:val="nl-NL"/>
+        </w:rPr>
+        <w:t>Wie voorbij de afzonderlijke brieven kijkt, ziet dat dit ontwerp gehoorzaamt aan drie vaste systeemwetten die zowel in de klassieke structuurleer als in de moderne systeemdynamica van Frederic Vester terugkeren:</w:t>
+      </w:r>
+    </w:p>
+    <w:p>
+      <w:pPr>
+        <w:pStyle w:val="Normaalweb"/>
+        <w:divId w:val="2132824212"/>
+        <w:rPr>
+          <w:lang w:val="nl-NL"/>
+        </w:rPr>
+      </w:pPr>
+      <w:r>
+        <w:rPr>
+          <w:rStyle w:val="Zwaar"/>
+          <w:lang w:val="nl-NL"/>
+        </w:rPr>
+        <w:lastRenderedPageBreak/>
+        <w:t>1. Zo boven, zo beneden (de wet van correspondentie).</w:t>
+      </w:r>
+      <w:r>
+        <w:rPr>
+          <w:lang w:val="nl-NL"/>
+        </w:rPr>
+        <w:t xml:space="preserve"> Wat op het hoogste politieke en Europese niveau onopgelost wordt gelaten, herhaalt zich op exact dezelfde schaal aan het kleinste uitvoeringsloket. Omdat de Europese Unie bovenaan vrij verkeer belooft zonder een dwingende koppeling tussen nationale databanken af te dwingen, weigert het loket onderaan een formulier dat niet in het eigen nationale sjabloon past. En wat buiten in het administratieve netwerk verkaveld is in losse hokjes, dwingt binnen in het dagelijks leven de zieke burger om zijn eigen lichaa</w:t>
+      </w:r>
+      <w:r>
+        <w:rPr>
+          <w:lang w:val="nl-NL"/>
+        </w:rPr>
+        <w:t>m en gezin op te knippen in losse bewijsstukken per land.</w:t>
+      </w:r>
+    </w:p>
+    <w:p>
+      <w:pPr>
+        <w:pStyle w:val="Normaalweb"/>
+        <w:divId w:val="2132824212"/>
+        <w:rPr>
+          <w:lang w:val="nl-NL"/>
+        </w:rPr>
+      </w:pPr>
+      <w:r>
+        <w:rPr>
+          <w:rStyle w:val="Zwaar"/>
+          <w:lang w:val="nl-NL"/>
+        </w:rPr>
+        <w:t>2. De binaire valstrik (de wet van polariteit).</w:t>
+      </w:r>
+      <w:r>
+        <w:rPr>
+          <w:lang w:val="nl-NL"/>
+        </w:rPr>
+        <w:t xml:space="preserve"> De werkelijkheid van een grensarbeider bestaat uit gradaties en verbinding: wonen aan de ene kant van de grens, werken en premies betalen aan de andere kant, en zorg ontvangen waar de medische noodzaak ligt. Administratieve IT-systemen kennen echter geen overgangsgebied; zij werken binair met </w:t>
+      </w:r>
+      <w:r>
+        <w:rPr>
+          <w:rStyle w:val="HTMLCode"/>
+          <w:lang w:val="nl-NL"/>
+        </w:rPr>
+        <w:t>1</w:t>
+      </w:r>
+      <w:r>
+        <w:rPr>
+          <w:lang w:val="nl-NL"/>
+        </w:rPr>
+        <w:t xml:space="preserve"> (volledig binnenlands profiel) of </w:t>
+      </w:r>
+      <w:r>
+        <w:rPr>
+          <w:rStyle w:val="HTMLCode"/>
+          <w:lang w:val="nl-NL"/>
+        </w:rPr>
+        <w:t>0</w:t>
+      </w:r>
+      <w:r>
+        <w:rPr>
+          <w:lang w:val="nl-NL"/>
+        </w:rPr>
+        <w:t xml:space="preserve"> (buitenlands profiel). Zodra een dossier beide polen tegelijk raakt, slaat de schakelaar in beide landen op </w:t>
+      </w:r>
+      <w:r>
+        <w:rPr>
+          <w:rStyle w:val="HTMLCode"/>
+          <w:lang w:val="nl-NL"/>
+        </w:rPr>
+        <w:t>0</w:t>
+      </w:r>
+      <w:r>
+        <w:rPr>
+          <w:lang w:val="nl-NL"/>
+        </w:rPr>
+        <w:t>: in België ben je 'geen inwoner', in Nederland ben je 'niet binnenlan</w:t>
+      </w:r>
+      <w:r>
+        <w:rPr>
+          <w:lang w:val="nl-NL"/>
+        </w:rPr>
+        <w:t>ds verzekerd'.</w:t>
+      </w:r>
+    </w:p>
+    <w:p>
+      <w:pPr>
+        <w:pStyle w:val="Normaalweb"/>
+        <w:divId w:val="2132824212"/>
+        <w:rPr>
+          <w:lang w:val="nl-NL"/>
+        </w:rPr>
+      </w:pPr>
+      <w:r>
+        <w:rPr>
+          <w:rStyle w:val="Zwaar"/>
+          <w:lang w:val="nl-NL"/>
+        </w:rPr>
+        <w:t>3. Actie, terugkoppeling en cascade (de wet van oorzaak en ritme).</w:t>
+      </w:r>
+      <w:r>
+        <w:rPr>
+          <w:lang w:val="nl-NL"/>
+        </w:rPr>
+        <w:t xml:space="preserve"> In een gekoppeld netwerk (wat Vester een </w:t>
+      </w:r>
+      <w:r>
+        <w:rPr>
+          <w:rStyle w:val="Nadruk"/>
+          <w:lang w:val="nl-NL"/>
+        </w:rPr>
+        <w:t>Wirkungsgefüge</w:t>
+      </w:r>
+      <w:r>
+        <w:rPr>
+          <w:lang w:val="nl-NL"/>
+        </w:rPr>
+        <w:t xml:space="preserve"> </w:t>
+      </w:r>
+      <w:r>
+        <w:rPr>
+          <w:lang w:val="nl-NL"/>
+        </w:rPr>
+        <w:t xml:space="preserve">noemt) blijft een fout nooit op één plek liggen. Eén niet-gezet vinkje op een kritiek knooppunt (een </w:t>
+      </w:r>
+      <w:r>
+        <w:rPr>
+          <w:rStyle w:val="Nadruk"/>
+          <w:lang w:val="nl-NL"/>
+        </w:rPr>
+        <w:t>Zündknoten</w:t>
+      </w:r>
+      <w:r>
+        <w:rPr>
+          <w:lang w:val="nl-NL"/>
+        </w:rPr>
+        <w:t>) plant zich met een vaste cadans voort naar belastingdiensten, toeslagen, gemeenteloketten en ziekenfondsen aan beide zijden van de grens. De burger vangt die trilling telkens met vertraging op: een fout uit jaar één wordt een terugvordering in jaar twee en een geblokkeerde aanvraag in jaar drie.</w:t>
+      </w:r>
+    </w:p>
+    <w:p>
+      <w:pPr>
+        <w:pStyle w:val="Normaalweb"/>
+        <w:divId w:val="2132824212"/>
+        <w:rPr>
+          <w:lang w:val="nl-NL"/>
+        </w:rPr>
+      </w:pPr>
+      <w:r>
+        <w:rPr>
+          <w:rStyle w:val="Zwaar"/>
+          <w:lang w:val="nl-NL"/>
+        </w:rPr>
+        <w:t>De rode draad door alle lagen.</w:t>
+      </w:r>
+      <w:r>
+        <w:rPr>
+          <w:lang w:val="nl-NL"/>
+        </w:rPr>
+        <w:t xml:space="preserve"> In elke laag gebeurt hetzelfde. Een instantie ziet een probleem. De instantie stelt vast dat het probleem niet binnen haar bevoegdheid valt. De instantie verwijst naar een andere instantie. De andere instantie doet hetzelfde. En de burger wordt geacht de verbinding te zijn tussen al die instanties. De burger is de enige actor in het systeem die geen bevoegdheid heeft om iets te beslissen, maar die wel de enige actor is die het hele systeem moet laten werken.</w:t>
+      </w:r>
+    </w:p>
+    <w:p>
+      <w:pPr>
+        <w:pStyle w:val="Normaalweb"/>
         <w:ind w:left="800" w:right="800"/>
-        <w:divId w:val="1392538885"/>
-        <w:rPr>
-          <w:lang w:val="nl-NL"/>
-        </w:rPr>
-      </w:pPr>
+        <w:divId w:val="2132824212"/>
+        <w:rPr>
+          <w:lang w:val="nl-NL"/>
+        </w:rPr>
+      </w:pPr>
+      <w:r>
+        <w:rPr>
+          <w:lang w:val="nl-NL"/>
+        </w:rPr>
+        <w:t>De feiten van dit mechanisme staan in Document A en Document B. De visuele netwerken en knooppunten staan in Document C. De concrete uitwerking per sociaal recht staat in Document E. Hier staat het patroon dat ze verbindt.</w:t>
+      </w:r>
       <w:r>
         <w:br w:type="page"/>
       </w:r>
@@ -1587,69 +2068,331 @@
     <w:p>
       <w:pPr>
         <w:pStyle w:val="Kop2"/>
-        <w:divId w:val="1392538885"/>
+        <w:divId w:val="2132824212"/>
         <w:rPr>
           <w:rFonts w:eastAsia="Times New Roman"/>
           <w:lang w:val="nl-NL"/>
         </w:rPr>
       </w:pPr>
-      <w:bookmarkStart w:id="3" w:name="_Toc242860729"/>
+      <w:bookmarkStart w:id="5" w:name="_Toc243922957"/>
       <w:r>
         <w:rPr>
           <w:rFonts w:eastAsia="Times New Roman"/>
           <w:lang w:val="nl-NL"/>
         </w:rPr>
-        <w:t>Deel III — Het mechanisme van het falen</w:t>
-      </w:r>
-      <w:bookmarkEnd w:id="3"/>
-    </w:p>
-    <w:p>
-      <w:pPr>
-        <w:pStyle w:val="Normaalweb"/>
-        <w:divId w:val="1392538885"/>
-        <w:rPr>
-          <w:lang w:val="nl-NL"/>
-        </w:rPr>
-      </w:pPr>
-      <w:r>
-        <w:rPr>
-          <w:lang w:val="nl-NL"/>
-        </w:rPr>
-        <w:t>Het systeem heeft vier lagen. Elke laag heeft een eigen logica. En die logica's versterken elkaar in plaats van elkaar te corrigeren.</w:t>
-      </w:r>
-    </w:p>
-    <w:p>
-      <w:pPr>
-        <w:pStyle w:val="Normaalweb"/>
-        <w:divId w:val="1392538885"/>
-        <w:rPr>
-          <w:lang w:val="nl-NL"/>
-        </w:rPr>
-      </w:pPr>
+        <w:t>Deel IV — De asymmetrie tussen fysieke en administratieve grenzen</w:t>
+      </w:r>
+      <w:bookmarkEnd w:id="5"/>
+    </w:p>
+    <w:p>
+      <w:pPr>
+        <w:pStyle w:val="Normaalweb"/>
+        <w:divId w:val="2132824212"/>
+        <w:rPr>
+          <w:lang w:val="nl-NL"/>
+        </w:rPr>
+      </w:pPr>
+      <w:r>
+        <w:rPr>
+          <w:lang w:val="nl-NL"/>
+        </w:rPr>
+        <w:t>De Europese integratie is gebouwd op de opheffing van fysieke grenzen. In 1944 ondertekenden België, Nederland en Luxemburg een douane-unie. In 1951 werd de Europese Gemeenschap voor Kolen en Staal opgericht. In 1957 volgde de Europese Economische Gemeenschap. In 1985 werd het Akkoord van Schengen ondertekend, dat de afschaffing van de binnengrenzen regelde. Het doel was de vrije verplaatsing van personen, goederen, diensten en kapitaal.</w:t>
+      </w:r>
+    </w:p>
+    <w:p>
+      <w:pPr>
+        <w:pStyle w:val="Normaalweb"/>
+        <w:divId w:val="2132824212"/>
+        <w:rPr>
+          <w:lang w:val="nl-NL"/>
+        </w:rPr>
+      </w:pPr>
+      <w:r>
+        <w:rPr>
+          <w:lang w:val="nl-NL"/>
+        </w:rPr>
+        <w:t>In de fysieke realiteit is die doelstelling gerealiseerd. De grensposten zijn ontmanteld. De verplaatsing over de landsgrenzen verloopt zonder controle. Een burger rijdt met de auto van Nederland naar België, van België naar Frankrijk, van Frankrijk naar Duitsland, zonder te stoppen. Die openstelling heeft veertig jaar gekost, van 1944 tot 1985. Daarna was ze een feit.</w:t>
+      </w:r>
+    </w:p>
+    <w:p>
+      <w:pPr>
+        <w:pStyle w:val="Normaalweb"/>
+        <w:divId w:val="2132824212"/>
+        <w:rPr>
+          <w:lang w:val="nl-NL"/>
+        </w:rPr>
+      </w:pPr>
+      <w:r>
+        <w:rPr>
+          <w:lang w:val="nl-NL"/>
+        </w:rPr>
+        <w:t>De administratieve realiteit is asymmetrisch gebleven. Terwijl de grens voor het menselijk lichaam is verdwenen, zijn de nationale uitvoeringssystemen nooit gefuseerd of gestandaardiseerd. Elk land behoudt zijn eigen ziekenfonds, zijn eigen belastingdienst, zijn eigen uitkeringsinstantie en zijn eigen handicapregistratie.</w:t>
+      </w:r>
+    </w:p>
+    <w:p>
+      <w:pPr>
+        <w:pStyle w:val="Normaalweb"/>
+        <w:divId w:val="2132824212"/>
+        <w:rPr>
+          <w:lang w:val="nl-NL"/>
+        </w:rPr>
+      </w:pPr>
+      <w:r>
+        <w:rPr>
+          <w:lang w:val="nl-NL"/>
+        </w:rPr>
+        <w:t>Hier ligt de fundamentele weeffout. De Europese wetgever heeft de fysieke ruimte geopend, maar de nationale uitvoerende macht heeft de achterliggende computersystemen uitsluitend nationaal geprogrammeerd. De infrastructuur — de snelweg — is transnationaal. Het administratieve beslispunt — het loket — is strikt nationaal gebleven.</w:t>
+      </w:r>
+    </w:p>
+    <w:p>
+      <w:pPr>
+        <w:pStyle w:val="Normaalweb"/>
+        <w:divId w:val="2132824212"/>
+        <w:rPr>
+          <w:lang w:val="nl-NL"/>
+        </w:rPr>
+      </w:pPr>
+      <w:r>
+        <w:rPr>
+          <w:lang w:val="nl-NL"/>
+        </w:rPr>
+        <w:t>De wetgevende correctie voor deze ontkoppeling vertoont een structurele vertraging. In april 2026 is via een triloog een voorlopig politiek akkoord bereikt over de herziening van Verordening 883/2004, de wet die de sociale zekerheid tussen lidstaten coördineert. In juli 2026 werd de herziene tekst formeel aangenomen. De daadwerkelijke operationele implementatie — waaronder de verschuiving van de werkloosheidsbevoegdheid naar het werkland na een aaneengesloten periode van 22 weken — is echter pas gepland voo</w:t>
+      </w:r>
+      <w:r>
+        <w:rPr>
+          <w:lang w:val="nl-NL"/>
+        </w:rPr>
+        <w:t>r 2030 of 2031 wegens vereiste IT-aanpassingen.</w:t>
+      </w:r>
+    </w:p>
+    <w:p>
+      <w:pPr>
+        <w:pStyle w:val="Normaalweb"/>
+        <w:divId w:val="2132824212"/>
+        <w:rPr>
+          <w:lang w:val="nl-NL"/>
+        </w:rPr>
+      </w:pPr>
+      <w:r>
+        <w:rPr>
+          <w:lang w:val="nl-NL"/>
+        </w:rPr>
+        <w:t>De volledige wetgevingscyclus, van eerste voorstel tot inwerkingtreding, beslaat hiermee meer dan tien jaar onderhandelen en vier jaar wachten op de uitvoering. Veertien jaar voor een software-update.</w:t>
+      </w:r>
+    </w:p>
+    <w:p>
+      <w:pPr>
+        <w:pStyle w:val="Normaalweb"/>
+        <w:divId w:val="2132824212"/>
+        <w:rPr>
+          <w:lang w:val="nl-NL"/>
+        </w:rPr>
+      </w:pPr>
+      <w:r>
+        <w:rPr>
+          <w:lang w:val="nl-NL"/>
+        </w:rPr>
+        <w:t>Ook de digitale oplossingen in dit hervormingspakket stagneren op de drempel van de datasilo. De introductie van de European Social Security Pass, gekoppeld aan de Europese digitale identiteitsportemonnee, digitaliseert de drager van de documenten. Het stelt overheden in staat de documenten snel te verifiëren, maar het dwingt geen automatische gegevensstroom af tussen de nationale systemen. Het haalt de gegevens niet actief op bij de bron. De voordeur wordt gedigitaliseerd, maar de achterdeur blijft geslote</w:t>
+      </w:r>
+      <w:r>
+        <w:rPr>
+          <w:lang w:val="nl-NL"/>
+        </w:rPr>
+        <w:t>n.</w:t>
+      </w:r>
+    </w:p>
+    <w:p>
+      <w:pPr>
+        <w:pStyle w:val="Normaalweb"/>
+        <w:divId w:val="2132824212"/>
+        <w:rPr>
+          <w:lang w:val="nl-NL"/>
+        </w:rPr>
+      </w:pPr>
+      <w:r>
+        <w:rPr>
+          <w:lang w:val="nl-NL"/>
+        </w:rPr>
+        <w:t xml:space="preserve">De macro-economische projecties van de Europese Commissie voorspellen tegen 2040 zes miljard euro aan besparingen en fraudepreventie. Deze berekening negeert de micro-economische realiteit van de tussenliggende </w:t>
+      </w:r>
+      <w:r>
+        <w:rPr>
+          <w:lang w:val="nl-NL"/>
+        </w:rPr>
+        <w:lastRenderedPageBreak/>
+        <w:t>veertien jaar. Gedurende deze latentietijd worden de kosten van het systeemfalen volledig afgewenteld op de burger: de private bank die schulden parkeert tegen zware sancties, de energieleverancier die incassobureaus inschakelt en onuitvoerbare medische keuringen eist, en de private keuringsmarkt die onhaalbare tarieven hanteert voor consulten op afstand. Al deze kosten slaan neer bij het individu, terwijl de oorzaak van de systeemstilstand bij de overheid ligt.</w:t>
+      </w:r>
+    </w:p>
+    <w:p>
+      <w:pPr>
+        <w:pStyle w:val="Normaalweb"/>
+        <w:divId w:val="2132824212"/>
+        <w:rPr>
+          <w:lang w:val="nl-NL"/>
+        </w:rPr>
+      </w:pPr>
+      <w:r>
+        <w:rPr>
+          <w:lang w:val="nl-NL"/>
+        </w:rPr>
+        <w:t>De Benelux was ooit de proeftuin van de Europese integratie. In 1944 werd hier het experiment gestart dat later op Europese schaal zou worden herhaald. De drie landen hebben aangetoond dat open wegen mogelijk zijn. Ze hebben niet aangetoond dat open systemen mogelijk zijn.</w:t>
+      </w:r>
+    </w:p>
+    <w:p>
+      <w:pPr>
+        <w:pStyle w:val="Normaalweb"/>
+        <w:divId w:val="2132824212"/>
+        <w:rPr>
+          <w:lang w:val="nl-NL"/>
+        </w:rPr>
+      </w:pPr>
+      <w:r>
+        <w:rPr>
+          <w:lang w:val="nl-NL"/>
+        </w:rPr>
+        <w:t>De grensarbeider is de foutmelding van een half afgewerkt ontwerp. De fysieke architectuur is voltooid. De administratieve architectuur niet.</w:t>
+      </w:r>
+    </w:p>
+    <w:p>
+      <w:pPr>
+        <w:pStyle w:val="Kop2"/>
+        <w:divId w:val="2132824212"/>
+        <w:rPr>
+          <w:rFonts w:eastAsia="Times New Roman"/>
+          <w:lang w:val="nl-NL"/>
+        </w:rPr>
+      </w:pPr>
+      <w:bookmarkStart w:id="6" w:name="_Toc243922958"/>
+      <w:r>
+        <w:rPr>
+          <w:rFonts w:eastAsia="Times New Roman"/>
+          <w:lang w:val="nl-NL"/>
+        </w:rPr>
+        <w:t>Deel V — De cijfers en de schaal</w:t>
+      </w:r>
+      <w:bookmarkEnd w:id="6"/>
+    </w:p>
+    <w:p>
+      <w:pPr>
+        <w:pStyle w:val="Normaalweb"/>
+        <w:divId w:val="2132824212"/>
+        <w:rPr>
+          <w:lang w:val="nl-NL"/>
+        </w:rPr>
+      </w:pPr>
+      <w:r>
+        <w:rPr>
+          <w:lang w:val="nl-NL"/>
+        </w:rPr>
+        <w:t>Het probleem is niet uniek voor deze casus. Het is de structurele weerslag van een fundamentele weeffout in de Europese integratie: een gemeenschappelijke arbeidsmarkt zonder geïntegreerde uitvoering.</w:t>
+      </w:r>
+    </w:p>
+    <w:p>
+      <w:pPr>
+        <w:pStyle w:val="Normaalweb"/>
+        <w:divId w:val="2132824212"/>
+        <w:rPr>
+          <w:lang w:val="nl-NL"/>
+        </w:rPr>
+      </w:pPr>
+      <w:r>
+        <w:rPr>
+          <w:lang w:val="nl-NL"/>
+        </w:rPr>
+        <w:t>Binnen de Europese Unie wonen en werken circa 1,5 miljoen grensarbeiders, waarvan ruim 40.000 pendelaars tussen België en Nederland. Deze groep groeit gestaag door de uitbreiding van telewerk, internationale arbeidsmobiliteit en de demografische verwevenheid van grensregio's zoals Zeeuws-Vlaanderen en het Waasland.</w:t>
+      </w:r>
+    </w:p>
+    <w:p>
+      <w:pPr>
+        <w:pStyle w:val="Normaalweb"/>
+        <w:divId w:val="2132824212"/>
+        <w:rPr>
+          <w:lang w:val="nl-NL"/>
+        </w:rPr>
+      </w:pPr>
+      <w:r>
+        <w:rPr>
+          <w:lang w:val="nl-NL"/>
+        </w:rPr>
+        <w:t xml:space="preserve">In deze individuele casus alleen al zijn in een tijdsbestek van 18 maanden niet minder dan </w:t>
+      </w:r>
       <w:r>
         <w:rPr>
           <w:rStyle w:val="Zwaar"/>
           <w:lang w:val="nl-NL"/>
         </w:rPr>
-        <w:t>De uitvoerende laag: de logica van de regel.</w:t>
-      </w:r>
-      <w:r>
-        <w:rPr>
-          <w:lang w:val="nl-NL"/>
-        </w:rPr>
-        <w:t xml:space="preserve"> Dit zijn de loketten, de ziekenfondsen, de uitkeringsinstanties. Zij passen de regels toe. De regels zijn nationaal. De regels gaan ervan uit dat iemand in één land woont, in één land werkt, en in één land verzekerd is. Wie niet in die aanname past, veroorzaakt een fout. De fout wordt niet gezien als een signaal dat de regel moet worden aangepast. De fout wordt gezien als een bewijs dat de burger niet voldoet. De uitvoerende laag heeft geen bevoegdheid om de regel te veranderen. Ze heeft alleen de bevoegdh</w:t>
-      </w:r>
-      <w:r>
-        <w:rPr>
-          <w:lang w:val="nl-NL"/>
-        </w:rPr>
-        <w:t>eid om de regel toe te passen. En de regel is wat hij is.</w:t>
-      </w:r>
-    </w:p>
-    <w:p>
-      <w:pPr>
-        <w:pStyle w:val="Normaalweb"/>
-        <w:divId w:val="1392538885"/>
+        <w:t>62 afzonderlijke instanties en rechtspersonen</w:t>
+      </w:r>
+      <w:r>
+        <w:rPr>
+          <w:lang w:val="nl-NL"/>
+        </w:rPr>
+        <w:t xml:space="preserve"> betrokken geraakt: van lokale ziekenhuizen, mutualiteiten en gemeenten tot nationale uitkeringsinstituten, ministeries en het Europees Parlement. De audit documenteert meer dan 660 afzonderlijke administratieve en medische handelingen.</w:t>
+      </w:r>
+    </w:p>
+    <w:p>
+      <w:pPr>
+        <w:pStyle w:val="Normaalweb"/>
+        <w:ind w:left="800" w:right="800"/>
+        <w:divId w:val="2132824212"/>
+        <w:rPr>
+          <w:lang w:val="nl-NL"/>
+        </w:rPr>
+      </w:pPr>
+      <w:r>
+        <w:rPr>
+          <w:lang w:val="nl-NL"/>
+        </w:rPr>
+        <w:t>Op Europees niveau vertaalt deze frictie zich in duizenden formele klachten: sociale zekerheid en grensoverschrijdende zorg vormen jaar na jaar de absolute koploper in het SOLVIT-netwerk (structureel meer dan 40% van alle klachten). Hoewel het EESSI-netwerk (Electronic Exchange of Social Security Information) ontworpen is om miljoenen Structured Electronic Documents (SEDs) naadloos uit te wisselen, toont de feitelijke audit aan dat de gegevensuitwisseling in de praktijk maandenlang stilvalt zonder dat één v</w:t>
+      </w:r>
+      <w:r>
+        <w:rPr>
+          <w:lang w:val="nl-NL"/>
+        </w:rPr>
+        <w:t>an de lidstaten ingrijpt. De bureaucratische schaal is massaal; de menselijke tol is acuut.</w:t>
+      </w:r>
+      <w:r>
+        <w:br w:type="page"/>
+      </w:r>
+    </w:p>
+    <w:p>
+      <w:pPr>
+        <w:pStyle w:val="Kop2"/>
+        <w:divId w:val="2132824212"/>
+        <w:rPr>
+          <w:rFonts w:eastAsia="Times New Roman"/>
+          <w:lang w:val="nl-NL"/>
+        </w:rPr>
+      </w:pPr>
+      <w:bookmarkStart w:id="7" w:name="_Toc243922959"/>
+      <w:r>
+        <w:rPr>
+          <w:rFonts w:eastAsia="Times New Roman"/>
+          <w:lang w:val="nl-NL"/>
+        </w:rPr>
+        <w:t>Deel VI — De Europese dimensie</w:t>
+      </w:r>
+      <w:bookmarkEnd w:id="7"/>
+    </w:p>
+    <w:p>
+      <w:pPr>
+        <w:pStyle w:val="Normaalweb"/>
+        <w:divId w:val="2132824212"/>
+        <w:rPr>
+          <w:lang w:val="nl-NL"/>
+        </w:rPr>
+      </w:pPr>
+      <w:r>
+        <w:rPr>
+          <w:lang w:val="nl-NL"/>
+        </w:rPr>
+        <w:t>Het probleem is niet Belgisch-Nederlands. Het is Europees. Vier casussen tonen dat aan. Deze casussen zijn ontleend aan openbare Europese beleidsliteratuur en academisch onderzoek. Ze staan niet in Document A of Document B, want die documenten beschrijven één individuele casus. Ze staan hier omdat ze aantonen dat het mechanisme dat in die ene casus zichtbaar wordt, zich in elke Europese grensregio herhaalt.</w:t>
+      </w:r>
+    </w:p>
+    <w:p>
+      <w:pPr>
+        <w:pStyle w:val="Normaalweb"/>
+        <w:divId w:val="2132824212"/>
         <w:rPr>
           <w:lang w:val="nl-NL"/>
         </w:rPr>
@@ -1659,19 +2402,25 @@
           <w:rStyle w:val="Zwaar"/>
           <w:lang w:val="nl-NL"/>
         </w:rPr>
-        <w:t>De toezichthoudende laag: de logica van de zelfbeperking.</w:t>
-      </w:r>
-      <w:r>
-        <w:rPr>
-          <w:lang w:val="nl-NL"/>
-        </w:rPr>
-        <w:t xml:space="preserve"> Dit zijn de controleurs, de inspecties, de ombudsdiensten. Zij zien de fout. Maar ze hebben een goede reden om niet in te grijpen. Een toezichthouder die zijn bevoegdheid oprekt, riskeert dat zijn beslissing wordt aangevochten. De veiligste positie is altijd de smalste interpretatie van de eigen bevoegdheid. De toezichthouder grijpt dus niet in. Niet omdat hij niet wil. Omdat hij niet durft. En zijn angst is rationeel: het systeem beloont zelfbeperking en bestraft durf.</w:t>
-      </w:r>
-    </w:p>
-    <w:p>
-      <w:pPr>
-        <w:pStyle w:val="Normaalweb"/>
-        <w:divId w:val="1392538885"/>
+        <w:t>Luxemburg.</w:t>
+      </w:r>
+      <w:r>
+        <w:rPr>
+          <w:lang w:val="nl-NL"/>
+        </w:rPr>
+        <w:t xml:space="preserve"> Luxemburg heeft de hoogste ratio grensoverschrijdende werknemers van de EU. De coördinatie van hun sociale zekerheid verloopt via de Europese verordening, maar de belasting- en sociale zekerheidsdrempels voor telewerk zijn fundamenteel niet op elkaar afgestemd. Een werknemer die tussen twee drempels thuiswerkt, bevindt zich in een juridisch niemandsland. Twee landen innen op dezelfde grondslag op basis van onverenigbare drempelberekeningen. Dit heeft jaren van bilaterale noodakkoorden vereist voordat er en</w:t>
+      </w:r>
+      <w:r>
+        <w:rPr>
+          <w:lang w:val="nl-NL"/>
+        </w:rPr>
+        <w:t>ige stabilisering optrad — en uitsluitend voor de belastingdimensie, niet voor de sociale zekerheidsdimensie.</w:t>
+      </w:r>
+    </w:p>
+    <w:p>
+      <w:pPr>
+        <w:pStyle w:val="Normaalweb"/>
+        <w:divId w:val="2132824212"/>
         <w:rPr>
           <w:lang w:val="nl-NL"/>
         </w:rPr>
@@ -1681,25 +2430,25 @@
           <w:rStyle w:val="Zwaar"/>
           <w:lang w:val="nl-NL"/>
         </w:rPr>
-        <w:t>De democratische laag: de logica van de tijdschaal.</w:t>
-      </w:r>
-      <w:r>
-        <w:rPr>
-          <w:lang w:val="nl-NL"/>
-        </w:rPr>
-        <w:t xml:space="preserve"> Dit is het parlement, de ombudsman, de commissies. Zij ontvangen de klacht. Maar ze bewegen op een tijdschaal die niet compatibel is met de urgentie van de crisis. Een commissiedebat duurt maanden. Een wetswijziging duurt jaren. Een medische crisis duurt dagen. De democratische laag kan de wet veranderen, maar ze doet het niet zolang er geen politieke druk is. En er is geen politieke druk voor een probleem dat alleen grensarbeiders treft. De tijdschaal van de democratie en de tijdschaal van het lichaam zij</w:t>
-      </w:r>
-      <w:r>
-        <w:rPr>
-          <w:lang w:val="nl-NL"/>
-        </w:rPr>
-        <w:t>n fundamenteel onverenigbaar.</w:t>
-      </w:r>
-    </w:p>
-    <w:p>
-      <w:pPr>
-        <w:pStyle w:val="Normaalweb"/>
-        <w:divId w:val="1392538885"/>
+        <w:t>De Øresundregio.</w:t>
+      </w:r>
+      <w:r>
+        <w:rPr>
+          <w:lang w:val="nl-NL"/>
+        </w:rPr>
+        <w:t xml:space="preserve"> In de regio rond de Sont pendelen dagelijks duizenden grensoverschrijdende werknemers over de grens. Zij zijn sociaal verzekerd in het werkland maar ontvangen bij werkloosheid de uitkering vanuit het woonland. De coördinatie vereist dat de werkgever een ontslagdocument levert dat het buitenlandse werkloosheidsfonds als invoerbaar erkent. In de praktijk verloopt die uitwisseling traag, zijn de documenten niet altijd in een automatisch verwerkbaar formaat, en wacht de burger in de tussentijd zonder uitkering</w:t>
+      </w:r>
+      <w:r>
+        <w:rPr>
+          <w:lang w:val="nl-NL"/>
+        </w:rPr>
+        <w:t>. De regio heeft een gezamenlijk comité dat de informatiedoorstroming monitort, maar dit comité heeft geen bevoegdheid over de uitvoeringsinstanties van beide landen.</w:t>
+      </w:r>
+    </w:p>
+    <w:p>
+      <w:pPr>
+        <w:pStyle w:val="Normaalweb"/>
+        <w:divId w:val="2132824212"/>
         <w:rPr>
           <w:lang w:val="nl-NL"/>
         </w:rPr>
@@ -1709,19 +2458,25 @@
           <w:rStyle w:val="Zwaar"/>
           <w:lang w:val="nl-NL"/>
         </w:rPr>
-        <w:t>De symbolische laag: de logica van de onmacht.</w:t>
-      </w:r>
-      <w:r>
-        <w:rPr>
-          <w:lang w:val="nl-NL"/>
-        </w:rPr>
-        <w:t xml:space="preserve"> Dit is het staatshoofd. Hij ontvangt het verzoekschrift. Hij bevestigt de ontvangst. Hij stuurt het door naar de bevoegde minister. Daarmee stopt de interventie. De symbolische laag heeft geen uitvoerende macht. Hij is een eindhalte.</w:t>
-      </w:r>
-    </w:p>
-    <w:p>
-      <w:pPr>
-        <w:pStyle w:val="Normaalweb"/>
-        <w:divId w:val="1392538885"/>
+        <w:t>Zwitserland/Frankrijk.</w:t>
+      </w:r>
+      <w:r>
+        <w:rPr>
+          <w:lang w:val="nl-NL"/>
+        </w:rPr>
+        <w:t xml:space="preserve"> Zwitserland telt naar schatting honderdduizenden grensoverschrijdende werknemers uit Frankrijk. Telewerken deed een fundamentele spanning ontstaan: de belastingdrempel voor telewerk en de sociale zekerheidsdrempel voor telewerk lopen uit elkaar. Wie tussen beide drempels thuiswerkt, betaalt belastingen in het ene land maar valt voor sociale zekerheid potentieel onder het andere. Dit vereist gelijktijdige aansluiting bij twee stelsels, wat de Europese verordening expliciet verbiedt. De oplossing heeft een t</w:t>
+      </w:r>
+      <w:r>
+        <w:rPr>
+          <w:lang w:val="nl-NL"/>
+        </w:rPr>
+        <w:t>ransitieakkoord, een verlenging en een formele verdragswijziging gevergd, met dagelijkse rapportageverplichtingen voor werkgevers. De administratieve last is van de staat naar de werkgever verschoven; de structurele onverenigbaarheid is niet opgelost.</w:t>
+      </w:r>
+    </w:p>
+    <w:p>
+      <w:pPr>
+        <w:pStyle w:val="Normaalweb"/>
+        <w:divId w:val="2132824212"/>
         <w:rPr>
           <w:lang w:val="nl-NL"/>
         </w:rPr>
@@ -1731,40 +2486,176 @@
           <w:rStyle w:val="Zwaar"/>
           <w:lang w:val="nl-NL"/>
         </w:rPr>
-        <w:t>De cirkel.</w:t>
-      </w:r>
-      <w:r>
-        <w:rPr>
-          <w:lang w:val="nl-NL"/>
-        </w:rPr>
-        <w:t xml:space="preserve"> Elke laag heeft een reden om niet in te grijpen. De uitvoerende laag past de regels toe, maar de regels zijn niet gebouwd voor deze situatie. De toezichthoudende laag ziet de fout, maar mag niet ingrijpen. De democratische laag kan de wet veranderen, maar doet het niet zolang er geen politieke druk is. De symbolische laag heeft geen macht. En de enige die overblijft is de rechter. Maar de rechter lost één dossier op, niet het hele systeem. En de rechter is alleen toegankelijk voor wie het zich kan veroorlo</w:t>
-      </w:r>
-      <w:r>
-        <w:rPr>
-          <w:lang w:val="nl-NL"/>
-        </w:rPr>
-        <w:t>ven.</w:t>
-      </w:r>
-    </w:p>
-    <w:p>
-      <w:pPr>
-        <w:pStyle w:val="Normaalweb"/>
-        <w:divId w:val="1392538885"/>
-        <w:rPr>
-          <w:lang w:val="nl-NL"/>
-        </w:rPr>
-      </w:pPr>
-      <w:r>
-        <w:rPr>
-          <w:lang w:val="nl-NL"/>
-        </w:rPr>
-        <w:t>Het systeem is niet kapot. Het werkt zoals het is ontworpen. Het is ontworpen voor mensen die binnen de lijnen passen. Wie buiten de lijnen valt, valt tussen de lijnen. En tussen de lijnen is geen vangnet. Dat is geen fout. Dat is het ontwerp.</w:t>
-      </w:r>
-    </w:p>
-    <w:p>
-      <w:pPr>
-        <w:pStyle w:val="Normaalweb"/>
-        <w:divId w:val="1392538885"/>
+        <w:t>De Oostenrijks-Oost-Europese corridor.</w:t>
+      </w:r>
+      <w:r>
+        <w:rPr>
+          <w:lang w:val="nl-NL"/>
+        </w:rPr>
+        <w:t xml:space="preserve"> In de corridor tussen Oostenrijk en Oost-Europese lidstaten is massale detachering van werknemers een gevestigde economische realiteit. Certificaten die bevestigen in welk land een gedetacheerde werknemer sociaal verzekerd is, worden op grote schaal frauduleus gebruikt om lage sociale bijdragen in het detacherende land te handhaven, terwijl de werknemer feitelijk permanent in het ontvangende land werkt. Het Hof van Justitie heeft bepaald dat zelfs wanneer een certificaat kennelijk frauduleus is verkregen, </w:t>
+      </w:r>
+      <w:r>
+        <w:rPr>
+          <w:lang w:val="nl-NL"/>
+        </w:rPr>
+        <w:t xml:space="preserve">de ontvangende lidstaat zijn eigen wetgeving niet unilateraal mag toepassen voordat hij een dialoog heeft gevoerd met de afgevende lidstaat. Dit dialoogvereiste, bedoeld als bescherming van de </w:t>
+      </w:r>
+      <w:r>
+        <w:rPr>
+          <w:lang w:val="nl-NL"/>
+        </w:rPr>
+        <w:lastRenderedPageBreak/>
+        <w:t>werknemer, wordt in de praktijk door frauduleuze werkgevers gebruikt om de toepassing van de ontvangende wetgeving maandenlang te vertragen terwijl de werknemer formeel onbeschermd is.</w:t>
+      </w:r>
+    </w:p>
+    <w:p>
+      <w:pPr>
+        <w:pStyle w:val="Normaalweb"/>
+        <w:divId w:val="2132824212"/>
+        <w:rPr>
+          <w:lang w:val="nl-NL"/>
+        </w:rPr>
+      </w:pPr>
+      <w:r>
+        <w:rPr>
+          <w:lang w:val="nl-NL"/>
+        </w:rPr>
+        <w:t>De conclusie uit alle vier de casussen is dezelfde: zelfs in de meest geconcentreerde grensarbeidersregio's van Europa bestaat geen geïntegreerde oplossing. Nationale noodakkoorden zijn de enige uitkomst, zonder structurele correctie.</w:t>
+      </w:r>
+    </w:p>
+    <w:p>
+      <w:pPr>
+        <w:pStyle w:val="Kop2"/>
+        <w:divId w:val="2132824212"/>
+        <w:rPr>
+          <w:rFonts w:eastAsia="Times New Roman"/>
+          <w:lang w:val="nl-NL"/>
+        </w:rPr>
+      </w:pPr>
+      <w:bookmarkStart w:id="8" w:name="_Toc243922960"/>
+      <w:r>
+        <w:rPr>
+          <w:rFonts w:eastAsia="Times New Roman"/>
+          <w:lang w:val="nl-NL"/>
+        </w:rPr>
+        <w:t>Deel VII — De architectuurfout in de Europese regelgeving</w:t>
+      </w:r>
+      <w:bookmarkEnd w:id="8"/>
+    </w:p>
+    <w:p>
+      <w:pPr>
+        <w:pStyle w:val="Normaalweb"/>
+        <w:divId w:val="2132824212"/>
+        <w:rPr>
+          <w:lang w:val="nl-NL"/>
+        </w:rPr>
+      </w:pPr>
+      <w:r>
+        <w:rPr>
+          <w:lang w:val="nl-NL"/>
+        </w:rPr>
+        <w:t>De Europese verordening die de sociale zekerheid tussen lidstaten coördineert (Verordening (EG) nr. 883/2004 en toepassingsverordening nr. 987/2009), bepaalt welk land de bevoegde lidstaat is. De verordening wijst één land aan als verantwoordelijk — doorgaans het werkland — maar voorziet geen automatisch en afdwingbaar vangnet voor de periodes waarin de toewijzing omstreden is, gegevensuitwisseling uitblijft, of beide landen weigeren de primaire verantwoordelijkheid te aanvaarden.</w:t>
+      </w:r>
+    </w:p>
+    <w:p>
+      <w:pPr>
+        <w:pStyle w:val="Normaalweb"/>
+        <w:divId w:val="2132824212"/>
+        <w:rPr>
+          <w:lang w:val="nl-NL"/>
+        </w:rPr>
+      </w:pPr>
+      <w:r>
+        <w:rPr>
+          <w:lang w:val="nl-NL"/>
+        </w:rPr>
+        <w:t>De En/En-paradox — waarbij de burger formeel in het systeem van twee landen zit maar door beide als de verantwoordelijkheid van het andere wordt beschouwd — wordt door de verordening niet opgelost maar slechts omschreven. Artikel 6 verplicht tot het samentellen van verzekeringstijdvakken en het arrest-Vester (C-134/18) verbiedt dat een grensarbeider tussen twee nationale stelsels in het luchtledige valt, maar aan de basis ontbreekt een mechanisme dat een weigerende uitvoeringsinstantie binnen een harde term</w:t>
+      </w:r>
+      <w:r>
+        <w:rPr>
+          <w:lang w:val="nl-NL"/>
+        </w:rPr>
+        <w:t>ijn tot registratie of voorlopige uitbetaling dwingt.</w:t>
+      </w:r>
+    </w:p>
+    <w:p>
+      <w:pPr>
+        <w:pStyle w:val="Normaalweb"/>
+        <w:divId w:val="2132824212"/>
+        <w:rPr>
+          <w:lang w:val="nl-NL"/>
+        </w:rPr>
+      </w:pPr>
+      <w:r>
+        <w:rPr>
+          <w:lang w:val="nl-NL"/>
+        </w:rPr>
+        <w:t>Het Europese bemiddelingsnetwerk (SOLVIT) fungeert als een niet-bindend controlemechanisme. Het registreert een deel van de klachten en produceert een analyse, maar heeft geen doorzettingsmacht zodra een nationale instantie volhardt of een dossier als 'complex' wordt aangemerkt. Het Europese elektronische uitwisselingssysteem voor sociale zekerheid (EESSI) biedt de digitale pijplijn, maar zolang het verzenden of inlezen van een elektronisch bericht (SED) in de praktijk niet afdwingbaar is, blijft de pijplij</w:t>
+      </w:r>
+      <w:r>
+        <w:rPr>
+          <w:lang w:val="nl-NL"/>
+        </w:rPr>
+        <w:t>n leeg. Beide instrumenten zijn procedurele voorzieningen voor een probleem dat in de systeemarchitectuur zelf had moeten worden opgelost.</w:t>
+      </w:r>
+    </w:p>
+    <w:p>
+      <w:pPr>
+        <w:pStyle w:val="Normaalweb"/>
+        <w:ind w:left="800" w:right="800"/>
+        <w:divId w:val="2132824212"/>
+        <w:rPr>
+          <w:lang w:val="nl-NL"/>
+        </w:rPr>
+      </w:pPr>
+      <w:r>
+        <w:rPr>
+          <w:lang w:val="nl-NL"/>
+        </w:rPr>
+        <w:t>De feiten van deze architectuurfout staan in Document B. De doorwerking op elk van de zeventien concrete sociale rechten — van ziekte-uitkering en WIA tot zorgtoeslag, invaliditeit en kinderbijslag — staat uitgewerkt in Document E.</w:t>
+      </w:r>
+      <w:r>
+        <w:br w:type="page"/>
+      </w:r>
+    </w:p>
+    <w:p>
+      <w:pPr>
+        <w:pStyle w:val="Kop2"/>
+        <w:divId w:val="2132824212"/>
+        <w:rPr>
+          <w:rFonts w:eastAsia="Times New Roman"/>
+          <w:lang w:val="nl-NL"/>
+        </w:rPr>
+      </w:pPr>
+      <w:bookmarkStart w:id="9" w:name="_Toc243922961"/>
+      <w:r>
+        <w:rPr>
+          <w:rFonts w:eastAsia="Times New Roman"/>
+          <w:lang w:val="nl-NL"/>
+        </w:rPr>
+        <w:t>Deel VIII — De twee oplossingsroutes</w:t>
+      </w:r>
+      <w:bookmarkEnd w:id="9"/>
+    </w:p>
+    <w:p>
+      <w:pPr>
+        <w:pStyle w:val="Normaalweb"/>
+        <w:divId w:val="2132824212"/>
+        <w:rPr>
+          <w:lang w:val="nl-NL"/>
+        </w:rPr>
+      </w:pPr>
+      <w:r>
+        <w:rPr>
+          <w:lang w:val="nl-NL"/>
+        </w:rPr>
+        <w:t>De grensoverschrijdende burger met een chronische aandoening of erkende beperking heeft in principe twee routes om financieel te functioneren.</w:t>
+      </w:r>
+    </w:p>
+    <w:p>
+      <w:pPr>
+        <w:pStyle w:val="Normaalweb"/>
+        <w:divId w:val="2132824212"/>
         <w:rPr>
           <w:lang w:val="nl-NL"/>
         </w:rPr>
@@ -1774,46 +2665,269 @@
           <w:rStyle w:val="Zwaar"/>
           <w:lang w:val="nl-NL"/>
         </w:rPr>
-        <w:t>De rode draad door alle lagen.</w:t>
-      </w:r>
-      <w:r>
-        <w:rPr>
-          <w:lang w:val="nl-NL"/>
-        </w:rPr>
-        <w:t xml:space="preserve"> In elke laag gebeurt hetzelfde. Een instantie ziet een probleem. De instantie stelt vast dat het probleem niet binnen haar bevoegdheid valt. De instantie verwijst naar een andere instantie. De andere </w:t>
-      </w:r>
-      <w:r>
-        <w:rPr>
-          <w:lang w:val="nl-NL"/>
-        </w:rPr>
-        <w:lastRenderedPageBreak/>
-        <w:t>instantie doet hetzelfde. En de burger wordt geacht de verbinding te zijn tussen al die instanties. De burger is de enige actor in het systeem die geen bevoegdheid heeft om iets te beslissen, maar die wel de enige actor is die het hele systeem moet laten werken.</w:t>
-      </w:r>
-    </w:p>
-    <w:p>
-      <w:pPr>
-        <w:pStyle w:val="Normaalweb"/>
-        <w:divId w:val="1392538885"/>
-        <w:rPr>
-          <w:lang w:val="nl-NL"/>
-        </w:rPr>
-      </w:pPr>
-      <w:r>
-        <w:rPr>
-          <w:lang w:val="nl-NL"/>
-        </w:rPr>
-        <w:t>De feiten van dit mechanisme staan in Document A en Document B. Daar staat welke instantie welke fout maakte, welke brief wanneer werd verstuurd, welke beslissing wanneer werd genomen. Hier staat alleen het patroon.</w:t>
-      </w:r>
-    </w:p>
-    <w:p>
-      <w:pPr>
-        <w:pStyle w:val="marker"/>
+        <w:t>De uitkeringsroute.</w:t>
+      </w:r>
+      <w:r>
+        <w:rPr>
+          <w:lang w:val="nl-NL"/>
+        </w:rPr>
+        <w:t xml:space="preserve"> Arbeidsongeschiktheidsuitkering via het bevoegde land. Deze route creëert staatsafhankelijkheid en is onderhevig aan nationale politieke goodwill. De gemiddelde invaliditeitsuitkering in de EU varieert van 800 tot 1.800 euro per maand, levenslang bij permanente arbeidsongeschiktheid. De toegangsbarrière: wachttijden worden niet erkend over grenzen; procedures vereisen nationale beoordelingshistorie; het Europese uitwisselingssysteem werkt traag.</w:t>
+      </w:r>
+    </w:p>
+    <w:p>
+      <w:pPr>
+        <w:pStyle w:val="Normaalweb"/>
+        <w:divId w:val="2132824212"/>
+        <w:rPr>
+          <w:lang w:val="nl-NL"/>
+        </w:rPr>
+      </w:pPr>
+      <w:r>
+        <w:rPr>
+          <w:rStyle w:val="Zwaar"/>
+          <w:lang w:val="nl-NL"/>
+        </w:rPr>
+        <w:t>De fiscale autonomieroute.</w:t>
+      </w:r>
+      <w:r>
+        <w:rPr>
+          <w:lang w:val="nl-NL"/>
+        </w:rPr>
+        <w:t xml:space="preserve"> Toeslagen, verhoogde tegemoetkomingen en fiscale reducties in het woonland op basis van erkende beperking. Deze route kost de staat minder, bevordert economische participatie en behoudt de autonomie van de burger. De toegangsbarrière is identiek: de medische status wordt niet erkend over grenzen, de administratieve categorie van het ene land vertaalt niet naar het andere, en de systemen die de rechten zouden moeten activeren communiceren niet met elkaar.</w:t>
+      </w:r>
+    </w:p>
+    <w:p>
+      <w:pPr>
+        <w:pStyle w:val="Normaalweb"/>
+        <w:divId w:val="2132824212"/>
+        <w:rPr>
+          <w:lang w:val="nl-NL"/>
+        </w:rPr>
+      </w:pPr>
+      <w:r>
+        <w:rPr>
+          <w:lang w:val="nl-NL"/>
+        </w:rPr>
+        <w:t>De fiscale autonomieroute is op de meeste beleidsassen gunstiger dan de uitkeringsroute: ze kost de staat minder, bevordert economische participatie, behoudt burgerautonomie en sluit aan bij de arbeidsmobiliteitsdoelstellingen van de EU. Ze is desondanks even ontoegankelijk als de uitkeringsroute, zolang de medische statusvertaling en de administratieve statuserkenning over grenzen ontbreken. De barrière is niet financieel maar architecturaal.</w:t>
+      </w:r>
+    </w:p>
+    <w:p>
+      <w:pPr>
+        <w:pStyle w:val="Normaalweb"/>
+        <w:divId w:val="2132824212"/>
+        <w:rPr>
+          <w:lang w:val="nl-NL"/>
+        </w:rPr>
+      </w:pPr>
+      <w:r>
+        <w:rPr>
+          <w:lang w:val="nl-NL"/>
+        </w:rPr>
+        <w:t>Er is evenwel een dimensie die de eerdere analyse relativeert: in dit dossier is de fiscale autonomieroute in België via een handmatige bypass wél haalbaar gebleken. Een rechtstreeks medisch attest van de huisarts bij de BNI-aangifte, buiten de KSZ en buiten DG HAN om, activeert de verhoogde belastingvrije som en resulteert bij indiening van de aangifte in een berekend saldo van € 2.669,97 in het voordeel van het gezin (in afwachting van het definitieve aanslagbiljet). Dezelfde route bleef via de geautomati</w:t>
+      </w:r>
+      <w:r>
+        <w:rPr>
+          <w:lang w:val="nl-NL"/>
+        </w:rPr>
+        <w:t>seerde overheidsketens (8 versus 9 punten bij DG HAN, RIV-blokkade in Nederland) volledig potdicht. Het onderscheid is leerzaam: de fiscale route is niet onmogelijk, maar de burger en zijn eerstelijnsarts moeten de digitale overheidsketen handmatig omzeilen om hem te laten werken. En dat heeft een paradoxaal neveneffect: een hoger netto gezinsinkomen kan de inkomensafhankelijke toeslagen bij Parentia en SVB juist bedreigen, doordat de automatische herberekening op het fictieve verdienvermogen terugslaat.</w:t>
+      </w:r>
+    </w:p>
+    <w:p>
+      <w:pPr>
+        <w:pStyle w:val="Normaalweb"/>
+        <w:divId w:val="2132824212"/>
+        <w:rPr>
+          <w:lang w:val="nl-NL"/>
+        </w:rPr>
+      </w:pPr>
+      <w:r>
+        <w:rPr>
+          <w:lang w:val="nl-NL"/>
+        </w:rPr>
+        <w:t>Daarnaast speelt een factor die in de vergelijking tussen beide routes vaak over het hoofd wordt gezien: de politieke economie van de financiering. De Europese Unie heeft geen eigen socialezekerheidsstelsel. Sociale zekerheid is een nationale bevoegdheid. Wat de EU wel doet, is via het Europees Sociaal Fonds Plus programma's co-financieren die gericht zijn op arbeidsmarktintegratie en sociale inclusie. Deze middelen gaan niet naar de uitkering zelf, maar naar de ondersteuning eromheen: opleidingen, begeleid</w:t>
+      </w:r>
+      <w:r>
+        <w:rPr>
+          <w:lang w:val="nl-NL"/>
+        </w:rPr>
+        <w:t>ing naar werk, en projecten die maatschappelijke participatie vergroten.</w:t>
+      </w:r>
+    </w:p>
+    <w:p>
+      <w:pPr>
+        <w:pStyle w:val="Normaalweb"/>
+        <w:divId w:val="2132824212"/>
+        <w:rPr>
+          <w:lang w:val="nl-NL"/>
+        </w:rPr>
+      </w:pPr>
+      <w:r>
+        <w:rPr>
+          <w:lang w:val="nl-NL"/>
+        </w:rPr>
+        <w:t>Uitkeringen zijn in de Europese Unie grotendeels contributioneel gefinancierd: gemiddeld 64 procent van de werkloosheidsuitkeringen komt uit sociale premies, niet uit belastingen. Fiscale voordelen, zoals belastingverminderingen voor personen met een handicap, komen daarentegen vrijwel volledig uit de nationale algemene middelen. De EU heeft geen instrument om fiscale uitgaven van lidstaten te co-financieren.</w:t>
+      </w:r>
+    </w:p>
+    <w:p>
+      <w:pPr>
+        <w:pStyle w:val="Normaalweb"/>
+        <w:divId w:val="2132824212"/>
+        <w:rPr>
+          <w:lang w:val="nl-NL"/>
+        </w:rPr>
+      </w:pPr>
+      <w:r>
+        <w:rPr>
+          <w:lang w:val="nl-NL"/>
+        </w:rPr>
+        <w:t>Dit creëert een financieringsasymmetrie. Voor uitkeringsgerelateerde programma's kan een lidstaat medefinanciering van de EU aanvragen. Voor fiscale voordelen niet. Lidstaten hebben daardoor een grotere financiële prikkel om de uitkeringsroute te versterken dan de fiscale route, ongeacht welke route voor de burger gunstiger is.</w:t>
+      </w:r>
+    </w:p>
+    <w:p>
+      <w:pPr>
+        <w:pStyle w:val="Normaalweb"/>
+        <w:divId w:val="2132824212"/>
+        <w:rPr>
+          <w:lang w:val="nl-NL"/>
+        </w:rPr>
+      </w:pPr>
+      <w:r>
+        <w:rPr>
+          <w:lang w:val="nl-NL"/>
+        </w:rPr>
+        <w:t>De fiscale route kost de staat minder, maar de staat ontvangt er geen Europese co-financiering voor. De uitkeringsroute kost de staat meer, maar een deel van de ondersteunende kosten kan worden afgedekt met Europese middelen. De politieke economie van de financiering beïnvloedt daarmee de beleidskeuze, los van de vraag welke route voor de burger het meest effectief is.</w:t>
+      </w:r>
+    </w:p>
+    <w:p>
+      <w:pPr>
+        <w:pStyle w:val="Kop2"/>
+        <w:divId w:val="2132824212"/>
+        <w:rPr>
+          <w:rFonts w:eastAsia="Times New Roman"/>
+          <w:lang w:val="nl-NL"/>
+        </w:rPr>
+      </w:pPr>
+      <w:bookmarkStart w:id="10" w:name="_Toc243922962"/>
+      <w:r>
+        <w:rPr>
+          <w:rFonts w:eastAsia="Times New Roman"/>
+          <w:lang w:val="nl-NL"/>
+        </w:rPr>
+        <w:t>Deel IX — De drie infrastructurele oplossingen</w:t>
+      </w:r>
+      <w:bookmarkEnd w:id="10"/>
+    </w:p>
+    <w:p>
+      <w:pPr>
+        <w:pStyle w:val="Normaalweb"/>
+        <w:divId w:val="2132824212"/>
+        <w:rPr>
+          <w:lang w:val="nl-NL"/>
+        </w:rPr>
+      </w:pPr>
+      <w:r>
+        <w:rPr>
+          <w:lang w:val="nl-NL"/>
+        </w:rPr>
+        <w:t>Drie concrete bouwstenen corrigeren de architectuurfouten direct. Ze kunnen afzonderlijk worden ingevoerd, maar bereiken hun volle effect in combinatie.</w:t>
+      </w:r>
+    </w:p>
+    <w:p>
+      <w:pPr>
+        <w:pStyle w:val="Normaalweb"/>
+        <w:divId w:val="2132824212"/>
+        <w:rPr>
+          <w:lang w:val="nl-NL"/>
+        </w:rPr>
+      </w:pPr>
+      <w:r>
+        <w:rPr>
+          <w:rStyle w:val="Zwaar"/>
+          <w:lang w:val="nl-NL"/>
+        </w:rPr>
+        <w:t>Bouwsteen 1 — Het inschrijvingsmoment als synchronisatiepunt.</w:t>
+      </w:r>
+      <w:r>
+        <w:rPr>
+          <w:lang w:val="nl-NL"/>
+        </w:rPr>
+        <w:t xml:space="preserve"> Wanneer een EU-burger zich officieel uitschrijft in land A en inschrijft in land B, activeert dat één geautoriseerde digitale import van de relevante administratieve data: loopbaanhistoriek, erkende medische statussen, lopende rechten en gezinssituatie. De technische infrastructuur bestaat: het Europese systeem voor digitale identificatie biedt de grondslag, de nationale bevolkingsregisters zijn de triggerpunten, en het Europese uitwisselingssysteem voor sociale zekerheid biedt de capaciteit. Wat ontbreekt</w:t>
+      </w:r>
+      <w:r>
+        <w:rPr>
+          <w:lang w:val="nl-NL"/>
+        </w:rPr>
+        <w:t xml:space="preserve"> is het politieke besluit dat de inschrijvingshandeling de juridische trigger is voor die synchronisatie, en de verplichting voor het uitzendende land om de data te leveren binnen een vastgestelde termijn.</w:t>
+      </w:r>
+    </w:p>
+    <w:p>
+      <w:pPr>
+        <w:pStyle w:val="Normaalweb"/>
+        <w:divId w:val="2132824212"/>
+        <w:rPr>
+          <w:lang w:val="nl-NL"/>
+        </w:rPr>
+      </w:pPr>
+      <w:r>
+        <w:rPr>
+          <w:rStyle w:val="Zwaar"/>
+          <w:lang w:val="nl-NL"/>
+        </w:rPr>
+        <w:t>Bouwsteen 2 — Het Europees Medisch Statusdocument.</w:t>
+      </w:r>
+      <w:r>
+        <w:rPr>
+          <w:lang w:val="nl-NL"/>
+        </w:rPr>
+        <w:t xml:space="preserve"> Een gestandaardiseerd digitaal document dat de functionele status van een burger over grenzen leesbaar maakt. Het registreert niet de diagnose — de ziekte — maar de functionele beperking: wat kan de persoon wel en niet, welk percentage arbeidsbeperking is erkend, welk land heeft de erkenning formeel vastgesteld en op welke datum. De grondslag is de International Classification of Functioning, Disability and Health van de Wereldgezondheidsorganisatie, die een universeel taalraamwerk biedt dat door 29 Europe</w:t>
+      </w:r>
+      <w:r>
+        <w:rPr>
+          <w:lang w:val="nl-NL"/>
+        </w:rPr>
+        <w:t>se landen al wordt gebruikt in de revalidatiegeneeskunde en de gezondheidszorgstatistiek. Elke nationale instantie publiceert een vertaalsleutel: een gepubliceerde mapping van internationale scores naar haar eigen administratieve categorieën. Wanneer een burger met een statusdocument een aanvraag doet bij een buitenlandse instantie, vertaalt het systeem automatisch zijn score naar de nationale categorie. De burger wordt één keer beoordeeld. De vertaling is automatisch. Geen herkeuring nodig tenzij de medisc</w:t>
+      </w:r>
+      <w:r>
+        <w:rPr>
+          <w:lang w:val="nl-NL"/>
+        </w:rPr>
+        <w:t>he status wijzigt.</w:t>
+      </w:r>
+    </w:p>
+    <w:p>
+      <w:pPr>
+        <w:pStyle w:val="Normaalweb"/>
         <w:ind w:left="800" w:right="800"/>
-        <w:divId w:val="1392538885"/>
-        <w:rPr>
-          <w:lang w:val="nl-NL"/>
-        </w:rPr>
-      </w:pPr>
+        <w:divId w:val="2132824212"/>
+        <w:rPr>
+          <w:lang w:val="nl-NL"/>
+        </w:rPr>
+      </w:pPr>
+      <w:r>
+        <w:rPr>
+          <w:rStyle w:val="Zwaar"/>
+          <w:lang w:val="nl-NL"/>
+        </w:rPr>
+        <w:t>Bouwsteen 3 — De automatische fiscale route-activering.</w:t>
+      </w:r>
+      <w:r>
+        <w:rPr>
+          <w:lang w:val="nl-NL"/>
+        </w:rPr>
+        <w:t xml:space="preserve"> Wanneer het statusdocument een erkende beperking registreert én het inschrijvingsdocument de grensoverschrijdende situatie van de burger bevestigt, activeert het systeem automatisch de fiscale instrumenten die beschikbaar zijn in het woonland. Niet via een handmatige aanvraag, maar via een automatische beslissingsregel gebaseerd op leesbare statusdata. De beslissingslogica werkt als volgt: de score plus de inschrijvingsstatus worden vergeleken met een nationaal gepubliceerde activeringstabel. In Nederland </w:t>
+      </w:r>
+      <w:r>
+        <w:rPr>
+          <w:lang w:val="nl-NL"/>
+        </w:rPr>
+        <w:t>activeert dit automatisch: aanpassing toetsingsinkomen voor toeslagberekening, verhoogde tegemoetkoming voor erkende handicap, en een berekening van het recht op zorgtoeslag, huurtoeslag en kindgebonden budget op basis van het gecorrigeerde inkomen inclusief buitenlandse componenten. In België activeert dit automatisch: de fiscale aftrek voor personen met een handicap, het verhoogde bestaansminimum bij erkende arbeidsongeschiktheid, en een kennisgeving aan de bevoegde dienst dat de burger recht kan hebben o</w:t>
+      </w:r>
+      <w:r>
+        <w:rPr>
+          <w:lang w:val="nl-NL"/>
+        </w:rPr>
+        <w:t>p aanvullende tegemoetkomingen.</w:t>
+      </w:r>
       <w:r>
         <w:br w:type="page"/>
       </w:r>
@@ -1821,200 +2935,217 @@
     <w:p>
       <w:pPr>
         <w:pStyle w:val="Kop2"/>
-        <w:divId w:val="1392538885"/>
+        <w:divId w:val="2132824212"/>
         <w:rPr>
           <w:rFonts w:eastAsia="Times New Roman"/>
           <w:lang w:val="nl-NL"/>
         </w:rPr>
       </w:pPr>
-      <w:bookmarkStart w:id="4" w:name="_Toc242860730"/>
+      <w:bookmarkStart w:id="11" w:name="_Toc243922963"/>
       <w:r>
         <w:rPr>
           <w:rFonts w:eastAsia="Times New Roman"/>
           <w:lang w:val="nl-NL"/>
         </w:rPr>
-        <w:t>Deel IV — De asymmetrie tussen fysieke en administratieve grenzen</w:t>
-      </w:r>
-      <w:bookmarkEnd w:id="4"/>
-    </w:p>
-    <w:p>
-      <w:pPr>
-        <w:pStyle w:val="Normaalweb"/>
-        <w:divId w:val="1392538885"/>
-        <w:rPr>
-          <w:lang w:val="nl-NL"/>
-        </w:rPr>
-      </w:pPr>
-      <w:r>
-        <w:rPr>
-          <w:lang w:val="nl-NL"/>
-        </w:rPr>
-        <w:t>De Europese integratie is gebouwd op de opheffing van fysieke grenzen. In 1944 ondertekenden België, Nederland en Luxemburg een douane-unie. In 1951 werd de Europese Gemeenschap voor Kolen en Staal opgericht. In 1957 volgde de Europese Economische Gemeenschap. In 1985 werd het Akkoord van Schengen ondertekend, dat de afschaffing van de binnengrenzen regelde. Het doel was de vrije verplaatsing van personen, goederen, diensten en kapitaal.</w:t>
-      </w:r>
-    </w:p>
-    <w:p>
-      <w:pPr>
-        <w:pStyle w:val="Normaalweb"/>
-        <w:divId w:val="1392538885"/>
-        <w:rPr>
-          <w:lang w:val="nl-NL"/>
-        </w:rPr>
-      </w:pPr>
-      <w:r>
-        <w:rPr>
-          <w:lang w:val="nl-NL"/>
-        </w:rPr>
-        <w:t>In de fysieke realiteit is die doelstelling gerealiseerd. De grensposten zijn ontmanteld. De verplaatsing over de landsgrenzen verloopt zonder controle. Een burger rijdt met de auto van Nederland naar België, van België naar Frankrijk, van Frankrijk naar Duitsland, zonder te stoppen. Die openstelling heeft veertig jaar gekost, van 1944 tot 1985. Daarna was ze een feit.</w:t>
-      </w:r>
-    </w:p>
-    <w:p>
-      <w:pPr>
-        <w:pStyle w:val="Normaalweb"/>
-        <w:divId w:val="1392538885"/>
-        <w:rPr>
-          <w:lang w:val="nl-NL"/>
-        </w:rPr>
-      </w:pPr>
-      <w:r>
-        <w:rPr>
-          <w:lang w:val="nl-NL"/>
-        </w:rPr>
-        <w:t>De administratieve realiteit is asymmetrisch gebleven. Terwijl de grens voor het menselijk lichaam is verdwenen, zijn de nationale uitvoeringssystemen nooit gefuseerd of gestandaardiseerd. Elk land behoudt zijn eigen ziekenfonds, zijn eigen belastingdienst, zijn eigen uitkeringsinstantie en zijn eigen handicapregistratie.</w:t>
-      </w:r>
-    </w:p>
-    <w:p>
-      <w:pPr>
-        <w:pStyle w:val="Normaalweb"/>
-        <w:divId w:val="1392538885"/>
-        <w:rPr>
-          <w:lang w:val="nl-NL"/>
-        </w:rPr>
-      </w:pPr>
-      <w:r>
-        <w:rPr>
-          <w:lang w:val="nl-NL"/>
-        </w:rPr>
-        <w:t>Hier ligt de fundamentele weeffout. De Europese wetgever heeft de fysieke ruimte geopend, maar de nationale uitvoerende macht heeft de achterliggende computersystemen uitsluitend nationaal geprogrammeerd. De infrastructuur — de snelweg — is transnationaal. Het administratieve beslispunt — het loket — is strikt nationaal gebleven.</w:t>
-      </w:r>
-    </w:p>
-    <w:p>
-      <w:pPr>
-        <w:pStyle w:val="Normaalweb"/>
-        <w:divId w:val="1392538885"/>
-        <w:rPr>
-          <w:lang w:val="nl-NL"/>
-        </w:rPr>
-      </w:pPr>
-      <w:r>
-        <w:rPr>
-          <w:lang w:val="nl-NL"/>
-        </w:rPr>
-        <w:t>De wetgevende correctie voor deze ontkoppeling vertoont een structurele vertraging. In april 2026 is via een triloog een voorlopig politiek akkoord bereikt over de herziening van Verordening 883/2004, de wet die de sociale zekerheid tussen lidstaten coördineert. In juli 2026 werd de herziene tekst formeel aangenomen. De daadwerkelijke operationele implementatie — waaronder de verschuiving van de werkloosheidsbevoegdheid naar het werkland na een aaneengesloten periode van 22 weken — is echter pas gepland voo</w:t>
-      </w:r>
-      <w:r>
-        <w:rPr>
-          <w:lang w:val="nl-NL"/>
-        </w:rPr>
-        <w:t>r 2030 of 2031 wegens vereiste IT-aanpassingen.</w:t>
-      </w:r>
-    </w:p>
-    <w:p>
-      <w:pPr>
-        <w:pStyle w:val="Normaalweb"/>
-        <w:divId w:val="1392538885"/>
-        <w:rPr>
-          <w:lang w:val="nl-NL"/>
-        </w:rPr>
-      </w:pPr>
-      <w:r>
-        <w:rPr>
-          <w:lang w:val="nl-NL"/>
-        </w:rPr>
-        <w:t>De volledige wetgevingscyclus, van eerste voorstel tot inwerkingtreding, beslaat hiermee meer dan tien jaar onderhandelen en vier jaar wachten op de uitvoering. Veertien jaar voor een software-update.</w:t>
-      </w:r>
-    </w:p>
-    <w:p>
-      <w:pPr>
-        <w:pStyle w:val="Normaalweb"/>
-        <w:divId w:val="1392538885"/>
-        <w:rPr>
-          <w:lang w:val="nl-NL"/>
-        </w:rPr>
-      </w:pPr>
-      <w:r>
-        <w:rPr>
-          <w:lang w:val="nl-NL"/>
-        </w:rPr>
-        <w:t>Ook de digitale oplossingen in dit hervormingspakket stagneren op de drempel van de datasilo. De introductie van de European Social Security Pass, gekoppeld aan de Europese digitale identiteitsportemonnee, digitaliseert de drager van de documenten. Het stelt overheden in staat de documenten snel te verifiëren, maar het dwingt geen automatische gegevensstroom af tussen de nationale systemen. Het haalt de gegevens niet actief op bij de bron. De voordeur wordt gedigitaliseerd, maar de achterdeur blijft geslote</w:t>
-      </w:r>
-      <w:r>
-        <w:rPr>
-          <w:lang w:val="nl-NL"/>
-        </w:rPr>
-        <w:t>n.</w:t>
-      </w:r>
-    </w:p>
-    <w:p>
-      <w:pPr>
-        <w:pStyle w:val="Normaalweb"/>
-        <w:divId w:val="1392538885"/>
-        <w:rPr>
-          <w:lang w:val="nl-NL"/>
-        </w:rPr>
-      </w:pPr>
-      <w:r>
-        <w:rPr>
-          <w:lang w:val="nl-NL"/>
-        </w:rPr>
-        <w:lastRenderedPageBreak/>
-        <w:t>De macro-economische projecties van de Europese Commissie voorspellen tegen 2040 zes miljard euro aan besparingen en fraudepreventie. Deze berekening negeert de micro-economische realiteit van de tussenliggende veertien jaar. Gedurende deze latentietijd worden de kosten van het systeemfalen volledig afgewenteld op de burger: de private bank die schulden parkeert tegen zware sancties, de energieleverancier die incassobureaus inschakelt en onuitvoerbare medische keuringen eist, en de private keuringsmarkt die</w:t>
-      </w:r>
-      <w:r>
-        <w:rPr>
-          <w:lang w:val="nl-NL"/>
-        </w:rPr>
-        <w:t xml:space="preserve"> onhaalbare tarieven hanteert voor consulten op afstand. Al deze kosten slaan neer bij het individu, terwijl de oorzaak van de systeemstilstand bij de overheid ligt.</w:t>
-      </w:r>
-    </w:p>
-    <w:p>
-      <w:pPr>
-        <w:pStyle w:val="Normaalweb"/>
-        <w:divId w:val="1392538885"/>
-        <w:rPr>
-          <w:lang w:val="nl-NL"/>
-        </w:rPr>
-      </w:pPr>
-      <w:r>
-        <w:rPr>
-          <w:lang w:val="nl-NL"/>
-        </w:rPr>
-        <w:t>De Benelux was ooit de proeftuin van de Europese integratie. In 1944 werd hier het experiment gestart dat later op Europese schaal zou worden herhaald. De drie landen hebben aangetoond dat open wegen mogelijk zijn. Ze hebben niet aangetoond dat open systemen mogelijk zijn.</w:t>
-      </w:r>
-    </w:p>
-    <w:p>
-      <w:pPr>
-        <w:pStyle w:val="Normaalweb"/>
-        <w:divId w:val="1392538885"/>
-        <w:rPr>
-          <w:lang w:val="nl-NL"/>
-        </w:rPr>
-      </w:pPr>
-      <w:r>
-        <w:rPr>
-          <w:lang w:val="nl-NL"/>
-        </w:rPr>
-        <w:t>De grensarbeider is de foutmelding van een half afgewerkt ontwerp. De fysieke architectuur is voltooid. De administratieve architectuur niet.</w:t>
-      </w:r>
-    </w:p>
-    <w:p>
-      <w:pPr>
-        <w:pStyle w:val="marker"/>
+        <w:t>Deel X — De profiteursvraag</w:t>
+      </w:r>
+      <w:bookmarkEnd w:id="11"/>
+    </w:p>
+    <w:p>
+      <w:pPr>
+        <w:pStyle w:val="Normaalweb"/>
+        <w:divId w:val="2132824212"/>
+        <w:rPr>
+          <w:lang w:val="nl-NL"/>
+        </w:rPr>
+      </w:pPr>
+      <w:r>
+        <w:rPr>
+          <w:lang w:val="nl-NL"/>
+        </w:rPr>
+        <w:t>De implementatie van een verbonden systeem roept vragen op omtrent frauderesistentie. Een analyse toont dat het huidige systeem van onverbonden silo's misbruik niet voorkomt, maar uitsluitend de detectie ervan bemoeilijkt. Dubbele uitkeringen in twee landen zijn vandaag technisch mogelijk omdat land A niet weet wat land B toekent, en vice versa. Het Europese uitwisselingssysteem is bedoeld om dit te ondervangen, maar wordt niet afdwingbaar gebruikt. Een verbonden systeem met leesbare statusdata is moeilijke</w:t>
+      </w:r>
+      <w:r>
+        <w:rPr>
+          <w:lang w:val="nl-NL"/>
+        </w:rPr>
+        <w:t>r te misbruiken dan een systeem van silo's, om drie concrete redenen.</w:t>
+      </w:r>
+    </w:p>
+    <w:p>
+      <w:pPr>
+        <w:pStyle w:val="Normaalweb"/>
+        <w:divId w:val="2132824212"/>
+        <w:rPr>
+          <w:lang w:val="nl-NL"/>
+        </w:rPr>
+      </w:pPr>
+      <w:r>
+        <w:rPr>
+          <w:lang w:val="nl-NL"/>
+        </w:rPr>
+        <w:t>Ten eerste: een internationaal statusdocument is gebaseerd op scores die zijn afgeleid van gevalideerde medische beoordelingen door erkende instanties. Simuleren van een score vereist actieve medewerking van een beoordelend orgaan, wat fraude verschuift van de burger naar de instelling — en daarmee detecteerbaar en sanctioneerbaar maakt.</w:t>
+      </w:r>
+    </w:p>
+    <w:p>
+      <w:pPr>
+        <w:pStyle w:val="Normaalweb"/>
+        <w:divId w:val="2132824212"/>
+        <w:rPr>
+          <w:lang w:val="nl-NL"/>
+        </w:rPr>
+      </w:pPr>
+      <w:r>
+        <w:rPr>
+          <w:lang w:val="nl-NL"/>
+        </w:rPr>
+        <w:t>Ten tweede: de inschrijvingsdata zijn gekoppeld aan officiële bevolkingsregisters en zijn niet manipuleerbaar door de burger zelf; een valse inschrijving vereist actieve medewerking van de registrerende gemeente.</w:t>
+      </w:r>
+    </w:p>
+    <w:p>
+      <w:pPr>
+        <w:pStyle w:val="Normaalweb"/>
+        <w:divId w:val="2132824212"/>
+        <w:rPr>
+          <w:lang w:val="nl-NL"/>
+        </w:rPr>
+      </w:pPr>
+      <w:r>
+        <w:rPr>
+          <w:lang w:val="nl-NL"/>
+        </w:rPr>
+        <w:t>Ten derde: de automatische fiscale activering vergelijkt statusdata met de activeringstabel van het woonland; elke activering is gelogd en is voor beide landen raadpleegbaar, waardoor dubbele activering onmiddellijk detecteerbaar is.</w:t>
+      </w:r>
+    </w:p>
+    <w:p>
+      <w:pPr>
+        <w:pStyle w:val="Normaalweb"/>
+        <w:divId w:val="2132824212"/>
+        <w:rPr>
+          <w:lang w:val="nl-NL"/>
+        </w:rPr>
+      </w:pPr>
+      <w:r>
+        <w:rPr>
+          <w:lang w:val="nl-NL"/>
+        </w:rPr>
+        <w:t>Een transparant, verbonden systeem is structureel frauderesistenter dan een systeem van onverbonden nationale silo's. Vereenvoudiging voor de burger en bescherming tegen misbruik sluiten elkaar niet uit — zij versterken elkaar.</w:t>
+      </w:r>
+    </w:p>
+    <w:p>
+      <w:pPr>
+        <w:pStyle w:val="Kop2"/>
+        <w:divId w:val="2132824212"/>
+        <w:rPr>
+          <w:rFonts w:eastAsia="Times New Roman"/>
+          <w:lang w:val="nl-NL"/>
+        </w:rPr>
+      </w:pPr>
+      <w:bookmarkStart w:id="12" w:name="_Toc243922964"/>
+      <w:r>
+        <w:rPr>
+          <w:rFonts w:eastAsia="Times New Roman"/>
+          <w:lang w:val="nl-NL"/>
+        </w:rPr>
+        <w:t>Deel XI — De twee wegen: snelheid en reikwijdte</w:t>
+      </w:r>
+      <w:bookmarkEnd w:id="12"/>
+    </w:p>
+    <w:p>
+      <w:pPr>
+        <w:pStyle w:val="Normaalweb"/>
+        <w:divId w:val="2132824212"/>
+        <w:rPr>
+          <w:lang w:val="nl-NL"/>
+        </w:rPr>
+      </w:pPr>
+      <w:r>
+        <w:rPr>
+          <w:lang w:val="nl-NL"/>
+        </w:rPr>
+        <w:t>Grensoverschrijdende burgers die problemen ondervinden met de coördinatie van sociale zekerheid hebben in de praktijk twee wegen: de juridische weg en de structurele weg.</w:t>
+      </w:r>
+    </w:p>
+    <w:p>
+      <w:pPr>
+        <w:pStyle w:val="Normaalweb"/>
+        <w:divId w:val="2132824212"/>
+        <w:rPr>
+          <w:lang w:val="nl-NL"/>
+        </w:rPr>
+      </w:pPr>
+      <w:r>
+        <w:rPr>
+          <w:rStyle w:val="Zwaar"/>
+          <w:lang w:val="nl-NL"/>
+        </w:rPr>
+        <w:t>De juridische weg — individueel, traag, zonder systeemeffect.</w:t>
+      </w:r>
+      <w:r>
+        <w:rPr>
+          <w:lang w:val="nl-NL"/>
+        </w:rPr>
+        <w:t xml:space="preserve"> Het informele bemiddelingsnetwerk bereikt per jaar enkele duizenden burgers. Een nationale rechtbankprocedure duurt 12 tot 36 maanden. Een prejudiciële procedure bij het Hof van Justitie duurt 16 tot 22 maanden. Elk arrest geldt voor één individuele burger. Het systeem verandert niet voor de overige miljoenen grensoverschrijdende burgers die hetzelfde probleem hebben maar geen procedure starten.</w:t>
+      </w:r>
+    </w:p>
+    <w:p>
+      <w:pPr>
+        <w:pStyle w:val="Normaalweb"/>
+        <w:divId w:val="2132824212"/>
+        <w:rPr>
+          <w:lang w:val="nl-NL"/>
+        </w:rPr>
+      </w:pPr>
+      <w:r>
+        <w:rPr>
+          <w:rStyle w:val="Zwaar"/>
+          <w:lang w:val="nl-NL"/>
+        </w:rPr>
+        <w:t>De structurele weg — collectief, eenmalig, universeel.</w:t>
+      </w:r>
+      <w:r>
+        <w:rPr>
+          <w:lang w:val="nl-NL"/>
+        </w:rPr>
+        <w:t xml:space="preserve"> Een gerichte aanpassing van de Europese coördinatieverordening is van kracht voor alle grensoverschrijdende werknemers op de dag van inwerkingtreding. Een internationaal statusdocument, eenmaal ingevoerd, elimineert de herkeuring voor elke nieuwe burger die grensoverschrijdend gaat, permanent en automatisch. De automatische fiscale route-activering werkt voor elke burger die een statusdocument heeft en in een woonland ingeschreven staat, zonder dat hij zijn recht hoeft te kennen, te claimen of te documente</w:t>
+      </w:r>
+      <w:r>
+        <w:rPr>
+          <w:lang w:val="nl-NL"/>
+        </w:rPr>
+        <w:t>ren.</w:t>
+      </w:r>
+    </w:p>
+    <w:p>
+      <w:pPr>
+        <w:pStyle w:val="Normaalweb"/>
+        <w:divId w:val="2132824212"/>
+        <w:rPr>
+          <w:lang w:val="nl-NL"/>
+        </w:rPr>
+      </w:pPr>
+      <w:r>
+        <w:rPr>
+          <w:lang w:val="nl-NL"/>
+        </w:rPr>
+        <w:t>Een Europees wetgevingstraject voor aanpassing van de coördinatieverordening duurt gemiddeld vier tot zes jaar. Als een hervormingspakket in 2030 in werking treedt, bereikt het in zijn eerste volledige jaar meer burgers dan de juridische weg in dertig jaar. En elk jaar daarna opnieuw, automatisch, voor elke nieuwe burger die de grens oversteekt.</w:t>
+      </w:r>
+    </w:p>
+    <w:p>
+      <w:pPr>
+        <w:pStyle w:val="Normaalweb"/>
         <w:ind w:left="800" w:right="800"/>
-        <w:divId w:val="1392538885"/>
-        <w:rPr>
-          <w:lang w:val="nl-NL"/>
-        </w:rPr>
-      </w:pPr>
+        <w:divId w:val="2132824212"/>
+        <w:rPr>
+          <w:lang w:val="nl-NL"/>
+        </w:rPr>
+      </w:pPr>
+      <w:r>
+        <w:rPr>
+          <w:lang w:val="nl-NL"/>
+        </w:rPr>
+        <w:t>De juridische weg lost individueel op en verandert structureel niets. De structurele weg verandert het systeem voor iedereen tegelijk. Elk jaar vertraging in de structurele weg kost tienduizenden burgers toegang tot rechten die zij wettelijk al hebben.</w:t>
+      </w:r>
       <w:r>
         <w:br w:type="page"/>
       </w:r>
@@ -2022,76 +3153,4775 @@
     <w:p>
       <w:pPr>
         <w:pStyle w:val="Kop2"/>
-        <w:divId w:val="1392538885"/>
+        <w:divId w:val="2132824212"/>
         <w:rPr>
           <w:rFonts w:eastAsia="Times New Roman"/>
           <w:lang w:val="nl-NL"/>
         </w:rPr>
       </w:pPr>
-      <w:bookmarkStart w:id="5" w:name="_Toc242860731"/>
+      <w:bookmarkStart w:id="13" w:name="_Toc243922965"/>
       <w:r>
         <w:rPr>
           <w:rFonts w:eastAsia="Times New Roman"/>
           <w:lang w:val="nl-NL"/>
         </w:rPr>
-        <w:t>Deel V — De cijfers en de schaal</w:t>
-      </w:r>
-      <w:bookmarkEnd w:id="5"/>
-    </w:p>
-    <w:p>
-      <w:pPr>
-        <w:pStyle w:val="Normaalweb"/>
-        <w:divId w:val="1392538885"/>
-        <w:rPr>
-          <w:lang w:val="nl-NL"/>
-        </w:rPr>
-      </w:pPr>
-      <w:r>
-        <w:rPr>
-          <w:lang w:val="nl-NL"/>
-        </w:rPr>
-        <w:t>Het probleem is niet uniek voor deze casus. Hier volgt een overzicht van de schaal op Europees niveau.</w:t>
-      </w:r>
-    </w:p>
-    <w:p>
-      <w:pPr>
-        <w:pStyle w:val="Normaalweb"/>
-        <w:divId w:val="1392538885"/>
-        <w:rPr>
-          <w:lang w:val="nl-NL"/>
-        </w:rPr>
-      </w:pPr>
-      <w:r>
-        <w:rPr>
-          <w:lang w:val="nl-NL"/>
-        </w:rPr>
-        <w:t>In de Europese Unie leven miljoenen mensen in een ander land dan waar ze werken of waar ze vandaan komen. Het aantal groeit structureel door het beleid van de Europese Unie voor arbeidsmobiliteit, de uitbreiding van telewerk en de bevolkingsontwikkeling in grensregio's.</w:t>
-      </w:r>
-    </w:p>
-    <w:p>
-      <w:pPr>
-        <w:pStyle w:val="Normaalweb"/>
-        <w:divId w:val="1392538885"/>
-        <w:rPr>
-          <w:lang w:val="nl-NL"/>
-        </w:rPr>
-      </w:pPr>
-      <w:r>
-        <w:rPr>
-          <w:lang w:val="nl-NL"/>
-        </w:rPr>
-        <w:t>De instroom van klachten bij het informele Europese bemiddelingsnetwerk groeit met tientallen procenten per jaar. Het probleem wordt groter, niet kleiner.</w:t>
-      </w:r>
-    </w:p>
-    <w:p>
-      <w:pPr>
-        <w:pStyle w:val="marker"/>
+        <w:t>Deel XII — De AVG-stresstest en het EESSI-spook van 2030</w:t>
+      </w:r>
+      <w:bookmarkEnd w:id="13"/>
+    </w:p>
+    <w:p>
+      <w:pPr>
+        <w:pStyle w:val="subtitel"/>
+        <w:divId w:val="2132824212"/>
+        <w:rPr>
+          <w:lang w:val="nl-NL"/>
+        </w:rPr>
+      </w:pPr>
+      <w:r>
+        <w:rPr>
+          <w:lang w:val="nl-NL"/>
+        </w:rPr>
+        <w:t>De wet die niet voor iedereen hetzelfde leest: hoe zestien instanties reageren wanneer de burger om de logboeken vraagt.</w:t>
+      </w:r>
+    </w:p>
+    <w:p>
+      <w:pPr>
+        <w:pStyle w:val="Kop4"/>
+        <w:divId w:val="2132824212"/>
+        <w:rPr>
+          <w:rFonts w:eastAsia="Times New Roman"/>
+          <w:lang w:val="nl-NL"/>
+        </w:rPr>
+      </w:pPr>
+      <w:r>
+        <w:rPr>
+          <w:rFonts w:eastAsia="Times New Roman"/>
+          <w:lang w:val="nl-NL"/>
+        </w:rPr>
+        <w:t>1. Inleiding — Van passief slachtoffer naar actieve systeemauditor (De gecoördineerde operatie van september 2026)</w:t>
+      </w:r>
+    </w:p>
+    <w:p>
+      <w:pPr>
+        <w:pStyle w:val="Normaalweb"/>
+        <w:divId w:val="2132824212"/>
+        <w:rPr>
+          <w:lang w:val="nl-NL"/>
+        </w:rPr>
+      </w:pPr>
+      <w:r>
+        <w:rPr>
+          <w:lang w:val="nl-NL"/>
+        </w:rPr>
+        <w:t>Op 1 en 2 september 2026 voltrok zich een kantelpunt in dit dossier. Na achttien maanden van ambtelijke cirkelredeneringen, waarin Belgische en Nederlandse instanties elkaar onophoudelijk de zwartepiet toespeelden en beweerden dat zij "moesten wachten op gegevens uit het buurland", besloten de aanvrager en zijn partner het initiatief definitief over te nemen. Het passief afwachten van niet-nagekomen toezeggingen werd vervangen door een gecoördineerde forensische stresstest van het gehele grensoverschrijdend</w:t>
+      </w:r>
+      <w:r>
+        <w:rPr>
+          <w:lang w:val="nl-NL"/>
+        </w:rPr>
+        <w:t>e overheidsapparaat. Bij zestien betrokken overheids-, uitvoerings- en toezichtsinstanties in België en Nederland werden gelijktijdig formele inzageverzoeken ingediend op grond van artikel 15 van de Algemene Verordening Gegevensbescherming (AVG / GDPR).</w:t>
+      </w:r>
+    </w:p>
+    <w:p>
+      <w:pPr>
+        <w:pStyle w:val="Normaalweb"/>
+        <w:divId w:val="2132824212"/>
+        <w:rPr>
+          <w:lang w:val="nl-NL"/>
+        </w:rPr>
+      </w:pPr>
+      <w:r>
+        <w:rPr>
+          <w:lang w:val="nl-NL"/>
+        </w:rPr>
+        <w:t xml:space="preserve">Het doel van deze grootschalige audit was niet het opvragen van reeds bekende besluitbrieven of dossierstukken die allang in de fysieke ordners zaten. Het verzoek richtte zich specifiek op de internationale achterkamer van de overheid: de technische audit-trails, de communicatielogboeken en de transmissiestatus van het Europese EESSI-netwerk (Electronic Exchange of Social Security Information). Welke Structured Electronic Documents (SED's) en bijbehorende Business Use Cases (BUC's) waren er tussen 11 april </w:t>
+      </w:r>
+      <w:r>
+        <w:rPr>
+          <w:lang w:val="nl-NL"/>
+        </w:rPr>
+        <w:t>2025 en september 2026 feitelijk verzonden en ontvangen? Welke geautomatiseerde gegevensstromen liepen er via de Europese DAC-richtlijn voor fiscale gegevens en tussen de bevolkingsregisters (het Belgische Rijksregister en de Nederlandse Basisregistratie Personen)? En bovenal: spraken de systemen de waarheid wanneer ambtenaren stelden dat de vertraging "aan de overkant van de grens" lag?</w:t>
+      </w:r>
+    </w:p>
+    <w:p>
+      <w:pPr>
+        <w:pStyle w:val="Normaalweb"/>
+        <w:divId w:val="2132824212"/>
+        <w:rPr>
+          <w:lang w:val="nl-NL"/>
+        </w:rPr>
+      </w:pPr>
+      <w:r>
+        <w:rPr>
+          <w:lang w:val="nl-NL"/>
+        </w:rPr>
+        <w:t>Deze stresstest staat in een directe en urgente historische context. In juli 2026 bereikten de Europese ministers een akkoord over de herziening van de Europese coördinatieverordeningen (Verordening 883/2004 en 987/2009), met een voorziene inwerkingtreding rond 2030 of 2031. De Europese Commissie houdt burgers en parlementen voor dat de toekomstige European Social Security Pass (ESSPASS) alle fricties zal wegnemen door een naadloze, digitale snelweg te creëren. De resultaten van deze AVG-audit leggen echter</w:t>
+      </w:r>
+      <w:r>
+        <w:rPr>
+          <w:lang w:val="nl-NL"/>
+        </w:rPr>
+        <w:t xml:space="preserve"> een ontluisterende waarheid bloot: het spook van 2030 maskeert een hedendaags executief faillissement. De digitale kabels en servers tussen België en Nederland liggen er immers al jaren. Het probleem van de grensarbeider is geen gebrek aan technologie, maar het structurele verzuim van nationale instanties om op de verzendknop te drukken — gevolgd door een krampachtige reflex om de logboeken hermetisch af te sluiten zodra de burger om het bewijs van die stilstand vraagt.</w:t>
+      </w:r>
+    </w:p>
+    <w:p>
+      <w:pPr>
+        <w:pStyle w:val="Kop4"/>
+        <w:divId w:val="2132824212"/>
+        <w:rPr>
+          <w:rFonts w:eastAsia="Times New Roman"/>
+          <w:lang w:val="nl-NL"/>
+        </w:rPr>
+      </w:pPr>
+      <w:r>
+        <w:rPr>
+          <w:rFonts w:eastAsia="Times New Roman"/>
+          <w:lang w:val="nl-NL"/>
+        </w:rPr>
+        <w:t>2. Patroon 1 — Het medische controlespoor versus het bestuurlijke verantwoordingsspoor (Vitaz en Gemeente Waasmunster)</w:t>
+      </w:r>
+    </w:p>
+    <w:p>
+      <w:pPr>
+        <w:pStyle w:val="Normaalweb"/>
+        <w:divId w:val="2132824212"/>
+        <w:rPr>
+          <w:lang w:val="nl-NL"/>
+        </w:rPr>
+      </w:pPr>
+      <w:r>
+        <w:rPr>
+          <w:lang w:val="nl-NL"/>
+        </w:rPr>
+        <w:t>Dat technische complexiteit of privacybescherming niet de werkelijke redenen zijn voor administratieve vertraging, wordt onomstotelijk bewezen door twee instanties die buiten het institutionele conflictspeelveld stonden: algemeen ziekenhuis Vitaz in Sint-Niklaas en de voormalige Belgische woongemeente Waasmunster.</w:t>
+      </w:r>
+    </w:p>
+    <w:p>
+      <w:pPr>
+        <w:pStyle w:val="Normaalweb"/>
+        <w:divId w:val="2132824212"/>
+        <w:rPr>
+          <w:lang w:val="nl-NL"/>
+        </w:rPr>
+      </w:pPr>
+      <w:r>
+        <w:rPr>
+          <w:lang w:val="nl-NL"/>
+        </w:rPr>
+        <w:t>Toen de aanvrager op 7 maart 2026, na zijn overstap naar de gespecialiseerde diabetische voetkliniek van het UZ Gent, bij de ombudsdienst van Vitaz een AVG-verzoek indiende om zijn volledige klinische dossier op te vragen, voltrok de gegevensverstrekking zich voorbeeldig. Zonder formulierdwang, zonder legitimatie-obstakels en zonder administratieve vertraging ontving de aanvrager binnen drie dagen (op 10 maart 2026) een beveiligde digitale downloadlink. Het volledige medische dossier — inclusief operatiever</w:t>
+      </w:r>
+      <w:r>
+        <w:rPr>
+          <w:lang w:val="nl-NL"/>
+        </w:rPr>
+        <w:t>slagen van de amputaties, specialistische rapporten van oogheelkunde en nefrologie, anesthesieverslagen en laboratoriumwaarden — werd direct en transparant overhandigd. Ziekenhuis Vitaz had niets te verbergen: haar gegevens weerspiegelden immers de zuivere, fysieke realiteit van het geteisterde lichaam.</w:t>
+      </w:r>
+    </w:p>
+    <w:p>
+      <w:pPr>
+        <w:pStyle w:val="Normaalweb"/>
+        <w:divId w:val="2132824212"/>
+        <w:rPr>
+          <w:lang w:val="nl-NL"/>
+        </w:rPr>
+      </w:pPr>
+      <w:r>
+        <w:rPr>
+          <w:lang w:val="nl-NL"/>
+        </w:rPr>
+        <w:t>Hetzelfde patroon tekende zich af bij de Gemeente Waasmunster. Op het verzoek van 1 september 2026 om de historische bevolkings- en uitschrijvingslogs uit 2014 te verstrekken, antwoordde de gemeente op 1 oktober 2026 met een helder en openhartig bestuursbesluit. De gemeente legde transparant uit dat de technische servertransmissies na twaalf jaar volgens de wettelijke bewaartermijnen waren vernietigd, maar bevestigde direct dat de uitschrijving wegens emigratie naar Nederland destijds correct in het Rijksre</w:t>
+      </w:r>
+      <w:r>
+        <w:rPr>
+          <w:lang w:val="nl-NL"/>
+        </w:rPr>
+        <w:t>gister was doorgevoerd en nog altijd ongewijzigd zichtbaar was.</w:t>
+      </w:r>
+    </w:p>
+    <w:p>
+      <w:pPr>
+        <w:pStyle w:val="Normaalweb"/>
+        <w:divId w:val="2132824212"/>
+        <w:rPr>
+          <w:lang w:val="nl-NL"/>
+        </w:rPr>
+      </w:pPr>
+      <w:r>
+        <w:rPr>
+          <w:lang w:val="nl-NL"/>
+        </w:rPr>
+        <w:t>Het contrast met het sociale-zekerheidsspoor is fundamenteel en veelzeggend. Waar de waarheid de instantie niet kan belasten omdat zij louter een medische of historische werkelijkheid registreert, werkt de AVG vlekkeloos, digitaal en snel. Maar op het moment dat een AVG-verzoek raakt aan de beleidsmatige en financiële verantwoordelijkheid van uitkeringsinstanties — waar logbestanden zwart-op-wit moeten aantonen wie heeft stilgezeten, wie termijnen heeft overschreden of wie Europese verordeningen heeft geneg</w:t>
+      </w:r>
+      <w:r>
+        <w:rPr>
+          <w:lang w:val="nl-NL"/>
+        </w:rPr>
+        <w:t>eerd — verandert dezelfde overheid in een gesloten bastion dat alle registers opentrekt om inzage te verhinderen.</w:t>
+      </w:r>
+    </w:p>
+    <w:p>
+      <w:pPr>
+        <w:pStyle w:val="Kop4"/>
+        <w:divId w:val="2132824212"/>
+        <w:rPr>
+          <w:rFonts w:eastAsia="Times New Roman"/>
+          <w:lang w:val="nl-NL"/>
+        </w:rPr>
+      </w:pPr>
+      <w:r>
+        <w:rPr>
+          <w:rFonts w:eastAsia="Times New Roman"/>
+          <w:lang w:val="nl-NL"/>
+        </w:rPr>
+        <w:t>3. Patroon 2 — De analoge slotgracht en de verdwijntruc (UWV, SVB, FOD IBZ, Parentia/Partena en Gemeente Hulst)</w:t>
+      </w:r>
+    </w:p>
+    <w:p>
+      <w:pPr>
+        <w:pStyle w:val="Normaalweb"/>
+        <w:divId w:val="2132824212"/>
+        <w:rPr>
+          <w:lang w:val="nl-NL"/>
+        </w:rPr>
+      </w:pPr>
+      <w:r>
+        <w:rPr>
+          <w:lang w:val="nl-NL"/>
+        </w:rPr>
+        <w:t>Zodra de gecoördineerde AVG-verzoeken op 1 en 2 september 2026 de bureaus van de sociale-zekerheids- en belastinginstanties bereikten, trad bij vijf afzonderlijke organisaties een identiek verdedigingsmechanisme in werking: het opwerpen van kunstmatige, analoge drempels om de burger te ontmoedigen en de wettelijke beslistermijn van artikel 12 lid 3 AVG te traineren, in flagrante strijd met artikel 12 lid 2 AVG en de bindende EDPB-richtsnoeren 01/2022 inzake de uitoefening van het inzagerecht.</w:t>
+      </w:r>
+    </w:p>
+    <w:p>
+      <w:pPr>
+        <w:pStyle w:val="Normaalweb"/>
+        <w:divId w:val="2132824212"/>
+        <w:rPr>
+          <w:lang w:val="nl-NL"/>
+        </w:rPr>
+      </w:pPr>
+      <w:r>
+        <w:rPr>
+          <w:rStyle w:val="Zwaar"/>
+          <w:lang w:val="nl-NL"/>
+        </w:rPr>
+        <w:t>UWV (Nederland) — De analoge postzegel voor digitale serverlogs:</w:t>
+      </w:r>
+      <w:r>
+        <w:rPr>
+          <w:lang w:val="nl-NL"/>
+        </w:rPr>
+        <w:t xml:space="preserve"> Hoewel de aanvrager zijn verzoek via het officiële webportaal MijnUWV indiende — ingelogd met zijn persoonlijke DigiD op het hoogste betrouwbaarheidsniveau — weigerde het UWV het digitale verzoek in behandeling te nemen. De uitvoeringsinstantie eiste dat de aanvrager voor het opvragen van </w:t>
+      </w:r>
+      <w:r>
+        <w:rPr>
+          <w:rStyle w:val="Nadruk"/>
+          <w:lang w:val="nl-NL"/>
+        </w:rPr>
+        <w:t>elektronische</w:t>
+      </w:r>
+      <w:r>
+        <w:rPr>
+          <w:lang w:val="nl-NL"/>
+        </w:rPr>
+        <w:t xml:space="preserve"> EESSI-serverlogs een papieren brief met een postzegel van € 1,40 en een fysieke fotokopie van zijn identiteitsbewijs naar een postbus in Almere stuurde. Een instantie die miljarden euro's aan digitalisering </w:t>
+      </w:r>
+      <w:r>
+        <w:rPr>
+          <w:lang w:val="nl-NL"/>
+        </w:rPr>
+        <w:t>besteedt, dwingt een slechtziende burger met amputaties terug naar de postkoets om digitale transmissiedata te maskeren.</w:t>
+      </w:r>
+    </w:p>
+    <w:p>
+      <w:pPr>
+        <w:pStyle w:val="Normaalweb"/>
+        <w:divId w:val="2132824212"/>
+        <w:rPr>
+          <w:lang w:val="nl-NL"/>
+        </w:rPr>
+      </w:pPr>
+      <w:r>
+        <w:rPr>
+          <w:rStyle w:val="Zwaar"/>
+          <w:lang w:val="nl-NL"/>
+        </w:rPr>
+        <w:t>Sociale Verzekeringsbank (SVB, Nederland) — De formulierdwang:</w:t>
+      </w:r>
+      <w:r>
+        <w:rPr>
+          <w:lang w:val="nl-NL"/>
+        </w:rPr>
+        <w:t xml:space="preserve"> Toen de partner van de aanvrager op 1 september 2026 per e-mail een formeel AVG-verzoek indiende bij de directie van de SVB, weigerde de SVB op 4 september 2026 om dit rechtsgeldige verzoek te registreren. In plaats van het verzoek door te geleiden naar de Functionaris voor Gegevensbescherming, eiste de SVB dat de burger verplicht een specifiek online formulier met voorgeprogrammeerde keuzemenu's invulde. Pas wanneer de burger zich in het ambtelijke keurslijf perste, mocht de wettelijke termijnklok beginne</w:t>
+      </w:r>
+      <w:r>
+        <w:rPr>
+          <w:lang w:val="nl-NL"/>
+        </w:rPr>
+        <w:t>n te lopen.</w:t>
+      </w:r>
+    </w:p>
+    <w:p>
+      <w:pPr>
+        <w:pStyle w:val="Normaalweb"/>
+        <w:divId w:val="2132824212"/>
+        <w:rPr>
+          <w:lang w:val="nl-NL"/>
+        </w:rPr>
+      </w:pPr>
+      <w:r>
+        <w:rPr>
+          <w:rStyle w:val="Zwaar"/>
+          <w:lang w:val="nl-NL"/>
+        </w:rPr>
+        <w:t>FOD Binnenlandse Zaken (België) — De dichte firewall:</w:t>
+      </w:r>
+      <w:r>
+        <w:rPr>
+          <w:lang w:val="nl-NL"/>
+        </w:rPr>
+        <w:t xml:space="preserve"> Toen de aanvrager op 2 oktober 2026 de federale Functionaris voor Gegevensbescherming van Binnenlandse Zaken in gebreke wilde stellen wegens het overschrijden van de wettelijke maandtermijn, stuitten de e-mails aan zowel </w:t>
+      </w:r>
+      <w:r>
+        <w:rPr>
+          <w:rStyle w:val="HTMLCode"/>
+          <w:lang w:val="nl-NL"/>
+        </w:rPr>
+        <w:t>dpo@ibz.fgov.be</w:t>
+      </w:r>
+      <w:r>
+        <w:rPr>
+          <w:lang w:val="nl-NL"/>
+        </w:rPr>
+        <w:t xml:space="preserve"> als </w:t>
+      </w:r>
+      <w:r>
+        <w:rPr>
+          <w:rStyle w:val="HTMLCode"/>
+          <w:lang w:val="nl-NL"/>
+        </w:rPr>
+        <w:t>dpo@ibz.be</w:t>
+      </w:r>
+      <w:r>
+        <w:rPr>
+          <w:lang w:val="nl-NL"/>
+        </w:rPr>
+        <w:t xml:space="preserve"> op een harde serverfout: </w:t>
+      </w:r>
+      <w:r>
+        <w:rPr>
+          <w:rStyle w:val="HTMLCode"/>
+          <w:lang w:val="nl-NL"/>
+        </w:rPr>
+        <w:t>550 5.4.1 Access denied</w:t>
+      </w:r>
+      <w:r>
+        <w:rPr>
+          <w:lang w:val="nl-NL"/>
+        </w:rPr>
+        <w:t>. De officiële mailbox van de federale privacytoezichthouder bleek voor externe burgers hermetisch afgegrendeld door een overheidsfirewall. De ingebrekestelling kon pas na intensief speurwerk via een generiek we</w:t>
+      </w:r>
+      <w:r>
+        <w:rPr>
+          <w:lang w:val="nl-NL"/>
+        </w:rPr>
+        <w:t>bformulier naar binnen worden geforceerd.</w:t>
+      </w:r>
+    </w:p>
+    <w:p>
+      <w:pPr>
+        <w:pStyle w:val="Normaalweb"/>
+        <w:divId w:val="2132824212"/>
+        <w:rPr>
+          <w:lang w:val="nl-NL"/>
+        </w:rPr>
+      </w:pPr>
+      <w:r>
+        <w:rPr>
+          <w:rStyle w:val="Zwaar"/>
+          <w:lang w:val="nl-NL"/>
+        </w:rPr>
+        <w:t>Parentia / Partena (België) — De administratieve verdwijntruc en het verzet:</w:t>
+      </w:r>
+      <w:r>
+        <w:rPr>
+          <w:lang w:val="nl-NL"/>
+        </w:rPr>
+        <w:t xml:space="preserve"> Het Vlaamse kinderbijslagfonds Parentia koos aanvankelijk voor een opmerkelijke methode. Op 14 september 2026 stuurde een dossierbehandelaar van het lokale kantoor Parentia Hasselt een e-mail naar de partner van de aanvrager: </w:t>
+      </w:r>
+      <w:r>
+        <w:rPr>
+          <w:rStyle w:val="Nadruk"/>
+          <w:lang w:val="nl-NL"/>
+        </w:rPr>
+        <w:t>"Kan je bevestigen dat wij uw e-mail van 01/09/2026, waarin om het bezorgen van bewijsstukken werd verzocht, als nietig mogen beschouwen gezien de lopende behandeling van het onderzoek naar de sociale toeslag?"</w:t>
+      </w:r>
+      <w:r>
+        <w:rPr>
+          <w:lang w:val="nl-NL"/>
+        </w:rPr>
+        <w:t xml:space="preserve"> Een formeel verzoek onder Europees grondrecht werd botweg weggezet als een</w:t>
+      </w:r>
+      <w:r>
+        <w:rPr>
+          <w:lang w:val="nl-NL"/>
+        </w:rPr>
+        <w:t xml:space="preserve"> administratieve rimpel die men hoopte te laten verdwijnen. Nadat de aanvrager op 15 september met scherpe juridische argumenten protesteerde en eiste het AVG-verzoek los van de materiële klacht te behandelen, greep de koepelorganisatie in: op 17 september bevestigde Parentia dat het verzoek rechtsgeldig was, waarna Partena Corporate Compliance (ref. </w:t>
+      </w:r>
+      <w:r>
+        <w:rPr>
+          <w:rStyle w:val="HTMLCode"/>
+          <w:lang w:val="nl-NL"/>
+        </w:rPr>
+        <w:t>12609 00112</w:t>
+      </w:r>
+      <w:r>
+        <w:rPr>
+          <w:lang w:val="nl-NL"/>
+        </w:rPr>
+        <w:t>) op 1 oktober 2026 wél een met het INSZ beveiligd digitaal archief leverde met de EESSI-uitwisseling (SED's F001 en F002) tussen Parentia en de Ned</w:t>
+      </w:r>
+      <w:r>
+        <w:rPr>
+          <w:lang w:val="nl-NL"/>
+        </w:rPr>
+        <w:t>erlandse SVB. Daarmee werd de grensoverschrijdende uitwisseling bevestigd, al bleef de achterliggende KSZ- en inkomensblokkade van het lokale kantoor in stand.</w:t>
+      </w:r>
+    </w:p>
+    <w:p>
+      <w:pPr>
+        <w:pStyle w:val="Normaalweb"/>
+        <w:divId w:val="2132824212"/>
+        <w:rPr>
+          <w:lang w:val="nl-NL"/>
+        </w:rPr>
+      </w:pPr>
+      <w:r>
+        <w:rPr>
+          <w:rStyle w:val="Zwaar"/>
+          <w:lang w:val="nl-NL"/>
+        </w:rPr>
+        <w:t>Gemeente Hulst (Nederland) — Het bureaucratische theaterstuk:</w:t>
+      </w:r>
+      <w:r>
+        <w:rPr>
+          <w:lang w:val="nl-NL"/>
+        </w:rPr>
+        <w:t xml:space="preserve"> Het dieptepunt van deze vertragingstactieken vond plaats bij de Gemeente Hulst. Hoewel de gemeente de aanvrager al meer dan een jaar intensief kende via lopende Wmo-aanvragen, bezwaarprocedures rond de gehandicaptenparkeerkaart en bijzondere bijstand, en zij al lang beschikte over geverifieerde kopieën van zijn paspoort, stuurde de gemeente op 1 oktober 2026 — exact op dag 29 van de 30-dagentermijn — een aangetekend opschortingsbesluit (kenmerk </w:t>
+      </w:r>
+      <w:r>
+        <w:rPr>
+          <w:rStyle w:val="HTMLCode"/>
+          <w:lang w:val="nl-NL"/>
+        </w:rPr>
+        <w:t>1086452</w:t>
+      </w:r>
+      <w:r>
+        <w:rPr>
+          <w:lang w:val="nl-NL"/>
+        </w:rPr>
+        <w:t>). De gemeente beweerde plotseling dat zij de identitei</w:t>
+      </w:r>
+      <w:r>
+        <w:rPr>
+          <w:lang w:val="nl-NL"/>
+        </w:rPr>
+        <w:t xml:space="preserve">t van de aanvrager </w:t>
+      </w:r>
+      <w:r>
+        <w:rPr>
+          <w:rStyle w:val="Nadruk"/>
+          <w:lang w:val="nl-NL"/>
+        </w:rPr>
+        <w:t>"formeel nog niet voldoende kon vaststellen"</w:t>
+      </w:r>
+      <w:r>
+        <w:rPr>
+          <w:lang w:val="nl-NL"/>
+        </w:rPr>
+        <w:t xml:space="preserve">. De immobiele en slechtziende burger kreeg drie onmogelijke opties voorgeschoteld: fysiek verschijnen aan de publieksbalie, met zijn paspoort voor een Microsoft Teams-webcam gaan zitten, of opnieuw inloggen met DigiD via een specifieke gemeentelink. De aanvrager koos voor de laatste optie en logde exact 40 minuten later in met DigiD (zaaknummer </w:t>
+      </w:r>
+      <w:r>
+        <w:rPr>
+          <w:rStyle w:val="HTMLCode"/>
+          <w:lang w:val="nl-NL"/>
+        </w:rPr>
+        <w:t>1101271</w:t>
+      </w:r>
+      <w:r>
+        <w:rPr>
+          <w:lang w:val="nl-NL"/>
+        </w:rPr>
+        <w:t>). Daarmee viel het ambtelijke masker direct af: de volgende ochtend, op 2 oktober om 08:25 uu</w:t>
+      </w:r>
+      <w:r>
+        <w:rPr>
+          <w:lang w:val="nl-NL"/>
+        </w:rPr>
+        <w:t>r, verzond de gemeente via vijf haperende SmartLockr-wachtwoordmails een omvangrijk besluit van 47 pagina's. Het besluit lag al die tijd kant-en-klaar op de plank; de identiteitsverificatie werd louter als procedurele vertragingsvalstrik ingezet.</w:t>
+      </w:r>
+    </w:p>
+    <w:p>
+      <w:pPr>
+        <w:pStyle w:val="Kop4"/>
+        <w:divId w:val="2132824212"/>
+        <w:rPr>
+          <w:rFonts w:eastAsia="Times New Roman"/>
+          <w:lang w:val="nl-NL"/>
+        </w:rPr>
+      </w:pPr>
+      <w:r>
+        <w:rPr>
+          <w:rFonts w:eastAsia="Times New Roman"/>
+          <w:lang w:val="nl-NL"/>
+        </w:rPr>
+        <w:t>4. Patroon 3 — De papieren rookbom, de zwarte stift en de paniek achter de stropdas (CM en SVB)</w:t>
+      </w:r>
+    </w:p>
+    <w:p>
+      <w:pPr>
+        <w:pStyle w:val="Normaalweb"/>
+        <w:divId w:val="2132824212"/>
+        <w:rPr>
+          <w:lang w:val="nl-NL"/>
+        </w:rPr>
+      </w:pPr>
+      <w:r>
+        <w:rPr>
+          <w:lang w:val="nl-NL"/>
+        </w:rPr>
+        <w:t>Waar overheden niet langer konden ontkennen dat zij gegevens moesten verstrekken, gebruikten zij de vorm van de verstrekking als wapen om de inhoudelijke realiteit te verhullen. Twee dossiers springen eruit als schoolvoorbeelden van institutionele obstructie: de Christelijke Mutualiteit in België en de Sociale Verzekeringsbank in Nederland.</w:t>
+      </w:r>
+    </w:p>
+    <w:p>
+      <w:pPr>
+        <w:pStyle w:val="Normaalweb"/>
+        <w:divId w:val="2132824212"/>
+        <w:rPr>
+          <w:lang w:val="nl-NL"/>
+        </w:rPr>
+      </w:pPr>
+      <w:r>
+        <w:rPr>
+          <w:rStyle w:val="Zwaar"/>
+          <w:lang w:val="nl-NL"/>
+        </w:rPr>
+        <w:t>De Christelijke Mutualiteit (CM — DPO-Office / Adjunct-DPO):</w:t>
+      </w:r>
+      <w:r>
+        <w:rPr>
+          <w:lang w:val="nl-NL"/>
+        </w:rPr>
+        <w:t xml:space="preserve"> </w:t>
+      </w:r>
+      <w:r>
+        <w:rPr>
+          <w:lang w:val="nl-NL"/>
+        </w:rPr>
+        <w:t xml:space="preserve">Na het initiële verzoek van 1 september en een formele aangetekende ingebrekestelling op 19/21 september (Track &amp; Trace </w:t>
+      </w:r>
+      <w:r>
+        <w:rPr>
+          <w:rStyle w:val="HTMLCode"/>
+          <w:lang w:val="nl-NL"/>
+        </w:rPr>
+        <w:t>RF000501165NL</w:t>
+      </w:r>
+      <w:r>
+        <w:rPr>
+          <w:lang w:val="nl-NL"/>
+        </w:rPr>
+        <w:t xml:space="preserve">), waarin specifiek werd gevraagd naar de EESSI-transmissielogs, de betekenis van de geheimzinnige sjablooncode </w:t>
+      </w:r>
+      <w:r>
+        <w:rPr>
+          <w:rStyle w:val="HTMLCode"/>
+          <w:lang w:val="nl-NL"/>
+        </w:rPr>
+        <w:t>BD - BR100_MFN/AB2001 (11.03.0012) - 000002 - 20-05-2026 - Conform - 810915 199 48 - v4</w:t>
+      </w:r>
+      <w:r>
+        <w:rPr>
+          <w:lang w:val="nl-NL"/>
+        </w:rPr>
+        <w:t>, de grondslag voor de 100%-afwijzing in plaats van de statutaire 10%-sanctieregel, en de exacte tijdstempels waarop de adviserend arts op 20 mei 2026 de UZ Gent-verslagen had gera</w:t>
+      </w:r>
+      <w:r>
+        <w:rPr>
+          <w:lang w:val="nl-NL"/>
+        </w:rPr>
+        <w:t>adpleegd, reageerde het ziekenfonds op 29 september met een klassieke papieren rookbom. De CM dumpte een ongestructureerd PDF-bestand van 294 pagina's (</w:t>
+      </w:r>
+      <w:r>
+        <w:rPr>
+          <w:rStyle w:val="HTMLCode"/>
+          <w:lang w:val="nl-NL"/>
+        </w:rPr>
+        <w:t>Recht_van_inzage_CM.pdf</w:t>
+      </w:r>
+      <w:r>
+        <w:rPr>
+          <w:lang w:val="nl-NL"/>
+        </w:rPr>
+        <w:t>) over de schutting — overigens zonder wachtwoord, dat pas laat op de avond na herhaald aandringen werd nagezonden.</w:t>
+      </w:r>
+    </w:p>
+    <w:p>
+      <w:pPr>
+        <w:pStyle w:val="Normaalweb"/>
+        <w:divId w:val="2132824212"/>
+        <w:rPr>
+          <w:lang w:val="nl-NL"/>
+        </w:rPr>
+      </w:pPr>
+      <w:r>
+        <w:rPr>
+          <w:lang w:val="nl-NL"/>
+        </w:rPr>
+        <w:t xml:space="preserve">Tussen deze honderden pagina's leverde de CM echter onbedoeld het ultieme bewijs van haar eigen systeemfalen. In de bijlage </w:t>
+      </w:r>
+      <w:r>
+        <w:rPr>
+          <w:rStyle w:val="HTMLCode"/>
+          <w:lang w:val="nl-NL"/>
+        </w:rPr>
+        <w:t>20250622_S072.pdf</w:t>
+      </w:r>
+      <w:r>
+        <w:rPr>
+          <w:lang w:val="nl-NL"/>
+        </w:rPr>
+        <w:t xml:space="preserve"> werd zichtbaar dat na de geautomatiseerde DIMONA-indiensttreding van de aanvrager op 10 maart 2025, het ziekenfonds het dossier ruim drie maanden op de plank had laten liggen. Terwijl de computersystemen van de CM op 21 mei en 5 juni 2025 automatische weigeringen wegens "geen hoedanigheid als gerechtigde" uitbraakten, werd het verplichte Europese S072-signaal (bewijs van zorgverzekering) pas op 22 juni 2025 naar Nederland verstuurd. Toen de aanvrager het DPO-Office op 29 september met deze</w:t>
+      </w:r>
+      <w:r>
+        <w:rPr>
+          <w:lang w:val="nl-NL"/>
+        </w:rPr>
+        <w:t xml:space="preserve"> feiten en de onafhankelijke controle van toezichthouder RIZIV confronteerde, sloeg bij Adjunct-DPO Yannick Van Leeuwen op 30 september de paniek toe. In een verhit antwoord plaatste hij de woorden "eis" en "vraag" denigrerend tussen aanhalingstekens en formuleerde hij vier stellingen die juridisch volstrekt onhoudbaar zijn onder de AVG en het arrest </w:t>
+      </w:r>
+      <w:r>
+        <w:rPr>
+          <w:rStyle w:val="Nadruk"/>
+          <w:lang w:val="nl-NL"/>
+        </w:rPr>
+        <w:t>Pankki S</w:t>
+      </w:r>
+      <w:r>
+        <w:rPr>
+          <w:lang w:val="nl-NL"/>
+        </w:rPr>
+        <w:t xml:space="preserve"> (HvJ EU C-579/21):</w:t>
+      </w:r>
+    </w:p>
+    <w:p>
+      <w:pPr>
+        <w:numPr>
+          <w:ilvl w:val="0"/>
+          <w:numId w:val="1"/>
+        </w:numPr>
+        <w:spacing w:before="100" w:beforeAutospacing="1" w:after="100" w:afterAutospacing="1"/>
+        <w:divId w:val="2132824212"/>
+        <w:rPr>
+          <w:rFonts w:eastAsia="Times New Roman"/>
+          <w:lang w:val="nl-NL"/>
+        </w:rPr>
+      </w:pPr>
+      <w:r>
+        <w:rPr>
+          <w:rFonts w:eastAsia="Times New Roman"/>
+          <w:lang w:val="nl-NL"/>
+        </w:rPr>
+        <w:t xml:space="preserve">Hij beweerde dat het </w:t>
+      </w:r>
+      <w:r>
+        <w:rPr>
+          <w:rStyle w:val="Nadruk"/>
+          <w:rFonts w:eastAsia="Times New Roman"/>
+          <w:lang w:val="nl-NL"/>
+        </w:rPr>
+        <w:t>ontbreken</w:t>
+      </w:r>
+      <w:r>
+        <w:rPr>
+          <w:rFonts w:eastAsia="Times New Roman"/>
+          <w:lang w:val="nl-NL"/>
+        </w:rPr>
+        <w:t xml:space="preserve"> van verplichte EESSI-berichten "per definitie geen persoonsgegeven" kan zijn;</w:t>
+      </w:r>
+    </w:p>
+    <w:p>
+      <w:pPr>
+        <w:numPr>
+          <w:ilvl w:val="0"/>
+          <w:numId w:val="1"/>
+        </w:numPr>
+        <w:spacing w:before="100" w:beforeAutospacing="1" w:after="100" w:afterAutospacing="1"/>
+        <w:divId w:val="2132824212"/>
+        <w:rPr>
+          <w:rFonts w:eastAsia="Times New Roman"/>
+          <w:lang w:val="nl-NL"/>
+        </w:rPr>
+      </w:pPr>
+      <w:r>
+        <w:rPr>
+          <w:rFonts w:eastAsia="Times New Roman"/>
+          <w:lang w:val="nl-NL"/>
+        </w:rPr>
+        <w:t>Hij stelde dat in geautomatiseerde stuurcodes waarin het rijksregisternummer van de burger is verwerkt, alleen het nummer zelf een persoonsgegeven is en de rest van de programmacode niet;</w:t>
+      </w:r>
+    </w:p>
+    <w:p>
+      <w:pPr>
+        <w:numPr>
+          <w:ilvl w:val="0"/>
+          <w:numId w:val="1"/>
+        </w:numPr>
+        <w:spacing w:before="100" w:beforeAutospacing="1" w:after="100" w:afterAutospacing="1"/>
+        <w:divId w:val="2132824212"/>
+        <w:rPr>
+          <w:rFonts w:eastAsia="Times New Roman"/>
+          <w:lang w:val="nl-NL"/>
+        </w:rPr>
+      </w:pPr>
+      <w:r>
+        <w:rPr>
+          <w:rFonts w:eastAsia="Times New Roman"/>
+          <w:lang w:val="nl-NL"/>
+        </w:rPr>
+        <w:t xml:space="preserve">Hij weigerde de toegangslogs van de adviserend arts op 20 mei 2026 te verstrekken omdat dit </w:t>
+      </w:r>
+      <w:r>
+        <w:rPr>
+          <w:rStyle w:val="Nadruk"/>
+          <w:rFonts w:eastAsia="Times New Roman"/>
+          <w:lang w:val="nl-NL"/>
+        </w:rPr>
+        <w:t>"een potentiële invloed kan hebben op de integriteit van ons informatiesysteem"</w:t>
+      </w:r>
+      <w:r>
+        <w:rPr>
+          <w:rFonts w:eastAsia="Times New Roman"/>
+          <w:lang w:val="nl-NL"/>
+        </w:rPr>
+        <w:t>;</w:t>
+      </w:r>
+    </w:p>
+    <w:p>
+      <w:pPr>
+        <w:numPr>
+          <w:ilvl w:val="0"/>
+          <w:numId w:val="1"/>
+        </w:numPr>
+        <w:spacing w:before="100" w:beforeAutospacing="1" w:after="100" w:afterAutospacing="1"/>
+        <w:divId w:val="2132824212"/>
+        <w:rPr>
+          <w:rFonts w:eastAsia="Times New Roman"/>
+          <w:lang w:val="nl-NL"/>
+        </w:rPr>
+      </w:pPr>
+      <w:r>
+        <w:rPr>
+          <w:rFonts w:eastAsia="Times New Roman"/>
+          <w:lang w:val="nl-NL"/>
+        </w:rPr>
+        <w:t>En voor de rectificatie van de foutieve arbeidsongeschiktheidsstatus in de Kruispuntbank (artikel 16 AVG) wees het DPO-Office elke verantwoordelijkheid af en verwees het de burger doodleuk terug naar de lokale balie die hem al achttien maanden negeerde.</w:t>
+      </w:r>
+    </w:p>
+    <w:p>
+      <w:pPr>
+        <w:pStyle w:val="Normaalweb"/>
+        <w:divId w:val="2132824212"/>
+        <w:rPr>
+          <w:lang w:val="nl-NL"/>
+        </w:rPr>
+      </w:pPr>
+      <w:r>
+        <w:rPr>
+          <w:rStyle w:val="Zwaar"/>
+          <w:lang w:val="nl-NL"/>
+        </w:rPr>
+        <w:t>De Sociale Verzekeringsbank (SVB — Bureaucratische schizofrenie en 142 pagina's gelakt papier):</w:t>
+      </w:r>
+      <w:r>
+        <w:rPr>
+          <w:lang w:val="nl-NL"/>
+        </w:rPr>
+        <w:t xml:space="preserve"> De SVB vertoonde in dit audit-traject een fascinerende gespleten persoonlijkheid. Aan de materiële kant was de SVB de enige instantie in Nederland die haar wettelijke zorgplicht serieus nam: toen de gezinsbijslagaanvraag op naam van de werkende moeder op 31 maart 2026 dreigde vast te lopen, adviseerde de SVB eigener beweging om de aanvraag op naam van de niet-werkende vader te stellen, kende zij op 20 april 2026 met terugwerkende kracht de aanvullende kinderbijslag toe (€ 685,82) en deblokkeerde zij zo het</w:t>
+      </w:r>
+      <w:r>
+        <w:rPr>
+          <w:lang w:val="nl-NL"/>
+        </w:rPr>
+        <w:t xml:space="preserve"> Kindgebonden Budget. Maar zodra dezelfde burger via de AVG vroeg om de digitale logboeken van het EESSI-netwerk, schoot dezelfde SVB in een krampachtige defensieve reflex.</w:t>
+      </w:r>
+    </w:p>
+    <w:p>
+      <w:pPr>
+        <w:pStyle w:val="Normaalweb"/>
+        <w:divId w:val="2132824212"/>
+        <w:rPr>
+          <w:lang w:val="nl-NL"/>
+        </w:rPr>
+      </w:pPr>
+      <w:r>
+        <w:rPr>
+          <w:lang w:val="nl-NL"/>
+        </w:rPr>
+        <w:t xml:space="preserve">Op 24 oktober 2026 (besluit verzonden per post op 27 oktober, kenmerk </w:t>
+      </w:r>
+      <w:r>
+        <w:rPr>
+          <w:rStyle w:val="HTMLCode"/>
+          <w:lang w:val="nl-NL"/>
+        </w:rPr>
+        <w:t>VZ 6825169-0</w:t>
+      </w:r>
+      <w:r>
+        <w:rPr>
+          <w:lang w:val="nl-NL"/>
+        </w:rPr>
+        <w:t xml:space="preserve">) leverde de SVB een pakket af dat symbool staat voor de bureaucratische waanzin: </w:t>
+      </w:r>
+      <w:r>
+        <w:rPr>
+          <w:rStyle w:val="Zwaar"/>
+          <w:lang w:val="nl-NL"/>
+        </w:rPr>
+        <w:t>142 afgedrukte pagina's</w:t>
+      </w:r>
+      <w:r>
+        <w:rPr>
+          <w:lang w:val="nl-NL"/>
+        </w:rPr>
+        <w:t xml:space="preserve"> aan elektronische SED-berichten per fysieke postbode. Pagina na pagina was onleesbaar gemaakt met dikke zwarte lakbalken over de namen, geboortedata en identificatienummers van de eigen echtgenote, het eigen kind en behandelende artsen, onder het absurde voorwendsel van "de bescherming van de privacy van derden". De SVB motiveerde haar weigeringen met de openhartige bekentenis dat gegevens w</w:t>
+      </w:r>
+      <w:r>
+        <w:rPr>
+          <w:lang w:val="nl-NL"/>
+        </w:rPr>
+        <w:t xml:space="preserve">orden achtergehouden </w:t>
+      </w:r>
+      <w:r>
+        <w:rPr>
+          <w:rStyle w:val="Nadruk"/>
+          <w:lang w:val="nl-NL"/>
+        </w:rPr>
+        <w:t>"als dit de belangen van de SVB schaadt of als dit de controle en het toezicht door de SVB belemmert"</w:t>
+      </w:r>
+      <w:r>
+        <w:rPr>
+          <w:lang w:val="nl-NL"/>
+        </w:rPr>
+        <w:t xml:space="preserve">. En op pagina 1 trok de SVB definitief de stekker uit de Europese digitale illusie met de historische bekentenis: </w:t>
+      </w:r>
+      <w:r>
+        <w:rPr>
+          <w:rStyle w:val="Nadruk"/>
+          <w:lang w:val="nl-NL"/>
+        </w:rPr>
+        <w:t>"2. logbestanden, transmissiestatus en datumstempels van de gerelateerde BUC's - deze informatie hebben wij niet tot onze beschikking."</w:t>
+      </w:r>
+      <w:r>
+        <w:rPr>
+          <w:lang w:val="nl-NL"/>
+        </w:rPr>
+        <w:t xml:space="preserve"> De overheid levert de wagons op papier, maar het logboek van de locomotief is spoorloos.</w:t>
+      </w:r>
+    </w:p>
+    <w:p>
+      <w:pPr>
+        <w:pStyle w:val="Kop4"/>
+        <w:divId w:val="2132824212"/>
+        <w:rPr>
+          <w:rFonts w:eastAsia="Times New Roman"/>
+          <w:lang w:val="nl-NL"/>
+        </w:rPr>
+      </w:pPr>
+      <w:r>
+        <w:rPr>
+          <w:rFonts w:eastAsia="Times New Roman"/>
+          <w:lang w:val="nl-NL"/>
+        </w:rPr>
+        <w:t>5. Patroon 4 — Het Pontius Pilatus-effect en de onbedoelde kroongetuigen (RIZIV, RVA, FOD SZ, SFPD, CZ, FOD IBZ en RvIG)</w:t>
+      </w:r>
+    </w:p>
+    <w:p>
+      <w:pPr>
+        <w:pStyle w:val="Normaalweb"/>
+        <w:divId w:val="2132824212"/>
+        <w:rPr>
+          <w:lang w:val="nl-NL"/>
+        </w:rPr>
+      </w:pPr>
+      <w:r>
+        <w:rPr>
+          <w:lang w:val="nl-NL"/>
+        </w:rPr>
+        <w:t>Waar individuele instanties weigerden verantwoordelijkheid te nemen, leverden zij door hun collectieve ontkenningen gezamenlijk het sluitende bewijs van de institutionele stilstand. De reacties van de overige zeven instanties vormen het forensische fundament van deze audit:</w:t>
+      </w:r>
+    </w:p>
+    <w:p>
+      <w:pPr>
+        <w:pStyle w:val="Normaalweb"/>
+        <w:divId w:val="2132824212"/>
+        <w:rPr>
+          <w:lang w:val="nl-NL"/>
+        </w:rPr>
+      </w:pPr>
+      <w:r>
+        <w:rPr>
+          <w:rStyle w:val="Zwaar"/>
+          <w:lang w:val="nl-NL"/>
+        </w:rPr>
+        <w:t>RIZIV (29 september 2026) — De toezichthouder die de stilstand bevestigt:</w:t>
+      </w:r>
+      <w:r>
+        <w:rPr>
+          <w:lang w:val="nl-NL"/>
+        </w:rPr>
+        <w:t xml:space="preserve"> De Functionaris voor Gegevensbescherming van het Rijksinstituut voor Ziekte- en Invaliditeitsverzekering (RIZIV) voerde een onafhankelijke audit uit op het Belgische nationale EESSI-knooppunt. Zijn schriftelijke bevinding was vernietigend: in de afgelopen zes maanden was er onder het INSZ van de aanvrager slechts één enkele EESSI-uitwisseling geregistreerd (het gezinsbijslagverkeer tussen Parentia en de SVB) en </w:t>
+      </w:r>
+      <w:r>
+        <w:rPr>
+          <w:rStyle w:val="Zwaar"/>
+          <w:lang w:val="nl-NL"/>
+        </w:rPr>
+        <w:t>exact nul elektronische berichten tussen de CM en CZ of het UWV</w:t>
+      </w:r>
+      <w:r>
+        <w:rPr>
+          <w:lang w:val="nl-NL"/>
+        </w:rPr>
+        <w:t>. Het ziekenfonds had in zes maan</w:t>
+      </w:r>
+      <w:r>
+        <w:rPr>
+          <w:lang w:val="nl-NL"/>
+        </w:rPr>
+        <w:t>den tijd geen enkel digitaal signaal over de ziekte of invaliditeit naar Nederland gestuurd. Toen de aanvrager dezelfde dag vroeg hoe het RIZIV als toezichthouder ging optreden tegen dit plichtsverzuim onder artikel 76 van Verordening 883/2004, viel het RIZIV prompt stil en werd er niet meer geantwoord.</w:t>
+      </w:r>
+    </w:p>
+    <w:p>
+      <w:pPr>
+        <w:pStyle w:val="Normaalweb"/>
+        <w:divId w:val="2132824212"/>
+        <w:rPr>
+          <w:lang w:val="nl-NL"/>
+        </w:rPr>
+      </w:pPr>
+      <w:r>
+        <w:rPr>
+          <w:rStyle w:val="Zwaar"/>
+          <w:lang w:val="nl-NL"/>
+        </w:rPr>
+        <w:t>RVA (29 september 2026) — "Wij zijn enkel zender":</w:t>
+      </w:r>
+      <w:r>
+        <w:rPr>
+          <w:lang w:val="nl-NL"/>
+        </w:rPr>
+        <w:t xml:space="preserve"> DPO Martin Senechal van de Rijksdienst voor Arbeidsvoorziening (RVA) bevestigde per officieel besluit dat er met het Nederlandse UWV </w:t>
+      </w:r>
+      <w:r>
+        <w:rPr>
+          <w:rStyle w:val="Zwaar"/>
+          <w:lang w:val="nl-NL"/>
+        </w:rPr>
+        <w:t>geen enkele gegevensuitwisseling via EESSI</w:t>
+      </w:r>
+      <w:r>
+        <w:rPr>
+          <w:lang w:val="nl-NL"/>
+        </w:rPr>
+        <w:t xml:space="preserve"> heeft plaatsgevonden en dat de RVA </w:t>
+      </w:r>
+      <w:r>
+        <w:rPr>
+          <w:rStyle w:val="Zwaar"/>
+          <w:lang w:val="nl-NL"/>
+        </w:rPr>
+        <w:t>geen enkele informatievraag van het UWV</w:t>
+      </w:r>
+      <w:r>
+        <w:rPr>
+          <w:lang w:val="nl-NL"/>
+        </w:rPr>
+        <w:t xml:space="preserve"> heeft ontvangen. De RVA benadrukte dat zij op jaarbasis honderdduizenden attesten via EESSI verstuurt, maar stelde dat zij op grond van de privacywetgeving nooit uit eigen beweging gegevens naar Nederland mag sturen zolang het UWV geen formele koppeling legt t</w:t>
+      </w:r>
+      <w:r>
+        <w:rPr>
+          <w:lang w:val="nl-NL"/>
+        </w:rPr>
+        <w:t>ussen het Belgische INSZ en het Nederlandse BSN. De RVA waste haar handen in onschuld: het UWV vraagt niets, dus zendt Brussel niets.</w:t>
+      </w:r>
+    </w:p>
+    <w:p>
+      <w:pPr>
+        <w:pStyle w:val="Normaalweb"/>
+        <w:divId w:val="2132824212"/>
+        <w:rPr>
+          <w:lang w:val="nl-NL"/>
+        </w:rPr>
+      </w:pPr>
+      <w:r>
+        <w:rPr>
+          <w:rStyle w:val="Zwaar"/>
+          <w:lang w:val="nl-NL"/>
+        </w:rPr>
+        <w:t>FOD Sociale Zekerheid — DG Personen met een Handicap (30 september en 12 oktober 2026):</w:t>
+      </w:r>
+      <w:r>
+        <w:rPr>
+          <w:lang w:val="nl-NL"/>
+        </w:rPr>
+        <w:t xml:space="preserve"> DPO John Van Damme zorgde voor een dubbele ontmaskering. Op 30 september leverde hij aanvankelijk slechts de door de burger zelf ingezonden documenten, met de verbijsterende mededeling dat de Belgische federale dienst voor gehandicapten </w:t>
+      </w:r>
+      <w:r>
+        <w:rPr>
+          <w:rStyle w:val="Zwaar"/>
+          <w:lang w:val="nl-NL"/>
+        </w:rPr>
+        <w:t>helemaal geen gebruikmaakt van het Europese EESSI-systeem</w:t>
+      </w:r>
+      <w:r>
+        <w:rPr>
+          <w:lang w:val="nl-NL"/>
+        </w:rPr>
+        <w:t xml:space="preserve"> (</w:t>
+      </w:r>
+      <w:r>
+        <w:rPr>
+          <w:rStyle w:val="Nadruk"/>
+          <w:lang w:val="nl-NL"/>
+        </w:rPr>
+        <w:t>"gezien het geringe aantal aanvragen uit de EER-zone"</w:t>
+      </w:r>
+      <w:r>
+        <w:rPr>
+          <w:lang w:val="nl-NL"/>
+        </w:rPr>
+        <w:t xml:space="preserve">). Een federale overheidsdienst die weigert aan te sluiten op de Europese digitale infrastructuur. Na een scherpe ingebrekestelling met verwijzing naar het </w:t>
+      </w:r>
+      <w:r>
+        <w:rPr>
+          <w:rStyle w:val="Nadruk"/>
+          <w:lang w:val="nl-NL"/>
+        </w:rPr>
+        <w:t>Pankki</w:t>
+      </w:r>
+      <w:r>
+        <w:rPr>
+          <w:rStyle w:val="Nadruk"/>
+          <w:lang w:val="nl-NL"/>
+        </w:rPr>
+        <w:t xml:space="preserve"> S</w:t>
+      </w:r>
+      <w:r>
+        <w:rPr>
+          <w:lang w:val="nl-NL"/>
+        </w:rPr>
+        <w:t xml:space="preserve">-arrest leverde de DPO op 12 oktober alsnog de diepe milliseconde-systeemlogs van het MyHandicap-portaal. Daaruit bleek dat de aanvrager bij zijn drie digitale hulpaanvragen (26 juli, 30 september en 4 oktober 2025) telkens binnen 0,1 seconde volautomatisch door de Kruispuntbank-koppeling werd buitengegooid met foutcode </w:t>
+      </w:r>
+      <w:r>
+        <w:rPr>
+          <w:rStyle w:val="HTMLCode"/>
+          <w:lang w:val="nl-NL"/>
+        </w:rPr>
+        <w:t>5124;NNATSTR : Persoon heeft geen domicilieadres in België</w:t>
+      </w:r>
+      <w:r>
+        <w:rPr>
+          <w:lang w:val="nl-NL"/>
+        </w:rPr>
+        <w:t>. De computer discrimineerde op woonplaats nog vóór een menselijke ambtenaar het dossier had gezien.</w:t>
+      </w:r>
+    </w:p>
+    <w:p>
+      <w:pPr>
+        <w:pStyle w:val="Normaalweb"/>
+        <w:divId w:val="2132824212"/>
+        <w:rPr>
+          <w:lang w:val="nl-NL"/>
+        </w:rPr>
+      </w:pPr>
+      <w:r>
+        <w:rPr>
+          <w:rStyle w:val="Zwaar"/>
+          <w:lang w:val="nl-NL"/>
+        </w:rPr>
+        <w:t>Federale Pensioendienst (SFPD, 2 oktober 2026):</w:t>
+      </w:r>
+      <w:r>
+        <w:rPr>
+          <w:lang w:val="nl-NL"/>
+        </w:rPr>
+        <w:t xml:space="preserve"> Pas 31 minuten nadat een formele ingebrekestelling met gekwalificeerde Belgische eID-handtekening werd binnengeschoten, reageerde DPO Ivo Tuytens. Zijn conclusie was even kort als veelzeggend: in de systemen van de pensioendienst bevindt zich </w:t>
+      </w:r>
+      <w:r>
+        <w:rPr>
+          <w:rStyle w:val="Zwaar"/>
+          <w:lang w:val="nl-NL"/>
+        </w:rPr>
+        <w:t>geen enkel EESSI-gegeven</w:t>
+      </w:r>
+      <w:r>
+        <w:rPr>
+          <w:lang w:val="nl-NL"/>
+        </w:rPr>
+        <w:t xml:space="preserve">. De burger moest zijn loopbaangegevens zelf maar opzoeken op het portaal </w:t>
+      </w:r>
+      <w:r>
+        <w:rPr>
+          <w:rStyle w:val="HTMLCode"/>
+          <w:lang w:val="nl-NL"/>
+        </w:rPr>
+        <w:t>mypension.be</w:t>
+      </w:r>
+      <w:r>
+        <w:rPr>
+          <w:lang w:val="nl-NL"/>
+        </w:rPr>
+        <w:t xml:space="preserve">: </w:t>
+      </w:r>
+      <w:r>
+        <w:rPr>
+          <w:rStyle w:val="Nadruk"/>
+          <w:lang w:val="nl-NL"/>
+        </w:rPr>
+        <w:t>"Mijns inziens zou U best eerst contact opnemen met het buitenlands organisme of er wel iets wordt verstuurd naar de SFPD."</w:t>
+      </w:r>
+    </w:p>
+    <w:p>
+      <w:pPr>
+        <w:pStyle w:val="Normaalweb"/>
+        <w:divId w:val="2132824212"/>
+        <w:rPr>
+          <w:lang w:val="nl-NL"/>
+        </w:rPr>
+      </w:pPr>
+      <w:r>
+        <w:rPr>
+          <w:rStyle w:val="Zwaar"/>
+          <w:lang w:val="nl-NL"/>
+        </w:rPr>
+        <w:t>Zorgverzekeraar CZ (6 oktober 2026):</w:t>
+      </w:r>
+      <w:r>
+        <w:rPr>
+          <w:lang w:val="nl-NL"/>
+        </w:rPr>
+        <w:t xml:space="preserve"> Manager Klantenservice L. Bruitsman ontkende in een formeel schrijven iedere analoge drempel (</w:t>
+      </w:r>
+      <w:r>
+        <w:rPr>
+          <w:rStyle w:val="Nadruk"/>
+          <w:lang w:val="nl-NL"/>
+        </w:rPr>
+        <w:t>"Wij herkennen ons niet in deze beschrijving"</w:t>
+      </w:r>
+      <w:r>
+        <w:rPr>
+          <w:lang w:val="nl-NL"/>
+        </w:rPr>
+        <w:t>) en weigerde categorisch om inzage te geven in de voorbereiding op de herziene Verordening 883/2004 (</w:t>
+      </w:r>
+      <w:r>
+        <w:rPr>
+          <w:rStyle w:val="Nadruk"/>
+          <w:lang w:val="nl-NL"/>
+        </w:rPr>
+        <w:t>"Uiteraard mag u ervan uitgaan dat CZ uitvoering geeft aan de op haar rustende wettelijke verplichtingen"</w:t>
+      </w:r>
+      <w:r>
+        <w:rPr>
+          <w:lang w:val="nl-NL"/>
+        </w:rPr>
+        <w:t>). Bovendien weigerde CZ om afschriften van het S072-berichtenverkeer te verstrekken en verwees zij de burger door naar het CAK — terwijl CZ als verdragspolisuitvoer</w:t>
+      </w:r>
+      <w:r>
+        <w:rPr>
+          <w:lang w:val="nl-NL"/>
+        </w:rPr>
+        <w:t>der zélf de exclusieve partij is die de S072-formulieren met de Belgische CM uitwisselt.</w:t>
+      </w:r>
+    </w:p>
+    <w:p>
+      <w:pPr>
+        <w:pStyle w:val="Normaalweb"/>
+        <w:divId w:val="2132824212"/>
+        <w:rPr>
+          <w:lang w:val="nl-NL"/>
+        </w:rPr>
+      </w:pPr>
+      <w:r>
+        <w:rPr>
+          <w:rStyle w:val="Zwaar"/>
+          <w:lang w:val="nl-NL"/>
+        </w:rPr>
+        <w:t>FOD Binnenlandse Zaken (7 oktober 2026) en RvIG Nederland (15 oktober 2026):</w:t>
+      </w:r>
+      <w:r>
+        <w:rPr>
+          <w:lang w:val="nl-NL"/>
+        </w:rPr>
+        <w:t xml:space="preserve"> De bevolkingsregisters legden de ultieme systeemfout bloot. FOD IBZ leverde op 7 oktober een voorbeeldig en gedetailleerd Excel-logboek (</w:t>
+      </w:r>
+      <w:r>
+        <w:rPr>
+          <w:rStyle w:val="HTMLCode"/>
+          <w:lang w:val="nl-NL"/>
+        </w:rPr>
+        <w:t>2026_115_logs.xlsx</w:t>
+      </w:r>
+      <w:r>
+        <w:rPr>
+          <w:lang w:val="nl-NL"/>
+        </w:rPr>
+        <w:t>) van alle externe bevragingen op het Belgische Rijksregister. Hieruit werd zichtbaar dat de Kruispuntbank van de Sociale Zekerheid (KSZ) fungeert als een ondoorzichtige proxy: individuele fondsen bevragen het Rijksregister onder de vlag van de KSZ, waardoor niet te herleiden is wie welke mutatie heeft verricht. Samen met het formele besluit van de Rijks</w:t>
+      </w:r>
+      <w:r>
+        <w:rPr>
+          <w:lang w:val="nl-NL"/>
+        </w:rPr>
+        <w:t xml:space="preserve">dienst voor Identiteitsgegevens (RvIG, kenmerk </w:t>
+      </w:r>
+      <w:r>
+        <w:rPr>
+          <w:rStyle w:val="HTMLCode"/>
+          <w:lang w:val="nl-NL"/>
+        </w:rPr>
+        <w:t>c26092182</w:t>
+      </w:r>
+      <w:r>
+        <w:rPr>
+          <w:lang w:val="nl-NL"/>
+        </w:rPr>
+        <w:t xml:space="preserve">) en het BRP-dossier van Hulst werd het structurele vacuüm bewezen: bij een grensoverschrijdende verhuizing bestaat er </w:t>
+      </w:r>
+      <w:r>
+        <w:rPr>
+          <w:rStyle w:val="Zwaar"/>
+          <w:lang w:val="nl-NL"/>
+        </w:rPr>
+        <w:t>nul geautomatiseerde gegevenskoppeling tussen het Belgische Rijksregister en de Nederlandse BRP</w:t>
+      </w:r>
+      <w:r>
+        <w:rPr>
+          <w:lang w:val="nl-NL"/>
+        </w:rPr>
+        <w:t>. Terwijl binnen Nederland 23 instanties (waaronder de Belastingdienst, het CJIB, het BKR en gerechtsdeurwaarders via de SNG) volautomatisch op het BSN zijn aangesloten om de burger te volgen en te beboeten, stopt de gegevensuitwisseling voor</w:t>
+      </w:r>
+      <w:r>
+        <w:rPr>
+          <w:lang w:val="nl-NL"/>
+        </w:rPr>
+        <w:t xml:space="preserve"> sociale bescherming exact bij de grenspaal.</w:t>
+      </w:r>
+    </w:p>
+    <w:p>
+      <w:pPr>
+        <w:pStyle w:val="Kop4"/>
+        <w:divId w:val="2132824212"/>
+        <w:rPr>
+          <w:rFonts w:eastAsia="Times New Roman"/>
+          <w:lang w:val="nl-NL"/>
+        </w:rPr>
+      </w:pPr>
+      <w:r>
+        <w:rPr>
+          <w:rFonts w:eastAsia="Times New Roman"/>
+          <w:lang w:val="nl-NL"/>
+        </w:rPr>
+        <w:t>6. Overzichtstabel van de zestien aangeschreven instanties (Stand 26 oktober 2026)</w:t>
+      </w:r>
+    </w:p>
+    <w:p>
+      <w:pPr>
+        <w:pStyle w:val="Normaalweb"/>
+        <w:divId w:val="2132824212"/>
+        <w:rPr>
+          <w:lang w:val="nl-NL"/>
+        </w:rPr>
+      </w:pPr>
+      <w:r>
+        <w:rPr>
+          <w:lang w:val="nl-NL"/>
+        </w:rPr>
+        <w:t>Onderstaande tabel toont de integrale stand van zaken van de gecoördineerde AVG-inzageoperatie per 26 oktober 2026. De zestien instanties zijn gerangschikt naar land en categorie.</w:t>
+      </w:r>
+    </w:p>
+    <w:tbl>
+      <w:tblPr>
+        <w:tblW w:w="5000" w:type="pct"/>
+        <w:tblCellMar>
+          <w:top w:w="15" w:type="dxa"/>
+          <w:left w:w="15" w:type="dxa"/>
+          <w:bottom w:w="15" w:type="dxa"/>
+          <w:right w:w="15" w:type="dxa"/>
+        </w:tblCellMar>
+        <w:tblLook w:val="04A0" w:firstRow="1" w:lastRow="0" w:firstColumn="1" w:lastColumn="0" w:noHBand="0" w:noVBand="1"/>
+      </w:tblPr>
+      <w:tblGrid>
+        <w:gridCol w:w="2065"/>
+        <w:gridCol w:w="1463"/>
+        <w:gridCol w:w="2353"/>
+        <w:gridCol w:w="3175"/>
+      </w:tblGrid>
+      <w:tr>
+        <w:trPr>
+          <w:divId w:val="2132824212"/>
+          <w:tblHeader/>
+        </w:trPr>
+        <w:tc>
+          <w:tcPr>
+            <w:tcW w:w="1150" w:type="pct"/>
+            <w:tcBorders>
+              <w:top w:val="single" w:sz="6" w:space="0" w:color="2E7D32"/>
+              <w:left w:val="single" w:sz="6" w:space="0" w:color="2E7D32"/>
+              <w:bottom w:val="single" w:sz="6" w:space="0" w:color="2E7D32"/>
+              <w:right w:val="single" w:sz="6" w:space="0" w:color="2E7D32"/>
+            </w:tcBorders>
+            <w:shd w:val="clear" w:color="auto" w:fill="2E7D32"/>
+            <w:tcMar>
+              <w:top w:w="140" w:type="dxa"/>
+              <w:left w:w="180" w:type="dxa"/>
+              <w:bottom w:w="140" w:type="dxa"/>
+              <w:right w:w="180" w:type="dxa"/>
+            </w:tcMar>
+            <w:vAlign w:val="center"/>
+            <w:hideMark/>
+          </w:tcPr>
+          <w:p>
+            <w:pPr>
+              <w:spacing w:before="200" w:after="360"/>
+              <w:rPr>
+                <w:rFonts w:eastAsia="Times New Roman"/>
+                <w:b/>
+                <w:bCs/>
+                <w:color w:val="FFFFFF"/>
+                <w:sz w:val="19"/>
+                <w:szCs w:val="19"/>
+              </w:rPr>
+            </w:pPr>
+            <w:r>
+              <w:rPr>
+                <w:rFonts w:eastAsia="Times New Roman"/>
+                <w:b/>
+                <w:bCs/>
+                <w:color w:val="FFFFFF"/>
+                <w:sz w:val="19"/>
+                <w:szCs w:val="19"/>
+              </w:rPr>
+              <w:t>Instantie &amp; Land</w:t>
+            </w:r>
+          </w:p>
+        </w:tc>
+        <w:tc>
+          <w:tcPr>
+            <w:tcW w:w="1000" w:type="pct"/>
+            <w:tcBorders>
+              <w:top w:val="single" w:sz="6" w:space="0" w:color="2E7D32"/>
+              <w:left w:val="single" w:sz="6" w:space="0" w:color="2E7D32"/>
+              <w:bottom w:val="single" w:sz="6" w:space="0" w:color="2E7D32"/>
+              <w:right w:val="single" w:sz="6" w:space="0" w:color="2E7D32"/>
+            </w:tcBorders>
+            <w:shd w:val="clear" w:color="auto" w:fill="2E7D32"/>
+            <w:tcMar>
+              <w:top w:w="140" w:type="dxa"/>
+              <w:left w:w="180" w:type="dxa"/>
+              <w:bottom w:w="140" w:type="dxa"/>
+              <w:right w:w="180" w:type="dxa"/>
+            </w:tcMar>
+            <w:vAlign w:val="center"/>
+            <w:hideMark/>
+          </w:tcPr>
+          <w:p>
+            <w:pPr>
+              <w:spacing w:before="200" w:after="360"/>
+              <w:rPr>
+                <w:rFonts w:eastAsia="Times New Roman"/>
+                <w:b/>
+                <w:bCs/>
+                <w:color w:val="FFFFFF"/>
+                <w:sz w:val="19"/>
+                <w:szCs w:val="19"/>
+              </w:rPr>
+            </w:pPr>
+            <w:r>
+              <w:rPr>
+                <w:rFonts w:eastAsia="Times New Roman"/>
+                <w:b/>
+                <w:bCs/>
+                <w:color w:val="FFFFFF"/>
+                <w:sz w:val="19"/>
+                <w:szCs w:val="19"/>
+              </w:rPr>
+              <w:t>Verzoek &amp; Reactie</w:t>
+            </w:r>
+          </w:p>
+        </w:tc>
+        <w:tc>
+          <w:tcPr>
+            <w:tcW w:w="1400" w:type="pct"/>
+            <w:tcBorders>
+              <w:top w:val="single" w:sz="6" w:space="0" w:color="2E7D32"/>
+              <w:left w:val="single" w:sz="6" w:space="0" w:color="2E7D32"/>
+              <w:bottom w:val="single" w:sz="6" w:space="0" w:color="2E7D32"/>
+              <w:right w:val="single" w:sz="6" w:space="0" w:color="2E7D32"/>
+            </w:tcBorders>
+            <w:shd w:val="clear" w:color="auto" w:fill="2E7D32"/>
+            <w:tcMar>
+              <w:top w:w="140" w:type="dxa"/>
+              <w:left w:w="180" w:type="dxa"/>
+              <w:bottom w:w="140" w:type="dxa"/>
+              <w:right w:w="180" w:type="dxa"/>
+            </w:tcMar>
+            <w:vAlign w:val="center"/>
+            <w:hideMark/>
+          </w:tcPr>
+          <w:p>
+            <w:pPr>
+              <w:spacing w:before="200" w:after="360"/>
+              <w:rPr>
+                <w:rFonts w:eastAsia="Times New Roman"/>
+                <w:b/>
+                <w:bCs/>
+                <w:color w:val="FFFFFF"/>
+                <w:sz w:val="19"/>
+                <w:szCs w:val="19"/>
+              </w:rPr>
+            </w:pPr>
+            <w:r>
+              <w:rPr>
+                <w:rFonts w:eastAsia="Times New Roman"/>
+                <w:b/>
+                <w:bCs/>
+                <w:color w:val="FFFFFF"/>
+                <w:sz w:val="19"/>
+                <w:szCs w:val="19"/>
+              </w:rPr>
+              <w:t>Vastgesteld gedragspatroon</w:t>
+            </w:r>
+          </w:p>
+        </w:tc>
+        <w:tc>
+          <w:tcPr>
+            <w:tcW w:w="1450" w:type="pct"/>
+            <w:tcBorders>
+              <w:top w:val="single" w:sz="6" w:space="0" w:color="2E7D32"/>
+              <w:left w:val="single" w:sz="6" w:space="0" w:color="2E7D32"/>
+              <w:bottom w:val="single" w:sz="6" w:space="0" w:color="2E7D32"/>
+              <w:right w:val="single" w:sz="6" w:space="0" w:color="2E7D32"/>
+            </w:tcBorders>
+            <w:shd w:val="clear" w:color="auto" w:fill="2E7D32"/>
+            <w:tcMar>
+              <w:top w:w="140" w:type="dxa"/>
+              <w:left w:w="180" w:type="dxa"/>
+              <w:bottom w:w="140" w:type="dxa"/>
+              <w:right w:w="180" w:type="dxa"/>
+            </w:tcMar>
+            <w:vAlign w:val="center"/>
+            <w:hideMark/>
+          </w:tcPr>
+          <w:p>
+            <w:pPr>
+              <w:spacing w:before="200" w:after="360"/>
+              <w:rPr>
+                <w:rFonts w:eastAsia="Times New Roman"/>
+                <w:b/>
+                <w:bCs/>
+                <w:color w:val="FFFFFF"/>
+                <w:sz w:val="19"/>
+                <w:szCs w:val="19"/>
+              </w:rPr>
+            </w:pPr>
+            <w:r>
+              <w:rPr>
+                <w:rFonts w:eastAsia="Times New Roman"/>
+                <w:b/>
+                <w:bCs/>
+                <w:color w:val="FFFFFF"/>
+                <w:sz w:val="19"/>
+                <w:szCs w:val="19"/>
+              </w:rPr>
+              <w:t>Status &amp; Forensisch bewijs</w:t>
+            </w:r>
+          </w:p>
+        </w:tc>
+      </w:tr>
+      <w:tr>
+        <w:trPr>
+          <w:divId w:val="2132824212"/>
+        </w:trPr>
+        <w:tc>
+          <w:tcPr>
+            <w:tcW w:w="0" w:type="auto"/>
+            <w:tcBorders>
+              <w:top w:val="single" w:sz="6" w:space="0" w:color="D5D0C5"/>
+              <w:left w:val="single" w:sz="6" w:space="0" w:color="D5D0C5"/>
+              <w:bottom w:val="single" w:sz="6" w:space="0" w:color="D5D0C5"/>
+              <w:right w:val="single" w:sz="6" w:space="0" w:color="D5D0C5"/>
+            </w:tcBorders>
+            <w:shd w:val="clear" w:color="auto" w:fill="FFFFFF"/>
+            <w:tcMar>
+              <w:top w:w="120" w:type="dxa"/>
+              <w:left w:w="180" w:type="dxa"/>
+              <w:bottom w:w="120" w:type="dxa"/>
+              <w:right w:w="180" w:type="dxa"/>
+            </w:tcMar>
+            <w:hideMark/>
+          </w:tcPr>
+          <w:p>
+            <w:pPr>
+              <w:spacing w:before="200" w:after="360"/>
+              <w:rPr>
+                <w:rFonts w:eastAsia="Times New Roman"/>
+                <w:sz w:val="19"/>
+                <w:szCs w:val="19"/>
+              </w:rPr>
+            </w:pPr>
+            <w:r>
+              <w:rPr>
+                <w:rStyle w:val="Zwaar"/>
+                <w:rFonts w:eastAsia="Times New Roman"/>
+                <w:sz w:val="19"/>
+                <w:szCs w:val="19"/>
+              </w:rPr>
+              <w:t>1. Ziekenhuis Vitaz</w:t>
+            </w:r>
+            <w:r>
+              <w:rPr>
+                <w:rFonts w:eastAsia="Times New Roman"/>
+                <w:sz w:val="19"/>
+                <w:szCs w:val="19"/>
+              </w:rPr>
+              <w:t xml:space="preserve"> (BE)</w:t>
+            </w:r>
+          </w:p>
+        </w:tc>
+        <w:tc>
+          <w:tcPr>
+            <w:tcW w:w="0" w:type="auto"/>
+            <w:tcBorders>
+              <w:top w:val="single" w:sz="6" w:space="0" w:color="D5D0C5"/>
+              <w:left w:val="single" w:sz="6" w:space="0" w:color="D5D0C5"/>
+              <w:bottom w:val="single" w:sz="6" w:space="0" w:color="D5D0C5"/>
+              <w:right w:val="single" w:sz="6" w:space="0" w:color="D5D0C5"/>
+            </w:tcBorders>
+            <w:shd w:val="clear" w:color="auto" w:fill="FFFFFF"/>
+            <w:tcMar>
+              <w:top w:w="120" w:type="dxa"/>
+              <w:left w:w="180" w:type="dxa"/>
+              <w:bottom w:w="120" w:type="dxa"/>
+              <w:right w:w="180" w:type="dxa"/>
+            </w:tcMar>
+            <w:hideMark/>
+          </w:tcPr>
+          <w:p>
+            <w:pPr>
+              <w:spacing w:before="200" w:after="360"/>
+              <w:rPr>
+                <w:rFonts w:eastAsia="Times New Roman"/>
+                <w:sz w:val="19"/>
+                <w:szCs w:val="19"/>
+              </w:rPr>
+            </w:pPr>
+            <w:r>
+              <w:rPr>
+                <w:rFonts w:eastAsia="Times New Roman"/>
+                <w:sz w:val="19"/>
+                <w:szCs w:val="19"/>
+              </w:rPr>
+              <w:t>Verzoek: 07-03-2026</w:t>
+            </w:r>
+            <w:r>
+              <w:rPr>
+                <w:rFonts w:eastAsia="Times New Roman"/>
+                <w:sz w:val="19"/>
+                <w:szCs w:val="19"/>
+              </w:rPr>
+              <w:br/>
+              <w:t>Besluit: 10-03-2026</w:t>
+            </w:r>
+          </w:p>
+        </w:tc>
+        <w:tc>
+          <w:tcPr>
+            <w:tcW w:w="0" w:type="auto"/>
+            <w:tcBorders>
+              <w:top w:val="single" w:sz="6" w:space="0" w:color="D5D0C5"/>
+              <w:left w:val="single" w:sz="6" w:space="0" w:color="D5D0C5"/>
+              <w:bottom w:val="single" w:sz="6" w:space="0" w:color="D5D0C5"/>
+              <w:right w:val="single" w:sz="6" w:space="0" w:color="D5D0C5"/>
+            </w:tcBorders>
+            <w:shd w:val="clear" w:color="auto" w:fill="FFFFFF"/>
+            <w:tcMar>
+              <w:top w:w="120" w:type="dxa"/>
+              <w:left w:w="180" w:type="dxa"/>
+              <w:bottom w:w="120" w:type="dxa"/>
+              <w:right w:w="180" w:type="dxa"/>
+            </w:tcMar>
+            <w:hideMark/>
+          </w:tcPr>
+          <w:p>
+            <w:pPr>
+              <w:spacing w:before="200" w:after="360"/>
+              <w:rPr>
+                <w:rFonts w:eastAsia="Times New Roman"/>
+                <w:sz w:val="19"/>
+                <w:szCs w:val="19"/>
+              </w:rPr>
+            </w:pPr>
+            <w:r>
+              <w:rPr>
+                <w:rFonts w:eastAsia="Times New Roman"/>
+                <w:sz w:val="19"/>
+                <w:szCs w:val="19"/>
+              </w:rPr>
+              <w:t>Wrijvingsloze medische transparantie</w:t>
+            </w:r>
+          </w:p>
+        </w:tc>
+        <w:tc>
+          <w:tcPr>
+            <w:tcW w:w="0" w:type="auto"/>
+            <w:tcBorders>
+              <w:top w:val="single" w:sz="6" w:space="0" w:color="D5D0C5"/>
+              <w:left w:val="single" w:sz="6" w:space="0" w:color="D5D0C5"/>
+              <w:bottom w:val="single" w:sz="6" w:space="0" w:color="D5D0C5"/>
+              <w:right w:val="single" w:sz="6" w:space="0" w:color="D5D0C5"/>
+            </w:tcBorders>
+            <w:shd w:val="clear" w:color="auto" w:fill="FFFFFF"/>
+            <w:tcMar>
+              <w:top w:w="120" w:type="dxa"/>
+              <w:left w:w="180" w:type="dxa"/>
+              <w:bottom w:w="120" w:type="dxa"/>
+              <w:right w:w="180" w:type="dxa"/>
+            </w:tcMar>
+            <w:hideMark/>
+          </w:tcPr>
+          <w:p>
+            <w:pPr>
+              <w:spacing w:before="200" w:after="360"/>
+              <w:rPr>
+                <w:rFonts w:eastAsia="Times New Roman"/>
+                <w:sz w:val="19"/>
+                <w:szCs w:val="19"/>
+              </w:rPr>
+            </w:pPr>
+            <w:r>
+              <w:rPr>
+                <w:rStyle w:val="status-g1"/>
+                <w:rFonts w:eastAsia="Times New Roman"/>
+                <w:sz w:val="19"/>
+                <w:szCs w:val="19"/>
+              </w:rPr>
+              <w:t>Volledig geleverd</w:t>
+            </w:r>
+            <w:r>
+              <w:rPr>
+                <w:rFonts w:eastAsia="Times New Roman"/>
+                <w:sz w:val="19"/>
+                <w:szCs w:val="19"/>
+              </w:rPr>
+              <w:br/>
+            </w:r>
+            <w:r>
+              <w:rPr>
+                <w:rFonts w:eastAsia="Times New Roman"/>
+                <w:sz w:val="19"/>
+                <w:szCs w:val="19"/>
+              </w:rPr>
+              <w:t>Digitaal medisch dossier binnen 3 dagen verstrekt.</w:t>
+            </w:r>
+          </w:p>
+        </w:tc>
+      </w:tr>
+      <w:tr>
+        <w:trPr>
+          <w:divId w:val="2132824212"/>
+        </w:trPr>
+        <w:tc>
+          <w:tcPr>
+            <w:tcW w:w="0" w:type="auto"/>
+            <w:tcBorders>
+              <w:top w:val="single" w:sz="6" w:space="0" w:color="D5D0C5"/>
+              <w:left w:val="single" w:sz="6" w:space="0" w:color="D5D0C5"/>
+              <w:bottom w:val="single" w:sz="6" w:space="0" w:color="D5D0C5"/>
+              <w:right w:val="single" w:sz="6" w:space="0" w:color="D5D0C5"/>
+            </w:tcBorders>
+            <w:shd w:val="clear" w:color="auto" w:fill="FFFFFF"/>
+            <w:tcMar>
+              <w:top w:w="120" w:type="dxa"/>
+              <w:left w:w="180" w:type="dxa"/>
+              <w:bottom w:w="120" w:type="dxa"/>
+              <w:right w:w="180" w:type="dxa"/>
+            </w:tcMar>
+            <w:hideMark/>
+          </w:tcPr>
+          <w:p>
+            <w:pPr>
+              <w:spacing w:before="200" w:after="360"/>
+              <w:rPr>
+                <w:rFonts w:eastAsia="Times New Roman"/>
+                <w:sz w:val="19"/>
+                <w:szCs w:val="19"/>
+              </w:rPr>
+            </w:pPr>
+            <w:r>
+              <w:rPr>
+                <w:rStyle w:val="Zwaar"/>
+                <w:rFonts w:eastAsia="Times New Roman"/>
+                <w:sz w:val="19"/>
+                <w:szCs w:val="19"/>
+              </w:rPr>
+              <w:t>2. Gemeente Waasmunster</w:t>
+            </w:r>
+            <w:r>
+              <w:rPr>
+                <w:rFonts w:eastAsia="Times New Roman"/>
+                <w:sz w:val="19"/>
+                <w:szCs w:val="19"/>
+              </w:rPr>
+              <w:t xml:space="preserve"> (BE)</w:t>
+            </w:r>
+          </w:p>
+        </w:tc>
+        <w:tc>
+          <w:tcPr>
+            <w:tcW w:w="0" w:type="auto"/>
+            <w:tcBorders>
+              <w:top w:val="single" w:sz="6" w:space="0" w:color="D5D0C5"/>
+              <w:left w:val="single" w:sz="6" w:space="0" w:color="D5D0C5"/>
+              <w:bottom w:val="single" w:sz="6" w:space="0" w:color="D5D0C5"/>
+              <w:right w:val="single" w:sz="6" w:space="0" w:color="D5D0C5"/>
+            </w:tcBorders>
+            <w:shd w:val="clear" w:color="auto" w:fill="FFFFFF"/>
+            <w:tcMar>
+              <w:top w:w="120" w:type="dxa"/>
+              <w:left w:w="180" w:type="dxa"/>
+              <w:bottom w:w="120" w:type="dxa"/>
+              <w:right w:w="180" w:type="dxa"/>
+            </w:tcMar>
+            <w:hideMark/>
+          </w:tcPr>
+          <w:p>
+            <w:pPr>
+              <w:spacing w:before="200" w:after="360"/>
+              <w:rPr>
+                <w:rFonts w:eastAsia="Times New Roman"/>
+                <w:sz w:val="19"/>
+                <w:szCs w:val="19"/>
+              </w:rPr>
+            </w:pPr>
+            <w:r>
+              <w:rPr>
+                <w:rFonts w:eastAsia="Times New Roman"/>
+                <w:sz w:val="19"/>
+                <w:szCs w:val="19"/>
+              </w:rPr>
+              <w:t>Verzoek: 01-09-2026</w:t>
+            </w:r>
+            <w:r>
+              <w:rPr>
+                <w:rFonts w:eastAsia="Times New Roman"/>
+                <w:sz w:val="19"/>
+                <w:szCs w:val="19"/>
+              </w:rPr>
+              <w:br/>
+              <w:t>Besluit: 01-10-2026</w:t>
+            </w:r>
+          </w:p>
+        </w:tc>
+        <w:tc>
+          <w:tcPr>
+            <w:tcW w:w="0" w:type="auto"/>
+            <w:tcBorders>
+              <w:top w:val="single" w:sz="6" w:space="0" w:color="D5D0C5"/>
+              <w:left w:val="single" w:sz="6" w:space="0" w:color="D5D0C5"/>
+              <w:bottom w:val="single" w:sz="6" w:space="0" w:color="D5D0C5"/>
+              <w:right w:val="single" w:sz="6" w:space="0" w:color="D5D0C5"/>
+            </w:tcBorders>
+            <w:shd w:val="clear" w:color="auto" w:fill="FFFFFF"/>
+            <w:tcMar>
+              <w:top w:w="120" w:type="dxa"/>
+              <w:left w:w="180" w:type="dxa"/>
+              <w:bottom w:w="120" w:type="dxa"/>
+              <w:right w:w="180" w:type="dxa"/>
+            </w:tcMar>
+            <w:hideMark/>
+          </w:tcPr>
+          <w:p>
+            <w:pPr>
+              <w:spacing w:before="200" w:after="360"/>
+              <w:rPr>
+                <w:rFonts w:eastAsia="Times New Roman"/>
+                <w:sz w:val="19"/>
+                <w:szCs w:val="19"/>
+              </w:rPr>
+            </w:pPr>
+            <w:r>
+              <w:rPr>
+                <w:rFonts w:eastAsia="Times New Roman"/>
+                <w:sz w:val="19"/>
+                <w:szCs w:val="19"/>
+              </w:rPr>
+              <w:t>Transparante historische verantwoording</w:t>
+            </w:r>
+          </w:p>
+        </w:tc>
+        <w:tc>
+          <w:tcPr>
+            <w:tcW w:w="0" w:type="auto"/>
+            <w:tcBorders>
+              <w:top w:val="single" w:sz="6" w:space="0" w:color="D5D0C5"/>
+              <w:left w:val="single" w:sz="6" w:space="0" w:color="D5D0C5"/>
+              <w:bottom w:val="single" w:sz="6" w:space="0" w:color="D5D0C5"/>
+              <w:right w:val="single" w:sz="6" w:space="0" w:color="D5D0C5"/>
+            </w:tcBorders>
+            <w:shd w:val="clear" w:color="auto" w:fill="FFFFFF"/>
+            <w:tcMar>
+              <w:top w:w="120" w:type="dxa"/>
+              <w:left w:w="180" w:type="dxa"/>
+              <w:bottom w:w="120" w:type="dxa"/>
+              <w:right w:w="180" w:type="dxa"/>
+            </w:tcMar>
+            <w:hideMark/>
+          </w:tcPr>
+          <w:p>
+            <w:pPr>
+              <w:spacing w:before="200" w:after="360"/>
+              <w:rPr>
+                <w:rFonts w:eastAsia="Times New Roman"/>
+                <w:sz w:val="19"/>
+                <w:szCs w:val="19"/>
+              </w:rPr>
+            </w:pPr>
+            <w:r>
+              <w:rPr>
+                <w:rStyle w:val="status-g1"/>
+                <w:rFonts w:eastAsia="Times New Roman"/>
+                <w:sz w:val="19"/>
+                <w:szCs w:val="19"/>
+              </w:rPr>
+              <w:t>Volledig geleverd</w:t>
+            </w:r>
+            <w:r>
+              <w:rPr>
+                <w:rFonts w:eastAsia="Times New Roman"/>
+                <w:sz w:val="19"/>
+                <w:szCs w:val="19"/>
+              </w:rPr>
+              <w:br/>
+            </w:r>
+            <w:r>
+              <w:rPr>
+                <w:rFonts w:eastAsia="Times New Roman"/>
+                <w:sz w:val="19"/>
+                <w:szCs w:val="19"/>
+              </w:rPr>
+              <w:t>Rijksregisterhistorie (emigratie 2014) bevestigd.</w:t>
+            </w:r>
+          </w:p>
+        </w:tc>
+      </w:tr>
+      <w:tr>
+        <w:trPr>
+          <w:divId w:val="2132824212"/>
+        </w:trPr>
+        <w:tc>
+          <w:tcPr>
+            <w:tcW w:w="0" w:type="auto"/>
+            <w:tcBorders>
+              <w:top w:val="single" w:sz="6" w:space="0" w:color="D5D0C5"/>
+              <w:left w:val="single" w:sz="6" w:space="0" w:color="D5D0C5"/>
+              <w:bottom w:val="single" w:sz="6" w:space="0" w:color="D5D0C5"/>
+              <w:right w:val="single" w:sz="6" w:space="0" w:color="D5D0C5"/>
+            </w:tcBorders>
+            <w:shd w:val="clear" w:color="auto" w:fill="FFFFFF"/>
+            <w:tcMar>
+              <w:top w:w="120" w:type="dxa"/>
+              <w:left w:w="180" w:type="dxa"/>
+              <w:bottom w:w="120" w:type="dxa"/>
+              <w:right w:w="180" w:type="dxa"/>
+            </w:tcMar>
+            <w:hideMark/>
+          </w:tcPr>
+          <w:p>
+            <w:pPr>
+              <w:spacing w:before="200" w:after="360"/>
+              <w:rPr>
+                <w:rFonts w:eastAsia="Times New Roman"/>
+                <w:sz w:val="19"/>
+                <w:szCs w:val="19"/>
+              </w:rPr>
+            </w:pPr>
+            <w:r>
+              <w:rPr>
+                <w:rStyle w:val="Zwaar"/>
+                <w:rFonts w:eastAsia="Times New Roman"/>
+                <w:sz w:val="19"/>
+                <w:szCs w:val="19"/>
+              </w:rPr>
+              <w:t>3. FOD Binnenlandse Zaken</w:t>
+            </w:r>
+            <w:r>
+              <w:rPr>
+                <w:rFonts w:eastAsia="Times New Roman"/>
+                <w:sz w:val="19"/>
+                <w:szCs w:val="19"/>
+              </w:rPr>
+              <w:t xml:space="preserve"> (BE)</w:t>
+            </w:r>
+          </w:p>
+        </w:tc>
+        <w:tc>
+          <w:tcPr>
+            <w:tcW w:w="0" w:type="auto"/>
+            <w:tcBorders>
+              <w:top w:val="single" w:sz="6" w:space="0" w:color="D5D0C5"/>
+              <w:left w:val="single" w:sz="6" w:space="0" w:color="D5D0C5"/>
+              <w:bottom w:val="single" w:sz="6" w:space="0" w:color="D5D0C5"/>
+              <w:right w:val="single" w:sz="6" w:space="0" w:color="D5D0C5"/>
+            </w:tcBorders>
+            <w:shd w:val="clear" w:color="auto" w:fill="FFFFFF"/>
+            <w:tcMar>
+              <w:top w:w="120" w:type="dxa"/>
+              <w:left w:w="180" w:type="dxa"/>
+              <w:bottom w:w="120" w:type="dxa"/>
+              <w:right w:w="180" w:type="dxa"/>
+            </w:tcMar>
+            <w:hideMark/>
+          </w:tcPr>
+          <w:p>
+            <w:pPr>
+              <w:spacing w:before="200" w:after="360"/>
+              <w:rPr>
+                <w:rFonts w:eastAsia="Times New Roman"/>
+                <w:sz w:val="19"/>
+                <w:szCs w:val="19"/>
+              </w:rPr>
+            </w:pPr>
+            <w:r>
+              <w:rPr>
+                <w:rFonts w:eastAsia="Times New Roman"/>
+                <w:sz w:val="19"/>
+                <w:szCs w:val="19"/>
+              </w:rPr>
+              <w:t>Verzoek: 02-09-2026</w:t>
+            </w:r>
+            <w:r>
+              <w:rPr>
+                <w:rFonts w:eastAsia="Times New Roman"/>
+                <w:sz w:val="19"/>
+                <w:szCs w:val="19"/>
+              </w:rPr>
+              <w:br/>
+              <w:t>Besluit: 07-10-2026</w:t>
+            </w:r>
+          </w:p>
+        </w:tc>
+        <w:tc>
+          <w:tcPr>
+            <w:tcW w:w="0" w:type="auto"/>
+            <w:tcBorders>
+              <w:top w:val="single" w:sz="6" w:space="0" w:color="D5D0C5"/>
+              <w:left w:val="single" w:sz="6" w:space="0" w:color="D5D0C5"/>
+              <w:bottom w:val="single" w:sz="6" w:space="0" w:color="D5D0C5"/>
+              <w:right w:val="single" w:sz="6" w:space="0" w:color="D5D0C5"/>
+            </w:tcBorders>
+            <w:shd w:val="clear" w:color="auto" w:fill="FFFFFF"/>
+            <w:tcMar>
+              <w:top w:w="120" w:type="dxa"/>
+              <w:left w:w="180" w:type="dxa"/>
+              <w:bottom w:w="120" w:type="dxa"/>
+              <w:right w:w="180" w:type="dxa"/>
+            </w:tcMar>
+            <w:hideMark/>
+          </w:tcPr>
+          <w:p>
+            <w:pPr>
+              <w:spacing w:before="200" w:after="360"/>
+              <w:rPr>
+                <w:rFonts w:eastAsia="Times New Roman"/>
+                <w:sz w:val="19"/>
+                <w:szCs w:val="19"/>
+              </w:rPr>
+            </w:pPr>
+            <w:r>
+              <w:rPr>
+                <w:rFonts w:eastAsia="Times New Roman"/>
+                <w:sz w:val="19"/>
+                <w:szCs w:val="19"/>
+              </w:rPr>
+              <w:t>Firewall-obstructie; daarna openheid</w:t>
+            </w:r>
+          </w:p>
+        </w:tc>
+        <w:tc>
+          <w:tcPr>
+            <w:tcW w:w="0" w:type="auto"/>
+            <w:tcBorders>
+              <w:top w:val="single" w:sz="6" w:space="0" w:color="D5D0C5"/>
+              <w:left w:val="single" w:sz="6" w:space="0" w:color="D5D0C5"/>
+              <w:bottom w:val="single" w:sz="6" w:space="0" w:color="D5D0C5"/>
+              <w:right w:val="single" w:sz="6" w:space="0" w:color="D5D0C5"/>
+            </w:tcBorders>
+            <w:shd w:val="clear" w:color="auto" w:fill="FFFFFF"/>
+            <w:tcMar>
+              <w:top w:w="120" w:type="dxa"/>
+              <w:left w:w="180" w:type="dxa"/>
+              <w:bottom w:w="120" w:type="dxa"/>
+              <w:right w:w="180" w:type="dxa"/>
+            </w:tcMar>
+            <w:hideMark/>
+          </w:tcPr>
+          <w:p>
+            <w:pPr>
+              <w:spacing w:before="200" w:after="360"/>
+              <w:rPr>
+                <w:rFonts w:eastAsia="Times New Roman"/>
+                <w:sz w:val="19"/>
+                <w:szCs w:val="19"/>
+              </w:rPr>
+            </w:pPr>
+            <w:r>
+              <w:rPr>
+                <w:rStyle w:val="status-g1"/>
+                <w:rFonts w:eastAsia="Times New Roman"/>
+                <w:sz w:val="19"/>
+                <w:szCs w:val="19"/>
+              </w:rPr>
+              <w:t>Volledig geleverd</w:t>
+            </w:r>
+            <w:r>
+              <w:rPr>
+                <w:rFonts w:eastAsia="Times New Roman"/>
+                <w:sz w:val="19"/>
+                <w:szCs w:val="19"/>
+              </w:rPr>
+              <w:br/>
+              <w:t xml:space="preserve">Excel-logboek </w:t>
+            </w:r>
+            <w:r>
+              <w:rPr>
+                <w:rStyle w:val="HTMLCode"/>
+              </w:rPr>
+              <w:t>2026_115_logs.xlsx</w:t>
+            </w:r>
+            <w:r>
+              <w:rPr>
+                <w:rFonts w:eastAsia="Times New Roman"/>
+                <w:sz w:val="19"/>
+                <w:szCs w:val="19"/>
+              </w:rPr>
+              <w:t>; bewijst 0 koppeling BRP.</w:t>
+            </w:r>
+          </w:p>
+        </w:tc>
+      </w:tr>
+      <w:tr>
+        <w:trPr>
+          <w:divId w:val="2132824212"/>
+        </w:trPr>
+        <w:tc>
+          <w:tcPr>
+            <w:tcW w:w="0" w:type="auto"/>
+            <w:tcBorders>
+              <w:top w:val="single" w:sz="6" w:space="0" w:color="D5D0C5"/>
+              <w:left w:val="single" w:sz="6" w:space="0" w:color="D5D0C5"/>
+              <w:bottom w:val="single" w:sz="6" w:space="0" w:color="D5D0C5"/>
+              <w:right w:val="single" w:sz="6" w:space="0" w:color="D5D0C5"/>
+            </w:tcBorders>
+            <w:shd w:val="clear" w:color="auto" w:fill="FFFFFF"/>
+            <w:tcMar>
+              <w:top w:w="120" w:type="dxa"/>
+              <w:left w:w="180" w:type="dxa"/>
+              <w:bottom w:w="120" w:type="dxa"/>
+              <w:right w:w="180" w:type="dxa"/>
+            </w:tcMar>
+            <w:hideMark/>
+          </w:tcPr>
+          <w:p>
+            <w:pPr>
+              <w:spacing w:before="200" w:after="360"/>
+              <w:rPr>
+                <w:rFonts w:eastAsia="Times New Roman"/>
+                <w:sz w:val="19"/>
+                <w:szCs w:val="19"/>
+              </w:rPr>
+            </w:pPr>
+            <w:r>
+              <w:rPr>
+                <w:rStyle w:val="Zwaar"/>
+                <w:rFonts w:eastAsia="Times New Roman"/>
+                <w:sz w:val="19"/>
+                <w:szCs w:val="19"/>
+              </w:rPr>
+              <w:t>4. Parentia / Partena</w:t>
+            </w:r>
+            <w:r>
+              <w:rPr>
+                <w:rFonts w:eastAsia="Times New Roman"/>
+                <w:sz w:val="19"/>
+                <w:szCs w:val="19"/>
+              </w:rPr>
+              <w:t xml:space="preserve"> (BE)</w:t>
+            </w:r>
+          </w:p>
+        </w:tc>
+        <w:tc>
+          <w:tcPr>
+            <w:tcW w:w="0" w:type="auto"/>
+            <w:tcBorders>
+              <w:top w:val="single" w:sz="6" w:space="0" w:color="D5D0C5"/>
+              <w:left w:val="single" w:sz="6" w:space="0" w:color="D5D0C5"/>
+              <w:bottom w:val="single" w:sz="6" w:space="0" w:color="D5D0C5"/>
+              <w:right w:val="single" w:sz="6" w:space="0" w:color="D5D0C5"/>
+            </w:tcBorders>
+            <w:shd w:val="clear" w:color="auto" w:fill="FFFFFF"/>
+            <w:tcMar>
+              <w:top w:w="120" w:type="dxa"/>
+              <w:left w:w="180" w:type="dxa"/>
+              <w:bottom w:w="120" w:type="dxa"/>
+              <w:right w:w="180" w:type="dxa"/>
+            </w:tcMar>
+            <w:hideMark/>
+          </w:tcPr>
+          <w:p>
+            <w:pPr>
+              <w:spacing w:before="200" w:after="360"/>
+              <w:rPr>
+                <w:rFonts w:eastAsia="Times New Roman"/>
+                <w:sz w:val="19"/>
+                <w:szCs w:val="19"/>
+              </w:rPr>
+            </w:pPr>
+            <w:r>
+              <w:rPr>
+                <w:rFonts w:eastAsia="Times New Roman"/>
+                <w:sz w:val="19"/>
+                <w:szCs w:val="19"/>
+              </w:rPr>
+              <w:t>Verzoek: 01-09-2026</w:t>
+            </w:r>
+            <w:r>
+              <w:rPr>
+                <w:rFonts w:eastAsia="Times New Roman"/>
+                <w:sz w:val="19"/>
+                <w:szCs w:val="19"/>
+              </w:rPr>
+              <w:br/>
+              <w:t>Besluit: 01-10-2026</w:t>
+            </w:r>
+          </w:p>
+        </w:tc>
+        <w:tc>
+          <w:tcPr>
+            <w:tcW w:w="0" w:type="auto"/>
+            <w:tcBorders>
+              <w:top w:val="single" w:sz="6" w:space="0" w:color="D5D0C5"/>
+              <w:left w:val="single" w:sz="6" w:space="0" w:color="D5D0C5"/>
+              <w:bottom w:val="single" w:sz="6" w:space="0" w:color="D5D0C5"/>
+              <w:right w:val="single" w:sz="6" w:space="0" w:color="D5D0C5"/>
+            </w:tcBorders>
+            <w:shd w:val="clear" w:color="auto" w:fill="FFFFFF"/>
+            <w:tcMar>
+              <w:top w:w="120" w:type="dxa"/>
+              <w:left w:w="180" w:type="dxa"/>
+              <w:bottom w:w="120" w:type="dxa"/>
+              <w:right w:w="180" w:type="dxa"/>
+            </w:tcMar>
+            <w:hideMark/>
+          </w:tcPr>
+          <w:p>
+            <w:pPr>
+              <w:spacing w:before="200" w:after="360"/>
+              <w:rPr>
+                <w:rFonts w:eastAsia="Times New Roman"/>
+                <w:sz w:val="19"/>
+                <w:szCs w:val="19"/>
+              </w:rPr>
+            </w:pPr>
+            <w:r>
+              <w:rPr>
+                <w:rFonts w:eastAsia="Times New Roman"/>
+                <w:sz w:val="19"/>
+                <w:szCs w:val="19"/>
+              </w:rPr>
+              <w:t>Nietig-truc lokaal kantoor; EESSI-levering door Partena Compliance</w:t>
+            </w:r>
+          </w:p>
+        </w:tc>
+        <w:tc>
+          <w:tcPr>
+            <w:tcW w:w="0" w:type="auto"/>
+            <w:tcBorders>
+              <w:top w:val="single" w:sz="6" w:space="0" w:color="D5D0C5"/>
+              <w:left w:val="single" w:sz="6" w:space="0" w:color="D5D0C5"/>
+              <w:bottom w:val="single" w:sz="6" w:space="0" w:color="D5D0C5"/>
+              <w:right w:val="single" w:sz="6" w:space="0" w:color="D5D0C5"/>
+            </w:tcBorders>
+            <w:shd w:val="clear" w:color="auto" w:fill="FFFFFF"/>
+            <w:tcMar>
+              <w:top w:w="120" w:type="dxa"/>
+              <w:left w:w="180" w:type="dxa"/>
+              <w:bottom w:w="120" w:type="dxa"/>
+              <w:right w:w="180" w:type="dxa"/>
+            </w:tcMar>
+            <w:hideMark/>
+          </w:tcPr>
+          <w:p>
+            <w:pPr>
+              <w:spacing w:before="200" w:after="360"/>
+              <w:rPr>
+                <w:rFonts w:eastAsia="Times New Roman"/>
+                <w:sz w:val="19"/>
+                <w:szCs w:val="19"/>
+              </w:rPr>
+            </w:pPr>
+            <w:r>
+              <w:rPr>
+                <w:rStyle w:val="status-o1"/>
+                <w:rFonts w:eastAsia="Times New Roman"/>
+                <w:sz w:val="19"/>
+                <w:szCs w:val="19"/>
+              </w:rPr>
+              <w:t>Na verzet geleverd (01-10)</w:t>
+            </w:r>
+            <w:r>
+              <w:rPr>
+                <w:rFonts w:eastAsia="Times New Roman"/>
+                <w:sz w:val="19"/>
+                <w:szCs w:val="19"/>
+              </w:rPr>
+              <w:br/>
+              <w:t>Lokale nietig-truc verijdeld; EESSI-stroom met SVB bevestigd.</w:t>
+            </w:r>
+          </w:p>
+        </w:tc>
+      </w:tr>
+      <w:tr>
+        <w:trPr>
+          <w:divId w:val="2132824212"/>
+        </w:trPr>
+        <w:tc>
+          <w:tcPr>
+            <w:tcW w:w="0" w:type="auto"/>
+            <w:tcBorders>
+              <w:top w:val="single" w:sz="6" w:space="0" w:color="D5D0C5"/>
+              <w:left w:val="single" w:sz="6" w:space="0" w:color="D5D0C5"/>
+              <w:bottom w:val="single" w:sz="6" w:space="0" w:color="D5D0C5"/>
+              <w:right w:val="single" w:sz="6" w:space="0" w:color="D5D0C5"/>
+            </w:tcBorders>
+            <w:shd w:val="clear" w:color="auto" w:fill="FFFFFF"/>
+            <w:tcMar>
+              <w:top w:w="120" w:type="dxa"/>
+              <w:left w:w="180" w:type="dxa"/>
+              <w:bottom w:w="120" w:type="dxa"/>
+              <w:right w:w="180" w:type="dxa"/>
+            </w:tcMar>
+            <w:hideMark/>
+          </w:tcPr>
+          <w:p>
+            <w:pPr>
+              <w:spacing w:before="200" w:after="360"/>
+              <w:rPr>
+                <w:rFonts w:eastAsia="Times New Roman"/>
+                <w:sz w:val="19"/>
+                <w:szCs w:val="19"/>
+              </w:rPr>
+            </w:pPr>
+            <w:r>
+              <w:rPr>
+                <w:rStyle w:val="Zwaar"/>
+                <w:rFonts w:eastAsia="Times New Roman"/>
+                <w:sz w:val="19"/>
+                <w:szCs w:val="19"/>
+              </w:rPr>
+              <w:t>5. Christelijke Mutualiteit (CM)</w:t>
+            </w:r>
+            <w:r>
+              <w:rPr>
+                <w:rFonts w:eastAsia="Times New Roman"/>
+                <w:sz w:val="19"/>
+                <w:szCs w:val="19"/>
+              </w:rPr>
+              <w:t xml:space="preserve"> (BE)</w:t>
+            </w:r>
+          </w:p>
+        </w:tc>
+        <w:tc>
+          <w:tcPr>
+            <w:tcW w:w="0" w:type="auto"/>
+            <w:tcBorders>
+              <w:top w:val="single" w:sz="6" w:space="0" w:color="D5D0C5"/>
+              <w:left w:val="single" w:sz="6" w:space="0" w:color="D5D0C5"/>
+              <w:bottom w:val="single" w:sz="6" w:space="0" w:color="D5D0C5"/>
+              <w:right w:val="single" w:sz="6" w:space="0" w:color="D5D0C5"/>
+            </w:tcBorders>
+            <w:shd w:val="clear" w:color="auto" w:fill="FFFFFF"/>
+            <w:tcMar>
+              <w:top w:w="120" w:type="dxa"/>
+              <w:left w:w="180" w:type="dxa"/>
+              <w:bottom w:w="120" w:type="dxa"/>
+              <w:right w:w="180" w:type="dxa"/>
+            </w:tcMar>
+            <w:hideMark/>
+          </w:tcPr>
+          <w:p>
+            <w:pPr>
+              <w:spacing w:before="200" w:after="360"/>
+              <w:rPr>
+                <w:rFonts w:eastAsia="Times New Roman"/>
+                <w:sz w:val="19"/>
+                <w:szCs w:val="19"/>
+              </w:rPr>
+            </w:pPr>
+            <w:r>
+              <w:rPr>
+                <w:rFonts w:eastAsia="Times New Roman"/>
+                <w:sz w:val="19"/>
+                <w:szCs w:val="19"/>
+              </w:rPr>
+              <w:t>Verzoek: 01-09-2026</w:t>
+            </w:r>
+            <w:r>
+              <w:rPr>
+                <w:rFonts w:eastAsia="Times New Roman"/>
+                <w:sz w:val="19"/>
+                <w:szCs w:val="19"/>
+              </w:rPr>
+              <w:br/>
+              <w:t>Besluit: 29/30-09-2026</w:t>
+            </w:r>
+          </w:p>
+        </w:tc>
+        <w:tc>
+          <w:tcPr>
+            <w:tcW w:w="0" w:type="auto"/>
+            <w:tcBorders>
+              <w:top w:val="single" w:sz="6" w:space="0" w:color="D5D0C5"/>
+              <w:left w:val="single" w:sz="6" w:space="0" w:color="D5D0C5"/>
+              <w:bottom w:val="single" w:sz="6" w:space="0" w:color="D5D0C5"/>
+              <w:right w:val="single" w:sz="6" w:space="0" w:color="D5D0C5"/>
+            </w:tcBorders>
+            <w:shd w:val="clear" w:color="auto" w:fill="FFFFFF"/>
+            <w:tcMar>
+              <w:top w:w="120" w:type="dxa"/>
+              <w:left w:w="180" w:type="dxa"/>
+              <w:bottom w:w="120" w:type="dxa"/>
+              <w:right w:w="180" w:type="dxa"/>
+            </w:tcMar>
+            <w:hideMark/>
+          </w:tcPr>
+          <w:p>
+            <w:pPr>
+              <w:spacing w:before="200" w:after="360"/>
+              <w:rPr>
+                <w:rFonts w:eastAsia="Times New Roman"/>
+                <w:sz w:val="19"/>
+                <w:szCs w:val="19"/>
+              </w:rPr>
+            </w:pPr>
+            <w:r>
+              <w:rPr>
+                <w:rFonts w:eastAsia="Times New Roman"/>
+                <w:sz w:val="19"/>
+                <w:szCs w:val="19"/>
+              </w:rPr>
+              <w:t>Papieren rookbom &amp; afwijzing technische logs</w:t>
+            </w:r>
+          </w:p>
+        </w:tc>
+        <w:tc>
+          <w:tcPr>
+            <w:tcW w:w="0" w:type="auto"/>
+            <w:tcBorders>
+              <w:top w:val="single" w:sz="6" w:space="0" w:color="D5D0C5"/>
+              <w:left w:val="single" w:sz="6" w:space="0" w:color="D5D0C5"/>
+              <w:bottom w:val="single" w:sz="6" w:space="0" w:color="D5D0C5"/>
+              <w:right w:val="single" w:sz="6" w:space="0" w:color="D5D0C5"/>
+            </w:tcBorders>
+            <w:shd w:val="clear" w:color="auto" w:fill="FFFFFF"/>
+            <w:tcMar>
+              <w:top w:w="120" w:type="dxa"/>
+              <w:left w:w="180" w:type="dxa"/>
+              <w:bottom w:w="120" w:type="dxa"/>
+              <w:right w:w="180" w:type="dxa"/>
+            </w:tcMar>
+            <w:hideMark/>
+          </w:tcPr>
+          <w:p>
+            <w:pPr>
+              <w:spacing w:before="200" w:after="360"/>
+              <w:rPr>
+                <w:rFonts w:eastAsia="Times New Roman"/>
+                <w:sz w:val="19"/>
+                <w:szCs w:val="19"/>
+              </w:rPr>
+            </w:pPr>
+            <w:r>
+              <w:rPr>
+                <w:rStyle w:val="status-r1"/>
+                <w:rFonts w:eastAsia="Times New Roman"/>
+                <w:sz w:val="19"/>
+                <w:szCs w:val="19"/>
+              </w:rPr>
+              <w:t>Geweigerd / Inbreuk AVG</w:t>
+            </w:r>
+            <w:r>
+              <w:rPr>
+                <w:rFonts w:eastAsia="Times New Roman"/>
+                <w:sz w:val="19"/>
+                <w:szCs w:val="19"/>
+              </w:rPr>
+              <w:br/>
+              <w:t>294p dump; S072-stilstand bewezen; EESSI- en artslogs geweigerd.</w:t>
+            </w:r>
+          </w:p>
+        </w:tc>
+      </w:tr>
+      <w:tr>
+        <w:trPr>
+          <w:divId w:val="2132824212"/>
+        </w:trPr>
+        <w:tc>
+          <w:tcPr>
+            <w:tcW w:w="0" w:type="auto"/>
+            <w:tcBorders>
+              <w:top w:val="single" w:sz="6" w:space="0" w:color="D5D0C5"/>
+              <w:left w:val="single" w:sz="6" w:space="0" w:color="D5D0C5"/>
+              <w:bottom w:val="single" w:sz="6" w:space="0" w:color="D5D0C5"/>
+              <w:right w:val="single" w:sz="6" w:space="0" w:color="D5D0C5"/>
+            </w:tcBorders>
+            <w:shd w:val="clear" w:color="auto" w:fill="FFFFFF"/>
+            <w:tcMar>
+              <w:top w:w="120" w:type="dxa"/>
+              <w:left w:w="180" w:type="dxa"/>
+              <w:bottom w:w="120" w:type="dxa"/>
+              <w:right w:w="180" w:type="dxa"/>
+            </w:tcMar>
+            <w:hideMark/>
+          </w:tcPr>
+          <w:p>
+            <w:pPr>
+              <w:spacing w:before="200" w:after="360"/>
+              <w:rPr>
+                <w:rFonts w:eastAsia="Times New Roman"/>
+                <w:sz w:val="19"/>
+                <w:szCs w:val="19"/>
+              </w:rPr>
+            </w:pPr>
+            <w:r>
+              <w:rPr>
+                <w:rStyle w:val="Zwaar"/>
+                <w:rFonts w:eastAsia="Times New Roman"/>
+                <w:sz w:val="19"/>
+                <w:szCs w:val="19"/>
+              </w:rPr>
+              <w:t>6. RIZIV Toezicht</w:t>
+            </w:r>
+            <w:r>
+              <w:rPr>
+                <w:rFonts w:eastAsia="Times New Roman"/>
+                <w:sz w:val="19"/>
+                <w:szCs w:val="19"/>
+              </w:rPr>
+              <w:t xml:space="preserve"> (BE)</w:t>
+            </w:r>
+          </w:p>
+        </w:tc>
+        <w:tc>
+          <w:tcPr>
+            <w:tcW w:w="0" w:type="auto"/>
+            <w:tcBorders>
+              <w:top w:val="single" w:sz="6" w:space="0" w:color="D5D0C5"/>
+              <w:left w:val="single" w:sz="6" w:space="0" w:color="D5D0C5"/>
+              <w:bottom w:val="single" w:sz="6" w:space="0" w:color="D5D0C5"/>
+              <w:right w:val="single" w:sz="6" w:space="0" w:color="D5D0C5"/>
+            </w:tcBorders>
+            <w:shd w:val="clear" w:color="auto" w:fill="FFFFFF"/>
+            <w:tcMar>
+              <w:top w:w="120" w:type="dxa"/>
+              <w:left w:w="180" w:type="dxa"/>
+              <w:bottom w:w="120" w:type="dxa"/>
+              <w:right w:w="180" w:type="dxa"/>
+            </w:tcMar>
+            <w:hideMark/>
+          </w:tcPr>
+          <w:p>
+            <w:pPr>
+              <w:spacing w:before="200" w:after="360"/>
+              <w:rPr>
+                <w:rFonts w:eastAsia="Times New Roman"/>
+                <w:sz w:val="19"/>
+                <w:szCs w:val="19"/>
+              </w:rPr>
+            </w:pPr>
+            <w:r>
+              <w:rPr>
+                <w:rFonts w:eastAsia="Times New Roman"/>
+                <w:sz w:val="19"/>
+                <w:szCs w:val="19"/>
+              </w:rPr>
+              <w:t>Verzoek: 01-09-2026</w:t>
+            </w:r>
+            <w:r>
+              <w:rPr>
+                <w:rFonts w:eastAsia="Times New Roman"/>
+                <w:sz w:val="19"/>
+                <w:szCs w:val="19"/>
+              </w:rPr>
+              <w:br/>
+              <w:t>Besluit: 29-09-2026</w:t>
+            </w:r>
+          </w:p>
+        </w:tc>
+        <w:tc>
+          <w:tcPr>
+            <w:tcW w:w="0" w:type="auto"/>
+            <w:tcBorders>
+              <w:top w:val="single" w:sz="6" w:space="0" w:color="D5D0C5"/>
+              <w:left w:val="single" w:sz="6" w:space="0" w:color="D5D0C5"/>
+              <w:bottom w:val="single" w:sz="6" w:space="0" w:color="D5D0C5"/>
+              <w:right w:val="single" w:sz="6" w:space="0" w:color="D5D0C5"/>
+            </w:tcBorders>
+            <w:shd w:val="clear" w:color="auto" w:fill="FFFFFF"/>
+            <w:tcMar>
+              <w:top w:w="120" w:type="dxa"/>
+              <w:left w:w="180" w:type="dxa"/>
+              <w:bottom w:w="120" w:type="dxa"/>
+              <w:right w:w="180" w:type="dxa"/>
+            </w:tcMar>
+            <w:hideMark/>
+          </w:tcPr>
+          <w:p>
+            <w:pPr>
+              <w:spacing w:before="200" w:after="360"/>
+              <w:rPr>
+                <w:rFonts w:eastAsia="Times New Roman"/>
+                <w:sz w:val="19"/>
+                <w:szCs w:val="19"/>
+              </w:rPr>
+            </w:pPr>
+            <w:r>
+              <w:rPr>
+                <w:rFonts w:eastAsia="Times New Roman"/>
+                <w:sz w:val="19"/>
+                <w:szCs w:val="19"/>
+              </w:rPr>
+              <w:t>Kroongetuige knooppunt; stilte op toezicht</w:t>
+            </w:r>
+          </w:p>
+        </w:tc>
+        <w:tc>
+          <w:tcPr>
+            <w:tcW w:w="0" w:type="auto"/>
+            <w:tcBorders>
+              <w:top w:val="single" w:sz="6" w:space="0" w:color="D5D0C5"/>
+              <w:left w:val="single" w:sz="6" w:space="0" w:color="D5D0C5"/>
+              <w:bottom w:val="single" w:sz="6" w:space="0" w:color="D5D0C5"/>
+              <w:right w:val="single" w:sz="6" w:space="0" w:color="D5D0C5"/>
+            </w:tcBorders>
+            <w:shd w:val="clear" w:color="auto" w:fill="FFFFFF"/>
+            <w:tcMar>
+              <w:top w:w="120" w:type="dxa"/>
+              <w:left w:w="180" w:type="dxa"/>
+              <w:bottom w:w="120" w:type="dxa"/>
+              <w:right w:w="180" w:type="dxa"/>
+            </w:tcMar>
+            <w:hideMark/>
+          </w:tcPr>
+          <w:p>
+            <w:pPr>
+              <w:spacing w:before="200" w:after="360"/>
+              <w:rPr>
+                <w:rFonts w:eastAsia="Times New Roman"/>
+                <w:sz w:val="19"/>
+                <w:szCs w:val="19"/>
+              </w:rPr>
+            </w:pPr>
+            <w:r>
+              <w:rPr>
+                <w:rStyle w:val="status-o1"/>
+                <w:rFonts w:eastAsia="Times New Roman"/>
+                <w:sz w:val="19"/>
+                <w:szCs w:val="19"/>
+              </w:rPr>
+              <w:t>Deels geleverd</w:t>
+            </w:r>
+            <w:r>
+              <w:rPr>
+                <w:rFonts w:eastAsia="Times New Roman"/>
+                <w:sz w:val="19"/>
+                <w:szCs w:val="19"/>
+              </w:rPr>
+              <w:br/>
+              <w:t>Bewijst 0 EESSI-berichten van CM in 6 mnd; toezichtsvraag onbeantwoord.</w:t>
+            </w:r>
+          </w:p>
+        </w:tc>
+      </w:tr>
+      <w:tr>
+        <w:trPr>
+          <w:divId w:val="2132824212"/>
+        </w:trPr>
+        <w:tc>
+          <w:tcPr>
+            <w:tcW w:w="0" w:type="auto"/>
+            <w:tcBorders>
+              <w:top w:val="single" w:sz="6" w:space="0" w:color="D5D0C5"/>
+              <w:left w:val="single" w:sz="6" w:space="0" w:color="D5D0C5"/>
+              <w:bottom w:val="single" w:sz="6" w:space="0" w:color="D5D0C5"/>
+              <w:right w:val="single" w:sz="6" w:space="0" w:color="D5D0C5"/>
+            </w:tcBorders>
+            <w:shd w:val="clear" w:color="auto" w:fill="FFFFFF"/>
+            <w:tcMar>
+              <w:top w:w="120" w:type="dxa"/>
+              <w:left w:w="180" w:type="dxa"/>
+              <w:bottom w:w="120" w:type="dxa"/>
+              <w:right w:w="180" w:type="dxa"/>
+            </w:tcMar>
+            <w:hideMark/>
+          </w:tcPr>
+          <w:p>
+            <w:pPr>
+              <w:spacing w:before="200" w:after="360"/>
+              <w:rPr>
+                <w:rFonts w:eastAsia="Times New Roman"/>
+                <w:sz w:val="19"/>
+                <w:szCs w:val="19"/>
+              </w:rPr>
+            </w:pPr>
+            <w:r>
+              <w:rPr>
+                <w:rStyle w:val="Zwaar"/>
+                <w:rFonts w:eastAsia="Times New Roman"/>
+                <w:sz w:val="19"/>
+                <w:szCs w:val="19"/>
+              </w:rPr>
+              <w:t>7. RVA</w:t>
+            </w:r>
+            <w:r>
+              <w:rPr>
+                <w:rFonts w:eastAsia="Times New Roman"/>
+                <w:sz w:val="19"/>
+                <w:szCs w:val="19"/>
+              </w:rPr>
+              <w:t xml:space="preserve"> (BE)</w:t>
+            </w:r>
+          </w:p>
+        </w:tc>
+        <w:tc>
+          <w:tcPr>
+            <w:tcW w:w="0" w:type="auto"/>
+            <w:tcBorders>
+              <w:top w:val="single" w:sz="6" w:space="0" w:color="D5D0C5"/>
+              <w:left w:val="single" w:sz="6" w:space="0" w:color="D5D0C5"/>
+              <w:bottom w:val="single" w:sz="6" w:space="0" w:color="D5D0C5"/>
+              <w:right w:val="single" w:sz="6" w:space="0" w:color="D5D0C5"/>
+            </w:tcBorders>
+            <w:shd w:val="clear" w:color="auto" w:fill="FFFFFF"/>
+            <w:tcMar>
+              <w:top w:w="120" w:type="dxa"/>
+              <w:left w:w="180" w:type="dxa"/>
+              <w:bottom w:w="120" w:type="dxa"/>
+              <w:right w:w="180" w:type="dxa"/>
+            </w:tcMar>
+            <w:hideMark/>
+          </w:tcPr>
+          <w:p>
+            <w:pPr>
+              <w:spacing w:before="200" w:after="360"/>
+              <w:rPr>
+                <w:rFonts w:eastAsia="Times New Roman"/>
+                <w:sz w:val="19"/>
+                <w:szCs w:val="19"/>
+              </w:rPr>
+            </w:pPr>
+            <w:r>
+              <w:rPr>
+                <w:rFonts w:eastAsia="Times New Roman"/>
+                <w:sz w:val="19"/>
+                <w:szCs w:val="19"/>
+              </w:rPr>
+              <w:t>Verzoek: 01-09-2026</w:t>
+            </w:r>
+            <w:r>
+              <w:rPr>
+                <w:rFonts w:eastAsia="Times New Roman"/>
+                <w:sz w:val="19"/>
+                <w:szCs w:val="19"/>
+              </w:rPr>
+              <w:br/>
+              <w:t>Besluit: 29-09-2026</w:t>
+            </w:r>
+          </w:p>
+        </w:tc>
+        <w:tc>
+          <w:tcPr>
+            <w:tcW w:w="0" w:type="auto"/>
+            <w:tcBorders>
+              <w:top w:val="single" w:sz="6" w:space="0" w:color="D5D0C5"/>
+              <w:left w:val="single" w:sz="6" w:space="0" w:color="D5D0C5"/>
+              <w:bottom w:val="single" w:sz="6" w:space="0" w:color="D5D0C5"/>
+              <w:right w:val="single" w:sz="6" w:space="0" w:color="D5D0C5"/>
+            </w:tcBorders>
+            <w:shd w:val="clear" w:color="auto" w:fill="FFFFFF"/>
+            <w:tcMar>
+              <w:top w:w="120" w:type="dxa"/>
+              <w:left w:w="180" w:type="dxa"/>
+              <w:bottom w:w="120" w:type="dxa"/>
+              <w:right w:w="180" w:type="dxa"/>
+            </w:tcMar>
+            <w:hideMark/>
+          </w:tcPr>
+          <w:p>
+            <w:pPr>
+              <w:spacing w:before="200" w:after="360"/>
+              <w:rPr>
+                <w:rFonts w:eastAsia="Times New Roman"/>
+                <w:sz w:val="19"/>
+                <w:szCs w:val="19"/>
+              </w:rPr>
+            </w:pPr>
+            <w:r>
+              <w:rPr>
+                <w:rFonts w:eastAsia="Times New Roman"/>
+                <w:sz w:val="19"/>
+                <w:szCs w:val="19"/>
+              </w:rPr>
+              <w:t>Pontius Pilatus ("wij zijn enkel zender")</w:t>
+            </w:r>
+          </w:p>
+        </w:tc>
+        <w:tc>
+          <w:tcPr>
+            <w:tcW w:w="0" w:type="auto"/>
+            <w:tcBorders>
+              <w:top w:val="single" w:sz="6" w:space="0" w:color="D5D0C5"/>
+              <w:left w:val="single" w:sz="6" w:space="0" w:color="D5D0C5"/>
+              <w:bottom w:val="single" w:sz="6" w:space="0" w:color="D5D0C5"/>
+              <w:right w:val="single" w:sz="6" w:space="0" w:color="D5D0C5"/>
+            </w:tcBorders>
+            <w:shd w:val="clear" w:color="auto" w:fill="FFFFFF"/>
+            <w:tcMar>
+              <w:top w:w="120" w:type="dxa"/>
+              <w:left w:w="180" w:type="dxa"/>
+              <w:bottom w:w="120" w:type="dxa"/>
+              <w:right w:w="180" w:type="dxa"/>
+            </w:tcMar>
+            <w:hideMark/>
+          </w:tcPr>
+          <w:p>
+            <w:pPr>
+              <w:spacing w:before="200" w:after="360"/>
+              <w:rPr>
+                <w:rFonts w:eastAsia="Times New Roman"/>
+                <w:sz w:val="19"/>
+                <w:szCs w:val="19"/>
+              </w:rPr>
+            </w:pPr>
+            <w:r>
+              <w:rPr>
+                <w:rStyle w:val="status-g1"/>
+                <w:rFonts w:eastAsia="Times New Roman"/>
+                <w:sz w:val="19"/>
+                <w:szCs w:val="19"/>
+              </w:rPr>
+              <w:t>Volledig geleverd</w:t>
+            </w:r>
+            <w:r>
+              <w:rPr>
+                <w:rFonts w:eastAsia="Times New Roman"/>
+                <w:sz w:val="19"/>
+                <w:szCs w:val="19"/>
+              </w:rPr>
+              <w:br/>
+            </w:r>
+            <w:r>
+              <w:rPr>
+                <w:rFonts w:eastAsia="Times New Roman"/>
+                <w:sz w:val="19"/>
+                <w:szCs w:val="19"/>
+              </w:rPr>
+              <w:t>Bewijst 0 EESSI-berichten met UWV wegens ontbreken koppeling.</w:t>
+            </w:r>
+          </w:p>
+        </w:tc>
+      </w:tr>
+      <w:tr>
+        <w:trPr>
+          <w:divId w:val="2132824212"/>
+        </w:trPr>
+        <w:tc>
+          <w:tcPr>
+            <w:tcW w:w="0" w:type="auto"/>
+            <w:tcBorders>
+              <w:top w:val="single" w:sz="6" w:space="0" w:color="D5D0C5"/>
+              <w:left w:val="single" w:sz="6" w:space="0" w:color="D5D0C5"/>
+              <w:bottom w:val="single" w:sz="6" w:space="0" w:color="D5D0C5"/>
+              <w:right w:val="single" w:sz="6" w:space="0" w:color="D5D0C5"/>
+            </w:tcBorders>
+            <w:shd w:val="clear" w:color="auto" w:fill="FFFFFF"/>
+            <w:tcMar>
+              <w:top w:w="120" w:type="dxa"/>
+              <w:left w:w="180" w:type="dxa"/>
+              <w:bottom w:w="120" w:type="dxa"/>
+              <w:right w:w="180" w:type="dxa"/>
+            </w:tcMar>
+            <w:hideMark/>
+          </w:tcPr>
+          <w:p>
+            <w:pPr>
+              <w:spacing w:before="200" w:after="360"/>
+              <w:rPr>
+                <w:rFonts w:eastAsia="Times New Roman"/>
+                <w:sz w:val="19"/>
+                <w:szCs w:val="19"/>
+              </w:rPr>
+            </w:pPr>
+            <w:r>
+              <w:rPr>
+                <w:rStyle w:val="Zwaar"/>
+                <w:rFonts w:eastAsia="Times New Roman"/>
+                <w:sz w:val="19"/>
+                <w:szCs w:val="19"/>
+              </w:rPr>
+              <w:t>8. FOD Sociale Zekerheid (DG HAN)</w:t>
+            </w:r>
+            <w:r>
+              <w:rPr>
+                <w:rFonts w:eastAsia="Times New Roman"/>
+                <w:sz w:val="19"/>
+                <w:szCs w:val="19"/>
+              </w:rPr>
+              <w:t xml:space="preserve"> (BE)</w:t>
+            </w:r>
+          </w:p>
+        </w:tc>
+        <w:tc>
+          <w:tcPr>
+            <w:tcW w:w="0" w:type="auto"/>
+            <w:tcBorders>
+              <w:top w:val="single" w:sz="6" w:space="0" w:color="D5D0C5"/>
+              <w:left w:val="single" w:sz="6" w:space="0" w:color="D5D0C5"/>
+              <w:bottom w:val="single" w:sz="6" w:space="0" w:color="D5D0C5"/>
+              <w:right w:val="single" w:sz="6" w:space="0" w:color="D5D0C5"/>
+            </w:tcBorders>
+            <w:shd w:val="clear" w:color="auto" w:fill="FFFFFF"/>
+            <w:tcMar>
+              <w:top w:w="120" w:type="dxa"/>
+              <w:left w:w="180" w:type="dxa"/>
+              <w:bottom w:w="120" w:type="dxa"/>
+              <w:right w:w="180" w:type="dxa"/>
+            </w:tcMar>
+            <w:hideMark/>
+          </w:tcPr>
+          <w:p>
+            <w:pPr>
+              <w:spacing w:before="200" w:after="360"/>
+              <w:rPr>
+                <w:rFonts w:eastAsia="Times New Roman"/>
+                <w:sz w:val="19"/>
+                <w:szCs w:val="19"/>
+              </w:rPr>
+            </w:pPr>
+            <w:r>
+              <w:rPr>
+                <w:rFonts w:eastAsia="Times New Roman"/>
+                <w:sz w:val="19"/>
+                <w:szCs w:val="19"/>
+              </w:rPr>
+              <w:t>Verzoek: 01-09-2026</w:t>
+            </w:r>
+            <w:r>
+              <w:rPr>
+                <w:rFonts w:eastAsia="Times New Roman"/>
+                <w:sz w:val="19"/>
+                <w:szCs w:val="19"/>
+              </w:rPr>
+              <w:br/>
+              <w:t>Besluit: 30-09 &amp; 12-10-2026</w:t>
+            </w:r>
+          </w:p>
+        </w:tc>
+        <w:tc>
+          <w:tcPr>
+            <w:tcW w:w="0" w:type="auto"/>
+            <w:tcBorders>
+              <w:top w:val="single" w:sz="6" w:space="0" w:color="D5D0C5"/>
+              <w:left w:val="single" w:sz="6" w:space="0" w:color="D5D0C5"/>
+              <w:bottom w:val="single" w:sz="6" w:space="0" w:color="D5D0C5"/>
+              <w:right w:val="single" w:sz="6" w:space="0" w:color="D5D0C5"/>
+            </w:tcBorders>
+            <w:shd w:val="clear" w:color="auto" w:fill="FFFFFF"/>
+            <w:tcMar>
+              <w:top w:w="120" w:type="dxa"/>
+              <w:left w:w="180" w:type="dxa"/>
+              <w:bottom w:w="120" w:type="dxa"/>
+              <w:right w:w="180" w:type="dxa"/>
+            </w:tcMar>
+            <w:hideMark/>
+          </w:tcPr>
+          <w:p>
+            <w:pPr>
+              <w:spacing w:before="200" w:after="360"/>
+              <w:rPr>
+                <w:rFonts w:eastAsia="Times New Roman"/>
+                <w:sz w:val="19"/>
+                <w:szCs w:val="19"/>
+              </w:rPr>
+            </w:pPr>
+            <w:r>
+              <w:rPr>
+                <w:rFonts w:eastAsia="Times New Roman"/>
+                <w:sz w:val="19"/>
+                <w:szCs w:val="19"/>
+              </w:rPr>
+              <w:t>EESSI-ontkenning; geautomatiseerde uitsluiting</w:t>
+            </w:r>
+          </w:p>
+        </w:tc>
+        <w:tc>
+          <w:tcPr>
+            <w:tcW w:w="0" w:type="auto"/>
+            <w:tcBorders>
+              <w:top w:val="single" w:sz="6" w:space="0" w:color="D5D0C5"/>
+              <w:left w:val="single" w:sz="6" w:space="0" w:color="D5D0C5"/>
+              <w:bottom w:val="single" w:sz="6" w:space="0" w:color="D5D0C5"/>
+              <w:right w:val="single" w:sz="6" w:space="0" w:color="D5D0C5"/>
+            </w:tcBorders>
+            <w:shd w:val="clear" w:color="auto" w:fill="FFFFFF"/>
+            <w:tcMar>
+              <w:top w:w="120" w:type="dxa"/>
+              <w:left w:w="180" w:type="dxa"/>
+              <w:bottom w:w="120" w:type="dxa"/>
+              <w:right w:w="180" w:type="dxa"/>
+            </w:tcMar>
+            <w:hideMark/>
+          </w:tcPr>
+          <w:p>
+            <w:pPr>
+              <w:spacing w:before="200" w:after="360"/>
+              <w:rPr>
+                <w:rFonts w:eastAsia="Times New Roman"/>
+                <w:sz w:val="19"/>
+                <w:szCs w:val="19"/>
+              </w:rPr>
+            </w:pPr>
+            <w:r>
+              <w:rPr>
+                <w:rStyle w:val="status-g1"/>
+                <w:rFonts w:eastAsia="Times New Roman"/>
+                <w:sz w:val="19"/>
+                <w:szCs w:val="19"/>
+              </w:rPr>
+              <w:t>Volledig geleverd</w:t>
+            </w:r>
+            <w:r>
+              <w:rPr>
+                <w:rFonts w:eastAsia="Times New Roman"/>
+                <w:sz w:val="19"/>
+                <w:szCs w:val="19"/>
+              </w:rPr>
+              <w:br/>
+              <w:t xml:space="preserve">MyHandicap-logs tonen foutcode </w:t>
+            </w:r>
+            <w:r>
+              <w:rPr>
+                <w:rStyle w:val="HTMLCode"/>
+              </w:rPr>
+              <w:t>5124</w:t>
+            </w:r>
+            <w:r>
+              <w:rPr>
+                <w:rFonts w:eastAsia="Times New Roman"/>
+                <w:sz w:val="19"/>
+                <w:szCs w:val="19"/>
+              </w:rPr>
+              <w:t xml:space="preserve"> (geen domicilie) binnen 0,1s.</w:t>
+            </w:r>
+          </w:p>
+        </w:tc>
+      </w:tr>
+      <w:tr>
+        <w:trPr>
+          <w:divId w:val="2132824212"/>
+        </w:trPr>
+        <w:tc>
+          <w:tcPr>
+            <w:tcW w:w="0" w:type="auto"/>
+            <w:tcBorders>
+              <w:top w:val="single" w:sz="6" w:space="0" w:color="D5D0C5"/>
+              <w:left w:val="single" w:sz="6" w:space="0" w:color="D5D0C5"/>
+              <w:bottom w:val="single" w:sz="6" w:space="0" w:color="D5D0C5"/>
+              <w:right w:val="single" w:sz="6" w:space="0" w:color="D5D0C5"/>
+            </w:tcBorders>
+            <w:shd w:val="clear" w:color="auto" w:fill="FFFFFF"/>
+            <w:tcMar>
+              <w:top w:w="120" w:type="dxa"/>
+              <w:left w:w="180" w:type="dxa"/>
+              <w:bottom w:w="120" w:type="dxa"/>
+              <w:right w:w="180" w:type="dxa"/>
+            </w:tcMar>
+            <w:hideMark/>
+          </w:tcPr>
+          <w:p>
+            <w:pPr>
+              <w:spacing w:before="200" w:after="360"/>
+              <w:rPr>
+                <w:rFonts w:eastAsia="Times New Roman"/>
+                <w:sz w:val="19"/>
+                <w:szCs w:val="19"/>
+              </w:rPr>
+            </w:pPr>
+            <w:r>
+              <w:rPr>
+                <w:rStyle w:val="Zwaar"/>
+                <w:rFonts w:eastAsia="Times New Roman"/>
+                <w:sz w:val="19"/>
+                <w:szCs w:val="19"/>
+              </w:rPr>
+              <w:t>9. Federale Pensioendienst (SFPD)</w:t>
+            </w:r>
+            <w:r>
+              <w:rPr>
+                <w:rFonts w:eastAsia="Times New Roman"/>
+                <w:sz w:val="19"/>
+                <w:szCs w:val="19"/>
+              </w:rPr>
+              <w:t xml:space="preserve"> (BE)</w:t>
+            </w:r>
+          </w:p>
+        </w:tc>
+        <w:tc>
+          <w:tcPr>
+            <w:tcW w:w="0" w:type="auto"/>
+            <w:tcBorders>
+              <w:top w:val="single" w:sz="6" w:space="0" w:color="D5D0C5"/>
+              <w:left w:val="single" w:sz="6" w:space="0" w:color="D5D0C5"/>
+              <w:bottom w:val="single" w:sz="6" w:space="0" w:color="D5D0C5"/>
+              <w:right w:val="single" w:sz="6" w:space="0" w:color="D5D0C5"/>
+            </w:tcBorders>
+            <w:shd w:val="clear" w:color="auto" w:fill="FFFFFF"/>
+            <w:tcMar>
+              <w:top w:w="120" w:type="dxa"/>
+              <w:left w:w="180" w:type="dxa"/>
+              <w:bottom w:w="120" w:type="dxa"/>
+              <w:right w:w="180" w:type="dxa"/>
+            </w:tcMar>
+            <w:hideMark/>
+          </w:tcPr>
+          <w:p>
+            <w:pPr>
+              <w:spacing w:before="200" w:after="360"/>
+              <w:rPr>
+                <w:rFonts w:eastAsia="Times New Roman"/>
+                <w:sz w:val="19"/>
+                <w:szCs w:val="19"/>
+              </w:rPr>
+            </w:pPr>
+            <w:r>
+              <w:rPr>
+                <w:rFonts w:eastAsia="Times New Roman"/>
+                <w:sz w:val="19"/>
+                <w:szCs w:val="19"/>
+              </w:rPr>
+              <w:t>Verzoek: 01-09-2026</w:t>
+            </w:r>
+            <w:r>
+              <w:rPr>
+                <w:rFonts w:eastAsia="Times New Roman"/>
+                <w:sz w:val="19"/>
+                <w:szCs w:val="19"/>
+              </w:rPr>
+              <w:br/>
+              <w:t>Besluit: 02-10-2026</w:t>
+            </w:r>
+          </w:p>
+        </w:tc>
+        <w:tc>
+          <w:tcPr>
+            <w:tcW w:w="0" w:type="auto"/>
+            <w:tcBorders>
+              <w:top w:val="single" w:sz="6" w:space="0" w:color="D5D0C5"/>
+              <w:left w:val="single" w:sz="6" w:space="0" w:color="D5D0C5"/>
+              <w:bottom w:val="single" w:sz="6" w:space="0" w:color="D5D0C5"/>
+              <w:right w:val="single" w:sz="6" w:space="0" w:color="D5D0C5"/>
+            </w:tcBorders>
+            <w:shd w:val="clear" w:color="auto" w:fill="FFFFFF"/>
+            <w:tcMar>
+              <w:top w:w="120" w:type="dxa"/>
+              <w:left w:w="180" w:type="dxa"/>
+              <w:bottom w:w="120" w:type="dxa"/>
+              <w:right w:w="180" w:type="dxa"/>
+            </w:tcMar>
+            <w:hideMark/>
+          </w:tcPr>
+          <w:p>
+            <w:pPr>
+              <w:spacing w:before="200" w:after="360"/>
+              <w:rPr>
+                <w:rFonts w:eastAsia="Times New Roman"/>
+                <w:sz w:val="19"/>
+                <w:szCs w:val="19"/>
+              </w:rPr>
+            </w:pPr>
+            <w:r>
+              <w:rPr>
+                <w:rFonts w:eastAsia="Times New Roman"/>
+                <w:sz w:val="19"/>
+                <w:szCs w:val="19"/>
+              </w:rPr>
+              <w:t>Afschuiven naar portaal &amp; buitenland</w:t>
+            </w:r>
+          </w:p>
+        </w:tc>
+        <w:tc>
+          <w:tcPr>
+            <w:tcW w:w="0" w:type="auto"/>
+            <w:tcBorders>
+              <w:top w:val="single" w:sz="6" w:space="0" w:color="D5D0C5"/>
+              <w:left w:val="single" w:sz="6" w:space="0" w:color="D5D0C5"/>
+              <w:bottom w:val="single" w:sz="6" w:space="0" w:color="D5D0C5"/>
+              <w:right w:val="single" w:sz="6" w:space="0" w:color="D5D0C5"/>
+            </w:tcBorders>
+            <w:shd w:val="clear" w:color="auto" w:fill="FFFFFF"/>
+            <w:tcMar>
+              <w:top w:w="120" w:type="dxa"/>
+              <w:left w:w="180" w:type="dxa"/>
+              <w:bottom w:w="120" w:type="dxa"/>
+              <w:right w:w="180" w:type="dxa"/>
+            </w:tcMar>
+            <w:hideMark/>
+          </w:tcPr>
+          <w:p>
+            <w:pPr>
+              <w:spacing w:before="200" w:after="360"/>
+              <w:rPr>
+                <w:rFonts w:eastAsia="Times New Roman"/>
+                <w:sz w:val="19"/>
+                <w:szCs w:val="19"/>
+              </w:rPr>
+            </w:pPr>
+            <w:r>
+              <w:rPr>
+                <w:rStyle w:val="status-g1"/>
+                <w:rFonts w:eastAsia="Times New Roman"/>
+                <w:sz w:val="19"/>
+                <w:szCs w:val="19"/>
+              </w:rPr>
+              <w:t>Volledig geleverd</w:t>
+            </w:r>
+            <w:r>
+              <w:rPr>
+                <w:rFonts w:eastAsia="Times New Roman"/>
+                <w:sz w:val="19"/>
+                <w:szCs w:val="19"/>
+              </w:rPr>
+              <w:br/>
+              <w:t>Bevestigt ontbreken EESSI-data in pensioendossier.</w:t>
+            </w:r>
+          </w:p>
+        </w:tc>
+      </w:tr>
+      <w:tr>
+        <w:trPr>
+          <w:divId w:val="2132824212"/>
+        </w:trPr>
+        <w:tc>
+          <w:tcPr>
+            <w:tcW w:w="0" w:type="auto"/>
+            <w:tcBorders>
+              <w:top w:val="single" w:sz="6" w:space="0" w:color="D5D0C5"/>
+              <w:left w:val="single" w:sz="6" w:space="0" w:color="D5D0C5"/>
+              <w:bottom w:val="single" w:sz="6" w:space="0" w:color="D5D0C5"/>
+              <w:right w:val="single" w:sz="6" w:space="0" w:color="D5D0C5"/>
+            </w:tcBorders>
+            <w:shd w:val="clear" w:color="auto" w:fill="FFFFFF"/>
+            <w:tcMar>
+              <w:top w:w="120" w:type="dxa"/>
+              <w:left w:w="180" w:type="dxa"/>
+              <w:bottom w:w="120" w:type="dxa"/>
+              <w:right w:w="180" w:type="dxa"/>
+            </w:tcMar>
+            <w:hideMark/>
+          </w:tcPr>
+          <w:p>
+            <w:pPr>
+              <w:spacing w:before="200" w:after="360"/>
+              <w:rPr>
+                <w:rFonts w:eastAsia="Times New Roman"/>
+                <w:sz w:val="19"/>
+                <w:szCs w:val="19"/>
+              </w:rPr>
+            </w:pPr>
+            <w:r>
+              <w:rPr>
+                <w:rStyle w:val="Zwaar"/>
+                <w:rFonts w:eastAsia="Times New Roman"/>
+                <w:sz w:val="19"/>
+                <w:szCs w:val="19"/>
+              </w:rPr>
+              <w:t>10. FOD Financiën</w:t>
+            </w:r>
+            <w:r>
+              <w:rPr>
+                <w:rFonts w:eastAsia="Times New Roman"/>
+                <w:sz w:val="19"/>
+                <w:szCs w:val="19"/>
+              </w:rPr>
+              <w:t xml:space="preserve"> (BE)</w:t>
+            </w:r>
+          </w:p>
+        </w:tc>
+        <w:tc>
+          <w:tcPr>
+            <w:tcW w:w="0" w:type="auto"/>
+            <w:tcBorders>
+              <w:top w:val="single" w:sz="6" w:space="0" w:color="D5D0C5"/>
+              <w:left w:val="single" w:sz="6" w:space="0" w:color="D5D0C5"/>
+              <w:bottom w:val="single" w:sz="6" w:space="0" w:color="D5D0C5"/>
+              <w:right w:val="single" w:sz="6" w:space="0" w:color="D5D0C5"/>
+            </w:tcBorders>
+            <w:shd w:val="clear" w:color="auto" w:fill="FFFFFF"/>
+            <w:tcMar>
+              <w:top w:w="120" w:type="dxa"/>
+              <w:left w:w="180" w:type="dxa"/>
+              <w:bottom w:w="120" w:type="dxa"/>
+              <w:right w:w="180" w:type="dxa"/>
+            </w:tcMar>
+            <w:hideMark/>
+          </w:tcPr>
+          <w:p>
+            <w:pPr>
+              <w:spacing w:before="200" w:after="360"/>
+              <w:rPr>
+                <w:rFonts w:eastAsia="Times New Roman"/>
+                <w:sz w:val="19"/>
+                <w:szCs w:val="19"/>
+              </w:rPr>
+            </w:pPr>
+            <w:r>
+              <w:rPr>
+                <w:rFonts w:eastAsia="Times New Roman"/>
+                <w:sz w:val="19"/>
+                <w:szCs w:val="19"/>
+              </w:rPr>
+              <w:t>Verzoek: 01-09-2026</w:t>
+            </w:r>
+            <w:r>
+              <w:rPr>
+                <w:rFonts w:eastAsia="Times New Roman"/>
+                <w:sz w:val="19"/>
+                <w:szCs w:val="19"/>
+              </w:rPr>
+              <w:br/>
+              <w:t>Reactie: 02-10-2026</w:t>
+            </w:r>
+          </w:p>
+        </w:tc>
+        <w:tc>
+          <w:tcPr>
+            <w:tcW w:w="0" w:type="auto"/>
+            <w:tcBorders>
+              <w:top w:val="single" w:sz="6" w:space="0" w:color="D5D0C5"/>
+              <w:left w:val="single" w:sz="6" w:space="0" w:color="D5D0C5"/>
+              <w:bottom w:val="single" w:sz="6" w:space="0" w:color="D5D0C5"/>
+              <w:right w:val="single" w:sz="6" w:space="0" w:color="D5D0C5"/>
+            </w:tcBorders>
+            <w:shd w:val="clear" w:color="auto" w:fill="FFFFFF"/>
+            <w:tcMar>
+              <w:top w:w="120" w:type="dxa"/>
+              <w:left w:w="180" w:type="dxa"/>
+              <w:bottom w:w="120" w:type="dxa"/>
+              <w:right w:w="180" w:type="dxa"/>
+            </w:tcMar>
+            <w:hideMark/>
+          </w:tcPr>
+          <w:p>
+            <w:pPr>
+              <w:spacing w:before="200" w:after="360"/>
+              <w:rPr>
+                <w:rFonts w:eastAsia="Times New Roman"/>
+                <w:sz w:val="19"/>
+                <w:szCs w:val="19"/>
+              </w:rPr>
+            </w:pPr>
+            <w:r>
+              <w:rPr>
+                <w:rFonts w:eastAsia="Times New Roman"/>
+                <w:sz w:val="19"/>
+                <w:szCs w:val="19"/>
+              </w:rPr>
+              <w:t>Stilzwijgende weigering &amp; termijnoverschrijding</w:t>
+            </w:r>
+          </w:p>
+        </w:tc>
+        <w:tc>
+          <w:tcPr>
+            <w:tcW w:w="0" w:type="auto"/>
+            <w:tcBorders>
+              <w:top w:val="single" w:sz="6" w:space="0" w:color="D5D0C5"/>
+              <w:left w:val="single" w:sz="6" w:space="0" w:color="D5D0C5"/>
+              <w:bottom w:val="single" w:sz="6" w:space="0" w:color="D5D0C5"/>
+              <w:right w:val="single" w:sz="6" w:space="0" w:color="D5D0C5"/>
+            </w:tcBorders>
+            <w:shd w:val="clear" w:color="auto" w:fill="FFFFFF"/>
+            <w:tcMar>
+              <w:top w:w="120" w:type="dxa"/>
+              <w:left w:w="180" w:type="dxa"/>
+              <w:bottom w:w="120" w:type="dxa"/>
+              <w:right w:w="180" w:type="dxa"/>
+            </w:tcMar>
+            <w:hideMark/>
+          </w:tcPr>
+          <w:p>
+            <w:pPr>
+              <w:spacing w:before="200" w:after="360"/>
+              <w:rPr>
+                <w:rFonts w:eastAsia="Times New Roman"/>
+                <w:sz w:val="19"/>
+                <w:szCs w:val="19"/>
+              </w:rPr>
+            </w:pPr>
+            <w:r>
+              <w:rPr>
+                <w:rStyle w:val="status-r1"/>
+                <w:rFonts w:eastAsia="Times New Roman"/>
+                <w:sz w:val="19"/>
+                <w:szCs w:val="19"/>
+              </w:rPr>
+              <w:t>Geweigerd / Inbreuk AVG</w:t>
+            </w:r>
+            <w:r>
+              <w:rPr>
+                <w:rFonts w:eastAsia="Times New Roman"/>
+                <w:sz w:val="19"/>
+                <w:szCs w:val="19"/>
+              </w:rPr>
+              <w:br/>
+              <w:t>Excuusmail wegens miscommunicatie; nul data geleverd.</w:t>
+            </w:r>
+          </w:p>
+        </w:tc>
+      </w:tr>
+      <w:tr>
+        <w:trPr>
+          <w:divId w:val="2132824212"/>
+        </w:trPr>
+        <w:tc>
+          <w:tcPr>
+            <w:tcW w:w="0" w:type="auto"/>
+            <w:tcBorders>
+              <w:top w:val="single" w:sz="6" w:space="0" w:color="D5D0C5"/>
+              <w:left w:val="single" w:sz="6" w:space="0" w:color="D5D0C5"/>
+              <w:bottom w:val="single" w:sz="6" w:space="0" w:color="D5D0C5"/>
+              <w:right w:val="single" w:sz="6" w:space="0" w:color="D5D0C5"/>
+            </w:tcBorders>
+            <w:shd w:val="clear" w:color="auto" w:fill="FFFFFF"/>
+            <w:tcMar>
+              <w:top w:w="120" w:type="dxa"/>
+              <w:left w:w="180" w:type="dxa"/>
+              <w:bottom w:w="120" w:type="dxa"/>
+              <w:right w:w="180" w:type="dxa"/>
+            </w:tcMar>
+            <w:hideMark/>
+          </w:tcPr>
+          <w:p>
+            <w:pPr>
+              <w:spacing w:before="200" w:after="360"/>
+              <w:rPr>
+                <w:rFonts w:eastAsia="Times New Roman"/>
+                <w:sz w:val="19"/>
+                <w:szCs w:val="19"/>
+              </w:rPr>
+            </w:pPr>
+            <w:r>
+              <w:rPr>
+                <w:rStyle w:val="Zwaar"/>
+                <w:rFonts w:eastAsia="Times New Roman"/>
+                <w:sz w:val="19"/>
+                <w:szCs w:val="19"/>
+              </w:rPr>
+              <w:t>11. UWV</w:t>
+            </w:r>
+            <w:r>
+              <w:rPr>
+                <w:rFonts w:eastAsia="Times New Roman"/>
+                <w:sz w:val="19"/>
+                <w:szCs w:val="19"/>
+              </w:rPr>
+              <w:t xml:space="preserve"> (NL)</w:t>
+            </w:r>
+          </w:p>
+        </w:tc>
+        <w:tc>
+          <w:tcPr>
+            <w:tcW w:w="0" w:type="auto"/>
+            <w:tcBorders>
+              <w:top w:val="single" w:sz="6" w:space="0" w:color="D5D0C5"/>
+              <w:left w:val="single" w:sz="6" w:space="0" w:color="D5D0C5"/>
+              <w:bottom w:val="single" w:sz="6" w:space="0" w:color="D5D0C5"/>
+              <w:right w:val="single" w:sz="6" w:space="0" w:color="D5D0C5"/>
+            </w:tcBorders>
+            <w:shd w:val="clear" w:color="auto" w:fill="FFFFFF"/>
+            <w:tcMar>
+              <w:top w:w="120" w:type="dxa"/>
+              <w:left w:w="180" w:type="dxa"/>
+              <w:bottom w:w="120" w:type="dxa"/>
+              <w:right w:w="180" w:type="dxa"/>
+            </w:tcMar>
+            <w:hideMark/>
+          </w:tcPr>
+          <w:p>
+            <w:pPr>
+              <w:spacing w:before="200" w:after="360"/>
+              <w:rPr>
+                <w:rFonts w:eastAsia="Times New Roman"/>
+                <w:sz w:val="19"/>
+                <w:szCs w:val="19"/>
+              </w:rPr>
+            </w:pPr>
+            <w:r>
+              <w:rPr>
+                <w:rFonts w:eastAsia="Times New Roman"/>
+                <w:sz w:val="19"/>
+                <w:szCs w:val="19"/>
+              </w:rPr>
+              <w:t>Verzoek: 01-09-2026</w:t>
+            </w:r>
+            <w:r>
+              <w:rPr>
+                <w:rFonts w:eastAsia="Times New Roman"/>
+                <w:sz w:val="19"/>
+                <w:szCs w:val="19"/>
+              </w:rPr>
+              <w:br/>
+              <w:t>Verdaagd: 12-10-2026</w:t>
+            </w:r>
+          </w:p>
+        </w:tc>
+        <w:tc>
+          <w:tcPr>
+            <w:tcW w:w="0" w:type="auto"/>
+            <w:tcBorders>
+              <w:top w:val="single" w:sz="6" w:space="0" w:color="D5D0C5"/>
+              <w:left w:val="single" w:sz="6" w:space="0" w:color="D5D0C5"/>
+              <w:bottom w:val="single" w:sz="6" w:space="0" w:color="D5D0C5"/>
+              <w:right w:val="single" w:sz="6" w:space="0" w:color="D5D0C5"/>
+            </w:tcBorders>
+            <w:shd w:val="clear" w:color="auto" w:fill="FFFFFF"/>
+            <w:tcMar>
+              <w:top w:w="120" w:type="dxa"/>
+              <w:left w:w="180" w:type="dxa"/>
+              <w:bottom w:w="120" w:type="dxa"/>
+              <w:right w:w="180" w:type="dxa"/>
+            </w:tcMar>
+            <w:hideMark/>
+          </w:tcPr>
+          <w:p>
+            <w:pPr>
+              <w:spacing w:before="200" w:after="360"/>
+              <w:rPr>
+                <w:rFonts w:eastAsia="Times New Roman"/>
+                <w:sz w:val="19"/>
+                <w:szCs w:val="19"/>
+              </w:rPr>
+            </w:pPr>
+            <w:r>
+              <w:rPr>
+                <w:rFonts w:eastAsia="Times New Roman"/>
+                <w:sz w:val="19"/>
+                <w:szCs w:val="19"/>
+              </w:rPr>
+              <w:t>Analoge slotgracht &amp; eenzijdige termijnverschuiving</w:t>
+            </w:r>
+          </w:p>
+        </w:tc>
+        <w:tc>
+          <w:tcPr>
+            <w:tcW w:w="0" w:type="auto"/>
+            <w:tcBorders>
+              <w:top w:val="single" w:sz="6" w:space="0" w:color="D5D0C5"/>
+              <w:left w:val="single" w:sz="6" w:space="0" w:color="D5D0C5"/>
+              <w:bottom w:val="single" w:sz="6" w:space="0" w:color="D5D0C5"/>
+              <w:right w:val="single" w:sz="6" w:space="0" w:color="D5D0C5"/>
+            </w:tcBorders>
+            <w:shd w:val="clear" w:color="auto" w:fill="FFFFFF"/>
+            <w:tcMar>
+              <w:top w:w="120" w:type="dxa"/>
+              <w:left w:w="180" w:type="dxa"/>
+              <w:bottom w:w="120" w:type="dxa"/>
+              <w:right w:w="180" w:type="dxa"/>
+            </w:tcMar>
+            <w:hideMark/>
+          </w:tcPr>
+          <w:p>
+            <w:pPr>
+              <w:spacing w:before="200" w:after="360"/>
+              <w:rPr>
+                <w:rFonts w:eastAsia="Times New Roman"/>
+                <w:sz w:val="19"/>
+                <w:szCs w:val="19"/>
+              </w:rPr>
+            </w:pPr>
+            <w:r>
+              <w:rPr>
+                <w:rStyle w:val="status-o1"/>
+                <w:rFonts w:eastAsia="Times New Roman"/>
+                <w:sz w:val="19"/>
+                <w:szCs w:val="19"/>
+              </w:rPr>
+              <w:t>Verdaagd tot 11-11-2026</w:t>
+            </w:r>
+            <w:r>
+              <w:rPr>
+                <w:rFonts w:eastAsia="Times New Roman"/>
+                <w:sz w:val="19"/>
+                <w:szCs w:val="19"/>
+              </w:rPr>
+              <w:br/>
+              <w:t xml:space="preserve">Kenmerk </w:t>
+            </w:r>
+            <w:r>
+              <w:rPr>
+                <w:rStyle w:val="HTMLCode"/>
+              </w:rPr>
+              <w:t>2026.10.0356</w:t>
+            </w:r>
+            <w:r>
+              <w:rPr>
+                <w:rFonts w:eastAsia="Times New Roman"/>
+                <w:sz w:val="19"/>
+                <w:szCs w:val="19"/>
+              </w:rPr>
+              <w:t>; EESSI- en RVA-logs achtergehouden.</w:t>
+            </w:r>
+          </w:p>
+        </w:tc>
+      </w:tr>
+      <w:tr>
+        <w:trPr>
+          <w:divId w:val="2132824212"/>
+        </w:trPr>
+        <w:tc>
+          <w:tcPr>
+            <w:tcW w:w="0" w:type="auto"/>
+            <w:tcBorders>
+              <w:top w:val="single" w:sz="6" w:space="0" w:color="D5D0C5"/>
+              <w:left w:val="single" w:sz="6" w:space="0" w:color="D5D0C5"/>
+              <w:bottom w:val="single" w:sz="6" w:space="0" w:color="D5D0C5"/>
+              <w:right w:val="single" w:sz="6" w:space="0" w:color="D5D0C5"/>
+            </w:tcBorders>
+            <w:shd w:val="clear" w:color="auto" w:fill="FFFFFF"/>
+            <w:tcMar>
+              <w:top w:w="120" w:type="dxa"/>
+              <w:left w:w="180" w:type="dxa"/>
+              <w:bottom w:w="120" w:type="dxa"/>
+              <w:right w:w="180" w:type="dxa"/>
+            </w:tcMar>
+            <w:hideMark/>
+          </w:tcPr>
+          <w:p>
+            <w:pPr>
+              <w:spacing w:before="200" w:after="360"/>
+              <w:rPr>
+                <w:rFonts w:eastAsia="Times New Roman"/>
+                <w:sz w:val="19"/>
+                <w:szCs w:val="19"/>
+              </w:rPr>
+            </w:pPr>
+            <w:r>
+              <w:rPr>
+                <w:rStyle w:val="Zwaar"/>
+                <w:rFonts w:eastAsia="Times New Roman"/>
+                <w:sz w:val="19"/>
+                <w:szCs w:val="19"/>
+              </w:rPr>
+              <w:t>12. Sociale Verzekeringsbank (SVB)</w:t>
+            </w:r>
+            <w:r>
+              <w:rPr>
+                <w:rFonts w:eastAsia="Times New Roman"/>
+                <w:sz w:val="19"/>
+                <w:szCs w:val="19"/>
+              </w:rPr>
+              <w:t xml:space="preserve"> (NL)</w:t>
+            </w:r>
+          </w:p>
+        </w:tc>
+        <w:tc>
+          <w:tcPr>
+            <w:tcW w:w="0" w:type="auto"/>
+            <w:tcBorders>
+              <w:top w:val="single" w:sz="6" w:space="0" w:color="D5D0C5"/>
+              <w:left w:val="single" w:sz="6" w:space="0" w:color="D5D0C5"/>
+              <w:bottom w:val="single" w:sz="6" w:space="0" w:color="D5D0C5"/>
+              <w:right w:val="single" w:sz="6" w:space="0" w:color="D5D0C5"/>
+            </w:tcBorders>
+            <w:shd w:val="clear" w:color="auto" w:fill="FFFFFF"/>
+            <w:tcMar>
+              <w:top w:w="120" w:type="dxa"/>
+              <w:left w:w="180" w:type="dxa"/>
+              <w:bottom w:w="120" w:type="dxa"/>
+              <w:right w:w="180" w:type="dxa"/>
+            </w:tcMar>
+            <w:hideMark/>
+          </w:tcPr>
+          <w:p>
+            <w:pPr>
+              <w:spacing w:before="200" w:after="360"/>
+              <w:rPr>
+                <w:rFonts w:eastAsia="Times New Roman"/>
+                <w:sz w:val="19"/>
+                <w:szCs w:val="19"/>
+              </w:rPr>
+            </w:pPr>
+            <w:r>
+              <w:rPr>
+                <w:rFonts w:eastAsia="Times New Roman"/>
+                <w:sz w:val="19"/>
+                <w:szCs w:val="19"/>
+              </w:rPr>
+              <w:t>Verzoek: 01-09-2026</w:t>
+            </w:r>
+            <w:r>
+              <w:rPr>
+                <w:rFonts w:eastAsia="Times New Roman"/>
+                <w:sz w:val="19"/>
+                <w:szCs w:val="19"/>
+              </w:rPr>
+              <w:br/>
+              <w:t>Besluit: 24/27-10-2026</w:t>
+            </w:r>
+          </w:p>
+        </w:tc>
+        <w:tc>
+          <w:tcPr>
+            <w:tcW w:w="0" w:type="auto"/>
+            <w:tcBorders>
+              <w:top w:val="single" w:sz="6" w:space="0" w:color="D5D0C5"/>
+              <w:left w:val="single" w:sz="6" w:space="0" w:color="D5D0C5"/>
+              <w:bottom w:val="single" w:sz="6" w:space="0" w:color="D5D0C5"/>
+              <w:right w:val="single" w:sz="6" w:space="0" w:color="D5D0C5"/>
+            </w:tcBorders>
+            <w:shd w:val="clear" w:color="auto" w:fill="FFFFFF"/>
+            <w:tcMar>
+              <w:top w:w="120" w:type="dxa"/>
+              <w:left w:w="180" w:type="dxa"/>
+              <w:bottom w:w="120" w:type="dxa"/>
+              <w:right w:w="180" w:type="dxa"/>
+            </w:tcMar>
+            <w:hideMark/>
+          </w:tcPr>
+          <w:p>
+            <w:pPr>
+              <w:spacing w:before="200" w:after="360"/>
+              <w:rPr>
+                <w:rFonts w:eastAsia="Times New Roman"/>
+                <w:sz w:val="19"/>
+                <w:szCs w:val="19"/>
+              </w:rPr>
+            </w:pPr>
+            <w:r>
+              <w:rPr>
+                <w:rFonts w:eastAsia="Times New Roman"/>
+                <w:sz w:val="19"/>
+                <w:szCs w:val="19"/>
+              </w:rPr>
+              <w:t>Formulierdwang, zwarte stift &amp; papieren rookbom</w:t>
+            </w:r>
+          </w:p>
+        </w:tc>
+        <w:tc>
+          <w:tcPr>
+            <w:tcW w:w="0" w:type="auto"/>
+            <w:tcBorders>
+              <w:top w:val="single" w:sz="6" w:space="0" w:color="D5D0C5"/>
+              <w:left w:val="single" w:sz="6" w:space="0" w:color="D5D0C5"/>
+              <w:bottom w:val="single" w:sz="6" w:space="0" w:color="D5D0C5"/>
+              <w:right w:val="single" w:sz="6" w:space="0" w:color="D5D0C5"/>
+            </w:tcBorders>
+            <w:shd w:val="clear" w:color="auto" w:fill="FFFFFF"/>
+            <w:tcMar>
+              <w:top w:w="120" w:type="dxa"/>
+              <w:left w:w="180" w:type="dxa"/>
+              <w:bottom w:w="120" w:type="dxa"/>
+              <w:right w:w="180" w:type="dxa"/>
+            </w:tcMar>
+            <w:hideMark/>
+          </w:tcPr>
+          <w:p>
+            <w:pPr>
+              <w:spacing w:before="200" w:after="360"/>
+              <w:rPr>
+                <w:rFonts w:eastAsia="Times New Roman"/>
+                <w:sz w:val="19"/>
+                <w:szCs w:val="19"/>
+              </w:rPr>
+            </w:pPr>
+            <w:r>
+              <w:rPr>
+                <w:rStyle w:val="status-r1"/>
+                <w:rFonts w:eastAsia="Times New Roman"/>
+                <w:sz w:val="19"/>
+                <w:szCs w:val="19"/>
+              </w:rPr>
+              <w:t>Inbreuk AVG</w:t>
+            </w:r>
+            <w:r>
+              <w:rPr>
+                <w:rFonts w:eastAsia="Times New Roman"/>
+                <w:sz w:val="19"/>
+                <w:szCs w:val="19"/>
+              </w:rPr>
+              <w:br/>
+            </w:r>
+            <w:r>
+              <w:rPr>
+                <w:rFonts w:eastAsia="Times New Roman"/>
+                <w:sz w:val="19"/>
+                <w:szCs w:val="19"/>
+              </w:rPr>
+              <w:t>142p papier; gezinsdata gelakt; bekent geen BUC-logs te hebben.</w:t>
+            </w:r>
+          </w:p>
+        </w:tc>
+      </w:tr>
+      <w:tr>
+        <w:trPr>
+          <w:divId w:val="2132824212"/>
+        </w:trPr>
+        <w:tc>
+          <w:tcPr>
+            <w:tcW w:w="0" w:type="auto"/>
+            <w:tcBorders>
+              <w:top w:val="single" w:sz="6" w:space="0" w:color="D5D0C5"/>
+              <w:left w:val="single" w:sz="6" w:space="0" w:color="D5D0C5"/>
+              <w:bottom w:val="single" w:sz="6" w:space="0" w:color="D5D0C5"/>
+              <w:right w:val="single" w:sz="6" w:space="0" w:color="D5D0C5"/>
+            </w:tcBorders>
+            <w:shd w:val="clear" w:color="auto" w:fill="FFFFFF"/>
+            <w:tcMar>
+              <w:top w:w="120" w:type="dxa"/>
+              <w:left w:w="180" w:type="dxa"/>
+              <w:bottom w:w="120" w:type="dxa"/>
+              <w:right w:w="180" w:type="dxa"/>
+            </w:tcMar>
+            <w:hideMark/>
+          </w:tcPr>
+          <w:p>
+            <w:pPr>
+              <w:spacing w:before="200" w:after="360"/>
+              <w:rPr>
+                <w:rFonts w:eastAsia="Times New Roman"/>
+                <w:sz w:val="19"/>
+                <w:szCs w:val="19"/>
+              </w:rPr>
+            </w:pPr>
+            <w:r>
+              <w:rPr>
+                <w:rStyle w:val="Zwaar"/>
+                <w:rFonts w:eastAsia="Times New Roman"/>
+                <w:sz w:val="19"/>
+                <w:szCs w:val="19"/>
+              </w:rPr>
+              <w:t>13. Gemeente Hulst</w:t>
+            </w:r>
+            <w:r>
+              <w:rPr>
+                <w:rFonts w:eastAsia="Times New Roman"/>
+                <w:sz w:val="19"/>
+                <w:szCs w:val="19"/>
+              </w:rPr>
+              <w:t xml:space="preserve"> (NL)</w:t>
+            </w:r>
+          </w:p>
+        </w:tc>
+        <w:tc>
+          <w:tcPr>
+            <w:tcW w:w="0" w:type="auto"/>
+            <w:tcBorders>
+              <w:top w:val="single" w:sz="6" w:space="0" w:color="D5D0C5"/>
+              <w:left w:val="single" w:sz="6" w:space="0" w:color="D5D0C5"/>
+              <w:bottom w:val="single" w:sz="6" w:space="0" w:color="D5D0C5"/>
+              <w:right w:val="single" w:sz="6" w:space="0" w:color="D5D0C5"/>
+            </w:tcBorders>
+            <w:shd w:val="clear" w:color="auto" w:fill="FFFFFF"/>
+            <w:tcMar>
+              <w:top w:w="120" w:type="dxa"/>
+              <w:left w:w="180" w:type="dxa"/>
+              <w:bottom w:w="120" w:type="dxa"/>
+              <w:right w:w="180" w:type="dxa"/>
+            </w:tcMar>
+            <w:hideMark/>
+          </w:tcPr>
+          <w:p>
+            <w:pPr>
+              <w:spacing w:before="200" w:after="360"/>
+              <w:rPr>
+                <w:rFonts w:eastAsia="Times New Roman"/>
+                <w:sz w:val="19"/>
+                <w:szCs w:val="19"/>
+              </w:rPr>
+            </w:pPr>
+            <w:r>
+              <w:rPr>
+                <w:rFonts w:eastAsia="Times New Roman"/>
+                <w:sz w:val="19"/>
+                <w:szCs w:val="19"/>
+              </w:rPr>
+              <w:t>Verzoek: 02-09-2026</w:t>
+            </w:r>
+            <w:r>
+              <w:rPr>
+                <w:rFonts w:eastAsia="Times New Roman"/>
+                <w:sz w:val="19"/>
+                <w:szCs w:val="19"/>
+              </w:rPr>
+              <w:br/>
+              <w:t>Besluit: 02-10-2026</w:t>
+            </w:r>
+          </w:p>
+        </w:tc>
+        <w:tc>
+          <w:tcPr>
+            <w:tcW w:w="0" w:type="auto"/>
+            <w:tcBorders>
+              <w:top w:val="single" w:sz="6" w:space="0" w:color="D5D0C5"/>
+              <w:left w:val="single" w:sz="6" w:space="0" w:color="D5D0C5"/>
+              <w:bottom w:val="single" w:sz="6" w:space="0" w:color="D5D0C5"/>
+              <w:right w:val="single" w:sz="6" w:space="0" w:color="D5D0C5"/>
+            </w:tcBorders>
+            <w:shd w:val="clear" w:color="auto" w:fill="FFFFFF"/>
+            <w:tcMar>
+              <w:top w:w="120" w:type="dxa"/>
+              <w:left w:w="180" w:type="dxa"/>
+              <w:bottom w:w="120" w:type="dxa"/>
+              <w:right w:w="180" w:type="dxa"/>
+            </w:tcMar>
+            <w:hideMark/>
+          </w:tcPr>
+          <w:p>
+            <w:pPr>
+              <w:spacing w:before="200" w:after="360"/>
+              <w:rPr>
+                <w:rFonts w:eastAsia="Times New Roman"/>
+                <w:sz w:val="19"/>
+                <w:szCs w:val="19"/>
+              </w:rPr>
+            </w:pPr>
+            <w:r>
+              <w:rPr>
+                <w:rFonts w:eastAsia="Times New Roman"/>
+                <w:sz w:val="19"/>
+                <w:szCs w:val="19"/>
+              </w:rPr>
+              <w:t>Identiteits-theaterstuk &amp; afscherming systeemlogs</w:t>
+            </w:r>
+          </w:p>
+        </w:tc>
+        <w:tc>
+          <w:tcPr>
+            <w:tcW w:w="0" w:type="auto"/>
+            <w:tcBorders>
+              <w:top w:val="single" w:sz="6" w:space="0" w:color="D5D0C5"/>
+              <w:left w:val="single" w:sz="6" w:space="0" w:color="D5D0C5"/>
+              <w:bottom w:val="single" w:sz="6" w:space="0" w:color="D5D0C5"/>
+              <w:right w:val="single" w:sz="6" w:space="0" w:color="D5D0C5"/>
+            </w:tcBorders>
+            <w:shd w:val="clear" w:color="auto" w:fill="FFFFFF"/>
+            <w:tcMar>
+              <w:top w:w="120" w:type="dxa"/>
+              <w:left w:w="180" w:type="dxa"/>
+              <w:bottom w:w="120" w:type="dxa"/>
+              <w:right w:w="180" w:type="dxa"/>
+            </w:tcMar>
+            <w:hideMark/>
+          </w:tcPr>
+          <w:p>
+            <w:pPr>
+              <w:spacing w:before="200" w:after="360"/>
+              <w:rPr>
+                <w:rFonts w:eastAsia="Times New Roman"/>
+                <w:sz w:val="19"/>
+                <w:szCs w:val="19"/>
+              </w:rPr>
+            </w:pPr>
+            <w:r>
+              <w:rPr>
+                <w:rStyle w:val="status-r1"/>
+                <w:rFonts w:eastAsia="Times New Roman"/>
+                <w:sz w:val="19"/>
+                <w:szCs w:val="19"/>
+              </w:rPr>
+              <w:t>Deels geweigerd</w:t>
+            </w:r>
+            <w:r>
+              <w:rPr>
+                <w:rFonts w:eastAsia="Times New Roman"/>
+                <w:sz w:val="19"/>
+                <w:szCs w:val="19"/>
+              </w:rPr>
+              <w:br/>
+              <w:t>Besluit 47p; weigert interne bewerkingslogs van ambtenaren.</w:t>
+            </w:r>
+          </w:p>
+        </w:tc>
+      </w:tr>
+      <w:tr>
+        <w:trPr>
+          <w:divId w:val="2132824212"/>
+        </w:trPr>
+        <w:tc>
+          <w:tcPr>
+            <w:tcW w:w="0" w:type="auto"/>
+            <w:tcBorders>
+              <w:top w:val="single" w:sz="6" w:space="0" w:color="D5D0C5"/>
+              <w:left w:val="single" w:sz="6" w:space="0" w:color="D5D0C5"/>
+              <w:bottom w:val="single" w:sz="6" w:space="0" w:color="D5D0C5"/>
+              <w:right w:val="single" w:sz="6" w:space="0" w:color="D5D0C5"/>
+            </w:tcBorders>
+            <w:shd w:val="clear" w:color="auto" w:fill="FFFFFF"/>
+            <w:tcMar>
+              <w:top w:w="120" w:type="dxa"/>
+              <w:left w:w="180" w:type="dxa"/>
+              <w:bottom w:w="120" w:type="dxa"/>
+              <w:right w:w="180" w:type="dxa"/>
+            </w:tcMar>
+            <w:hideMark/>
+          </w:tcPr>
+          <w:p>
+            <w:pPr>
+              <w:spacing w:before="200" w:after="360"/>
+              <w:rPr>
+                <w:rFonts w:eastAsia="Times New Roman"/>
+                <w:sz w:val="19"/>
+                <w:szCs w:val="19"/>
+              </w:rPr>
+            </w:pPr>
+            <w:r>
+              <w:rPr>
+                <w:rStyle w:val="Zwaar"/>
+                <w:rFonts w:eastAsia="Times New Roman"/>
+                <w:sz w:val="19"/>
+                <w:szCs w:val="19"/>
+              </w:rPr>
+              <w:t>14. Zorgverzekeraar CZ</w:t>
+            </w:r>
+            <w:r>
+              <w:rPr>
+                <w:rFonts w:eastAsia="Times New Roman"/>
+                <w:sz w:val="19"/>
+                <w:szCs w:val="19"/>
+              </w:rPr>
+              <w:t xml:space="preserve"> (NL)</w:t>
+            </w:r>
+          </w:p>
+        </w:tc>
+        <w:tc>
+          <w:tcPr>
+            <w:tcW w:w="0" w:type="auto"/>
+            <w:tcBorders>
+              <w:top w:val="single" w:sz="6" w:space="0" w:color="D5D0C5"/>
+              <w:left w:val="single" w:sz="6" w:space="0" w:color="D5D0C5"/>
+              <w:bottom w:val="single" w:sz="6" w:space="0" w:color="D5D0C5"/>
+              <w:right w:val="single" w:sz="6" w:space="0" w:color="D5D0C5"/>
+            </w:tcBorders>
+            <w:shd w:val="clear" w:color="auto" w:fill="FFFFFF"/>
+            <w:tcMar>
+              <w:top w:w="120" w:type="dxa"/>
+              <w:left w:w="180" w:type="dxa"/>
+              <w:bottom w:w="120" w:type="dxa"/>
+              <w:right w:w="180" w:type="dxa"/>
+            </w:tcMar>
+            <w:hideMark/>
+          </w:tcPr>
+          <w:p>
+            <w:pPr>
+              <w:spacing w:before="200" w:after="360"/>
+              <w:rPr>
+                <w:rFonts w:eastAsia="Times New Roman"/>
+                <w:sz w:val="19"/>
+                <w:szCs w:val="19"/>
+              </w:rPr>
+            </w:pPr>
+            <w:r>
+              <w:rPr>
+                <w:rFonts w:eastAsia="Times New Roman"/>
+                <w:sz w:val="19"/>
+                <w:szCs w:val="19"/>
+              </w:rPr>
+              <w:t>Verzoek: 01-09-2026</w:t>
+            </w:r>
+            <w:r>
+              <w:rPr>
+                <w:rFonts w:eastAsia="Times New Roman"/>
+                <w:sz w:val="19"/>
+                <w:szCs w:val="19"/>
+              </w:rPr>
+              <w:br/>
+              <w:t>Besluit: 06-10-2026</w:t>
+            </w:r>
+          </w:p>
+        </w:tc>
+        <w:tc>
+          <w:tcPr>
+            <w:tcW w:w="0" w:type="auto"/>
+            <w:tcBorders>
+              <w:top w:val="single" w:sz="6" w:space="0" w:color="D5D0C5"/>
+              <w:left w:val="single" w:sz="6" w:space="0" w:color="D5D0C5"/>
+              <w:bottom w:val="single" w:sz="6" w:space="0" w:color="D5D0C5"/>
+              <w:right w:val="single" w:sz="6" w:space="0" w:color="D5D0C5"/>
+            </w:tcBorders>
+            <w:shd w:val="clear" w:color="auto" w:fill="FFFFFF"/>
+            <w:tcMar>
+              <w:top w:w="120" w:type="dxa"/>
+              <w:left w:w="180" w:type="dxa"/>
+              <w:bottom w:w="120" w:type="dxa"/>
+              <w:right w:w="180" w:type="dxa"/>
+            </w:tcMar>
+            <w:hideMark/>
+          </w:tcPr>
+          <w:p>
+            <w:pPr>
+              <w:spacing w:before="200" w:after="360"/>
+              <w:rPr>
+                <w:rFonts w:eastAsia="Times New Roman"/>
+                <w:sz w:val="19"/>
+                <w:szCs w:val="19"/>
+              </w:rPr>
+            </w:pPr>
+            <w:r>
+              <w:rPr>
+                <w:rFonts w:eastAsia="Times New Roman"/>
+                <w:sz w:val="19"/>
+                <w:szCs w:val="19"/>
+              </w:rPr>
+              <w:t>Ontkenning drempels &amp; weigering S072-inzage</w:t>
+            </w:r>
+          </w:p>
+        </w:tc>
+        <w:tc>
+          <w:tcPr>
+            <w:tcW w:w="0" w:type="auto"/>
+            <w:tcBorders>
+              <w:top w:val="single" w:sz="6" w:space="0" w:color="D5D0C5"/>
+              <w:left w:val="single" w:sz="6" w:space="0" w:color="D5D0C5"/>
+              <w:bottom w:val="single" w:sz="6" w:space="0" w:color="D5D0C5"/>
+              <w:right w:val="single" w:sz="6" w:space="0" w:color="D5D0C5"/>
+            </w:tcBorders>
+            <w:shd w:val="clear" w:color="auto" w:fill="FFFFFF"/>
+            <w:tcMar>
+              <w:top w:w="120" w:type="dxa"/>
+              <w:left w:w="180" w:type="dxa"/>
+              <w:bottom w:w="120" w:type="dxa"/>
+              <w:right w:w="180" w:type="dxa"/>
+            </w:tcMar>
+            <w:hideMark/>
+          </w:tcPr>
+          <w:p>
+            <w:pPr>
+              <w:spacing w:before="200" w:after="360"/>
+              <w:rPr>
+                <w:rFonts w:eastAsia="Times New Roman"/>
+                <w:sz w:val="19"/>
+                <w:szCs w:val="19"/>
+              </w:rPr>
+            </w:pPr>
+            <w:r>
+              <w:rPr>
+                <w:rStyle w:val="status-r1"/>
+                <w:rFonts w:eastAsia="Times New Roman"/>
+                <w:sz w:val="19"/>
+                <w:szCs w:val="19"/>
+              </w:rPr>
+              <w:t>Geweigerd / Inbreuk AVG</w:t>
+            </w:r>
+            <w:r>
+              <w:rPr>
+                <w:rFonts w:eastAsia="Times New Roman"/>
+                <w:sz w:val="19"/>
+                <w:szCs w:val="19"/>
+              </w:rPr>
+              <w:br/>
+              <w:t>Weigert afschrift S072-verkeer; verwijst onterecht naar CAK.</w:t>
+            </w:r>
+          </w:p>
+        </w:tc>
+      </w:tr>
+      <w:tr>
+        <w:trPr>
+          <w:divId w:val="2132824212"/>
+        </w:trPr>
+        <w:tc>
+          <w:tcPr>
+            <w:tcW w:w="0" w:type="auto"/>
+            <w:tcBorders>
+              <w:top w:val="single" w:sz="6" w:space="0" w:color="D5D0C5"/>
+              <w:left w:val="single" w:sz="6" w:space="0" w:color="D5D0C5"/>
+              <w:bottom w:val="single" w:sz="6" w:space="0" w:color="D5D0C5"/>
+              <w:right w:val="single" w:sz="6" w:space="0" w:color="D5D0C5"/>
+            </w:tcBorders>
+            <w:shd w:val="clear" w:color="auto" w:fill="FFFFFF"/>
+            <w:tcMar>
+              <w:top w:w="120" w:type="dxa"/>
+              <w:left w:w="180" w:type="dxa"/>
+              <w:bottom w:w="120" w:type="dxa"/>
+              <w:right w:w="180" w:type="dxa"/>
+            </w:tcMar>
+            <w:hideMark/>
+          </w:tcPr>
+          <w:p>
+            <w:pPr>
+              <w:spacing w:before="200" w:after="360"/>
+              <w:rPr>
+                <w:rFonts w:eastAsia="Times New Roman"/>
+                <w:sz w:val="19"/>
+                <w:szCs w:val="19"/>
+              </w:rPr>
+            </w:pPr>
+            <w:r>
+              <w:rPr>
+                <w:rStyle w:val="Zwaar"/>
+                <w:rFonts w:eastAsia="Times New Roman"/>
+                <w:sz w:val="19"/>
+                <w:szCs w:val="19"/>
+              </w:rPr>
+              <w:t>15. Rijksdienst voor Identiteitsgegevens (RvIG)</w:t>
+            </w:r>
+            <w:r>
+              <w:rPr>
+                <w:rFonts w:eastAsia="Times New Roman"/>
+                <w:sz w:val="19"/>
+                <w:szCs w:val="19"/>
+              </w:rPr>
+              <w:t xml:space="preserve"> (NL)</w:t>
+            </w:r>
+          </w:p>
+        </w:tc>
+        <w:tc>
+          <w:tcPr>
+            <w:tcW w:w="0" w:type="auto"/>
+            <w:tcBorders>
+              <w:top w:val="single" w:sz="6" w:space="0" w:color="D5D0C5"/>
+              <w:left w:val="single" w:sz="6" w:space="0" w:color="D5D0C5"/>
+              <w:bottom w:val="single" w:sz="6" w:space="0" w:color="D5D0C5"/>
+              <w:right w:val="single" w:sz="6" w:space="0" w:color="D5D0C5"/>
+            </w:tcBorders>
+            <w:shd w:val="clear" w:color="auto" w:fill="FFFFFF"/>
+            <w:tcMar>
+              <w:top w:w="120" w:type="dxa"/>
+              <w:left w:w="180" w:type="dxa"/>
+              <w:bottom w:w="120" w:type="dxa"/>
+              <w:right w:w="180" w:type="dxa"/>
+            </w:tcMar>
+            <w:hideMark/>
+          </w:tcPr>
+          <w:p>
+            <w:pPr>
+              <w:spacing w:before="200" w:after="360"/>
+              <w:rPr>
+                <w:rFonts w:eastAsia="Times New Roman"/>
+                <w:sz w:val="19"/>
+                <w:szCs w:val="19"/>
+              </w:rPr>
+            </w:pPr>
+            <w:r>
+              <w:rPr>
+                <w:rFonts w:eastAsia="Times New Roman"/>
+                <w:sz w:val="19"/>
+                <w:szCs w:val="19"/>
+              </w:rPr>
+              <w:t>Verzoek: 01-09-2026</w:t>
+            </w:r>
+            <w:r>
+              <w:rPr>
+                <w:rFonts w:eastAsia="Times New Roman"/>
+                <w:sz w:val="19"/>
+                <w:szCs w:val="19"/>
+              </w:rPr>
+              <w:br/>
+              <w:t>Besluit: 15-10-2026</w:t>
+            </w:r>
+          </w:p>
+        </w:tc>
+        <w:tc>
+          <w:tcPr>
+            <w:tcW w:w="0" w:type="auto"/>
+            <w:tcBorders>
+              <w:top w:val="single" w:sz="6" w:space="0" w:color="D5D0C5"/>
+              <w:left w:val="single" w:sz="6" w:space="0" w:color="D5D0C5"/>
+              <w:bottom w:val="single" w:sz="6" w:space="0" w:color="D5D0C5"/>
+              <w:right w:val="single" w:sz="6" w:space="0" w:color="D5D0C5"/>
+            </w:tcBorders>
+            <w:shd w:val="clear" w:color="auto" w:fill="FFFFFF"/>
+            <w:tcMar>
+              <w:top w:w="120" w:type="dxa"/>
+              <w:left w:w="180" w:type="dxa"/>
+              <w:bottom w:w="120" w:type="dxa"/>
+              <w:right w:w="180" w:type="dxa"/>
+            </w:tcMar>
+            <w:hideMark/>
+          </w:tcPr>
+          <w:p>
+            <w:pPr>
+              <w:spacing w:before="200" w:after="360"/>
+              <w:rPr>
+                <w:rFonts w:eastAsia="Times New Roman"/>
+                <w:sz w:val="19"/>
+                <w:szCs w:val="19"/>
+              </w:rPr>
+            </w:pPr>
+            <w:r>
+              <w:rPr>
+                <w:rFonts w:eastAsia="Times New Roman"/>
+                <w:sz w:val="19"/>
+                <w:szCs w:val="19"/>
+              </w:rPr>
+              <w:t>Bevestiging van het administratieve vacuüm</w:t>
+            </w:r>
+          </w:p>
+        </w:tc>
+        <w:tc>
+          <w:tcPr>
+            <w:tcW w:w="0" w:type="auto"/>
+            <w:tcBorders>
+              <w:top w:val="single" w:sz="6" w:space="0" w:color="D5D0C5"/>
+              <w:left w:val="single" w:sz="6" w:space="0" w:color="D5D0C5"/>
+              <w:bottom w:val="single" w:sz="6" w:space="0" w:color="D5D0C5"/>
+              <w:right w:val="single" w:sz="6" w:space="0" w:color="D5D0C5"/>
+            </w:tcBorders>
+            <w:shd w:val="clear" w:color="auto" w:fill="FFFFFF"/>
+            <w:tcMar>
+              <w:top w:w="120" w:type="dxa"/>
+              <w:left w:w="180" w:type="dxa"/>
+              <w:bottom w:w="120" w:type="dxa"/>
+              <w:right w:w="180" w:type="dxa"/>
+            </w:tcMar>
+            <w:hideMark/>
+          </w:tcPr>
+          <w:p>
+            <w:pPr>
+              <w:spacing w:before="200" w:after="360"/>
+              <w:rPr>
+                <w:rFonts w:eastAsia="Times New Roman"/>
+                <w:sz w:val="19"/>
+                <w:szCs w:val="19"/>
+              </w:rPr>
+            </w:pPr>
+            <w:r>
+              <w:rPr>
+                <w:rStyle w:val="status-g1"/>
+                <w:rFonts w:eastAsia="Times New Roman"/>
+                <w:sz w:val="19"/>
+                <w:szCs w:val="19"/>
+              </w:rPr>
+              <w:t>Volledig geleverd</w:t>
+            </w:r>
+            <w:r>
+              <w:rPr>
+                <w:rFonts w:eastAsia="Times New Roman"/>
+                <w:sz w:val="19"/>
+                <w:szCs w:val="19"/>
+              </w:rPr>
+              <w:br/>
+              <w:t xml:space="preserve">Besluit </w:t>
+            </w:r>
+            <w:r>
+              <w:rPr>
+                <w:rStyle w:val="HTMLCode"/>
+              </w:rPr>
+              <w:t>c26092182</w:t>
+            </w:r>
+            <w:r>
+              <w:rPr>
+                <w:rFonts w:eastAsia="Times New Roman"/>
+                <w:sz w:val="19"/>
+                <w:szCs w:val="19"/>
+              </w:rPr>
+              <w:t>; bewijst 0 koppeling BRP met Rijksregister.</w:t>
+            </w:r>
+          </w:p>
+        </w:tc>
+      </w:tr>
+      <w:tr>
+        <w:trPr>
+          <w:divId w:val="2132824212"/>
+        </w:trPr>
+        <w:tc>
+          <w:tcPr>
+            <w:tcW w:w="0" w:type="auto"/>
+            <w:tcBorders>
+              <w:top w:val="single" w:sz="6" w:space="0" w:color="D5D0C5"/>
+              <w:left w:val="single" w:sz="6" w:space="0" w:color="D5D0C5"/>
+              <w:bottom w:val="single" w:sz="6" w:space="0" w:color="D5D0C5"/>
+              <w:right w:val="single" w:sz="6" w:space="0" w:color="D5D0C5"/>
+            </w:tcBorders>
+            <w:shd w:val="clear" w:color="auto" w:fill="FFFFFF"/>
+            <w:tcMar>
+              <w:top w:w="120" w:type="dxa"/>
+              <w:left w:w="180" w:type="dxa"/>
+              <w:bottom w:w="120" w:type="dxa"/>
+              <w:right w:w="180" w:type="dxa"/>
+            </w:tcMar>
+            <w:hideMark/>
+          </w:tcPr>
+          <w:p>
+            <w:pPr>
+              <w:spacing w:before="200" w:after="360"/>
+              <w:rPr>
+                <w:rFonts w:eastAsia="Times New Roman"/>
+                <w:sz w:val="19"/>
+                <w:szCs w:val="19"/>
+              </w:rPr>
+            </w:pPr>
+            <w:r>
+              <w:rPr>
+                <w:rStyle w:val="Zwaar"/>
+                <w:rFonts w:eastAsia="Times New Roman"/>
+                <w:sz w:val="19"/>
+                <w:szCs w:val="19"/>
+              </w:rPr>
+              <w:t>16. Belastingdienst &amp; Toeslagen</w:t>
+            </w:r>
+            <w:r>
+              <w:rPr>
+                <w:rFonts w:eastAsia="Times New Roman"/>
+                <w:sz w:val="19"/>
+                <w:szCs w:val="19"/>
+              </w:rPr>
+              <w:t xml:space="preserve"> (NL)</w:t>
+            </w:r>
+          </w:p>
+        </w:tc>
+        <w:tc>
+          <w:tcPr>
+            <w:tcW w:w="0" w:type="auto"/>
+            <w:tcBorders>
+              <w:top w:val="single" w:sz="6" w:space="0" w:color="D5D0C5"/>
+              <w:left w:val="single" w:sz="6" w:space="0" w:color="D5D0C5"/>
+              <w:bottom w:val="single" w:sz="6" w:space="0" w:color="D5D0C5"/>
+              <w:right w:val="single" w:sz="6" w:space="0" w:color="D5D0C5"/>
+            </w:tcBorders>
+            <w:shd w:val="clear" w:color="auto" w:fill="FFFFFF"/>
+            <w:tcMar>
+              <w:top w:w="120" w:type="dxa"/>
+              <w:left w:w="180" w:type="dxa"/>
+              <w:bottom w:w="120" w:type="dxa"/>
+              <w:right w:w="180" w:type="dxa"/>
+            </w:tcMar>
+            <w:hideMark/>
+          </w:tcPr>
+          <w:p>
+            <w:pPr>
+              <w:spacing w:before="200" w:after="360"/>
+              <w:rPr>
+                <w:rFonts w:eastAsia="Times New Roman"/>
+                <w:sz w:val="19"/>
+                <w:szCs w:val="19"/>
+              </w:rPr>
+            </w:pPr>
+            <w:r>
+              <w:rPr>
+                <w:rFonts w:eastAsia="Times New Roman"/>
+                <w:sz w:val="19"/>
+                <w:szCs w:val="19"/>
+              </w:rPr>
+              <w:t>Verzoek: 02-09-2026</w:t>
+            </w:r>
+            <w:r>
+              <w:rPr>
+                <w:rFonts w:eastAsia="Times New Roman"/>
+                <w:sz w:val="19"/>
+                <w:szCs w:val="19"/>
+              </w:rPr>
+              <w:br/>
+              <w:t>Verdaagd: 22-10-2026</w:t>
+            </w:r>
+          </w:p>
+        </w:tc>
+        <w:tc>
+          <w:tcPr>
+            <w:tcW w:w="0" w:type="auto"/>
+            <w:tcBorders>
+              <w:top w:val="single" w:sz="6" w:space="0" w:color="D5D0C5"/>
+              <w:left w:val="single" w:sz="6" w:space="0" w:color="D5D0C5"/>
+              <w:bottom w:val="single" w:sz="6" w:space="0" w:color="D5D0C5"/>
+              <w:right w:val="single" w:sz="6" w:space="0" w:color="D5D0C5"/>
+            </w:tcBorders>
+            <w:shd w:val="clear" w:color="auto" w:fill="FFFFFF"/>
+            <w:tcMar>
+              <w:top w:w="120" w:type="dxa"/>
+              <w:left w:w="180" w:type="dxa"/>
+              <w:bottom w:w="120" w:type="dxa"/>
+              <w:right w:w="180" w:type="dxa"/>
+            </w:tcMar>
+            <w:hideMark/>
+          </w:tcPr>
+          <w:p>
+            <w:pPr>
+              <w:spacing w:before="200" w:after="360"/>
+              <w:rPr>
+                <w:rFonts w:eastAsia="Times New Roman"/>
+                <w:sz w:val="19"/>
+                <w:szCs w:val="19"/>
+              </w:rPr>
+            </w:pPr>
+            <w:r>
+              <w:rPr>
+                <w:rFonts w:eastAsia="Times New Roman"/>
+                <w:sz w:val="19"/>
+                <w:szCs w:val="19"/>
+              </w:rPr>
+              <w:t>Eenzijdige verdaging &amp; afschermen DAC-logs</w:t>
+            </w:r>
+          </w:p>
+        </w:tc>
+        <w:tc>
+          <w:tcPr>
+            <w:tcW w:w="0" w:type="auto"/>
+            <w:tcBorders>
+              <w:top w:val="single" w:sz="6" w:space="0" w:color="D5D0C5"/>
+              <w:left w:val="single" w:sz="6" w:space="0" w:color="D5D0C5"/>
+              <w:bottom w:val="single" w:sz="6" w:space="0" w:color="D5D0C5"/>
+              <w:right w:val="single" w:sz="6" w:space="0" w:color="D5D0C5"/>
+            </w:tcBorders>
+            <w:shd w:val="clear" w:color="auto" w:fill="FFFFFF"/>
+            <w:tcMar>
+              <w:top w:w="120" w:type="dxa"/>
+              <w:left w:w="180" w:type="dxa"/>
+              <w:bottom w:w="120" w:type="dxa"/>
+              <w:right w:w="180" w:type="dxa"/>
+            </w:tcMar>
+            <w:hideMark/>
+          </w:tcPr>
+          <w:p>
+            <w:pPr>
+              <w:spacing w:before="200" w:after="360"/>
+              <w:rPr>
+                <w:rFonts w:eastAsia="Times New Roman"/>
+                <w:sz w:val="19"/>
+                <w:szCs w:val="19"/>
+              </w:rPr>
+            </w:pPr>
+            <w:r>
+              <w:rPr>
+                <w:rStyle w:val="status-o1"/>
+                <w:rFonts w:eastAsia="Times New Roman"/>
+                <w:sz w:val="19"/>
+                <w:szCs w:val="19"/>
+              </w:rPr>
+              <w:t>Verdaagd tot 30-11-2026</w:t>
+            </w:r>
+            <w:r>
+              <w:rPr>
+                <w:rFonts w:eastAsia="Times New Roman"/>
+                <w:sz w:val="19"/>
+                <w:szCs w:val="19"/>
+              </w:rPr>
+              <w:br/>
+              <w:t xml:space="preserve">Kenmerk </w:t>
+            </w:r>
+            <w:r>
+              <w:rPr>
+                <w:rStyle w:val="HTMLCode"/>
+              </w:rPr>
+              <w:t>3199.60.602.T.25.0.0013</w:t>
+            </w:r>
+            <w:r>
+              <w:rPr>
+                <w:rFonts w:eastAsia="Times New Roman"/>
+                <w:sz w:val="19"/>
+                <w:szCs w:val="19"/>
+              </w:rPr>
+              <w:t>; DAC- en RIV-logs open.</w:t>
+            </w:r>
+          </w:p>
+        </w:tc>
+      </w:tr>
+    </w:tbl>
+    <w:p>
+      <w:pPr>
+        <w:pStyle w:val="Kop4"/>
+        <w:divId w:val="2132824212"/>
+        <w:rPr>
+          <w:rFonts w:eastAsia="Times New Roman"/>
+          <w:lang w:val="nl-NL"/>
+        </w:rPr>
+      </w:pPr>
+      <w:r>
+        <w:rPr>
+          <w:rFonts w:eastAsia="Times New Roman"/>
+          <w:lang w:val="nl-NL"/>
+        </w:rPr>
+        <w:t>7. De filosofische kern en de Cliffhanger van november 2026</w:t>
+      </w:r>
+    </w:p>
+    <w:p>
+      <w:pPr>
+        <w:pStyle w:val="Normaalweb"/>
+        <w:divId w:val="2132824212"/>
+        <w:rPr>
+          <w:lang w:val="nl-NL"/>
+        </w:rPr>
+      </w:pPr>
+      <w:r>
+        <w:rPr>
+          <w:lang w:val="nl-NL"/>
+        </w:rPr>
+        <w:t xml:space="preserve">De uitkomsten van deze gecoördineerde AVG-stresstest overstijgen de individuele dossiers. Zij leggen de diepere rechtsfilosofische asymmetrie van de moderne bureaucratische staat bloot. Waarom mag een overheidsorgaan een dwingende Europese verordening — of het nu gaat om de coördinatieregels van Verordening 883/2004, de termijnen van artikel 12 AVG, of de bindende rechtspraak van het Hof van Justitie in het arrest </w:t>
+      </w:r>
+      <w:r>
+        <w:rPr>
+          <w:rStyle w:val="Nadruk"/>
+          <w:lang w:val="nl-NL"/>
+        </w:rPr>
+        <w:t>Pankki S</w:t>
+      </w:r>
+      <w:r>
+        <w:rPr>
+          <w:lang w:val="nl-NL"/>
+        </w:rPr>
+        <w:t xml:space="preserve"> (C-579/21) — straffeloos reduceren tot een vrijblijvende inspanningsverplichting vol administratieve uitvluchten (</w:t>
+      </w:r>
+      <w:r>
+        <w:rPr>
+          <w:rStyle w:val="Nadruk"/>
+          <w:lang w:val="nl-NL"/>
+        </w:rPr>
+        <w:t>"niet beschikbaar"</w:t>
+      </w:r>
+      <w:r>
+        <w:rPr>
+          <w:lang w:val="nl-NL"/>
+        </w:rPr>
+        <w:t xml:space="preserve">, </w:t>
+      </w:r>
+      <w:r>
+        <w:rPr>
+          <w:rStyle w:val="Nadruk"/>
+          <w:lang w:val="nl-NL"/>
+        </w:rPr>
+        <w:t>"bedreigt integriteit systeem"</w:t>
+      </w:r>
+      <w:r>
+        <w:rPr>
+          <w:lang w:val="nl-NL"/>
+        </w:rPr>
+        <w:t xml:space="preserve">, </w:t>
+      </w:r>
+      <w:r>
+        <w:rPr>
+          <w:rStyle w:val="Nadruk"/>
+          <w:lang w:val="nl-NL"/>
+        </w:rPr>
+        <w:t>"geen persoonsgegeven"</w:t>
+      </w:r>
+      <w:r>
+        <w:rPr>
+          <w:lang w:val="nl-NL"/>
+        </w:rPr>
+        <w:t>)? Terwijl diezelfde overheid de burger bij één gemist vinkje, één niet-aangevinkt veld of één dag termijnoverschrijding volautomatisch en genadeloos financieel liquideert?</w:t>
+      </w:r>
+    </w:p>
+    <w:p>
+      <w:pPr>
+        <w:pStyle w:val="Normaalweb"/>
+        <w:divId w:val="2132824212"/>
+        <w:rPr>
+          <w:lang w:val="nl-NL"/>
+        </w:rPr>
+      </w:pPr>
+      <w:r>
+        <w:rPr>
+          <w:lang w:val="nl-NL"/>
+        </w:rPr>
+        <w:t>De wet is in theorie geschreven als een schild om de burger te beschermen tegen de almacht van het staatsapparaat. In de uitvoeringspraktijk van de grensoverschrijdende sociale zekerheid is de wet echter door legers van interne juristen en privacy-functionarissen omgevormd tot een zwaard: een instrumenteel pantser dat uitsluitend wordt gehanteerd om het apparaat te beschermen tegen de transparantie en controle door de burger. Men verschuilt zich achter de AVG om niet te hoeven verantwoorden waarom een doodz</w:t>
+      </w:r>
+      <w:r>
+        <w:rPr>
+          <w:lang w:val="nl-NL"/>
+        </w:rPr>
+        <w:t>ieke grensarbeider achttien maanden zonder inkomen en zorgvervoer is achtergelaten.</w:t>
+      </w:r>
+    </w:p>
+    <w:p>
+      <w:pPr>
+        <w:pStyle w:val="Normaalweb"/>
+        <w:divId w:val="2132824212"/>
+        <w:rPr>
+          <w:lang w:val="nl-NL"/>
+        </w:rPr>
+      </w:pPr>
+      <w:r>
+        <w:rPr>
+          <w:rStyle w:val="Zwaar"/>
+          <w:lang w:val="nl-NL"/>
+        </w:rPr>
+        <w:t>De Cliffhanger — De ontknoping in november 2026:</w:t>
+      </w:r>
+      <w:r>
+        <w:rPr>
+          <w:lang w:val="nl-NL"/>
+        </w:rPr>
+        <w:t xml:space="preserve"> Terwijl veertien van de zestien aangeschreven instanties hun kaarten inmiddels noodgedwongen op tafel hebben moeten leggen — en daarmee elkaars stilstand en verzuim onweerlegbaar hebben bevestigd — houden de twee zwaarste Nederlandse blokkades de deur nog altijd krampachtig gesloten achter een eenzijdige termijnverlenging:</w:t>
+      </w:r>
+    </w:p>
+    <w:p>
+      <w:pPr>
+        <w:numPr>
+          <w:ilvl w:val="0"/>
+          <w:numId w:val="2"/>
+        </w:numPr>
+        <w:spacing w:before="100" w:beforeAutospacing="1" w:after="100" w:afterAutospacing="1"/>
+        <w:divId w:val="2132824212"/>
+        <w:rPr>
+          <w:rFonts w:eastAsia="Times New Roman"/>
+          <w:lang w:val="nl-NL"/>
+        </w:rPr>
+      </w:pPr>
+      <w:r>
+        <w:rPr>
+          <w:rStyle w:val="Zwaar"/>
+          <w:rFonts w:eastAsia="Times New Roman"/>
+          <w:lang w:val="nl-NL"/>
+        </w:rPr>
+        <w:t>Het UWV</w:t>
+      </w:r>
+      <w:r>
+        <w:rPr>
+          <w:rFonts w:eastAsia="Times New Roman"/>
+          <w:lang w:val="nl-NL"/>
+        </w:rPr>
+        <w:t xml:space="preserve"> heeft na de formele ingebrekestelling van 2 oktober 2026 de ontvangstdatum van het verzoek van 1 september eigenmachtig verplaatst naar 16 september en de beslistermijn eenzijdig verdaagd tot </w:t>
+      </w:r>
+      <w:r>
+        <w:rPr>
+          <w:rStyle w:val="Zwaar"/>
+          <w:rFonts w:eastAsia="Times New Roman"/>
+          <w:lang w:val="nl-NL"/>
+        </w:rPr>
+        <w:t>11 november 2026</w:t>
+      </w:r>
+      <w:r>
+        <w:rPr>
+          <w:rFonts w:eastAsia="Times New Roman"/>
+          <w:lang w:val="nl-NL"/>
+        </w:rPr>
+        <w:t xml:space="preserve"> (kenmerk </w:t>
+      </w:r>
+      <w:r>
+        <w:rPr>
+          <w:rStyle w:val="HTMLCode"/>
+          <w:lang w:val="nl-NL"/>
+        </w:rPr>
+        <w:t>2026.10.0356</w:t>
+      </w:r>
+      <w:r>
+        <w:rPr>
+          <w:rFonts w:eastAsia="Times New Roman"/>
+          <w:lang w:val="nl-NL"/>
+        </w:rPr>
+        <w:t>). Het UWV beseft kennelijk nog niet dat de Belgische instanties RIZIV en RVA op 29 september al officieel hebben verklaard dat het UWV in zes maanden tijd exact nul elektronische berichten heeft verzonden.</w:t>
+      </w:r>
+    </w:p>
+    <w:p>
+      <w:pPr>
+        <w:numPr>
+          <w:ilvl w:val="0"/>
+          <w:numId w:val="2"/>
+        </w:numPr>
+        <w:spacing w:before="100" w:beforeAutospacing="1" w:after="100" w:afterAutospacing="1"/>
+        <w:divId w:val="2132824212"/>
+        <w:rPr>
+          <w:rFonts w:eastAsia="Times New Roman"/>
+          <w:lang w:val="nl-NL"/>
+        </w:rPr>
+      </w:pPr>
+      <w:r>
+        <w:rPr>
+          <w:rStyle w:val="Zwaar"/>
+          <w:rFonts w:eastAsia="Times New Roman"/>
+          <w:lang w:val="nl-NL"/>
+        </w:rPr>
+        <w:t>De Belastingdienst en Dienst Toeslagen</w:t>
+      </w:r>
+      <w:r>
+        <w:rPr>
+          <w:rFonts w:eastAsia="Times New Roman"/>
+          <w:lang w:val="nl-NL"/>
+        </w:rPr>
+        <w:t xml:space="preserve"> hebben het verzoek van 2 september om openbaarmaking van de internationale DAC-stromen en de RIV-blokkade op 22 oktober eenzijdig verdaagd tot </w:t>
+      </w:r>
+      <w:r>
+        <w:rPr>
+          <w:rStyle w:val="Zwaar"/>
+          <w:rFonts w:eastAsia="Times New Roman"/>
+          <w:lang w:val="nl-NL"/>
+        </w:rPr>
+        <w:t>30 november 2026</w:t>
+      </w:r>
+      <w:r>
+        <w:rPr>
+          <w:rFonts w:eastAsia="Times New Roman"/>
+          <w:lang w:val="nl-NL"/>
+        </w:rPr>
+        <w:t xml:space="preserve"> (kenmerk </w:t>
+      </w:r>
+      <w:r>
+        <w:rPr>
+          <w:rStyle w:val="HTMLCode"/>
+          <w:lang w:val="nl-NL"/>
+        </w:rPr>
+        <w:t>3199.60.602.T.25.0.0013</w:t>
+      </w:r>
+      <w:r>
+        <w:rPr>
+          <w:rFonts w:eastAsia="Times New Roman"/>
+          <w:lang w:val="nl-NL"/>
+        </w:rPr>
+        <w:t xml:space="preserve">). Ook aan Belgische zijde heeft </w:t>
+      </w:r>
+      <w:r>
+        <w:rPr>
+          <w:rStyle w:val="Zwaar"/>
+          <w:rFonts w:eastAsia="Times New Roman"/>
+          <w:lang w:val="nl-NL"/>
+        </w:rPr>
+        <w:t>FOD Financiën</w:t>
+      </w:r>
+      <w:r>
+        <w:rPr>
+          <w:rFonts w:eastAsia="Times New Roman"/>
+          <w:lang w:val="nl-NL"/>
+        </w:rPr>
+        <w:t xml:space="preserve"> na haar excuusmail wegens "interne miscommunicatie" van 2 oktober 2026 tot op heden volledige radiostilte bewaard en haar inhoudelijke logboeken nog altijd niet geleverd.</w:t>
+      </w:r>
+    </w:p>
+    <w:p>
+      <w:pPr>
+        <w:pStyle w:val="Normaalweb"/>
         <w:ind w:left="800" w:right="800"/>
-        <w:divId w:val="1392538885"/>
-        <w:rPr>
-          <w:lang w:val="nl-NL"/>
-        </w:rPr>
-      </w:pPr>
+        <w:divId w:val="2132824212"/>
+        <w:rPr>
+          <w:lang w:val="nl-NL"/>
+        </w:rPr>
+      </w:pPr>
+      <w:r>
+        <w:rPr>
+          <w:lang w:val="nl-NL"/>
+        </w:rPr>
+        <w:t>Dit hoofdstuk is daarmee geen afgesloten geschiedenis, maar een lopende forensische reconstructie. Eind november 2026, wanneer de verdagingstermijnen van het UWV en de Belastingdienst onherroepelijk zijn verstreken, valt het doek over de laatste uitvluchten. Met de dan complete dataset van alle zestien instanties wordt dit dossier integraal neergelegd bij de Gegevensbeschermingsautoriteit (GBA) in Brussel en de Autoriteit Persoonsgegevens (AP) in Den Haag, als het ultieme bewijs van een haperende Unie waari</w:t>
+      </w:r>
+      <w:r>
+        <w:rPr>
+          <w:lang w:val="nl-NL"/>
+        </w:rPr>
+        <w:t>n instanties elkaars gegevens weigeren in te lezen terwijl het gezin op het breukvlak bezwijkt.</w:t>
+      </w:r>
       <w:r>
         <w:br w:type="page"/>
       </w:r>
@@ -2099,880 +7929,26 @@
     <w:p>
       <w:pPr>
         <w:pStyle w:val="Kop2"/>
-        <w:divId w:val="1392538885"/>
+        <w:divId w:val="2132824212"/>
         <w:rPr>
           <w:rFonts w:eastAsia="Times New Roman"/>
           <w:lang w:val="nl-NL"/>
         </w:rPr>
       </w:pPr>
-      <w:bookmarkStart w:id="6" w:name="_Toc242860732"/>
+      <w:bookmarkStart w:id="14" w:name="_Toc243922966"/>
       <w:r>
         <w:rPr>
           <w:rFonts w:eastAsia="Times New Roman"/>
           <w:lang w:val="nl-NL"/>
         </w:rPr>
-        <w:t>Deel VI — De Europese dimensie</w:t>
-      </w:r>
-      <w:bookmarkEnd w:id="6"/>
-    </w:p>
-    <w:p>
-      <w:pPr>
-        <w:pStyle w:val="Normaalweb"/>
-        <w:divId w:val="1392538885"/>
-        <w:rPr>
-          <w:lang w:val="nl-NL"/>
-        </w:rPr>
-      </w:pPr>
-      <w:r>
-        <w:rPr>
-          <w:lang w:val="nl-NL"/>
-        </w:rPr>
-        <w:t>Het probleem is niet Belgisch-Nederlands. Het is Europees. Vier casussen tonen dat aan. Deze casussen zijn ontleend aan openbare Europese beleidsliteratuur en academisch onderzoek. Ze staan niet in Document A of Document B, want die documenten beschrijven één individuele casus. Ze staan hier omdat ze aantonen dat het mechanisme dat in die ene casus zichtbaar wordt, zich in elke Europese grensregio herhaalt.</w:t>
-      </w:r>
-    </w:p>
-    <w:p>
-      <w:pPr>
-        <w:pStyle w:val="Normaalweb"/>
-        <w:divId w:val="1392538885"/>
-        <w:rPr>
-          <w:lang w:val="nl-NL"/>
-        </w:rPr>
-      </w:pPr>
-      <w:r>
-        <w:rPr>
-          <w:rStyle w:val="Zwaar"/>
-          <w:lang w:val="nl-NL"/>
-        </w:rPr>
-        <w:t>Luxemburg.</w:t>
-      </w:r>
-      <w:r>
-        <w:rPr>
-          <w:lang w:val="nl-NL"/>
-        </w:rPr>
-        <w:t xml:space="preserve"> Luxemburg heeft de hoogste ratio grensoverschrijdende werknemers van de EU. De coördinatie van hun sociale zekerheid verloopt via de Europese verordening, maar de belasting- en sociale zekerheidsdrempels voor telewerk zijn fundamenteel niet op elkaar afgestemd. Een werknemer die tussen twee drempels thuiswerkt, bevindt zich in een juridisch niemandsland. Twee landen innen op dezelfde grondslag op basis van onverenigbare drempelberekeningen. Dit heeft jaren van bilaterale noodakkoorden vereist voordat er en</w:t>
-      </w:r>
-      <w:r>
-        <w:rPr>
-          <w:lang w:val="nl-NL"/>
-        </w:rPr>
-        <w:t>ige stabilisering optrad — en uitsluitend voor de belastingdimensie, niet voor de sociale zekerheidsdimensie.</w:t>
-      </w:r>
-    </w:p>
-    <w:p>
-      <w:pPr>
-        <w:pStyle w:val="Normaalweb"/>
-        <w:divId w:val="1392538885"/>
-        <w:rPr>
-          <w:lang w:val="nl-NL"/>
-        </w:rPr>
-      </w:pPr>
-      <w:r>
-        <w:rPr>
-          <w:rStyle w:val="Zwaar"/>
-          <w:lang w:val="nl-NL"/>
-        </w:rPr>
-        <w:t>De Øresundregio.</w:t>
-      </w:r>
-      <w:r>
-        <w:rPr>
-          <w:lang w:val="nl-NL"/>
-        </w:rPr>
-        <w:t xml:space="preserve"> In de regio rond de Sont pendelen dagelijks duizenden grensoverschrijdende werknemers over de grens. Zij zijn sociaal verzekerd in het werkland maar ontvangen bij werkloosheid de uitkering vanuit het woonland. De coördinatie vereist dat de werkgever een ontslagdocument levert dat het buitenlandse werkloosheidsfonds als invoerbaar erkent. In de praktijk verloopt die uitwisseling traag, zijn de documenten niet altijd in een automatisch verwerkbaar formaat, en wacht de burger in de tussentijd zonder uitkering</w:t>
-      </w:r>
-      <w:r>
-        <w:rPr>
-          <w:lang w:val="nl-NL"/>
-        </w:rPr>
-        <w:t>. De regio heeft een gezamenlijk comité dat de informatiedoorstroming monitort, maar dit comité heeft geen bevoegdheid over de uitvoeringsinstanties van beide landen.</w:t>
-      </w:r>
-    </w:p>
-    <w:p>
-      <w:pPr>
-        <w:pStyle w:val="Normaalweb"/>
-        <w:divId w:val="1392538885"/>
-        <w:rPr>
-          <w:lang w:val="nl-NL"/>
-        </w:rPr>
-      </w:pPr>
-      <w:r>
-        <w:rPr>
-          <w:rStyle w:val="Zwaar"/>
-          <w:lang w:val="nl-NL"/>
-        </w:rPr>
-        <w:t>Zwitserland/Frankrijk.</w:t>
-      </w:r>
-      <w:r>
-        <w:rPr>
-          <w:lang w:val="nl-NL"/>
-        </w:rPr>
-        <w:t xml:space="preserve"> Zwitserland telt naar schatting honderdduizenden grensoverschrijdende werknemers uit Frankrijk. Telewerken deed een fundamentele spanning ontstaan: de belastingdrempel voor telewerk en de sociale zekerheidsdrempel voor telewerk lopen uit elkaar. Wie tussen beide drempels thuiswerkt, betaalt belastingen in het ene land maar valt voor sociale zekerheid potentieel onder het andere. Dit vereist gelijktijdige aansluiting bij twee stelsels, wat de Europese verordening expliciet verbiedt. De oplossing heeft een t</w:t>
-      </w:r>
-      <w:r>
-        <w:rPr>
-          <w:lang w:val="nl-NL"/>
-        </w:rPr>
-        <w:t>ransitieakkoord, een verlenging en een formele verdragswijziging gevergd, met dagelijkse rapportageverplichtingen voor werkgevers. De administratieve last is van de staat naar de werkgever verschoven; de structurele onverenigbaarheid is niet opgelost.</w:t>
-      </w:r>
-    </w:p>
-    <w:p>
-      <w:pPr>
-        <w:pStyle w:val="Normaalweb"/>
-        <w:divId w:val="1392538885"/>
-        <w:rPr>
-          <w:lang w:val="nl-NL"/>
-        </w:rPr>
-      </w:pPr>
-      <w:r>
-        <w:rPr>
-          <w:rStyle w:val="Zwaar"/>
-          <w:lang w:val="nl-NL"/>
-        </w:rPr>
-        <w:t>De Oostenrijks-Oost-Europese corridor.</w:t>
-      </w:r>
-      <w:r>
-        <w:rPr>
-          <w:lang w:val="nl-NL"/>
-        </w:rPr>
-        <w:t xml:space="preserve"> In de corridor tussen Oostenrijk en Oost-Europese lidstaten is massale detachering van werknemers een gevestigde economische realiteit. Certificaten die bevestigen in welk land een gedetacheerde werknemer sociaal verzekerd is, worden op grote schaal frauduleus gebruikt om lage sociale bijdragen in het detacherende land te handhaven, terwijl de werknemer feitelijk permanent in het ontvangende land werkt. Het Hof van Justitie heeft bepaald dat zelfs wanneer een certificaat kennelijk frauduleus is verkregen, </w:t>
-      </w:r>
-      <w:r>
-        <w:rPr>
-          <w:lang w:val="nl-NL"/>
-        </w:rPr>
-        <w:t>de ontvangende lidstaat zijn eigen wetgeving niet unilateraal mag toepassen voordat hij een dialoog heeft gevoerd met de afgevende lidstaat. Dit dialoogvereiste, bedoeld als bescherming van de werknemer, wordt in de praktijk door frauduleuze werkgevers gebruikt om de toepassing van de ontvangende wetgeving maandenlang te vertragen terwijl de werknemer formeel onbeschermd is.</w:t>
-      </w:r>
-    </w:p>
-    <w:p>
-      <w:pPr>
-        <w:pStyle w:val="Normaalweb"/>
-        <w:divId w:val="1392538885"/>
-        <w:rPr>
-          <w:lang w:val="nl-NL"/>
-        </w:rPr>
-      </w:pPr>
-      <w:r>
-        <w:rPr>
-          <w:lang w:val="nl-NL"/>
-        </w:rPr>
-        <w:t>De conclusie uit alle vier de casussen is dezelfde: zelfs in de meest geconcentreerde grensarbeidersregio's van Europa bestaat geen geïntegreerde oplossing. Nationale noodakkoorden zijn de enige uitkomst, zonder structurele correctie.</w:t>
-      </w:r>
-    </w:p>
-    <w:p>
-      <w:pPr>
-        <w:pStyle w:val="marker"/>
-        <w:ind w:left="800" w:right="800"/>
-        <w:divId w:val="1392538885"/>
-        <w:rPr>
-          <w:lang w:val="nl-NL"/>
-        </w:rPr>
-      </w:pPr>
-      <w:r>
-        <w:br w:type="page"/>
-      </w:r>
-    </w:p>
-    <w:p>
-      <w:pPr>
-        <w:pStyle w:val="Kop2"/>
-        <w:divId w:val="1392538885"/>
-        <w:rPr>
-          <w:rFonts w:eastAsia="Times New Roman"/>
-          <w:lang w:val="nl-NL"/>
-        </w:rPr>
-      </w:pPr>
-      <w:bookmarkStart w:id="7" w:name="_Toc242860733"/>
-      <w:r>
-        <w:rPr>
-          <w:rFonts w:eastAsia="Times New Roman"/>
-          <w:lang w:val="nl-NL"/>
-        </w:rPr>
-        <w:t>Deel VII — De architectuurfout in de Europese regelgeving</w:t>
-      </w:r>
-      <w:bookmarkEnd w:id="7"/>
-    </w:p>
-    <w:p>
-      <w:pPr>
-        <w:pStyle w:val="Normaalweb"/>
-        <w:divId w:val="1392538885"/>
-        <w:rPr>
-          <w:lang w:val="nl-NL"/>
-        </w:rPr>
-      </w:pPr>
-      <w:r>
-        <w:rPr>
-          <w:lang w:val="nl-NL"/>
-        </w:rPr>
-        <w:t>De Europese verordening die de sociale zekerheid tussen lidstaten coördineert, bepaalt welk land de bevoegde lidstaat is. De verordening wijst één land aan als verantwoordelijk — doorgaans het werkland — maar voorziet geen automatisch vangnet voor de periodes waarin de toewijzing omstreden is, tijdelijk verandert, of beide landen weigeren de primaire verantwoordelijkheid te aanvaarden.</w:t>
-      </w:r>
-    </w:p>
-    <w:p>
-      <w:pPr>
-        <w:pStyle w:val="Normaalweb"/>
-        <w:divId w:val="1392538885"/>
-        <w:rPr>
-          <w:lang w:val="nl-NL"/>
-        </w:rPr>
-      </w:pPr>
-      <w:r>
-        <w:rPr>
-          <w:lang w:val="nl-NL"/>
-        </w:rPr>
-        <w:t>De En/En-paradox — waarbij de burger formeel in het systeem van twee landen zit maar door beide als de verantwoordelijkheid van het andere wordt beschouwd — wordt door de verordening niet opgelost maar slechts omschreven.</w:t>
-      </w:r>
-    </w:p>
-    <w:p>
-      <w:pPr>
-        <w:pStyle w:val="Normaalweb"/>
-        <w:divId w:val="1392538885"/>
-        <w:rPr>
-          <w:lang w:val="nl-NL"/>
-        </w:rPr>
-      </w:pPr>
-      <w:r>
-        <w:rPr>
-          <w:lang w:val="nl-NL"/>
-        </w:rPr>
-        <w:t>Het bemiddelingsnetwerk fungeert als niet-bindend controlemechanisme. Het registreert een deel van de klachten en produceert een uitkomst, maar de uitkomst heeft geen juridische consequentie voor de instantie die weigert. Een aanbeveling is een aanbeveling. De uitvoeringsinstantie die haar naast zich neerlegt, ondervindt geen gevolg. Het Europese uitwisselingssysteem voor sociale zekerheid bestaat voor elektronische informatie-uitwisseling, maar reactietermijnen voor buitenlandse verzoeken zijn niet afdwing</w:t>
-      </w:r>
-      <w:r>
-        <w:rPr>
-          <w:lang w:val="nl-NL"/>
-        </w:rPr>
-        <w:t>baar. Beide instrumenten zijn procedurele voorzieningen voor een probleem dat structureel had moeten worden opgelost.</w:t>
-      </w:r>
-    </w:p>
-    <w:p>
-      <w:pPr>
-        <w:pStyle w:val="Normaalweb"/>
-        <w:divId w:val="1392538885"/>
-        <w:rPr>
-          <w:lang w:val="nl-NL"/>
-        </w:rPr>
-      </w:pPr>
-      <w:r>
-        <w:rPr>
-          <w:lang w:val="nl-NL"/>
-        </w:rPr>
-        <w:t>De feiten van deze architectuurfout staan in Document B. Daar staat welke verordening welke bepaling bevat, welke arresten welke interpretatie geven, welke instanties welke bevoegdheid hebben. Hier staat alleen het patroon.</w:t>
-      </w:r>
-    </w:p>
-    <w:p>
-      <w:pPr>
-        <w:pStyle w:val="marker"/>
-        <w:ind w:left="800" w:right="800"/>
-        <w:divId w:val="1392538885"/>
-        <w:rPr>
-          <w:lang w:val="nl-NL"/>
-        </w:rPr>
-      </w:pPr>
-      <w:r>
-        <w:br w:type="page"/>
-      </w:r>
-    </w:p>
-    <w:p>
-      <w:pPr>
-        <w:pStyle w:val="Kop2"/>
-        <w:divId w:val="1392538885"/>
-        <w:rPr>
-          <w:rFonts w:eastAsia="Times New Roman"/>
-          <w:lang w:val="nl-NL"/>
-        </w:rPr>
-      </w:pPr>
-      <w:bookmarkStart w:id="8" w:name="_Toc242860734"/>
-      <w:r>
-        <w:rPr>
-          <w:rFonts w:eastAsia="Times New Roman"/>
-          <w:lang w:val="nl-NL"/>
-        </w:rPr>
-        <w:t>Deel VIII — De twee oplossingsroutes</w:t>
-      </w:r>
-      <w:bookmarkEnd w:id="8"/>
-    </w:p>
-    <w:p>
-      <w:pPr>
-        <w:pStyle w:val="Normaalweb"/>
-        <w:divId w:val="1392538885"/>
-        <w:rPr>
-          <w:lang w:val="nl-NL"/>
-        </w:rPr>
-      </w:pPr>
-      <w:r>
-        <w:rPr>
-          <w:lang w:val="nl-NL"/>
-        </w:rPr>
-        <w:t>De grensoverschrijdende burger met een chronische aandoening of erkende beperking heeft in principe twee routes om financieel te functioneren.</w:t>
-      </w:r>
-    </w:p>
-    <w:p>
-      <w:pPr>
-        <w:pStyle w:val="Normaalweb"/>
-        <w:divId w:val="1392538885"/>
-        <w:rPr>
-          <w:lang w:val="nl-NL"/>
-        </w:rPr>
-      </w:pPr>
-      <w:r>
-        <w:rPr>
-          <w:rStyle w:val="Zwaar"/>
-          <w:lang w:val="nl-NL"/>
-        </w:rPr>
-        <w:t>De uitkeringsroute.</w:t>
-      </w:r>
-      <w:r>
-        <w:rPr>
-          <w:lang w:val="nl-NL"/>
-        </w:rPr>
-        <w:t xml:space="preserve"> </w:t>
-      </w:r>
-      <w:r>
-        <w:rPr>
-          <w:lang w:val="nl-NL"/>
-        </w:rPr>
-        <w:t>Arbeidsongeschiktheidsuitkering via het bevoegde land. Deze route creëert staatsafhankelijkheid en is onderhevig aan nationale politieke goodwill. De gemiddelde invaliditeitsuitkering in de EU varieert van 800 tot 1.800 euro per maand, levenslang bij permanente arbeidsongeschiktheid. De toegangsbarrière: wachttijden worden niet erkend over grenzen; procedures vereisen nationale beoordelingshistorie; het Europese uitwisselingssysteem werkt traag.</w:t>
-      </w:r>
-    </w:p>
-    <w:p>
-      <w:pPr>
-        <w:pStyle w:val="Normaalweb"/>
-        <w:divId w:val="1392538885"/>
-        <w:rPr>
-          <w:lang w:val="nl-NL"/>
-        </w:rPr>
-      </w:pPr>
-      <w:r>
-        <w:rPr>
-          <w:rStyle w:val="Zwaar"/>
-          <w:lang w:val="nl-NL"/>
-        </w:rPr>
-        <w:t>De fiscale autonomieroute.</w:t>
-      </w:r>
-      <w:r>
-        <w:rPr>
-          <w:lang w:val="nl-NL"/>
-        </w:rPr>
-        <w:t xml:space="preserve"> Toeslagen, verhoogde tegemoetkomingen en fiscale reducties in het woonland op basis van erkende beperking. Deze route kost de staat minder, bevordert economische participatie en behoudt de autonomie van de burger. De toegangsbarrière is identiek: de medische status wordt niet erkend over grenzen, de administratieve categorie van het ene land vertaalt niet naar het andere, en de systemen die de rechten zouden moeten activeren communiceren niet met elkaar.</w:t>
-      </w:r>
-    </w:p>
-    <w:p>
-      <w:pPr>
-        <w:pStyle w:val="Normaalweb"/>
-        <w:divId w:val="1392538885"/>
-        <w:rPr>
-          <w:lang w:val="nl-NL"/>
-        </w:rPr>
-      </w:pPr>
-      <w:r>
-        <w:rPr>
-          <w:lang w:val="nl-NL"/>
-        </w:rPr>
-        <w:t>De fiscale autonomieroute is op de meeste beleidsassen gunstiger dan de uitkeringsroute: ze kost de staat minder, bevordert economische participatie, behoudt burgerautonomie en sluit aan bij de arbeidsmobiliteitsdoelstellingen van de EU. Ze is desondanks even ontoegankelijk als de uitkeringsroute, zolang de medische statusvertaling en de administratieve statuserkenning over grenzen ontbreken. De barrière is niet financieel maar architecturaal.</w:t>
-      </w:r>
-    </w:p>
-    <w:p>
-      <w:pPr>
-        <w:pStyle w:val="Normaalweb"/>
-        <w:divId w:val="1392538885"/>
-        <w:rPr>
-          <w:lang w:val="nl-NL"/>
-        </w:rPr>
-      </w:pPr>
-      <w:r>
-        <w:rPr>
-          <w:lang w:val="nl-NL"/>
-        </w:rPr>
-        <w:t>Er is evenwel een dimensie die de eerdere analyse relativeert: in dit dossier is de fiscale autonomieroute in België via een handmatige bypass wél haalbaar gebleken. Een rechtstreeks medisch attest van de huisarts bij de BNI-aangifte, buiten de KSZ en buiten DG HAN om, activeert de verhoogde belastingvrije som en resulteert bij indiening van de aangifte in een berekend saldo van € 2.669,97 in het voordeel van het gezin (in afwachting van het definitieve aanslagbiljet). Dezelfde route bleef via de geautomati</w:t>
-      </w:r>
-      <w:r>
-        <w:rPr>
-          <w:lang w:val="nl-NL"/>
-        </w:rPr>
-        <w:t>seerde overheidsketens (8 versus 9 punten bij DG HAN, RIV-blokkade in Nederland) volledig potdicht. Het onderscheid is leerzaam: de fiscale route is niet onmogelijk, maar de burger en zijn eerstelijnsarts moeten de digitale overheidsketen handmatig omzeilen om hem te laten werken. En dat heeft een paradoxaal neveneffect: een hoger netto gezinsinkomen kan de inkomensafhankelijke toeslagen bij Parentia en SVB juist bedreigen, doordat de automatische herberekening op het fictieve verdienvermogen terugslaat.</w:t>
-      </w:r>
-    </w:p>
-    <w:p>
-      <w:pPr>
-        <w:pStyle w:val="Normaalweb"/>
-        <w:divId w:val="1392538885"/>
-        <w:rPr>
-          <w:lang w:val="nl-NL"/>
-        </w:rPr>
-      </w:pPr>
-      <w:r>
-        <w:rPr>
-          <w:lang w:val="nl-NL"/>
-        </w:rPr>
-        <w:t>Daarnaast speelt een factor die in de vergelijking tussen beide routes vaak over het hoofd wordt gezien: de politieke economie van de financiering. De Europese Unie heeft geen eigen socialezekerheidsstelsel. Sociale zekerheid is een nationale bevoegdheid. Wat de EU wel doet, is via het Europees Sociaal Fonds Plus programma's co-financieren die gericht zijn op arbeidsmarktintegratie en sociale inclusie. Deze middelen gaan niet naar de uitkering zelf, maar naar de ondersteuning eromheen: opleidingen, begeleid</w:t>
-      </w:r>
-      <w:r>
-        <w:rPr>
-          <w:lang w:val="nl-NL"/>
-        </w:rPr>
-        <w:t>ing naar werk, en projecten die maatschappelijke participatie vergroten.</w:t>
-      </w:r>
-    </w:p>
-    <w:p>
-      <w:pPr>
-        <w:pStyle w:val="Normaalweb"/>
-        <w:divId w:val="1392538885"/>
-        <w:rPr>
-          <w:lang w:val="nl-NL"/>
-        </w:rPr>
-      </w:pPr>
-      <w:r>
-        <w:rPr>
-          <w:lang w:val="nl-NL"/>
-        </w:rPr>
-        <w:t>Uitkeringen zijn in de Europese Unie grotendeels contributioneel gefinancierd: gemiddeld 64 procent van de werkloosheidsuitkeringen komt uit sociale premies, niet uit belastingen. Fiscale voordelen, zoals belastingverminderingen voor personen met een handicap, komen daarentegen vrijwel volledig uit de nationale algemene middelen. De EU heeft geen instrument om fiscale uitgaven van lidstaten te co-financieren.</w:t>
-      </w:r>
-    </w:p>
-    <w:p>
-      <w:pPr>
-        <w:pStyle w:val="Normaalweb"/>
-        <w:divId w:val="1392538885"/>
-        <w:rPr>
-          <w:lang w:val="nl-NL"/>
-        </w:rPr>
-      </w:pPr>
-      <w:r>
-        <w:rPr>
-          <w:lang w:val="nl-NL"/>
-        </w:rPr>
-        <w:t>Dit creëert een financieringsasymmetrie. Voor uitkeringsgerelateerde programma's kan een lidstaat medefinanciering van de EU aanvragen. Voor fiscale voordelen niet. Lidstaten hebben daardoor een grotere financiële prikkel om de uitkeringsroute te versterken dan de fiscale route, ongeacht welke route voor de burger gunstiger is.</w:t>
-      </w:r>
-    </w:p>
-    <w:p>
-      <w:pPr>
-        <w:pStyle w:val="Normaalweb"/>
-        <w:divId w:val="1392538885"/>
-        <w:rPr>
-          <w:lang w:val="nl-NL"/>
-        </w:rPr>
-      </w:pPr>
-      <w:r>
-        <w:rPr>
-          <w:lang w:val="nl-NL"/>
-        </w:rPr>
-        <w:t>De fiscale route kost de staat minder, maar de staat ontvangt er geen Europese co-financiering voor. De uitkeringsroute kost de staat meer, maar een deel van de ondersteunende kosten kan worden afgedekt met Europese middelen. De politieke economie van de financiering beïnvloedt daarmee de beleidskeuze, los van de vraag welke route voor de burger het meest effectief is.</w:t>
-      </w:r>
-    </w:p>
-    <w:p>
-      <w:pPr>
-        <w:pStyle w:val="marker"/>
-        <w:ind w:left="800" w:right="800"/>
-        <w:divId w:val="1392538885"/>
-        <w:rPr>
-          <w:lang w:val="nl-NL"/>
-        </w:rPr>
-      </w:pPr>
-      <w:r>
-        <w:br w:type="page"/>
-      </w:r>
-    </w:p>
-    <w:p>
-      <w:pPr>
-        <w:pStyle w:val="Kop2"/>
-        <w:divId w:val="1392538885"/>
-        <w:rPr>
-          <w:rFonts w:eastAsia="Times New Roman"/>
-          <w:lang w:val="nl-NL"/>
-        </w:rPr>
-      </w:pPr>
-      <w:bookmarkStart w:id="9" w:name="_Toc242860735"/>
-      <w:r>
-        <w:rPr>
-          <w:rFonts w:eastAsia="Times New Roman"/>
-          <w:lang w:val="nl-NL"/>
-        </w:rPr>
-        <w:t>Deel IX — De drie infrastructurele oplossingen</w:t>
-      </w:r>
-      <w:bookmarkEnd w:id="9"/>
-    </w:p>
-    <w:p>
-      <w:pPr>
-        <w:pStyle w:val="Normaalweb"/>
-        <w:divId w:val="1392538885"/>
-        <w:rPr>
-          <w:lang w:val="nl-NL"/>
-        </w:rPr>
-      </w:pPr>
-      <w:r>
-        <w:rPr>
-          <w:lang w:val="nl-NL"/>
-        </w:rPr>
-        <w:t>Drie concrete bouwstenen corrigeren de architectuurfouten direct. Ze kunnen afzonderlijk worden ingevoerd, maar bereiken hun volle effect in combinatie.</w:t>
-      </w:r>
-    </w:p>
-    <w:p>
-      <w:pPr>
-        <w:pStyle w:val="Normaalweb"/>
-        <w:divId w:val="1392538885"/>
-        <w:rPr>
-          <w:lang w:val="nl-NL"/>
-        </w:rPr>
-      </w:pPr>
-      <w:r>
-        <w:rPr>
-          <w:rStyle w:val="Zwaar"/>
-          <w:lang w:val="nl-NL"/>
-        </w:rPr>
-        <w:t>Bouwsteen 1 — Het inschrijvingsmoment als synchronisatiepunt.</w:t>
-      </w:r>
-      <w:r>
-        <w:rPr>
-          <w:lang w:val="nl-NL"/>
-        </w:rPr>
-        <w:t xml:space="preserve"> Wanneer een EU-burger zich officieel uitschrijft in land A en inschrijft in land B, activeert dat één geautoriseerde digitale import van de relevante administratieve data: loopbaanhistoriek, erkende medische statussen, lopende rechten en gezinssituatie. De technische infrastructuur bestaat: het Europese systeem voor digitale identificatie biedt de grondslag, de nationale bevolkingsregisters zijn de triggerpunten, en het Europese uitwisselingssysteem voor sociale zekerheid biedt de capaciteit. Wat ontbreekt</w:t>
-      </w:r>
-      <w:r>
-        <w:rPr>
-          <w:lang w:val="nl-NL"/>
-        </w:rPr>
-        <w:t xml:space="preserve"> is het politieke besluit dat de inschrijvingshandeling de juridische trigger is voor die synchronisatie, en de verplichting voor het uitzendende land om de data te leveren binnen een vastgestelde termijn.</w:t>
-      </w:r>
-    </w:p>
-    <w:p>
-      <w:pPr>
-        <w:pStyle w:val="Normaalweb"/>
-        <w:divId w:val="1392538885"/>
-        <w:rPr>
-          <w:lang w:val="nl-NL"/>
-        </w:rPr>
-      </w:pPr>
-      <w:r>
-        <w:rPr>
-          <w:rStyle w:val="Zwaar"/>
-          <w:lang w:val="nl-NL"/>
-        </w:rPr>
-        <w:t>Bouwsteen 2 — Het Europees Medisch Statusdocument.</w:t>
-      </w:r>
-      <w:r>
-        <w:rPr>
-          <w:lang w:val="nl-NL"/>
-        </w:rPr>
-        <w:t xml:space="preserve"> Een gestandaardiseerd digitaal document dat de functionele status van een burger over grenzen leesbaar maakt. Het registreert niet de diagnose — de ziekte — maar de functionele beperking: wat kan de persoon wel en niet, welk percentage arbeidsbeperking is erkend, welk land heeft de erkenning formeel vastgesteld en op welke datum. De grondslag is de International Classification of Functioning, Disability and Health van de Wereldgezondheidsorganisatie, die een universeel taalraamwerk biedt dat door 29 Europe</w:t>
-      </w:r>
-      <w:r>
-        <w:rPr>
-          <w:lang w:val="nl-NL"/>
-        </w:rPr>
-        <w:t>se landen al wordt gebruikt in de revalidatiegeneeskunde en de gezondheidszorgstatistiek. Elke nationale instantie publiceert een vertaalsleutel: een gepubliceerde mapping van internationale scores naar haar eigen administratieve categorieën. Wanneer een burger met een statusdocument een aanvraag doet bij een buitenlandse instantie, vertaalt het systeem automatisch zijn score naar de nationale categorie. De burger wordt één keer beoordeeld. De vertaling is automatisch. Geen herkeuring nodig tenzij de medisc</w:t>
-      </w:r>
-      <w:r>
-        <w:rPr>
-          <w:lang w:val="nl-NL"/>
-        </w:rPr>
-        <w:t>he status wijzigt.</w:t>
-      </w:r>
-    </w:p>
-    <w:p>
-      <w:pPr>
-        <w:pStyle w:val="Normaalweb"/>
-        <w:divId w:val="1392538885"/>
-        <w:rPr>
-          <w:lang w:val="nl-NL"/>
-        </w:rPr>
-      </w:pPr>
-      <w:r>
-        <w:rPr>
-          <w:rStyle w:val="Zwaar"/>
-          <w:lang w:val="nl-NL"/>
-        </w:rPr>
-        <w:t>Bouwsteen 3 — De automatische fiscale route-activering.</w:t>
-      </w:r>
-      <w:r>
-        <w:rPr>
-          <w:lang w:val="nl-NL"/>
-        </w:rPr>
-        <w:t xml:space="preserve"> Wanneer het statusdocument een erkende beperking registreert én het inschrijvingsdocument de grensoverschrijdende situatie van de burger bevestigt, activeert het systeem automatisch de fiscale instrumenten die beschikbaar zijn in het woonland. Niet via een handmatige aanvraag, maar via een automatische beslissingsregel gebaseerd op leesbare statusdata. De beslissingslogica werkt als volgt: de score plus de inschrijvingsstatus worden vergeleken met een nationaal gepubliceerde activeringstabel. In Nederland </w:t>
-      </w:r>
-      <w:r>
-        <w:rPr>
-          <w:lang w:val="nl-NL"/>
-        </w:rPr>
-        <w:t>activeert dit automatisch: aanpassing toetsingsinkomen voor toeslagberekening, verhoogde tegemoetkoming voor erkende handicap, en een berekening van het recht op zorgtoeslag, huurtoeslag en kindgebonden budget op basis van het gecorrigeerde inkomen inclusief buitenlandse componenten. In België activeert dit automatisch: de fiscale aftrek voor personen met een handicap, het verhoogde bestaansminimum bij erkende arbeidsongeschiktheid, en een kennisgeving aan de bevoegde dienst dat de burger recht kan hebben o</w:t>
-      </w:r>
-      <w:r>
-        <w:rPr>
-          <w:lang w:val="nl-NL"/>
-        </w:rPr>
-        <w:t>p aanvullende tegemoetkomingen.</w:t>
-      </w:r>
-    </w:p>
-    <w:p>
-      <w:pPr>
-        <w:pStyle w:val="marker"/>
-        <w:ind w:left="800" w:right="800"/>
-        <w:divId w:val="1392538885"/>
-        <w:rPr>
-          <w:lang w:val="nl-NL"/>
-        </w:rPr>
-      </w:pPr>
-      <w:r>
-        <w:br w:type="page"/>
-      </w:r>
-    </w:p>
-    <w:p>
-      <w:pPr>
-        <w:pStyle w:val="Kop2"/>
-        <w:divId w:val="1392538885"/>
-        <w:rPr>
-          <w:rFonts w:eastAsia="Times New Roman"/>
-          <w:lang w:val="nl-NL"/>
-        </w:rPr>
-      </w:pPr>
-      <w:bookmarkStart w:id="10" w:name="_Toc242860736"/>
-      <w:r>
-        <w:rPr>
-          <w:rFonts w:eastAsia="Times New Roman"/>
-          <w:lang w:val="nl-NL"/>
-        </w:rPr>
-        <w:t>Deel X — De profiteursvraag</w:t>
-      </w:r>
-      <w:bookmarkEnd w:id="10"/>
-    </w:p>
-    <w:p>
-      <w:pPr>
-        <w:pStyle w:val="Normaalweb"/>
-        <w:divId w:val="1392538885"/>
-        <w:rPr>
-          <w:lang w:val="nl-NL"/>
-        </w:rPr>
-      </w:pPr>
-      <w:r>
-        <w:rPr>
-          <w:lang w:val="nl-NL"/>
-        </w:rPr>
-        <w:t>De implementatie van een verbonden systeem roept vragen op omtrent frauderesistentie. Een analyse toont dat het huidige systeem van onverbonden silo's misbruik niet voorkomt, maar uitsluitend de detectie ervan bemoeilijkt. Dubbele uitkeringen in twee landen zijn vandaag technisch mogelijk omdat land A niet weet wat land B toekent, en vice versa. Het Europese uitwisselingssysteem is bedoeld om dit te ondervangen, maar wordt niet afdwingbaar gebruikt. Een verbonden systeem met leesbare statusdata is moeilijke</w:t>
-      </w:r>
-      <w:r>
-        <w:rPr>
-          <w:lang w:val="nl-NL"/>
-        </w:rPr>
-        <w:t>r te misbruiken dan een systeem van silo's, om drie concrete redenen.</w:t>
-      </w:r>
-    </w:p>
-    <w:p>
-      <w:pPr>
-        <w:pStyle w:val="Normaalweb"/>
-        <w:divId w:val="1392538885"/>
-        <w:rPr>
-          <w:lang w:val="nl-NL"/>
-        </w:rPr>
-      </w:pPr>
-      <w:r>
-        <w:rPr>
-          <w:lang w:val="nl-NL"/>
-        </w:rPr>
-        <w:t>Ten eerste: een internationaal statusdocument is gebaseerd op scores die zijn afgeleid van gevalideerde medische beoordelingen door erkende instanties. Simuleren van een score vereist actieve medewerking van een beoordelend orgaan, wat fraude verschuift van de burger naar de instelling — en daarmee detecteerbaar en sanctioneerbaar maakt.</w:t>
-      </w:r>
-    </w:p>
-    <w:p>
-      <w:pPr>
-        <w:pStyle w:val="Normaalweb"/>
-        <w:divId w:val="1392538885"/>
-        <w:rPr>
-          <w:lang w:val="nl-NL"/>
-        </w:rPr>
-      </w:pPr>
-      <w:r>
-        <w:rPr>
-          <w:lang w:val="nl-NL"/>
-        </w:rPr>
-        <w:t>Ten tweede: de inschrijvingsdata zijn gekoppeld aan officiële bevolkingsregisters en zijn niet manipuleerbaar door de burger zelf; een valse inschrijving vereist actieve medewerking van de registrerende gemeente.</w:t>
-      </w:r>
-    </w:p>
-    <w:p>
-      <w:pPr>
-        <w:pStyle w:val="Normaalweb"/>
-        <w:divId w:val="1392538885"/>
-        <w:rPr>
-          <w:lang w:val="nl-NL"/>
-        </w:rPr>
-      </w:pPr>
-      <w:r>
-        <w:rPr>
-          <w:lang w:val="nl-NL"/>
-        </w:rPr>
-        <w:t>Ten derde: de automatische fiscale activering vergelijkt statusdata met de activeringstabel van het woonland; elke activering is gelogd en is voor beide landen raadpleegbaar, waardoor dubbele activering onmiddellijk detecteerbaar is.</w:t>
-      </w:r>
-    </w:p>
-    <w:p>
-      <w:pPr>
-        <w:pStyle w:val="Normaalweb"/>
-        <w:divId w:val="1392538885"/>
-        <w:rPr>
-          <w:lang w:val="nl-NL"/>
-        </w:rPr>
-      </w:pPr>
-      <w:r>
-        <w:rPr>
-          <w:lang w:val="nl-NL"/>
-        </w:rPr>
-        <w:t>Een transparant, verbonden systeem is structureel frauderesistenter dan een systeem van onverbonden nationale silo's. Vereenvoudiging voor de burger en bescherming tegen misbruik sluiten elkaar niet uit — zij versterken elkaar.</w:t>
-      </w:r>
-    </w:p>
-    <w:p>
-      <w:pPr>
-        <w:pStyle w:val="marker"/>
-        <w:ind w:left="800" w:right="800"/>
-        <w:divId w:val="1392538885"/>
-        <w:rPr>
-          <w:lang w:val="nl-NL"/>
-        </w:rPr>
-      </w:pPr>
-      <w:r>
-        <w:br w:type="page"/>
-      </w:r>
-    </w:p>
-    <w:p>
-      <w:pPr>
-        <w:pStyle w:val="Kop2"/>
-        <w:divId w:val="1392538885"/>
-        <w:rPr>
-          <w:rFonts w:eastAsia="Times New Roman"/>
-          <w:lang w:val="nl-NL"/>
-        </w:rPr>
-      </w:pPr>
-      <w:bookmarkStart w:id="11" w:name="_Toc242860737"/>
-      <w:r>
-        <w:rPr>
-          <w:rFonts w:eastAsia="Times New Roman"/>
-          <w:lang w:val="nl-NL"/>
-        </w:rPr>
-        <w:t>Deel XI — De twee wegen: snelheid en reikwijdte</w:t>
-      </w:r>
-      <w:bookmarkEnd w:id="11"/>
-    </w:p>
-    <w:p>
-      <w:pPr>
-        <w:pStyle w:val="Normaalweb"/>
-        <w:divId w:val="1392538885"/>
-        <w:rPr>
-          <w:lang w:val="nl-NL"/>
-        </w:rPr>
-      </w:pPr>
-      <w:r>
-        <w:rPr>
-          <w:lang w:val="nl-NL"/>
-        </w:rPr>
-        <w:t>Grensoverschrijdende burgers die problemen ondervinden met de coördinatie van sociale zekerheid hebben in de praktijk twee wegen: de juridische weg en de structurele weg.</w:t>
-      </w:r>
-    </w:p>
-    <w:p>
-      <w:pPr>
-        <w:pStyle w:val="Normaalweb"/>
-        <w:divId w:val="1392538885"/>
-        <w:rPr>
-          <w:lang w:val="nl-NL"/>
-        </w:rPr>
-      </w:pPr>
-      <w:r>
-        <w:rPr>
-          <w:rStyle w:val="Zwaar"/>
-          <w:lang w:val="nl-NL"/>
-        </w:rPr>
-        <w:t>De juridische weg — individueel, traag, zonder systeemeffect.</w:t>
-      </w:r>
-      <w:r>
-        <w:rPr>
-          <w:lang w:val="nl-NL"/>
-        </w:rPr>
-        <w:t xml:space="preserve"> Het informele bemiddelingsnetwerk bereikt per jaar enkele duizenden burgers. Een nationale rechtbankprocedure duurt 12 tot 36 maanden. Een prejudiciële procedure bij het Hof van Justitie duurt 16 tot 22 maanden. Elk arrest geldt voor één individuele burger. Het systeem verandert niet voor de overige miljoenen grensoverschrijdende burgers die hetzelfde probleem hebben maar geen procedure starten.</w:t>
-      </w:r>
-    </w:p>
-    <w:p>
-      <w:pPr>
-        <w:pStyle w:val="Normaalweb"/>
-        <w:divId w:val="1392538885"/>
-        <w:rPr>
-          <w:lang w:val="nl-NL"/>
-        </w:rPr>
-      </w:pPr>
-      <w:r>
-        <w:rPr>
-          <w:rStyle w:val="Zwaar"/>
-          <w:lang w:val="nl-NL"/>
-        </w:rPr>
-        <w:t>De structurele weg — collectief, eenmalig, universeel.</w:t>
-      </w:r>
-      <w:r>
-        <w:rPr>
-          <w:lang w:val="nl-NL"/>
-        </w:rPr>
-        <w:t xml:space="preserve"> Een gerichte aanpassing van de Europese coördinatieverordening is van kracht voor alle grensoverschrijdende werknemers op de dag van inwerkingtreding. Een internationaal statusdocument, eenmaal ingevoerd, elimineert de herkeuring voor elke nieuwe burger die grensoverschrijdend gaat, permanent en automatisch. De automatische fiscale route-activering werkt voor elke burger die een statusdocument heeft en in een woonland ingeschreven staat, zonder dat hij zijn recht hoeft te kennen, te claimen of te documente</w:t>
-      </w:r>
-      <w:r>
-        <w:rPr>
-          <w:lang w:val="nl-NL"/>
-        </w:rPr>
-        <w:t>ren.</w:t>
-      </w:r>
-    </w:p>
-    <w:p>
-      <w:pPr>
-        <w:pStyle w:val="Normaalweb"/>
-        <w:divId w:val="1392538885"/>
-        <w:rPr>
-          <w:lang w:val="nl-NL"/>
-        </w:rPr>
-      </w:pPr>
-      <w:r>
-        <w:rPr>
-          <w:lang w:val="nl-NL"/>
-        </w:rPr>
-        <w:t>Een Europees wetgevingstraject voor aanpassing van de coördinatieverordening duurt gemiddeld vier tot zes jaar. Als een hervormingspakket in 2030 in werking treedt, bereikt het in zijn eerste volledige jaar meer burgers dan de juridische weg in dertig jaar. En elk jaar daarna opnieuw, automatisch, voor elke nieuwe burger die de grens oversteekt.</w:t>
-      </w:r>
-    </w:p>
-    <w:p>
-      <w:pPr>
-        <w:pStyle w:val="Normaalweb"/>
-        <w:divId w:val="1392538885"/>
-        <w:rPr>
-          <w:lang w:val="nl-NL"/>
-        </w:rPr>
-      </w:pPr>
-      <w:r>
-        <w:rPr>
-          <w:lang w:val="nl-NL"/>
-        </w:rPr>
-        <w:t>De juridische weg lost individueel op en verandert structureel niets. De structurele weg verandert het systeem voor iedereen tegelijk. Elk jaar vertraging in de structurele weg kost tienduizenden burgers toegang tot rechten die zij wettelijk al hebben.</w:t>
-      </w:r>
-    </w:p>
-    <w:p>
-      <w:pPr>
-        <w:pStyle w:val="marker"/>
-        <w:ind w:left="800" w:right="800"/>
-        <w:divId w:val="1392538885"/>
-        <w:rPr>
-          <w:lang w:val="nl-NL"/>
-        </w:rPr>
-      </w:pPr>
-      <w:r>
-        <w:br w:type="page"/>
-      </w:r>
-    </w:p>
-    <w:p>
-      <w:pPr>
-        <w:pStyle w:val="Kop2"/>
-        <w:divId w:val="1392538885"/>
-        <w:rPr>
-          <w:rFonts w:eastAsia="Times New Roman"/>
-          <w:lang w:val="nl-NL"/>
-        </w:rPr>
-      </w:pPr>
-      <w:bookmarkStart w:id="12" w:name="_Toc242860738"/>
-      <w:r>
-        <w:rPr>
-          <w:rFonts w:eastAsia="Times New Roman"/>
-          <w:lang w:val="nl-NL"/>
-        </w:rPr>
-        <w:t>Deel XII — De persoonlijke slotverklaring</w:t>
-      </w:r>
-      <w:bookmarkEnd w:id="12"/>
-    </w:p>
-    <w:p>
-      <w:pPr>
-        <w:pStyle w:val="Normaalweb"/>
-        <w:divId w:val="1392538885"/>
+        <w:t>Deel XIII — De persoonlijke slotverklaring</w:t>
+      </w:r>
+      <w:bookmarkEnd w:id="14"/>
+    </w:p>
+    <w:p>
+      <w:pPr>
+        <w:pStyle w:val="Normaalweb"/>
+        <w:divId w:val="2132824212"/>
         <w:rPr>
           <w:lang w:val="nl-NL"/>
         </w:rPr>
@@ -2987,7 +7963,7 @@
     <w:p>
       <w:pPr>
         <w:pStyle w:val="Normaalweb"/>
-        <w:divId w:val="1392538885"/>
+        <w:divId w:val="2132824212"/>
         <w:rPr>
           <w:lang w:val="nl-NL"/>
         </w:rPr>
@@ -3002,7 +7978,7 @@
     <w:p>
       <w:pPr>
         <w:pStyle w:val="Normaalweb"/>
-        <w:divId w:val="1392538885"/>
+        <w:divId w:val="2132824212"/>
         <w:rPr>
           <w:lang w:val="nl-NL"/>
         </w:rPr>
@@ -3017,7 +7993,7 @@
     <w:p>
       <w:pPr>
         <w:pStyle w:val="Normaalweb"/>
-        <w:divId w:val="1392538885"/>
+        <w:divId w:val="2132824212"/>
         <w:rPr>
           <w:lang w:val="nl-NL"/>
         </w:rPr>
@@ -3032,7 +8008,7 @@
     <w:p>
       <w:pPr>
         <w:pStyle w:val="Normaalweb"/>
-        <w:divId w:val="1392538885"/>
+        <w:divId w:val="2132824212"/>
         <w:rPr>
           <w:lang w:val="nl-NL"/>
         </w:rPr>
@@ -3047,7 +8023,7 @@
     <w:p>
       <w:pPr>
         <w:pStyle w:val="Normaalweb"/>
-        <w:divId w:val="1392538885"/>
+        <w:divId w:val="2132824212"/>
         <w:rPr>
           <w:lang w:val="nl-NL"/>
         </w:rPr>
@@ -3060,12 +8036,12 @@
       </w:r>
     </w:p>
     <w:sectPr>
-      <w:headerReference w:type="even" r:id="rId6"/>
-      <w:headerReference w:type="default" r:id="rId7"/>
-      <w:footerReference w:type="even" r:id="rId8"/>
-      <w:footerReference w:type="default" r:id="rId9"/>
-      <w:headerReference w:type="first" r:id="rId10"/>
-      <w:footerReference w:type="first" r:id="rId11"/>
+      <w:headerReference w:type="even" r:id="rId7"/>
+      <w:headerReference w:type="default" r:id="rId8"/>
+      <w:footerReference w:type="even" r:id="rId9"/>
+      <w:footerReference w:type="default" r:id="rId10"/>
+      <w:headerReference w:type="first" r:id="rId11"/>
+      <w:footerReference w:type="first" r:id="rId12"/>
       <w:pgSz w:w="11906" w:h="16838"/>
       <w:pgMar w:top="1417" w:right="1417" w:bottom="1417" w:left="1417" w:header="708" w:footer="708" w:gutter="0"/>
       <w:pgNumType w:start="1"/>
@@ -3202,7 +8178,7 @@
         <w:color w:val="808080"/>
         <w:sz w:val="18"/>
       </w:rPr>
-      <w:t>3</w:t>
+      <w:t>5</w:t>
     </w:r>
     <w:r>
       <w:rPr>
@@ -3278,7 +8254,7 @@
         <w:color w:val="808080"/>
         <w:sz w:val="18"/>
       </w:rPr>
-      <w:t>Eric Messa - Systeem-Audit</w:t>
+      <w:t>Systeem-Audit</w:t>
     </w:r>
     <w:r>
       <w:rPr>
@@ -3294,7 +8270,7 @@
         <w:sz w:val="18"/>
       </w:rPr>
       <w:tab/>
-      <w:t>Laatst gewijzigd: 14 oktober 2026, 08:14</w:t>
+      <w:t>Laatst gewijzigd: 26 oktober 2026, 15:36</w:t>
     </w:r>
   </w:p>
 </w:hdr>
@@ -3308,6 +8284,315 @@
     </w:pPr>
   </w:p>
 </w:hdr>
+</file>
+
+<file path=word/numbering.xml><?xml version="1.0" encoding="utf-8"?>
+<w:numbering xmlns:wpc="http://schemas.microsoft.com/office/word/2010/wordprocessingCanvas" xmlns:cx="http://schemas.microsoft.com/office/drawing/2014/chartex" xmlns:cx1="http://schemas.microsoft.com/office/drawing/2015/9/8/chartex" xmlns:cx2="http://schemas.microsoft.com/office/drawing/2015/10/21/chartex" xmlns:cx3="http://schemas.microsoft.com/office/drawing/2016/5/9/chartex" xmlns:cx4="http://schemas.microsoft.com/office/drawing/2016/5/10/chartex" xmlns:cx5="http://schemas.microsoft.com/office/drawing/2016/5/11/chartex" xmlns:cx6="http://schemas.microsoft.com/office/drawing/2016/5/12/chartex" xmlns:cx7="http://schemas.microsoft.com/office/drawing/2016/5/13/chartex" xmlns:cx8="http://schemas.microsoft.com/office/drawing/2016/5/14/chartex" xmlns:mc="http://schemas.openxmlformats.org/markup-compatibility/2006" xmlns:aink="http://schemas.microsoft.com/office/drawing/2016/ink" xmlns:am3d="http://schemas.microsoft.com/office/drawing/2017/model3d" xmlns:o="urn:schemas-microsoft-com:office:office" xmlns:oel="http://schemas.microsoft.com/office/2019/extlst" xmlns:r="http://schemas.openxmlformats.org/officeDocument/2006/relationships" xmlns:m="http://schemas.openxmlformats.org/officeDocument/2006/math" xmlns:v="urn:schemas-microsoft-com:vml" xmlns:wp14="http://schemas.microsoft.com/office/word/2010/wordprocessingDrawing" xmlns:wp="http://schemas.openxmlformats.org/drawingml/2006/wordprocessingDrawing" xmlns:w10="urn:schemas-microsoft-com:office:word" xmlns:w="http://schemas.openxmlformats.org/wordprocessingml/2006/main" xmlns:w14="http://schemas.microsoft.com/office/word/2010/wordml" xmlns:w15="http://schemas.microsoft.com/office/word/2012/wordml" xmlns:w16cex="http://schemas.microsoft.com/office/word/2018/wordml/cex" xmlns:w16cid="http://schemas.microsoft.com/office/word/2016/wordml/cid" xmlns:w16="http://schemas.microsoft.com/office/word/2018/wordml" xmlns:w16sdtdh="http://schemas.microsoft.com/office/word/2020/wordml/sdtdatahash" xmlns:w16se="http://schemas.microsoft.com/office/word/2015/wordml/symex" xmlns:wpg="http://schemas.microsoft.com/office/word/2010/wordprocessingGroup" xmlns:wpi="http://schemas.microsoft.com/office/word/2010/wordprocessingInk" xmlns:wne="http://schemas.microsoft.com/office/word/2006/wordml" xmlns:wps="http://schemas.microsoft.com/office/word/2010/wordprocessingShape" mc:Ignorable="w14 w15 w16se w16cid w16 w16cex w16sdtdh wp14">
+  <w:abstractNum w:abstractNumId="0" w15:restartNumberingAfterBreak="0">
+    <w:nsid w:val="00AE4F89"/>
+    <w:multiLevelType w:val="multilevel"/>
+    <w:tmpl w:val="E0A6E136"/>
+    <w:lvl w:ilvl="0">
+      <w:start w:val="1"/>
+      <w:numFmt w:val="bullet"/>
+      <w:lvlText w:val=""/>
+      <w:lvlJc w:val="left"/>
+      <w:pPr>
+        <w:tabs>
+          <w:tab w:val="num" w:pos="720"/>
+        </w:tabs>
+        <w:ind w:left="720" w:hanging="360"/>
+      </w:pPr>
+      <w:rPr>
+        <w:rFonts w:ascii="Symbol" w:hAnsi="Symbol" w:hint="default"/>
+        <w:sz w:val="20"/>
+      </w:rPr>
+    </w:lvl>
+    <w:lvl w:ilvl="1" w:tentative="1">
+      <w:start w:val="1"/>
+      <w:numFmt w:val="bullet"/>
+      <w:lvlText w:val="o"/>
+      <w:lvlJc w:val="left"/>
+      <w:pPr>
+        <w:tabs>
+          <w:tab w:val="num" w:pos="1440"/>
+        </w:tabs>
+        <w:ind w:left="1440" w:hanging="360"/>
+      </w:pPr>
+      <w:rPr>
+        <w:rFonts w:ascii="Courier New" w:hAnsi="Courier New" w:hint="default"/>
+        <w:sz w:val="20"/>
+      </w:rPr>
+    </w:lvl>
+    <w:lvl w:ilvl="2" w:tentative="1">
+      <w:start w:val="1"/>
+      <w:numFmt w:val="bullet"/>
+      <w:lvlText w:val=""/>
+      <w:lvlJc w:val="left"/>
+      <w:pPr>
+        <w:tabs>
+          <w:tab w:val="num" w:pos="2160"/>
+        </w:tabs>
+        <w:ind w:left="2160" w:hanging="360"/>
+      </w:pPr>
+      <w:rPr>
+        <w:rFonts w:ascii="Wingdings" w:hAnsi="Wingdings" w:hint="default"/>
+        <w:sz w:val="20"/>
+      </w:rPr>
+    </w:lvl>
+    <w:lvl w:ilvl="3" w:tentative="1">
+      <w:start w:val="1"/>
+      <w:numFmt w:val="bullet"/>
+      <w:lvlText w:val=""/>
+      <w:lvlJc w:val="left"/>
+      <w:pPr>
+        <w:tabs>
+          <w:tab w:val="num" w:pos="2880"/>
+        </w:tabs>
+        <w:ind w:left="2880" w:hanging="360"/>
+      </w:pPr>
+      <w:rPr>
+        <w:rFonts w:ascii="Wingdings" w:hAnsi="Wingdings" w:hint="default"/>
+        <w:sz w:val="20"/>
+      </w:rPr>
+    </w:lvl>
+    <w:lvl w:ilvl="4" w:tentative="1">
+      <w:start w:val="1"/>
+      <w:numFmt w:val="bullet"/>
+      <w:lvlText w:val=""/>
+      <w:lvlJc w:val="left"/>
+      <w:pPr>
+        <w:tabs>
+          <w:tab w:val="num" w:pos="3600"/>
+        </w:tabs>
+        <w:ind w:left="3600" w:hanging="360"/>
+      </w:pPr>
+      <w:rPr>
+        <w:rFonts w:ascii="Wingdings" w:hAnsi="Wingdings" w:hint="default"/>
+        <w:sz w:val="20"/>
+      </w:rPr>
+    </w:lvl>
+    <w:lvl w:ilvl="5" w:tentative="1">
+      <w:start w:val="1"/>
+      <w:numFmt w:val="bullet"/>
+      <w:lvlText w:val=""/>
+      <w:lvlJc w:val="left"/>
+      <w:pPr>
+        <w:tabs>
+          <w:tab w:val="num" w:pos="4320"/>
+        </w:tabs>
+        <w:ind w:left="4320" w:hanging="360"/>
+      </w:pPr>
+      <w:rPr>
+        <w:rFonts w:ascii="Wingdings" w:hAnsi="Wingdings" w:hint="default"/>
+        <w:sz w:val="20"/>
+      </w:rPr>
+    </w:lvl>
+    <w:lvl w:ilvl="6" w:tentative="1">
+      <w:start w:val="1"/>
+      <w:numFmt w:val="bullet"/>
+      <w:lvlText w:val=""/>
+      <w:lvlJc w:val="left"/>
+      <w:pPr>
+        <w:tabs>
+          <w:tab w:val="num" w:pos="5040"/>
+        </w:tabs>
+        <w:ind w:left="5040" w:hanging="360"/>
+      </w:pPr>
+      <w:rPr>
+        <w:rFonts w:ascii="Wingdings" w:hAnsi="Wingdings" w:hint="default"/>
+        <w:sz w:val="20"/>
+      </w:rPr>
+    </w:lvl>
+    <w:lvl w:ilvl="7" w:tentative="1">
+      <w:start w:val="1"/>
+      <w:numFmt w:val="bullet"/>
+      <w:lvlText w:val=""/>
+      <w:lvlJc w:val="left"/>
+      <w:pPr>
+        <w:tabs>
+          <w:tab w:val="num" w:pos="5760"/>
+        </w:tabs>
+        <w:ind w:left="5760" w:hanging="360"/>
+      </w:pPr>
+      <w:rPr>
+        <w:rFonts w:ascii="Wingdings" w:hAnsi="Wingdings" w:hint="default"/>
+        <w:sz w:val="20"/>
+      </w:rPr>
+    </w:lvl>
+    <w:lvl w:ilvl="8" w:tentative="1">
+      <w:start w:val="1"/>
+      <w:numFmt w:val="bullet"/>
+      <w:lvlText w:val=""/>
+      <w:lvlJc w:val="left"/>
+      <w:pPr>
+        <w:tabs>
+          <w:tab w:val="num" w:pos="6480"/>
+        </w:tabs>
+        <w:ind w:left="6480" w:hanging="360"/>
+      </w:pPr>
+      <w:rPr>
+        <w:rFonts w:ascii="Wingdings" w:hAnsi="Wingdings" w:hint="default"/>
+        <w:sz w:val="20"/>
+      </w:rPr>
+    </w:lvl>
+  </w:abstractNum>
+  <w:abstractNum w:abstractNumId="1" w15:restartNumberingAfterBreak="0">
+    <w:nsid w:val="37114AA7"/>
+    <w:multiLevelType w:val="multilevel"/>
+    <w:tmpl w:val="4FC237D4"/>
+    <w:lvl w:ilvl="0">
+      <w:start w:val="1"/>
+      <w:numFmt w:val="bullet"/>
+      <w:lvlText w:val=""/>
+      <w:lvlJc w:val="left"/>
+      <w:pPr>
+        <w:tabs>
+          <w:tab w:val="num" w:pos="720"/>
+        </w:tabs>
+        <w:ind w:left="720" w:hanging="360"/>
+      </w:pPr>
+      <w:rPr>
+        <w:rFonts w:ascii="Symbol" w:hAnsi="Symbol" w:hint="default"/>
+        <w:sz w:val="20"/>
+      </w:rPr>
+    </w:lvl>
+    <w:lvl w:ilvl="1" w:tentative="1">
+      <w:start w:val="1"/>
+      <w:numFmt w:val="bullet"/>
+      <w:lvlText w:val="o"/>
+      <w:lvlJc w:val="left"/>
+      <w:pPr>
+        <w:tabs>
+          <w:tab w:val="num" w:pos="1440"/>
+        </w:tabs>
+        <w:ind w:left="1440" w:hanging="360"/>
+      </w:pPr>
+      <w:rPr>
+        <w:rFonts w:ascii="Courier New" w:hAnsi="Courier New" w:hint="default"/>
+        <w:sz w:val="20"/>
+      </w:rPr>
+    </w:lvl>
+    <w:lvl w:ilvl="2" w:tentative="1">
+      <w:start w:val="1"/>
+      <w:numFmt w:val="bullet"/>
+      <w:lvlText w:val=""/>
+      <w:lvlJc w:val="left"/>
+      <w:pPr>
+        <w:tabs>
+          <w:tab w:val="num" w:pos="2160"/>
+        </w:tabs>
+        <w:ind w:left="2160" w:hanging="360"/>
+      </w:pPr>
+      <w:rPr>
+        <w:rFonts w:ascii="Wingdings" w:hAnsi="Wingdings" w:hint="default"/>
+        <w:sz w:val="20"/>
+      </w:rPr>
+    </w:lvl>
+    <w:lvl w:ilvl="3" w:tentative="1">
+      <w:start w:val="1"/>
+      <w:numFmt w:val="bullet"/>
+      <w:lvlText w:val=""/>
+      <w:lvlJc w:val="left"/>
+      <w:pPr>
+        <w:tabs>
+          <w:tab w:val="num" w:pos="2880"/>
+        </w:tabs>
+        <w:ind w:left="2880" w:hanging="360"/>
+      </w:pPr>
+      <w:rPr>
+        <w:rFonts w:ascii="Wingdings" w:hAnsi="Wingdings" w:hint="default"/>
+        <w:sz w:val="20"/>
+      </w:rPr>
+    </w:lvl>
+    <w:lvl w:ilvl="4" w:tentative="1">
+      <w:start w:val="1"/>
+      <w:numFmt w:val="bullet"/>
+      <w:lvlText w:val=""/>
+      <w:lvlJc w:val="left"/>
+      <w:pPr>
+        <w:tabs>
+          <w:tab w:val="num" w:pos="3600"/>
+        </w:tabs>
+        <w:ind w:left="3600" w:hanging="360"/>
+      </w:pPr>
+      <w:rPr>
+        <w:rFonts w:ascii="Wingdings" w:hAnsi="Wingdings" w:hint="default"/>
+        <w:sz w:val="20"/>
+      </w:rPr>
+    </w:lvl>
+    <w:lvl w:ilvl="5" w:tentative="1">
+      <w:start w:val="1"/>
+      <w:numFmt w:val="bullet"/>
+      <w:lvlText w:val=""/>
+      <w:lvlJc w:val="left"/>
+      <w:pPr>
+        <w:tabs>
+          <w:tab w:val="num" w:pos="4320"/>
+        </w:tabs>
+        <w:ind w:left="4320" w:hanging="360"/>
+      </w:pPr>
+      <w:rPr>
+        <w:rFonts w:ascii="Wingdings" w:hAnsi="Wingdings" w:hint="default"/>
+        <w:sz w:val="20"/>
+      </w:rPr>
+    </w:lvl>
+    <w:lvl w:ilvl="6" w:tentative="1">
+      <w:start w:val="1"/>
+      <w:numFmt w:val="bullet"/>
+      <w:lvlText w:val=""/>
+      <w:lvlJc w:val="left"/>
+      <w:pPr>
+        <w:tabs>
+          <w:tab w:val="num" w:pos="5040"/>
+        </w:tabs>
+        <w:ind w:left="5040" w:hanging="360"/>
+      </w:pPr>
+      <w:rPr>
+        <w:rFonts w:ascii="Wingdings" w:hAnsi="Wingdings" w:hint="default"/>
+        <w:sz w:val="20"/>
+      </w:rPr>
+    </w:lvl>
+    <w:lvl w:ilvl="7" w:tentative="1">
+      <w:start w:val="1"/>
+      <w:numFmt w:val="bullet"/>
+      <w:lvlText w:val=""/>
+      <w:lvlJc w:val="left"/>
+      <w:pPr>
+        <w:tabs>
+          <w:tab w:val="num" w:pos="5760"/>
+        </w:tabs>
+        <w:ind w:left="5760" w:hanging="360"/>
+      </w:pPr>
+      <w:rPr>
+        <w:rFonts w:ascii="Wingdings" w:hAnsi="Wingdings" w:hint="default"/>
+        <w:sz w:val="20"/>
+      </w:rPr>
+    </w:lvl>
+    <w:lvl w:ilvl="8" w:tentative="1">
+      <w:start w:val="1"/>
+      <w:numFmt w:val="bullet"/>
+      <w:lvlText w:val=""/>
+      <w:lvlJc w:val="left"/>
+      <w:pPr>
+        <w:tabs>
+          <w:tab w:val="num" w:pos="6480"/>
+        </w:tabs>
+        <w:ind w:left="6480" w:hanging="360"/>
+      </w:pPr>
+      <w:rPr>
+        <w:rFonts w:ascii="Wingdings" w:hAnsi="Wingdings" w:hint="default"/>
+        <w:sz w:val="20"/>
+      </w:rPr>
+    </w:lvl>
+  </w:abstractNum>
+  <w:num w:numId="1" w16cid:durableId="540558196">
+    <w:abstractNumId w:val="1"/>
+  </w:num>
+  <w:num w:numId="2" w16cid:durableId="734620024">
+    <w:abstractNumId w:val="0"/>
+  </w:num>
+</w:numbering>
 </file>
 
 <file path=word/styles.xml><?xml version="1.0" encoding="utf-8"?>
@@ -3954,6 +9239,17 @@
       <w:spacing w:after="160"/>
     </w:pPr>
   </w:style>
+  <w:style w:type="paragraph" w:customStyle="1" w:styleId="marker">
+    <w:name w:val="marker"/>
+    <w:basedOn w:val="Standaard"/>
+    <w:pPr>
+      <w:spacing w:line="20" w:lineRule="exact"/>
+    </w:pPr>
+    <w:rPr>
+      <w:sz w:val="2"/>
+      <w:szCs w:val="2"/>
+    </w:rPr>
+  </w:style>
   <w:style w:type="paragraph" w:customStyle="1" w:styleId="subtitel">
     <w:name w:val="subtitel"/>
     <w:basedOn w:val="Standaard"/>
@@ -4059,8 +9355,12 @@
     <w:name w:val="entry"/>
     <w:basedOn w:val="Standaard"/>
     <w:pPr>
-      <w:spacing w:before="100" w:beforeAutospacing="1" w:after="80"/>
+      <w:spacing w:before="100" w:beforeAutospacing="1"/>
     </w:pPr>
+    <w:rPr>
+      <w:sz w:val="21"/>
+      <w:szCs w:val="21"/>
+    </w:rPr>
   </w:style>
   <w:style w:type="paragraph" w:customStyle="1" w:styleId="datum">
     <w:name w:val="datum"/>
@@ -4086,6 +9386,18 @@
       <w:caps/>
     </w:rPr>
   </w:style>
+  <w:style w:type="paragraph" w:customStyle="1" w:styleId="entry-titel">
+    <w:name w:val="entry-titel"/>
+    <w:basedOn w:val="Standaard"/>
+    <w:pPr>
+      <w:spacing w:before="100" w:beforeAutospacing="1" w:after="100" w:afterAutospacing="1"/>
+    </w:pPr>
+    <w:rPr>
+      <w:b/>
+      <w:bCs/>
+      <w:caps/>
+    </w:rPr>
+  </w:style>
   <w:style w:type="paragraph" w:customStyle="1" w:styleId="opvolging">
     <w:name w:val="opvolging"/>
     <w:basedOn w:val="Standaard"/>
@@ -4097,6 +9409,31 @@
       <w:iCs/>
       <w:color w:val="555555"/>
     </w:rPr>
+  </w:style>
+  <w:style w:type="paragraph" w:customStyle="1" w:styleId="entry-in">
+    <w:name w:val="entry-in"/>
+    <w:basedOn w:val="Standaard"/>
+    <w:pPr>
+      <w:pBdr>
+        <w:left w:val="single" w:sz="24" w:space="0" w:color="1A3C6E"/>
+      </w:pBdr>
+      <w:shd w:val="clear" w:color="auto" w:fill="F0F4F9"/>
+      <w:spacing w:before="100" w:beforeAutospacing="1" w:after="100" w:afterAutospacing="1"/>
+      <w:ind w:right="1428"/>
+    </w:pPr>
+  </w:style>
+  <w:style w:type="paragraph" w:customStyle="1" w:styleId="entry-uit">
+    <w:name w:val="entry-uit"/>
+    <w:basedOn w:val="Standaard"/>
+    <w:pPr>
+      <w:pBdr>
+        <w:right w:val="single" w:sz="24" w:space="0" w:color="8B1E1E"/>
+      </w:pBdr>
+      <w:shd w:val="clear" w:color="auto" w:fill="FAF0F2"/>
+      <w:spacing w:before="100" w:beforeAutospacing="1" w:after="100" w:afterAutospacing="1"/>
+      <w:ind w:left="1428"/>
+      <w:jc w:val="right"/>
+    </w:pPr>
   </w:style>
   <w:style w:type="paragraph" w:customStyle="1" w:styleId="richting">
     <w:name w:val="richting"/>
@@ -4143,8 +9480,30 @@
       <w:i/>
       <w:iCs/>
       <w:color w:val="555555"/>
-      <w:sz w:val="21"/>
-      <w:szCs w:val="21"/>
+      <w:sz w:val="20"/>
+      <w:szCs w:val="20"/>
+    </w:rPr>
+  </w:style>
+  <w:style w:type="paragraph" w:customStyle="1" w:styleId="audit-bewijs">
+    <w:name w:val="audit-bewijs"/>
+    <w:basedOn w:val="Standaard"/>
+    <w:pPr>
+      <w:pBdr>
+        <w:top w:val="single" w:sz="6" w:space="1" w:color="DCD7CC"/>
+        <w:left w:val="single" w:sz="6" w:space="6" w:color="DCD7CC"/>
+        <w:bottom w:val="single" w:sz="6" w:space="1" w:color="DCD7CC"/>
+        <w:right w:val="single" w:sz="6" w:space="6" w:color="DCD7CC"/>
+      </w:pBdr>
+      <w:shd w:val="clear" w:color="auto" w:fill="F0EEE9"/>
+      <w:spacing w:before="100" w:beforeAutospacing="1" w:after="100" w:afterAutospacing="1"/>
+      <w:ind w:left="120"/>
+      <w:textAlignment w:val="baseline"/>
+    </w:pPr>
+    <w:rPr>
+      <w:rFonts w:ascii="Consolas" w:hAnsi="Consolas"/>
+      <w:color w:val="4A5568"/>
+      <w:sz w:val="17"/>
+      <w:szCs w:val="17"/>
     </w:rPr>
   </w:style>
   <w:style w:type="paragraph" w:customStyle="1" w:styleId="technisch-notice">
@@ -4436,7 +9795,7 @@
     <w:name w:val="titelblad"/>
     <w:basedOn w:val="Standaard"/>
     <w:pPr>
-      <w:spacing w:before="4000" w:after="100" w:afterAutospacing="1"/>
+      <w:spacing w:before="2600" w:after="100" w:afterAutospacing="1"/>
       <w:jc w:val="center"/>
     </w:pPr>
   </w:style>
@@ -4548,32 +9907,56 @@
       <w:spacing w:before="100" w:beforeAutospacing="1" w:after="100" w:afterAutospacing="1"/>
     </w:pPr>
   </w:style>
+  <w:style w:type="paragraph" w:customStyle="1" w:styleId="datum1">
+    <w:name w:val="datum1"/>
+    <w:basedOn w:val="Standaard"/>
+    <w:pPr>
+      <w:spacing w:after="160"/>
+    </w:pPr>
+    <w:rPr>
+      <w:b/>
+      <w:bCs/>
+      <w:color w:val="1A3C6E"/>
+    </w:rPr>
+  </w:style>
+  <w:style w:type="paragraph" w:customStyle="1" w:styleId="datum2">
+    <w:name w:val="datum2"/>
+    <w:basedOn w:val="Standaard"/>
+    <w:pPr>
+      <w:spacing w:after="160"/>
+    </w:pPr>
+    <w:rPr>
+      <w:b/>
+      <w:bCs/>
+      <w:color w:val="8B1E1E"/>
+    </w:rPr>
+  </w:style>
   <w:style w:type="paragraph" w:customStyle="1" w:styleId="ondertitel1">
     <w:name w:val="ondertitel1"/>
     <w:basedOn w:val="Standaard"/>
     <w:pPr>
-      <w:spacing w:after="1200"/>
+      <w:spacing w:after="800"/>
     </w:pPr>
     <w:rPr>
       <w:rFonts w:ascii="Aptos Display" w:hAnsi="Aptos Display"/>
       <w:color w:val="333333"/>
-      <w:sz w:val="36"/>
-      <w:szCs w:val="36"/>
+      <w:sz w:val="34"/>
+      <w:szCs w:val="34"/>
     </w:rPr>
   </w:style>
   <w:style w:type="paragraph" w:customStyle="1" w:styleId="documentaanduiding1">
     <w:name w:val="documentaanduiding1"/>
     <w:basedOn w:val="Standaard"/>
     <w:pPr>
-      <w:spacing w:after="1600"/>
+      <w:spacing w:after="1000"/>
     </w:pPr>
     <w:rPr>
       <w:rFonts w:ascii="Aptos Display" w:hAnsi="Aptos Display"/>
       <w:b/>
       <w:bCs/>
       <w:color w:val="2E7D32"/>
-      <w:sz w:val="44"/>
-      <w:szCs w:val="44"/>
+      <w:sz w:val="42"/>
+      <w:szCs w:val="42"/>
     </w:rPr>
   </w:style>
   <w:style w:type="paragraph" w:customStyle="1" w:styleId="auteur1">
@@ -4598,32 +9981,56 @@
       <w:color w:val="555555"/>
     </w:rPr>
   </w:style>
+  <w:style w:type="paragraph" w:customStyle="1" w:styleId="datum3">
+    <w:name w:val="datum3"/>
+    <w:basedOn w:val="Standaard"/>
+    <w:pPr>
+      <w:spacing w:after="160"/>
+    </w:pPr>
+    <w:rPr>
+      <w:b/>
+      <w:bCs/>
+      <w:color w:val="1A3C6E"/>
+    </w:rPr>
+  </w:style>
+  <w:style w:type="paragraph" w:customStyle="1" w:styleId="datum4">
+    <w:name w:val="datum4"/>
+    <w:basedOn w:val="Standaard"/>
+    <w:pPr>
+      <w:spacing w:after="160"/>
+    </w:pPr>
+    <w:rPr>
+      <w:b/>
+      <w:bCs/>
+      <w:color w:val="8B1E1E"/>
+    </w:rPr>
+  </w:style>
   <w:style w:type="paragraph" w:customStyle="1" w:styleId="ondertitel2">
     <w:name w:val="ondertitel2"/>
     <w:basedOn w:val="Standaard"/>
     <w:pPr>
-      <w:spacing w:after="1200"/>
+      <w:spacing w:after="800"/>
     </w:pPr>
     <w:rPr>
       <w:rFonts w:ascii="Aptos Display" w:hAnsi="Aptos Display"/>
       <w:color w:val="333333"/>
-      <w:sz w:val="36"/>
-      <w:szCs w:val="36"/>
+      <w:sz w:val="34"/>
+      <w:szCs w:val="34"/>
     </w:rPr>
   </w:style>
   <w:style w:type="paragraph" w:customStyle="1" w:styleId="documentaanduiding2">
     <w:name w:val="documentaanduiding2"/>
     <w:basedOn w:val="Standaard"/>
     <w:pPr>
-      <w:spacing w:after="1600"/>
+      <w:spacing w:after="1000"/>
     </w:pPr>
     <w:rPr>
       <w:rFonts w:ascii="Aptos Display" w:hAnsi="Aptos Display"/>
       <w:b/>
       <w:bCs/>
       <w:color w:val="2E7D32"/>
-      <w:sz w:val="44"/>
-      <w:szCs w:val="44"/>
+      <w:sz w:val="42"/>
+      <w:szCs w:val="42"/>
     </w:rPr>
   </w:style>
   <w:style w:type="paragraph" w:customStyle="1" w:styleId="auteur2">
@@ -4648,12 +10055,54 @@
       <w:color w:val="555555"/>
     </w:rPr>
   </w:style>
-  <w:style w:type="paragraph" w:customStyle="1" w:styleId="marker">
-    <w:name w:val="marker"/>
-    <w:basedOn w:val="Standaard"/>
-    <w:pPr>
-      <w:spacing w:after="160"/>
-    </w:pPr>
+  <w:style w:type="character" w:styleId="HTMLCode">
+    <w:name w:val="HTML Code"/>
+    <w:basedOn w:val="Standaardalinea-lettertype"/>
+    <w:uiPriority w:val="99"/>
+    <w:semiHidden/>
+    <w:unhideWhenUsed/>
+    <w:rPr>
+      <w:rFonts w:ascii="Courier New" w:eastAsiaTheme="minorEastAsia" w:hAnsi="Courier New" w:cs="Courier New"/>
+      <w:sz w:val="20"/>
+      <w:szCs w:val="20"/>
+    </w:rPr>
+  </w:style>
+  <w:style w:type="character" w:styleId="Nadruk">
+    <w:name w:val="Emphasis"/>
+    <w:basedOn w:val="Standaardalinea-lettertype"/>
+    <w:uiPriority w:val="20"/>
+    <w:qFormat/>
+    <w:rPr>
+      <w:i/>
+      <w:iCs/>
+    </w:rPr>
+  </w:style>
+  <w:style w:type="character" w:customStyle="1" w:styleId="status-g1">
+    <w:name w:val="status-g1"/>
+    <w:basedOn w:val="Standaardalinea-lettertype"/>
+    <w:rPr>
+      <w:b/>
+      <w:bCs/>
+      <w:color w:val="2E7D32"/>
+    </w:rPr>
+  </w:style>
+  <w:style w:type="character" w:customStyle="1" w:styleId="status-o1">
+    <w:name w:val="status-o1"/>
+    <w:basedOn w:val="Standaardalinea-lettertype"/>
+    <w:rPr>
+      <w:b/>
+      <w:bCs/>
+      <w:color w:val="E65100"/>
+    </w:rPr>
+  </w:style>
+  <w:style w:type="character" w:customStyle="1" w:styleId="status-r1">
+    <w:name w:val="status-r1"/>
+    <w:basedOn w:val="Standaardalinea-lettertype"/>
+    <w:rPr>
+      <w:b/>
+      <w:bCs/>
+      <w:color w:val="C62828"/>
+    </w:rPr>
   </w:style>
   <w:style w:type="paragraph" w:styleId="Koptekst">
     <w:name w:val="header"/>
@@ -4661,7 +10110,7 @@
     <w:link w:val="KoptekstChar"/>
     <w:uiPriority w:val="99"/>
     <w:unhideWhenUsed/>
-    <w:rsid w:val="0089728E"/>
+    <w:rsid w:val="002E04F7"/>
     <w:pPr>
       <w:tabs>
         <w:tab w:val="center" w:pos="4536"/>
@@ -4674,7 +10123,7 @@
     <w:basedOn w:val="Standaardalinea-lettertype"/>
     <w:link w:val="Koptekst"/>
     <w:uiPriority w:val="99"/>
-    <w:rsid w:val="0089728E"/>
+    <w:rsid w:val="002E04F7"/>
     <w:rPr>
       <w:rFonts w:eastAsiaTheme="minorEastAsia"/>
       <w:sz w:val="24"/>
@@ -4687,7 +10136,7 @@
     <w:link w:val="VoettekstChar"/>
     <w:uiPriority w:val="99"/>
     <w:unhideWhenUsed/>
-    <w:rsid w:val="0089728E"/>
+    <w:rsid w:val="002E04F7"/>
     <w:pPr>
       <w:tabs>
         <w:tab w:val="center" w:pos="4536"/>
@@ -4700,11 +10149,27 @@
     <w:basedOn w:val="Standaardalinea-lettertype"/>
     <w:link w:val="Voettekst"/>
     <w:uiPriority w:val="99"/>
-    <w:rsid w:val="0089728E"/>
+    <w:rsid w:val="002E04F7"/>
     <w:rPr>
       <w:rFonts w:eastAsiaTheme="minorEastAsia"/>
       <w:sz w:val="24"/>
       <w:szCs w:val="24"/>
+    </w:rPr>
+  </w:style>
+  <w:style w:type="paragraph" w:styleId="Inhopg1">
+    <w:name w:val="toc 1"/>
+    <w:basedOn w:val="Standaard"/>
+    <w:next w:val="Standaard"/>
+    <w:autoRedefine/>
+    <w:uiPriority w:val="39"/>
+    <w:semiHidden/>
+    <w:unhideWhenUsed/>
+    <w:rsid w:val="002E04F7"/>
+    <w:pPr>
+      <w:spacing w:after="30"/>
+    </w:pPr>
+    <w:rPr>
+      <w:sz w:val="20"/>
     </w:rPr>
   </w:style>
   <w:style w:type="paragraph" w:styleId="Inhopg2">
@@ -4714,11 +10179,30 @@
     <w:autoRedefine/>
     <w:uiPriority w:val="39"/>
     <w:unhideWhenUsed/>
-    <w:rsid w:val="0089728E"/>
+    <w:rsid w:val="002E04F7"/>
     <w:pPr>
-      <w:spacing w:after="100"/>
+      <w:spacing w:after="30"/>
       <w:ind w:left="220"/>
     </w:pPr>
+    <w:rPr>
+      <w:sz w:val="20"/>
+    </w:rPr>
+  </w:style>
+  <w:style w:type="paragraph" w:styleId="Inhopg3">
+    <w:name w:val="toc 3"/>
+    <w:basedOn w:val="Standaard"/>
+    <w:next w:val="Standaard"/>
+    <w:autoRedefine/>
+    <w:uiPriority w:val="39"/>
+    <w:unhideWhenUsed/>
+    <w:rsid w:val="002E04F7"/>
+    <w:pPr>
+      <w:spacing w:after="30"/>
+      <w:ind w:left="440"/>
+    </w:pPr>
+    <w:rPr>
+      <w:sz w:val="20"/>
+    </w:rPr>
   </w:style>
 </w:styles>
 </file>

--- a/nl/docx/document-d.docx
+++ b/nl/docx/document-d.docx
@@ -7,7 +7,7 @@
         <w:spacing w:after="400"/>
         <w:jc w:val="center"/>
         <w:outlineLvl w:val="1"/>
-        <w:divId w:val="1972324531"/>
+        <w:divId w:val="1209798241"/>
         <w:rPr>
           <w:rFonts w:ascii="Aptos Display" w:eastAsia="Times New Roman" w:hAnsi="Aptos Display"/>
           <w:b/>
@@ -36,7 +36,7 @@
     <w:p>
       <w:pPr>
         <w:pStyle w:val="ondertitel2"/>
-        <w:divId w:val="1972324531"/>
+        <w:divId w:val="1209798241"/>
         <w:rPr>
           <w:lang w:val="nl-NL"/>
         </w:rPr>
@@ -51,7 +51,7 @@
     <w:p>
       <w:pPr>
         <w:pStyle w:val="documentaanduiding2"/>
-        <w:divId w:val="1972324531"/>
+        <w:divId w:val="1209798241"/>
         <w:rPr>
           <w:lang w:val="nl-NL"/>
         </w:rPr>
@@ -66,7 +66,7 @@
     <w:p>
       <w:pPr>
         <w:pStyle w:val="auteur2"/>
-        <w:divId w:val="1972324531"/>
+        <w:divId w:val="1209798241"/>
         <w:rPr>
           <w:lang w:val="nl-NL"/>
         </w:rPr>
@@ -82,16 +82,16 @@
       <w:pPr>
         <w:pStyle w:val="meta-lijn2"/>
         <w:ind w:left="800" w:right="800"/>
-        <w:divId w:val="1972324531"/>
-        <w:rPr>
-          <w:lang w:val="nl-NL"/>
-        </w:rPr>
-      </w:pPr>
-      <w:r>
-        <w:rPr>
-          <w:lang w:val="nl-NL"/>
-        </w:rPr>
-        <w:t>Versie bijgewerkt: 26 oktober 2026, 15:36</w:t>
+        <w:divId w:val="1209798241"/>
+        <w:rPr>
+          <w:lang w:val="nl-NL"/>
+        </w:rPr>
+      </w:pPr>
+      <w:r>
+        <w:rPr>
+          <w:lang w:val="nl-NL"/>
+        </w:rPr>
+        <w:t>Versie bijgewerkt: 27 oktober 2026, 09:49</w:t>
       </w:r>
       <w:r>
         <w:br w:type="page"/>
@@ -100,13 +100,13 @@
     <w:p>
       <w:pPr>
         <w:pStyle w:val="Kop2"/>
-        <w:divId w:val="487795670"/>
+        <w:divId w:val="673151242"/>
         <w:rPr>
           <w:rFonts w:eastAsia="Times New Roman"/>
           <w:lang w:val="nl-NL"/>
         </w:rPr>
       </w:pPr>
-      <w:bookmarkStart w:id="0" w:name="_Toc243922952"/>
+      <w:bookmarkStart w:id="0" w:name="_Toc243988533"/>
       <w:r>
         <w:rPr>
           <w:rFonts w:eastAsia="Times New Roman"/>
@@ -122,7 +122,7 @@
         <w:tabs>
           <w:tab w:val="right" w:leader="dot" w:pos="9062"/>
         </w:tabs>
-        <w:divId w:val="487795670"/>
+        <w:divId w:val="673151242"/>
         <w:rPr>
           <w:rFonts w:asciiTheme="minorHAnsi" w:hAnsiTheme="minorHAnsi" w:cstheme="minorBidi"/>
           <w:noProof/>
@@ -173,7 +173,7 @@
         <w:rPr>
           <w:noProof/>
         </w:rPr>
-        <w:instrText xml:space="preserve"> PAGEREF _Toc243922952 \h </w:instrText>
+        <w:instrText xml:space="preserve"> PAGEREF _Toc243988533 \h </w:instrText>
       </w:r>
       <w:r>
         <w:rPr>
@@ -205,7 +205,7 @@
         <w:tabs>
           <w:tab w:val="right" w:leader="dot" w:pos="9062"/>
         </w:tabs>
-        <w:divId w:val="487795670"/>
+        <w:divId w:val="673151242"/>
         <w:rPr>
           <w:rFonts w:asciiTheme="minorHAnsi" w:hAnsiTheme="minorHAnsi" w:cstheme="minorBidi"/>
           <w:noProof/>
@@ -238,7 +238,7 @@
         <w:rPr>
           <w:noProof/>
         </w:rPr>
-        <w:instrText xml:space="preserve"> PAGEREF _Toc243922953 \h </w:instrText>
+        <w:instrText xml:space="preserve"> PAGEREF _Toc243988534 \h </w:instrText>
       </w:r>
       <w:r>
         <w:rPr>
@@ -270,7 +270,7 @@
         <w:tabs>
           <w:tab w:val="right" w:leader="dot" w:pos="9062"/>
         </w:tabs>
-        <w:divId w:val="487795670"/>
+        <w:divId w:val="673151242"/>
         <w:rPr>
           <w:rFonts w:asciiTheme="minorHAnsi" w:hAnsiTheme="minorHAnsi" w:cstheme="minorBidi"/>
           <w:noProof/>
@@ -303,7 +303,7 @@
         <w:rPr>
           <w:noProof/>
         </w:rPr>
-        <w:instrText xml:space="preserve"> PAGEREF _Toc243922954 \h </w:instrText>
+        <w:instrText xml:space="preserve"> PAGEREF _Toc243988535 \h </w:instrText>
       </w:r>
       <w:r>
         <w:rPr>
@@ -335,7 +335,7 @@
         <w:tabs>
           <w:tab w:val="right" w:leader="dot" w:pos="9062"/>
         </w:tabs>
-        <w:divId w:val="487795670"/>
+        <w:divId w:val="673151242"/>
         <w:rPr>
           <w:rFonts w:asciiTheme="minorHAnsi" w:hAnsiTheme="minorHAnsi" w:cstheme="minorBidi"/>
           <w:noProof/>
@@ -368,7 +368,7 @@
         <w:rPr>
           <w:noProof/>
         </w:rPr>
-        <w:instrText xml:space="preserve"> PAGEREF _Toc243922955 \h </w:instrText>
+        <w:instrText xml:space="preserve"> PAGEREF _Toc243988536 \h </w:instrText>
       </w:r>
       <w:r>
         <w:rPr>
@@ -400,7 +400,7 @@
         <w:tabs>
           <w:tab w:val="right" w:leader="dot" w:pos="9062"/>
         </w:tabs>
-        <w:divId w:val="487795670"/>
+        <w:divId w:val="673151242"/>
         <w:rPr>
           <w:rFonts w:asciiTheme="minorHAnsi" w:hAnsiTheme="minorHAnsi" w:cstheme="minorBidi"/>
           <w:noProof/>
@@ -433,7 +433,7 @@
         <w:rPr>
           <w:noProof/>
         </w:rPr>
-        <w:instrText xml:space="preserve"> PAGEREF _Toc243922956 \h </w:instrText>
+        <w:instrText xml:space="preserve"> PAGEREF _Toc243988537 \h </w:instrText>
       </w:r>
       <w:r>
         <w:rPr>
@@ -465,7 +465,7 @@
         <w:tabs>
           <w:tab w:val="right" w:leader="dot" w:pos="9062"/>
         </w:tabs>
-        <w:divId w:val="487795670"/>
+        <w:divId w:val="673151242"/>
         <w:rPr>
           <w:rFonts w:asciiTheme="minorHAnsi" w:hAnsiTheme="minorHAnsi" w:cstheme="minorBidi"/>
           <w:noProof/>
@@ -498,7 +498,7 @@
         <w:rPr>
           <w:noProof/>
         </w:rPr>
-        <w:instrText xml:space="preserve"> PAGEREF _Toc243922957 \h </w:instrText>
+        <w:instrText xml:space="preserve"> PAGEREF _Toc243988538 \h </w:instrText>
       </w:r>
       <w:r>
         <w:rPr>
@@ -530,7 +530,7 @@
         <w:tabs>
           <w:tab w:val="right" w:leader="dot" w:pos="9062"/>
         </w:tabs>
-        <w:divId w:val="487795670"/>
+        <w:divId w:val="673151242"/>
         <w:rPr>
           <w:rFonts w:asciiTheme="minorHAnsi" w:hAnsiTheme="minorHAnsi" w:cstheme="minorBidi"/>
           <w:noProof/>
@@ -563,7 +563,7 @@
         <w:rPr>
           <w:noProof/>
         </w:rPr>
-        <w:instrText xml:space="preserve"> PAGEREF _Toc243922958 \h </w:instrText>
+        <w:instrText xml:space="preserve"> PAGEREF _Toc243988539 \h </w:instrText>
       </w:r>
       <w:r>
         <w:rPr>
@@ -595,7 +595,7 @@
         <w:tabs>
           <w:tab w:val="right" w:leader="dot" w:pos="9062"/>
         </w:tabs>
-        <w:divId w:val="487795670"/>
+        <w:divId w:val="673151242"/>
         <w:rPr>
           <w:rFonts w:asciiTheme="minorHAnsi" w:hAnsiTheme="minorHAnsi" w:cstheme="minorBidi"/>
           <w:noProof/>
@@ -628,7 +628,7 @@
         <w:rPr>
           <w:noProof/>
         </w:rPr>
-        <w:instrText xml:space="preserve"> PAGEREF _Toc243922959 \h </w:instrText>
+        <w:instrText xml:space="preserve"> PAGEREF _Toc243988540 \h </w:instrText>
       </w:r>
       <w:r>
         <w:rPr>
@@ -660,7 +660,7 @@
         <w:tabs>
           <w:tab w:val="right" w:leader="dot" w:pos="9062"/>
         </w:tabs>
-        <w:divId w:val="487795670"/>
+        <w:divId w:val="673151242"/>
         <w:rPr>
           <w:rFonts w:asciiTheme="minorHAnsi" w:hAnsiTheme="minorHAnsi" w:cstheme="minorBidi"/>
           <w:noProof/>
@@ -693,7 +693,7 @@
         <w:rPr>
           <w:noProof/>
         </w:rPr>
-        <w:instrText xml:space="preserve"> PAGEREF _Toc243922960 \h </w:instrText>
+        <w:instrText xml:space="preserve"> PAGEREF _Toc243988541 \h </w:instrText>
       </w:r>
       <w:r>
         <w:rPr>
@@ -725,7 +725,7 @@
         <w:tabs>
           <w:tab w:val="right" w:leader="dot" w:pos="9062"/>
         </w:tabs>
-        <w:divId w:val="487795670"/>
+        <w:divId w:val="673151242"/>
         <w:rPr>
           <w:rFonts w:asciiTheme="minorHAnsi" w:hAnsiTheme="minorHAnsi" w:cstheme="minorBidi"/>
           <w:noProof/>
@@ -758,7 +758,7 @@
         <w:rPr>
           <w:noProof/>
         </w:rPr>
-        <w:instrText xml:space="preserve"> PAGEREF _Toc243922961 \h </w:instrText>
+        <w:instrText xml:space="preserve"> PAGEREF _Toc243988542 \h </w:instrText>
       </w:r>
       <w:r>
         <w:rPr>
@@ -790,7 +790,7 @@
         <w:tabs>
           <w:tab w:val="right" w:leader="dot" w:pos="9062"/>
         </w:tabs>
-        <w:divId w:val="487795670"/>
+        <w:divId w:val="673151242"/>
         <w:rPr>
           <w:rFonts w:asciiTheme="minorHAnsi" w:hAnsiTheme="minorHAnsi" w:cstheme="minorBidi"/>
           <w:noProof/>
@@ -823,7 +823,7 @@
         <w:rPr>
           <w:noProof/>
         </w:rPr>
-        <w:instrText xml:space="preserve"> PAGEREF _Toc243922962 \h </w:instrText>
+        <w:instrText xml:space="preserve"> PAGEREF _Toc243988543 \h </w:instrText>
       </w:r>
       <w:r>
         <w:rPr>
@@ -855,7 +855,7 @@
         <w:tabs>
           <w:tab w:val="right" w:leader="dot" w:pos="9062"/>
         </w:tabs>
-        <w:divId w:val="487795670"/>
+        <w:divId w:val="673151242"/>
         <w:rPr>
           <w:rFonts w:asciiTheme="minorHAnsi" w:hAnsiTheme="minorHAnsi" w:cstheme="minorBidi"/>
           <w:noProof/>
@@ -888,7 +888,7 @@
         <w:rPr>
           <w:noProof/>
         </w:rPr>
-        <w:instrText xml:space="preserve"> PAGEREF _Toc243922963 \h </w:instrText>
+        <w:instrText xml:space="preserve"> PAGEREF _Toc243988544 \h </w:instrText>
       </w:r>
       <w:r>
         <w:rPr>
@@ -920,7 +920,7 @@
         <w:tabs>
           <w:tab w:val="right" w:leader="dot" w:pos="9062"/>
         </w:tabs>
-        <w:divId w:val="487795670"/>
+        <w:divId w:val="673151242"/>
         <w:rPr>
           <w:rFonts w:asciiTheme="minorHAnsi" w:hAnsiTheme="minorHAnsi" w:cstheme="minorBidi"/>
           <w:noProof/>
@@ -953,7 +953,7 @@
         <w:rPr>
           <w:noProof/>
         </w:rPr>
-        <w:instrText xml:space="preserve"> PAGEREF _Toc243922964 \h </w:instrText>
+        <w:instrText xml:space="preserve"> PAGEREF _Toc243988545 \h </w:instrText>
       </w:r>
       <w:r>
         <w:rPr>
@@ -985,7 +985,7 @@
         <w:tabs>
           <w:tab w:val="right" w:leader="dot" w:pos="9062"/>
         </w:tabs>
-        <w:divId w:val="487795670"/>
+        <w:divId w:val="673151242"/>
         <w:rPr>
           <w:rFonts w:asciiTheme="minorHAnsi" w:hAnsiTheme="minorHAnsi" w:cstheme="minorBidi"/>
           <w:noProof/>
@@ -1018,7 +1018,7 @@
         <w:rPr>
           <w:noProof/>
         </w:rPr>
-        <w:instrText xml:space="preserve"> PAGEREF _Toc243922965 \h </w:instrText>
+        <w:instrText xml:space="preserve"> PAGEREF _Toc243988546 \h </w:instrText>
       </w:r>
       <w:r>
         <w:rPr>
@@ -1050,7 +1050,7 @@
         <w:tabs>
           <w:tab w:val="right" w:leader="dot" w:pos="9062"/>
         </w:tabs>
-        <w:divId w:val="487795670"/>
+        <w:divId w:val="673151242"/>
         <w:rPr>
           <w:rFonts w:asciiTheme="minorHAnsi" w:hAnsiTheme="minorHAnsi" w:cstheme="minorBidi"/>
           <w:noProof/>
@@ -1083,7 +1083,7 @@
         <w:rPr>
           <w:noProof/>
         </w:rPr>
-        <w:instrText xml:space="preserve"> PAGEREF _Toc243922966 \h </w:instrText>
+        <w:instrText xml:space="preserve"> PAGEREF _Toc243988547 \h </w:instrText>
       </w:r>
       <w:r>
         <w:rPr>
@@ -1113,7 +1113,7 @@
       <w:pPr>
         <w:pStyle w:val="marker"/>
         <w:ind w:left="800" w:right="800"/>
-        <w:divId w:val="487795670"/>
+        <w:divId w:val="673151242"/>
         <w:rPr>
           <w:lang w:val="nl-NL"/>
         </w:rPr>
@@ -1130,7 +1130,7 @@
     </w:p>
     <w:p>
       <w:pPr>
-        <w:divId w:val="1429814564"/>
+        <w:divId w:val="842164573"/>
         <w:rPr>
           <w:i/>
           <w:iCs/>
@@ -1159,7 +1159,7 @@
     </w:p>
     <w:p>
       <w:pPr>
-        <w:divId w:val="1429814564"/>
+        <w:divId w:val="842164573"/>
         <w:rPr>
           <w:i/>
           <w:iCs/>
@@ -1180,13 +1180,13 @@
     <w:p>
       <w:pPr>
         <w:pStyle w:val="Kop2"/>
-        <w:divId w:val="2132824212"/>
+        <w:divId w:val="1519152764"/>
         <w:rPr>
           <w:rFonts w:eastAsia="Times New Roman"/>
           <w:lang w:val="nl-NL"/>
         </w:rPr>
       </w:pPr>
-      <w:bookmarkStart w:id="1" w:name="_Toc243922953"/>
+      <w:bookmarkStart w:id="1" w:name="_Toc243988534"/>
       <w:r>
         <w:rPr>
           <w:rFonts w:eastAsia="Times New Roman"/>
@@ -1199,7 +1199,7 @@
     <w:p>
       <w:pPr>
         <w:pStyle w:val="Normaalweb"/>
-        <w:divId w:val="2132824212"/>
+        <w:divId w:val="1519152764"/>
         <w:rPr>
           <w:lang w:val="nl-NL"/>
         </w:rPr>
@@ -1214,7 +1214,7 @@
     <w:p>
       <w:pPr>
         <w:pStyle w:val="Normaalweb"/>
-        <w:divId w:val="2132824212"/>
+        <w:divId w:val="1519152764"/>
         <w:rPr>
           <w:lang w:val="nl-NL"/>
         </w:rPr>
@@ -1229,7 +1229,7 @@
     <w:p>
       <w:pPr>
         <w:pStyle w:val="Normaalweb"/>
-        <w:divId w:val="2132824212"/>
+        <w:divId w:val="1519152764"/>
         <w:rPr>
           <w:lang w:val="nl-NL"/>
         </w:rPr>
@@ -1251,7 +1251,7 @@
     <w:p>
       <w:pPr>
         <w:pStyle w:val="Normaalweb"/>
-        <w:divId w:val="2132824212"/>
+        <w:divId w:val="1519152764"/>
         <w:rPr>
           <w:lang w:val="nl-NL"/>
         </w:rPr>
@@ -1273,7 +1273,7 @@
     <w:p>
       <w:pPr>
         <w:pStyle w:val="Normaalweb"/>
-        <w:divId w:val="2132824212"/>
+        <w:divId w:val="1519152764"/>
         <w:rPr>
           <w:lang w:val="nl-NL"/>
         </w:rPr>
@@ -1295,7 +1295,7 @@
     <w:p>
       <w:pPr>
         <w:pStyle w:val="Normaalweb"/>
-        <w:divId w:val="2132824212"/>
+        <w:divId w:val="1519152764"/>
         <w:rPr>
           <w:lang w:val="nl-NL"/>
         </w:rPr>
@@ -1317,7 +1317,7 @@
     <w:p>
       <w:pPr>
         <w:pStyle w:val="Normaalweb"/>
-        <w:divId w:val="2132824212"/>
+        <w:divId w:val="1519152764"/>
         <w:rPr>
           <w:lang w:val="nl-NL"/>
         </w:rPr>
@@ -1339,7 +1339,7 @@
     <w:p>
       <w:pPr>
         <w:pStyle w:val="Normaalweb"/>
-        <w:divId w:val="2132824212"/>
+        <w:divId w:val="1519152764"/>
         <w:rPr>
           <w:lang w:val="nl-NL"/>
         </w:rPr>
@@ -1362,7 +1362,7 @@
       <w:pPr>
         <w:pStyle w:val="Normaalweb"/>
         <w:ind w:left="800" w:right="800"/>
-        <w:divId w:val="2132824212"/>
+        <w:divId w:val="1519152764"/>
         <w:rPr>
           <w:lang w:val="nl-NL"/>
         </w:rPr>
@@ -1380,13 +1380,13 @@
     <w:p>
       <w:pPr>
         <w:pStyle w:val="Kop2"/>
-        <w:divId w:val="2132824212"/>
+        <w:divId w:val="1519152764"/>
         <w:rPr>
           <w:rFonts w:eastAsia="Times New Roman"/>
           <w:lang w:val="nl-NL"/>
         </w:rPr>
       </w:pPr>
-      <w:bookmarkStart w:id="2" w:name="_Toc243922954"/>
+      <w:bookmarkStart w:id="2" w:name="_Toc243988535"/>
       <w:r>
         <w:rPr>
           <w:rFonts w:eastAsia="Times New Roman"/>
@@ -1399,7 +1399,7 @@
     <w:p>
       <w:pPr>
         <w:pStyle w:val="Normaalweb"/>
-        <w:divId w:val="2132824212"/>
+        <w:divId w:val="1519152764"/>
         <w:rPr>
           <w:lang w:val="nl-NL"/>
         </w:rPr>
@@ -1414,7 +1414,7 @@
     <w:p>
       <w:pPr>
         <w:pStyle w:val="Normaalweb"/>
-        <w:divId w:val="2132824212"/>
+        <w:divId w:val="1519152764"/>
         <w:rPr>
           <w:lang w:val="nl-NL"/>
         </w:rPr>
@@ -1429,7 +1429,7 @@
     <w:p>
       <w:pPr>
         <w:pStyle w:val="Normaalweb"/>
-        <w:divId w:val="2132824212"/>
+        <w:divId w:val="1519152764"/>
         <w:rPr>
           <w:lang w:val="nl-NL"/>
         </w:rPr>
@@ -1444,7 +1444,7 @@
     <w:p>
       <w:pPr>
         <w:pStyle w:val="Normaalweb"/>
-        <w:divId w:val="2132824212"/>
+        <w:divId w:val="1519152764"/>
         <w:rPr>
           <w:lang w:val="nl-NL"/>
         </w:rPr>
@@ -1459,7 +1459,7 @@
     <w:p>
       <w:pPr>
         <w:pStyle w:val="Normaalweb"/>
-        <w:divId w:val="2132824212"/>
+        <w:divId w:val="1519152764"/>
         <w:rPr>
           <w:lang w:val="nl-NL"/>
         </w:rPr>
@@ -1474,7 +1474,7 @@
     <w:p>
       <w:pPr>
         <w:pStyle w:val="Normaalweb"/>
-        <w:divId w:val="2132824212"/>
+        <w:divId w:val="1519152764"/>
         <w:rPr>
           <w:lang w:val="nl-NL"/>
         </w:rPr>
@@ -1496,7 +1496,7 @@
     <w:p>
       <w:pPr>
         <w:pStyle w:val="Normaalweb"/>
-        <w:divId w:val="2132824212"/>
+        <w:divId w:val="1519152764"/>
         <w:rPr>
           <w:lang w:val="nl-NL"/>
         </w:rPr>
@@ -1518,7 +1518,7 @@
     <w:p>
       <w:pPr>
         <w:pStyle w:val="Normaalweb"/>
-        <w:divId w:val="2132824212"/>
+        <w:divId w:val="1519152764"/>
         <w:rPr>
           <w:lang w:val="nl-NL"/>
         </w:rPr>
@@ -1540,7 +1540,7 @@
     <w:p>
       <w:pPr>
         <w:pStyle w:val="Normaalweb"/>
-        <w:divId w:val="2132824212"/>
+        <w:divId w:val="1519152764"/>
         <w:rPr>
           <w:lang w:val="nl-NL"/>
         </w:rPr>
@@ -1569,7 +1569,7 @@
     <w:p>
       <w:pPr>
         <w:pStyle w:val="Normaalweb"/>
-        <w:divId w:val="2132824212"/>
+        <w:divId w:val="1519152764"/>
         <w:rPr>
           <w:lang w:val="nl-NL"/>
         </w:rPr>
@@ -1597,7 +1597,7 @@
     <w:p>
       <w:pPr>
         <w:pStyle w:val="Normaalweb"/>
-        <w:divId w:val="2132824212"/>
+        <w:divId w:val="1519152764"/>
         <w:rPr>
           <w:lang w:val="nl-NL"/>
         </w:rPr>
@@ -1619,7 +1619,7 @@
     <w:p>
       <w:pPr>
         <w:pStyle w:val="Normaalweb"/>
-        <w:divId w:val="2132824212"/>
+        <w:divId w:val="1519152764"/>
         <w:rPr>
           <w:lang w:val="nl-NL"/>
         </w:rPr>
@@ -1635,7 +1635,7 @@
       <w:pPr>
         <w:pStyle w:val="Normaalweb"/>
         <w:ind w:left="800" w:right="800"/>
-        <w:divId w:val="2132824212"/>
+        <w:divId w:val="1519152764"/>
         <w:rPr>
           <w:lang w:val="nl-NL"/>
         </w:rPr>
@@ -1666,13 +1666,13 @@
     <w:p>
       <w:pPr>
         <w:pStyle w:val="Kop2"/>
-        <w:divId w:val="2132824212"/>
+        <w:divId w:val="1519152764"/>
         <w:rPr>
           <w:rFonts w:eastAsia="Times New Roman"/>
           <w:lang w:val="nl-NL"/>
         </w:rPr>
       </w:pPr>
-      <w:bookmarkStart w:id="3" w:name="_Toc243922955"/>
+      <w:bookmarkStart w:id="3" w:name="_Toc243988536"/>
       <w:r>
         <w:rPr>
           <w:rFonts w:eastAsia="Times New Roman"/>
@@ -1685,7 +1685,7 @@
     <w:p>
       <w:pPr>
         <w:pStyle w:val="Normaalweb"/>
-        <w:divId w:val="2132824212"/>
+        <w:divId w:val="1519152764"/>
         <w:rPr>
           <w:lang w:val="nl-NL"/>
         </w:rPr>
@@ -1700,7 +1700,7 @@
     <w:p>
       <w:pPr>
         <w:pStyle w:val="Normaalweb"/>
-        <w:divId w:val="2132824212"/>
+        <w:divId w:val="1519152764"/>
         <w:rPr>
           <w:lang w:val="nl-NL"/>
         </w:rPr>
@@ -1728,7 +1728,7 @@
     <w:p>
       <w:pPr>
         <w:pStyle w:val="Normaalweb"/>
-        <w:divId w:val="2132824212"/>
+        <w:divId w:val="1519152764"/>
         <w:rPr>
           <w:lang w:val="nl-NL"/>
         </w:rPr>
@@ -1750,7 +1750,7 @@
     <w:p>
       <w:pPr>
         <w:pStyle w:val="Normaalweb"/>
-        <w:divId w:val="2132824212"/>
+        <w:divId w:val="1519152764"/>
         <w:rPr>
           <w:lang w:val="nl-NL"/>
         </w:rPr>
@@ -1778,7 +1778,7 @@
     <w:p>
       <w:pPr>
         <w:pStyle w:val="Normaalweb"/>
-        <w:divId w:val="2132824212"/>
+        <w:divId w:val="1519152764"/>
         <w:rPr>
           <w:lang w:val="nl-NL"/>
         </w:rPr>
@@ -1800,7 +1800,7 @@
     <w:p>
       <w:pPr>
         <w:pStyle w:val="Normaalweb"/>
-        <w:divId w:val="2132824212"/>
+        <w:divId w:val="1519152764"/>
         <w:rPr>
           <w:lang w:val="nl-NL"/>
         </w:rPr>
@@ -1828,7 +1828,7 @@
     <w:p>
       <w:pPr>
         <w:pStyle w:val="Normaalweb"/>
-        <w:divId w:val="2132824212"/>
+        <w:divId w:val="1519152764"/>
         <w:rPr>
           <w:lang w:val="nl-NL"/>
         </w:rPr>
@@ -1843,13 +1843,13 @@
     <w:p>
       <w:pPr>
         <w:pStyle w:val="Kop3"/>
-        <w:divId w:val="2132824212"/>
+        <w:divId w:val="1519152764"/>
         <w:rPr>
           <w:rFonts w:eastAsia="Times New Roman"/>
           <w:lang w:val="nl-NL"/>
         </w:rPr>
       </w:pPr>
-      <w:bookmarkStart w:id="4" w:name="_Toc243922956"/>
+      <w:bookmarkStart w:id="4" w:name="_Toc243988537"/>
       <w:r>
         <w:rPr>
           <w:rFonts w:eastAsia="Times New Roman"/>
@@ -1862,7 +1862,7 @@
     <w:p>
       <w:pPr>
         <w:pStyle w:val="Normaalweb"/>
-        <w:divId w:val="2132824212"/>
+        <w:divId w:val="1519152764"/>
         <w:rPr>
           <w:lang w:val="nl-NL"/>
         </w:rPr>
@@ -1877,7 +1877,7 @@
     <w:p>
       <w:pPr>
         <w:pStyle w:val="Normaalweb"/>
-        <w:divId w:val="2132824212"/>
+        <w:divId w:val="1519152764"/>
         <w:rPr>
           <w:lang w:val="nl-NL"/>
         </w:rPr>
@@ -1906,7 +1906,7 @@
     <w:p>
       <w:pPr>
         <w:pStyle w:val="Normaalweb"/>
-        <w:divId w:val="2132824212"/>
+        <w:divId w:val="1519152764"/>
         <w:rPr>
           <w:lang w:val="nl-NL"/>
         </w:rPr>
@@ -1973,7 +1973,7 @@
     <w:p>
       <w:pPr>
         <w:pStyle w:val="Normaalweb"/>
-        <w:divId w:val="2132824212"/>
+        <w:divId w:val="1519152764"/>
         <w:rPr>
           <w:lang w:val="nl-NL"/>
         </w:rPr>
@@ -2027,7 +2027,7 @@
     <w:p>
       <w:pPr>
         <w:pStyle w:val="Normaalweb"/>
-        <w:divId w:val="2132824212"/>
+        <w:divId w:val="1519152764"/>
         <w:rPr>
           <w:lang w:val="nl-NL"/>
         </w:rPr>
@@ -2050,7 +2050,7 @@
       <w:pPr>
         <w:pStyle w:val="Normaalweb"/>
         <w:ind w:left="800" w:right="800"/>
-        <w:divId w:val="2132824212"/>
+        <w:divId w:val="1519152764"/>
         <w:rPr>
           <w:lang w:val="nl-NL"/>
         </w:rPr>
@@ -2068,13 +2068,13 @@
     <w:p>
       <w:pPr>
         <w:pStyle w:val="Kop2"/>
-        <w:divId w:val="2132824212"/>
+        <w:divId w:val="1519152764"/>
         <w:rPr>
           <w:rFonts w:eastAsia="Times New Roman"/>
           <w:lang w:val="nl-NL"/>
         </w:rPr>
       </w:pPr>
-      <w:bookmarkStart w:id="5" w:name="_Toc243922957"/>
+      <w:bookmarkStart w:id="5" w:name="_Toc243988538"/>
       <w:r>
         <w:rPr>
           <w:rFonts w:eastAsia="Times New Roman"/>
@@ -2087,7 +2087,7 @@
     <w:p>
       <w:pPr>
         <w:pStyle w:val="Normaalweb"/>
-        <w:divId w:val="2132824212"/>
+        <w:divId w:val="1519152764"/>
         <w:rPr>
           <w:lang w:val="nl-NL"/>
         </w:rPr>
@@ -2102,7 +2102,7 @@
     <w:p>
       <w:pPr>
         <w:pStyle w:val="Normaalweb"/>
-        <w:divId w:val="2132824212"/>
+        <w:divId w:val="1519152764"/>
         <w:rPr>
           <w:lang w:val="nl-NL"/>
         </w:rPr>
@@ -2117,7 +2117,7 @@
     <w:p>
       <w:pPr>
         <w:pStyle w:val="Normaalweb"/>
-        <w:divId w:val="2132824212"/>
+        <w:divId w:val="1519152764"/>
         <w:rPr>
           <w:lang w:val="nl-NL"/>
         </w:rPr>
@@ -2132,7 +2132,7 @@
     <w:p>
       <w:pPr>
         <w:pStyle w:val="Normaalweb"/>
-        <w:divId w:val="2132824212"/>
+        <w:divId w:val="1519152764"/>
         <w:rPr>
           <w:lang w:val="nl-NL"/>
         </w:rPr>
@@ -2147,7 +2147,7 @@
     <w:p>
       <w:pPr>
         <w:pStyle w:val="Normaalweb"/>
-        <w:divId w:val="2132824212"/>
+        <w:divId w:val="1519152764"/>
         <w:rPr>
           <w:lang w:val="nl-NL"/>
         </w:rPr>
@@ -2168,7 +2168,7 @@
     <w:p>
       <w:pPr>
         <w:pStyle w:val="Normaalweb"/>
-        <w:divId w:val="2132824212"/>
+        <w:divId w:val="1519152764"/>
         <w:rPr>
           <w:lang w:val="nl-NL"/>
         </w:rPr>
@@ -2183,7 +2183,7 @@
     <w:p>
       <w:pPr>
         <w:pStyle w:val="Normaalweb"/>
-        <w:divId w:val="2132824212"/>
+        <w:divId w:val="1519152764"/>
         <w:rPr>
           <w:lang w:val="nl-NL"/>
         </w:rPr>
@@ -2204,29 +2204,28 @@
     <w:p>
       <w:pPr>
         <w:pStyle w:val="Normaalweb"/>
-        <w:divId w:val="2132824212"/>
-        <w:rPr>
-          <w:lang w:val="nl-NL"/>
-        </w:rPr>
-      </w:pPr>
-      <w:r>
-        <w:rPr>
-          <w:lang w:val="nl-NL"/>
-        </w:rPr>
-        <w:t xml:space="preserve">De macro-economische projecties van de Europese Commissie voorspellen tegen 2040 zes miljard euro aan besparingen en fraudepreventie. Deze berekening negeert de micro-economische realiteit van de tussenliggende </w:t>
-      </w:r>
-      <w:r>
-        <w:rPr>
-          <w:lang w:val="nl-NL"/>
-        </w:rPr>
-        <w:lastRenderedPageBreak/>
-        <w:t>veertien jaar. Gedurende deze latentietijd worden de kosten van het systeemfalen volledig afgewenteld op de burger: de private bank die schulden parkeert tegen zware sancties, de energieleverancier die incassobureaus inschakelt en onuitvoerbare medische keuringen eist, en de private keuringsmarkt die onhaalbare tarieven hanteert voor consulten op afstand. Al deze kosten slaan neer bij het individu, terwijl de oorzaak van de systeemstilstand bij de overheid ligt.</w:t>
-      </w:r>
-    </w:p>
-    <w:p>
-      <w:pPr>
-        <w:pStyle w:val="Normaalweb"/>
-        <w:divId w:val="2132824212"/>
+        <w:divId w:val="1519152764"/>
+        <w:rPr>
+          <w:lang w:val="nl-NL"/>
+        </w:rPr>
+      </w:pPr>
+      <w:r>
+        <w:rPr>
+          <w:lang w:val="nl-NL"/>
+        </w:rPr>
+        <w:t>De macro-economische projecties van de Europese Commissie voorspellen tegen 2040 zes miljard euro aan besparingen en fraudepreventie. Deze berekening negeert de micro-economische realiteit van de tussenliggende veertien jaar. Gedurende deze latentietijd worden de kosten van het systeemfalen volledig afgewenteld op de burger: de private bank die schulden parkeert tegen zware sancties, de energieleverancier die incassobureaus inschakelt en onuitvoerbare medische keuringen eist, en de private keuringsmarkt die</w:t>
+      </w:r>
+      <w:r>
+        <w:rPr>
+          <w:lang w:val="nl-NL"/>
+        </w:rPr>
+        <w:t xml:space="preserve"> onhaalbare tarieven hanteert voor consulten op afstand. Al deze kosten slaan neer bij het individu, terwijl de oorzaak van de systeemstilstand bij de overheid ligt.</w:t>
+      </w:r>
+    </w:p>
+    <w:p>
+      <w:pPr>
+        <w:pStyle w:val="Normaalweb"/>
+        <w:divId w:val="1519152764"/>
         <w:rPr>
           <w:lang w:val="nl-NL"/>
         </w:rPr>
@@ -2241,7 +2240,7 @@
     <w:p>
       <w:pPr>
         <w:pStyle w:val="Normaalweb"/>
-        <w:divId w:val="2132824212"/>
+        <w:divId w:val="1519152764"/>
         <w:rPr>
           <w:lang w:val="nl-NL"/>
         </w:rPr>
@@ -2256,13 +2255,13 @@
     <w:p>
       <w:pPr>
         <w:pStyle w:val="Kop2"/>
-        <w:divId w:val="2132824212"/>
+        <w:divId w:val="1519152764"/>
         <w:rPr>
           <w:rFonts w:eastAsia="Times New Roman"/>
           <w:lang w:val="nl-NL"/>
         </w:rPr>
       </w:pPr>
-      <w:bookmarkStart w:id="6" w:name="_Toc243922958"/>
+      <w:bookmarkStart w:id="6" w:name="_Toc243988539"/>
       <w:r>
         <w:rPr>
           <w:rFonts w:eastAsia="Times New Roman"/>
@@ -2275,7 +2274,7 @@
     <w:p>
       <w:pPr>
         <w:pStyle w:val="Normaalweb"/>
-        <w:divId w:val="2132824212"/>
+        <w:divId w:val="1519152764"/>
         <w:rPr>
           <w:lang w:val="nl-NL"/>
         </w:rPr>
@@ -2290,7 +2289,7 @@
     <w:p>
       <w:pPr>
         <w:pStyle w:val="Normaalweb"/>
-        <w:divId w:val="2132824212"/>
+        <w:divId w:val="1519152764"/>
         <w:rPr>
           <w:lang w:val="nl-NL"/>
         </w:rPr>
@@ -2305,7 +2304,7 @@
     <w:p>
       <w:pPr>
         <w:pStyle w:val="Normaalweb"/>
-        <w:divId w:val="2132824212"/>
+        <w:divId w:val="1519152764"/>
         <w:rPr>
           <w:lang w:val="nl-NL"/>
         </w:rPr>
@@ -2334,7 +2333,7 @@
       <w:pPr>
         <w:pStyle w:val="Normaalweb"/>
         <w:ind w:left="800" w:right="800"/>
-        <w:divId w:val="2132824212"/>
+        <w:divId w:val="1519152764"/>
         <w:rPr>
           <w:lang w:val="nl-NL"/>
         </w:rPr>
@@ -2358,13 +2357,13 @@
     <w:p>
       <w:pPr>
         <w:pStyle w:val="Kop2"/>
-        <w:divId w:val="2132824212"/>
+        <w:divId w:val="1519152764"/>
         <w:rPr>
           <w:rFonts w:eastAsia="Times New Roman"/>
           <w:lang w:val="nl-NL"/>
         </w:rPr>
       </w:pPr>
-      <w:bookmarkStart w:id="7" w:name="_Toc243922959"/>
+      <w:bookmarkStart w:id="7" w:name="_Toc243988540"/>
       <w:r>
         <w:rPr>
           <w:rFonts w:eastAsia="Times New Roman"/>
@@ -2377,7 +2376,7 @@
     <w:p>
       <w:pPr>
         <w:pStyle w:val="Normaalweb"/>
-        <w:divId w:val="2132824212"/>
+        <w:divId w:val="1519152764"/>
         <w:rPr>
           <w:lang w:val="nl-NL"/>
         </w:rPr>
@@ -2392,7 +2391,7 @@
     <w:p>
       <w:pPr>
         <w:pStyle w:val="Normaalweb"/>
-        <w:divId w:val="2132824212"/>
+        <w:divId w:val="1519152764"/>
         <w:rPr>
           <w:lang w:val="nl-NL"/>
         </w:rPr>
@@ -2420,7 +2419,7 @@
     <w:p>
       <w:pPr>
         <w:pStyle w:val="Normaalweb"/>
-        <w:divId w:val="2132824212"/>
+        <w:divId w:val="1519152764"/>
         <w:rPr>
           <w:lang w:val="nl-NL"/>
         </w:rPr>
@@ -2448,7 +2447,7 @@
     <w:p>
       <w:pPr>
         <w:pStyle w:val="Normaalweb"/>
-        <w:divId w:val="2132824212"/>
+        <w:divId w:val="1519152764"/>
         <w:rPr>
           <w:lang w:val="nl-NL"/>
         </w:rPr>
@@ -2476,7 +2475,7 @@
     <w:p>
       <w:pPr>
         <w:pStyle w:val="Normaalweb"/>
-        <w:divId w:val="2132824212"/>
+        <w:divId w:val="1519152764"/>
         <w:rPr>
           <w:lang w:val="nl-NL"/>
         </w:rPr>
@@ -2498,20 +2497,13 @@
         <w:rPr>
           <w:lang w:val="nl-NL"/>
         </w:rPr>
-        <w:t xml:space="preserve">de ontvangende lidstaat zijn eigen wetgeving niet unilateraal mag toepassen voordat hij een dialoog heeft gevoerd met de afgevende lidstaat. Dit dialoogvereiste, bedoeld als bescherming van de </w:t>
-      </w:r>
-      <w:r>
-        <w:rPr>
-          <w:lang w:val="nl-NL"/>
-        </w:rPr>
-        <w:lastRenderedPageBreak/>
-        <w:t>werknemer, wordt in de praktijk door frauduleuze werkgevers gebruikt om de toepassing van de ontvangende wetgeving maandenlang te vertragen terwijl de werknemer formeel onbeschermd is.</w:t>
-      </w:r>
-    </w:p>
-    <w:p>
-      <w:pPr>
-        <w:pStyle w:val="Normaalweb"/>
-        <w:divId w:val="2132824212"/>
+        <w:t>de ontvangende lidstaat zijn eigen wetgeving niet unilateraal mag toepassen voordat hij een dialoog heeft gevoerd met de afgevende lidstaat. Dit dialoogvereiste, bedoeld als bescherming van de werknemer, wordt in de praktijk door frauduleuze werkgevers gebruikt om de toepassing van de ontvangende wetgeving maandenlang te vertragen terwijl de werknemer formeel onbeschermd is.</w:t>
+      </w:r>
+    </w:p>
+    <w:p>
+      <w:pPr>
+        <w:pStyle w:val="Normaalweb"/>
+        <w:divId w:val="1519152764"/>
         <w:rPr>
           <w:lang w:val="nl-NL"/>
         </w:rPr>
@@ -2526,13 +2518,13 @@
     <w:p>
       <w:pPr>
         <w:pStyle w:val="Kop2"/>
-        <w:divId w:val="2132824212"/>
+        <w:divId w:val="1519152764"/>
         <w:rPr>
           <w:rFonts w:eastAsia="Times New Roman"/>
           <w:lang w:val="nl-NL"/>
         </w:rPr>
       </w:pPr>
-      <w:bookmarkStart w:id="8" w:name="_Toc243922960"/>
+      <w:bookmarkStart w:id="8" w:name="_Toc243988541"/>
       <w:r>
         <w:rPr>
           <w:rFonts w:eastAsia="Times New Roman"/>
@@ -2545,7 +2537,7 @@
     <w:p>
       <w:pPr>
         <w:pStyle w:val="Normaalweb"/>
-        <w:divId w:val="2132824212"/>
+        <w:divId w:val="1519152764"/>
         <w:rPr>
           <w:lang w:val="nl-NL"/>
         </w:rPr>
@@ -2560,7 +2552,7 @@
     <w:p>
       <w:pPr>
         <w:pStyle w:val="Normaalweb"/>
-        <w:divId w:val="2132824212"/>
+        <w:divId w:val="1519152764"/>
         <w:rPr>
           <w:lang w:val="nl-NL"/>
         </w:rPr>
@@ -2581,7 +2573,7 @@
     <w:p>
       <w:pPr>
         <w:pStyle w:val="Normaalweb"/>
-        <w:divId w:val="2132824212"/>
+        <w:divId w:val="1519152764"/>
         <w:rPr>
           <w:lang w:val="nl-NL"/>
         </w:rPr>
@@ -2603,7 +2595,7 @@
       <w:pPr>
         <w:pStyle w:val="Normaalweb"/>
         <w:ind w:left="800" w:right="800"/>
-        <w:divId w:val="2132824212"/>
+        <w:divId w:val="1519152764"/>
         <w:rPr>
           <w:lang w:val="nl-NL"/>
         </w:rPr>
@@ -2621,13 +2613,13 @@
     <w:p>
       <w:pPr>
         <w:pStyle w:val="Kop2"/>
-        <w:divId w:val="2132824212"/>
+        <w:divId w:val="1519152764"/>
         <w:rPr>
           <w:rFonts w:eastAsia="Times New Roman"/>
           <w:lang w:val="nl-NL"/>
         </w:rPr>
       </w:pPr>
-      <w:bookmarkStart w:id="9" w:name="_Toc243922961"/>
+      <w:bookmarkStart w:id="9" w:name="_Toc243988542"/>
       <w:r>
         <w:rPr>
           <w:rFonts w:eastAsia="Times New Roman"/>
@@ -2640,7 +2632,7 @@
     <w:p>
       <w:pPr>
         <w:pStyle w:val="Normaalweb"/>
-        <w:divId w:val="2132824212"/>
+        <w:divId w:val="1519152764"/>
         <w:rPr>
           <w:lang w:val="nl-NL"/>
         </w:rPr>
@@ -2655,7 +2647,7 @@
     <w:p>
       <w:pPr>
         <w:pStyle w:val="Normaalweb"/>
-        <w:divId w:val="2132824212"/>
+        <w:divId w:val="1519152764"/>
         <w:rPr>
           <w:lang w:val="nl-NL"/>
         </w:rPr>
@@ -2677,7 +2669,7 @@
     <w:p>
       <w:pPr>
         <w:pStyle w:val="Normaalweb"/>
-        <w:divId w:val="2132824212"/>
+        <w:divId w:val="1519152764"/>
         <w:rPr>
           <w:lang w:val="nl-NL"/>
         </w:rPr>
@@ -2699,7 +2691,7 @@
     <w:p>
       <w:pPr>
         <w:pStyle w:val="Normaalweb"/>
-        <w:divId w:val="2132824212"/>
+        <w:divId w:val="1519152764"/>
         <w:rPr>
           <w:lang w:val="nl-NL"/>
         </w:rPr>
@@ -2714,7 +2706,7 @@
     <w:p>
       <w:pPr>
         <w:pStyle w:val="Normaalweb"/>
-        <w:divId w:val="2132824212"/>
+        <w:divId w:val="1519152764"/>
         <w:rPr>
           <w:lang w:val="nl-NL"/>
         </w:rPr>
@@ -2735,7 +2727,7 @@
     <w:p>
       <w:pPr>
         <w:pStyle w:val="Normaalweb"/>
-        <w:divId w:val="2132824212"/>
+        <w:divId w:val="1519152764"/>
         <w:rPr>
           <w:lang w:val="nl-NL"/>
         </w:rPr>
@@ -2756,7 +2748,7 @@
     <w:p>
       <w:pPr>
         <w:pStyle w:val="Normaalweb"/>
-        <w:divId w:val="2132824212"/>
+        <w:divId w:val="1519152764"/>
         <w:rPr>
           <w:lang w:val="nl-NL"/>
         </w:rPr>
@@ -2771,7 +2763,7 @@
     <w:p>
       <w:pPr>
         <w:pStyle w:val="Normaalweb"/>
-        <w:divId w:val="2132824212"/>
+        <w:divId w:val="1519152764"/>
         <w:rPr>
           <w:lang w:val="nl-NL"/>
         </w:rPr>
@@ -2786,7 +2778,7 @@
     <w:p>
       <w:pPr>
         <w:pStyle w:val="Normaalweb"/>
-        <w:divId w:val="2132824212"/>
+        <w:divId w:val="1519152764"/>
         <w:rPr>
           <w:lang w:val="nl-NL"/>
         </w:rPr>
@@ -2801,13 +2793,13 @@
     <w:p>
       <w:pPr>
         <w:pStyle w:val="Kop2"/>
-        <w:divId w:val="2132824212"/>
+        <w:divId w:val="1519152764"/>
         <w:rPr>
           <w:rFonts w:eastAsia="Times New Roman"/>
           <w:lang w:val="nl-NL"/>
         </w:rPr>
       </w:pPr>
-      <w:bookmarkStart w:id="10" w:name="_Toc243922962"/>
+      <w:bookmarkStart w:id="10" w:name="_Toc243988543"/>
       <w:r>
         <w:rPr>
           <w:rFonts w:eastAsia="Times New Roman"/>
@@ -2820,7 +2812,7 @@
     <w:p>
       <w:pPr>
         <w:pStyle w:val="Normaalweb"/>
-        <w:divId w:val="2132824212"/>
+        <w:divId w:val="1519152764"/>
         <w:rPr>
           <w:lang w:val="nl-NL"/>
         </w:rPr>
@@ -2835,7 +2827,7 @@
     <w:p>
       <w:pPr>
         <w:pStyle w:val="Normaalweb"/>
-        <w:divId w:val="2132824212"/>
+        <w:divId w:val="1519152764"/>
         <w:rPr>
           <w:lang w:val="nl-NL"/>
         </w:rPr>
@@ -2863,7 +2855,7 @@
     <w:p>
       <w:pPr>
         <w:pStyle w:val="Normaalweb"/>
-        <w:divId w:val="2132824212"/>
+        <w:divId w:val="1519152764"/>
         <w:rPr>
           <w:lang w:val="nl-NL"/>
         </w:rPr>
@@ -2898,7 +2890,7 @@
       <w:pPr>
         <w:pStyle w:val="Normaalweb"/>
         <w:ind w:left="800" w:right="800"/>
-        <w:divId w:val="2132824212"/>
+        <w:divId w:val="1519152764"/>
         <w:rPr>
           <w:lang w:val="nl-NL"/>
         </w:rPr>
@@ -2935,13 +2927,13 @@
     <w:p>
       <w:pPr>
         <w:pStyle w:val="Kop2"/>
-        <w:divId w:val="2132824212"/>
+        <w:divId w:val="1519152764"/>
         <w:rPr>
           <w:rFonts w:eastAsia="Times New Roman"/>
           <w:lang w:val="nl-NL"/>
         </w:rPr>
       </w:pPr>
-      <w:bookmarkStart w:id="11" w:name="_Toc243922963"/>
+      <w:bookmarkStart w:id="11" w:name="_Toc243988544"/>
       <w:r>
         <w:rPr>
           <w:rFonts w:eastAsia="Times New Roman"/>
@@ -2954,7 +2946,7 @@
     <w:p>
       <w:pPr>
         <w:pStyle w:val="Normaalweb"/>
-        <w:divId w:val="2132824212"/>
+        <w:divId w:val="1519152764"/>
         <w:rPr>
           <w:lang w:val="nl-NL"/>
         </w:rPr>
@@ -2975,7 +2967,7 @@
     <w:p>
       <w:pPr>
         <w:pStyle w:val="Normaalweb"/>
-        <w:divId w:val="2132824212"/>
+        <w:divId w:val="1519152764"/>
         <w:rPr>
           <w:lang w:val="nl-NL"/>
         </w:rPr>
@@ -2990,7 +2982,7 @@
     <w:p>
       <w:pPr>
         <w:pStyle w:val="Normaalweb"/>
-        <w:divId w:val="2132824212"/>
+        <w:divId w:val="1519152764"/>
         <w:rPr>
           <w:lang w:val="nl-NL"/>
         </w:rPr>
@@ -3005,7 +2997,7 @@
     <w:p>
       <w:pPr>
         <w:pStyle w:val="Normaalweb"/>
-        <w:divId w:val="2132824212"/>
+        <w:divId w:val="1519152764"/>
         <w:rPr>
           <w:lang w:val="nl-NL"/>
         </w:rPr>
@@ -3020,7 +3012,7 @@
     <w:p>
       <w:pPr>
         <w:pStyle w:val="Normaalweb"/>
-        <w:divId w:val="2132824212"/>
+        <w:divId w:val="1519152764"/>
         <w:rPr>
           <w:lang w:val="nl-NL"/>
         </w:rPr>
@@ -3035,13 +3027,13 @@
     <w:p>
       <w:pPr>
         <w:pStyle w:val="Kop2"/>
-        <w:divId w:val="2132824212"/>
+        <w:divId w:val="1519152764"/>
         <w:rPr>
           <w:rFonts w:eastAsia="Times New Roman"/>
           <w:lang w:val="nl-NL"/>
         </w:rPr>
       </w:pPr>
-      <w:bookmarkStart w:id="12" w:name="_Toc243922964"/>
+      <w:bookmarkStart w:id="12" w:name="_Toc243988545"/>
       <w:r>
         <w:rPr>
           <w:rFonts w:eastAsia="Times New Roman"/>
@@ -3054,7 +3046,7 @@
     <w:p>
       <w:pPr>
         <w:pStyle w:val="Normaalweb"/>
-        <w:divId w:val="2132824212"/>
+        <w:divId w:val="1519152764"/>
         <w:rPr>
           <w:lang w:val="nl-NL"/>
         </w:rPr>
@@ -3069,7 +3061,7 @@
     <w:p>
       <w:pPr>
         <w:pStyle w:val="Normaalweb"/>
-        <w:divId w:val="2132824212"/>
+        <w:divId w:val="1519152764"/>
         <w:rPr>
           <w:lang w:val="nl-NL"/>
         </w:rPr>
@@ -3091,7 +3083,7 @@
     <w:p>
       <w:pPr>
         <w:pStyle w:val="Normaalweb"/>
-        <w:divId w:val="2132824212"/>
+        <w:divId w:val="1519152764"/>
         <w:rPr>
           <w:lang w:val="nl-NL"/>
         </w:rPr>
@@ -3119,7 +3111,7 @@
     <w:p>
       <w:pPr>
         <w:pStyle w:val="Normaalweb"/>
-        <w:divId w:val="2132824212"/>
+        <w:divId w:val="1519152764"/>
         <w:rPr>
           <w:lang w:val="nl-NL"/>
         </w:rPr>
@@ -3135,7 +3127,7 @@
       <w:pPr>
         <w:pStyle w:val="Normaalweb"/>
         <w:ind w:left="800" w:right="800"/>
-        <w:divId w:val="2132824212"/>
+        <w:divId w:val="1519152764"/>
         <w:rPr>
           <w:lang w:val="nl-NL"/>
         </w:rPr>
@@ -3153,13 +3145,13 @@
     <w:p>
       <w:pPr>
         <w:pStyle w:val="Kop2"/>
-        <w:divId w:val="2132824212"/>
+        <w:divId w:val="1519152764"/>
         <w:rPr>
           <w:rFonts w:eastAsia="Times New Roman"/>
           <w:lang w:val="nl-NL"/>
         </w:rPr>
       </w:pPr>
-      <w:bookmarkStart w:id="13" w:name="_Toc243922965"/>
+      <w:bookmarkStart w:id="13" w:name="_Toc243988546"/>
       <w:r>
         <w:rPr>
           <w:rFonts w:eastAsia="Times New Roman"/>
@@ -3172,7 +3164,7 @@
     <w:p>
       <w:pPr>
         <w:pStyle w:val="subtitel"/>
-        <w:divId w:val="2132824212"/>
+        <w:divId w:val="1519152764"/>
         <w:rPr>
           <w:lang w:val="nl-NL"/>
         </w:rPr>
@@ -3187,7 +3179,7 @@
     <w:p>
       <w:pPr>
         <w:pStyle w:val="Kop4"/>
-        <w:divId w:val="2132824212"/>
+        <w:divId w:val="1519152764"/>
         <w:rPr>
           <w:rFonts w:eastAsia="Times New Roman"/>
           <w:lang w:val="nl-NL"/>
@@ -3204,7 +3196,7 @@
     <w:p>
       <w:pPr>
         <w:pStyle w:val="Normaalweb"/>
-        <w:divId w:val="2132824212"/>
+        <w:divId w:val="1519152764"/>
         <w:rPr>
           <w:lang w:val="nl-NL"/>
         </w:rPr>
@@ -3225,7 +3217,7 @@
     <w:p>
       <w:pPr>
         <w:pStyle w:val="Normaalweb"/>
-        <w:divId w:val="2132824212"/>
+        <w:divId w:val="1519152764"/>
         <w:rPr>
           <w:lang w:val="nl-NL"/>
         </w:rPr>
@@ -3246,7 +3238,7 @@
     <w:p>
       <w:pPr>
         <w:pStyle w:val="Normaalweb"/>
-        <w:divId w:val="2132824212"/>
+        <w:divId w:val="1519152764"/>
         <w:rPr>
           <w:lang w:val="nl-NL"/>
         </w:rPr>
@@ -3267,7 +3259,7 @@
     <w:p>
       <w:pPr>
         <w:pStyle w:val="Kop4"/>
-        <w:divId w:val="2132824212"/>
+        <w:divId w:val="1519152764"/>
         <w:rPr>
           <w:rFonts w:eastAsia="Times New Roman"/>
           <w:lang w:val="nl-NL"/>
@@ -3284,7 +3276,7 @@
     <w:p>
       <w:pPr>
         <w:pStyle w:val="Normaalweb"/>
-        <w:divId w:val="2132824212"/>
+        <w:divId w:val="1519152764"/>
         <w:rPr>
           <w:lang w:val="nl-NL"/>
         </w:rPr>
@@ -3299,7 +3291,7 @@
     <w:p>
       <w:pPr>
         <w:pStyle w:val="Normaalweb"/>
-        <w:divId w:val="2132824212"/>
+        <w:divId w:val="1519152764"/>
         <w:rPr>
           <w:lang w:val="nl-NL"/>
         </w:rPr>
@@ -3320,7 +3312,7 @@
     <w:p>
       <w:pPr>
         <w:pStyle w:val="Normaalweb"/>
-        <w:divId w:val="2132824212"/>
+        <w:divId w:val="1519152764"/>
         <w:rPr>
           <w:lang w:val="nl-NL"/>
         </w:rPr>
@@ -3341,7 +3333,7 @@
     <w:p>
       <w:pPr>
         <w:pStyle w:val="Normaalweb"/>
-        <w:divId w:val="2132824212"/>
+        <w:divId w:val="1519152764"/>
         <w:rPr>
           <w:lang w:val="nl-NL"/>
         </w:rPr>
@@ -3362,7 +3354,7 @@
     <w:p>
       <w:pPr>
         <w:pStyle w:val="Kop4"/>
-        <w:divId w:val="2132824212"/>
+        <w:divId w:val="1519152764"/>
         <w:rPr>
           <w:rFonts w:eastAsia="Times New Roman"/>
           <w:lang w:val="nl-NL"/>
@@ -3379,7 +3371,7 @@
     <w:p>
       <w:pPr>
         <w:pStyle w:val="Normaalweb"/>
-        <w:divId w:val="2132824212"/>
+        <w:divId w:val="1519152764"/>
         <w:rPr>
           <w:lang w:val="nl-NL"/>
         </w:rPr>
@@ -3394,7 +3386,7 @@
     <w:p>
       <w:pPr>
         <w:pStyle w:val="Normaalweb"/>
-        <w:divId w:val="2132824212"/>
+        <w:divId w:val="1519152764"/>
         <w:rPr>
           <w:lang w:val="nl-NL"/>
         </w:rPr>
@@ -3435,7 +3427,7 @@
     <w:p>
       <w:pPr>
         <w:pStyle w:val="Normaalweb"/>
-        <w:divId w:val="2132824212"/>
+        <w:divId w:val="1519152764"/>
         <w:rPr>
           <w:lang w:val="nl-NL"/>
         </w:rPr>
@@ -3463,7 +3455,7 @@
     <w:p>
       <w:pPr>
         <w:pStyle w:val="Normaalweb"/>
-        <w:divId w:val="2132824212"/>
+        <w:divId w:val="1519152764"/>
         <w:rPr>
           <w:lang w:val="nl-NL"/>
         </w:rPr>
@@ -3530,7 +3522,7 @@
     <w:p>
       <w:pPr>
         <w:pStyle w:val="Normaalweb"/>
-        <w:divId w:val="2132824212"/>
+        <w:divId w:val="1519152764"/>
         <w:rPr>
           <w:lang w:val="nl-NL"/>
         </w:rPr>
@@ -3590,7 +3582,7 @@
     <w:p>
       <w:pPr>
         <w:pStyle w:val="Normaalweb"/>
-        <w:divId w:val="2132824212"/>
+        <w:divId w:val="1519152764"/>
         <w:rPr>
           <w:lang w:val="nl-NL"/>
         </w:rPr>
@@ -3663,7 +3655,7 @@
     <w:p>
       <w:pPr>
         <w:pStyle w:val="Kop4"/>
-        <w:divId w:val="2132824212"/>
+        <w:divId w:val="1519152764"/>
         <w:rPr>
           <w:rFonts w:eastAsia="Times New Roman"/>
           <w:lang w:val="nl-NL"/>
@@ -3680,7 +3672,7 @@
     <w:p>
       <w:pPr>
         <w:pStyle w:val="Normaalweb"/>
-        <w:divId w:val="2132824212"/>
+        <w:divId w:val="1519152764"/>
         <w:rPr>
           <w:lang w:val="nl-NL"/>
         </w:rPr>
@@ -3695,7 +3687,7 @@
     <w:p>
       <w:pPr>
         <w:pStyle w:val="Normaalweb"/>
-        <w:divId w:val="2132824212"/>
+        <w:divId w:val="1519152764"/>
         <w:rPr>
           <w:lang w:val="nl-NL"/>
         </w:rPr>
@@ -3768,7 +3760,7 @@
     <w:p>
       <w:pPr>
         <w:pStyle w:val="Normaalweb"/>
-        <w:divId w:val="2132824212"/>
+        <w:divId w:val="1519152764"/>
         <w:rPr>
           <w:lang w:val="nl-NL"/>
         </w:rPr>
@@ -3819,7 +3811,7 @@
           <w:numId w:val="1"/>
         </w:numPr>
         <w:spacing w:before="100" w:beforeAutospacing="1" w:after="100" w:afterAutospacing="1"/>
-        <w:divId w:val="2132824212"/>
+        <w:divId w:val="1519152764"/>
         <w:rPr>
           <w:rFonts w:eastAsia="Times New Roman"/>
           <w:lang w:val="nl-NL"/>
@@ -3855,7 +3847,7 @@
           <w:numId w:val="1"/>
         </w:numPr>
         <w:spacing w:before="100" w:beforeAutospacing="1" w:after="100" w:afterAutospacing="1"/>
-        <w:divId w:val="2132824212"/>
+        <w:divId w:val="1519152764"/>
         <w:rPr>
           <w:rFonts w:eastAsia="Times New Roman"/>
           <w:lang w:val="nl-NL"/>
@@ -3876,7 +3868,7 @@
           <w:numId w:val="1"/>
         </w:numPr>
         <w:spacing w:before="100" w:beforeAutospacing="1" w:after="100" w:afterAutospacing="1"/>
-        <w:divId w:val="2132824212"/>
+        <w:divId w:val="1519152764"/>
         <w:rPr>
           <w:rFonts w:eastAsia="Times New Roman"/>
           <w:lang w:val="nl-NL"/>
@@ -3912,7 +3904,7 @@
           <w:numId w:val="1"/>
         </w:numPr>
         <w:spacing w:before="100" w:beforeAutospacing="1" w:after="100" w:afterAutospacing="1"/>
-        <w:divId w:val="2132824212"/>
+        <w:divId w:val="1519152764"/>
         <w:rPr>
           <w:rFonts w:eastAsia="Times New Roman"/>
           <w:lang w:val="nl-NL"/>
@@ -3929,7 +3921,7 @@
     <w:p>
       <w:pPr>
         <w:pStyle w:val="Normaalweb"/>
-        <w:divId w:val="2132824212"/>
+        <w:divId w:val="1519152764"/>
         <w:rPr>
           <w:lang w:val="nl-NL"/>
         </w:rPr>
@@ -3957,7 +3949,7 @@
     <w:p>
       <w:pPr>
         <w:pStyle w:val="Normaalweb"/>
-        <w:divId w:val="2132824212"/>
+        <w:divId w:val="1519152764"/>
         <w:rPr>
           <w:lang w:val="nl-NL"/>
         </w:rPr>
@@ -4030,7 +4022,7 @@
     <w:p>
       <w:pPr>
         <w:pStyle w:val="Kop4"/>
-        <w:divId w:val="2132824212"/>
+        <w:divId w:val="1519152764"/>
         <w:rPr>
           <w:rFonts w:eastAsia="Times New Roman"/>
           <w:lang w:val="nl-NL"/>
@@ -4041,13 +4033,13 @@
           <w:rFonts w:eastAsia="Times New Roman"/>
           <w:lang w:val="nl-NL"/>
         </w:rPr>
-        <w:t>5. Patroon 4 — Het Pontius Pilatus-effect en de onbedoelde kroongetuigen (RIZIV, RVA, FOD SZ, SFPD, CZ, FOD IBZ en RvIG)</w:t>
-      </w:r>
-    </w:p>
-    <w:p>
-      <w:pPr>
-        <w:pStyle w:val="Normaalweb"/>
-        <w:divId w:val="2132824212"/>
+        <w:t>5. Patroon 4 — Het Pontius Pilatus-effect en de onbedoelde kroongetuigen (RIZIV, RVA, FOD SZ, SFPD, CZ, FOD IBZ, RvIG en UWV)</w:t>
+      </w:r>
+    </w:p>
+    <w:p>
+      <w:pPr>
+        <w:pStyle w:val="Normaalweb"/>
+        <w:divId w:val="1519152764"/>
         <w:rPr>
           <w:lang w:val="nl-NL"/>
         </w:rPr>
@@ -4062,7 +4054,7 @@
     <w:p>
       <w:pPr>
         <w:pStyle w:val="Normaalweb"/>
-        <w:divId w:val="2132824212"/>
+        <w:divId w:val="1519152764"/>
         <w:rPr>
           <w:lang w:val="nl-NL"/>
         </w:rPr>
@@ -4103,7 +4095,7 @@
     <w:p>
       <w:pPr>
         <w:pStyle w:val="Normaalweb"/>
-        <w:divId w:val="2132824212"/>
+        <w:divId w:val="1519152764"/>
         <w:rPr>
           <w:lang w:val="nl-NL"/>
         </w:rPr>
@@ -4157,7 +4149,7 @@
     <w:p>
       <w:pPr>
         <w:pStyle w:val="Normaalweb"/>
-        <w:divId w:val="2132824212"/>
+        <w:divId w:val="1519152764"/>
         <w:rPr>
           <w:lang w:val="nl-NL"/>
         </w:rPr>
@@ -4238,7 +4230,7 @@
     <w:p>
       <w:pPr>
         <w:pStyle w:val="Normaalweb"/>
-        <w:divId w:val="2132824212"/>
+        <w:divId w:val="1519152764"/>
         <w:rPr>
           <w:lang w:val="nl-NL"/>
         </w:rPr>
@@ -4293,7 +4285,7 @@
     <w:p>
       <w:pPr>
         <w:pStyle w:val="Normaalweb"/>
-        <w:divId w:val="2132824212"/>
+        <w:divId w:val="1519152764"/>
         <w:rPr>
           <w:lang w:val="nl-NL"/>
         </w:rPr>
@@ -4347,7 +4339,7 @@
     <w:p>
       <w:pPr>
         <w:pStyle w:val="Normaalweb"/>
-        <w:divId w:val="2132824212"/>
+        <w:divId w:val="1519152764"/>
         <w:rPr>
           <w:lang w:val="nl-NL"/>
         </w:rPr>
@@ -4419,8 +4411,129 @@
     </w:p>
     <w:p>
       <w:pPr>
+        <w:pStyle w:val="Normaalweb"/>
+        <w:divId w:val="1519152764"/>
+        <w:rPr>
+          <w:lang w:val="nl-NL"/>
+        </w:rPr>
+      </w:pPr>
+      <w:r>
+        <w:rPr>
+          <w:rStyle w:val="Zwaar"/>
+          <w:lang w:val="nl-NL"/>
+        </w:rPr>
+        <w:t xml:space="preserve">Het UWV (besluit 21 oktober 2026, ontvangen 27 oktober 2026, kenmerk </w:t>
+      </w:r>
+      <w:r>
+        <w:rPr>
+          <w:rStyle w:val="HTMLCode"/>
+          <w:b/>
+          <w:bCs/>
+          <w:lang w:val="nl-NL"/>
+        </w:rPr>
+        <w:t>2026.10.0356</w:t>
+      </w:r>
+      <w:r>
+        <w:rPr>
+          <w:rStyle w:val="Zwaar"/>
+          <w:lang w:val="nl-NL"/>
+        </w:rPr>
+        <w:t>) — De kroongetuige tegen zichzelf:</w:t>
+      </w:r>
+      <w:r>
+        <w:rPr>
+          <w:lang w:val="nl-NL"/>
+        </w:rPr>
+        <w:t xml:space="preserve"> </w:t>
+      </w:r>
+      <w:r>
+        <w:rPr>
+          <w:lang w:val="nl-NL"/>
+        </w:rPr>
+        <w:t>Waar het UWV na de formele ingebrekestelling van 2 oktober 2026 de ontvangstdatum van het verzoek van 1 september eigenmachtig verplaatste naar 16 september en de beslistermijn eenzijdig verdaagde tot 11 november 2026, liet de instantie haar eigen cliffhanger vervroegd ontploffen. Per fysieke brief van 21 oktober 2026 (ondertekend namens de Raad van Bestuur door de manager Klantencontact [</w:t>
+      </w:r>
+      <w:r>
+        <w:rPr>
+          <w:rFonts w:ascii="Segoe UI Symbol" w:hAnsi="Segoe UI Symbol" w:cs="Segoe UI Symbol"/>
+          <w:lang w:val="nl-NL"/>
+        </w:rPr>
+        <w:t>♀</w:t>
+      </w:r>
+      <w:r>
+        <w:rPr>
+          <w:lang w:val="nl-NL"/>
+        </w:rPr>
+        <w:t xml:space="preserve">]) wees het UWV het inzageverzoek in de elektronische EESSI- en logbestanden formeel af met twee vernietigende bekentenissen: </w:t>
+      </w:r>
+      <w:r>
+        <w:rPr>
+          <w:rStyle w:val="Nadruk"/>
+          <w:lang w:val="nl-NL"/>
+        </w:rPr>
+        <w:t>"De gegevens die u wilt inzien zijn niet aanwezig. Hierdoor kunnen wij u de gegevens niet aanleveren"</w:t>
+      </w:r>
+      <w:r>
+        <w:rPr>
+          <w:lang w:val="nl-NL"/>
+        </w:rPr>
+        <w:t xml:space="preserve"> én </w:t>
+      </w:r>
+      <w:r>
+        <w:rPr>
+          <w:rStyle w:val="Nadruk"/>
+          <w:lang w:val="nl-NL"/>
+        </w:rPr>
+        <w:t>"Er zijn geen persoonsgegevens gedeeld met externe partijen."</w:t>
+      </w:r>
+      <w:r>
+        <w:rPr>
+          <w:lang w:val="nl-NL"/>
+        </w:rPr>
+        <w:t xml:space="preserve"> Hiermee is van beide zijden van de grens (RIZIV en RVA in België, UWV in Nederland) zwart-op-wit bewezen dat het Europese EESSI-netwerk gedurende achttien maanden niet is gebruikt en dat de zieke burger de enige datakab</w:t>
+      </w:r>
+      <w:r>
+        <w:rPr>
+          <w:lang w:val="nl-NL"/>
+        </w:rPr>
+        <w:t xml:space="preserve">el tussen beide lidstaten was (met 700 gram papieren dossiers per post en handmatige uploads van U1-formulieren). Dit besluit ontmaskert tevens de WIA-afwijzing van 8 juli 2026 (zaak </w:t>
+      </w:r>
+      <w:r>
+        <w:rPr>
+          <w:rStyle w:val="HTMLCode"/>
+          <w:lang w:val="nl-NL"/>
+        </w:rPr>
+        <w:t>A27812030-01</w:t>
+      </w:r>
+      <w:r>
+        <w:rPr>
+          <w:lang w:val="nl-NL"/>
+        </w:rPr>
+        <w:t xml:space="preserve">), waarin het UWV weigerde het </w:t>
+      </w:r>
+      <w:r>
+        <w:rPr>
+          <w:rStyle w:val="Nadruk"/>
+          <w:lang w:val="nl-NL"/>
+        </w:rPr>
+        <w:t>Vester</w:t>
+      </w:r>
+      <w:r>
+        <w:rPr>
+          <w:lang w:val="nl-NL"/>
+        </w:rPr>
+        <w:t>-arrest toe te passen onder het mom dat het "wachtte op België", terwijl het zelf nooit enig contact had gezocht. Bovendien wordt ook de eerdere stelling van het Bureau voor Belgische Zaken (BBZ/SVB) van 1 en 8 mei 2026 — dat er sprake zou zijn van onderlinge gegevensuitwisseling</w:t>
+      </w:r>
+      <w:r>
+        <w:rPr>
+          <w:lang w:val="nl-NL"/>
+        </w:rPr>
+        <w:t xml:space="preserve"> tussen UWV en RIZIV — door het UWV zelf keihard gelogenstraft.</w:t>
+      </w:r>
+    </w:p>
+    <w:p>
+      <w:pPr>
         <w:pStyle w:val="Kop4"/>
-        <w:divId w:val="2132824212"/>
+        <w:divId w:val="1519152764"/>
         <w:rPr>
           <w:rFonts w:eastAsia="Times New Roman"/>
           <w:lang w:val="nl-NL"/>
@@ -4431,22 +4544,22 @@
           <w:rFonts w:eastAsia="Times New Roman"/>
           <w:lang w:val="nl-NL"/>
         </w:rPr>
-        <w:t>6. Overzichtstabel van de zestien aangeschreven instanties (Stand 26 oktober 2026)</w:t>
-      </w:r>
-    </w:p>
-    <w:p>
-      <w:pPr>
-        <w:pStyle w:val="Normaalweb"/>
-        <w:divId w:val="2132824212"/>
-        <w:rPr>
-          <w:lang w:val="nl-NL"/>
-        </w:rPr>
-      </w:pPr>
-      <w:r>
-        <w:rPr>
-          <w:lang w:val="nl-NL"/>
-        </w:rPr>
-        <w:t>Onderstaande tabel toont de integrale stand van zaken van de gecoördineerde AVG-inzageoperatie per 26 oktober 2026. De zestien instanties zijn gerangschikt naar land en categorie.</w:t>
+        <w:t>6. Overzichtstabel van de zestien aangeschreven instanties (Stand 27 oktober 2026)</w:t>
+      </w:r>
+    </w:p>
+    <w:p>
+      <w:pPr>
+        <w:pStyle w:val="Normaalweb"/>
+        <w:divId w:val="1519152764"/>
+        <w:rPr>
+          <w:lang w:val="nl-NL"/>
+        </w:rPr>
+      </w:pPr>
+      <w:r>
+        <w:rPr>
+          <w:lang w:val="nl-NL"/>
+        </w:rPr>
+        <w:t>Onderstaande tabel toont de integrale stand van zaken van de gecoördineerde AVG-inzageoperatie per 27 oktober 2026. De zestien instanties zijn gerangschikt naar land en categorie.</w:t>
       </w:r>
     </w:p>
     <w:tbl>
@@ -4468,7 +4581,7 @@
       </w:tblGrid>
       <w:tr>
         <w:trPr>
-          <w:divId w:val="2132824212"/>
+          <w:divId w:val="1519152764"/>
           <w:tblHeader/>
         </w:trPr>
         <w:tc>
@@ -4650,7 +4763,7 @@
       </w:tr>
       <w:tr>
         <w:trPr>
-          <w:divId w:val="2132824212"/>
+          <w:divId w:val="1519152764"/>
         </w:trPr>
         <w:tc>
           <w:tcPr>
@@ -4824,13 +4937,6 @@
                 <w:szCs w:val="19"/>
               </w:rPr>
               <w:br/>
-            </w:r>
-            <w:r>
-              <w:rPr>
-                <w:rFonts w:eastAsia="Times New Roman"/>
-                <w:sz w:val="19"/>
-                <w:szCs w:val="19"/>
-              </w:rPr>
               <w:t>Digitaal medisch dossier binnen 3 dagen verstrekt.</w:t>
             </w:r>
           </w:p>
@@ -4838,7 +4944,7 @@
       </w:tr>
       <w:tr>
         <w:trPr>
-          <w:divId w:val="2132824212"/>
+          <w:divId w:val="1519152764"/>
         </w:trPr>
         <w:tc>
           <w:tcPr>
@@ -5012,13 +5118,6 @@
                 <w:szCs w:val="19"/>
               </w:rPr>
               <w:br/>
-            </w:r>
-            <w:r>
-              <w:rPr>
-                <w:rFonts w:eastAsia="Times New Roman"/>
-                <w:sz w:val="19"/>
-                <w:szCs w:val="19"/>
-              </w:rPr>
               <w:t>Rijksregisterhistorie (emigratie 2014) bevestigd.</w:t>
             </w:r>
           </w:p>
@@ -5026,7 +5125,7 @@
       </w:tr>
       <w:tr>
         <w:trPr>
-          <w:divId w:val="2132824212"/>
+          <w:divId w:val="1519152764"/>
         </w:trPr>
         <w:tc>
           <w:tcPr>
@@ -5221,7 +5320,7 @@
       </w:tr>
       <w:tr>
         <w:trPr>
-          <w:divId w:val="2132824212"/>
+          <w:divId w:val="1519152764"/>
         </w:trPr>
         <w:tc>
           <w:tcPr>
@@ -5402,7 +5501,7 @@
       </w:tr>
       <w:tr>
         <w:trPr>
-          <w:divId w:val="2132824212"/>
+          <w:divId w:val="1519152764"/>
         </w:trPr>
         <w:tc>
           <w:tcPr>
@@ -5583,7 +5682,7 @@
       </w:tr>
       <w:tr>
         <w:trPr>
-          <w:divId w:val="2132824212"/>
+          <w:divId w:val="1519152764"/>
         </w:trPr>
         <w:tc>
           <w:tcPr>
@@ -5757,6 +5856,13 @@
                 <w:szCs w:val="19"/>
               </w:rPr>
               <w:br/>
+            </w:r>
+            <w:r>
+              <w:rPr>
+                <w:rFonts w:eastAsia="Times New Roman"/>
+                <w:sz w:val="19"/>
+                <w:szCs w:val="19"/>
+              </w:rPr>
               <w:t>Bewijst 0 EESSI-berichten van CM in 6 mnd; toezichtsvraag onbeantwoord.</w:t>
             </w:r>
           </w:p>
@@ -5764,7 +5870,7 @@
       </w:tr>
       <w:tr>
         <w:trPr>
-          <w:divId w:val="2132824212"/>
+          <w:divId w:val="1519152764"/>
         </w:trPr>
         <w:tc>
           <w:tcPr>
@@ -5952,7 +6058,7 @@
       </w:tr>
       <w:tr>
         <w:trPr>
-          <w:divId w:val="2132824212"/>
+          <w:divId w:val="1519152764"/>
         </w:trPr>
         <w:tc>
           <w:tcPr>
@@ -6147,7 +6253,7 @@
       </w:tr>
       <w:tr>
         <w:trPr>
-          <w:divId w:val="2132824212"/>
+          <w:divId w:val="1519152764"/>
         </w:trPr>
         <w:tc>
           <w:tcPr>
@@ -6328,7 +6434,7 @@
       </w:tr>
       <w:tr>
         <w:trPr>
-          <w:divId w:val="2132824212"/>
+          <w:divId w:val="1519152764"/>
         </w:trPr>
         <w:tc>
           <w:tcPr>
@@ -6509,7 +6615,7 @@
       </w:tr>
       <w:tr>
         <w:trPr>
-          <w:divId w:val="2132824212"/>
+          <w:divId w:val="1519152764"/>
         </w:trPr>
         <w:tc>
           <w:tcPr>
@@ -6599,7 +6705,7 @@
                 <w:szCs w:val="19"/>
               </w:rPr>
               <w:br/>
-              <w:t>Verdaagd: 12-10-2026</w:t>
+              <w:t>Besluit: 21/27-10-2026</w:t>
             </w:r>
           </w:p>
         </w:tc>
@@ -6636,7 +6742,7 @@
                 <w:sz w:val="19"/>
                 <w:szCs w:val="19"/>
               </w:rPr>
-              <w:t>Analoge slotgracht &amp; eenzijdige termijnverschuiving</w:t>
+              <w:t>Analoge slotgracht, datumtruc &amp; bekentenis nul-uitwisseling</w:t>
             </w:r>
           </w:p>
         </w:tc>
@@ -6669,12 +6775,12 @@
             </w:pPr>
             <w:r>
               <w:rPr>
-                <w:rStyle w:val="status-o1"/>
-                <w:rFonts w:eastAsia="Times New Roman"/>
-                <w:sz w:val="19"/>
-                <w:szCs w:val="19"/>
-              </w:rPr>
-              <w:t>Verdaagd tot 11-11-2026</w:t>
+                <w:rStyle w:val="status-r1"/>
+                <w:rFonts w:eastAsia="Times New Roman"/>
+                <w:sz w:val="19"/>
+                <w:szCs w:val="19"/>
+              </w:rPr>
+              <w:t>Afgewezen / Inbreuk AVG</w:t>
             </w:r>
             <w:r>
               <w:rPr>
@@ -6697,14 +6803,48 @@
                 <w:sz w:val="19"/>
                 <w:szCs w:val="19"/>
               </w:rPr>
-              <w:t>; EESSI- en RVA-logs achtergehouden.</w:t>
+              <w:t xml:space="preserve">: bekent </w:t>
+            </w:r>
+            <w:r>
+              <w:rPr>
+                <w:rStyle w:val="Nadruk"/>
+                <w:rFonts w:eastAsia="Times New Roman"/>
+                <w:sz w:val="19"/>
+                <w:szCs w:val="19"/>
+              </w:rPr>
+              <w:t>"geen gegevens gedeeld met externe partijen"</w:t>
+            </w:r>
+            <w:r>
+              <w:rPr>
+                <w:rFonts w:eastAsia="Times New Roman"/>
+                <w:sz w:val="19"/>
+                <w:szCs w:val="19"/>
+              </w:rPr>
+              <w:t xml:space="preserve"> en </w:t>
+            </w:r>
+            <w:r>
+              <w:rPr>
+                <w:rStyle w:val="Nadruk"/>
+                <w:rFonts w:eastAsia="Times New Roman"/>
+                <w:sz w:val="19"/>
+                <w:szCs w:val="19"/>
+              </w:rPr>
+              <w:t>"logs niet aanwezig"</w:t>
+            </w:r>
+            <w:r>
+              <w:rPr>
+                <w:rFonts w:eastAsia="Times New Roman"/>
+                <w:sz w:val="19"/>
+                <w:szCs w:val="19"/>
+              </w:rPr>
+              <w:t>.</w:t>
             </w:r>
           </w:p>
         </w:tc>
       </w:tr>
       <w:tr>
         <w:trPr>
-          <w:divId w:val="2132824212"/>
+          <w:divId w:val="1519152764"/>
         </w:trPr>
         <w:tc>
           <w:tcPr>
@@ -6878,13 +7018,6 @@
                 <w:szCs w:val="19"/>
               </w:rPr>
               <w:br/>
-            </w:r>
-            <w:r>
-              <w:rPr>
-                <w:rFonts w:eastAsia="Times New Roman"/>
-                <w:sz w:val="19"/>
-                <w:szCs w:val="19"/>
-              </w:rPr>
               <w:t>142p papier; gezinsdata gelakt; bekent geen BUC-logs te hebben.</w:t>
             </w:r>
           </w:p>
@@ -6892,7 +7025,7 @@
       </w:tr>
       <w:tr>
         <w:trPr>
-          <w:divId w:val="2132824212"/>
+          <w:divId w:val="1519152764"/>
         </w:trPr>
         <w:tc>
           <w:tcPr>
@@ -7073,7 +7206,7 @@
       </w:tr>
       <w:tr>
         <w:trPr>
-          <w:divId w:val="2132824212"/>
+          <w:divId w:val="1519152764"/>
         </w:trPr>
         <w:tc>
           <w:tcPr>
@@ -7254,7 +7387,7 @@
       </w:tr>
       <w:tr>
         <w:trPr>
-          <w:divId w:val="2132824212"/>
+          <w:divId w:val="1519152764"/>
         </w:trPr>
         <w:tc>
           <w:tcPr>
@@ -7449,7 +7582,7 @@
       </w:tr>
       <w:tr>
         <w:trPr>
-          <w:divId w:val="2132824212"/>
+          <w:divId w:val="1519152764"/>
         </w:trPr>
         <w:tc>
           <w:tcPr>
@@ -7646,7 +7779,7 @@
     <w:p>
       <w:pPr>
         <w:pStyle w:val="Kop4"/>
-        <w:divId w:val="2132824212"/>
+        <w:divId w:val="1519152764"/>
         <w:rPr>
           <w:rFonts w:eastAsia="Times New Roman"/>
           <w:lang w:val="nl-NL"/>
@@ -7663,7 +7796,7 @@
     <w:p>
       <w:pPr>
         <w:pStyle w:val="Normaalweb"/>
-        <w:divId w:val="2132824212"/>
+        <w:divId w:val="1519152764"/>
         <w:rPr>
           <w:lang w:val="nl-NL"/>
         </w:rPr>
@@ -7730,7 +7863,7 @@
     <w:p>
       <w:pPr>
         <w:pStyle w:val="Normaalweb"/>
-        <w:divId w:val="2132824212"/>
+        <w:divId w:val="1519152764"/>
         <w:rPr>
           <w:lang w:val="nl-NL"/>
         </w:rPr>
@@ -7751,7 +7884,7 @@
     <w:p>
       <w:pPr>
         <w:pStyle w:val="Normaalweb"/>
-        <w:divId w:val="2132824212"/>
+        <w:divId w:val="1519152764"/>
         <w:rPr>
           <w:lang w:val="nl-NL"/>
         </w:rPr>
@@ -7767,7 +7900,7 @@
         <w:rPr>
           <w:lang w:val="nl-NL"/>
         </w:rPr>
-        <w:t xml:space="preserve"> Terwijl veertien van de zestien aangeschreven instanties hun kaarten inmiddels noodgedwongen op tafel hebben moeten leggen — en daarmee elkaars stilstand en verzuim onweerlegbaar hebben bevestigd — houden de twee zwaarste Nederlandse blokkades de deur nog altijd krampachtig gesloten achter een eenzijdige termijnverlenging:</w:t>
+        <w:t xml:space="preserve"> Terwijl vijftien van de zestien aangeschreven instanties hun kaarten inmiddels noodgedwongen op tafel hebben gelegd — waarbij het UWV zijn eigen cliffhanger van 11 november vervroegd liet ontploffen met de formele bekentenis dat er nul gegevens met externe partijen zijn gedeeld en dat er geen loggegevens aanwezig zijn — spitsen de laatste uitvluchten zich toe op de twee fiscale bastions die de deur nog altijd krampachtig gesloten houden:</w:t>
       </w:r>
     </w:p>
     <w:p>
@@ -7777,7 +7910,7 @@
           <w:numId w:val="2"/>
         </w:numPr>
         <w:spacing w:before="100" w:beforeAutospacing="1" w:after="100" w:afterAutospacing="1"/>
-        <w:divId w:val="2132824212"/>
+        <w:divId w:val="1519152764"/>
         <w:rPr>
           <w:rFonts w:eastAsia="Times New Roman"/>
           <w:lang w:val="nl-NL"/>
@@ -7789,14 +7922,14 @@
           <w:rFonts w:eastAsia="Times New Roman"/>
           <w:lang w:val="nl-NL"/>
         </w:rPr>
-        <w:t>Het UWV</w:t>
+        <w:t>De Belastingdienst en Dienst Toeslagen</w:t>
       </w:r>
       <w:r>
         <w:rPr>
           <w:rFonts w:eastAsia="Times New Roman"/>
           <w:lang w:val="nl-NL"/>
         </w:rPr>
-        <w:t xml:space="preserve"> heeft na de formele ingebrekestelling van 2 oktober 2026 de ontvangstdatum van het verzoek van 1 september eigenmachtig verplaatst naar 16 september en de beslistermijn eenzijdig verdaagd tot </w:t>
+        <w:t xml:space="preserve"> hebben het verzoek van 2 september om openbaarmaking van de internationale DAC-stromen en de RIV-blokkade op 22 oktober eenzijdig verdaagd tot </w:t>
       </w:r>
       <w:r>
         <w:rPr>
@@ -7804,7 +7937,7 @@
           <w:rFonts w:eastAsia="Times New Roman"/>
           <w:lang w:val="nl-NL"/>
         </w:rPr>
-        <w:t>11 november 2026</w:t>
+        <w:t>30 november 2026</w:t>
       </w:r>
       <w:r>
         <w:rPr>
@@ -7818,14 +7951,14 @@
           <w:rStyle w:val="HTMLCode"/>
           <w:lang w:val="nl-NL"/>
         </w:rPr>
-        <w:t>2026.10.0356</w:t>
+        <w:t>3199.60.602.T.25.0.0013</w:t>
       </w:r>
       <w:r>
         <w:rPr>
           <w:rFonts w:eastAsia="Times New Roman"/>
           <w:lang w:val="nl-NL"/>
         </w:rPr>
-        <w:t>). Het UWV beseft kennelijk nog niet dat de Belgische instanties RIZIV en RVA op 29 september al officieel hebben verklaard dat het UWV in zes maanden tijd exact nul elektronische berichten heeft verzonden.</w:t>
+        <w:t>).</w:t>
       </w:r>
     </w:p>
     <w:p>
@@ -7835,112 +7968,75 @@
           <w:numId w:val="2"/>
         </w:numPr>
         <w:spacing w:before="100" w:beforeAutospacing="1" w:after="100" w:afterAutospacing="1"/>
-        <w:divId w:val="2132824212"/>
+        <w:divId w:val="1519152764"/>
         <w:rPr>
           <w:rFonts w:eastAsia="Times New Roman"/>
           <w:lang w:val="nl-NL"/>
         </w:rPr>
       </w:pPr>
+      <w:r>
+        <w:rPr>
+          <w:rFonts w:eastAsia="Times New Roman"/>
+          <w:lang w:val="nl-NL"/>
+        </w:rPr>
+        <w:t xml:space="preserve">Aan Belgische zijde heeft </w:t>
+      </w:r>
       <w:r>
         <w:rPr>
           <w:rStyle w:val="Zwaar"/>
           <w:rFonts w:eastAsia="Times New Roman"/>
           <w:lang w:val="nl-NL"/>
         </w:rPr>
-        <w:t>De Belastingdienst en Dienst Toeslagen</w:t>
+        <w:t>FOD Financiën</w:t>
       </w:r>
       <w:r>
         <w:rPr>
           <w:rFonts w:eastAsia="Times New Roman"/>
           <w:lang w:val="nl-NL"/>
         </w:rPr>
-        <w:t xml:space="preserve"> hebben het verzoek van 2 september om openbaarmaking van de internationale DAC-stromen en de RIV-blokkade op 22 oktober eenzijdig verdaagd tot </w:t>
-      </w:r>
-      <w:r>
-        <w:rPr>
-          <w:rStyle w:val="Zwaar"/>
+        <w:t xml:space="preserve"> na haar excuusmail wegens "interne miscommunicatie" van 2 oktober 2026 tot op heden volledige radiostilte bewaard en haar inhoudelijke logboeken nog altijd niet geleverd.</w:t>
+      </w:r>
+    </w:p>
+    <w:p>
+      <w:pPr>
+        <w:pStyle w:val="Normaalweb"/>
+        <w:ind w:left="800" w:right="800"/>
+        <w:divId w:val="1519152764"/>
+        <w:rPr>
+          <w:lang w:val="nl-NL"/>
+        </w:rPr>
+      </w:pPr>
+      <w:r>
+        <w:rPr>
+          <w:lang w:val="nl-NL"/>
+        </w:rPr>
+        <w:t>Dit hoofdstuk is daarmee geen afgesloten geschiedenis, maar een lopende forensische reconstructie. Eind november 2026, wanneer de verdagingstermijn van de Belastingdienst onherroepelijk is verstreken en de radiostilte van FOD Financiën juridisch is verzegeld, valt het doek over de laatste uitvluchten. Met de dan complete dataset van alle zestien instanties wordt dit dossier integraal neergelegd bij de Gegevensbeschermingsautoriteit (GBA) in Brussel en de Autoriteit Persoonsgegevens (AP) in Den Haag, als het</w:t>
+      </w:r>
+      <w:r>
+        <w:rPr>
+          <w:lang w:val="nl-NL"/>
+        </w:rPr>
+        <w:t xml:space="preserve"> ultieme bewijs van een haperende Unie waarin instanties elkaars gegevens weigeren in te lezen terwijl het gezin op het breukvlak bezwijkt.</w:t>
+      </w:r>
+      <w:r>
+        <w:br w:type="page"/>
+      </w:r>
+    </w:p>
+    <w:p>
+      <w:pPr>
+        <w:pStyle w:val="Kop2"/>
+        <w:divId w:val="1519152764"/>
+        <w:rPr>
           <w:rFonts w:eastAsia="Times New Roman"/>
           <w:lang w:val="nl-NL"/>
         </w:rPr>
-        <w:t>30 november 2026</w:t>
-      </w:r>
+      </w:pPr>
+      <w:bookmarkStart w:id="14" w:name="_Toc243988547"/>
       <w:r>
         <w:rPr>
           <w:rFonts w:eastAsia="Times New Roman"/>
           <w:lang w:val="nl-NL"/>
         </w:rPr>
-        <w:t xml:space="preserve"> (kenmerk </w:t>
-      </w:r>
-      <w:r>
-        <w:rPr>
-          <w:rStyle w:val="HTMLCode"/>
-          <w:lang w:val="nl-NL"/>
-        </w:rPr>
-        <w:t>3199.60.602.T.25.0.0013</w:t>
-      </w:r>
-      <w:r>
-        <w:rPr>
-          <w:rFonts w:eastAsia="Times New Roman"/>
-          <w:lang w:val="nl-NL"/>
-        </w:rPr>
-        <w:t xml:space="preserve">). Ook aan Belgische zijde heeft </w:t>
-      </w:r>
-      <w:r>
-        <w:rPr>
-          <w:rStyle w:val="Zwaar"/>
-          <w:rFonts w:eastAsia="Times New Roman"/>
-          <w:lang w:val="nl-NL"/>
-        </w:rPr>
-        <w:t>FOD Financiën</w:t>
-      </w:r>
-      <w:r>
-        <w:rPr>
-          <w:rFonts w:eastAsia="Times New Roman"/>
-          <w:lang w:val="nl-NL"/>
-        </w:rPr>
-        <w:t xml:space="preserve"> na haar excuusmail wegens "interne miscommunicatie" van 2 oktober 2026 tot op heden volledige radiostilte bewaard en haar inhoudelijke logboeken nog altijd niet geleverd.</w:t>
-      </w:r>
-    </w:p>
-    <w:p>
-      <w:pPr>
-        <w:pStyle w:val="Normaalweb"/>
-        <w:ind w:left="800" w:right="800"/>
-        <w:divId w:val="2132824212"/>
-        <w:rPr>
-          <w:lang w:val="nl-NL"/>
-        </w:rPr>
-      </w:pPr>
-      <w:r>
-        <w:rPr>
-          <w:lang w:val="nl-NL"/>
-        </w:rPr>
-        <w:t>Dit hoofdstuk is daarmee geen afgesloten geschiedenis, maar een lopende forensische reconstructie. Eind november 2026, wanneer de verdagingstermijnen van het UWV en de Belastingdienst onherroepelijk zijn verstreken, valt het doek over de laatste uitvluchten. Met de dan complete dataset van alle zestien instanties wordt dit dossier integraal neergelegd bij de Gegevensbeschermingsautoriteit (GBA) in Brussel en de Autoriteit Persoonsgegevens (AP) in Den Haag, als het ultieme bewijs van een haperende Unie waari</w:t>
-      </w:r>
-      <w:r>
-        <w:rPr>
-          <w:lang w:val="nl-NL"/>
-        </w:rPr>
-        <w:t>n instanties elkaars gegevens weigeren in te lezen terwijl het gezin op het breukvlak bezwijkt.</w:t>
-      </w:r>
-      <w:r>
-        <w:br w:type="page"/>
-      </w:r>
-    </w:p>
-    <w:p>
-      <w:pPr>
-        <w:pStyle w:val="Kop2"/>
-        <w:divId w:val="2132824212"/>
-        <w:rPr>
-          <w:rFonts w:eastAsia="Times New Roman"/>
-          <w:lang w:val="nl-NL"/>
-        </w:rPr>
-      </w:pPr>
-      <w:bookmarkStart w:id="14" w:name="_Toc243922966"/>
-      <w:r>
-        <w:rPr>
-          <w:rFonts w:eastAsia="Times New Roman"/>
-          <w:lang w:val="nl-NL"/>
-        </w:rPr>
         <w:t>Deel XIII — De persoonlijke slotverklaring</w:t>
       </w:r>
       <w:bookmarkEnd w:id="14"/>
@@ -7948,7 +8044,7 @@
     <w:p>
       <w:pPr>
         <w:pStyle w:val="Normaalweb"/>
-        <w:divId w:val="2132824212"/>
+        <w:divId w:val="1519152764"/>
         <w:rPr>
           <w:lang w:val="nl-NL"/>
         </w:rPr>
@@ -7963,7 +8059,7 @@
     <w:p>
       <w:pPr>
         <w:pStyle w:val="Normaalweb"/>
-        <w:divId w:val="2132824212"/>
+        <w:divId w:val="1519152764"/>
         <w:rPr>
           <w:lang w:val="nl-NL"/>
         </w:rPr>
@@ -7978,7 +8074,7 @@
     <w:p>
       <w:pPr>
         <w:pStyle w:val="Normaalweb"/>
-        <w:divId w:val="2132824212"/>
+        <w:divId w:val="1519152764"/>
         <w:rPr>
           <w:lang w:val="nl-NL"/>
         </w:rPr>
@@ -7993,7 +8089,7 @@
     <w:p>
       <w:pPr>
         <w:pStyle w:val="Normaalweb"/>
-        <w:divId w:val="2132824212"/>
+        <w:divId w:val="1519152764"/>
         <w:rPr>
           <w:lang w:val="nl-NL"/>
         </w:rPr>
@@ -8008,7 +8104,7 @@
     <w:p>
       <w:pPr>
         <w:pStyle w:val="Normaalweb"/>
-        <w:divId w:val="2132824212"/>
+        <w:divId w:val="1519152764"/>
         <w:rPr>
           <w:lang w:val="nl-NL"/>
         </w:rPr>
@@ -8023,7 +8119,7 @@
     <w:p>
       <w:pPr>
         <w:pStyle w:val="Normaalweb"/>
-        <w:divId w:val="2132824212"/>
+        <w:divId w:val="1519152764"/>
         <w:rPr>
           <w:lang w:val="nl-NL"/>
         </w:rPr>
@@ -8270,7 +8366,7 @@
         <w:sz w:val="18"/>
       </w:rPr>
       <w:tab/>
-      <w:t>Laatst gewijzigd: 26 oktober 2026, 15:36</w:t>
+      <w:t>Laatst gewijzigd: 27 oktober 2026, 09:49</w:t>
     </w:r>
   </w:p>
 </w:hdr>
@@ -8289,9 +8385,9 @@
 <file path=word/numbering.xml><?xml version="1.0" encoding="utf-8"?>
 <w:numbering xmlns:wpc="http://schemas.microsoft.com/office/word/2010/wordprocessingCanvas" xmlns:cx="http://schemas.microsoft.com/office/drawing/2014/chartex" xmlns:cx1="http://schemas.microsoft.com/office/drawing/2015/9/8/chartex" xmlns:cx2="http://schemas.microsoft.com/office/drawing/2015/10/21/chartex" xmlns:cx3="http://schemas.microsoft.com/office/drawing/2016/5/9/chartex" xmlns:cx4="http://schemas.microsoft.com/office/drawing/2016/5/10/chartex" xmlns:cx5="http://schemas.microsoft.com/office/drawing/2016/5/11/chartex" xmlns:cx6="http://schemas.microsoft.com/office/drawing/2016/5/12/chartex" xmlns:cx7="http://schemas.microsoft.com/office/drawing/2016/5/13/chartex" xmlns:cx8="http://schemas.microsoft.com/office/drawing/2016/5/14/chartex" xmlns:mc="http://schemas.openxmlformats.org/markup-compatibility/2006" xmlns:aink="http://schemas.microsoft.com/office/drawing/2016/ink" xmlns:am3d="http://schemas.microsoft.com/office/drawing/2017/model3d" xmlns:o="urn:schemas-microsoft-com:office:office" xmlns:oel="http://schemas.microsoft.com/office/2019/extlst" xmlns:r="http://schemas.openxmlformats.org/officeDocument/2006/relationships" xmlns:m="http://schemas.openxmlformats.org/officeDocument/2006/math" xmlns:v="urn:schemas-microsoft-com:vml" xmlns:wp14="http://schemas.microsoft.com/office/word/2010/wordprocessingDrawing" xmlns:wp="http://schemas.openxmlformats.org/drawingml/2006/wordprocessingDrawing" xmlns:w10="urn:schemas-microsoft-com:office:word" xmlns:w="http://schemas.openxmlformats.org/wordprocessingml/2006/main" xmlns:w14="http://schemas.microsoft.com/office/word/2010/wordml" xmlns:w15="http://schemas.microsoft.com/office/word/2012/wordml" xmlns:w16cex="http://schemas.microsoft.com/office/word/2018/wordml/cex" xmlns:w16cid="http://schemas.microsoft.com/office/word/2016/wordml/cid" xmlns:w16="http://schemas.microsoft.com/office/word/2018/wordml" xmlns:w16sdtdh="http://schemas.microsoft.com/office/word/2020/wordml/sdtdatahash" xmlns:w16se="http://schemas.microsoft.com/office/word/2015/wordml/symex" xmlns:wpg="http://schemas.microsoft.com/office/word/2010/wordprocessingGroup" xmlns:wpi="http://schemas.microsoft.com/office/word/2010/wordprocessingInk" xmlns:wne="http://schemas.microsoft.com/office/word/2006/wordml" xmlns:wps="http://schemas.microsoft.com/office/word/2010/wordprocessingShape" mc:Ignorable="w14 w15 w16se w16cid w16 w16cex w16sdtdh wp14">
   <w:abstractNum w:abstractNumId="0" w15:restartNumberingAfterBreak="0">
-    <w:nsid w:val="00AE4F89"/>
+    <w:nsid w:val="0B4C01B4"/>
     <w:multiLevelType w:val="multilevel"/>
-    <w:tmpl w:val="E0A6E136"/>
+    <w:tmpl w:val="2F6A80D8"/>
     <w:lvl w:ilvl="0">
       <w:start w:val="1"/>
       <w:numFmt w:val="bullet"/>
@@ -8438,9 +8534,9 @@
     </w:lvl>
   </w:abstractNum>
   <w:abstractNum w:abstractNumId="1" w15:restartNumberingAfterBreak="0">
-    <w:nsid w:val="37114AA7"/>
+    <w:nsid w:val="3D647755"/>
     <w:multiLevelType w:val="multilevel"/>
-    <w:tmpl w:val="4FC237D4"/>
+    <w:tmpl w:val="774E5954"/>
     <w:lvl w:ilvl="0">
       <w:start w:val="1"/>
       <w:numFmt w:val="bullet"/>
@@ -8586,10 +8682,10 @@
       </w:rPr>
     </w:lvl>
   </w:abstractNum>
-  <w:num w:numId="1" w16cid:durableId="540558196">
+  <w:num w:numId="1" w16cid:durableId="751389813">
     <w:abstractNumId w:val="1"/>
   </w:num>
-  <w:num w:numId="2" w16cid:durableId="734620024">
+  <w:num w:numId="2" w16cid:durableId="555699774">
     <w:abstractNumId w:val="0"/>
   </w:num>
 </w:numbering>
@@ -10110,7 +10206,7 @@
     <w:link w:val="KoptekstChar"/>
     <w:uiPriority w:val="99"/>
     <w:unhideWhenUsed/>
-    <w:rsid w:val="002E04F7"/>
+    <w:rsid w:val="00F7689F"/>
     <w:pPr>
       <w:tabs>
         <w:tab w:val="center" w:pos="4536"/>
@@ -10123,7 +10219,7 @@
     <w:basedOn w:val="Standaardalinea-lettertype"/>
     <w:link w:val="Koptekst"/>
     <w:uiPriority w:val="99"/>
-    <w:rsid w:val="002E04F7"/>
+    <w:rsid w:val="00F7689F"/>
     <w:rPr>
       <w:rFonts w:eastAsiaTheme="minorEastAsia"/>
       <w:sz w:val="24"/>
@@ -10136,7 +10232,7 @@
     <w:link w:val="VoettekstChar"/>
     <w:uiPriority w:val="99"/>
     <w:unhideWhenUsed/>
-    <w:rsid w:val="002E04F7"/>
+    <w:rsid w:val="00F7689F"/>
     <w:pPr>
       <w:tabs>
         <w:tab w:val="center" w:pos="4536"/>
@@ -10149,7 +10245,7 @@
     <w:basedOn w:val="Standaardalinea-lettertype"/>
     <w:link w:val="Voettekst"/>
     <w:uiPriority w:val="99"/>
-    <w:rsid w:val="002E04F7"/>
+    <w:rsid w:val="00F7689F"/>
     <w:rPr>
       <w:rFonts w:eastAsiaTheme="minorEastAsia"/>
       <w:sz w:val="24"/>
@@ -10164,7 +10260,7 @@
     <w:uiPriority w:val="39"/>
     <w:semiHidden/>
     <w:unhideWhenUsed/>
-    <w:rsid w:val="002E04F7"/>
+    <w:rsid w:val="00F7689F"/>
     <w:pPr>
       <w:spacing w:after="30"/>
     </w:pPr>
@@ -10179,7 +10275,7 @@
     <w:autoRedefine/>
     <w:uiPriority w:val="39"/>
     <w:unhideWhenUsed/>
-    <w:rsid w:val="002E04F7"/>
+    <w:rsid w:val="00F7689F"/>
     <w:pPr>
       <w:spacing w:after="30"/>
       <w:ind w:left="220"/>
@@ -10195,7 +10291,7 @@
     <w:autoRedefine/>
     <w:uiPriority w:val="39"/>
     <w:unhideWhenUsed/>
-    <w:rsid w:val="002E04F7"/>
+    <w:rsid w:val="00F7689F"/>
     <w:pPr>
       <w:spacing w:after="30"/>
       <w:ind w:left="440"/>

--- a/nl/docx/document-d.docx
+++ b/nl/docx/document-d.docx
@@ -7,7 +7,7 @@
         <w:spacing w:after="400"/>
         <w:jc w:val="center"/>
         <w:outlineLvl w:val="1"/>
-        <w:divId w:val="1209798241"/>
+        <w:divId w:val="953483553"/>
         <w:rPr>
           <w:rFonts w:ascii="Aptos Display" w:eastAsia="Times New Roman" w:hAnsi="Aptos Display"/>
           <w:b/>
@@ -36,7 +36,7 @@
     <w:p>
       <w:pPr>
         <w:pStyle w:val="ondertitel2"/>
-        <w:divId w:val="1209798241"/>
+        <w:divId w:val="953483553"/>
         <w:rPr>
           <w:lang w:val="nl-NL"/>
         </w:rPr>
@@ -51,7 +51,7 @@
     <w:p>
       <w:pPr>
         <w:pStyle w:val="documentaanduiding2"/>
-        <w:divId w:val="1209798241"/>
+        <w:divId w:val="953483553"/>
         <w:rPr>
           <w:lang w:val="nl-NL"/>
         </w:rPr>
@@ -66,7 +66,7 @@
     <w:p>
       <w:pPr>
         <w:pStyle w:val="auteur2"/>
-        <w:divId w:val="1209798241"/>
+        <w:divId w:val="953483553"/>
         <w:rPr>
           <w:lang w:val="nl-NL"/>
         </w:rPr>
@@ -82,16 +82,16 @@
       <w:pPr>
         <w:pStyle w:val="meta-lijn2"/>
         <w:ind w:left="800" w:right="800"/>
-        <w:divId w:val="1209798241"/>
-        <w:rPr>
-          <w:lang w:val="nl-NL"/>
-        </w:rPr>
-      </w:pPr>
-      <w:r>
-        <w:rPr>
-          <w:lang w:val="nl-NL"/>
-        </w:rPr>
-        <w:t>Versie bijgewerkt: 27 oktober 2026, 09:49</w:t>
+        <w:divId w:val="953483553"/>
+        <w:rPr>
+          <w:lang w:val="nl-NL"/>
+        </w:rPr>
+      </w:pPr>
+      <w:r>
+        <w:rPr>
+          <w:lang w:val="nl-NL"/>
+        </w:rPr>
+        <w:t>Versie bijgewerkt: 31 oktober 2026, 00:09</w:t>
       </w:r>
       <w:r>
         <w:br w:type="page"/>
@@ -100,13 +100,13 @@
     <w:p>
       <w:pPr>
         <w:pStyle w:val="Kop2"/>
-        <w:divId w:val="673151242"/>
+        <w:divId w:val="1655720892"/>
         <w:rPr>
           <w:rFonts w:eastAsia="Times New Roman"/>
           <w:lang w:val="nl-NL"/>
         </w:rPr>
       </w:pPr>
-      <w:bookmarkStart w:id="0" w:name="_Toc243988533"/>
+      <w:bookmarkStart w:id="0" w:name="_Toc244298036"/>
       <w:r>
         <w:rPr>
           <w:rFonts w:eastAsia="Times New Roman"/>
@@ -122,7 +122,7 @@
         <w:tabs>
           <w:tab w:val="right" w:leader="dot" w:pos="9062"/>
         </w:tabs>
-        <w:divId w:val="673151242"/>
+        <w:divId w:val="1655720892"/>
         <w:rPr>
           <w:rFonts w:asciiTheme="minorHAnsi" w:hAnsiTheme="minorHAnsi" w:cstheme="minorBidi"/>
           <w:noProof/>
@@ -173,7 +173,7 @@
         <w:rPr>
           <w:noProof/>
         </w:rPr>
-        <w:instrText xml:space="preserve"> PAGEREF _Toc243988533 \h </w:instrText>
+        <w:instrText xml:space="preserve"> PAGEREF _Toc244298036 \h </w:instrText>
       </w:r>
       <w:r>
         <w:rPr>
@@ -205,7 +205,7 @@
         <w:tabs>
           <w:tab w:val="right" w:leader="dot" w:pos="9062"/>
         </w:tabs>
-        <w:divId w:val="673151242"/>
+        <w:divId w:val="1655720892"/>
         <w:rPr>
           <w:rFonts w:asciiTheme="minorHAnsi" w:hAnsiTheme="minorHAnsi" w:cstheme="minorBidi"/>
           <w:noProof/>
@@ -238,7 +238,7 @@
         <w:rPr>
           <w:noProof/>
         </w:rPr>
-        <w:instrText xml:space="preserve"> PAGEREF _Toc243988534 \h </w:instrText>
+        <w:instrText xml:space="preserve"> PAGEREF _Toc244298037 \h </w:instrText>
       </w:r>
       <w:r>
         <w:rPr>
@@ -270,7 +270,7 @@
         <w:tabs>
           <w:tab w:val="right" w:leader="dot" w:pos="9062"/>
         </w:tabs>
-        <w:divId w:val="673151242"/>
+        <w:divId w:val="1655720892"/>
         <w:rPr>
           <w:rFonts w:asciiTheme="minorHAnsi" w:hAnsiTheme="minorHAnsi" w:cstheme="minorBidi"/>
           <w:noProof/>
@@ -303,7 +303,7 @@
         <w:rPr>
           <w:noProof/>
         </w:rPr>
-        <w:instrText xml:space="preserve"> PAGEREF _Toc243988535 \h </w:instrText>
+        <w:instrText xml:space="preserve"> PAGEREF _Toc244298038 \h </w:instrText>
       </w:r>
       <w:r>
         <w:rPr>
@@ -335,7 +335,7 @@
         <w:tabs>
           <w:tab w:val="right" w:leader="dot" w:pos="9062"/>
         </w:tabs>
-        <w:divId w:val="673151242"/>
+        <w:divId w:val="1655720892"/>
         <w:rPr>
           <w:rFonts w:asciiTheme="minorHAnsi" w:hAnsiTheme="minorHAnsi" w:cstheme="minorBidi"/>
           <w:noProof/>
@@ -368,7 +368,7 @@
         <w:rPr>
           <w:noProof/>
         </w:rPr>
-        <w:instrText xml:space="preserve"> PAGEREF _Toc243988536 \h </w:instrText>
+        <w:instrText xml:space="preserve"> PAGEREF _Toc244298039 \h </w:instrText>
       </w:r>
       <w:r>
         <w:rPr>
@@ -400,7 +400,7 @@
         <w:tabs>
           <w:tab w:val="right" w:leader="dot" w:pos="9062"/>
         </w:tabs>
-        <w:divId w:val="673151242"/>
+        <w:divId w:val="1655720892"/>
         <w:rPr>
           <w:rFonts w:asciiTheme="minorHAnsi" w:hAnsiTheme="minorHAnsi" w:cstheme="minorBidi"/>
           <w:noProof/>
@@ -433,7 +433,7 @@
         <w:rPr>
           <w:noProof/>
         </w:rPr>
-        <w:instrText xml:space="preserve"> PAGEREF _Toc243988537 \h </w:instrText>
+        <w:instrText xml:space="preserve"> PAGEREF _Toc244298040 \h </w:instrText>
       </w:r>
       <w:r>
         <w:rPr>
@@ -465,7 +465,7 @@
         <w:tabs>
           <w:tab w:val="right" w:leader="dot" w:pos="9062"/>
         </w:tabs>
-        <w:divId w:val="673151242"/>
+        <w:divId w:val="1655720892"/>
         <w:rPr>
           <w:rFonts w:asciiTheme="minorHAnsi" w:hAnsiTheme="minorHAnsi" w:cstheme="minorBidi"/>
           <w:noProof/>
@@ -498,7 +498,7 @@
         <w:rPr>
           <w:noProof/>
         </w:rPr>
-        <w:instrText xml:space="preserve"> PAGEREF _Toc243988538 \h </w:instrText>
+        <w:instrText xml:space="preserve"> PAGEREF _Toc244298041 \h </w:instrText>
       </w:r>
       <w:r>
         <w:rPr>
@@ -530,7 +530,7 @@
         <w:tabs>
           <w:tab w:val="right" w:leader="dot" w:pos="9062"/>
         </w:tabs>
-        <w:divId w:val="673151242"/>
+        <w:divId w:val="1655720892"/>
         <w:rPr>
           <w:rFonts w:asciiTheme="minorHAnsi" w:hAnsiTheme="minorHAnsi" w:cstheme="minorBidi"/>
           <w:noProof/>
@@ -563,7 +563,7 @@
         <w:rPr>
           <w:noProof/>
         </w:rPr>
-        <w:instrText xml:space="preserve"> PAGEREF _Toc243988539 \h </w:instrText>
+        <w:instrText xml:space="preserve"> PAGEREF _Toc244298042 \h </w:instrText>
       </w:r>
       <w:r>
         <w:rPr>
@@ -595,7 +595,7 @@
         <w:tabs>
           <w:tab w:val="right" w:leader="dot" w:pos="9062"/>
         </w:tabs>
-        <w:divId w:val="673151242"/>
+        <w:divId w:val="1655720892"/>
         <w:rPr>
           <w:rFonts w:asciiTheme="minorHAnsi" w:hAnsiTheme="minorHAnsi" w:cstheme="minorBidi"/>
           <w:noProof/>
@@ -628,7 +628,7 @@
         <w:rPr>
           <w:noProof/>
         </w:rPr>
-        <w:instrText xml:space="preserve"> PAGEREF _Toc243988540 \h </w:instrText>
+        <w:instrText xml:space="preserve"> PAGEREF _Toc244298043 \h </w:instrText>
       </w:r>
       <w:r>
         <w:rPr>
@@ -660,7 +660,7 @@
         <w:tabs>
           <w:tab w:val="right" w:leader="dot" w:pos="9062"/>
         </w:tabs>
-        <w:divId w:val="673151242"/>
+        <w:divId w:val="1655720892"/>
         <w:rPr>
           <w:rFonts w:asciiTheme="minorHAnsi" w:hAnsiTheme="minorHAnsi" w:cstheme="minorBidi"/>
           <w:noProof/>
@@ -693,7 +693,7 @@
         <w:rPr>
           <w:noProof/>
         </w:rPr>
-        <w:instrText xml:space="preserve"> PAGEREF _Toc243988541 \h </w:instrText>
+        <w:instrText xml:space="preserve"> PAGEREF _Toc244298044 \h </w:instrText>
       </w:r>
       <w:r>
         <w:rPr>
@@ -725,7 +725,7 @@
         <w:tabs>
           <w:tab w:val="right" w:leader="dot" w:pos="9062"/>
         </w:tabs>
-        <w:divId w:val="673151242"/>
+        <w:divId w:val="1655720892"/>
         <w:rPr>
           <w:rFonts w:asciiTheme="minorHAnsi" w:hAnsiTheme="minorHAnsi" w:cstheme="minorBidi"/>
           <w:noProof/>
@@ -758,7 +758,7 @@
         <w:rPr>
           <w:noProof/>
         </w:rPr>
-        <w:instrText xml:space="preserve"> PAGEREF _Toc243988542 \h </w:instrText>
+        <w:instrText xml:space="preserve"> PAGEREF _Toc244298045 \h </w:instrText>
       </w:r>
       <w:r>
         <w:rPr>
@@ -790,7 +790,7 @@
         <w:tabs>
           <w:tab w:val="right" w:leader="dot" w:pos="9062"/>
         </w:tabs>
-        <w:divId w:val="673151242"/>
+        <w:divId w:val="1655720892"/>
         <w:rPr>
           <w:rFonts w:asciiTheme="minorHAnsi" w:hAnsiTheme="minorHAnsi" w:cstheme="minorBidi"/>
           <w:noProof/>
@@ -823,7 +823,7 @@
         <w:rPr>
           <w:noProof/>
         </w:rPr>
-        <w:instrText xml:space="preserve"> PAGEREF _Toc243988543 \h </w:instrText>
+        <w:instrText xml:space="preserve"> PAGEREF _Toc244298046 \h </w:instrText>
       </w:r>
       <w:r>
         <w:rPr>
@@ -855,7 +855,7 @@
         <w:tabs>
           <w:tab w:val="right" w:leader="dot" w:pos="9062"/>
         </w:tabs>
-        <w:divId w:val="673151242"/>
+        <w:divId w:val="1655720892"/>
         <w:rPr>
           <w:rFonts w:asciiTheme="minorHAnsi" w:hAnsiTheme="minorHAnsi" w:cstheme="minorBidi"/>
           <w:noProof/>
@@ -888,7 +888,7 @@
         <w:rPr>
           <w:noProof/>
         </w:rPr>
-        <w:instrText xml:space="preserve"> PAGEREF _Toc243988544 \h </w:instrText>
+        <w:instrText xml:space="preserve"> PAGEREF _Toc244298047 \h </w:instrText>
       </w:r>
       <w:r>
         <w:rPr>
@@ -920,7 +920,7 @@
         <w:tabs>
           <w:tab w:val="right" w:leader="dot" w:pos="9062"/>
         </w:tabs>
-        <w:divId w:val="673151242"/>
+        <w:divId w:val="1655720892"/>
         <w:rPr>
           <w:rFonts w:asciiTheme="minorHAnsi" w:hAnsiTheme="minorHAnsi" w:cstheme="minorBidi"/>
           <w:noProof/>
@@ -953,7 +953,7 @@
         <w:rPr>
           <w:noProof/>
         </w:rPr>
-        <w:instrText xml:space="preserve"> PAGEREF _Toc243988545 \h </w:instrText>
+        <w:instrText xml:space="preserve"> PAGEREF _Toc244298048 \h </w:instrText>
       </w:r>
       <w:r>
         <w:rPr>
@@ -985,7 +985,7 @@
         <w:tabs>
           <w:tab w:val="right" w:leader="dot" w:pos="9062"/>
         </w:tabs>
-        <w:divId w:val="673151242"/>
+        <w:divId w:val="1655720892"/>
         <w:rPr>
           <w:rFonts w:asciiTheme="minorHAnsi" w:hAnsiTheme="minorHAnsi" w:cstheme="minorBidi"/>
           <w:noProof/>
@@ -1018,7 +1018,7 @@
         <w:rPr>
           <w:noProof/>
         </w:rPr>
-        <w:instrText xml:space="preserve"> PAGEREF _Toc243988546 \h </w:instrText>
+        <w:instrText xml:space="preserve"> PAGEREF _Toc244298049 \h </w:instrText>
       </w:r>
       <w:r>
         <w:rPr>
@@ -1050,7 +1050,7 @@
         <w:tabs>
           <w:tab w:val="right" w:leader="dot" w:pos="9062"/>
         </w:tabs>
-        <w:divId w:val="673151242"/>
+        <w:divId w:val="1655720892"/>
         <w:rPr>
           <w:rFonts w:asciiTheme="minorHAnsi" w:hAnsiTheme="minorHAnsi" w:cstheme="minorBidi"/>
           <w:noProof/>
@@ -1083,7 +1083,7 @@
         <w:rPr>
           <w:noProof/>
         </w:rPr>
-        <w:instrText xml:space="preserve"> PAGEREF _Toc243988547 \h </w:instrText>
+        <w:instrText xml:space="preserve"> PAGEREF _Toc244298050 \h </w:instrText>
       </w:r>
       <w:r>
         <w:rPr>
@@ -1100,7 +1100,7 @@
         <w:rPr>
           <w:noProof/>
         </w:rPr>
-        <w:t>28</w:t>
+        <w:t>31</w:t>
       </w:r>
       <w:r>
         <w:rPr>
@@ -1113,7 +1113,7 @@
       <w:pPr>
         <w:pStyle w:val="marker"/>
         <w:ind w:left="800" w:right="800"/>
-        <w:divId w:val="673151242"/>
+        <w:divId w:val="1655720892"/>
         <w:rPr>
           <w:lang w:val="nl-NL"/>
         </w:rPr>
@@ -1130,7 +1130,7 @@
     </w:p>
     <w:p>
       <w:pPr>
-        <w:divId w:val="842164573"/>
+        <w:divId w:val="1995184886"/>
         <w:rPr>
           <w:i/>
           <w:iCs/>
@@ -1145,48 +1145,39 @@
           <w:color w:val="333333"/>
           <w:lang w:val="nl-NL"/>
         </w:rPr>
-        <w:t xml:space="preserve">Dit is Document D — </w:t>
-      </w:r>
-      <w:r>
+        <w:t>Dit is Document D — De synthese van het Systeem-Audit-project. Het brengt de patronen samen die uit het materiaal naar voren komen: de paradoxen, de breuklijnen, de rol van de Europese Unie.</w:t>
+      </w:r>
+    </w:p>
+    <w:p>
+      <w:pPr>
+        <w:divId w:val="1995184886"/>
         <w:rPr>
           <w:i/>
           <w:iCs/>
           <w:color w:val="333333"/>
           <w:lang w:val="nl-NL"/>
         </w:rPr>
-        <w:t>De synthese van het Systeem-Audit-project. Het brengt de patronen samen die uit het materiaal naar voren komen: de paradoxen, de breuklijnen, de rol van de Europese Unie.</w:t>
-      </w:r>
-    </w:p>
-    <w:p>
-      <w:pPr>
-        <w:divId w:val="842164573"/>
+      </w:pPr>
+      <w:r>
         <w:rPr>
           <w:i/>
           <w:iCs/>
           <w:color w:val="333333"/>
           <w:lang w:val="nl-NL"/>
         </w:rPr>
-      </w:pPr>
-      <w:r>
-        <w:rPr>
-          <w:i/>
-          <w:iCs/>
-          <w:color w:val="333333"/>
-          <w:lang w:val="nl-NL"/>
-        </w:rPr>
         <w:t>Lees het als de conclusie, niet als een samenvatting.</w:t>
       </w:r>
     </w:p>
     <w:p>
       <w:pPr>
         <w:pStyle w:val="Kop2"/>
-        <w:divId w:val="1519152764"/>
+        <w:divId w:val="508327725"/>
         <w:rPr>
           <w:rFonts w:eastAsia="Times New Roman"/>
           <w:lang w:val="nl-NL"/>
         </w:rPr>
       </w:pPr>
-      <w:bookmarkStart w:id="1" w:name="_Toc243988534"/>
+      <w:bookmarkStart w:id="1" w:name="_Toc244298037"/>
       <w:r>
         <w:rPr>
           <w:rFonts w:eastAsia="Times New Roman"/>
@@ -1199,7 +1190,7 @@
     <w:p>
       <w:pPr>
         <w:pStyle w:val="Normaalweb"/>
-        <w:divId w:val="1519152764"/>
+        <w:divId w:val="508327725"/>
         <w:rPr>
           <w:lang w:val="nl-NL"/>
         </w:rPr>
@@ -1214,7 +1205,7 @@
     <w:p>
       <w:pPr>
         <w:pStyle w:val="Normaalweb"/>
-        <w:divId w:val="1519152764"/>
+        <w:divId w:val="508327725"/>
         <w:rPr>
           <w:lang w:val="nl-NL"/>
         </w:rPr>
@@ -1229,7 +1220,7 @@
     <w:p>
       <w:pPr>
         <w:pStyle w:val="Normaalweb"/>
-        <w:divId w:val="1519152764"/>
+        <w:divId w:val="508327725"/>
         <w:rPr>
           <w:lang w:val="nl-NL"/>
         </w:rPr>
@@ -1251,7 +1242,7 @@
     <w:p>
       <w:pPr>
         <w:pStyle w:val="Normaalweb"/>
-        <w:divId w:val="1519152764"/>
+        <w:divId w:val="508327725"/>
         <w:rPr>
           <w:lang w:val="nl-NL"/>
         </w:rPr>
@@ -1273,7 +1264,7 @@
     <w:p>
       <w:pPr>
         <w:pStyle w:val="Normaalweb"/>
-        <w:divId w:val="1519152764"/>
+        <w:divId w:val="508327725"/>
         <w:rPr>
           <w:lang w:val="nl-NL"/>
         </w:rPr>
@@ -1295,7 +1286,7 @@
     <w:p>
       <w:pPr>
         <w:pStyle w:val="Normaalweb"/>
-        <w:divId w:val="1519152764"/>
+        <w:divId w:val="508327725"/>
         <w:rPr>
           <w:lang w:val="nl-NL"/>
         </w:rPr>
@@ -1317,7 +1308,7 @@
     <w:p>
       <w:pPr>
         <w:pStyle w:val="Normaalweb"/>
-        <w:divId w:val="1519152764"/>
+        <w:divId w:val="508327725"/>
         <w:rPr>
           <w:lang w:val="nl-NL"/>
         </w:rPr>
@@ -1339,7 +1330,7 @@
     <w:p>
       <w:pPr>
         <w:pStyle w:val="Normaalweb"/>
-        <w:divId w:val="1519152764"/>
+        <w:divId w:val="508327725"/>
         <w:rPr>
           <w:lang w:val="nl-NL"/>
         </w:rPr>
@@ -1362,7 +1353,7 @@
       <w:pPr>
         <w:pStyle w:val="Normaalweb"/>
         <w:ind w:left="800" w:right="800"/>
-        <w:divId w:val="1519152764"/>
+        <w:divId w:val="508327725"/>
         <w:rPr>
           <w:lang w:val="nl-NL"/>
         </w:rPr>
@@ -1380,13 +1371,13 @@
     <w:p>
       <w:pPr>
         <w:pStyle w:val="Kop2"/>
-        <w:divId w:val="1519152764"/>
+        <w:divId w:val="508327725"/>
         <w:rPr>
           <w:rFonts w:eastAsia="Times New Roman"/>
           <w:lang w:val="nl-NL"/>
         </w:rPr>
       </w:pPr>
-      <w:bookmarkStart w:id="2" w:name="_Toc243988535"/>
+      <w:bookmarkStart w:id="2" w:name="_Toc244298038"/>
       <w:r>
         <w:rPr>
           <w:rFonts w:eastAsia="Times New Roman"/>
@@ -1399,7 +1390,7 @@
     <w:p>
       <w:pPr>
         <w:pStyle w:val="Normaalweb"/>
-        <w:divId w:val="1519152764"/>
+        <w:divId w:val="508327725"/>
         <w:rPr>
           <w:lang w:val="nl-NL"/>
         </w:rPr>
@@ -1414,7 +1405,7 @@
     <w:p>
       <w:pPr>
         <w:pStyle w:val="Normaalweb"/>
-        <w:divId w:val="1519152764"/>
+        <w:divId w:val="508327725"/>
         <w:rPr>
           <w:lang w:val="nl-NL"/>
         </w:rPr>
@@ -1429,7 +1420,7 @@
     <w:p>
       <w:pPr>
         <w:pStyle w:val="Normaalweb"/>
-        <w:divId w:val="1519152764"/>
+        <w:divId w:val="508327725"/>
         <w:rPr>
           <w:lang w:val="nl-NL"/>
         </w:rPr>
@@ -1444,7 +1435,7 @@
     <w:p>
       <w:pPr>
         <w:pStyle w:val="Normaalweb"/>
-        <w:divId w:val="1519152764"/>
+        <w:divId w:val="508327725"/>
         <w:rPr>
           <w:lang w:val="nl-NL"/>
         </w:rPr>
@@ -1459,7 +1450,7 @@
     <w:p>
       <w:pPr>
         <w:pStyle w:val="Normaalweb"/>
-        <w:divId w:val="1519152764"/>
+        <w:divId w:val="508327725"/>
         <w:rPr>
           <w:lang w:val="nl-NL"/>
         </w:rPr>
@@ -1474,7 +1465,7 @@
     <w:p>
       <w:pPr>
         <w:pStyle w:val="Normaalweb"/>
-        <w:divId w:val="1519152764"/>
+        <w:divId w:val="508327725"/>
         <w:rPr>
           <w:lang w:val="nl-NL"/>
         </w:rPr>
@@ -1496,7 +1487,7 @@
     <w:p>
       <w:pPr>
         <w:pStyle w:val="Normaalweb"/>
-        <w:divId w:val="1519152764"/>
+        <w:divId w:val="508327725"/>
         <w:rPr>
           <w:lang w:val="nl-NL"/>
         </w:rPr>
@@ -1518,7 +1509,7 @@
     <w:p>
       <w:pPr>
         <w:pStyle w:val="Normaalweb"/>
-        <w:divId w:val="1519152764"/>
+        <w:divId w:val="508327725"/>
         <w:rPr>
           <w:lang w:val="nl-NL"/>
         </w:rPr>
@@ -1540,7 +1531,7 @@
     <w:p>
       <w:pPr>
         <w:pStyle w:val="Normaalweb"/>
-        <w:divId w:val="1519152764"/>
+        <w:divId w:val="508327725"/>
         <w:rPr>
           <w:lang w:val="nl-NL"/>
         </w:rPr>
@@ -1569,7 +1560,7 @@
     <w:p>
       <w:pPr>
         <w:pStyle w:val="Normaalweb"/>
-        <w:divId w:val="1519152764"/>
+        <w:divId w:val="508327725"/>
         <w:rPr>
           <w:lang w:val="nl-NL"/>
         </w:rPr>
@@ -1597,7 +1588,7 @@
     <w:p>
       <w:pPr>
         <w:pStyle w:val="Normaalweb"/>
-        <w:divId w:val="1519152764"/>
+        <w:divId w:val="508327725"/>
         <w:rPr>
           <w:lang w:val="nl-NL"/>
         </w:rPr>
@@ -1619,7 +1610,7 @@
     <w:p>
       <w:pPr>
         <w:pStyle w:val="Normaalweb"/>
-        <w:divId w:val="1519152764"/>
+        <w:divId w:val="508327725"/>
         <w:rPr>
           <w:lang w:val="nl-NL"/>
         </w:rPr>
@@ -1635,7 +1626,7 @@
       <w:pPr>
         <w:pStyle w:val="Normaalweb"/>
         <w:ind w:left="800" w:right="800"/>
-        <w:divId w:val="1519152764"/>
+        <w:divId w:val="508327725"/>
         <w:rPr>
           <w:lang w:val="nl-NL"/>
         </w:rPr>
@@ -1666,13 +1657,13 @@
     <w:p>
       <w:pPr>
         <w:pStyle w:val="Kop2"/>
-        <w:divId w:val="1519152764"/>
+        <w:divId w:val="508327725"/>
         <w:rPr>
           <w:rFonts w:eastAsia="Times New Roman"/>
           <w:lang w:val="nl-NL"/>
         </w:rPr>
       </w:pPr>
-      <w:bookmarkStart w:id="3" w:name="_Toc243988536"/>
+      <w:bookmarkStart w:id="3" w:name="_Toc244298039"/>
       <w:r>
         <w:rPr>
           <w:rFonts w:eastAsia="Times New Roman"/>
@@ -1685,7 +1676,7 @@
     <w:p>
       <w:pPr>
         <w:pStyle w:val="Normaalweb"/>
-        <w:divId w:val="1519152764"/>
+        <w:divId w:val="508327725"/>
         <w:rPr>
           <w:lang w:val="nl-NL"/>
         </w:rPr>
@@ -1700,7 +1691,7 @@
     <w:p>
       <w:pPr>
         <w:pStyle w:val="Normaalweb"/>
-        <w:divId w:val="1519152764"/>
+        <w:divId w:val="508327725"/>
         <w:rPr>
           <w:lang w:val="nl-NL"/>
         </w:rPr>
@@ -1728,7 +1719,7 @@
     <w:p>
       <w:pPr>
         <w:pStyle w:val="Normaalweb"/>
-        <w:divId w:val="1519152764"/>
+        <w:divId w:val="508327725"/>
         <w:rPr>
           <w:lang w:val="nl-NL"/>
         </w:rPr>
@@ -1750,7 +1741,7 @@
     <w:p>
       <w:pPr>
         <w:pStyle w:val="Normaalweb"/>
-        <w:divId w:val="1519152764"/>
+        <w:divId w:val="508327725"/>
         <w:rPr>
           <w:lang w:val="nl-NL"/>
         </w:rPr>
@@ -1778,7 +1769,7 @@
     <w:p>
       <w:pPr>
         <w:pStyle w:val="Normaalweb"/>
-        <w:divId w:val="1519152764"/>
+        <w:divId w:val="508327725"/>
         <w:rPr>
           <w:lang w:val="nl-NL"/>
         </w:rPr>
@@ -1800,7 +1791,7 @@
     <w:p>
       <w:pPr>
         <w:pStyle w:val="Normaalweb"/>
-        <w:divId w:val="1519152764"/>
+        <w:divId w:val="508327725"/>
         <w:rPr>
           <w:lang w:val="nl-NL"/>
         </w:rPr>
@@ -1828,7 +1819,7 @@
     <w:p>
       <w:pPr>
         <w:pStyle w:val="Normaalweb"/>
-        <w:divId w:val="1519152764"/>
+        <w:divId w:val="508327725"/>
         <w:rPr>
           <w:lang w:val="nl-NL"/>
         </w:rPr>
@@ -1843,13 +1834,13 @@
     <w:p>
       <w:pPr>
         <w:pStyle w:val="Kop3"/>
-        <w:divId w:val="1519152764"/>
+        <w:divId w:val="508327725"/>
         <w:rPr>
           <w:rFonts w:eastAsia="Times New Roman"/>
           <w:lang w:val="nl-NL"/>
         </w:rPr>
       </w:pPr>
-      <w:bookmarkStart w:id="4" w:name="_Toc243988537"/>
+      <w:bookmarkStart w:id="4" w:name="_Toc244298040"/>
       <w:r>
         <w:rPr>
           <w:rFonts w:eastAsia="Times New Roman"/>
@@ -1862,7 +1853,7 @@
     <w:p>
       <w:pPr>
         <w:pStyle w:val="Normaalweb"/>
-        <w:divId w:val="1519152764"/>
+        <w:divId w:val="508327725"/>
         <w:rPr>
           <w:lang w:val="nl-NL"/>
         </w:rPr>
@@ -1877,7 +1868,7 @@
     <w:p>
       <w:pPr>
         <w:pStyle w:val="Normaalweb"/>
-        <w:divId w:val="1519152764"/>
+        <w:divId w:val="508327725"/>
         <w:rPr>
           <w:lang w:val="nl-NL"/>
         </w:rPr>
@@ -1906,7 +1897,7 @@
     <w:p>
       <w:pPr>
         <w:pStyle w:val="Normaalweb"/>
-        <w:divId w:val="1519152764"/>
+        <w:divId w:val="508327725"/>
         <w:rPr>
           <w:lang w:val="nl-NL"/>
         </w:rPr>
@@ -1973,7 +1964,7 @@
     <w:p>
       <w:pPr>
         <w:pStyle w:val="Normaalweb"/>
-        <w:divId w:val="1519152764"/>
+        <w:divId w:val="508327725"/>
         <w:rPr>
           <w:lang w:val="nl-NL"/>
         </w:rPr>
@@ -2027,7 +2018,7 @@
     <w:p>
       <w:pPr>
         <w:pStyle w:val="Normaalweb"/>
-        <w:divId w:val="1519152764"/>
+        <w:divId w:val="508327725"/>
         <w:rPr>
           <w:lang w:val="nl-NL"/>
         </w:rPr>
@@ -2050,7 +2041,7 @@
       <w:pPr>
         <w:pStyle w:val="Normaalweb"/>
         <w:ind w:left="800" w:right="800"/>
-        <w:divId w:val="1519152764"/>
+        <w:divId w:val="508327725"/>
         <w:rPr>
           <w:lang w:val="nl-NL"/>
         </w:rPr>
@@ -2068,13 +2059,13 @@
     <w:p>
       <w:pPr>
         <w:pStyle w:val="Kop2"/>
-        <w:divId w:val="1519152764"/>
+        <w:divId w:val="508327725"/>
         <w:rPr>
           <w:rFonts w:eastAsia="Times New Roman"/>
           <w:lang w:val="nl-NL"/>
         </w:rPr>
       </w:pPr>
-      <w:bookmarkStart w:id="5" w:name="_Toc243988538"/>
+      <w:bookmarkStart w:id="5" w:name="_Toc244298041"/>
       <w:r>
         <w:rPr>
           <w:rFonts w:eastAsia="Times New Roman"/>
@@ -2087,7 +2078,7 @@
     <w:p>
       <w:pPr>
         <w:pStyle w:val="Normaalweb"/>
-        <w:divId w:val="1519152764"/>
+        <w:divId w:val="508327725"/>
         <w:rPr>
           <w:lang w:val="nl-NL"/>
         </w:rPr>
@@ -2102,7 +2093,7 @@
     <w:p>
       <w:pPr>
         <w:pStyle w:val="Normaalweb"/>
-        <w:divId w:val="1519152764"/>
+        <w:divId w:val="508327725"/>
         <w:rPr>
           <w:lang w:val="nl-NL"/>
         </w:rPr>
@@ -2117,7 +2108,7 @@
     <w:p>
       <w:pPr>
         <w:pStyle w:val="Normaalweb"/>
-        <w:divId w:val="1519152764"/>
+        <w:divId w:val="508327725"/>
         <w:rPr>
           <w:lang w:val="nl-NL"/>
         </w:rPr>
@@ -2132,7 +2123,7 @@
     <w:p>
       <w:pPr>
         <w:pStyle w:val="Normaalweb"/>
-        <w:divId w:val="1519152764"/>
+        <w:divId w:val="508327725"/>
         <w:rPr>
           <w:lang w:val="nl-NL"/>
         </w:rPr>
@@ -2147,7 +2138,7 @@
     <w:p>
       <w:pPr>
         <w:pStyle w:val="Normaalweb"/>
-        <w:divId w:val="1519152764"/>
+        <w:divId w:val="508327725"/>
         <w:rPr>
           <w:lang w:val="nl-NL"/>
         </w:rPr>
@@ -2168,7 +2159,7 @@
     <w:p>
       <w:pPr>
         <w:pStyle w:val="Normaalweb"/>
-        <w:divId w:val="1519152764"/>
+        <w:divId w:val="508327725"/>
         <w:rPr>
           <w:lang w:val="nl-NL"/>
         </w:rPr>
@@ -2183,7 +2174,7 @@
     <w:p>
       <w:pPr>
         <w:pStyle w:val="Normaalweb"/>
-        <w:divId w:val="1519152764"/>
+        <w:divId w:val="508327725"/>
         <w:rPr>
           <w:lang w:val="nl-NL"/>
         </w:rPr>
@@ -2204,7 +2195,7 @@
     <w:p>
       <w:pPr>
         <w:pStyle w:val="Normaalweb"/>
-        <w:divId w:val="1519152764"/>
+        <w:divId w:val="508327725"/>
         <w:rPr>
           <w:lang w:val="nl-NL"/>
         </w:rPr>
@@ -2225,7 +2216,7 @@
     <w:p>
       <w:pPr>
         <w:pStyle w:val="Normaalweb"/>
-        <w:divId w:val="1519152764"/>
+        <w:divId w:val="508327725"/>
         <w:rPr>
           <w:lang w:val="nl-NL"/>
         </w:rPr>
@@ -2240,7 +2231,7 @@
     <w:p>
       <w:pPr>
         <w:pStyle w:val="Normaalweb"/>
-        <w:divId w:val="1519152764"/>
+        <w:divId w:val="508327725"/>
         <w:rPr>
           <w:lang w:val="nl-NL"/>
         </w:rPr>
@@ -2255,13 +2246,13 @@
     <w:p>
       <w:pPr>
         <w:pStyle w:val="Kop2"/>
-        <w:divId w:val="1519152764"/>
+        <w:divId w:val="508327725"/>
         <w:rPr>
           <w:rFonts w:eastAsia="Times New Roman"/>
           <w:lang w:val="nl-NL"/>
         </w:rPr>
       </w:pPr>
-      <w:bookmarkStart w:id="6" w:name="_Toc243988539"/>
+      <w:bookmarkStart w:id="6" w:name="_Toc244298042"/>
       <w:r>
         <w:rPr>
           <w:rFonts w:eastAsia="Times New Roman"/>
@@ -2274,7 +2265,7 @@
     <w:p>
       <w:pPr>
         <w:pStyle w:val="Normaalweb"/>
-        <w:divId w:val="1519152764"/>
+        <w:divId w:val="508327725"/>
         <w:rPr>
           <w:lang w:val="nl-NL"/>
         </w:rPr>
@@ -2289,7 +2280,7 @@
     <w:p>
       <w:pPr>
         <w:pStyle w:val="Normaalweb"/>
-        <w:divId w:val="1519152764"/>
+        <w:divId w:val="508327725"/>
         <w:rPr>
           <w:lang w:val="nl-NL"/>
         </w:rPr>
@@ -2304,7 +2295,7 @@
     <w:p>
       <w:pPr>
         <w:pStyle w:val="Normaalweb"/>
-        <w:divId w:val="1519152764"/>
+        <w:divId w:val="508327725"/>
         <w:rPr>
           <w:lang w:val="nl-NL"/>
         </w:rPr>
@@ -2333,7 +2324,7 @@
       <w:pPr>
         <w:pStyle w:val="Normaalweb"/>
         <w:ind w:left="800" w:right="800"/>
-        <w:divId w:val="1519152764"/>
+        <w:divId w:val="508327725"/>
         <w:rPr>
           <w:lang w:val="nl-NL"/>
         </w:rPr>
@@ -2357,13 +2348,13 @@
     <w:p>
       <w:pPr>
         <w:pStyle w:val="Kop2"/>
-        <w:divId w:val="1519152764"/>
+        <w:divId w:val="508327725"/>
         <w:rPr>
           <w:rFonts w:eastAsia="Times New Roman"/>
           <w:lang w:val="nl-NL"/>
         </w:rPr>
       </w:pPr>
-      <w:bookmarkStart w:id="7" w:name="_Toc243988540"/>
+      <w:bookmarkStart w:id="7" w:name="_Toc244298043"/>
       <w:r>
         <w:rPr>
           <w:rFonts w:eastAsia="Times New Roman"/>
@@ -2376,7 +2367,7 @@
     <w:p>
       <w:pPr>
         <w:pStyle w:val="Normaalweb"/>
-        <w:divId w:val="1519152764"/>
+        <w:divId w:val="508327725"/>
         <w:rPr>
           <w:lang w:val="nl-NL"/>
         </w:rPr>
@@ -2391,7 +2382,7 @@
     <w:p>
       <w:pPr>
         <w:pStyle w:val="Normaalweb"/>
-        <w:divId w:val="1519152764"/>
+        <w:divId w:val="508327725"/>
         <w:rPr>
           <w:lang w:val="nl-NL"/>
         </w:rPr>
@@ -2419,7 +2410,7 @@
     <w:p>
       <w:pPr>
         <w:pStyle w:val="Normaalweb"/>
-        <w:divId w:val="1519152764"/>
+        <w:divId w:val="508327725"/>
         <w:rPr>
           <w:lang w:val="nl-NL"/>
         </w:rPr>
@@ -2447,7 +2438,7 @@
     <w:p>
       <w:pPr>
         <w:pStyle w:val="Normaalweb"/>
-        <w:divId w:val="1519152764"/>
+        <w:divId w:val="508327725"/>
         <w:rPr>
           <w:lang w:val="nl-NL"/>
         </w:rPr>
@@ -2475,7 +2466,7 @@
     <w:p>
       <w:pPr>
         <w:pStyle w:val="Normaalweb"/>
-        <w:divId w:val="1519152764"/>
+        <w:divId w:val="508327725"/>
         <w:rPr>
           <w:lang w:val="nl-NL"/>
         </w:rPr>
@@ -2503,7 +2494,7 @@
     <w:p>
       <w:pPr>
         <w:pStyle w:val="Normaalweb"/>
-        <w:divId w:val="1519152764"/>
+        <w:divId w:val="508327725"/>
         <w:rPr>
           <w:lang w:val="nl-NL"/>
         </w:rPr>
@@ -2518,13 +2509,13 @@
     <w:p>
       <w:pPr>
         <w:pStyle w:val="Kop2"/>
-        <w:divId w:val="1519152764"/>
+        <w:divId w:val="508327725"/>
         <w:rPr>
           <w:rFonts w:eastAsia="Times New Roman"/>
           <w:lang w:val="nl-NL"/>
         </w:rPr>
       </w:pPr>
-      <w:bookmarkStart w:id="8" w:name="_Toc243988541"/>
+      <w:bookmarkStart w:id="8" w:name="_Toc244298044"/>
       <w:r>
         <w:rPr>
           <w:rFonts w:eastAsia="Times New Roman"/>
@@ -2537,7 +2528,7 @@
     <w:p>
       <w:pPr>
         <w:pStyle w:val="Normaalweb"/>
-        <w:divId w:val="1519152764"/>
+        <w:divId w:val="508327725"/>
         <w:rPr>
           <w:lang w:val="nl-NL"/>
         </w:rPr>
@@ -2552,7 +2543,7 @@
     <w:p>
       <w:pPr>
         <w:pStyle w:val="Normaalweb"/>
-        <w:divId w:val="1519152764"/>
+        <w:divId w:val="508327725"/>
         <w:rPr>
           <w:lang w:val="nl-NL"/>
         </w:rPr>
@@ -2573,7 +2564,7 @@
     <w:p>
       <w:pPr>
         <w:pStyle w:val="Normaalweb"/>
-        <w:divId w:val="1519152764"/>
+        <w:divId w:val="508327725"/>
         <w:rPr>
           <w:lang w:val="nl-NL"/>
         </w:rPr>
@@ -2595,7 +2586,7 @@
       <w:pPr>
         <w:pStyle w:val="Normaalweb"/>
         <w:ind w:left="800" w:right="800"/>
-        <w:divId w:val="1519152764"/>
+        <w:divId w:val="508327725"/>
         <w:rPr>
           <w:lang w:val="nl-NL"/>
         </w:rPr>
@@ -2613,13 +2604,13 @@
     <w:p>
       <w:pPr>
         <w:pStyle w:val="Kop2"/>
-        <w:divId w:val="1519152764"/>
+        <w:divId w:val="508327725"/>
         <w:rPr>
           <w:rFonts w:eastAsia="Times New Roman"/>
           <w:lang w:val="nl-NL"/>
         </w:rPr>
       </w:pPr>
-      <w:bookmarkStart w:id="9" w:name="_Toc243988542"/>
+      <w:bookmarkStart w:id="9" w:name="_Toc244298045"/>
       <w:r>
         <w:rPr>
           <w:rFonts w:eastAsia="Times New Roman"/>
@@ -2632,7 +2623,7 @@
     <w:p>
       <w:pPr>
         <w:pStyle w:val="Normaalweb"/>
-        <w:divId w:val="1519152764"/>
+        <w:divId w:val="508327725"/>
         <w:rPr>
           <w:lang w:val="nl-NL"/>
         </w:rPr>
@@ -2647,7 +2638,7 @@
     <w:p>
       <w:pPr>
         <w:pStyle w:val="Normaalweb"/>
-        <w:divId w:val="1519152764"/>
+        <w:divId w:val="508327725"/>
         <w:rPr>
           <w:lang w:val="nl-NL"/>
         </w:rPr>
@@ -2669,7 +2660,7 @@
     <w:p>
       <w:pPr>
         <w:pStyle w:val="Normaalweb"/>
-        <w:divId w:val="1519152764"/>
+        <w:divId w:val="508327725"/>
         <w:rPr>
           <w:lang w:val="nl-NL"/>
         </w:rPr>
@@ -2691,7 +2682,7 @@
     <w:p>
       <w:pPr>
         <w:pStyle w:val="Normaalweb"/>
-        <w:divId w:val="1519152764"/>
+        <w:divId w:val="508327725"/>
         <w:rPr>
           <w:lang w:val="nl-NL"/>
         </w:rPr>
@@ -2706,7 +2697,7 @@
     <w:p>
       <w:pPr>
         <w:pStyle w:val="Normaalweb"/>
-        <w:divId w:val="1519152764"/>
+        <w:divId w:val="508327725"/>
         <w:rPr>
           <w:lang w:val="nl-NL"/>
         </w:rPr>
@@ -2727,7 +2718,7 @@
     <w:p>
       <w:pPr>
         <w:pStyle w:val="Normaalweb"/>
-        <w:divId w:val="1519152764"/>
+        <w:divId w:val="508327725"/>
         <w:rPr>
           <w:lang w:val="nl-NL"/>
         </w:rPr>
@@ -2748,7 +2739,7 @@
     <w:p>
       <w:pPr>
         <w:pStyle w:val="Normaalweb"/>
-        <w:divId w:val="1519152764"/>
+        <w:divId w:val="508327725"/>
         <w:rPr>
           <w:lang w:val="nl-NL"/>
         </w:rPr>
@@ -2763,7 +2754,7 @@
     <w:p>
       <w:pPr>
         <w:pStyle w:val="Normaalweb"/>
-        <w:divId w:val="1519152764"/>
+        <w:divId w:val="508327725"/>
         <w:rPr>
           <w:lang w:val="nl-NL"/>
         </w:rPr>
@@ -2778,7 +2769,7 @@
     <w:p>
       <w:pPr>
         <w:pStyle w:val="Normaalweb"/>
-        <w:divId w:val="1519152764"/>
+        <w:divId w:val="508327725"/>
         <w:rPr>
           <w:lang w:val="nl-NL"/>
         </w:rPr>
@@ -2793,13 +2784,13 @@
     <w:p>
       <w:pPr>
         <w:pStyle w:val="Kop2"/>
-        <w:divId w:val="1519152764"/>
+        <w:divId w:val="508327725"/>
         <w:rPr>
           <w:rFonts w:eastAsia="Times New Roman"/>
           <w:lang w:val="nl-NL"/>
         </w:rPr>
       </w:pPr>
-      <w:bookmarkStart w:id="10" w:name="_Toc243988543"/>
+      <w:bookmarkStart w:id="10" w:name="_Toc244298046"/>
       <w:r>
         <w:rPr>
           <w:rFonts w:eastAsia="Times New Roman"/>
@@ -2812,7 +2803,7 @@
     <w:p>
       <w:pPr>
         <w:pStyle w:val="Normaalweb"/>
-        <w:divId w:val="1519152764"/>
+        <w:divId w:val="508327725"/>
         <w:rPr>
           <w:lang w:val="nl-NL"/>
         </w:rPr>
@@ -2827,7 +2818,7 @@
     <w:p>
       <w:pPr>
         <w:pStyle w:val="Normaalweb"/>
-        <w:divId w:val="1519152764"/>
+        <w:divId w:val="508327725"/>
         <w:rPr>
           <w:lang w:val="nl-NL"/>
         </w:rPr>
@@ -2855,7 +2846,7 @@
     <w:p>
       <w:pPr>
         <w:pStyle w:val="Normaalweb"/>
-        <w:divId w:val="1519152764"/>
+        <w:divId w:val="508327725"/>
         <w:rPr>
           <w:lang w:val="nl-NL"/>
         </w:rPr>
@@ -2890,7 +2881,7 @@
       <w:pPr>
         <w:pStyle w:val="Normaalweb"/>
         <w:ind w:left="800" w:right="800"/>
-        <w:divId w:val="1519152764"/>
+        <w:divId w:val="508327725"/>
         <w:rPr>
           <w:lang w:val="nl-NL"/>
         </w:rPr>
@@ -2927,13 +2918,13 @@
     <w:p>
       <w:pPr>
         <w:pStyle w:val="Kop2"/>
-        <w:divId w:val="1519152764"/>
+        <w:divId w:val="508327725"/>
         <w:rPr>
           <w:rFonts w:eastAsia="Times New Roman"/>
           <w:lang w:val="nl-NL"/>
         </w:rPr>
       </w:pPr>
-      <w:bookmarkStart w:id="11" w:name="_Toc243988544"/>
+      <w:bookmarkStart w:id="11" w:name="_Toc244298047"/>
       <w:r>
         <w:rPr>
           <w:rFonts w:eastAsia="Times New Roman"/>
@@ -2946,7 +2937,7 @@
     <w:p>
       <w:pPr>
         <w:pStyle w:val="Normaalweb"/>
-        <w:divId w:val="1519152764"/>
+        <w:divId w:val="508327725"/>
         <w:rPr>
           <w:lang w:val="nl-NL"/>
         </w:rPr>
@@ -2967,7 +2958,7 @@
     <w:p>
       <w:pPr>
         <w:pStyle w:val="Normaalweb"/>
-        <w:divId w:val="1519152764"/>
+        <w:divId w:val="508327725"/>
         <w:rPr>
           <w:lang w:val="nl-NL"/>
         </w:rPr>
@@ -2982,7 +2973,7 @@
     <w:p>
       <w:pPr>
         <w:pStyle w:val="Normaalweb"/>
-        <w:divId w:val="1519152764"/>
+        <w:divId w:val="508327725"/>
         <w:rPr>
           <w:lang w:val="nl-NL"/>
         </w:rPr>
@@ -2997,7 +2988,7 @@
     <w:p>
       <w:pPr>
         <w:pStyle w:val="Normaalweb"/>
-        <w:divId w:val="1519152764"/>
+        <w:divId w:val="508327725"/>
         <w:rPr>
           <w:lang w:val="nl-NL"/>
         </w:rPr>
@@ -3012,7 +3003,7 @@
     <w:p>
       <w:pPr>
         <w:pStyle w:val="Normaalweb"/>
-        <w:divId w:val="1519152764"/>
+        <w:divId w:val="508327725"/>
         <w:rPr>
           <w:lang w:val="nl-NL"/>
         </w:rPr>
@@ -3027,13 +3018,13 @@
     <w:p>
       <w:pPr>
         <w:pStyle w:val="Kop2"/>
-        <w:divId w:val="1519152764"/>
+        <w:divId w:val="508327725"/>
         <w:rPr>
           <w:rFonts w:eastAsia="Times New Roman"/>
           <w:lang w:val="nl-NL"/>
         </w:rPr>
       </w:pPr>
-      <w:bookmarkStart w:id="12" w:name="_Toc243988545"/>
+      <w:bookmarkStart w:id="12" w:name="_Toc244298048"/>
       <w:r>
         <w:rPr>
           <w:rFonts w:eastAsia="Times New Roman"/>
@@ -3046,7 +3037,7 @@
     <w:p>
       <w:pPr>
         <w:pStyle w:val="Normaalweb"/>
-        <w:divId w:val="1519152764"/>
+        <w:divId w:val="508327725"/>
         <w:rPr>
           <w:lang w:val="nl-NL"/>
         </w:rPr>
@@ -3061,7 +3052,7 @@
     <w:p>
       <w:pPr>
         <w:pStyle w:val="Normaalweb"/>
-        <w:divId w:val="1519152764"/>
+        <w:divId w:val="508327725"/>
         <w:rPr>
           <w:lang w:val="nl-NL"/>
         </w:rPr>
@@ -3083,7 +3074,7 @@
     <w:p>
       <w:pPr>
         <w:pStyle w:val="Normaalweb"/>
-        <w:divId w:val="1519152764"/>
+        <w:divId w:val="508327725"/>
         <w:rPr>
           <w:lang w:val="nl-NL"/>
         </w:rPr>
@@ -3111,7 +3102,7 @@
     <w:p>
       <w:pPr>
         <w:pStyle w:val="Normaalweb"/>
-        <w:divId w:val="1519152764"/>
+        <w:divId w:val="508327725"/>
         <w:rPr>
           <w:lang w:val="nl-NL"/>
         </w:rPr>
@@ -3127,7 +3118,7 @@
       <w:pPr>
         <w:pStyle w:val="Normaalweb"/>
         <w:ind w:left="800" w:right="800"/>
-        <w:divId w:val="1519152764"/>
+        <w:divId w:val="508327725"/>
         <w:rPr>
           <w:lang w:val="nl-NL"/>
         </w:rPr>
@@ -3145,13 +3136,13 @@
     <w:p>
       <w:pPr>
         <w:pStyle w:val="Kop2"/>
-        <w:divId w:val="1519152764"/>
+        <w:divId w:val="508327725"/>
         <w:rPr>
           <w:rFonts w:eastAsia="Times New Roman"/>
           <w:lang w:val="nl-NL"/>
         </w:rPr>
       </w:pPr>
-      <w:bookmarkStart w:id="13" w:name="_Toc243988546"/>
+      <w:bookmarkStart w:id="13" w:name="_Toc244298049"/>
       <w:r>
         <w:rPr>
           <w:rFonts w:eastAsia="Times New Roman"/>
@@ -3164,7 +3155,7 @@
     <w:p>
       <w:pPr>
         <w:pStyle w:val="subtitel"/>
-        <w:divId w:val="1519152764"/>
+        <w:divId w:val="508327725"/>
         <w:rPr>
           <w:lang w:val="nl-NL"/>
         </w:rPr>
@@ -3179,7 +3170,7 @@
     <w:p>
       <w:pPr>
         <w:pStyle w:val="Kop4"/>
-        <w:divId w:val="1519152764"/>
+        <w:divId w:val="508327725"/>
         <w:rPr>
           <w:rFonts w:eastAsia="Times New Roman"/>
           <w:lang w:val="nl-NL"/>
@@ -3196,7 +3187,7 @@
     <w:p>
       <w:pPr>
         <w:pStyle w:val="Normaalweb"/>
-        <w:divId w:val="1519152764"/>
+        <w:divId w:val="508327725"/>
         <w:rPr>
           <w:lang w:val="nl-NL"/>
         </w:rPr>
@@ -3217,7 +3208,7 @@
     <w:p>
       <w:pPr>
         <w:pStyle w:val="Normaalweb"/>
-        <w:divId w:val="1519152764"/>
+        <w:divId w:val="508327725"/>
         <w:rPr>
           <w:lang w:val="nl-NL"/>
         </w:rPr>
@@ -3238,7 +3229,7 @@
     <w:p>
       <w:pPr>
         <w:pStyle w:val="Normaalweb"/>
-        <w:divId w:val="1519152764"/>
+        <w:divId w:val="508327725"/>
         <w:rPr>
           <w:lang w:val="nl-NL"/>
         </w:rPr>
@@ -3259,7 +3250,7 @@
     <w:p>
       <w:pPr>
         <w:pStyle w:val="Kop4"/>
-        <w:divId w:val="1519152764"/>
+        <w:divId w:val="508327725"/>
         <w:rPr>
           <w:rFonts w:eastAsia="Times New Roman"/>
           <w:lang w:val="nl-NL"/>
@@ -3276,7 +3267,7 @@
     <w:p>
       <w:pPr>
         <w:pStyle w:val="Normaalweb"/>
-        <w:divId w:val="1519152764"/>
+        <w:divId w:val="508327725"/>
         <w:rPr>
           <w:lang w:val="nl-NL"/>
         </w:rPr>
@@ -3291,7 +3282,7 @@
     <w:p>
       <w:pPr>
         <w:pStyle w:val="Normaalweb"/>
-        <w:divId w:val="1519152764"/>
+        <w:divId w:val="508327725"/>
         <w:rPr>
           <w:lang w:val="nl-NL"/>
         </w:rPr>
@@ -3312,7 +3303,7 @@
     <w:p>
       <w:pPr>
         <w:pStyle w:val="Normaalweb"/>
-        <w:divId w:val="1519152764"/>
+        <w:divId w:val="508327725"/>
         <w:rPr>
           <w:lang w:val="nl-NL"/>
         </w:rPr>
@@ -3333,7 +3324,7 @@
     <w:p>
       <w:pPr>
         <w:pStyle w:val="Normaalweb"/>
-        <w:divId w:val="1519152764"/>
+        <w:divId w:val="508327725"/>
         <w:rPr>
           <w:lang w:val="nl-NL"/>
         </w:rPr>
@@ -3354,7 +3345,7 @@
     <w:p>
       <w:pPr>
         <w:pStyle w:val="Kop4"/>
-        <w:divId w:val="1519152764"/>
+        <w:divId w:val="508327725"/>
         <w:rPr>
           <w:rFonts w:eastAsia="Times New Roman"/>
           <w:lang w:val="nl-NL"/>
@@ -3371,7 +3362,7 @@
     <w:p>
       <w:pPr>
         <w:pStyle w:val="Normaalweb"/>
-        <w:divId w:val="1519152764"/>
+        <w:divId w:val="508327725"/>
         <w:rPr>
           <w:lang w:val="nl-NL"/>
         </w:rPr>
@@ -3386,7 +3377,7 @@
     <w:p>
       <w:pPr>
         <w:pStyle w:val="Normaalweb"/>
-        <w:divId w:val="1519152764"/>
+        <w:divId w:val="508327725"/>
         <w:rPr>
           <w:lang w:val="nl-NL"/>
         </w:rPr>
@@ -3427,7 +3418,7 @@
     <w:p>
       <w:pPr>
         <w:pStyle w:val="Normaalweb"/>
-        <w:divId w:val="1519152764"/>
+        <w:divId w:val="508327725"/>
         <w:rPr>
           <w:lang w:val="nl-NL"/>
         </w:rPr>
@@ -3455,7 +3446,7 @@
     <w:p>
       <w:pPr>
         <w:pStyle w:val="Normaalweb"/>
-        <w:divId w:val="1519152764"/>
+        <w:divId w:val="508327725"/>
         <w:rPr>
           <w:lang w:val="nl-NL"/>
         </w:rPr>
@@ -3522,7 +3513,7 @@
     <w:p>
       <w:pPr>
         <w:pStyle w:val="Normaalweb"/>
-        <w:divId w:val="1519152764"/>
+        <w:divId w:val="508327725"/>
         <w:rPr>
           <w:lang w:val="nl-NL"/>
         </w:rPr>
@@ -3582,7 +3573,7 @@
     <w:p>
       <w:pPr>
         <w:pStyle w:val="Normaalweb"/>
-        <w:divId w:val="1519152764"/>
+        <w:divId w:val="508327725"/>
         <w:rPr>
           <w:lang w:val="nl-NL"/>
         </w:rPr>
@@ -3655,7 +3646,7 @@
     <w:p>
       <w:pPr>
         <w:pStyle w:val="Kop4"/>
-        <w:divId w:val="1519152764"/>
+        <w:divId w:val="508327725"/>
         <w:rPr>
           <w:rFonts w:eastAsia="Times New Roman"/>
           <w:lang w:val="nl-NL"/>
@@ -3672,7 +3663,7 @@
     <w:p>
       <w:pPr>
         <w:pStyle w:val="Normaalweb"/>
-        <w:divId w:val="1519152764"/>
+        <w:divId w:val="508327725"/>
         <w:rPr>
           <w:lang w:val="nl-NL"/>
         </w:rPr>
@@ -3687,7 +3678,7 @@
     <w:p>
       <w:pPr>
         <w:pStyle w:val="Normaalweb"/>
-        <w:divId w:val="1519152764"/>
+        <w:divId w:val="508327725"/>
         <w:rPr>
           <w:lang w:val="nl-NL"/>
         </w:rPr>
@@ -3760,7 +3751,7 @@
     <w:p>
       <w:pPr>
         <w:pStyle w:val="Normaalweb"/>
-        <w:divId w:val="1519152764"/>
+        <w:divId w:val="508327725"/>
         <w:rPr>
           <w:lang w:val="nl-NL"/>
         </w:rPr>
@@ -3811,7 +3802,7 @@
           <w:numId w:val="1"/>
         </w:numPr>
         <w:spacing w:before="100" w:beforeAutospacing="1" w:after="100" w:afterAutospacing="1"/>
-        <w:divId w:val="1519152764"/>
+        <w:divId w:val="508327725"/>
         <w:rPr>
           <w:rFonts w:eastAsia="Times New Roman"/>
           <w:lang w:val="nl-NL"/>
@@ -3847,7 +3838,7 @@
           <w:numId w:val="1"/>
         </w:numPr>
         <w:spacing w:before="100" w:beforeAutospacing="1" w:after="100" w:afterAutospacing="1"/>
-        <w:divId w:val="1519152764"/>
+        <w:divId w:val="508327725"/>
         <w:rPr>
           <w:rFonts w:eastAsia="Times New Roman"/>
           <w:lang w:val="nl-NL"/>
@@ -3868,7 +3859,7 @@
           <w:numId w:val="1"/>
         </w:numPr>
         <w:spacing w:before="100" w:beforeAutospacing="1" w:after="100" w:afterAutospacing="1"/>
-        <w:divId w:val="1519152764"/>
+        <w:divId w:val="508327725"/>
         <w:rPr>
           <w:rFonts w:eastAsia="Times New Roman"/>
           <w:lang w:val="nl-NL"/>
@@ -3904,7 +3895,7 @@
           <w:numId w:val="1"/>
         </w:numPr>
         <w:spacing w:before="100" w:beforeAutospacing="1" w:after="100" w:afterAutospacing="1"/>
-        <w:divId w:val="1519152764"/>
+        <w:divId w:val="508327725"/>
         <w:rPr>
           <w:rFonts w:eastAsia="Times New Roman"/>
           <w:lang w:val="nl-NL"/>
@@ -3921,7 +3912,7 @@
     <w:p>
       <w:pPr>
         <w:pStyle w:val="Normaalweb"/>
-        <w:divId w:val="1519152764"/>
+        <w:divId w:val="508327725"/>
         <w:rPr>
           <w:lang w:val="nl-NL"/>
         </w:rPr>
@@ -3949,7 +3940,7 @@
     <w:p>
       <w:pPr>
         <w:pStyle w:val="Normaalweb"/>
-        <w:divId w:val="1519152764"/>
+        <w:divId w:val="508327725"/>
         <w:rPr>
           <w:lang w:val="nl-NL"/>
         </w:rPr>
@@ -4022,7 +4013,7 @@
     <w:p>
       <w:pPr>
         <w:pStyle w:val="Kop4"/>
-        <w:divId w:val="1519152764"/>
+        <w:divId w:val="508327725"/>
         <w:rPr>
           <w:rFonts w:eastAsia="Times New Roman"/>
           <w:lang w:val="nl-NL"/>
@@ -4039,7 +4030,7 @@
     <w:p>
       <w:pPr>
         <w:pStyle w:val="Normaalweb"/>
-        <w:divId w:val="1519152764"/>
+        <w:divId w:val="508327725"/>
         <w:rPr>
           <w:lang w:val="nl-NL"/>
         </w:rPr>
@@ -4054,7 +4045,7 @@
     <w:p>
       <w:pPr>
         <w:pStyle w:val="Normaalweb"/>
-        <w:divId w:val="1519152764"/>
+        <w:divId w:val="508327725"/>
         <w:rPr>
           <w:lang w:val="nl-NL"/>
         </w:rPr>
@@ -4095,7 +4086,7 @@
     <w:p>
       <w:pPr>
         <w:pStyle w:val="Normaalweb"/>
-        <w:divId w:val="1519152764"/>
+        <w:divId w:val="508327725"/>
         <w:rPr>
           <w:lang w:val="nl-NL"/>
         </w:rPr>
@@ -4149,7 +4140,7 @@
     <w:p>
       <w:pPr>
         <w:pStyle w:val="Normaalweb"/>
-        <w:divId w:val="1519152764"/>
+        <w:divId w:val="508327725"/>
         <w:rPr>
           <w:lang w:val="nl-NL"/>
         </w:rPr>
@@ -4230,7 +4221,7 @@
     <w:p>
       <w:pPr>
         <w:pStyle w:val="Normaalweb"/>
-        <w:divId w:val="1519152764"/>
+        <w:divId w:val="508327725"/>
         <w:rPr>
           <w:lang w:val="nl-NL"/>
         </w:rPr>
@@ -4285,7 +4276,7 @@
     <w:p>
       <w:pPr>
         <w:pStyle w:val="Normaalweb"/>
-        <w:divId w:val="1519152764"/>
+        <w:divId w:val="508327725"/>
         <w:rPr>
           <w:lang w:val="nl-NL"/>
         </w:rPr>
@@ -4339,7 +4330,7 @@
     <w:p>
       <w:pPr>
         <w:pStyle w:val="Normaalweb"/>
-        <w:divId w:val="1519152764"/>
+        <w:divId w:val="508327725"/>
         <w:rPr>
           <w:lang w:val="nl-NL"/>
         </w:rPr>
@@ -4412,7 +4403,7 @@
     <w:p>
       <w:pPr>
         <w:pStyle w:val="Normaalweb"/>
-        <w:divId w:val="1519152764"/>
+        <w:divId w:val="508327725"/>
         <w:rPr>
           <w:lang w:val="nl-NL"/>
         </w:rPr>
@@ -4533,7 +4524,7 @@
     <w:p>
       <w:pPr>
         <w:pStyle w:val="Kop4"/>
-        <w:divId w:val="1519152764"/>
+        <w:divId w:val="508327725"/>
         <w:rPr>
           <w:rFonts w:eastAsia="Times New Roman"/>
           <w:lang w:val="nl-NL"/>
@@ -4550,7 +4541,7 @@
     <w:p>
       <w:pPr>
         <w:pStyle w:val="Normaalweb"/>
-        <w:divId w:val="1519152764"/>
+        <w:divId w:val="508327725"/>
         <w:rPr>
           <w:lang w:val="nl-NL"/>
         </w:rPr>
@@ -4581,7 +4572,7 @@
       </w:tblGrid>
       <w:tr>
         <w:trPr>
-          <w:divId w:val="1519152764"/>
+          <w:divId w:val="508327725"/>
           <w:tblHeader/>
         </w:trPr>
         <w:tc>
@@ -4763,7 +4754,7 @@
       </w:tr>
       <w:tr>
         <w:trPr>
-          <w:divId w:val="1519152764"/>
+          <w:divId w:val="508327725"/>
         </w:trPr>
         <w:tc>
           <w:tcPr>
@@ -4944,7 +4935,7 @@
       </w:tr>
       <w:tr>
         <w:trPr>
-          <w:divId w:val="1519152764"/>
+          <w:divId w:val="508327725"/>
         </w:trPr>
         <w:tc>
           <w:tcPr>
@@ -5125,7 +5116,7 @@
       </w:tr>
       <w:tr>
         <w:trPr>
-          <w:divId w:val="1519152764"/>
+          <w:divId w:val="508327725"/>
         </w:trPr>
         <w:tc>
           <w:tcPr>
@@ -5320,7 +5311,7 @@
       </w:tr>
       <w:tr>
         <w:trPr>
-          <w:divId w:val="1519152764"/>
+          <w:divId w:val="508327725"/>
         </w:trPr>
         <w:tc>
           <w:tcPr>
@@ -5501,7 +5492,7 @@
       </w:tr>
       <w:tr>
         <w:trPr>
-          <w:divId w:val="1519152764"/>
+          <w:divId w:val="508327725"/>
         </w:trPr>
         <w:tc>
           <w:tcPr>
@@ -5682,7 +5673,7 @@
       </w:tr>
       <w:tr>
         <w:trPr>
-          <w:divId w:val="1519152764"/>
+          <w:divId w:val="508327725"/>
         </w:trPr>
         <w:tc>
           <w:tcPr>
@@ -5870,7 +5861,7 @@
       </w:tr>
       <w:tr>
         <w:trPr>
-          <w:divId w:val="1519152764"/>
+          <w:divId w:val="508327725"/>
         </w:trPr>
         <w:tc>
           <w:tcPr>
@@ -6058,7 +6049,7 @@
       </w:tr>
       <w:tr>
         <w:trPr>
-          <w:divId w:val="1519152764"/>
+          <w:divId w:val="508327725"/>
         </w:trPr>
         <w:tc>
           <w:tcPr>
@@ -6253,7 +6244,7 @@
       </w:tr>
       <w:tr>
         <w:trPr>
-          <w:divId w:val="1519152764"/>
+          <w:divId w:val="508327725"/>
         </w:trPr>
         <w:tc>
           <w:tcPr>
@@ -6434,7 +6425,7 @@
       </w:tr>
       <w:tr>
         <w:trPr>
-          <w:divId w:val="1519152764"/>
+          <w:divId w:val="508327725"/>
         </w:trPr>
         <w:tc>
           <w:tcPr>
@@ -6615,7 +6606,7 @@
       </w:tr>
       <w:tr>
         <w:trPr>
-          <w:divId w:val="1519152764"/>
+          <w:divId w:val="508327725"/>
         </w:trPr>
         <w:tc>
           <w:tcPr>
@@ -6844,7 +6835,7 @@
       </w:tr>
       <w:tr>
         <w:trPr>
-          <w:divId w:val="1519152764"/>
+          <w:divId w:val="508327725"/>
         </w:trPr>
         <w:tc>
           <w:tcPr>
@@ -7025,7 +7016,7 @@
       </w:tr>
       <w:tr>
         <w:trPr>
-          <w:divId w:val="1519152764"/>
+          <w:divId w:val="508327725"/>
         </w:trPr>
         <w:tc>
           <w:tcPr>
@@ -7206,7 +7197,7 @@
       </w:tr>
       <w:tr>
         <w:trPr>
-          <w:divId w:val="1519152764"/>
+          <w:divId w:val="508327725"/>
         </w:trPr>
         <w:tc>
           <w:tcPr>
@@ -7387,7 +7378,7 @@
       </w:tr>
       <w:tr>
         <w:trPr>
-          <w:divId w:val="1519152764"/>
+          <w:divId w:val="508327725"/>
         </w:trPr>
         <w:tc>
           <w:tcPr>
@@ -7582,7 +7573,7 @@
       </w:tr>
       <w:tr>
         <w:trPr>
-          <w:divId w:val="1519152764"/>
+          <w:divId w:val="508327725"/>
         </w:trPr>
         <w:tc>
           <w:tcPr>
@@ -7779,7 +7770,7 @@
     <w:p>
       <w:pPr>
         <w:pStyle w:val="Kop4"/>
-        <w:divId w:val="1519152764"/>
+        <w:divId w:val="508327725"/>
         <w:rPr>
           <w:rFonts w:eastAsia="Times New Roman"/>
           <w:lang w:val="nl-NL"/>
@@ -7796,7 +7787,7 @@
     <w:p>
       <w:pPr>
         <w:pStyle w:val="Normaalweb"/>
-        <w:divId w:val="1519152764"/>
+        <w:divId w:val="508327725"/>
         <w:rPr>
           <w:lang w:val="nl-NL"/>
         </w:rPr>
@@ -7863,7 +7854,7 @@
     <w:p>
       <w:pPr>
         <w:pStyle w:val="Normaalweb"/>
-        <w:divId w:val="1519152764"/>
+        <w:divId w:val="508327725"/>
         <w:rPr>
           <w:lang w:val="nl-NL"/>
         </w:rPr>
@@ -7884,7 +7875,7 @@
     <w:p>
       <w:pPr>
         <w:pStyle w:val="Normaalweb"/>
-        <w:divId w:val="1519152764"/>
+        <w:divId w:val="508327725"/>
         <w:rPr>
           <w:lang w:val="nl-NL"/>
         </w:rPr>
@@ -7910,7 +7901,7 @@
           <w:numId w:val="2"/>
         </w:numPr>
         <w:spacing w:before="100" w:beforeAutospacing="1" w:after="100" w:afterAutospacing="1"/>
-        <w:divId w:val="1519152764"/>
+        <w:divId w:val="508327725"/>
         <w:rPr>
           <w:rFonts w:eastAsia="Times New Roman"/>
           <w:lang w:val="nl-NL"/>
@@ -7968,7 +7959,7 @@
           <w:numId w:val="2"/>
         </w:numPr>
         <w:spacing w:before="100" w:beforeAutospacing="1" w:after="100" w:afterAutospacing="1"/>
-        <w:divId w:val="1519152764"/>
+        <w:divId w:val="508327725"/>
         <w:rPr>
           <w:rFonts w:eastAsia="Times New Roman"/>
           <w:lang w:val="nl-NL"/>
@@ -8000,24 +7991,2040 @@
     <w:p>
       <w:pPr>
         <w:pStyle w:val="Normaalweb"/>
+        <w:divId w:val="508327725"/>
+        <w:rPr>
+          <w:lang w:val="nl-NL"/>
+        </w:rPr>
+      </w:pPr>
+      <w:r>
+        <w:rPr>
+          <w:lang w:val="nl-NL"/>
+        </w:rPr>
+        <w:t>Dit hoofdstuk is daarmee geen afgesloten geschiedenis, maar een lopende forensische reconstructie. Eind november 2026, wanneer de verdagingstermijn van de Belastingdienst onherroepelijk is verstreken en de radiostilte van FOD Financiën juridisch is verzegeld, valt het doek over de laatste uitvluchten. Met de dan complete dataset van alle zestien instanties wordt dit dossier integraal neergelegd bij de Gegevensbeschermingsautoriteit (GBA) in Brussel en de Autoriteit Persoonsgegevens (AP) in Den Haag, als het</w:t>
+      </w:r>
+      <w:r>
+        <w:rPr>
+          <w:lang w:val="nl-NL"/>
+        </w:rPr>
+        <w:t xml:space="preserve"> ultieme bewijs van een haperende Unie waarin instanties elkaars gegevens weigeren in te lezen terwijl het gezin op het breukvlak bezwijkt.</w:t>
+      </w:r>
+    </w:p>
+    <w:p>
+      <w:pPr>
+        <w:pStyle w:val="Kop4"/>
+        <w:divId w:val="1833981608"/>
+        <w:rPr>
+          <w:rFonts w:eastAsia="Times New Roman"/>
+          <w:lang w:val="nl-NL"/>
+        </w:rPr>
+      </w:pPr>
+      <w:r>
+        <w:rPr>
+          <w:rFonts w:eastAsia="Times New Roman"/>
+          <w:lang w:val="nl-NL"/>
+        </w:rPr>
+        <w:t>8. De Logica van de Machine — Vijf flagrante systeemparadoxen uit Document B</w:t>
+      </w:r>
+    </w:p>
+    <w:p>
+      <w:pPr>
+        <w:pStyle w:val="Normaalweb"/>
+        <w:divId w:val="1833981608"/>
+        <w:rPr>
+          <w:lang w:val="nl-NL"/>
+        </w:rPr>
+      </w:pPr>
+      <w:r>
+        <w:rPr>
+          <w:lang w:val="nl-NL"/>
+        </w:rPr>
+        <w:t xml:space="preserve">Wie de onderliggende bewijsstukken en correspondentie in </w:t>
+      </w:r>
+      <w:hyperlink r:id="rId7" w:history="1">
+        <w:r>
+          <w:rPr>
+            <w:rStyle w:val="Hyperlink"/>
+            <w:lang w:val="nl-NL"/>
+          </w:rPr>
+          <w:t>Document B (De data-matrix)</w:t>
+        </w:r>
+      </w:hyperlink>
+      <w:r>
+        <w:rPr>
+          <w:lang w:val="nl-NL"/>
+        </w:rPr>
+        <w:t xml:space="preserve"> doorloopt, stuit doorheen de 62 geauditeerde dossiers op tientallen vergelijkbare kortsluitingen die direct in het oog springen. Onderstaande vijf voorbeelden vormen slechts een greep uit de meest sprekende vignetten waarin geautomatiseerde administraties wetgeving, logica en de menselijke realiteit op hun kop zetten om hun eigen systeemconsistentie te beschermen.</w:t>
+      </w:r>
+    </w:p>
+    <w:tbl>
+      <w:tblPr>
+        <w:tblW w:w="5000" w:type="pct"/>
+        <w:tblBorders>
+          <w:top w:val="single" w:sz="8" w:space="0" w:color="D5D0C5"/>
+          <w:left w:val="single" w:sz="8" w:space="0" w:color="D5D0C5"/>
+          <w:bottom w:val="single" w:sz="8" w:space="0" w:color="D5D0C5"/>
+          <w:right w:val="single" w:sz="8" w:space="0" w:color="D5D0C5"/>
+        </w:tblBorders>
+        <w:tblCellMar>
+          <w:top w:w="15" w:type="dxa"/>
+          <w:left w:w="15" w:type="dxa"/>
+          <w:bottom w:w="15" w:type="dxa"/>
+          <w:right w:w="15" w:type="dxa"/>
+        </w:tblCellMar>
+        <w:tblLook w:val="04A0" w:firstRow="1" w:lastRow="0" w:firstColumn="1" w:lastColumn="0" w:noHBand="0" w:noVBand="1"/>
+      </w:tblPr>
+      <w:tblGrid>
+        <w:gridCol w:w="9056"/>
+      </w:tblGrid>
+      <w:tr>
+        <w:trPr>
+          <w:divId w:val="1473476626"/>
+        </w:trPr>
+        <w:tc>
+          <w:tcPr>
+            <w:tcW w:w="0" w:type="auto"/>
+            <w:tcBorders>
+              <w:top w:val="single" w:sz="6" w:space="0" w:color="D5D0C5"/>
+              <w:left w:val="single" w:sz="6" w:space="0" w:color="D5D0C5"/>
+              <w:bottom w:val="single" w:sz="8" w:space="0" w:color="D5D0C5"/>
+              <w:right w:val="single" w:sz="6" w:space="0" w:color="D5D0C5"/>
+            </w:tcBorders>
+            <w:shd w:val="clear" w:color="auto" w:fill="F4F1EA"/>
+            <w:tcMar>
+              <w:top w:w="160" w:type="dxa"/>
+              <w:left w:w="240" w:type="dxa"/>
+              <w:bottom w:w="160" w:type="dxa"/>
+              <w:right w:w="240" w:type="dxa"/>
+            </w:tcMar>
+            <w:hideMark/>
+          </w:tcPr>
+          <w:p>
+            <w:pPr>
+              <w:spacing w:before="200" w:after="200"/>
+              <w:rPr>
+                <w:rFonts w:eastAsia="Times New Roman"/>
+                <w:sz w:val="21"/>
+                <w:szCs w:val="21"/>
+              </w:rPr>
+            </w:pPr>
+            <w:r>
+              <w:rPr>
+                <w:rFonts w:ascii="Consolas" w:eastAsia="Times New Roman" w:hAnsi="Consolas"/>
+                <w:b/>
+                <w:bCs/>
+                <w:color w:val="8B1E1E"/>
+                <w:sz w:val="21"/>
+                <w:szCs w:val="21"/>
+                <w:shd w:val="clear" w:color="auto" w:fill="F7EDED"/>
+              </w:rPr>
+              <w:t> 01 </w:t>
+            </w:r>
+            <w:r>
+              <w:rPr>
+                <w:rFonts w:eastAsia="Times New Roman"/>
+                <w:sz w:val="21"/>
+                <w:szCs w:val="21"/>
+              </w:rPr>
+              <w:t xml:space="preserve">  </w:t>
+            </w:r>
+            <w:r>
+              <w:rPr>
+                <w:rStyle w:val="Zwaar"/>
+                <w:rFonts w:eastAsia="Times New Roman"/>
+                <w:color w:val="1A3C6E"/>
+              </w:rPr>
+              <w:t>De Papieren Cloud</w:t>
+            </w:r>
+            <w:r>
+              <w:rPr>
+                <w:rFonts w:eastAsia="Times New Roman"/>
+                <w:sz w:val="21"/>
+                <w:szCs w:val="21"/>
+              </w:rPr>
+              <w:br/>
+            </w:r>
+            <w:r>
+              <w:rPr>
+                <w:rFonts w:eastAsia="Times New Roman"/>
+                <w:color w:val="555555"/>
+                <w:sz w:val="18"/>
+                <w:szCs w:val="18"/>
+              </w:rPr>
+              <w:t>Sociale Verzekeringsbank (SVB) • 24 oktober 2026</w:t>
+            </w:r>
+            <w:r>
+              <w:rPr>
+                <w:rFonts w:eastAsia="Times New Roman"/>
+                <w:sz w:val="21"/>
+                <w:szCs w:val="21"/>
+              </w:rPr>
+              <w:t xml:space="preserve"> </w:t>
+            </w:r>
+          </w:p>
+        </w:tc>
+      </w:tr>
+      <w:tr>
+        <w:trPr>
+          <w:divId w:val="1473476626"/>
+        </w:trPr>
+        <w:tc>
+          <w:tcPr>
+            <w:tcW w:w="0" w:type="auto"/>
+            <w:tcBorders>
+              <w:top w:val="single" w:sz="6" w:space="0" w:color="D5D0C5"/>
+              <w:left w:val="single" w:sz="24" w:space="0" w:color="888888"/>
+              <w:bottom w:val="single" w:sz="8" w:space="0" w:color="ECE8DF"/>
+              <w:right w:val="single" w:sz="6" w:space="0" w:color="D5D0C5"/>
+            </w:tcBorders>
+            <w:shd w:val="clear" w:color="auto" w:fill="F7F5F1"/>
+            <w:tcMar>
+              <w:top w:w="120" w:type="dxa"/>
+              <w:left w:w="200" w:type="dxa"/>
+              <w:bottom w:w="120" w:type="dxa"/>
+              <w:right w:w="200" w:type="dxa"/>
+            </w:tcMar>
+            <w:hideMark/>
+          </w:tcPr>
+          <w:p>
+            <w:pPr>
+              <w:spacing w:before="200" w:after="200"/>
+              <w:divId w:val="1916626233"/>
+              <w:rPr>
+                <w:rFonts w:eastAsia="Times New Roman"/>
+                <w:b/>
+                <w:bCs/>
+                <w:caps/>
+                <w:color w:val="555555"/>
+                <w:sz w:val="17"/>
+                <w:szCs w:val="17"/>
+              </w:rPr>
+            </w:pPr>
+            <w:r>
+              <w:rPr>
+                <w:rFonts w:eastAsia="Times New Roman"/>
+                <w:b/>
+                <w:bCs/>
+                <w:caps/>
+                <w:color w:val="555555"/>
+                <w:sz w:val="17"/>
+                <w:szCs w:val="17"/>
+              </w:rPr>
+              <w:t>De Aanvraag</w:t>
+            </w:r>
+          </w:p>
+          <w:p>
+            <w:pPr>
+              <w:spacing w:before="200" w:after="200"/>
+              <w:divId w:val="1886216737"/>
+              <w:rPr>
+                <w:rFonts w:eastAsia="Times New Roman"/>
+                <w:color w:val="222222"/>
+                <w:sz w:val="20"/>
+                <w:szCs w:val="20"/>
+              </w:rPr>
+            </w:pPr>
+            <w:r>
+              <w:rPr>
+                <w:rFonts w:eastAsia="Times New Roman"/>
+                <w:color w:val="222222"/>
+                <w:sz w:val="20"/>
+                <w:szCs w:val="20"/>
+              </w:rPr>
+              <w:t>Een digitaal AVG-inzageverzoek om de elektronische logboeken en tijdstempels van het Europese EESSI-netwerk.</w:t>
+            </w:r>
+          </w:p>
+        </w:tc>
+      </w:tr>
+      <w:tr>
+        <w:trPr>
+          <w:divId w:val="1473476626"/>
+        </w:trPr>
+        <w:tc>
+          <w:tcPr>
+            <w:tcW w:w="0" w:type="auto"/>
+            <w:tcBorders>
+              <w:top w:val="single" w:sz="6" w:space="0" w:color="D5D0C5"/>
+              <w:left w:val="single" w:sz="24" w:space="0" w:color="1A3C6E"/>
+              <w:bottom w:val="single" w:sz="8" w:space="0" w:color="ECE8DF"/>
+              <w:right w:val="single" w:sz="6" w:space="0" w:color="D5D0C5"/>
+            </w:tcBorders>
+            <w:shd w:val="clear" w:color="auto" w:fill="F0F4F9"/>
+            <w:tcMar>
+              <w:top w:w="120" w:type="dxa"/>
+              <w:left w:w="200" w:type="dxa"/>
+              <w:bottom w:w="120" w:type="dxa"/>
+              <w:right w:w="200" w:type="dxa"/>
+            </w:tcMar>
+            <w:hideMark/>
+          </w:tcPr>
+          <w:p>
+            <w:pPr>
+              <w:spacing w:before="200" w:after="200"/>
+              <w:divId w:val="913394683"/>
+              <w:rPr>
+                <w:rFonts w:eastAsia="Times New Roman"/>
+                <w:b/>
+                <w:bCs/>
+                <w:caps/>
+                <w:color w:val="1A3C6E"/>
+                <w:sz w:val="17"/>
+                <w:szCs w:val="17"/>
+              </w:rPr>
+            </w:pPr>
+            <w:r>
+              <w:rPr>
+                <w:rFonts w:eastAsia="Times New Roman"/>
+                <w:b/>
+                <w:bCs/>
+                <w:caps/>
+                <w:color w:val="1A3C6E"/>
+                <w:sz w:val="17"/>
+                <w:szCs w:val="17"/>
+              </w:rPr>
+              <w:t>Het Systeem</w:t>
+            </w:r>
+          </w:p>
+          <w:p>
+            <w:pPr>
+              <w:spacing w:before="200" w:after="200"/>
+              <w:divId w:val="109783135"/>
+              <w:rPr>
+                <w:rFonts w:eastAsia="Times New Roman"/>
+                <w:color w:val="222222"/>
+                <w:sz w:val="20"/>
+                <w:szCs w:val="20"/>
+              </w:rPr>
+            </w:pPr>
+            <w:r>
+              <w:rPr>
+                <w:rFonts w:eastAsia="Times New Roman"/>
+                <w:color w:val="222222"/>
+                <w:sz w:val="20"/>
+                <w:szCs w:val="20"/>
+              </w:rPr>
+              <w:t>"Logbestanden, transmissiestatus en datumstempels van de gerelateerde BUC's — deze informatie hebben wij niet tot onze beschikking."</w:t>
+            </w:r>
+          </w:p>
+        </w:tc>
+      </w:tr>
+      <w:tr>
+        <w:trPr>
+          <w:divId w:val="1473476626"/>
+        </w:trPr>
+        <w:tc>
+          <w:tcPr>
+            <w:tcW w:w="0" w:type="auto"/>
+            <w:tcBorders>
+              <w:top w:val="single" w:sz="6" w:space="0" w:color="D5D0C5"/>
+              <w:left w:val="single" w:sz="24" w:space="0" w:color="C1440E"/>
+              <w:bottom w:val="single" w:sz="8" w:space="0" w:color="ECE8DF"/>
+              <w:right w:val="single" w:sz="6" w:space="0" w:color="D5D0C5"/>
+            </w:tcBorders>
+            <w:shd w:val="clear" w:color="auto" w:fill="FDF6EC"/>
+            <w:tcMar>
+              <w:top w:w="120" w:type="dxa"/>
+              <w:left w:w="200" w:type="dxa"/>
+              <w:bottom w:w="120" w:type="dxa"/>
+              <w:right w:w="200" w:type="dxa"/>
+            </w:tcMar>
+            <w:hideMark/>
+          </w:tcPr>
+          <w:p>
+            <w:pPr>
+              <w:spacing w:before="200" w:after="200"/>
+              <w:divId w:val="1410343548"/>
+              <w:rPr>
+                <w:rFonts w:eastAsia="Times New Roman"/>
+                <w:b/>
+                <w:bCs/>
+                <w:caps/>
+                <w:color w:val="9A3408"/>
+                <w:sz w:val="17"/>
+                <w:szCs w:val="17"/>
+              </w:rPr>
+            </w:pPr>
+            <w:r>
+              <w:rPr>
+                <w:rFonts w:eastAsia="Times New Roman"/>
+                <w:b/>
+                <w:bCs/>
+                <w:caps/>
+                <w:color w:val="9A3408"/>
+                <w:sz w:val="17"/>
+                <w:szCs w:val="17"/>
+              </w:rPr>
+              <w:t>De Feitelijke Realiteit</w:t>
+            </w:r>
+          </w:p>
+          <w:p>
+            <w:pPr>
+              <w:spacing w:before="200" w:after="200"/>
+              <w:divId w:val="240482916"/>
+              <w:rPr>
+                <w:rFonts w:eastAsia="Times New Roman"/>
+                <w:color w:val="222222"/>
+                <w:sz w:val="20"/>
+                <w:szCs w:val="20"/>
+              </w:rPr>
+            </w:pPr>
+            <w:r>
+              <w:rPr>
+                <w:rFonts w:eastAsia="Times New Roman"/>
+                <w:color w:val="222222"/>
+                <w:sz w:val="20"/>
+                <w:szCs w:val="20"/>
+              </w:rPr>
+              <w:t>Om te bewijzen dat de digitale logboeken niet bestaan, print de SVB 142 pagina's aan digitale EESSI-berichten uit op papier, zet er met de hand zwarte lakbalken op over de namen van de eigen gezinsleden, en laat het pakket per fysieke postbode aan de voordeur bezorgen.</w:t>
+            </w:r>
+          </w:p>
+        </w:tc>
+      </w:tr>
+      <w:tr>
+        <w:trPr>
+          <w:divId w:val="1473476626"/>
+        </w:trPr>
+        <w:tc>
+          <w:tcPr>
+            <w:tcW w:w="0" w:type="auto"/>
+            <w:tcBorders>
+              <w:top w:val="single" w:sz="6" w:space="0" w:color="D5D0C5"/>
+              <w:left w:val="single" w:sz="6" w:space="0" w:color="D5D0C5"/>
+              <w:bottom w:val="single" w:sz="6" w:space="0" w:color="D5D0C5"/>
+              <w:right w:val="single" w:sz="6" w:space="0" w:color="D5D0C5"/>
+            </w:tcBorders>
+            <w:shd w:val="clear" w:color="auto" w:fill="FFFFFF"/>
+            <w:tcMar>
+              <w:top w:w="100" w:type="dxa"/>
+              <w:left w:w="200" w:type="dxa"/>
+              <w:bottom w:w="100" w:type="dxa"/>
+              <w:right w:w="200" w:type="dxa"/>
+            </w:tcMar>
+            <w:hideMark/>
+          </w:tcPr>
+          <w:p>
+            <w:pPr>
+              <w:spacing w:before="200" w:after="200"/>
+              <w:jc w:val="right"/>
+              <w:rPr>
+                <w:rFonts w:eastAsia="Times New Roman"/>
+                <w:b/>
+                <w:bCs/>
+                <w:color w:val="1A3C6E"/>
+                <w:sz w:val="18"/>
+                <w:szCs w:val="18"/>
+              </w:rPr>
+            </w:pPr>
+            <w:r>
+              <w:rPr>
+                <w:rFonts w:ascii="Segoe UI Emoji" w:eastAsia="Times New Roman" w:hAnsi="Segoe UI Emoji" w:cs="Segoe UI Emoji"/>
+                <w:b/>
+                <w:bCs/>
+                <w:color w:val="1A3C6E"/>
+                <w:sz w:val="18"/>
+                <w:szCs w:val="18"/>
+              </w:rPr>
+              <w:t>📄</w:t>
+            </w:r>
+            <w:r>
+              <w:rPr>
+                <w:rFonts w:eastAsia="Times New Roman"/>
+                <w:b/>
+                <w:bCs/>
+                <w:color w:val="1A3C6E"/>
+                <w:sz w:val="18"/>
+                <w:szCs w:val="18"/>
+              </w:rPr>
+              <w:t xml:space="preserve"> Doc B: SVB (24-10-2026, kenmerk VZ 6825169-0) </w:t>
+            </w:r>
+          </w:p>
+        </w:tc>
+      </w:tr>
+    </w:tbl>
+    <w:p>
+      <w:pPr>
+        <w:divId w:val="1473476626"/>
+        <w:rPr>
+          <w:rFonts w:eastAsia="Times New Roman"/>
+          <w:vanish/>
+          <w:lang w:val="nl-NL"/>
+        </w:rPr>
+      </w:pPr>
+    </w:p>
+    <w:tbl>
+      <w:tblPr>
+        <w:tblW w:w="5000" w:type="pct"/>
+        <w:tblBorders>
+          <w:top w:val="single" w:sz="8" w:space="0" w:color="D5D0C5"/>
+          <w:left w:val="single" w:sz="8" w:space="0" w:color="D5D0C5"/>
+          <w:bottom w:val="single" w:sz="8" w:space="0" w:color="D5D0C5"/>
+          <w:right w:val="single" w:sz="8" w:space="0" w:color="D5D0C5"/>
+        </w:tblBorders>
+        <w:tblCellMar>
+          <w:top w:w="15" w:type="dxa"/>
+          <w:left w:w="15" w:type="dxa"/>
+          <w:bottom w:w="15" w:type="dxa"/>
+          <w:right w:w="15" w:type="dxa"/>
+        </w:tblCellMar>
+        <w:tblLook w:val="04A0" w:firstRow="1" w:lastRow="0" w:firstColumn="1" w:lastColumn="0" w:noHBand="0" w:noVBand="1"/>
+      </w:tblPr>
+      <w:tblGrid>
+        <w:gridCol w:w="9056"/>
+      </w:tblGrid>
+      <w:tr>
+        <w:trPr>
+          <w:divId w:val="1473476626"/>
+        </w:trPr>
+        <w:tc>
+          <w:tcPr>
+            <w:tcW w:w="0" w:type="auto"/>
+            <w:tcBorders>
+              <w:top w:val="single" w:sz="6" w:space="0" w:color="D5D0C5"/>
+              <w:left w:val="single" w:sz="6" w:space="0" w:color="D5D0C5"/>
+              <w:bottom w:val="single" w:sz="8" w:space="0" w:color="D5D0C5"/>
+              <w:right w:val="single" w:sz="6" w:space="0" w:color="D5D0C5"/>
+            </w:tcBorders>
+            <w:shd w:val="clear" w:color="auto" w:fill="F4F1EA"/>
+            <w:tcMar>
+              <w:top w:w="160" w:type="dxa"/>
+              <w:left w:w="240" w:type="dxa"/>
+              <w:bottom w:w="160" w:type="dxa"/>
+              <w:right w:w="240" w:type="dxa"/>
+            </w:tcMar>
+            <w:hideMark/>
+          </w:tcPr>
+          <w:p>
+            <w:pPr>
+              <w:spacing w:before="200" w:after="200"/>
+              <w:rPr>
+                <w:rFonts w:eastAsia="Times New Roman"/>
+                <w:sz w:val="21"/>
+                <w:szCs w:val="21"/>
+              </w:rPr>
+            </w:pPr>
+            <w:r>
+              <w:rPr>
+                <w:rFonts w:ascii="Consolas" w:eastAsia="Times New Roman" w:hAnsi="Consolas"/>
+                <w:b/>
+                <w:bCs/>
+                <w:color w:val="8B1E1E"/>
+                <w:sz w:val="21"/>
+                <w:szCs w:val="21"/>
+                <w:shd w:val="clear" w:color="auto" w:fill="F7EDED"/>
+              </w:rPr>
+              <w:t> 02 </w:t>
+            </w:r>
+            <w:r>
+              <w:rPr>
+                <w:rFonts w:eastAsia="Times New Roman"/>
+                <w:sz w:val="21"/>
+                <w:szCs w:val="21"/>
+              </w:rPr>
+              <w:t xml:space="preserve">  </w:t>
+            </w:r>
+            <w:r>
+              <w:rPr>
+                <w:rStyle w:val="Zwaar"/>
+                <w:rFonts w:eastAsia="Times New Roman"/>
+                <w:color w:val="1A3C6E"/>
+              </w:rPr>
+              <w:t>De Gevaarlijke Integriteit</w:t>
+            </w:r>
+            <w:r>
+              <w:rPr>
+                <w:rFonts w:eastAsia="Times New Roman"/>
+                <w:sz w:val="21"/>
+                <w:szCs w:val="21"/>
+              </w:rPr>
+              <w:br/>
+            </w:r>
+            <w:r>
+              <w:rPr>
+                <w:rFonts w:eastAsia="Times New Roman"/>
+                <w:color w:val="555555"/>
+                <w:sz w:val="18"/>
+                <w:szCs w:val="18"/>
+              </w:rPr>
+              <w:t>Christelijke Mutualiteit (CM) • 30 september 2026</w:t>
+            </w:r>
+            <w:r>
+              <w:rPr>
+                <w:rFonts w:eastAsia="Times New Roman"/>
+                <w:sz w:val="21"/>
+                <w:szCs w:val="21"/>
+              </w:rPr>
+              <w:t xml:space="preserve"> </w:t>
+            </w:r>
+          </w:p>
+        </w:tc>
+      </w:tr>
+      <w:tr>
+        <w:trPr>
+          <w:divId w:val="1473476626"/>
+        </w:trPr>
+        <w:tc>
+          <w:tcPr>
+            <w:tcW w:w="0" w:type="auto"/>
+            <w:tcBorders>
+              <w:top w:val="single" w:sz="6" w:space="0" w:color="D5D0C5"/>
+              <w:left w:val="single" w:sz="24" w:space="0" w:color="888888"/>
+              <w:bottom w:val="single" w:sz="8" w:space="0" w:color="ECE8DF"/>
+              <w:right w:val="single" w:sz="6" w:space="0" w:color="D5D0C5"/>
+            </w:tcBorders>
+            <w:shd w:val="clear" w:color="auto" w:fill="F7F5F1"/>
+            <w:tcMar>
+              <w:top w:w="120" w:type="dxa"/>
+              <w:left w:w="200" w:type="dxa"/>
+              <w:bottom w:w="120" w:type="dxa"/>
+              <w:right w:w="200" w:type="dxa"/>
+            </w:tcMar>
+            <w:hideMark/>
+          </w:tcPr>
+          <w:p>
+            <w:pPr>
+              <w:spacing w:before="200" w:after="200"/>
+              <w:divId w:val="1720863904"/>
+              <w:rPr>
+                <w:rFonts w:eastAsia="Times New Roman"/>
+                <w:b/>
+                <w:bCs/>
+                <w:caps/>
+                <w:color w:val="555555"/>
+                <w:sz w:val="17"/>
+                <w:szCs w:val="17"/>
+              </w:rPr>
+            </w:pPr>
+            <w:r>
+              <w:rPr>
+                <w:rFonts w:eastAsia="Times New Roman"/>
+                <w:b/>
+                <w:bCs/>
+                <w:caps/>
+                <w:color w:val="555555"/>
+                <w:sz w:val="17"/>
+                <w:szCs w:val="17"/>
+              </w:rPr>
+              <w:t>De Aanvraag</w:t>
+            </w:r>
+          </w:p>
+          <w:p>
+            <w:pPr>
+              <w:spacing w:before="200" w:after="200"/>
+              <w:divId w:val="1053501467"/>
+              <w:rPr>
+                <w:rFonts w:eastAsia="Times New Roman"/>
+                <w:color w:val="222222"/>
+                <w:sz w:val="20"/>
+                <w:szCs w:val="20"/>
+              </w:rPr>
+            </w:pPr>
+            <w:r>
+              <w:rPr>
+                <w:rFonts w:eastAsia="Times New Roman"/>
+                <w:color w:val="222222"/>
+                <w:sz w:val="20"/>
+                <w:szCs w:val="20"/>
+              </w:rPr>
+              <w:t>De burger vraagt via Artikel 15 AVG inzage in de toegangslogs van 20 mei 2026 om te controleren of de adviserend arts zijn medisch dossier heeft geopend vóór het weigeren van zijn erkenning.</w:t>
+            </w:r>
+          </w:p>
+        </w:tc>
+      </w:tr>
+      <w:tr>
+        <w:trPr>
+          <w:divId w:val="1473476626"/>
+        </w:trPr>
+        <w:tc>
+          <w:tcPr>
+            <w:tcW w:w="0" w:type="auto"/>
+            <w:tcBorders>
+              <w:top w:val="single" w:sz="6" w:space="0" w:color="D5D0C5"/>
+              <w:left w:val="single" w:sz="24" w:space="0" w:color="1A3C6E"/>
+              <w:bottom w:val="single" w:sz="8" w:space="0" w:color="ECE8DF"/>
+              <w:right w:val="single" w:sz="6" w:space="0" w:color="D5D0C5"/>
+            </w:tcBorders>
+            <w:shd w:val="clear" w:color="auto" w:fill="F0F4F9"/>
+            <w:tcMar>
+              <w:top w:w="120" w:type="dxa"/>
+              <w:left w:w="200" w:type="dxa"/>
+              <w:bottom w:w="120" w:type="dxa"/>
+              <w:right w:w="200" w:type="dxa"/>
+            </w:tcMar>
+            <w:hideMark/>
+          </w:tcPr>
+          <w:p>
+            <w:pPr>
+              <w:spacing w:before="200" w:after="200"/>
+              <w:divId w:val="345060869"/>
+              <w:rPr>
+                <w:rFonts w:eastAsia="Times New Roman"/>
+                <w:b/>
+                <w:bCs/>
+                <w:caps/>
+                <w:color w:val="1A3C6E"/>
+                <w:sz w:val="17"/>
+                <w:szCs w:val="17"/>
+              </w:rPr>
+            </w:pPr>
+            <w:r>
+              <w:rPr>
+                <w:rFonts w:eastAsia="Times New Roman"/>
+                <w:b/>
+                <w:bCs/>
+                <w:caps/>
+                <w:color w:val="1A3C6E"/>
+                <w:sz w:val="17"/>
+                <w:szCs w:val="17"/>
+              </w:rPr>
+              <w:t>Het Systeem</w:t>
+            </w:r>
+          </w:p>
+          <w:p>
+            <w:pPr>
+              <w:spacing w:before="200" w:after="200"/>
+              <w:divId w:val="1715305198"/>
+              <w:rPr>
+                <w:rFonts w:eastAsia="Times New Roman"/>
+                <w:color w:val="222222"/>
+                <w:sz w:val="20"/>
+                <w:szCs w:val="20"/>
+              </w:rPr>
+            </w:pPr>
+            <w:r>
+              <w:rPr>
+                <w:rFonts w:eastAsia="Times New Roman"/>
+                <w:color w:val="222222"/>
+                <w:sz w:val="20"/>
+                <w:szCs w:val="20"/>
+              </w:rPr>
+              <w:t>De Adjunct-DPO van de CM weigert inzage in de systeem- en toegangslogs omdat dit "een potentiële invloed kan hebben op de integriteit van ons informatiesysteem".</w:t>
+            </w:r>
+          </w:p>
+        </w:tc>
+      </w:tr>
+      <w:tr>
+        <w:trPr>
+          <w:divId w:val="1473476626"/>
+        </w:trPr>
+        <w:tc>
+          <w:tcPr>
+            <w:tcW w:w="0" w:type="auto"/>
+            <w:tcBorders>
+              <w:top w:val="single" w:sz="6" w:space="0" w:color="D5D0C5"/>
+              <w:left w:val="single" w:sz="24" w:space="0" w:color="C1440E"/>
+              <w:bottom w:val="single" w:sz="8" w:space="0" w:color="ECE8DF"/>
+              <w:right w:val="single" w:sz="6" w:space="0" w:color="D5D0C5"/>
+            </w:tcBorders>
+            <w:shd w:val="clear" w:color="auto" w:fill="FDF6EC"/>
+            <w:tcMar>
+              <w:top w:w="120" w:type="dxa"/>
+              <w:left w:w="200" w:type="dxa"/>
+              <w:bottom w:w="120" w:type="dxa"/>
+              <w:right w:w="200" w:type="dxa"/>
+            </w:tcMar>
+            <w:hideMark/>
+          </w:tcPr>
+          <w:p>
+            <w:pPr>
+              <w:spacing w:before="200" w:after="200"/>
+              <w:divId w:val="444421159"/>
+              <w:rPr>
+                <w:rFonts w:eastAsia="Times New Roman"/>
+                <w:b/>
+                <w:bCs/>
+                <w:caps/>
+                <w:color w:val="9A3408"/>
+                <w:sz w:val="17"/>
+                <w:szCs w:val="17"/>
+              </w:rPr>
+            </w:pPr>
+            <w:r>
+              <w:rPr>
+                <w:rFonts w:eastAsia="Times New Roman"/>
+                <w:b/>
+                <w:bCs/>
+                <w:caps/>
+                <w:color w:val="9A3408"/>
+                <w:sz w:val="17"/>
+                <w:szCs w:val="17"/>
+              </w:rPr>
+              <w:t>De Feitelijke Realiteit</w:t>
+            </w:r>
+          </w:p>
+          <w:p>
+            <w:pPr>
+              <w:spacing w:before="200" w:after="200"/>
+              <w:divId w:val="1922060229"/>
+              <w:rPr>
+                <w:rFonts w:eastAsia="Times New Roman"/>
+                <w:color w:val="222222"/>
+                <w:sz w:val="20"/>
+                <w:szCs w:val="20"/>
+              </w:rPr>
+            </w:pPr>
+            <w:r>
+              <w:rPr>
+                <w:rFonts w:eastAsia="Times New Roman"/>
+                <w:color w:val="222222"/>
+                <w:sz w:val="20"/>
+                <w:szCs w:val="20"/>
+              </w:rPr>
+              <w:t>Een beveiligingslogboek dat wettelijk bestaat om de integriteit van medische gegevens te bewaken, mag niet worden ingezien door de patiënt omdat het lezen van het logboek het computersysteem zou kunnen aantasten.</w:t>
+            </w:r>
+          </w:p>
+        </w:tc>
+      </w:tr>
+      <w:tr>
+        <w:trPr>
+          <w:divId w:val="1473476626"/>
+        </w:trPr>
+        <w:tc>
+          <w:tcPr>
+            <w:tcW w:w="0" w:type="auto"/>
+            <w:tcBorders>
+              <w:top w:val="single" w:sz="6" w:space="0" w:color="D5D0C5"/>
+              <w:left w:val="single" w:sz="6" w:space="0" w:color="D5D0C5"/>
+              <w:bottom w:val="single" w:sz="6" w:space="0" w:color="D5D0C5"/>
+              <w:right w:val="single" w:sz="6" w:space="0" w:color="D5D0C5"/>
+            </w:tcBorders>
+            <w:shd w:val="clear" w:color="auto" w:fill="FFFFFF"/>
+            <w:tcMar>
+              <w:top w:w="100" w:type="dxa"/>
+              <w:left w:w="200" w:type="dxa"/>
+              <w:bottom w:w="100" w:type="dxa"/>
+              <w:right w:w="200" w:type="dxa"/>
+            </w:tcMar>
+            <w:hideMark/>
+          </w:tcPr>
+          <w:p>
+            <w:pPr>
+              <w:spacing w:before="200" w:after="200"/>
+              <w:jc w:val="right"/>
+              <w:rPr>
+                <w:rFonts w:eastAsia="Times New Roman"/>
+                <w:b/>
+                <w:bCs/>
+                <w:color w:val="1A3C6E"/>
+                <w:sz w:val="18"/>
+                <w:szCs w:val="18"/>
+              </w:rPr>
+            </w:pPr>
+            <w:r>
+              <w:rPr>
+                <w:rFonts w:ascii="Segoe UI Emoji" w:eastAsia="Times New Roman" w:hAnsi="Segoe UI Emoji" w:cs="Segoe UI Emoji"/>
+                <w:b/>
+                <w:bCs/>
+                <w:color w:val="1A3C6E"/>
+                <w:sz w:val="18"/>
+                <w:szCs w:val="18"/>
+              </w:rPr>
+              <w:t>📄</w:t>
+            </w:r>
+            <w:r>
+              <w:rPr>
+                <w:rFonts w:eastAsia="Times New Roman"/>
+                <w:b/>
+                <w:bCs/>
+                <w:color w:val="1A3C6E"/>
+                <w:sz w:val="18"/>
+                <w:szCs w:val="18"/>
+              </w:rPr>
+              <w:t xml:space="preserve"> Doc B: CM (30-09-2026, Mail #1a0f2a13) </w:t>
+            </w:r>
+          </w:p>
+        </w:tc>
+      </w:tr>
+    </w:tbl>
+    <w:p>
+      <w:pPr>
+        <w:divId w:val="1473476626"/>
+        <w:rPr>
+          <w:rFonts w:eastAsia="Times New Roman"/>
+          <w:vanish/>
+          <w:lang w:val="nl-NL"/>
+        </w:rPr>
+      </w:pPr>
+    </w:p>
+    <w:tbl>
+      <w:tblPr>
+        <w:tblW w:w="5000" w:type="pct"/>
+        <w:tblBorders>
+          <w:top w:val="single" w:sz="8" w:space="0" w:color="D5D0C5"/>
+          <w:left w:val="single" w:sz="8" w:space="0" w:color="D5D0C5"/>
+          <w:bottom w:val="single" w:sz="8" w:space="0" w:color="D5D0C5"/>
+          <w:right w:val="single" w:sz="8" w:space="0" w:color="D5D0C5"/>
+        </w:tblBorders>
+        <w:tblCellMar>
+          <w:top w:w="15" w:type="dxa"/>
+          <w:left w:w="15" w:type="dxa"/>
+          <w:bottom w:w="15" w:type="dxa"/>
+          <w:right w:w="15" w:type="dxa"/>
+        </w:tblCellMar>
+        <w:tblLook w:val="04A0" w:firstRow="1" w:lastRow="0" w:firstColumn="1" w:lastColumn="0" w:noHBand="0" w:noVBand="1"/>
+      </w:tblPr>
+      <w:tblGrid>
+        <w:gridCol w:w="9056"/>
+      </w:tblGrid>
+      <w:tr>
+        <w:trPr>
+          <w:divId w:val="1473476626"/>
+        </w:trPr>
+        <w:tc>
+          <w:tcPr>
+            <w:tcW w:w="0" w:type="auto"/>
+            <w:tcBorders>
+              <w:top w:val="single" w:sz="6" w:space="0" w:color="D5D0C5"/>
+              <w:left w:val="single" w:sz="6" w:space="0" w:color="D5D0C5"/>
+              <w:bottom w:val="single" w:sz="8" w:space="0" w:color="D5D0C5"/>
+              <w:right w:val="single" w:sz="6" w:space="0" w:color="D5D0C5"/>
+            </w:tcBorders>
+            <w:shd w:val="clear" w:color="auto" w:fill="F4F1EA"/>
+            <w:tcMar>
+              <w:top w:w="160" w:type="dxa"/>
+              <w:left w:w="240" w:type="dxa"/>
+              <w:bottom w:w="160" w:type="dxa"/>
+              <w:right w:w="240" w:type="dxa"/>
+            </w:tcMar>
+            <w:hideMark/>
+          </w:tcPr>
+          <w:p>
+            <w:pPr>
+              <w:spacing w:before="200" w:after="200"/>
+              <w:rPr>
+                <w:rFonts w:eastAsia="Times New Roman"/>
+                <w:sz w:val="21"/>
+                <w:szCs w:val="21"/>
+              </w:rPr>
+            </w:pPr>
+            <w:r>
+              <w:rPr>
+                <w:rFonts w:ascii="Consolas" w:eastAsia="Times New Roman" w:hAnsi="Consolas"/>
+                <w:b/>
+                <w:bCs/>
+                <w:color w:val="8B1E1E"/>
+                <w:sz w:val="21"/>
+                <w:szCs w:val="21"/>
+                <w:shd w:val="clear" w:color="auto" w:fill="F7EDED"/>
+              </w:rPr>
+              <w:t> 03 </w:t>
+            </w:r>
+            <w:r>
+              <w:rPr>
+                <w:rFonts w:eastAsia="Times New Roman"/>
+                <w:sz w:val="21"/>
+                <w:szCs w:val="21"/>
+              </w:rPr>
+              <w:t xml:space="preserve">  </w:t>
+            </w:r>
+            <w:r>
+              <w:rPr>
+                <w:rStyle w:val="Zwaar"/>
+                <w:rFonts w:eastAsia="Times New Roman"/>
+                <w:color w:val="1A3C6E"/>
+              </w:rPr>
+              <w:t>De Schoen van € 2.450 voor een 'Gezonde' Voet</w:t>
+            </w:r>
+            <w:r>
+              <w:rPr>
+                <w:rFonts w:eastAsia="Times New Roman"/>
+                <w:sz w:val="21"/>
+                <w:szCs w:val="21"/>
+              </w:rPr>
+              <w:br/>
+            </w:r>
+            <w:r>
+              <w:rPr>
+                <w:rFonts w:eastAsia="Times New Roman"/>
+                <w:color w:val="555555"/>
+                <w:sz w:val="18"/>
+                <w:szCs w:val="18"/>
+              </w:rPr>
+              <w:t>Christelijke Mutualiteit (CM) • Juni / Juli 2025</w:t>
+            </w:r>
+            <w:r>
+              <w:rPr>
+                <w:rFonts w:eastAsia="Times New Roman"/>
+                <w:sz w:val="21"/>
+                <w:szCs w:val="21"/>
+              </w:rPr>
+              <w:t xml:space="preserve"> </w:t>
+            </w:r>
+          </w:p>
+        </w:tc>
+      </w:tr>
+      <w:tr>
+        <w:trPr>
+          <w:divId w:val="1473476626"/>
+        </w:trPr>
+        <w:tc>
+          <w:tcPr>
+            <w:tcW w:w="0" w:type="auto"/>
+            <w:tcBorders>
+              <w:top w:val="single" w:sz="6" w:space="0" w:color="D5D0C5"/>
+              <w:left w:val="single" w:sz="24" w:space="0" w:color="888888"/>
+              <w:bottom w:val="single" w:sz="8" w:space="0" w:color="ECE8DF"/>
+              <w:right w:val="single" w:sz="6" w:space="0" w:color="D5D0C5"/>
+            </w:tcBorders>
+            <w:shd w:val="clear" w:color="auto" w:fill="F7F5F1"/>
+            <w:tcMar>
+              <w:top w:w="120" w:type="dxa"/>
+              <w:left w:w="200" w:type="dxa"/>
+              <w:bottom w:w="120" w:type="dxa"/>
+              <w:right w:w="200" w:type="dxa"/>
+            </w:tcMar>
+            <w:hideMark/>
+          </w:tcPr>
+          <w:p>
+            <w:pPr>
+              <w:spacing w:before="200" w:after="200"/>
+              <w:divId w:val="1840340925"/>
+              <w:rPr>
+                <w:rFonts w:eastAsia="Times New Roman"/>
+                <w:b/>
+                <w:bCs/>
+                <w:caps/>
+                <w:color w:val="555555"/>
+                <w:sz w:val="17"/>
+                <w:szCs w:val="17"/>
+              </w:rPr>
+            </w:pPr>
+            <w:r>
+              <w:rPr>
+                <w:rFonts w:eastAsia="Times New Roman"/>
+                <w:b/>
+                <w:bCs/>
+                <w:caps/>
+                <w:color w:val="555555"/>
+                <w:sz w:val="17"/>
+                <w:szCs w:val="17"/>
+              </w:rPr>
+              <w:t>De Situatie</w:t>
+            </w:r>
+          </w:p>
+          <w:p>
+            <w:pPr>
+              <w:spacing w:before="200" w:after="200"/>
+              <w:divId w:val="137918426"/>
+              <w:rPr>
+                <w:rFonts w:eastAsia="Times New Roman"/>
+                <w:color w:val="222222"/>
+                <w:sz w:val="20"/>
+                <w:szCs w:val="20"/>
+              </w:rPr>
+            </w:pPr>
+            <w:r>
+              <w:rPr>
+                <w:rFonts w:eastAsia="Times New Roman"/>
+                <w:color w:val="222222"/>
+                <w:sz w:val="20"/>
+                <w:szCs w:val="20"/>
+              </w:rPr>
+              <w:t>Na de amputatie van twee tenen aan de rechtervoet vraagt de grensarbeider een ziekte-uitkering en een medisch invaliditeitsattest aan.</w:t>
+            </w:r>
+          </w:p>
+        </w:tc>
+      </w:tr>
+      <w:tr>
+        <w:trPr>
+          <w:divId w:val="1473476626"/>
+        </w:trPr>
+        <w:tc>
+          <w:tcPr>
+            <w:tcW w:w="0" w:type="auto"/>
+            <w:tcBorders>
+              <w:top w:val="single" w:sz="6" w:space="0" w:color="D5D0C5"/>
+              <w:left w:val="single" w:sz="24" w:space="0" w:color="1A3C6E"/>
+              <w:bottom w:val="single" w:sz="8" w:space="0" w:color="ECE8DF"/>
+              <w:right w:val="single" w:sz="6" w:space="0" w:color="D5D0C5"/>
+            </w:tcBorders>
+            <w:shd w:val="clear" w:color="auto" w:fill="F0F4F9"/>
+            <w:tcMar>
+              <w:top w:w="120" w:type="dxa"/>
+              <w:left w:w="200" w:type="dxa"/>
+              <w:bottom w:w="120" w:type="dxa"/>
+              <w:right w:w="200" w:type="dxa"/>
+            </w:tcMar>
+            <w:hideMark/>
+          </w:tcPr>
+          <w:p>
+            <w:pPr>
+              <w:spacing w:before="200" w:after="200"/>
+              <w:divId w:val="234974295"/>
+              <w:rPr>
+                <w:rFonts w:eastAsia="Times New Roman"/>
+                <w:b/>
+                <w:bCs/>
+                <w:caps/>
+                <w:color w:val="1A3C6E"/>
+                <w:sz w:val="17"/>
+                <w:szCs w:val="17"/>
+              </w:rPr>
+            </w:pPr>
+            <w:r>
+              <w:rPr>
+                <w:rFonts w:eastAsia="Times New Roman"/>
+                <w:b/>
+                <w:bCs/>
+                <w:caps/>
+                <w:color w:val="1A3C6E"/>
+                <w:sz w:val="17"/>
+                <w:szCs w:val="17"/>
+              </w:rPr>
+              <w:t>Het Systeem</w:t>
+            </w:r>
+          </w:p>
+          <w:p>
+            <w:pPr>
+              <w:spacing w:before="200" w:after="200"/>
+              <w:divId w:val="2442436"/>
+              <w:rPr>
+                <w:rFonts w:eastAsia="Times New Roman"/>
+                <w:color w:val="222222"/>
+                <w:sz w:val="20"/>
+                <w:szCs w:val="20"/>
+              </w:rPr>
+            </w:pPr>
+            <w:r>
+              <w:rPr>
+                <w:rFonts w:eastAsia="Times New Roman"/>
+                <w:color w:val="222222"/>
+                <w:sz w:val="20"/>
+                <w:szCs w:val="20"/>
+              </w:rPr>
+              <w:t>De CM weigert het invaliditeitsattest voor de belastingdienst af te leveren omdat er geen financieel recht op een uitkering is, en stopt de registratie in de Kruispuntbank.</w:t>
+            </w:r>
+          </w:p>
+        </w:tc>
+      </w:tr>
+      <w:tr>
+        <w:trPr>
+          <w:divId w:val="1473476626"/>
+        </w:trPr>
+        <w:tc>
+          <w:tcPr>
+            <w:tcW w:w="0" w:type="auto"/>
+            <w:tcBorders>
+              <w:top w:val="single" w:sz="6" w:space="0" w:color="D5D0C5"/>
+              <w:left w:val="single" w:sz="24" w:space="0" w:color="C1440E"/>
+              <w:bottom w:val="single" w:sz="8" w:space="0" w:color="ECE8DF"/>
+              <w:right w:val="single" w:sz="6" w:space="0" w:color="D5D0C5"/>
+            </w:tcBorders>
+            <w:shd w:val="clear" w:color="auto" w:fill="FDF6EC"/>
+            <w:tcMar>
+              <w:top w:w="120" w:type="dxa"/>
+              <w:left w:w="200" w:type="dxa"/>
+              <w:bottom w:w="120" w:type="dxa"/>
+              <w:right w:w="200" w:type="dxa"/>
+            </w:tcMar>
+            <w:hideMark/>
+          </w:tcPr>
+          <w:p>
+            <w:pPr>
+              <w:spacing w:before="200" w:after="200"/>
+              <w:divId w:val="1018968478"/>
+              <w:rPr>
+                <w:rFonts w:eastAsia="Times New Roman"/>
+                <w:b/>
+                <w:bCs/>
+                <w:caps/>
+                <w:color w:val="9A3408"/>
+                <w:sz w:val="17"/>
+                <w:szCs w:val="17"/>
+              </w:rPr>
+            </w:pPr>
+            <w:r>
+              <w:rPr>
+                <w:rFonts w:eastAsia="Times New Roman"/>
+                <w:b/>
+                <w:bCs/>
+                <w:caps/>
+                <w:color w:val="9A3408"/>
+                <w:sz w:val="17"/>
+                <w:szCs w:val="17"/>
+              </w:rPr>
+              <w:t>De Feitelijke Realiteit</w:t>
+            </w:r>
+          </w:p>
+          <w:p>
+            <w:pPr>
+              <w:spacing w:before="200" w:after="200"/>
+              <w:divId w:val="1980842835"/>
+              <w:rPr>
+                <w:rFonts w:eastAsia="Times New Roman"/>
+                <w:color w:val="222222"/>
+                <w:sz w:val="20"/>
+                <w:szCs w:val="20"/>
+              </w:rPr>
+            </w:pPr>
+            <w:r>
+              <w:rPr>
+                <w:rFonts w:eastAsia="Times New Roman"/>
+                <w:color w:val="222222"/>
+                <w:sz w:val="20"/>
+                <w:szCs w:val="20"/>
+              </w:rPr>
+              <w:t>Diezelfde adviserend arts van de CM keurt gelijktijdig € 2.450,00 goed voor orthopedische maatschoenen wegens onomkeerbare amputaties. De voet is geamputeerd voor de schoenmaker, maar administratief gezond voor de fiscus.</w:t>
+            </w:r>
+          </w:p>
+        </w:tc>
+      </w:tr>
+      <w:tr>
+        <w:trPr>
+          <w:divId w:val="1473476626"/>
+        </w:trPr>
+        <w:tc>
+          <w:tcPr>
+            <w:tcW w:w="0" w:type="auto"/>
+            <w:tcBorders>
+              <w:top w:val="single" w:sz="6" w:space="0" w:color="D5D0C5"/>
+              <w:left w:val="single" w:sz="6" w:space="0" w:color="D5D0C5"/>
+              <w:bottom w:val="single" w:sz="6" w:space="0" w:color="D5D0C5"/>
+              <w:right w:val="single" w:sz="6" w:space="0" w:color="D5D0C5"/>
+            </w:tcBorders>
+            <w:shd w:val="clear" w:color="auto" w:fill="FFFFFF"/>
+            <w:tcMar>
+              <w:top w:w="100" w:type="dxa"/>
+              <w:left w:w="200" w:type="dxa"/>
+              <w:bottom w:w="100" w:type="dxa"/>
+              <w:right w:w="200" w:type="dxa"/>
+            </w:tcMar>
+            <w:hideMark/>
+          </w:tcPr>
+          <w:p>
+            <w:pPr>
+              <w:spacing w:before="200" w:after="200"/>
+              <w:jc w:val="right"/>
+              <w:rPr>
+                <w:rFonts w:eastAsia="Times New Roman"/>
+                <w:b/>
+                <w:bCs/>
+                <w:color w:val="1A3C6E"/>
+                <w:sz w:val="18"/>
+                <w:szCs w:val="18"/>
+              </w:rPr>
+            </w:pPr>
+            <w:r>
+              <w:rPr>
+                <w:rFonts w:ascii="Segoe UI Emoji" w:eastAsia="Times New Roman" w:hAnsi="Segoe UI Emoji" w:cs="Segoe UI Emoji"/>
+                <w:b/>
+                <w:bCs/>
+                <w:color w:val="1A3C6E"/>
+                <w:sz w:val="18"/>
+                <w:szCs w:val="18"/>
+              </w:rPr>
+              <w:t>📄</w:t>
+            </w:r>
+            <w:r>
+              <w:rPr>
+                <w:rFonts w:eastAsia="Times New Roman"/>
+                <w:b/>
+                <w:bCs/>
+                <w:color w:val="1A3C6E"/>
+                <w:sz w:val="18"/>
+                <w:szCs w:val="18"/>
+              </w:rPr>
+              <w:t xml:space="preserve"> Doc B: CM (Doc: AkkoordVoetklapper / Mail #19d43a49) </w:t>
+            </w:r>
+          </w:p>
+        </w:tc>
+      </w:tr>
+    </w:tbl>
+    <w:p>
+      <w:pPr>
+        <w:divId w:val="1473476626"/>
+        <w:rPr>
+          <w:rFonts w:eastAsia="Times New Roman"/>
+          <w:vanish/>
+          <w:lang w:val="nl-NL"/>
+        </w:rPr>
+      </w:pPr>
+    </w:p>
+    <w:tbl>
+      <w:tblPr>
+        <w:tblW w:w="5000" w:type="pct"/>
+        <w:tblBorders>
+          <w:top w:val="single" w:sz="8" w:space="0" w:color="D5D0C5"/>
+          <w:left w:val="single" w:sz="8" w:space="0" w:color="D5D0C5"/>
+          <w:bottom w:val="single" w:sz="8" w:space="0" w:color="D5D0C5"/>
+          <w:right w:val="single" w:sz="8" w:space="0" w:color="D5D0C5"/>
+        </w:tblBorders>
+        <w:tblCellMar>
+          <w:top w:w="15" w:type="dxa"/>
+          <w:left w:w="15" w:type="dxa"/>
+          <w:bottom w:w="15" w:type="dxa"/>
+          <w:right w:w="15" w:type="dxa"/>
+        </w:tblCellMar>
+        <w:tblLook w:val="04A0" w:firstRow="1" w:lastRow="0" w:firstColumn="1" w:lastColumn="0" w:noHBand="0" w:noVBand="1"/>
+      </w:tblPr>
+      <w:tblGrid>
+        <w:gridCol w:w="9056"/>
+      </w:tblGrid>
+      <w:tr>
+        <w:trPr>
+          <w:divId w:val="1473476626"/>
+        </w:trPr>
+        <w:tc>
+          <w:tcPr>
+            <w:tcW w:w="0" w:type="auto"/>
+            <w:tcBorders>
+              <w:top w:val="single" w:sz="6" w:space="0" w:color="D5D0C5"/>
+              <w:left w:val="single" w:sz="6" w:space="0" w:color="D5D0C5"/>
+              <w:bottom w:val="single" w:sz="8" w:space="0" w:color="D5D0C5"/>
+              <w:right w:val="single" w:sz="6" w:space="0" w:color="D5D0C5"/>
+            </w:tcBorders>
+            <w:shd w:val="clear" w:color="auto" w:fill="F4F1EA"/>
+            <w:tcMar>
+              <w:top w:w="160" w:type="dxa"/>
+              <w:left w:w="240" w:type="dxa"/>
+              <w:bottom w:w="160" w:type="dxa"/>
+              <w:right w:w="240" w:type="dxa"/>
+            </w:tcMar>
+            <w:hideMark/>
+          </w:tcPr>
+          <w:p>
+            <w:pPr>
+              <w:spacing w:before="200" w:after="200"/>
+              <w:rPr>
+                <w:rFonts w:eastAsia="Times New Roman"/>
+                <w:sz w:val="21"/>
+                <w:szCs w:val="21"/>
+              </w:rPr>
+            </w:pPr>
+            <w:r>
+              <w:rPr>
+                <w:rFonts w:ascii="Consolas" w:eastAsia="Times New Roman" w:hAnsi="Consolas"/>
+                <w:b/>
+                <w:bCs/>
+                <w:color w:val="8B1E1E"/>
+                <w:sz w:val="21"/>
+                <w:szCs w:val="21"/>
+                <w:shd w:val="clear" w:color="auto" w:fill="F7EDED"/>
+              </w:rPr>
+              <w:t> 04 </w:t>
+            </w:r>
+            <w:r>
+              <w:rPr>
+                <w:rFonts w:eastAsia="Times New Roman"/>
+                <w:sz w:val="21"/>
+                <w:szCs w:val="21"/>
+              </w:rPr>
+              <w:t xml:space="preserve">  </w:t>
+            </w:r>
+            <w:r>
+              <w:rPr>
+                <w:rStyle w:val="Zwaar"/>
+                <w:rFonts w:eastAsia="Times New Roman"/>
+                <w:color w:val="1A3C6E"/>
+              </w:rPr>
+              <w:t>De 30-Kilometer-Paradox</w:t>
+            </w:r>
+            <w:r>
+              <w:rPr>
+                <w:rFonts w:eastAsia="Times New Roman"/>
+                <w:sz w:val="21"/>
+                <w:szCs w:val="21"/>
+              </w:rPr>
+              <w:br/>
+            </w:r>
+            <w:r>
+              <w:rPr>
+                <w:rFonts w:eastAsia="Times New Roman"/>
+                <w:color w:val="555555"/>
+                <w:sz w:val="18"/>
+                <w:szCs w:val="18"/>
+              </w:rPr>
+              <w:t>Reizen door Zeeland • 18 mei 2026</w:t>
+            </w:r>
+            <w:r>
+              <w:rPr>
+                <w:rFonts w:eastAsia="Times New Roman"/>
+                <w:sz w:val="21"/>
+                <w:szCs w:val="21"/>
+              </w:rPr>
+              <w:t xml:space="preserve"> </w:t>
+            </w:r>
+          </w:p>
+        </w:tc>
+      </w:tr>
+      <w:tr>
+        <w:trPr>
+          <w:divId w:val="1473476626"/>
+        </w:trPr>
+        <w:tc>
+          <w:tcPr>
+            <w:tcW w:w="0" w:type="auto"/>
+            <w:tcBorders>
+              <w:top w:val="single" w:sz="6" w:space="0" w:color="D5D0C5"/>
+              <w:left w:val="single" w:sz="24" w:space="0" w:color="888888"/>
+              <w:bottom w:val="single" w:sz="8" w:space="0" w:color="ECE8DF"/>
+              <w:right w:val="single" w:sz="6" w:space="0" w:color="D5D0C5"/>
+            </w:tcBorders>
+            <w:shd w:val="clear" w:color="auto" w:fill="F7F5F1"/>
+            <w:tcMar>
+              <w:top w:w="120" w:type="dxa"/>
+              <w:left w:w="200" w:type="dxa"/>
+              <w:bottom w:w="120" w:type="dxa"/>
+              <w:right w:w="200" w:type="dxa"/>
+            </w:tcMar>
+            <w:hideMark/>
+          </w:tcPr>
+          <w:p>
+            <w:pPr>
+              <w:spacing w:before="200" w:after="200"/>
+              <w:divId w:val="353961268"/>
+              <w:rPr>
+                <w:rFonts w:eastAsia="Times New Roman"/>
+                <w:b/>
+                <w:bCs/>
+                <w:caps/>
+                <w:color w:val="555555"/>
+                <w:sz w:val="17"/>
+                <w:szCs w:val="17"/>
+              </w:rPr>
+            </w:pPr>
+            <w:r>
+              <w:rPr>
+                <w:rFonts w:eastAsia="Times New Roman"/>
+                <w:b/>
+                <w:bCs/>
+                <w:caps/>
+                <w:color w:val="555555"/>
+                <w:sz w:val="17"/>
+                <w:szCs w:val="17"/>
+              </w:rPr>
+              <w:t>De Aanvraag</w:t>
+            </w:r>
+          </w:p>
+          <w:p>
+            <w:pPr>
+              <w:spacing w:before="200" w:after="200"/>
+              <w:divId w:val="493372472"/>
+              <w:rPr>
+                <w:rFonts w:eastAsia="Times New Roman"/>
+                <w:color w:val="222222"/>
+                <w:sz w:val="20"/>
+                <w:szCs w:val="20"/>
+              </w:rPr>
+            </w:pPr>
+            <w:r>
+              <w:rPr>
+                <w:rFonts w:eastAsia="Times New Roman"/>
+                <w:color w:val="222222"/>
+                <w:sz w:val="20"/>
+                <w:szCs w:val="20"/>
+              </w:rPr>
+              <w:t>Een gehandicapte grensarbeider met geamputeerde tenen en blindheid aan één oog boekt een Wmo-regiotaxi vanuit Graauw naar Gent.</w:t>
+            </w:r>
+          </w:p>
+        </w:tc>
+      </w:tr>
+      <w:tr>
+        <w:trPr>
+          <w:divId w:val="1473476626"/>
+        </w:trPr>
+        <w:tc>
+          <w:tcPr>
+            <w:tcW w:w="0" w:type="auto"/>
+            <w:tcBorders>
+              <w:top w:val="single" w:sz="6" w:space="0" w:color="D5D0C5"/>
+              <w:left w:val="single" w:sz="24" w:space="0" w:color="1A3C6E"/>
+              <w:bottom w:val="single" w:sz="8" w:space="0" w:color="ECE8DF"/>
+              <w:right w:val="single" w:sz="6" w:space="0" w:color="D5D0C5"/>
+            </w:tcBorders>
+            <w:shd w:val="clear" w:color="auto" w:fill="F0F4F9"/>
+            <w:tcMar>
+              <w:top w:w="120" w:type="dxa"/>
+              <w:left w:w="200" w:type="dxa"/>
+              <w:bottom w:w="120" w:type="dxa"/>
+              <w:right w:w="200" w:type="dxa"/>
+            </w:tcMar>
+            <w:hideMark/>
+          </w:tcPr>
+          <w:p>
+            <w:pPr>
+              <w:spacing w:before="200" w:after="200"/>
+              <w:divId w:val="1008287748"/>
+              <w:rPr>
+                <w:rFonts w:eastAsia="Times New Roman"/>
+                <w:b/>
+                <w:bCs/>
+                <w:caps/>
+                <w:color w:val="1A3C6E"/>
+                <w:sz w:val="17"/>
+                <w:szCs w:val="17"/>
+              </w:rPr>
+            </w:pPr>
+            <w:r>
+              <w:rPr>
+                <w:rFonts w:eastAsia="Times New Roman"/>
+                <w:b/>
+                <w:bCs/>
+                <w:caps/>
+                <w:color w:val="1A3C6E"/>
+                <w:sz w:val="17"/>
+                <w:szCs w:val="17"/>
+              </w:rPr>
+              <w:t>Het Systeem</w:t>
+            </w:r>
+          </w:p>
+          <w:p>
+            <w:pPr>
+              <w:spacing w:before="200" w:after="200"/>
+              <w:divId w:val="1910067169"/>
+              <w:rPr>
+                <w:rFonts w:eastAsia="Times New Roman"/>
+                <w:color w:val="222222"/>
+                <w:sz w:val="20"/>
+                <w:szCs w:val="20"/>
+              </w:rPr>
+            </w:pPr>
+            <w:r>
+              <w:rPr>
+                <w:rFonts w:eastAsia="Times New Roman"/>
+                <w:color w:val="222222"/>
+                <w:sz w:val="20"/>
+                <w:szCs w:val="20"/>
+              </w:rPr>
+              <w:t>De rit naar de verplichte medische keuring van de Belgische overheid (FOD Sociale Zekerheid) in Gent wordt geweigerd wegens de "30-kilometerzone".</w:t>
+            </w:r>
+          </w:p>
+        </w:tc>
+      </w:tr>
+      <w:tr>
+        <w:trPr>
+          <w:divId w:val="1473476626"/>
+        </w:trPr>
+        <w:tc>
+          <w:tcPr>
+            <w:tcW w:w="0" w:type="auto"/>
+            <w:tcBorders>
+              <w:top w:val="single" w:sz="6" w:space="0" w:color="D5D0C5"/>
+              <w:left w:val="single" w:sz="24" w:space="0" w:color="C1440E"/>
+              <w:bottom w:val="single" w:sz="8" w:space="0" w:color="ECE8DF"/>
+              <w:right w:val="single" w:sz="6" w:space="0" w:color="D5D0C5"/>
+            </w:tcBorders>
+            <w:shd w:val="clear" w:color="auto" w:fill="FDF6EC"/>
+            <w:tcMar>
+              <w:top w:w="120" w:type="dxa"/>
+              <w:left w:w="200" w:type="dxa"/>
+              <w:bottom w:w="120" w:type="dxa"/>
+              <w:right w:w="200" w:type="dxa"/>
+            </w:tcMar>
+            <w:hideMark/>
+          </w:tcPr>
+          <w:p>
+            <w:pPr>
+              <w:spacing w:before="200" w:after="200"/>
+              <w:divId w:val="396442787"/>
+              <w:rPr>
+                <w:rFonts w:eastAsia="Times New Roman"/>
+                <w:b/>
+                <w:bCs/>
+                <w:caps/>
+                <w:color w:val="9A3408"/>
+                <w:sz w:val="17"/>
+                <w:szCs w:val="17"/>
+              </w:rPr>
+            </w:pPr>
+            <w:r>
+              <w:rPr>
+                <w:rFonts w:eastAsia="Times New Roman"/>
+                <w:b/>
+                <w:bCs/>
+                <w:caps/>
+                <w:color w:val="9A3408"/>
+                <w:sz w:val="17"/>
+                <w:szCs w:val="17"/>
+              </w:rPr>
+              <w:t>De Feitelijke Realiteit</w:t>
+            </w:r>
+          </w:p>
+          <w:p>
+            <w:pPr>
+              <w:spacing w:before="200" w:after="200"/>
+              <w:divId w:val="1270972226"/>
+              <w:rPr>
+                <w:rFonts w:eastAsia="Times New Roman"/>
+                <w:color w:val="222222"/>
+                <w:sz w:val="20"/>
+                <w:szCs w:val="20"/>
+              </w:rPr>
+            </w:pPr>
+            <w:r>
+              <w:rPr>
+                <w:rFonts w:eastAsia="Times New Roman"/>
+                <w:color w:val="222222"/>
+                <w:sz w:val="20"/>
+                <w:szCs w:val="20"/>
+              </w:rPr>
+              <w:t>Exact dezelfde afstand vanuit Graauw naar het Universitair Ziekenhuis in datzelfde Gent wordt door dezelfde centrale probleemloos gereden à € 19,65 per enkele reis. Een kilometer naar een ziekenhuisbed is administratief korter dan een kilometer naar een keuringsarts.</w:t>
+            </w:r>
+          </w:p>
+        </w:tc>
+      </w:tr>
+      <w:tr>
+        <w:trPr>
+          <w:divId w:val="1473476626"/>
+        </w:trPr>
+        <w:tc>
+          <w:tcPr>
+            <w:tcW w:w="0" w:type="auto"/>
+            <w:tcBorders>
+              <w:top w:val="single" w:sz="6" w:space="0" w:color="D5D0C5"/>
+              <w:left w:val="single" w:sz="6" w:space="0" w:color="D5D0C5"/>
+              <w:bottom w:val="single" w:sz="6" w:space="0" w:color="D5D0C5"/>
+              <w:right w:val="single" w:sz="6" w:space="0" w:color="D5D0C5"/>
+            </w:tcBorders>
+            <w:shd w:val="clear" w:color="auto" w:fill="FFFFFF"/>
+            <w:tcMar>
+              <w:top w:w="100" w:type="dxa"/>
+              <w:left w:w="200" w:type="dxa"/>
+              <w:bottom w:w="100" w:type="dxa"/>
+              <w:right w:w="200" w:type="dxa"/>
+            </w:tcMar>
+            <w:hideMark/>
+          </w:tcPr>
+          <w:p>
+            <w:pPr>
+              <w:spacing w:before="200" w:after="200"/>
+              <w:jc w:val="right"/>
+              <w:rPr>
+                <w:rFonts w:eastAsia="Times New Roman"/>
+                <w:b/>
+                <w:bCs/>
+                <w:color w:val="1A3C6E"/>
+                <w:sz w:val="18"/>
+                <w:szCs w:val="18"/>
+              </w:rPr>
+            </w:pPr>
+            <w:r>
+              <w:rPr>
+                <w:rFonts w:ascii="Segoe UI Emoji" w:eastAsia="Times New Roman" w:hAnsi="Segoe UI Emoji" w:cs="Segoe UI Emoji"/>
+                <w:b/>
+                <w:bCs/>
+                <w:color w:val="1A3C6E"/>
+                <w:sz w:val="18"/>
+                <w:szCs w:val="18"/>
+              </w:rPr>
+              <w:t>📄</w:t>
+            </w:r>
+            <w:r>
+              <w:rPr>
+                <w:rFonts w:eastAsia="Times New Roman"/>
+                <w:b/>
+                <w:bCs/>
+                <w:color w:val="1A3C6E"/>
+                <w:sz w:val="18"/>
+                <w:szCs w:val="18"/>
+              </w:rPr>
+              <w:t xml:space="preserve"> Doc B: Reizen door Zeeland (18-05-2026, Mail #19e3a632) </w:t>
+            </w:r>
+          </w:p>
+        </w:tc>
+      </w:tr>
+    </w:tbl>
+    <w:p>
+      <w:pPr>
+        <w:divId w:val="1473476626"/>
+        <w:rPr>
+          <w:rFonts w:eastAsia="Times New Roman"/>
+          <w:vanish/>
+          <w:lang w:val="nl-NL"/>
+        </w:rPr>
+      </w:pPr>
+    </w:p>
+    <w:tbl>
+      <w:tblPr>
+        <w:tblW w:w="5000" w:type="pct"/>
+        <w:tblBorders>
+          <w:top w:val="single" w:sz="8" w:space="0" w:color="D5D0C5"/>
+          <w:left w:val="single" w:sz="8" w:space="0" w:color="D5D0C5"/>
+          <w:bottom w:val="single" w:sz="8" w:space="0" w:color="D5D0C5"/>
+          <w:right w:val="single" w:sz="8" w:space="0" w:color="D5D0C5"/>
+        </w:tblBorders>
+        <w:tblCellMar>
+          <w:top w:w="15" w:type="dxa"/>
+          <w:left w:w="15" w:type="dxa"/>
+          <w:bottom w:w="15" w:type="dxa"/>
+          <w:right w:w="15" w:type="dxa"/>
+        </w:tblCellMar>
+        <w:tblLook w:val="04A0" w:firstRow="1" w:lastRow="0" w:firstColumn="1" w:lastColumn="0" w:noHBand="0" w:noVBand="1"/>
+      </w:tblPr>
+      <w:tblGrid>
+        <w:gridCol w:w="9056"/>
+      </w:tblGrid>
+      <w:tr>
+        <w:trPr>
+          <w:divId w:val="1473476626"/>
+        </w:trPr>
+        <w:tc>
+          <w:tcPr>
+            <w:tcW w:w="0" w:type="auto"/>
+            <w:tcBorders>
+              <w:top w:val="single" w:sz="6" w:space="0" w:color="D5D0C5"/>
+              <w:left w:val="single" w:sz="6" w:space="0" w:color="D5D0C5"/>
+              <w:bottom w:val="single" w:sz="8" w:space="0" w:color="D5D0C5"/>
+              <w:right w:val="single" w:sz="6" w:space="0" w:color="D5D0C5"/>
+            </w:tcBorders>
+            <w:shd w:val="clear" w:color="auto" w:fill="F4F1EA"/>
+            <w:tcMar>
+              <w:top w:w="160" w:type="dxa"/>
+              <w:left w:w="240" w:type="dxa"/>
+              <w:bottom w:w="160" w:type="dxa"/>
+              <w:right w:w="240" w:type="dxa"/>
+            </w:tcMar>
+            <w:hideMark/>
+          </w:tcPr>
+          <w:p>
+            <w:pPr>
+              <w:spacing w:before="200" w:after="200"/>
+              <w:rPr>
+                <w:rFonts w:eastAsia="Times New Roman"/>
+                <w:sz w:val="21"/>
+                <w:szCs w:val="21"/>
+              </w:rPr>
+            </w:pPr>
+            <w:r>
+              <w:rPr>
+                <w:rFonts w:ascii="Consolas" w:eastAsia="Times New Roman" w:hAnsi="Consolas"/>
+                <w:b/>
+                <w:bCs/>
+                <w:color w:val="8B1E1E"/>
+                <w:sz w:val="21"/>
+                <w:szCs w:val="21"/>
+                <w:shd w:val="clear" w:color="auto" w:fill="F7EDED"/>
+              </w:rPr>
+              <w:t> 05 </w:t>
+            </w:r>
+            <w:r>
+              <w:rPr>
+                <w:rFonts w:eastAsia="Times New Roman"/>
+                <w:sz w:val="21"/>
+                <w:szCs w:val="21"/>
+              </w:rPr>
+              <w:t xml:space="preserve">  </w:t>
+            </w:r>
+            <w:r>
+              <w:rPr>
+                <w:rStyle w:val="Zwaar"/>
+                <w:rFonts w:eastAsia="Times New Roman"/>
+                <w:color w:val="1A3C6E"/>
+              </w:rPr>
+              <w:t>De Wachtende Zenders</w:t>
+            </w:r>
+            <w:r>
+              <w:rPr>
+                <w:rFonts w:eastAsia="Times New Roman"/>
+                <w:sz w:val="21"/>
+                <w:szCs w:val="21"/>
+              </w:rPr>
+              <w:br/>
+            </w:r>
+            <w:r>
+              <w:rPr>
+                <w:rFonts w:eastAsia="Times New Roman"/>
+                <w:color w:val="555555"/>
+                <w:sz w:val="18"/>
+                <w:szCs w:val="18"/>
+              </w:rPr>
+              <w:t>RVA (BE) &amp; UWV (NL) • September / Oktober 2026</w:t>
+            </w:r>
+            <w:r>
+              <w:rPr>
+                <w:rFonts w:eastAsia="Times New Roman"/>
+                <w:sz w:val="21"/>
+                <w:szCs w:val="21"/>
+              </w:rPr>
+              <w:t xml:space="preserve"> </w:t>
+            </w:r>
+          </w:p>
+        </w:tc>
+      </w:tr>
+      <w:tr>
+        <w:trPr>
+          <w:divId w:val="1473476626"/>
+        </w:trPr>
+        <w:tc>
+          <w:tcPr>
+            <w:tcW w:w="0" w:type="auto"/>
+            <w:tcBorders>
+              <w:top w:val="single" w:sz="6" w:space="0" w:color="D5D0C5"/>
+              <w:left w:val="single" w:sz="24" w:space="0" w:color="888888"/>
+              <w:bottom w:val="single" w:sz="8" w:space="0" w:color="ECE8DF"/>
+              <w:right w:val="single" w:sz="6" w:space="0" w:color="D5D0C5"/>
+            </w:tcBorders>
+            <w:shd w:val="clear" w:color="auto" w:fill="F7F5F1"/>
+            <w:tcMar>
+              <w:top w:w="120" w:type="dxa"/>
+              <w:left w:w="200" w:type="dxa"/>
+              <w:bottom w:w="120" w:type="dxa"/>
+              <w:right w:w="200" w:type="dxa"/>
+            </w:tcMar>
+            <w:hideMark/>
+          </w:tcPr>
+          <w:p>
+            <w:pPr>
+              <w:spacing w:before="200" w:after="200"/>
+              <w:divId w:val="143013392"/>
+              <w:rPr>
+                <w:rFonts w:eastAsia="Times New Roman"/>
+                <w:b/>
+                <w:bCs/>
+                <w:caps/>
+                <w:color w:val="555555"/>
+                <w:sz w:val="17"/>
+                <w:szCs w:val="17"/>
+              </w:rPr>
+            </w:pPr>
+            <w:r>
+              <w:rPr>
+                <w:rFonts w:eastAsia="Times New Roman"/>
+                <w:b/>
+                <w:bCs/>
+                <w:caps/>
+                <w:color w:val="555555"/>
+                <w:sz w:val="17"/>
+                <w:szCs w:val="17"/>
+              </w:rPr>
+              <w:t>De Situatie</w:t>
+            </w:r>
+          </w:p>
+          <w:p>
+            <w:pPr>
+              <w:spacing w:before="200" w:after="200"/>
+              <w:divId w:val="457458401"/>
+              <w:rPr>
+                <w:rFonts w:eastAsia="Times New Roman"/>
+                <w:color w:val="222222"/>
+                <w:sz w:val="20"/>
+                <w:szCs w:val="20"/>
+              </w:rPr>
+            </w:pPr>
+            <w:r>
+              <w:rPr>
+                <w:rFonts w:eastAsia="Times New Roman"/>
+                <w:color w:val="222222"/>
+                <w:sz w:val="20"/>
+                <w:szCs w:val="20"/>
+              </w:rPr>
+              <w:t>Achttien maanden lang wacht het Nederlandse UWV op Belgische gegevens, en wacht België op Nederland.</w:t>
+            </w:r>
+          </w:p>
+        </w:tc>
+      </w:tr>
+      <w:tr>
+        <w:trPr>
+          <w:divId w:val="1473476626"/>
+        </w:trPr>
+        <w:tc>
+          <w:tcPr>
+            <w:tcW w:w="0" w:type="auto"/>
+            <w:tcBorders>
+              <w:top w:val="single" w:sz="6" w:space="0" w:color="D5D0C5"/>
+              <w:left w:val="single" w:sz="24" w:space="0" w:color="1A3C6E"/>
+              <w:bottom w:val="single" w:sz="8" w:space="0" w:color="ECE8DF"/>
+              <w:right w:val="single" w:sz="6" w:space="0" w:color="D5D0C5"/>
+            </w:tcBorders>
+            <w:shd w:val="clear" w:color="auto" w:fill="F0F4F9"/>
+            <w:tcMar>
+              <w:top w:w="120" w:type="dxa"/>
+              <w:left w:w="200" w:type="dxa"/>
+              <w:bottom w:w="120" w:type="dxa"/>
+              <w:right w:w="200" w:type="dxa"/>
+            </w:tcMar>
+            <w:hideMark/>
+          </w:tcPr>
+          <w:p>
+            <w:pPr>
+              <w:spacing w:before="200" w:after="200"/>
+              <w:divId w:val="1416514001"/>
+              <w:rPr>
+                <w:rFonts w:eastAsia="Times New Roman"/>
+                <w:b/>
+                <w:bCs/>
+                <w:caps/>
+                <w:color w:val="1A3C6E"/>
+                <w:sz w:val="17"/>
+                <w:szCs w:val="17"/>
+              </w:rPr>
+            </w:pPr>
+            <w:r>
+              <w:rPr>
+                <w:rFonts w:eastAsia="Times New Roman"/>
+                <w:b/>
+                <w:bCs/>
+                <w:caps/>
+                <w:color w:val="1A3C6E"/>
+                <w:sz w:val="17"/>
+                <w:szCs w:val="17"/>
+              </w:rPr>
+              <w:t>Het Systeem</w:t>
+            </w:r>
+          </w:p>
+          <w:p>
+            <w:pPr>
+              <w:spacing w:before="200" w:after="200"/>
+              <w:divId w:val="1886595719"/>
+              <w:rPr>
+                <w:rFonts w:eastAsia="Times New Roman"/>
+                <w:color w:val="222222"/>
+                <w:sz w:val="20"/>
+                <w:szCs w:val="20"/>
+              </w:rPr>
+            </w:pPr>
+            <w:r>
+              <w:rPr>
+                <w:rFonts w:eastAsia="Times New Roman"/>
+                <w:color w:val="222222"/>
+                <w:sz w:val="20"/>
+                <w:szCs w:val="20"/>
+              </w:rPr>
+              <w:t>RVA: "Elektronische uitwisseling gebeurt steeds op initiatief van de ontvangende partij (UWV)." • UWV: "Er zijn geen persoonsgegevens gedeeld met externe partijen."</w:t>
+            </w:r>
+          </w:p>
+        </w:tc>
+      </w:tr>
+      <w:tr>
+        <w:trPr>
+          <w:divId w:val="1473476626"/>
+        </w:trPr>
+        <w:tc>
+          <w:tcPr>
+            <w:tcW w:w="0" w:type="auto"/>
+            <w:tcBorders>
+              <w:top w:val="single" w:sz="6" w:space="0" w:color="D5D0C5"/>
+              <w:left w:val="single" w:sz="24" w:space="0" w:color="C1440E"/>
+              <w:bottom w:val="single" w:sz="8" w:space="0" w:color="ECE8DF"/>
+              <w:right w:val="single" w:sz="6" w:space="0" w:color="D5D0C5"/>
+            </w:tcBorders>
+            <w:shd w:val="clear" w:color="auto" w:fill="FDF6EC"/>
+            <w:tcMar>
+              <w:top w:w="120" w:type="dxa"/>
+              <w:left w:w="200" w:type="dxa"/>
+              <w:bottom w:w="120" w:type="dxa"/>
+              <w:right w:w="200" w:type="dxa"/>
+            </w:tcMar>
+            <w:hideMark/>
+          </w:tcPr>
+          <w:p>
+            <w:pPr>
+              <w:spacing w:before="200" w:after="200"/>
+              <w:divId w:val="482040995"/>
+              <w:rPr>
+                <w:rFonts w:eastAsia="Times New Roman"/>
+                <w:b/>
+                <w:bCs/>
+                <w:caps/>
+                <w:color w:val="9A3408"/>
+                <w:sz w:val="17"/>
+                <w:szCs w:val="17"/>
+              </w:rPr>
+            </w:pPr>
+            <w:r>
+              <w:rPr>
+                <w:rFonts w:eastAsia="Times New Roman"/>
+                <w:b/>
+                <w:bCs/>
+                <w:caps/>
+                <w:color w:val="9A3408"/>
+                <w:sz w:val="17"/>
+                <w:szCs w:val="17"/>
+              </w:rPr>
+              <w:t>De Feitelijke Realiteit</w:t>
+            </w:r>
+          </w:p>
+          <w:p>
+            <w:pPr>
+              <w:spacing w:before="200" w:after="200"/>
+              <w:divId w:val="2048488827"/>
+              <w:rPr>
+                <w:rFonts w:eastAsia="Times New Roman"/>
+                <w:color w:val="222222"/>
+                <w:sz w:val="20"/>
+                <w:szCs w:val="20"/>
+              </w:rPr>
+            </w:pPr>
+            <w:r>
+              <w:rPr>
+                <w:rFonts w:eastAsia="Times New Roman"/>
+                <w:color w:val="222222"/>
+                <w:sz w:val="20"/>
+                <w:szCs w:val="20"/>
+              </w:rPr>
+              <w:t>Twee oprichtende EU-lidstaten staren achttien maanden naar een lege digitale snelweg, terwijl de zieke burger met 700 gram papier op het postkantoor de enige datakabel vormt.</w:t>
+            </w:r>
+          </w:p>
+        </w:tc>
+      </w:tr>
+      <w:tr>
+        <w:trPr>
+          <w:divId w:val="1473476626"/>
+        </w:trPr>
+        <w:tc>
+          <w:tcPr>
+            <w:tcW w:w="0" w:type="auto"/>
+            <w:tcBorders>
+              <w:top w:val="single" w:sz="6" w:space="0" w:color="D5D0C5"/>
+              <w:left w:val="single" w:sz="6" w:space="0" w:color="D5D0C5"/>
+              <w:bottom w:val="single" w:sz="6" w:space="0" w:color="D5D0C5"/>
+              <w:right w:val="single" w:sz="6" w:space="0" w:color="D5D0C5"/>
+            </w:tcBorders>
+            <w:shd w:val="clear" w:color="auto" w:fill="FFFFFF"/>
+            <w:tcMar>
+              <w:top w:w="100" w:type="dxa"/>
+              <w:left w:w="200" w:type="dxa"/>
+              <w:bottom w:w="100" w:type="dxa"/>
+              <w:right w:w="200" w:type="dxa"/>
+            </w:tcMar>
+            <w:hideMark/>
+          </w:tcPr>
+          <w:p>
+            <w:pPr>
+              <w:spacing w:before="200" w:after="200"/>
+              <w:jc w:val="right"/>
+              <w:rPr>
+                <w:rFonts w:eastAsia="Times New Roman"/>
+                <w:b/>
+                <w:bCs/>
+                <w:color w:val="1A3C6E"/>
+                <w:sz w:val="18"/>
+                <w:szCs w:val="18"/>
+              </w:rPr>
+            </w:pPr>
+            <w:r>
+              <w:rPr>
+                <w:rFonts w:ascii="Segoe UI Emoji" w:eastAsia="Times New Roman" w:hAnsi="Segoe UI Emoji" w:cs="Segoe UI Emoji"/>
+                <w:b/>
+                <w:bCs/>
+                <w:color w:val="1A3C6E"/>
+                <w:sz w:val="18"/>
+                <w:szCs w:val="18"/>
+              </w:rPr>
+              <w:t>📄</w:t>
+            </w:r>
+            <w:r>
+              <w:rPr>
+                <w:rFonts w:eastAsia="Times New Roman"/>
+                <w:b/>
+                <w:bCs/>
+                <w:color w:val="1A3C6E"/>
+                <w:sz w:val="18"/>
+                <w:szCs w:val="18"/>
+              </w:rPr>
+              <w:t xml:space="preserve"> Doc B: RVA (#1a0ed170) &amp; UWV (Dossier 2026.10.0356) </w:t>
+            </w:r>
+          </w:p>
+        </w:tc>
+      </w:tr>
+    </w:tbl>
+    <w:p>
+      <w:pPr>
+        <w:pStyle w:val="marker"/>
         <w:ind w:left="800" w:right="800"/>
-        <w:divId w:val="1519152764"/>
-        <w:rPr>
-          <w:lang w:val="nl-NL"/>
-        </w:rPr>
-      </w:pPr>
-      <w:r>
-        <w:rPr>
-          <w:lang w:val="nl-NL"/>
-        </w:rPr>
-        <w:t>Dit hoofdstuk is daarmee geen afgesloten geschiedenis, maar een lopende forensische reconstructie. Eind november 2026, wanneer de verdagingstermijn van de Belastingdienst onherroepelijk is verstreken en de radiostilte van FOD Financiën juridisch is verzegeld, valt het doek over de laatste uitvluchten. Met de dan complete dataset van alle zestien instanties wordt dit dossier integraal neergelegd bij de Gegevensbeschermingsautoriteit (GBA) in Brussel en de Autoriteit Persoonsgegevens (AP) in Den Haag, als het</w:t>
-      </w:r>
-      <w:r>
-        <w:rPr>
-          <w:lang w:val="nl-NL"/>
-        </w:rPr>
-        <w:t xml:space="preserve"> ultieme bewijs van een haperende Unie waarin instanties elkaars gegevens weigeren in te lezen terwijl het gezin op het breukvlak bezwijkt.</w:t>
-      </w:r>
+        <w:divId w:val="508327725"/>
+        <w:rPr>
+          <w:lang w:val="nl-NL"/>
+        </w:rPr>
+      </w:pPr>
       <w:r>
         <w:br w:type="page"/>
       </w:r>
@@ -8025,13 +10032,13 @@
     <w:p>
       <w:pPr>
         <w:pStyle w:val="Kop2"/>
-        <w:divId w:val="1519152764"/>
+        <w:divId w:val="508327725"/>
         <w:rPr>
           <w:rFonts w:eastAsia="Times New Roman"/>
           <w:lang w:val="nl-NL"/>
         </w:rPr>
       </w:pPr>
-      <w:bookmarkStart w:id="14" w:name="_Toc243988547"/>
+      <w:bookmarkStart w:id="14" w:name="_Toc244298050"/>
       <w:r>
         <w:rPr>
           <w:rFonts w:eastAsia="Times New Roman"/>
@@ -8044,7 +10051,7 @@
     <w:p>
       <w:pPr>
         <w:pStyle w:val="Normaalweb"/>
-        <w:divId w:val="1519152764"/>
+        <w:divId w:val="508327725"/>
         <w:rPr>
           <w:lang w:val="nl-NL"/>
         </w:rPr>
@@ -8059,7 +10066,7 @@
     <w:p>
       <w:pPr>
         <w:pStyle w:val="Normaalweb"/>
-        <w:divId w:val="1519152764"/>
+        <w:divId w:val="508327725"/>
         <w:rPr>
           <w:lang w:val="nl-NL"/>
         </w:rPr>
@@ -8074,7 +10081,7 @@
     <w:p>
       <w:pPr>
         <w:pStyle w:val="Normaalweb"/>
-        <w:divId w:val="1519152764"/>
+        <w:divId w:val="508327725"/>
         <w:rPr>
           <w:lang w:val="nl-NL"/>
         </w:rPr>
@@ -8089,7 +10096,7 @@
     <w:p>
       <w:pPr>
         <w:pStyle w:val="Normaalweb"/>
-        <w:divId w:val="1519152764"/>
+        <w:divId w:val="508327725"/>
         <w:rPr>
           <w:lang w:val="nl-NL"/>
         </w:rPr>
@@ -8104,7 +10111,7 @@
     <w:p>
       <w:pPr>
         <w:pStyle w:val="Normaalweb"/>
-        <w:divId w:val="1519152764"/>
+        <w:divId w:val="508327725"/>
         <w:rPr>
           <w:lang w:val="nl-NL"/>
         </w:rPr>
@@ -8119,7 +10126,7 @@
     <w:p>
       <w:pPr>
         <w:pStyle w:val="Normaalweb"/>
-        <w:divId w:val="1519152764"/>
+        <w:divId w:val="508327725"/>
         <w:rPr>
           <w:lang w:val="nl-NL"/>
         </w:rPr>
@@ -8132,12 +10139,12 @@
       </w:r>
     </w:p>
     <w:sectPr>
-      <w:headerReference w:type="even" r:id="rId7"/>
-      <w:headerReference w:type="default" r:id="rId8"/>
-      <w:footerReference w:type="even" r:id="rId9"/>
-      <w:footerReference w:type="default" r:id="rId10"/>
-      <w:headerReference w:type="first" r:id="rId11"/>
-      <w:footerReference w:type="first" r:id="rId12"/>
+      <w:headerReference w:type="even" r:id="rId8"/>
+      <w:headerReference w:type="default" r:id="rId9"/>
+      <w:footerReference w:type="even" r:id="rId10"/>
+      <w:footerReference w:type="default" r:id="rId11"/>
+      <w:headerReference w:type="first" r:id="rId12"/>
+      <w:footerReference w:type="first" r:id="rId13"/>
       <w:pgSz w:w="11906" w:h="16838"/>
       <w:pgMar w:top="1417" w:right="1417" w:bottom="1417" w:left="1417" w:header="708" w:footer="708" w:gutter="0"/>
       <w:pgNumType w:start="1"/>
@@ -8274,7 +10281,7 @@
         <w:color w:val="808080"/>
         <w:sz w:val="18"/>
       </w:rPr>
-      <w:t>5</w:t>
+      <w:t>3</w:t>
     </w:r>
     <w:r>
       <w:rPr>
@@ -8366,7 +10373,7 @@
         <w:sz w:val="18"/>
       </w:rPr>
       <w:tab/>
-      <w:t>Laatst gewijzigd: 27 oktober 2026, 09:49</w:t>
+      <w:t>Laatst gewijzigd: 31 oktober 2026, 00:09</w:t>
     </w:r>
   </w:p>
 </w:hdr>
@@ -8385,9 +10392,9 @@
 <file path=word/numbering.xml><?xml version="1.0" encoding="utf-8"?>
 <w:numbering xmlns:wpc="http://schemas.microsoft.com/office/word/2010/wordprocessingCanvas" xmlns:cx="http://schemas.microsoft.com/office/drawing/2014/chartex" xmlns:cx1="http://schemas.microsoft.com/office/drawing/2015/9/8/chartex" xmlns:cx2="http://schemas.microsoft.com/office/drawing/2015/10/21/chartex" xmlns:cx3="http://schemas.microsoft.com/office/drawing/2016/5/9/chartex" xmlns:cx4="http://schemas.microsoft.com/office/drawing/2016/5/10/chartex" xmlns:cx5="http://schemas.microsoft.com/office/drawing/2016/5/11/chartex" xmlns:cx6="http://schemas.microsoft.com/office/drawing/2016/5/12/chartex" xmlns:cx7="http://schemas.microsoft.com/office/drawing/2016/5/13/chartex" xmlns:cx8="http://schemas.microsoft.com/office/drawing/2016/5/14/chartex" xmlns:mc="http://schemas.openxmlformats.org/markup-compatibility/2006" xmlns:aink="http://schemas.microsoft.com/office/drawing/2016/ink" xmlns:am3d="http://schemas.microsoft.com/office/drawing/2017/model3d" xmlns:o="urn:schemas-microsoft-com:office:office" xmlns:oel="http://schemas.microsoft.com/office/2019/extlst" xmlns:r="http://schemas.openxmlformats.org/officeDocument/2006/relationships" xmlns:m="http://schemas.openxmlformats.org/officeDocument/2006/math" xmlns:v="urn:schemas-microsoft-com:vml" xmlns:wp14="http://schemas.microsoft.com/office/word/2010/wordprocessingDrawing" xmlns:wp="http://schemas.openxmlformats.org/drawingml/2006/wordprocessingDrawing" xmlns:w10="urn:schemas-microsoft-com:office:word" xmlns:w="http://schemas.openxmlformats.org/wordprocessingml/2006/main" xmlns:w14="http://schemas.microsoft.com/office/word/2010/wordml" xmlns:w15="http://schemas.microsoft.com/office/word/2012/wordml" xmlns:w16cex="http://schemas.microsoft.com/office/word/2018/wordml/cex" xmlns:w16cid="http://schemas.microsoft.com/office/word/2016/wordml/cid" xmlns:w16="http://schemas.microsoft.com/office/word/2018/wordml" xmlns:w16sdtdh="http://schemas.microsoft.com/office/word/2020/wordml/sdtdatahash" xmlns:w16se="http://schemas.microsoft.com/office/word/2015/wordml/symex" xmlns:wpg="http://schemas.microsoft.com/office/word/2010/wordprocessingGroup" xmlns:wpi="http://schemas.microsoft.com/office/word/2010/wordprocessingInk" xmlns:wne="http://schemas.microsoft.com/office/word/2006/wordml" xmlns:wps="http://schemas.microsoft.com/office/word/2010/wordprocessingShape" mc:Ignorable="w14 w15 w16se w16cid w16 w16cex w16sdtdh wp14">
   <w:abstractNum w:abstractNumId="0" w15:restartNumberingAfterBreak="0">
-    <w:nsid w:val="0B4C01B4"/>
+    <w:nsid w:val="4DB02CEA"/>
     <w:multiLevelType w:val="multilevel"/>
-    <w:tmpl w:val="2F6A80D8"/>
+    <w:tmpl w:val="AFCA8D82"/>
     <w:lvl w:ilvl="0">
       <w:start w:val="1"/>
       <w:numFmt w:val="bullet"/>
@@ -8534,9 +10541,9 @@
     </w:lvl>
   </w:abstractNum>
   <w:abstractNum w:abstractNumId="1" w15:restartNumberingAfterBreak="0">
-    <w:nsid w:val="3D647755"/>
+    <w:nsid w:val="7D7C62F2"/>
     <w:multiLevelType w:val="multilevel"/>
-    <w:tmpl w:val="774E5954"/>
+    <w:tmpl w:val="49B636B0"/>
     <w:lvl w:ilvl="0">
       <w:start w:val="1"/>
       <w:numFmt w:val="bullet"/>
@@ -8682,11 +10689,11 @@
       </w:rPr>
     </w:lvl>
   </w:abstractNum>
-  <w:num w:numId="1" w16cid:durableId="751389813">
+  <w:num w:numId="1" w16cid:durableId="762071449">
+    <w:abstractNumId w:val="0"/>
+  </w:num>
+  <w:num w:numId="2" w16cid:durableId="839778910">
     <w:abstractNumId w:val="1"/>
-  </w:num>
-  <w:num w:numId="2" w16cid:durableId="555699774">
-    <w:abstractNumId w:val="0"/>
   </w:num>
 </w:numbering>
 </file>
@@ -9975,6 +11982,655 @@
       <w:color w:val="444444"/>
     </w:rPr>
   </w:style>
+  <w:style w:type="paragraph" w:customStyle="1" w:styleId="d0-intermezzo">
+    <w:name w:val="d0-intermezzo"/>
+    <w:basedOn w:val="Standaard"/>
+    <w:pPr>
+      <w:pBdr>
+        <w:top w:val="single" w:sz="6" w:space="0" w:color="D5D0C5"/>
+        <w:left w:val="single" w:sz="6" w:space="0" w:color="D5D0C5"/>
+        <w:bottom w:val="single" w:sz="6" w:space="0" w:color="D5D0C5"/>
+        <w:right w:val="single" w:sz="6" w:space="0" w:color="D5D0C5"/>
+      </w:pBdr>
+      <w:shd w:val="clear" w:color="auto" w:fill="F7F5F1"/>
+      <w:spacing w:before="320" w:after="440"/>
+    </w:pPr>
+  </w:style>
+  <w:style w:type="paragraph" w:customStyle="1" w:styleId="d0-im-head">
+    <w:name w:val="d0-im-head"/>
+    <w:basedOn w:val="Standaard"/>
+    <w:pPr>
+      <w:pBdr>
+        <w:bottom w:val="single" w:sz="6" w:space="0" w:color="D5D0C5"/>
+      </w:pBdr>
+      <w:shd w:val="clear" w:color="auto" w:fill="EFEAE1"/>
+      <w:spacing w:before="100" w:beforeAutospacing="1" w:after="100" w:afterAutospacing="1"/>
+    </w:pPr>
+    <w:rPr>
+      <w:b/>
+      <w:bCs/>
+      <w:caps/>
+      <w:spacing w:val="8"/>
+      <w:sz w:val="18"/>
+      <w:szCs w:val="18"/>
+    </w:rPr>
+  </w:style>
+  <w:style w:type="paragraph" w:customStyle="1" w:styleId="d0-im-h-left">
+    <w:name w:val="d0-im-h-left"/>
+    <w:basedOn w:val="Standaard"/>
+    <w:pPr>
+      <w:pBdr>
+        <w:left w:val="single" w:sz="24" w:space="12" w:color="0D7377"/>
+      </w:pBdr>
+      <w:spacing w:before="100" w:beforeAutospacing="1" w:after="100" w:afterAutospacing="1"/>
+    </w:pPr>
+    <w:rPr>
+      <w:color w:val="0D7377"/>
+    </w:rPr>
+  </w:style>
+  <w:style w:type="paragraph" w:customStyle="1" w:styleId="d0-im-h-mid">
+    <w:name w:val="d0-im-h-mid"/>
+    <w:basedOn w:val="Standaard"/>
+    <w:pPr>
+      <w:spacing w:before="100" w:beforeAutospacing="1" w:after="100" w:afterAutospacing="1"/>
+      <w:jc w:val="center"/>
+    </w:pPr>
+    <w:rPr>
+      <w:color w:val="666666"/>
+    </w:rPr>
+  </w:style>
+  <w:style w:type="paragraph" w:customStyle="1" w:styleId="d0-im-h-right">
+    <w:name w:val="d0-im-h-right"/>
+    <w:basedOn w:val="Standaard"/>
+    <w:pPr>
+      <w:pBdr>
+        <w:right w:val="single" w:sz="24" w:space="12" w:color="8B1E1E"/>
+      </w:pBdr>
+      <w:spacing w:before="100" w:beforeAutospacing="1" w:after="100" w:afterAutospacing="1"/>
+      <w:jc w:val="right"/>
+    </w:pPr>
+    <w:rPr>
+      <w:color w:val="8B1E1E"/>
+    </w:rPr>
+  </w:style>
+  <w:style w:type="paragraph" w:customStyle="1" w:styleId="d0-im-body">
+    <w:name w:val="d0-im-body"/>
+    <w:basedOn w:val="Standaard"/>
+    <w:pPr>
+      <w:spacing w:before="100" w:beforeAutospacing="1" w:after="100" w:afterAutospacing="1"/>
+    </w:pPr>
+  </w:style>
+  <w:style w:type="paragraph" w:customStyle="1" w:styleId="d0-year-badge">
+    <w:name w:val="d0-year-badge"/>
+    <w:basedOn w:val="Standaard"/>
+    <w:pPr>
+      <w:pBdr>
+        <w:top w:val="single" w:sz="6" w:space="5" w:color="1A3C6E"/>
+        <w:left w:val="single" w:sz="6" w:space="6" w:color="1A3C6E"/>
+        <w:bottom w:val="single" w:sz="6" w:space="5" w:color="1A3C6E"/>
+        <w:right w:val="single" w:sz="6" w:space="6" w:color="1A3C6E"/>
+      </w:pBdr>
+      <w:shd w:val="clear" w:color="auto" w:fill="FFFFFF"/>
+      <w:spacing w:before="100" w:beforeAutospacing="1" w:after="100" w:afterAutospacing="1"/>
+      <w:jc w:val="center"/>
+    </w:pPr>
+    <w:rPr>
+      <w:b/>
+      <w:bCs/>
+      <w:color w:val="1A3C6E"/>
+      <w:sz w:val="17"/>
+      <w:szCs w:val="17"/>
+    </w:rPr>
+  </w:style>
+  <w:style w:type="paragraph" w:customStyle="1" w:styleId="d0-cell-ring">
+    <w:name w:val="d0-cell-ring"/>
+    <w:basedOn w:val="Standaard"/>
+    <w:pPr>
+      <w:spacing w:before="100" w:beforeAutospacing="1" w:after="100" w:afterAutospacing="1"/>
+    </w:pPr>
+  </w:style>
+  <w:style w:type="paragraph" w:customStyle="1" w:styleId="d0-ring-core">
+    <w:name w:val="d0-ring-core"/>
+    <w:basedOn w:val="Standaard"/>
+    <w:pPr>
+      <w:pBdr>
+        <w:top w:val="single" w:sz="8" w:space="5" w:color="0D7377"/>
+        <w:left w:val="single" w:sz="8" w:space="8" w:color="0D7377"/>
+        <w:bottom w:val="single" w:sz="8" w:space="5" w:color="0D7377"/>
+        <w:right w:val="single" w:sz="8" w:space="8" w:color="0D7377"/>
+      </w:pBdr>
+      <w:shd w:val="clear" w:color="auto" w:fill="FFFFFF"/>
+      <w:spacing w:before="100" w:beforeAutospacing="1" w:after="100" w:afterAutospacing="1"/>
+    </w:pPr>
+  </w:style>
+  <w:style w:type="paragraph" w:customStyle="1" w:styleId="d0-fb-chip">
+    <w:name w:val="d0-fb-chip"/>
+    <w:basedOn w:val="Standaard"/>
+    <w:pPr>
+      <w:pBdr>
+        <w:top w:val="single" w:sz="6" w:space="2" w:color="D5D0C5"/>
+        <w:left w:val="single" w:sz="6" w:space="6" w:color="D5D0C5"/>
+        <w:bottom w:val="single" w:sz="6" w:space="2" w:color="D5D0C5"/>
+        <w:right w:val="single" w:sz="6" w:space="6" w:color="D5D0C5"/>
+      </w:pBdr>
+      <w:shd w:val="clear" w:color="auto" w:fill="FFFFFF"/>
+      <w:spacing w:before="100" w:beforeAutospacing="1" w:after="100" w:afterAutospacing="1"/>
+    </w:pPr>
+  </w:style>
+  <w:style w:type="paragraph" w:customStyle="1" w:styleId="d0-fb-txt">
+    <w:name w:val="d0-fb-txt"/>
+    <w:basedOn w:val="Standaard"/>
+    <w:pPr>
+      <w:spacing w:before="100" w:beforeAutospacing="1" w:after="100" w:afterAutospacing="1"/>
+    </w:pPr>
+  </w:style>
+  <w:style w:type="paragraph" w:customStyle="1" w:styleId="d0-fb-lbl">
+    <w:name w:val="d0-fb-lbl"/>
+    <w:basedOn w:val="Standaard"/>
+    <w:pPr>
+      <w:spacing w:before="100" w:beforeAutospacing="1" w:after="100" w:afterAutospacing="1"/>
+    </w:pPr>
+    <w:rPr>
+      <w:b/>
+      <w:bCs/>
+      <w:color w:val="1F2421"/>
+      <w:sz w:val="17"/>
+      <w:szCs w:val="17"/>
+    </w:rPr>
+  </w:style>
+  <w:style w:type="paragraph" w:customStyle="1" w:styleId="d0-fb-sub">
+    <w:name w:val="d0-fb-sub"/>
+    <w:basedOn w:val="Standaard"/>
+    <w:pPr>
+      <w:spacing w:before="100" w:beforeAutospacing="1" w:after="100" w:afterAutospacing="1"/>
+    </w:pPr>
+    <w:rPr>
+      <w:color w:val="666666"/>
+      <w:sz w:val="14"/>
+      <w:szCs w:val="14"/>
+    </w:rPr>
+  </w:style>
+  <w:style w:type="paragraph" w:customStyle="1" w:styleId="d0-mut-tag">
+    <w:name w:val="d0-mut-tag"/>
+    <w:basedOn w:val="Standaard"/>
+    <w:pPr>
+      <w:pBdr>
+        <w:top w:val="single" w:sz="6" w:space="2" w:color="E6A817"/>
+        <w:left w:val="single" w:sz="6" w:space="5" w:color="E6A817"/>
+        <w:bottom w:val="single" w:sz="6" w:space="2" w:color="E6A817"/>
+        <w:right w:val="single" w:sz="6" w:space="5" w:color="E6A817"/>
+      </w:pBdr>
+      <w:shd w:val="clear" w:color="auto" w:fill="FFF8E1"/>
+      <w:spacing w:before="100" w:beforeAutospacing="1" w:after="100" w:afterAutospacing="1"/>
+    </w:pPr>
+    <w:rPr>
+      <w:b/>
+      <w:bCs/>
+      <w:color w:val="795500"/>
+      <w:sz w:val="15"/>
+      <w:szCs w:val="15"/>
+    </w:rPr>
+  </w:style>
+  <w:style w:type="paragraph" w:customStyle="1" w:styleId="d0-paper-col">
+    <w:name w:val="d0-paper-col"/>
+    <w:basedOn w:val="Standaard"/>
+    <w:pPr>
+      <w:spacing w:before="100" w:beforeAutospacing="1" w:after="100" w:afterAutospacing="1"/>
+    </w:pPr>
+  </w:style>
+  <w:style w:type="paragraph" w:customStyle="1" w:styleId="d0-rep-card">
+    <w:name w:val="d0-rep-card"/>
+    <w:basedOn w:val="Standaard"/>
+    <w:pPr>
+      <w:spacing w:before="100" w:beforeAutospacing="1" w:after="100" w:afterAutospacing="1"/>
+    </w:pPr>
+    <w:rPr>
+      <w:rFonts w:ascii="Consolas" w:hAnsi="Consolas"/>
+    </w:rPr>
+  </w:style>
+  <w:style w:type="paragraph" w:customStyle="1" w:styleId="d0-rep-be-id">
+    <w:name w:val="d0-rep-be-id"/>
+    <w:basedOn w:val="Standaard"/>
+    <w:pPr>
+      <w:pBdr>
+        <w:top w:val="single" w:sz="6" w:space="0" w:color="5FA883"/>
+        <w:left w:val="single" w:sz="6" w:space="0" w:color="5FA883"/>
+        <w:bottom w:val="single" w:sz="6" w:space="0" w:color="5FA883"/>
+        <w:right w:val="single" w:sz="6" w:space="0" w:color="5FA883"/>
+      </w:pBdr>
+      <w:spacing w:before="100" w:beforeAutospacing="1" w:after="100" w:afterAutospacing="1"/>
+    </w:pPr>
+    <w:rPr>
+      <w:color w:val="0F291E"/>
+    </w:rPr>
+  </w:style>
+  <w:style w:type="paragraph" w:customStyle="1" w:styleId="d0-rep-be-vreemd">
+    <w:name w:val="d0-rep-be-vreemd"/>
+    <w:basedOn w:val="Standaard"/>
+    <w:pPr>
+      <w:pBdr>
+        <w:top w:val="single" w:sz="6" w:space="0" w:color="0369A1"/>
+        <w:left w:val="single" w:sz="6" w:space="0" w:color="0369A1"/>
+        <w:bottom w:val="single" w:sz="6" w:space="0" w:color="0369A1"/>
+        <w:right w:val="single" w:sz="6" w:space="0" w:color="0369A1"/>
+      </w:pBdr>
+      <w:spacing w:before="100" w:beforeAutospacing="1" w:after="100" w:afterAutospacing="1"/>
+    </w:pPr>
+    <w:rPr>
+      <w:color w:val="082F49"/>
+    </w:rPr>
+  </w:style>
+  <w:style w:type="paragraph" w:customStyle="1" w:styleId="d0-rep-nl-rbw">
+    <w:name w:val="d0-rep-nl-rbw"/>
+    <w:basedOn w:val="Standaard"/>
+    <w:pPr>
+      <w:pBdr>
+        <w:top w:val="single" w:sz="6" w:space="0" w:color="D47A96"/>
+        <w:left w:val="single" w:sz="6" w:space="0" w:color="D47A96"/>
+        <w:bottom w:val="single" w:sz="6" w:space="0" w:color="D47A96"/>
+        <w:right w:val="single" w:sz="6" w:space="0" w:color="D47A96"/>
+      </w:pBdr>
+      <w:spacing w:before="100" w:beforeAutospacing="1" w:after="100" w:afterAutospacing="1"/>
+    </w:pPr>
+    <w:rPr>
+      <w:color w:val="3B0D1D"/>
+    </w:rPr>
+  </w:style>
+  <w:style w:type="paragraph" w:customStyle="1" w:styleId="d0-rep-be-rbw">
+    <w:name w:val="d0-rep-be-rbw"/>
+    <w:basedOn w:val="Standaard"/>
+    <w:pPr>
+      <w:pBdr>
+        <w:top w:val="single" w:sz="6" w:space="0" w:color="B85D74"/>
+        <w:left w:val="single" w:sz="6" w:space="0" w:color="B85D74"/>
+        <w:bottom w:val="single" w:sz="6" w:space="0" w:color="B85D74"/>
+        <w:right w:val="single" w:sz="6" w:space="0" w:color="B85D74"/>
+      </w:pBdr>
+      <w:spacing w:before="100" w:beforeAutospacing="1" w:after="100" w:afterAutospacing="1"/>
+    </w:pPr>
+    <w:rPr>
+      <w:color w:val="2E0812"/>
+    </w:rPr>
+  </w:style>
+  <w:style w:type="paragraph" w:customStyle="1" w:styleId="d0-rep-it-doc">
+    <w:name w:val="d0-rep-it-doc"/>
+    <w:basedOn w:val="Standaard"/>
+    <w:pPr>
+      <w:pBdr>
+        <w:top w:val="single" w:sz="6" w:space="0" w:color="6C9178"/>
+        <w:left w:val="single" w:sz="6" w:space="0" w:color="6C9178"/>
+        <w:bottom w:val="single" w:sz="6" w:space="0" w:color="6C9178"/>
+        <w:right w:val="single" w:sz="6" w:space="0" w:color="6C9178"/>
+      </w:pBdr>
+      <w:spacing w:before="100" w:beforeAutospacing="1" w:after="100" w:afterAutospacing="1"/>
+    </w:pPr>
+    <w:rPr>
+      <w:color w:val="122618"/>
+    </w:rPr>
+  </w:style>
+  <w:style w:type="paragraph" w:customStyle="1" w:styleId="d0-rep-fr-doc">
+    <w:name w:val="d0-rep-fr-doc"/>
+    <w:basedOn w:val="Standaard"/>
+    <w:pPr>
+      <w:pBdr>
+        <w:top w:val="single" w:sz="6" w:space="0" w:color="668FBE"/>
+        <w:left w:val="single" w:sz="6" w:space="0" w:color="668FBE"/>
+        <w:bottom w:val="single" w:sz="6" w:space="0" w:color="668FBE"/>
+        <w:right w:val="single" w:sz="6" w:space="0" w:color="668FBE"/>
+      </w:pBdr>
+      <w:spacing w:before="100" w:beforeAutospacing="1" w:after="100" w:afterAutospacing="1"/>
+    </w:pPr>
+    <w:rPr>
+      <w:color w:val="0E1E33"/>
+    </w:rPr>
+  </w:style>
+  <w:style w:type="paragraph" w:customStyle="1" w:styleId="d0-rc-top">
+    <w:name w:val="d0-rc-top"/>
+    <w:basedOn w:val="Standaard"/>
+    <w:pPr>
+      <w:spacing w:before="100" w:beforeAutospacing="1" w:after="100" w:afterAutospacing="1"/>
+    </w:pPr>
+  </w:style>
+  <w:style w:type="paragraph" w:customStyle="1" w:styleId="d0-eu-corner">
+    <w:name w:val="d0-eu-corner"/>
+    <w:basedOn w:val="Standaard"/>
+    <w:pPr>
+      <w:shd w:val="clear" w:color="auto" w:fill="003399"/>
+      <w:spacing w:before="100" w:beforeAutospacing="1" w:after="100" w:afterAutospacing="1"/>
+    </w:pPr>
+  </w:style>
+  <w:style w:type="paragraph" w:customStyle="1" w:styleId="d0-eu-code">
+    <w:name w:val="d0-eu-code"/>
+    <w:basedOn w:val="Standaard"/>
+    <w:pPr>
+      <w:spacing w:before="100" w:beforeAutospacing="1" w:after="100" w:afterAutospacing="1"/>
+    </w:pPr>
+    <w:rPr>
+      <w:b/>
+      <w:bCs/>
+      <w:color w:val="FFFFFF"/>
+      <w:sz w:val="14"/>
+      <w:szCs w:val="14"/>
+    </w:rPr>
+  </w:style>
+  <w:style w:type="paragraph" w:customStyle="1" w:styleId="d0-rc-type">
+    <w:name w:val="d0-rc-type"/>
+    <w:basedOn w:val="Standaard"/>
+    <w:pPr>
+      <w:spacing w:before="100" w:beforeAutospacing="1" w:after="100" w:afterAutospacing="1"/>
+      <w:jc w:val="right"/>
+    </w:pPr>
+    <w:rPr>
+      <w:b/>
+      <w:bCs/>
+      <w:caps/>
+      <w:sz w:val="12"/>
+      <w:szCs w:val="12"/>
+    </w:rPr>
+  </w:style>
+  <w:style w:type="paragraph" w:customStyle="1" w:styleId="d0-rc-chip">
+    <w:name w:val="d0-rc-chip"/>
+    <w:basedOn w:val="Standaard"/>
+    <w:pPr>
+      <w:spacing w:before="100" w:beforeAutospacing="1" w:after="100" w:afterAutospacing="1"/>
+    </w:pPr>
+  </w:style>
+  <w:style w:type="paragraph" w:customStyle="1" w:styleId="d0-rc-sub">
+    <w:name w:val="d0-rc-sub"/>
+    <w:basedOn w:val="Standaard"/>
+    <w:pPr>
+      <w:spacing w:before="100" w:beforeAutospacing="1" w:after="100" w:afterAutospacing="1"/>
+    </w:pPr>
+    <w:rPr>
+      <w:b/>
+      <w:bCs/>
+      <w:sz w:val="13"/>
+      <w:szCs w:val="13"/>
+    </w:rPr>
+  </w:style>
+  <w:style w:type="paragraph" w:customStyle="1" w:styleId="d0-bar">
+    <w:name w:val="d0-bar"/>
+    <w:basedOn w:val="Standaard"/>
+    <w:pPr>
+      <w:spacing w:before="100" w:beforeAutospacing="1" w:after="100" w:afterAutospacing="1"/>
+    </w:pPr>
+  </w:style>
+  <w:style w:type="paragraph" w:customStyle="1" w:styleId="d0-b-lg">
+    <w:name w:val="d0-b-lg"/>
+    <w:basedOn w:val="Standaard"/>
+    <w:pPr>
+      <w:spacing w:before="100" w:beforeAutospacing="1" w:after="100" w:afterAutospacing="1"/>
+    </w:pPr>
+  </w:style>
+  <w:style w:type="paragraph" w:customStyle="1" w:styleId="d0-b-sm">
+    <w:name w:val="d0-b-sm"/>
+    <w:basedOn w:val="Standaard"/>
+    <w:pPr>
+      <w:spacing w:before="100" w:beforeAutospacing="1" w:after="100" w:afterAutospacing="1"/>
+    </w:pPr>
+  </w:style>
+  <w:style w:type="paragraph" w:customStyle="1" w:styleId="d0-rc-bot">
+    <w:name w:val="d0-rc-bot"/>
+    <w:basedOn w:val="Standaard"/>
+    <w:pPr>
+      <w:spacing w:before="100" w:beforeAutospacing="1" w:after="100" w:afterAutospacing="1"/>
+    </w:pPr>
+    <w:rPr>
+      <w:b/>
+      <w:bCs/>
+      <w:sz w:val="15"/>
+      <w:szCs w:val="15"/>
+    </w:rPr>
+  </w:style>
+  <w:style w:type="paragraph" w:customStyle="1" w:styleId="d0-law-pill">
+    <w:name w:val="d0-law-pill"/>
+    <w:basedOn w:val="Standaard"/>
+    <w:pPr>
+      <w:pBdr>
+        <w:top w:val="single" w:sz="6" w:space="3" w:color="D9A7A7"/>
+        <w:left w:val="single" w:sz="6" w:space="8" w:color="D9A7A7"/>
+        <w:bottom w:val="single" w:sz="6" w:space="3" w:color="D9A7A7"/>
+        <w:right w:val="single" w:sz="6" w:space="8" w:color="D9A7A7"/>
+      </w:pBdr>
+      <w:shd w:val="clear" w:color="auto" w:fill="F7EDED"/>
+      <w:spacing w:before="100" w:beforeAutospacing="1" w:after="100" w:afterAutospacing="1"/>
+      <w:jc w:val="center"/>
+    </w:pPr>
+    <w:rPr>
+      <w:b/>
+      <w:bCs/>
+      <w:color w:val="8B1E1E"/>
+      <w:sz w:val="16"/>
+      <w:szCs w:val="16"/>
+    </w:rPr>
+  </w:style>
+  <w:style w:type="paragraph" w:customStyle="1" w:styleId="d0-irony-pill">
+    <w:name w:val="d0-irony-pill"/>
+    <w:basedOn w:val="Standaard"/>
+    <w:pPr>
+      <w:pBdr>
+        <w:top w:val="dashed" w:sz="6" w:space="4" w:color="D97706"/>
+        <w:left w:val="dashed" w:sz="6" w:space="8" w:color="D97706"/>
+        <w:bottom w:val="dashed" w:sz="6" w:space="4" w:color="D97706"/>
+        <w:right w:val="dashed" w:sz="6" w:space="8" w:color="D97706"/>
+      </w:pBdr>
+      <w:shd w:val="clear" w:color="auto" w:fill="FFF8E1"/>
+      <w:spacing w:before="100" w:beforeAutospacing="1" w:after="100" w:afterAutospacing="1"/>
+      <w:jc w:val="center"/>
+    </w:pPr>
+    <w:rPr>
+      <w:b/>
+      <w:bCs/>
+      <w:color w:val="795500"/>
+      <w:sz w:val="16"/>
+      <w:szCs w:val="16"/>
+    </w:rPr>
+  </w:style>
+  <w:style w:type="paragraph" w:customStyle="1" w:styleId="d0-kids-clou">
+    <w:name w:val="d0-kids-clou"/>
+    <w:basedOn w:val="Standaard"/>
+    <w:pPr>
+      <w:spacing w:before="100" w:beforeAutospacing="1" w:after="100" w:afterAutospacing="1"/>
+    </w:pPr>
+  </w:style>
+  <w:style w:type="paragraph" w:customStyle="1" w:styleId="d0-photo-sil">
+    <w:name w:val="d0-photo-sil"/>
+    <w:basedOn w:val="Standaard"/>
+    <w:pPr>
+      <w:spacing w:before="100" w:beforeAutospacing="1" w:after="100" w:afterAutospacing="1"/>
+    </w:pPr>
+  </w:style>
+  <w:style w:type="paragraph" w:customStyle="1" w:styleId="d0-kids-fields">
+    <w:name w:val="d0-kids-fields"/>
+    <w:basedOn w:val="Standaard"/>
+    <w:pPr>
+      <w:spacing w:before="100" w:beforeAutospacing="1" w:after="100" w:afterAutospacing="1"/>
+    </w:pPr>
+    <w:rPr>
+      <w:rFonts w:ascii="Consolas" w:hAnsi="Consolas"/>
+      <w:b/>
+      <w:bCs/>
+      <w:sz w:val="15"/>
+      <w:szCs w:val="15"/>
+    </w:rPr>
+  </w:style>
+  <w:style w:type="paragraph" w:customStyle="1" w:styleId="d0-nat-circle">
+    <w:name w:val="d0-nat-circle"/>
+    <w:basedOn w:val="Standaard"/>
+    <w:pPr>
+      <w:pBdr>
+        <w:top w:val="single" w:sz="12" w:space="2" w:color="DC2626"/>
+        <w:left w:val="single" w:sz="12" w:space="9" w:color="DC2626"/>
+        <w:bottom w:val="single" w:sz="12" w:space="2" w:color="DC2626"/>
+        <w:right w:val="single" w:sz="12" w:space="9" w:color="DC2626"/>
+      </w:pBdr>
+      <w:spacing w:before="100" w:beforeAutospacing="1" w:after="100" w:afterAutospacing="1"/>
+    </w:pPr>
+    <w:rPr>
+      <w:b/>
+      <w:bCs/>
+      <w:color w:val="7F1D1D"/>
+      <w:sz w:val="19"/>
+      <w:szCs w:val="19"/>
+    </w:rPr>
+  </w:style>
+  <w:style w:type="paragraph" w:customStyle="1" w:styleId="d0-paradoxen-sectie">
+    <w:name w:val="d0-paradoxen-sectie"/>
+    <w:basedOn w:val="Standaard"/>
+    <w:pPr>
+      <w:pBdr>
+        <w:top w:val="single" w:sz="12" w:space="14" w:color="8B1E1E"/>
+      </w:pBdr>
+      <w:spacing w:before="560" w:after="400"/>
+    </w:pPr>
+  </w:style>
+  <w:style w:type="paragraph" w:customStyle="1" w:styleId="d0-paradoxen-grid">
+    <w:name w:val="d0-paradoxen-grid"/>
+    <w:basedOn w:val="Standaard"/>
+    <w:pPr>
+      <w:spacing w:before="280" w:after="100" w:afterAutospacing="1"/>
+    </w:pPr>
+  </w:style>
+  <w:style w:type="paragraph" w:customStyle="1" w:styleId="d0-paradox-card">
+    <w:name w:val="d0-paradox-card"/>
+    <w:basedOn w:val="Standaard"/>
+    <w:pPr>
+      <w:pBdr>
+        <w:top w:val="single" w:sz="6" w:space="14" w:color="D5D0C5"/>
+        <w:left w:val="single" w:sz="6" w:space="16" w:color="D5D0C5"/>
+        <w:bottom w:val="single" w:sz="6" w:space="14" w:color="D5D0C5"/>
+        <w:right w:val="single" w:sz="6" w:space="16" w:color="D5D0C5"/>
+      </w:pBdr>
+      <w:shd w:val="clear" w:color="auto" w:fill="FFFFFF"/>
+      <w:spacing w:before="100" w:beforeAutospacing="1" w:after="100" w:afterAutospacing="1"/>
+    </w:pPr>
+  </w:style>
+  <w:style w:type="paragraph" w:customStyle="1" w:styleId="d0-px-hdr">
+    <w:name w:val="d0-px-hdr"/>
+    <w:basedOn w:val="Standaard"/>
+    <w:pPr>
+      <w:pBdr>
+        <w:bottom w:val="single" w:sz="6" w:space="8" w:color="ECE8DF"/>
+      </w:pBdr>
+      <w:spacing w:before="100" w:beforeAutospacing="1" w:after="200"/>
+    </w:pPr>
+  </w:style>
+  <w:style w:type="paragraph" w:customStyle="1" w:styleId="d0-px-num">
+    <w:name w:val="d0-px-num"/>
+    <w:basedOn w:val="Standaard"/>
+    <w:pPr>
+      <w:shd w:val="clear" w:color="auto" w:fill="F7EDED"/>
+      <w:spacing w:before="100" w:beforeAutospacing="1" w:after="100" w:afterAutospacing="1"/>
+    </w:pPr>
+    <w:rPr>
+      <w:rFonts w:ascii="Consolas" w:hAnsi="Consolas"/>
+      <w:b/>
+      <w:bCs/>
+      <w:color w:val="8B1E1E"/>
+      <w:szCs w:val="22"/>
+    </w:rPr>
+  </w:style>
+  <w:style w:type="paragraph" w:customStyle="1" w:styleId="d0-px-title">
+    <w:name w:val="d0-px-title"/>
+    <w:basedOn w:val="Standaard"/>
+    <w:rPr>
+      <w:b/>
+      <w:bCs/>
+      <w:color w:val="1A3C6E"/>
+      <w:sz w:val="25"/>
+      <w:szCs w:val="25"/>
+    </w:rPr>
+  </w:style>
+  <w:style w:type="paragraph" w:customStyle="1" w:styleId="d0-px-sub">
+    <w:name w:val="d0-px-sub"/>
+    <w:basedOn w:val="Standaard"/>
+    <w:pPr>
+      <w:spacing w:before="40" w:after="100" w:afterAutospacing="1"/>
+    </w:pPr>
+    <w:rPr>
+      <w:color w:val="666666"/>
+      <w:sz w:val="18"/>
+      <w:szCs w:val="18"/>
+    </w:rPr>
+  </w:style>
+  <w:style w:type="paragraph" w:customStyle="1" w:styleId="d0-px-body">
+    <w:name w:val="d0-px-body"/>
+    <w:basedOn w:val="Standaard"/>
+    <w:pPr>
+      <w:spacing w:before="100" w:beforeAutospacing="1" w:after="240"/>
+    </w:pPr>
+  </w:style>
+  <w:style w:type="paragraph" w:customStyle="1" w:styleId="d0-px-block">
+    <w:name w:val="d0-px-block"/>
+    <w:basedOn w:val="Standaard"/>
+    <w:pPr>
+      <w:pBdr>
+        <w:left w:val="single" w:sz="18" w:space="10" w:color="888888"/>
+      </w:pBdr>
+      <w:shd w:val="clear" w:color="auto" w:fill="F7F5F1"/>
+      <w:spacing w:before="100" w:beforeAutospacing="1" w:after="100" w:afterAutospacing="1"/>
+    </w:pPr>
+  </w:style>
+  <w:style w:type="paragraph" w:customStyle="1" w:styleId="d0-px-lbl">
+    <w:name w:val="d0-px-lbl"/>
+    <w:basedOn w:val="Standaard"/>
+    <w:pPr>
+      <w:spacing w:before="100" w:beforeAutospacing="1" w:after="40"/>
+    </w:pPr>
+    <w:rPr>
+      <w:b/>
+      <w:bCs/>
+      <w:caps/>
+      <w:color w:val="555555"/>
+      <w:spacing w:val="6"/>
+      <w:sz w:val="17"/>
+      <w:szCs w:val="17"/>
+    </w:rPr>
+  </w:style>
+  <w:style w:type="paragraph" w:customStyle="1" w:styleId="d0-px-txt">
+    <w:name w:val="d0-px-txt"/>
+    <w:basedOn w:val="Standaard"/>
+    <w:pPr>
+      <w:spacing w:before="100" w:beforeAutospacing="1" w:after="100" w:afterAutospacing="1"/>
+    </w:pPr>
+    <w:rPr>
+      <w:color w:val="222222"/>
+      <w:sz w:val="20"/>
+      <w:szCs w:val="20"/>
+    </w:rPr>
+  </w:style>
+  <w:style w:type="paragraph" w:customStyle="1" w:styleId="d0-px-ftr">
+    <w:name w:val="d0-px-ftr"/>
+    <w:basedOn w:val="Standaard"/>
+    <w:pPr>
+      <w:pBdr>
+        <w:top w:val="dashed" w:sz="6" w:space="8" w:color="D5D0C5"/>
+      </w:pBdr>
+      <w:spacing w:before="100" w:beforeAutospacing="1" w:after="100" w:afterAutospacing="1"/>
+    </w:pPr>
+  </w:style>
+  <w:style w:type="paragraph" w:customStyle="1" w:styleId="d0-px-link">
+    <w:name w:val="d0-px-link"/>
+    <w:basedOn w:val="Standaard"/>
+    <w:pPr>
+      <w:pBdr>
+        <w:top w:val="single" w:sz="6" w:space="4" w:color="D5D0C5"/>
+        <w:left w:val="single" w:sz="6" w:space="8" w:color="D5D0C5"/>
+        <w:bottom w:val="single" w:sz="6" w:space="4" w:color="D5D0C5"/>
+        <w:right w:val="single" w:sz="6" w:space="8" w:color="D5D0C5"/>
+      </w:pBdr>
+      <w:shd w:val="clear" w:color="auto" w:fill="F0EEE9"/>
+      <w:spacing w:before="100" w:beforeAutospacing="1" w:after="100" w:afterAutospacing="1"/>
+    </w:pPr>
+    <w:rPr>
+      <w:rFonts w:ascii="Consolas" w:hAnsi="Consolas"/>
+      <w:b/>
+      <w:bCs/>
+      <w:color w:val="1A3C6E"/>
+      <w:sz w:val="17"/>
+      <w:szCs w:val="17"/>
+    </w:rPr>
+  </w:style>
   <w:style w:type="paragraph" w:customStyle="1" w:styleId="ondertitel">
     <w:name w:val="ondertitel"/>
     <w:basedOn w:val="Standaard"/>
@@ -9998,6 +12654,20 @@
   </w:style>
   <w:style w:type="paragraph" w:customStyle="1" w:styleId="meta-lijn">
     <w:name w:val="meta-lijn"/>
+    <w:basedOn w:val="Standaard"/>
+    <w:pPr>
+      <w:spacing w:before="100" w:beforeAutospacing="1" w:after="100" w:afterAutospacing="1"/>
+    </w:pPr>
+  </w:style>
+  <w:style w:type="paragraph" w:customStyle="1" w:styleId="d0-fb-img">
+    <w:name w:val="d0-fb-img"/>
+    <w:basedOn w:val="Standaard"/>
+    <w:pPr>
+      <w:spacing w:before="100" w:beforeAutospacing="1" w:after="100" w:afterAutospacing="1"/>
+    </w:pPr>
+  </w:style>
+  <w:style w:type="paragraph" w:customStyle="1" w:styleId="d0-eu-stars">
+    <w:name w:val="d0-eu-stars"/>
     <w:basedOn w:val="Standaard"/>
     <w:pPr>
       <w:spacing w:before="100" w:beforeAutospacing="1" w:after="100" w:afterAutospacing="1"/>
@@ -10077,6 +12747,74 @@
       <w:color w:val="555555"/>
     </w:rPr>
   </w:style>
+  <w:style w:type="paragraph" w:customStyle="1" w:styleId="d0-fb-img1">
+    <w:name w:val="d0-fb-img1"/>
+    <w:basedOn w:val="Standaard"/>
+    <w:pPr>
+      <w:spacing w:after="160"/>
+    </w:pPr>
+  </w:style>
+  <w:style w:type="paragraph" w:customStyle="1" w:styleId="d0-eu-corner1">
+    <w:name w:val="d0-eu-corner1"/>
+    <w:basedOn w:val="Standaard"/>
+    <w:pPr>
+      <w:shd w:val="clear" w:color="auto" w:fill="003399"/>
+      <w:spacing w:after="160"/>
+    </w:pPr>
+  </w:style>
+  <w:style w:type="paragraph" w:customStyle="1" w:styleId="d0-eu-stars1">
+    <w:name w:val="d0-eu-stars1"/>
+    <w:basedOn w:val="Standaard"/>
+    <w:pPr>
+      <w:spacing w:after="160"/>
+    </w:pPr>
+  </w:style>
+  <w:style w:type="paragraph" w:customStyle="1" w:styleId="d0-eu-code1">
+    <w:name w:val="d0-eu-code1"/>
+    <w:basedOn w:val="Standaard"/>
+    <w:pPr>
+      <w:spacing w:after="160"/>
+    </w:pPr>
+    <w:rPr>
+      <w:b/>
+      <w:bCs/>
+      <w:color w:val="FFFFFF"/>
+      <w:sz w:val="19"/>
+      <w:szCs w:val="19"/>
+    </w:rPr>
+  </w:style>
+  <w:style w:type="paragraph" w:customStyle="1" w:styleId="d0-px-lbl1">
+    <w:name w:val="d0-px-lbl1"/>
+    <w:basedOn w:val="Standaard"/>
+    <w:pPr>
+      <w:spacing w:after="40"/>
+    </w:pPr>
+    <w:rPr>
+      <w:b/>
+      <w:bCs/>
+      <w:caps/>
+      <w:color w:val="1A3C6E"/>
+      <w:spacing w:val="6"/>
+      <w:sz w:val="17"/>
+      <w:szCs w:val="17"/>
+    </w:rPr>
+  </w:style>
+  <w:style w:type="paragraph" w:customStyle="1" w:styleId="d0-px-lbl2">
+    <w:name w:val="d0-px-lbl2"/>
+    <w:basedOn w:val="Standaard"/>
+    <w:pPr>
+      <w:spacing w:after="40"/>
+    </w:pPr>
+    <w:rPr>
+      <w:b/>
+      <w:bCs/>
+      <w:caps/>
+      <w:color w:val="C1440E"/>
+      <w:spacing w:val="6"/>
+      <w:sz w:val="17"/>
+      <w:szCs w:val="17"/>
+    </w:rPr>
+  </w:style>
   <w:style w:type="paragraph" w:customStyle="1" w:styleId="datum3">
     <w:name w:val="datum3"/>
     <w:basedOn w:val="Standaard"/>
@@ -10149,6 +12887,74 @@
     </w:pPr>
     <w:rPr>
       <w:color w:val="555555"/>
+    </w:rPr>
+  </w:style>
+  <w:style w:type="paragraph" w:customStyle="1" w:styleId="d0-fb-img2">
+    <w:name w:val="d0-fb-img2"/>
+    <w:basedOn w:val="Standaard"/>
+    <w:pPr>
+      <w:spacing w:after="160"/>
+    </w:pPr>
+  </w:style>
+  <w:style w:type="paragraph" w:customStyle="1" w:styleId="d0-eu-corner2">
+    <w:name w:val="d0-eu-corner2"/>
+    <w:basedOn w:val="Standaard"/>
+    <w:pPr>
+      <w:shd w:val="clear" w:color="auto" w:fill="003399"/>
+      <w:spacing w:after="160"/>
+    </w:pPr>
+  </w:style>
+  <w:style w:type="paragraph" w:customStyle="1" w:styleId="d0-eu-stars2">
+    <w:name w:val="d0-eu-stars2"/>
+    <w:basedOn w:val="Standaard"/>
+    <w:pPr>
+      <w:spacing w:after="160"/>
+    </w:pPr>
+  </w:style>
+  <w:style w:type="paragraph" w:customStyle="1" w:styleId="d0-eu-code2">
+    <w:name w:val="d0-eu-code2"/>
+    <w:basedOn w:val="Standaard"/>
+    <w:pPr>
+      <w:spacing w:after="160"/>
+    </w:pPr>
+    <w:rPr>
+      <w:b/>
+      <w:bCs/>
+      <w:color w:val="FFFFFF"/>
+      <w:sz w:val="19"/>
+      <w:szCs w:val="19"/>
+    </w:rPr>
+  </w:style>
+  <w:style w:type="paragraph" w:customStyle="1" w:styleId="d0-px-lbl3">
+    <w:name w:val="d0-px-lbl3"/>
+    <w:basedOn w:val="Standaard"/>
+    <w:pPr>
+      <w:spacing w:after="40"/>
+    </w:pPr>
+    <w:rPr>
+      <w:b/>
+      <w:bCs/>
+      <w:caps/>
+      <w:color w:val="1A3C6E"/>
+      <w:spacing w:val="6"/>
+      <w:sz w:val="17"/>
+      <w:szCs w:val="17"/>
+    </w:rPr>
+  </w:style>
+  <w:style w:type="paragraph" w:customStyle="1" w:styleId="d0-px-lbl4">
+    <w:name w:val="d0-px-lbl4"/>
+    <w:basedOn w:val="Standaard"/>
+    <w:pPr>
+      <w:spacing w:after="40"/>
+    </w:pPr>
+    <w:rPr>
+      <w:b/>
+      <w:bCs/>
+      <w:caps/>
+      <w:color w:val="C1440E"/>
+      <w:spacing w:val="6"/>
+      <w:sz w:val="17"/>
+      <w:szCs w:val="17"/>
     </w:rPr>
   </w:style>
   <w:style w:type="character" w:styleId="HTMLCode">
@@ -10206,7 +13012,7 @@
     <w:link w:val="KoptekstChar"/>
     <w:uiPriority w:val="99"/>
     <w:unhideWhenUsed/>
-    <w:rsid w:val="00F7689F"/>
+    <w:rsid w:val="003E7388"/>
     <w:pPr>
       <w:tabs>
         <w:tab w:val="center" w:pos="4536"/>
@@ -10219,7 +13025,7 @@
     <w:basedOn w:val="Standaardalinea-lettertype"/>
     <w:link w:val="Koptekst"/>
     <w:uiPriority w:val="99"/>
-    <w:rsid w:val="00F7689F"/>
+    <w:rsid w:val="003E7388"/>
     <w:rPr>
       <w:rFonts w:eastAsiaTheme="minorEastAsia"/>
       <w:sz w:val="24"/>
@@ -10232,7 +13038,7 @@
     <w:link w:val="VoettekstChar"/>
     <w:uiPriority w:val="99"/>
     <w:unhideWhenUsed/>
-    <w:rsid w:val="00F7689F"/>
+    <w:rsid w:val="003E7388"/>
     <w:pPr>
       <w:tabs>
         <w:tab w:val="center" w:pos="4536"/>
@@ -10245,7 +13051,7 @@
     <w:basedOn w:val="Standaardalinea-lettertype"/>
     <w:link w:val="Voettekst"/>
     <w:uiPriority w:val="99"/>
-    <w:rsid w:val="00F7689F"/>
+    <w:rsid w:val="003E7388"/>
     <w:rPr>
       <w:rFonts w:eastAsiaTheme="minorEastAsia"/>
       <w:sz w:val="24"/>
@@ -10260,7 +13066,7 @@
     <w:uiPriority w:val="39"/>
     <w:semiHidden/>
     <w:unhideWhenUsed/>
-    <w:rsid w:val="00F7689F"/>
+    <w:rsid w:val="003E7388"/>
     <w:pPr>
       <w:spacing w:after="30"/>
     </w:pPr>
@@ -10275,7 +13081,7 @@
     <w:autoRedefine/>
     <w:uiPriority w:val="39"/>
     <w:unhideWhenUsed/>
-    <w:rsid w:val="00F7689F"/>
+    <w:rsid w:val="003E7388"/>
     <w:pPr>
       <w:spacing w:after="30"/>
       <w:ind w:left="220"/>
@@ -10291,7 +13097,7 @@
     <w:autoRedefine/>
     <w:uiPriority w:val="39"/>
     <w:unhideWhenUsed/>
-    <w:rsid w:val="00F7689F"/>
+    <w:rsid w:val="003E7388"/>
     <w:pPr>
       <w:spacing w:after="30"/>
       <w:ind w:left="440"/>

--- a/nl/docx/document-d.docx
+++ b/nl/docx/document-d.docx
@@ -7,7 +7,7 @@
         <w:spacing w:after="400"/>
         <w:jc w:val="center"/>
         <w:outlineLvl w:val="1"/>
-        <w:divId w:val="953483553"/>
+        <w:divId w:val="900558210"/>
         <w:rPr>
           <w:rFonts w:ascii="Aptos Display" w:eastAsia="Times New Roman" w:hAnsi="Aptos Display"/>
           <w:b/>
@@ -36,7 +36,7 @@
     <w:p>
       <w:pPr>
         <w:pStyle w:val="ondertitel2"/>
-        <w:divId w:val="953483553"/>
+        <w:divId w:val="900558210"/>
         <w:rPr>
           <w:lang w:val="nl-NL"/>
         </w:rPr>
@@ -51,7 +51,7 @@
     <w:p>
       <w:pPr>
         <w:pStyle w:val="documentaanduiding2"/>
-        <w:divId w:val="953483553"/>
+        <w:divId w:val="900558210"/>
         <w:rPr>
           <w:lang w:val="nl-NL"/>
         </w:rPr>
@@ -66,7 +66,7 @@
     <w:p>
       <w:pPr>
         <w:pStyle w:val="auteur2"/>
-        <w:divId w:val="953483553"/>
+        <w:divId w:val="900558210"/>
         <w:rPr>
           <w:lang w:val="nl-NL"/>
         </w:rPr>
@@ -82,16 +82,16 @@
       <w:pPr>
         <w:pStyle w:val="meta-lijn2"/>
         <w:ind w:left="800" w:right="800"/>
-        <w:divId w:val="953483553"/>
-        <w:rPr>
-          <w:lang w:val="nl-NL"/>
-        </w:rPr>
-      </w:pPr>
-      <w:r>
-        <w:rPr>
-          <w:lang w:val="nl-NL"/>
-        </w:rPr>
-        <w:t>Versie bijgewerkt: 31 oktober 2026, 00:09</w:t>
+        <w:divId w:val="900558210"/>
+        <w:rPr>
+          <w:lang w:val="nl-NL"/>
+        </w:rPr>
+      </w:pPr>
+      <w:r>
+        <w:rPr>
+          <w:lang w:val="nl-NL"/>
+        </w:rPr>
+        <w:t>Versie bijgewerkt: 31 oktober 2026, 06:55</w:t>
       </w:r>
       <w:r>
         <w:br w:type="page"/>
@@ -100,13 +100,13 @@
     <w:p>
       <w:pPr>
         <w:pStyle w:val="Kop2"/>
-        <w:divId w:val="1655720892"/>
+        <w:divId w:val="1142042028"/>
         <w:rPr>
           <w:rFonts w:eastAsia="Times New Roman"/>
           <w:lang w:val="nl-NL"/>
         </w:rPr>
       </w:pPr>
-      <w:bookmarkStart w:id="0" w:name="_Toc244298036"/>
+      <w:bookmarkStart w:id="0" w:name="_Toc244322356"/>
       <w:r>
         <w:rPr>
           <w:rFonts w:eastAsia="Times New Roman"/>
@@ -122,7 +122,7 @@
         <w:tabs>
           <w:tab w:val="right" w:leader="dot" w:pos="9062"/>
         </w:tabs>
-        <w:divId w:val="1655720892"/>
+        <w:divId w:val="1142042028"/>
         <w:rPr>
           <w:rFonts w:asciiTheme="minorHAnsi" w:hAnsiTheme="minorHAnsi" w:cstheme="minorBidi"/>
           <w:noProof/>
@@ -173,7 +173,7 @@
         <w:rPr>
           <w:noProof/>
         </w:rPr>
-        <w:instrText xml:space="preserve"> PAGEREF _Toc244298036 \h </w:instrText>
+        <w:instrText xml:space="preserve"> PAGEREF _Toc244322356 \h </w:instrText>
       </w:r>
       <w:r>
         <w:rPr>
@@ -205,7 +205,7 @@
         <w:tabs>
           <w:tab w:val="right" w:leader="dot" w:pos="9062"/>
         </w:tabs>
-        <w:divId w:val="1655720892"/>
+        <w:divId w:val="1142042028"/>
         <w:rPr>
           <w:rFonts w:asciiTheme="minorHAnsi" w:hAnsiTheme="minorHAnsi" w:cstheme="minorBidi"/>
           <w:noProof/>
@@ -238,7 +238,7 @@
         <w:rPr>
           <w:noProof/>
         </w:rPr>
-        <w:instrText xml:space="preserve"> PAGEREF _Toc244298037 \h </w:instrText>
+        <w:instrText xml:space="preserve"> PAGEREF _Toc244322357 \h </w:instrText>
       </w:r>
       <w:r>
         <w:rPr>
@@ -270,7 +270,7 @@
         <w:tabs>
           <w:tab w:val="right" w:leader="dot" w:pos="9062"/>
         </w:tabs>
-        <w:divId w:val="1655720892"/>
+        <w:divId w:val="1142042028"/>
         <w:rPr>
           <w:rFonts w:asciiTheme="minorHAnsi" w:hAnsiTheme="minorHAnsi" w:cstheme="minorBidi"/>
           <w:noProof/>
@@ -303,7 +303,7 @@
         <w:rPr>
           <w:noProof/>
         </w:rPr>
-        <w:instrText xml:space="preserve"> PAGEREF _Toc244298038 \h </w:instrText>
+        <w:instrText xml:space="preserve"> PAGEREF _Toc244322358 \h </w:instrText>
       </w:r>
       <w:r>
         <w:rPr>
@@ -320,7 +320,7 @@
         <w:rPr>
           <w:noProof/>
         </w:rPr>
-        <w:t>4</w:t>
+        <w:t>5</w:t>
       </w:r>
       <w:r>
         <w:rPr>
@@ -335,7 +335,7 @@
         <w:tabs>
           <w:tab w:val="right" w:leader="dot" w:pos="9062"/>
         </w:tabs>
-        <w:divId w:val="1655720892"/>
+        <w:divId w:val="1142042028"/>
         <w:rPr>
           <w:rFonts w:asciiTheme="minorHAnsi" w:hAnsiTheme="minorHAnsi" w:cstheme="minorBidi"/>
           <w:noProof/>
@@ -368,7 +368,7 @@
         <w:rPr>
           <w:noProof/>
         </w:rPr>
-        <w:instrText xml:space="preserve"> PAGEREF _Toc244298039 \h </w:instrText>
+        <w:instrText xml:space="preserve"> PAGEREF _Toc244322359 \h </w:instrText>
       </w:r>
       <w:r>
         <w:rPr>
@@ -385,7 +385,7 @@
         <w:rPr>
           <w:noProof/>
         </w:rPr>
-        <w:t>6</w:t>
+        <w:t>7</w:t>
       </w:r>
       <w:r>
         <w:rPr>
@@ -400,7 +400,7 @@
         <w:tabs>
           <w:tab w:val="right" w:leader="dot" w:pos="9062"/>
         </w:tabs>
-        <w:divId w:val="1655720892"/>
+        <w:divId w:val="1142042028"/>
         <w:rPr>
           <w:rFonts w:asciiTheme="minorHAnsi" w:hAnsiTheme="minorHAnsi" w:cstheme="minorBidi"/>
           <w:noProof/>
@@ -433,7 +433,7 @@
         <w:rPr>
           <w:noProof/>
         </w:rPr>
-        <w:instrText xml:space="preserve"> PAGEREF _Toc244298040 \h </w:instrText>
+        <w:instrText xml:space="preserve"> PAGEREF _Toc244322360 \h </w:instrText>
       </w:r>
       <w:r>
         <w:rPr>
@@ -450,7 +450,7 @@
         <w:rPr>
           <w:noProof/>
         </w:rPr>
-        <w:t>6</w:t>
+        <w:t>8</w:t>
       </w:r>
       <w:r>
         <w:rPr>
@@ -465,7 +465,7 @@
         <w:tabs>
           <w:tab w:val="right" w:leader="dot" w:pos="9062"/>
         </w:tabs>
-        <w:divId w:val="1655720892"/>
+        <w:divId w:val="1142042028"/>
         <w:rPr>
           <w:rFonts w:asciiTheme="minorHAnsi" w:hAnsiTheme="minorHAnsi" w:cstheme="minorBidi"/>
           <w:noProof/>
@@ -498,7 +498,7 @@
         <w:rPr>
           <w:noProof/>
         </w:rPr>
-        <w:instrText xml:space="preserve"> PAGEREF _Toc244298041 \h </w:instrText>
+        <w:instrText xml:space="preserve"> PAGEREF _Toc244322361 \h </w:instrText>
       </w:r>
       <w:r>
         <w:rPr>
@@ -515,7 +515,7 @@
         <w:rPr>
           <w:noProof/>
         </w:rPr>
-        <w:t>8</w:t>
+        <w:t>9</w:t>
       </w:r>
       <w:r>
         <w:rPr>
@@ -530,7 +530,7 @@
         <w:tabs>
           <w:tab w:val="right" w:leader="dot" w:pos="9062"/>
         </w:tabs>
-        <w:divId w:val="1655720892"/>
+        <w:divId w:val="1142042028"/>
         <w:rPr>
           <w:rFonts w:asciiTheme="minorHAnsi" w:hAnsiTheme="minorHAnsi" w:cstheme="minorBidi"/>
           <w:noProof/>
@@ -563,7 +563,7 @@
         <w:rPr>
           <w:noProof/>
         </w:rPr>
-        <w:instrText xml:space="preserve"> PAGEREF _Toc244298042 \h </w:instrText>
+        <w:instrText xml:space="preserve"> PAGEREF _Toc244322362 \h </w:instrText>
       </w:r>
       <w:r>
         <w:rPr>
@@ -580,7 +580,7 @@
         <w:rPr>
           <w:noProof/>
         </w:rPr>
-        <w:t>9</w:t>
+        <w:t>10</w:t>
       </w:r>
       <w:r>
         <w:rPr>
@@ -595,7 +595,7 @@
         <w:tabs>
           <w:tab w:val="right" w:leader="dot" w:pos="9062"/>
         </w:tabs>
-        <w:divId w:val="1655720892"/>
+        <w:divId w:val="1142042028"/>
         <w:rPr>
           <w:rFonts w:asciiTheme="minorHAnsi" w:hAnsiTheme="minorHAnsi" w:cstheme="minorBidi"/>
           <w:noProof/>
@@ -628,7 +628,7 @@
         <w:rPr>
           <w:noProof/>
         </w:rPr>
-        <w:instrText xml:space="preserve"> PAGEREF _Toc244298043 \h </w:instrText>
+        <w:instrText xml:space="preserve"> PAGEREF _Toc244322363 \h </w:instrText>
       </w:r>
       <w:r>
         <w:rPr>
@@ -645,7 +645,7 @@
         <w:rPr>
           <w:noProof/>
         </w:rPr>
-        <w:t>10</w:t>
+        <w:t>11</w:t>
       </w:r>
       <w:r>
         <w:rPr>
@@ -660,7 +660,7 @@
         <w:tabs>
           <w:tab w:val="right" w:leader="dot" w:pos="9062"/>
         </w:tabs>
-        <w:divId w:val="1655720892"/>
+        <w:divId w:val="1142042028"/>
         <w:rPr>
           <w:rFonts w:asciiTheme="minorHAnsi" w:hAnsiTheme="minorHAnsi" w:cstheme="minorBidi"/>
           <w:noProof/>
@@ -693,7 +693,7 @@
         <w:rPr>
           <w:noProof/>
         </w:rPr>
-        <w:instrText xml:space="preserve"> PAGEREF _Toc244298044 \h </w:instrText>
+        <w:instrText xml:space="preserve"> PAGEREF _Toc244322364 \h </w:instrText>
       </w:r>
       <w:r>
         <w:rPr>
@@ -710,7 +710,7 @@
         <w:rPr>
           <w:noProof/>
         </w:rPr>
-        <w:t>11</w:t>
+        <w:t>12</w:t>
       </w:r>
       <w:r>
         <w:rPr>
@@ -725,7 +725,7 @@
         <w:tabs>
           <w:tab w:val="right" w:leader="dot" w:pos="9062"/>
         </w:tabs>
-        <w:divId w:val="1655720892"/>
+        <w:divId w:val="1142042028"/>
         <w:rPr>
           <w:rFonts w:asciiTheme="minorHAnsi" w:hAnsiTheme="minorHAnsi" w:cstheme="minorBidi"/>
           <w:noProof/>
@@ -758,7 +758,7 @@
         <w:rPr>
           <w:noProof/>
         </w:rPr>
-        <w:instrText xml:space="preserve"> PAGEREF _Toc244298045 \h </w:instrText>
+        <w:instrText xml:space="preserve"> PAGEREF _Toc244322365 \h </w:instrText>
       </w:r>
       <w:r>
         <w:rPr>
@@ -775,7 +775,7 @@
         <w:rPr>
           <w:noProof/>
         </w:rPr>
-        <w:t>12</w:t>
+        <w:t>13</w:t>
       </w:r>
       <w:r>
         <w:rPr>
@@ -790,7 +790,7 @@
         <w:tabs>
           <w:tab w:val="right" w:leader="dot" w:pos="9062"/>
         </w:tabs>
-        <w:divId w:val="1655720892"/>
+        <w:divId w:val="1142042028"/>
         <w:rPr>
           <w:rFonts w:asciiTheme="minorHAnsi" w:hAnsiTheme="minorHAnsi" w:cstheme="minorBidi"/>
           <w:noProof/>
@@ -823,7 +823,7 @@
         <w:rPr>
           <w:noProof/>
         </w:rPr>
-        <w:instrText xml:space="preserve"> PAGEREF _Toc244298046 \h </w:instrText>
+        <w:instrText xml:space="preserve"> PAGEREF _Toc244322366 \h </w:instrText>
       </w:r>
       <w:r>
         <w:rPr>
@@ -840,7 +840,7 @@
         <w:rPr>
           <w:noProof/>
         </w:rPr>
-        <w:t>13</w:t>
+        <w:t>14</w:t>
       </w:r>
       <w:r>
         <w:rPr>
@@ -855,7 +855,7 @@
         <w:tabs>
           <w:tab w:val="right" w:leader="dot" w:pos="9062"/>
         </w:tabs>
-        <w:divId w:val="1655720892"/>
+        <w:divId w:val="1142042028"/>
         <w:rPr>
           <w:rFonts w:asciiTheme="minorHAnsi" w:hAnsiTheme="minorHAnsi" w:cstheme="minorBidi"/>
           <w:noProof/>
@@ -888,7 +888,7 @@
         <w:rPr>
           <w:noProof/>
         </w:rPr>
-        <w:instrText xml:space="preserve"> PAGEREF _Toc244298047 \h </w:instrText>
+        <w:instrText xml:space="preserve"> PAGEREF _Toc244322367 \h </w:instrText>
       </w:r>
       <w:r>
         <w:rPr>
@@ -905,7 +905,7 @@
         <w:rPr>
           <w:noProof/>
         </w:rPr>
-        <w:t>15</w:t>
+        <w:t>16</w:t>
       </w:r>
       <w:r>
         <w:rPr>
@@ -920,7 +920,7 @@
         <w:tabs>
           <w:tab w:val="right" w:leader="dot" w:pos="9062"/>
         </w:tabs>
-        <w:divId w:val="1655720892"/>
+        <w:divId w:val="1142042028"/>
         <w:rPr>
           <w:rFonts w:asciiTheme="minorHAnsi" w:hAnsiTheme="minorHAnsi" w:cstheme="minorBidi"/>
           <w:noProof/>
@@ -953,7 +953,7 @@
         <w:rPr>
           <w:noProof/>
         </w:rPr>
-        <w:instrText xml:space="preserve"> PAGEREF _Toc244298048 \h </w:instrText>
+        <w:instrText xml:space="preserve"> PAGEREF _Toc244322368 \h </w:instrText>
       </w:r>
       <w:r>
         <w:rPr>
@@ -970,7 +970,7 @@
         <w:rPr>
           <w:noProof/>
         </w:rPr>
-        <w:t>15</w:t>
+        <w:t>16</w:t>
       </w:r>
       <w:r>
         <w:rPr>
@@ -985,7 +985,7 @@
         <w:tabs>
           <w:tab w:val="right" w:leader="dot" w:pos="9062"/>
         </w:tabs>
-        <w:divId w:val="1655720892"/>
+        <w:divId w:val="1142042028"/>
         <w:rPr>
           <w:rFonts w:asciiTheme="minorHAnsi" w:hAnsiTheme="minorHAnsi" w:cstheme="minorBidi"/>
           <w:noProof/>
@@ -1018,7 +1018,7 @@
         <w:rPr>
           <w:noProof/>
         </w:rPr>
-        <w:instrText xml:space="preserve"> PAGEREF _Toc244298049 \h </w:instrText>
+        <w:instrText xml:space="preserve"> PAGEREF _Toc244322369 \h </w:instrText>
       </w:r>
       <w:r>
         <w:rPr>
@@ -1035,7 +1035,7 @@
         <w:rPr>
           <w:noProof/>
         </w:rPr>
-        <w:t>17</w:t>
+        <w:t>18</w:t>
       </w:r>
       <w:r>
         <w:rPr>
@@ -1050,7 +1050,7 @@
         <w:tabs>
           <w:tab w:val="right" w:leader="dot" w:pos="9062"/>
         </w:tabs>
-        <w:divId w:val="1655720892"/>
+        <w:divId w:val="1142042028"/>
         <w:rPr>
           <w:rFonts w:asciiTheme="minorHAnsi" w:hAnsiTheme="minorHAnsi" w:cstheme="minorBidi"/>
           <w:noProof/>
@@ -1083,7 +1083,7 @@
         <w:rPr>
           <w:noProof/>
         </w:rPr>
-        <w:instrText xml:space="preserve"> PAGEREF _Toc244298050 \h </w:instrText>
+        <w:instrText xml:space="preserve"> PAGEREF _Toc244322370 \h </w:instrText>
       </w:r>
       <w:r>
         <w:rPr>
@@ -1100,7 +1100,7 @@
         <w:rPr>
           <w:noProof/>
         </w:rPr>
-        <w:t>31</w:t>
+        <w:t>32</w:t>
       </w:r>
       <w:r>
         <w:rPr>
@@ -1113,7 +1113,7 @@
       <w:pPr>
         <w:pStyle w:val="marker"/>
         <w:ind w:left="800" w:right="800"/>
-        <w:divId w:val="1655720892"/>
+        <w:divId w:val="1142042028"/>
         <w:rPr>
           <w:lang w:val="nl-NL"/>
         </w:rPr>
@@ -1130,7 +1130,7 @@
     </w:p>
     <w:p>
       <w:pPr>
-        <w:divId w:val="1995184886"/>
+        <w:divId w:val="1163549037"/>
         <w:rPr>
           <w:i/>
           <w:iCs/>
@@ -1150,7 +1150,7 @@
     </w:p>
     <w:p>
       <w:pPr>
-        <w:divId w:val="1995184886"/>
+        <w:divId w:val="1163549037"/>
         <w:rPr>
           <w:i/>
           <w:iCs/>
@@ -1171,13 +1171,13 @@
     <w:p>
       <w:pPr>
         <w:pStyle w:val="Kop2"/>
-        <w:divId w:val="508327725"/>
+        <w:divId w:val="463699753"/>
         <w:rPr>
           <w:rFonts w:eastAsia="Times New Roman"/>
           <w:lang w:val="nl-NL"/>
         </w:rPr>
       </w:pPr>
-      <w:bookmarkStart w:id="1" w:name="_Toc244298037"/>
+      <w:bookmarkStart w:id="1" w:name="_Toc244322357"/>
       <w:r>
         <w:rPr>
           <w:rFonts w:eastAsia="Times New Roman"/>
@@ -1190,7 +1190,7 @@
     <w:p>
       <w:pPr>
         <w:pStyle w:val="Normaalweb"/>
-        <w:divId w:val="508327725"/>
+        <w:divId w:val="463699753"/>
         <w:rPr>
           <w:lang w:val="nl-NL"/>
         </w:rPr>
@@ -1205,7 +1205,7 @@
     <w:p>
       <w:pPr>
         <w:pStyle w:val="Normaalweb"/>
-        <w:divId w:val="508327725"/>
+        <w:divId w:val="463699753"/>
         <w:rPr>
           <w:lang w:val="nl-NL"/>
         </w:rPr>
@@ -1220,7 +1220,7 @@
     <w:p>
       <w:pPr>
         <w:pStyle w:val="Normaalweb"/>
-        <w:divId w:val="508327725"/>
+        <w:divId w:val="463699753"/>
         <w:rPr>
           <w:lang w:val="nl-NL"/>
         </w:rPr>
@@ -1242,7 +1242,7 @@
     <w:p>
       <w:pPr>
         <w:pStyle w:val="Normaalweb"/>
-        <w:divId w:val="508327725"/>
+        <w:divId w:val="463699753"/>
         <w:rPr>
           <w:lang w:val="nl-NL"/>
         </w:rPr>
@@ -1264,7 +1264,7 @@
     <w:p>
       <w:pPr>
         <w:pStyle w:val="Normaalweb"/>
-        <w:divId w:val="508327725"/>
+        <w:divId w:val="463699753"/>
         <w:rPr>
           <w:lang w:val="nl-NL"/>
         </w:rPr>
@@ -1286,7 +1286,7 @@
     <w:p>
       <w:pPr>
         <w:pStyle w:val="Normaalweb"/>
-        <w:divId w:val="508327725"/>
+        <w:divId w:val="463699753"/>
         <w:rPr>
           <w:lang w:val="nl-NL"/>
         </w:rPr>
@@ -1308,7 +1308,7 @@
     <w:p>
       <w:pPr>
         <w:pStyle w:val="Normaalweb"/>
-        <w:divId w:val="508327725"/>
+        <w:divId w:val="463699753"/>
         <w:rPr>
           <w:lang w:val="nl-NL"/>
         </w:rPr>
@@ -1330,7 +1330,7 @@
     <w:p>
       <w:pPr>
         <w:pStyle w:val="Normaalweb"/>
-        <w:divId w:val="508327725"/>
+        <w:divId w:val="463699753"/>
         <w:rPr>
           <w:lang w:val="nl-NL"/>
         </w:rPr>
@@ -1353,16 +1353,23 @@
       <w:pPr>
         <w:pStyle w:val="Normaalweb"/>
         <w:ind w:left="800" w:right="800"/>
-        <w:divId w:val="508327725"/>
-        <w:rPr>
-          <w:lang w:val="nl-NL"/>
-        </w:rPr>
-      </w:pPr>
-      <w:r>
-        <w:rPr>
-          <w:lang w:val="nl-NL"/>
-        </w:rPr>
-        <w:t>De feiten die deze zes antwoorden onderbouwen, staan in Document A en Document B. De architectuur die eraan ten grondslag ligt, staat in Document C. Wie de feiten leest, ziet de weigeringen. Wie het mechanisme begrijpt, ziet waarom de weigeringen onvermijdelijk zijn.</w:t>
+        <w:divId w:val="463699753"/>
+        <w:rPr>
+          <w:lang w:val="nl-NL"/>
+        </w:rPr>
+      </w:pPr>
+      <w:r>
+        <w:rPr>
+          <w:lang w:val="nl-NL"/>
+        </w:rPr>
+        <w:t xml:space="preserve">De feiten die deze zes antwoorden onderbouwen, staan in Document A en Document B. De architectuur die eraan ten grondslag ligt, staat in Document C. Wie de feiten leest, ziet </w:t>
+      </w:r>
+      <w:r>
+        <w:rPr>
+          <w:lang w:val="nl-NL"/>
+        </w:rPr>
+        <w:lastRenderedPageBreak/>
+        <w:t>de weigeringen. Wie het mechanisme begrijpt, ziet waarom de weigeringen onvermijdelijk zijn.</w:t>
       </w:r>
       <w:r>
         <w:br w:type="page"/>
@@ -1371,13 +1378,13 @@
     <w:p>
       <w:pPr>
         <w:pStyle w:val="Kop2"/>
-        <w:divId w:val="508327725"/>
+        <w:divId w:val="463699753"/>
         <w:rPr>
           <w:rFonts w:eastAsia="Times New Roman"/>
           <w:lang w:val="nl-NL"/>
         </w:rPr>
       </w:pPr>
-      <w:bookmarkStart w:id="2" w:name="_Toc244298038"/>
+      <w:bookmarkStart w:id="2" w:name="_Toc244322358"/>
       <w:r>
         <w:rPr>
           <w:rFonts w:eastAsia="Times New Roman"/>
@@ -1390,7 +1397,7 @@
     <w:p>
       <w:pPr>
         <w:pStyle w:val="Normaalweb"/>
-        <w:divId w:val="508327725"/>
+        <w:divId w:val="463699753"/>
         <w:rPr>
           <w:lang w:val="nl-NL"/>
         </w:rPr>
@@ -1405,7 +1412,7 @@
     <w:p>
       <w:pPr>
         <w:pStyle w:val="Normaalweb"/>
-        <w:divId w:val="508327725"/>
+        <w:divId w:val="463699753"/>
         <w:rPr>
           <w:lang w:val="nl-NL"/>
         </w:rPr>
@@ -1420,7 +1427,7 @@
     <w:p>
       <w:pPr>
         <w:pStyle w:val="Normaalweb"/>
-        <w:divId w:val="508327725"/>
+        <w:divId w:val="463699753"/>
         <w:rPr>
           <w:lang w:val="nl-NL"/>
         </w:rPr>
@@ -1435,7 +1442,7 @@
     <w:p>
       <w:pPr>
         <w:pStyle w:val="Normaalweb"/>
-        <w:divId w:val="508327725"/>
+        <w:divId w:val="463699753"/>
         <w:rPr>
           <w:lang w:val="nl-NL"/>
         </w:rPr>
@@ -1450,7 +1457,7 @@
     <w:p>
       <w:pPr>
         <w:pStyle w:val="Normaalweb"/>
-        <w:divId w:val="508327725"/>
+        <w:divId w:val="463699753"/>
         <w:rPr>
           <w:lang w:val="nl-NL"/>
         </w:rPr>
@@ -1465,7 +1472,7 @@
     <w:p>
       <w:pPr>
         <w:pStyle w:val="Normaalweb"/>
-        <w:divId w:val="508327725"/>
+        <w:divId w:val="463699753"/>
         <w:rPr>
           <w:lang w:val="nl-NL"/>
         </w:rPr>
@@ -1487,7 +1494,7 @@
     <w:p>
       <w:pPr>
         <w:pStyle w:val="Normaalweb"/>
-        <w:divId w:val="508327725"/>
+        <w:divId w:val="463699753"/>
         <w:rPr>
           <w:lang w:val="nl-NL"/>
         </w:rPr>
@@ -1509,7 +1516,7 @@
     <w:p>
       <w:pPr>
         <w:pStyle w:val="Normaalweb"/>
-        <w:divId w:val="508327725"/>
+        <w:divId w:val="463699753"/>
         <w:rPr>
           <w:lang w:val="nl-NL"/>
         </w:rPr>
@@ -1531,7 +1538,7 @@
     <w:p>
       <w:pPr>
         <w:pStyle w:val="Normaalweb"/>
-        <w:divId w:val="508327725"/>
+        <w:divId w:val="463699753"/>
         <w:rPr>
           <w:lang w:val="nl-NL"/>
         </w:rPr>
@@ -1547,20 +1554,20 @@
         <w:rPr>
           <w:lang w:val="nl-NL"/>
         </w:rPr>
-        <w:t xml:space="preserve"> De instantie die de fout moet corrigeren, is dezelfde instantie die de fout heeft gemaakt. En die instantie heeft geen interne procedure om haar eigen fouten te corrigeren. Als je vraagt om correctie, vraagt de instantie om het formulier dat de instantie zelf moet afleveren. En de instantie weigert het formulier af te leveren, omdat er </w:t>
+        <w:t xml:space="preserve"> De instantie die de fout moet corrigeren, is dezelfde instantie die de fout heeft gemaakt. En die instantie heeft geen interne procedure om haar eigen fouten te corrigeren. Als </w:t>
       </w:r>
       <w:r>
         <w:rPr>
           <w:lang w:val="nl-NL"/>
         </w:rPr>
         <w:lastRenderedPageBreak/>
-        <w:t>nog geen beslissing is over het recht. De cirkel is gesloten. De instantie is de poort en de portier tegelijk.</w:t>
-      </w:r>
-    </w:p>
-    <w:p>
-      <w:pPr>
-        <w:pStyle w:val="Normaalweb"/>
-        <w:divId w:val="508327725"/>
+        <w:t>je vraagt om correctie, vraagt de instantie om het formulier dat de instantie zelf moet afleveren. En de instantie weigert het formulier af te leveren, omdat er nog geen beslissing is over het recht. De cirkel is gesloten. De instantie is de poort en de portier tegelijk.</w:t>
+      </w:r>
+    </w:p>
+    <w:p>
+      <w:pPr>
+        <w:pStyle w:val="Normaalweb"/>
+        <w:divId w:val="463699753"/>
         <w:rPr>
           <w:lang w:val="nl-NL"/>
         </w:rPr>
@@ -1588,7 +1595,7 @@
     <w:p>
       <w:pPr>
         <w:pStyle w:val="Normaalweb"/>
-        <w:divId w:val="508327725"/>
+        <w:divId w:val="463699753"/>
         <w:rPr>
           <w:lang w:val="nl-NL"/>
         </w:rPr>
@@ -1610,7 +1617,7 @@
     <w:p>
       <w:pPr>
         <w:pStyle w:val="Normaalweb"/>
-        <w:divId w:val="508327725"/>
+        <w:divId w:val="463699753"/>
         <w:rPr>
           <w:lang w:val="nl-NL"/>
         </w:rPr>
@@ -1625,8 +1632,82 @@
     <w:p>
       <w:pPr>
         <w:pStyle w:val="Normaalweb"/>
+        <w:divId w:val="463699753"/>
+        <w:rPr>
+          <w:lang w:val="nl-NL"/>
+        </w:rPr>
+      </w:pPr>
+      <w:r>
+        <w:rPr>
+          <w:rStyle w:val="Zwaar"/>
+          <w:lang w:val="nl-NL"/>
+        </w:rPr>
+        <w:t>De verwarring tussen reisvrijheid en lidmaatschap.</w:t>
+      </w:r>
+      <w:r>
+        <w:rPr>
+          <w:lang w:val="nl-NL"/>
+        </w:rPr>
+        <w:t xml:space="preserve"> Er is nog een dimensie aan de blinde vlek: de verwarring tussen twee verschillende dingen die mensen door elkaar halen. Het recht om vrij te reizen tussen landen is iets anders dan het recht om in een land te werken en er sociale rechten op te bouwen.</w:t>
+      </w:r>
+    </w:p>
+    <w:p>
+      <w:pPr>
+        <w:pStyle w:val="Normaalweb"/>
         <w:ind w:left="800" w:right="800"/>
-        <w:divId w:val="508327725"/>
+        <w:divId w:val="463699753"/>
+        <w:rPr>
+          <w:lang w:val="nl-NL"/>
+        </w:rPr>
+      </w:pPr>
+      <w:r>
+        <w:rPr>
+          <w:lang w:val="nl-NL"/>
+        </w:rPr>
+        <w:t>Een land kan lid zijn van de Europese Unie zonder dat je er vrij kunt reizen. Een land kan de euro gebruiken zonder lid te zijn van de Europese Unie. De categorieën die politici gebruiken — lid van de Europese Unie, lid van de reisvrijheid, lid van de euro — vallen niet samen met de geleefde werkelijkheid van iemand die de grens oversteekt.</w:t>
+      </w:r>
+      <w:r>
+        <w:br w:type="page"/>
+      </w:r>
+    </w:p>
+    <w:p>
+      <w:pPr>
+        <w:pStyle w:val="Kop2"/>
+        <w:divId w:val="463699753"/>
+        <w:rPr>
+          <w:rFonts w:eastAsia="Times New Roman"/>
+          <w:lang w:val="nl-NL"/>
+        </w:rPr>
+      </w:pPr>
+      <w:bookmarkStart w:id="3" w:name="_Toc244322359"/>
+      <w:r>
+        <w:rPr>
+          <w:rFonts w:eastAsia="Times New Roman"/>
+          <w:lang w:val="nl-NL"/>
+        </w:rPr>
+        <w:t>Deel III — Het mechanisme van het falen</w:t>
+      </w:r>
+      <w:bookmarkEnd w:id="3"/>
+    </w:p>
+    <w:p>
+      <w:pPr>
+        <w:pStyle w:val="Normaalweb"/>
+        <w:divId w:val="463699753"/>
+        <w:rPr>
+          <w:lang w:val="nl-NL"/>
+        </w:rPr>
+      </w:pPr>
+      <w:r>
+        <w:rPr>
+          <w:lang w:val="nl-NL"/>
+        </w:rPr>
+        <w:t>Het systeem heeft vier lagen. Elke laag heeft een eigen logica. En die logica's versterken elkaar in plaats van elkaar te corrigeren.</w:t>
+      </w:r>
+    </w:p>
+    <w:p>
+      <w:pPr>
+        <w:pStyle w:val="Normaalweb"/>
+        <w:divId w:val="463699753"/>
         <w:rPr>
           <w:lang w:val="nl-NL"/>
         </w:rPr>
@@ -1636,19 +1717,413 @@
           <w:rStyle w:val="Zwaar"/>
           <w:lang w:val="nl-NL"/>
         </w:rPr>
-        <w:t>De verwarring tussen reisvrijheid en lidmaatschap.</w:t>
-      </w:r>
-      <w:r>
-        <w:rPr>
-          <w:lang w:val="nl-NL"/>
-        </w:rPr>
-        <w:t xml:space="preserve"> Er is nog een dimensie aan de blinde vlek: de verwarring tussen twee verschillende dingen die mensen door elkaar halen. Het recht om vrij te reizen tussen landen is iets anders dan het recht om in een land te werken en er sociale rechten op te bouwen. Een land kan lid zijn van de Europese Unie zonder dat je er vrij kunt reizen. Een land kan de euro gebruiken zonder lid te zijn van de Europese Unie. De categorieën die politici gebruiken — lid van de Europese Unie, lid van de reisvrijheid, lid van de euro — </w:t>
-      </w:r>
-      <w:r>
-        <w:rPr>
-          <w:lang w:val="nl-NL"/>
-        </w:rPr>
-        <w:t>vallen niet samen met de geleefde werkelijkheid van iemand die de grens oversteekt.</w:t>
+        <w:t>De uitvoerende laag: de logica van de regel.</w:t>
+      </w:r>
+      <w:r>
+        <w:rPr>
+          <w:lang w:val="nl-NL"/>
+        </w:rPr>
+        <w:t xml:space="preserve"> Dit zijn de loketten, de ziekenfondsen, de uitkeringsinstanties. Zij passen de regels toe. De regels zijn nationaal. De regels gaan ervan uit dat iemand in één land woont, in één land werkt, en in één land verzekerd is.</w:t>
+      </w:r>
+    </w:p>
+    <w:p>
+      <w:pPr>
+        <w:pStyle w:val="Normaalweb"/>
+        <w:divId w:val="463699753"/>
+        <w:rPr>
+          <w:lang w:val="nl-NL"/>
+        </w:rPr>
+      </w:pPr>
+      <w:r>
+        <w:rPr>
+          <w:lang w:val="nl-NL"/>
+        </w:rPr>
+        <w:t>Wie niet in die aanname past, veroorzaakt een fout. De fout wordt niet gezien als een signaal dat de regel moet worden aangepast. De fout wordt gezien als een bewijs dat de burger niet voldoet. De uitvoerende laag heeft geen bevoegdheid om de regel te veranderen. Ze heeft alleen de bevoegdheid om de regel toe te passen. En de regel is wat hij is.</w:t>
+      </w:r>
+    </w:p>
+    <w:p>
+      <w:pPr>
+        <w:pStyle w:val="Normaalweb"/>
+        <w:divId w:val="463699753"/>
+        <w:rPr>
+          <w:lang w:val="nl-NL"/>
+        </w:rPr>
+      </w:pPr>
+      <w:r>
+        <w:rPr>
+          <w:rStyle w:val="Zwaar"/>
+          <w:lang w:val="nl-NL"/>
+        </w:rPr>
+        <w:t>De toezichthoudende laag: de logica van de zelfbeperking.</w:t>
+      </w:r>
+      <w:r>
+        <w:rPr>
+          <w:lang w:val="nl-NL"/>
+        </w:rPr>
+        <w:t xml:space="preserve"> Dit zijn de controleurs, de inspecties, de ombudsdiensten. Zij zien de fout. Maar ze hebben een goede reden om niet in te grijpen. Een toezichthouder die zijn bevoegdheid oprekt, riskeert dat zijn beslissing wordt aangevochten. De veiligste positie is altijd de smalste interpretatie van de eigen bevoegdheid. De toezichthouder grijpt dus niet in. Niet omdat hij niet wil. Omdat hij niet durft. En zijn angst is rationeel: het systeem beloont zelfbeperking en bestraft durf.</w:t>
+      </w:r>
+    </w:p>
+    <w:p>
+      <w:pPr>
+        <w:pStyle w:val="Normaalweb"/>
+        <w:divId w:val="463699753"/>
+        <w:rPr>
+          <w:lang w:val="nl-NL"/>
+        </w:rPr>
+      </w:pPr>
+      <w:r>
+        <w:rPr>
+          <w:rStyle w:val="Zwaar"/>
+          <w:lang w:val="nl-NL"/>
+        </w:rPr>
+        <w:t>De democratische laag: de logica van de tijdschaal.</w:t>
+      </w:r>
+      <w:r>
+        <w:rPr>
+          <w:lang w:val="nl-NL"/>
+        </w:rPr>
+        <w:t xml:space="preserve"> Dit is het parlement, de ombudsman, de commissies. Zij ontvangen de klacht. Maar ze bewegen op een tijdschaal die niet compatibel is met de urgentie van de crisis. Een commissiedebat duurt maanden. Een wetswijziging duurt jaren. Een medische crisis duurt dagen. De democratische laag kan de wet veranderen, maar ze doet het niet zolang er geen politieke druk is. En er is geen politieke druk voor een probleem dat alleen grensarbeiders treft. De tijdschaal van de democratie en de tijdschaal van het lichaam zij</w:t>
+      </w:r>
+      <w:r>
+        <w:rPr>
+          <w:lang w:val="nl-NL"/>
+        </w:rPr>
+        <w:t>n fundamenteel onverenigbaar.</w:t>
+      </w:r>
+    </w:p>
+    <w:p>
+      <w:pPr>
+        <w:pStyle w:val="Normaalweb"/>
+        <w:divId w:val="463699753"/>
+        <w:rPr>
+          <w:lang w:val="nl-NL"/>
+        </w:rPr>
+      </w:pPr>
+      <w:r>
+        <w:rPr>
+          <w:rStyle w:val="Zwaar"/>
+          <w:lang w:val="nl-NL"/>
+        </w:rPr>
+        <w:t>De symbolische laag: de logica van de onmacht.</w:t>
+      </w:r>
+      <w:r>
+        <w:rPr>
+          <w:lang w:val="nl-NL"/>
+        </w:rPr>
+        <w:t xml:space="preserve"> Dit is het staatshoofd. Hij ontvangt het verzoekschrift. Hij bevestigt de ontvangst. Hij stuurt het door naar de bevoegde minister. Daarmee stopt de interventie. De symbolische laag heeft geen uitvoerende macht. Hij is een eindhalte.</w:t>
+      </w:r>
+    </w:p>
+    <w:p>
+      <w:pPr>
+        <w:pStyle w:val="Normaalweb"/>
+        <w:divId w:val="463699753"/>
+        <w:rPr>
+          <w:lang w:val="nl-NL"/>
+        </w:rPr>
+      </w:pPr>
+      <w:r>
+        <w:rPr>
+          <w:rStyle w:val="Zwaar"/>
+          <w:lang w:val="nl-NL"/>
+        </w:rPr>
+        <w:t>De cirkel.</w:t>
+      </w:r>
+      <w:r>
+        <w:rPr>
+          <w:lang w:val="nl-NL"/>
+        </w:rPr>
+        <w:t xml:space="preserve"> Elke laag heeft een reden om niet in te grijpen. De uitvoerende laag past de regels toe, maar de regels zijn niet gebouwd voor deze situatie. De toezichthoudende laag ziet de fout, maar mag niet ingrijpen. De democratische laag kan de wet veranderen, maar doet het niet zolang er geen politieke druk is. De symbolische laag heeft geen macht.</w:t>
+      </w:r>
+    </w:p>
+    <w:p>
+      <w:pPr>
+        <w:pStyle w:val="Normaalweb"/>
+        <w:divId w:val="463699753"/>
+        <w:rPr>
+          <w:lang w:val="nl-NL"/>
+        </w:rPr>
+      </w:pPr>
+      <w:r>
+        <w:rPr>
+          <w:lang w:val="nl-NL"/>
+        </w:rPr>
+        <w:t>En de enige die overblijft is de rechter. Maar de rechter lost één dossier op, niet het hele systeem. En de rechter is alleen toegankelijk voor wie het zich kan veroorloven.</w:t>
+      </w:r>
+    </w:p>
+    <w:p>
+      <w:pPr>
+        <w:pStyle w:val="Normaalweb"/>
+        <w:divId w:val="463699753"/>
+        <w:rPr>
+          <w:lang w:val="nl-NL"/>
+        </w:rPr>
+      </w:pPr>
+      <w:r>
+        <w:rPr>
+          <w:lang w:val="nl-NL"/>
+        </w:rPr>
+        <w:t xml:space="preserve">Het systeem is niet kapot. Het werkt zoals het is ontworpen. Het is ontworpen voor mensen die binnen de lijnen passen. Wie buiten de lijnen valt, valt tussen </w:t>
+      </w:r>
+      <w:r>
+        <w:rPr>
+          <w:lang w:val="nl-NL"/>
+        </w:rPr>
+        <w:lastRenderedPageBreak/>
+        <w:t>de lijnen. En tussen de lijnen is geen vangnet. Dat is geen fout. Dat is het ontwerp.</w:t>
+      </w:r>
+    </w:p>
+    <w:p>
+      <w:pPr>
+        <w:pStyle w:val="Kop3"/>
+        <w:divId w:val="463699753"/>
+        <w:rPr>
+          <w:rFonts w:eastAsia="Times New Roman"/>
+          <w:lang w:val="nl-NL"/>
+        </w:rPr>
+      </w:pPr>
+      <w:bookmarkStart w:id="4" w:name="_Toc244322360"/>
+      <w:r>
+        <w:rPr>
+          <w:rFonts w:eastAsia="Times New Roman"/>
+          <w:lang w:val="nl-NL"/>
+        </w:rPr>
+        <w:t>De drie systeemwetten achter de blokkade</w:t>
+      </w:r>
+      <w:bookmarkEnd w:id="4"/>
+    </w:p>
+    <w:p>
+      <w:pPr>
+        <w:pStyle w:val="Normaalweb"/>
+        <w:divId w:val="463699753"/>
+        <w:rPr>
+          <w:lang w:val="nl-NL"/>
+        </w:rPr>
+      </w:pPr>
+      <w:r>
+        <w:rPr>
+          <w:lang w:val="nl-NL"/>
+        </w:rPr>
+        <w:t>Wie voorbij de afzonderlijke brieven kijkt, ziet dat dit ontwerp gehoorzaamt aan drie vaste systeemwetten die zowel in de klassieke structuurleer als in de moderne systeemdynamica van Frederic Vester terugkeren:</w:t>
+      </w:r>
+    </w:p>
+    <w:p>
+      <w:pPr>
+        <w:pStyle w:val="Normaalweb"/>
+        <w:divId w:val="463699753"/>
+        <w:rPr>
+          <w:lang w:val="nl-NL"/>
+        </w:rPr>
+      </w:pPr>
+      <w:r>
+        <w:rPr>
+          <w:rStyle w:val="Zwaar"/>
+          <w:lang w:val="nl-NL"/>
+        </w:rPr>
+        <w:t>1. Zo boven, zo beneden (de wet van correspondentie).</w:t>
+      </w:r>
+      <w:r>
+        <w:rPr>
+          <w:lang w:val="nl-NL"/>
+        </w:rPr>
+        <w:t xml:space="preserve"> Wat op het hoogste politieke en Europese niveau onopgelost wordt gelaten, herhaalt zich op exact dezelfde schaal aan het kleinste uitvoeringsloket. Omdat de Europese Unie bovenaan vrij verkeer belooft zonder een dwingende koppeling tussen nationale databanken af te dwingen, weigert het loket onderaan een formulier dat niet in het eigen nationale sjabloon past.</w:t>
+      </w:r>
+    </w:p>
+    <w:p>
+      <w:pPr>
+        <w:pStyle w:val="Normaalweb"/>
+        <w:divId w:val="463699753"/>
+        <w:rPr>
+          <w:lang w:val="nl-NL"/>
+        </w:rPr>
+      </w:pPr>
+      <w:r>
+        <w:rPr>
+          <w:lang w:val="nl-NL"/>
+        </w:rPr>
+        <w:t>En wat buiten in het administratieve netwerk verkaveld is in losse hokjes, dwingt binnen in het dagelijks leven de zieke burger om zijn eigen lichaam en gezin op te knippen in losse bewijsstukken per land.</w:t>
+      </w:r>
+    </w:p>
+    <w:p>
+      <w:pPr>
+        <w:pStyle w:val="Normaalweb"/>
+        <w:divId w:val="463699753"/>
+        <w:rPr>
+          <w:lang w:val="nl-NL"/>
+        </w:rPr>
+      </w:pPr>
+      <w:r>
+        <w:rPr>
+          <w:rStyle w:val="Zwaar"/>
+          <w:lang w:val="nl-NL"/>
+        </w:rPr>
+        <w:t>2. De binaire valstrik (de wet van polariteit).</w:t>
+      </w:r>
+      <w:r>
+        <w:rPr>
+          <w:lang w:val="nl-NL"/>
+        </w:rPr>
+        <w:t xml:space="preserve"> De werkelijkheid van een grensarbeider bestaat uit gradaties en verbinding: wonen aan de ene kant van de grens, werken en premies betalen aan de andere kant, en zorg ontvangen waar de medische noodzaak ligt.</w:t>
+      </w:r>
+    </w:p>
+    <w:p>
+      <w:pPr>
+        <w:pStyle w:val="Normaalweb"/>
+        <w:divId w:val="463699753"/>
+        <w:rPr>
+          <w:lang w:val="nl-NL"/>
+        </w:rPr>
+      </w:pPr>
+      <w:r>
+        <w:rPr>
+          <w:lang w:val="nl-NL"/>
+        </w:rPr>
+        <w:t xml:space="preserve">Administratieve IT-systemen kennen echter geen overgangsgebied; zij werken binair met </w:t>
+      </w:r>
+      <w:r>
+        <w:rPr>
+          <w:rStyle w:val="HTMLCode"/>
+          <w:lang w:val="nl-NL"/>
+        </w:rPr>
+        <w:t>1</w:t>
+      </w:r>
+      <w:r>
+        <w:rPr>
+          <w:lang w:val="nl-NL"/>
+        </w:rPr>
+        <w:t xml:space="preserve"> (volledig binnenlands profiel) of </w:t>
+      </w:r>
+      <w:r>
+        <w:rPr>
+          <w:rStyle w:val="HTMLCode"/>
+          <w:lang w:val="nl-NL"/>
+        </w:rPr>
+        <w:t>0</w:t>
+      </w:r>
+      <w:r>
+        <w:rPr>
+          <w:lang w:val="nl-NL"/>
+        </w:rPr>
+        <w:t xml:space="preserve"> (buitenlands profiel). Zodra een dossier beide polen tegelijk raakt, slaat de schakelaar in beide landen op </w:t>
+      </w:r>
+      <w:r>
+        <w:rPr>
+          <w:rStyle w:val="HTMLCode"/>
+          <w:lang w:val="nl-NL"/>
+        </w:rPr>
+        <w:t>0</w:t>
+      </w:r>
+      <w:r>
+        <w:rPr>
+          <w:lang w:val="nl-NL"/>
+        </w:rPr>
+        <w:t>: in België ben je 'geen inwoner', in Nederland ben je 'niet binnenlands verzekerd'.</w:t>
+      </w:r>
+    </w:p>
+    <w:p>
+      <w:pPr>
+        <w:pStyle w:val="Normaalweb"/>
+        <w:divId w:val="463699753"/>
+        <w:rPr>
+          <w:lang w:val="nl-NL"/>
+        </w:rPr>
+      </w:pPr>
+      <w:r>
+        <w:rPr>
+          <w:rStyle w:val="Zwaar"/>
+          <w:lang w:val="nl-NL"/>
+        </w:rPr>
+        <w:t>3. Actie, terugkoppeling en cascade (de wet van oorzaak en ritme).</w:t>
+      </w:r>
+      <w:r>
+        <w:rPr>
+          <w:lang w:val="nl-NL"/>
+        </w:rPr>
+        <w:t xml:space="preserve"> In een gekoppeld netwerk (wat Vester een </w:t>
+      </w:r>
+      <w:r>
+        <w:rPr>
+          <w:rStyle w:val="Nadruk"/>
+          <w:lang w:val="nl-NL"/>
+        </w:rPr>
+        <w:t>Wirkungsgefüge</w:t>
+      </w:r>
+      <w:r>
+        <w:rPr>
+          <w:lang w:val="nl-NL"/>
+        </w:rPr>
+        <w:t xml:space="preserve"> </w:t>
+      </w:r>
+      <w:r>
+        <w:rPr>
+          <w:lang w:val="nl-NL"/>
+        </w:rPr>
+        <w:t xml:space="preserve">noemt) blijft een fout nooit op één plek liggen. Eén niet-gezet vinkje op een kritiek knooppunt (een </w:t>
+      </w:r>
+      <w:r>
+        <w:rPr>
+          <w:rStyle w:val="Nadruk"/>
+          <w:lang w:val="nl-NL"/>
+        </w:rPr>
+        <w:t>Zündknoten</w:t>
+      </w:r>
+      <w:r>
+        <w:rPr>
+          <w:lang w:val="nl-NL"/>
+        </w:rPr>
+        <w:t>) plant zich met een vaste cadans voort naar belastingdiensten, toeslagen, gemeenteloketten en ziekenfondsen aan beide zijden van de grens.</w:t>
+      </w:r>
+    </w:p>
+    <w:p>
+      <w:pPr>
+        <w:pStyle w:val="Normaalweb"/>
+        <w:divId w:val="463699753"/>
+        <w:rPr>
+          <w:lang w:val="nl-NL"/>
+        </w:rPr>
+      </w:pPr>
+      <w:r>
+        <w:rPr>
+          <w:lang w:val="nl-NL"/>
+        </w:rPr>
+        <w:t>De burger vangt die trilling telkens met vertraging op: een fout uit jaar één wordt een terugvordering in jaar twee en een geblokkeerde aanvraag in jaar drie.</w:t>
+      </w:r>
+    </w:p>
+    <w:p>
+      <w:pPr>
+        <w:pStyle w:val="Normaalweb"/>
+        <w:divId w:val="463699753"/>
+        <w:rPr>
+          <w:lang w:val="nl-NL"/>
+        </w:rPr>
+      </w:pPr>
+      <w:r>
+        <w:rPr>
+          <w:rStyle w:val="Zwaar"/>
+          <w:lang w:val="nl-NL"/>
+        </w:rPr>
+        <w:t>De rode draad door alle lagen.</w:t>
+      </w:r>
+      <w:r>
+        <w:rPr>
+          <w:lang w:val="nl-NL"/>
+        </w:rPr>
+        <w:t xml:space="preserve"> In elke laag gebeurt hetzelfde. Een instantie ziet een probleem. De instantie stelt vast dat het probleem niet binnen haar bevoegdheid valt. De instantie verwijst naar een andere instantie. De andere instantie doet hetzelfde. En de burger wordt geacht de verbinding te zijn tussen al die instanties. De burger is de enige actor in het systeem die geen bevoegdheid heeft om iets te beslissen, maar die wel de enige actor is die het hele systeem moet laten werken.</w:t>
+      </w:r>
+    </w:p>
+    <w:p>
+      <w:pPr>
+        <w:pStyle w:val="Normaalweb"/>
+        <w:ind w:left="800" w:right="800"/>
+        <w:divId w:val="463699753"/>
+        <w:rPr>
+          <w:lang w:val="nl-NL"/>
+        </w:rPr>
+      </w:pPr>
+      <w:r>
+        <w:rPr>
+          <w:lang w:val="nl-NL"/>
+        </w:rPr>
+        <w:t>De feiten van dit mechanisme staan in Document A en Document B. De visuele netwerken en knooppunten staan in Document C. De concrete uitwerking per sociaal recht staat in Document E. Hier staat het patroon dat ze verbindt.</w:t>
       </w:r>
       <w:r>
         <w:br w:type="page"/>
@@ -1657,69 +2132,331 @@
     <w:p>
       <w:pPr>
         <w:pStyle w:val="Kop2"/>
-        <w:divId w:val="508327725"/>
+        <w:divId w:val="463699753"/>
         <w:rPr>
           <w:rFonts w:eastAsia="Times New Roman"/>
           <w:lang w:val="nl-NL"/>
         </w:rPr>
       </w:pPr>
-      <w:bookmarkStart w:id="3" w:name="_Toc244298039"/>
+      <w:bookmarkStart w:id="5" w:name="_Toc244322361"/>
       <w:r>
         <w:rPr>
           <w:rFonts w:eastAsia="Times New Roman"/>
           <w:lang w:val="nl-NL"/>
         </w:rPr>
-        <w:t>Deel III — Het mechanisme van het falen</w:t>
-      </w:r>
-      <w:bookmarkEnd w:id="3"/>
-    </w:p>
-    <w:p>
-      <w:pPr>
-        <w:pStyle w:val="Normaalweb"/>
-        <w:divId w:val="508327725"/>
-        <w:rPr>
-          <w:lang w:val="nl-NL"/>
-        </w:rPr>
-      </w:pPr>
-      <w:r>
-        <w:rPr>
-          <w:lang w:val="nl-NL"/>
-        </w:rPr>
-        <w:t>Het systeem heeft vier lagen. Elke laag heeft een eigen logica. En die logica's versterken elkaar in plaats van elkaar te corrigeren.</w:t>
-      </w:r>
-    </w:p>
-    <w:p>
-      <w:pPr>
-        <w:pStyle w:val="Normaalweb"/>
-        <w:divId w:val="508327725"/>
-        <w:rPr>
-          <w:lang w:val="nl-NL"/>
-        </w:rPr>
-      </w:pPr>
+        <w:t>Deel IV — De asymmetrie tussen fysieke en administratieve grenzen</w:t>
+      </w:r>
+      <w:bookmarkEnd w:id="5"/>
+    </w:p>
+    <w:p>
+      <w:pPr>
+        <w:pStyle w:val="Normaalweb"/>
+        <w:divId w:val="463699753"/>
+        <w:rPr>
+          <w:lang w:val="nl-NL"/>
+        </w:rPr>
+      </w:pPr>
+      <w:r>
+        <w:rPr>
+          <w:lang w:val="nl-NL"/>
+        </w:rPr>
+        <w:t>De Europese integratie is gebouwd op de opheffing van fysieke grenzen. In 1944 ondertekenden België, Nederland en Luxemburg een douane-unie. In 1951 werd de Europese Gemeenschap voor Kolen en Staal opgericht. In 1957 volgde de Europese Economische Gemeenschap. In 1985 werd het Akkoord van Schengen ondertekend, dat de afschaffing van de binnengrenzen regelde. Het doel was de vrije verplaatsing van personen, goederen, diensten en kapitaal.</w:t>
+      </w:r>
+    </w:p>
+    <w:p>
+      <w:pPr>
+        <w:pStyle w:val="Normaalweb"/>
+        <w:divId w:val="463699753"/>
+        <w:rPr>
+          <w:lang w:val="nl-NL"/>
+        </w:rPr>
+      </w:pPr>
+      <w:r>
+        <w:rPr>
+          <w:lang w:val="nl-NL"/>
+        </w:rPr>
+        <w:t>In de fysieke realiteit is die doelstelling gerealiseerd. De grensposten zijn ontmanteld. De verplaatsing over de landsgrenzen verloopt zonder controle. Een burger rijdt met de auto van Nederland naar België, van België naar Frankrijk, van Frankrijk naar Duitsland, zonder te stoppen. Die openstelling heeft veertig jaar gekost, van 1944 tot 1985. Daarna was ze een feit.</w:t>
+      </w:r>
+    </w:p>
+    <w:p>
+      <w:pPr>
+        <w:pStyle w:val="Normaalweb"/>
+        <w:divId w:val="463699753"/>
+        <w:rPr>
+          <w:lang w:val="nl-NL"/>
+        </w:rPr>
+      </w:pPr>
+      <w:r>
+        <w:rPr>
+          <w:lang w:val="nl-NL"/>
+        </w:rPr>
+        <w:t>De administratieve realiteit is asymmetrisch gebleven. Terwijl de grens voor het menselijk lichaam is verdwenen, zijn de nationale uitvoeringssystemen nooit gefuseerd of gestandaardiseerd. Elk land behoudt zijn eigen ziekenfonds, zijn eigen belastingdienst, zijn eigen uitkeringsinstantie en zijn eigen handicapregistratie.</w:t>
+      </w:r>
+    </w:p>
+    <w:p>
+      <w:pPr>
+        <w:pStyle w:val="Normaalweb"/>
+        <w:divId w:val="463699753"/>
+        <w:rPr>
+          <w:lang w:val="nl-NL"/>
+        </w:rPr>
+      </w:pPr>
+      <w:r>
+        <w:rPr>
+          <w:lang w:val="nl-NL"/>
+        </w:rPr>
+        <w:t>Hier ligt de fundamentele weeffout. De Europese wetgever heeft de fysieke ruimte geopend, maar de nationale uitvoerende macht heeft de achterliggende computersystemen uitsluitend nationaal geprogrammeerd. De infrastructuur — de snelweg — is transnationaal. Het administratieve beslispunt — het loket — is strikt nationaal gebleven.</w:t>
+      </w:r>
+    </w:p>
+    <w:p>
+      <w:pPr>
+        <w:pStyle w:val="Normaalweb"/>
+        <w:divId w:val="463699753"/>
+        <w:rPr>
+          <w:lang w:val="nl-NL"/>
+        </w:rPr>
+      </w:pPr>
+      <w:r>
+        <w:rPr>
+          <w:lang w:val="nl-NL"/>
+        </w:rPr>
+        <w:t>De wetgevende correctie voor deze ontkoppeling vertoont een structurele vertraging. In april 2026 is via een triloog een voorlopig politiek akkoord bereikt over de herziening van Verordening 883/2004, de wet die de sociale zekerheid tussen lidstaten coördineert. In juli 2026 werd de herziene tekst formeel aangenomen. De daadwerkelijke operationele implementatie — waaronder de verschuiving van de werkloosheidsbevoegdheid naar het werkland na een aaneengesloten periode van 22 weken — is echter pas gepland voo</w:t>
+      </w:r>
+      <w:r>
+        <w:rPr>
+          <w:lang w:val="nl-NL"/>
+        </w:rPr>
+        <w:t>r 2030 of 2031 wegens vereiste IT-aanpassingen.</w:t>
+      </w:r>
+    </w:p>
+    <w:p>
+      <w:pPr>
+        <w:pStyle w:val="Normaalweb"/>
+        <w:divId w:val="463699753"/>
+        <w:rPr>
+          <w:lang w:val="nl-NL"/>
+        </w:rPr>
+      </w:pPr>
+      <w:r>
+        <w:rPr>
+          <w:lang w:val="nl-NL"/>
+        </w:rPr>
+        <w:t>De volledige wetgevingscyclus, van eerste voorstel tot inwerkingtreding, beslaat hiermee meer dan tien jaar onderhandelen en vier jaar wachten op de uitvoering. Veertien jaar voor een software-update.</w:t>
+      </w:r>
+    </w:p>
+    <w:p>
+      <w:pPr>
+        <w:pStyle w:val="Normaalweb"/>
+        <w:divId w:val="463699753"/>
+        <w:rPr>
+          <w:lang w:val="nl-NL"/>
+        </w:rPr>
+      </w:pPr>
+      <w:r>
+        <w:rPr>
+          <w:lang w:val="nl-NL"/>
+        </w:rPr>
+        <w:t>Ook de digitale oplossingen in dit hervormingspakket stagneren op de drempel van de datasilo. De introductie van de European Social Security Pass, gekoppeld aan de Europese digitale identiteitsportemonnee, digitaliseert de drager van de documenten. Het stelt overheden in staat de documenten snel te verifiëren, maar het dwingt geen automatische gegevensstroom af tussen de nationale systemen. Het haalt de gegevens niet actief op bij de bron. De voordeur wordt gedigitaliseerd, maar de achterdeur blijft geslote</w:t>
+      </w:r>
+      <w:r>
+        <w:rPr>
+          <w:lang w:val="nl-NL"/>
+        </w:rPr>
+        <w:t>n.</w:t>
+      </w:r>
+    </w:p>
+    <w:p>
+      <w:pPr>
+        <w:pStyle w:val="Normaalweb"/>
+        <w:divId w:val="463699753"/>
+        <w:rPr>
+          <w:lang w:val="nl-NL"/>
+        </w:rPr>
+      </w:pPr>
+      <w:r>
+        <w:rPr>
+          <w:lang w:val="nl-NL"/>
+        </w:rPr>
+        <w:lastRenderedPageBreak/>
+        <w:t>De macro-economische projecties van de Europese Commissie voorspellen tegen 2040 zes miljard euro aan besparingen en fraudepreventie. Deze berekening negeert de micro-economische realiteit van de tussenliggende veertien jaar. Gedurende deze latentietijd worden de kosten van het systeemfalen volledig afgewenteld op de burger: de private bank die schulden parkeert tegen zware sancties, de energieleverancier die incassobureaus inschakelt en onuitvoerbare medische keuringen eist, en de private keuringsmarkt die</w:t>
+      </w:r>
+      <w:r>
+        <w:rPr>
+          <w:lang w:val="nl-NL"/>
+        </w:rPr>
+        <w:t xml:space="preserve"> onhaalbare tarieven hanteert voor consulten op afstand. Al deze kosten slaan neer bij het individu, terwijl de oorzaak van de systeemstilstand bij de overheid ligt.</w:t>
+      </w:r>
+    </w:p>
+    <w:p>
+      <w:pPr>
+        <w:pStyle w:val="Normaalweb"/>
+        <w:divId w:val="463699753"/>
+        <w:rPr>
+          <w:lang w:val="nl-NL"/>
+        </w:rPr>
+      </w:pPr>
+      <w:r>
+        <w:rPr>
+          <w:lang w:val="nl-NL"/>
+        </w:rPr>
+        <w:t>De Benelux was ooit de proeftuin van de Europese integratie. In 1944 werd hier het experiment gestart dat later op Europese schaal zou worden herhaald. De drie landen hebben aangetoond dat open wegen mogelijk zijn. Ze hebben niet aangetoond dat open systemen mogelijk zijn.</w:t>
+      </w:r>
+    </w:p>
+    <w:p>
+      <w:pPr>
+        <w:pStyle w:val="Normaalweb"/>
+        <w:divId w:val="463699753"/>
+        <w:rPr>
+          <w:lang w:val="nl-NL"/>
+        </w:rPr>
+      </w:pPr>
+      <w:r>
+        <w:rPr>
+          <w:lang w:val="nl-NL"/>
+        </w:rPr>
+        <w:t>De grensarbeider is de foutmelding van een half afgewerkt ontwerp. De fysieke architectuur is voltooid. De administratieve architectuur niet.</w:t>
+      </w:r>
+    </w:p>
+    <w:p>
+      <w:pPr>
+        <w:pStyle w:val="Kop2"/>
+        <w:divId w:val="463699753"/>
+        <w:rPr>
+          <w:rFonts w:eastAsia="Times New Roman"/>
+          <w:lang w:val="nl-NL"/>
+        </w:rPr>
+      </w:pPr>
+      <w:bookmarkStart w:id="6" w:name="_Toc244322362"/>
+      <w:r>
+        <w:rPr>
+          <w:rFonts w:eastAsia="Times New Roman"/>
+          <w:lang w:val="nl-NL"/>
+        </w:rPr>
+        <w:t>Deel V — De cijfers en de schaal</w:t>
+      </w:r>
+      <w:bookmarkEnd w:id="6"/>
+    </w:p>
+    <w:p>
+      <w:pPr>
+        <w:pStyle w:val="Normaalweb"/>
+        <w:divId w:val="463699753"/>
+        <w:rPr>
+          <w:lang w:val="nl-NL"/>
+        </w:rPr>
+      </w:pPr>
+      <w:r>
+        <w:rPr>
+          <w:lang w:val="nl-NL"/>
+        </w:rPr>
+        <w:t>Het probleem is niet uniek voor deze casus. Het is de structurele weerslag van een fundamentele weeffout in de Europese integratie: een gemeenschappelijke arbeidsmarkt zonder geïntegreerde uitvoering.</w:t>
+      </w:r>
+    </w:p>
+    <w:p>
+      <w:pPr>
+        <w:pStyle w:val="Normaalweb"/>
+        <w:divId w:val="463699753"/>
+        <w:rPr>
+          <w:lang w:val="nl-NL"/>
+        </w:rPr>
+      </w:pPr>
+      <w:r>
+        <w:rPr>
+          <w:lang w:val="nl-NL"/>
+        </w:rPr>
+        <w:t>Binnen de Europese Unie wonen en werken circa 1,5 miljoen grensarbeiders, waarvan ruim 40.000 pendelaars tussen België en Nederland. Deze groep groeit gestaag door de uitbreiding van telewerk, internationale arbeidsmobiliteit en de demografische verwevenheid van grensregio's zoals Zeeuws-Vlaanderen en het Waasland.</w:t>
+      </w:r>
+    </w:p>
+    <w:p>
+      <w:pPr>
+        <w:pStyle w:val="Normaalweb"/>
+        <w:divId w:val="463699753"/>
+        <w:rPr>
+          <w:lang w:val="nl-NL"/>
+        </w:rPr>
+      </w:pPr>
+      <w:r>
+        <w:rPr>
+          <w:lang w:val="nl-NL"/>
+        </w:rPr>
+        <w:t xml:space="preserve">In deze individuele casus alleen al zijn in een tijdsbestek van 18 maanden niet minder dan </w:t>
+      </w:r>
       <w:r>
         <w:rPr>
           <w:rStyle w:val="Zwaar"/>
           <w:lang w:val="nl-NL"/>
         </w:rPr>
-        <w:t>De uitvoerende laag: de logica van de regel.</w:t>
-      </w:r>
-      <w:r>
-        <w:rPr>
-          <w:lang w:val="nl-NL"/>
-        </w:rPr>
-        <w:t xml:space="preserve"> Dit zijn de loketten, de ziekenfondsen, de uitkeringsinstanties. Zij passen de regels toe. De regels zijn nationaal. De regels gaan ervan uit dat iemand in één land woont, in één land werkt, en in één land verzekerd is. Wie niet in die aanname past, veroorzaakt een fout. De fout wordt niet gezien als een signaal dat de regel moet worden aangepast. De fout wordt gezien als een bewijs dat de burger niet voldoet. De uitvoerende laag heeft geen bevoegdheid om de regel te veranderen. Ze heeft alleen de bevoegdh</w:t>
-      </w:r>
-      <w:r>
-        <w:rPr>
-          <w:lang w:val="nl-NL"/>
-        </w:rPr>
-        <w:t>eid om de regel toe te passen. En de regel is wat hij is.</w:t>
-      </w:r>
-    </w:p>
-    <w:p>
-      <w:pPr>
-        <w:pStyle w:val="Normaalweb"/>
-        <w:divId w:val="508327725"/>
+        <w:t>62 afzonderlijke instanties en rechtspersonen</w:t>
+      </w:r>
+      <w:r>
+        <w:rPr>
+          <w:lang w:val="nl-NL"/>
+        </w:rPr>
+        <w:t xml:space="preserve"> betrokken geraakt: van lokale ziekenhuizen, mutualiteiten en gemeenten tot nationale uitkeringsinstituten, ministeries en het Europees Parlement. De audit documenteert meer dan 660 afzonderlijke administratieve en medische handelingen.</w:t>
+      </w:r>
+    </w:p>
+    <w:p>
+      <w:pPr>
+        <w:pStyle w:val="Normaalweb"/>
+        <w:ind w:left="800" w:right="800"/>
+        <w:divId w:val="463699753"/>
+        <w:rPr>
+          <w:lang w:val="nl-NL"/>
+        </w:rPr>
+      </w:pPr>
+      <w:r>
+        <w:rPr>
+          <w:lang w:val="nl-NL"/>
+        </w:rPr>
+        <w:t>Op Europees niveau vertaalt deze frictie zich in duizenden formele klachten: sociale zekerheid en grensoverschrijdende zorg vormen jaar na jaar de absolute koploper in het SOLVIT-netwerk (structureel meer dan 40% van alle klachten). Hoewel het EESSI-netwerk (Electronic Exchange of Social Security Information) ontworpen is om miljoenen Structured Electronic Documents (SEDs) naadloos uit te wisselen, toont de feitelijke audit aan dat de gegevensuitwisseling in de praktijk maandenlang stilvalt zonder dat één v</w:t>
+      </w:r>
+      <w:r>
+        <w:rPr>
+          <w:lang w:val="nl-NL"/>
+        </w:rPr>
+        <w:t>an de lidstaten ingrijpt. De bureaucratische schaal is massaal; de menselijke tol is acuut.</w:t>
+      </w:r>
+      <w:r>
+        <w:br w:type="page"/>
+      </w:r>
+    </w:p>
+    <w:p>
+      <w:pPr>
+        <w:pStyle w:val="Kop2"/>
+        <w:divId w:val="463699753"/>
+        <w:rPr>
+          <w:rFonts w:eastAsia="Times New Roman"/>
+          <w:lang w:val="nl-NL"/>
+        </w:rPr>
+      </w:pPr>
+      <w:bookmarkStart w:id="7" w:name="_Toc244322363"/>
+      <w:r>
+        <w:rPr>
+          <w:rFonts w:eastAsia="Times New Roman"/>
+          <w:lang w:val="nl-NL"/>
+        </w:rPr>
+        <w:t>Deel VI — De Europese dimensie</w:t>
+      </w:r>
+      <w:bookmarkEnd w:id="7"/>
+    </w:p>
+    <w:p>
+      <w:pPr>
+        <w:pStyle w:val="Normaalweb"/>
+        <w:divId w:val="463699753"/>
+        <w:rPr>
+          <w:lang w:val="nl-NL"/>
+        </w:rPr>
+      </w:pPr>
+      <w:r>
+        <w:rPr>
+          <w:lang w:val="nl-NL"/>
+        </w:rPr>
+        <w:t>Het probleem is niet Belgisch-Nederlands. Het is Europees. Vier casussen tonen dat aan. Deze casussen zijn ontleend aan openbare Europese beleidsliteratuur en academisch onderzoek. Ze staan niet in Document A of Document B, want die documenten beschrijven één individuele casus. Ze staan hier omdat ze aantonen dat het mechanisme dat in die ene casus zichtbaar wordt, zich in elke Europese grensregio herhaalt.</w:t>
+      </w:r>
+    </w:p>
+    <w:p>
+      <w:pPr>
+        <w:pStyle w:val="Normaalweb"/>
+        <w:divId w:val="463699753"/>
         <w:rPr>
           <w:lang w:val="nl-NL"/>
         </w:rPr>
@@ -1729,19 +2466,25 @@
           <w:rStyle w:val="Zwaar"/>
           <w:lang w:val="nl-NL"/>
         </w:rPr>
-        <w:t>De toezichthoudende laag: de logica van de zelfbeperking.</w:t>
-      </w:r>
-      <w:r>
-        <w:rPr>
-          <w:lang w:val="nl-NL"/>
-        </w:rPr>
-        <w:t xml:space="preserve"> Dit zijn de controleurs, de inspecties, de ombudsdiensten. Zij zien de fout. Maar ze hebben een goede reden om niet in te grijpen. Een toezichthouder die zijn bevoegdheid oprekt, riskeert dat zijn beslissing wordt aangevochten. De veiligste positie is altijd de smalste interpretatie van de eigen bevoegdheid. De toezichthouder grijpt dus niet in. Niet omdat hij niet wil. Omdat hij niet durft. En zijn angst is rationeel: het systeem beloont zelfbeperking en bestraft durf.</w:t>
-      </w:r>
-    </w:p>
-    <w:p>
-      <w:pPr>
-        <w:pStyle w:val="Normaalweb"/>
-        <w:divId w:val="508327725"/>
+        <w:t>Luxemburg.</w:t>
+      </w:r>
+      <w:r>
+        <w:rPr>
+          <w:lang w:val="nl-NL"/>
+        </w:rPr>
+        <w:t xml:space="preserve"> Luxemburg heeft de hoogste ratio grensoverschrijdende werknemers van de EU. De coördinatie van hun sociale zekerheid verloopt via de Europese verordening, maar de belasting- en sociale zekerheidsdrempels voor telewerk zijn fundamenteel niet op elkaar afgestemd. Een werknemer die tussen twee drempels thuiswerkt, bevindt zich in een juridisch niemandsland. Twee landen innen op dezelfde grondslag op basis van onverenigbare drempelberekeningen. Dit heeft jaren van bilaterale noodakkoorden vereist voordat er en</w:t>
+      </w:r>
+      <w:r>
+        <w:rPr>
+          <w:lang w:val="nl-NL"/>
+        </w:rPr>
+        <w:t>ige stabilisering optrad — en uitsluitend voor de belastingdimensie, niet voor de sociale zekerheidsdimensie.</w:t>
+      </w:r>
+    </w:p>
+    <w:p>
+      <w:pPr>
+        <w:pStyle w:val="Normaalweb"/>
+        <w:divId w:val="463699753"/>
         <w:rPr>
           <w:lang w:val="nl-NL"/>
         </w:rPr>
@@ -1751,25 +2494,25 @@
           <w:rStyle w:val="Zwaar"/>
           <w:lang w:val="nl-NL"/>
         </w:rPr>
-        <w:t>De democratische laag: de logica van de tijdschaal.</w:t>
-      </w:r>
-      <w:r>
-        <w:rPr>
-          <w:lang w:val="nl-NL"/>
-        </w:rPr>
-        <w:t xml:space="preserve"> Dit is het parlement, de ombudsman, de commissies. Zij ontvangen de klacht. Maar ze bewegen op een tijdschaal die niet compatibel is met de urgentie van de crisis. Een commissiedebat duurt maanden. Een wetswijziging duurt jaren. Een medische crisis duurt dagen. De democratische laag kan de wet veranderen, maar ze doet het niet zolang er geen politieke druk is. En er is geen politieke druk voor een probleem dat alleen grensarbeiders treft. De tijdschaal van de democratie en de tijdschaal van het lichaam zij</w:t>
-      </w:r>
-      <w:r>
-        <w:rPr>
-          <w:lang w:val="nl-NL"/>
-        </w:rPr>
-        <w:t>n fundamenteel onverenigbaar.</w:t>
-      </w:r>
-    </w:p>
-    <w:p>
-      <w:pPr>
-        <w:pStyle w:val="Normaalweb"/>
-        <w:divId w:val="508327725"/>
+        <w:t>De Øresundregio.</w:t>
+      </w:r>
+      <w:r>
+        <w:rPr>
+          <w:lang w:val="nl-NL"/>
+        </w:rPr>
+        <w:t xml:space="preserve"> In de regio rond de Sont pendelen dagelijks duizenden grensoverschrijdende werknemers over de grens. Zij zijn sociaal verzekerd in het werkland maar ontvangen bij werkloosheid de uitkering vanuit het woonland. De coördinatie vereist dat de werkgever een ontslagdocument levert dat het buitenlandse werkloosheidsfonds als invoerbaar erkent. In de praktijk verloopt die uitwisseling traag, zijn de documenten niet altijd in een automatisch verwerkbaar formaat, en wacht de burger in de tussentijd zonder uitkering</w:t>
+      </w:r>
+      <w:r>
+        <w:rPr>
+          <w:lang w:val="nl-NL"/>
+        </w:rPr>
+        <w:t>. De regio heeft een gezamenlijk comité dat de informatiedoorstroming monitort, maar dit comité heeft geen bevoegdheid over de uitvoeringsinstanties van beide landen.</w:t>
+      </w:r>
+    </w:p>
+    <w:p>
+      <w:pPr>
+        <w:pStyle w:val="Normaalweb"/>
+        <w:divId w:val="463699753"/>
         <w:rPr>
           <w:lang w:val="nl-NL"/>
         </w:rPr>
@@ -1779,19 +2522,25 @@
           <w:rStyle w:val="Zwaar"/>
           <w:lang w:val="nl-NL"/>
         </w:rPr>
-        <w:t>De symbolische laag: de logica van de onmacht.</w:t>
-      </w:r>
-      <w:r>
-        <w:rPr>
-          <w:lang w:val="nl-NL"/>
-        </w:rPr>
-        <w:t xml:space="preserve"> Dit is het staatshoofd. Hij ontvangt het verzoekschrift. Hij bevestigt de ontvangst. Hij stuurt het door naar de bevoegde minister. Daarmee stopt de interventie. De symbolische laag heeft geen uitvoerende macht. Hij is een eindhalte.</w:t>
-      </w:r>
-    </w:p>
-    <w:p>
-      <w:pPr>
-        <w:pStyle w:val="Normaalweb"/>
-        <w:divId w:val="508327725"/>
+        <w:t>Zwitserland/Frankrijk.</w:t>
+      </w:r>
+      <w:r>
+        <w:rPr>
+          <w:lang w:val="nl-NL"/>
+        </w:rPr>
+        <w:t xml:space="preserve"> Zwitserland telt naar schatting honderdduizenden grensoverschrijdende werknemers uit Frankrijk. Telewerken deed een fundamentele spanning ontstaan: de belastingdrempel voor telewerk en de sociale zekerheidsdrempel voor telewerk lopen uit elkaar. Wie tussen beide drempels thuiswerkt, betaalt belastingen in het ene land maar valt voor sociale zekerheid potentieel onder het andere. Dit vereist gelijktijdige aansluiting bij twee stelsels, wat de Europese verordening expliciet verbiedt. De oplossing heeft een t</w:t>
+      </w:r>
+      <w:r>
+        <w:rPr>
+          <w:lang w:val="nl-NL"/>
+        </w:rPr>
+        <w:t>ransitieakkoord, een verlenging en een formele verdragswijziging gevergd, met dagelijkse rapportageverplichtingen voor werkgevers. De administratieve last is van de staat naar de werkgever verschoven; de structurele onverenigbaarheid is niet opgelost.</w:t>
+      </w:r>
+    </w:p>
+    <w:p>
+      <w:pPr>
+        <w:pStyle w:val="Normaalweb"/>
+        <w:divId w:val="463699753"/>
         <w:rPr>
           <w:lang w:val="nl-NL"/>
         </w:rPr>
@@ -1801,74 +2550,179 @@
           <w:rStyle w:val="Zwaar"/>
           <w:lang w:val="nl-NL"/>
         </w:rPr>
-        <w:t>De cirkel.</w:t>
-      </w:r>
-      <w:r>
-        <w:rPr>
-          <w:lang w:val="nl-NL"/>
-        </w:rPr>
-        <w:t xml:space="preserve"> Elke laag heeft een reden om niet in te grijpen. De uitvoerende laag past de regels toe, maar de regels zijn niet gebouwd voor deze situatie. De toezichthoudende laag ziet de fout, maar mag niet ingrijpen. De democratische laag kan de wet veranderen, maar doet het niet zolang er geen politieke druk is. De symbolische laag heeft geen macht. En de enige die overblijft is de rechter. Maar de rechter lost één dossier op, niet het hele systeem. En de rechter is alleen toegankelijk voor wie het zich kan veroorlo</w:t>
-      </w:r>
-      <w:r>
-        <w:rPr>
-          <w:lang w:val="nl-NL"/>
-        </w:rPr>
-        <w:t>ven.</w:t>
-      </w:r>
-    </w:p>
-    <w:p>
-      <w:pPr>
-        <w:pStyle w:val="Normaalweb"/>
-        <w:divId w:val="508327725"/>
-        <w:rPr>
-          <w:lang w:val="nl-NL"/>
-        </w:rPr>
-      </w:pPr>
-      <w:r>
-        <w:rPr>
-          <w:lang w:val="nl-NL"/>
-        </w:rPr>
-        <w:t>Het systeem is niet kapot. Het werkt zoals het is ontworpen. Het is ontworpen voor mensen die binnen de lijnen passen. Wie buiten de lijnen valt, valt tussen de lijnen. En tussen de lijnen is geen vangnet. Dat is geen fout. Dat is het ontwerp.</w:t>
-      </w:r>
-    </w:p>
-    <w:p>
-      <w:pPr>
-        <w:pStyle w:val="Kop3"/>
-        <w:divId w:val="508327725"/>
+        <w:t>De Oostenrijks-Oost-Europese corridor.</w:t>
+      </w:r>
+      <w:r>
+        <w:rPr>
+          <w:lang w:val="nl-NL"/>
+        </w:rPr>
+        <w:t xml:space="preserve"> In de corridor tussen Oostenrijk en Oost-Europese lidstaten is massale detachering van werknemers een gevestigde economische realiteit. Certificaten die bevestigen in welk land een gedetacheerde werknemer sociaal verzekerd is, worden op grote schaal frauduleus gebruikt om lage sociale bijdragen in het detacherende land te handhaven, terwijl de werknemer feitelijk permanent in het ontvangende land werkt.</w:t>
+      </w:r>
+    </w:p>
+    <w:p>
+      <w:pPr>
+        <w:pStyle w:val="Normaalweb"/>
+        <w:divId w:val="463699753"/>
+        <w:rPr>
+          <w:lang w:val="nl-NL"/>
+        </w:rPr>
+      </w:pPr>
+      <w:r>
+        <w:rPr>
+          <w:lang w:val="nl-NL"/>
+        </w:rPr>
+        <w:lastRenderedPageBreak/>
+        <w:t>Het Hof van Justitie heeft bepaald dat zelfs wanneer een certificaat kennelijk frauduleus is verkregen, de ontvangende lidstaat zijn eigen wetgeving niet unilateraal mag toepassen voordat hij een dialoog heeft gevoerd met de afgevende lidstaat. Dit dialoogvereiste, bedoeld als bescherming van de werknemer, wordt in de praktijk door frauduleuze werkgevers gebruikt om de toepassing van de ontvangende wetgeving maandenlang te vertragen terwijl de werknemer formeel onbeschermd is.</w:t>
+      </w:r>
+    </w:p>
+    <w:p>
+      <w:pPr>
+        <w:pStyle w:val="Normaalweb"/>
+        <w:divId w:val="463699753"/>
+        <w:rPr>
+          <w:lang w:val="nl-NL"/>
+        </w:rPr>
+      </w:pPr>
+      <w:r>
+        <w:rPr>
+          <w:lang w:val="nl-NL"/>
+        </w:rPr>
+        <w:t>De conclusie uit alle vier de casussen is dezelfde: zelfs in de meest geconcentreerde grensarbeidersregio's van Europa bestaat geen geïntegreerde oplossing. Nationale noodakkoorden zijn de enige uitkomst, zonder structurele correctie.</w:t>
+      </w:r>
+    </w:p>
+    <w:p>
+      <w:pPr>
+        <w:pStyle w:val="Kop2"/>
+        <w:divId w:val="463699753"/>
         <w:rPr>
           <w:rFonts w:eastAsia="Times New Roman"/>
           <w:lang w:val="nl-NL"/>
         </w:rPr>
       </w:pPr>
-      <w:bookmarkStart w:id="4" w:name="_Toc244298040"/>
+      <w:bookmarkStart w:id="8" w:name="_Toc244322364"/>
       <w:r>
         <w:rPr>
           <w:rFonts w:eastAsia="Times New Roman"/>
           <w:lang w:val="nl-NL"/>
         </w:rPr>
-        <w:t>De drie systeemwetten achter de blokkade</w:t>
-      </w:r>
-      <w:bookmarkEnd w:id="4"/>
-    </w:p>
-    <w:p>
-      <w:pPr>
-        <w:pStyle w:val="Normaalweb"/>
-        <w:divId w:val="508327725"/>
-        <w:rPr>
-          <w:lang w:val="nl-NL"/>
-        </w:rPr>
-      </w:pPr>
-      <w:r>
-        <w:rPr>
-          <w:lang w:val="nl-NL"/>
-        </w:rPr>
-        <w:t>Wie voorbij de afzonderlijke brieven kijkt, ziet dat dit ontwerp gehoorzaamt aan drie vaste systeemwetten die zowel in de klassieke structuurleer als in de moderne systeemdynamica van Frederic Vester terugkeren:</w:t>
-      </w:r>
-    </w:p>
-    <w:p>
-      <w:pPr>
-        <w:pStyle w:val="Normaalweb"/>
-        <w:divId w:val="508327725"/>
+        <w:t>Deel VII — De architectuurfout in de Europese regelgeving</w:t>
+      </w:r>
+      <w:bookmarkEnd w:id="8"/>
+    </w:p>
+    <w:p>
+      <w:pPr>
+        <w:pStyle w:val="Normaalweb"/>
+        <w:divId w:val="463699753"/>
+        <w:rPr>
+          <w:lang w:val="nl-NL"/>
+        </w:rPr>
+      </w:pPr>
+      <w:r>
+        <w:rPr>
+          <w:lang w:val="nl-NL"/>
+        </w:rPr>
+        <w:t>De Europese verordening die de sociale zekerheid tussen lidstaten coördineert (Verordening (EG) nr. 883/2004 en toepassingsverordening nr. 987/2009), bepaalt welk land de bevoegde lidstaat is. De verordening wijst één land aan als verantwoordelijk — doorgaans het werkland — maar voorziet geen automatisch en afdwingbaar vangnet voor de periodes waarin de toewijzing omstreden is, gegevensuitwisseling uitblijft, of beide landen weigeren de primaire verantwoordelijkheid te aanvaarden.</w:t>
+      </w:r>
+    </w:p>
+    <w:p>
+      <w:pPr>
+        <w:pStyle w:val="Normaalweb"/>
+        <w:divId w:val="463699753"/>
+        <w:rPr>
+          <w:lang w:val="nl-NL"/>
+        </w:rPr>
+      </w:pPr>
+      <w:r>
+        <w:rPr>
+          <w:lang w:val="nl-NL"/>
+        </w:rPr>
+        <w:t>De En/En-paradox — waarbij de burger formeel in het systeem van twee landen zit maar door beide als de verantwoordelijkheid van het andere wordt beschouwd — wordt door de verordening niet opgelost maar slechts omschreven. Artikel 6 verplicht tot het samentellen van verzekeringstijdvakken en het arrest-Vester (C-134/18) verbiedt dat een grensarbeider tussen twee nationale stelsels in het luchtledige valt, maar aan de basis ontbreekt een mechanisme dat een weigerende uitvoeringsinstantie binnen een harde term</w:t>
+      </w:r>
+      <w:r>
+        <w:rPr>
+          <w:lang w:val="nl-NL"/>
+        </w:rPr>
+        <w:t>ijn tot registratie of voorlopige uitbetaling dwingt.</w:t>
+      </w:r>
+    </w:p>
+    <w:p>
+      <w:pPr>
+        <w:pStyle w:val="Normaalweb"/>
+        <w:divId w:val="463699753"/>
+        <w:rPr>
+          <w:lang w:val="nl-NL"/>
+        </w:rPr>
+      </w:pPr>
+      <w:r>
+        <w:rPr>
+          <w:lang w:val="nl-NL"/>
+        </w:rPr>
+        <w:t>Het Europese bemiddelingsnetwerk (SOLVIT) fungeert als een niet-bindend controlemechanisme. Het registreert een deel van de klachten en produceert een analyse, maar heeft geen doorzettingsmacht zodra een nationale instantie volhardt of een dossier als 'complex' wordt aangemerkt. Het Europese elektronische uitwisselingssysteem voor sociale zekerheid (EESSI) biedt de digitale pijplijn, maar zolang het verzenden of inlezen van een elektronisch bericht (SED) in de praktijk niet afdwingbaar is, blijft de pijplij</w:t>
+      </w:r>
+      <w:r>
+        <w:rPr>
+          <w:lang w:val="nl-NL"/>
+        </w:rPr>
+        <w:t>n leeg. Beide instrumenten zijn procedurele voorzieningen voor een probleem dat in de systeemarchitectuur zelf had moeten worden opgelost.</w:t>
+      </w:r>
+    </w:p>
+    <w:p>
+      <w:pPr>
+        <w:pStyle w:val="Normaalweb"/>
+        <w:ind w:left="800" w:right="800"/>
+        <w:divId w:val="463699753"/>
+        <w:rPr>
+          <w:lang w:val="nl-NL"/>
+        </w:rPr>
+      </w:pPr>
+      <w:r>
+        <w:rPr>
+          <w:lang w:val="nl-NL"/>
+        </w:rPr>
+        <w:t>De feiten van deze architectuurfout staan in Document B. De doorwerking op elk van de zeventien concrete sociale rechten — van ziekte-uitkering en WIA tot zorgtoeslag, invaliditeit en kinderbijslag — staat uitgewerkt in Document E.</w:t>
+      </w:r>
+      <w:r>
+        <w:br w:type="page"/>
+      </w:r>
+    </w:p>
+    <w:p>
+      <w:pPr>
+        <w:pStyle w:val="Kop2"/>
+        <w:divId w:val="463699753"/>
+        <w:rPr>
+          <w:rFonts w:eastAsia="Times New Roman"/>
+          <w:lang w:val="nl-NL"/>
+        </w:rPr>
+      </w:pPr>
+      <w:bookmarkStart w:id="9" w:name="_Toc244322365"/>
+      <w:r>
+        <w:rPr>
+          <w:rFonts w:eastAsia="Times New Roman"/>
+          <w:lang w:val="nl-NL"/>
+        </w:rPr>
+        <w:t>Deel VIII — De twee oplossingsroutes</w:t>
+      </w:r>
+      <w:bookmarkEnd w:id="9"/>
+    </w:p>
+    <w:p>
+      <w:pPr>
+        <w:pStyle w:val="Normaalweb"/>
+        <w:divId w:val="463699753"/>
+        <w:rPr>
+          <w:lang w:val="nl-NL"/>
+        </w:rPr>
+      </w:pPr>
+      <w:r>
+        <w:rPr>
+          <w:lang w:val="nl-NL"/>
+        </w:rPr>
+        <w:t>De grensoverschrijdende burger met een chronische aandoening of erkende beperking heeft in principe twee routes om financieel te functioneren.</w:t>
+      </w:r>
+    </w:p>
+    <w:p>
+      <w:pPr>
+        <w:pStyle w:val="Normaalweb"/>
+        <w:divId w:val="463699753"/>
         <w:rPr>
           <w:lang w:val="nl-NL"/>
         </w:rPr>
@@ -1878,26 +2732,193 @@
           <w:rStyle w:val="Zwaar"/>
           <w:lang w:val="nl-NL"/>
         </w:rPr>
+        <w:t>De uitkeringsroute.</w:t>
+      </w:r>
+      <w:r>
+        <w:rPr>
+          <w:lang w:val="nl-NL"/>
+        </w:rPr>
+        <w:t xml:space="preserve"> Arbeidsongeschiktheidsuitkering via het bevoegde land. Deze route creëert staatsafhankelijkheid en is onderhevig aan nationale politieke goodwill. De gemiddelde invaliditeitsuitkering in de EU varieert van 800 tot 1.800 euro per maand, levenslang bij permanente arbeidsongeschiktheid. De toegangsbarrière: wachttijden worden niet erkend over grenzen; procedures vereisen nationale beoordelingshistorie; het Europese uitwisselingssysteem werkt traag.</w:t>
+      </w:r>
+    </w:p>
+    <w:p>
+      <w:pPr>
+        <w:pStyle w:val="Normaalweb"/>
+        <w:divId w:val="463699753"/>
+        <w:rPr>
+          <w:lang w:val="nl-NL"/>
+        </w:rPr>
+      </w:pPr>
+      <w:r>
+        <w:rPr>
+          <w:rStyle w:val="Zwaar"/>
+          <w:lang w:val="nl-NL"/>
+        </w:rPr>
+        <w:t>De fiscale autonomieroute.</w:t>
+      </w:r>
+      <w:r>
+        <w:rPr>
+          <w:lang w:val="nl-NL"/>
+        </w:rPr>
+        <w:t xml:space="preserve"> Toeslagen, verhoogde tegemoetkomingen en fiscale reducties in het woonland op basis van erkende beperking. Deze route kost de staat minder, bevordert economische participatie en behoudt de autonomie van de burger. De toegangsbarrière is identiek: de medische status wordt niet erkend over grenzen, de administratieve categorie van het ene land vertaalt niet naar het andere, en de systemen die de rechten zouden moeten activeren communiceren niet met elkaar.</w:t>
+      </w:r>
+    </w:p>
+    <w:p>
+      <w:pPr>
+        <w:pStyle w:val="Normaalweb"/>
+        <w:divId w:val="463699753"/>
+        <w:rPr>
+          <w:lang w:val="nl-NL"/>
+        </w:rPr>
+      </w:pPr>
+      <w:r>
+        <w:rPr>
+          <w:lang w:val="nl-NL"/>
+        </w:rPr>
+        <w:t>De fiscale autonomieroute is op de meeste beleidsassen gunstiger dan de uitkeringsroute: ze kost de staat minder, bevordert economische participatie, behoudt burgerautonomie en sluit aan bij de arbeidsmobiliteitsdoelstellingen van de EU. Ze is desondanks even ontoegankelijk als de uitkeringsroute, zolang de medische statusvertaling en de administratieve statuserkenning over grenzen ontbreken. De barrière is niet financieel maar architecturaal.</w:t>
+      </w:r>
+    </w:p>
+    <w:p>
+      <w:pPr>
+        <w:pStyle w:val="Normaalweb"/>
+        <w:divId w:val="463699753"/>
+        <w:rPr>
+          <w:lang w:val="nl-NL"/>
+        </w:rPr>
+      </w:pPr>
+      <w:r>
+        <w:rPr>
+          <w:lang w:val="nl-NL"/>
+        </w:rPr>
+        <w:t>Er is evenwel een dimensie die de eerdere analyse relativeert: in dit dossier is de fiscale autonomieroute in België via een handmatige bypass wél haalbaar gebleken. Een rechtstreeks medisch attest van de huisarts bij de BNI-aangifte, buiten de KSZ en buiten DG HAN om, activeert de verhoogde belastingvrije som en resulteert bij indiening van de aangifte in een berekend saldo van € 2.669,97 in het voordeel van het gezin (in afwachting van het definitieve aanslagbiljet). Dezelfde route bleef via de geautomati</w:t>
+      </w:r>
+      <w:r>
+        <w:rPr>
+          <w:lang w:val="nl-NL"/>
+        </w:rPr>
+        <w:t>seerde overheidsketens (8 versus 9 punten bij DG HAN, RIV-blokkade in Nederland) volledig potdicht.</w:t>
+      </w:r>
+    </w:p>
+    <w:p>
+      <w:pPr>
+        <w:pStyle w:val="Normaalweb"/>
+        <w:divId w:val="463699753"/>
+        <w:rPr>
+          <w:lang w:val="nl-NL"/>
+        </w:rPr>
+      </w:pPr>
+      <w:r>
+        <w:rPr>
+          <w:lang w:val="nl-NL"/>
+        </w:rPr>
+        <w:t>Het onderscheid is leerzaam: de fiscale route is niet onmogelijk, maar de burger en zijn eerstelijnsarts moeten de digitale overheidsketen handmatig omzeilen om hem te laten werken. En dat heeft een paradoxaal neveneffect: een hoger netto gezinsinkomen kan de inkomensafhankelijke toeslagen bij Parentia en SVB juist bedreigen, doordat de automatische herberekening op het fictieve verdienvermogen terugslaat.</w:t>
+      </w:r>
+    </w:p>
+    <w:p>
+      <w:pPr>
+        <w:pStyle w:val="Normaalweb"/>
+        <w:divId w:val="463699753"/>
+        <w:rPr>
+          <w:lang w:val="nl-NL"/>
+        </w:rPr>
+      </w:pPr>
+      <w:r>
+        <w:rPr>
+          <w:lang w:val="nl-NL"/>
+        </w:rPr>
+        <w:t xml:space="preserve">Daarnaast speelt een factor die in de vergelijking tussen beide routes vaak over het hoofd wordt gezien: de politieke economie van de financiering. De Europese Unie heeft geen eigen socialezekerheidsstelsel. Sociale zekerheid is een nationale bevoegdheid. Wat de EU wel doet, is via het Europees Sociaal Fonds Plus programma's co-financieren die gericht zijn op arbeidsmarktintegratie en sociale inclusie. Deze middelen gaan niet naar de </w:t>
+      </w:r>
+      <w:r>
+        <w:rPr>
+          <w:lang w:val="nl-NL"/>
+        </w:rPr>
         <w:lastRenderedPageBreak/>
-        <w:t>1. Zo boven, zo beneden (de wet van correspondentie).</w:t>
-      </w:r>
-      <w:r>
-        <w:rPr>
-          <w:lang w:val="nl-NL"/>
-        </w:rPr>
-        <w:t xml:space="preserve"> Wat op het hoogste politieke en Europese niveau onopgelost wordt gelaten, herhaalt zich op exact dezelfde schaal aan het kleinste uitvoeringsloket. Omdat de Europese Unie bovenaan vrij verkeer belooft zonder een dwingende koppeling tussen nationale databanken af te dwingen, weigert het loket onderaan een formulier dat niet in het eigen nationale sjabloon past. En wat buiten in het administratieve netwerk verkaveld is in losse hokjes, dwingt binnen in het dagelijks leven de zieke burger om zijn eigen lichaa</w:t>
-      </w:r>
-      <w:r>
-        <w:rPr>
-          <w:lang w:val="nl-NL"/>
-        </w:rPr>
-        <w:t>m en gezin op te knippen in losse bewijsstukken per land.</w:t>
-      </w:r>
-    </w:p>
-    <w:p>
-      <w:pPr>
-        <w:pStyle w:val="Normaalweb"/>
-        <w:divId w:val="508327725"/>
+        <w:t>uitkering zelf, maar naar de ondersteuning eromheen: opleidingen, begeleiding naar werk, en projecten die maatschappelijke participatie vergroten.</w:t>
+      </w:r>
+    </w:p>
+    <w:p>
+      <w:pPr>
+        <w:pStyle w:val="Normaalweb"/>
+        <w:divId w:val="463699753"/>
+        <w:rPr>
+          <w:lang w:val="nl-NL"/>
+        </w:rPr>
+      </w:pPr>
+      <w:r>
+        <w:rPr>
+          <w:lang w:val="nl-NL"/>
+        </w:rPr>
+        <w:t>Uitkeringen zijn in de Europese Unie grotendeels contributioneel gefinancierd: gemiddeld 64 procent van de werkloosheidsuitkeringen komt uit sociale premies, niet uit belastingen. Fiscale voordelen, zoals belastingverminderingen voor personen met een handicap, komen daarentegen vrijwel volledig uit de nationale algemene middelen. De EU heeft geen instrument om fiscale uitgaven van lidstaten te co-financieren.</w:t>
+      </w:r>
+    </w:p>
+    <w:p>
+      <w:pPr>
+        <w:pStyle w:val="Normaalweb"/>
+        <w:divId w:val="463699753"/>
+        <w:rPr>
+          <w:lang w:val="nl-NL"/>
+        </w:rPr>
+      </w:pPr>
+      <w:r>
+        <w:rPr>
+          <w:lang w:val="nl-NL"/>
+        </w:rPr>
+        <w:t>Dit creëert een financieringsasymmetrie. Voor uitkeringsgerelateerde programma's kan een lidstaat medefinanciering van de EU aanvragen. Voor fiscale voordelen niet. Lidstaten hebben daardoor een grotere financiële prikkel om de uitkeringsroute te versterken dan de fiscale route, ongeacht welke route voor de burger gunstiger is.</w:t>
+      </w:r>
+    </w:p>
+    <w:p>
+      <w:pPr>
+        <w:pStyle w:val="Normaalweb"/>
+        <w:divId w:val="463699753"/>
+        <w:rPr>
+          <w:lang w:val="nl-NL"/>
+        </w:rPr>
+      </w:pPr>
+      <w:r>
+        <w:rPr>
+          <w:lang w:val="nl-NL"/>
+        </w:rPr>
+        <w:t>De fiscale route kost de staat minder, maar de staat ontvangt er geen Europese co-financiering voor. De uitkeringsroute kost de staat meer, maar een deel van de ondersteunende kosten kan worden afgedekt met Europese middelen. De politieke economie van de financiering beïnvloedt daarmee de beleidskeuze, los van de vraag welke route voor de burger het meest effectief is.</w:t>
+      </w:r>
+    </w:p>
+    <w:p>
+      <w:pPr>
+        <w:pStyle w:val="Kop2"/>
+        <w:divId w:val="463699753"/>
+        <w:rPr>
+          <w:rFonts w:eastAsia="Times New Roman"/>
+          <w:lang w:val="nl-NL"/>
+        </w:rPr>
+      </w:pPr>
+      <w:bookmarkStart w:id="10" w:name="_Toc244322366"/>
+      <w:r>
+        <w:rPr>
+          <w:rFonts w:eastAsia="Times New Roman"/>
+          <w:lang w:val="nl-NL"/>
+        </w:rPr>
+        <w:t>Deel IX — De drie infrastructurele oplossingen</w:t>
+      </w:r>
+      <w:bookmarkEnd w:id="10"/>
+    </w:p>
+    <w:p>
+      <w:pPr>
+        <w:pStyle w:val="Normaalweb"/>
+        <w:divId w:val="463699753"/>
+        <w:rPr>
+          <w:lang w:val="nl-NL"/>
+        </w:rPr>
+      </w:pPr>
+      <w:r>
+        <w:rPr>
+          <w:lang w:val="nl-NL"/>
+        </w:rPr>
+        <w:t>Drie concrete bouwstenen corrigeren de architectuurfouten direct. Ze kunnen afzonderlijk worden ingevoerd, maar bereiken hun volle effect in combinatie.</w:t>
+      </w:r>
+    </w:p>
+    <w:p>
+      <w:pPr>
+        <w:pStyle w:val="Normaalweb"/>
+        <w:divId w:val="463699753"/>
         <w:rPr>
           <w:lang w:val="nl-NL"/>
         </w:rPr>
@@ -1907,64 +2928,734 @@
           <w:rStyle w:val="Zwaar"/>
           <w:lang w:val="nl-NL"/>
         </w:rPr>
-        <w:t>2. De binaire valstrik (de wet van polariteit).</w:t>
-      </w:r>
-      <w:r>
-        <w:rPr>
-          <w:lang w:val="nl-NL"/>
-        </w:rPr>
-        <w:t xml:space="preserve"> De werkelijkheid van een grensarbeider bestaat uit gradaties en verbinding: wonen aan de ene kant van de grens, werken en premies betalen aan de andere kant, en zorg ontvangen waar de medische noodzaak ligt. Administratieve IT-systemen kennen echter geen overgangsgebied; zij werken binair met </w:t>
+        <w:t>Bouwsteen 1 — Het inschrijvingsmoment als synchronisatiepunt.</w:t>
+      </w:r>
+      <w:r>
+        <w:rPr>
+          <w:lang w:val="nl-NL"/>
+        </w:rPr>
+        <w:t xml:space="preserve"> Wanneer een EU-burger zich officieel uitschrijft in land A en inschrijft in land B, activeert dat één geautoriseerde digitale import van de relevante administratieve data: loopbaanhistoriek, erkende medische statussen, lopende rechten en gezinssituatie.</w:t>
+      </w:r>
+    </w:p>
+    <w:p>
+      <w:pPr>
+        <w:pStyle w:val="Normaalweb"/>
+        <w:divId w:val="463699753"/>
+        <w:rPr>
+          <w:lang w:val="nl-NL"/>
+        </w:rPr>
+      </w:pPr>
+      <w:r>
+        <w:rPr>
+          <w:lang w:val="nl-NL"/>
+        </w:rPr>
+        <w:t>De technische infrastructuur bestaat: het Europese systeem voor digitale identificatie biedt de grondslag, de nationale bevolkingsregisters zijn de triggerpunten, en het Europese uitwisselingssysteem voor sociale zekerheid biedt de capaciteit. Wat ontbreekt is het politieke besluit dat de inschrijvingshandeling de juridische trigger is voor die synchronisatie, en de verplichting voor het uitzendende land om de data te leveren binnen een vastgestelde termijn.</w:t>
+      </w:r>
+    </w:p>
+    <w:p>
+      <w:pPr>
+        <w:pStyle w:val="Normaalweb"/>
+        <w:divId w:val="463699753"/>
+        <w:rPr>
+          <w:lang w:val="nl-NL"/>
+        </w:rPr>
+      </w:pPr>
+      <w:r>
+        <w:rPr>
+          <w:rStyle w:val="Zwaar"/>
+          <w:lang w:val="nl-NL"/>
+        </w:rPr>
+        <w:t>Bouwsteen 2 — Het Europees Medisch Statusdocument.</w:t>
+      </w:r>
+      <w:r>
+        <w:rPr>
+          <w:lang w:val="nl-NL"/>
+        </w:rPr>
+        <w:t xml:space="preserve"> Een gestandaardiseerd digitaal document dat de functionele status van een burger over grenzen leesbaar maakt. Het registreert niet de diagnose — de ziekte — maar de functionele beperking: wat kan de persoon wel en niet, welk percentage arbeidsbeperking is erkend, welk land heeft de erkenning formeel vastgesteld en op welke datum.</w:t>
+      </w:r>
+    </w:p>
+    <w:p>
+      <w:pPr>
+        <w:pStyle w:val="Normaalweb"/>
+        <w:divId w:val="463699753"/>
+        <w:rPr>
+          <w:lang w:val="nl-NL"/>
+        </w:rPr>
+      </w:pPr>
+      <w:r>
+        <w:rPr>
+          <w:lang w:val="nl-NL"/>
+        </w:rPr>
+        <w:t>De grondslag is de International Classification of Functioning, Disability and Health van de Wereldgezondheidsorganisatie, die een universeel taalraamwerk biedt dat door 29 Europese landen al wordt gebruikt in de revalidatiegeneeskunde en de gezondheidszorgstatistiek. Elke nationale instantie publiceert een vertaalsleutel: een gepubliceerde mapping van internationale scores naar haar eigen administratieve categorieën. Wanneer een burger met een statusdocument een aanvraag doet bij een buitenlandse instantie</w:t>
+      </w:r>
+      <w:r>
+        <w:rPr>
+          <w:lang w:val="nl-NL"/>
+        </w:rPr>
+        <w:t>, vertaalt het systeem automatisch zijn score naar de nationale categorie. De burger wordt één keer beoordeeld. De vertaling is automatisch. Geen herkeuring nodig tenzij de medische status wijzigt.</w:t>
+      </w:r>
+    </w:p>
+    <w:p>
+      <w:pPr>
+        <w:pStyle w:val="Normaalweb"/>
+        <w:divId w:val="463699753"/>
+        <w:rPr>
+          <w:lang w:val="nl-NL"/>
+        </w:rPr>
+      </w:pPr>
+      <w:r>
+        <w:rPr>
+          <w:rStyle w:val="Zwaar"/>
+          <w:lang w:val="nl-NL"/>
+        </w:rPr>
+        <w:t>Bouwsteen 3 — De automatische fiscale route-activering.</w:t>
+      </w:r>
+      <w:r>
+        <w:rPr>
+          <w:lang w:val="nl-NL"/>
+        </w:rPr>
+        <w:t xml:space="preserve"> Wanneer het statusdocument een erkende beperking registreert én het inschrijvingsdocument de grensoverschrijdende situatie van de burger bevestigt, activeert het systeem automatisch de fiscale instrumenten die beschikbaar zijn in het woonland. Niet via een handmatige aanvraag, maar via een automatische beslissingsregel gebaseerd op leesbare statusdata.</w:t>
+      </w:r>
+    </w:p>
+    <w:p>
+      <w:pPr>
+        <w:pStyle w:val="Normaalweb"/>
+        <w:ind w:left="800" w:right="800"/>
+        <w:divId w:val="463699753"/>
+        <w:rPr>
+          <w:lang w:val="nl-NL"/>
+        </w:rPr>
+      </w:pPr>
+      <w:r>
+        <w:rPr>
+          <w:lang w:val="nl-NL"/>
+        </w:rPr>
+        <w:t>De beslissingslogica werkt als volgt: de score plus de inschrijvingsstatus worden vergeleken met een nationaal gepubliceerde activeringstabel. In Nederland activeert dit automatisch: aanpassing toetsingsinkomen voor toeslagberekening, verhoogde tegemoetkoming voor erkende handicap, en een berekening van het recht op zorgtoeslag, huurtoeslag en kindgebonden budget op basis van het gecorrigeerde inkomen inclusief buitenlandse componenten. In België activeert dit automatisch: de fiscale aftrek voor personen me</w:t>
+      </w:r>
+      <w:r>
+        <w:rPr>
+          <w:lang w:val="nl-NL"/>
+        </w:rPr>
+        <w:t>t een handicap, het verhoogde bestaansminimum bij erkende arbeidsongeschiktheid, en een kennisgeving aan de bevoegde dienst dat de burger recht kan hebben op aanvullende tegemoetkomingen.</w:t>
+      </w:r>
+      <w:r>
+        <w:br w:type="page"/>
+      </w:r>
+    </w:p>
+    <w:p>
+      <w:pPr>
+        <w:pStyle w:val="Kop2"/>
+        <w:divId w:val="463699753"/>
+        <w:rPr>
+          <w:rFonts w:eastAsia="Times New Roman"/>
+          <w:lang w:val="nl-NL"/>
+        </w:rPr>
+      </w:pPr>
+      <w:bookmarkStart w:id="11" w:name="_Toc244322367"/>
+      <w:r>
+        <w:rPr>
+          <w:rFonts w:eastAsia="Times New Roman"/>
+          <w:lang w:val="nl-NL"/>
+        </w:rPr>
+        <w:t>Deel X — De profiteursvraag</w:t>
+      </w:r>
+      <w:bookmarkEnd w:id="11"/>
+    </w:p>
+    <w:p>
+      <w:pPr>
+        <w:pStyle w:val="Normaalweb"/>
+        <w:divId w:val="463699753"/>
+        <w:rPr>
+          <w:lang w:val="nl-NL"/>
+        </w:rPr>
+      </w:pPr>
+      <w:r>
+        <w:rPr>
+          <w:lang w:val="nl-NL"/>
+        </w:rPr>
+        <w:t>De implementatie van een verbonden systeem roept vragen op omtrent frauderesistentie. Een analyse toont dat het huidige systeem van onverbonden silo's misbruik niet voorkomt, maar uitsluitend de detectie ervan bemoeilijkt. Dubbele uitkeringen in twee landen zijn vandaag technisch mogelijk omdat land A niet weet wat land B toekent, en vice versa. Het Europese uitwisselingssysteem is bedoeld om dit te ondervangen, maar wordt niet afdwingbaar gebruikt. Een verbonden systeem met leesbare statusdata is moeilijke</w:t>
+      </w:r>
+      <w:r>
+        <w:rPr>
+          <w:lang w:val="nl-NL"/>
+        </w:rPr>
+        <w:t>r te misbruiken dan een systeem van silo's, om drie concrete redenen.</w:t>
+      </w:r>
+    </w:p>
+    <w:p>
+      <w:pPr>
+        <w:pStyle w:val="Normaalweb"/>
+        <w:divId w:val="463699753"/>
+        <w:rPr>
+          <w:lang w:val="nl-NL"/>
+        </w:rPr>
+      </w:pPr>
+      <w:r>
+        <w:rPr>
+          <w:lang w:val="nl-NL"/>
+        </w:rPr>
+        <w:t>Ten eerste: een internationaal statusdocument is gebaseerd op scores die zijn afgeleid van gevalideerde medische beoordelingen door erkende instanties. Simuleren van een score vereist actieve medewerking van een beoordelend orgaan, wat fraude verschuift van de burger naar de instelling — en daarmee detecteerbaar en sanctioneerbaar maakt.</w:t>
+      </w:r>
+    </w:p>
+    <w:p>
+      <w:pPr>
+        <w:pStyle w:val="Normaalweb"/>
+        <w:divId w:val="463699753"/>
+        <w:rPr>
+          <w:lang w:val="nl-NL"/>
+        </w:rPr>
+      </w:pPr>
+      <w:r>
+        <w:rPr>
+          <w:lang w:val="nl-NL"/>
+        </w:rPr>
+        <w:t>Ten tweede: de inschrijvingsdata zijn gekoppeld aan officiële bevolkingsregisters en zijn niet manipuleerbaar door de burger zelf; een valse inschrijving vereist actieve medewerking van de registrerende gemeente.</w:t>
+      </w:r>
+    </w:p>
+    <w:p>
+      <w:pPr>
+        <w:pStyle w:val="Normaalweb"/>
+        <w:divId w:val="463699753"/>
+        <w:rPr>
+          <w:lang w:val="nl-NL"/>
+        </w:rPr>
+      </w:pPr>
+      <w:r>
+        <w:rPr>
+          <w:lang w:val="nl-NL"/>
+        </w:rPr>
+        <w:t>Ten derde: de automatische fiscale activering vergelijkt statusdata met de activeringstabel van het woonland; elke activering is gelogd en is voor beide landen raadpleegbaar, waardoor dubbele activering onmiddellijk detecteerbaar is.</w:t>
+      </w:r>
+    </w:p>
+    <w:p>
+      <w:pPr>
+        <w:pStyle w:val="Normaalweb"/>
+        <w:divId w:val="463699753"/>
+        <w:rPr>
+          <w:lang w:val="nl-NL"/>
+        </w:rPr>
+      </w:pPr>
+      <w:r>
+        <w:rPr>
+          <w:lang w:val="nl-NL"/>
+        </w:rPr>
+        <w:t>Een transparant, verbonden systeem is structureel frauderesistenter dan een systeem van onverbonden nationale silo's. Vereenvoudiging voor de burger en bescherming tegen misbruik sluiten elkaar niet uit — zij versterken elkaar.</w:t>
+      </w:r>
+    </w:p>
+    <w:p>
+      <w:pPr>
+        <w:pStyle w:val="Kop2"/>
+        <w:divId w:val="463699753"/>
+        <w:rPr>
+          <w:rFonts w:eastAsia="Times New Roman"/>
+          <w:lang w:val="nl-NL"/>
+        </w:rPr>
+      </w:pPr>
+      <w:bookmarkStart w:id="12" w:name="_Toc244322368"/>
+      <w:r>
+        <w:rPr>
+          <w:rFonts w:eastAsia="Times New Roman"/>
+          <w:lang w:val="nl-NL"/>
+        </w:rPr>
+        <w:t>Deel XI — De twee wegen: snelheid en reikwijdte</w:t>
+      </w:r>
+      <w:bookmarkEnd w:id="12"/>
+    </w:p>
+    <w:p>
+      <w:pPr>
+        <w:pStyle w:val="Normaalweb"/>
+        <w:divId w:val="463699753"/>
+        <w:rPr>
+          <w:lang w:val="nl-NL"/>
+        </w:rPr>
+      </w:pPr>
+      <w:r>
+        <w:rPr>
+          <w:lang w:val="nl-NL"/>
+        </w:rPr>
+        <w:t>Grensoverschrijdende burgers die problemen ondervinden met de coördinatie van sociale zekerheid hebben in de praktijk twee wegen: de juridische weg en de structurele weg.</w:t>
+      </w:r>
+    </w:p>
+    <w:p>
+      <w:pPr>
+        <w:pStyle w:val="Normaalweb"/>
+        <w:divId w:val="463699753"/>
+        <w:rPr>
+          <w:lang w:val="nl-NL"/>
+        </w:rPr>
+      </w:pPr>
+      <w:r>
+        <w:rPr>
+          <w:rStyle w:val="Zwaar"/>
+          <w:lang w:val="nl-NL"/>
+        </w:rPr>
+        <w:t>De juridische weg — individueel, traag, zonder systeemeffect.</w:t>
+      </w:r>
+      <w:r>
+        <w:rPr>
+          <w:lang w:val="nl-NL"/>
+        </w:rPr>
+        <w:t xml:space="preserve"> Het informele bemiddelingsnetwerk bereikt per jaar enkele duizenden burgers. Een nationale rechtbankprocedure duurt 12 tot 36 maanden. Een prejudiciële procedure bij het Hof van Justitie duurt 16 tot 22 maanden. Elk arrest geldt voor één individuele burger. Het systeem verandert niet voor de overige miljoenen grensoverschrijdende burgers die hetzelfde probleem hebben maar geen procedure starten.</w:t>
+      </w:r>
+    </w:p>
+    <w:p>
+      <w:pPr>
+        <w:pStyle w:val="Normaalweb"/>
+        <w:divId w:val="463699753"/>
+        <w:rPr>
+          <w:lang w:val="nl-NL"/>
+        </w:rPr>
+      </w:pPr>
+      <w:r>
+        <w:rPr>
+          <w:rStyle w:val="Zwaar"/>
+          <w:lang w:val="nl-NL"/>
+        </w:rPr>
+        <w:t>De structurele weg — collectief, eenmalig, universeel.</w:t>
+      </w:r>
+      <w:r>
+        <w:rPr>
+          <w:lang w:val="nl-NL"/>
+        </w:rPr>
+        <w:t xml:space="preserve"> Een gerichte aanpassing van de Europese coördinatieverordening is van kracht voor alle grensoverschrijdende werknemers op de dag van inwerkingtreding. Een internationaal statusdocument, eenmaal ingevoerd, elimineert de herkeuring voor elke nieuwe burger die grensoverschrijdend gaat, permanent en automatisch. De automatische fiscale route-activering werkt voor elke burger die een statusdocument heeft en in een woonland ingeschreven staat, zonder dat hij zijn recht hoeft te kennen, te claimen of te documente</w:t>
+      </w:r>
+      <w:r>
+        <w:rPr>
+          <w:lang w:val="nl-NL"/>
+        </w:rPr>
+        <w:t>ren.</w:t>
+      </w:r>
+    </w:p>
+    <w:p>
+      <w:pPr>
+        <w:pStyle w:val="Normaalweb"/>
+        <w:divId w:val="463699753"/>
+        <w:rPr>
+          <w:lang w:val="nl-NL"/>
+        </w:rPr>
+      </w:pPr>
+      <w:r>
+        <w:rPr>
+          <w:lang w:val="nl-NL"/>
+        </w:rPr>
+        <w:t>Een Europees wetgevingstraject voor aanpassing van de coördinatieverordening duurt gemiddeld vier tot zes jaar. Als een hervormingspakket in 2030 in werking treedt, bereikt het in zijn eerste volledige jaar meer burgers dan de juridische weg in dertig jaar. En elk jaar daarna opnieuw, automatisch, voor elke nieuwe burger die de grens oversteekt.</w:t>
+      </w:r>
+    </w:p>
+    <w:p>
+      <w:pPr>
+        <w:pStyle w:val="Normaalweb"/>
+        <w:ind w:left="800" w:right="800"/>
+        <w:divId w:val="463699753"/>
+        <w:rPr>
+          <w:lang w:val="nl-NL"/>
+        </w:rPr>
+      </w:pPr>
+      <w:r>
+        <w:rPr>
+          <w:lang w:val="nl-NL"/>
+        </w:rPr>
+        <w:t>De juridische weg lost individueel op en verandert structureel niets. De structurele weg verandert het systeem voor iedereen tegelijk. Elk jaar vertraging in de structurele weg kost tienduizenden burgers toegang tot rechten die zij wettelijk al hebben.</w:t>
+      </w:r>
+      <w:r>
+        <w:br w:type="page"/>
+      </w:r>
+    </w:p>
+    <w:p>
+      <w:pPr>
+        <w:pStyle w:val="Kop2"/>
+        <w:divId w:val="463699753"/>
+        <w:rPr>
+          <w:rFonts w:eastAsia="Times New Roman"/>
+          <w:lang w:val="nl-NL"/>
+        </w:rPr>
+      </w:pPr>
+      <w:bookmarkStart w:id="13" w:name="_Toc244322369"/>
+      <w:r>
+        <w:rPr>
+          <w:rFonts w:eastAsia="Times New Roman"/>
+          <w:lang w:val="nl-NL"/>
+        </w:rPr>
+        <w:t>Deel XII — De AVG-stresstest en het EESSI-spook van 2030</w:t>
+      </w:r>
+      <w:bookmarkEnd w:id="13"/>
+    </w:p>
+    <w:p>
+      <w:pPr>
+        <w:pStyle w:val="subtitel"/>
+        <w:divId w:val="463699753"/>
+        <w:rPr>
+          <w:lang w:val="nl-NL"/>
+        </w:rPr>
+      </w:pPr>
+      <w:r>
+        <w:rPr>
+          <w:lang w:val="nl-NL"/>
+        </w:rPr>
+        <w:t>De wet die niet voor iedereen hetzelfde leest: hoe zestien instanties reageren wanneer de burger om de logboeken vraagt.</w:t>
+      </w:r>
+    </w:p>
+    <w:p>
+      <w:pPr>
+        <w:pStyle w:val="Kop4"/>
+        <w:divId w:val="463699753"/>
+        <w:rPr>
+          <w:rFonts w:eastAsia="Times New Roman"/>
+          <w:lang w:val="nl-NL"/>
+        </w:rPr>
+      </w:pPr>
+      <w:r>
+        <w:rPr>
+          <w:rFonts w:eastAsia="Times New Roman"/>
+          <w:lang w:val="nl-NL"/>
+        </w:rPr>
+        <w:t>1. Inleiding — Van passief slachtoffer naar actieve systeemauditor (De gecoördineerde operatie van september 2026)</w:t>
+      </w:r>
+    </w:p>
+    <w:p>
+      <w:pPr>
+        <w:pStyle w:val="Normaalweb"/>
+        <w:divId w:val="463699753"/>
+        <w:rPr>
+          <w:lang w:val="nl-NL"/>
+        </w:rPr>
+      </w:pPr>
+      <w:r>
+        <w:rPr>
+          <w:lang w:val="nl-NL"/>
+        </w:rPr>
+        <w:t>Op 1 en 2 september 2026 voltrok zich een kantelpunt in dit dossier. Na achttien maanden van ambtelijke cirkelredeneringen, waarin Belgische en Nederlandse instanties elkaar onophoudelijk de zwartepiet toespeelden en beweerden dat zij "moesten wachten op gegevens uit het buurland", besloten de aanvrager en zijn partner het initiatief definitief over te nemen. Het passief afwachten van niet-nagekomen toezeggingen werd vervangen door een gecoördineerde forensische stresstest van het gehele grensoverschrijdend</w:t>
+      </w:r>
+      <w:r>
+        <w:rPr>
+          <w:lang w:val="nl-NL"/>
+        </w:rPr>
+        <w:t>e overheidsapparaat. Bij zestien betrokken overheids-, uitvoerings- en toezichtsinstanties in België en Nederland werden gelijktijdig formele inzageverzoeken ingediend op grond van artikel 15 van de Algemene Verordening Gegevensbescherming (AVG / GDPR).</w:t>
+      </w:r>
+    </w:p>
+    <w:p>
+      <w:pPr>
+        <w:pStyle w:val="Normaalweb"/>
+        <w:divId w:val="463699753"/>
+        <w:rPr>
+          <w:lang w:val="nl-NL"/>
+        </w:rPr>
+      </w:pPr>
+      <w:r>
+        <w:rPr>
+          <w:lang w:val="nl-NL"/>
+        </w:rPr>
+        <w:t xml:space="preserve">Het doel van deze grootschalige audit was niet het opvragen van reeds bekende besluitbrieven of dossierstukken die allang in de fysieke ordners zaten. Het verzoek richtte zich specifiek op de internationale achterkamer van de overheid: de technische audit-trails, de communicatielogboeken en de transmissiestatus van het Europese EESSI-netwerk (Electronic Exchange of Social Security Information). Welke Structured Electronic Documents (SED's) en bijbehorende Business Use Cases (BUC's) waren er tussen 11 april </w:t>
+      </w:r>
+      <w:r>
+        <w:rPr>
+          <w:lang w:val="nl-NL"/>
+        </w:rPr>
+        <w:t>2025 en september 2026 feitelijk verzonden en ontvangen? Welke geautomatiseerde gegevensstromen liepen er via de Europese DAC-richtlijn voor fiscale gegevens en tussen de bevolkingsregisters (het Belgische Rijksregister en de Nederlandse Basisregistratie Personen)? En bovenal: spraken de systemen de waarheid wanneer ambtenaren stelden dat de vertraging "aan de overkant van de grens" lag?</w:t>
+      </w:r>
+    </w:p>
+    <w:p>
+      <w:pPr>
+        <w:pStyle w:val="Normaalweb"/>
+        <w:divId w:val="463699753"/>
+        <w:rPr>
+          <w:lang w:val="nl-NL"/>
+        </w:rPr>
+      </w:pPr>
+      <w:r>
+        <w:rPr>
+          <w:lang w:val="nl-NL"/>
+        </w:rPr>
+        <w:t>Deze stresstest staat in een directe en urgente historische context. In juli 2026 bereikten de Europese ministers een akkoord over de herziening van de Europese coördinatieverordeningen (Verordening 883/2004 en 987/2009), met een voorziene inwerkingtreding rond 2030 of 2031. De Europese Commissie houdt burgers en parlementen voor dat de toekomstige European Social Security Pass (ESSPASS) alle fricties zal wegnemen door een naadloze, digitale snelweg te creëren.</w:t>
+      </w:r>
+    </w:p>
+    <w:p>
+      <w:pPr>
+        <w:pStyle w:val="Normaalweb"/>
+        <w:divId w:val="463699753"/>
+        <w:rPr>
+          <w:lang w:val="nl-NL"/>
+        </w:rPr>
+      </w:pPr>
+      <w:r>
+        <w:rPr>
+          <w:lang w:val="nl-NL"/>
+        </w:rPr>
+        <w:t>De resultaten van deze AVG-audit leggen echter een ontluisterende waarheid bloot: het spook van 2030 maskeert een hedendaags executief faillissement. De digitale kabels en servers tussen België en Nederland liggen er immers al jaren. Het probleem van de grensarbeider is geen gebrek aan technologie, maar het structurele verzuim van nationale instanties om op de verzendknop te drukken — gevolgd door een krampachtige reflex om de logboeken hermetisch af te sluiten zodra de burger om het bewijs van die stilstan</w:t>
+      </w:r>
+      <w:r>
+        <w:rPr>
+          <w:lang w:val="nl-NL"/>
+        </w:rPr>
+        <w:t>d vraagt.</w:t>
+      </w:r>
+    </w:p>
+    <w:p>
+      <w:pPr>
+        <w:pStyle w:val="Kop4"/>
+        <w:divId w:val="463699753"/>
+        <w:rPr>
+          <w:rFonts w:eastAsia="Times New Roman"/>
+          <w:lang w:val="nl-NL"/>
+        </w:rPr>
+      </w:pPr>
+      <w:r>
+        <w:rPr>
+          <w:rFonts w:eastAsia="Times New Roman"/>
+          <w:lang w:val="nl-NL"/>
+        </w:rPr>
+        <w:t>2. Patroon 1 — Het medische controlespoor versus het bestuurlijke verantwoordingsspoor (Vitaz en Gemeente Waasmunster)</w:t>
+      </w:r>
+    </w:p>
+    <w:p>
+      <w:pPr>
+        <w:pStyle w:val="Normaalweb"/>
+        <w:divId w:val="463699753"/>
+        <w:rPr>
+          <w:lang w:val="nl-NL"/>
+        </w:rPr>
+      </w:pPr>
+      <w:r>
+        <w:rPr>
+          <w:lang w:val="nl-NL"/>
+        </w:rPr>
+        <w:t>Dat technische complexiteit of privacybescherming niet de werkelijke redenen zijn voor administratieve vertraging, wordt onomstotelijk bewezen door twee instanties die buiten het institutionele conflictspeelveld stonden: algemeen ziekenhuis Vitaz in Sint-Niklaas en de voormalige Belgische woongemeente Waasmunster.</w:t>
+      </w:r>
+    </w:p>
+    <w:p>
+      <w:pPr>
+        <w:pStyle w:val="Normaalweb"/>
+        <w:divId w:val="463699753"/>
+        <w:rPr>
+          <w:lang w:val="nl-NL"/>
+        </w:rPr>
+      </w:pPr>
+      <w:r>
+        <w:rPr>
+          <w:lang w:val="nl-NL"/>
+        </w:rPr>
+        <w:t>Toen de aanvrager op 7 maart 2026, na zijn overstap naar de gespecialiseerde diabetische voetkliniek van het UZ Gent, bij de ombudsdienst van Vitaz een AVG-verzoek indiende om zijn volledige klinische dossier op te vragen, voltrok de gegevensverstrekking zich voorbeeldig. Zonder formulierdwang, zonder legitimatie-obstakels en zonder administratieve vertraging ontving de aanvrager binnen drie dagen (op 10 maart 2026) een beveiligde digitale downloadlink. Het volledige medische dossier — inclusief operatiever</w:t>
+      </w:r>
+      <w:r>
+        <w:rPr>
+          <w:lang w:val="nl-NL"/>
+        </w:rPr>
+        <w:t>slagen van de amputaties, specialistische rapporten van oogheelkunde en nefrologie, anesthesieverslagen en laboratoriumwaarden — werd direct en transparant overhandigd. Ziekenhuis Vitaz had niets te verbergen: haar gegevens weerspiegelden immers de zuivere, fysieke realiteit van het geteisterde lichaam.</w:t>
+      </w:r>
+    </w:p>
+    <w:p>
+      <w:pPr>
+        <w:pStyle w:val="Normaalweb"/>
+        <w:divId w:val="463699753"/>
+        <w:rPr>
+          <w:lang w:val="nl-NL"/>
+        </w:rPr>
+      </w:pPr>
+      <w:r>
+        <w:rPr>
+          <w:lang w:val="nl-NL"/>
+        </w:rPr>
+        <w:t>Hetzelfde patroon tekende zich af bij de Gemeente Waasmunster. Op het verzoek van 1 september 2026 om de historische bevolkings- en uitschrijvingslogs uit 2014 te verstrekken, antwoordde de gemeente op 1 oktober 2026 met een helder en openhartig bestuursbesluit. De gemeente legde transparant uit dat de technische servertransmissies na twaalf jaar volgens de wettelijke bewaartermijnen waren vernietigd, maar bevestigde direct dat de uitschrijving wegens emigratie naar Nederland destijds correct in het Rijksre</w:t>
+      </w:r>
+      <w:r>
+        <w:rPr>
+          <w:lang w:val="nl-NL"/>
+        </w:rPr>
+        <w:t>gister was doorgevoerd en nog altijd ongewijzigd zichtbaar was.</w:t>
+      </w:r>
+    </w:p>
+    <w:p>
+      <w:pPr>
+        <w:pStyle w:val="Normaalweb"/>
+        <w:divId w:val="463699753"/>
+        <w:rPr>
+          <w:lang w:val="nl-NL"/>
+        </w:rPr>
+      </w:pPr>
+      <w:r>
+        <w:rPr>
+          <w:lang w:val="nl-NL"/>
+        </w:rPr>
+        <w:t>Het contrast met het sociale-zekerheidsspoor is fundamenteel en veelzeggend. Waar de waarheid de instantie niet kan belasten omdat zij louter een medische of historische werkelijkheid registreert, werkt de AVG vlekkeloos, digitaal en snel. Maar op het moment dat een AVG-verzoek raakt aan de beleidsmatige en financiële verantwoordelijkheid van uitkeringsinstanties — waar logbestanden zwart-op-wit moeten aantonen wie heeft stilgezeten, wie termijnen heeft overschreden of wie Europese verordeningen heeft geneg</w:t>
+      </w:r>
+      <w:r>
+        <w:rPr>
+          <w:lang w:val="nl-NL"/>
+        </w:rPr>
+        <w:t>eerd — verandert dezelfde overheid in een gesloten bastion dat alle registers opentrekt om inzage te verhinderen.</w:t>
+      </w:r>
+    </w:p>
+    <w:p>
+      <w:pPr>
+        <w:pStyle w:val="Kop4"/>
+        <w:divId w:val="463699753"/>
+        <w:rPr>
+          <w:rFonts w:eastAsia="Times New Roman"/>
+          <w:lang w:val="nl-NL"/>
+        </w:rPr>
+      </w:pPr>
+      <w:r>
+        <w:rPr>
+          <w:rFonts w:eastAsia="Times New Roman"/>
+          <w:lang w:val="nl-NL"/>
+        </w:rPr>
+        <w:t>3. Patroon 2 — De analoge slotgracht en de verdwijntruc (UWV, SVB, FOD IBZ, Parentia/Partena en Gemeente Hulst)</w:t>
+      </w:r>
+    </w:p>
+    <w:p>
+      <w:pPr>
+        <w:pStyle w:val="Normaalweb"/>
+        <w:divId w:val="463699753"/>
+        <w:rPr>
+          <w:lang w:val="nl-NL"/>
+        </w:rPr>
+      </w:pPr>
+      <w:r>
+        <w:rPr>
+          <w:lang w:val="nl-NL"/>
+        </w:rPr>
+        <w:t>Zodra de gecoördineerde AVG-verzoeken op 1 en 2 september 2026 de bureaus van de sociale-zekerheids- en belastinginstanties bereikten, trad bij vijf afzonderlijke organisaties een identiek verdedigingsmechanisme in werking: het opwerpen van kunstmatige, analoge drempels om de burger te ontmoedigen en de wettelijke beslistermijn van artikel 12 lid 3 AVG te traineren, in flagrante strijd met artikel 12 lid 2 AVG en de bindende EDPB-richtsnoeren 01/2022 inzake de uitoefening van het inzagerecht.</w:t>
+      </w:r>
+    </w:p>
+    <w:p>
+      <w:pPr>
+        <w:pStyle w:val="Normaalweb"/>
+        <w:divId w:val="463699753"/>
+        <w:rPr>
+          <w:lang w:val="nl-NL"/>
+        </w:rPr>
+      </w:pPr>
+      <w:r>
+        <w:rPr>
+          <w:rStyle w:val="Zwaar"/>
+          <w:lang w:val="nl-NL"/>
+        </w:rPr>
+        <w:t>UWV (Nederland) — De analoge postzegel voor digitale serverlogs:</w:t>
+      </w:r>
+      <w:r>
+        <w:rPr>
+          <w:lang w:val="nl-NL"/>
+        </w:rPr>
+        <w:t xml:space="preserve"> Hoewel de aanvrager zijn verzoek via het officiële webportaal MijnUWV indiende — ingelogd met zijn persoonlijke DigiD op het hoogste betrouwbaarheidsniveau — weigerde het UWV het digitale verzoek in behandeling te nemen. De uitvoeringsinstantie eiste dat de aanvrager voor het opvragen van </w:t>
+      </w:r>
+      <w:r>
+        <w:rPr>
+          <w:rStyle w:val="Nadruk"/>
+          <w:lang w:val="nl-NL"/>
+        </w:rPr>
+        <w:t>elektronische</w:t>
+      </w:r>
+      <w:r>
+        <w:rPr>
+          <w:lang w:val="nl-NL"/>
+        </w:rPr>
+        <w:t xml:space="preserve"> EESSI-serverlogs een papieren brief met een postzegel van € 1,40 en een fysieke fotokopie van zijn identiteitsbewijs naar een postbus in Almere stuurde. Een instantie die miljarden euro's aan digitalisering </w:t>
+      </w:r>
+      <w:r>
+        <w:rPr>
+          <w:lang w:val="nl-NL"/>
+        </w:rPr>
+        <w:t>besteedt, dwingt een slechtziende burger met amputaties terug naar de postkoets om digitale transmissiedata te maskeren.</w:t>
+      </w:r>
+    </w:p>
+    <w:p>
+      <w:pPr>
+        <w:pStyle w:val="Normaalweb"/>
+        <w:divId w:val="463699753"/>
+        <w:rPr>
+          <w:lang w:val="nl-NL"/>
+        </w:rPr>
+      </w:pPr>
+      <w:r>
+        <w:rPr>
+          <w:rStyle w:val="Zwaar"/>
+          <w:lang w:val="nl-NL"/>
+        </w:rPr>
+        <w:t>Sociale Verzekeringsbank (SVB, Nederland) — De formulierdwang:</w:t>
+      </w:r>
+      <w:r>
+        <w:rPr>
+          <w:lang w:val="nl-NL"/>
+        </w:rPr>
+        <w:t xml:space="preserve"> Toen de partner van de aanvrager op 1 september 2026 per e-mail een formeel AVG-verzoek indiende bij de directie van de SVB, weigerde de SVB op 4 september 2026 om dit rechtsgeldige verzoek te registreren. In plaats van het verzoek door te geleiden naar de Functionaris voor Gegevensbescherming, eiste de SVB dat de burger verplicht een specifiek online formulier met voorgeprogrammeerde keuzemenu's invulde. Pas wanneer de burger zich in het ambtelijke keurslijf perste, mocht de wettelijke termijnklok beginne</w:t>
+      </w:r>
+      <w:r>
+        <w:rPr>
+          <w:lang w:val="nl-NL"/>
+        </w:rPr>
+        <w:t>n te lopen.</w:t>
+      </w:r>
+    </w:p>
+    <w:p>
+      <w:pPr>
+        <w:pStyle w:val="Normaalweb"/>
+        <w:divId w:val="463699753"/>
+        <w:rPr>
+          <w:lang w:val="nl-NL"/>
+        </w:rPr>
+      </w:pPr>
+      <w:r>
+        <w:rPr>
+          <w:rStyle w:val="Zwaar"/>
+          <w:lang w:val="nl-NL"/>
+        </w:rPr>
+        <w:t>FOD Binnenlandse Zaken (België) — De dichte firewall:</w:t>
+      </w:r>
+      <w:r>
+        <w:rPr>
+          <w:lang w:val="nl-NL"/>
+        </w:rPr>
+        <w:t xml:space="preserve"> Toen de aanvrager op 2 oktober 2026 de federale Functionaris voor Gegevensbescherming van Binnenlandse Zaken in gebreke wilde stellen wegens het overschrijden van de wettelijke maandtermijn, stuitten de e-mails aan zowel </w:t>
       </w:r>
       <w:r>
         <w:rPr>
           <w:rStyle w:val="HTMLCode"/>
           <w:lang w:val="nl-NL"/>
         </w:rPr>
-        <w:t>1</w:t>
-      </w:r>
-      <w:r>
-        <w:rPr>
-          <w:lang w:val="nl-NL"/>
-        </w:rPr>
-        <w:t xml:space="preserve"> (volledig binnenlands profiel) of </w:t>
+        <w:t>dpo@ibz.fgov.be</w:t>
+      </w:r>
+      <w:r>
+        <w:rPr>
+          <w:lang w:val="nl-NL"/>
+        </w:rPr>
+        <w:t xml:space="preserve"> als </w:t>
       </w:r>
       <w:r>
         <w:rPr>
           <w:rStyle w:val="HTMLCode"/>
           <w:lang w:val="nl-NL"/>
         </w:rPr>
-        <w:t>0</w:t>
-      </w:r>
-      <w:r>
-        <w:rPr>
-          <w:lang w:val="nl-NL"/>
-        </w:rPr>
-        <w:t xml:space="preserve"> (buitenlands profiel). Zodra een dossier beide polen tegelijk raakt, slaat de schakelaar in beide landen op </w:t>
+        <w:t>dpo@ibz.be</w:t>
+      </w:r>
+      <w:r>
+        <w:rPr>
+          <w:lang w:val="nl-NL"/>
+        </w:rPr>
+        <w:t xml:space="preserve"> op een harde serverfout: </w:t>
       </w:r>
       <w:r>
         <w:rPr>
           <w:rStyle w:val="HTMLCode"/>
           <w:lang w:val="nl-NL"/>
         </w:rPr>
-        <w:t>0</w:t>
-      </w:r>
-      <w:r>
-        <w:rPr>
-          <w:lang w:val="nl-NL"/>
-        </w:rPr>
-        <w:t>: in België ben je 'geen inwoner', in Nederland ben je 'niet binnenlan</w:t>
-      </w:r>
-      <w:r>
-        <w:rPr>
-          <w:lang w:val="nl-NL"/>
-        </w:rPr>
-        <w:t>ds verzekerd'.</w:t>
-      </w:r>
-    </w:p>
-    <w:p>
-      <w:pPr>
-        <w:pStyle w:val="Normaalweb"/>
-        <w:divId w:val="508327725"/>
+        <w:t>550 5.4.1 Access denied</w:t>
+      </w:r>
+      <w:r>
+        <w:rPr>
+          <w:lang w:val="nl-NL"/>
+        </w:rPr>
+        <w:t>. De officiële mailbox van de federale privacytoezichthouder bleek voor externe burgers hermetisch afgegrendeld door een overheidsfirewall. De ingebrekestelling kon pas na intensief speurwerk via een generiek we</w:t>
+      </w:r>
+      <w:r>
+        <w:rPr>
+          <w:lang w:val="nl-NL"/>
+        </w:rPr>
+        <w:t>bformulier naar binnen worden geforceerd.</w:t>
+      </w:r>
+    </w:p>
+    <w:p>
+      <w:pPr>
+        <w:pStyle w:val="Normaalweb"/>
+        <w:divId w:val="463699753"/>
         <w:rPr>
           <w:lang w:val="nl-NL"/>
         </w:rPr>
@@ -1974,20 +3665,205 @@
           <w:rStyle w:val="Zwaar"/>
           <w:lang w:val="nl-NL"/>
         </w:rPr>
-        <w:t>3. Actie, terugkoppeling en cascade (de wet van oorzaak en ritme).</w:t>
-      </w:r>
-      <w:r>
-        <w:rPr>
-          <w:lang w:val="nl-NL"/>
-        </w:rPr>
-        <w:t xml:space="preserve"> In een gekoppeld netwerk (wat Vester een </w:t>
+        <w:t>Parentia / Partena (België) — De administratieve verdwijntruc en het verzet:</w:t>
+      </w:r>
+      <w:r>
+        <w:rPr>
+          <w:lang w:val="nl-NL"/>
+        </w:rPr>
+        <w:t xml:space="preserve"> </w:t>
+      </w:r>
+      <w:r>
+        <w:rPr>
+          <w:lang w:val="nl-NL"/>
+        </w:rPr>
+        <w:t xml:space="preserve">Het Vlaamse kinderbijslagfonds Parentia koos aanvankelijk voor een opmerkelijke methode. Op 14 september 2026 stuurde een dossierbehandelaar van het lokale kantoor Parentia Hasselt een e-mail naar de partner van de aanvrager: </w:t>
       </w:r>
       <w:r>
         <w:rPr>
           <w:rStyle w:val="Nadruk"/>
           <w:lang w:val="nl-NL"/>
         </w:rPr>
-        <w:t>Wirkungsgefüge</w:t>
+        <w:t>"Kan je bevestigen dat wij uw e-mail van 01/09/2026, waarin om het bezorgen van bewijsstukken werd verzocht, als nietig mogen beschouwen gezien de lopende behandeling van het onderzoek naar de sociale toeslag?"</w:t>
+      </w:r>
+      <w:r>
+        <w:rPr>
+          <w:lang w:val="nl-NL"/>
+        </w:rPr>
+        <w:t xml:space="preserve"> Een formeel verzoek onder Europees grondrecht werd botweg weggezet als een </w:t>
+      </w:r>
+      <w:r>
+        <w:rPr>
+          <w:lang w:val="nl-NL"/>
+        </w:rPr>
+        <w:t>administratieve rimpel die men hoopte te laten verdwijnen.</w:t>
+      </w:r>
+    </w:p>
+    <w:p>
+      <w:pPr>
+        <w:pStyle w:val="Normaalweb"/>
+        <w:divId w:val="463699753"/>
+        <w:rPr>
+          <w:lang w:val="nl-NL"/>
+        </w:rPr>
+      </w:pPr>
+      <w:r>
+        <w:rPr>
+          <w:lang w:val="nl-NL"/>
+        </w:rPr>
+        <w:t xml:space="preserve">Nadat de aanvrager op 15 september met scherpe juridische argumenten protesteerde en eiste het AVG-verzoek los van de materiële klacht te behandelen, greep de koepelorganisatie in: op 17 september bevestigde Parentia dat het verzoek rechtsgeldig was. Partena Corporate Compliance (ref. </w:t>
+      </w:r>
+      <w:r>
+        <w:rPr>
+          <w:rStyle w:val="HTMLCode"/>
+          <w:lang w:val="nl-NL"/>
+        </w:rPr>
+        <w:t>12609 00112</w:t>
+      </w:r>
+      <w:r>
+        <w:rPr>
+          <w:lang w:val="nl-NL"/>
+        </w:rPr>
+        <w:t>) leverde op 1 oktober 2026 wél een met het INSZ beveiligd digitaal archief met de EESSI-uitwisseling (SED's F001 en F002) tussen Parentia en de Nederlandse SVB. Daarmee werd de grensoverschrijdende uitwisseling bevestigd, al bleef de achterliggende KSZ- en inkomensblokkade van het lokale kantoor in stand.</w:t>
+      </w:r>
+    </w:p>
+    <w:p>
+      <w:pPr>
+        <w:pStyle w:val="Normaalweb"/>
+        <w:divId w:val="463699753"/>
+        <w:rPr>
+          <w:lang w:val="nl-NL"/>
+        </w:rPr>
+      </w:pPr>
+      <w:r>
+        <w:rPr>
+          <w:rStyle w:val="Zwaar"/>
+          <w:lang w:val="nl-NL"/>
+        </w:rPr>
+        <w:t>Gemeente Hulst (Nederland) — Het bureaucratische theaterstuk:</w:t>
+      </w:r>
+      <w:r>
+        <w:rPr>
+          <w:lang w:val="nl-NL"/>
+        </w:rPr>
+        <w:t xml:space="preserve"> Het dieptepunt van deze vertragingstactieken vond plaats bij de Gemeente Hulst. Hoewel de gemeente de aanvrager al meer dan een jaar intensief kende via lopende Wmo-aanvragen, bezwaarprocedures rond de gehandicaptenparkeerkaart en bijzondere bijstand, en zij al lang beschikte over geverifieerde kopieën van zijn paspoort, stuurde de gemeente op 1 oktober 2026 — exact op dag 29 van de 30-dagentermijn — een aangetekend opschortingsbesluit (kenmerk </w:t>
+      </w:r>
+      <w:r>
+        <w:rPr>
+          <w:rStyle w:val="HTMLCode"/>
+          <w:lang w:val="nl-NL"/>
+        </w:rPr>
+        <w:t>1086452</w:t>
+      </w:r>
+      <w:r>
+        <w:rPr>
+          <w:lang w:val="nl-NL"/>
+        </w:rPr>
+        <w:t>).</w:t>
+      </w:r>
+    </w:p>
+    <w:p>
+      <w:pPr>
+        <w:pStyle w:val="Normaalweb"/>
+        <w:divId w:val="463699753"/>
+        <w:rPr>
+          <w:lang w:val="nl-NL"/>
+        </w:rPr>
+      </w:pPr>
+      <w:r>
+        <w:rPr>
+          <w:lang w:val="nl-NL"/>
+        </w:rPr>
+        <w:t xml:space="preserve">De gemeente beweerde plotseling dat zij de identiteit van de aanvrager </w:t>
+      </w:r>
+      <w:r>
+        <w:rPr>
+          <w:rStyle w:val="Nadruk"/>
+          <w:lang w:val="nl-NL"/>
+        </w:rPr>
+        <w:t>"formeel nog niet voldoende kon vaststellen"</w:t>
+      </w:r>
+      <w:r>
+        <w:rPr>
+          <w:lang w:val="nl-NL"/>
+        </w:rPr>
+        <w:t>. De immobiele en slechtziende burger kreeg drie onmogelijke opties voorgeschoteld: fysiek verschijnen aan de publieksbalie, met zijn paspoort voor een Microsoft Teams-webcam gaan zitten, of opnieuw inloggen met DigiD via een specifieke gemeentelink.</w:t>
+      </w:r>
+    </w:p>
+    <w:p>
+      <w:pPr>
+        <w:pStyle w:val="Normaalweb"/>
+        <w:divId w:val="463699753"/>
+        <w:rPr>
+          <w:lang w:val="nl-NL"/>
+        </w:rPr>
+      </w:pPr>
+      <w:r>
+        <w:rPr>
+          <w:lang w:val="nl-NL"/>
+        </w:rPr>
+        <w:t xml:space="preserve">De aanvrager koos voor de laatste optie en logde exact 40 minuten later in met DigiD (zaaknummer </w:t>
+      </w:r>
+      <w:r>
+        <w:rPr>
+          <w:rStyle w:val="HTMLCode"/>
+          <w:lang w:val="nl-NL"/>
+        </w:rPr>
+        <w:t>1101271</w:t>
+      </w:r>
+      <w:r>
+        <w:rPr>
+          <w:lang w:val="nl-NL"/>
+        </w:rPr>
+        <w:t>). Daarmee viel het ambtelijke masker direct af: de volgende ochtend, op 2 oktober om 08:25 uur, verzond de gemeente via vijf haperende SmartLockr-wachtwoordmails een omvangrijk besluit van 47 pagina's. Het besluit lag al die tijd kant-en-klaar op de plank; de identiteitsverificatie werd louter als procedurele vertragingsvalstrik ingezet.</w:t>
+      </w:r>
+    </w:p>
+    <w:p>
+      <w:pPr>
+        <w:pStyle w:val="Kop4"/>
+        <w:divId w:val="463699753"/>
+        <w:rPr>
+          <w:rFonts w:eastAsia="Times New Roman"/>
+          <w:lang w:val="nl-NL"/>
+        </w:rPr>
+      </w:pPr>
+      <w:r>
+        <w:rPr>
+          <w:rFonts w:eastAsia="Times New Roman"/>
+          <w:lang w:val="nl-NL"/>
+        </w:rPr>
+        <w:t>4. Patroon 3 — De papieren rookbom, de zwarte stift en de paniek achter de stropdas (CM en SVB)</w:t>
+      </w:r>
+    </w:p>
+    <w:p>
+      <w:pPr>
+        <w:pStyle w:val="Normaalweb"/>
+        <w:divId w:val="463699753"/>
+        <w:rPr>
+          <w:lang w:val="nl-NL"/>
+        </w:rPr>
+      </w:pPr>
+      <w:r>
+        <w:rPr>
+          <w:lang w:val="nl-NL"/>
+        </w:rPr>
+        <w:t>Waar overheden niet langer konden ontkennen dat zij gegevens moesten verstrekken, gebruikten zij de vorm van de verstrekking als wapen om de inhoudelijke realiteit te verhullen. Twee dossiers springen eruit als schoolvoorbeelden van institutionele obstructie: de Christelijke Mutualiteit in België en de Sociale Verzekeringsbank in Nederland.</w:t>
+      </w:r>
+    </w:p>
+    <w:p>
+      <w:pPr>
+        <w:pStyle w:val="Normaalweb"/>
+        <w:divId w:val="463699753"/>
+        <w:rPr>
+          <w:lang w:val="nl-NL"/>
+        </w:rPr>
+      </w:pPr>
+      <w:r>
+        <w:rPr>
+          <w:rStyle w:val="Zwaar"/>
+          <w:lang w:val="nl-NL"/>
+        </w:rPr>
+        <w:t>De Christelijke Mutualiteit (CM — DPO-Office / Adjunct-DPO):</w:t>
       </w:r>
       <w:r>
         <w:rPr>
@@ -1999,1787 +3875,95 @@
         <w:rPr>
           <w:lang w:val="nl-NL"/>
         </w:rPr>
-        <w:t xml:space="preserve">noemt) blijft een fout nooit op één plek liggen. Eén niet-gezet vinkje op een kritiek knooppunt (een </w:t>
-      </w:r>
-      <w:r>
-        <w:rPr>
-          <w:rStyle w:val="Nadruk"/>
-          <w:lang w:val="nl-NL"/>
-        </w:rPr>
-        <w:t>Zündknoten</w:t>
-      </w:r>
-      <w:r>
-        <w:rPr>
-          <w:lang w:val="nl-NL"/>
-        </w:rPr>
-        <w:t>) plant zich met een vaste cadans voort naar belastingdiensten, toeslagen, gemeenteloketten en ziekenfondsen aan beide zijden van de grens. De burger vangt die trilling telkens met vertraging op: een fout uit jaar één wordt een terugvordering in jaar twee en een geblokkeerde aanvraag in jaar drie.</w:t>
-      </w:r>
-    </w:p>
-    <w:p>
-      <w:pPr>
-        <w:pStyle w:val="Normaalweb"/>
-        <w:divId w:val="508327725"/>
-        <w:rPr>
-          <w:lang w:val="nl-NL"/>
-        </w:rPr>
-      </w:pPr>
-      <w:r>
-        <w:rPr>
-          <w:rStyle w:val="Zwaar"/>
-          <w:lang w:val="nl-NL"/>
-        </w:rPr>
-        <w:t>De rode draad door alle lagen.</w:t>
-      </w:r>
-      <w:r>
-        <w:rPr>
-          <w:lang w:val="nl-NL"/>
-        </w:rPr>
-        <w:t xml:space="preserve"> In elke laag gebeurt hetzelfde. Een instantie ziet een probleem. De instantie stelt vast dat het probleem niet binnen haar bevoegdheid valt. De instantie verwijst naar een andere instantie. De andere instantie doet hetzelfde. En de burger wordt geacht de verbinding te zijn tussen al die instanties. De burger is de enige actor in het systeem die geen bevoegdheid heeft om iets te beslissen, maar die wel de enige actor is die het hele systeem moet laten werken.</w:t>
-      </w:r>
-    </w:p>
-    <w:p>
-      <w:pPr>
-        <w:pStyle w:val="Normaalweb"/>
-        <w:ind w:left="800" w:right="800"/>
-        <w:divId w:val="508327725"/>
-        <w:rPr>
-          <w:lang w:val="nl-NL"/>
-        </w:rPr>
-      </w:pPr>
-      <w:r>
-        <w:rPr>
-          <w:lang w:val="nl-NL"/>
-        </w:rPr>
-        <w:t>De feiten van dit mechanisme staan in Document A en Document B. De visuele netwerken en knooppunten staan in Document C. De concrete uitwerking per sociaal recht staat in Document E. Hier staat het patroon dat ze verbindt.</w:t>
-      </w:r>
-      <w:r>
-        <w:br w:type="page"/>
-      </w:r>
-    </w:p>
-    <w:p>
-      <w:pPr>
-        <w:pStyle w:val="Kop2"/>
-        <w:divId w:val="508327725"/>
-        <w:rPr>
-          <w:rFonts w:eastAsia="Times New Roman"/>
-          <w:lang w:val="nl-NL"/>
-        </w:rPr>
-      </w:pPr>
-      <w:bookmarkStart w:id="5" w:name="_Toc244298041"/>
-      <w:r>
-        <w:rPr>
-          <w:rFonts w:eastAsia="Times New Roman"/>
-          <w:lang w:val="nl-NL"/>
-        </w:rPr>
-        <w:t>Deel IV — De asymmetrie tussen fysieke en administratieve grenzen</w:t>
-      </w:r>
-      <w:bookmarkEnd w:id="5"/>
-    </w:p>
-    <w:p>
-      <w:pPr>
-        <w:pStyle w:val="Normaalweb"/>
-        <w:divId w:val="508327725"/>
-        <w:rPr>
-          <w:lang w:val="nl-NL"/>
-        </w:rPr>
-      </w:pPr>
-      <w:r>
-        <w:rPr>
-          <w:lang w:val="nl-NL"/>
-        </w:rPr>
-        <w:t>De Europese integratie is gebouwd op de opheffing van fysieke grenzen. In 1944 ondertekenden België, Nederland en Luxemburg een douane-unie. In 1951 werd de Europese Gemeenschap voor Kolen en Staal opgericht. In 1957 volgde de Europese Economische Gemeenschap. In 1985 werd het Akkoord van Schengen ondertekend, dat de afschaffing van de binnengrenzen regelde. Het doel was de vrije verplaatsing van personen, goederen, diensten en kapitaal.</w:t>
-      </w:r>
-    </w:p>
-    <w:p>
-      <w:pPr>
-        <w:pStyle w:val="Normaalweb"/>
-        <w:divId w:val="508327725"/>
-        <w:rPr>
-          <w:lang w:val="nl-NL"/>
-        </w:rPr>
-      </w:pPr>
-      <w:r>
-        <w:rPr>
-          <w:lang w:val="nl-NL"/>
-        </w:rPr>
-        <w:t>In de fysieke realiteit is die doelstelling gerealiseerd. De grensposten zijn ontmanteld. De verplaatsing over de landsgrenzen verloopt zonder controle. Een burger rijdt met de auto van Nederland naar België, van België naar Frankrijk, van Frankrijk naar Duitsland, zonder te stoppen. Die openstelling heeft veertig jaar gekost, van 1944 tot 1985. Daarna was ze een feit.</w:t>
-      </w:r>
-    </w:p>
-    <w:p>
-      <w:pPr>
-        <w:pStyle w:val="Normaalweb"/>
-        <w:divId w:val="508327725"/>
-        <w:rPr>
-          <w:lang w:val="nl-NL"/>
-        </w:rPr>
-      </w:pPr>
-      <w:r>
-        <w:rPr>
-          <w:lang w:val="nl-NL"/>
-        </w:rPr>
-        <w:t>De administratieve realiteit is asymmetrisch gebleven. Terwijl de grens voor het menselijk lichaam is verdwenen, zijn de nationale uitvoeringssystemen nooit gefuseerd of gestandaardiseerd. Elk land behoudt zijn eigen ziekenfonds, zijn eigen belastingdienst, zijn eigen uitkeringsinstantie en zijn eigen handicapregistratie.</w:t>
-      </w:r>
-    </w:p>
-    <w:p>
-      <w:pPr>
-        <w:pStyle w:val="Normaalweb"/>
-        <w:divId w:val="508327725"/>
-        <w:rPr>
-          <w:lang w:val="nl-NL"/>
-        </w:rPr>
-      </w:pPr>
-      <w:r>
-        <w:rPr>
-          <w:lang w:val="nl-NL"/>
-        </w:rPr>
-        <w:t>Hier ligt de fundamentele weeffout. De Europese wetgever heeft de fysieke ruimte geopend, maar de nationale uitvoerende macht heeft de achterliggende computersystemen uitsluitend nationaal geprogrammeerd. De infrastructuur — de snelweg — is transnationaal. Het administratieve beslispunt — het loket — is strikt nationaal gebleven.</w:t>
-      </w:r>
-    </w:p>
-    <w:p>
-      <w:pPr>
-        <w:pStyle w:val="Normaalweb"/>
-        <w:divId w:val="508327725"/>
-        <w:rPr>
-          <w:lang w:val="nl-NL"/>
-        </w:rPr>
-      </w:pPr>
-      <w:r>
-        <w:rPr>
-          <w:lang w:val="nl-NL"/>
-        </w:rPr>
-        <w:t>De wetgevende correctie voor deze ontkoppeling vertoont een structurele vertraging. In april 2026 is via een triloog een voorlopig politiek akkoord bereikt over de herziening van Verordening 883/2004, de wet die de sociale zekerheid tussen lidstaten coördineert. In juli 2026 werd de herziene tekst formeel aangenomen. De daadwerkelijke operationele implementatie — waaronder de verschuiving van de werkloosheidsbevoegdheid naar het werkland na een aaneengesloten periode van 22 weken — is echter pas gepland voo</w:t>
-      </w:r>
-      <w:r>
-        <w:rPr>
-          <w:lang w:val="nl-NL"/>
-        </w:rPr>
-        <w:t>r 2030 of 2031 wegens vereiste IT-aanpassingen.</w:t>
-      </w:r>
-    </w:p>
-    <w:p>
-      <w:pPr>
-        <w:pStyle w:val="Normaalweb"/>
-        <w:divId w:val="508327725"/>
-        <w:rPr>
-          <w:lang w:val="nl-NL"/>
-        </w:rPr>
-      </w:pPr>
-      <w:r>
-        <w:rPr>
-          <w:lang w:val="nl-NL"/>
-        </w:rPr>
-        <w:t>De volledige wetgevingscyclus, van eerste voorstel tot inwerkingtreding, beslaat hiermee meer dan tien jaar onderhandelen en vier jaar wachten op de uitvoering. Veertien jaar voor een software-update.</w:t>
-      </w:r>
-    </w:p>
-    <w:p>
-      <w:pPr>
-        <w:pStyle w:val="Normaalweb"/>
-        <w:divId w:val="508327725"/>
-        <w:rPr>
-          <w:lang w:val="nl-NL"/>
-        </w:rPr>
-      </w:pPr>
-      <w:r>
-        <w:rPr>
-          <w:lang w:val="nl-NL"/>
-        </w:rPr>
-        <w:t>Ook de digitale oplossingen in dit hervormingspakket stagneren op de drempel van de datasilo. De introductie van de European Social Security Pass, gekoppeld aan de Europese digitale identiteitsportemonnee, digitaliseert de drager van de documenten. Het stelt overheden in staat de documenten snel te verifiëren, maar het dwingt geen automatische gegevensstroom af tussen de nationale systemen. Het haalt de gegevens niet actief op bij de bron. De voordeur wordt gedigitaliseerd, maar de achterdeur blijft geslote</w:t>
-      </w:r>
-      <w:r>
-        <w:rPr>
-          <w:lang w:val="nl-NL"/>
-        </w:rPr>
-        <w:t>n.</w:t>
-      </w:r>
-    </w:p>
-    <w:p>
-      <w:pPr>
-        <w:pStyle w:val="Normaalweb"/>
-        <w:divId w:val="508327725"/>
-        <w:rPr>
-          <w:lang w:val="nl-NL"/>
-        </w:rPr>
-      </w:pPr>
-      <w:r>
-        <w:rPr>
-          <w:lang w:val="nl-NL"/>
-        </w:rPr>
-        <w:t>De macro-economische projecties van de Europese Commissie voorspellen tegen 2040 zes miljard euro aan besparingen en fraudepreventie. Deze berekening negeert de micro-economische realiteit van de tussenliggende veertien jaar. Gedurende deze latentietijd worden de kosten van het systeemfalen volledig afgewenteld op de burger: de private bank die schulden parkeert tegen zware sancties, de energieleverancier die incassobureaus inschakelt en onuitvoerbare medische keuringen eist, en de private keuringsmarkt die</w:t>
-      </w:r>
-      <w:r>
-        <w:rPr>
-          <w:lang w:val="nl-NL"/>
-        </w:rPr>
-        <w:t xml:space="preserve"> onhaalbare tarieven hanteert voor consulten op afstand. Al deze kosten slaan neer bij het individu, terwijl de oorzaak van de systeemstilstand bij de overheid ligt.</w:t>
-      </w:r>
-    </w:p>
-    <w:p>
-      <w:pPr>
-        <w:pStyle w:val="Normaalweb"/>
-        <w:divId w:val="508327725"/>
-        <w:rPr>
-          <w:lang w:val="nl-NL"/>
-        </w:rPr>
-      </w:pPr>
-      <w:r>
-        <w:rPr>
-          <w:lang w:val="nl-NL"/>
-        </w:rPr>
-        <w:t>De Benelux was ooit de proeftuin van de Europese integratie. In 1944 werd hier het experiment gestart dat later op Europese schaal zou worden herhaald. De drie landen hebben aangetoond dat open wegen mogelijk zijn. Ze hebben niet aangetoond dat open systemen mogelijk zijn.</w:t>
-      </w:r>
-    </w:p>
-    <w:p>
-      <w:pPr>
-        <w:pStyle w:val="Normaalweb"/>
-        <w:divId w:val="508327725"/>
-        <w:rPr>
-          <w:lang w:val="nl-NL"/>
-        </w:rPr>
-      </w:pPr>
-      <w:r>
-        <w:rPr>
-          <w:lang w:val="nl-NL"/>
-        </w:rPr>
-        <w:t>De grensarbeider is de foutmelding van een half afgewerkt ontwerp. De fysieke architectuur is voltooid. De administratieve architectuur niet.</w:t>
-      </w:r>
-    </w:p>
-    <w:p>
-      <w:pPr>
-        <w:pStyle w:val="Kop2"/>
-        <w:divId w:val="508327725"/>
-        <w:rPr>
-          <w:rFonts w:eastAsia="Times New Roman"/>
-          <w:lang w:val="nl-NL"/>
-        </w:rPr>
-      </w:pPr>
-      <w:bookmarkStart w:id="6" w:name="_Toc244298042"/>
-      <w:r>
-        <w:rPr>
-          <w:rFonts w:eastAsia="Times New Roman"/>
-          <w:lang w:val="nl-NL"/>
-        </w:rPr>
-        <w:t>Deel V — De cijfers en de schaal</w:t>
-      </w:r>
-      <w:bookmarkEnd w:id="6"/>
-    </w:p>
-    <w:p>
-      <w:pPr>
-        <w:pStyle w:val="Normaalweb"/>
-        <w:divId w:val="508327725"/>
-        <w:rPr>
-          <w:lang w:val="nl-NL"/>
-        </w:rPr>
-      </w:pPr>
-      <w:r>
-        <w:rPr>
-          <w:lang w:val="nl-NL"/>
-        </w:rPr>
-        <w:t>Het probleem is niet uniek voor deze casus. Het is de structurele weerslag van een fundamentele weeffout in de Europese integratie: een gemeenschappelijke arbeidsmarkt zonder geïntegreerde uitvoering.</w:t>
-      </w:r>
-    </w:p>
-    <w:p>
-      <w:pPr>
-        <w:pStyle w:val="Normaalweb"/>
-        <w:divId w:val="508327725"/>
-        <w:rPr>
-          <w:lang w:val="nl-NL"/>
-        </w:rPr>
-      </w:pPr>
-      <w:r>
-        <w:rPr>
-          <w:lang w:val="nl-NL"/>
-        </w:rPr>
-        <w:t>Binnen de Europese Unie wonen en werken circa 1,5 miljoen grensarbeiders, waarvan ruim 40.000 pendelaars tussen België en Nederland. Deze groep groeit gestaag door de uitbreiding van telewerk, internationale arbeidsmobiliteit en de demografische verwevenheid van grensregio's zoals Zeeuws-Vlaanderen en het Waasland.</w:t>
-      </w:r>
-    </w:p>
-    <w:p>
-      <w:pPr>
-        <w:pStyle w:val="Normaalweb"/>
-        <w:divId w:val="508327725"/>
-        <w:rPr>
-          <w:lang w:val="nl-NL"/>
-        </w:rPr>
-      </w:pPr>
-      <w:r>
-        <w:rPr>
-          <w:lang w:val="nl-NL"/>
-        </w:rPr>
-        <w:t xml:space="preserve">In deze individuele casus alleen al zijn in een tijdsbestek van 18 maanden niet minder dan </w:t>
-      </w:r>
-      <w:r>
-        <w:rPr>
-          <w:rStyle w:val="Zwaar"/>
-          <w:lang w:val="nl-NL"/>
-        </w:rPr>
-        <w:t>62 afzonderlijke instanties en rechtspersonen</w:t>
-      </w:r>
-      <w:r>
-        <w:rPr>
-          <w:lang w:val="nl-NL"/>
-        </w:rPr>
-        <w:t xml:space="preserve"> betrokken geraakt: van lokale ziekenhuizen, mutualiteiten en gemeenten tot nationale uitkeringsinstituten, ministeries en het Europees Parlement. De audit documenteert meer dan 660 afzonderlijke administratieve en medische handelingen.</w:t>
-      </w:r>
-    </w:p>
-    <w:p>
-      <w:pPr>
-        <w:pStyle w:val="Normaalweb"/>
-        <w:ind w:left="800" w:right="800"/>
-        <w:divId w:val="508327725"/>
-        <w:rPr>
-          <w:lang w:val="nl-NL"/>
-        </w:rPr>
-      </w:pPr>
-      <w:r>
-        <w:rPr>
-          <w:lang w:val="nl-NL"/>
-        </w:rPr>
-        <w:t>Op Europees niveau vertaalt deze frictie zich in duizenden formele klachten: sociale zekerheid en grensoverschrijdende zorg vormen jaar na jaar de absolute koploper in het SOLVIT-netwerk (structureel meer dan 40% van alle klachten). Hoewel het EESSI-netwerk (Electronic Exchange of Social Security Information) ontworpen is om miljoenen Structured Electronic Documents (SEDs) naadloos uit te wisselen, toont de feitelijke audit aan dat de gegevensuitwisseling in de praktijk maandenlang stilvalt zonder dat één v</w:t>
-      </w:r>
-      <w:r>
-        <w:rPr>
-          <w:lang w:val="nl-NL"/>
-        </w:rPr>
-        <w:t>an de lidstaten ingrijpt. De bureaucratische schaal is massaal; de menselijke tol is acuut.</w:t>
-      </w:r>
-      <w:r>
-        <w:br w:type="page"/>
-      </w:r>
-    </w:p>
-    <w:p>
-      <w:pPr>
-        <w:pStyle w:val="Kop2"/>
-        <w:divId w:val="508327725"/>
-        <w:rPr>
-          <w:rFonts w:eastAsia="Times New Roman"/>
-          <w:lang w:val="nl-NL"/>
-        </w:rPr>
-      </w:pPr>
-      <w:bookmarkStart w:id="7" w:name="_Toc244298043"/>
-      <w:r>
-        <w:rPr>
-          <w:rFonts w:eastAsia="Times New Roman"/>
-          <w:lang w:val="nl-NL"/>
-        </w:rPr>
-        <w:t>Deel VI — De Europese dimensie</w:t>
-      </w:r>
-      <w:bookmarkEnd w:id="7"/>
-    </w:p>
-    <w:p>
-      <w:pPr>
-        <w:pStyle w:val="Normaalweb"/>
-        <w:divId w:val="508327725"/>
-        <w:rPr>
-          <w:lang w:val="nl-NL"/>
-        </w:rPr>
-      </w:pPr>
-      <w:r>
-        <w:rPr>
-          <w:lang w:val="nl-NL"/>
-        </w:rPr>
-        <w:t>Het probleem is niet Belgisch-Nederlands. Het is Europees. Vier casussen tonen dat aan. Deze casussen zijn ontleend aan openbare Europese beleidsliteratuur en academisch onderzoek. Ze staan niet in Document A of Document B, want die documenten beschrijven één individuele casus. Ze staan hier omdat ze aantonen dat het mechanisme dat in die ene casus zichtbaar wordt, zich in elke Europese grensregio herhaalt.</w:t>
-      </w:r>
-    </w:p>
-    <w:p>
-      <w:pPr>
-        <w:pStyle w:val="Normaalweb"/>
-        <w:divId w:val="508327725"/>
-        <w:rPr>
-          <w:lang w:val="nl-NL"/>
-        </w:rPr>
-      </w:pPr>
-      <w:r>
-        <w:rPr>
-          <w:rStyle w:val="Zwaar"/>
-          <w:lang w:val="nl-NL"/>
-        </w:rPr>
-        <w:t>Luxemburg.</w:t>
-      </w:r>
-      <w:r>
-        <w:rPr>
-          <w:lang w:val="nl-NL"/>
-        </w:rPr>
-        <w:t xml:space="preserve"> Luxemburg heeft de hoogste ratio grensoverschrijdende werknemers van de EU. De coördinatie van hun sociale zekerheid verloopt via de Europese verordening, maar de belasting- en sociale zekerheidsdrempels voor telewerk zijn fundamenteel niet op elkaar afgestemd. Een werknemer die tussen twee drempels thuiswerkt, bevindt zich in een juridisch niemandsland. Twee landen innen op dezelfde grondslag op basis van onverenigbare drempelberekeningen. Dit heeft jaren van bilaterale noodakkoorden vereist voordat er en</w:t>
-      </w:r>
-      <w:r>
-        <w:rPr>
-          <w:lang w:val="nl-NL"/>
-        </w:rPr>
-        <w:t>ige stabilisering optrad — en uitsluitend voor de belastingdimensie, niet voor de sociale zekerheidsdimensie.</w:t>
-      </w:r>
-    </w:p>
-    <w:p>
-      <w:pPr>
-        <w:pStyle w:val="Normaalweb"/>
-        <w:divId w:val="508327725"/>
-        <w:rPr>
-          <w:lang w:val="nl-NL"/>
-        </w:rPr>
-      </w:pPr>
-      <w:r>
-        <w:rPr>
-          <w:rStyle w:val="Zwaar"/>
-          <w:lang w:val="nl-NL"/>
-        </w:rPr>
-        <w:t>De Øresundregio.</w:t>
-      </w:r>
-      <w:r>
-        <w:rPr>
-          <w:lang w:val="nl-NL"/>
-        </w:rPr>
-        <w:t xml:space="preserve"> In de regio rond de Sont pendelen dagelijks duizenden grensoverschrijdende werknemers over de grens. Zij zijn sociaal verzekerd in het werkland maar ontvangen bij werkloosheid de uitkering vanuit het woonland. De coördinatie vereist dat de werkgever een ontslagdocument levert dat het buitenlandse werkloosheidsfonds als invoerbaar erkent. In de praktijk verloopt die uitwisseling traag, zijn de documenten niet altijd in een automatisch verwerkbaar formaat, en wacht de burger in de tussentijd zonder uitkering</w:t>
-      </w:r>
-      <w:r>
-        <w:rPr>
-          <w:lang w:val="nl-NL"/>
-        </w:rPr>
-        <w:t>. De regio heeft een gezamenlijk comité dat de informatiedoorstroming monitort, maar dit comité heeft geen bevoegdheid over de uitvoeringsinstanties van beide landen.</w:t>
-      </w:r>
-    </w:p>
-    <w:p>
-      <w:pPr>
-        <w:pStyle w:val="Normaalweb"/>
-        <w:divId w:val="508327725"/>
-        <w:rPr>
-          <w:lang w:val="nl-NL"/>
-        </w:rPr>
-      </w:pPr>
-      <w:r>
-        <w:rPr>
-          <w:rStyle w:val="Zwaar"/>
-          <w:lang w:val="nl-NL"/>
-        </w:rPr>
-        <w:t>Zwitserland/Frankrijk.</w:t>
-      </w:r>
-      <w:r>
-        <w:rPr>
-          <w:lang w:val="nl-NL"/>
-        </w:rPr>
-        <w:t xml:space="preserve"> Zwitserland telt naar schatting honderdduizenden grensoverschrijdende werknemers uit Frankrijk. Telewerken deed een fundamentele spanning ontstaan: de belastingdrempel voor telewerk en de sociale zekerheidsdrempel voor telewerk lopen uit elkaar. Wie tussen beide drempels thuiswerkt, betaalt belastingen in het ene land maar valt voor sociale zekerheid potentieel onder het andere. Dit vereist gelijktijdige aansluiting bij twee stelsels, wat de Europese verordening expliciet verbiedt. De oplossing heeft een t</w:t>
-      </w:r>
-      <w:r>
-        <w:rPr>
-          <w:lang w:val="nl-NL"/>
-        </w:rPr>
-        <w:t>ransitieakkoord, een verlenging en een formele verdragswijziging gevergd, met dagelijkse rapportageverplichtingen voor werkgevers. De administratieve last is van de staat naar de werkgever verschoven; de structurele onverenigbaarheid is niet opgelost.</w:t>
-      </w:r>
-    </w:p>
-    <w:p>
-      <w:pPr>
-        <w:pStyle w:val="Normaalweb"/>
-        <w:divId w:val="508327725"/>
-        <w:rPr>
-          <w:lang w:val="nl-NL"/>
-        </w:rPr>
-      </w:pPr>
-      <w:r>
-        <w:rPr>
-          <w:rStyle w:val="Zwaar"/>
-          <w:lang w:val="nl-NL"/>
-        </w:rPr>
-        <w:t>De Oostenrijks-Oost-Europese corridor.</w:t>
-      </w:r>
-      <w:r>
-        <w:rPr>
-          <w:lang w:val="nl-NL"/>
-        </w:rPr>
-        <w:t xml:space="preserve"> In de corridor tussen Oostenrijk en Oost-Europese lidstaten is massale detachering van werknemers een gevestigde economische realiteit. Certificaten die bevestigen in welk land een gedetacheerde werknemer sociaal verzekerd is, worden op grote schaal frauduleus gebruikt om lage sociale bijdragen in het detacherende land te handhaven, terwijl de werknemer feitelijk permanent in het ontvangende land werkt. Het Hof van Justitie heeft bepaald dat zelfs wanneer een certificaat kennelijk frauduleus is verkregen, </w:t>
-      </w:r>
-      <w:r>
-        <w:rPr>
-          <w:lang w:val="nl-NL"/>
-        </w:rPr>
-        <w:t>de ontvangende lidstaat zijn eigen wetgeving niet unilateraal mag toepassen voordat hij een dialoog heeft gevoerd met de afgevende lidstaat. Dit dialoogvereiste, bedoeld als bescherming van de werknemer, wordt in de praktijk door frauduleuze werkgevers gebruikt om de toepassing van de ontvangende wetgeving maandenlang te vertragen terwijl de werknemer formeel onbeschermd is.</w:t>
-      </w:r>
-    </w:p>
-    <w:p>
-      <w:pPr>
-        <w:pStyle w:val="Normaalweb"/>
-        <w:divId w:val="508327725"/>
-        <w:rPr>
-          <w:lang w:val="nl-NL"/>
-        </w:rPr>
-      </w:pPr>
-      <w:r>
-        <w:rPr>
-          <w:lang w:val="nl-NL"/>
-        </w:rPr>
-        <w:t>De conclusie uit alle vier de casussen is dezelfde: zelfs in de meest geconcentreerde grensarbeidersregio's van Europa bestaat geen geïntegreerde oplossing. Nationale noodakkoorden zijn de enige uitkomst, zonder structurele correctie.</w:t>
-      </w:r>
-    </w:p>
-    <w:p>
-      <w:pPr>
-        <w:pStyle w:val="Kop2"/>
-        <w:divId w:val="508327725"/>
-        <w:rPr>
-          <w:rFonts w:eastAsia="Times New Roman"/>
-          <w:lang w:val="nl-NL"/>
-        </w:rPr>
-      </w:pPr>
-      <w:bookmarkStart w:id="8" w:name="_Toc244298044"/>
-      <w:r>
-        <w:rPr>
-          <w:rFonts w:eastAsia="Times New Roman"/>
-          <w:lang w:val="nl-NL"/>
-        </w:rPr>
-        <w:t>Deel VII — De architectuurfout in de Europese regelgeving</w:t>
-      </w:r>
-      <w:bookmarkEnd w:id="8"/>
-    </w:p>
-    <w:p>
-      <w:pPr>
-        <w:pStyle w:val="Normaalweb"/>
-        <w:divId w:val="508327725"/>
-        <w:rPr>
-          <w:lang w:val="nl-NL"/>
-        </w:rPr>
-      </w:pPr>
-      <w:r>
-        <w:rPr>
-          <w:lang w:val="nl-NL"/>
-        </w:rPr>
-        <w:t>De Europese verordening die de sociale zekerheid tussen lidstaten coördineert (Verordening (EG) nr. 883/2004 en toepassingsverordening nr. 987/2009), bepaalt welk land de bevoegde lidstaat is. De verordening wijst één land aan als verantwoordelijk — doorgaans het werkland — maar voorziet geen automatisch en afdwingbaar vangnet voor de periodes waarin de toewijzing omstreden is, gegevensuitwisseling uitblijft, of beide landen weigeren de primaire verantwoordelijkheid te aanvaarden.</w:t>
-      </w:r>
-    </w:p>
-    <w:p>
-      <w:pPr>
-        <w:pStyle w:val="Normaalweb"/>
-        <w:divId w:val="508327725"/>
-        <w:rPr>
-          <w:lang w:val="nl-NL"/>
-        </w:rPr>
-      </w:pPr>
-      <w:r>
-        <w:rPr>
-          <w:lang w:val="nl-NL"/>
-        </w:rPr>
-        <w:t>De En/En-paradox — waarbij de burger formeel in het systeem van twee landen zit maar door beide als de verantwoordelijkheid van het andere wordt beschouwd — wordt door de verordening niet opgelost maar slechts omschreven. Artikel 6 verplicht tot het samentellen van verzekeringstijdvakken en het arrest-Vester (C-134/18) verbiedt dat een grensarbeider tussen twee nationale stelsels in het luchtledige valt, maar aan de basis ontbreekt een mechanisme dat een weigerende uitvoeringsinstantie binnen een harde term</w:t>
-      </w:r>
-      <w:r>
-        <w:rPr>
-          <w:lang w:val="nl-NL"/>
-        </w:rPr>
-        <w:t>ijn tot registratie of voorlopige uitbetaling dwingt.</w:t>
-      </w:r>
-    </w:p>
-    <w:p>
-      <w:pPr>
-        <w:pStyle w:val="Normaalweb"/>
-        <w:divId w:val="508327725"/>
-        <w:rPr>
-          <w:lang w:val="nl-NL"/>
-        </w:rPr>
-      </w:pPr>
-      <w:r>
-        <w:rPr>
-          <w:lang w:val="nl-NL"/>
-        </w:rPr>
-        <w:t>Het Europese bemiddelingsnetwerk (SOLVIT) fungeert als een niet-bindend controlemechanisme. Het registreert een deel van de klachten en produceert een analyse, maar heeft geen doorzettingsmacht zodra een nationale instantie volhardt of een dossier als 'complex' wordt aangemerkt. Het Europese elektronische uitwisselingssysteem voor sociale zekerheid (EESSI) biedt de digitale pijplijn, maar zolang het verzenden of inlezen van een elektronisch bericht (SED) in de praktijk niet afdwingbaar is, blijft de pijplij</w:t>
-      </w:r>
-      <w:r>
-        <w:rPr>
-          <w:lang w:val="nl-NL"/>
-        </w:rPr>
-        <w:t>n leeg. Beide instrumenten zijn procedurele voorzieningen voor een probleem dat in de systeemarchitectuur zelf had moeten worden opgelost.</w:t>
-      </w:r>
-    </w:p>
-    <w:p>
-      <w:pPr>
-        <w:pStyle w:val="Normaalweb"/>
-        <w:ind w:left="800" w:right="800"/>
-        <w:divId w:val="508327725"/>
-        <w:rPr>
-          <w:lang w:val="nl-NL"/>
-        </w:rPr>
-      </w:pPr>
-      <w:r>
-        <w:rPr>
-          <w:lang w:val="nl-NL"/>
-        </w:rPr>
-        <w:t>De feiten van deze architectuurfout staan in Document B. De doorwerking op elk van de zeventien concrete sociale rechten — van ziekte-uitkering en WIA tot zorgtoeslag, invaliditeit en kinderbijslag — staat uitgewerkt in Document E.</w:t>
-      </w:r>
-      <w:r>
-        <w:br w:type="page"/>
-      </w:r>
-    </w:p>
-    <w:p>
-      <w:pPr>
-        <w:pStyle w:val="Kop2"/>
-        <w:divId w:val="508327725"/>
-        <w:rPr>
-          <w:rFonts w:eastAsia="Times New Roman"/>
-          <w:lang w:val="nl-NL"/>
-        </w:rPr>
-      </w:pPr>
-      <w:bookmarkStart w:id="9" w:name="_Toc244298045"/>
-      <w:r>
-        <w:rPr>
-          <w:rFonts w:eastAsia="Times New Roman"/>
-          <w:lang w:val="nl-NL"/>
-        </w:rPr>
-        <w:t>Deel VIII — De twee oplossingsroutes</w:t>
-      </w:r>
-      <w:bookmarkEnd w:id="9"/>
-    </w:p>
-    <w:p>
-      <w:pPr>
-        <w:pStyle w:val="Normaalweb"/>
-        <w:divId w:val="508327725"/>
-        <w:rPr>
-          <w:lang w:val="nl-NL"/>
-        </w:rPr>
-      </w:pPr>
-      <w:r>
-        <w:rPr>
-          <w:lang w:val="nl-NL"/>
-        </w:rPr>
-        <w:t>De grensoverschrijdende burger met een chronische aandoening of erkende beperking heeft in principe twee routes om financieel te functioneren.</w:t>
-      </w:r>
-    </w:p>
-    <w:p>
-      <w:pPr>
-        <w:pStyle w:val="Normaalweb"/>
-        <w:divId w:val="508327725"/>
-        <w:rPr>
-          <w:lang w:val="nl-NL"/>
-        </w:rPr>
-      </w:pPr>
-      <w:r>
-        <w:rPr>
-          <w:rStyle w:val="Zwaar"/>
-          <w:lang w:val="nl-NL"/>
-        </w:rPr>
-        <w:t>De uitkeringsroute.</w:t>
-      </w:r>
-      <w:r>
-        <w:rPr>
-          <w:lang w:val="nl-NL"/>
-        </w:rPr>
-        <w:t xml:space="preserve"> Arbeidsongeschiktheidsuitkering via het bevoegde land. Deze route creëert staatsafhankelijkheid en is onderhevig aan nationale politieke goodwill. De gemiddelde invaliditeitsuitkering in de EU varieert van 800 tot 1.800 euro per maand, levenslang bij permanente arbeidsongeschiktheid. De toegangsbarrière: wachttijden worden niet erkend over grenzen; procedures vereisen nationale beoordelingshistorie; het Europese uitwisselingssysteem werkt traag.</w:t>
-      </w:r>
-    </w:p>
-    <w:p>
-      <w:pPr>
-        <w:pStyle w:val="Normaalweb"/>
-        <w:divId w:val="508327725"/>
-        <w:rPr>
-          <w:lang w:val="nl-NL"/>
-        </w:rPr>
-      </w:pPr>
-      <w:r>
-        <w:rPr>
-          <w:rStyle w:val="Zwaar"/>
-          <w:lang w:val="nl-NL"/>
-        </w:rPr>
-        <w:t>De fiscale autonomieroute.</w:t>
-      </w:r>
-      <w:r>
-        <w:rPr>
-          <w:lang w:val="nl-NL"/>
-        </w:rPr>
-        <w:t xml:space="preserve"> Toeslagen, verhoogde tegemoetkomingen en fiscale reducties in het woonland op basis van erkende beperking. Deze route kost de staat minder, bevordert economische participatie en behoudt de autonomie van de burger. De toegangsbarrière is identiek: de medische status wordt niet erkend over grenzen, de administratieve categorie van het ene land vertaalt niet naar het andere, en de systemen die de rechten zouden moeten activeren communiceren niet met elkaar.</w:t>
-      </w:r>
-    </w:p>
-    <w:p>
-      <w:pPr>
-        <w:pStyle w:val="Normaalweb"/>
-        <w:divId w:val="508327725"/>
-        <w:rPr>
-          <w:lang w:val="nl-NL"/>
-        </w:rPr>
-      </w:pPr>
-      <w:r>
-        <w:rPr>
-          <w:lang w:val="nl-NL"/>
-        </w:rPr>
-        <w:t>De fiscale autonomieroute is op de meeste beleidsassen gunstiger dan de uitkeringsroute: ze kost de staat minder, bevordert economische participatie, behoudt burgerautonomie en sluit aan bij de arbeidsmobiliteitsdoelstellingen van de EU. Ze is desondanks even ontoegankelijk als de uitkeringsroute, zolang de medische statusvertaling en de administratieve statuserkenning over grenzen ontbreken. De barrière is niet financieel maar architecturaal.</w:t>
-      </w:r>
-    </w:p>
-    <w:p>
-      <w:pPr>
-        <w:pStyle w:val="Normaalweb"/>
-        <w:divId w:val="508327725"/>
-        <w:rPr>
-          <w:lang w:val="nl-NL"/>
-        </w:rPr>
-      </w:pPr>
-      <w:r>
-        <w:rPr>
-          <w:lang w:val="nl-NL"/>
-        </w:rPr>
-        <w:t>Er is evenwel een dimensie die de eerdere analyse relativeert: in dit dossier is de fiscale autonomieroute in België via een handmatige bypass wél haalbaar gebleken. Een rechtstreeks medisch attest van de huisarts bij de BNI-aangifte, buiten de KSZ en buiten DG HAN om, activeert de verhoogde belastingvrije som en resulteert bij indiening van de aangifte in een berekend saldo van € 2.669,97 in het voordeel van het gezin (in afwachting van het definitieve aanslagbiljet). Dezelfde route bleef via de geautomati</w:t>
-      </w:r>
-      <w:r>
-        <w:rPr>
-          <w:lang w:val="nl-NL"/>
-        </w:rPr>
-        <w:t>seerde overheidsketens (8 versus 9 punten bij DG HAN, RIV-blokkade in Nederland) volledig potdicht. Het onderscheid is leerzaam: de fiscale route is niet onmogelijk, maar de burger en zijn eerstelijnsarts moeten de digitale overheidsketen handmatig omzeilen om hem te laten werken. En dat heeft een paradoxaal neveneffect: een hoger netto gezinsinkomen kan de inkomensafhankelijke toeslagen bij Parentia en SVB juist bedreigen, doordat de automatische herberekening op het fictieve verdienvermogen terugslaat.</w:t>
-      </w:r>
-    </w:p>
-    <w:p>
-      <w:pPr>
-        <w:pStyle w:val="Normaalweb"/>
-        <w:divId w:val="508327725"/>
-        <w:rPr>
-          <w:lang w:val="nl-NL"/>
-        </w:rPr>
-      </w:pPr>
-      <w:r>
-        <w:rPr>
-          <w:lang w:val="nl-NL"/>
-        </w:rPr>
-        <w:t>Daarnaast speelt een factor die in de vergelijking tussen beide routes vaak over het hoofd wordt gezien: de politieke economie van de financiering. De Europese Unie heeft geen eigen socialezekerheidsstelsel. Sociale zekerheid is een nationale bevoegdheid. Wat de EU wel doet, is via het Europees Sociaal Fonds Plus programma's co-financieren die gericht zijn op arbeidsmarktintegratie en sociale inclusie. Deze middelen gaan niet naar de uitkering zelf, maar naar de ondersteuning eromheen: opleidingen, begeleid</w:t>
-      </w:r>
-      <w:r>
-        <w:rPr>
-          <w:lang w:val="nl-NL"/>
-        </w:rPr>
-        <w:t>ing naar werk, en projecten die maatschappelijke participatie vergroten.</w:t>
-      </w:r>
-    </w:p>
-    <w:p>
-      <w:pPr>
-        <w:pStyle w:val="Normaalweb"/>
-        <w:divId w:val="508327725"/>
-        <w:rPr>
-          <w:lang w:val="nl-NL"/>
-        </w:rPr>
-      </w:pPr>
-      <w:r>
-        <w:rPr>
-          <w:lang w:val="nl-NL"/>
-        </w:rPr>
-        <w:t>Uitkeringen zijn in de Europese Unie grotendeels contributioneel gefinancierd: gemiddeld 64 procent van de werkloosheidsuitkeringen komt uit sociale premies, niet uit belastingen. Fiscale voordelen, zoals belastingverminderingen voor personen met een handicap, komen daarentegen vrijwel volledig uit de nationale algemene middelen. De EU heeft geen instrument om fiscale uitgaven van lidstaten te co-financieren.</w:t>
-      </w:r>
-    </w:p>
-    <w:p>
-      <w:pPr>
-        <w:pStyle w:val="Normaalweb"/>
-        <w:divId w:val="508327725"/>
-        <w:rPr>
-          <w:lang w:val="nl-NL"/>
-        </w:rPr>
-      </w:pPr>
-      <w:r>
-        <w:rPr>
-          <w:lang w:val="nl-NL"/>
-        </w:rPr>
-        <w:t>Dit creëert een financieringsasymmetrie. Voor uitkeringsgerelateerde programma's kan een lidstaat medefinanciering van de EU aanvragen. Voor fiscale voordelen niet. Lidstaten hebben daardoor een grotere financiële prikkel om de uitkeringsroute te versterken dan de fiscale route, ongeacht welke route voor de burger gunstiger is.</w:t>
-      </w:r>
-    </w:p>
-    <w:p>
-      <w:pPr>
-        <w:pStyle w:val="Normaalweb"/>
-        <w:divId w:val="508327725"/>
-        <w:rPr>
-          <w:lang w:val="nl-NL"/>
-        </w:rPr>
-      </w:pPr>
-      <w:r>
-        <w:rPr>
-          <w:lang w:val="nl-NL"/>
-        </w:rPr>
-        <w:t>De fiscale route kost de staat minder, maar de staat ontvangt er geen Europese co-financiering voor. De uitkeringsroute kost de staat meer, maar een deel van de ondersteunende kosten kan worden afgedekt met Europese middelen. De politieke economie van de financiering beïnvloedt daarmee de beleidskeuze, los van de vraag welke route voor de burger het meest effectief is.</w:t>
-      </w:r>
-    </w:p>
-    <w:p>
-      <w:pPr>
-        <w:pStyle w:val="Kop2"/>
-        <w:divId w:val="508327725"/>
-        <w:rPr>
-          <w:rFonts w:eastAsia="Times New Roman"/>
-          <w:lang w:val="nl-NL"/>
-        </w:rPr>
-      </w:pPr>
-      <w:bookmarkStart w:id="10" w:name="_Toc244298046"/>
-      <w:r>
-        <w:rPr>
-          <w:rFonts w:eastAsia="Times New Roman"/>
-          <w:lang w:val="nl-NL"/>
-        </w:rPr>
-        <w:t>Deel IX — De drie infrastructurele oplossingen</w:t>
-      </w:r>
-      <w:bookmarkEnd w:id="10"/>
-    </w:p>
-    <w:p>
-      <w:pPr>
-        <w:pStyle w:val="Normaalweb"/>
-        <w:divId w:val="508327725"/>
-        <w:rPr>
-          <w:lang w:val="nl-NL"/>
-        </w:rPr>
-      </w:pPr>
-      <w:r>
-        <w:rPr>
-          <w:lang w:val="nl-NL"/>
-        </w:rPr>
-        <w:t>Drie concrete bouwstenen corrigeren de architectuurfouten direct. Ze kunnen afzonderlijk worden ingevoerd, maar bereiken hun volle effect in combinatie.</w:t>
-      </w:r>
-    </w:p>
-    <w:p>
-      <w:pPr>
-        <w:pStyle w:val="Normaalweb"/>
-        <w:divId w:val="508327725"/>
-        <w:rPr>
-          <w:lang w:val="nl-NL"/>
-        </w:rPr>
-      </w:pPr>
-      <w:r>
-        <w:rPr>
-          <w:rStyle w:val="Zwaar"/>
-          <w:lang w:val="nl-NL"/>
-        </w:rPr>
-        <w:t>Bouwsteen 1 — Het inschrijvingsmoment als synchronisatiepunt.</w:t>
-      </w:r>
-      <w:r>
-        <w:rPr>
-          <w:lang w:val="nl-NL"/>
-        </w:rPr>
-        <w:t xml:space="preserve"> Wanneer een EU-burger zich officieel uitschrijft in land A en inschrijft in land B, activeert dat één geautoriseerde digitale import van de relevante administratieve data: loopbaanhistoriek, erkende medische statussen, lopende rechten en gezinssituatie. De technische infrastructuur bestaat: het Europese systeem voor digitale identificatie biedt de grondslag, de nationale bevolkingsregisters zijn de triggerpunten, en het Europese uitwisselingssysteem voor sociale zekerheid biedt de capaciteit. Wat ontbreekt</w:t>
-      </w:r>
-      <w:r>
-        <w:rPr>
-          <w:lang w:val="nl-NL"/>
-        </w:rPr>
-        <w:t xml:space="preserve"> is het politieke besluit dat de inschrijvingshandeling de juridische trigger is voor die synchronisatie, en de verplichting voor het uitzendende land om de data te leveren binnen een vastgestelde termijn.</w:t>
-      </w:r>
-    </w:p>
-    <w:p>
-      <w:pPr>
-        <w:pStyle w:val="Normaalweb"/>
-        <w:divId w:val="508327725"/>
-        <w:rPr>
-          <w:lang w:val="nl-NL"/>
-        </w:rPr>
-      </w:pPr>
-      <w:r>
-        <w:rPr>
-          <w:rStyle w:val="Zwaar"/>
-          <w:lang w:val="nl-NL"/>
-        </w:rPr>
-        <w:t>Bouwsteen 2 — Het Europees Medisch Statusdocument.</w:t>
-      </w:r>
-      <w:r>
-        <w:rPr>
-          <w:lang w:val="nl-NL"/>
-        </w:rPr>
-        <w:t xml:space="preserve"> Een gestandaardiseerd digitaal document dat de functionele status van een burger over grenzen leesbaar maakt. Het registreert niet de diagnose — de ziekte — maar de functionele beperking: wat kan de persoon wel en niet, welk percentage arbeidsbeperking is erkend, welk land heeft de erkenning formeel vastgesteld en op welke datum. De grondslag is de International Classification of Functioning, Disability and Health van de Wereldgezondheidsorganisatie, die een universeel taalraamwerk biedt dat door 29 Europe</w:t>
-      </w:r>
-      <w:r>
-        <w:rPr>
-          <w:lang w:val="nl-NL"/>
-        </w:rPr>
-        <w:t>se landen al wordt gebruikt in de revalidatiegeneeskunde en de gezondheidszorgstatistiek. Elke nationale instantie publiceert een vertaalsleutel: een gepubliceerde mapping van internationale scores naar haar eigen administratieve categorieën. Wanneer een burger met een statusdocument een aanvraag doet bij een buitenlandse instantie, vertaalt het systeem automatisch zijn score naar de nationale categorie. De burger wordt één keer beoordeeld. De vertaling is automatisch. Geen herkeuring nodig tenzij de medisc</w:t>
-      </w:r>
-      <w:r>
-        <w:rPr>
-          <w:lang w:val="nl-NL"/>
-        </w:rPr>
-        <w:t>he status wijzigt.</w:t>
-      </w:r>
-    </w:p>
-    <w:p>
-      <w:pPr>
-        <w:pStyle w:val="Normaalweb"/>
-        <w:ind w:left="800" w:right="800"/>
-        <w:divId w:val="508327725"/>
-        <w:rPr>
-          <w:lang w:val="nl-NL"/>
-        </w:rPr>
-      </w:pPr>
-      <w:r>
-        <w:rPr>
-          <w:rStyle w:val="Zwaar"/>
-          <w:lang w:val="nl-NL"/>
-        </w:rPr>
-        <w:t>Bouwsteen 3 — De automatische fiscale route-activering.</w:t>
-      </w:r>
-      <w:r>
-        <w:rPr>
-          <w:lang w:val="nl-NL"/>
-        </w:rPr>
-        <w:t xml:space="preserve"> Wanneer het statusdocument een erkende beperking registreert én het inschrijvingsdocument de grensoverschrijdende situatie van de burger bevestigt, activeert het systeem automatisch de fiscale instrumenten die beschikbaar zijn in het woonland. Niet via een handmatige aanvraag, maar via een automatische beslissingsregel gebaseerd op leesbare statusdata. De beslissingslogica werkt als volgt: de score plus de inschrijvingsstatus worden vergeleken met een nationaal gepubliceerde activeringstabel. In Nederland </w:t>
-      </w:r>
-      <w:r>
-        <w:rPr>
-          <w:lang w:val="nl-NL"/>
-        </w:rPr>
-        <w:t>activeert dit automatisch: aanpassing toetsingsinkomen voor toeslagberekening, verhoogde tegemoetkoming voor erkende handicap, en een berekening van het recht op zorgtoeslag, huurtoeslag en kindgebonden budget op basis van het gecorrigeerde inkomen inclusief buitenlandse componenten. In België activeert dit automatisch: de fiscale aftrek voor personen met een handicap, het verhoogde bestaansminimum bij erkende arbeidsongeschiktheid, en een kennisgeving aan de bevoegde dienst dat de burger recht kan hebben o</w:t>
-      </w:r>
-      <w:r>
-        <w:rPr>
-          <w:lang w:val="nl-NL"/>
-        </w:rPr>
-        <w:t>p aanvullende tegemoetkomingen.</w:t>
-      </w:r>
-      <w:r>
-        <w:br w:type="page"/>
-      </w:r>
-    </w:p>
-    <w:p>
-      <w:pPr>
-        <w:pStyle w:val="Kop2"/>
-        <w:divId w:val="508327725"/>
-        <w:rPr>
-          <w:rFonts w:eastAsia="Times New Roman"/>
-          <w:lang w:val="nl-NL"/>
-        </w:rPr>
-      </w:pPr>
-      <w:bookmarkStart w:id="11" w:name="_Toc244298047"/>
-      <w:r>
-        <w:rPr>
-          <w:rFonts w:eastAsia="Times New Roman"/>
-          <w:lang w:val="nl-NL"/>
-        </w:rPr>
-        <w:t>Deel X — De profiteursvraag</w:t>
-      </w:r>
-      <w:bookmarkEnd w:id="11"/>
-    </w:p>
-    <w:p>
-      <w:pPr>
-        <w:pStyle w:val="Normaalweb"/>
-        <w:divId w:val="508327725"/>
-        <w:rPr>
-          <w:lang w:val="nl-NL"/>
-        </w:rPr>
-      </w:pPr>
-      <w:r>
-        <w:rPr>
-          <w:lang w:val="nl-NL"/>
-        </w:rPr>
-        <w:t>De implementatie van een verbonden systeem roept vragen op omtrent frauderesistentie. Een analyse toont dat het huidige systeem van onverbonden silo's misbruik niet voorkomt, maar uitsluitend de detectie ervan bemoeilijkt. Dubbele uitkeringen in twee landen zijn vandaag technisch mogelijk omdat land A niet weet wat land B toekent, en vice versa. Het Europese uitwisselingssysteem is bedoeld om dit te ondervangen, maar wordt niet afdwingbaar gebruikt. Een verbonden systeem met leesbare statusdata is moeilijke</w:t>
-      </w:r>
-      <w:r>
-        <w:rPr>
-          <w:lang w:val="nl-NL"/>
-        </w:rPr>
-        <w:t>r te misbruiken dan een systeem van silo's, om drie concrete redenen.</w:t>
-      </w:r>
-    </w:p>
-    <w:p>
-      <w:pPr>
-        <w:pStyle w:val="Normaalweb"/>
-        <w:divId w:val="508327725"/>
-        <w:rPr>
-          <w:lang w:val="nl-NL"/>
-        </w:rPr>
-      </w:pPr>
-      <w:r>
-        <w:rPr>
-          <w:lang w:val="nl-NL"/>
-        </w:rPr>
-        <w:t>Ten eerste: een internationaal statusdocument is gebaseerd op scores die zijn afgeleid van gevalideerde medische beoordelingen door erkende instanties. Simuleren van een score vereist actieve medewerking van een beoordelend orgaan, wat fraude verschuift van de burger naar de instelling — en daarmee detecteerbaar en sanctioneerbaar maakt.</w:t>
-      </w:r>
-    </w:p>
-    <w:p>
-      <w:pPr>
-        <w:pStyle w:val="Normaalweb"/>
-        <w:divId w:val="508327725"/>
-        <w:rPr>
-          <w:lang w:val="nl-NL"/>
-        </w:rPr>
-      </w:pPr>
-      <w:r>
-        <w:rPr>
-          <w:lang w:val="nl-NL"/>
-        </w:rPr>
-        <w:t>Ten tweede: de inschrijvingsdata zijn gekoppeld aan officiële bevolkingsregisters en zijn niet manipuleerbaar door de burger zelf; een valse inschrijving vereist actieve medewerking van de registrerende gemeente.</w:t>
-      </w:r>
-    </w:p>
-    <w:p>
-      <w:pPr>
-        <w:pStyle w:val="Normaalweb"/>
-        <w:divId w:val="508327725"/>
-        <w:rPr>
-          <w:lang w:val="nl-NL"/>
-        </w:rPr>
-      </w:pPr>
-      <w:r>
-        <w:rPr>
-          <w:lang w:val="nl-NL"/>
-        </w:rPr>
-        <w:t>Ten derde: de automatische fiscale activering vergelijkt statusdata met de activeringstabel van het woonland; elke activering is gelogd en is voor beide landen raadpleegbaar, waardoor dubbele activering onmiddellijk detecteerbaar is.</w:t>
-      </w:r>
-    </w:p>
-    <w:p>
-      <w:pPr>
-        <w:pStyle w:val="Normaalweb"/>
-        <w:divId w:val="508327725"/>
-        <w:rPr>
-          <w:lang w:val="nl-NL"/>
-        </w:rPr>
-      </w:pPr>
-      <w:r>
-        <w:rPr>
-          <w:lang w:val="nl-NL"/>
-        </w:rPr>
-        <w:t>Een transparant, verbonden systeem is structureel frauderesistenter dan een systeem van onverbonden nationale silo's. Vereenvoudiging voor de burger en bescherming tegen misbruik sluiten elkaar niet uit — zij versterken elkaar.</w:t>
-      </w:r>
-    </w:p>
-    <w:p>
-      <w:pPr>
-        <w:pStyle w:val="Kop2"/>
-        <w:divId w:val="508327725"/>
-        <w:rPr>
-          <w:rFonts w:eastAsia="Times New Roman"/>
-          <w:lang w:val="nl-NL"/>
-        </w:rPr>
-      </w:pPr>
-      <w:bookmarkStart w:id="12" w:name="_Toc244298048"/>
-      <w:r>
-        <w:rPr>
-          <w:rFonts w:eastAsia="Times New Roman"/>
-          <w:lang w:val="nl-NL"/>
-        </w:rPr>
-        <w:t>Deel XI — De twee wegen: snelheid en reikwijdte</w:t>
-      </w:r>
-      <w:bookmarkEnd w:id="12"/>
-    </w:p>
-    <w:p>
-      <w:pPr>
-        <w:pStyle w:val="Normaalweb"/>
-        <w:divId w:val="508327725"/>
-        <w:rPr>
-          <w:lang w:val="nl-NL"/>
-        </w:rPr>
-      </w:pPr>
-      <w:r>
-        <w:rPr>
-          <w:lang w:val="nl-NL"/>
-        </w:rPr>
-        <w:t>Grensoverschrijdende burgers die problemen ondervinden met de coördinatie van sociale zekerheid hebben in de praktijk twee wegen: de juridische weg en de structurele weg.</w:t>
-      </w:r>
-    </w:p>
-    <w:p>
-      <w:pPr>
-        <w:pStyle w:val="Normaalweb"/>
-        <w:divId w:val="508327725"/>
-        <w:rPr>
-          <w:lang w:val="nl-NL"/>
-        </w:rPr>
-      </w:pPr>
-      <w:r>
-        <w:rPr>
-          <w:rStyle w:val="Zwaar"/>
-          <w:lang w:val="nl-NL"/>
-        </w:rPr>
-        <w:t>De juridische weg — individueel, traag, zonder systeemeffect.</w:t>
-      </w:r>
-      <w:r>
-        <w:rPr>
-          <w:lang w:val="nl-NL"/>
-        </w:rPr>
-        <w:t xml:space="preserve"> Het informele bemiddelingsnetwerk bereikt per jaar enkele duizenden burgers. Een nationale rechtbankprocedure duurt 12 tot 36 maanden. Een prejudiciële procedure bij het Hof van Justitie duurt 16 tot 22 maanden. Elk arrest geldt voor één individuele burger. Het systeem verandert niet voor de overige miljoenen grensoverschrijdende burgers die hetzelfde probleem hebben maar geen procedure starten.</w:t>
-      </w:r>
-    </w:p>
-    <w:p>
-      <w:pPr>
-        <w:pStyle w:val="Normaalweb"/>
-        <w:divId w:val="508327725"/>
-        <w:rPr>
-          <w:lang w:val="nl-NL"/>
-        </w:rPr>
-      </w:pPr>
-      <w:r>
-        <w:rPr>
-          <w:rStyle w:val="Zwaar"/>
-          <w:lang w:val="nl-NL"/>
-        </w:rPr>
-        <w:t>De structurele weg — collectief, eenmalig, universeel.</w:t>
-      </w:r>
-      <w:r>
-        <w:rPr>
-          <w:lang w:val="nl-NL"/>
-        </w:rPr>
-        <w:t xml:space="preserve"> Een gerichte aanpassing van de Europese coördinatieverordening is van kracht voor alle grensoverschrijdende werknemers op de dag van inwerkingtreding. Een internationaal statusdocument, eenmaal ingevoerd, elimineert de herkeuring voor elke nieuwe burger die grensoverschrijdend gaat, permanent en automatisch. De automatische fiscale route-activering werkt voor elke burger die een statusdocument heeft en in een woonland ingeschreven staat, zonder dat hij zijn recht hoeft te kennen, te claimen of te documente</w:t>
-      </w:r>
-      <w:r>
-        <w:rPr>
-          <w:lang w:val="nl-NL"/>
-        </w:rPr>
-        <w:t>ren.</w:t>
-      </w:r>
-    </w:p>
-    <w:p>
-      <w:pPr>
-        <w:pStyle w:val="Normaalweb"/>
-        <w:divId w:val="508327725"/>
-        <w:rPr>
-          <w:lang w:val="nl-NL"/>
-        </w:rPr>
-      </w:pPr>
-      <w:r>
-        <w:rPr>
-          <w:lang w:val="nl-NL"/>
-        </w:rPr>
-        <w:t>Een Europees wetgevingstraject voor aanpassing van de coördinatieverordening duurt gemiddeld vier tot zes jaar. Als een hervormingspakket in 2030 in werking treedt, bereikt het in zijn eerste volledige jaar meer burgers dan de juridische weg in dertig jaar. En elk jaar daarna opnieuw, automatisch, voor elke nieuwe burger die de grens oversteekt.</w:t>
-      </w:r>
-    </w:p>
-    <w:p>
-      <w:pPr>
-        <w:pStyle w:val="Normaalweb"/>
-        <w:ind w:left="800" w:right="800"/>
-        <w:divId w:val="508327725"/>
-        <w:rPr>
-          <w:lang w:val="nl-NL"/>
-        </w:rPr>
-      </w:pPr>
-      <w:r>
-        <w:rPr>
-          <w:lang w:val="nl-NL"/>
-        </w:rPr>
-        <w:t>De juridische weg lost individueel op en verandert structureel niets. De structurele weg verandert het systeem voor iedereen tegelijk. Elk jaar vertraging in de structurele weg kost tienduizenden burgers toegang tot rechten die zij wettelijk al hebben.</w:t>
-      </w:r>
-      <w:r>
-        <w:br w:type="page"/>
-      </w:r>
-    </w:p>
-    <w:p>
-      <w:pPr>
-        <w:pStyle w:val="Kop2"/>
-        <w:divId w:val="508327725"/>
-        <w:rPr>
-          <w:rFonts w:eastAsia="Times New Roman"/>
-          <w:lang w:val="nl-NL"/>
-        </w:rPr>
-      </w:pPr>
-      <w:bookmarkStart w:id="13" w:name="_Toc244298049"/>
-      <w:r>
-        <w:rPr>
-          <w:rFonts w:eastAsia="Times New Roman"/>
-          <w:lang w:val="nl-NL"/>
-        </w:rPr>
-        <w:t>Deel XII — De AVG-stresstest en het EESSI-spook van 2030</w:t>
-      </w:r>
-      <w:bookmarkEnd w:id="13"/>
-    </w:p>
-    <w:p>
-      <w:pPr>
-        <w:pStyle w:val="subtitel"/>
-        <w:divId w:val="508327725"/>
-        <w:rPr>
-          <w:lang w:val="nl-NL"/>
-        </w:rPr>
-      </w:pPr>
-      <w:r>
-        <w:rPr>
-          <w:lang w:val="nl-NL"/>
-        </w:rPr>
-        <w:t>De wet die niet voor iedereen hetzelfde leest: hoe zestien instanties reageren wanneer de burger om de logboeken vraagt.</w:t>
-      </w:r>
-    </w:p>
-    <w:p>
-      <w:pPr>
-        <w:pStyle w:val="Kop4"/>
-        <w:divId w:val="508327725"/>
-        <w:rPr>
-          <w:rFonts w:eastAsia="Times New Roman"/>
-          <w:lang w:val="nl-NL"/>
-        </w:rPr>
-      </w:pPr>
-      <w:r>
-        <w:rPr>
-          <w:rFonts w:eastAsia="Times New Roman"/>
-          <w:lang w:val="nl-NL"/>
-        </w:rPr>
-        <w:t>1. Inleiding — Van passief slachtoffer naar actieve systeemauditor (De gecoördineerde operatie van september 2026)</w:t>
-      </w:r>
-    </w:p>
-    <w:p>
-      <w:pPr>
-        <w:pStyle w:val="Normaalweb"/>
-        <w:divId w:val="508327725"/>
-        <w:rPr>
-          <w:lang w:val="nl-NL"/>
-        </w:rPr>
-      </w:pPr>
-      <w:r>
-        <w:rPr>
-          <w:lang w:val="nl-NL"/>
-        </w:rPr>
-        <w:t>Op 1 en 2 september 2026 voltrok zich een kantelpunt in dit dossier. Na achttien maanden van ambtelijke cirkelredeneringen, waarin Belgische en Nederlandse instanties elkaar onophoudelijk de zwartepiet toespeelden en beweerden dat zij "moesten wachten op gegevens uit het buurland", besloten de aanvrager en zijn partner het initiatief definitief over te nemen. Het passief afwachten van niet-nagekomen toezeggingen werd vervangen door een gecoördineerde forensische stresstest van het gehele grensoverschrijdend</w:t>
-      </w:r>
-      <w:r>
-        <w:rPr>
-          <w:lang w:val="nl-NL"/>
-        </w:rPr>
-        <w:t>e overheidsapparaat. Bij zestien betrokken overheids-, uitvoerings- en toezichtsinstanties in België en Nederland werden gelijktijdig formele inzageverzoeken ingediend op grond van artikel 15 van de Algemene Verordening Gegevensbescherming (AVG / GDPR).</w:t>
-      </w:r>
-    </w:p>
-    <w:p>
-      <w:pPr>
-        <w:pStyle w:val="Normaalweb"/>
-        <w:divId w:val="508327725"/>
-        <w:rPr>
-          <w:lang w:val="nl-NL"/>
-        </w:rPr>
-      </w:pPr>
-      <w:r>
-        <w:rPr>
-          <w:lang w:val="nl-NL"/>
-        </w:rPr>
-        <w:t xml:space="preserve">Het doel van deze grootschalige audit was niet het opvragen van reeds bekende besluitbrieven of dossierstukken die allang in de fysieke ordners zaten. Het verzoek richtte zich specifiek op de internationale achterkamer van de overheid: de technische audit-trails, de communicatielogboeken en de transmissiestatus van het Europese EESSI-netwerk (Electronic Exchange of Social Security Information). Welke Structured Electronic Documents (SED's) en bijbehorende Business Use Cases (BUC's) waren er tussen 11 april </w:t>
-      </w:r>
-      <w:r>
-        <w:rPr>
-          <w:lang w:val="nl-NL"/>
-        </w:rPr>
-        <w:t>2025 en september 2026 feitelijk verzonden en ontvangen? Welke geautomatiseerde gegevensstromen liepen er via de Europese DAC-richtlijn voor fiscale gegevens en tussen de bevolkingsregisters (het Belgische Rijksregister en de Nederlandse Basisregistratie Personen)? En bovenal: spraken de systemen de waarheid wanneer ambtenaren stelden dat de vertraging "aan de overkant van de grens" lag?</w:t>
-      </w:r>
-    </w:p>
-    <w:p>
-      <w:pPr>
-        <w:pStyle w:val="Normaalweb"/>
-        <w:divId w:val="508327725"/>
-        <w:rPr>
-          <w:lang w:val="nl-NL"/>
-        </w:rPr>
-      </w:pPr>
-      <w:r>
-        <w:rPr>
-          <w:lang w:val="nl-NL"/>
-        </w:rPr>
-        <w:t>Deze stresstest staat in een directe en urgente historische context. In juli 2026 bereikten de Europese ministers een akkoord over de herziening van de Europese coördinatieverordeningen (Verordening 883/2004 en 987/2009), met een voorziene inwerkingtreding rond 2030 of 2031. De Europese Commissie houdt burgers en parlementen voor dat de toekomstige European Social Security Pass (ESSPASS) alle fricties zal wegnemen door een naadloze, digitale snelweg te creëren. De resultaten van deze AVG-audit leggen echter</w:t>
-      </w:r>
-      <w:r>
-        <w:rPr>
-          <w:lang w:val="nl-NL"/>
-        </w:rPr>
-        <w:t xml:space="preserve"> een ontluisterende waarheid bloot: het spook van 2030 maskeert een hedendaags executief faillissement. De digitale kabels en servers tussen België en Nederland liggen er immers al jaren. Het probleem van de grensarbeider is geen gebrek aan technologie, maar het structurele verzuim van nationale instanties om op de verzendknop te drukken — gevolgd door een krampachtige reflex om de logboeken hermetisch af te sluiten zodra de burger om het bewijs van die stilstand vraagt.</w:t>
-      </w:r>
-    </w:p>
-    <w:p>
-      <w:pPr>
-        <w:pStyle w:val="Kop4"/>
-        <w:divId w:val="508327725"/>
-        <w:rPr>
-          <w:rFonts w:eastAsia="Times New Roman"/>
-          <w:lang w:val="nl-NL"/>
-        </w:rPr>
-      </w:pPr>
-      <w:r>
-        <w:rPr>
-          <w:rFonts w:eastAsia="Times New Roman"/>
-          <w:lang w:val="nl-NL"/>
-        </w:rPr>
-        <w:t>2. Patroon 1 — Het medische controlespoor versus het bestuurlijke verantwoordingsspoor (Vitaz en Gemeente Waasmunster)</w:t>
-      </w:r>
-    </w:p>
-    <w:p>
-      <w:pPr>
-        <w:pStyle w:val="Normaalweb"/>
-        <w:divId w:val="508327725"/>
-        <w:rPr>
-          <w:lang w:val="nl-NL"/>
-        </w:rPr>
-      </w:pPr>
-      <w:r>
-        <w:rPr>
-          <w:lang w:val="nl-NL"/>
-        </w:rPr>
-        <w:t>Dat technische complexiteit of privacybescherming niet de werkelijke redenen zijn voor administratieve vertraging, wordt onomstotelijk bewezen door twee instanties die buiten het institutionele conflictspeelveld stonden: algemeen ziekenhuis Vitaz in Sint-Niklaas en de voormalige Belgische woongemeente Waasmunster.</w:t>
-      </w:r>
-    </w:p>
-    <w:p>
-      <w:pPr>
-        <w:pStyle w:val="Normaalweb"/>
-        <w:divId w:val="508327725"/>
-        <w:rPr>
-          <w:lang w:val="nl-NL"/>
-        </w:rPr>
-      </w:pPr>
-      <w:r>
-        <w:rPr>
-          <w:lang w:val="nl-NL"/>
-        </w:rPr>
-        <w:t>Toen de aanvrager op 7 maart 2026, na zijn overstap naar de gespecialiseerde diabetische voetkliniek van het UZ Gent, bij de ombudsdienst van Vitaz een AVG-verzoek indiende om zijn volledige klinische dossier op te vragen, voltrok de gegevensverstrekking zich voorbeeldig. Zonder formulierdwang, zonder legitimatie-obstakels en zonder administratieve vertraging ontving de aanvrager binnen drie dagen (op 10 maart 2026) een beveiligde digitale downloadlink. Het volledige medische dossier — inclusief operatiever</w:t>
-      </w:r>
-      <w:r>
-        <w:rPr>
-          <w:lang w:val="nl-NL"/>
-        </w:rPr>
-        <w:t>slagen van de amputaties, specialistische rapporten van oogheelkunde en nefrologie, anesthesieverslagen en laboratoriumwaarden — werd direct en transparant overhandigd. Ziekenhuis Vitaz had niets te verbergen: haar gegevens weerspiegelden immers de zuivere, fysieke realiteit van het geteisterde lichaam.</w:t>
-      </w:r>
-    </w:p>
-    <w:p>
-      <w:pPr>
-        <w:pStyle w:val="Normaalweb"/>
-        <w:divId w:val="508327725"/>
-        <w:rPr>
-          <w:lang w:val="nl-NL"/>
-        </w:rPr>
-      </w:pPr>
-      <w:r>
-        <w:rPr>
-          <w:lang w:val="nl-NL"/>
-        </w:rPr>
-        <w:t>Hetzelfde patroon tekende zich af bij de Gemeente Waasmunster. Op het verzoek van 1 september 2026 om de historische bevolkings- en uitschrijvingslogs uit 2014 te verstrekken, antwoordde de gemeente op 1 oktober 2026 met een helder en openhartig bestuursbesluit. De gemeente legde transparant uit dat de technische servertransmissies na twaalf jaar volgens de wettelijke bewaartermijnen waren vernietigd, maar bevestigde direct dat de uitschrijving wegens emigratie naar Nederland destijds correct in het Rijksre</w:t>
-      </w:r>
-      <w:r>
-        <w:rPr>
-          <w:lang w:val="nl-NL"/>
-        </w:rPr>
-        <w:t>gister was doorgevoerd en nog altijd ongewijzigd zichtbaar was.</w:t>
-      </w:r>
-    </w:p>
-    <w:p>
-      <w:pPr>
-        <w:pStyle w:val="Normaalweb"/>
-        <w:divId w:val="508327725"/>
-        <w:rPr>
-          <w:lang w:val="nl-NL"/>
-        </w:rPr>
-      </w:pPr>
-      <w:r>
-        <w:rPr>
-          <w:lang w:val="nl-NL"/>
-        </w:rPr>
-        <w:t>Het contrast met het sociale-zekerheidsspoor is fundamenteel en veelzeggend. Waar de waarheid de instantie niet kan belasten omdat zij louter een medische of historische werkelijkheid registreert, werkt de AVG vlekkeloos, digitaal en snel. Maar op het moment dat een AVG-verzoek raakt aan de beleidsmatige en financiële verantwoordelijkheid van uitkeringsinstanties — waar logbestanden zwart-op-wit moeten aantonen wie heeft stilgezeten, wie termijnen heeft overschreden of wie Europese verordeningen heeft geneg</w:t>
-      </w:r>
-      <w:r>
-        <w:rPr>
-          <w:lang w:val="nl-NL"/>
-        </w:rPr>
-        <w:t>eerd — verandert dezelfde overheid in een gesloten bastion dat alle registers opentrekt om inzage te verhinderen.</w:t>
-      </w:r>
-    </w:p>
-    <w:p>
-      <w:pPr>
-        <w:pStyle w:val="Kop4"/>
-        <w:divId w:val="508327725"/>
-        <w:rPr>
-          <w:rFonts w:eastAsia="Times New Roman"/>
-          <w:lang w:val="nl-NL"/>
-        </w:rPr>
-      </w:pPr>
-      <w:r>
-        <w:rPr>
-          <w:rFonts w:eastAsia="Times New Roman"/>
-          <w:lang w:val="nl-NL"/>
-        </w:rPr>
-        <w:t>3. Patroon 2 — De analoge slotgracht en de verdwijntruc (UWV, SVB, FOD IBZ, Parentia/Partena en Gemeente Hulst)</w:t>
-      </w:r>
-    </w:p>
-    <w:p>
-      <w:pPr>
-        <w:pStyle w:val="Normaalweb"/>
-        <w:divId w:val="508327725"/>
-        <w:rPr>
-          <w:lang w:val="nl-NL"/>
-        </w:rPr>
-      </w:pPr>
-      <w:r>
-        <w:rPr>
-          <w:lang w:val="nl-NL"/>
-        </w:rPr>
-        <w:t>Zodra de gecoördineerde AVG-verzoeken op 1 en 2 september 2026 de bureaus van de sociale-zekerheids- en belastinginstanties bereikten, trad bij vijf afzonderlijke organisaties een identiek verdedigingsmechanisme in werking: het opwerpen van kunstmatige, analoge drempels om de burger te ontmoedigen en de wettelijke beslistermijn van artikel 12 lid 3 AVG te traineren, in flagrante strijd met artikel 12 lid 2 AVG en de bindende EDPB-richtsnoeren 01/2022 inzake de uitoefening van het inzagerecht.</w:t>
-      </w:r>
-    </w:p>
-    <w:p>
-      <w:pPr>
-        <w:pStyle w:val="Normaalweb"/>
-        <w:divId w:val="508327725"/>
-        <w:rPr>
-          <w:lang w:val="nl-NL"/>
-        </w:rPr>
-      </w:pPr>
-      <w:r>
-        <w:rPr>
-          <w:rStyle w:val="Zwaar"/>
-          <w:lang w:val="nl-NL"/>
-        </w:rPr>
-        <w:t>UWV (Nederland) — De analoge postzegel voor digitale serverlogs:</w:t>
-      </w:r>
-      <w:r>
-        <w:rPr>
-          <w:lang w:val="nl-NL"/>
-        </w:rPr>
-        <w:t xml:space="preserve"> Hoewel de aanvrager zijn verzoek via het officiële webportaal MijnUWV indiende — ingelogd met zijn persoonlijke DigiD op het hoogste betrouwbaarheidsniveau — weigerde het UWV het digitale verzoek in behandeling te nemen. De uitvoeringsinstantie eiste dat de aanvrager voor het opvragen van </w:t>
-      </w:r>
-      <w:r>
-        <w:rPr>
-          <w:rStyle w:val="Nadruk"/>
-          <w:lang w:val="nl-NL"/>
-        </w:rPr>
-        <w:t>elektronische</w:t>
-      </w:r>
-      <w:r>
-        <w:rPr>
-          <w:lang w:val="nl-NL"/>
-        </w:rPr>
-        <w:t xml:space="preserve"> EESSI-serverlogs een papieren brief met een postzegel van € 1,40 en een fysieke fotokopie van zijn identiteitsbewijs naar een postbus in Almere stuurde. Een instantie die miljarden euro's aan digitalisering </w:t>
-      </w:r>
-      <w:r>
-        <w:rPr>
-          <w:lang w:val="nl-NL"/>
-        </w:rPr>
-        <w:t>besteedt, dwingt een slechtziende burger met amputaties terug naar de postkoets om digitale transmissiedata te maskeren.</w:t>
-      </w:r>
-    </w:p>
-    <w:p>
-      <w:pPr>
-        <w:pStyle w:val="Normaalweb"/>
-        <w:divId w:val="508327725"/>
-        <w:rPr>
-          <w:lang w:val="nl-NL"/>
-        </w:rPr>
-      </w:pPr>
-      <w:r>
-        <w:rPr>
-          <w:rStyle w:val="Zwaar"/>
-          <w:lang w:val="nl-NL"/>
-        </w:rPr>
-        <w:t>Sociale Verzekeringsbank (SVB, Nederland) — De formulierdwang:</w:t>
-      </w:r>
-      <w:r>
-        <w:rPr>
-          <w:lang w:val="nl-NL"/>
-        </w:rPr>
-        <w:t xml:space="preserve"> Toen de partner van de aanvrager op 1 september 2026 per e-mail een formeel AVG-verzoek indiende bij de directie van de SVB, weigerde de SVB op 4 september 2026 om dit rechtsgeldige verzoek te registreren. In plaats van het verzoek door te geleiden naar de Functionaris voor Gegevensbescherming, eiste de SVB dat de burger verplicht een specifiek online formulier met voorgeprogrammeerde keuzemenu's invulde. Pas wanneer de burger zich in het ambtelijke keurslijf perste, mocht de wettelijke termijnklok beginne</w:t>
-      </w:r>
-      <w:r>
-        <w:rPr>
-          <w:lang w:val="nl-NL"/>
-        </w:rPr>
-        <w:t>n te lopen.</w:t>
-      </w:r>
-    </w:p>
-    <w:p>
-      <w:pPr>
-        <w:pStyle w:val="Normaalweb"/>
-        <w:divId w:val="508327725"/>
-        <w:rPr>
-          <w:lang w:val="nl-NL"/>
-        </w:rPr>
-      </w:pPr>
-      <w:r>
-        <w:rPr>
-          <w:rStyle w:val="Zwaar"/>
-          <w:lang w:val="nl-NL"/>
-        </w:rPr>
-        <w:t>FOD Binnenlandse Zaken (België) — De dichte firewall:</w:t>
-      </w:r>
-      <w:r>
-        <w:rPr>
-          <w:lang w:val="nl-NL"/>
-        </w:rPr>
-        <w:t xml:space="preserve"> Toen de aanvrager op 2 oktober 2026 de federale Functionaris voor Gegevensbescherming van Binnenlandse Zaken in gebreke wilde stellen wegens het overschrijden van de wettelijke maandtermijn, stuitten de e-mails aan zowel </w:t>
+        <w:t xml:space="preserve">Na het initiële verzoek van 1 september en een formele aangetekende ingebrekestelling op 19/21 september (Track &amp; Trace </w:t>
       </w:r>
       <w:r>
         <w:rPr>
           <w:rStyle w:val="HTMLCode"/>
           <w:lang w:val="nl-NL"/>
         </w:rPr>
-        <w:t>dpo@ibz.fgov.be</w:t>
-      </w:r>
-      <w:r>
-        <w:rPr>
-          <w:lang w:val="nl-NL"/>
-        </w:rPr>
-        <w:t xml:space="preserve"> als </w:t>
+        <w:t>RF000501165NL</w:t>
+      </w:r>
+      <w:r>
+        <w:rPr>
+          <w:lang w:val="nl-NL"/>
+        </w:rPr>
+        <w:t xml:space="preserve">), waarin specifiek werd gevraagd naar de EESSI-transmissielogs, de betekenis van de geheimzinnige sjablooncode </w:t>
       </w:r>
       <w:r>
         <w:rPr>
           <w:rStyle w:val="HTMLCode"/>
           <w:lang w:val="nl-NL"/>
         </w:rPr>
-        <w:t>dpo@ibz.be</w:t>
-      </w:r>
-      <w:r>
-        <w:rPr>
-          <w:lang w:val="nl-NL"/>
-        </w:rPr>
-        <w:t xml:space="preserve"> op een harde serverfout: </w:t>
+        <w:t>BD - BR100_MFN/AB2001 (11.03.0012) - 000002 - 20-05-2026 - Conform - 810915 199 48 - v4</w:t>
+      </w:r>
+      <w:r>
+        <w:rPr>
+          <w:lang w:val="nl-NL"/>
+        </w:rPr>
+        <w:t>, de grondslag voor de 100%-afwijzing in plaats van de statutaire 10%-sanctieregel, en de exacte tijdstempels waarop de adviserend arts op 20 mei 2026 de UZ Gent-verslagen had gera</w:t>
+      </w:r>
+      <w:r>
+        <w:rPr>
+          <w:lang w:val="nl-NL"/>
+        </w:rPr>
+        <w:t>adpleegd, reageerde het ziekenfonds op 29 september met een klassieke papieren rookbom. De CM dumpte een ongestructureerd PDF-bestand van 294 pagina's (</w:t>
       </w:r>
       <w:r>
         <w:rPr>
           <w:rStyle w:val="HTMLCode"/>
           <w:lang w:val="nl-NL"/>
         </w:rPr>
-        <w:t>550 5.4.1 Access denied</w:t>
-      </w:r>
-      <w:r>
-        <w:rPr>
-          <w:lang w:val="nl-NL"/>
-        </w:rPr>
-        <w:t>. De officiële mailbox van de federale privacytoezichthouder bleek voor externe burgers hermetisch afgegrendeld door een overheidsfirewall. De ingebrekestelling kon pas na intensief speurwerk via een generiek we</w:t>
-      </w:r>
-      <w:r>
-        <w:rPr>
-          <w:lang w:val="nl-NL"/>
-        </w:rPr>
-        <w:t>bformulier naar binnen worden geforceerd.</w:t>
-      </w:r>
-    </w:p>
-    <w:p>
-      <w:pPr>
-        <w:pStyle w:val="Normaalweb"/>
-        <w:divId w:val="508327725"/>
-        <w:rPr>
-          <w:lang w:val="nl-NL"/>
-        </w:rPr>
-      </w:pPr>
-      <w:r>
-        <w:rPr>
-          <w:rStyle w:val="Zwaar"/>
-          <w:lang w:val="nl-NL"/>
-        </w:rPr>
-        <w:t>Parentia / Partena (België) — De administratieve verdwijntruc en het verzet:</w:t>
-      </w:r>
-      <w:r>
-        <w:rPr>
-          <w:lang w:val="nl-NL"/>
-        </w:rPr>
-        <w:t xml:space="preserve"> Het Vlaamse kinderbijslagfonds Parentia koos aanvankelijk voor een opmerkelijke methode. Op 14 september 2026 stuurde een dossierbehandelaar van het lokale kantoor Parentia Hasselt een e-mail naar de partner van de aanvrager: </w:t>
-      </w:r>
-      <w:r>
-        <w:rPr>
-          <w:rStyle w:val="Nadruk"/>
-          <w:lang w:val="nl-NL"/>
-        </w:rPr>
-        <w:t>"Kan je bevestigen dat wij uw e-mail van 01/09/2026, waarin om het bezorgen van bewijsstukken werd verzocht, als nietig mogen beschouwen gezien de lopende behandeling van het onderzoek naar de sociale toeslag?"</w:t>
-      </w:r>
-      <w:r>
-        <w:rPr>
-          <w:lang w:val="nl-NL"/>
-        </w:rPr>
-        <w:t xml:space="preserve"> Een formeel verzoek onder Europees grondrecht werd botweg weggezet als een</w:t>
-      </w:r>
-      <w:r>
-        <w:rPr>
-          <w:lang w:val="nl-NL"/>
-        </w:rPr>
-        <w:t xml:space="preserve"> administratieve rimpel die men hoopte te laten verdwijnen. Nadat de aanvrager op 15 september met scherpe juridische argumenten protesteerde en eiste het AVG-verzoek los van de materiële klacht te behandelen, greep de koepelorganisatie in: op 17 september bevestigde Parentia dat het verzoek rechtsgeldig was, waarna Partena Corporate Compliance (ref. </w:t>
+        <w:t>Recht_van_inzage_CM.pdf</w:t>
+      </w:r>
+      <w:r>
+        <w:rPr>
+          <w:lang w:val="nl-NL"/>
+        </w:rPr>
+        <w:t>) over de schutting — overigens zonder wachtwoord, dat pas laat op de avond na herhaald aandringen werd nagezonden.</w:t>
+      </w:r>
+    </w:p>
+    <w:p>
+      <w:pPr>
+        <w:pStyle w:val="Normaalweb"/>
+        <w:divId w:val="463699753"/>
+        <w:rPr>
+          <w:lang w:val="nl-NL"/>
+        </w:rPr>
+      </w:pPr>
+      <w:r>
+        <w:rPr>
+          <w:lang w:val="nl-NL"/>
+        </w:rPr>
+        <w:t xml:space="preserve">Tussen deze honderden pagina's leverde de CM echter onbedoeld het ultieme bewijs van haar eigen systeemfalen. In de bijlage </w:t>
       </w:r>
       <w:r>
         <w:rPr>
           <w:rStyle w:val="HTMLCode"/>
           <w:lang w:val="nl-NL"/>
         </w:rPr>
-        <w:t>12609 00112</w:t>
-      </w:r>
-      <w:r>
-        <w:rPr>
-          <w:lang w:val="nl-NL"/>
-        </w:rPr>
-        <w:t>) op 1 oktober 2026 wél een met het INSZ beveiligd digitaal archief leverde met de EESSI-uitwisseling (SED's F001 en F002) tussen Parentia en de Ned</w:t>
-      </w:r>
-      <w:r>
-        <w:rPr>
-          <w:lang w:val="nl-NL"/>
-        </w:rPr>
-        <w:t>erlandse SVB. Daarmee werd de grensoverschrijdende uitwisseling bevestigd, al bleef de achterliggende KSZ- en inkomensblokkade van het lokale kantoor in stand.</w:t>
-      </w:r>
-    </w:p>
-    <w:p>
-      <w:pPr>
-        <w:pStyle w:val="Normaalweb"/>
-        <w:divId w:val="508327725"/>
-        <w:rPr>
-          <w:lang w:val="nl-NL"/>
-        </w:rPr>
-      </w:pPr>
-      <w:r>
-        <w:rPr>
-          <w:rStyle w:val="Zwaar"/>
-          <w:lang w:val="nl-NL"/>
-        </w:rPr>
-        <w:t>Gemeente Hulst (Nederland) — Het bureaucratische theaterstuk:</w:t>
-      </w:r>
-      <w:r>
-        <w:rPr>
-          <w:lang w:val="nl-NL"/>
-        </w:rPr>
-        <w:t xml:space="preserve"> Het dieptepunt van deze vertragingstactieken vond plaats bij de Gemeente Hulst. Hoewel de gemeente de aanvrager al meer dan een jaar intensief kende via lopende Wmo-aanvragen, bezwaarprocedures rond de gehandicaptenparkeerkaart en bijzondere bijstand, en zij al lang beschikte over geverifieerde kopieën van zijn paspoort, stuurde de gemeente op 1 oktober 2026 — exact op dag 29 van de 30-dagentermijn — een aangetekend opschortingsbesluit (kenmerk </w:t>
-      </w:r>
-      <w:r>
-        <w:rPr>
-          <w:rStyle w:val="HTMLCode"/>
-          <w:lang w:val="nl-NL"/>
-        </w:rPr>
-        <w:t>1086452</w:t>
-      </w:r>
-      <w:r>
-        <w:rPr>
-          <w:lang w:val="nl-NL"/>
-        </w:rPr>
-        <w:t>). De gemeente beweerde plotseling dat zij de identitei</w:t>
-      </w:r>
-      <w:r>
-        <w:rPr>
-          <w:lang w:val="nl-NL"/>
-        </w:rPr>
-        <w:t xml:space="preserve">t van de aanvrager </w:t>
-      </w:r>
-      <w:r>
-        <w:rPr>
-          <w:rStyle w:val="Nadruk"/>
-          <w:lang w:val="nl-NL"/>
-        </w:rPr>
-        <w:t>"formeel nog niet voldoende kon vaststellen"</w:t>
-      </w:r>
-      <w:r>
-        <w:rPr>
-          <w:lang w:val="nl-NL"/>
-        </w:rPr>
-        <w:t xml:space="preserve">. De immobiele en slechtziende burger kreeg drie onmogelijke opties voorgeschoteld: fysiek verschijnen aan de publieksbalie, met zijn paspoort voor een Microsoft Teams-webcam gaan zitten, of opnieuw inloggen met DigiD via een specifieke gemeentelink. De aanvrager koos voor de laatste optie en logde exact 40 minuten later in met DigiD (zaaknummer </w:t>
-      </w:r>
-      <w:r>
-        <w:rPr>
-          <w:rStyle w:val="HTMLCode"/>
-          <w:lang w:val="nl-NL"/>
-        </w:rPr>
-        <w:t>1101271</w:t>
-      </w:r>
-      <w:r>
-        <w:rPr>
-          <w:lang w:val="nl-NL"/>
-        </w:rPr>
-        <w:t>). Daarmee viel het ambtelijke masker direct af: de volgende ochtend, op 2 oktober om 08:25 uu</w:t>
-      </w:r>
-      <w:r>
-        <w:rPr>
-          <w:lang w:val="nl-NL"/>
-        </w:rPr>
-        <w:t>r, verzond de gemeente via vijf haperende SmartLockr-wachtwoordmails een omvangrijk besluit van 47 pagina's. Het besluit lag al die tijd kant-en-klaar op de plank; de identiteitsverificatie werd louter als procedurele vertragingsvalstrik ingezet.</w:t>
-      </w:r>
-    </w:p>
-    <w:p>
-      <w:pPr>
-        <w:pStyle w:val="Kop4"/>
-        <w:divId w:val="508327725"/>
-        <w:rPr>
-          <w:rFonts w:eastAsia="Times New Roman"/>
-          <w:lang w:val="nl-NL"/>
-        </w:rPr>
-      </w:pPr>
-      <w:r>
-        <w:rPr>
-          <w:rFonts w:eastAsia="Times New Roman"/>
-          <w:lang w:val="nl-NL"/>
-        </w:rPr>
-        <w:t>4. Patroon 3 — De papieren rookbom, de zwarte stift en de paniek achter de stropdas (CM en SVB)</w:t>
-      </w:r>
-    </w:p>
-    <w:p>
-      <w:pPr>
-        <w:pStyle w:val="Normaalweb"/>
-        <w:divId w:val="508327725"/>
-        <w:rPr>
-          <w:lang w:val="nl-NL"/>
-        </w:rPr>
-      </w:pPr>
-      <w:r>
-        <w:rPr>
-          <w:lang w:val="nl-NL"/>
-        </w:rPr>
-        <w:t>Waar overheden niet langer konden ontkennen dat zij gegevens moesten verstrekken, gebruikten zij de vorm van de verstrekking als wapen om de inhoudelijke realiteit te verhullen. Twee dossiers springen eruit als schoolvoorbeelden van institutionele obstructie: de Christelijke Mutualiteit in België en de Sociale Verzekeringsbank in Nederland.</w:t>
-      </w:r>
-    </w:p>
-    <w:p>
-      <w:pPr>
-        <w:pStyle w:val="Normaalweb"/>
-        <w:divId w:val="508327725"/>
-        <w:rPr>
-          <w:lang w:val="nl-NL"/>
-        </w:rPr>
-      </w:pPr>
-      <w:r>
-        <w:rPr>
-          <w:rStyle w:val="Zwaar"/>
-          <w:lang w:val="nl-NL"/>
-        </w:rPr>
-        <w:t>De Christelijke Mutualiteit (CM — DPO-Office / Adjunct-DPO):</w:t>
-      </w:r>
-      <w:r>
-        <w:rPr>
-          <w:lang w:val="nl-NL"/>
-        </w:rPr>
-        <w:t xml:space="preserve"> </w:t>
-      </w:r>
-      <w:r>
-        <w:rPr>
-          <w:lang w:val="nl-NL"/>
-        </w:rPr>
-        <w:t xml:space="preserve">Na het initiële verzoek van 1 september en een formele aangetekende ingebrekestelling op 19/21 september (Track &amp; Trace </w:t>
-      </w:r>
-      <w:r>
-        <w:rPr>
-          <w:rStyle w:val="HTMLCode"/>
-          <w:lang w:val="nl-NL"/>
-        </w:rPr>
-        <w:t>RF000501165NL</w:t>
-      </w:r>
-      <w:r>
-        <w:rPr>
-          <w:lang w:val="nl-NL"/>
-        </w:rPr>
-        <w:t xml:space="preserve">), waarin specifiek werd gevraagd naar de EESSI-transmissielogs, de betekenis van de geheimzinnige sjablooncode </w:t>
-      </w:r>
-      <w:r>
-        <w:rPr>
-          <w:rStyle w:val="HTMLCode"/>
-          <w:lang w:val="nl-NL"/>
-        </w:rPr>
-        <w:t>BD - BR100_MFN/AB2001 (11.03.0012) - 000002 - 20-05-2026 - Conform - 810915 199 48 - v4</w:t>
-      </w:r>
-      <w:r>
-        <w:rPr>
-          <w:lang w:val="nl-NL"/>
-        </w:rPr>
-        <w:t>, de grondslag voor de 100%-afwijzing in plaats van de statutaire 10%-sanctieregel, en de exacte tijdstempels waarop de adviserend arts op 20 mei 2026 de UZ Gent-verslagen had gera</w:t>
-      </w:r>
-      <w:r>
-        <w:rPr>
-          <w:lang w:val="nl-NL"/>
-        </w:rPr>
-        <w:t>adpleegd, reageerde het ziekenfonds op 29 september met een klassieke papieren rookbom. De CM dumpte een ongestructureerd PDF-bestand van 294 pagina's (</w:t>
-      </w:r>
-      <w:r>
-        <w:rPr>
-          <w:rStyle w:val="HTMLCode"/>
-          <w:lang w:val="nl-NL"/>
-        </w:rPr>
-        <w:t>Recht_van_inzage_CM.pdf</w:t>
-      </w:r>
-      <w:r>
-        <w:rPr>
-          <w:lang w:val="nl-NL"/>
-        </w:rPr>
-        <w:t>) over de schutting — overigens zonder wachtwoord, dat pas laat op de avond na herhaald aandringen werd nagezonden.</w:t>
-      </w:r>
-    </w:p>
-    <w:p>
-      <w:pPr>
-        <w:pStyle w:val="Normaalweb"/>
-        <w:divId w:val="508327725"/>
-        <w:rPr>
-          <w:lang w:val="nl-NL"/>
-        </w:rPr>
-      </w:pPr>
-      <w:r>
-        <w:rPr>
-          <w:lang w:val="nl-NL"/>
-        </w:rPr>
-        <w:t xml:space="preserve">Tussen deze honderden pagina's leverde de CM echter onbedoeld het ultieme bewijs van haar eigen systeemfalen. In de bijlage </w:t>
-      </w:r>
-      <w:r>
-        <w:rPr>
-          <w:rStyle w:val="HTMLCode"/>
-          <w:lang w:val="nl-NL"/>
-        </w:rPr>
         <w:t>20250622_S072.pdf</w:t>
       </w:r>
       <w:r>
         <w:rPr>
           <w:lang w:val="nl-NL"/>
         </w:rPr>
-        <w:t xml:space="preserve"> werd zichtbaar dat na de geautomatiseerde DIMONA-indiensttreding van de aanvrager op 10 maart 2025, het ziekenfonds het dossier ruim drie maanden op de plank had laten liggen. Terwijl de computersystemen van de CM op 21 mei en 5 juni 2025 automatische weigeringen wegens "geen hoedanigheid als gerechtigde" uitbraakten, werd het verplichte Europese S072-signaal (bewijs van zorgverzekering) pas op 22 juni 2025 naar Nederland verstuurd. Toen de aanvrager het DPO-Office op 29 september met deze</w:t>
-      </w:r>
-      <w:r>
-        <w:rPr>
-          <w:lang w:val="nl-NL"/>
-        </w:rPr>
-        <w:t xml:space="preserve"> feiten en de onafhankelijke controle van toezichthouder RIZIV confronteerde, sloeg bij Adjunct-DPO Yannick Van Leeuwen op 30 september de paniek toe. In een verhit antwoord plaatste hij de woorden "eis" en "vraag" denigrerend tussen aanhalingstekens en formuleerde hij vier stellingen die juridisch volstrekt onhoudbaar zijn onder de AVG en het arrest </w:t>
+        <w:t xml:space="preserve"> werd zichtbaar dat na de geautomatiseerde DIMONA-indiensttreding van de aanvrager op 10 maart 2025, het ziekenfonds het dossier ruim drie maanden op de plank had laten liggen. Terwijl de computersystemen van de CM op 21 mei en 5 juni 2025 automatische weigeringen wegens "geen hoedanigheid als gerechtigde" uitbraakten, werd het verplichte Europese S072-signaal (bewijs van zorgverzekering) pas op 22 juni 2025 naar Nederland verstuurd.</w:t>
+      </w:r>
+    </w:p>
+    <w:p>
+      <w:pPr>
+        <w:pStyle w:val="Normaalweb"/>
+        <w:divId w:val="463699753"/>
+        <w:rPr>
+          <w:lang w:val="nl-NL"/>
+        </w:rPr>
+      </w:pPr>
+      <w:r>
+        <w:rPr>
+          <w:lang w:val="nl-NL"/>
+        </w:rPr>
+        <w:t xml:space="preserve">Toen de aanvrager het DPO-Office op 29 september met deze feiten en de onafhankelijke controle van toezichthouder RIZIV confronteerde, sloeg bij Adjunct-DPO Yannick Van Leeuwen op 30 september de paniek toe. In een verhit antwoord plaatste hij de woorden "eis" en "vraag" denigrerend tussen aanhalingstekens en formuleerde hij vier stellingen die juridisch volstrekt onhoudbaar zijn onder de AVG en het arrest </w:t>
       </w:r>
       <w:r>
         <w:rPr>
@@ -3802,7 +3986,7 @@
           <w:numId w:val="1"/>
         </w:numPr>
         <w:spacing w:before="100" w:beforeAutospacing="1" w:after="100" w:afterAutospacing="1"/>
-        <w:divId w:val="508327725"/>
+        <w:divId w:val="463699753"/>
         <w:rPr>
           <w:rFonts w:eastAsia="Times New Roman"/>
           <w:lang w:val="nl-NL"/>
@@ -3838,7 +4022,7 @@
           <w:numId w:val="1"/>
         </w:numPr>
         <w:spacing w:before="100" w:beforeAutospacing="1" w:after="100" w:afterAutospacing="1"/>
-        <w:divId w:val="508327725"/>
+        <w:divId w:val="463699753"/>
         <w:rPr>
           <w:rFonts w:eastAsia="Times New Roman"/>
           <w:lang w:val="nl-NL"/>
@@ -3859,7 +4043,7 @@
           <w:numId w:val="1"/>
         </w:numPr>
         <w:spacing w:before="100" w:beforeAutospacing="1" w:after="100" w:afterAutospacing="1"/>
-        <w:divId w:val="508327725"/>
+        <w:divId w:val="463699753"/>
         <w:rPr>
           <w:rFonts w:eastAsia="Times New Roman"/>
           <w:lang w:val="nl-NL"/>
@@ -3895,7 +4079,7 @@
           <w:numId w:val="1"/>
         </w:numPr>
         <w:spacing w:before="100" w:beforeAutospacing="1" w:after="100" w:afterAutospacing="1"/>
-        <w:divId w:val="508327725"/>
+        <w:divId w:val="463699753"/>
         <w:rPr>
           <w:rFonts w:eastAsia="Times New Roman"/>
           <w:lang w:val="nl-NL"/>
@@ -3912,7 +4096,7 @@
     <w:p>
       <w:pPr>
         <w:pStyle w:val="Normaalweb"/>
-        <w:divId w:val="508327725"/>
+        <w:divId w:val="463699753"/>
         <w:rPr>
           <w:lang w:val="nl-NL"/>
         </w:rPr>
@@ -3940,7 +4124,7 @@
     <w:p>
       <w:pPr>
         <w:pStyle w:val="Normaalweb"/>
-        <w:divId w:val="508327725"/>
+        <w:divId w:val="463699753"/>
         <w:rPr>
           <w:lang w:val="nl-NL"/>
         </w:rPr>
@@ -3975,13 +4159,22 @@
         <w:rPr>
           <w:lang w:val="nl-NL"/>
         </w:rPr>
-        <w:t xml:space="preserve"> aan elektronische SED-berichten per fysieke postbode. Pagina na pagina was onleesbaar gemaakt met dikke zwarte lakbalken over de namen, geboortedata en identificatienummers van de eigen echtgenote, het eigen kind en behandelende artsen, onder het absurde voorwendsel van "de bescherming van de privacy van derden". De SVB motiveerde haar weigeringen met de openhartige bekentenis dat gegevens w</w:t>
-      </w:r>
-      <w:r>
-        <w:rPr>
-          <w:lang w:val="nl-NL"/>
-        </w:rPr>
-        <w:t xml:space="preserve">orden achtergehouden </w:t>
+        <w:t xml:space="preserve"> aan elektronische SED-berichten per fysieke postbode. Pagina na pagina was onleesbaar gemaakt met dikke zwarte lakbalken over de namen, geboortedata en identificatienummers van de eigen echtgenote, het eigen kind en behandelende artsen, onder het absurde voorwendsel van "de bescherming van de privacy van derden".</w:t>
+      </w:r>
+    </w:p>
+    <w:p>
+      <w:pPr>
+        <w:pStyle w:val="Normaalweb"/>
+        <w:divId w:val="463699753"/>
+        <w:rPr>
+          <w:lang w:val="nl-NL"/>
+        </w:rPr>
+      </w:pPr>
+      <w:r>
+        <w:rPr>
+          <w:lang w:val="nl-NL"/>
+        </w:rPr>
+        <w:t xml:space="preserve">De SVB motiveerde haar weigeringen met de openhartige bekentenis dat gegevens worden achtergehouden </w:t>
       </w:r>
       <w:r>
         <w:rPr>
@@ -4013,7 +4206,7 @@
     <w:p>
       <w:pPr>
         <w:pStyle w:val="Kop4"/>
-        <w:divId w:val="508327725"/>
+        <w:divId w:val="463699753"/>
         <w:rPr>
           <w:rFonts w:eastAsia="Times New Roman"/>
           <w:lang w:val="nl-NL"/>
@@ -4030,7 +4223,7 @@
     <w:p>
       <w:pPr>
         <w:pStyle w:val="Normaalweb"/>
-        <w:divId w:val="508327725"/>
+        <w:divId w:val="463699753"/>
         <w:rPr>
           <w:lang w:val="nl-NL"/>
         </w:rPr>
@@ -4045,7 +4238,7 @@
     <w:p>
       <w:pPr>
         <w:pStyle w:val="Normaalweb"/>
-        <w:divId w:val="508327725"/>
+        <w:divId w:val="463699753"/>
         <w:rPr>
           <w:lang w:val="nl-NL"/>
         </w:rPr>
@@ -4086,7 +4279,7 @@
     <w:p>
       <w:pPr>
         <w:pStyle w:val="Normaalweb"/>
-        <w:divId w:val="508327725"/>
+        <w:divId w:val="463699753"/>
         <w:rPr>
           <w:lang w:val="nl-NL"/>
         </w:rPr>
@@ -4140,7 +4333,7 @@
     <w:p>
       <w:pPr>
         <w:pStyle w:val="Normaalweb"/>
-        <w:divId w:val="508327725"/>
+        <w:divId w:val="463699753"/>
         <w:rPr>
           <w:lang w:val="nl-NL"/>
         </w:rPr>
@@ -4182,228 +4375,239 @@
         <w:rPr>
           <w:lang w:val="nl-NL"/>
         </w:rPr>
-        <w:t xml:space="preserve">). Een federale overheidsdienst die weigert aan te sluiten op de Europese digitale infrastructuur. Na een scherpe ingebrekestelling met verwijzing naar het </w:t>
+        <w:t>) — een federale overheidsdienst die weigert aan te sluiten op de Europese digitale infrastructuur.</w:t>
+      </w:r>
+    </w:p>
+    <w:p>
+      <w:pPr>
+        <w:pStyle w:val="Normaalweb"/>
+        <w:divId w:val="463699753"/>
+        <w:rPr>
+          <w:lang w:val="nl-NL"/>
+        </w:rPr>
+      </w:pPr>
+      <w:r>
+        <w:rPr>
+          <w:lang w:val="nl-NL"/>
+        </w:rPr>
+        <w:t xml:space="preserve">Na een scherpe ingebrekestelling met verwijzing naar het </w:t>
       </w:r>
       <w:r>
         <w:rPr>
           <w:rStyle w:val="Nadruk"/>
           <w:lang w:val="nl-NL"/>
         </w:rPr>
-        <w:t>Pankki</w:t>
+        <w:t>Pankki S</w:t>
+      </w:r>
+      <w:r>
+        <w:rPr>
+          <w:lang w:val="nl-NL"/>
+        </w:rPr>
+        <w:t xml:space="preserve">-arrest leverde de DPO op 12 oktober alsnog de diepe milliseconde-systeemlogs van het MyHandicap-portaal. Daaruit bleek dat de aanvrager bij zijn drie digitale hulpaanvragen (26 juli, 30 september en 4 oktober 2025) telkens binnen 0,1 seconde volautomatisch door de Kruispuntbank-koppeling werd buitengegooid met foutcode </w:t>
+      </w:r>
+      <w:r>
+        <w:rPr>
+          <w:rStyle w:val="HTMLCode"/>
+          <w:lang w:val="nl-NL"/>
+        </w:rPr>
+        <w:t>5124;NNATSTR : Persoon heeft geen domicilieadres in België</w:t>
+      </w:r>
+      <w:r>
+        <w:rPr>
+          <w:lang w:val="nl-NL"/>
+        </w:rPr>
+        <w:t>. De computer discrimineerde op woonplaats nog vóór een menselijke ambtenaar het dossier had gezien.</w:t>
+      </w:r>
+    </w:p>
+    <w:p>
+      <w:pPr>
+        <w:pStyle w:val="Normaalweb"/>
+        <w:divId w:val="463699753"/>
+        <w:rPr>
+          <w:lang w:val="nl-NL"/>
+        </w:rPr>
+      </w:pPr>
+      <w:r>
+        <w:rPr>
+          <w:rStyle w:val="Zwaar"/>
+          <w:lang w:val="nl-NL"/>
+        </w:rPr>
+        <w:t>Federale Pensioendienst (SFPD, 2 oktober 2026):</w:t>
+      </w:r>
+      <w:r>
+        <w:rPr>
+          <w:lang w:val="nl-NL"/>
+        </w:rPr>
+        <w:t xml:space="preserve"> Pas 31 minuten nadat een formele ingebrekestelling met gekwalificeerde Belgische eID-handtekening werd binnengeschoten, reageerde DPO Ivo Tuytens. Zijn conclusie was even kort als veelzeggend: in de systemen van de pensioendienst bevindt zich </w:t>
+      </w:r>
+      <w:r>
+        <w:rPr>
+          <w:rStyle w:val="Zwaar"/>
+          <w:lang w:val="nl-NL"/>
+        </w:rPr>
+        <w:t>geen enkel EESSI-gegeven</w:t>
+      </w:r>
+      <w:r>
+        <w:rPr>
+          <w:lang w:val="nl-NL"/>
+        </w:rPr>
+        <w:t xml:space="preserve">. De burger moest zijn loopbaangegevens zelf maar opzoeken op het portaal </w:t>
+      </w:r>
+      <w:r>
+        <w:rPr>
+          <w:rStyle w:val="HTMLCode"/>
+          <w:lang w:val="nl-NL"/>
+        </w:rPr>
+        <w:t>mypension.be</w:t>
+      </w:r>
+      <w:r>
+        <w:rPr>
+          <w:lang w:val="nl-NL"/>
+        </w:rPr>
+        <w:t xml:space="preserve">: </w:t>
       </w:r>
       <w:r>
         <w:rPr>
           <w:rStyle w:val="Nadruk"/>
           <w:lang w:val="nl-NL"/>
         </w:rPr>
-        <w:t xml:space="preserve"> S</w:t>
-      </w:r>
-      <w:r>
-        <w:rPr>
-          <w:lang w:val="nl-NL"/>
-        </w:rPr>
-        <w:t xml:space="preserve">-arrest leverde de DPO op 12 oktober alsnog de diepe milliseconde-systeemlogs van het MyHandicap-portaal. Daaruit bleek dat de aanvrager bij zijn drie digitale hulpaanvragen (26 juli, 30 september en 4 oktober 2025) telkens binnen 0,1 seconde volautomatisch door de Kruispuntbank-koppeling werd buitengegooid met foutcode </w:t>
+        <w:t>"Mijns inziens zou U best eerst contact opnemen met het buitenlands organisme of er wel iets wordt verstuurd naar de SFPD."</w:t>
+      </w:r>
+    </w:p>
+    <w:p>
+      <w:pPr>
+        <w:pStyle w:val="Normaalweb"/>
+        <w:divId w:val="463699753"/>
+        <w:rPr>
+          <w:lang w:val="nl-NL"/>
+        </w:rPr>
+      </w:pPr>
+      <w:r>
+        <w:rPr>
+          <w:rStyle w:val="Zwaar"/>
+          <w:lang w:val="nl-NL"/>
+        </w:rPr>
+        <w:t>Zorgverzekeraar CZ (6 oktober 2026):</w:t>
+      </w:r>
+      <w:r>
+        <w:rPr>
+          <w:lang w:val="nl-NL"/>
+        </w:rPr>
+        <w:t xml:space="preserve"> Manager Klantenservice L. Bruitsman ontkende in een formeel schrijven iedere analoge drempel (</w:t>
+      </w:r>
+      <w:r>
+        <w:rPr>
+          <w:rStyle w:val="Nadruk"/>
+          <w:lang w:val="nl-NL"/>
+        </w:rPr>
+        <w:t>"Wij herkennen ons niet in deze beschrijving"</w:t>
+      </w:r>
+      <w:r>
+        <w:rPr>
+          <w:lang w:val="nl-NL"/>
+        </w:rPr>
+        <w:t>) en weigerde categorisch om inzage te geven in de voorbereiding op de herziene Verordening 883/2004 (</w:t>
+      </w:r>
+      <w:r>
+        <w:rPr>
+          <w:rStyle w:val="Nadruk"/>
+          <w:lang w:val="nl-NL"/>
+        </w:rPr>
+        <w:t>"Uiteraard mag u ervan uitgaan dat CZ uitvoering geeft aan de op haar rustende wettelijke verplichtingen"</w:t>
+      </w:r>
+      <w:r>
+        <w:rPr>
+          <w:lang w:val="nl-NL"/>
+        </w:rPr>
+        <w:t>). Bovendien weigerde CZ om afschriften van het S072-berichtenverkeer te verstrekken en verwees zij de burger door naar het CAK — terwijl CZ als verdragspolisuitvoer</w:t>
+      </w:r>
+      <w:r>
+        <w:rPr>
+          <w:lang w:val="nl-NL"/>
+        </w:rPr>
+        <w:t>der zélf de exclusieve partij is die de S072-formulieren met de Belgische CM uitwisselt.</w:t>
+      </w:r>
+    </w:p>
+    <w:p>
+      <w:pPr>
+        <w:pStyle w:val="Normaalweb"/>
+        <w:divId w:val="463699753"/>
+        <w:rPr>
+          <w:lang w:val="nl-NL"/>
+        </w:rPr>
+      </w:pPr>
+      <w:r>
+        <w:rPr>
+          <w:rStyle w:val="Zwaar"/>
+          <w:lang w:val="nl-NL"/>
+        </w:rPr>
+        <w:t>FOD Binnenlandse Zaken (7 oktober 2026) en RvIG Nederland (15 oktober 2026):</w:t>
+      </w:r>
+      <w:r>
+        <w:rPr>
+          <w:lang w:val="nl-NL"/>
+        </w:rPr>
+        <w:t xml:space="preserve"> De bevolkingsregisters legden de ultieme systeemfout bloot. FOD IBZ leverde op 7 oktober een voorbeeldig en gedetailleerd Excel-logboek (</w:t>
       </w:r>
       <w:r>
         <w:rPr>
           <w:rStyle w:val="HTMLCode"/>
           <w:lang w:val="nl-NL"/>
         </w:rPr>
-        <w:t>5124;NNATSTR : Persoon heeft geen domicilieadres in België</w:t>
-      </w:r>
-      <w:r>
-        <w:rPr>
-          <w:lang w:val="nl-NL"/>
-        </w:rPr>
-        <w:t>. De computer discrimineerde op woonplaats nog vóór een menselijke ambtenaar het dossier had gezien.</w:t>
-      </w:r>
-    </w:p>
-    <w:p>
-      <w:pPr>
-        <w:pStyle w:val="Normaalweb"/>
-        <w:divId w:val="508327725"/>
-        <w:rPr>
-          <w:lang w:val="nl-NL"/>
-        </w:rPr>
-      </w:pPr>
+        <w:t>2026_115_logs.xlsx</w:t>
+      </w:r>
+      <w:r>
+        <w:rPr>
+          <w:lang w:val="nl-NL"/>
+        </w:rPr>
+        <w:t>) van alle externe bevragingen op het Belgische Rijksregister. Hieruit werd zichtbaar dat de Kruispuntbank van de Sociale Zekerheid (KSZ) fungeert als een ondoorzichtige proxy: individuele fondsen bevragen het Rijksregister onder de vlag van de KSZ, waardoor niet te herleiden is wie welke mutatie heeft verricht.</w:t>
+      </w:r>
+    </w:p>
+    <w:p>
+      <w:pPr>
+        <w:pStyle w:val="Normaalweb"/>
+        <w:divId w:val="463699753"/>
+        <w:rPr>
+          <w:lang w:val="nl-NL"/>
+        </w:rPr>
+      </w:pPr>
+      <w:r>
+        <w:rPr>
+          <w:lang w:val="nl-NL"/>
+        </w:rPr>
+        <w:t xml:space="preserve">Samen met het formele besluit van de Rijksdienst voor Identiteitsgegevens (RvIG, kenmerk </w:t>
+      </w:r>
+      <w:r>
+        <w:rPr>
+          <w:rStyle w:val="HTMLCode"/>
+          <w:lang w:val="nl-NL"/>
+        </w:rPr>
+        <w:t>c26092182</w:t>
+      </w:r>
+      <w:r>
+        <w:rPr>
+          <w:lang w:val="nl-NL"/>
+        </w:rPr>
+        <w:t xml:space="preserve">) en het BRP-dossier van Hulst werd het structurele vacuüm bewezen: bij een grensoverschrijdende verhuizing bestaat er </w:t>
+      </w:r>
       <w:r>
         <w:rPr>
           <w:rStyle w:val="Zwaar"/>
           <w:lang w:val="nl-NL"/>
         </w:rPr>
-        <w:t>Federale Pensioendienst (SFPD, 2 oktober 2026):</w:t>
-      </w:r>
-      <w:r>
-        <w:rPr>
-          <w:lang w:val="nl-NL"/>
-        </w:rPr>
-        <w:t xml:space="preserve"> Pas 31 minuten nadat een formele ingebrekestelling met gekwalificeerde Belgische eID-handtekening werd binnengeschoten, reageerde DPO Ivo Tuytens. Zijn conclusie was even kort als veelzeggend: in de systemen van de pensioendienst bevindt zich </w:t>
-      </w:r>
-      <w:r>
-        <w:rPr>
-          <w:rStyle w:val="Zwaar"/>
-          <w:lang w:val="nl-NL"/>
-        </w:rPr>
-        <w:t>geen enkel EESSI-gegeven</w:t>
-      </w:r>
-      <w:r>
-        <w:rPr>
-          <w:lang w:val="nl-NL"/>
-        </w:rPr>
-        <w:t xml:space="preserve">. De burger moest zijn loopbaangegevens zelf maar opzoeken op het portaal </w:t>
-      </w:r>
-      <w:r>
-        <w:rPr>
-          <w:rStyle w:val="HTMLCode"/>
-          <w:lang w:val="nl-NL"/>
-        </w:rPr>
-        <w:t>mypension.be</w:t>
-      </w:r>
-      <w:r>
-        <w:rPr>
-          <w:lang w:val="nl-NL"/>
-        </w:rPr>
-        <w:t xml:space="preserve">: </w:t>
-      </w:r>
-      <w:r>
-        <w:rPr>
-          <w:rStyle w:val="Nadruk"/>
-          <w:lang w:val="nl-NL"/>
-        </w:rPr>
-        <w:t>"Mijns inziens zou U best eerst contact opnemen met het buitenlands organisme of er wel iets wordt verstuurd naar de SFPD."</w:t>
-      </w:r>
-    </w:p>
-    <w:p>
-      <w:pPr>
-        <w:pStyle w:val="Normaalweb"/>
-        <w:divId w:val="508327725"/>
-        <w:rPr>
-          <w:lang w:val="nl-NL"/>
-        </w:rPr>
-      </w:pPr>
-      <w:r>
-        <w:rPr>
-          <w:rStyle w:val="Zwaar"/>
-          <w:lang w:val="nl-NL"/>
-        </w:rPr>
-        <w:t>Zorgverzekeraar CZ (6 oktober 2026):</w:t>
-      </w:r>
-      <w:r>
-        <w:rPr>
-          <w:lang w:val="nl-NL"/>
-        </w:rPr>
-        <w:t xml:space="preserve"> Manager Klantenservice L. Bruitsman ontkende in een formeel schrijven iedere analoge drempel (</w:t>
-      </w:r>
-      <w:r>
-        <w:rPr>
-          <w:rStyle w:val="Nadruk"/>
-          <w:lang w:val="nl-NL"/>
-        </w:rPr>
-        <w:t>"Wij herkennen ons niet in deze beschrijving"</w:t>
-      </w:r>
-      <w:r>
-        <w:rPr>
-          <w:lang w:val="nl-NL"/>
-        </w:rPr>
-        <w:t>) en weigerde categorisch om inzage te geven in de voorbereiding op de herziene Verordening 883/2004 (</w:t>
-      </w:r>
-      <w:r>
-        <w:rPr>
-          <w:rStyle w:val="Nadruk"/>
-          <w:lang w:val="nl-NL"/>
-        </w:rPr>
-        <w:t>"Uiteraard mag u ervan uitgaan dat CZ uitvoering geeft aan de op haar rustende wettelijke verplichtingen"</w:t>
-      </w:r>
-      <w:r>
-        <w:rPr>
-          <w:lang w:val="nl-NL"/>
-        </w:rPr>
-        <w:t>). Bovendien weigerde CZ om afschriften van het S072-berichtenverkeer te verstrekken en verwees zij de burger door naar het CAK — terwijl CZ als verdragspolisuitvoer</w:t>
-      </w:r>
-      <w:r>
-        <w:rPr>
-          <w:lang w:val="nl-NL"/>
-        </w:rPr>
-        <w:t>der zélf de exclusieve partij is die de S072-formulieren met de Belgische CM uitwisselt.</w:t>
-      </w:r>
-    </w:p>
-    <w:p>
-      <w:pPr>
-        <w:pStyle w:val="Normaalweb"/>
-        <w:divId w:val="508327725"/>
-        <w:rPr>
-          <w:lang w:val="nl-NL"/>
-        </w:rPr>
-      </w:pPr>
-      <w:r>
-        <w:rPr>
-          <w:rStyle w:val="Zwaar"/>
-          <w:lang w:val="nl-NL"/>
-        </w:rPr>
-        <w:t>FOD Binnenlandse Zaken (7 oktober 2026) en RvIG Nederland (15 oktober 2026):</w:t>
-      </w:r>
-      <w:r>
-        <w:rPr>
-          <w:lang w:val="nl-NL"/>
-        </w:rPr>
-        <w:t xml:space="preserve"> De bevolkingsregisters legden de ultieme systeemfout bloot. FOD IBZ leverde op 7 oktober een voorbeeldig en gedetailleerd Excel-logboek (</w:t>
-      </w:r>
-      <w:r>
-        <w:rPr>
-          <w:rStyle w:val="HTMLCode"/>
-          <w:lang w:val="nl-NL"/>
-        </w:rPr>
-        <w:t>2026_115_logs.xlsx</w:t>
-      </w:r>
-      <w:r>
-        <w:rPr>
-          <w:lang w:val="nl-NL"/>
-        </w:rPr>
-        <w:t>) van alle externe bevragingen op het Belgische Rijksregister. Hieruit werd zichtbaar dat de Kruispuntbank van de Sociale Zekerheid (KSZ) fungeert als een ondoorzichtige proxy: individuele fondsen bevragen het Rijksregister onder de vlag van de KSZ, waardoor niet te herleiden is wie welke mutatie heeft verricht. Samen met het formele besluit van de Rijks</w:t>
-      </w:r>
-      <w:r>
-        <w:rPr>
-          <w:lang w:val="nl-NL"/>
-        </w:rPr>
-        <w:t xml:space="preserve">dienst voor Identiteitsgegevens (RvIG, kenmerk </w:t>
-      </w:r>
-      <w:r>
-        <w:rPr>
-          <w:rStyle w:val="HTMLCode"/>
-          <w:lang w:val="nl-NL"/>
-        </w:rPr>
-        <w:t>c26092182</w:t>
-      </w:r>
-      <w:r>
-        <w:rPr>
-          <w:lang w:val="nl-NL"/>
-        </w:rPr>
-        <w:t xml:space="preserve">) en het BRP-dossier van Hulst werd het structurele vacuüm bewezen: bij een grensoverschrijdende verhuizing bestaat er </w:t>
-      </w:r>
-      <w:r>
-        <w:rPr>
-          <w:rStyle w:val="Zwaar"/>
-          <w:lang w:val="nl-NL"/>
-        </w:rPr>
         <w:t>nul geautomatiseerde gegevenskoppeling tussen het Belgische Rijksregister en de Nederlandse BRP</w:t>
       </w:r>
       <w:r>
         <w:rPr>
           <w:lang w:val="nl-NL"/>
         </w:rPr>
-        <w:t>. Terwijl binnen Nederland 23 instanties (waaronder de Belastingdienst, het CJIB, het BKR en gerechtsdeurwaarders via de SNG) volautomatisch op het BSN zijn aangesloten om de burger te volgen en te beboeten, stopt de gegevensuitwisseling voor</w:t>
-      </w:r>
-      <w:r>
-        <w:rPr>
-          <w:lang w:val="nl-NL"/>
-        </w:rPr>
-        <w:t xml:space="preserve"> sociale bescherming exact bij de grenspaal.</w:t>
-      </w:r>
-    </w:p>
-    <w:p>
-      <w:pPr>
-        <w:pStyle w:val="Normaalweb"/>
-        <w:divId w:val="508327725"/>
+        <w:t>. Terwijl binnen Nederland 23 instanties (waaronder de Belastingdienst, het CJIB, het BKR en gerechtsdeurwaarders via de SNG) volautomatisch op het BSN zijn aangesloten om de burger te volgen en te beboeten, stopt de gegevensuitwisseling voor sociale bescherming exact bij de grenspaal.</w:t>
+      </w:r>
+    </w:p>
+    <w:p>
+      <w:pPr>
+        <w:pStyle w:val="Normaalweb"/>
+        <w:divId w:val="463699753"/>
         <w:rPr>
           <w:lang w:val="nl-NL"/>
         </w:rPr>
@@ -4476,17 +4680,35 @@
         </w:rPr>
         <w:t>"Er zijn geen persoonsgegevens gedeeld met externe partijen."</w:t>
       </w:r>
-      <w:r>
-        <w:rPr>
-          <w:lang w:val="nl-NL"/>
-        </w:rPr>
-        <w:t xml:space="preserve"> Hiermee is van beide zijden van de grens (RIZIV en RVA in België, UWV in Nederland) zwart-op-wit bewezen dat het Europese EESSI-netwerk gedurende achttien maanden niet is gebruikt en dat de zieke burger de enige datakab</w:t>
-      </w:r>
-      <w:r>
-        <w:rPr>
-          <w:lang w:val="nl-NL"/>
-        </w:rPr>
-        <w:t xml:space="preserve">el tussen beide lidstaten was (met 700 gram papieren dossiers per post en handmatige uploads van U1-formulieren). Dit besluit ontmaskert tevens de WIA-afwijzing van 8 juli 2026 (zaak </w:t>
+    </w:p>
+    <w:p>
+      <w:pPr>
+        <w:pStyle w:val="Normaalweb"/>
+        <w:divId w:val="463699753"/>
+        <w:rPr>
+          <w:lang w:val="nl-NL"/>
+        </w:rPr>
+      </w:pPr>
+      <w:r>
+        <w:rPr>
+          <w:lang w:val="nl-NL"/>
+        </w:rPr>
+        <w:t>Hiermee is van beide zijden van de grens (RIZIV en RVA in België, UWV in Nederland) zwart-op-wit bewezen dat het Europese EESSI-netwerk gedurende achttien maanden niet is gebruikt en dat de zieke burger de enige datakabel tussen beide lidstaten was (met 700 gram papieren dossiers per post en handmatige uploads van U1-formulieren).</w:t>
+      </w:r>
+    </w:p>
+    <w:p>
+      <w:pPr>
+        <w:pStyle w:val="Normaalweb"/>
+        <w:divId w:val="463699753"/>
+        <w:rPr>
+          <w:lang w:val="nl-NL"/>
+        </w:rPr>
+      </w:pPr>
+      <w:r>
+        <w:rPr>
+          <w:lang w:val="nl-NL"/>
+        </w:rPr>
+        <w:t xml:space="preserve">Dit besluit ontmaskert tevens de WIA-afwijzing van 8 juli 2026 (zaak </w:t>
       </w:r>
       <w:r>
         <w:rPr>
@@ -4512,19 +4734,13 @@
         <w:rPr>
           <w:lang w:val="nl-NL"/>
         </w:rPr>
-        <w:t>-arrest toe te passen onder het mom dat het "wachtte op België", terwijl het zelf nooit enig contact had gezocht. Bovendien wordt ook de eerdere stelling van het Bureau voor Belgische Zaken (BBZ/SVB) van 1 en 8 mei 2026 — dat er sprake zou zijn van onderlinge gegevensuitwisseling</w:t>
-      </w:r>
-      <w:r>
-        <w:rPr>
-          <w:lang w:val="nl-NL"/>
-        </w:rPr>
-        <w:t xml:space="preserve"> tussen UWV en RIZIV — door het UWV zelf keihard gelogenstraft.</w:t>
+        <w:t>-arrest toe te passen onder het mom dat het "wachtte op België", terwijl het zelf nooit enig contact had gezocht. Bovendien wordt ook de eerdere stelling van het Bureau voor Belgische Zaken (BBZ/SVB) van 1 en 8 mei 2026 — dat er sprake zou zijn van onderlinge gegevensuitwisseling tussen UWV en RIZIV — door het UWV zelf keihard gelogenstraft.</w:t>
       </w:r>
     </w:p>
     <w:p>
       <w:pPr>
         <w:pStyle w:val="Kop4"/>
-        <w:divId w:val="508327725"/>
+        <w:divId w:val="463699753"/>
         <w:rPr>
           <w:rFonts w:eastAsia="Times New Roman"/>
           <w:lang w:val="nl-NL"/>
@@ -4541,7 +4757,7 @@
     <w:p>
       <w:pPr>
         <w:pStyle w:val="Normaalweb"/>
-        <w:divId w:val="508327725"/>
+        <w:divId w:val="463699753"/>
         <w:rPr>
           <w:lang w:val="nl-NL"/>
         </w:rPr>
@@ -4572,7 +4788,7 @@
       </w:tblGrid>
       <w:tr>
         <w:trPr>
-          <w:divId w:val="508327725"/>
+          <w:divId w:val="463699753"/>
           <w:tblHeader/>
         </w:trPr>
         <w:tc>
@@ -4754,7 +4970,7 @@
       </w:tr>
       <w:tr>
         <w:trPr>
-          <w:divId w:val="508327725"/>
+          <w:divId w:val="463699753"/>
         </w:trPr>
         <w:tc>
           <w:tcPr>
@@ -4935,7 +5151,7 @@
       </w:tr>
       <w:tr>
         <w:trPr>
-          <w:divId w:val="508327725"/>
+          <w:divId w:val="463699753"/>
         </w:trPr>
         <w:tc>
           <w:tcPr>
@@ -5116,7 +5332,7 @@
       </w:tr>
       <w:tr>
         <w:trPr>
-          <w:divId w:val="508327725"/>
+          <w:divId w:val="463699753"/>
         </w:trPr>
         <w:tc>
           <w:tcPr>
@@ -5311,7 +5527,7 @@
       </w:tr>
       <w:tr>
         <w:trPr>
-          <w:divId w:val="508327725"/>
+          <w:divId w:val="463699753"/>
         </w:trPr>
         <w:tc>
           <w:tcPr>
@@ -5492,7 +5708,7 @@
       </w:tr>
       <w:tr>
         <w:trPr>
-          <w:divId w:val="508327725"/>
+          <w:divId w:val="463699753"/>
         </w:trPr>
         <w:tc>
           <w:tcPr>
@@ -5673,7 +5889,7 @@
       </w:tr>
       <w:tr>
         <w:trPr>
-          <w:divId w:val="508327725"/>
+          <w:divId w:val="463699753"/>
         </w:trPr>
         <w:tc>
           <w:tcPr>
@@ -5861,7 +6077,7 @@
       </w:tr>
       <w:tr>
         <w:trPr>
-          <w:divId w:val="508327725"/>
+          <w:divId w:val="463699753"/>
         </w:trPr>
         <w:tc>
           <w:tcPr>
@@ -6035,13 +6251,6 @@
                 <w:szCs w:val="19"/>
               </w:rPr>
               <w:br/>
-            </w:r>
-            <w:r>
-              <w:rPr>
-                <w:rFonts w:eastAsia="Times New Roman"/>
-                <w:sz w:val="19"/>
-                <w:szCs w:val="19"/>
-              </w:rPr>
               <w:t>Bewijst 0 EESSI-berichten met UWV wegens ontbreken koppeling.</w:t>
             </w:r>
           </w:p>
@@ -6049,7 +6258,7 @@
       </w:tr>
       <w:tr>
         <w:trPr>
-          <w:divId w:val="508327725"/>
+          <w:divId w:val="463699753"/>
         </w:trPr>
         <w:tc>
           <w:tcPr>
@@ -6244,7 +6453,7 @@
       </w:tr>
       <w:tr>
         <w:trPr>
-          <w:divId w:val="508327725"/>
+          <w:divId w:val="463699753"/>
         </w:trPr>
         <w:tc>
           <w:tcPr>
@@ -6425,7 +6634,7 @@
       </w:tr>
       <w:tr>
         <w:trPr>
-          <w:divId w:val="508327725"/>
+          <w:divId w:val="463699753"/>
         </w:trPr>
         <w:tc>
           <w:tcPr>
@@ -6606,7 +6815,7 @@
       </w:tr>
       <w:tr>
         <w:trPr>
-          <w:divId w:val="508327725"/>
+          <w:divId w:val="463699753"/>
         </w:trPr>
         <w:tc>
           <w:tcPr>
@@ -6835,7 +7044,7 @@
       </w:tr>
       <w:tr>
         <w:trPr>
-          <w:divId w:val="508327725"/>
+          <w:divId w:val="463699753"/>
         </w:trPr>
         <w:tc>
           <w:tcPr>
@@ -7016,7 +7225,7 @@
       </w:tr>
       <w:tr>
         <w:trPr>
-          <w:divId w:val="508327725"/>
+          <w:divId w:val="463699753"/>
         </w:trPr>
         <w:tc>
           <w:tcPr>
@@ -7190,6 +7399,13 @@
                 <w:szCs w:val="19"/>
               </w:rPr>
               <w:br/>
+            </w:r>
+            <w:r>
+              <w:rPr>
+                <w:rFonts w:eastAsia="Times New Roman"/>
+                <w:sz w:val="19"/>
+                <w:szCs w:val="19"/>
+              </w:rPr>
               <w:t>Besluit 47p; weigert interne bewerkingslogs van ambtenaren.</w:t>
             </w:r>
           </w:p>
@@ -7197,7 +7413,7 @@
       </w:tr>
       <w:tr>
         <w:trPr>
-          <w:divId w:val="508327725"/>
+          <w:divId w:val="463699753"/>
         </w:trPr>
         <w:tc>
           <w:tcPr>
@@ -7378,7 +7594,7 @@
       </w:tr>
       <w:tr>
         <w:trPr>
-          <w:divId w:val="508327725"/>
+          <w:divId w:val="463699753"/>
         </w:trPr>
         <w:tc>
           <w:tcPr>
@@ -7573,7 +7789,7 @@
       </w:tr>
       <w:tr>
         <w:trPr>
-          <w:divId w:val="508327725"/>
+          <w:divId w:val="463699753"/>
         </w:trPr>
         <w:tc>
           <w:tcPr>
@@ -7770,7 +7986,7 @@
     <w:p>
       <w:pPr>
         <w:pStyle w:val="Kop4"/>
-        <w:divId w:val="508327725"/>
+        <w:divId w:val="463699753"/>
         <w:rPr>
           <w:rFonts w:eastAsia="Times New Roman"/>
           <w:lang w:val="nl-NL"/>
@@ -7787,7 +8003,7 @@
     <w:p>
       <w:pPr>
         <w:pStyle w:val="Normaalweb"/>
-        <w:divId w:val="508327725"/>
+        <w:divId w:val="463699753"/>
         <w:rPr>
           <w:lang w:val="nl-NL"/>
         </w:rPr>
@@ -7854,7 +8070,7 @@
     <w:p>
       <w:pPr>
         <w:pStyle w:val="Normaalweb"/>
-        <w:divId w:val="508327725"/>
+        <w:divId w:val="463699753"/>
         <w:rPr>
           <w:lang w:val="nl-NL"/>
         </w:rPr>
@@ -7875,7 +8091,7 @@
     <w:p>
       <w:pPr>
         <w:pStyle w:val="Normaalweb"/>
-        <w:divId w:val="508327725"/>
+        <w:divId w:val="463699753"/>
         <w:rPr>
           <w:lang w:val="nl-NL"/>
         </w:rPr>
@@ -7891,7 +8107,13 @@
         <w:rPr>
           <w:lang w:val="nl-NL"/>
         </w:rPr>
-        <w:t xml:space="preserve"> Terwijl vijftien van de zestien aangeschreven instanties hun kaarten inmiddels noodgedwongen op tafel hebben gelegd — waarbij het UWV zijn eigen cliffhanger van 11 november vervroegd liet ontploffen met de formele bekentenis dat er nul gegevens met externe partijen zijn gedeeld en dat er geen loggegevens aanwezig zijn — spitsen de laatste uitvluchten zich toe op de twee fiscale bastions die de deur nog altijd krampachtig gesloten houden:</w:t>
+        <w:t xml:space="preserve"> </w:t>
+      </w:r>
+      <w:r>
+        <w:rPr>
+          <w:lang w:val="nl-NL"/>
+        </w:rPr>
+        <w:t>Terwijl vijftien van de zestien aangeschreven instanties hun kaarten inmiddels noodgedwongen op tafel hebben gelegd — waarbij het UWV zijn eigen cliffhanger van 11 november vervroegd liet ontploffen met de formele bekentenis dat er nul gegevens met externe partijen zijn gedeeld en dat er geen loggegevens aanwezig zijn — spitsen de laatste uitvluchten zich toe op de twee fiscale bastions die de deur nog altijd krampachtig gesloten houden:</w:t>
       </w:r>
     </w:p>
     <w:p>
@@ -7901,7 +8123,7 @@
           <w:numId w:val="2"/>
         </w:numPr>
         <w:spacing w:before="100" w:beforeAutospacing="1" w:after="100" w:afterAutospacing="1"/>
-        <w:divId w:val="508327725"/>
+        <w:divId w:val="463699753"/>
         <w:rPr>
           <w:rFonts w:eastAsia="Times New Roman"/>
           <w:lang w:val="nl-NL"/>
@@ -7959,7 +8181,7 @@
           <w:numId w:val="2"/>
         </w:numPr>
         <w:spacing w:before="100" w:beforeAutospacing="1" w:after="100" w:afterAutospacing="1"/>
-        <w:divId w:val="508327725"/>
+        <w:divId w:val="463699753"/>
         <w:rPr>
           <w:rFonts w:eastAsia="Times New Roman"/>
           <w:lang w:val="nl-NL"/>
@@ -7991,7 +8213,7 @@
     <w:p>
       <w:pPr>
         <w:pStyle w:val="Normaalweb"/>
-        <w:divId w:val="508327725"/>
+        <w:divId w:val="463699753"/>
         <w:rPr>
           <w:lang w:val="nl-NL"/>
         </w:rPr>
@@ -8012,7 +8234,7 @@
     <w:p>
       <w:pPr>
         <w:pStyle w:val="Kop4"/>
-        <w:divId w:val="1833981608"/>
+        <w:divId w:val="490486258"/>
         <w:rPr>
           <w:rFonts w:eastAsia="Times New Roman"/>
           <w:lang w:val="nl-NL"/>
@@ -8029,7 +8251,7 @@
     <w:p>
       <w:pPr>
         <w:pStyle w:val="Normaalweb"/>
-        <w:divId w:val="1833981608"/>
+        <w:divId w:val="490486258"/>
         <w:rPr>
           <w:lang w:val="nl-NL"/>
         </w:rPr>
@@ -8078,7 +8300,7 @@
       </w:tblGrid>
       <w:tr>
         <w:trPr>
-          <w:divId w:val="1473476626"/>
+          <w:divId w:val="21441863"/>
         </w:trPr>
         <w:tc>
           <w:tcPr>
@@ -8165,7 +8387,7 @@
       </w:tr>
       <w:tr>
         <w:trPr>
-          <w:divId w:val="1473476626"/>
+          <w:divId w:val="21441863"/>
         </w:trPr>
         <w:tc>
           <w:tcPr>
@@ -8188,7 +8410,7 @@
           <w:p>
             <w:pPr>
               <w:spacing w:before="200" w:after="200"/>
-              <w:divId w:val="1916626233"/>
+              <w:divId w:val="2104303054"/>
               <w:rPr>
                 <w:rFonts w:eastAsia="Times New Roman"/>
                 <w:b/>
@@ -8215,7 +8437,7 @@
           <w:p>
             <w:pPr>
               <w:spacing w:before="200" w:after="200"/>
-              <w:divId w:val="1886216737"/>
+              <w:divId w:val="1915121272"/>
               <w:rPr>
                 <w:rFonts w:eastAsia="Times New Roman"/>
                 <w:color w:val="222222"/>
@@ -8237,7 +8459,7 @@
       </w:tr>
       <w:tr>
         <w:trPr>
-          <w:divId w:val="1473476626"/>
+          <w:divId w:val="21441863"/>
         </w:trPr>
         <w:tc>
           <w:tcPr>
@@ -8260,7 +8482,7 @@
           <w:p>
             <w:pPr>
               <w:spacing w:before="200" w:after="200"/>
-              <w:divId w:val="913394683"/>
+              <w:divId w:val="695231354"/>
               <w:rPr>
                 <w:rFonts w:eastAsia="Times New Roman"/>
                 <w:b/>
@@ -8287,7 +8509,7 @@
           <w:p>
             <w:pPr>
               <w:spacing w:before="200" w:after="200"/>
-              <w:divId w:val="109783135"/>
+              <w:divId w:val="1901400251"/>
               <w:rPr>
                 <w:rFonts w:eastAsia="Times New Roman"/>
                 <w:color w:val="222222"/>
@@ -8309,7 +8531,7 @@
       </w:tr>
       <w:tr>
         <w:trPr>
-          <w:divId w:val="1473476626"/>
+          <w:divId w:val="21441863"/>
         </w:trPr>
         <w:tc>
           <w:tcPr>
@@ -8332,7 +8554,7 @@
           <w:p>
             <w:pPr>
               <w:spacing w:before="200" w:after="200"/>
-              <w:divId w:val="1410343548"/>
+              <w:divId w:val="1809779640"/>
               <w:rPr>
                 <w:rFonts w:eastAsia="Times New Roman"/>
                 <w:b/>
@@ -8359,7 +8581,7 @@
           <w:p>
             <w:pPr>
               <w:spacing w:before="200" w:after="200"/>
-              <w:divId w:val="240482916"/>
+              <w:divId w:val="400256354"/>
               <w:rPr>
                 <w:rFonts w:eastAsia="Times New Roman"/>
                 <w:color w:val="222222"/>
@@ -8381,7 +8603,7 @@
       </w:tr>
       <w:tr>
         <w:trPr>
-          <w:divId w:val="1473476626"/>
+          <w:divId w:val="21441863"/>
         </w:trPr>
         <w:tc>
           <w:tcPr>
@@ -8442,7 +8664,7 @@
     </w:tbl>
     <w:p>
       <w:pPr>
-        <w:divId w:val="1473476626"/>
+        <w:divId w:val="21441863"/>
         <w:rPr>
           <w:rFonts w:eastAsia="Times New Roman"/>
           <w:vanish/>
@@ -8472,7 +8694,7 @@
       </w:tblGrid>
       <w:tr>
         <w:trPr>
-          <w:divId w:val="1473476626"/>
+          <w:divId w:val="21441863"/>
         </w:trPr>
         <w:tc>
           <w:tcPr>
@@ -8559,7 +8781,7 @@
       </w:tr>
       <w:tr>
         <w:trPr>
-          <w:divId w:val="1473476626"/>
+          <w:divId w:val="21441863"/>
         </w:trPr>
         <w:tc>
           <w:tcPr>
@@ -8582,7 +8804,7 @@
           <w:p>
             <w:pPr>
               <w:spacing w:before="200" w:after="200"/>
-              <w:divId w:val="1720863904"/>
+              <w:divId w:val="608313720"/>
               <w:rPr>
                 <w:rFonts w:eastAsia="Times New Roman"/>
                 <w:b/>
@@ -8609,7 +8831,7 @@
           <w:p>
             <w:pPr>
               <w:spacing w:before="200" w:after="200"/>
-              <w:divId w:val="1053501467"/>
+              <w:divId w:val="487091320"/>
               <w:rPr>
                 <w:rFonts w:eastAsia="Times New Roman"/>
                 <w:color w:val="222222"/>
@@ -8631,7 +8853,7 @@
       </w:tr>
       <w:tr>
         <w:trPr>
-          <w:divId w:val="1473476626"/>
+          <w:divId w:val="21441863"/>
         </w:trPr>
         <w:tc>
           <w:tcPr>
@@ -8654,7 +8876,7 @@
           <w:p>
             <w:pPr>
               <w:spacing w:before="200" w:after="200"/>
-              <w:divId w:val="345060869"/>
+              <w:divId w:val="1758600175"/>
               <w:rPr>
                 <w:rFonts w:eastAsia="Times New Roman"/>
                 <w:b/>
@@ -8681,7 +8903,7 @@
           <w:p>
             <w:pPr>
               <w:spacing w:before="200" w:after="200"/>
-              <w:divId w:val="1715305198"/>
+              <w:divId w:val="654115060"/>
               <w:rPr>
                 <w:rFonts w:eastAsia="Times New Roman"/>
                 <w:color w:val="222222"/>
@@ -8703,7 +8925,7 @@
       </w:tr>
       <w:tr>
         <w:trPr>
-          <w:divId w:val="1473476626"/>
+          <w:divId w:val="21441863"/>
         </w:trPr>
         <w:tc>
           <w:tcPr>
@@ -8726,7 +8948,7 @@
           <w:p>
             <w:pPr>
               <w:spacing w:before="200" w:after="200"/>
-              <w:divId w:val="444421159"/>
+              <w:divId w:val="707730034"/>
               <w:rPr>
                 <w:rFonts w:eastAsia="Times New Roman"/>
                 <w:b/>
@@ -8753,7 +8975,7 @@
           <w:p>
             <w:pPr>
               <w:spacing w:before="200" w:after="200"/>
-              <w:divId w:val="1922060229"/>
+              <w:divId w:val="390353531"/>
               <w:rPr>
                 <w:rFonts w:eastAsia="Times New Roman"/>
                 <w:color w:val="222222"/>
@@ -8775,7 +8997,7 @@
       </w:tr>
       <w:tr>
         <w:trPr>
-          <w:divId w:val="1473476626"/>
+          <w:divId w:val="21441863"/>
         </w:trPr>
         <w:tc>
           <w:tcPr>
@@ -8836,7 +9058,7 @@
     </w:tbl>
     <w:p>
       <w:pPr>
-        <w:divId w:val="1473476626"/>
+        <w:divId w:val="21441863"/>
         <w:rPr>
           <w:rFonts w:eastAsia="Times New Roman"/>
           <w:vanish/>
@@ -8866,7 +9088,7 @@
       </w:tblGrid>
       <w:tr>
         <w:trPr>
-          <w:divId w:val="1473476626"/>
+          <w:divId w:val="21441863"/>
         </w:trPr>
         <w:tc>
           <w:tcPr>
@@ -8953,7 +9175,7 @@
       </w:tr>
       <w:tr>
         <w:trPr>
-          <w:divId w:val="1473476626"/>
+          <w:divId w:val="21441863"/>
         </w:trPr>
         <w:tc>
           <w:tcPr>
@@ -8976,7 +9198,7 @@
           <w:p>
             <w:pPr>
               <w:spacing w:before="200" w:after="200"/>
-              <w:divId w:val="1840340925"/>
+              <w:divId w:val="110787103"/>
               <w:rPr>
                 <w:rFonts w:eastAsia="Times New Roman"/>
                 <w:b/>
@@ -9003,7 +9225,7 @@
           <w:p>
             <w:pPr>
               <w:spacing w:before="200" w:after="200"/>
-              <w:divId w:val="137918426"/>
+              <w:divId w:val="456682930"/>
               <w:rPr>
                 <w:rFonts w:eastAsia="Times New Roman"/>
                 <w:color w:val="222222"/>
@@ -9025,7 +9247,7 @@
       </w:tr>
       <w:tr>
         <w:trPr>
-          <w:divId w:val="1473476626"/>
+          <w:divId w:val="21441863"/>
         </w:trPr>
         <w:tc>
           <w:tcPr>
@@ -9048,7 +9270,7 @@
           <w:p>
             <w:pPr>
               <w:spacing w:before="200" w:after="200"/>
-              <w:divId w:val="234974295"/>
+              <w:divId w:val="2063747035"/>
               <w:rPr>
                 <w:rFonts w:eastAsia="Times New Roman"/>
                 <w:b/>
@@ -9075,7 +9297,7 @@
           <w:p>
             <w:pPr>
               <w:spacing w:before="200" w:after="200"/>
-              <w:divId w:val="2442436"/>
+              <w:divId w:val="678969537"/>
               <w:rPr>
                 <w:rFonts w:eastAsia="Times New Roman"/>
                 <w:color w:val="222222"/>
@@ -9097,7 +9319,7 @@
       </w:tr>
       <w:tr>
         <w:trPr>
-          <w:divId w:val="1473476626"/>
+          <w:divId w:val="21441863"/>
         </w:trPr>
         <w:tc>
           <w:tcPr>
@@ -9120,7 +9342,7 @@
           <w:p>
             <w:pPr>
               <w:spacing w:before="200" w:after="200"/>
-              <w:divId w:val="1018968478"/>
+              <w:divId w:val="895360567"/>
               <w:rPr>
                 <w:rFonts w:eastAsia="Times New Roman"/>
                 <w:b/>
@@ -9147,7 +9369,7 @@
           <w:p>
             <w:pPr>
               <w:spacing w:before="200" w:after="200"/>
-              <w:divId w:val="1980842835"/>
+              <w:divId w:val="746805133"/>
               <w:rPr>
                 <w:rFonts w:eastAsia="Times New Roman"/>
                 <w:color w:val="222222"/>
@@ -9169,7 +9391,7 @@
       </w:tr>
       <w:tr>
         <w:trPr>
-          <w:divId w:val="1473476626"/>
+          <w:divId w:val="21441863"/>
         </w:trPr>
         <w:tc>
           <w:tcPr>
@@ -9230,7 +9452,7 @@
     </w:tbl>
     <w:p>
       <w:pPr>
-        <w:divId w:val="1473476626"/>
+        <w:divId w:val="21441863"/>
         <w:rPr>
           <w:rFonts w:eastAsia="Times New Roman"/>
           <w:vanish/>
@@ -9260,7 +9482,7 @@
       </w:tblGrid>
       <w:tr>
         <w:trPr>
-          <w:divId w:val="1473476626"/>
+          <w:divId w:val="21441863"/>
         </w:trPr>
         <w:tc>
           <w:tcPr>
@@ -9347,7 +9569,7 @@
       </w:tr>
       <w:tr>
         <w:trPr>
-          <w:divId w:val="1473476626"/>
+          <w:divId w:val="21441863"/>
         </w:trPr>
         <w:tc>
           <w:tcPr>
@@ -9370,7 +9592,7 @@
           <w:p>
             <w:pPr>
               <w:spacing w:before="200" w:after="200"/>
-              <w:divId w:val="353961268"/>
+              <w:divId w:val="310670085"/>
               <w:rPr>
                 <w:rFonts w:eastAsia="Times New Roman"/>
                 <w:b/>
@@ -9397,7 +9619,7 @@
           <w:p>
             <w:pPr>
               <w:spacing w:before="200" w:after="200"/>
-              <w:divId w:val="493372472"/>
+              <w:divId w:val="892930958"/>
               <w:rPr>
                 <w:rFonts w:eastAsia="Times New Roman"/>
                 <w:color w:val="222222"/>
@@ -9419,7 +9641,7 @@
       </w:tr>
       <w:tr>
         <w:trPr>
-          <w:divId w:val="1473476626"/>
+          <w:divId w:val="21441863"/>
         </w:trPr>
         <w:tc>
           <w:tcPr>
@@ -9442,7 +9664,7 @@
           <w:p>
             <w:pPr>
               <w:spacing w:before="200" w:after="200"/>
-              <w:divId w:val="1008287748"/>
+              <w:divId w:val="1332685839"/>
               <w:rPr>
                 <w:rFonts w:eastAsia="Times New Roman"/>
                 <w:b/>
@@ -9469,7 +9691,7 @@
           <w:p>
             <w:pPr>
               <w:spacing w:before="200" w:after="200"/>
-              <w:divId w:val="1910067169"/>
+              <w:divId w:val="1252204675"/>
               <w:rPr>
                 <w:rFonts w:eastAsia="Times New Roman"/>
                 <w:color w:val="222222"/>
@@ -9491,7 +9713,7 @@
       </w:tr>
       <w:tr>
         <w:trPr>
-          <w:divId w:val="1473476626"/>
+          <w:divId w:val="21441863"/>
         </w:trPr>
         <w:tc>
           <w:tcPr>
@@ -9514,7 +9736,7 @@
           <w:p>
             <w:pPr>
               <w:spacing w:before="200" w:after="200"/>
-              <w:divId w:val="396442787"/>
+              <w:divId w:val="1164934836"/>
               <w:rPr>
                 <w:rFonts w:eastAsia="Times New Roman"/>
                 <w:b/>
@@ -9541,7 +9763,7 @@
           <w:p>
             <w:pPr>
               <w:spacing w:before="200" w:after="200"/>
-              <w:divId w:val="1270972226"/>
+              <w:divId w:val="1968854932"/>
               <w:rPr>
                 <w:rFonts w:eastAsia="Times New Roman"/>
                 <w:color w:val="222222"/>
@@ -9563,7 +9785,7 @@
       </w:tr>
       <w:tr>
         <w:trPr>
-          <w:divId w:val="1473476626"/>
+          <w:divId w:val="21441863"/>
         </w:trPr>
         <w:tc>
           <w:tcPr>
@@ -9624,7 +9846,7 @@
     </w:tbl>
     <w:p>
       <w:pPr>
-        <w:divId w:val="1473476626"/>
+        <w:divId w:val="21441863"/>
         <w:rPr>
           <w:rFonts w:eastAsia="Times New Roman"/>
           <w:vanish/>
@@ -9654,7 +9876,7 @@
       </w:tblGrid>
       <w:tr>
         <w:trPr>
-          <w:divId w:val="1473476626"/>
+          <w:divId w:val="21441863"/>
         </w:trPr>
         <w:tc>
           <w:tcPr>
@@ -9741,7 +9963,7 @@
       </w:tr>
       <w:tr>
         <w:trPr>
-          <w:divId w:val="1473476626"/>
+          <w:divId w:val="21441863"/>
         </w:trPr>
         <w:tc>
           <w:tcPr>
@@ -9764,7 +9986,7 @@
           <w:p>
             <w:pPr>
               <w:spacing w:before="200" w:after="200"/>
-              <w:divId w:val="143013392"/>
+              <w:divId w:val="1376393511"/>
               <w:rPr>
                 <w:rFonts w:eastAsia="Times New Roman"/>
                 <w:b/>
@@ -9791,7 +10013,7 @@
           <w:p>
             <w:pPr>
               <w:spacing w:before="200" w:after="200"/>
-              <w:divId w:val="457458401"/>
+              <w:divId w:val="1875119184"/>
               <w:rPr>
                 <w:rFonts w:eastAsia="Times New Roman"/>
                 <w:color w:val="222222"/>
@@ -9813,7 +10035,7 @@
       </w:tr>
       <w:tr>
         <w:trPr>
-          <w:divId w:val="1473476626"/>
+          <w:divId w:val="21441863"/>
         </w:trPr>
         <w:tc>
           <w:tcPr>
@@ -9836,7 +10058,7 @@
           <w:p>
             <w:pPr>
               <w:spacing w:before="200" w:after="200"/>
-              <w:divId w:val="1416514001"/>
+              <w:divId w:val="1710841830"/>
               <w:rPr>
                 <w:rFonts w:eastAsia="Times New Roman"/>
                 <w:b/>
@@ -9863,7 +10085,7 @@
           <w:p>
             <w:pPr>
               <w:spacing w:before="200" w:after="200"/>
-              <w:divId w:val="1886595719"/>
+              <w:divId w:val="641732201"/>
               <w:rPr>
                 <w:rFonts w:eastAsia="Times New Roman"/>
                 <w:color w:val="222222"/>
@@ -9885,7 +10107,7 @@
       </w:tr>
       <w:tr>
         <w:trPr>
-          <w:divId w:val="1473476626"/>
+          <w:divId w:val="21441863"/>
         </w:trPr>
         <w:tc>
           <w:tcPr>
@@ -9908,7 +10130,7 @@
           <w:p>
             <w:pPr>
               <w:spacing w:before="200" w:after="200"/>
-              <w:divId w:val="482040995"/>
+              <w:divId w:val="1839690053"/>
               <w:rPr>
                 <w:rFonts w:eastAsia="Times New Roman"/>
                 <w:b/>
@@ -9935,7 +10157,7 @@
           <w:p>
             <w:pPr>
               <w:spacing w:before="200" w:after="200"/>
-              <w:divId w:val="2048488827"/>
+              <w:divId w:val="285812569"/>
               <w:rPr>
                 <w:rFonts w:eastAsia="Times New Roman"/>
                 <w:color w:val="222222"/>
@@ -9957,7 +10179,7 @@
       </w:tr>
       <w:tr>
         <w:trPr>
-          <w:divId w:val="1473476626"/>
+          <w:divId w:val="21441863"/>
         </w:trPr>
         <w:tc>
           <w:tcPr>
@@ -10020,7 +10242,7 @@
       <w:pPr>
         <w:pStyle w:val="marker"/>
         <w:ind w:left="800" w:right="800"/>
-        <w:divId w:val="508327725"/>
+        <w:divId w:val="463699753"/>
         <w:rPr>
           <w:lang w:val="nl-NL"/>
         </w:rPr>
@@ -10032,13 +10254,13 @@
     <w:p>
       <w:pPr>
         <w:pStyle w:val="Kop2"/>
-        <w:divId w:val="508327725"/>
+        <w:divId w:val="463699753"/>
         <w:rPr>
           <w:rFonts w:eastAsia="Times New Roman"/>
           <w:lang w:val="nl-NL"/>
         </w:rPr>
       </w:pPr>
-      <w:bookmarkStart w:id="14" w:name="_Toc244298050"/>
+      <w:bookmarkStart w:id="14" w:name="_Toc244322370"/>
       <w:r>
         <w:rPr>
           <w:rFonts w:eastAsia="Times New Roman"/>
@@ -10051,7 +10273,7 @@
     <w:p>
       <w:pPr>
         <w:pStyle w:val="Normaalweb"/>
-        <w:divId w:val="508327725"/>
+        <w:divId w:val="463699753"/>
         <w:rPr>
           <w:lang w:val="nl-NL"/>
         </w:rPr>
@@ -10066,7 +10288,7 @@
     <w:p>
       <w:pPr>
         <w:pStyle w:val="Normaalweb"/>
-        <w:divId w:val="508327725"/>
+        <w:divId w:val="463699753"/>
         <w:rPr>
           <w:lang w:val="nl-NL"/>
         </w:rPr>
@@ -10081,7 +10303,7 @@
     <w:p>
       <w:pPr>
         <w:pStyle w:val="Normaalweb"/>
-        <w:divId w:val="508327725"/>
+        <w:divId w:val="463699753"/>
         <w:rPr>
           <w:lang w:val="nl-NL"/>
         </w:rPr>
@@ -10096,7 +10318,7 @@
     <w:p>
       <w:pPr>
         <w:pStyle w:val="Normaalweb"/>
-        <w:divId w:val="508327725"/>
+        <w:divId w:val="463699753"/>
         <w:rPr>
           <w:lang w:val="nl-NL"/>
         </w:rPr>
@@ -10111,7 +10333,7 @@
     <w:p>
       <w:pPr>
         <w:pStyle w:val="Normaalweb"/>
-        <w:divId w:val="508327725"/>
+        <w:divId w:val="463699753"/>
         <w:rPr>
           <w:lang w:val="nl-NL"/>
         </w:rPr>
@@ -10126,7 +10348,7 @@
     <w:p>
       <w:pPr>
         <w:pStyle w:val="Normaalweb"/>
-        <w:divId w:val="508327725"/>
+        <w:divId w:val="463699753"/>
         <w:rPr>
           <w:lang w:val="nl-NL"/>
         </w:rPr>
@@ -10281,7 +10503,7 @@
         <w:color w:val="808080"/>
         <w:sz w:val="18"/>
       </w:rPr>
-      <w:t>3</w:t>
+      <w:t>4</w:t>
     </w:r>
     <w:r>
       <w:rPr>
@@ -10373,7 +10595,7 @@
         <w:sz w:val="18"/>
       </w:rPr>
       <w:tab/>
-      <w:t>Laatst gewijzigd: 31 oktober 2026, 00:09</w:t>
+      <w:t>Laatst gewijzigd: 31 oktober 2026, 06:55</w:t>
     </w:r>
   </w:p>
 </w:hdr>
@@ -10392,9 +10614,9 @@
 <file path=word/numbering.xml><?xml version="1.0" encoding="utf-8"?>
 <w:numbering xmlns:wpc="http://schemas.microsoft.com/office/word/2010/wordprocessingCanvas" xmlns:cx="http://schemas.microsoft.com/office/drawing/2014/chartex" xmlns:cx1="http://schemas.microsoft.com/office/drawing/2015/9/8/chartex" xmlns:cx2="http://schemas.microsoft.com/office/drawing/2015/10/21/chartex" xmlns:cx3="http://schemas.microsoft.com/office/drawing/2016/5/9/chartex" xmlns:cx4="http://schemas.microsoft.com/office/drawing/2016/5/10/chartex" xmlns:cx5="http://schemas.microsoft.com/office/drawing/2016/5/11/chartex" xmlns:cx6="http://schemas.microsoft.com/office/drawing/2016/5/12/chartex" xmlns:cx7="http://schemas.microsoft.com/office/drawing/2016/5/13/chartex" xmlns:cx8="http://schemas.microsoft.com/office/drawing/2016/5/14/chartex" xmlns:mc="http://schemas.openxmlformats.org/markup-compatibility/2006" xmlns:aink="http://schemas.microsoft.com/office/drawing/2016/ink" xmlns:am3d="http://schemas.microsoft.com/office/drawing/2017/model3d" xmlns:o="urn:schemas-microsoft-com:office:office" xmlns:oel="http://schemas.microsoft.com/office/2019/extlst" xmlns:r="http://schemas.openxmlformats.org/officeDocument/2006/relationships" xmlns:m="http://schemas.openxmlformats.org/officeDocument/2006/math" xmlns:v="urn:schemas-microsoft-com:vml" xmlns:wp14="http://schemas.microsoft.com/office/word/2010/wordprocessingDrawing" xmlns:wp="http://schemas.openxmlformats.org/drawingml/2006/wordprocessingDrawing" xmlns:w10="urn:schemas-microsoft-com:office:word" xmlns:w="http://schemas.openxmlformats.org/wordprocessingml/2006/main" xmlns:w14="http://schemas.microsoft.com/office/word/2010/wordml" xmlns:w15="http://schemas.microsoft.com/office/word/2012/wordml" xmlns:w16cex="http://schemas.microsoft.com/office/word/2018/wordml/cex" xmlns:w16cid="http://schemas.microsoft.com/office/word/2016/wordml/cid" xmlns:w16="http://schemas.microsoft.com/office/word/2018/wordml" xmlns:w16sdtdh="http://schemas.microsoft.com/office/word/2020/wordml/sdtdatahash" xmlns:w16se="http://schemas.microsoft.com/office/word/2015/wordml/symex" xmlns:wpg="http://schemas.microsoft.com/office/word/2010/wordprocessingGroup" xmlns:wpi="http://schemas.microsoft.com/office/word/2010/wordprocessingInk" xmlns:wne="http://schemas.microsoft.com/office/word/2006/wordml" xmlns:wps="http://schemas.microsoft.com/office/word/2010/wordprocessingShape" mc:Ignorable="w14 w15 w16se w16cid w16 w16cex w16sdtdh wp14">
   <w:abstractNum w:abstractNumId="0" w15:restartNumberingAfterBreak="0">
-    <w:nsid w:val="4DB02CEA"/>
+    <w:nsid w:val="3CB249DF"/>
     <w:multiLevelType w:val="multilevel"/>
-    <w:tmpl w:val="AFCA8D82"/>
+    <w:tmpl w:val="8BB07666"/>
     <w:lvl w:ilvl="0">
       <w:start w:val="1"/>
       <w:numFmt w:val="bullet"/>
@@ -10541,9 +10763,9 @@
     </w:lvl>
   </w:abstractNum>
   <w:abstractNum w:abstractNumId="1" w15:restartNumberingAfterBreak="0">
-    <w:nsid w:val="7D7C62F2"/>
+    <w:nsid w:val="57774A55"/>
     <w:multiLevelType w:val="multilevel"/>
-    <w:tmpl w:val="49B636B0"/>
+    <w:tmpl w:val="A15013E4"/>
     <w:lvl w:ilvl="0">
       <w:start w:val="1"/>
       <w:numFmt w:val="bullet"/>
@@ -10689,10 +10911,10 @@
       </w:rPr>
     </w:lvl>
   </w:abstractNum>
-  <w:num w:numId="1" w16cid:durableId="762071449">
+  <w:num w:numId="1" w16cid:durableId="1277059895">
     <w:abstractNumId w:val="0"/>
   </w:num>
-  <w:num w:numId="2" w16cid:durableId="839778910">
+  <w:num w:numId="2" w16cid:durableId="702289256">
     <w:abstractNumId w:val="1"/>
   </w:num>
 </w:numbering>
@@ -11329,7 +11551,7 @@
     <w:name w:val="msonormal"/>
     <w:basedOn w:val="Standaard"/>
     <w:pPr>
-      <w:spacing w:after="160"/>
+      <w:spacing w:after="240"/>
     </w:pPr>
   </w:style>
   <w:style w:type="paragraph" w:styleId="Normaalweb">
@@ -11339,7 +11561,7 @@
     <w:semiHidden/>
     <w:unhideWhenUsed/>
     <w:pPr>
-      <w:spacing w:after="160"/>
+      <w:spacing w:after="240"/>
     </w:pPr>
   </w:style>
   <w:style w:type="paragraph" w:customStyle="1" w:styleId="marker">
@@ -12103,6 +12325,23 @@
       <w:spacing w:before="100" w:beforeAutospacing="1" w:after="100" w:afterAutospacing="1"/>
     </w:pPr>
   </w:style>
+  <w:style w:type="paragraph" w:customStyle="1" w:styleId="d0-branch-banner">
+    <w:name w:val="d0-branch-banner"/>
+    <w:basedOn w:val="Standaard"/>
+    <w:pPr>
+      <w:pBdr>
+        <w:left w:val="single" w:sz="18" w:space="7" w:color="0D7377"/>
+      </w:pBdr>
+      <w:spacing w:before="100" w:beforeAutospacing="1" w:after="40"/>
+    </w:pPr>
+    <w:rPr>
+      <w:b/>
+      <w:bCs/>
+      <w:color w:val="0D7377"/>
+      <w:sz w:val="17"/>
+      <w:szCs w:val="17"/>
+    </w:rPr>
+  </w:style>
   <w:style w:type="paragraph" w:customStyle="1" w:styleId="d0-fb-chip">
     <w:name w:val="d0-fb-chip"/>
     <w:basedOn w:val="Standaard"/>
@@ -12324,8 +12563,9 @@
       <w:b/>
       <w:bCs/>
       <w:caps/>
-      <w:sz w:val="12"/>
-      <w:szCs w:val="12"/>
+      <w:spacing w:val="-3"/>
+      <w:sz w:val="11"/>
+      <w:szCs w:val="11"/>
     </w:rPr>
   </w:style>
   <w:style w:type="paragraph" w:customStyle="1" w:styleId="d0-rc-chip">
@@ -12677,7 +12917,7 @@
     <w:name w:val="datum1"/>
     <w:basedOn w:val="Standaard"/>
     <w:pPr>
-      <w:spacing w:after="160"/>
+      <w:spacing w:after="240"/>
     </w:pPr>
     <w:rPr>
       <w:b/>
@@ -12689,7 +12929,7 @@
     <w:name w:val="datum2"/>
     <w:basedOn w:val="Standaard"/>
     <w:pPr>
-      <w:spacing w:after="160"/>
+      <w:spacing w:after="240"/>
     </w:pPr>
     <w:rPr>
       <w:b/>
@@ -12751,7 +12991,7 @@
     <w:name w:val="d0-fb-img1"/>
     <w:basedOn w:val="Standaard"/>
     <w:pPr>
-      <w:spacing w:after="160"/>
+      <w:spacing w:after="240"/>
     </w:pPr>
   </w:style>
   <w:style w:type="paragraph" w:customStyle="1" w:styleId="d0-eu-corner1">
@@ -12759,21 +12999,21 @@
     <w:basedOn w:val="Standaard"/>
     <w:pPr>
       <w:shd w:val="clear" w:color="auto" w:fill="003399"/>
-      <w:spacing w:after="160"/>
+      <w:spacing w:after="240"/>
     </w:pPr>
   </w:style>
   <w:style w:type="paragraph" w:customStyle="1" w:styleId="d0-eu-stars1">
     <w:name w:val="d0-eu-stars1"/>
     <w:basedOn w:val="Standaard"/>
     <w:pPr>
-      <w:spacing w:after="160"/>
+      <w:spacing w:after="240"/>
     </w:pPr>
   </w:style>
   <w:style w:type="paragraph" w:customStyle="1" w:styleId="d0-eu-code1">
     <w:name w:val="d0-eu-code1"/>
     <w:basedOn w:val="Standaard"/>
     <w:pPr>
-      <w:spacing w:after="160"/>
+      <w:spacing w:after="240"/>
     </w:pPr>
     <w:rPr>
       <w:b/>
@@ -12819,7 +13059,7 @@
     <w:name w:val="datum3"/>
     <w:basedOn w:val="Standaard"/>
     <w:pPr>
-      <w:spacing w:after="160"/>
+      <w:spacing w:after="240"/>
     </w:pPr>
     <w:rPr>
       <w:b/>
@@ -12831,7 +13071,7 @@
     <w:name w:val="datum4"/>
     <w:basedOn w:val="Standaard"/>
     <w:pPr>
-      <w:spacing w:after="160"/>
+      <w:spacing w:after="240"/>
     </w:pPr>
     <w:rPr>
       <w:b/>
@@ -12893,7 +13133,7 @@
     <w:name w:val="d0-fb-img2"/>
     <w:basedOn w:val="Standaard"/>
     <w:pPr>
-      <w:spacing w:after="160"/>
+      <w:spacing w:after="240"/>
     </w:pPr>
   </w:style>
   <w:style w:type="paragraph" w:customStyle="1" w:styleId="d0-eu-corner2">
@@ -12901,21 +13141,21 @@
     <w:basedOn w:val="Standaard"/>
     <w:pPr>
       <w:shd w:val="clear" w:color="auto" w:fill="003399"/>
-      <w:spacing w:after="160"/>
+      <w:spacing w:after="240"/>
     </w:pPr>
   </w:style>
   <w:style w:type="paragraph" w:customStyle="1" w:styleId="d0-eu-stars2">
     <w:name w:val="d0-eu-stars2"/>
     <w:basedOn w:val="Standaard"/>
     <w:pPr>
-      <w:spacing w:after="160"/>
+      <w:spacing w:after="240"/>
     </w:pPr>
   </w:style>
   <w:style w:type="paragraph" w:customStyle="1" w:styleId="d0-eu-code2">
     <w:name w:val="d0-eu-code2"/>
     <w:basedOn w:val="Standaard"/>
     <w:pPr>
-      <w:spacing w:after="160"/>
+      <w:spacing w:after="240"/>
     </w:pPr>
     <w:rPr>
       <w:b/>
@@ -13012,7 +13252,7 @@
     <w:link w:val="KoptekstChar"/>
     <w:uiPriority w:val="99"/>
     <w:unhideWhenUsed/>
-    <w:rsid w:val="003E7388"/>
+    <w:rsid w:val="0085627E"/>
     <w:pPr>
       <w:tabs>
         <w:tab w:val="center" w:pos="4536"/>
@@ -13025,7 +13265,7 @@
     <w:basedOn w:val="Standaardalinea-lettertype"/>
     <w:link w:val="Koptekst"/>
     <w:uiPriority w:val="99"/>
-    <w:rsid w:val="003E7388"/>
+    <w:rsid w:val="0085627E"/>
     <w:rPr>
       <w:rFonts w:eastAsiaTheme="minorEastAsia"/>
       <w:sz w:val="24"/>
@@ -13038,7 +13278,7 @@
     <w:link w:val="VoettekstChar"/>
     <w:uiPriority w:val="99"/>
     <w:unhideWhenUsed/>
-    <w:rsid w:val="003E7388"/>
+    <w:rsid w:val="0085627E"/>
     <w:pPr>
       <w:tabs>
         <w:tab w:val="center" w:pos="4536"/>
@@ -13051,7 +13291,7 @@
     <w:basedOn w:val="Standaardalinea-lettertype"/>
     <w:link w:val="Voettekst"/>
     <w:uiPriority w:val="99"/>
-    <w:rsid w:val="003E7388"/>
+    <w:rsid w:val="0085627E"/>
     <w:rPr>
       <w:rFonts w:eastAsiaTheme="minorEastAsia"/>
       <w:sz w:val="24"/>
@@ -13066,7 +13306,7 @@
     <w:uiPriority w:val="39"/>
     <w:semiHidden/>
     <w:unhideWhenUsed/>
-    <w:rsid w:val="003E7388"/>
+    <w:rsid w:val="0085627E"/>
     <w:pPr>
       <w:spacing w:after="30"/>
     </w:pPr>
@@ -13081,7 +13321,7 @@
     <w:autoRedefine/>
     <w:uiPriority w:val="39"/>
     <w:unhideWhenUsed/>
-    <w:rsid w:val="003E7388"/>
+    <w:rsid w:val="0085627E"/>
     <w:pPr>
       <w:spacing w:after="30"/>
       <w:ind w:left="220"/>
@@ -13097,7 +13337,7 @@
     <w:autoRedefine/>
     <w:uiPriority w:val="39"/>
     <w:unhideWhenUsed/>
-    <w:rsid w:val="003E7388"/>
+    <w:rsid w:val="0085627E"/>
     <w:pPr>
       <w:spacing w:after="30"/>
       <w:ind w:left="440"/>
